--- a/docs/ODD document MC-AB-SFC2.docx
+++ b/docs/ODD document MC-AB-SFC2.docx
@@ -377,21 +377,7 @@
         <w:rPr>
           <w:lang w:val="en-US"/>
         </w:rPr>
-        <w:t xml:space="preserve">AB-SFC model developed by </w:t>
-      </w:r>
-      <w:proofErr w:type="spellStart"/>
-      <w:r>
-        <w:rPr>
-          <w:lang w:val="en-US"/>
-        </w:rPr>
-        <w:t>Caiani</w:t>
-      </w:r>
-      <w:proofErr w:type="spellEnd"/>
-      <w:r>
-        <w:rPr>
-          <w:lang w:val="en-US"/>
-        </w:rPr>
-        <w:t xml:space="preserve"> et al.</w:t>
+        <w:t>AB-SFC model developed by Caiani et al.</w:t>
       </w:r>
       <w:r>
         <w:rPr>
@@ -1390,15 +1376,7 @@
         <w:t>Expliquer pour un agent a</w:t>
       </w:r>
       <w:r>
-        <w:t xml:space="preserve">ura un compte principal et des </w:t>
-      </w:r>
-      <w:proofErr w:type="spellStart"/>
-      <w:r>
-        <w:t>references</w:t>
-      </w:r>
-      <w:proofErr w:type="spellEnd"/>
-      <w:r>
-        <w:t xml:space="preserve"> a d’autres comptes</w:t>
+        <w:t>ura un compte principal et des references a d’autres comptes</w:t>
       </w:r>
     </w:p>
     <w:p>
@@ -1424,35 +1402,7 @@
         <w:rPr>
           <w:lang w:val="en-US"/>
         </w:rPr>
-        <w:t xml:space="preserve"> interpretation of the original model and is not intended to introduce additional economic structures or mechanism. This taxonomy was partly inspired by roles and stocks identified by </w:t>
-      </w:r>
-      <w:proofErr w:type="spellStart"/>
-      <w:r>
-        <w:rPr>
-          <w:lang w:val="en-US"/>
-        </w:rPr>
-        <w:t>Caiani</w:t>
-      </w:r>
-      <w:proofErr w:type="spellEnd"/>
-      <w:r>
-        <w:rPr>
-          <w:lang w:val="en-US"/>
-        </w:rPr>
-        <w:t xml:space="preserve"> and </w:t>
-      </w:r>
-      <w:proofErr w:type="spellStart"/>
-      <w:r>
-        <w:rPr>
-          <w:lang w:val="en-US"/>
-        </w:rPr>
-        <w:t>Caverzasi</w:t>
-      </w:r>
-      <w:proofErr w:type="spellEnd"/>
-      <w:r>
-        <w:rPr>
-          <w:lang w:val="en-US"/>
-        </w:rPr>
-        <w:t xml:space="preserve"> </w:t>
+        <w:t xml:space="preserve"> interpretation of the original model and is not intended to introduce additional economic structures or mechanism. This taxonomy was partly inspired by roles and stocks identified by Caiani and Caverzasi </w:t>
       </w:r>
       <w:r>
         <w:rPr>
@@ -1489,21 +1439,7 @@
         <w:rPr>
           <w:lang w:val="en-US"/>
         </w:rPr>
-        <w:t xml:space="preserve"> and </w:t>
-      </w:r>
-      <w:proofErr w:type="spellStart"/>
-      <w:r>
-        <w:rPr>
-          <w:lang w:val="en-US"/>
-        </w:rPr>
-        <w:t>Seppecher</w:t>
-      </w:r>
-      <w:proofErr w:type="spellEnd"/>
-      <w:r>
-        <w:rPr>
-          <w:lang w:val="en-US"/>
-        </w:rPr>
-        <w:t xml:space="preserve"> </w:t>
+        <w:t xml:space="preserve"> and Seppecher </w:t>
       </w:r>
       <w:r>
         <w:rPr>
@@ -2333,7 +2269,7 @@
                 <v:shape id="_x0000_i1025" type="#_x0000_t75" style="width:18pt;height:18.8pt" o:ole="">
                   <v:imagedata r:id="rId11" o:title=""/>
                 </v:shape>
-                <o:OLEObject Type="Embed" ProgID="Equation.DSMT4" ShapeID="_x0000_i1025" DrawAspect="Content" ObjectID="_1850365840" r:id="rId12"/>
+                <o:OLEObject Type="Embed" ProgID="Equation.DSMT4" ShapeID="_x0000_i1025" DrawAspect="Content" ObjectID="_1850449785" r:id="rId12"/>
               </w:object>
             </w:r>
           </w:p>
@@ -2353,11 +2289,9 @@
             <w:pPr>
               <w:pStyle w:val="Codevariable"/>
             </w:pPr>
-            <w:proofErr w:type="spellStart"/>
             <w:r>
               <w:t>equity_star</w:t>
             </w:r>
-            <w:proofErr w:type="spellEnd"/>
           </w:p>
         </w:tc>
         <w:tc>
@@ -2383,7 +2317,7 @@
                 <v:shape id="_x0000_i1026" type="#_x0000_t75" style="width:12.5pt;height:12.5pt" o:ole="">
                   <v:imagedata r:id="rId13" o:title=""/>
                 </v:shape>
-                <o:OLEObject Type="Embed" ProgID="Equation.DSMT4" ShapeID="_x0000_i1026" DrawAspect="Content" ObjectID="_1850365841" r:id="rId14"/>
+                <o:OLEObject Type="Embed" ProgID="Equation.DSMT4" ShapeID="_x0000_i1026" DrawAspect="Content" ObjectID="_1850449786" r:id="rId14"/>
               </w:object>
             </w:r>
           </w:p>
@@ -2453,7 +2387,7 @@
                 <v:shape id="_x0000_i1027" type="#_x0000_t75" style="width:18.8pt;height:18.8pt" o:ole="">
                   <v:imagedata r:id="rId15" o:title=""/>
                 </v:shape>
-                <o:OLEObject Type="Embed" ProgID="Equation.DSMT4" ShapeID="_x0000_i1027" DrawAspect="Content" ObjectID="_1850365842" r:id="rId16"/>
+                <o:OLEObject Type="Embed" ProgID="Equation.DSMT4" ShapeID="_x0000_i1027" DrawAspect="Content" ObjectID="_1850449787" r:id="rId16"/>
               </w:object>
             </w:r>
           </w:p>
@@ -2473,11 +2407,9 @@
             <w:pPr>
               <w:pStyle w:val="Codevariable"/>
             </w:pPr>
-            <w:proofErr w:type="spellStart"/>
             <w:r>
               <w:t>deposit_star</w:t>
             </w:r>
-            <w:proofErr w:type="spellEnd"/>
           </w:p>
         </w:tc>
         <w:tc>
@@ -2503,7 +2435,7 @@
                 <v:shape id="_x0000_i1028" type="#_x0000_t75" style="width:16.45pt;height:14.85pt" o:ole="">
                   <v:imagedata r:id="rId17" o:title=""/>
                 </v:shape>
-                <o:OLEObject Type="Embed" ProgID="Equation.DSMT4" ShapeID="_x0000_i1028" DrawAspect="Content" ObjectID="_1850365843" r:id="rId18"/>
+                <o:OLEObject Type="Embed" ProgID="Equation.DSMT4" ShapeID="_x0000_i1028" DrawAspect="Content" ObjectID="_1850449788" r:id="rId18"/>
               </w:object>
             </w:r>
           </w:p>
@@ -2573,7 +2505,7 @@
                 <v:shape id="_x0000_i1029" type="#_x0000_t75" style="width:18pt;height:18.8pt" o:ole="">
                   <v:imagedata r:id="rId19" o:title=""/>
                 </v:shape>
-                <o:OLEObject Type="Embed" ProgID="Equation.DSMT4" ShapeID="_x0000_i1029" DrawAspect="Content" ObjectID="_1850365844" r:id="rId20"/>
+                <o:OLEObject Type="Embed" ProgID="Equation.DSMT4" ShapeID="_x0000_i1029" DrawAspect="Content" ObjectID="_1850449789" r:id="rId20"/>
               </w:object>
             </w:r>
           </w:p>
@@ -2593,11 +2525,9 @@
             <w:pPr>
               <w:pStyle w:val="Codevariable"/>
             </w:pPr>
-            <w:proofErr w:type="spellStart"/>
             <w:r>
               <w:t>reservation_wage</w:t>
             </w:r>
-            <w:proofErr w:type="spellEnd"/>
           </w:p>
         </w:tc>
         <w:tc>
@@ -2623,7 +2553,7 @@
                 <v:shape id="_x0000_i1030" type="#_x0000_t75" style="width:16.45pt;height:14.85pt" o:ole="">
                   <v:imagedata r:id="rId21" o:title=""/>
                 </v:shape>
-                <o:OLEObject Type="Embed" ProgID="Equation.DSMT4" ShapeID="_x0000_i1030" DrawAspect="Content" ObjectID="_1850365845" r:id="rId22"/>
+                <o:OLEObject Type="Embed" ProgID="Equation.DSMT4" ShapeID="_x0000_i1030" DrawAspect="Content" ObjectID="_1850449790" r:id="rId22"/>
               </w:object>
             </w:r>
           </w:p>
@@ -2693,7 +2623,7 @@
                 <v:shape id="_x0000_i1031" type="#_x0000_t75" style="width:18pt;height:18.8pt" o:ole="">
                   <v:imagedata r:id="rId23" o:title=""/>
                 </v:shape>
-                <o:OLEObject Type="Embed" ProgID="Equation.DSMT4" ShapeID="_x0000_i1031" DrawAspect="Content" ObjectID="_1850365846" r:id="rId24"/>
+                <o:OLEObject Type="Embed" ProgID="Equation.DSMT4" ShapeID="_x0000_i1031" DrawAspect="Content" ObjectID="_1850449791" r:id="rId24"/>
               </w:object>
             </w:r>
           </w:p>
@@ -2713,11 +2643,9 @@
             <w:pPr>
               <w:pStyle w:val="Codevariable"/>
             </w:pPr>
-            <w:proofErr w:type="spellStart"/>
             <w:r>
               <w:t>cons_star</w:t>
             </w:r>
-            <w:proofErr w:type="spellEnd"/>
           </w:p>
         </w:tc>
         <w:tc>
@@ -2743,7 +2671,7 @@
                 <v:shape id="_x0000_i1032" type="#_x0000_t75" style="width:16.45pt;height:14.85pt" o:ole="">
                   <v:imagedata r:id="rId25" o:title=""/>
                 </v:shape>
-                <o:OLEObject Type="Embed" ProgID="Equation.DSMT4" ShapeID="_x0000_i1032" DrawAspect="Content" ObjectID="_1850365847" r:id="rId26"/>
+                <o:OLEObject Type="Embed" ProgID="Equation.DSMT4" ShapeID="_x0000_i1032" DrawAspect="Content" ObjectID="_1850449792" r:id="rId26"/>
               </w:object>
             </w:r>
           </w:p>
@@ -2822,7 +2750,7 @@
                 <v:shape id="_x0000_i1033" type="#_x0000_t75" style="width:15.65pt;height:18pt" o:ole="">
                   <v:imagedata r:id="rId27" o:title=""/>
                 </v:shape>
-                <o:OLEObject Type="Embed" ProgID="Equation.DSMT4" ShapeID="_x0000_i1033" DrawAspect="Content" ObjectID="_1850365848" r:id="rId28"/>
+                <o:OLEObject Type="Embed" ProgID="Equation.DSMT4" ShapeID="_x0000_i1033" DrawAspect="Content" ObjectID="_1850449793" r:id="rId28"/>
               </w:object>
             </w:r>
           </w:p>
@@ -2842,11 +2770,9 @@
             <w:pPr>
               <w:pStyle w:val="Codevariable"/>
             </w:pPr>
-            <w:proofErr w:type="spellStart"/>
             <w:r>
               <w:t>offered_wage</w:t>
             </w:r>
-            <w:proofErr w:type="spellEnd"/>
           </w:p>
         </w:tc>
         <w:tc>
@@ -2872,7 +2798,7 @@
                 <v:shape id="_x0000_i1034" type="#_x0000_t75" style="width:16.45pt;height:14.85pt" o:ole="">
                   <v:imagedata r:id="rId29" o:title=""/>
                 </v:shape>
-                <o:OLEObject Type="Embed" ProgID="Equation.DSMT4" ShapeID="_x0000_i1034" DrawAspect="Content" ObjectID="_1850365849" r:id="rId30"/>
+                <o:OLEObject Type="Embed" ProgID="Equation.DSMT4" ShapeID="_x0000_i1034" DrawAspect="Content" ObjectID="_1850449794" r:id="rId30"/>
               </w:object>
             </w:r>
           </w:p>
@@ -2942,7 +2868,7 @@
                 <v:shape id="_x0000_i1035" type="#_x0000_t75" style="width:15.65pt;height:18pt" o:ole="">
                   <v:imagedata r:id="rId31" o:title=""/>
                 </v:shape>
-                <o:OLEObject Type="Embed" ProgID="Equation.DSMT4" ShapeID="_x0000_i1035" DrawAspect="Content" ObjectID="_1850365850" r:id="rId32"/>
+                <o:OLEObject Type="Embed" ProgID="Equation.DSMT4" ShapeID="_x0000_i1035" DrawAspect="Content" ObjectID="_1850449795" r:id="rId32"/>
               </w:object>
             </w:r>
           </w:p>
@@ -2962,11 +2888,9 @@
             <w:pPr>
               <w:pStyle w:val="Codevariable"/>
             </w:pPr>
-            <w:proofErr w:type="spellStart"/>
             <w:r>
               <w:t>offered_price</w:t>
             </w:r>
-            <w:proofErr w:type="spellEnd"/>
           </w:p>
         </w:tc>
         <w:tc>
@@ -2992,7 +2916,7 @@
                 <v:shape id="_x0000_i1036" type="#_x0000_t75" style="width:16.45pt;height:14.85pt" o:ole="">
                   <v:imagedata r:id="rId33" o:title=""/>
                 </v:shape>
-                <o:OLEObject Type="Embed" ProgID="Equation.DSMT4" ShapeID="_x0000_i1036" DrawAspect="Content" ObjectID="_1850365851" r:id="rId34"/>
+                <o:OLEObject Type="Embed" ProgID="Equation.DSMT4" ShapeID="_x0000_i1036" DrawAspect="Content" ObjectID="_1850449796" r:id="rId34"/>
               </w:object>
             </w:r>
           </w:p>
@@ -3071,7 +2995,7 @@
                 <v:shape id="_x0000_i1037" type="#_x0000_t75" style="width:18.8pt;height:20.35pt" o:ole="">
                   <v:imagedata r:id="rId35" o:title=""/>
                 </v:shape>
-                <o:OLEObject Type="Embed" ProgID="Equation.DSMT4" ShapeID="_x0000_i1037" DrawAspect="Content" ObjectID="_1850365852" r:id="rId36"/>
+                <o:OLEObject Type="Embed" ProgID="Equation.DSMT4" ShapeID="_x0000_i1037" DrawAspect="Content" ObjectID="_1850449797" r:id="rId36"/>
               </w:object>
             </w:r>
           </w:p>
@@ -3091,11 +3015,9 @@
             <w:pPr>
               <w:pStyle w:val="Codevariable"/>
             </w:pPr>
-            <w:proofErr w:type="spellStart"/>
             <w:r>
               <w:t>credit_max</w:t>
             </w:r>
-            <w:proofErr w:type="spellEnd"/>
           </w:p>
         </w:tc>
         <w:tc>
@@ -3121,7 +3043,7 @@
                 <v:shape id="_x0000_i1038" type="#_x0000_t75" style="width:16.45pt;height:14.85pt" o:ole="">
                   <v:imagedata r:id="rId37" o:title=""/>
                 </v:shape>
-                <o:OLEObject Type="Embed" ProgID="Equation.DSMT4" ShapeID="_x0000_i1038" DrawAspect="Content" ObjectID="_1850365853" r:id="rId38"/>
+                <o:OLEObject Type="Embed" ProgID="Equation.DSMT4" ShapeID="_x0000_i1038" DrawAspect="Content" ObjectID="_1850449798" r:id="rId38"/>
               </w:object>
             </w:r>
           </w:p>
@@ -3191,7 +3113,7 @@
                 <v:shape id="_x0000_i1039" type="#_x0000_t75" style="width:14.1pt;height:20.35pt" o:ole="">
                   <v:imagedata r:id="rId39" o:title=""/>
                 </v:shape>
-                <o:OLEObject Type="Embed" ProgID="Equation.DSMT4" ShapeID="_x0000_i1039" DrawAspect="Content" ObjectID="_1850365854" r:id="rId40"/>
+                <o:OLEObject Type="Embed" ProgID="Equation.DSMT4" ShapeID="_x0000_i1039" DrawAspect="Content" ObjectID="_1850449799" r:id="rId40"/>
               </w:object>
             </w:r>
           </w:p>
@@ -3211,11 +3133,9 @@
             <w:pPr>
               <w:pStyle w:val="Codevariable"/>
             </w:pPr>
-            <w:proofErr w:type="spellStart"/>
             <w:r>
               <w:t>deposit_rate</w:t>
             </w:r>
-            <w:proofErr w:type="spellEnd"/>
           </w:p>
         </w:tc>
         <w:tc>
@@ -3241,7 +3161,7 @@
                 <v:shape id="_x0000_i1040" type="#_x0000_t75" style="width:16.45pt;height:14.85pt" o:ole="">
                   <v:imagedata r:id="rId41" o:title=""/>
                 </v:shape>
-                <o:OLEObject Type="Embed" ProgID="Equation.DSMT4" ShapeID="_x0000_i1040" DrawAspect="Content" ObjectID="_1850365855" r:id="rId42"/>
+                <o:OLEObject Type="Embed" ProgID="Equation.DSMT4" ShapeID="_x0000_i1040" DrawAspect="Content" ObjectID="_1850449800" r:id="rId42"/>
               </w:object>
             </w:r>
           </w:p>
@@ -3320,7 +3240,7 @@
                 <v:shape id="_x0000_i1041" type="#_x0000_t75" style="width:13.3pt;height:18pt" o:ole="">
                   <v:imagedata r:id="rId43" o:title=""/>
                 </v:shape>
-                <o:OLEObject Type="Embed" ProgID="Equation.DSMT4" ShapeID="_x0000_i1041" DrawAspect="Content" ObjectID="_1850365856" r:id="rId44"/>
+                <o:OLEObject Type="Embed" ProgID="Equation.DSMT4" ShapeID="_x0000_i1041" DrawAspect="Content" ObjectID="_1850449801" r:id="rId44"/>
               </w:object>
             </w:r>
           </w:p>
@@ -3340,11 +3260,9 @@
             <w:pPr>
               <w:pStyle w:val="Codevariable"/>
             </w:pPr>
-            <w:proofErr w:type="spellStart"/>
             <w:r>
               <w:t>discount_rate</w:t>
             </w:r>
-            <w:proofErr w:type="spellEnd"/>
           </w:p>
         </w:tc>
         <w:tc>
@@ -3370,7 +3288,7 @@
                 <v:shape id="_x0000_i1042" type="#_x0000_t75" style="width:16.45pt;height:14.85pt" o:ole="">
                   <v:imagedata r:id="rId37" o:title=""/>
                 </v:shape>
-                <o:OLEObject Type="Embed" ProgID="Equation.DSMT4" ShapeID="_x0000_i1042" DrawAspect="Content" ObjectID="_1850365857" r:id="rId45"/>
+                <o:OLEObject Type="Embed" ProgID="Equation.DSMT4" ShapeID="_x0000_i1042" DrawAspect="Content" ObjectID="_1850449802" r:id="rId45"/>
               </w:object>
             </w:r>
           </w:p>
@@ -3452,7 +3370,7 @@
                 <v:shape id="_x0000_i1043" type="#_x0000_t75" style="width:16.45pt;height:18pt" o:ole="">
                   <v:imagedata r:id="rId46" o:title=""/>
                 </v:shape>
-                <o:OLEObject Type="Embed" ProgID="Equation.DSMT4" ShapeID="_x0000_i1043" DrawAspect="Content" ObjectID="_1850365858" r:id="rId47"/>
+                <o:OLEObject Type="Embed" ProgID="Equation.DSMT4" ShapeID="_x0000_i1043" DrawAspect="Content" ObjectID="_1850449803" r:id="rId47"/>
               </w:object>
             </w:r>
           </w:p>
@@ -3500,7 +3418,7 @@
                 <v:shape id="_x0000_i1044" type="#_x0000_t75" style="width:16.45pt;height:14.85pt" o:ole="">
                   <v:imagedata r:id="rId41" o:title=""/>
                 </v:shape>
-                <o:OLEObject Type="Embed" ProgID="Equation.DSMT4" ShapeID="_x0000_i1044" DrawAspect="Content" ObjectID="_1850365859" r:id="rId48"/>
+                <o:OLEObject Type="Embed" ProgID="Equation.DSMT4" ShapeID="_x0000_i1044" DrawAspect="Content" ObjectID="_1850449804" r:id="rId48"/>
               </w:object>
             </w:r>
           </w:p>
@@ -3570,7 +3488,7 @@
                 <v:shape id="_x0000_i1045" type="#_x0000_t75" style="width:14.85pt;height:18pt" o:ole="">
                   <v:imagedata r:id="rId49" o:title=""/>
                 </v:shape>
-                <o:OLEObject Type="Embed" ProgID="Equation.DSMT4" ShapeID="_x0000_i1045" DrawAspect="Content" ObjectID="_1850365860" r:id="rId50"/>
+                <o:OLEObject Type="Embed" ProgID="Equation.DSMT4" ShapeID="_x0000_i1045" DrawAspect="Content" ObjectID="_1850449805" r:id="rId50"/>
               </w:object>
             </w:r>
           </w:p>
@@ -3590,11 +3508,9 @@
             <w:pPr>
               <w:pStyle w:val="Codevariable"/>
             </w:pPr>
-            <w:proofErr w:type="spellStart"/>
             <w:r>
               <w:t>tax_rate</w:t>
             </w:r>
-            <w:proofErr w:type="spellEnd"/>
           </w:p>
         </w:tc>
         <w:tc>
@@ -3620,7 +3536,7 @@
                 <v:shape id="_x0000_i1046" type="#_x0000_t75" style="width:16.45pt;height:14.85pt" o:ole="">
                   <v:imagedata r:id="rId41" o:title=""/>
                 </v:shape>
-                <o:OLEObject Type="Embed" ProgID="Equation.DSMT4" ShapeID="_x0000_i1046" DrawAspect="Content" ObjectID="_1850365861" r:id="rId51"/>
+                <o:OLEObject Type="Embed" ProgID="Equation.DSMT4" ShapeID="_x0000_i1046" DrawAspect="Content" ObjectID="_1850449806" r:id="rId51"/>
               </w:object>
             </w:r>
           </w:p>
@@ -3665,21 +3581,7 @@
           <w:lang w:val="en-US"/>
         </w:rPr>
         <w:lastRenderedPageBreak/>
-        <w:t xml:space="preserve">All agents </w:t>
-      </w:r>
-      <w:proofErr w:type="gramStart"/>
-      <w:r>
-        <w:rPr>
-          <w:lang w:val="en-US"/>
-        </w:rPr>
-        <w:t>has</w:t>
-      </w:r>
-      <w:proofErr w:type="gramEnd"/>
-      <w:r>
-        <w:rPr>
-          <w:lang w:val="en-US"/>
-        </w:rPr>
-        <w:t xml:space="preserve"> a country position</w:t>
+        <w:t>All agents has a country position</w:t>
       </w:r>
       <w:commentRangeEnd w:id="11"/>
       <w:r>
@@ -4080,17 +3982,8 @@
           <w:i/>
           <w:iCs/>
         </w:rPr>
-        <w:t xml:space="preserve">bond </w:t>
-      </w:r>
-      <w:proofErr w:type="gramStart"/>
-      <w:r>
-        <w:rPr>
-          <w:i/>
-          <w:iCs/>
-        </w:rPr>
-        <w:t>market</w:t>
-      </w:r>
-      <w:proofErr w:type="gramEnd"/>
+        <w:t>bond market</w:t>
+      </w:r>
       <w:r>
         <w:t>.</w:t>
       </w:r>
@@ -4380,7 +4273,7 @@
                 <v:shape id="_x0000_i1047" type="#_x0000_t75" style="width:11.75pt;height:18pt" o:ole="">
                   <v:imagedata r:id="rId52" o:title=""/>
                 </v:shape>
-                <o:OLEObject Type="Embed" ProgID="Equation.DSMT4" ShapeID="_x0000_i1047" DrawAspect="Content" ObjectID="_1850365862" r:id="rId53"/>
+                <o:OLEObject Type="Embed" ProgID="Equation.DSMT4" ShapeID="_x0000_i1047" DrawAspect="Content" ObjectID="_1850449807" r:id="rId53"/>
               </w:object>
             </w:r>
           </w:p>
@@ -4400,7 +4293,6 @@
             <w:pPr>
               <w:pStyle w:val="Codevariable"/>
             </w:pPr>
-            <w:proofErr w:type="spellStart"/>
             <w:r>
               <w:t>a</w:t>
             </w:r>
@@ -4419,7 +4311,6 @@
             <w:r>
               <w:t>_price</w:t>
             </w:r>
-            <w:proofErr w:type="spellEnd"/>
           </w:p>
         </w:tc>
         <w:tc>
@@ -4445,7 +4336,7 @@
                 <v:shape id="_x0000_i1048" type="#_x0000_t75" style="width:22.7pt;height:13.3pt" o:ole="">
                   <v:imagedata r:id="rId54" o:title=""/>
                 </v:shape>
-                <o:OLEObject Type="Embed" ProgID="Equation.DSMT4" ShapeID="_x0000_i1048" DrawAspect="Content" ObjectID="_1850365863" r:id="rId55"/>
+                <o:OLEObject Type="Embed" ProgID="Equation.DSMT4" ShapeID="_x0000_i1048" DrawAspect="Content" ObjectID="_1850449808" r:id="rId55"/>
               </w:object>
             </w:r>
           </w:p>
@@ -4516,7 +4407,7 @@
                 <v:shape id="_x0000_i1049" type="#_x0000_t75" style="width:15.65pt;height:18pt" o:ole="">
                   <v:imagedata r:id="rId56" o:title=""/>
                 </v:shape>
-                <o:OLEObject Type="Embed" ProgID="Equation.DSMT4" ShapeID="_x0000_i1049" DrawAspect="Content" ObjectID="_1850365864" r:id="rId57"/>
+                <o:OLEObject Type="Embed" ProgID="Equation.DSMT4" ShapeID="_x0000_i1049" DrawAspect="Content" ObjectID="_1850449809" r:id="rId57"/>
               </w:object>
             </w:r>
           </w:p>
@@ -4536,14 +4427,12 @@
             <w:pPr>
               <w:pStyle w:val="Codevariable"/>
             </w:pPr>
-            <w:proofErr w:type="spellStart"/>
             <w:r>
               <w:t>average</w:t>
             </w:r>
             <w:r>
               <w:t>_prod</w:t>
             </w:r>
-            <w:proofErr w:type="spellEnd"/>
           </w:p>
         </w:tc>
         <w:tc>
@@ -4569,7 +4458,7 @@
                 <v:shape id="_x0000_i1050" type="#_x0000_t75" style="width:22.7pt;height:13.3pt" o:ole="">
                   <v:imagedata r:id="rId54" o:title=""/>
                 </v:shape>
-                <o:OLEObject Type="Embed" ProgID="Equation.DSMT4" ShapeID="_x0000_i1050" DrawAspect="Content" ObjectID="_1850365865" r:id="rId58"/>
+                <o:OLEObject Type="Embed" ProgID="Equation.DSMT4" ShapeID="_x0000_i1050" DrawAspect="Content" ObjectID="_1850449810" r:id="rId58"/>
               </w:object>
             </w:r>
           </w:p>
@@ -4649,7 +4538,7 @@
                 <v:shape id="_x0000_i1051" type="#_x0000_t75" style="width:11.75pt;height:18pt" o:ole="">
                   <v:imagedata r:id="rId59" o:title=""/>
                 </v:shape>
-                <o:OLEObject Type="Embed" ProgID="Equation.DSMT4" ShapeID="_x0000_i1051" DrawAspect="Content" ObjectID="_1850365866" r:id="rId60"/>
+                <o:OLEObject Type="Embed" ProgID="Equation.DSMT4" ShapeID="_x0000_i1051" DrawAspect="Content" ObjectID="_1850449811" r:id="rId60"/>
               </w:object>
             </w:r>
           </w:p>
@@ -4669,11 +4558,9 @@
             <w:pPr>
               <w:pStyle w:val="Codevariable"/>
             </w:pPr>
-            <w:proofErr w:type="spellStart"/>
             <w:r>
               <w:t>unemploment</w:t>
             </w:r>
-            <w:proofErr w:type="spellEnd"/>
           </w:p>
         </w:tc>
         <w:tc>
@@ -4699,7 +4586,7 @@
                 <v:shape id="_x0000_i1052" type="#_x0000_t75" style="width:22.7pt;height:13.3pt" o:ole="">
                   <v:imagedata r:id="rId54" o:title=""/>
                 </v:shape>
-                <o:OLEObject Type="Embed" ProgID="Equation.DSMT4" ShapeID="_x0000_i1052" DrawAspect="Content" ObjectID="_1850365867" r:id="rId61"/>
+                <o:OLEObject Type="Embed" ProgID="Equation.DSMT4" ShapeID="_x0000_i1052" DrawAspect="Content" ObjectID="_1850449812" r:id="rId61"/>
               </w:object>
             </w:r>
           </w:p>
@@ -4770,7 +4657,7 @@
                 <v:shape id="_x0000_i1053" type="#_x0000_t75" style="width:14.1pt;height:18pt" o:ole="">
                   <v:imagedata r:id="rId62" o:title=""/>
                 </v:shape>
-                <o:OLEObject Type="Embed" ProgID="Equation.DSMT4" ShapeID="_x0000_i1053" DrawAspect="Content" ObjectID="_1850365868" r:id="rId63"/>
+                <o:OLEObject Type="Embed" ProgID="Equation.DSMT4" ShapeID="_x0000_i1053" DrawAspect="Content" ObjectID="_1850449813" r:id="rId63"/>
               </w:object>
             </w:r>
           </w:p>
@@ -4790,11 +4677,9 @@
             <w:pPr>
               <w:pStyle w:val="Codevariable"/>
             </w:pPr>
-            <w:proofErr w:type="spellStart"/>
             <w:r>
               <w:t>average_wage</w:t>
             </w:r>
-            <w:proofErr w:type="spellEnd"/>
           </w:p>
         </w:tc>
         <w:tc>
@@ -4820,7 +4705,7 @@
                 <v:shape id="_x0000_i1054" type="#_x0000_t75" style="width:22.7pt;height:13.3pt" o:ole="">
                   <v:imagedata r:id="rId54" o:title=""/>
                 </v:shape>
-                <o:OLEObject Type="Embed" ProgID="Equation.DSMT4" ShapeID="_x0000_i1054" DrawAspect="Content" ObjectID="_1850365869" r:id="rId64"/>
+                <o:OLEObject Type="Embed" ProgID="Equation.DSMT4" ShapeID="_x0000_i1054" DrawAspect="Content" ObjectID="_1850449814" r:id="rId64"/>
               </w:object>
             </w:r>
           </w:p>
@@ -4913,7 +4798,7 @@
                 <v:shape id="_x0000_i1055" type="#_x0000_t75" style="width:18.8pt;height:18pt" o:ole="">
                   <v:imagedata r:id="rId65" o:title=""/>
                 </v:shape>
-                <o:OLEObject Type="Embed" ProgID="Equation.DSMT4" ShapeID="_x0000_i1055" DrawAspect="Content" ObjectID="_1850365870" r:id="rId66"/>
+                <o:OLEObject Type="Embed" ProgID="Equation.DSMT4" ShapeID="_x0000_i1055" DrawAspect="Content" ObjectID="_1850449815" r:id="rId66"/>
               </w:object>
             </w:r>
           </w:p>
@@ -4961,7 +4846,7 @@
                 <v:shape id="_x0000_i1056" type="#_x0000_t75" style="width:16.45pt;height:11.75pt" o:ole="">
                   <v:imagedata r:id="rId67" o:title=""/>
                 </v:shape>
-                <o:OLEObject Type="Embed" ProgID="Equation.DSMT4" ShapeID="_x0000_i1056" DrawAspect="Content" ObjectID="_1850365871" r:id="rId68"/>
+                <o:OLEObject Type="Embed" ProgID="Equation.DSMT4" ShapeID="_x0000_i1056" DrawAspect="Content" ObjectID="_1850449816" r:id="rId68"/>
               </w:object>
             </w:r>
           </w:p>
@@ -5034,7 +4919,7 @@
                 <v:shape id="_x0000_i1057" type="#_x0000_t75" style="width:14.85pt;height:18pt" o:ole="">
                   <v:imagedata r:id="rId69" o:title=""/>
                 </v:shape>
-                <o:OLEObject Type="Embed" ProgID="Equation.DSMT4" ShapeID="_x0000_i1057" DrawAspect="Content" ObjectID="_1850365872" r:id="rId70"/>
+                <o:OLEObject Type="Embed" ProgID="Equation.DSMT4" ShapeID="_x0000_i1057" DrawAspect="Content" ObjectID="_1850449817" r:id="rId70"/>
               </w:object>
             </w:r>
           </w:p>
@@ -5054,11 +4939,9 @@
             <w:pPr>
               <w:pStyle w:val="Codevariable"/>
             </w:pPr>
-            <w:proofErr w:type="spellStart"/>
             <w:r>
               <w:t>gdp</w:t>
             </w:r>
-            <w:proofErr w:type="spellEnd"/>
           </w:p>
         </w:tc>
         <w:tc>
@@ -5084,7 +4967,7 @@
                 <v:shape id="_x0000_i1058" type="#_x0000_t75" style="width:22.7pt;height:13.3pt" o:ole="">
                   <v:imagedata r:id="rId54" o:title=""/>
                 </v:shape>
-                <o:OLEObject Type="Embed" ProgID="Equation.DSMT4" ShapeID="_x0000_i1058" DrawAspect="Content" ObjectID="_1850365873" r:id="rId71"/>
+                <o:OLEObject Type="Embed" ProgID="Equation.DSMT4" ShapeID="_x0000_i1058" DrawAspect="Content" ObjectID="_1850449818" r:id="rId71"/>
               </w:object>
             </w:r>
           </w:p>
@@ -5157,7 +5040,7 @@
                 <v:shape id="_x0000_i1059" type="#_x0000_t75" style="width:35.2pt;height:18.8pt" o:ole="">
                   <v:imagedata r:id="rId72" o:title=""/>
                 </v:shape>
-                <o:OLEObject Type="Embed" ProgID="Equation.DSMT4" ShapeID="_x0000_i1059" DrawAspect="Content" ObjectID="_1850365874" r:id="rId73"/>
+                <o:OLEObject Type="Embed" ProgID="Equation.DSMT4" ShapeID="_x0000_i1059" DrawAspect="Content" ObjectID="_1850449819" r:id="rId73"/>
               </w:object>
             </w:r>
           </w:p>
@@ -5177,11 +5060,9 @@
             <w:pPr>
               <w:pStyle w:val="Codevariable"/>
             </w:pPr>
-            <w:proofErr w:type="spellStart"/>
             <w:r>
               <w:t>prob_failure</w:t>
             </w:r>
-            <w:proofErr w:type="spellEnd"/>
           </w:p>
         </w:tc>
         <w:tc>
@@ -5207,7 +5088,7 @@
                 <v:shape id="_x0000_i1060" type="#_x0000_t75" style="width:22.7pt;height:13.3pt" o:ole="">
                   <v:imagedata r:id="rId54" o:title=""/>
                 </v:shape>
-                <o:OLEObject Type="Embed" ProgID="Equation.DSMT4" ShapeID="_x0000_i1060" DrawAspect="Content" ObjectID="_1850365875" r:id="rId74"/>
+                <o:OLEObject Type="Embed" ProgID="Equation.DSMT4" ShapeID="_x0000_i1060" DrawAspect="Content" ObjectID="_1850449820" r:id="rId74"/>
               </w:object>
             </w:r>
           </w:p>
@@ -5290,7 +5171,7 @@
                 <v:shape id="_x0000_i1061" type="#_x0000_t75" style="width:21.15pt;height:17.2pt" o:ole="">
                   <v:imagedata r:id="rId75" o:title=""/>
                 </v:shape>
-                <o:OLEObject Type="Embed" ProgID="Equation.DSMT4" ShapeID="_x0000_i1061" DrawAspect="Content" ObjectID="_1850365876" r:id="rId76"/>
+                <o:OLEObject Type="Embed" ProgID="Equation.DSMT4" ShapeID="_x0000_i1061" DrawAspect="Content" ObjectID="_1850449821" r:id="rId76"/>
               </w:object>
             </w:r>
           </w:p>
@@ -5310,14 +5191,12 @@
             <w:pPr>
               <w:pStyle w:val="Codevariable"/>
             </w:pPr>
-            <w:proofErr w:type="spellStart"/>
             <w:r>
               <w:t>average_</w:t>
             </w:r>
             <w:r>
               <w:t>inflation</w:t>
             </w:r>
-            <w:proofErr w:type="spellEnd"/>
           </w:p>
         </w:tc>
         <w:tc>
@@ -5343,7 +5222,7 @@
                 <v:shape id="_x0000_i1062" type="#_x0000_t75" style="width:16.45pt;height:11.75pt" o:ole="">
                   <v:imagedata r:id="rId67" o:title=""/>
                 </v:shape>
-                <o:OLEObject Type="Embed" ProgID="Equation.DSMT4" ShapeID="_x0000_i1062" DrawAspect="Content" ObjectID="_1850365877" r:id="rId77"/>
+                <o:OLEObject Type="Embed" ProgID="Equation.DSMT4" ShapeID="_x0000_i1062" DrawAspect="Content" ObjectID="_1850449822" r:id="rId77"/>
               </w:object>
             </w:r>
           </w:p>
@@ -7317,10 +7196,7 @@
               <w:pStyle w:val="TableNormal"/>
             </w:pPr>
             <w:r>
-              <w:t xml:space="preserve">union </w:t>
-            </w:r>
-            <w:r>
-              <w:t>monetary policy</w:t>
+              <w:t>union monetary policy</w:t>
             </w:r>
           </w:p>
         </w:tc>
@@ -7343,21 +7219,7 @@
         <w:rPr>
           <w:lang w:val="en-US"/>
         </w:rPr>
-        <w:t xml:space="preserve">The role state is made of indicators of their agents previous or current activity. This approach is inspired by the definition of </w:t>
-      </w:r>
-      <w:proofErr w:type="spellStart"/>
-      <w:r>
-        <w:rPr>
-          <w:lang w:val="en-US"/>
-        </w:rPr>
-        <w:t>Tranier</w:t>
-      </w:r>
-      <w:proofErr w:type="spellEnd"/>
-      <w:r>
-        <w:rPr>
-          <w:lang w:val="en-US"/>
-        </w:rPr>
-        <w:t xml:space="preserve"> </w:t>
+        <w:t xml:space="preserve">The role state is made of indicators of their agents previous or current activity. This approach is inspired by the definition of Tranier </w:t>
       </w:r>
       <w:r>
         <w:rPr>
@@ -7737,10 +7599,13 @@
               <w:bottom w:val="nil"/>
               <w:right w:val="nil"/>
             </w:tcBorders>
+            <w:vAlign w:val="center"/>
           </w:tcPr>
           <w:p>
             <w:pPr>
               <w:pStyle w:val="TableEquation"/>
+              <w:contextualSpacing/>
+              <w:jc w:val="left"/>
             </w:pPr>
             <w:r>
               <w:rPr>
@@ -7750,7 +7615,7 @@
                 <v:shape id="_x0000_i1063" type="#_x0000_t75" style="width:13.3pt;height:18pt" o:ole="">
                   <v:imagedata r:id="rId78" o:title=""/>
                 </v:shape>
-                <o:OLEObject Type="Embed" ProgID="Equation.DSMT4" ShapeID="_x0000_i1063" DrawAspect="Content" ObjectID="_1850365878" r:id="rId79"/>
+                <o:OLEObject Type="Embed" ProgID="Equation.DSMT4" ShapeID="_x0000_i1063" DrawAspect="Content" ObjectID="_1850449823" r:id="rId79"/>
               </w:object>
             </w:r>
           </w:p>
@@ -7769,6 +7634,7 @@
           <w:p>
             <w:pPr>
               <w:pStyle w:val="Codevariable"/>
+              <w:contextualSpacing/>
             </w:pPr>
             <w:r>
               <w:t>price</w:t>
@@ -7789,6 +7655,8 @@
           <w:p>
             <w:pPr>
               <w:pStyle w:val="TableNormal"/>
+              <w:contextualSpacing/>
+              <w:jc w:val="left"/>
             </w:pPr>
             <w:r>
               <w:rPr>
@@ -7798,7 +7666,7 @@
                 <v:shape id="_x0000_i1064" type="#_x0000_t75" style="width:21.9pt;height:14.1pt" o:ole="">
                   <v:imagedata r:id="rId54" o:title=""/>
                 </v:shape>
-                <o:OLEObject Type="Embed" ProgID="Equation.DSMT4" ShapeID="_x0000_i1064" DrawAspect="Content" ObjectID="_1850365879" r:id="rId80"/>
+                <o:OLEObject Type="Embed" ProgID="Equation.DSMT4" ShapeID="_x0000_i1064" DrawAspect="Content" ObjectID="_1850449824" r:id="rId80"/>
               </w:object>
             </w:r>
           </w:p>
@@ -7817,6 +7685,8 @@
           <w:p>
             <w:pPr>
               <w:pStyle w:val="TableNormal"/>
+              <w:contextualSpacing/>
+              <w:jc w:val="left"/>
             </w:pPr>
             <w:r>
               <w:t>price offered</w:t>
@@ -7856,10 +7726,13 @@
               <w:bottom w:val="nil"/>
               <w:right w:val="nil"/>
             </w:tcBorders>
+            <w:vAlign w:val="center"/>
           </w:tcPr>
           <w:p>
             <w:pPr>
               <w:pStyle w:val="TableEquation"/>
+              <w:contextualSpacing/>
+              <w:jc w:val="left"/>
             </w:pPr>
             <w:r>
               <w:rPr>
@@ -7869,7 +7742,7 @@
                 <v:shape id="_x0000_i1065" type="#_x0000_t75" style="width:19.55pt;height:18pt" o:ole="">
                   <v:imagedata r:id="rId81" o:title=""/>
                 </v:shape>
-                <o:OLEObject Type="Embed" ProgID="Equation.DSMT4" ShapeID="_x0000_i1065" DrawAspect="Content" ObjectID="_1850365880" r:id="rId82"/>
+                <o:OLEObject Type="Embed" ProgID="Equation.DSMT4" ShapeID="_x0000_i1065" DrawAspect="Content" ObjectID="_1850449825" r:id="rId82"/>
               </w:object>
             </w:r>
           </w:p>
@@ -7888,6 +7761,7 @@
           <w:p>
             <w:pPr>
               <w:pStyle w:val="Codevariable"/>
+              <w:contextualSpacing/>
             </w:pPr>
             <w:r>
               <w:t>inventories</w:t>
@@ -7908,6 +7782,8 @@
           <w:p>
             <w:pPr>
               <w:pStyle w:val="TableNormal"/>
+              <w:contextualSpacing/>
+              <w:jc w:val="left"/>
             </w:pPr>
             <w:r>
               <w:rPr>
@@ -7917,7 +7793,7 @@
                 <v:shape id="_x0000_i1066" type="#_x0000_t75" style="width:21.9pt;height:14.1pt" o:ole="">
                   <v:imagedata r:id="rId54" o:title=""/>
                 </v:shape>
-                <o:OLEObject Type="Embed" ProgID="Equation.DSMT4" ShapeID="_x0000_i1066" DrawAspect="Content" ObjectID="_1850365881" r:id="rId83"/>
+                <o:OLEObject Type="Embed" ProgID="Equation.DSMT4" ShapeID="_x0000_i1066" DrawAspect="Content" ObjectID="_1850449826" r:id="rId83"/>
               </w:object>
             </w:r>
           </w:p>
@@ -7936,6 +7812,8 @@
           <w:p>
             <w:pPr>
               <w:pStyle w:val="TableNormal"/>
+              <w:contextualSpacing/>
+              <w:jc w:val="left"/>
             </w:pPr>
             <w:r>
               <w:t>real inventories</w:t>
@@ -7975,10 +7853,13 @@
               <w:bottom w:val="nil"/>
               <w:right w:val="nil"/>
             </w:tcBorders>
+            <w:vAlign w:val="center"/>
           </w:tcPr>
           <w:p>
             <w:pPr>
               <w:pStyle w:val="TableEquation"/>
+              <w:contextualSpacing/>
+              <w:jc w:val="left"/>
             </w:pPr>
             <w:r>
               <w:rPr>
@@ -7988,7 +7869,7 @@
                 <v:shape id="_x0000_i1067" type="#_x0000_t75" style="width:11.75pt;height:18pt" o:ole="">
                   <v:imagedata r:id="rId84" o:title=""/>
                 </v:shape>
-                <o:OLEObject Type="Embed" ProgID="Equation.DSMT4" ShapeID="_x0000_i1067" DrawAspect="Content" ObjectID="_1850365882" r:id="rId85"/>
+                <o:OLEObject Type="Embed" ProgID="Equation.DSMT4" ShapeID="_x0000_i1067" DrawAspect="Content" ObjectID="_1850449827" r:id="rId85"/>
               </w:object>
             </w:r>
           </w:p>
@@ -8007,6 +7888,7 @@
           <w:p>
             <w:pPr>
               <w:pStyle w:val="Codevariable"/>
+              <w:contextualSpacing/>
             </w:pPr>
             <w:r>
               <w:t>output</w:t>
@@ -8027,6 +7909,8 @@
           <w:p>
             <w:pPr>
               <w:pStyle w:val="TableNormal"/>
+              <w:contextualSpacing/>
+              <w:jc w:val="left"/>
             </w:pPr>
             <w:r>
               <w:rPr>
@@ -8036,7 +7920,7 @@
                 <v:shape id="_x0000_i1068" type="#_x0000_t75" style="width:21.9pt;height:14.1pt" o:ole="">
                   <v:imagedata r:id="rId54" o:title=""/>
                 </v:shape>
-                <o:OLEObject Type="Embed" ProgID="Equation.DSMT4" ShapeID="_x0000_i1068" DrawAspect="Content" ObjectID="_1850365883" r:id="rId86"/>
+                <o:OLEObject Type="Embed" ProgID="Equation.DSMT4" ShapeID="_x0000_i1068" DrawAspect="Content" ObjectID="_1850449828" r:id="rId86"/>
               </w:object>
             </w:r>
           </w:p>
@@ -8055,6 +7939,8 @@
           <w:p>
             <w:pPr>
               <w:pStyle w:val="TableNormal"/>
+              <w:contextualSpacing/>
+              <w:jc w:val="left"/>
             </w:pPr>
             <w:r>
               <w:t>real production</w:t>
@@ -8094,10 +7980,13 @@
               <w:bottom w:val="nil"/>
               <w:right w:val="nil"/>
             </w:tcBorders>
+            <w:vAlign w:val="center"/>
           </w:tcPr>
           <w:p>
             <w:pPr>
               <w:pStyle w:val="TableEquation"/>
+              <w:contextualSpacing/>
+              <w:jc w:val="left"/>
             </w:pPr>
             <w:r>
               <w:rPr>
@@ -8107,7 +7996,7 @@
                 <v:shape id="_x0000_i1069" type="#_x0000_t75" style="width:11.75pt;height:18pt" o:ole="">
                   <v:imagedata r:id="rId87" o:title=""/>
                 </v:shape>
-                <o:OLEObject Type="Embed" ProgID="Equation.DSMT4" ShapeID="_x0000_i1069" DrawAspect="Content" ObjectID="_1850365884" r:id="rId88"/>
+                <o:OLEObject Type="Embed" ProgID="Equation.DSMT4" ShapeID="_x0000_i1069" DrawAspect="Content" ObjectID="_1850449829" r:id="rId88"/>
               </w:object>
             </w:r>
           </w:p>
@@ -8126,6 +8015,7 @@
           <w:p>
             <w:pPr>
               <w:pStyle w:val="Codevariable"/>
+              <w:contextualSpacing/>
             </w:pPr>
             <w:r>
               <w:t>sales</w:t>
@@ -8146,6 +8036,8 @@
           <w:p>
             <w:pPr>
               <w:pStyle w:val="TableNormal"/>
+              <w:contextualSpacing/>
+              <w:jc w:val="left"/>
             </w:pPr>
             <w:r>
               <w:rPr>
@@ -8155,7 +8047,7 @@
                 <v:shape id="_x0000_i1070" type="#_x0000_t75" style="width:21.9pt;height:14.1pt" o:ole="">
                   <v:imagedata r:id="rId54" o:title=""/>
                 </v:shape>
-                <o:OLEObject Type="Embed" ProgID="Equation.DSMT4" ShapeID="_x0000_i1070" DrawAspect="Content" ObjectID="_1850365885" r:id="rId89"/>
+                <o:OLEObject Type="Embed" ProgID="Equation.DSMT4" ShapeID="_x0000_i1070" DrawAspect="Content" ObjectID="_1850449830" r:id="rId89"/>
               </w:object>
             </w:r>
           </w:p>
@@ -8174,6 +8066,8 @@
           <w:p>
             <w:pPr>
               <w:pStyle w:val="TableNormal"/>
+              <w:contextualSpacing/>
+              <w:jc w:val="left"/>
             </w:pPr>
             <w:r>
               <w:t>real sales</w:t>
@@ -8213,10 +8107,13 @@
               <w:bottom w:val="nil"/>
               <w:right w:val="nil"/>
             </w:tcBorders>
+            <w:vAlign w:val="center"/>
           </w:tcPr>
           <w:p>
             <w:pPr>
               <w:pStyle w:val="TableEquation"/>
+              <w:contextualSpacing/>
+              <w:jc w:val="left"/>
             </w:pPr>
             <w:r>
               <w:rPr>
@@ -8226,7 +8123,7 @@
                 <v:shape id="_x0000_i1071" type="#_x0000_t75" style="width:10.95pt;height:18pt" o:ole="">
                   <v:imagedata r:id="rId90" o:title=""/>
                 </v:shape>
-                <o:OLEObject Type="Embed" ProgID="Equation.DSMT4" ShapeID="_x0000_i1071" DrawAspect="Content" ObjectID="_1850365886" r:id="rId91"/>
+                <o:OLEObject Type="Embed" ProgID="Equation.DSMT4" ShapeID="_x0000_i1071" DrawAspect="Content" ObjectID="_1850449831" r:id="rId91"/>
               </w:object>
             </w:r>
           </w:p>
@@ -8245,6 +8142,7 @@
           <w:p>
             <w:pPr>
               <w:pStyle w:val="Codevariable"/>
+              <w:contextualSpacing/>
             </w:pPr>
             <w:r>
               <w:t>productivity</w:t>
@@ -8264,17 +8162,16 @@
           </w:tcPr>
           <w:p>
             <w:pPr>
-              <w:pStyle w:val="TableNormal"/>
-            </w:pPr>
-            <w:r>
-              <w:rPr>
-                <w:position w:val="-4"/>
-              </w:rPr>
+              <w:pStyle w:val="TableEquation"/>
+              <w:contextualSpacing/>
+              <w:jc w:val="left"/>
+            </w:pPr>
+            <w:r>
               <w:object w:dxaOrig="340" w:dyaOrig="300" w14:anchorId="78E2C2A6">
                 <v:shape id="_x0000_i1072" type="#_x0000_t75" style="width:21.9pt;height:14.1pt" o:ole="">
                   <v:imagedata r:id="rId54" o:title=""/>
                 </v:shape>
-                <o:OLEObject Type="Embed" ProgID="Equation.DSMT4" ShapeID="_x0000_i1072" DrawAspect="Content" ObjectID="_1850365887" r:id="rId92"/>
+                <o:OLEObject Type="Embed" ProgID="Equation.DSMT4" ShapeID="_x0000_i1072" DrawAspect="Content" ObjectID="_1850449832" r:id="rId92"/>
               </w:object>
             </w:r>
           </w:p>
@@ -8293,6 +8190,8 @@
           <w:p>
             <w:pPr>
               <w:pStyle w:val="TableNormal"/>
+              <w:contextualSpacing/>
+              <w:jc w:val="left"/>
             </w:pPr>
             <w:r>
               <w:t>productivity</w:t>
@@ -8332,10 +8231,13 @@
               <w:bottom w:val="single" w:sz="4" w:space="0" w:color="auto"/>
               <w:right w:val="nil"/>
             </w:tcBorders>
+            <w:vAlign w:val="center"/>
           </w:tcPr>
           <w:p>
             <w:pPr>
               <w:pStyle w:val="TableEquation"/>
+              <w:contextualSpacing/>
+              <w:jc w:val="left"/>
             </w:pPr>
             <w:r>
               <w:rPr>
@@ -8345,7 +8247,7 @@
                 <v:shape id="_x0000_i1073" type="#_x0000_t75" style="width:11.75pt;height:10.95pt" o:ole="">
                   <v:imagedata r:id="rId93" o:title=""/>
                 </v:shape>
-                <o:OLEObject Type="Embed" ProgID="Equation.DSMT4" ShapeID="_x0000_i1073" DrawAspect="Content" ObjectID="_1850365888" r:id="rId94"/>
+                <o:OLEObject Type="Embed" ProgID="Equation.DSMT4" ShapeID="_x0000_i1073" DrawAspect="Content" ObjectID="_1850449833" r:id="rId94"/>
               </w:object>
             </w:r>
           </w:p>
@@ -8364,6 +8266,7 @@
           <w:p>
             <w:pPr>
               <w:pStyle w:val="Codevariable"/>
+              <w:contextualSpacing/>
             </w:pPr>
             <w:r>
               <w:t>variety</w:t>
@@ -8383,8 +8286,21 @@
           </w:tcPr>
           <w:p>
             <w:pPr>
-              <w:pStyle w:val="TableNormal"/>
-            </w:pPr>
+              <w:pStyle w:val="TableEquation"/>
+              <w:contextualSpacing/>
+              <w:jc w:val="left"/>
+            </w:pPr>
+            <w:r>
+              <w:rPr>
+                <w:position w:val="-14"/>
+              </w:rPr>
+              <w:object w:dxaOrig="700" w:dyaOrig="400" w14:anchorId="284B4F6B">
+                <v:shape id="_x0000_i1509" type="#_x0000_t75" style="width:35.2pt;height:20.35pt" o:ole="">
+                  <v:imagedata r:id="rId95" o:title=""/>
+                </v:shape>
+                <o:OLEObject Type="Embed" ProgID="Equation.DSMT4" ShapeID="_x0000_i1509" DrawAspect="Content" ObjectID="_1850449834" r:id="rId96"/>
+              </w:object>
+            </w:r>
           </w:p>
         </w:tc>
         <w:tc>
@@ -8401,6 +8317,8 @@
           <w:p>
             <w:pPr>
               <w:pStyle w:val="TableNormal"/>
+              <w:contextualSpacing/>
+              <w:jc w:val="left"/>
             </w:pPr>
             <w:r>
               <w:t>goods variety</w:t>
@@ -8449,10 +8367,13 @@
               <w:bottom w:val="single" w:sz="4" w:space="0" w:color="auto"/>
               <w:right w:val="nil"/>
             </w:tcBorders>
+            <w:vAlign w:val="center"/>
           </w:tcPr>
           <w:p>
             <w:pPr>
               <w:pStyle w:val="TableEquation"/>
+              <w:contextualSpacing/>
+              <w:jc w:val="left"/>
             </w:pPr>
             <w:r>
               <w:rPr>
@@ -8462,7 +8383,7 @@
                 <v:shape id="_x0000_i1074" type="#_x0000_t75" style="width:11.75pt;height:10.95pt" o:ole="">
                   <v:imagedata r:id="rId93" o:title=""/>
                 </v:shape>
-                <o:OLEObject Type="Embed" ProgID="Equation.DSMT4" ShapeID="_x0000_i1074" DrawAspect="Content" ObjectID="_1850365889" r:id="rId95"/>
+                <o:OLEObject Type="Embed" ProgID="Equation.DSMT4" ShapeID="_x0000_i1074" DrawAspect="Content" ObjectID="_1850449835" r:id="rId97"/>
               </w:object>
             </w:r>
           </w:p>
@@ -8481,6 +8402,7 @@
           <w:p>
             <w:pPr>
               <w:pStyle w:val="Codevariable"/>
+              <w:contextualSpacing/>
             </w:pPr>
             <w:r>
               <w:t>preference</w:t>
@@ -8500,8 +8422,21 @@
           </w:tcPr>
           <w:p>
             <w:pPr>
-              <w:pStyle w:val="TableNormal"/>
-            </w:pPr>
+              <w:pStyle w:val="TableEquation"/>
+              <w:contextualSpacing/>
+              <w:jc w:val="left"/>
+            </w:pPr>
+            <w:r>
+              <w:rPr>
+                <w:position w:val="-14"/>
+              </w:rPr>
+              <w:object w:dxaOrig="700" w:dyaOrig="400" w14:anchorId="41B5196C">
+                <v:shape id="_x0000_i1519" type="#_x0000_t75" style="width:35.2pt;height:20.35pt" o:ole="">
+                  <v:imagedata r:id="rId98" o:title=""/>
+                </v:shape>
+                <o:OLEObject Type="Embed" ProgID="Equation.DSMT4" ShapeID="_x0000_i1519" DrawAspect="Content" ObjectID="_1850449836" r:id="rId99"/>
+              </w:object>
+            </w:r>
           </w:p>
         </w:tc>
         <w:tc>
@@ -8518,6 +8453,8 @@
           <w:p>
             <w:pPr>
               <w:pStyle w:val="TableNormal"/>
+              <w:contextualSpacing/>
+              <w:jc w:val="left"/>
             </w:pPr>
             <w:r>
               <w:t>variety preference</w:t>
@@ -8566,10 +8503,13 @@
               <w:bottom w:val="nil"/>
               <w:right w:val="nil"/>
             </w:tcBorders>
+            <w:vAlign w:val="center"/>
           </w:tcPr>
           <w:p>
             <w:pPr>
               <w:pStyle w:val="TableEquation"/>
+              <w:contextualSpacing/>
+              <w:jc w:val="left"/>
             </w:pPr>
             <w:r>
               <w:rPr>
@@ -8577,9 +8517,9 @@
               </w:rPr>
               <w:object w:dxaOrig="279" w:dyaOrig="360" w14:anchorId="238D8460">
                 <v:shape id="_x0000_i1075" type="#_x0000_t75" style="width:13.3pt;height:18pt" o:ole="">
-                  <v:imagedata r:id="rId96" o:title=""/>
+                  <v:imagedata r:id="rId100" o:title=""/>
                 </v:shape>
-                <o:OLEObject Type="Embed" ProgID="Equation.DSMT4" ShapeID="_x0000_i1075" DrawAspect="Content" ObjectID="_1850365890" r:id="rId97"/>
+                <o:OLEObject Type="Embed" ProgID="Equation.DSMT4" ShapeID="_x0000_i1075" DrawAspect="Content" ObjectID="_1850449837" r:id="rId101"/>
               </w:object>
             </w:r>
           </w:p>
@@ -8598,6 +8538,7 @@
           <w:p>
             <w:pPr>
               <w:pStyle w:val="Codevariable"/>
+              <w:contextualSpacing/>
             </w:pPr>
             <w:r>
               <w:t>wage</w:t>
@@ -8617,17 +8558,16 @@
           </w:tcPr>
           <w:p>
             <w:pPr>
-              <w:pStyle w:val="TableNormal"/>
-            </w:pPr>
-            <w:r>
-              <w:rPr>
-                <w:position w:val="-4"/>
-              </w:rPr>
+              <w:pStyle w:val="TableEquation"/>
+              <w:contextualSpacing/>
+              <w:jc w:val="left"/>
+            </w:pPr>
+            <w:r>
               <w:object w:dxaOrig="340" w:dyaOrig="300" w14:anchorId="311161D7">
                 <v:shape id="_x0000_i1076" type="#_x0000_t75" style="width:21.9pt;height:14.1pt" o:ole="">
                   <v:imagedata r:id="rId54" o:title=""/>
                 </v:shape>
-                <o:OLEObject Type="Embed" ProgID="Equation.DSMT4" ShapeID="_x0000_i1076" DrawAspect="Content" ObjectID="_1850365891" r:id="rId98"/>
+                <o:OLEObject Type="Embed" ProgID="Equation.DSMT4" ShapeID="_x0000_i1076" DrawAspect="Content" ObjectID="_1850449838" r:id="rId102"/>
               </w:object>
             </w:r>
           </w:p>
@@ -8646,6 +8586,8 @@
           <w:p>
             <w:pPr>
               <w:pStyle w:val="TableNormal"/>
+              <w:contextualSpacing/>
+              <w:jc w:val="left"/>
             </w:pPr>
             <w:r>
               <w:t>wage offered</w:t>
@@ -8685,10 +8627,13 @@
               <w:bottom w:val="single" w:sz="4" w:space="0" w:color="auto"/>
               <w:right w:val="nil"/>
             </w:tcBorders>
+            <w:vAlign w:val="center"/>
           </w:tcPr>
           <w:p>
             <w:pPr>
               <w:pStyle w:val="TableEquation"/>
+              <w:contextualSpacing/>
+              <w:jc w:val="left"/>
             </w:pPr>
             <w:r>
               <w:rPr>
@@ -8696,9 +8641,9 @@
               </w:rPr>
               <w:object w:dxaOrig="260" w:dyaOrig="380" w14:anchorId="6054785B">
                 <v:shape id="_x0000_i1077" type="#_x0000_t75" style="width:12.5pt;height:18.8pt" o:ole="">
-                  <v:imagedata r:id="rId99" o:title=""/>
+                  <v:imagedata r:id="rId103" o:title=""/>
                 </v:shape>
-                <o:OLEObject Type="Embed" ProgID="Equation.DSMT4" ShapeID="_x0000_i1077" DrawAspect="Content" ObjectID="_1850365892" r:id="rId100"/>
+                <o:OLEObject Type="Embed" ProgID="Equation.DSMT4" ShapeID="_x0000_i1077" DrawAspect="Content" ObjectID="_1850449839" r:id="rId104"/>
               </w:object>
             </w:r>
           </w:p>
@@ -8717,12 +8662,11 @@
           <w:p>
             <w:pPr>
               <w:pStyle w:val="Codevariable"/>
-            </w:pPr>
-            <w:proofErr w:type="spellStart"/>
+              <w:contextualSpacing/>
+            </w:pPr>
             <w:r>
               <w:t>labor_demand</w:t>
             </w:r>
-            <w:proofErr w:type="spellEnd"/>
           </w:p>
         </w:tc>
         <w:tc>
@@ -8738,17 +8682,16 @@
           </w:tcPr>
           <w:p>
             <w:pPr>
-              <w:pStyle w:val="TableNormal"/>
-            </w:pPr>
-            <w:r>
-              <w:rPr>
-                <w:position w:val="-4"/>
-              </w:rPr>
+              <w:pStyle w:val="TableEquation"/>
+              <w:contextualSpacing/>
+              <w:jc w:val="left"/>
+            </w:pPr>
+            <w:r>
               <w:object w:dxaOrig="340" w:dyaOrig="300" w14:anchorId="0EBDE911">
                 <v:shape id="_x0000_i1078" type="#_x0000_t75" style="width:21.9pt;height:14.1pt" o:ole="">
                   <v:imagedata r:id="rId54" o:title=""/>
                 </v:shape>
-                <o:OLEObject Type="Embed" ProgID="Equation.DSMT4" ShapeID="_x0000_i1078" DrawAspect="Content" ObjectID="_1850365893" r:id="rId101"/>
+                <o:OLEObject Type="Embed" ProgID="Equation.DSMT4" ShapeID="_x0000_i1078" DrawAspect="Content" ObjectID="_1850449840" r:id="rId105"/>
               </w:object>
             </w:r>
           </w:p>
@@ -8767,6 +8710,8 @@
           <w:p>
             <w:pPr>
               <w:pStyle w:val="TableNormal"/>
+              <w:contextualSpacing/>
+              <w:jc w:val="left"/>
             </w:pPr>
             <w:r>
               <w:t>residual labor demand</w:t>
@@ -8815,10 +8760,13 @@
               <w:bottom w:val="single" w:sz="4" w:space="0" w:color="auto"/>
               <w:right w:val="nil"/>
             </w:tcBorders>
+            <w:vAlign w:val="center"/>
           </w:tcPr>
           <w:p>
             <w:pPr>
               <w:pStyle w:val="TableEquation"/>
+              <w:contextualSpacing/>
+              <w:jc w:val="left"/>
             </w:pPr>
             <w:r>
               <w:rPr>
@@ -8826,9 +8774,9 @@
               </w:rPr>
               <w:object w:dxaOrig="240" w:dyaOrig="380" w14:anchorId="56BA1A80">
                 <v:shape id="_x0000_i1079" type="#_x0000_t75" style="width:11.75pt;height:18.8pt" o:ole="">
-                  <v:imagedata r:id="rId102" o:title=""/>
+                  <v:imagedata r:id="rId106" o:title=""/>
                 </v:shape>
-                <o:OLEObject Type="Embed" ProgID="Equation.DSMT4" ShapeID="_x0000_i1079" DrawAspect="Content" ObjectID="_1850365894" r:id="rId103"/>
+                <o:OLEObject Type="Embed" ProgID="Equation.DSMT4" ShapeID="_x0000_i1079" DrawAspect="Content" ObjectID="_1850449841" r:id="rId107"/>
               </w:object>
             </w:r>
           </w:p>
@@ -8847,12 +8795,11 @@
           <w:p>
             <w:pPr>
               <w:pStyle w:val="Codevariable"/>
-            </w:pPr>
-            <w:proofErr w:type="spellStart"/>
+              <w:contextualSpacing/>
+            </w:pPr>
             <w:r>
               <w:t>labor_supply</w:t>
             </w:r>
-            <w:proofErr w:type="spellEnd"/>
           </w:p>
         </w:tc>
         <w:tc>
@@ -8869,6 +8816,8 @@
           <w:p>
             <w:pPr>
               <w:pStyle w:val="TableNormal"/>
+              <w:contextualSpacing/>
+              <w:jc w:val="left"/>
             </w:pPr>
             <w:r>
               <w:rPr>
@@ -8876,9 +8825,9 @@
               </w:rPr>
               <w:object w:dxaOrig="499" w:dyaOrig="400" w14:anchorId="38596C39">
                 <v:shape id="_x0000_i1080" type="#_x0000_t75" style="width:32.1pt;height:18.8pt" o:ole="">
-                  <v:imagedata r:id="rId104" o:title=""/>
+                  <v:imagedata r:id="rId108" o:title=""/>
                 </v:shape>
-                <o:OLEObject Type="Embed" ProgID="Equation.DSMT4" ShapeID="_x0000_i1080" DrawAspect="Content" ObjectID="_1850365895" r:id="rId105"/>
+                <o:OLEObject Type="Embed" ProgID="Equation.DSMT4" ShapeID="_x0000_i1080" DrawAspect="Content" ObjectID="_1850449842" r:id="rId109"/>
               </w:object>
             </w:r>
           </w:p>
@@ -8897,6 +8846,8 @@
           <w:p>
             <w:pPr>
               <w:pStyle w:val="TableNormal"/>
+              <w:contextualSpacing/>
+              <w:jc w:val="left"/>
             </w:pPr>
             <w:r>
               <w:t>residual labor supply</w:t>
@@ -8945,10 +8896,13 @@
               <w:bottom w:val="nil"/>
               <w:right w:val="nil"/>
             </w:tcBorders>
+            <w:vAlign w:val="center"/>
           </w:tcPr>
           <w:p>
             <w:pPr>
               <w:pStyle w:val="TableEquation"/>
+              <w:contextualSpacing/>
+              <w:jc w:val="left"/>
             </w:pPr>
             <w:r>
               <w:rPr>
@@ -8956,9 +8910,9 @@
               </w:rPr>
               <w:object w:dxaOrig="300" w:dyaOrig="380" w14:anchorId="6EFCC89A">
                 <v:shape id="_x0000_i1081" type="#_x0000_t75" style="width:14.85pt;height:18.8pt" o:ole="">
-                  <v:imagedata r:id="rId106" o:title=""/>
+                  <v:imagedata r:id="rId110" o:title=""/>
                 </v:shape>
-                <o:OLEObject Type="Embed" ProgID="Equation.DSMT4" ShapeID="_x0000_i1081" DrawAspect="Content" ObjectID="_1850365896" r:id="rId107"/>
+                <o:OLEObject Type="Embed" ProgID="Equation.DSMT4" ShapeID="_x0000_i1081" DrawAspect="Content" ObjectID="_1850449843" r:id="rId111"/>
               </w:object>
             </w:r>
           </w:p>
@@ -8977,15 +8931,14 @@
           <w:p>
             <w:pPr>
               <w:pStyle w:val="Codevariable"/>
-            </w:pPr>
-            <w:proofErr w:type="spellStart"/>
+              <w:contextualSpacing/>
+            </w:pPr>
             <w:r>
               <w:t>loan</w:t>
             </w:r>
             <w:r>
               <w:t>_demand</w:t>
             </w:r>
-            <w:proofErr w:type="spellEnd"/>
           </w:p>
         </w:tc>
         <w:tc>
@@ -9002,6 +8955,8 @@
           <w:p>
             <w:pPr>
               <w:pStyle w:val="TableNormal"/>
+              <w:contextualSpacing/>
+              <w:jc w:val="left"/>
             </w:pPr>
             <w:r>
               <w:rPr>
@@ -9011,7 +8966,7 @@
                 <v:shape id="_x0000_i1082" type="#_x0000_t75" style="width:21.9pt;height:14.1pt" o:ole="">
                   <v:imagedata r:id="rId54" o:title=""/>
                 </v:shape>
-                <o:OLEObject Type="Embed" ProgID="Equation.DSMT4" ShapeID="_x0000_i1082" DrawAspect="Content" ObjectID="_1850365897" r:id="rId108"/>
+                <o:OLEObject Type="Embed" ProgID="Equation.DSMT4" ShapeID="_x0000_i1082" DrawAspect="Content" ObjectID="_1850449844" r:id="rId112"/>
               </w:object>
             </w:r>
           </w:p>
@@ -9030,6 +8985,8 @@
           <w:p>
             <w:pPr>
               <w:pStyle w:val="TableNormal"/>
+              <w:contextualSpacing/>
+              <w:jc w:val="left"/>
             </w:pPr>
             <w:r>
               <w:t xml:space="preserve">residual loan </w:t>
@@ -9072,10 +9029,13 @@
               <w:bottom w:val="single" w:sz="4" w:space="0" w:color="auto"/>
               <w:right w:val="nil"/>
             </w:tcBorders>
+            <w:vAlign w:val="center"/>
           </w:tcPr>
           <w:p>
             <w:pPr>
               <w:pStyle w:val="TableEquation"/>
+              <w:contextualSpacing/>
+              <w:jc w:val="left"/>
             </w:pPr>
             <w:r>
               <w:rPr>
@@ -9083,9 +9043,9 @@
               </w:rPr>
               <w:object w:dxaOrig="260" w:dyaOrig="360" w14:anchorId="361F6013">
                 <v:shape id="_x0000_i1083" type="#_x0000_t75" style="width:13.3pt;height:18pt" o:ole="">
-                  <v:imagedata r:id="rId109" o:title=""/>
+                  <v:imagedata r:id="rId113" o:title=""/>
                 </v:shape>
-                <o:OLEObject Type="Embed" ProgID="Equation.DSMT4" ShapeID="_x0000_i1083" DrawAspect="Content" ObjectID="_1850365898" r:id="rId110"/>
+                <o:OLEObject Type="Embed" ProgID="Equation.DSMT4" ShapeID="_x0000_i1083" DrawAspect="Content" ObjectID="_1850449845" r:id="rId114"/>
               </w:object>
             </w:r>
           </w:p>
@@ -9104,12 +9064,11 @@
           <w:p>
             <w:pPr>
               <w:pStyle w:val="Codevariable"/>
-            </w:pPr>
-            <w:proofErr w:type="spellStart"/>
+              <w:contextualSpacing/>
+            </w:pPr>
             <w:r>
               <w:t>net_worth</w:t>
             </w:r>
-            <w:proofErr w:type="spellEnd"/>
           </w:p>
         </w:tc>
         <w:tc>
@@ -9126,6 +9085,8 @@
           <w:p>
             <w:pPr>
               <w:pStyle w:val="TableNormal"/>
+              <w:contextualSpacing/>
+              <w:jc w:val="left"/>
             </w:pPr>
             <w:r>
               <w:rPr>
@@ -9135,7 +9096,7 @@
                 <v:shape id="_x0000_i1084" type="#_x0000_t75" style="width:21.9pt;height:14.1pt" o:ole="">
                   <v:imagedata r:id="rId54" o:title=""/>
                 </v:shape>
-                <o:OLEObject Type="Embed" ProgID="Equation.DSMT4" ShapeID="_x0000_i1084" DrawAspect="Content" ObjectID="_1850365899" r:id="rId111"/>
+                <o:OLEObject Type="Embed" ProgID="Equation.DSMT4" ShapeID="_x0000_i1084" DrawAspect="Content" ObjectID="_1850449846" r:id="rId115"/>
               </w:object>
             </w:r>
           </w:p>
@@ -9154,6 +9115,8 @@
           <w:p>
             <w:pPr>
               <w:pStyle w:val="TableNormal"/>
+              <w:contextualSpacing/>
+              <w:jc w:val="left"/>
             </w:pPr>
             <w:r>
               <w:t>net worth indicator</w:t>
@@ -9202,20 +9165,23 @@
               <w:bottom w:val="nil"/>
               <w:right w:val="nil"/>
             </w:tcBorders>
+            <w:vAlign w:val="center"/>
           </w:tcPr>
           <w:p>
             <w:pPr>
               <w:pStyle w:val="TableEquation"/>
+              <w:contextualSpacing/>
+              <w:jc w:val="left"/>
             </w:pPr>
             <w:r>
               <w:rPr>
                 <w:position w:val="-12"/>
               </w:rPr>
               <w:object w:dxaOrig="300" w:dyaOrig="380" w14:anchorId="7CE042C0">
-                <v:shape id="_x0000_i1406" type="#_x0000_t75" style="width:14.85pt;height:18.8pt" o:ole="">
-                  <v:imagedata r:id="rId112" o:title=""/>
+                <v:shape id="_x0000_i1085" type="#_x0000_t75" style="width:14.85pt;height:18.8pt" o:ole="">
+                  <v:imagedata r:id="rId116" o:title=""/>
                 </v:shape>
-                <o:OLEObject Type="Embed" ProgID="Equation.DSMT4" ShapeID="_x0000_i1406" DrawAspect="Content" ObjectID="_1850365900" r:id="rId113"/>
+                <o:OLEObject Type="Embed" ProgID="Equation.DSMT4" ShapeID="_x0000_i1085" DrawAspect="Content" ObjectID="_1850449847" r:id="rId117"/>
               </w:object>
             </w:r>
           </w:p>
@@ -9234,12 +9200,11 @@
           <w:p>
             <w:pPr>
               <w:pStyle w:val="Codevariable"/>
-            </w:pPr>
-            <w:proofErr w:type="spellStart"/>
+              <w:contextualSpacing/>
+            </w:pPr>
             <w:r>
               <w:t>deposit_rate</w:t>
             </w:r>
-            <w:proofErr w:type="spellEnd"/>
           </w:p>
         </w:tc>
         <w:tc>
@@ -9256,16 +9221,18 @@
           <w:p>
             <w:pPr>
               <w:pStyle w:val="TableNormal"/>
+              <w:contextualSpacing/>
+              <w:jc w:val="left"/>
             </w:pPr>
             <w:r>
               <w:rPr>
                 <w:position w:val="-4"/>
               </w:rPr>
               <w:object w:dxaOrig="340" w:dyaOrig="300" w14:anchorId="259CCC09">
-                <v:shape id="_x0000_i1398" type="#_x0000_t75" style="width:21.9pt;height:14.1pt" o:ole="">
+                <v:shape id="_x0000_i1086" type="#_x0000_t75" style="width:21.9pt;height:14.1pt" o:ole="">
                   <v:imagedata r:id="rId54" o:title=""/>
                 </v:shape>
-                <o:OLEObject Type="Embed" ProgID="Equation.DSMT4" ShapeID="_x0000_i1398" DrawAspect="Content" ObjectID="_1850365901" r:id="rId114"/>
+                <o:OLEObject Type="Embed" ProgID="Equation.DSMT4" ShapeID="_x0000_i1086" DrawAspect="Content" ObjectID="_1850449848" r:id="rId118"/>
               </w:object>
             </w:r>
           </w:p>
@@ -9284,6 +9251,8 @@
           <w:p>
             <w:pPr>
               <w:pStyle w:val="TableNormal"/>
+              <w:contextualSpacing/>
+              <w:jc w:val="left"/>
             </w:pPr>
             <w:r>
               <w:t>deposit interest rate</w:t>
@@ -9332,20 +9301,23 @@
               <w:bottom w:val="nil"/>
               <w:right w:val="nil"/>
             </w:tcBorders>
+            <w:vAlign w:val="center"/>
           </w:tcPr>
           <w:p>
             <w:pPr>
               <w:pStyle w:val="TableEquation"/>
+              <w:contextualSpacing/>
+              <w:jc w:val="left"/>
             </w:pPr>
             <w:r>
               <w:rPr>
                 <w:position w:val="-12"/>
               </w:rPr>
               <w:object w:dxaOrig="580" w:dyaOrig="360" w14:anchorId="7115A47A">
-                <v:shape id="_x0000_i1085" type="#_x0000_t75" style="width:28.15pt;height:18pt" o:ole="">
-                  <v:imagedata r:id="rId115" o:title=""/>
+                <v:shape id="_x0000_i1087" type="#_x0000_t75" style="width:28.15pt;height:18pt" o:ole="">
+                  <v:imagedata r:id="rId119" o:title=""/>
                 </v:shape>
-                <o:OLEObject Type="Embed" ProgID="Equation.DSMT4" ShapeID="_x0000_i1085" DrawAspect="Content" ObjectID="_1850365902" r:id="rId116"/>
+                <o:OLEObject Type="Embed" ProgID="Equation.DSMT4" ShapeID="_x0000_i1087" DrawAspect="Content" ObjectID="_1850449849" r:id="rId120"/>
               </w:object>
             </w:r>
           </w:p>
@@ -9364,12 +9336,11 @@
           <w:p>
             <w:pPr>
               <w:pStyle w:val="Codevariable"/>
-            </w:pPr>
-            <w:proofErr w:type="spellStart"/>
+              <w:contextualSpacing/>
+            </w:pPr>
             <w:r>
               <w:t>debt_ratio</w:t>
             </w:r>
-            <w:proofErr w:type="spellEnd"/>
           </w:p>
         </w:tc>
         <w:tc>
@@ -9386,16 +9357,18 @@
           <w:p>
             <w:pPr>
               <w:pStyle w:val="TableNormal"/>
+              <w:contextualSpacing/>
+              <w:jc w:val="left"/>
             </w:pPr>
             <w:r>
               <w:rPr>
                 <w:position w:val="-4"/>
               </w:rPr>
               <w:object w:dxaOrig="340" w:dyaOrig="300" w14:anchorId="456E87A9">
-                <v:shape id="_x0000_i1086" type="#_x0000_t75" style="width:21.9pt;height:14.1pt" o:ole="">
+                <v:shape id="_x0000_i1088" type="#_x0000_t75" style="width:21.9pt;height:14.1pt" o:ole="">
                   <v:imagedata r:id="rId54" o:title=""/>
                 </v:shape>
-                <o:OLEObject Type="Embed" ProgID="Equation.DSMT4" ShapeID="_x0000_i1086" DrawAspect="Content" ObjectID="_1850365903" r:id="rId117"/>
+                <o:OLEObject Type="Embed" ProgID="Equation.DSMT4" ShapeID="_x0000_i1088" DrawAspect="Content" ObjectID="_1850449850" r:id="rId121"/>
               </w:object>
             </w:r>
           </w:p>
@@ -9414,6 +9387,8 @@
           <w:p>
             <w:pPr>
               <w:pStyle w:val="TableNormal"/>
+              <w:contextualSpacing/>
+              <w:jc w:val="left"/>
             </w:pPr>
             <w:r>
               <w:t>debt-to-GDP ratio</w:t>
@@ -9453,20 +9428,23 @@
               <w:bottom w:val="nil"/>
               <w:right w:val="nil"/>
             </w:tcBorders>
+            <w:vAlign w:val="center"/>
           </w:tcPr>
           <w:p>
             <w:pPr>
               <w:pStyle w:val="TableEquation"/>
+              <w:contextualSpacing/>
+              <w:jc w:val="left"/>
             </w:pPr>
             <w:r>
               <w:rPr>
                 <w:position w:val="-12"/>
               </w:rPr>
               <w:object w:dxaOrig="220" w:dyaOrig="360" w14:anchorId="6F7E0444">
-                <v:shape id="_x0000_i1087" type="#_x0000_t75" style="width:10.95pt;height:18pt" o:ole="">
-                  <v:imagedata r:id="rId118" o:title=""/>
+                <v:shape id="_x0000_i1089" type="#_x0000_t75" style="width:10.95pt;height:18pt" o:ole="">
+                  <v:imagedata r:id="rId122" o:title=""/>
                 </v:shape>
-                <o:OLEObject Type="Embed" ProgID="Equation.DSMT4" ShapeID="_x0000_i1087" DrawAspect="Content" ObjectID="_1850365904" r:id="rId119"/>
+                <o:OLEObject Type="Embed" ProgID="Equation.DSMT4" ShapeID="_x0000_i1089" DrawAspect="Content" ObjectID="_1850449851" r:id="rId123"/>
               </w:object>
             </w:r>
           </w:p>
@@ -9485,12 +9463,11 @@
           <w:p>
             <w:pPr>
               <w:pStyle w:val="Codevariable"/>
-            </w:pPr>
-            <w:proofErr w:type="spellStart"/>
+              <w:contextualSpacing/>
+            </w:pPr>
             <w:r>
               <w:t>bond_value</w:t>
             </w:r>
-            <w:proofErr w:type="spellEnd"/>
           </w:p>
         </w:tc>
         <w:tc>
@@ -9507,16 +9484,18 @@
           <w:p>
             <w:pPr>
               <w:pStyle w:val="TableNormal"/>
+              <w:contextualSpacing/>
+              <w:jc w:val="left"/>
             </w:pPr>
             <w:r>
               <w:rPr>
                 <w:position w:val="-4"/>
               </w:rPr>
               <w:object w:dxaOrig="340" w:dyaOrig="300" w14:anchorId="0714D049">
-                <v:shape id="_x0000_i1088" type="#_x0000_t75" style="width:21.9pt;height:14.1pt" o:ole="">
+                <v:shape id="_x0000_i1090" type="#_x0000_t75" style="width:21.9pt;height:14.1pt" o:ole="">
                   <v:imagedata r:id="rId54" o:title=""/>
                 </v:shape>
-                <o:OLEObject Type="Embed" ProgID="Equation.DSMT4" ShapeID="_x0000_i1088" DrawAspect="Content" ObjectID="_1850365905" r:id="rId120"/>
+                <o:OLEObject Type="Embed" ProgID="Equation.DSMT4" ShapeID="_x0000_i1090" DrawAspect="Content" ObjectID="_1850449852" r:id="rId124"/>
               </w:object>
             </w:r>
           </w:p>
@@ -9535,6 +9514,8 @@
           <w:p>
             <w:pPr>
               <w:pStyle w:val="TableNormal"/>
+              <w:contextualSpacing/>
+              <w:jc w:val="left"/>
             </w:pPr>
             <w:r>
               <w:t>value of one tranche of bonds</w:t>
@@ -9574,20 +9555,23 @@
               <w:bottom w:val="single" w:sz="4" w:space="0" w:color="auto"/>
               <w:right w:val="nil"/>
             </w:tcBorders>
+            <w:vAlign w:val="center"/>
           </w:tcPr>
           <w:p>
             <w:pPr>
               <w:pStyle w:val="TableEquation"/>
+              <w:contextualSpacing/>
+              <w:jc w:val="left"/>
             </w:pPr>
             <w:r>
               <w:rPr>
                 <w:position w:val="-12"/>
               </w:rPr>
               <w:object w:dxaOrig="279" w:dyaOrig="380" w14:anchorId="02DC5BBF">
-                <v:shape id="_x0000_i1089" type="#_x0000_t75" style="width:13.3pt;height:19.55pt" o:ole="">
-                  <v:imagedata r:id="rId121" o:title=""/>
+                <v:shape id="_x0000_i1091" type="#_x0000_t75" style="width:13.3pt;height:19.55pt" o:ole="">
+                  <v:imagedata r:id="rId125" o:title=""/>
                 </v:shape>
-                <o:OLEObject Type="Embed" ProgID="Equation.DSMT4" ShapeID="_x0000_i1089" DrawAspect="Content" ObjectID="_1850365906" r:id="rId122"/>
+                <o:OLEObject Type="Embed" ProgID="Equation.DSMT4" ShapeID="_x0000_i1091" DrawAspect="Content" ObjectID="_1850449853" r:id="rId126"/>
               </w:object>
             </w:r>
           </w:p>
@@ -9606,12 +9590,11 @@
           <w:p>
             <w:pPr>
               <w:pStyle w:val="Codevariable"/>
-            </w:pPr>
-            <w:proofErr w:type="spellStart"/>
+              <w:contextualSpacing/>
+            </w:pPr>
             <w:r>
               <w:t>bond_number</w:t>
             </w:r>
-            <w:proofErr w:type="spellEnd"/>
           </w:p>
         </w:tc>
         <w:tc>
@@ -9628,16 +9611,18 @@
           <w:p>
             <w:pPr>
               <w:pStyle w:val="TableNormal"/>
+              <w:contextualSpacing/>
+              <w:jc w:val="left"/>
             </w:pPr>
             <w:r>
               <w:rPr>
                 <w:position w:val="-4"/>
               </w:rPr>
               <w:object w:dxaOrig="340" w:dyaOrig="300" w14:anchorId="63F22107">
-                <v:shape id="_x0000_i1090" type="#_x0000_t75" style="width:21.9pt;height:14.1pt" o:ole="">
+                <v:shape id="_x0000_i1092" type="#_x0000_t75" style="width:21.9pt;height:14.1pt" o:ole="">
                   <v:imagedata r:id="rId54" o:title=""/>
                 </v:shape>
-                <o:OLEObject Type="Embed" ProgID="Equation.DSMT4" ShapeID="_x0000_i1090" DrawAspect="Content" ObjectID="_1850365907" r:id="rId123"/>
+                <o:OLEObject Type="Embed" ProgID="Equation.DSMT4" ShapeID="_x0000_i1092" DrawAspect="Content" ObjectID="_1850449854" r:id="rId127"/>
               </w:object>
             </w:r>
           </w:p>
@@ -9656,6 +9641,8 @@
           <w:p>
             <w:pPr>
               <w:pStyle w:val="TableNormal"/>
+              <w:contextualSpacing/>
+              <w:jc w:val="left"/>
             </w:pPr>
             <w:r>
               <w:t>remaining tranche of bonds</w:t>
@@ -9704,20 +9691,23 @@
               <w:bottom w:val="nil"/>
               <w:right w:val="nil"/>
             </w:tcBorders>
+            <w:vAlign w:val="center"/>
           </w:tcPr>
           <w:p>
             <w:pPr>
               <w:pStyle w:val="TableEquation"/>
+              <w:contextualSpacing/>
+              <w:jc w:val="left"/>
             </w:pPr>
             <w:r>
               <w:rPr>
                 <w:position w:val="-12"/>
               </w:rPr>
               <w:object w:dxaOrig="320" w:dyaOrig="380" w14:anchorId="2D82C9A8">
-                <v:shape id="_x0000_i1091" type="#_x0000_t75" style="width:15.65pt;height:19.55pt" o:ole="">
-                  <v:imagedata r:id="rId124" o:title=""/>
+                <v:shape id="_x0000_i1093" type="#_x0000_t75" style="width:15.65pt;height:19.55pt" o:ole="">
+                  <v:imagedata r:id="rId128" o:title=""/>
                 </v:shape>
-                <o:OLEObject Type="Embed" ProgID="Equation.DSMT4" ShapeID="_x0000_i1091" DrawAspect="Content" ObjectID="_1850365908" r:id="rId125"/>
+                <o:OLEObject Type="Embed" ProgID="Equation.DSMT4" ShapeID="_x0000_i1093" DrawAspect="Content" ObjectID="_1850449855" r:id="rId129"/>
               </w:object>
             </w:r>
           </w:p>
@@ -9736,15 +9726,14 @@
           <w:p>
             <w:pPr>
               <w:pStyle w:val="Codevariable"/>
-            </w:pPr>
-            <w:proofErr w:type="spellStart"/>
+              <w:contextualSpacing/>
+            </w:pPr>
             <w:r>
               <w:t>resid_</w:t>
             </w:r>
             <w:r>
               <w:t>equity</w:t>
             </w:r>
-            <w:proofErr w:type="spellEnd"/>
           </w:p>
         </w:tc>
         <w:tc>
@@ -9761,16 +9750,18 @@
           <w:p>
             <w:pPr>
               <w:pStyle w:val="TableNormal"/>
+              <w:contextualSpacing/>
+              <w:jc w:val="left"/>
             </w:pPr>
             <w:r>
               <w:rPr>
                 <w:position w:val="-4"/>
               </w:rPr>
               <w:object w:dxaOrig="340" w:dyaOrig="300" w14:anchorId="456C8B47">
-                <v:shape id="_x0000_i1092" type="#_x0000_t75" style="width:21.9pt;height:14.1pt" o:ole="">
+                <v:shape id="_x0000_i1094" type="#_x0000_t75" style="width:21.9pt;height:14.1pt" o:ole="">
                   <v:imagedata r:id="rId54" o:title=""/>
                 </v:shape>
-                <o:OLEObject Type="Embed" ProgID="Equation.DSMT4" ShapeID="_x0000_i1092" DrawAspect="Content" ObjectID="_1850365909" r:id="rId126"/>
+                <o:OLEObject Type="Embed" ProgID="Equation.DSMT4" ShapeID="_x0000_i1094" DrawAspect="Content" ObjectID="_1850449856" r:id="rId130"/>
               </w:object>
             </w:r>
           </w:p>
@@ -9789,6 +9780,8 @@
           <w:p>
             <w:pPr>
               <w:pStyle w:val="TableNormal"/>
+              <w:contextualSpacing/>
+              <w:jc w:val="left"/>
             </w:pPr>
             <w:r>
               <w:t>remaining level of investment</w:t>
@@ -9837,20 +9830,23 @@
               <w:bottom w:val="single" w:sz="4" w:space="0" w:color="auto"/>
               <w:right w:val="nil"/>
             </w:tcBorders>
+            <w:vAlign w:val="center"/>
           </w:tcPr>
           <w:p>
             <w:pPr>
               <w:pStyle w:val="TableEquation"/>
+              <w:contextualSpacing/>
+              <w:jc w:val="left"/>
             </w:pPr>
             <w:r>
               <w:rPr>
                 <w:position w:val="-12"/>
               </w:rPr>
               <w:object w:dxaOrig="220" w:dyaOrig="360" w14:anchorId="40770B90">
-                <v:shape id="_x0000_i1093" type="#_x0000_t75" style="width:10.15pt;height:18pt" o:ole="">
-                  <v:imagedata r:id="rId127" o:title=""/>
+                <v:shape id="_x0000_i1095" type="#_x0000_t75" style="width:10.15pt;height:18pt" o:ole="">
+                  <v:imagedata r:id="rId131" o:title=""/>
                 </v:shape>
-                <o:OLEObject Type="Embed" ProgID="Equation.DSMT4" ShapeID="_x0000_i1093" DrawAspect="Content" ObjectID="_1850365910" r:id="rId128"/>
+                <o:OLEObject Type="Embed" ProgID="Equation.DSMT4" ShapeID="_x0000_i1095" DrawAspect="Content" ObjectID="_1850449857" r:id="rId132"/>
               </w:object>
             </w:r>
           </w:p>
@@ -9869,12 +9865,11 @@
           <w:p>
             <w:pPr>
               <w:pStyle w:val="Codevariable"/>
-            </w:pPr>
-            <w:proofErr w:type="spellStart"/>
+              <w:contextualSpacing/>
+            </w:pPr>
             <w:r>
               <w:t>tax_rate</w:t>
             </w:r>
-            <w:proofErr w:type="spellEnd"/>
           </w:p>
         </w:tc>
         <w:tc>
@@ -9891,16 +9886,18 @@
           <w:p>
             <w:pPr>
               <w:pStyle w:val="TableNormal"/>
+              <w:contextualSpacing/>
+              <w:jc w:val="left"/>
             </w:pPr>
             <w:r>
               <w:rPr>
                 <w:position w:val="-4"/>
               </w:rPr>
               <w:object w:dxaOrig="340" w:dyaOrig="300" w14:anchorId="32035C4B">
-                <v:shape id="_x0000_i1094" type="#_x0000_t75" style="width:21.9pt;height:14.1pt" o:ole="">
+                <v:shape id="_x0000_i1096" type="#_x0000_t75" style="width:21.9pt;height:14.1pt" o:ole="">
                   <v:imagedata r:id="rId54" o:title=""/>
                 </v:shape>
-                <o:OLEObject Type="Embed" ProgID="Equation.DSMT4" ShapeID="_x0000_i1094" DrawAspect="Content" ObjectID="_1850365911" r:id="rId129"/>
+                <o:OLEObject Type="Embed" ProgID="Equation.DSMT4" ShapeID="_x0000_i1096" DrawAspect="Content" ObjectID="_1850449858" r:id="rId133"/>
               </w:object>
             </w:r>
           </w:p>
@@ -9919,6 +9916,8 @@
           <w:p>
             <w:pPr>
               <w:pStyle w:val="TableNormal"/>
+              <w:contextualSpacing/>
+              <w:jc w:val="left"/>
             </w:pPr>
             <w:r>
               <w:t xml:space="preserve">tax rate exposed </w:t>
@@ -9967,20 +9966,23 @@
               <w:bottom w:val="single" w:sz="4" w:space="0" w:color="auto"/>
               <w:right w:val="nil"/>
             </w:tcBorders>
+            <w:vAlign w:val="center"/>
           </w:tcPr>
           <w:p>
             <w:pPr>
               <w:pStyle w:val="TableEquation"/>
+              <w:contextualSpacing/>
+              <w:jc w:val="left"/>
             </w:pPr>
             <w:r>
               <w:rPr>
                 <w:position w:val="-12"/>
               </w:rPr>
               <w:object w:dxaOrig="200" w:dyaOrig="360" w14:anchorId="45F87FF0">
-                <v:shape id="_x0000_i1095" type="#_x0000_t75" style="width:9.4pt;height:18pt" o:ole="">
-                  <v:imagedata r:id="rId130" o:title=""/>
+                <v:shape id="_x0000_i1097" type="#_x0000_t75" style="width:9.4pt;height:18pt" o:ole="">
+                  <v:imagedata r:id="rId134" o:title=""/>
                 </v:shape>
-                <o:OLEObject Type="Embed" ProgID="Equation.DSMT4" ShapeID="_x0000_i1095" DrawAspect="Content" ObjectID="_1850365912" r:id="rId131"/>
+                <o:OLEObject Type="Embed" ProgID="Equation.DSMT4" ShapeID="_x0000_i1097" DrawAspect="Content" ObjectID="_1850449859" r:id="rId135"/>
               </w:object>
             </w:r>
           </w:p>
@@ -9999,12 +10001,11 @@
           <w:p>
             <w:pPr>
               <w:pStyle w:val="Codevariable"/>
-            </w:pPr>
-            <w:proofErr w:type="spellStart"/>
+              <w:contextualSpacing/>
+            </w:pPr>
             <w:r>
               <w:t>discount_rate</w:t>
             </w:r>
-            <w:proofErr w:type="spellEnd"/>
           </w:p>
         </w:tc>
         <w:tc>
@@ -10021,16 +10022,18 @@
           <w:p>
             <w:pPr>
               <w:pStyle w:val="TableNormal"/>
+              <w:contextualSpacing/>
+              <w:jc w:val="left"/>
             </w:pPr>
             <w:r>
               <w:rPr>
                 <w:position w:val="-4"/>
               </w:rPr>
               <w:object w:dxaOrig="340" w:dyaOrig="300" w14:anchorId="6950FA18">
-                <v:shape id="_x0000_i1096" type="#_x0000_t75" style="width:21.9pt;height:14.1pt" o:ole="">
+                <v:shape id="_x0000_i1098" type="#_x0000_t75" style="width:21.9pt;height:14.1pt" o:ole="">
                   <v:imagedata r:id="rId54" o:title=""/>
                 </v:shape>
-                <o:OLEObject Type="Embed" ProgID="Equation.DSMT4" ShapeID="_x0000_i1096" DrawAspect="Content" ObjectID="_1850365913" r:id="rId132"/>
+                <o:OLEObject Type="Embed" ProgID="Equation.DSMT4" ShapeID="_x0000_i1098" DrawAspect="Content" ObjectID="_1850449860" r:id="rId136"/>
               </w:object>
             </w:r>
           </w:p>
@@ -10049,6 +10052,8 @@
           <w:p>
             <w:pPr>
               <w:pStyle w:val="TableNormal"/>
+              <w:contextualSpacing/>
+              <w:jc w:val="left"/>
             </w:pPr>
             <w:r>
               <w:t>discount rate exposed</w:t>
@@ -10068,42 +10073,10 @@
     <w:p>
       <w:commentRangeStart w:id="16"/>
       <w:r>
-        <w:t xml:space="preserve">Les </w:t>
-      </w:r>
-      <w:proofErr w:type="spellStart"/>
-      <w:r>
-        <w:t>banuqes</w:t>
-      </w:r>
-      <w:proofErr w:type="spellEnd"/>
-      <w:r>
-        <w:t xml:space="preserve"> centrales </w:t>
-      </w:r>
-      <w:proofErr w:type="spellStart"/>
-      <w:r>
-        <w:t>jourent</w:t>
-      </w:r>
-      <w:proofErr w:type="spellEnd"/>
-      <w:r>
-        <w:t xml:space="preserve"> </w:t>
-      </w:r>
-      <w:proofErr w:type="spellStart"/>
-      <w:r>
-        <w:t>d</w:t>
-      </w:r>
-      <w:r>
-        <w:t>ifferent</w:t>
-      </w:r>
-      <w:proofErr w:type="spellEnd"/>
-      <w:r>
-        <w:t xml:space="preserve"> </w:t>
-      </w:r>
-      <w:proofErr w:type="spellStart"/>
-      <w:r>
-        <w:t>roles</w:t>
-      </w:r>
-      <w:proofErr w:type="spellEnd"/>
-      <w:r>
-        <w:t xml:space="preserve"> au niveau national</w:t>
+        <w:t>Les banuqes centrales jourent d</w:t>
+      </w:r>
+      <w:r>
+        <w:t>ifferent roles au niveau national</w:t>
       </w:r>
       <w:commentRangeEnd w:id="16"/>
       <w:r>
@@ -10395,10 +10368,10 @@
                 <w:position w:val="-12"/>
               </w:rPr>
               <w:object w:dxaOrig="300" w:dyaOrig="360" w14:anchorId="160E878E">
-                <v:shape id="_x0000_i1097" type="#_x0000_t75" style="width:14.85pt;height:18pt" o:ole="">
-                  <v:imagedata r:id="rId133" o:title=""/>
+                <v:shape id="_x0000_i1099" type="#_x0000_t75" style="width:14.85pt;height:18pt" o:ole="">
+                  <v:imagedata r:id="rId137" o:title=""/>
                 </v:shape>
-                <o:OLEObject Type="Embed" ProgID="Equation.DSMT4" ShapeID="_x0000_i1097" DrawAspect="Content" ObjectID="_1850365914" r:id="rId134"/>
+                <o:OLEObject Type="Embed" ProgID="Equation.DSMT4" ShapeID="_x0000_i1099" DrawAspect="Content" ObjectID="_1850449861" r:id="rId138"/>
               </w:object>
             </w:r>
           </w:p>
@@ -10443,10 +10416,10 @@
                 <w:position w:val="-4"/>
               </w:rPr>
               <w:object w:dxaOrig="260" w:dyaOrig="260" w14:anchorId="142668A8">
-                <v:shape id="_x0000_i1098" type="#_x0000_t75" style="width:17.2pt;height:11.75pt" o:ole="">
-                  <v:imagedata r:id="rId135" o:title=""/>
+                <v:shape id="_x0000_i1100" type="#_x0000_t75" style="width:17.2pt;height:11.75pt" o:ole="">
+                  <v:imagedata r:id="rId139" o:title=""/>
                 </v:shape>
-                <o:OLEObject Type="Embed" ProgID="Equation.DSMT4" ShapeID="_x0000_i1098" DrawAspect="Content" ObjectID="_1850365915" r:id="rId136"/>
+                <o:OLEObject Type="Embed" ProgID="Equation.DSMT4" ShapeID="_x0000_i1100" DrawAspect="Content" ObjectID="_1850449862" r:id="rId140"/>
               </w:object>
             </w:r>
           </w:p>
@@ -10514,10 +10487,10 @@
                 <w:position w:val="-12"/>
               </w:rPr>
               <w:object w:dxaOrig="260" w:dyaOrig="360" w14:anchorId="3F5CB97B">
-                <v:shape id="_x0000_i1099" type="#_x0000_t75" style="width:13.3pt;height:18pt" o:ole="">
-                  <v:imagedata r:id="rId137" o:title=""/>
+                <v:shape id="_x0000_i1101" type="#_x0000_t75" style="width:13.3pt;height:18pt" o:ole="">
+                  <v:imagedata r:id="rId141" o:title=""/>
                 </v:shape>
-                <o:OLEObject Type="Embed" ProgID="Equation.DSMT4" ShapeID="_x0000_i1099" DrawAspect="Content" ObjectID="_1850365916" r:id="rId138"/>
+                <o:OLEObject Type="Embed" ProgID="Equation.DSMT4" ShapeID="_x0000_i1101" DrawAspect="Content" ObjectID="_1850449863" r:id="rId142"/>
               </w:object>
             </w:r>
           </w:p>
@@ -10562,10 +10535,10 @@
                 <w:position w:val="-4"/>
               </w:rPr>
               <w:object w:dxaOrig="260" w:dyaOrig="260" w14:anchorId="5CAD7892">
-                <v:shape id="_x0000_i1100" type="#_x0000_t75" style="width:17.2pt;height:11.75pt" o:ole="">
-                  <v:imagedata r:id="rId135" o:title=""/>
+                <v:shape id="_x0000_i1102" type="#_x0000_t75" style="width:17.2pt;height:11.75pt" o:ole="">
+                  <v:imagedata r:id="rId139" o:title=""/>
                 </v:shape>
-                <o:OLEObject Type="Embed" ProgID="Equation.DSMT4" ShapeID="_x0000_i1100" DrawAspect="Content" ObjectID="_1850365917" r:id="rId139"/>
+                <o:OLEObject Type="Embed" ProgID="Equation.DSMT4" ShapeID="_x0000_i1102" DrawAspect="Content" ObjectID="_1850449864" r:id="rId143"/>
               </w:object>
             </w:r>
           </w:p>
@@ -10633,10 +10606,10 @@
                 <w:position w:val="-12"/>
               </w:rPr>
               <w:object w:dxaOrig="499" w:dyaOrig="360" w14:anchorId="263F1FB3">
-                <v:shape id="_x0000_i1101" type="#_x0000_t75" style="width:25.85pt;height:18pt" o:ole="">
-                  <v:imagedata r:id="rId140" o:title=""/>
+                <v:shape id="_x0000_i1103" type="#_x0000_t75" style="width:25.85pt;height:18pt" o:ole="">
+                  <v:imagedata r:id="rId144" o:title=""/>
                 </v:shape>
-                <o:OLEObject Type="Embed" ProgID="Equation.DSMT4" ShapeID="_x0000_i1101" DrawAspect="Content" ObjectID="_1850365918" r:id="rId141"/>
+                <o:OLEObject Type="Embed" ProgID="Equation.DSMT4" ShapeID="_x0000_i1103" DrawAspect="Content" ObjectID="_1850449865" r:id="rId145"/>
               </w:object>
             </w:r>
           </w:p>
@@ -10681,10 +10654,10 @@
                 <w:position w:val="-4"/>
               </w:rPr>
               <w:object w:dxaOrig="260" w:dyaOrig="260" w14:anchorId="3A74599D">
-                <v:shape id="_x0000_i1102" type="#_x0000_t75" style="width:17.2pt;height:11.75pt" o:ole="">
-                  <v:imagedata r:id="rId135" o:title=""/>
+                <v:shape id="_x0000_i1104" type="#_x0000_t75" style="width:17.2pt;height:11.75pt" o:ole="">
+                  <v:imagedata r:id="rId139" o:title=""/>
                 </v:shape>
-                <o:OLEObject Type="Embed" ProgID="Equation.DSMT4" ShapeID="_x0000_i1102" DrawAspect="Content" ObjectID="_1850365919" r:id="rId142"/>
+                <o:OLEObject Type="Embed" ProgID="Equation.DSMT4" ShapeID="_x0000_i1104" DrawAspect="Content" ObjectID="_1850449866" r:id="rId146"/>
               </w:object>
             </w:r>
           </w:p>
@@ -10755,10 +10728,10 @@
                 <w:position w:val="-12"/>
               </w:rPr>
               <w:object w:dxaOrig="260" w:dyaOrig="360" w14:anchorId="4DBCDDC8">
-                <v:shape id="_x0000_i1103" type="#_x0000_t75" style="width:12.5pt;height:18pt" o:ole="">
-                  <v:imagedata r:id="rId143" o:title=""/>
+                <v:shape id="_x0000_i1105" type="#_x0000_t75" style="width:12.5pt;height:18pt" o:ole="">
+                  <v:imagedata r:id="rId147" o:title=""/>
                 </v:shape>
-                <o:OLEObject Type="Embed" ProgID="Equation.DSMT4" ShapeID="_x0000_i1103" DrawAspect="Content" ObjectID="_1850365920" r:id="rId144"/>
+                <o:OLEObject Type="Embed" ProgID="Equation.DSMT4" ShapeID="_x0000_i1105" DrawAspect="Content" ObjectID="_1850449867" r:id="rId148"/>
               </w:object>
             </w:r>
           </w:p>
@@ -10803,10 +10776,10 @@
                 <w:position w:val="-4"/>
               </w:rPr>
               <w:object w:dxaOrig="260" w:dyaOrig="260" w14:anchorId="10A581E1">
-                <v:shape id="_x0000_i1104" type="#_x0000_t75" style="width:17.2pt;height:11.75pt" o:ole="">
-                  <v:imagedata r:id="rId135" o:title=""/>
+                <v:shape id="_x0000_i1106" type="#_x0000_t75" style="width:17.2pt;height:11.75pt" o:ole="">
+                  <v:imagedata r:id="rId139" o:title=""/>
                 </v:shape>
-                <o:OLEObject Type="Embed" ProgID="Equation.DSMT4" ShapeID="_x0000_i1104" DrawAspect="Content" ObjectID="_1850365921" r:id="rId145"/>
+                <o:OLEObject Type="Embed" ProgID="Equation.DSMT4" ShapeID="_x0000_i1106" DrawAspect="Content" ObjectID="_1850449868" r:id="rId149"/>
               </w:object>
             </w:r>
           </w:p>
@@ -10874,10 +10847,10 @@
                 <w:position w:val="-12"/>
               </w:rPr>
               <w:object w:dxaOrig="360" w:dyaOrig="360" w14:anchorId="7E681E18">
-                <v:shape id="_x0000_i1105" type="#_x0000_t75" style="width:18pt;height:18pt" o:ole="">
-                  <v:imagedata r:id="rId146" o:title=""/>
+                <v:shape id="_x0000_i1107" type="#_x0000_t75" style="width:18pt;height:18pt" o:ole="">
+                  <v:imagedata r:id="rId150" o:title=""/>
                 </v:shape>
-                <o:OLEObject Type="Embed" ProgID="Equation.DSMT4" ShapeID="_x0000_i1105" DrawAspect="Content" ObjectID="_1850365922" r:id="rId147"/>
+                <o:OLEObject Type="Embed" ProgID="Equation.DSMT4" ShapeID="_x0000_i1107" DrawAspect="Content" ObjectID="_1850449869" r:id="rId151"/>
               </w:object>
             </w:r>
           </w:p>
@@ -10922,10 +10895,10 @@
                 <w:position w:val="-4"/>
               </w:rPr>
               <w:object w:dxaOrig="260" w:dyaOrig="260" w14:anchorId="44DDA6A5">
-                <v:shape id="_x0000_i1106" type="#_x0000_t75" style="width:17.2pt;height:11.75pt" o:ole="">
-                  <v:imagedata r:id="rId135" o:title=""/>
+                <v:shape id="_x0000_i1108" type="#_x0000_t75" style="width:17.2pt;height:11.75pt" o:ole="">
+                  <v:imagedata r:id="rId139" o:title=""/>
                 </v:shape>
-                <o:OLEObject Type="Embed" ProgID="Equation.DSMT4" ShapeID="_x0000_i1106" DrawAspect="Content" ObjectID="_1850365923" r:id="rId148"/>
+                <o:OLEObject Type="Embed" ProgID="Equation.DSMT4" ShapeID="_x0000_i1108" DrawAspect="Content" ObjectID="_1850449870" r:id="rId152"/>
               </w:object>
             </w:r>
           </w:p>
@@ -11002,10 +10975,10 @@
                 <w:position w:val="-12"/>
               </w:rPr>
               <w:object w:dxaOrig="260" w:dyaOrig="360" w14:anchorId="10D479EA">
-                <v:shape id="_x0000_i1107" type="#_x0000_t75" style="width:13.3pt;height:18pt" o:ole="">
-                  <v:imagedata r:id="rId149" o:title=""/>
+                <v:shape id="_x0000_i1109" type="#_x0000_t75" style="width:13.3pt;height:18pt" o:ole="">
+                  <v:imagedata r:id="rId153" o:title=""/>
                 </v:shape>
-                <o:OLEObject Type="Embed" ProgID="Equation.DSMT4" ShapeID="_x0000_i1107" DrawAspect="Content" ObjectID="_1850365924" r:id="rId150"/>
+                <o:OLEObject Type="Embed" ProgID="Equation.DSMT4" ShapeID="_x0000_i1109" DrawAspect="Content" ObjectID="_1850449871" r:id="rId154"/>
               </w:object>
             </w:r>
           </w:p>
@@ -11050,10 +11023,10 @@
                 <w:position w:val="-4"/>
               </w:rPr>
               <w:object w:dxaOrig="260" w:dyaOrig="260" w14:anchorId="0C50C7BF">
-                <v:shape id="_x0000_i1108" type="#_x0000_t75" style="width:17.2pt;height:11.75pt" o:ole="">
-                  <v:imagedata r:id="rId135" o:title=""/>
+                <v:shape id="_x0000_i1110" type="#_x0000_t75" style="width:17.2pt;height:11.75pt" o:ole="">
+                  <v:imagedata r:id="rId139" o:title=""/>
                 </v:shape>
-                <o:OLEObject Type="Embed" ProgID="Equation.DSMT4" ShapeID="_x0000_i1108" DrawAspect="Content" ObjectID="_1850365925" r:id="rId151"/>
+                <o:OLEObject Type="Embed" ProgID="Equation.DSMT4" ShapeID="_x0000_i1110" DrawAspect="Content" ObjectID="_1850449872" r:id="rId155"/>
               </w:object>
             </w:r>
           </w:p>
@@ -11130,10 +11103,10 @@
                 <w:position w:val="-12"/>
               </w:rPr>
               <w:object w:dxaOrig="279" w:dyaOrig="360" w14:anchorId="23A813DC">
-                <v:shape id="_x0000_i1109" type="#_x0000_t75" style="width:14.1pt;height:18pt" o:ole="">
-                  <v:imagedata r:id="rId152" o:title=""/>
+                <v:shape id="_x0000_i1111" type="#_x0000_t75" style="width:14.1pt;height:18pt" o:ole="">
+                  <v:imagedata r:id="rId156" o:title=""/>
                 </v:shape>
-                <o:OLEObject Type="Embed" ProgID="Equation.DSMT4" ShapeID="_x0000_i1109" DrawAspect="Content" ObjectID="_1850365926" r:id="rId153"/>
+                <o:OLEObject Type="Embed" ProgID="Equation.DSMT4" ShapeID="_x0000_i1111" DrawAspect="Content" ObjectID="_1850449873" r:id="rId157"/>
               </w:object>
             </w:r>
           </w:p>
@@ -11178,10 +11151,10 @@
                 <w:position w:val="-4"/>
               </w:rPr>
               <w:object w:dxaOrig="260" w:dyaOrig="260" w14:anchorId="529D9B91">
-                <v:shape id="_x0000_i1110" type="#_x0000_t75" style="width:17.2pt;height:11.75pt" o:ole="">
-                  <v:imagedata r:id="rId135" o:title=""/>
+                <v:shape id="_x0000_i1112" type="#_x0000_t75" style="width:17.2pt;height:11.75pt" o:ole="">
+                  <v:imagedata r:id="rId139" o:title=""/>
                 </v:shape>
-                <o:OLEObject Type="Embed" ProgID="Equation.DSMT4" ShapeID="_x0000_i1110" DrawAspect="Content" ObjectID="_1850365927" r:id="rId154"/>
+                <o:OLEObject Type="Embed" ProgID="Equation.DSMT4" ShapeID="_x0000_i1112" DrawAspect="Content" ObjectID="_1850449874" r:id="rId158"/>
               </w:object>
             </w:r>
           </w:p>
@@ -11264,10 +11237,10 @@
                 <w:position w:val="-12"/>
               </w:rPr>
               <w:object w:dxaOrig="279" w:dyaOrig="360" w14:anchorId="15B2F15F">
-                <v:shape id="_x0000_i1111" type="#_x0000_t75" style="width:14.1pt;height:18pt" o:ole="">
-                  <v:imagedata r:id="rId155" o:title=""/>
+                <v:shape id="_x0000_i1113" type="#_x0000_t75" style="width:14.1pt;height:18pt" o:ole="">
+                  <v:imagedata r:id="rId159" o:title=""/>
                 </v:shape>
-                <o:OLEObject Type="Embed" ProgID="Equation.DSMT4" ShapeID="_x0000_i1111" DrawAspect="Content" ObjectID="_1850365928" r:id="rId156"/>
+                <o:OLEObject Type="Embed" ProgID="Equation.DSMT4" ShapeID="_x0000_i1113" DrawAspect="Content" ObjectID="_1850449875" r:id="rId160"/>
               </w:object>
             </w:r>
           </w:p>
@@ -11312,10 +11285,10 @@
                 <w:position w:val="-4"/>
               </w:rPr>
               <w:object w:dxaOrig="260" w:dyaOrig="260" w14:anchorId="02CD4658">
-                <v:shape id="_x0000_i1112" type="#_x0000_t75" style="width:17.2pt;height:11.75pt" o:ole="">
-                  <v:imagedata r:id="rId135" o:title=""/>
+                <v:shape id="_x0000_i1114" type="#_x0000_t75" style="width:17.2pt;height:11.75pt" o:ole="">
+                  <v:imagedata r:id="rId139" o:title=""/>
                 </v:shape>
-                <o:OLEObject Type="Embed" ProgID="Equation.DSMT4" ShapeID="_x0000_i1112" DrawAspect="Content" ObjectID="_1850365929" r:id="rId157"/>
+                <o:OLEObject Type="Embed" ProgID="Equation.DSMT4" ShapeID="_x0000_i1114" DrawAspect="Content" ObjectID="_1850449876" r:id="rId161"/>
               </w:object>
             </w:r>
           </w:p>
@@ -11383,10 +11356,10 @@
                 <w:position w:val="-12"/>
               </w:rPr>
               <w:object w:dxaOrig="440" w:dyaOrig="360" w14:anchorId="6F81BA30">
-                <v:shape id="_x0000_i1113" type="#_x0000_t75" style="width:21.9pt;height:18pt" o:ole="">
-                  <v:imagedata r:id="rId158" o:title=""/>
+                <v:shape id="_x0000_i1115" type="#_x0000_t75" style="width:21.9pt;height:18pt" o:ole="">
+                  <v:imagedata r:id="rId162" o:title=""/>
                 </v:shape>
-                <o:OLEObject Type="Embed" ProgID="Equation.DSMT4" ShapeID="_x0000_i1113" DrawAspect="Content" ObjectID="_1850365930" r:id="rId159"/>
+                <o:OLEObject Type="Embed" ProgID="Equation.DSMT4" ShapeID="_x0000_i1115" DrawAspect="Content" ObjectID="_1850449877" r:id="rId163"/>
               </w:object>
             </w:r>
           </w:p>
@@ -11431,10 +11404,10 @@
                 <w:position w:val="-4"/>
               </w:rPr>
               <w:object w:dxaOrig="260" w:dyaOrig="260" w14:anchorId="1393E34B">
-                <v:shape id="_x0000_i1114" type="#_x0000_t75" style="width:17.2pt;height:11.75pt" o:ole="">
-                  <v:imagedata r:id="rId135" o:title=""/>
+                <v:shape id="_x0000_i1116" type="#_x0000_t75" style="width:17.2pt;height:11.75pt" o:ole="">
+                  <v:imagedata r:id="rId139" o:title=""/>
                 </v:shape>
-                <o:OLEObject Type="Embed" ProgID="Equation.DSMT4" ShapeID="_x0000_i1114" DrawAspect="Content" ObjectID="_1850365931" r:id="rId160"/>
+                <o:OLEObject Type="Embed" ProgID="Equation.DSMT4" ShapeID="_x0000_i1116" DrawAspect="Content" ObjectID="_1850449878" r:id="rId164"/>
               </w:object>
             </w:r>
           </w:p>
@@ -11502,10 +11475,10 @@
                 <w:position w:val="-12"/>
               </w:rPr>
               <w:object w:dxaOrig="279" w:dyaOrig="360" w14:anchorId="6416CAB7">
-                <v:shape id="_x0000_i1115" type="#_x0000_t75" style="width:13.3pt;height:18pt" o:ole="">
-                  <v:imagedata r:id="rId161" o:title=""/>
+                <v:shape id="_x0000_i1117" type="#_x0000_t75" style="width:13.3pt;height:18pt" o:ole="">
+                  <v:imagedata r:id="rId165" o:title=""/>
                 </v:shape>
-                <o:OLEObject Type="Embed" ProgID="Equation.DSMT4" ShapeID="_x0000_i1115" DrawAspect="Content" ObjectID="_1850365932" r:id="rId162"/>
+                <o:OLEObject Type="Embed" ProgID="Equation.DSMT4" ShapeID="_x0000_i1117" DrawAspect="Content" ObjectID="_1850449879" r:id="rId166"/>
               </w:object>
             </w:r>
           </w:p>
@@ -11525,11 +11498,9 @@
             <w:pPr>
               <w:pStyle w:val="Codevariable"/>
             </w:pPr>
-            <w:proofErr w:type="spellStart"/>
             <w:r>
               <w:t>public_transfers</w:t>
             </w:r>
-            <w:proofErr w:type="spellEnd"/>
           </w:p>
         </w:tc>
         <w:tc>
@@ -11552,10 +11523,10 @@
                 <w:position w:val="-4"/>
               </w:rPr>
               <w:object w:dxaOrig="260" w:dyaOrig="260" w14:anchorId="3645DEDC">
-                <v:shape id="_x0000_i1116" type="#_x0000_t75" style="width:17.2pt;height:11.75pt" o:ole="">
-                  <v:imagedata r:id="rId135" o:title=""/>
+                <v:shape id="_x0000_i1118" type="#_x0000_t75" style="width:17.2pt;height:11.75pt" o:ole="">
+                  <v:imagedata r:id="rId139" o:title=""/>
                 </v:shape>
-                <o:OLEObject Type="Embed" ProgID="Equation.DSMT4" ShapeID="_x0000_i1116" DrawAspect="Content" ObjectID="_1850365933" r:id="rId163"/>
+                <o:OLEObject Type="Embed" ProgID="Equation.DSMT4" ShapeID="_x0000_i1118" DrawAspect="Content" ObjectID="_1850449880" r:id="rId167"/>
               </w:object>
             </w:r>
           </w:p>
@@ -11623,10 +11594,10 @@
                 <w:position w:val="-12"/>
               </w:rPr>
               <w:object w:dxaOrig="220" w:dyaOrig="360" w14:anchorId="510D7744">
-                <v:shape id="_x0000_i1117" type="#_x0000_t75" style="width:10.95pt;height:18pt" o:ole="">
-                  <v:imagedata r:id="rId164" o:title=""/>
+                <v:shape id="_x0000_i1119" type="#_x0000_t75" style="width:10.95pt;height:18pt" o:ole="">
+                  <v:imagedata r:id="rId168" o:title=""/>
                 </v:shape>
-                <o:OLEObject Type="Embed" ProgID="Equation.DSMT4" ShapeID="_x0000_i1117" DrawAspect="Content" ObjectID="_1850365934" r:id="rId165"/>
+                <o:OLEObject Type="Embed" ProgID="Equation.DSMT4" ShapeID="_x0000_i1119" DrawAspect="Content" ObjectID="_1850449881" r:id="rId169"/>
               </w:object>
             </w:r>
           </w:p>
@@ -11671,10 +11642,10 @@
                 <w:position w:val="-4"/>
               </w:rPr>
               <w:object w:dxaOrig="260" w:dyaOrig="260" w14:anchorId="6F720068">
-                <v:shape id="_x0000_i1118" type="#_x0000_t75" style="width:17.2pt;height:11.75pt" o:ole="">
-                  <v:imagedata r:id="rId135" o:title=""/>
+                <v:shape id="_x0000_i1120" type="#_x0000_t75" style="width:17.2pt;height:11.75pt" o:ole="">
+                  <v:imagedata r:id="rId139" o:title=""/>
                 </v:shape>
-                <o:OLEObject Type="Embed" ProgID="Equation.DSMT4" ShapeID="_x0000_i1118" DrawAspect="Content" ObjectID="_1850365935" r:id="rId166"/>
+                <o:OLEObject Type="Embed" ProgID="Equation.DSMT4" ShapeID="_x0000_i1120" DrawAspect="Content" ObjectID="_1850449882" r:id="rId170"/>
               </w:object>
             </w:r>
           </w:p>
@@ -11742,10 +11713,10 @@
                 <w:position w:val="-12"/>
               </w:rPr>
               <w:object w:dxaOrig="480" w:dyaOrig="380" w14:anchorId="43977691">
-                <v:shape id="_x0000_i1119" type="#_x0000_t75" style="width:23.5pt;height:18.8pt" o:ole="">
-                  <v:imagedata r:id="rId167" o:title=""/>
+                <v:shape id="_x0000_i1121" type="#_x0000_t75" style="width:23.5pt;height:18.8pt" o:ole="">
+                  <v:imagedata r:id="rId171" o:title=""/>
                 </v:shape>
-                <o:OLEObject Type="Embed" ProgID="Equation.DSMT4" ShapeID="_x0000_i1119" DrawAspect="Content" ObjectID="_1850365936" r:id="rId168"/>
+                <o:OLEObject Type="Embed" ProgID="Equation.DSMT4" ShapeID="_x0000_i1121" DrawAspect="Content" ObjectID="_1850449883" r:id="rId172"/>
               </w:object>
             </w:r>
           </w:p>
@@ -11765,14 +11736,12 @@
             <w:pPr>
               <w:pStyle w:val="Codevariable"/>
             </w:pPr>
-            <w:proofErr w:type="spellStart"/>
             <w:r>
               <w:t>dep_</w:t>
             </w:r>
             <w:r>
               <w:t>interests</w:t>
             </w:r>
-            <w:proofErr w:type="spellEnd"/>
           </w:p>
         </w:tc>
         <w:tc>
@@ -11795,10 +11764,10 @@
                 <w:position w:val="-4"/>
               </w:rPr>
               <w:object w:dxaOrig="260" w:dyaOrig="260" w14:anchorId="21B314DC">
-                <v:shape id="_x0000_i1120" type="#_x0000_t75" style="width:17.2pt;height:11.75pt" o:ole="">
-                  <v:imagedata r:id="rId135" o:title=""/>
+                <v:shape id="_x0000_i1122" type="#_x0000_t75" style="width:17.2pt;height:11.75pt" o:ole="">
+                  <v:imagedata r:id="rId139" o:title=""/>
                 </v:shape>
-                <o:OLEObject Type="Embed" ProgID="Equation.DSMT4" ShapeID="_x0000_i1120" DrawAspect="Content" ObjectID="_1850365937" r:id="rId169"/>
+                <o:OLEObject Type="Embed" ProgID="Equation.DSMT4" ShapeID="_x0000_i1122" DrawAspect="Content" ObjectID="_1850449884" r:id="rId173"/>
               </w:object>
             </w:r>
           </w:p>
@@ -11866,10 +11835,10 @@
                 <w:position w:val="-12"/>
               </w:rPr>
               <w:object w:dxaOrig="460" w:dyaOrig="380" w14:anchorId="5DB19FF9">
-                <v:shape id="_x0000_i1121" type="#_x0000_t75" style="width:22.7pt;height:18.8pt" o:ole="">
-                  <v:imagedata r:id="rId170" o:title=""/>
+                <v:shape id="_x0000_i1123" type="#_x0000_t75" style="width:22.7pt;height:18.8pt" o:ole="">
+                  <v:imagedata r:id="rId174" o:title=""/>
                 </v:shape>
-                <o:OLEObject Type="Embed" ProgID="Equation.DSMT4" ShapeID="_x0000_i1121" DrawAspect="Content" ObjectID="_1850365938" r:id="rId171"/>
+                <o:OLEObject Type="Embed" ProgID="Equation.DSMT4" ShapeID="_x0000_i1123" DrawAspect="Content" ObjectID="_1850449885" r:id="rId175"/>
               </w:object>
             </w:r>
           </w:p>
@@ -11889,14 +11858,12 @@
             <w:pPr>
               <w:pStyle w:val="Codevariable"/>
             </w:pPr>
-            <w:proofErr w:type="spellStart"/>
             <w:r>
               <w:t>loan_</w:t>
             </w:r>
             <w:r>
               <w:t>interests</w:t>
             </w:r>
-            <w:proofErr w:type="spellEnd"/>
           </w:p>
         </w:tc>
         <w:tc>
@@ -11919,10 +11886,10 @@
                 <w:position w:val="-4"/>
               </w:rPr>
               <w:object w:dxaOrig="260" w:dyaOrig="260" w14:anchorId="00373AA1">
-                <v:shape id="_x0000_i1122" type="#_x0000_t75" style="width:17.2pt;height:11.75pt" o:ole="">
-                  <v:imagedata r:id="rId135" o:title=""/>
+                <v:shape id="_x0000_i1124" type="#_x0000_t75" style="width:17.2pt;height:11.75pt" o:ole="">
+                  <v:imagedata r:id="rId139" o:title=""/>
                 </v:shape>
-                <o:OLEObject Type="Embed" ProgID="Equation.DSMT4" ShapeID="_x0000_i1122" DrawAspect="Content" ObjectID="_1850365939" r:id="rId172"/>
+                <o:OLEObject Type="Embed" ProgID="Equation.DSMT4" ShapeID="_x0000_i1124" DrawAspect="Content" ObjectID="_1850449886" r:id="rId176"/>
               </w:object>
             </w:r>
           </w:p>
@@ -11990,10 +11957,10 @@
                 <w:position w:val="-12"/>
               </w:rPr>
               <w:object w:dxaOrig="460" w:dyaOrig="380" w14:anchorId="6D948588">
-                <v:shape id="_x0000_i1123" type="#_x0000_t75" style="width:23.5pt;height:19.55pt" o:ole="">
-                  <v:imagedata r:id="rId173" o:title=""/>
+                <v:shape id="_x0000_i1125" type="#_x0000_t75" style="width:23.5pt;height:19.55pt" o:ole="">
+                  <v:imagedata r:id="rId177" o:title=""/>
                 </v:shape>
-                <o:OLEObject Type="Embed" ProgID="Equation.DSMT4" ShapeID="_x0000_i1123" DrawAspect="Content" ObjectID="_1850365940" r:id="rId174"/>
+                <o:OLEObject Type="Embed" ProgID="Equation.DSMT4" ShapeID="_x0000_i1125" DrawAspect="Content" ObjectID="_1850449887" r:id="rId178"/>
               </w:object>
             </w:r>
           </w:p>
@@ -12013,14 +11980,12 @@
             <w:pPr>
               <w:pStyle w:val="Codevariable"/>
             </w:pPr>
-            <w:proofErr w:type="spellStart"/>
             <w:r>
               <w:t>bond_</w:t>
             </w:r>
             <w:r>
               <w:t>interests</w:t>
             </w:r>
-            <w:proofErr w:type="spellEnd"/>
           </w:p>
         </w:tc>
         <w:tc>
@@ -12043,10 +12008,10 @@
                 <w:position w:val="-4"/>
               </w:rPr>
               <w:object w:dxaOrig="260" w:dyaOrig="260" w14:anchorId="5870E36E">
-                <v:shape id="_x0000_i1124" type="#_x0000_t75" style="width:17.2pt;height:11.75pt" o:ole="">
-                  <v:imagedata r:id="rId135" o:title=""/>
+                <v:shape id="_x0000_i1126" type="#_x0000_t75" style="width:17.2pt;height:11.75pt" o:ole="">
+                  <v:imagedata r:id="rId139" o:title=""/>
                 </v:shape>
-                <o:OLEObject Type="Embed" ProgID="Equation.DSMT4" ShapeID="_x0000_i1124" DrawAspect="Content" ObjectID="_1850365941" r:id="rId175"/>
+                <o:OLEObject Type="Embed" ProgID="Equation.DSMT4" ShapeID="_x0000_i1126" DrawAspect="Content" ObjectID="_1850449888" r:id="rId179"/>
               </w:object>
             </w:r>
           </w:p>
@@ -12114,10 +12079,10 @@
                 <w:position w:val="-12"/>
               </w:rPr>
               <w:object w:dxaOrig="520" w:dyaOrig="380" w14:anchorId="55BEFD01">
-                <v:shape id="_x0000_i1125" type="#_x0000_t75" style="width:26.6pt;height:19.55pt" o:ole="">
-                  <v:imagedata r:id="rId176" o:title=""/>
+                <v:shape id="_x0000_i1127" type="#_x0000_t75" style="width:26.6pt;height:19.55pt" o:ole="">
+                  <v:imagedata r:id="rId180" o:title=""/>
                 </v:shape>
-                <o:OLEObject Type="Embed" ProgID="Equation.DSMT4" ShapeID="_x0000_i1125" DrawAspect="Content" ObjectID="_1850365942" r:id="rId177"/>
+                <o:OLEObject Type="Embed" ProgID="Equation.DSMT4" ShapeID="_x0000_i1127" DrawAspect="Content" ObjectID="_1850449889" r:id="rId181"/>
               </w:object>
             </w:r>
           </w:p>
@@ -12137,14 +12102,12 @@
             <w:pPr>
               <w:pStyle w:val="Codevariable"/>
             </w:pPr>
-            <w:proofErr w:type="spellStart"/>
             <w:r>
               <w:t>cash_</w:t>
             </w:r>
             <w:r>
               <w:t>interests</w:t>
             </w:r>
-            <w:proofErr w:type="spellEnd"/>
           </w:p>
         </w:tc>
         <w:tc>
@@ -12167,10 +12130,10 @@
                 <w:position w:val="-4"/>
               </w:rPr>
               <w:object w:dxaOrig="260" w:dyaOrig="260" w14:anchorId="671CF41C">
-                <v:shape id="_x0000_i1126" type="#_x0000_t75" style="width:17.2pt;height:11.75pt" o:ole="">
-                  <v:imagedata r:id="rId135" o:title=""/>
+                <v:shape id="_x0000_i1128" type="#_x0000_t75" style="width:17.2pt;height:11.75pt" o:ole="">
+                  <v:imagedata r:id="rId139" o:title=""/>
                 </v:shape>
-                <o:OLEObject Type="Embed" ProgID="Equation.DSMT4" ShapeID="_x0000_i1126" DrawAspect="Content" ObjectID="_1850365943" r:id="rId178"/>
+                <o:OLEObject Type="Embed" ProgID="Equation.DSMT4" ShapeID="_x0000_i1128" DrawAspect="Content" ObjectID="_1850449890" r:id="rId182"/>
               </w:object>
             </w:r>
           </w:p>
@@ -12238,10 +12201,10 @@
                 <w:position w:val="-12"/>
               </w:rPr>
               <w:object w:dxaOrig="460" w:dyaOrig="380" w14:anchorId="4114E6C0">
-                <v:shape id="_x0000_i1127" type="#_x0000_t75" style="width:22.7pt;height:18.8pt" o:ole="">
-                  <v:imagedata r:id="rId179" o:title=""/>
+                <v:shape id="_x0000_i1129" type="#_x0000_t75" style="width:22.7pt;height:18.8pt" o:ole="">
+                  <v:imagedata r:id="rId183" o:title=""/>
                 </v:shape>
-                <o:OLEObject Type="Embed" ProgID="Equation.DSMT4" ShapeID="_x0000_i1127" DrawAspect="Content" ObjectID="_1850365944" r:id="rId180"/>
+                <o:OLEObject Type="Embed" ProgID="Equation.DSMT4" ShapeID="_x0000_i1129" DrawAspect="Content" ObjectID="_1850449891" r:id="rId184"/>
               </w:object>
             </w:r>
           </w:p>
@@ -12261,11 +12224,9 @@
             <w:pPr>
               <w:pStyle w:val="Codevariable"/>
             </w:pPr>
-            <w:proofErr w:type="spellStart"/>
             <w:r>
               <w:t>adv_interests</w:t>
             </w:r>
-            <w:proofErr w:type="spellEnd"/>
           </w:p>
         </w:tc>
         <w:tc>
@@ -12288,10 +12249,10 @@
                 <w:position w:val="-4"/>
               </w:rPr>
               <w:object w:dxaOrig="260" w:dyaOrig="260" w14:anchorId="1685B05D">
-                <v:shape id="_x0000_i1128" type="#_x0000_t75" style="width:17.2pt;height:11.75pt" o:ole="">
-                  <v:imagedata r:id="rId135" o:title=""/>
+                <v:shape id="_x0000_i1130" type="#_x0000_t75" style="width:17.2pt;height:11.75pt" o:ole="">
+                  <v:imagedata r:id="rId139" o:title=""/>
                 </v:shape>
-                <o:OLEObject Type="Embed" ProgID="Equation.DSMT4" ShapeID="_x0000_i1128" DrawAspect="Content" ObjectID="_1850365945" r:id="rId181"/>
+                <o:OLEObject Type="Embed" ProgID="Equation.DSMT4" ShapeID="_x0000_i1130" DrawAspect="Content" ObjectID="_1850449892" r:id="rId185"/>
               </w:object>
             </w:r>
           </w:p>
@@ -12359,10 +12320,10 @@
                 <w:position w:val="-12"/>
               </w:rPr>
               <w:object w:dxaOrig="480" w:dyaOrig="360" w14:anchorId="77F27F83">
-                <v:shape id="_x0000_i1129" type="#_x0000_t75" style="width:24.25pt;height:18pt" o:ole="">
-                  <v:imagedata r:id="rId182" o:title=""/>
+                <v:shape id="_x0000_i1131" type="#_x0000_t75" style="width:24.25pt;height:18pt" o:ole="">
+                  <v:imagedata r:id="rId186" o:title=""/>
                 </v:shape>
-                <o:OLEObject Type="Embed" ProgID="Equation.DSMT4" ShapeID="_x0000_i1129" DrawAspect="Content" ObjectID="_1850365946" r:id="rId183"/>
+                <o:OLEObject Type="Embed" ProgID="Equation.DSMT4" ShapeID="_x0000_i1131" DrawAspect="Content" ObjectID="_1850449893" r:id="rId187"/>
               </w:object>
             </w:r>
           </w:p>
@@ -12407,10 +12368,10 @@
                 <w:position w:val="-4"/>
               </w:rPr>
               <w:object w:dxaOrig="260" w:dyaOrig="260" w14:anchorId="49F86112">
-                <v:shape id="_x0000_i1130" type="#_x0000_t75" style="width:17.2pt;height:11.75pt" o:ole="">
-                  <v:imagedata r:id="rId135" o:title=""/>
+                <v:shape id="_x0000_i1132" type="#_x0000_t75" style="width:17.2pt;height:11.75pt" o:ole="">
+                  <v:imagedata r:id="rId139" o:title=""/>
                 </v:shape>
-                <o:OLEObject Type="Embed" ProgID="Equation.DSMT4" ShapeID="_x0000_i1130" DrawAspect="Content" ObjectID="_1850365947" r:id="rId184"/>
+                <o:OLEObject Type="Embed" ProgID="Equation.DSMT4" ShapeID="_x0000_i1132" DrawAspect="Content" ObjectID="_1850449894" r:id="rId188"/>
               </w:object>
             </w:r>
           </w:p>
@@ -12478,10 +12439,10 @@
                 <w:position w:val="-12"/>
               </w:rPr>
               <w:object w:dxaOrig="260" w:dyaOrig="360" w14:anchorId="47702EA9">
-                <v:shape id="_x0000_i1131" type="#_x0000_t75" style="width:13.3pt;height:18pt" o:ole="">
-                  <v:imagedata r:id="rId185" o:title=""/>
+                <v:shape id="_x0000_i1133" type="#_x0000_t75" style="width:13.3pt;height:18pt" o:ole="">
+                  <v:imagedata r:id="rId189" o:title=""/>
                 </v:shape>
-                <o:OLEObject Type="Embed" ProgID="Equation.DSMT4" ShapeID="_x0000_i1131" DrawAspect="Content" ObjectID="_1850365948" r:id="rId186"/>
+                <o:OLEObject Type="Embed" ProgID="Equation.DSMT4" ShapeID="_x0000_i1133" DrawAspect="Content" ObjectID="_1850449895" r:id="rId190"/>
               </w:object>
             </w:r>
           </w:p>
@@ -12501,11 +12462,9 @@
             <w:pPr>
               <w:pStyle w:val="Codevariable"/>
             </w:pPr>
-            <w:proofErr w:type="spellStart"/>
             <w:r>
               <w:t>profit_transfers</w:t>
             </w:r>
-            <w:proofErr w:type="spellEnd"/>
           </w:p>
         </w:tc>
         <w:tc>
@@ -12528,10 +12487,10 @@
                 <w:position w:val="-4"/>
               </w:rPr>
               <w:object w:dxaOrig="260" w:dyaOrig="260" w14:anchorId="6E8785E0">
-                <v:shape id="_x0000_i1132" type="#_x0000_t75" style="width:17.2pt;height:11.75pt" o:ole="">
-                  <v:imagedata r:id="rId135" o:title=""/>
+                <v:shape id="_x0000_i1134" type="#_x0000_t75" style="width:17.2pt;height:11.75pt" o:ole="">
+                  <v:imagedata r:id="rId139" o:title=""/>
                 </v:shape>
-                <o:OLEObject Type="Embed" ProgID="Equation.DSMT4" ShapeID="_x0000_i1132" DrawAspect="Content" ObjectID="_1850365949" r:id="rId187"/>
+                <o:OLEObject Type="Embed" ProgID="Equation.DSMT4" ShapeID="_x0000_i1134" DrawAspect="Content" ObjectID="_1850449896" r:id="rId191"/>
               </w:object>
             </w:r>
           </w:p>
@@ -12606,31 +12565,7 @@
         <w:t xml:space="preserve"> for details). Indeed, each stock correspond to an associated balance-sheet position and each flow of the transaction matrix can be computed with the state of modeled stock.  </w:t>
       </w:r>
       <w:r>
-        <w:t xml:space="preserve">This </w:t>
-      </w:r>
-      <w:proofErr w:type="spellStart"/>
-      <w:r>
-        <w:t>intends</w:t>
-      </w:r>
-      <w:proofErr w:type="spellEnd"/>
-      <w:r>
-        <w:t xml:space="preserve"> to </w:t>
-      </w:r>
-      <w:proofErr w:type="spellStart"/>
-      <w:r>
-        <w:t>preserves</w:t>
-      </w:r>
-      <w:proofErr w:type="spellEnd"/>
-      <w:r>
-        <w:t xml:space="preserve"> stock-flow </w:t>
-      </w:r>
-      <w:proofErr w:type="spellStart"/>
-      <w:r>
-        <w:t>consistency</w:t>
-      </w:r>
-      <w:proofErr w:type="spellEnd"/>
-      <w:r>
-        <w:t>.</w:t>
+        <w:t>This intends to preserves stock-flow consistency.</w:t>
       </w:r>
     </w:p>
     <w:p>
@@ -12687,6 +12622,14 @@
       </w:r>
     </w:p>
     <w:p>
+      <w:r>
+        <w:t>plusiers espaces, l’espace de s</w:t>
+      </w:r>
+      <w:r>
+        <w:t>alop + l’espace geographique</w:t>
+      </w:r>
+    </w:p>
+    <w:p>
       <w:pPr>
         <w:rPr>
           <w:lang w:val="en-US"/>
@@ -12697,49 +12640,7 @@
         <w:rPr>
           <w:lang w:val="en-US"/>
         </w:rPr>
-        <w:t xml:space="preserve">But each agent has a position inside </w:t>
-      </w:r>
-      <w:proofErr w:type="spellStart"/>
-      <w:r>
-        <w:rPr>
-          <w:lang w:val="en-US"/>
-        </w:rPr>
-        <w:t>moentary</w:t>
-      </w:r>
-      <w:proofErr w:type="spellEnd"/>
-      <w:r>
-        <w:rPr>
-          <w:lang w:val="en-US"/>
-        </w:rPr>
-        <w:t xml:space="preserve"> union which is his country k=0 pour position international et k =1…K pour </w:t>
-      </w:r>
-      <w:proofErr w:type="spellStart"/>
-      <w:r>
-        <w:rPr>
-          <w:lang w:val="en-US"/>
-        </w:rPr>
-        <w:t>els</w:t>
-      </w:r>
-      <w:proofErr w:type="spellEnd"/>
-      <w:r>
-        <w:rPr>
-          <w:lang w:val="en-US"/>
-        </w:rPr>
-        <w:t xml:space="preserve"> </w:t>
-      </w:r>
-      <w:proofErr w:type="spellStart"/>
-      <w:r>
-        <w:rPr>
-          <w:lang w:val="en-US"/>
-        </w:rPr>
-        <w:t>nationaux</w:t>
-      </w:r>
-      <w:proofErr w:type="spellEnd"/>
-      <w:r>
-        <w:rPr>
-          <w:lang w:val="en-US"/>
-        </w:rPr>
-        <w:t>?</w:t>
+        <w:t>But each agent has a position inside moentary union which is his country k=0 pour position international et k =1…K pour els nationaux?</w:t>
       </w:r>
       <w:commentRangeEnd w:id="19"/>
       <w:r>
@@ -13307,15 +13208,7 @@
     <w:p>
       <w:commentRangeStart w:id="20"/>
       <w:r>
-        <w:t xml:space="preserve">Apres un </w:t>
-      </w:r>
-      <w:proofErr w:type="spellStart"/>
-      <w:r>
-        <w:t>clycle</w:t>
-      </w:r>
-      <w:proofErr w:type="spellEnd"/>
-      <w:r>
-        <w:t>, les f</w:t>
+        <w:t>Apres un clycle, les f</w:t>
       </w:r>
       <w:r>
         <w:t>l</w:t>
@@ -13336,26 +13229,10 @@
         <w:t>après</w:t>
       </w:r>
       <w:r>
-        <w:t xml:space="preserve"> mise </w:t>
-      </w:r>
-      <w:proofErr w:type="spellStart"/>
-      <w:r>
-        <w:t>a</w:t>
-      </w:r>
-      <w:proofErr w:type="spellEnd"/>
-      <w:r>
-        <w:t xml:space="preserve"> jour des statistiques</w:t>
-      </w:r>
-      <w:r>
-        <w:t xml:space="preserve">. Ce </w:t>
-      </w:r>
-      <w:proofErr w:type="spellStart"/>
-      <w:r>
-        <w:t>propcessus</w:t>
-      </w:r>
-      <w:proofErr w:type="spellEnd"/>
-      <w:r>
-        <w:t xml:space="preserve"> impliquent les espaces.</w:t>
+        <w:t xml:space="preserve"> mise a jour des statistiques</w:t>
+      </w:r>
+      <w:r>
+        <w:t>. Ce propcessus impliquent les espaces.</w:t>
       </w:r>
       <w:commentRangeEnd w:id="20"/>
       <w:r>
@@ -13522,11 +13399,9 @@
       <w:pPr>
         <w:pStyle w:val="Titre1"/>
       </w:pPr>
-      <w:proofErr w:type="spellStart"/>
       <w:r>
         <w:t>Initialization</w:t>
       </w:r>
-      <w:proofErr w:type="spellEnd"/>
     </w:p>
     <w:p>
       <w:pPr>
@@ -13563,14 +13438,12 @@
           <w:lang w:val="en-US"/>
         </w:rPr>
       </w:pPr>
-      <w:proofErr w:type="spellStart"/>
       <w:r>
         <w:rPr>
           <w:lang w:val="en-US"/>
         </w:rPr>
         <w:t>Submodels</w:t>
       </w:r>
-      <w:proofErr w:type="spellEnd"/>
     </w:p>
     <w:p>
       <w:pPr>
@@ -13621,21 +13494,7 @@
         <w:rPr>
           <w:lang w:val="en-US" w:eastAsia="fr-CM"/>
         </w:rPr>
-        <w:t xml:space="preserve">The mathematical notation used in this document follows the notation introduced by </w:t>
-      </w:r>
-      <w:proofErr w:type="spellStart"/>
-      <w:r>
-        <w:rPr>
-          <w:lang w:val="en-US" w:eastAsia="fr-CM"/>
-        </w:rPr>
-        <w:t>Caiani</w:t>
-      </w:r>
-      <w:proofErr w:type="spellEnd"/>
-      <w:r>
-        <w:rPr>
-          <w:lang w:val="en-US" w:eastAsia="fr-CM"/>
-        </w:rPr>
-        <w:t xml:space="preserve"> et al. (2019), with some adaptations required for </w:t>
+        <w:t xml:space="preserve">The mathematical notation used in this document follows the notation introduced by Caiani et al. (2019), with some adaptations required for </w:t>
       </w:r>
       <w:r>
         <w:rPr>
@@ -13688,95 +13547,46 @@
           <w:position w:val="-4"/>
         </w:rPr>
         <w:object w:dxaOrig="200" w:dyaOrig="200" w14:anchorId="465EE109">
-          <v:shape id="_x0000_i1133" type="#_x0000_t75" style="width:9.4pt;height:9.4pt" o:ole="">
-            <v:imagedata r:id="rId188" o:title=""/>
-          </v:shape>
-          <o:OLEObject Type="Embed" ProgID="Equation.DSMT4" ShapeID="_x0000_i1133" DrawAspect="Content" ObjectID="_1850365950" r:id="rId189"/>
-        </w:object>
-      </w:r>
-      <w:r>
-        <w:rPr>
-          <w:lang w:eastAsia="fr-CM"/>
-        </w:rPr>
-        <w:t xml:space="preserve"> subscript is replaced </w:t>
-      </w:r>
-      <w:r>
-        <w:rPr>
-          <w:lang w:eastAsia="fr-CM"/>
-        </w:rPr>
-        <w:t xml:space="preserve"> by</w:t>
-      </w:r>
-      <w:r>
-        <w:rPr>
-          <w:position w:val="-6"/>
-        </w:rPr>
-        <w:object w:dxaOrig="200" w:dyaOrig="279" w14:anchorId="1DAFB371">
-          <v:shape id="_x0000_i1134" type="#_x0000_t75" style="width:9.4pt;height:14.1pt" o:ole="">
-            <v:imagedata r:id="rId190" o:title=""/>
-          </v:shape>
-          <o:OLEObject Type="Embed" ProgID="Equation.DSMT4" ShapeID="_x0000_i1134" DrawAspect="Content" ObjectID="_1850365951" r:id="rId191"/>
-        </w:object>
-      </w:r>
-      <w:r>
-        <w:rPr>
-          <w:lang w:eastAsia="fr-CM"/>
-        </w:rPr>
-        <w:t xml:space="preserve"> </w:t>
-      </w:r>
-      <w:r>
-        <w:rPr>
-          <w:lang w:eastAsia="fr-CM"/>
-        </w:rPr>
-        <w:t xml:space="preserve"> subscript to identify banks;</w:t>
-      </w:r>
-    </w:p>
-    <w:p>
-      <w:pPr>
-        <w:pStyle w:val="ListNormal"/>
-        <w:rPr>
-          <w:lang w:eastAsia="fr-CM"/>
-        </w:rPr>
-      </w:pPr>
-      <w:r>
-        <w:rPr>
-          <w:position w:val="-4"/>
-        </w:rPr>
-        <w:object w:dxaOrig="200" w:dyaOrig="200" w14:anchorId="7D369F3F">
           <v:shape id="_x0000_i1135" type="#_x0000_t75" style="width:9.4pt;height:9.4pt" o:ole="">
             <v:imagedata r:id="rId192" o:title=""/>
           </v:shape>
-          <o:OLEObject Type="Embed" ProgID="Equation.DSMT4" ShapeID="_x0000_i1135" DrawAspect="Content" ObjectID="_1850365952" r:id="rId193"/>
+          <o:OLEObject Type="Embed" ProgID="Equation.DSMT4" ShapeID="_x0000_i1135" DrawAspect="Content" ObjectID="_1850449897" r:id="rId193"/>
         </w:object>
       </w:r>
       <w:r>
         <w:rPr>
           <w:lang w:eastAsia="fr-CM"/>
         </w:rPr>
-        <w:t xml:space="preserve"> subscript is used </w:t>
+        <w:t xml:space="preserve"> subscript is replaced </w:t>
       </w:r>
       <w:r>
         <w:rPr>
           <w:lang w:eastAsia="fr-CM"/>
         </w:rPr>
-        <w:t xml:space="preserve">instead </w:t>
+        <w:t xml:space="preserve"> by</w:t>
+      </w:r>
+      <w:r>
+        <w:rPr>
+          <w:position w:val="-6"/>
+        </w:rPr>
+        <w:object w:dxaOrig="200" w:dyaOrig="279" w14:anchorId="1DAFB371">
+          <v:shape id="_x0000_i1136" type="#_x0000_t75" style="width:9.4pt;height:14.1pt" o:ole="">
+            <v:imagedata r:id="rId194" o:title=""/>
+          </v:shape>
+          <o:OLEObject Type="Embed" ProgID="Equation.DSMT4" ShapeID="_x0000_i1136" DrawAspect="Content" ObjectID="_1850449898" r:id="rId195"/>
+        </w:object>
       </w:r>
       <w:r>
         <w:rPr>
           <w:lang w:eastAsia="fr-CM"/>
         </w:rPr>
-        <w:t>to identify an</w:t>
+        <w:t xml:space="preserve"> </w:t>
       </w:r>
       <w:r>
         <w:rPr>
           <w:lang w:eastAsia="fr-CM"/>
         </w:rPr>
-        <w:t>y</w:t>
-      </w:r>
-      <w:r>
-        <w:rPr>
-          <w:lang w:eastAsia="fr-CM"/>
-        </w:rPr>
-        <w:t xml:space="preserve"> agent;</w:t>
+        <w:t xml:space="preserve"> subscript to identify banks;</w:t>
       </w:r>
     </w:p>
     <w:p>
@@ -13788,14 +13598,63 @@
       </w:pPr>
       <w:r>
         <w:rPr>
+          <w:position w:val="-4"/>
+        </w:rPr>
+        <w:object w:dxaOrig="200" w:dyaOrig="200" w14:anchorId="7D369F3F">
+          <v:shape id="_x0000_i1137" type="#_x0000_t75" style="width:9.4pt;height:9.4pt" o:ole="">
+            <v:imagedata r:id="rId196" o:title=""/>
+          </v:shape>
+          <o:OLEObject Type="Embed" ProgID="Equation.DSMT4" ShapeID="_x0000_i1137" DrawAspect="Content" ObjectID="_1850449899" r:id="rId197"/>
+        </w:object>
+      </w:r>
+      <w:r>
+        <w:rPr>
+          <w:lang w:eastAsia="fr-CM"/>
+        </w:rPr>
+        <w:t xml:space="preserve"> subscript is used </w:t>
+      </w:r>
+      <w:r>
+        <w:rPr>
+          <w:lang w:eastAsia="fr-CM"/>
+        </w:rPr>
+        <w:t xml:space="preserve">instead </w:t>
+      </w:r>
+      <w:r>
+        <w:rPr>
+          <w:lang w:eastAsia="fr-CM"/>
+        </w:rPr>
+        <w:t>to identify an</w:t>
+      </w:r>
+      <w:r>
+        <w:rPr>
+          <w:lang w:eastAsia="fr-CM"/>
+        </w:rPr>
+        <w:t>y</w:t>
+      </w:r>
+      <w:r>
+        <w:rPr>
+          <w:lang w:eastAsia="fr-CM"/>
+        </w:rPr>
+        <w:t xml:space="preserve"> agent;</w:t>
+      </w:r>
+    </w:p>
+    <w:p>
+      <w:pPr>
+        <w:pStyle w:val="ListNormal"/>
+        <w:rPr>
+          <w:lang w:eastAsia="fr-CM"/>
+        </w:rPr>
+      </w:pPr>
+      <w:r>
+        <w:rPr>
           <w:position w:val="-6"/>
           <w:lang w:eastAsia="fr-CM"/>
         </w:rPr>
         <w:object w:dxaOrig="380" w:dyaOrig="279" w14:anchorId="61EA464F">
-          <v:shape id="_x0000_i1136" type="#_x0000_t75" style="width:18.8pt;height:14.1pt" o:ole="">
-            <v:imagedata r:id="rId194" o:title=""/>
+          <v:shape id="_x0000_i1138" type="#_x0000_t75" style="width:18.8pt;height:14.1pt" o:ole="">
+            <v:imagedata r:id="rId198" o:title=""/>
           </v:shape>
-          <o:OLEObject Type="Embed" ProgID="Equation.DSMT4" ShapeID="_x0000_i1136" DrawAspect="Content" ObjectID="_1850365953" r:id="rId195"/>
+          <o:OLEObject Type="Embed" ProgID="Equation.DSMT4" ShapeID="_x0000_i1138" DrawAspect="Content" ObjectID="_1850449900" r:id="rId199"/>
         </w:object>
       </w:r>
       <w:r>
@@ -13809,10 +13668,10 @@
           <w:position w:val="-10"/>
         </w:rPr>
         <w:object w:dxaOrig="200" w:dyaOrig="300" w14:anchorId="739831DE">
-          <v:shape id="_x0000_i1137" type="#_x0000_t75" style="width:9.4pt;height:14.85pt" o:ole="">
-            <v:imagedata r:id="rId196" o:title=""/>
+          <v:shape id="_x0000_i1139" type="#_x0000_t75" style="width:9.4pt;height:14.85pt" o:ole="">
+            <v:imagedata r:id="rId200" o:title=""/>
           </v:shape>
-          <o:OLEObject Type="Embed" ProgID="Equation.DSMT4" ShapeID="_x0000_i1137" DrawAspect="Content" ObjectID="_1850365954" r:id="rId197"/>
+          <o:OLEObject Type="Embed" ProgID="Equation.DSMT4" ShapeID="_x0000_i1139" DrawAspect="Content" ObjectID="_1850449901" r:id="rId201"/>
         </w:object>
       </w:r>
       <w:r>
@@ -13865,52 +13724,10 @@
           <w:position w:val="-12"/>
         </w:rPr>
         <w:object w:dxaOrig="260" w:dyaOrig="360" w14:anchorId="0CAE26FE">
-          <v:shape id="_x0000_i1138" type="#_x0000_t75" style="width:12.5pt;height:18pt" o:ole="">
-            <v:imagedata r:id="rId198" o:title=""/>
-          </v:shape>
-          <o:OLEObject Type="Embed" ProgID="Equation.DSMT4" ShapeID="_x0000_i1138" DrawAspect="Content" ObjectID="_1850365955" r:id="rId199"/>
-        </w:object>
-      </w:r>
-      <w:r>
-        <w:rPr>
-          <w:lang w:eastAsia="fr-CM"/>
-        </w:rPr>
-        <w:t xml:space="preserve"> is replaced by </w:t>
-      </w:r>
-      <w:r>
-        <w:rPr>
-          <w:position w:val="-12"/>
-        </w:rPr>
-        <w:object w:dxaOrig="279" w:dyaOrig="380" w14:anchorId="22E7BF57">
-          <v:shape id="_x0000_i1139" type="#_x0000_t75" style="width:14.1pt;height:18.8pt" o:ole="">
-            <v:imagedata r:id="rId200" o:title=""/>
-          </v:shape>
-          <o:OLEObject Type="Embed" ProgID="Equation.DSMT4" ShapeID="_x0000_i1139" DrawAspect="Content" ObjectID="_1850365956" r:id="rId201"/>
-        </w:object>
-      </w:r>
-      <w:r>
-        <w:rPr>
-          <w:lang w:eastAsia="fr-CM"/>
-        </w:rPr>
-        <w:t xml:space="preserve"> to identify interest rate on bonds;</w:t>
-      </w:r>
-    </w:p>
-    <w:p>
-      <w:pPr>
-        <w:pStyle w:val="ListNormal"/>
-        <w:rPr>
-          <w:lang w:eastAsia="fr-CM"/>
-        </w:rPr>
-      </w:pPr>
-      <w:r>
-        <w:rPr>
-          <w:position w:val="-12"/>
-        </w:rPr>
-        <w:object w:dxaOrig="260" w:dyaOrig="360" w14:anchorId="0D7B9160">
           <v:shape id="_x0000_i1140" type="#_x0000_t75" style="width:12.5pt;height:18pt" o:ole="">
             <v:imagedata r:id="rId202" o:title=""/>
           </v:shape>
-          <o:OLEObject Type="Embed" ProgID="Equation.DSMT4" ShapeID="_x0000_i1140" DrawAspect="Content" ObjectID="_1850365957" r:id="rId203"/>
+          <o:OLEObject Type="Embed" ProgID="Equation.DSMT4" ShapeID="_x0000_i1140" DrawAspect="Content" ObjectID="_1850449902" r:id="rId203"/>
         </w:object>
       </w:r>
       <w:r>
@@ -13923,18 +13740,18 @@
         <w:rPr>
           <w:position w:val="-12"/>
         </w:rPr>
-        <w:object w:dxaOrig="300" w:dyaOrig="380" w14:anchorId="5884BE54">
-          <v:shape id="_x0000_i1141" type="#_x0000_t75" style="width:14.85pt;height:18.8pt" o:ole="">
+        <w:object w:dxaOrig="279" w:dyaOrig="380" w14:anchorId="22E7BF57">
+          <v:shape id="_x0000_i1141" type="#_x0000_t75" style="width:14.1pt;height:18.8pt" o:ole="">
             <v:imagedata r:id="rId204" o:title=""/>
           </v:shape>
-          <o:OLEObject Type="Embed" ProgID="Equation.DSMT4" ShapeID="_x0000_i1141" DrawAspect="Content" ObjectID="_1850365958" r:id="rId205"/>
+          <o:OLEObject Type="Embed" ProgID="Equation.DSMT4" ShapeID="_x0000_i1141" DrawAspect="Content" ObjectID="_1850449903" r:id="rId205"/>
         </w:object>
       </w:r>
       <w:r>
         <w:rPr>
           <w:lang w:eastAsia="fr-CM"/>
         </w:rPr>
-        <w:t xml:space="preserve"> to identify interest rate on deposits;</w:t>
+        <w:t xml:space="preserve"> to identify interest rate on bonds;</w:t>
       </w:r>
     </w:p>
     <w:p>
@@ -13948,11 +13765,11 @@
         <w:rPr>
           <w:position w:val="-12"/>
         </w:rPr>
-        <w:object w:dxaOrig="240" w:dyaOrig="360" w14:anchorId="54DDEFE9">
-          <v:shape id="_x0000_i1142" type="#_x0000_t75" style="width:11.75pt;height:18pt" o:ole="">
+        <w:object w:dxaOrig="260" w:dyaOrig="360" w14:anchorId="0D7B9160">
+          <v:shape id="_x0000_i1142" type="#_x0000_t75" style="width:12.5pt;height:18pt" o:ole="">
             <v:imagedata r:id="rId206" o:title=""/>
           </v:shape>
-          <o:OLEObject Type="Embed" ProgID="Equation.DSMT4" ShapeID="_x0000_i1142" DrawAspect="Content" ObjectID="_1850365959" r:id="rId207"/>
+          <o:OLEObject Type="Embed" ProgID="Equation.DSMT4" ShapeID="_x0000_i1142" DrawAspect="Content" ObjectID="_1850449904" r:id="rId207"/>
         </w:object>
       </w:r>
       <w:r>
@@ -13965,18 +13782,18 @@
         <w:rPr>
           <w:position w:val="-12"/>
         </w:rPr>
-        <w:object w:dxaOrig="279" w:dyaOrig="380" w14:anchorId="6149AE2F">
-          <v:shape id="_x0000_i1143" type="#_x0000_t75" style="width:14.1pt;height:18.8pt" o:ole="">
+        <w:object w:dxaOrig="300" w:dyaOrig="380" w14:anchorId="5884BE54">
+          <v:shape id="_x0000_i1143" type="#_x0000_t75" style="width:14.85pt;height:18.8pt" o:ole="">
             <v:imagedata r:id="rId208" o:title=""/>
           </v:shape>
-          <o:OLEObject Type="Embed" ProgID="Equation.DSMT4" ShapeID="_x0000_i1143" DrawAspect="Content" ObjectID="_1850365960" r:id="rId209"/>
+          <o:OLEObject Type="Embed" ProgID="Equation.DSMT4" ShapeID="_x0000_i1143" DrawAspect="Content" ObjectID="_1850449905" r:id="rId209"/>
         </w:object>
       </w:r>
       <w:r>
         <w:rPr>
           <w:lang w:eastAsia="fr-CM"/>
         </w:rPr>
-        <w:t xml:space="preserve"> to identify interest rate on loans;</w:t>
+        <w:t xml:space="preserve"> to identify interest rate on deposits;</w:t>
       </w:r>
     </w:p>
     <w:p>
@@ -13990,11 +13807,11 @@
         <w:rPr>
           <w:position w:val="-12"/>
         </w:rPr>
-        <w:object w:dxaOrig="260" w:dyaOrig="360" w14:anchorId="044E5E1C">
-          <v:shape id="_x0000_i1144" type="#_x0000_t75" style="width:12.5pt;height:18pt" o:ole="">
+        <w:object w:dxaOrig="240" w:dyaOrig="360" w14:anchorId="54DDEFE9">
+          <v:shape id="_x0000_i1144" type="#_x0000_t75" style="width:11.75pt;height:18pt" o:ole="">
             <v:imagedata r:id="rId210" o:title=""/>
           </v:shape>
-          <o:OLEObject Type="Embed" ProgID="Equation.DSMT4" ShapeID="_x0000_i1144" DrawAspect="Content" ObjectID="_1850365961" r:id="rId211"/>
+          <o:OLEObject Type="Embed" ProgID="Equation.DSMT4" ShapeID="_x0000_i1144" DrawAspect="Content" ObjectID="_1850449906" r:id="rId211"/>
         </w:object>
       </w:r>
       <w:r>
@@ -14007,11 +13824,53 @@
         <w:rPr>
           <w:position w:val="-12"/>
         </w:rPr>
-        <w:object w:dxaOrig="340" w:dyaOrig="380" w14:anchorId="4D7CFE76">
-          <v:shape id="_x0000_i1145" type="#_x0000_t75" style="width:17.2pt;height:18.8pt" o:ole="">
+        <w:object w:dxaOrig="279" w:dyaOrig="380" w14:anchorId="6149AE2F">
+          <v:shape id="_x0000_i1145" type="#_x0000_t75" style="width:14.1pt;height:18.8pt" o:ole="">
             <v:imagedata r:id="rId212" o:title=""/>
           </v:shape>
-          <o:OLEObject Type="Embed" ProgID="Equation.DSMT4" ShapeID="_x0000_i1145" DrawAspect="Content" ObjectID="_1850365962" r:id="rId213"/>
+          <o:OLEObject Type="Embed" ProgID="Equation.DSMT4" ShapeID="_x0000_i1145" DrawAspect="Content" ObjectID="_1850449907" r:id="rId213"/>
+        </w:object>
+      </w:r>
+      <w:r>
+        <w:rPr>
+          <w:lang w:eastAsia="fr-CM"/>
+        </w:rPr>
+        <w:t xml:space="preserve"> to identify interest rate on loans;</w:t>
+      </w:r>
+    </w:p>
+    <w:p>
+      <w:pPr>
+        <w:pStyle w:val="ListNormal"/>
+        <w:rPr>
+          <w:lang w:eastAsia="fr-CM"/>
+        </w:rPr>
+      </w:pPr>
+      <w:r>
+        <w:rPr>
+          <w:position w:val="-12"/>
+        </w:rPr>
+        <w:object w:dxaOrig="260" w:dyaOrig="360" w14:anchorId="044E5E1C">
+          <v:shape id="_x0000_i1146" type="#_x0000_t75" style="width:12.5pt;height:18pt" o:ole="">
+            <v:imagedata r:id="rId214" o:title=""/>
+          </v:shape>
+          <o:OLEObject Type="Embed" ProgID="Equation.DSMT4" ShapeID="_x0000_i1146" DrawAspect="Content" ObjectID="_1850449908" r:id="rId215"/>
+        </w:object>
+      </w:r>
+      <w:r>
+        <w:rPr>
+          <w:lang w:eastAsia="fr-CM"/>
+        </w:rPr>
+        <w:t xml:space="preserve"> is replaced by </w:t>
+      </w:r>
+      <w:r>
+        <w:rPr>
+          <w:position w:val="-12"/>
+        </w:rPr>
+        <w:object w:dxaOrig="340" w:dyaOrig="380" w14:anchorId="4D7CFE76">
+          <v:shape id="_x0000_i1147" type="#_x0000_t75" style="width:17.2pt;height:18.8pt" o:ole="">
+            <v:imagedata r:id="rId216" o:title=""/>
+          </v:shape>
+          <o:OLEObject Type="Embed" ProgID="Equation.DSMT4" ShapeID="_x0000_i1147" DrawAspect="Content" ObjectID="_1850449909" r:id="rId217"/>
         </w:object>
       </w:r>
       <w:r>
@@ -14094,59 +13953,34 @@
           <w:position w:val="-4"/>
         </w:rPr>
         <w:object w:dxaOrig="240" w:dyaOrig="260" w14:anchorId="2C2CE939">
-          <v:shape id="_x0000_i1146" type="#_x0000_t75" style="width:11.75pt;height:12.5pt" o:ole="">
-            <v:imagedata r:id="rId214" o:title=""/>
-          </v:shape>
-          <o:OLEObject Type="Embed" ProgID="Equation.DSMT4" ShapeID="_x0000_i1146" DrawAspect="Content" ObjectID="_1850365963" r:id="rId215"/>
-        </w:object>
-      </w:r>
-      <w:r>
-        <w:rPr>
-          <w:lang w:eastAsia="fr-CM"/>
-        </w:rPr>
-        <w:t xml:space="preserve"> is replaced by </w:t>
-      </w:r>
-      <w:r>
-        <w:rPr>
-          <w:position w:val="-4"/>
-        </w:rPr>
-        <w:object w:dxaOrig="240" w:dyaOrig="260" w14:anchorId="7EEFF510">
-          <v:shape id="_x0000_i1147" type="#_x0000_t75" style="width:11.75pt;height:12.5pt" o:ole="">
-            <v:imagedata r:id="rId216" o:title=""/>
-          </v:shape>
-          <o:OLEObject Type="Embed" ProgID="Equation.DSMT4" ShapeID="_x0000_i1147" DrawAspect="Content" ObjectID="_1850365964" r:id="rId217"/>
-        </w:object>
-      </w:r>
-      <w:r>
-        <w:rPr>
-          <w:lang w:eastAsia="fr-CM"/>
-        </w:rPr>
-        <w:t xml:space="preserve"> to represent equities;</w:t>
-      </w:r>
-    </w:p>
-    <w:p>
-      <w:pPr>
-        <w:pStyle w:val="ListNormal"/>
-        <w:rPr>
-          <w:lang w:eastAsia="fr-CM"/>
-        </w:rPr>
-      </w:pPr>
-      <w:r>
-        <w:rPr>
-          <w:position w:val="-4"/>
-        </w:rPr>
-        <w:object w:dxaOrig="240" w:dyaOrig="260" w14:anchorId="5289F89A">
           <v:shape id="_x0000_i1148" type="#_x0000_t75" style="width:11.75pt;height:12.5pt" o:ole="">
             <v:imagedata r:id="rId218" o:title=""/>
           </v:shape>
-          <o:OLEObject Type="Embed" ProgID="Equation.DSMT4" ShapeID="_x0000_i1148" DrawAspect="Content" ObjectID="_1850365965" r:id="rId219"/>
+          <o:OLEObject Type="Embed" ProgID="Equation.DSMT4" ShapeID="_x0000_i1148" DrawAspect="Content" ObjectID="_1850449910" r:id="rId219"/>
         </w:object>
       </w:r>
       <w:r>
         <w:rPr>
           <w:lang w:eastAsia="fr-CM"/>
         </w:rPr>
-        <w:t xml:space="preserve"> represent cash advances instead;</w:t>
+        <w:t xml:space="preserve"> is replaced by </w:t>
+      </w:r>
+      <w:r>
+        <w:rPr>
+          <w:position w:val="-4"/>
+        </w:rPr>
+        <w:object w:dxaOrig="240" w:dyaOrig="260" w14:anchorId="7EEFF510">
+          <v:shape id="_x0000_i1149" type="#_x0000_t75" style="width:11.75pt;height:12.5pt" o:ole="">
+            <v:imagedata r:id="rId220" o:title=""/>
+          </v:shape>
+          <o:OLEObject Type="Embed" ProgID="Equation.DSMT4" ShapeID="_x0000_i1149" DrawAspect="Content" ObjectID="_1850449911" r:id="rId221"/>
+        </w:object>
+      </w:r>
+      <w:r>
+        <w:rPr>
+          <w:lang w:eastAsia="fr-CM"/>
+        </w:rPr>
+        <w:t xml:space="preserve"> to represent equities;</w:t>
       </w:r>
     </w:p>
     <w:p>
@@ -14158,14 +13992,39 @@
       </w:pPr>
       <w:r>
         <w:rPr>
+          <w:position w:val="-4"/>
+        </w:rPr>
+        <w:object w:dxaOrig="240" w:dyaOrig="260" w14:anchorId="5289F89A">
+          <v:shape id="_x0000_i1150" type="#_x0000_t75" style="width:11.75pt;height:12.5pt" o:ole="">
+            <v:imagedata r:id="rId222" o:title=""/>
+          </v:shape>
+          <o:OLEObject Type="Embed" ProgID="Equation.DSMT4" ShapeID="_x0000_i1150" DrawAspect="Content" ObjectID="_1850449912" r:id="rId223"/>
+        </w:object>
+      </w:r>
+      <w:r>
+        <w:rPr>
+          <w:lang w:eastAsia="fr-CM"/>
+        </w:rPr>
+        <w:t xml:space="preserve"> represent cash advances instead;</w:t>
+      </w:r>
+    </w:p>
+    <w:p>
+      <w:pPr>
+        <w:pStyle w:val="ListNormal"/>
+        <w:rPr>
+          <w:lang w:eastAsia="fr-CM"/>
+        </w:rPr>
+      </w:pPr>
+      <w:r>
+        <w:rPr>
           <w:position w:val="-6"/>
           <w:lang w:eastAsia="fr-CM"/>
         </w:rPr>
         <w:object w:dxaOrig="360" w:dyaOrig="279" w14:anchorId="30077168">
-          <v:shape id="_x0000_i1149" type="#_x0000_t75" style="width:18pt;height:14.1pt" o:ole="">
-            <v:imagedata r:id="rId220" o:title=""/>
+          <v:shape id="_x0000_i1151" type="#_x0000_t75" style="width:18pt;height:14.1pt" o:ole="">
+            <v:imagedata r:id="rId224" o:title=""/>
           </v:shape>
-          <o:OLEObject Type="Embed" ProgID="Equation.DSMT4" ShapeID="_x0000_i1149" DrawAspect="Content" ObjectID="_1850365966" r:id="rId221"/>
+          <o:OLEObject Type="Embed" ProgID="Equation.DSMT4" ShapeID="_x0000_i1151" DrawAspect="Content" ObjectID="_1850449913" r:id="rId225"/>
         </w:object>
       </w:r>
       <w:r>
@@ -14187,10 +14046,10 @@
           <w:position w:val="-6"/>
         </w:rPr>
         <w:object w:dxaOrig="240" w:dyaOrig="279" w14:anchorId="7EB9B4CD">
-          <v:shape id="_x0000_i1150" type="#_x0000_t75" style="width:11.75pt;height:14.1pt" o:ole="">
-            <v:imagedata r:id="rId222" o:title=""/>
+          <v:shape id="_x0000_i1152" type="#_x0000_t75" style="width:11.75pt;height:14.1pt" o:ole="">
+            <v:imagedata r:id="rId226" o:title=""/>
           </v:shape>
-          <o:OLEObject Type="Embed" ProgID="Equation.DSMT4" ShapeID="_x0000_i1150" DrawAspect="Content" ObjectID="_1850365967" r:id="rId223"/>
+          <o:OLEObject Type="Embed" ProgID="Equation.DSMT4" ShapeID="_x0000_i1152" DrawAspect="Content" ObjectID="_1850449914" r:id="rId227"/>
         </w:object>
       </w:r>
       <w:r>
@@ -14224,10 +14083,10 @@
           <w:position w:val="-6"/>
         </w:rPr>
         <w:object w:dxaOrig="400" w:dyaOrig="279" w14:anchorId="0B7296CB">
-          <v:shape id="_x0000_i1151" type="#_x0000_t75" style="width:20.35pt;height:14.1pt" o:ole="">
-            <v:imagedata r:id="rId224" o:title=""/>
+          <v:shape id="_x0000_i1153" type="#_x0000_t75" style="width:20.35pt;height:14.1pt" o:ole="">
+            <v:imagedata r:id="rId228" o:title=""/>
           </v:shape>
-          <o:OLEObject Type="Embed" ProgID="Equation.DSMT4" ShapeID="_x0000_i1151" DrawAspect="Content" ObjectID="_1850365968" r:id="rId225"/>
+          <o:OLEObject Type="Embed" ProgID="Equation.DSMT4" ShapeID="_x0000_i1153" DrawAspect="Content" ObjectID="_1850449915" r:id="rId229"/>
         </w:object>
       </w:r>
       <w:r>
@@ -14263,10 +14122,10 @@
           <w:position w:val="-4"/>
         </w:rPr>
         <w:object w:dxaOrig="279" w:dyaOrig="260" w14:anchorId="32CCCDDE">
-          <v:shape id="_x0000_i1152" type="#_x0000_t75" style="width:14.1pt;height:12.5pt" o:ole="">
-            <v:imagedata r:id="rId226" o:title=""/>
+          <v:shape id="_x0000_i1154" type="#_x0000_t75" style="width:14.1pt;height:12.5pt" o:ole="">
+            <v:imagedata r:id="rId230" o:title=""/>
           </v:shape>
-          <o:OLEObject Type="Embed" ProgID="Equation.DSMT4" ShapeID="_x0000_i1152" DrawAspect="Content" ObjectID="_1850365969" r:id="rId227"/>
+          <o:OLEObject Type="Embed" ProgID="Equation.DSMT4" ShapeID="_x0000_i1154" DrawAspect="Content" ObjectID="_1850449916" r:id="rId231"/>
         </w:object>
       </w:r>
       <w:r>
@@ -14288,10 +14147,10 @@
           <w:position w:val="-4"/>
         </w:rPr>
         <w:object w:dxaOrig="260" w:dyaOrig="260" w14:anchorId="35E53E44">
-          <v:shape id="_x0000_i1153" type="#_x0000_t75" style="width:12.5pt;height:12.5pt" o:ole="">
-            <v:imagedata r:id="rId228" o:title=""/>
+          <v:shape id="_x0000_i1155" type="#_x0000_t75" style="width:12.5pt;height:12.5pt" o:ole="">
+            <v:imagedata r:id="rId232" o:title=""/>
           </v:shape>
-          <o:OLEObject Type="Embed" ProgID="Equation.DSMT4" ShapeID="_x0000_i1153" DrawAspect="Content" ObjectID="_1850365970" r:id="rId229"/>
+          <o:OLEObject Type="Embed" ProgID="Equation.DSMT4" ShapeID="_x0000_i1155" DrawAspect="Content" ObjectID="_1850449917" r:id="rId233"/>
         </w:object>
       </w:r>
       <w:r>
@@ -14313,10 +14172,10 @@
           <w:position w:val="-4"/>
         </w:rPr>
         <w:object w:dxaOrig="240" w:dyaOrig="260" w14:anchorId="3CDDBF8D">
-          <v:shape id="_x0000_i1154" type="#_x0000_t75" style="width:11.75pt;height:12.5pt" o:ole="">
-            <v:imagedata r:id="rId230" o:title=""/>
+          <v:shape id="_x0000_i1156" type="#_x0000_t75" style="width:11.75pt;height:12.5pt" o:ole="">
+            <v:imagedata r:id="rId234" o:title=""/>
           </v:shape>
-          <o:OLEObject Type="Embed" ProgID="Equation.DSMT4" ShapeID="_x0000_i1154" DrawAspect="Content" ObjectID="_1850365971" r:id="rId231"/>
+          <o:OLEObject Type="Embed" ProgID="Equation.DSMT4" ShapeID="_x0000_i1156" DrawAspect="Content" ObjectID="_1850449918" r:id="rId235"/>
         </w:object>
       </w:r>
       <w:r>
@@ -14338,10 +14197,10 @@
           <w:position w:val="-6"/>
         </w:rPr>
         <w:object w:dxaOrig="260" w:dyaOrig="279" w14:anchorId="611F9B55">
-          <v:shape id="_x0000_i1155" type="#_x0000_t75" style="width:12.5pt;height:14.1pt" o:ole="">
-            <v:imagedata r:id="rId232" o:title=""/>
+          <v:shape id="_x0000_i1157" type="#_x0000_t75" style="width:12.5pt;height:14.1pt" o:ole="">
+            <v:imagedata r:id="rId236" o:title=""/>
           </v:shape>
-          <o:OLEObject Type="Embed" ProgID="Equation.DSMT4" ShapeID="_x0000_i1155" DrawAspect="Content" ObjectID="_1850365972" r:id="rId233"/>
+          <o:OLEObject Type="Embed" ProgID="Equation.DSMT4" ShapeID="_x0000_i1157" DrawAspect="Content" ObjectID="_1850449919" r:id="rId237"/>
         </w:object>
       </w:r>
       <w:r>
@@ -14363,10 +14222,10 @@
           <w:position w:val="-6"/>
         </w:rPr>
         <w:object w:dxaOrig="380" w:dyaOrig="279" w14:anchorId="70A17706">
-          <v:shape id="_x0000_i1156" type="#_x0000_t75" style="width:18.8pt;height:14.1pt" o:ole="">
-            <v:imagedata r:id="rId234" o:title=""/>
+          <v:shape id="_x0000_i1158" type="#_x0000_t75" style="width:18.8pt;height:14.1pt" o:ole="">
+            <v:imagedata r:id="rId238" o:title=""/>
           </v:shape>
-          <o:OLEObject Type="Embed" ProgID="Equation.DSMT4" ShapeID="_x0000_i1156" DrawAspect="Content" ObjectID="_1850365973" r:id="rId235"/>
+          <o:OLEObject Type="Embed" ProgID="Equation.DSMT4" ShapeID="_x0000_i1158" DrawAspect="Content" ObjectID="_1850449920" r:id="rId239"/>
         </w:object>
       </w:r>
       <w:r>
@@ -14401,10 +14260,10 @@
           <w:position w:val="-6"/>
         </w:rPr>
         <w:object w:dxaOrig="200" w:dyaOrig="220" w14:anchorId="47B83D54">
-          <v:shape id="_x0000_i1157" type="#_x0000_t75" style="width:9.4pt;height:10.95pt" o:ole="">
-            <v:imagedata r:id="rId236" o:title=""/>
+          <v:shape id="_x0000_i1159" type="#_x0000_t75" style="width:9.4pt;height:10.95pt" o:ole="">
+            <v:imagedata r:id="rId240" o:title=""/>
           </v:shape>
-          <o:OLEObject Type="Embed" ProgID="Equation.DSMT4" ShapeID="_x0000_i1157" DrawAspect="Content" ObjectID="_1850365974" r:id="rId237"/>
+          <o:OLEObject Type="Embed" ProgID="Equation.DSMT4" ShapeID="_x0000_i1159" DrawAspect="Content" ObjectID="_1850449921" r:id="rId241"/>
         </w:object>
       </w:r>
       <w:r>
@@ -14418,10 +14277,10 @@
           <w:position w:val="-6"/>
         </w:rPr>
         <w:object w:dxaOrig="300" w:dyaOrig="320" w14:anchorId="1C78DCDE">
-          <v:shape id="_x0000_i1158" type="#_x0000_t75" style="width:14.85pt;height:15.65pt" o:ole="">
-            <v:imagedata r:id="rId238" o:title=""/>
+          <v:shape id="_x0000_i1160" type="#_x0000_t75" style="width:14.85pt;height:15.65pt" o:ole="">
+            <v:imagedata r:id="rId242" o:title=""/>
           </v:shape>
-          <o:OLEObject Type="Embed" ProgID="Equation.DSMT4" ShapeID="_x0000_i1158" DrawAspect="Content" ObjectID="_1850365975" r:id="rId239"/>
+          <o:OLEObject Type="Embed" ProgID="Equation.DSMT4" ShapeID="_x0000_i1160" DrawAspect="Content" ObjectID="_1850449922" r:id="rId243"/>
         </w:object>
       </w:r>
       <w:r>
@@ -14593,21 +14452,7 @@
         <w:rPr>
           <w:lang w:val="en-US"/>
         </w:rPr>
-        <w:t xml:space="preserve"> and </w:t>
-      </w:r>
-      <w:proofErr w:type="spellStart"/>
-      <w:r>
-        <w:rPr>
-          <w:lang w:val="en-US"/>
-        </w:rPr>
-        <w:t>Seppecher</w:t>
-      </w:r>
-      <w:proofErr w:type="spellEnd"/>
-      <w:r>
-        <w:rPr>
-          <w:lang w:val="en-US"/>
-        </w:rPr>
-        <w:t xml:space="preserve"> </w:t>
+        <w:t xml:space="preserve"> and Seppecher </w:t>
       </w:r>
       <w:r>
         <w:rPr>
@@ -14978,10 +14823,10 @@
                 <w:position w:val="-4"/>
               </w:rPr>
               <w:object w:dxaOrig="220" w:dyaOrig="240" w14:anchorId="1306BF6F">
-                <v:shape id="_x0000_i1159" type="#_x0000_t75" style="width:13.3pt;height:14.1pt" o:ole="">
-                  <v:imagedata r:id="rId240" o:title=""/>
+                <v:shape id="_x0000_i1161" type="#_x0000_t75" style="width:13.3pt;height:14.1pt" o:ole="">
+                  <v:imagedata r:id="rId244" o:title=""/>
                 </v:shape>
-                <o:OLEObject Type="Embed" ProgID="Equation.DSMT4" ShapeID="_x0000_i1159" DrawAspect="Content" ObjectID="_1850365976" r:id="rId241"/>
+                <o:OLEObject Type="Embed" ProgID="Equation.DSMT4" ShapeID="_x0000_i1161" DrawAspect="Content" ObjectID="_1850449923" r:id="rId245"/>
               </w:object>
             </w:r>
           </w:p>
@@ -15029,10 +14874,10 @@
                 <w:position w:val="-12"/>
               </w:rPr>
               <w:object w:dxaOrig="540" w:dyaOrig="360" w14:anchorId="152FF3AE">
-                <v:shape id="_x0000_i1160" type="#_x0000_t75" style="width:27.4pt;height:18pt" o:ole="">
-                  <v:imagedata r:id="rId242" o:title=""/>
+                <v:shape id="_x0000_i1162" type="#_x0000_t75" style="width:27.4pt;height:18pt" o:ole="">
+                  <v:imagedata r:id="rId246" o:title=""/>
                 </v:shape>
-                <o:OLEObject Type="Embed" ProgID="Equation.DSMT4" ShapeID="_x0000_i1160" DrawAspect="Content" ObjectID="_1850365977" r:id="rId243"/>
+                <o:OLEObject Type="Embed" ProgID="Equation.DSMT4" ShapeID="_x0000_i1162" DrawAspect="Content" ObjectID="_1850449924" r:id="rId247"/>
               </w:object>
             </w:r>
           </w:p>
@@ -15058,10 +14903,10 @@
                 <w:position w:val="-12"/>
               </w:rPr>
               <w:object w:dxaOrig="520" w:dyaOrig="360" w14:anchorId="57248129">
-                <v:shape id="_x0000_i1161" type="#_x0000_t75" style="width:26.6pt;height:18pt" o:ole="">
-                  <v:imagedata r:id="rId244" o:title=""/>
+                <v:shape id="_x0000_i1163" type="#_x0000_t75" style="width:26.6pt;height:18pt" o:ole="">
+                  <v:imagedata r:id="rId248" o:title=""/>
                 </v:shape>
-                <o:OLEObject Type="Embed" ProgID="Equation.DSMT4" ShapeID="_x0000_i1161" DrawAspect="Content" ObjectID="_1850365978" r:id="rId245"/>
+                <o:OLEObject Type="Embed" ProgID="Equation.DSMT4" ShapeID="_x0000_i1163" DrawAspect="Content" ObjectID="_1850449925" r:id="rId249"/>
               </w:object>
             </w:r>
           </w:p>
@@ -15087,10 +14932,10 @@
                 <w:position w:val="-12"/>
               </w:rPr>
               <w:object w:dxaOrig="520" w:dyaOrig="360" w14:anchorId="3E64C56A">
-                <v:shape id="_x0000_i1162" type="#_x0000_t75" style="width:25.85pt;height:18pt" o:ole="">
-                  <v:imagedata r:id="rId246" o:title=""/>
+                <v:shape id="_x0000_i1164" type="#_x0000_t75" style="width:25.85pt;height:18pt" o:ole="">
+                  <v:imagedata r:id="rId250" o:title=""/>
                 </v:shape>
-                <o:OLEObject Type="Embed" ProgID="Equation.DSMT4" ShapeID="_x0000_i1162" DrawAspect="Content" ObjectID="_1850365979" r:id="rId247"/>
+                <o:OLEObject Type="Embed" ProgID="Equation.DSMT4" ShapeID="_x0000_i1164" DrawAspect="Content" ObjectID="_1850449926" r:id="rId251"/>
               </w:object>
             </w:r>
           </w:p>
@@ -15152,10 +14997,10 @@
                 <w:position w:val="-6"/>
               </w:rPr>
               <w:object w:dxaOrig="200" w:dyaOrig="279" w14:anchorId="4EDAC46A">
-                <v:shape id="_x0000_i1163" type="#_x0000_t75" style="width:14.1pt;height:14.1pt" o:ole="">
-                  <v:imagedata r:id="rId248" o:title=""/>
+                <v:shape id="_x0000_i1165" type="#_x0000_t75" style="width:14.1pt;height:14.1pt" o:ole="">
+                  <v:imagedata r:id="rId252" o:title=""/>
                 </v:shape>
-                <o:OLEObject Type="Embed" ProgID="Equation.DSMT4" ShapeID="_x0000_i1163" DrawAspect="Content" ObjectID="_1850365980" r:id="rId249"/>
+                <o:OLEObject Type="Embed" ProgID="Equation.DSMT4" ShapeID="_x0000_i1165" DrawAspect="Content" ObjectID="_1850449927" r:id="rId253"/>
               </w:object>
             </w:r>
           </w:p>
@@ -15221,10 +15066,10 @@
                 <w:position w:val="-12"/>
               </w:rPr>
               <w:object w:dxaOrig="480" w:dyaOrig="360" w14:anchorId="0D6761B6">
-                <v:shape id="_x0000_i1164" type="#_x0000_t75" style="width:24.25pt;height:18pt" o:ole="">
-                  <v:imagedata r:id="rId250" o:title=""/>
+                <v:shape id="_x0000_i1166" type="#_x0000_t75" style="width:24.25pt;height:18pt" o:ole="">
+                  <v:imagedata r:id="rId254" o:title=""/>
                 </v:shape>
-                <o:OLEObject Type="Embed" ProgID="Equation.DSMT4" ShapeID="_x0000_i1164" DrawAspect="Content" ObjectID="_1850365981" r:id="rId251"/>
+                <o:OLEObject Type="Embed" ProgID="Equation.DSMT4" ShapeID="_x0000_i1166" DrawAspect="Content" ObjectID="_1850449928" r:id="rId255"/>
               </w:object>
             </w:r>
           </w:p>
@@ -15250,17 +15095,104 @@
                 <w:position w:val="-12"/>
               </w:rPr>
               <w:object w:dxaOrig="480" w:dyaOrig="360" w14:anchorId="7C199D1F">
-                <v:shape id="_x0000_i1165" type="#_x0000_t75" style="width:24.25pt;height:18pt" o:ole="">
+                <v:shape id="_x0000_i1167" type="#_x0000_t75" style="width:24.25pt;height:18pt" o:ole="">
+                  <v:imagedata r:id="rId256" o:title=""/>
+                </v:shape>
+                <o:OLEObject Type="Embed" ProgID="Equation.DSMT4" ShapeID="_x0000_i1167" DrawAspect="Content" ObjectID="_1850449929" r:id="rId257"/>
+              </w:object>
+            </w:r>
+          </w:p>
+        </w:tc>
+        <w:tc>
+          <w:tcPr>
+            <w:tcW w:w="1402" w:type="dxa"/>
+            <w:tcBorders>
+              <w:top w:val="nil"/>
+              <w:left w:val="nil"/>
+              <w:bottom w:val="nil"/>
+              <w:right w:val="nil"/>
+            </w:tcBorders>
+            <w:vAlign w:val="center"/>
+          </w:tcPr>
+          <w:p>
+            <w:pPr>
+              <w:pStyle w:val="TableEquation"/>
+              <w:jc w:val="center"/>
+            </w:pPr>
+          </w:p>
+        </w:tc>
+        <w:tc>
+          <w:tcPr>
+            <w:tcW w:w="1193" w:type="dxa"/>
+            <w:tcBorders>
+              <w:top w:val="nil"/>
+              <w:left w:val="nil"/>
+              <w:bottom w:val="nil"/>
+              <w:right w:val="nil"/>
+            </w:tcBorders>
+            <w:vAlign w:val="center"/>
+          </w:tcPr>
+          <w:p>
+            <w:pPr>
+              <w:pStyle w:val="TableEquation"/>
+              <w:jc w:val="center"/>
+            </w:pPr>
+          </w:p>
+        </w:tc>
+        <w:tc>
+          <w:tcPr>
+            <w:tcW w:w="1222" w:type="dxa"/>
+            <w:tcBorders>
+              <w:top w:val="nil"/>
+              <w:left w:val="nil"/>
+              <w:bottom w:val="nil"/>
+              <w:right w:val="nil"/>
+            </w:tcBorders>
+            <w:vAlign w:val="center"/>
+          </w:tcPr>
+          <w:p>
+            <w:pPr>
+              <w:pStyle w:val="TableEquation"/>
+              <w:jc w:val="center"/>
+            </w:pPr>
+            <w:r>
+              <w:rPr>
+                <w:position w:val="-6"/>
+              </w:rPr>
+              <w:object w:dxaOrig="200" w:dyaOrig="279" w14:anchorId="7EBD97FC">
+                <v:shape id="_x0000_i1168" type="#_x0000_t75" style="width:14.1pt;height:14.1pt" o:ole="">
                   <v:imagedata r:id="rId252" o:title=""/>
                 </v:shape>
-                <o:OLEObject Type="Embed" ProgID="Equation.DSMT4" ShapeID="_x0000_i1165" DrawAspect="Content" ObjectID="_1850365982" r:id="rId253"/>
+                <o:OLEObject Type="Embed" ProgID="Equation.DSMT4" ShapeID="_x0000_i1168" DrawAspect="Content" ObjectID="_1850449930" r:id="rId258"/>
               </w:object>
             </w:r>
           </w:p>
         </w:tc>
-        <w:tc>
-          <w:tcPr>
-            <w:tcW w:w="1402" w:type="dxa"/>
+      </w:tr>
+      <w:tr>
+        <w:tc>
+          <w:tcPr>
+            <w:tcW w:w="1209" w:type="dxa"/>
+            <w:tcBorders>
+              <w:top w:val="nil"/>
+              <w:left w:val="nil"/>
+              <w:bottom w:val="nil"/>
+              <w:right w:val="nil"/>
+            </w:tcBorders>
+            <w:vAlign w:val="center"/>
+          </w:tcPr>
+          <w:p>
+            <w:pPr>
+              <w:pStyle w:val="TableNormal"/>
+            </w:pPr>
+            <w:r>
+              <w:t>Inventories</w:t>
+            </w:r>
+          </w:p>
+        </w:tc>
+        <w:tc>
+          <w:tcPr>
+            <w:tcW w:w="1306" w:type="dxa"/>
             <w:tcBorders>
               <w:top w:val="nil"/>
               <w:left w:val="nil"/>
@@ -15278,7 +15210,7 @@
         </w:tc>
         <w:tc>
           <w:tcPr>
-            <w:tcW w:w="1193" w:type="dxa"/>
+            <w:tcW w:w="1223" w:type="dxa"/>
             <w:tcBorders>
               <w:top w:val="nil"/>
               <w:left w:val="nil"/>
@@ -15292,11 +15224,22 @@
               <w:pStyle w:val="TableEquation"/>
               <w:jc w:val="center"/>
             </w:pPr>
-          </w:p>
-        </w:tc>
-        <w:tc>
-          <w:tcPr>
-            <w:tcW w:w="1222" w:type="dxa"/>
+            <w:r>
+              <w:rPr>
+                <w:position w:val="-12"/>
+              </w:rPr>
+              <w:object w:dxaOrig="740" w:dyaOrig="360" w14:anchorId="390219F9">
+                <v:shape id="_x0000_i1169" type="#_x0000_t75" style="width:37.55pt;height:18pt" o:ole="">
+                  <v:imagedata r:id="rId259" o:title=""/>
+                </v:shape>
+                <o:OLEObject Type="Embed" ProgID="Equation.DSMT4" ShapeID="_x0000_i1169" DrawAspect="Content" ObjectID="_1850449931" r:id="rId260"/>
+              </w:object>
+            </w:r>
+          </w:p>
+        </w:tc>
+        <w:tc>
+          <w:tcPr>
+            <w:tcW w:w="1215" w:type="dxa"/>
             <w:tcBorders>
               <w:top w:val="nil"/>
               <w:left w:val="nil"/>
@@ -15310,15 +15253,69 @@
               <w:pStyle w:val="TableEquation"/>
               <w:jc w:val="center"/>
             </w:pPr>
-            <w:r>
-              <w:rPr>
-                <w:position w:val="-6"/>
-              </w:rPr>
-              <w:object w:dxaOrig="200" w:dyaOrig="279" w14:anchorId="7EBD97FC">
-                <v:shape id="_x0000_i1166" type="#_x0000_t75" style="width:14.1pt;height:14.1pt" o:ole="">
-                  <v:imagedata r:id="rId248" o:title=""/>
+          </w:p>
+        </w:tc>
+        <w:tc>
+          <w:tcPr>
+            <w:tcW w:w="1402" w:type="dxa"/>
+            <w:tcBorders>
+              <w:top w:val="nil"/>
+              <w:left w:val="nil"/>
+              <w:bottom w:val="nil"/>
+              <w:right w:val="nil"/>
+            </w:tcBorders>
+            <w:vAlign w:val="center"/>
+          </w:tcPr>
+          <w:p>
+            <w:pPr>
+              <w:pStyle w:val="TableEquation"/>
+              <w:jc w:val="center"/>
+            </w:pPr>
+          </w:p>
+        </w:tc>
+        <w:tc>
+          <w:tcPr>
+            <w:tcW w:w="1193" w:type="dxa"/>
+            <w:tcBorders>
+              <w:top w:val="nil"/>
+              <w:left w:val="nil"/>
+              <w:bottom w:val="nil"/>
+              <w:right w:val="nil"/>
+            </w:tcBorders>
+            <w:vAlign w:val="center"/>
+          </w:tcPr>
+          <w:p>
+            <w:pPr>
+              <w:pStyle w:val="TableEquation"/>
+              <w:jc w:val="center"/>
+            </w:pPr>
+          </w:p>
+        </w:tc>
+        <w:tc>
+          <w:tcPr>
+            <w:tcW w:w="1222" w:type="dxa"/>
+            <w:tcBorders>
+              <w:top w:val="nil"/>
+              <w:left w:val="nil"/>
+              <w:bottom w:val="nil"/>
+              <w:right w:val="nil"/>
+            </w:tcBorders>
+            <w:vAlign w:val="center"/>
+          </w:tcPr>
+          <w:p>
+            <w:pPr>
+              <w:pStyle w:val="TableEquation"/>
+              <w:jc w:val="center"/>
+            </w:pPr>
+            <w:r>
+              <w:rPr>
+                <w:position w:val="-12"/>
+              </w:rPr>
+              <w:object w:dxaOrig="740" w:dyaOrig="360" w14:anchorId="6E48D085">
+                <v:shape id="_x0000_i1170" type="#_x0000_t75" style="width:37.55pt;height:18pt" o:ole="">
+                  <v:imagedata r:id="rId261" o:title=""/>
                 </v:shape>
-                <o:OLEObject Type="Embed" ProgID="Equation.DSMT4" ShapeID="_x0000_i1166" DrawAspect="Content" ObjectID="_1850365983" r:id="rId254"/>
+                <o:OLEObject Type="Embed" ProgID="Equation.DSMT4" ShapeID="_x0000_i1170" DrawAspect="Content" ObjectID="_1850449932" r:id="rId262"/>
               </w:object>
             </w:r>
           </w:p>
@@ -15341,7 +15338,7 @@
               <w:pStyle w:val="TableNormal"/>
             </w:pPr>
             <w:r>
-              <w:t>Inventories</w:t>
+              <w:t>Bonds</w:t>
             </w:r>
           </w:p>
         </w:tc>
@@ -15379,17 +15376,6 @@
               <w:pStyle w:val="TableEquation"/>
               <w:jc w:val="center"/>
             </w:pPr>
-            <w:r>
-              <w:rPr>
-                <w:position w:val="-12"/>
-              </w:rPr>
-              <w:object w:dxaOrig="740" w:dyaOrig="360" w14:anchorId="390219F9">
-                <v:shape id="_x0000_i1167" type="#_x0000_t75" style="width:37.55pt;height:18pt" o:ole="">
-                  <v:imagedata r:id="rId255" o:title=""/>
-                </v:shape>
-                <o:OLEObject Type="Embed" ProgID="Equation.DSMT4" ShapeID="_x0000_i1167" DrawAspect="Content" ObjectID="_1850365984" r:id="rId256"/>
-              </w:object>
-            </w:r>
           </w:p>
         </w:tc>
         <w:tc>
@@ -15408,6 +15394,17 @@
               <w:pStyle w:val="TableEquation"/>
               <w:jc w:val="center"/>
             </w:pPr>
+            <w:r>
+              <w:rPr>
+                <w:position w:val="-12"/>
+              </w:rPr>
+              <w:object w:dxaOrig="499" w:dyaOrig="360" w14:anchorId="0BB7AAE2">
+                <v:shape id="_x0000_i1171" type="#_x0000_t75" style="width:25.05pt;height:18pt" o:ole="">
+                  <v:imagedata r:id="rId263" o:title=""/>
+                </v:shape>
+                <o:OLEObject Type="Embed" ProgID="Equation.DSMT4" ShapeID="_x0000_i1171" DrawAspect="Content" ObjectID="_1850449933" r:id="rId264"/>
+              </w:object>
+            </w:r>
           </w:p>
         </w:tc>
         <w:tc>
@@ -15426,6 +15423,17 @@
               <w:pStyle w:val="TableEquation"/>
               <w:jc w:val="center"/>
             </w:pPr>
+            <w:r>
+              <w:rPr>
+                <w:position w:val="-12"/>
+              </w:rPr>
+              <w:object w:dxaOrig="499" w:dyaOrig="360" w14:anchorId="50018979">
+                <v:shape id="_x0000_i1172" type="#_x0000_t75" style="width:25.05pt;height:18pt" o:ole="">
+                  <v:imagedata r:id="rId265" o:title=""/>
+                </v:shape>
+                <o:OLEObject Type="Embed" ProgID="Equation.DSMT4" ShapeID="_x0000_i1172" DrawAspect="Content" ObjectID="_1850449934" r:id="rId266"/>
+              </w:object>
+            </w:r>
           </w:p>
         </w:tc>
         <w:tc>
@@ -15444,6 +15452,17 @@
               <w:pStyle w:val="TableEquation"/>
               <w:jc w:val="center"/>
             </w:pPr>
+            <w:r>
+              <w:rPr>
+                <w:position w:val="-12"/>
+              </w:rPr>
+              <w:object w:dxaOrig="580" w:dyaOrig="360" w14:anchorId="3741F837">
+                <v:shape id="_x0000_i1173" type="#_x0000_t75" style="width:28.95pt;height:18pt" o:ole="">
+                  <v:imagedata r:id="rId267" o:title=""/>
+                </v:shape>
+                <o:OLEObject Type="Embed" ProgID="Equation.DSMT4" ShapeID="_x0000_i1173" DrawAspect="Content" ObjectID="_1850449935" r:id="rId268"/>
+              </w:object>
+            </w:r>
           </w:p>
         </w:tc>
         <w:tc>
@@ -15464,13 +15483,13 @@
             </w:pPr>
             <w:r>
               <w:rPr>
-                <w:position w:val="-12"/>
-              </w:rPr>
-              <w:object w:dxaOrig="740" w:dyaOrig="360" w14:anchorId="6E48D085">
-                <v:shape id="_x0000_i1168" type="#_x0000_t75" style="width:37.55pt;height:18pt" o:ole="">
-                  <v:imagedata r:id="rId257" o:title=""/>
+                <w:position w:val="-6"/>
+              </w:rPr>
+              <w:object w:dxaOrig="200" w:dyaOrig="279" w14:anchorId="7F12CFAE">
+                <v:shape id="_x0000_i1174" type="#_x0000_t75" style="width:14.1pt;height:14.1pt" o:ole="">
+                  <v:imagedata r:id="rId269" o:title=""/>
                 </v:shape>
-                <o:OLEObject Type="Embed" ProgID="Equation.DSMT4" ShapeID="_x0000_i1168" DrawAspect="Content" ObjectID="_1850365985" r:id="rId258"/>
+                <o:OLEObject Type="Embed" ProgID="Equation.DSMT4" ShapeID="_x0000_i1174" DrawAspect="Content" ObjectID="_1850449936" r:id="rId270"/>
               </w:object>
             </w:r>
           </w:p>
@@ -15493,7 +15512,7 @@
               <w:pStyle w:val="TableNormal"/>
             </w:pPr>
             <w:r>
-              <w:t>Bonds</w:t>
+              <w:t>Cash</w:t>
             </w:r>
           </w:p>
         </w:tc>
@@ -15513,6 +15532,17 @@
               <w:pStyle w:val="TableEquation"/>
               <w:jc w:val="center"/>
             </w:pPr>
+            <w:r>
+              <w:rPr>
+                <w:position w:val="-12"/>
+              </w:rPr>
+              <w:object w:dxaOrig="600" w:dyaOrig="360" w14:anchorId="23052002">
+                <v:shape id="_x0000_i1175" type="#_x0000_t75" style="width:29.75pt;height:18pt" o:ole="">
+                  <v:imagedata r:id="rId271" o:title=""/>
+                </v:shape>
+                <o:OLEObject Type="Embed" ProgID="Equation.DSMT4" ShapeID="_x0000_i1175" DrawAspect="Content" ObjectID="_1850449937" r:id="rId272"/>
+              </w:object>
+            </w:r>
           </w:p>
         </w:tc>
         <w:tc>
@@ -15531,6 +15561,17 @@
               <w:pStyle w:val="TableEquation"/>
               <w:jc w:val="center"/>
             </w:pPr>
+            <w:r>
+              <w:rPr>
+                <w:position w:val="-12"/>
+              </w:rPr>
+              <w:object w:dxaOrig="580" w:dyaOrig="360" w14:anchorId="26C6A9FA">
+                <v:shape id="_x0000_i1176" type="#_x0000_t75" style="width:28.95pt;height:18pt" o:ole="">
+                  <v:imagedata r:id="rId273" o:title=""/>
+                </v:shape>
+                <o:OLEObject Type="Embed" ProgID="Equation.DSMT4" ShapeID="_x0000_i1176" DrawAspect="Content" ObjectID="_1850449938" r:id="rId274"/>
+              </w:object>
+            </w:r>
           </w:p>
         </w:tc>
         <w:tc>
@@ -15553,11 +15594,11 @@
               <w:rPr>
                 <w:position w:val="-12"/>
               </w:rPr>
-              <w:object w:dxaOrig="499" w:dyaOrig="360" w14:anchorId="0BB7AAE2">
-                <v:shape id="_x0000_i1169" type="#_x0000_t75" style="width:25.05pt;height:18pt" o:ole="">
-                  <v:imagedata r:id="rId259" o:title=""/>
+              <w:object w:dxaOrig="580" w:dyaOrig="360" w14:anchorId="6C93945E">
+                <v:shape id="_x0000_i1177" type="#_x0000_t75" style="width:28.95pt;height:18pt" o:ole="">
+                  <v:imagedata r:id="rId275" o:title=""/>
                 </v:shape>
-                <o:OLEObject Type="Embed" ProgID="Equation.DSMT4" ShapeID="_x0000_i1169" DrawAspect="Content" ObjectID="_1850365986" r:id="rId260"/>
+                <o:OLEObject Type="Embed" ProgID="Equation.DSMT4" ShapeID="_x0000_i1177" DrawAspect="Content" ObjectID="_1850449939" r:id="rId276"/>
               </w:object>
             </w:r>
           </w:p>
@@ -15582,11 +15623,11 @@
               <w:rPr>
                 <w:position w:val="-12"/>
               </w:rPr>
-              <w:object w:dxaOrig="499" w:dyaOrig="360" w14:anchorId="50018979">
-                <v:shape id="_x0000_i1170" type="#_x0000_t75" style="width:25.05pt;height:18pt" o:ole="">
-                  <v:imagedata r:id="rId261" o:title=""/>
+              <w:object w:dxaOrig="600" w:dyaOrig="360" w14:anchorId="7F9FE4A0">
+                <v:shape id="_x0000_i1178" type="#_x0000_t75" style="width:29.75pt;height:18pt" o:ole="">
+                  <v:imagedata r:id="rId277" o:title=""/>
                 </v:shape>
-                <o:OLEObject Type="Embed" ProgID="Equation.DSMT4" ShapeID="_x0000_i1170" DrawAspect="Content" ObjectID="_1850365987" r:id="rId262"/>
+                <o:OLEObject Type="Embed" ProgID="Equation.DSMT4" ShapeID="_x0000_i1178" DrawAspect="Content" ObjectID="_1850449940" r:id="rId278"/>
               </w:object>
             </w:r>
           </w:p>
@@ -15611,11 +15652,11 @@
               <w:rPr>
                 <w:position w:val="-12"/>
               </w:rPr>
-              <w:object w:dxaOrig="580" w:dyaOrig="360" w14:anchorId="3741F837">
-                <v:shape id="_x0000_i1171" type="#_x0000_t75" style="width:28.95pt;height:18pt" o:ole="">
-                  <v:imagedata r:id="rId263" o:title=""/>
+              <w:object w:dxaOrig="660" w:dyaOrig="360" w14:anchorId="446CB9A0">
+                <v:shape id="_x0000_i1179" type="#_x0000_t75" style="width:32.85pt;height:18pt" o:ole="">
+                  <v:imagedata r:id="rId279" o:title=""/>
                 </v:shape>
-                <o:OLEObject Type="Embed" ProgID="Equation.DSMT4" ShapeID="_x0000_i1171" DrawAspect="Content" ObjectID="_1850365988" r:id="rId264"/>
+                <o:OLEObject Type="Embed" ProgID="Equation.DSMT4" ShapeID="_x0000_i1179" DrawAspect="Content" ObjectID="_1850449941" r:id="rId280"/>
               </w:object>
             </w:r>
           </w:p>
@@ -15640,11 +15681,11 @@
               <w:rPr>
                 <w:position w:val="-6"/>
               </w:rPr>
-              <w:object w:dxaOrig="200" w:dyaOrig="279" w14:anchorId="7F12CFAE">
-                <v:shape id="_x0000_i1172" type="#_x0000_t75" style="width:14.1pt;height:14.1pt" o:ole="">
-                  <v:imagedata r:id="rId265" o:title=""/>
+              <w:object w:dxaOrig="200" w:dyaOrig="279" w14:anchorId="6A4A775B">
+                <v:shape id="_x0000_i1180" type="#_x0000_t75" style="width:14.1pt;height:14.1pt" o:ole="">
+                  <v:imagedata r:id="rId281" o:title=""/>
                 </v:shape>
-                <o:OLEObject Type="Embed" ProgID="Equation.DSMT4" ShapeID="_x0000_i1172" DrawAspect="Content" ObjectID="_1850365989" r:id="rId266"/>
+                <o:OLEObject Type="Embed" ProgID="Equation.DSMT4" ShapeID="_x0000_i1180" DrawAspect="Content" ObjectID="_1850449942" r:id="rId282"/>
               </w:object>
             </w:r>
           </w:p>
@@ -15667,7 +15708,7 @@
               <w:pStyle w:val="TableNormal"/>
             </w:pPr>
             <w:r>
-              <w:t>Cash</w:t>
+              <w:t>Advances</w:t>
             </w:r>
           </w:p>
         </w:tc>
@@ -15687,17 +15728,6 @@
               <w:pStyle w:val="TableEquation"/>
               <w:jc w:val="center"/>
             </w:pPr>
-            <w:r>
-              <w:rPr>
-                <w:position w:val="-12"/>
-              </w:rPr>
-              <w:object w:dxaOrig="600" w:dyaOrig="360" w14:anchorId="23052002">
-                <v:shape id="_x0000_i1173" type="#_x0000_t75" style="width:29.75pt;height:18pt" o:ole="">
-                  <v:imagedata r:id="rId267" o:title=""/>
-                </v:shape>
-                <o:OLEObject Type="Embed" ProgID="Equation.DSMT4" ShapeID="_x0000_i1173" DrawAspect="Content" ObjectID="_1850365990" r:id="rId268"/>
-              </w:object>
-            </w:r>
           </w:p>
         </w:tc>
         <w:tc>
@@ -15716,17 +15746,6 @@
               <w:pStyle w:val="TableEquation"/>
               <w:jc w:val="center"/>
             </w:pPr>
-            <w:r>
-              <w:rPr>
-                <w:position w:val="-12"/>
-              </w:rPr>
-              <w:object w:dxaOrig="580" w:dyaOrig="360" w14:anchorId="26C6A9FA">
-                <v:shape id="_x0000_i1174" type="#_x0000_t75" style="width:28.95pt;height:18pt" o:ole="">
-                  <v:imagedata r:id="rId269" o:title=""/>
-                </v:shape>
-                <o:OLEObject Type="Embed" ProgID="Equation.DSMT4" ShapeID="_x0000_i1174" DrawAspect="Content" ObjectID="_1850365991" r:id="rId270"/>
-              </w:object>
-            </w:r>
           </w:p>
         </w:tc>
         <w:tc>
@@ -15749,11 +15768,11 @@
               <w:rPr>
                 <w:position w:val="-12"/>
               </w:rPr>
-              <w:object w:dxaOrig="580" w:dyaOrig="360" w14:anchorId="6C93945E">
-                <v:shape id="_x0000_i1175" type="#_x0000_t75" style="width:28.95pt;height:18pt" o:ole="">
-                  <v:imagedata r:id="rId271" o:title=""/>
+              <w:object w:dxaOrig="499" w:dyaOrig="360" w14:anchorId="2181AE47">
+                <v:shape id="_x0000_i1181" type="#_x0000_t75" style="width:25.05pt;height:18pt" o:ole="">
+                  <v:imagedata r:id="rId283" o:title=""/>
                 </v:shape>
-                <o:OLEObject Type="Embed" ProgID="Equation.DSMT4" ShapeID="_x0000_i1175" DrawAspect="Content" ObjectID="_1850365992" r:id="rId272"/>
+                <o:OLEObject Type="Embed" ProgID="Equation.DSMT4" ShapeID="_x0000_i1181" DrawAspect="Content" ObjectID="_1850449943" r:id="rId284"/>
               </w:object>
             </w:r>
           </w:p>
@@ -15774,17 +15793,6 @@
               <w:pStyle w:val="TableEquation"/>
               <w:jc w:val="center"/>
             </w:pPr>
-            <w:r>
-              <w:rPr>
-                <w:position w:val="-12"/>
-              </w:rPr>
-              <w:object w:dxaOrig="600" w:dyaOrig="360" w14:anchorId="7F9FE4A0">
-                <v:shape id="_x0000_i1176" type="#_x0000_t75" style="width:29.75pt;height:18pt" o:ole="">
-                  <v:imagedata r:id="rId273" o:title=""/>
-                </v:shape>
-                <o:OLEObject Type="Embed" ProgID="Equation.DSMT4" ShapeID="_x0000_i1176" DrawAspect="Content" ObjectID="_1850365993" r:id="rId274"/>
-              </w:object>
-            </w:r>
           </w:p>
         </w:tc>
         <w:tc>
@@ -15807,11 +15815,11 @@
               <w:rPr>
                 <w:position w:val="-12"/>
               </w:rPr>
-              <w:object w:dxaOrig="660" w:dyaOrig="360" w14:anchorId="446CB9A0">
-                <v:shape id="_x0000_i1177" type="#_x0000_t75" style="width:32.85pt;height:18pt" o:ole="">
-                  <v:imagedata r:id="rId275" o:title=""/>
+              <w:object w:dxaOrig="580" w:dyaOrig="360" w14:anchorId="198BAC61">
+                <v:shape id="_x0000_i1182" type="#_x0000_t75" style="width:28.15pt;height:18pt" o:ole="">
+                  <v:imagedata r:id="rId285" o:title=""/>
                 </v:shape>
-                <o:OLEObject Type="Embed" ProgID="Equation.DSMT4" ShapeID="_x0000_i1177" DrawAspect="Content" ObjectID="_1850365994" r:id="rId276"/>
+                <o:OLEObject Type="Embed" ProgID="Equation.DSMT4" ShapeID="_x0000_i1182" DrawAspect="Content" ObjectID="_1850449944" r:id="rId286"/>
               </w:object>
             </w:r>
           </w:p>
@@ -15836,11 +15844,11 @@
               <w:rPr>
                 <w:position w:val="-6"/>
               </w:rPr>
-              <w:object w:dxaOrig="200" w:dyaOrig="279" w14:anchorId="6A4A775B">
-                <v:shape id="_x0000_i1178" type="#_x0000_t75" style="width:14.1pt;height:14.1pt" o:ole="">
-                  <v:imagedata r:id="rId277" o:title=""/>
+              <w:object w:dxaOrig="200" w:dyaOrig="279" w14:anchorId="2BDDD46F">
+                <v:shape id="_x0000_i1183" type="#_x0000_t75" style="width:14.1pt;height:14.1pt" o:ole="">
+                  <v:imagedata r:id="rId287" o:title=""/>
                 </v:shape>
-                <o:OLEObject Type="Embed" ProgID="Equation.DSMT4" ShapeID="_x0000_i1178" DrawAspect="Content" ObjectID="_1850365995" r:id="rId278"/>
+                <o:OLEObject Type="Embed" ProgID="Equation.DSMT4" ShapeID="_x0000_i1183" DrawAspect="Content" ObjectID="_1850449945" r:id="rId288"/>
               </w:object>
             </w:r>
           </w:p>
@@ -15853,17 +15861,17 @@
             <w:tcBorders>
               <w:top w:val="nil"/>
               <w:left w:val="nil"/>
-              <w:bottom w:val="nil"/>
-              <w:right w:val="nil"/>
-            </w:tcBorders>
-            <w:vAlign w:val="center"/>
-          </w:tcPr>
-          <w:p>
-            <w:pPr>
-              <w:pStyle w:val="TableNormal"/>
-            </w:pPr>
-            <w:r>
-              <w:t>Advances</w:t>
+              <w:bottom w:val="single" w:sz="4" w:space="0" w:color="auto"/>
+              <w:right w:val="nil"/>
+            </w:tcBorders>
+            <w:vAlign w:val="center"/>
+          </w:tcPr>
+          <w:p>
+            <w:pPr>
+              <w:pStyle w:val="TableNormal"/>
+            </w:pPr>
+            <w:r>
+              <w:t>Equities</w:t>
             </w:r>
           </w:p>
         </w:tc>
@@ -15873,7 +15881,7 @@
             <w:tcBorders>
               <w:top w:val="nil"/>
               <w:left w:val="nil"/>
-              <w:bottom w:val="nil"/>
+              <w:bottom w:val="single" w:sz="4" w:space="0" w:color="auto"/>
               <w:right w:val="nil"/>
             </w:tcBorders>
             <w:vAlign w:val="center"/>
@@ -15883,6 +15891,17 @@
               <w:pStyle w:val="TableEquation"/>
               <w:jc w:val="center"/>
             </w:pPr>
+            <w:r>
+              <w:rPr>
+                <w:position w:val="-12"/>
+              </w:rPr>
+              <w:object w:dxaOrig="520" w:dyaOrig="360" w14:anchorId="54DC3986">
+                <v:shape id="_x0000_i1184" type="#_x0000_t75" style="width:26.6pt;height:18pt" o:ole="">
+                  <v:imagedata r:id="rId289" o:title=""/>
+                </v:shape>
+                <o:OLEObject Type="Embed" ProgID="Equation.DSMT4" ShapeID="_x0000_i1184" DrawAspect="Content" ObjectID="_1850449946" r:id="rId290"/>
+              </w:object>
+            </w:r>
           </w:p>
         </w:tc>
         <w:tc>
@@ -15891,7 +15910,7 @@
             <w:tcBorders>
               <w:top w:val="nil"/>
               <w:left w:val="nil"/>
-              <w:bottom w:val="nil"/>
+              <w:bottom w:val="single" w:sz="4" w:space="0" w:color="auto"/>
               <w:right w:val="nil"/>
             </w:tcBorders>
             <w:vAlign w:val="center"/>
@@ -15901,6 +15920,17 @@
               <w:pStyle w:val="TableEquation"/>
               <w:jc w:val="center"/>
             </w:pPr>
+            <w:r>
+              <w:rPr>
+                <w:position w:val="-12"/>
+              </w:rPr>
+              <w:object w:dxaOrig="499" w:dyaOrig="360" w14:anchorId="00AE74CB">
+                <v:shape id="_x0000_i1185" type="#_x0000_t75" style="width:25.05pt;height:18pt" o:ole="">
+                  <v:imagedata r:id="rId291" o:title=""/>
+                </v:shape>
+                <o:OLEObject Type="Embed" ProgID="Equation.DSMT4" ShapeID="_x0000_i1185" DrawAspect="Content" ObjectID="_1850449947" r:id="rId292"/>
+              </w:object>
+            </w:r>
           </w:p>
         </w:tc>
         <w:tc>
@@ -15909,7 +15939,7 @@
             <w:tcBorders>
               <w:top w:val="nil"/>
               <w:left w:val="nil"/>
-              <w:bottom w:val="nil"/>
+              <w:bottom w:val="single" w:sz="4" w:space="0" w:color="auto"/>
               <w:right w:val="nil"/>
             </w:tcBorders>
             <w:vAlign w:val="center"/>
@@ -15923,11 +15953,11 @@
               <w:rPr>
                 <w:position w:val="-12"/>
               </w:rPr>
-              <w:object w:dxaOrig="499" w:dyaOrig="360" w14:anchorId="2181AE47">
-                <v:shape id="_x0000_i1179" type="#_x0000_t75" style="width:25.05pt;height:18pt" o:ole="">
-                  <v:imagedata r:id="rId279" o:title=""/>
+              <w:object w:dxaOrig="499" w:dyaOrig="360" w14:anchorId="3EB16984">
+                <v:shape id="_x0000_i1186" type="#_x0000_t75" style="width:25.05pt;height:18pt" o:ole="">
+                  <v:imagedata r:id="rId293" o:title=""/>
                 </v:shape>
-                <o:OLEObject Type="Embed" ProgID="Equation.DSMT4" ShapeID="_x0000_i1179" DrawAspect="Content" ObjectID="_1850365996" r:id="rId280"/>
+                <o:OLEObject Type="Embed" ProgID="Equation.DSMT4" ShapeID="_x0000_i1186" DrawAspect="Content" ObjectID="_1850449948" r:id="rId294"/>
               </w:object>
             </w:r>
           </w:p>
@@ -15938,7 +15968,7 @@
             <w:tcBorders>
               <w:top w:val="nil"/>
               <w:left w:val="nil"/>
-              <w:bottom w:val="nil"/>
+              <w:bottom w:val="single" w:sz="4" w:space="0" w:color="auto"/>
               <w:right w:val="nil"/>
             </w:tcBorders>
             <w:vAlign w:val="center"/>
@@ -15956,7 +15986,7 @@
             <w:tcBorders>
               <w:top w:val="nil"/>
               <w:left w:val="nil"/>
-              <w:bottom w:val="nil"/>
+              <w:bottom w:val="single" w:sz="4" w:space="0" w:color="auto"/>
               <w:right w:val="nil"/>
             </w:tcBorders>
             <w:vAlign w:val="center"/>
@@ -15966,17 +15996,6 @@
               <w:pStyle w:val="TableEquation"/>
               <w:jc w:val="center"/>
             </w:pPr>
-            <w:r>
-              <w:rPr>
-                <w:position w:val="-12"/>
-              </w:rPr>
-              <w:object w:dxaOrig="580" w:dyaOrig="360" w14:anchorId="198BAC61">
-                <v:shape id="_x0000_i1180" type="#_x0000_t75" style="width:28.15pt;height:18pt" o:ole="">
-                  <v:imagedata r:id="rId281" o:title=""/>
-                </v:shape>
-                <o:OLEObject Type="Embed" ProgID="Equation.DSMT4" ShapeID="_x0000_i1180" DrawAspect="Content" ObjectID="_1850365997" r:id="rId282"/>
-              </w:object>
-            </w:r>
           </w:p>
         </w:tc>
         <w:tc>
@@ -15985,7 +16004,7 @@
             <w:tcBorders>
               <w:top w:val="nil"/>
               <w:left w:val="nil"/>
-              <w:bottom w:val="nil"/>
+              <w:bottom w:val="single" w:sz="4" w:space="0" w:color="auto"/>
               <w:right w:val="nil"/>
             </w:tcBorders>
             <w:vAlign w:val="center"/>
@@ -15999,11 +16018,11 @@
               <w:rPr>
                 <w:position w:val="-6"/>
               </w:rPr>
-              <w:object w:dxaOrig="200" w:dyaOrig="279" w14:anchorId="2BDDD46F">
-                <v:shape id="_x0000_i1181" type="#_x0000_t75" style="width:14.1pt;height:14.1pt" o:ole="">
-                  <v:imagedata r:id="rId283" o:title=""/>
+              <w:object w:dxaOrig="200" w:dyaOrig="279" w14:anchorId="28B6F281">
+                <v:shape id="_x0000_i1187" type="#_x0000_t75" style="width:14.1pt;height:14.1pt" o:ole="">
+                  <v:imagedata r:id="rId287" o:title=""/>
                 </v:shape>
-                <o:OLEObject Type="Embed" ProgID="Equation.DSMT4" ShapeID="_x0000_i1181" DrawAspect="Content" ObjectID="_1850365998" r:id="rId284"/>
+                <o:OLEObject Type="Embed" ProgID="Equation.DSMT4" ShapeID="_x0000_i1187" DrawAspect="Content" ObjectID="_1850449949" r:id="rId295"/>
               </w:object>
             </w:r>
           </w:p>
@@ -16014,7 +16033,7 @@
           <w:tcPr>
             <w:tcW w:w="1209" w:type="dxa"/>
             <w:tcBorders>
-              <w:top w:val="nil"/>
+              <w:top w:val="single" w:sz="4" w:space="0" w:color="auto"/>
               <w:left w:val="nil"/>
               <w:bottom w:val="single" w:sz="4" w:space="0" w:color="auto"/>
               <w:right w:val="nil"/>
@@ -16026,7 +16045,7 @@
               <w:pStyle w:val="TableNormal"/>
             </w:pPr>
             <w:r>
-              <w:t>Equities</w:t>
+              <w:t>Balance</w:t>
             </w:r>
           </w:p>
         </w:tc>
@@ -16034,7 +16053,7 @@
           <w:tcPr>
             <w:tcW w:w="1306" w:type="dxa"/>
             <w:tcBorders>
-              <w:top w:val="nil"/>
+              <w:top w:val="single" w:sz="4" w:space="0" w:color="auto"/>
               <w:left w:val="nil"/>
               <w:bottom w:val="single" w:sz="4" w:space="0" w:color="auto"/>
               <w:right w:val="nil"/>
@@ -16050,11 +16069,11 @@
               <w:rPr>
                 <w:position w:val="-12"/>
               </w:rPr>
-              <w:object w:dxaOrig="520" w:dyaOrig="360" w14:anchorId="54DC3986">
-                <v:shape id="_x0000_i1182" type="#_x0000_t75" style="width:26.6pt;height:18pt" o:ole="">
-                  <v:imagedata r:id="rId285" o:title=""/>
+              <w:object w:dxaOrig="740" w:dyaOrig="360" w14:anchorId="10481322">
+                <v:shape id="_x0000_i1188" type="#_x0000_t75" style="width:36.8pt;height:18pt" o:ole="">
+                  <v:imagedata r:id="rId296" o:title=""/>
                 </v:shape>
-                <o:OLEObject Type="Embed" ProgID="Equation.DSMT4" ShapeID="_x0000_i1182" DrawAspect="Content" ObjectID="_1850365999" r:id="rId286"/>
+                <o:OLEObject Type="Embed" ProgID="Equation.DSMT4" ShapeID="_x0000_i1188" DrawAspect="Content" ObjectID="_1850449950" r:id="rId297"/>
               </w:object>
             </w:r>
           </w:p>
@@ -16063,7 +16082,7 @@
           <w:tcPr>
             <w:tcW w:w="1223" w:type="dxa"/>
             <w:tcBorders>
-              <w:top w:val="nil"/>
+              <w:top w:val="single" w:sz="4" w:space="0" w:color="auto"/>
               <w:left w:val="nil"/>
               <w:bottom w:val="single" w:sz="4" w:space="0" w:color="auto"/>
               <w:right w:val="nil"/>
@@ -16079,250 +16098,18 @@
               <w:rPr>
                 <w:position w:val="-12"/>
               </w:rPr>
-              <w:object w:dxaOrig="499" w:dyaOrig="360" w14:anchorId="00AE74CB">
-                <v:shape id="_x0000_i1183" type="#_x0000_t75" style="width:25.05pt;height:18pt" o:ole="">
-                  <v:imagedata r:id="rId287" o:title=""/>
-                </v:shape>
-                <o:OLEObject Type="Embed" ProgID="Equation.DSMT4" ShapeID="_x0000_i1183" DrawAspect="Content" ObjectID="_1850366000" r:id="rId288"/>
-              </w:object>
-            </w:r>
-          </w:p>
-        </w:tc>
-        <w:tc>
-          <w:tcPr>
-            <w:tcW w:w="1215" w:type="dxa"/>
-            <w:tcBorders>
-              <w:top w:val="nil"/>
-              <w:left w:val="nil"/>
-              <w:bottom w:val="single" w:sz="4" w:space="0" w:color="auto"/>
-              <w:right w:val="nil"/>
-            </w:tcBorders>
-            <w:vAlign w:val="center"/>
-          </w:tcPr>
-          <w:p>
-            <w:pPr>
-              <w:pStyle w:val="TableEquation"/>
-              <w:jc w:val="center"/>
-            </w:pPr>
-            <w:r>
-              <w:rPr>
-                <w:position w:val="-12"/>
-              </w:rPr>
-              <w:object w:dxaOrig="499" w:dyaOrig="360" w14:anchorId="3EB16984">
-                <v:shape id="_x0000_i1184" type="#_x0000_t75" style="width:25.05pt;height:18pt" o:ole="">
-                  <v:imagedata r:id="rId289" o:title=""/>
-                </v:shape>
-                <o:OLEObject Type="Embed" ProgID="Equation.DSMT4" ShapeID="_x0000_i1184" DrawAspect="Content" ObjectID="_1850366001" r:id="rId290"/>
-              </w:object>
-            </w:r>
-          </w:p>
-        </w:tc>
-        <w:tc>
-          <w:tcPr>
-            <w:tcW w:w="1402" w:type="dxa"/>
-            <w:tcBorders>
-              <w:top w:val="nil"/>
-              <w:left w:val="nil"/>
-              <w:bottom w:val="single" w:sz="4" w:space="0" w:color="auto"/>
-              <w:right w:val="nil"/>
-            </w:tcBorders>
-            <w:vAlign w:val="center"/>
-          </w:tcPr>
-          <w:p>
-            <w:pPr>
-              <w:pStyle w:val="TableEquation"/>
-              <w:jc w:val="center"/>
-            </w:pPr>
-          </w:p>
-        </w:tc>
-        <w:tc>
-          <w:tcPr>
-            <w:tcW w:w="1193" w:type="dxa"/>
-            <w:tcBorders>
-              <w:top w:val="nil"/>
-              <w:left w:val="nil"/>
-              <w:bottom w:val="single" w:sz="4" w:space="0" w:color="auto"/>
-              <w:right w:val="nil"/>
-            </w:tcBorders>
-            <w:vAlign w:val="center"/>
-          </w:tcPr>
-          <w:p>
-            <w:pPr>
-              <w:pStyle w:val="TableEquation"/>
-              <w:jc w:val="center"/>
-            </w:pPr>
-          </w:p>
-        </w:tc>
-        <w:tc>
-          <w:tcPr>
-            <w:tcW w:w="1222" w:type="dxa"/>
-            <w:tcBorders>
-              <w:top w:val="nil"/>
-              <w:left w:val="nil"/>
-              <w:bottom w:val="single" w:sz="4" w:space="0" w:color="auto"/>
-              <w:right w:val="nil"/>
-            </w:tcBorders>
-            <w:vAlign w:val="center"/>
-          </w:tcPr>
-          <w:p>
-            <w:pPr>
-              <w:pStyle w:val="TableEquation"/>
-              <w:jc w:val="center"/>
-            </w:pPr>
-            <w:r>
-              <w:rPr>
-                <w:position w:val="-6"/>
-              </w:rPr>
-              <w:object w:dxaOrig="200" w:dyaOrig="279" w14:anchorId="28B6F281">
-                <v:shape id="_x0000_i1185" type="#_x0000_t75" style="width:14.1pt;height:14.1pt" o:ole="">
-                  <v:imagedata r:id="rId283" o:title=""/>
-                </v:shape>
-                <o:OLEObject Type="Embed" ProgID="Equation.DSMT4" ShapeID="_x0000_i1185" DrawAspect="Content" ObjectID="_1850366002" r:id="rId291"/>
-              </w:object>
-            </w:r>
-          </w:p>
-        </w:tc>
-      </w:tr>
-      <w:tr>
-        <w:tc>
-          <w:tcPr>
-            <w:tcW w:w="1209" w:type="dxa"/>
-            <w:tcBorders>
-              <w:top w:val="single" w:sz="4" w:space="0" w:color="auto"/>
-              <w:left w:val="nil"/>
-              <w:bottom w:val="single" w:sz="4" w:space="0" w:color="auto"/>
-              <w:right w:val="nil"/>
-            </w:tcBorders>
-            <w:vAlign w:val="center"/>
-          </w:tcPr>
-          <w:p>
-            <w:pPr>
-              <w:pStyle w:val="TableNormal"/>
-            </w:pPr>
-            <w:r>
-              <w:t>Balance</w:t>
-            </w:r>
-          </w:p>
-        </w:tc>
-        <w:tc>
-          <w:tcPr>
-            <w:tcW w:w="1306" w:type="dxa"/>
-            <w:tcBorders>
-              <w:top w:val="single" w:sz="4" w:space="0" w:color="auto"/>
-              <w:left w:val="nil"/>
-              <w:bottom w:val="single" w:sz="4" w:space="0" w:color="auto"/>
-              <w:right w:val="nil"/>
-            </w:tcBorders>
-            <w:vAlign w:val="center"/>
-          </w:tcPr>
-          <w:p>
-            <w:pPr>
-              <w:pStyle w:val="TableEquation"/>
-              <w:jc w:val="center"/>
-            </w:pPr>
-            <w:r>
-              <w:rPr>
-                <w:position w:val="-12"/>
-              </w:rPr>
-              <w:object w:dxaOrig="740" w:dyaOrig="360" w14:anchorId="10481322">
-                <v:shape id="_x0000_i1186" type="#_x0000_t75" style="width:36.8pt;height:18pt" o:ole="">
-                  <v:imagedata r:id="rId292" o:title=""/>
-                </v:shape>
-                <o:OLEObject Type="Embed" ProgID="Equation.DSMT4" ShapeID="_x0000_i1186" DrawAspect="Content" ObjectID="_1850366003" r:id="rId293"/>
-              </w:object>
-            </w:r>
-          </w:p>
-        </w:tc>
-        <w:tc>
-          <w:tcPr>
-            <w:tcW w:w="1223" w:type="dxa"/>
-            <w:tcBorders>
-              <w:top w:val="single" w:sz="4" w:space="0" w:color="auto"/>
-              <w:left w:val="nil"/>
-              <w:bottom w:val="single" w:sz="4" w:space="0" w:color="auto"/>
-              <w:right w:val="nil"/>
-            </w:tcBorders>
-            <w:vAlign w:val="center"/>
-          </w:tcPr>
-          <w:p>
-            <w:pPr>
-              <w:pStyle w:val="TableEquation"/>
-              <w:jc w:val="center"/>
-            </w:pPr>
-            <w:r>
-              <w:rPr>
-                <w:position w:val="-12"/>
-              </w:rPr>
               <w:object w:dxaOrig="720" w:dyaOrig="360" w14:anchorId="6293056B">
-                <v:shape id="_x0000_i1187" type="#_x0000_t75" style="width:36pt;height:18pt" o:ole="">
-                  <v:imagedata r:id="rId294" o:title=""/>
-                </v:shape>
-                <o:OLEObject Type="Embed" ProgID="Equation.DSMT4" ShapeID="_x0000_i1187" DrawAspect="Content" ObjectID="_1850366004" r:id="rId295"/>
-              </w:object>
-            </w:r>
-          </w:p>
-        </w:tc>
-        <w:tc>
-          <w:tcPr>
-            <w:tcW w:w="1215" w:type="dxa"/>
-            <w:tcBorders>
-              <w:top w:val="single" w:sz="4" w:space="0" w:color="auto"/>
-              <w:left w:val="nil"/>
-              <w:bottom w:val="single" w:sz="4" w:space="0" w:color="auto"/>
-              <w:right w:val="nil"/>
-            </w:tcBorders>
-            <w:vAlign w:val="center"/>
-          </w:tcPr>
-          <w:p>
-            <w:pPr>
-              <w:pStyle w:val="TableEquation"/>
-              <w:jc w:val="center"/>
-            </w:pPr>
-            <w:r>
-              <w:rPr>
-                <w:position w:val="-12"/>
-              </w:rPr>
-              <w:object w:dxaOrig="720" w:dyaOrig="360" w14:anchorId="6D48D122">
-                <v:shape id="_x0000_i1188" type="#_x0000_t75" style="width:36pt;height:18pt" o:ole="">
-                  <v:imagedata r:id="rId296" o:title=""/>
-                </v:shape>
-                <o:OLEObject Type="Embed" ProgID="Equation.DSMT4" ShapeID="_x0000_i1188" DrawAspect="Content" ObjectID="_1850366005" r:id="rId297"/>
-              </w:object>
-            </w:r>
-          </w:p>
-        </w:tc>
-        <w:tc>
-          <w:tcPr>
-            <w:tcW w:w="1402" w:type="dxa"/>
-            <w:tcBorders>
-              <w:top w:val="single" w:sz="4" w:space="0" w:color="auto"/>
-              <w:left w:val="nil"/>
-              <w:bottom w:val="single" w:sz="4" w:space="0" w:color="auto"/>
-              <w:right w:val="nil"/>
-            </w:tcBorders>
-            <w:vAlign w:val="center"/>
-          </w:tcPr>
-          <w:p>
-            <w:pPr>
-              <w:pStyle w:val="TableEquation"/>
-              <w:jc w:val="center"/>
-            </w:pPr>
-            <w:r>
-              <w:rPr>
-                <w:position w:val="-12"/>
-              </w:rPr>
-              <w:object w:dxaOrig="720" w:dyaOrig="360" w14:anchorId="7ED48FB4">
                 <v:shape id="_x0000_i1189" type="#_x0000_t75" style="width:36pt;height:18pt" o:ole="">
                   <v:imagedata r:id="rId298" o:title=""/>
                 </v:shape>
-                <o:OLEObject Type="Embed" ProgID="Equation.DSMT4" ShapeID="_x0000_i1189" DrawAspect="Content" ObjectID="_1850366006" r:id="rId299"/>
+                <o:OLEObject Type="Embed" ProgID="Equation.DSMT4" ShapeID="_x0000_i1189" DrawAspect="Content" ObjectID="_1850449951" r:id="rId299"/>
               </w:object>
             </w:r>
           </w:p>
         </w:tc>
         <w:tc>
           <w:tcPr>
-            <w:tcW w:w="1193" w:type="dxa"/>
+            <w:tcW w:w="1215" w:type="dxa"/>
             <w:tcBorders>
               <w:top w:val="single" w:sz="4" w:space="0" w:color="auto"/>
               <w:left w:val="nil"/>
@@ -16338,20 +16125,20 @@
             </w:pPr>
             <w:r>
               <w:rPr>
-                <w:position w:val="-6"/>
-              </w:rPr>
-              <w:object w:dxaOrig="200" w:dyaOrig="279" w14:anchorId="2A2911EE">
-                <v:shape id="_x0000_i1190" type="#_x0000_t75" style="width:14.1pt;height:14.1pt" o:ole="">
-                  <v:imagedata r:id="rId283" o:title=""/>
+                <w:position w:val="-12"/>
+              </w:rPr>
+              <w:object w:dxaOrig="720" w:dyaOrig="360" w14:anchorId="6D48D122">
+                <v:shape id="_x0000_i1190" type="#_x0000_t75" style="width:36pt;height:18pt" o:ole="">
+                  <v:imagedata r:id="rId300" o:title=""/>
                 </v:shape>
-                <o:OLEObject Type="Embed" ProgID="Equation.DSMT4" ShapeID="_x0000_i1190" DrawAspect="Content" ObjectID="_1850366007" r:id="rId300"/>
+                <o:OLEObject Type="Embed" ProgID="Equation.DSMT4" ShapeID="_x0000_i1190" DrawAspect="Content" ObjectID="_1850449952" r:id="rId301"/>
               </w:object>
             </w:r>
           </w:p>
         </w:tc>
         <w:tc>
           <w:tcPr>
-            <w:tcW w:w="1222" w:type="dxa"/>
+            <w:tcW w:w="1402" w:type="dxa"/>
             <w:tcBorders>
               <w:top w:val="single" w:sz="4" w:space="0" w:color="auto"/>
               <w:left w:val="nil"/>
@@ -16369,11 +16156,69 @@
               <w:rPr>
                 <w:position w:val="-12"/>
               </w:rPr>
+              <w:object w:dxaOrig="720" w:dyaOrig="360" w14:anchorId="7ED48FB4">
+                <v:shape id="_x0000_i1191" type="#_x0000_t75" style="width:36pt;height:18pt" o:ole="">
+                  <v:imagedata r:id="rId302" o:title=""/>
+                </v:shape>
+                <o:OLEObject Type="Embed" ProgID="Equation.DSMT4" ShapeID="_x0000_i1191" DrawAspect="Content" ObjectID="_1850449953" r:id="rId303"/>
+              </w:object>
+            </w:r>
+          </w:p>
+        </w:tc>
+        <w:tc>
+          <w:tcPr>
+            <w:tcW w:w="1193" w:type="dxa"/>
+            <w:tcBorders>
+              <w:top w:val="single" w:sz="4" w:space="0" w:color="auto"/>
+              <w:left w:val="nil"/>
+              <w:bottom w:val="single" w:sz="4" w:space="0" w:color="auto"/>
+              <w:right w:val="nil"/>
+            </w:tcBorders>
+            <w:vAlign w:val="center"/>
+          </w:tcPr>
+          <w:p>
+            <w:pPr>
+              <w:pStyle w:val="TableEquation"/>
+              <w:jc w:val="center"/>
+            </w:pPr>
+            <w:r>
+              <w:rPr>
+                <w:position w:val="-6"/>
+              </w:rPr>
+              <w:object w:dxaOrig="200" w:dyaOrig="279" w14:anchorId="2A2911EE">
+                <v:shape id="_x0000_i1192" type="#_x0000_t75" style="width:14.1pt;height:14.1pt" o:ole="">
+                  <v:imagedata r:id="rId287" o:title=""/>
+                </v:shape>
+                <o:OLEObject Type="Embed" ProgID="Equation.DSMT4" ShapeID="_x0000_i1192" DrawAspect="Content" ObjectID="_1850449954" r:id="rId304"/>
+              </w:object>
+            </w:r>
+          </w:p>
+        </w:tc>
+        <w:tc>
+          <w:tcPr>
+            <w:tcW w:w="1222" w:type="dxa"/>
+            <w:tcBorders>
+              <w:top w:val="single" w:sz="4" w:space="0" w:color="auto"/>
+              <w:left w:val="nil"/>
+              <w:bottom w:val="single" w:sz="4" w:space="0" w:color="auto"/>
+              <w:right w:val="nil"/>
+            </w:tcBorders>
+            <w:vAlign w:val="center"/>
+          </w:tcPr>
+          <w:p>
+            <w:pPr>
+              <w:pStyle w:val="TableEquation"/>
+              <w:jc w:val="center"/>
+            </w:pPr>
+            <w:r>
+              <w:rPr>
+                <w:position w:val="-12"/>
+              </w:rPr>
               <w:object w:dxaOrig="740" w:dyaOrig="360" w14:anchorId="1AB742FA">
-                <v:shape id="_x0000_i1191" type="#_x0000_t75" style="width:37.55pt;height:18pt" o:ole="">
-                  <v:imagedata r:id="rId301" o:title=""/>
+                <v:shape id="_x0000_i1193" type="#_x0000_t75" style="width:37.55pt;height:18pt" o:ole="">
+                  <v:imagedata r:id="rId305" o:title=""/>
                 </v:shape>
-                <o:OLEObject Type="Embed" ProgID="Equation.DSMT4" ShapeID="_x0000_i1191" DrawAspect="Content" ObjectID="_1850366008" r:id="rId302"/>
+                <o:OLEObject Type="Embed" ProgID="Equation.DSMT4" ShapeID="_x0000_i1193" DrawAspect="Content" ObjectID="_1850449955" r:id="rId306"/>
               </w:object>
             </w:r>
           </w:p>
@@ -16398,10 +16243,10 @@
                 <w:position w:val="-4"/>
               </w:rPr>
               <w:object w:dxaOrig="220" w:dyaOrig="240" w14:anchorId="28172840">
-                <v:shape id="_x0000_i1192" type="#_x0000_t75" style="width:13.3pt;height:14.1pt" o:ole="">
-                  <v:imagedata r:id="rId240" o:title=""/>
+                <v:shape id="_x0000_i1194" type="#_x0000_t75" style="width:13.3pt;height:14.1pt" o:ole="">
+                  <v:imagedata r:id="rId244" o:title=""/>
                 </v:shape>
-                <o:OLEObject Type="Embed" ProgID="Equation.DSMT4" ShapeID="_x0000_i1192" DrawAspect="Content" ObjectID="_1850366009" r:id="rId303"/>
+                <o:OLEObject Type="Embed" ProgID="Equation.DSMT4" ShapeID="_x0000_i1194" DrawAspect="Content" ObjectID="_1850449956" r:id="rId307"/>
               </w:object>
             </w:r>
           </w:p>
@@ -16425,71 +16270,17 @@
                 <w:position w:val="-6"/>
               </w:rPr>
               <w:object w:dxaOrig="200" w:dyaOrig="279" w14:anchorId="1B6FDEF1">
-                <v:shape id="_x0000_i1193" type="#_x0000_t75" style="width:14.1pt;height:14.1pt" o:ole="">
-                  <v:imagedata r:id="rId304" o:title=""/>
-                </v:shape>
-                <o:OLEObject Type="Embed" ProgID="Equation.DSMT4" ShapeID="_x0000_i1193" DrawAspect="Content" ObjectID="_1850366010" r:id="rId305"/>
-              </w:object>
-            </w:r>
-          </w:p>
-        </w:tc>
-        <w:tc>
-          <w:tcPr>
-            <w:tcW w:w="1223" w:type="dxa"/>
-            <w:tcBorders>
-              <w:left w:val="nil"/>
-              <w:right w:val="nil"/>
-            </w:tcBorders>
-            <w:vAlign w:val="center"/>
-          </w:tcPr>
-          <w:p>
-            <w:pPr>
-              <w:pStyle w:val="TableEquation"/>
-              <w:jc w:val="center"/>
-            </w:pPr>
-            <w:r>
-              <w:rPr>
-                <w:position w:val="-6"/>
-              </w:rPr>
-              <w:object w:dxaOrig="200" w:dyaOrig="279" w14:anchorId="2DC8862A">
-                <v:shape id="_x0000_i1194" type="#_x0000_t75" style="width:14.1pt;height:14.1pt" o:ole="">
-                  <v:imagedata r:id="rId306" o:title=""/>
-                </v:shape>
-                <o:OLEObject Type="Embed" ProgID="Equation.DSMT4" ShapeID="_x0000_i1194" DrawAspect="Content" ObjectID="_1850366011" r:id="rId307"/>
-              </w:object>
-            </w:r>
-          </w:p>
-        </w:tc>
-        <w:tc>
-          <w:tcPr>
-            <w:tcW w:w="1215" w:type="dxa"/>
-            <w:tcBorders>
-              <w:left w:val="nil"/>
-              <w:right w:val="nil"/>
-            </w:tcBorders>
-            <w:vAlign w:val="center"/>
-          </w:tcPr>
-          <w:p>
-            <w:pPr>
-              <w:pStyle w:val="TableEquation"/>
-              <w:jc w:val="center"/>
-            </w:pPr>
-            <w:r>
-              <w:rPr>
-                <w:position w:val="-6"/>
-              </w:rPr>
-              <w:object w:dxaOrig="200" w:dyaOrig="279" w14:anchorId="00CFBF18">
                 <v:shape id="_x0000_i1195" type="#_x0000_t75" style="width:14.1pt;height:14.1pt" o:ole="">
                   <v:imagedata r:id="rId308" o:title=""/>
                 </v:shape>
-                <o:OLEObject Type="Embed" ProgID="Equation.DSMT4" ShapeID="_x0000_i1195" DrawAspect="Content" ObjectID="_1850366012" r:id="rId309"/>
+                <o:OLEObject Type="Embed" ProgID="Equation.DSMT4" ShapeID="_x0000_i1195" DrawAspect="Content" ObjectID="_1850449957" r:id="rId309"/>
               </w:object>
             </w:r>
           </w:p>
         </w:tc>
         <w:tc>
           <w:tcPr>
-            <w:tcW w:w="1402" w:type="dxa"/>
+            <w:tcW w:w="1223" w:type="dxa"/>
             <w:tcBorders>
               <w:left w:val="nil"/>
               <w:right w:val="nil"/>
@@ -16505,18 +16296,18 @@
               <w:rPr>
                 <w:position w:val="-6"/>
               </w:rPr>
-              <w:object w:dxaOrig="200" w:dyaOrig="279" w14:anchorId="3CE2BA49">
+              <w:object w:dxaOrig="200" w:dyaOrig="279" w14:anchorId="2DC8862A">
                 <v:shape id="_x0000_i1196" type="#_x0000_t75" style="width:14.1pt;height:14.1pt" o:ole="">
                   <v:imagedata r:id="rId310" o:title=""/>
                 </v:shape>
-                <o:OLEObject Type="Embed" ProgID="Equation.DSMT4" ShapeID="_x0000_i1196" DrawAspect="Content" ObjectID="_1850366013" r:id="rId311"/>
+                <o:OLEObject Type="Embed" ProgID="Equation.DSMT4" ShapeID="_x0000_i1196" DrawAspect="Content" ObjectID="_1850449958" r:id="rId311"/>
               </w:object>
             </w:r>
           </w:p>
         </w:tc>
         <w:tc>
           <w:tcPr>
-            <w:tcW w:w="1193" w:type="dxa"/>
+            <w:tcW w:w="1215" w:type="dxa"/>
             <w:tcBorders>
               <w:left w:val="nil"/>
               <w:right w:val="nil"/>
@@ -16532,18 +16323,18 @@
               <w:rPr>
                 <w:position w:val="-6"/>
               </w:rPr>
-              <w:object w:dxaOrig="200" w:dyaOrig="279" w14:anchorId="61114FB2">
+              <w:object w:dxaOrig="200" w:dyaOrig="279" w14:anchorId="00CFBF18">
                 <v:shape id="_x0000_i1197" type="#_x0000_t75" style="width:14.1pt;height:14.1pt" o:ole="">
                   <v:imagedata r:id="rId312" o:title=""/>
                 </v:shape>
-                <o:OLEObject Type="Embed" ProgID="Equation.DSMT4" ShapeID="_x0000_i1197" DrawAspect="Content" ObjectID="_1850366014" r:id="rId313"/>
+                <o:OLEObject Type="Embed" ProgID="Equation.DSMT4" ShapeID="_x0000_i1197" DrawAspect="Content" ObjectID="_1850449959" r:id="rId313"/>
               </w:object>
             </w:r>
           </w:p>
         </w:tc>
         <w:tc>
           <w:tcPr>
-            <w:tcW w:w="1222" w:type="dxa"/>
+            <w:tcW w:w="1402" w:type="dxa"/>
             <w:tcBorders>
               <w:left w:val="nil"/>
               <w:right w:val="nil"/>
@@ -16559,11 +16350,65 @@
               <w:rPr>
                 <w:position w:val="-6"/>
               </w:rPr>
-              <w:object w:dxaOrig="200" w:dyaOrig="279" w14:anchorId="702B4869">
+              <w:object w:dxaOrig="200" w:dyaOrig="279" w14:anchorId="3CE2BA49">
                 <v:shape id="_x0000_i1198" type="#_x0000_t75" style="width:14.1pt;height:14.1pt" o:ole="">
                   <v:imagedata r:id="rId314" o:title=""/>
                 </v:shape>
-                <o:OLEObject Type="Embed" ProgID="Equation.DSMT4" ShapeID="_x0000_i1198" DrawAspect="Content" ObjectID="_1850366015" r:id="rId315"/>
+                <o:OLEObject Type="Embed" ProgID="Equation.DSMT4" ShapeID="_x0000_i1198" DrawAspect="Content" ObjectID="_1850449960" r:id="rId315"/>
+              </w:object>
+            </w:r>
+          </w:p>
+        </w:tc>
+        <w:tc>
+          <w:tcPr>
+            <w:tcW w:w="1193" w:type="dxa"/>
+            <w:tcBorders>
+              <w:left w:val="nil"/>
+              <w:right w:val="nil"/>
+            </w:tcBorders>
+            <w:vAlign w:val="center"/>
+          </w:tcPr>
+          <w:p>
+            <w:pPr>
+              <w:pStyle w:val="TableEquation"/>
+              <w:jc w:val="center"/>
+            </w:pPr>
+            <w:r>
+              <w:rPr>
+                <w:position w:val="-6"/>
+              </w:rPr>
+              <w:object w:dxaOrig="200" w:dyaOrig="279" w14:anchorId="61114FB2">
+                <v:shape id="_x0000_i1199" type="#_x0000_t75" style="width:14.1pt;height:14.1pt" o:ole="">
+                  <v:imagedata r:id="rId316" o:title=""/>
+                </v:shape>
+                <o:OLEObject Type="Embed" ProgID="Equation.DSMT4" ShapeID="_x0000_i1199" DrawAspect="Content" ObjectID="_1850449961" r:id="rId317"/>
+              </w:object>
+            </w:r>
+          </w:p>
+        </w:tc>
+        <w:tc>
+          <w:tcPr>
+            <w:tcW w:w="1222" w:type="dxa"/>
+            <w:tcBorders>
+              <w:left w:val="nil"/>
+              <w:right w:val="nil"/>
+            </w:tcBorders>
+            <w:vAlign w:val="center"/>
+          </w:tcPr>
+          <w:p>
+            <w:pPr>
+              <w:pStyle w:val="TableEquation"/>
+              <w:jc w:val="center"/>
+            </w:pPr>
+            <w:r>
+              <w:rPr>
+                <w:position w:val="-6"/>
+              </w:rPr>
+              <w:object w:dxaOrig="200" w:dyaOrig="279" w14:anchorId="702B4869">
+                <v:shape id="_x0000_i1200" type="#_x0000_t75" style="width:14.1pt;height:14.1pt" o:ole="">
+                  <v:imagedata r:id="rId318" o:title=""/>
+                </v:shape>
+                <o:OLEObject Type="Embed" ProgID="Equation.DSMT4" ShapeID="_x0000_i1200" DrawAspect="Content" ObjectID="_1850449962" r:id="rId319"/>
               </w:object>
             </w:r>
           </w:p>
@@ -16782,13 +16627,13 @@
         <w:tblLook w:val="04A0" w:firstRow="1" w:lastRow="0" w:firstColumn="1" w:lastColumn="0" w:noHBand="0" w:noVBand="1"/>
       </w:tblPr>
       <w:tblGrid>
-        <w:gridCol w:w="1531"/>
+        <w:gridCol w:w="1530"/>
         <w:gridCol w:w="1517"/>
-        <w:gridCol w:w="1415"/>
-        <w:gridCol w:w="1359"/>
+        <w:gridCol w:w="1416"/>
+        <w:gridCol w:w="1360"/>
         <w:gridCol w:w="1498"/>
-        <w:gridCol w:w="1472"/>
-        <w:gridCol w:w="501"/>
+        <w:gridCol w:w="1473"/>
+        <w:gridCol w:w="499"/>
       </w:tblGrid>
       <w:tr>
         <w:tc>
@@ -16932,10 +16777,10 @@
                 <w:position w:val="-4"/>
               </w:rPr>
               <w:object w:dxaOrig="220" w:dyaOrig="240" w14:anchorId="4785E1CD">
-                <v:shape id="_x0000_i1199" type="#_x0000_t75" style="width:13.3pt;height:14.1pt" o:ole="">
-                  <v:imagedata r:id="rId240" o:title=""/>
+                <v:shape id="_x0000_i1201" type="#_x0000_t75" style="width:13.3pt;height:14.1pt" o:ole="">
+                  <v:imagedata r:id="rId244" o:title=""/>
                 </v:shape>
-                <o:OLEObject Type="Embed" ProgID="Equation.DSMT4" ShapeID="_x0000_i1199" DrawAspect="Content" ObjectID="_1850366016" r:id="rId316"/>
+                <o:OLEObject Type="Embed" ProgID="Equation.DSMT4" ShapeID="_x0000_i1201" DrawAspect="Content" ObjectID="_1850449963" r:id="rId320"/>
               </w:object>
             </w:r>
           </w:p>
@@ -16982,10 +16827,10 @@
                 <w:position w:val="-12"/>
               </w:rPr>
               <w:object w:dxaOrig="520" w:dyaOrig="360" w14:anchorId="5A6B31B6">
-                <v:shape id="_x0000_i1200" type="#_x0000_t75" style="width:26.6pt;height:18pt" o:ole="">
-                  <v:imagedata r:id="rId317" o:title=""/>
+                <v:shape id="_x0000_i1202" type="#_x0000_t75" style="width:26.6pt;height:18pt" o:ole="">
+                  <v:imagedata r:id="rId321" o:title=""/>
                 </v:shape>
-                <o:OLEObject Type="Embed" ProgID="Equation.DSMT4" ShapeID="_x0000_i1200" DrawAspect="Content" ObjectID="_1850366017" r:id="rId318"/>
+                <o:OLEObject Type="Embed" ProgID="Equation.DSMT4" ShapeID="_x0000_i1202" DrawAspect="Content" ObjectID="_1850449964" r:id="rId322"/>
               </w:object>
             </w:r>
           </w:p>
@@ -17010,10 +16855,10 @@
                 <w:position w:val="-12"/>
               </w:rPr>
               <w:object w:dxaOrig="520" w:dyaOrig="360" w14:anchorId="44B28296">
-                <v:shape id="_x0000_i1201" type="#_x0000_t75" style="width:26.6pt;height:18pt" o:ole="">
-                  <v:imagedata r:id="rId319" o:title=""/>
+                <v:shape id="_x0000_i1203" type="#_x0000_t75" style="width:26.6pt;height:18pt" o:ole="">
+                  <v:imagedata r:id="rId323" o:title=""/>
                 </v:shape>
-                <o:OLEObject Type="Embed" ProgID="Equation.DSMT4" ShapeID="_x0000_i1201" DrawAspect="Content" ObjectID="_1850366018" r:id="rId320"/>
+                <o:OLEObject Type="Embed" ProgID="Equation.DSMT4" ShapeID="_x0000_i1203" DrawAspect="Content" ObjectID="_1850449965" r:id="rId324"/>
               </w:object>
             </w:r>
           </w:p>
@@ -17089,10 +16934,10 @@
                 <w:position w:val="-6"/>
               </w:rPr>
               <w:object w:dxaOrig="200" w:dyaOrig="279" w14:anchorId="35AEFC56">
-                <v:shape id="_x0000_i1202" type="#_x0000_t75" style="width:14.1pt;height:14.1pt" o:ole="">
-                  <v:imagedata r:id="rId321" o:title=""/>
+                <v:shape id="_x0000_i1204" type="#_x0000_t75" style="width:14.1pt;height:14.1pt" o:ole="">
+                  <v:imagedata r:id="rId325" o:title=""/>
                 </v:shape>
-                <o:OLEObject Type="Embed" ProgID="Equation.DSMT4" ShapeID="_x0000_i1202" DrawAspect="Content" ObjectID="_1850366019" r:id="rId322"/>
+                <o:OLEObject Type="Embed" ProgID="Equation.DSMT4" ShapeID="_x0000_i1204" DrawAspect="Content" ObjectID="_1850449966" r:id="rId326"/>
               </w:object>
             </w:r>
           </w:p>
@@ -17141,10 +16986,10 @@
                 <w:position w:val="-12"/>
               </w:rPr>
               <w:object w:dxaOrig="680" w:dyaOrig="360" w14:anchorId="2293DD58">
-                <v:shape id="_x0000_i1203" type="#_x0000_t75" style="width:33.65pt;height:18pt" o:ole="">
-                  <v:imagedata r:id="rId323" o:title=""/>
+                <v:shape id="_x0000_i1205" type="#_x0000_t75" style="width:33.65pt;height:18pt" o:ole="">
+                  <v:imagedata r:id="rId327" o:title=""/>
                 </v:shape>
-                <o:OLEObject Type="Embed" ProgID="Equation.DSMT4" ShapeID="_x0000_i1203" DrawAspect="Content" ObjectID="_1850366020" r:id="rId324"/>
+                <o:OLEObject Type="Embed" ProgID="Equation.DSMT4" ShapeID="_x0000_i1205" DrawAspect="Content" ObjectID="_1850449967" r:id="rId328"/>
               </w:object>
             </w:r>
           </w:p>
@@ -17170,17 +17015,132 @@
                 <w:position w:val="-12"/>
               </w:rPr>
               <w:object w:dxaOrig="660" w:dyaOrig="360" w14:anchorId="0CA7FA2F">
-                <v:shape id="_x0000_i1204" type="#_x0000_t75" style="width:32.85pt;height:18pt" o:ole="">
+                <v:shape id="_x0000_i1206" type="#_x0000_t75" style="width:32.85pt;height:18pt" o:ole="">
+                  <v:imagedata r:id="rId329" o:title=""/>
+                </v:shape>
+                <o:OLEObject Type="Embed" ProgID="Equation.DSMT4" ShapeID="_x0000_i1206" DrawAspect="Content" ObjectID="_1850449968" r:id="rId330"/>
+              </w:object>
+            </w:r>
+          </w:p>
+        </w:tc>
+        <w:tc>
+          <w:tcPr>
+            <w:tcW w:w="1361" w:type="dxa"/>
+            <w:tcBorders>
+              <w:top w:val="nil"/>
+              <w:left w:val="nil"/>
+              <w:bottom w:val="nil"/>
+              <w:right w:val="nil"/>
+            </w:tcBorders>
+            <w:vAlign w:val="center"/>
+          </w:tcPr>
+          <w:p>
+            <w:pPr>
+              <w:pStyle w:val="TableEquation"/>
+              <w:jc w:val="center"/>
+            </w:pPr>
+          </w:p>
+        </w:tc>
+        <w:tc>
+          <w:tcPr>
+            <w:tcW w:w="1498" w:type="dxa"/>
+            <w:tcBorders>
+              <w:top w:val="nil"/>
+              <w:left w:val="nil"/>
+              <w:bottom w:val="nil"/>
+              <w:right w:val="nil"/>
+            </w:tcBorders>
+            <w:vAlign w:val="center"/>
+          </w:tcPr>
+          <w:p>
+            <w:pPr>
+              <w:pStyle w:val="TableEquation"/>
+              <w:jc w:val="center"/>
+            </w:pPr>
+          </w:p>
+        </w:tc>
+        <w:tc>
+          <w:tcPr>
+            <w:tcW w:w="1474" w:type="dxa"/>
+            <w:tcBorders>
+              <w:top w:val="nil"/>
+              <w:left w:val="nil"/>
+              <w:bottom w:val="nil"/>
+              <w:right w:val="nil"/>
+            </w:tcBorders>
+            <w:vAlign w:val="center"/>
+          </w:tcPr>
+          <w:p>
+            <w:pPr>
+              <w:pStyle w:val="TableEquation"/>
+              <w:jc w:val="center"/>
+            </w:pPr>
+          </w:p>
+        </w:tc>
+        <w:tc>
+          <w:tcPr>
+            <w:tcW w:w="494" w:type="dxa"/>
+            <w:tcBorders>
+              <w:top w:val="nil"/>
+              <w:left w:val="nil"/>
+              <w:bottom w:val="nil"/>
+              <w:right w:val="nil"/>
+            </w:tcBorders>
+            <w:vAlign w:val="center"/>
+          </w:tcPr>
+          <w:p>
+            <w:pPr>
+              <w:pStyle w:val="TableEquation"/>
+              <w:jc w:val="center"/>
+            </w:pPr>
+            <w:r>
+              <w:rPr>
+                <w:position w:val="-6"/>
+              </w:rPr>
+              <w:object w:dxaOrig="200" w:dyaOrig="279" w14:anchorId="79E32879">
+                <v:shape id="_x0000_i1207" type="#_x0000_t75" style="width:14.1pt;height:14.1pt" o:ole="">
                   <v:imagedata r:id="rId325" o:title=""/>
                 </v:shape>
-                <o:OLEObject Type="Embed" ProgID="Equation.DSMT4" ShapeID="_x0000_i1204" DrawAspect="Content" ObjectID="_1850366021" r:id="rId326"/>
+                <o:OLEObject Type="Embed" ProgID="Equation.DSMT4" ShapeID="_x0000_i1207" DrawAspect="Content" ObjectID="_1850449969" r:id="rId331"/>
               </w:object>
             </w:r>
           </w:p>
         </w:tc>
-        <w:tc>
-          <w:tcPr>
-            <w:tcW w:w="1361" w:type="dxa"/>
+      </w:tr>
+      <w:tr>
+        <w:tc>
+          <w:tcPr>
+            <w:tcW w:w="1531" w:type="dxa"/>
+            <w:tcBorders>
+              <w:top w:val="nil"/>
+              <w:left w:val="nil"/>
+              <w:bottom w:val="nil"/>
+              <w:right w:val="nil"/>
+            </w:tcBorders>
+            <w:vAlign w:val="center"/>
+          </w:tcPr>
+          <w:p>
+            <w:pPr>
+              <w:pStyle w:val="TableNormal"/>
+              <w:contextualSpacing/>
+            </w:pPr>
+            <w:r>
+              <w:t>Pub</w:t>
+            </w:r>
+            <w:r>
+              <w:t xml:space="preserve">. </w:t>
+            </w:r>
+            <w:r>
+              <w:t>t</w:t>
+            </w:r>
+            <w:r>
+              <w:t>ransfers</w:t>
+            </w:r>
+          </w:p>
+        </w:tc>
+        <w:tc>
+          <w:tcPr>
+            <w:tcW w:w="1518" w:type="dxa"/>
             <w:tcBorders>
               <w:top w:val="nil"/>
               <w:left w:val="nil"/>
@@ -17194,11 +17154,22 @@
               <w:pStyle w:val="TableEquation"/>
               <w:jc w:val="center"/>
             </w:pPr>
-          </w:p>
-        </w:tc>
-        <w:tc>
-          <w:tcPr>
-            <w:tcW w:w="1498" w:type="dxa"/>
+            <w:r>
+              <w:rPr>
+                <w:position w:val="-12"/>
+              </w:rPr>
+              <w:object w:dxaOrig="540" w:dyaOrig="360" w14:anchorId="588C3C20">
+                <v:shape id="_x0000_i1208" type="#_x0000_t75" style="width:27.4pt;height:18pt" o:ole="">
+                  <v:imagedata r:id="rId332" o:title=""/>
+                </v:shape>
+                <o:OLEObject Type="Embed" ProgID="Equation.DSMT4" ShapeID="_x0000_i1208" DrawAspect="Content" ObjectID="_1850449970" r:id="rId333"/>
+              </w:object>
+            </w:r>
+          </w:p>
+        </w:tc>
+        <w:tc>
+          <w:tcPr>
+            <w:tcW w:w="1417" w:type="dxa"/>
             <w:tcBorders>
               <w:top w:val="nil"/>
               <w:left w:val="nil"/>
@@ -17216,7 +17187,7 @@
         </w:tc>
         <w:tc>
           <w:tcPr>
-            <w:tcW w:w="1474" w:type="dxa"/>
+            <w:tcW w:w="1361" w:type="dxa"/>
             <w:tcBorders>
               <w:top w:val="nil"/>
               <w:left w:val="nil"/>
@@ -17234,7 +17205,7 @@
         </w:tc>
         <w:tc>
           <w:tcPr>
-            <w:tcW w:w="494" w:type="dxa"/>
+            <w:tcW w:w="1498" w:type="dxa"/>
             <w:tcBorders>
               <w:top w:val="nil"/>
               <w:left w:val="nil"/>
@@ -17250,13 +17221,60 @@
             </w:pPr>
             <w:r>
               <w:rPr>
+                <w:position w:val="-12"/>
+              </w:rPr>
+              <w:object w:dxaOrig="520" w:dyaOrig="360" w14:anchorId="66F547C3">
+                <v:shape id="_x0000_i1209" type="#_x0000_t75" style="width:26.6pt;height:18pt" o:ole="">
+                  <v:imagedata r:id="rId334" o:title=""/>
+                </v:shape>
+                <o:OLEObject Type="Embed" ProgID="Equation.DSMT4" ShapeID="_x0000_i1209" DrawAspect="Content" ObjectID="_1850449971" r:id="rId335"/>
+              </w:object>
+            </w:r>
+          </w:p>
+        </w:tc>
+        <w:tc>
+          <w:tcPr>
+            <w:tcW w:w="1474" w:type="dxa"/>
+            <w:tcBorders>
+              <w:top w:val="nil"/>
+              <w:left w:val="nil"/>
+              <w:bottom w:val="nil"/>
+              <w:right w:val="nil"/>
+            </w:tcBorders>
+            <w:vAlign w:val="center"/>
+          </w:tcPr>
+          <w:p>
+            <w:pPr>
+              <w:pStyle w:val="TableEquation"/>
+              <w:jc w:val="center"/>
+            </w:pPr>
+          </w:p>
+        </w:tc>
+        <w:tc>
+          <w:tcPr>
+            <w:tcW w:w="494" w:type="dxa"/>
+            <w:tcBorders>
+              <w:top w:val="nil"/>
+              <w:left w:val="nil"/>
+              <w:bottom w:val="nil"/>
+              <w:right w:val="nil"/>
+            </w:tcBorders>
+            <w:vAlign w:val="center"/>
+          </w:tcPr>
+          <w:p>
+            <w:pPr>
+              <w:pStyle w:val="TableEquation"/>
+              <w:jc w:val="center"/>
+            </w:pPr>
+            <w:r>
+              <w:rPr>
                 <w:position w:val="-6"/>
               </w:rPr>
-              <w:object w:dxaOrig="200" w:dyaOrig="279" w14:anchorId="79E32879">
-                <v:shape id="_x0000_i1205" type="#_x0000_t75" style="width:14.1pt;height:14.1pt" o:ole="">
-                  <v:imagedata r:id="rId321" o:title=""/>
+              <w:object w:dxaOrig="200" w:dyaOrig="279" w14:anchorId="5B79B25E">
+                <v:shape id="_x0000_i1210" type="#_x0000_t75" style="width:14.1pt;height:14.1pt" o:ole="">
+                  <v:imagedata r:id="rId325" o:title=""/>
                 </v:shape>
-                <o:OLEObject Type="Embed" ProgID="Equation.DSMT4" ShapeID="_x0000_i1205" DrawAspect="Content" ObjectID="_1850366022" r:id="rId327"/>
+                <o:OLEObject Type="Embed" ProgID="Equation.DSMT4" ShapeID="_x0000_i1210" DrawAspect="Content" ObjectID="_1850449972" r:id="rId336"/>
               </w:object>
             </w:r>
           </w:p>
@@ -17280,16 +17298,7 @@
               <w:contextualSpacing/>
             </w:pPr>
             <w:r>
-              <w:t>Pub</w:t>
-            </w:r>
-            <w:r>
-              <w:t xml:space="preserve">. </w:t>
-            </w:r>
-            <w:r>
-              <w:t>t</w:t>
-            </w:r>
-            <w:r>
-              <w:t>ransfers</w:t>
+              <w:t>Taxes</w:t>
             </w:r>
           </w:p>
         </w:tc>
@@ -17313,11 +17322,11 @@
               <w:rPr>
                 <w:position w:val="-12"/>
               </w:rPr>
-              <w:object w:dxaOrig="540" w:dyaOrig="360" w14:anchorId="588C3C20">
-                <v:shape id="_x0000_i1206" type="#_x0000_t75" style="width:27.4pt;height:18pt" o:ole="">
-                  <v:imagedata r:id="rId328" o:title=""/>
+              <w:object w:dxaOrig="480" w:dyaOrig="360" w14:anchorId="466005C9">
+                <v:shape id="_x0000_i1211" type="#_x0000_t75" style="width:24.25pt;height:18pt" o:ole="">
+                  <v:imagedata r:id="rId337" o:title=""/>
                 </v:shape>
-                <o:OLEObject Type="Embed" ProgID="Equation.DSMT4" ShapeID="_x0000_i1206" DrawAspect="Content" ObjectID="_1850366023" r:id="rId329"/>
+                <o:OLEObject Type="Embed" ProgID="Equation.DSMT4" ShapeID="_x0000_i1211" DrawAspect="Content" ObjectID="_1850449973" r:id="rId338"/>
               </w:object>
             </w:r>
           </w:p>
@@ -17338,244 +17347,22 @@
               <w:pStyle w:val="TableEquation"/>
               <w:jc w:val="center"/>
             </w:pPr>
-          </w:p>
-        </w:tc>
-        <w:tc>
-          <w:tcPr>
-            <w:tcW w:w="1361" w:type="dxa"/>
-            <w:tcBorders>
-              <w:top w:val="nil"/>
-              <w:left w:val="nil"/>
-              <w:bottom w:val="nil"/>
-              <w:right w:val="nil"/>
-            </w:tcBorders>
-            <w:vAlign w:val="center"/>
-          </w:tcPr>
-          <w:p>
-            <w:pPr>
-              <w:pStyle w:val="TableEquation"/>
-              <w:jc w:val="center"/>
-            </w:pPr>
-          </w:p>
-        </w:tc>
-        <w:tc>
-          <w:tcPr>
-            <w:tcW w:w="1498" w:type="dxa"/>
-            <w:tcBorders>
-              <w:top w:val="nil"/>
-              <w:left w:val="nil"/>
-              <w:bottom w:val="nil"/>
-              <w:right w:val="nil"/>
-            </w:tcBorders>
-            <w:vAlign w:val="center"/>
-          </w:tcPr>
-          <w:p>
-            <w:pPr>
-              <w:pStyle w:val="TableEquation"/>
-              <w:jc w:val="center"/>
-            </w:pPr>
             <w:r>
               <w:rPr>
                 <w:position w:val="-12"/>
               </w:rPr>
-              <w:object w:dxaOrig="520" w:dyaOrig="360" w14:anchorId="66F547C3">
-                <v:shape id="_x0000_i1207" type="#_x0000_t75" style="width:26.6pt;height:18pt" o:ole="">
-                  <v:imagedata r:id="rId330" o:title=""/>
-                </v:shape>
-                <o:OLEObject Type="Embed" ProgID="Equation.DSMT4" ShapeID="_x0000_i1207" DrawAspect="Content" ObjectID="_1850366024" r:id="rId331"/>
-              </w:object>
-            </w:r>
-          </w:p>
-        </w:tc>
-        <w:tc>
-          <w:tcPr>
-            <w:tcW w:w="1474" w:type="dxa"/>
-            <w:tcBorders>
-              <w:top w:val="nil"/>
-              <w:left w:val="nil"/>
-              <w:bottom w:val="nil"/>
-              <w:right w:val="nil"/>
-            </w:tcBorders>
-            <w:vAlign w:val="center"/>
-          </w:tcPr>
-          <w:p>
-            <w:pPr>
-              <w:pStyle w:val="TableEquation"/>
-              <w:jc w:val="center"/>
-            </w:pPr>
-          </w:p>
-        </w:tc>
-        <w:tc>
-          <w:tcPr>
-            <w:tcW w:w="494" w:type="dxa"/>
-            <w:tcBorders>
-              <w:top w:val="nil"/>
-              <w:left w:val="nil"/>
-              <w:bottom w:val="nil"/>
-              <w:right w:val="nil"/>
-            </w:tcBorders>
-            <w:vAlign w:val="center"/>
-          </w:tcPr>
-          <w:p>
-            <w:pPr>
-              <w:pStyle w:val="TableEquation"/>
-              <w:jc w:val="center"/>
-            </w:pPr>
-            <w:r>
-              <w:rPr>
-                <w:position w:val="-6"/>
-              </w:rPr>
-              <w:object w:dxaOrig="200" w:dyaOrig="279" w14:anchorId="5B79B25E">
-                <v:shape id="_x0000_i1208" type="#_x0000_t75" style="width:14.1pt;height:14.1pt" o:ole="">
-                  <v:imagedata r:id="rId321" o:title=""/>
-                </v:shape>
-                <o:OLEObject Type="Embed" ProgID="Equation.DSMT4" ShapeID="_x0000_i1208" DrawAspect="Content" ObjectID="_1850366025" r:id="rId332"/>
-              </w:object>
-            </w:r>
-          </w:p>
-        </w:tc>
-      </w:tr>
-      <w:tr>
-        <w:tc>
-          <w:tcPr>
-            <w:tcW w:w="1531" w:type="dxa"/>
-            <w:tcBorders>
-              <w:top w:val="nil"/>
-              <w:left w:val="nil"/>
-              <w:bottom w:val="nil"/>
-              <w:right w:val="nil"/>
-            </w:tcBorders>
-            <w:vAlign w:val="center"/>
-          </w:tcPr>
-          <w:p>
-            <w:pPr>
-              <w:pStyle w:val="TableNormal"/>
-              <w:contextualSpacing/>
-            </w:pPr>
-            <w:r>
-              <w:t>Taxes</w:t>
-            </w:r>
-          </w:p>
-        </w:tc>
-        <w:tc>
-          <w:tcPr>
-            <w:tcW w:w="1518" w:type="dxa"/>
-            <w:tcBorders>
-              <w:top w:val="nil"/>
-              <w:left w:val="nil"/>
-              <w:bottom w:val="nil"/>
-              <w:right w:val="nil"/>
-            </w:tcBorders>
-            <w:vAlign w:val="center"/>
-          </w:tcPr>
-          <w:p>
-            <w:pPr>
-              <w:pStyle w:val="TableEquation"/>
-              <w:jc w:val="center"/>
-            </w:pPr>
-            <w:r>
-              <w:rPr>
-                <w:position w:val="-12"/>
-              </w:rPr>
-              <w:object w:dxaOrig="480" w:dyaOrig="360" w14:anchorId="466005C9">
-                <v:shape id="_x0000_i1209" type="#_x0000_t75" style="width:24.25pt;height:18pt" o:ole="">
-                  <v:imagedata r:id="rId333" o:title=""/>
-                </v:shape>
-                <o:OLEObject Type="Embed" ProgID="Equation.DSMT4" ShapeID="_x0000_i1209" DrawAspect="Content" ObjectID="_1850366026" r:id="rId334"/>
-              </w:object>
-            </w:r>
-          </w:p>
-        </w:tc>
-        <w:tc>
-          <w:tcPr>
-            <w:tcW w:w="1417" w:type="dxa"/>
-            <w:tcBorders>
-              <w:top w:val="nil"/>
-              <w:left w:val="nil"/>
-              <w:bottom w:val="nil"/>
-              <w:right w:val="nil"/>
-            </w:tcBorders>
-            <w:vAlign w:val="center"/>
-          </w:tcPr>
-          <w:p>
-            <w:pPr>
-              <w:pStyle w:val="TableEquation"/>
-              <w:jc w:val="center"/>
-            </w:pPr>
-            <w:r>
-              <w:rPr>
-                <w:position w:val="-12"/>
-              </w:rPr>
               <w:object w:dxaOrig="460" w:dyaOrig="360" w14:anchorId="08DDAF26">
-                <v:shape id="_x0000_i1210" type="#_x0000_t75" style="width:23.5pt;height:18pt" o:ole="">
-                  <v:imagedata r:id="rId335" o:title=""/>
-                </v:shape>
-                <o:OLEObject Type="Embed" ProgID="Equation.DSMT4" ShapeID="_x0000_i1210" DrawAspect="Content" ObjectID="_1850366027" r:id="rId336"/>
-              </w:object>
-            </w:r>
-          </w:p>
-        </w:tc>
-        <w:tc>
-          <w:tcPr>
-            <w:tcW w:w="1361" w:type="dxa"/>
-            <w:tcBorders>
-              <w:top w:val="nil"/>
-              <w:left w:val="nil"/>
-              <w:bottom w:val="nil"/>
-              <w:right w:val="nil"/>
-            </w:tcBorders>
-            <w:vAlign w:val="center"/>
-          </w:tcPr>
-          <w:p>
-            <w:pPr>
-              <w:pStyle w:val="TableEquation"/>
-              <w:jc w:val="center"/>
-            </w:pPr>
-            <w:r>
-              <w:rPr>
-                <w:position w:val="-12"/>
-              </w:rPr>
-              <w:object w:dxaOrig="460" w:dyaOrig="360" w14:anchorId="380580A3">
-                <v:shape id="_x0000_i1211" type="#_x0000_t75" style="width:23.5pt;height:18pt" o:ole="">
-                  <v:imagedata r:id="rId337" o:title=""/>
-                </v:shape>
-                <o:OLEObject Type="Embed" ProgID="Equation.DSMT4" ShapeID="_x0000_i1211" DrawAspect="Content" ObjectID="_1850366028" r:id="rId338"/>
-              </w:object>
-            </w:r>
-          </w:p>
-        </w:tc>
-        <w:tc>
-          <w:tcPr>
-            <w:tcW w:w="1498" w:type="dxa"/>
-            <w:tcBorders>
-              <w:top w:val="nil"/>
-              <w:left w:val="nil"/>
-              <w:bottom w:val="nil"/>
-              <w:right w:val="nil"/>
-            </w:tcBorders>
-            <w:vAlign w:val="center"/>
-          </w:tcPr>
-          <w:p>
-            <w:pPr>
-              <w:pStyle w:val="TableEquation"/>
-              <w:jc w:val="center"/>
-            </w:pPr>
-            <w:r>
-              <w:rPr>
-                <w:position w:val="-12"/>
-              </w:rPr>
-              <w:object w:dxaOrig="460" w:dyaOrig="360" w14:anchorId="6EB9444B">
                 <v:shape id="_x0000_i1212" type="#_x0000_t75" style="width:23.5pt;height:18pt" o:ole="">
                   <v:imagedata r:id="rId339" o:title=""/>
                 </v:shape>
-                <o:OLEObject Type="Embed" ProgID="Equation.DSMT4" ShapeID="_x0000_i1212" DrawAspect="Content" ObjectID="_1850366029" r:id="rId340"/>
+                <o:OLEObject Type="Embed" ProgID="Equation.DSMT4" ShapeID="_x0000_i1212" DrawAspect="Content" ObjectID="_1850449974" r:id="rId340"/>
               </w:object>
             </w:r>
           </w:p>
         </w:tc>
         <w:tc>
           <w:tcPr>
-            <w:tcW w:w="1474" w:type="dxa"/>
+            <w:tcW w:w="1361" w:type="dxa"/>
             <w:tcBorders>
               <w:top w:val="nil"/>
               <w:left w:val="nil"/>
@@ -17589,11 +17376,22 @@
               <w:pStyle w:val="TableEquation"/>
               <w:jc w:val="center"/>
             </w:pPr>
-          </w:p>
-        </w:tc>
-        <w:tc>
-          <w:tcPr>
-            <w:tcW w:w="494" w:type="dxa"/>
+            <w:r>
+              <w:rPr>
+                <w:position w:val="-12"/>
+              </w:rPr>
+              <w:object w:dxaOrig="460" w:dyaOrig="360" w14:anchorId="380580A3">
+                <v:shape id="_x0000_i1213" type="#_x0000_t75" style="width:23.5pt;height:18pt" o:ole="">
+                  <v:imagedata r:id="rId341" o:title=""/>
+                </v:shape>
+                <o:OLEObject Type="Embed" ProgID="Equation.DSMT4" ShapeID="_x0000_i1213" DrawAspect="Content" ObjectID="_1850449975" r:id="rId342"/>
+              </w:object>
+            </w:r>
+          </w:p>
+        </w:tc>
+        <w:tc>
+          <w:tcPr>
+            <w:tcW w:w="1498" w:type="dxa"/>
             <w:tcBorders>
               <w:top w:val="nil"/>
               <w:left w:val="nil"/>
@@ -17609,13 +17407,60 @@
             </w:pPr>
             <w:r>
               <w:rPr>
+                <w:position w:val="-12"/>
+              </w:rPr>
+              <w:object w:dxaOrig="460" w:dyaOrig="360" w14:anchorId="6EB9444B">
+                <v:shape id="_x0000_i1214" type="#_x0000_t75" style="width:23.5pt;height:18pt" o:ole="">
+                  <v:imagedata r:id="rId343" o:title=""/>
+                </v:shape>
+                <o:OLEObject Type="Embed" ProgID="Equation.DSMT4" ShapeID="_x0000_i1214" DrawAspect="Content" ObjectID="_1850449976" r:id="rId344"/>
+              </w:object>
+            </w:r>
+          </w:p>
+        </w:tc>
+        <w:tc>
+          <w:tcPr>
+            <w:tcW w:w="1474" w:type="dxa"/>
+            <w:tcBorders>
+              <w:top w:val="nil"/>
+              <w:left w:val="nil"/>
+              <w:bottom w:val="nil"/>
+              <w:right w:val="nil"/>
+            </w:tcBorders>
+            <w:vAlign w:val="center"/>
+          </w:tcPr>
+          <w:p>
+            <w:pPr>
+              <w:pStyle w:val="TableEquation"/>
+              <w:jc w:val="center"/>
+            </w:pPr>
+          </w:p>
+        </w:tc>
+        <w:tc>
+          <w:tcPr>
+            <w:tcW w:w="494" w:type="dxa"/>
+            <w:tcBorders>
+              <w:top w:val="nil"/>
+              <w:left w:val="nil"/>
+              <w:bottom w:val="nil"/>
+              <w:right w:val="nil"/>
+            </w:tcBorders>
+            <w:vAlign w:val="center"/>
+          </w:tcPr>
+          <w:p>
+            <w:pPr>
+              <w:pStyle w:val="TableEquation"/>
+              <w:jc w:val="center"/>
+            </w:pPr>
+            <w:r>
+              <w:rPr>
                 <w:position w:val="-6"/>
               </w:rPr>
               <w:object w:dxaOrig="200" w:dyaOrig="279" w14:anchorId="55273FF2">
-                <v:shape id="_x0000_i1213" type="#_x0000_t75" style="width:14.1pt;height:14.1pt" o:ole="">
-                  <v:imagedata r:id="rId321" o:title=""/>
+                <v:shape id="_x0000_i1215" type="#_x0000_t75" style="width:14.1pt;height:14.1pt" o:ole="">
+                  <v:imagedata r:id="rId325" o:title=""/>
                 </v:shape>
-                <o:OLEObject Type="Embed" ProgID="Equation.DSMT4" ShapeID="_x0000_i1213" DrawAspect="Content" ObjectID="_1850366030" r:id="rId341"/>
+                <o:OLEObject Type="Embed" ProgID="Equation.DSMT4" ShapeID="_x0000_i1215" DrawAspect="Content" ObjectID="_1850449977" r:id="rId345"/>
               </w:object>
             </w:r>
           </w:p>
@@ -17674,77 +17519,17 @@
                 <w:position w:val="-12"/>
               </w:rPr>
               <w:object w:dxaOrig="639" w:dyaOrig="380" w14:anchorId="1821DD78">
-                <v:shape id="_x0000_i1214" type="#_x0000_t75" style="width:32.1pt;height:18.8pt" o:ole="">
-                  <v:imagedata r:id="rId342" o:title=""/>
-                </v:shape>
-                <o:OLEObject Type="Embed" ProgID="Equation.DSMT4" ShapeID="_x0000_i1214" DrawAspect="Content" ObjectID="_1850366031" r:id="rId343"/>
-              </w:object>
-            </w:r>
-          </w:p>
-        </w:tc>
-        <w:tc>
-          <w:tcPr>
-            <w:tcW w:w="1417" w:type="dxa"/>
-            <w:tcBorders>
-              <w:top w:val="nil"/>
-              <w:left w:val="nil"/>
-              <w:bottom w:val="nil"/>
-              <w:right w:val="nil"/>
-            </w:tcBorders>
-            <w:vAlign w:val="center"/>
-          </w:tcPr>
-          <w:p>
-            <w:pPr>
-              <w:pStyle w:val="TableNormal"/>
-              <w:contextualSpacing/>
-              <w:jc w:val="center"/>
-            </w:pPr>
-            <w:r>
-              <w:rPr>
-                <w:position w:val="-12"/>
-              </w:rPr>
-              <w:object w:dxaOrig="639" w:dyaOrig="380" w14:anchorId="1846EBD5">
-                <v:shape id="_x0000_i1215" type="#_x0000_t75" style="width:32.1pt;height:18.8pt" o:ole="">
-                  <v:imagedata r:id="rId344" o:title=""/>
-                </v:shape>
-                <o:OLEObject Type="Embed" ProgID="Equation.DSMT4" ShapeID="_x0000_i1215" DrawAspect="Content" ObjectID="_1850366032" r:id="rId345"/>
-              </w:object>
-            </w:r>
-          </w:p>
-        </w:tc>
-        <w:tc>
-          <w:tcPr>
-            <w:tcW w:w="1361" w:type="dxa"/>
-            <w:tcBorders>
-              <w:top w:val="nil"/>
-              <w:left w:val="nil"/>
-              <w:bottom w:val="nil"/>
-              <w:right w:val="nil"/>
-            </w:tcBorders>
-            <w:vAlign w:val="center"/>
-          </w:tcPr>
-          <w:p>
-            <w:pPr>
-              <w:pStyle w:val="TableNormal"/>
-              <w:contextualSpacing/>
-              <w:jc w:val="center"/>
-            </w:pPr>
-            <w:r>
-              <w:rPr>
-                <w:position w:val="-12"/>
-              </w:rPr>
-              <w:object w:dxaOrig="639" w:dyaOrig="380" w14:anchorId="5A66CF58">
                 <v:shape id="_x0000_i1216" type="#_x0000_t75" style="width:32.1pt;height:18.8pt" o:ole="">
                   <v:imagedata r:id="rId346" o:title=""/>
                 </v:shape>
-                <o:OLEObject Type="Embed" ProgID="Equation.DSMT4" ShapeID="_x0000_i1216" DrawAspect="Content" ObjectID="_1850366033" r:id="rId347"/>
+                <o:OLEObject Type="Embed" ProgID="Equation.DSMT4" ShapeID="_x0000_i1216" DrawAspect="Content" ObjectID="_1850449978" r:id="rId347"/>
               </w:object>
             </w:r>
           </w:p>
         </w:tc>
         <w:tc>
           <w:tcPr>
-            <w:tcW w:w="1498" w:type="dxa"/>
+            <w:tcW w:w="1417" w:type="dxa"/>
             <w:tcBorders>
               <w:top w:val="nil"/>
               <w:left w:val="nil"/>
@@ -17759,11 +17544,22 @@
               <w:contextualSpacing/>
               <w:jc w:val="center"/>
             </w:pPr>
-          </w:p>
-        </w:tc>
-        <w:tc>
-          <w:tcPr>
-            <w:tcW w:w="1474" w:type="dxa"/>
+            <w:r>
+              <w:rPr>
+                <w:position w:val="-12"/>
+              </w:rPr>
+              <w:object w:dxaOrig="639" w:dyaOrig="380" w14:anchorId="1846EBD5">
+                <v:shape id="_x0000_i1217" type="#_x0000_t75" style="width:32.1pt;height:18.8pt" o:ole="">
+                  <v:imagedata r:id="rId348" o:title=""/>
+                </v:shape>
+                <o:OLEObject Type="Embed" ProgID="Equation.DSMT4" ShapeID="_x0000_i1217" DrawAspect="Content" ObjectID="_1850449979" r:id="rId349"/>
+              </w:object>
+            </w:r>
+          </w:p>
+        </w:tc>
+        <w:tc>
+          <w:tcPr>
+            <w:tcW w:w="1361" w:type="dxa"/>
             <w:tcBorders>
               <w:top w:val="nil"/>
               <w:left w:val="nil"/>
@@ -17778,11 +17574,22 @@
               <w:contextualSpacing/>
               <w:jc w:val="center"/>
             </w:pPr>
-          </w:p>
-        </w:tc>
-        <w:tc>
-          <w:tcPr>
-            <w:tcW w:w="494" w:type="dxa"/>
+            <w:r>
+              <w:rPr>
+                <w:position w:val="-12"/>
+              </w:rPr>
+              <w:object w:dxaOrig="639" w:dyaOrig="380" w14:anchorId="5A66CF58">
+                <v:shape id="_x0000_i1218" type="#_x0000_t75" style="width:32.1pt;height:18.8pt" o:ole="">
+                  <v:imagedata r:id="rId350" o:title=""/>
+                </v:shape>
+                <o:OLEObject Type="Embed" ProgID="Equation.DSMT4" ShapeID="_x0000_i1218" DrawAspect="Content" ObjectID="_1850449980" r:id="rId351"/>
+              </w:object>
+            </w:r>
+          </w:p>
+        </w:tc>
+        <w:tc>
+          <w:tcPr>
+            <w:tcW w:w="1498" w:type="dxa"/>
             <w:tcBorders>
               <w:top w:val="nil"/>
               <w:left w:val="nil"/>
@@ -17797,15 +17604,53 @@
               <w:contextualSpacing/>
               <w:jc w:val="center"/>
             </w:pPr>
+          </w:p>
+        </w:tc>
+        <w:tc>
+          <w:tcPr>
+            <w:tcW w:w="1474" w:type="dxa"/>
+            <w:tcBorders>
+              <w:top w:val="nil"/>
+              <w:left w:val="nil"/>
+              <w:bottom w:val="nil"/>
+              <w:right w:val="nil"/>
+            </w:tcBorders>
+            <w:vAlign w:val="center"/>
+          </w:tcPr>
+          <w:p>
+            <w:pPr>
+              <w:pStyle w:val="TableNormal"/>
+              <w:contextualSpacing/>
+              <w:jc w:val="center"/>
+            </w:pPr>
+          </w:p>
+        </w:tc>
+        <w:tc>
+          <w:tcPr>
+            <w:tcW w:w="494" w:type="dxa"/>
+            <w:tcBorders>
+              <w:top w:val="nil"/>
+              <w:left w:val="nil"/>
+              <w:bottom w:val="nil"/>
+              <w:right w:val="nil"/>
+            </w:tcBorders>
+            <w:vAlign w:val="center"/>
+          </w:tcPr>
+          <w:p>
+            <w:pPr>
+              <w:pStyle w:val="TableNormal"/>
+              <w:contextualSpacing/>
+              <w:jc w:val="center"/>
+            </w:pPr>
             <w:r>
               <w:rPr>
                 <w:position w:val="-6"/>
               </w:rPr>
               <w:object w:dxaOrig="200" w:dyaOrig="279" w14:anchorId="09099379">
-                <v:shape id="_x0000_i1217" type="#_x0000_t75" style="width:14.1pt;height:14.1pt" o:ole="">
-                  <v:imagedata r:id="rId321" o:title=""/>
+                <v:shape id="_x0000_i1219" type="#_x0000_t75" style="width:14.1pt;height:14.1pt" o:ole="">
+                  <v:imagedata r:id="rId325" o:title=""/>
                 </v:shape>
-                <o:OLEObject Type="Embed" ProgID="Equation.DSMT4" ShapeID="_x0000_i1217" DrawAspect="Content" ObjectID="_1850366034" r:id="rId348"/>
+                <o:OLEObject Type="Embed" ProgID="Equation.DSMT4" ShapeID="_x0000_i1219" DrawAspect="Content" ObjectID="_1850449981" r:id="rId352"/>
               </w:object>
             </w:r>
           </w:p>
@@ -17875,10 +17720,10 @@
                 <w:position w:val="-12"/>
               </w:rPr>
               <w:object w:dxaOrig="639" w:dyaOrig="380" w14:anchorId="2AF610E1">
-                <v:shape id="_x0000_i1218" type="#_x0000_t75" style="width:32.1pt;height:18.8pt" o:ole="">
-                  <v:imagedata r:id="rId349" o:title=""/>
+                <v:shape id="_x0000_i1220" type="#_x0000_t75" style="width:32.1pt;height:18.8pt" o:ole="">
+                  <v:imagedata r:id="rId353" o:title=""/>
                 </v:shape>
-                <o:OLEObject Type="Embed" ProgID="Equation.DSMT4" ShapeID="_x0000_i1218" DrawAspect="Content" ObjectID="_1850366035" r:id="rId350"/>
+                <o:OLEObject Type="Embed" ProgID="Equation.DSMT4" ShapeID="_x0000_i1220" DrawAspect="Content" ObjectID="_1850449982" r:id="rId354"/>
               </w:object>
             </w:r>
           </w:p>
@@ -17904,10 +17749,10 @@
                 <w:position w:val="-12"/>
               </w:rPr>
               <w:object w:dxaOrig="639" w:dyaOrig="380" w14:anchorId="71CD7061">
-                <v:shape id="_x0000_i1219" type="#_x0000_t75" style="width:32.1pt;height:18.8pt" o:ole="">
-                  <v:imagedata r:id="rId351" o:title=""/>
+                <v:shape id="_x0000_i1221" type="#_x0000_t75" style="width:32.1pt;height:18.8pt" o:ole="">
+                  <v:imagedata r:id="rId355" o:title=""/>
                 </v:shape>
-                <o:OLEObject Type="Embed" ProgID="Equation.DSMT4" ShapeID="_x0000_i1219" DrawAspect="Content" ObjectID="_1850366036" r:id="rId352"/>
+                <o:OLEObject Type="Embed" ProgID="Equation.DSMT4" ShapeID="_x0000_i1221" DrawAspect="Content" ObjectID="_1850449983" r:id="rId356"/>
               </w:object>
             </w:r>
           </w:p>
@@ -17969,10 +17814,10 @@
                 <w:position w:val="-6"/>
               </w:rPr>
               <w:object w:dxaOrig="200" w:dyaOrig="279" w14:anchorId="5A44DCE2">
-                <v:shape id="_x0000_i1220" type="#_x0000_t75" style="width:14.1pt;height:14.1pt" o:ole="">
-                  <v:imagedata r:id="rId277" o:title=""/>
+                <v:shape id="_x0000_i1222" type="#_x0000_t75" style="width:14.1pt;height:14.1pt" o:ole="">
+                  <v:imagedata r:id="rId281" o:title=""/>
                 </v:shape>
-                <o:OLEObject Type="Embed" ProgID="Equation.DSMT4" ShapeID="_x0000_i1220" DrawAspect="Content" ObjectID="_1850366037" r:id="rId353"/>
+                <o:OLEObject Type="Embed" ProgID="Equation.DSMT4" ShapeID="_x0000_i1222" DrawAspect="Content" ObjectID="_1850449984" r:id="rId357"/>
               </w:object>
             </w:r>
           </w:p>
@@ -18060,10 +17905,10 @@
                 <w:position w:val="-12"/>
               </w:rPr>
               <w:object w:dxaOrig="639" w:dyaOrig="380" w14:anchorId="668BCA82">
-                <v:shape id="_x0000_i1221" type="#_x0000_t75" style="width:32.1pt;height:18.8pt" o:ole="">
-                  <v:imagedata r:id="rId354" o:title=""/>
+                <v:shape id="_x0000_i1223" type="#_x0000_t75" style="width:32.1pt;height:18.8pt" o:ole="">
+                  <v:imagedata r:id="rId358" o:title=""/>
                 </v:shape>
-                <o:OLEObject Type="Embed" ProgID="Equation.DSMT4" ShapeID="_x0000_i1221" DrawAspect="Content" ObjectID="_1850366038" r:id="rId355"/>
+                <o:OLEObject Type="Embed" ProgID="Equation.DSMT4" ShapeID="_x0000_i1223" DrawAspect="Content" ObjectID="_1850449985" r:id="rId359"/>
               </w:object>
             </w:r>
           </w:p>
@@ -18089,10 +17934,10 @@
                 <w:position w:val="-12"/>
               </w:rPr>
               <w:object w:dxaOrig="639" w:dyaOrig="380" w14:anchorId="4BE2205B">
-                <v:shape id="_x0000_i1222" type="#_x0000_t75" style="width:32.1pt;height:18.8pt" o:ole="">
-                  <v:imagedata r:id="rId356" o:title=""/>
+                <v:shape id="_x0000_i1224" type="#_x0000_t75" style="width:32.1pt;height:18.8pt" o:ole="">
+                  <v:imagedata r:id="rId360" o:title=""/>
                 </v:shape>
-                <o:OLEObject Type="Embed" ProgID="Equation.DSMT4" ShapeID="_x0000_i1222" DrawAspect="Content" ObjectID="_1850366039" r:id="rId357"/>
+                <o:OLEObject Type="Embed" ProgID="Equation.DSMT4" ShapeID="_x0000_i1224" DrawAspect="Content" ObjectID="_1850449986" r:id="rId361"/>
               </w:object>
             </w:r>
           </w:p>
@@ -18118,10 +17963,10 @@
                 <w:position w:val="-12"/>
               </w:rPr>
               <w:object w:dxaOrig="720" w:dyaOrig="380" w14:anchorId="6A179BCE">
-                <v:shape id="_x0000_i1223" type="#_x0000_t75" style="width:36pt;height:18.8pt" o:ole="">
-                  <v:imagedata r:id="rId358" o:title=""/>
+                <v:shape id="_x0000_i1225" type="#_x0000_t75" style="width:36pt;height:18.8pt" o:ole="">
+                  <v:imagedata r:id="rId362" o:title=""/>
                 </v:shape>
-                <o:OLEObject Type="Embed" ProgID="Equation.DSMT4" ShapeID="_x0000_i1223" DrawAspect="Content" ObjectID="_1850366040" r:id="rId359"/>
+                <o:OLEObject Type="Embed" ProgID="Equation.DSMT4" ShapeID="_x0000_i1225" DrawAspect="Content" ObjectID="_1850449987" r:id="rId363"/>
               </w:object>
             </w:r>
           </w:p>
@@ -18147,10 +17992,10 @@
                 <w:position w:val="-6"/>
               </w:rPr>
               <w:object w:dxaOrig="200" w:dyaOrig="279" w14:anchorId="62B7CF2D">
-                <v:shape id="_x0000_i1224" type="#_x0000_t75" style="width:14.1pt;height:14.1pt" o:ole="">
-                  <v:imagedata r:id="rId283" o:title=""/>
+                <v:shape id="_x0000_i1226" type="#_x0000_t75" style="width:14.1pt;height:14.1pt" o:ole="">
+                  <v:imagedata r:id="rId287" o:title=""/>
                 </v:shape>
-                <o:OLEObject Type="Embed" ProgID="Equation.DSMT4" ShapeID="_x0000_i1224" DrawAspect="Content" ObjectID="_1850366041" r:id="rId360"/>
+                <o:OLEObject Type="Embed" ProgID="Equation.DSMT4" ShapeID="_x0000_i1226" DrawAspect="Content" ObjectID="_1850449988" r:id="rId364"/>
               </w:object>
             </w:r>
           </w:p>
@@ -18244,10 +18089,10 @@
                 <w:position w:val="-12"/>
               </w:rPr>
               <w:object w:dxaOrig="639" w:dyaOrig="380" w14:anchorId="58F1F7EB">
-                <v:shape id="_x0000_i1225" type="#_x0000_t75" style="width:32.1pt;height:18.8pt" o:ole="">
-                  <v:imagedata r:id="rId361" o:title=""/>
+                <v:shape id="_x0000_i1227" type="#_x0000_t75" style="width:32.1pt;height:18.8pt" o:ole="">
+                  <v:imagedata r:id="rId365" o:title=""/>
                 </v:shape>
-                <o:OLEObject Type="Embed" ProgID="Equation.DSMT4" ShapeID="_x0000_i1225" DrawAspect="Content" ObjectID="_1850366042" r:id="rId362"/>
+                <o:OLEObject Type="Embed" ProgID="Equation.DSMT4" ShapeID="_x0000_i1227" DrawAspect="Content" ObjectID="_1850449989" r:id="rId366"/>
               </w:object>
             </w:r>
           </w:p>
@@ -18291,10 +18136,10 @@
                 <w:position w:val="-12"/>
               </w:rPr>
               <w:object w:dxaOrig="720" w:dyaOrig="380" w14:anchorId="27CFD79E">
-                <v:shape id="_x0000_i1226" type="#_x0000_t75" style="width:36pt;height:18.8pt" o:ole="">
-                  <v:imagedata r:id="rId363" o:title=""/>
+                <v:shape id="_x0000_i1228" type="#_x0000_t75" style="width:36pt;height:18.8pt" o:ole="">
+                  <v:imagedata r:id="rId367" o:title=""/>
                 </v:shape>
-                <o:OLEObject Type="Embed" ProgID="Equation.DSMT4" ShapeID="_x0000_i1226" DrawAspect="Content" ObjectID="_1850366043" r:id="rId364"/>
+                <o:OLEObject Type="Embed" ProgID="Equation.DSMT4" ShapeID="_x0000_i1228" DrawAspect="Content" ObjectID="_1850449990" r:id="rId368"/>
               </w:object>
             </w:r>
           </w:p>
@@ -18320,10 +18165,10 @@
                 <w:position w:val="-6"/>
               </w:rPr>
               <w:object w:dxaOrig="200" w:dyaOrig="279" w14:anchorId="2F3BA1BC">
-                <v:shape id="_x0000_i1227" type="#_x0000_t75" style="width:14.1pt;height:14.1pt" o:ole="">
-                  <v:imagedata r:id="rId265" o:title=""/>
+                <v:shape id="_x0000_i1229" type="#_x0000_t75" style="width:14.1pt;height:14.1pt" o:ole="">
+                  <v:imagedata r:id="rId269" o:title=""/>
                 </v:shape>
-                <o:OLEObject Type="Embed" ProgID="Equation.DSMT4" ShapeID="_x0000_i1227" DrawAspect="Content" ObjectID="_1850366044" r:id="rId365"/>
+                <o:OLEObject Type="Embed" ProgID="Equation.DSMT4" ShapeID="_x0000_i1229" DrawAspect="Content" ObjectID="_1850449991" r:id="rId369"/>
               </w:object>
             </w:r>
           </w:p>
@@ -18417,10 +18262,10 @@
                 <w:position w:val="-12"/>
               </w:rPr>
               <w:object w:dxaOrig="639" w:dyaOrig="380" w14:anchorId="545F815C">
-                <v:shape id="_x0000_i1228" type="#_x0000_t75" style="width:32.1pt;height:18.8pt" o:ole="">
-                  <v:imagedata r:id="rId366" o:title=""/>
+                <v:shape id="_x0000_i1230" type="#_x0000_t75" style="width:32.1pt;height:18.8pt" o:ole="">
+                  <v:imagedata r:id="rId370" o:title=""/>
                 </v:shape>
-                <o:OLEObject Type="Embed" ProgID="Equation.DSMT4" ShapeID="_x0000_i1228" DrawAspect="Content" ObjectID="_1850366045" r:id="rId367"/>
+                <o:OLEObject Type="Embed" ProgID="Equation.DSMT4" ShapeID="_x0000_i1230" DrawAspect="Content" ObjectID="_1850449992" r:id="rId371"/>
               </w:object>
             </w:r>
           </w:p>
@@ -18464,10 +18309,10 @@
                 <w:position w:val="-12"/>
               </w:rPr>
               <w:object w:dxaOrig="720" w:dyaOrig="380" w14:anchorId="1CBA039A">
-                <v:shape id="_x0000_i1229" type="#_x0000_t75" style="width:36pt;height:18.8pt" o:ole="">
-                  <v:imagedata r:id="rId368" o:title=""/>
+                <v:shape id="_x0000_i1231" type="#_x0000_t75" style="width:36pt;height:18.8pt" o:ole="">
+                  <v:imagedata r:id="rId372" o:title=""/>
                 </v:shape>
-                <o:OLEObject Type="Embed" ProgID="Equation.DSMT4" ShapeID="_x0000_i1229" DrawAspect="Content" ObjectID="_1850366046" r:id="rId369"/>
+                <o:OLEObject Type="Embed" ProgID="Equation.DSMT4" ShapeID="_x0000_i1231" DrawAspect="Content" ObjectID="_1850449993" r:id="rId373"/>
               </w:object>
             </w:r>
           </w:p>
@@ -18493,10 +18338,10 @@
                 <w:position w:val="-6"/>
               </w:rPr>
               <w:object w:dxaOrig="200" w:dyaOrig="279" w14:anchorId="76D1DA6A">
-                <v:shape id="_x0000_i1230" type="#_x0000_t75" style="width:14.1pt;height:14.1pt" o:ole="">
-                  <v:imagedata r:id="rId265" o:title=""/>
+                <v:shape id="_x0000_i1232" type="#_x0000_t75" style="width:14.1pt;height:14.1pt" o:ole="">
+                  <v:imagedata r:id="rId269" o:title=""/>
                 </v:shape>
-                <o:OLEObject Type="Embed" ProgID="Equation.DSMT4" ShapeID="_x0000_i1230" DrawAspect="Content" ObjectID="_1850366047" r:id="rId370"/>
+                <o:OLEObject Type="Embed" ProgID="Equation.DSMT4" ShapeID="_x0000_i1232" DrawAspect="Content" ObjectID="_1850449994" r:id="rId374"/>
               </w:object>
             </w:r>
           </w:p>
@@ -18545,10 +18390,10 @@
                 <w:position w:val="-12"/>
               </w:rPr>
               <w:object w:dxaOrig="720" w:dyaOrig="360" w14:anchorId="43DE3A01">
-                <v:shape id="_x0000_i1231" type="#_x0000_t75" style="width:36pt;height:18pt" o:ole="">
-                  <v:imagedata r:id="rId371" o:title=""/>
+                <v:shape id="_x0000_i1233" type="#_x0000_t75" style="width:36pt;height:18pt" o:ole="">
+                  <v:imagedata r:id="rId375" o:title=""/>
                 </v:shape>
-                <o:OLEObject Type="Embed" ProgID="Equation.DSMT4" ShapeID="_x0000_i1231" DrawAspect="Content" ObjectID="_1850366048" r:id="rId372"/>
+                <o:OLEObject Type="Embed" ProgID="Equation.DSMT4" ShapeID="_x0000_i1233" DrawAspect="Content" ObjectID="_1850449995" r:id="rId376"/>
               </w:object>
             </w:r>
           </w:p>
@@ -18574,10 +18419,10 @@
                 <w:position w:val="-12"/>
               </w:rPr>
               <w:object w:dxaOrig="700" w:dyaOrig="360" w14:anchorId="089D9AC4">
-                <v:shape id="_x0000_i1232" type="#_x0000_t75" style="width:35.2pt;height:18pt" o:ole="">
-                  <v:imagedata r:id="rId373" o:title=""/>
+                <v:shape id="_x0000_i1234" type="#_x0000_t75" style="width:35.2pt;height:18pt" o:ole="">
+                  <v:imagedata r:id="rId377" o:title=""/>
                 </v:shape>
-                <o:OLEObject Type="Embed" ProgID="Equation.DSMT4" ShapeID="_x0000_i1232" DrawAspect="Content" ObjectID="_1850366049" r:id="rId374"/>
+                <o:OLEObject Type="Embed" ProgID="Equation.DSMT4" ShapeID="_x0000_i1234" DrawAspect="Content" ObjectID="_1850449996" r:id="rId378"/>
               </w:object>
             </w:r>
           </w:p>
@@ -18603,10 +18448,10 @@
                 <w:position w:val="-12"/>
               </w:rPr>
               <w:object w:dxaOrig="700" w:dyaOrig="360" w14:anchorId="5A7842DA">
-                <v:shape id="_x0000_i1233" type="#_x0000_t75" style="width:35.2pt;height:18pt" o:ole="">
-                  <v:imagedata r:id="rId375" o:title=""/>
+                <v:shape id="_x0000_i1235" type="#_x0000_t75" style="width:35.2pt;height:18pt" o:ole="">
+                  <v:imagedata r:id="rId379" o:title=""/>
                 </v:shape>
-                <o:OLEObject Type="Embed" ProgID="Equation.DSMT4" ShapeID="_x0000_i1233" DrawAspect="Content" ObjectID="_1850366050" r:id="rId376"/>
+                <o:OLEObject Type="Embed" ProgID="Equation.DSMT4" ShapeID="_x0000_i1235" DrawAspect="Content" ObjectID="_1850449997" r:id="rId380"/>
               </w:object>
             </w:r>
           </w:p>
@@ -18668,10 +18513,10 @@
                 <w:position w:val="-6"/>
               </w:rPr>
               <w:object w:dxaOrig="200" w:dyaOrig="279" w14:anchorId="04911F37">
-                <v:shape id="_x0000_i1234" type="#_x0000_t75" style="width:14.1pt;height:14.1pt" o:ole="">
-                  <v:imagedata r:id="rId321" o:title=""/>
+                <v:shape id="_x0000_i1236" type="#_x0000_t75" style="width:14.1pt;height:14.1pt" o:ole="">
+                  <v:imagedata r:id="rId325" o:title=""/>
                 </v:shape>
-                <o:OLEObject Type="Embed" ProgID="Equation.DSMT4" ShapeID="_x0000_i1234" DrawAspect="Content" ObjectID="_1850366051" r:id="rId377"/>
+                <o:OLEObject Type="Embed" ProgID="Equation.DSMT4" ShapeID="_x0000_i1236" DrawAspect="Content" ObjectID="_1850449998" r:id="rId381"/>
               </w:object>
             </w:r>
           </w:p>
@@ -18783,10 +18628,10 @@
                 <w:position w:val="-12"/>
               </w:rPr>
               <w:object w:dxaOrig="499" w:dyaOrig="360" w14:anchorId="3A686BCF">
-                <v:shape id="_x0000_i1235" type="#_x0000_t75" style="width:25.05pt;height:18pt" o:ole="">
-                  <v:imagedata r:id="rId378" o:title=""/>
+                <v:shape id="_x0000_i1237" type="#_x0000_t75" style="width:25.05pt;height:18pt" o:ole="">
+                  <v:imagedata r:id="rId382" o:title=""/>
                 </v:shape>
-                <o:OLEObject Type="Embed" ProgID="Equation.DSMT4" ShapeID="_x0000_i1235" DrawAspect="Content" ObjectID="_1850366052" r:id="rId379"/>
+                <o:OLEObject Type="Embed" ProgID="Equation.DSMT4" ShapeID="_x0000_i1237" DrawAspect="Content" ObjectID="_1850449999" r:id="rId383"/>
               </w:object>
             </w:r>
           </w:p>
@@ -18812,10 +18657,10 @@
                 <w:position w:val="-12"/>
               </w:rPr>
               <w:object w:dxaOrig="580" w:dyaOrig="360" w14:anchorId="1C07297B">
-                <v:shape id="_x0000_i1236" type="#_x0000_t75" style="width:28.95pt;height:18pt" o:ole="">
-                  <v:imagedata r:id="rId380" o:title=""/>
+                <v:shape id="_x0000_i1238" type="#_x0000_t75" style="width:28.95pt;height:18pt" o:ole="">
+                  <v:imagedata r:id="rId384" o:title=""/>
                 </v:shape>
-                <o:OLEObject Type="Embed" ProgID="Equation.DSMT4" ShapeID="_x0000_i1236" DrawAspect="Content" ObjectID="_1850366053" r:id="rId381"/>
+                <o:OLEObject Type="Embed" ProgID="Equation.DSMT4" ShapeID="_x0000_i1238" DrawAspect="Content" ObjectID="_1850450000" r:id="rId385"/>
               </w:object>
             </w:r>
           </w:p>
@@ -18841,10 +18686,10 @@
                 <w:position w:val="-6"/>
               </w:rPr>
               <w:object w:dxaOrig="200" w:dyaOrig="279" w14:anchorId="698CF75F">
-                <v:shape id="_x0000_i1237" type="#_x0000_t75" style="width:14.1pt;height:14.1pt" o:ole="">
-                  <v:imagedata r:id="rId321" o:title=""/>
+                <v:shape id="_x0000_i1239" type="#_x0000_t75" style="width:14.1pt;height:14.1pt" o:ole="">
+                  <v:imagedata r:id="rId325" o:title=""/>
                 </v:shape>
-                <o:OLEObject Type="Embed" ProgID="Equation.DSMT4" ShapeID="_x0000_i1237" DrawAspect="Content" ObjectID="_1850366054" r:id="rId382"/>
+                <o:OLEObject Type="Embed" ProgID="Equation.DSMT4" ShapeID="_x0000_i1239" DrawAspect="Content" ObjectID="_1850450001" r:id="rId386"/>
               </w:object>
             </w:r>
           </w:p>
@@ -18872,10 +18717,10 @@
                 <w:position w:val="-4"/>
               </w:rPr>
               <w:object w:dxaOrig="220" w:dyaOrig="260" w14:anchorId="38C26E7D">
-                <v:shape id="_x0000_i1238" type="#_x0000_t75" style="width:10.95pt;height:12.5pt" o:ole="">
-                  <v:imagedata r:id="rId383" o:title=""/>
+                <v:shape id="_x0000_i1240" type="#_x0000_t75" style="width:10.95pt;height:12.5pt" o:ole="">
+                  <v:imagedata r:id="rId387" o:title=""/>
                 </v:shape>
-                <o:OLEObject Type="Embed" ProgID="Equation.DSMT4" ShapeID="_x0000_i1238" DrawAspect="Content" ObjectID="_1850366055" r:id="rId384"/>
+                <o:OLEObject Type="Embed" ProgID="Equation.DSMT4" ShapeID="_x0000_i1240" DrawAspect="Content" ObjectID="_1850450002" r:id="rId388"/>
               </w:object>
             </w:r>
             <w:r>
@@ -18907,10 +18752,10 @@
                 <w:position w:val="-12"/>
               </w:rPr>
               <w:object w:dxaOrig="680" w:dyaOrig="360" w14:anchorId="7B0B8410">
-                <v:shape id="_x0000_i1239" type="#_x0000_t75" style="width:33.65pt;height:18pt" o:ole="">
-                  <v:imagedata r:id="rId385" o:title=""/>
+                <v:shape id="_x0000_i1241" type="#_x0000_t75" style="width:33.65pt;height:18pt" o:ole="">
+                  <v:imagedata r:id="rId389" o:title=""/>
                 </v:shape>
-                <o:OLEObject Type="Embed" ProgID="Equation.DSMT4" ShapeID="_x0000_i1239" DrawAspect="Content" ObjectID="_1850366056" r:id="rId386"/>
+                <o:OLEObject Type="Embed" ProgID="Equation.DSMT4" ShapeID="_x0000_i1241" DrawAspect="Content" ObjectID="_1850450003" r:id="rId390"/>
               </w:object>
             </w:r>
           </w:p>
@@ -18936,19 +18781,150 @@
                 <w:position w:val="-12"/>
               </w:rPr>
               <w:object w:dxaOrig="660" w:dyaOrig="360" w14:anchorId="315E1A7C">
-                <v:shape id="_x0000_i1240" type="#_x0000_t75" style="width:32.85pt;height:18pt" o:ole="">
+                <v:shape id="_x0000_i1242" type="#_x0000_t75" style="width:32.85pt;height:18pt" o:ole="">
+                  <v:imagedata r:id="rId391" o:title=""/>
+                </v:shape>
+                <o:OLEObject Type="Embed" ProgID="Equation.DSMT4" ShapeID="_x0000_i1242" DrawAspect="Content" ObjectID="_1850450004" r:id="rId392"/>
+              </w:object>
+            </w:r>
+          </w:p>
+        </w:tc>
+        <w:tc>
+          <w:tcPr>
+            <w:tcW w:w="1361" w:type="dxa"/>
+            <w:tcBorders>
+              <w:top w:val="single" w:sz="4" w:space="0" w:color="auto"/>
+              <w:left w:val="nil"/>
+              <w:bottom w:val="nil"/>
+              <w:right w:val="nil"/>
+            </w:tcBorders>
+            <w:vAlign w:val="center"/>
+          </w:tcPr>
+          <w:p>
+            <w:pPr>
+              <w:pStyle w:val="TableEquation"/>
+              <w:jc w:val="center"/>
+            </w:pPr>
+            <w:r>
+              <w:rPr>
+                <w:position w:val="-12"/>
+              </w:rPr>
+              <w:object w:dxaOrig="660" w:dyaOrig="360" w14:anchorId="01B6167B">
+                <v:shape id="_x0000_i1243" type="#_x0000_t75" style="width:32.85pt;height:18pt" o:ole="">
+                  <v:imagedata r:id="rId393" o:title=""/>
+                </v:shape>
+                <o:OLEObject Type="Embed" ProgID="Equation.DSMT4" ShapeID="_x0000_i1243" DrawAspect="Content" ObjectID="_1850450005" r:id="rId394"/>
+              </w:object>
+            </w:r>
+          </w:p>
+        </w:tc>
+        <w:tc>
+          <w:tcPr>
+            <w:tcW w:w="1498" w:type="dxa"/>
+            <w:tcBorders>
+              <w:top w:val="single" w:sz="4" w:space="0" w:color="auto"/>
+              <w:left w:val="nil"/>
+              <w:bottom w:val="nil"/>
+              <w:right w:val="nil"/>
+            </w:tcBorders>
+            <w:vAlign w:val="center"/>
+          </w:tcPr>
+          <w:p>
+            <w:pPr>
+              <w:pStyle w:val="TableEquation"/>
+              <w:jc w:val="center"/>
+            </w:pPr>
+          </w:p>
+        </w:tc>
+        <w:tc>
+          <w:tcPr>
+            <w:tcW w:w="1474" w:type="dxa"/>
+            <w:tcBorders>
+              <w:top w:val="single" w:sz="4" w:space="0" w:color="auto"/>
+              <w:left w:val="nil"/>
+              <w:bottom w:val="nil"/>
+              <w:right w:val="nil"/>
+            </w:tcBorders>
+            <w:vAlign w:val="center"/>
+          </w:tcPr>
+          <w:p>
+            <w:pPr>
+              <w:pStyle w:val="TableEquation"/>
+              <w:jc w:val="center"/>
+            </w:pPr>
+          </w:p>
+        </w:tc>
+        <w:tc>
+          <w:tcPr>
+            <w:tcW w:w="494" w:type="dxa"/>
+            <w:tcBorders>
+              <w:top w:val="single" w:sz="4" w:space="0" w:color="auto"/>
+              <w:left w:val="nil"/>
+              <w:bottom w:val="nil"/>
+              <w:right w:val="nil"/>
+            </w:tcBorders>
+            <w:vAlign w:val="center"/>
+          </w:tcPr>
+          <w:p>
+            <w:pPr>
+              <w:pStyle w:val="TableEquation"/>
+              <w:jc w:val="center"/>
+            </w:pPr>
+            <w:r>
+              <w:rPr>
+                <w:position w:val="-6"/>
+              </w:rPr>
+              <w:object w:dxaOrig="200" w:dyaOrig="279" w14:anchorId="28D411B4">
+                <v:shape id="_x0000_i1244" type="#_x0000_t75" style="width:14.1pt;height:14.1pt" o:ole="">
+                  <v:imagedata r:id="rId325" o:title=""/>
+                </v:shape>
+                <o:OLEObject Type="Embed" ProgID="Equation.DSMT4" ShapeID="_x0000_i1244" DrawAspect="Content" ObjectID="_1850450006" r:id="rId395"/>
+              </w:object>
+            </w:r>
+          </w:p>
+        </w:tc>
+      </w:tr>
+      <w:tr>
+        <w:tc>
+          <w:tcPr>
+            <w:tcW w:w="1531" w:type="dxa"/>
+            <w:tcBorders>
+              <w:top w:val="nil"/>
+              <w:left w:val="nil"/>
+              <w:bottom w:val="nil"/>
+              <w:right w:val="nil"/>
+            </w:tcBorders>
+            <w:vAlign w:val="center"/>
+          </w:tcPr>
+          <w:p>
+            <w:pPr>
+              <w:pStyle w:val="TableNormal"/>
+              <w:contextualSpacing/>
+            </w:pPr>
+            <w:r>
+              <w:rPr>
+                <w:position w:val="-4"/>
+              </w:rPr>
+              <w:object w:dxaOrig="220" w:dyaOrig="260" w14:anchorId="514F491C">
+                <v:shape id="_x0000_i1245" type="#_x0000_t75" style="width:10.95pt;height:12.5pt" o:ole="">
                   <v:imagedata r:id="rId387" o:title=""/>
                 </v:shape>
-                <o:OLEObject Type="Embed" ProgID="Equation.DSMT4" ShapeID="_x0000_i1240" DrawAspect="Content" ObjectID="_1850366057" r:id="rId388"/>
+                <o:OLEObject Type="Embed" ProgID="Equation.DSMT4" ShapeID="_x0000_i1245" DrawAspect="Content" ObjectID="_1850450007" r:id="rId396"/>
               </w:object>
             </w:r>
-          </w:p>
-        </w:tc>
-        <w:tc>
-          <w:tcPr>
-            <w:tcW w:w="1361" w:type="dxa"/>
-            <w:tcBorders>
-              <w:top w:val="single" w:sz="4" w:space="0" w:color="auto"/>
+            <w:r>
+              <w:t>L</w:t>
+            </w:r>
+            <w:r>
+              <w:t>oans</w:t>
+            </w:r>
+          </w:p>
+        </w:tc>
+        <w:tc>
+          <w:tcPr>
+            <w:tcW w:w="1518" w:type="dxa"/>
+            <w:tcBorders>
+              <w:top w:val="nil"/>
               <w:left w:val="nil"/>
               <w:bottom w:val="nil"/>
               <w:right w:val="nil"/>
@@ -18960,24 +18936,13 @@
               <w:pStyle w:val="TableEquation"/>
               <w:jc w:val="center"/>
             </w:pPr>
-            <w:r>
-              <w:rPr>
-                <w:position w:val="-12"/>
-              </w:rPr>
-              <w:object w:dxaOrig="660" w:dyaOrig="360" w14:anchorId="01B6167B">
-                <v:shape id="_x0000_i1241" type="#_x0000_t75" style="width:32.85pt;height:18pt" o:ole="">
-                  <v:imagedata r:id="rId389" o:title=""/>
-                </v:shape>
-                <o:OLEObject Type="Embed" ProgID="Equation.DSMT4" ShapeID="_x0000_i1241" DrawAspect="Content" ObjectID="_1850366058" r:id="rId390"/>
-              </w:object>
-            </w:r>
-          </w:p>
-        </w:tc>
-        <w:tc>
-          <w:tcPr>
-            <w:tcW w:w="1498" w:type="dxa"/>
-            <w:tcBorders>
-              <w:top w:val="single" w:sz="4" w:space="0" w:color="auto"/>
+          </w:p>
+        </w:tc>
+        <w:tc>
+          <w:tcPr>
+            <w:tcW w:w="1417" w:type="dxa"/>
+            <w:tcBorders>
+              <w:top w:val="nil"/>
               <w:left w:val="nil"/>
               <w:bottom w:val="nil"/>
               <w:right w:val="nil"/>
@@ -18989,13 +18954,24 @@
               <w:pStyle w:val="TableEquation"/>
               <w:jc w:val="center"/>
             </w:pPr>
-          </w:p>
-        </w:tc>
-        <w:tc>
-          <w:tcPr>
-            <w:tcW w:w="1474" w:type="dxa"/>
-            <w:tcBorders>
-              <w:top w:val="single" w:sz="4" w:space="0" w:color="auto"/>
+            <w:r>
+              <w:rPr>
+                <w:position w:val="-12"/>
+              </w:rPr>
+              <w:object w:dxaOrig="620" w:dyaOrig="360" w14:anchorId="16639EBB">
+                <v:shape id="_x0000_i1246" type="#_x0000_t75" style="width:30.5pt;height:18pt" o:ole="">
+                  <v:imagedata r:id="rId397" o:title=""/>
+                </v:shape>
+                <o:OLEObject Type="Embed" ProgID="Equation.DSMT4" ShapeID="_x0000_i1246" DrawAspect="Content" ObjectID="_1850450008" r:id="rId398"/>
+              </w:object>
+            </w:r>
+          </w:p>
+        </w:tc>
+        <w:tc>
+          <w:tcPr>
+            <w:tcW w:w="1361" w:type="dxa"/>
+            <w:tcBorders>
+              <w:top w:val="nil"/>
               <w:left w:val="nil"/>
               <w:bottom w:val="nil"/>
               <w:right w:val="nil"/>
@@ -19007,13 +18983,24 @@
               <w:pStyle w:val="TableEquation"/>
               <w:jc w:val="center"/>
             </w:pPr>
-          </w:p>
-        </w:tc>
-        <w:tc>
-          <w:tcPr>
-            <w:tcW w:w="494" w:type="dxa"/>
-            <w:tcBorders>
-              <w:top w:val="single" w:sz="4" w:space="0" w:color="auto"/>
+            <w:r>
+              <w:rPr>
+                <w:position w:val="-12"/>
+              </w:rPr>
+              <w:object w:dxaOrig="620" w:dyaOrig="360" w14:anchorId="15709CF8">
+                <v:shape id="_x0000_i1247" type="#_x0000_t75" style="width:30.5pt;height:18pt" o:ole="">
+                  <v:imagedata r:id="rId399" o:title=""/>
+                </v:shape>
+                <o:OLEObject Type="Embed" ProgID="Equation.DSMT4" ShapeID="_x0000_i1247" DrawAspect="Content" ObjectID="_1850450009" r:id="rId400"/>
+              </w:object>
+            </w:r>
+          </w:p>
+        </w:tc>
+        <w:tc>
+          <w:tcPr>
+            <w:tcW w:w="1498" w:type="dxa"/>
+            <w:tcBorders>
+              <w:top w:val="nil"/>
               <w:left w:val="nil"/>
               <w:bottom w:val="nil"/>
               <w:right w:val="nil"/>
@@ -19025,15 +19012,51 @@
               <w:pStyle w:val="TableEquation"/>
               <w:jc w:val="center"/>
             </w:pPr>
+          </w:p>
+        </w:tc>
+        <w:tc>
+          <w:tcPr>
+            <w:tcW w:w="1474" w:type="dxa"/>
+            <w:tcBorders>
+              <w:top w:val="nil"/>
+              <w:left w:val="nil"/>
+              <w:bottom w:val="nil"/>
+              <w:right w:val="nil"/>
+            </w:tcBorders>
+            <w:vAlign w:val="center"/>
+          </w:tcPr>
+          <w:p>
+            <w:pPr>
+              <w:pStyle w:val="TableEquation"/>
+              <w:jc w:val="center"/>
+            </w:pPr>
+          </w:p>
+        </w:tc>
+        <w:tc>
+          <w:tcPr>
+            <w:tcW w:w="494" w:type="dxa"/>
+            <w:tcBorders>
+              <w:top w:val="nil"/>
+              <w:left w:val="nil"/>
+              <w:bottom w:val="nil"/>
+              <w:right w:val="nil"/>
+            </w:tcBorders>
+            <w:vAlign w:val="center"/>
+          </w:tcPr>
+          <w:p>
+            <w:pPr>
+              <w:pStyle w:val="TableEquation"/>
+              <w:jc w:val="center"/>
+            </w:pPr>
             <w:r>
               <w:rPr>
                 <w:position w:val="-6"/>
               </w:rPr>
-              <w:object w:dxaOrig="200" w:dyaOrig="279" w14:anchorId="28D411B4">
-                <v:shape id="_x0000_i1242" type="#_x0000_t75" style="width:14.1pt;height:14.1pt" o:ole="">
-                  <v:imagedata r:id="rId321" o:title=""/>
+              <w:object w:dxaOrig="200" w:dyaOrig="279" w14:anchorId="5BA831D2">
+                <v:shape id="_x0000_i1248" type="#_x0000_t75" style="width:14.1pt;height:14.1pt" o:ole="">
+                  <v:imagedata r:id="rId281" o:title=""/>
                 </v:shape>
-                <o:OLEObject Type="Embed" ProgID="Equation.DSMT4" ShapeID="_x0000_i1242" DrawAspect="Content" ObjectID="_1850366059" r:id="rId391"/>
+                <o:OLEObject Type="Embed" ProgID="Equation.DSMT4" ShapeID="_x0000_i1248" DrawAspect="Content" ObjectID="_1850450010" r:id="rId401"/>
               </w:object>
             </w:r>
           </w:p>
@@ -19060,18 +19083,18 @@
               <w:rPr>
                 <w:position w:val="-4"/>
               </w:rPr>
-              <w:object w:dxaOrig="220" w:dyaOrig="260" w14:anchorId="514F491C">
-                <v:shape id="_x0000_i1243" type="#_x0000_t75" style="width:10.95pt;height:12.5pt" o:ole="">
-                  <v:imagedata r:id="rId383" o:title=""/>
+              <w:object w:dxaOrig="220" w:dyaOrig="260" w14:anchorId="3A866C8B">
+                <v:shape id="_x0000_i1249" type="#_x0000_t75" style="width:10.95pt;height:12.5pt" o:ole="">
+                  <v:imagedata r:id="rId387" o:title=""/>
                 </v:shape>
-                <o:OLEObject Type="Embed" ProgID="Equation.DSMT4" ShapeID="_x0000_i1243" DrawAspect="Content" ObjectID="_1850366060" r:id="rId392"/>
+                <o:OLEObject Type="Embed" ProgID="Equation.DSMT4" ShapeID="_x0000_i1249" DrawAspect="Content" ObjectID="_1850450011" r:id="rId402"/>
               </w:object>
             </w:r>
             <w:r>
-              <w:t>L</w:t>
-            </w:r>
-            <w:r>
-              <w:t>oans</w:t>
+              <w:t>B</w:t>
+            </w:r>
+            <w:r>
+              <w:t>onds</w:t>
             </w:r>
           </w:p>
         </w:tc>
@@ -19109,17 +19132,6 @@
               <w:pStyle w:val="TableEquation"/>
               <w:jc w:val="center"/>
             </w:pPr>
-            <w:r>
-              <w:rPr>
-                <w:position w:val="-12"/>
-              </w:rPr>
-              <w:object w:dxaOrig="620" w:dyaOrig="360" w14:anchorId="16639EBB">
-                <v:shape id="_x0000_i1244" type="#_x0000_t75" style="width:30.5pt;height:18pt" o:ole="">
-                  <v:imagedata r:id="rId393" o:title=""/>
-                </v:shape>
-                <o:OLEObject Type="Embed" ProgID="Equation.DSMT4" ShapeID="_x0000_i1244" DrawAspect="Content" ObjectID="_1850366061" r:id="rId394"/>
-              </w:object>
-            </w:r>
           </w:p>
         </w:tc>
         <w:tc>
@@ -19142,11 +19154,11 @@
               <w:rPr>
                 <w:position w:val="-12"/>
               </w:rPr>
-              <w:object w:dxaOrig="620" w:dyaOrig="360" w14:anchorId="15709CF8">
-                <v:shape id="_x0000_i1245" type="#_x0000_t75" style="width:30.5pt;height:18pt" o:ole="">
-                  <v:imagedata r:id="rId395" o:title=""/>
+              <w:object w:dxaOrig="639" w:dyaOrig="360" w14:anchorId="790CC284">
+                <v:shape id="_x0000_i1250" type="#_x0000_t75" style="width:32.1pt;height:18pt" o:ole="">
+                  <v:imagedata r:id="rId403" o:title=""/>
                 </v:shape>
-                <o:OLEObject Type="Embed" ProgID="Equation.DSMT4" ShapeID="_x0000_i1245" DrawAspect="Content" ObjectID="_1850366062" r:id="rId396"/>
+                <o:OLEObject Type="Embed" ProgID="Equation.DSMT4" ShapeID="_x0000_i1250" DrawAspect="Content" ObjectID="_1850450012" r:id="rId404"/>
               </w:object>
             </w:r>
           </w:p>
@@ -19167,6 +19179,17 @@
               <w:pStyle w:val="TableEquation"/>
               <w:jc w:val="center"/>
             </w:pPr>
+            <w:r>
+              <w:rPr>
+                <w:position w:val="-12"/>
+              </w:rPr>
+              <w:object w:dxaOrig="639" w:dyaOrig="360" w14:anchorId="39A76EA3">
+                <v:shape id="_x0000_i1251" type="#_x0000_t75" style="width:32.1pt;height:18pt" o:ole="">
+                  <v:imagedata r:id="rId405" o:title=""/>
+                </v:shape>
+                <o:OLEObject Type="Embed" ProgID="Equation.DSMT4" ShapeID="_x0000_i1251" DrawAspect="Content" ObjectID="_1850450013" r:id="rId406"/>
+              </w:object>
+            </w:r>
           </w:p>
         </w:tc>
         <w:tc>
@@ -19185,6 +19208,17 @@
               <w:pStyle w:val="TableEquation"/>
               <w:jc w:val="center"/>
             </w:pPr>
+            <w:r>
+              <w:rPr>
+                <w:position w:val="-12"/>
+              </w:rPr>
+              <w:object w:dxaOrig="720" w:dyaOrig="360" w14:anchorId="2DF43521">
+                <v:shape id="_x0000_i1252" type="#_x0000_t75" style="width:36pt;height:18pt" o:ole="">
+                  <v:imagedata r:id="rId407" o:title=""/>
+                </v:shape>
+                <o:OLEObject Type="Embed" ProgID="Equation.DSMT4" ShapeID="_x0000_i1252" DrawAspect="Content" ObjectID="_1850450014" r:id="rId408"/>
+              </w:object>
+            </w:r>
           </w:p>
         </w:tc>
         <w:tc>
@@ -19207,11 +19241,11 @@
               <w:rPr>
                 <w:position w:val="-6"/>
               </w:rPr>
-              <w:object w:dxaOrig="200" w:dyaOrig="279" w14:anchorId="5BA831D2">
-                <v:shape id="_x0000_i1246" type="#_x0000_t75" style="width:14.1pt;height:14.1pt" o:ole="">
-                  <v:imagedata r:id="rId277" o:title=""/>
+              <w:object w:dxaOrig="200" w:dyaOrig="279" w14:anchorId="11B8CB0B">
+                <v:shape id="_x0000_i1253" type="#_x0000_t75" style="width:14.1pt;height:14.1pt" o:ole="">
+                  <v:imagedata r:id="rId252" o:title=""/>
                 </v:shape>
-                <o:OLEObject Type="Embed" ProgID="Equation.DSMT4" ShapeID="_x0000_i1246" DrawAspect="Content" ObjectID="_1850366063" r:id="rId397"/>
+                <o:OLEObject Type="Embed" ProgID="Equation.DSMT4" ShapeID="_x0000_i1253" DrawAspect="Content" ObjectID="_1850450015" r:id="rId409"/>
               </w:object>
             </w:r>
           </w:p>
@@ -19238,18 +19272,15 @@
               <w:rPr>
                 <w:position w:val="-4"/>
               </w:rPr>
-              <w:object w:dxaOrig="220" w:dyaOrig="260" w14:anchorId="3A866C8B">
-                <v:shape id="_x0000_i1247" type="#_x0000_t75" style="width:10.95pt;height:12.5pt" o:ole="">
-                  <v:imagedata r:id="rId383" o:title=""/>
+              <w:object w:dxaOrig="220" w:dyaOrig="260" w14:anchorId="2AFA6EF5">
+                <v:shape id="_x0000_i1254" type="#_x0000_t75" style="width:10.95pt;height:12.5pt" o:ole="">
+                  <v:imagedata r:id="rId387" o:title=""/>
                 </v:shape>
-                <o:OLEObject Type="Embed" ProgID="Equation.DSMT4" ShapeID="_x0000_i1247" DrawAspect="Content" ObjectID="_1850366064" r:id="rId398"/>
+                <o:OLEObject Type="Embed" ProgID="Equation.DSMT4" ShapeID="_x0000_i1254" DrawAspect="Content" ObjectID="_1850450016" r:id="rId410"/>
               </w:object>
             </w:r>
             <w:r>
-              <w:t>B</w:t>
-            </w:r>
-            <w:r>
-              <w:t>onds</w:t>
+              <w:t>Cash</w:t>
             </w:r>
           </w:p>
         </w:tc>
@@ -19269,6 +19300,17 @@
               <w:pStyle w:val="TableEquation"/>
               <w:jc w:val="center"/>
             </w:pPr>
+            <w:r>
+              <w:rPr>
+                <w:position w:val="-12"/>
+              </w:rPr>
+              <w:object w:dxaOrig="740" w:dyaOrig="360" w14:anchorId="2361F5B9">
+                <v:shape id="_x0000_i1255" type="#_x0000_t75" style="width:36.8pt;height:18pt" o:ole="">
+                  <v:imagedata r:id="rId411" o:title=""/>
+                </v:shape>
+                <o:OLEObject Type="Embed" ProgID="Equation.DSMT4" ShapeID="_x0000_i1255" DrawAspect="Content" ObjectID="_1850450017" r:id="rId412"/>
+              </w:object>
+            </w:r>
           </w:p>
         </w:tc>
         <w:tc>
@@ -19287,6 +19329,17 @@
               <w:pStyle w:val="TableEquation"/>
               <w:jc w:val="center"/>
             </w:pPr>
+            <w:r>
+              <w:rPr>
+                <w:position w:val="-12"/>
+              </w:rPr>
+              <w:object w:dxaOrig="720" w:dyaOrig="360" w14:anchorId="2EAA9D03">
+                <v:shape id="_x0000_i1256" type="#_x0000_t75" style="width:36pt;height:18pt" o:ole="">
+                  <v:imagedata r:id="rId413" o:title=""/>
+                </v:shape>
+                <o:OLEObject Type="Embed" ProgID="Equation.DSMT4" ShapeID="_x0000_i1256" DrawAspect="Content" ObjectID="_1850450018" r:id="rId414"/>
+              </w:object>
+            </w:r>
           </w:p>
         </w:tc>
         <w:tc>
@@ -19309,11 +19362,11 @@
               <w:rPr>
                 <w:position w:val="-12"/>
               </w:rPr>
-              <w:object w:dxaOrig="639" w:dyaOrig="360" w14:anchorId="790CC284">
-                <v:shape id="_x0000_i1248" type="#_x0000_t75" style="width:32.1pt;height:18pt" o:ole="">
-                  <v:imagedata r:id="rId399" o:title=""/>
+              <w:object w:dxaOrig="720" w:dyaOrig="360" w14:anchorId="69DDCCE0">
+                <v:shape id="_x0000_i1257" type="#_x0000_t75" style="width:36pt;height:18pt" o:ole="">
+                  <v:imagedata r:id="rId415" o:title=""/>
                 </v:shape>
-                <o:OLEObject Type="Embed" ProgID="Equation.DSMT4" ShapeID="_x0000_i1248" DrawAspect="Content" ObjectID="_1850366065" r:id="rId400"/>
+                <o:OLEObject Type="Embed" ProgID="Equation.DSMT4" ShapeID="_x0000_i1257" DrawAspect="Content" ObjectID="_1850450019" r:id="rId416"/>
               </w:object>
             </w:r>
           </w:p>
@@ -19338,11 +19391,11 @@
               <w:rPr>
                 <w:position w:val="-12"/>
               </w:rPr>
-              <w:object w:dxaOrig="639" w:dyaOrig="360" w14:anchorId="39A76EA3">
-                <v:shape id="_x0000_i1249" type="#_x0000_t75" style="width:32.1pt;height:18pt" o:ole="">
-                  <v:imagedata r:id="rId401" o:title=""/>
+              <w:object w:dxaOrig="740" w:dyaOrig="360" w14:anchorId="3EB46C36">
+                <v:shape id="_x0000_i1258" type="#_x0000_t75" style="width:36.8pt;height:18pt" o:ole="">
+                  <v:imagedata r:id="rId417" o:title=""/>
                 </v:shape>
-                <o:OLEObject Type="Embed" ProgID="Equation.DSMT4" ShapeID="_x0000_i1249" DrawAspect="Content" ObjectID="_1850366066" r:id="rId402"/>
+                <o:OLEObject Type="Embed" ProgID="Equation.DSMT4" ShapeID="_x0000_i1258" DrawAspect="Content" ObjectID="_1850450020" r:id="rId418"/>
               </w:object>
             </w:r>
           </w:p>
@@ -19367,11 +19420,11 @@
               <w:rPr>
                 <w:position w:val="-12"/>
               </w:rPr>
-              <w:object w:dxaOrig="720" w:dyaOrig="360" w14:anchorId="2DF43521">
-                <v:shape id="_x0000_i1250" type="#_x0000_t75" style="width:36pt;height:18pt" o:ole="">
-                  <v:imagedata r:id="rId403" o:title=""/>
+              <w:object w:dxaOrig="820" w:dyaOrig="360" w14:anchorId="590D3F29">
+                <v:shape id="_x0000_i1259" type="#_x0000_t75" style="width:41.5pt;height:18pt" o:ole="">
+                  <v:imagedata r:id="rId419" o:title=""/>
                 </v:shape>
-                <o:OLEObject Type="Embed" ProgID="Equation.DSMT4" ShapeID="_x0000_i1250" DrawAspect="Content" ObjectID="_1850366067" r:id="rId404"/>
+                <o:OLEObject Type="Embed" ProgID="Equation.DSMT4" ShapeID="_x0000_i1259" DrawAspect="Content" ObjectID="_1850450021" r:id="rId420"/>
               </w:object>
             </w:r>
           </w:p>
@@ -19396,11 +19449,11 @@
               <w:rPr>
                 <w:position w:val="-6"/>
               </w:rPr>
-              <w:object w:dxaOrig="200" w:dyaOrig="279" w14:anchorId="11B8CB0B">
-                <v:shape id="_x0000_i1251" type="#_x0000_t75" style="width:14.1pt;height:14.1pt" o:ole="">
-                  <v:imagedata r:id="rId248" o:title=""/>
+              <w:object w:dxaOrig="200" w:dyaOrig="279" w14:anchorId="18ECDFDC">
+                <v:shape id="_x0000_i1260" type="#_x0000_t75" style="width:14.1pt;height:14.1pt" o:ole="">
+                  <v:imagedata r:id="rId287" o:title=""/>
                 </v:shape>
-                <o:OLEObject Type="Embed" ProgID="Equation.DSMT4" ShapeID="_x0000_i1251" DrawAspect="Content" ObjectID="_1850366068" r:id="rId405"/>
+                <o:OLEObject Type="Embed" ProgID="Equation.DSMT4" ShapeID="_x0000_i1260" DrawAspect="Content" ObjectID="_1850450022" r:id="rId421"/>
               </w:object>
             </w:r>
           </w:p>
@@ -19427,15 +19480,21 @@
               <w:rPr>
                 <w:position w:val="-4"/>
               </w:rPr>
-              <w:object w:dxaOrig="220" w:dyaOrig="260" w14:anchorId="2AFA6EF5">
-                <v:shape id="_x0000_i1252" type="#_x0000_t75" style="width:10.95pt;height:12.5pt" o:ole="">
-                  <v:imagedata r:id="rId383" o:title=""/>
+              <w:object w:dxaOrig="220" w:dyaOrig="260" w14:anchorId="306E1881">
+                <v:shape id="_x0000_i1261" type="#_x0000_t75" style="width:10.95pt;height:12.5pt" o:ole="">
+                  <v:imagedata r:id="rId387" o:title=""/>
                 </v:shape>
-                <o:OLEObject Type="Embed" ProgID="Equation.DSMT4" ShapeID="_x0000_i1252" DrawAspect="Content" ObjectID="_1850366069" r:id="rId406"/>
+                <o:OLEObject Type="Embed" ProgID="Equation.DSMT4" ShapeID="_x0000_i1261" DrawAspect="Content" ObjectID="_1850450023" r:id="rId422"/>
               </w:object>
             </w:r>
             <w:r>
-              <w:t>Cash</w:t>
+              <w:t>A</w:t>
+            </w:r>
+            <w:r>
+              <w:t>dvance</w:t>
+            </w:r>
+            <w:r>
+              <w:t>s</w:t>
             </w:r>
           </w:p>
         </w:tc>
@@ -19455,17 +19514,6 @@
               <w:pStyle w:val="TableEquation"/>
               <w:jc w:val="center"/>
             </w:pPr>
-            <w:r>
-              <w:rPr>
-                <w:position w:val="-12"/>
-              </w:rPr>
-              <w:object w:dxaOrig="740" w:dyaOrig="360" w14:anchorId="2361F5B9">
-                <v:shape id="_x0000_i1253" type="#_x0000_t75" style="width:36.8pt;height:18pt" o:ole="">
-                  <v:imagedata r:id="rId407" o:title=""/>
-                </v:shape>
-                <o:OLEObject Type="Embed" ProgID="Equation.DSMT4" ShapeID="_x0000_i1253" DrawAspect="Content" ObjectID="_1850366070" r:id="rId408"/>
-              </w:object>
-            </w:r>
           </w:p>
         </w:tc>
         <w:tc>
@@ -19484,17 +19532,6 @@
               <w:pStyle w:val="TableEquation"/>
               <w:jc w:val="center"/>
             </w:pPr>
-            <w:r>
-              <w:rPr>
-                <w:position w:val="-12"/>
-              </w:rPr>
-              <w:object w:dxaOrig="720" w:dyaOrig="360" w14:anchorId="2EAA9D03">
-                <v:shape id="_x0000_i1254" type="#_x0000_t75" style="width:36pt;height:18pt" o:ole="">
-                  <v:imagedata r:id="rId409" o:title=""/>
-                </v:shape>
-                <o:OLEObject Type="Embed" ProgID="Equation.DSMT4" ShapeID="_x0000_i1254" DrawAspect="Content" ObjectID="_1850366071" r:id="rId410"/>
-              </w:object>
-            </w:r>
           </w:p>
         </w:tc>
         <w:tc>
@@ -19517,11 +19554,11 @@
               <w:rPr>
                 <w:position w:val="-12"/>
               </w:rPr>
-              <w:object w:dxaOrig="720" w:dyaOrig="360" w14:anchorId="69DDCCE0">
-                <v:shape id="_x0000_i1255" type="#_x0000_t75" style="width:36pt;height:18pt" o:ole="">
-                  <v:imagedata r:id="rId411" o:title=""/>
+              <w:object w:dxaOrig="639" w:dyaOrig="360" w14:anchorId="127CC90E">
+                <v:shape id="_x0000_i1262" type="#_x0000_t75" style="width:32.1pt;height:18pt" o:ole="">
+                  <v:imagedata r:id="rId423" o:title=""/>
                 </v:shape>
-                <o:OLEObject Type="Embed" ProgID="Equation.DSMT4" ShapeID="_x0000_i1255" DrawAspect="Content" ObjectID="_1850366072" r:id="rId412"/>
+                <o:OLEObject Type="Embed" ProgID="Equation.DSMT4" ShapeID="_x0000_i1262" DrawAspect="Content" ObjectID="_1850450024" r:id="rId424"/>
               </w:object>
             </w:r>
           </w:p>
@@ -19542,17 +19579,6 @@
               <w:pStyle w:val="TableEquation"/>
               <w:jc w:val="center"/>
             </w:pPr>
-            <w:r>
-              <w:rPr>
-                <w:position w:val="-12"/>
-              </w:rPr>
-              <w:object w:dxaOrig="740" w:dyaOrig="360" w14:anchorId="3EB46C36">
-                <v:shape id="_x0000_i1256" type="#_x0000_t75" style="width:36.8pt;height:18pt" o:ole="">
-                  <v:imagedata r:id="rId413" o:title=""/>
-                </v:shape>
-                <o:OLEObject Type="Embed" ProgID="Equation.DSMT4" ShapeID="_x0000_i1256" DrawAspect="Content" ObjectID="_1850366073" r:id="rId414"/>
-              </w:object>
-            </w:r>
           </w:p>
         </w:tc>
         <w:tc>
@@ -19575,11 +19601,11 @@
               <w:rPr>
                 <w:position w:val="-12"/>
               </w:rPr>
-              <w:object w:dxaOrig="820" w:dyaOrig="360" w14:anchorId="590D3F29">
-                <v:shape id="_x0000_i1257" type="#_x0000_t75" style="width:41.5pt;height:18pt" o:ole="">
-                  <v:imagedata r:id="rId415" o:title=""/>
+              <w:object w:dxaOrig="720" w:dyaOrig="360" w14:anchorId="5C52224E">
+                <v:shape id="_x0000_i1263" type="#_x0000_t75" style="width:36pt;height:18pt" o:ole="">
+                  <v:imagedata r:id="rId425" o:title=""/>
                 </v:shape>
-                <o:OLEObject Type="Embed" ProgID="Equation.DSMT4" ShapeID="_x0000_i1257" DrawAspect="Content" ObjectID="_1850366074" r:id="rId416"/>
+                <o:OLEObject Type="Embed" ProgID="Equation.DSMT4" ShapeID="_x0000_i1263" DrawAspect="Content" ObjectID="_1850450025" r:id="rId426"/>
               </w:object>
             </w:r>
           </w:p>
@@ -19604,11 +19630,11 @@
               <w:rPr>
                 <w:position w:val="-6"/>
               </w:rPr>
-              <w:object w:dxaOrig="200" w:dyaOrig="279" w14:anchorId="18ECDFDC">
-                <v:shape id="_x0000_i1258" type="#_x0000_t75" style="width:14.1pt;height:14.1pt" o:ole="">
-                  <v:imagedata r:id="rId283" o:title=""/>
+              <w:object w:dxaOrig="200" w:dyaOrig="279" w14:anchorId="373C8503">
+                <v:shape id="_x0000_i1264" type="#_x0000_t75" style="width:14.1pt;height:14.1pt" o:ole="">
+                  <v:imagedata r:id="rId269" o:title=""/>
                 </v:shape>
-                <o:OLEObject Type="Embed" ProgID="Equation.DSMT4" ShapeID="_x0000_i1258" DrawAspect="Content" ObjectID="_1850366075" r:id="rId417"/>
+                <o:OLEObject Type="Embed" ProgID="Equation.DSMT4" ShapeID="_x0000_i1264" DrawAspect="Content" ObjectID="_1850450026" r:id="rId427"/>
               </w:object>
             </w:r>
           </w:p>
@@ -19635,21 +19661,18 @@
               <w:rPr>
                 <w:position w:val="-4"/>
               </w:rPr>
-              <w:object w:dxaOrig="220" w:dyaOrig="260" w14:anchorId="306E1881">
-                <v:shape id="_x0000_i1259" type="#_x0000_t75" style="width:10.95pt;height:12.5pt" o:ole="">
-                  <v:imagedata r:id="rId383" o:title=""/>
+              <w:object w:dxaOrig="220" w:dyaOrig="260" w14:anchorId="71C48FCF">
+                <v:shape id="_x0000_i1265" type="#_x0000_t75" style="width:10.95pt;height:12.5pt" o:ole="">
+                  <v:imagedata r:id="rId387" o:title=""/>
                 </v:shape>
-                <o:OLEObject Type="Embed" ProgID="Equation.DSMT4" ShapeID="_x0000_i1259" DrawAspect="Content" ObjectID="_1850366076" r:id="rId418"/>
+                <o:OLEObject Type="Embed" ProgID="Equation.DSMT4" ShapeID="_x0000_i1265" DrawAspect="Content" ObjectID="_1850450027" r:id="rId428"/>
               </w:object>
             </w:r>
             <w:r>
-              <w:t>A</w:t>
-            </w:r>
-            <w:r>
-              <w:t>dvance</w:t>
-            </w:r>
-            <w:r>
-              <w:t>s</w:t>
+              <w:t>E</w:t>
+            </w:r>
+            <w:r>
+              <w:t>quities</w:t>
             </w:r>
           </w:p>
         </w:tc>
@@ -19669,6 +19692,17 @@
               <w:pStyle w:val="TableEquation"/>
               <w:jc w:val="center"/>
             </w:pPr>
+            <w:r>
+              <w:rPr>
+                <w:position w:val="-12"/>
+              </w:rPr>
+              <w:object w:dxaOrig="660" w:dyaOrig="360" w14:anchorId="780FA3FD">
+                <v:shape id="_x0000_i1266" type="#_x0000_t75" style="width:32.85pt;height:18pt" o:ole="">
+                  <v:imagedata r:id="rId429" o:title=""/>
+                </v:shape>
+                <o:OLEObject Type="Embed" ProgID="Equation.DSMT4" ShapeID="_x0000_i1266" DrawAspect="Content" ObjectID="_1850450028" r:id="rId430"/>
+              </w:object>
+            </w:r>
           </w:p>
         </w:tc>
         <w:tc>
@@ -19687,6 +19721,17 @@
               <w:pStyle w:val="TableEquation"/>
               <w:jc w:val="center"/>
             </w:pPr>
+            <w:r>
+              <w:rPr>
+                <w:position w:val="-12"/>
+              </w:rPr>
+              <w:object w:dxaOrig="639" w:dyaOrig="360" w14:anchorId="276D591A">
+                <v:shape id="_x0000_i1267" type="#_x0000_t75" style="width:32.1pt;height:18pt" o:ole="">
+                  <v:imagedata r:id="rId431" o:title=""/>
+                </v:shape>
+                <o:OLEObject Type="Embed" ProgID="Equation.DSMT4" ShapeID="_x0000_i1267" DrawAspect="Content" ObjectID="_1850450029" r:id="rId432"/>
+              </w:object>
+            </w:r>
           </w:p>
         </w:tc>
         <w:tc>
@@ -19709,11 +19754,11 @@
               <w:rPr>
                 <w:position w:val="-12"/>
               </w:rPr>
-              <w:object w:dxaOrig="639" w:dyaOrig="360" w14:anchorId="127CC90E">
-                <v:shape id="_x0000_i1260" type="#_x0000_t75" style="width:32.1pt;height:18pt" o:ole="">
-                  <v:imagedata r:id="rId419" o:title=""/>
+              <w:object w:dxaOrig="639" w:dyaOrig="360" w14:anchorId="199A341F">
+                <v:shape id="_x0000_i1268" type="#_x0000_t75" style="width:32.1pt;height:18pt" o:ole="">
+                  <v:imagedata r:id="rId433" o:title=""/>
                 </v:shape>
-                <o:OLEObject Type="Embed" ProgID="Equation.DSMT4" ShapeID="_x0000_i1260" DrawAspect="Content" ObjectID="_1850366077" r:id="rId420"/>
+                <o:OLEObject Type="Embed" ProgID="Equation.DSMT4" ShapeID="_x0000_i1268" DrawAspect="Content" ObjectID="_1850450030" r:id="rId434"/>
               </w:object>
             </w:r>
           </w:p>
@@ -19752,17 +19797,6 @@
               <w:pStyle w:val="TableEquation"/>
               <w:jc w:val="center"/>
             </w:pPr>
-            <w:r>
-              <w:rPr>
-                <w:position w:val="-12"/>
-              </w:rPr>
-              <w:object w:dxaOrig="720" w:dyaOrig="360" w14:anchorId="5C52224E">
-                <v:shape id="_x0000_i1261" type="#_x0000_t75" style="width:36pt;height:18pt" o:ole="">
-                  <v:imagedata r:id="rId421" o:title=""/>
-                </v:shape>
-                <o:OLEObject Type="Embed" ProgID="Equation.DSMT4" ShapeID="_x0000_i1261" DrawAspect="Content" ObjectID="_1850366078" r:id="rId422"/>
-              </w:object>
-            </w:r>
           </w:p>
         </w:tc>
         <w:tc>
@@ -19785,11 +19819,11 @@
               <w:rPr>
                 <w:position w:val="-6"/>
               </w:rPr>
-              <w:object w:dxaOrig="200" w:dyaOrig="279" w14:anchorId="373C8503">
-                <v:shape id="_x0000_i1262" type="#_x0000_t75" style="width:14.1pt;height:14.1pt" o:ole="">
-                  <v:imagedata r:id="rId265" o:title=""/>
+              <w:object w:dxaOrig="200" w:dyaOrig="279" w14:anchorId="5321B03C">
+                <v:shape id="_x0000_i1269" type="#_x0000_t75" style="width:14.1pt;height:14.1pt" o:ole="">
+                  <v:imagedata r:id="rId269" o:title=""/>
                 </v:shape>
-                <o:OLEObject Type="Embed" ProgID="Equation.DSMT4" ShapeID="_x0000_i1262" DrawAspect="Content" ObjectID="_1850366079" r:id="rId423"/>
+                <o:OLEObject Type="Embed" ProgID="Equation.DSMT4" ShapeID="_x0000_i1269" DrawAspect="Content" ObjectID="_1850450031" r:id="rId435"/>
               </w:object>
             </w:r>
           </w:p>
@@ -19800,9 +19834,7 @@
           <w:tcPr>
             <w:tcW w:w="1531" w:type="dxa"/>
             <w:tcBorders>
-              <w:top w:val="nil"/>
-              <w:left w:val="nil"/>
-              <w:bottom w:val="nil"/>
+              <w:left w:val="nil"/>
               <w:right w:val="nil"/>
             </w:tcBorders>
             <w:vAlign w:val="center"/>
@@ -19816,28 +19848,20 @@
               <w:rPr>
                 <w:position w:val="-4"/>
               </w:rPr>
-              <w:object w:dxaOrig="220" w:dyaOrig="260" w14:anchorId="71C48FCF">
-                <v:shape id="_x0000_i1263" type="#_x0000_t75" style="width:10.95pt;height:12.5pt" o:ole="">
-                  <v:imagedata r:id="rId383" o:title=""/>
+              <w:object w:dxaOrig="220" w:dyaOrig="240" w14:anchorId="54BE3350">
+                <v:shape id="_x0000_i1270" type="#_x0000_t75" style="width:13.3pt;height:14.1pt" o:ole="">
+                  <v:imagedata r:id="rId244" o:title=""/>
                 </v:shape>
-                <o:OLEObject Type="Embed" ProgID="Equation.DSMT4" ShapeID="_x0000_i1263" DrawAspect="Content" ObjectID="_1850366080" r:id="rId424"/>
+                <o:OLEObject Type="Embed" ProgID="Equation.DSMT4" ShapeID="_x0000_i1270" DrawAspect="Content" ObjectID="_1850450032" r:id="rId436"/>
               </w:object>
             </w:r>
-            <w:r>
-              <w:t>E</w:t>
-            </w:r>
-            <w:r>
-              <w:t>quities</w:t>
-            </w:r>
           </w:p>
         </w:tc>
         <w:tc>
           <w:tcPr>
             <w:tcW w:w="1518" w:type="dxa"/>
             <w:tcBorders>
-              <w:top w:val="nil"/>
-              <w:left w:val="nil"/>
-              <w:bottom w:val="nil"/>
+              <w:left w:val="nil"/>
               <w:right w:val="nil"/>
             </w:tcBorders>
             <w:vAlign w:val="center"/>
@@ -19849,253 +19873,20 @@
             </w:pPr>
             <w:r>
               <w:rPr>
-                <w:position w:val="-12"/>
-              </w:rPr>
-              <w:object w:dxaOrig="660" w:dyaOrig="360" w14:anchorId="780FA3FD">
-                <v:shape id="_x0000_i1264" type="#_x0000_t75" style="width:32.85pt;height:18pt" o:ole="">
-                  <v:imagedata r:id="rId425" o:title=""/>
-                </v:shape>
-                <o:OLEObject Type="Embed" ProgID="Equation.DSMT4" ShapeID="_x0000_i1264" DrawAspect="Content" ObjectID="_1850366081" r:id="rId426"/>
-              </w:object>
-            </w:r>
-          </w:p>
-        </w:tc>
-        <w:tc>
-          <w:tcPr>
-            <w:tcW w:w="1417" w:type="dxa"/>
-            <w:tcBorders>
-              <w:top w:val="nil"/>
-              <w:left w:val="nil"/>
-              <w:bottom w:val="nil"/>
-              <w:right w:val="nil"/>
-            </w:tcBorders>
-            <w:vAlign w:val="center"/>
-          </w:tcPr>
-          <w:p>
-            <w:pPr>
-              <w:pStyle w:val="TableEquation"/>
-              <w:jc w:val="center"/>
-            </w:pPr>
-            <w:r>
-              <w:rPr>
-                <w:position w:val="-12"/>
-              </w:rPr>
-              <w:object w:dxaOrig="639" w:dyaOrig="360" w14:anchorId="276D591A">
-                <v:shape id="_x0000_i1265" type="#_x0000_t75" style="width:32.1pt;height:18pt" o:ole="">
-                  <v:imagedata r:id="rId427" o:title=""/>
-                </v:shape>
-                <o:OLEObject Type="Embed" ProgID="Equation.DSMT4" ShapeID="_x0000_i1265" DrawAspect="Content" ObjectID="_1850366082" r:id="rId428"/>
-              </w:object>
-            </w:r>
-          </w:p>
-        </w:tc>
-        <w:tc>
-          <w:tcPr>
-            <w:tcW w:w="1361" w:type="dxa"/>
-            <w:tcBorders>
-              <w:top w:val="nil"/>
-              <w:left w:val="nil"/>
-              <w:bottom w:val="nil"/>
-              <w:right w:val="nil"/>
-            </w:tcBorders>
-            <w:vAlign w:val="center"/>
-          </w:tcPr>
-          <w:p>
-            <w:pPr>
-              <w:pStyle w:val="TableEquation"/>
-              <w:jc w:val="center"/>
-            </w:pPr>
-            <w:r>
-              <w:rPr>
-                <w:position w:val="-12"/>
-              </w:rPr>
-              <w:object w:dxaOrig="639" w:dyaOrig="360" w14:anchorId="199A341F">
-                <v:shape id="_x0000_i1266" type="#_x0000_t75" style="width:32.1pt;height:18pt" o:ole="">
-                  <v:imagedata r:id="rId429" o:title=""/>
-                </v:shape>
-                <o:OLEObject Type="Embed" ProgID="Equation.DSMT4" ShapeID="_x0000_i1266" DrawAspect="Content" ObjectID="_1850366083" r:id="rId430"/>
-              </w:object>
-            </w:r>
-          </w:p>
-        </w:tc>
-        <w:tc>
-          <w:tcPr>
-            <w:tcW w:w="1498" w:type="dxa"/>
-            <w:tcBorders>
-              <w:top w:val="nil"/>
-              <w:left w:val="nil"/>
-              <w:bottom w:val="nil"/>
-              <w:right w:val="nil"/>
-            </w:tcBorders>
-            <w:vAlign w:val="center"/>
-          </w:tcPr>
-          <w:p>
-            <w:pPr>
-              <w:pStyle w:val="TableEquation"/>
-              <w:jc w:val="center"/>
-            </w:pPr>
-          </w:p>
-        </w:tc>
-        <w:tc>
-          <w:tcPr>
-            <w:tcW w:w="1474" w:type="dxa"/>
-            <w:tcBorders>
-              <w:top w:val="nil"/>
-              <w:left w:val="nil"/>
-              <w:bottom w:val="nil"/>
-              <w:right w:val="nil"/>
-            </w:tcBorders>
-            <w:vAlign w:val="center"/>
-          </w:tcPr>
-          <w:p>
-            <w:pPr>
-              <w:pStyle w:val="TableEquation"/>
-              <w:jc w:val="center"/>
-            </w:pPr>
-          </w:p>
-        </w:tc>
-        <w:tc>
-          <w:tcPr>
-            <w:tcW w:w="494" w:type="dxa"/>
-            <w:tcBorders>
-              <w:top w:val="nil"/>
-              <w:left w:val="nil"/>
-              <w:bottom w:val="nil"/>
-              <w:right w:val="nil"/>
-            </w:tcBorders>
-            <w:vAlign w:val="center"/>
-          </w:tcPr>
-          <w:p>
-            <w:pPr>
-              <w:pStyle w:val="TableEquation"/>
-              <w:jc w:val="center"/>
-            </w:pPr>
-            <w:r>
-              <w:rPr>
                 <w:position w:val="-6"/>
               </w:rPr>
-              <w:object w:dxaOrig="200" w:dyaOrig="279" w14:anchorId="5321B03C">
-                <v:shape id="_x0000_i1267" type="#_x0000_t75" style="width:14.1pt;height:14.1pt" o:ole="">
-                  <v:imagedata r:id="rId265" o:title=""/>
-                </v:shape>
-                <o:OLEObject Type="Embed" ProgID="Equation.DSMT4" ShapeID="_x0000_i1267" DrawAspect="Content" ObjectID="_1850366084" r:id="rId431"/>
-              </w:object>
-            </w:r>
-          </w:p>
-        </w:tc>
-      </w:tr>
-      <w:tr>
-        <w:tc>
-          <w:tcPr>
-            <w:tcW w:w="1531" w:type="dxa"/>
-            <w:tcBorders>
-              <w:left w:val="nil"/>
-              <w:right w:val="nil"/>
-            </w:tcBorders>
-            <w:vAlign w:val="center"/>
-          </w:tcPr>
-          <w:p>
-            <w:pPr>
-              <w:pStyle w:val="TableNormal"/>
-              <w:contextualSpacing/>
-            </w:pPr>
-            <w:r>
-              <w:rPr>
-                <w:position w:val="-4"/>
-              </w:rPr>
-              <w:object w:dxaOrig="220" w:dyaOrig="240" w14:anchorId="54BE3350">
-                <v:shape id="_x0000_i1268" type="#_x0000_t75" style="width:13.3pt;height:14.1pt" o:ole="">
-                  <v:imagedata r:id="rId240" o:title=""/>
-                </v:shape>
-                <o:OLEObject Type="Embed" ProgID="Equation.DSMT4" ShapeID="_x0000_i1268" DrawAspect="Content" ObjectID="_1850366085" r:id="rId432"/>
-              </w:object>
-            </w:r>
-          </w:p>
-        </w:tc>
-        <w:tc>
-          <w:tcPr>
-            <w:tcW w:w="1518" w:type="dxa"/>
-            <w:tcBorders>
-              <w:left w:val="nil"/>
-              <w:right w:val="nil"/>
-            </w:tcBorders>
-            <w:vAlign w:val="center"/>
-          </w:tcPr>
-          <w:p>
-            <w:pPr>
-              <w:pStyle w:val="TableEquation"/>
-              <w:jc w:val="center"/>
-            </w:pPr>
-            <w:r>
-              <w:rPr>
-                <w:position w:val="-6"/>
-              </w:rPr>
               <w:object w:dxaOrig="200" w:dyaOrig="279" w14:anchorId="1FC36A1E">
-                <v:shape id="_x0000_i1269" type="#_x0000_t75" style="width:14.1pt;height:14.1pt" o:ole="">
-                  <v:imagedata r:id="rId304" o:title=""/>
-                </v:shape>
-                <o:OLEObject Type="Embed" ProgID="Equation.DSMT4" ShapeID="_x0000_i1269" DrawAspect="Content" ObjectID="_1850366086" r:id="rId433"/>
-              </w:object>
-            </w:r>
-          </w:p>
-        </w:tc>
-        <w:tc>
-          <w:tcPr>
-            <w:tcW w:w="1417" w:type="dxa"/>
-            <w:tcBorders>
-              <w:left w:val="nil"/>
-              <w:right w:val="nil"/>
-            </w:tcBorders>
-            <w:vAlign w:val="center"/>
-          </w:tcPr>
-          <w:p>
-            <w:pPr>
-              <w:pStyle w:val="TableEquation"/>
-              <w:jc w:val="center"/>
-            </w:pPr>
-            <w:r>
-              <w:rPr>
-                <w:position w:val="-6"/>
-              </w:rPr>
-              <w:object w:dxaOrig="200" w:dyaOrig="279" w14:anchorId="26CAC383">
-                <v:shape id="_x0000_i1270" type="#_x0000_t75" style="width:14.1pt;height:14.1pt" o:ole="">
-                  <v:imagedata r:id="rId306" o:title=""/>
-                </v:shape>
-                <o:OLEObject Type="Embed" ProgID="Equation.DSMT4" ShapeID="_x0000_i1270" DrawAspect="Content" ObjectID="_1850366087" r:id="rId434"/>
-              </w:object>
-            </w:r>
-          </w:p>
-        </w:tc>
-        <w:tc>
-          <w:tcPr>
-            <w:tcW w:w="1361" w:type="dxa"/>
-            <w:tcBorders>
-              <w:left w:val="nil"/>
-              <w:right w:val="nil"/>
-            </w:tcBorders>
-            <w:vAlign w:val="center"/>
-          </w:tcPr>
-          <w:p>
-            <w:pPr>
-              <w:pStyle w:val="TableEquation"/>
-              <w:jc w:val="center"/>
-            </w:pPr>
-            <w:r>
-              <w:rPr>
-                <w:position w:val="-6"/>
-              </w:rPr>
-              <w:object w:dxaOrig="200" w:dyaOrig="279" w14:anchorId="4BBB3E6C">
                 <v:shape id="_x0000_i1271" type="#_x0000_t75" style="width:14.1pt;height:14.1pt" o:ole="">
                   <v:imagedata r:id="rId308" o:title=""/>
                 </v:shape>
-                <o:OLEObject Type="Embed" ProgID="Equation.DSMT4" ShapeID="_x0000_i1271" DrawAspect="Content" ObjectID="_1850366088" r:id="rId435"/>
+                <o:OLEObject Type="Embed" ProgID="Equation.DSMT4" ShapeID="_x0000_i1271" DrawAspect="Content" ObjectID="_1850450033" r:id="rId437"/>
               </w:object>
             </w:r>
           </w:p>
         </w:tc>
         <w:tc>
           <w:tcPr>
-            <w:tcW w:w="1498" w:type="dxa"/>
+            <w:tcW w:w="1417" w:type="dxa"/>
             <w:tcBorders>
               <w:left w:val="nil"/>
               <w:right w:val="nil"/>
@@ -20111,18 +19902,18 @@
               <w:rPr>
                 <w:position w:val="-6"/>
               </w:rPr>
-              <w:object w:dxaOrig="200" w:dyaOrig="279" w14:anchorId="69569A29">
+              <w:object w:dxaOrig="200" w:dyaOrig="279" w14:anchorId="26CAC383">
                 <v:shape id="_x0000_i1272" type="#_x0000_t75" style="width:14.1pt;height:14.1pt" o:ole="">
                   <v:imagedata r:id="rId310" o:title=""/>
                 </v:shape>
-                <o:OLEObject Type="Embed" ProgID="Equation.DSMT4" ShapeID="_x0000_i1272" DrawAspect="Content" ObjectID="_1850366089" r:id="rId436"/>
+                <o:OLEObject Type="Embed" ProgID="Equation.DSMT4" ShapeID="_x0000_i1272" DrawAspect="Content" ObjectID="_1850450034" r:id="rId438"/>
               </w:object>
             </w:r>
           </w:p>
         </w:tc>
         <w:tc>
           <w:tcPr>
-            <w:tcW w:w="1474" w:type="dxa"/>
+            <w:tcW w:w="1361" w:type="dxa"/>
             <w:tcBorders>
               <w:left w:val="nil"/>
               <w:right w:val="nil"/>
@@ -20138,18 +19929,18 @@
               <w:rPr>
                 <w:position w:val="-6"/>
               </w:rPr>
-              <w:object w:dxaOrig="200" w:dyaOrig="279" w14:anchorId="3A650A6F">
+              <w:object w:dxaOrig="200" w:dyaOrig="279" w14:anchorId="4BBB3E6C">
                 <v:shape id="_x0000_i1273" type="#_x0000_t75" style="width:14.1pt;height:14.1pt" o:ole="">
                   <v:imagedata r:id="rId312" o:title=""/>
                 </v:shape>
-                <o:OLEObject Type="Embed" ProgID="Equation.DSMT4" ShapeID="_x0000_i1273" DrawAspect="Content" ObjectID="_1850366090" r:id="rId437"/>
+                <o:OLEObject Type="Embed" ProgID="Equation.DSMT4" ShapeID="_x0000_i1273" DrawAspect="Content" ObjectID="_1850450035" r:id="rId439"/>
               </w:object>
             </w:r>
           </w:p>
         </w:tc>
         <w:tc>
           <w:tcPr>
-            <w:tcW w:w="494" w:type="dxa"/>
+            <w:tcW w:w="1498" w:type="dxa"/>
             <w:tcBorders>
               <w:left w:val="nil"/>
               <w:right w:val="nil"/>
@@ -20165,11 +19956,65 @@
               <w:rPr>
                 <w:position w:val="-6"/>
               </w:rPr>
-              <w:object w:dxaOrig="200" w:dyaOrig="279" w14:anchorId="514E219C">
+              <w:object w:dxaOrig="200" w:dyaOrig="279" w14:anchorId="69569A29">
                 <v:shape id="_x0000_i1274" type="#_x0000_t75" style="width:14.1pt;height:14.1pt" o:ole="">
                   <v:imagedata r:id="rId314" o:title=""/>
                 </v:shape>
-                <o:OLEObject Type="Embed" ProgID="Equation.DSMT4" ShapeID="_x0000_i1274" DrawAspect="Content" ObjectID="_1850366091" r:id="rId438"/>
+                <o:OLEObject Type="Embed" ProgID="Equation.DSMT4" ShapeID="_x0000_i1274" DrawAspect="Content" ObjectID="_1850450036" r:id="rId440"/>
+              </w:object>
+            </w:r>
+          </w:p>
+        </w:tc>
+        <w:tc>
+          <w:tcPr>
+            <w:tcW w:w="1474" w:type="dxa"/>
+            <w:tcBorders>
+              <w:left w:val="nil"/>
+              <w:right w:val="nil"/>
+            </w:tcBorders>
+            <w:vAlign w:val="center"/>
+          </w:tcPr>
+          <w:p>
+            <w:pPr>
+              <w:pStyle w:val="TableEquation"/>
+              <w:jc w:val="center"/>
+            </w:pPr>
+            <w:r>
+              <w:rPr>
+                <w:position w:val="-6"/>
+              </w:rPr>
+              <w:object w:dxaOrig="200" w:dyaOrig="279" w14:anchorId="3A650A6F">
+                <v:shape id="_x0000_i1275" type="#_x0000_t75" style="width:14.1pt;height:14.1pt" o:ole="">
+                  <v:imagedata r:id="rId316" o:title=""/>
+                </v:shape>
+                <o:OLEObject Type="Embed" ProgID="Equation.DSMT4" ShapeID="_x0000_i1275" DrawAspect="Content" ObjectID="_1850450037" r:id="rId441"/>
+              </w:object>
+            </w:r>
+          </w:p>
+        </w:tc>
+        <w:tc>
+          <w:tcPr>
+            <w:tcW w:w="494" w:type="dxa"/>
+            <w:tcBorders>
+              <w:left w:val="nil"/>
+              <w:right w:val="nil"/>
+            </w:tcBorders>
+            <w:vAlign w:val="center"/>
+          </w:tcPr>
+          <w:p>
+            <w:pPr>
+              <w:pStyle w:val="TableEquation"/>
+              <w:jc w:val="center"/>
+            </w:pPr>
+            <w:r>
+              <w:rPr>
+                <w:position w:val="-6"/>
+              </w:rPr>
+              <w:object w:dxaOrig="200" w:dyaOrig="279" w14:anchorId="514E219C">
+                <v:shape id="_x0000_i1276" type="#_x0000_t75" style="width:14.1pt;height:14.1pt" o:ole="">
+                  <v:imagedata r:id="rId318" o:title=""/>
+                </v:shape>
+                <o:OLEObject Type="Embed" ProgID="Equation.DSMT4" ShapeID="_x0000_i1276" DrawAspect="Content" ObjectID="_1850450038" r:id="rId442"/>
               </w:object>
             </w:r>
           </w:p>
@@ -20187,13 +20032,8 @@
       <w:pPr>
         <w:pStyle w:val="Titre2"/>
       </w:pPr>
-      <w:proofErr w:type="gramStart"/>
-      <w:r>
-        <w:t>Agents</w:t>
-      </w:r>
-      <w:proofErr w:type="gramEnd"/>
-      <w:r>
-        <w:t xml:space="preserve"> behaviors model</w:t>
+      <w:r>
+        <w:t>Agents behaviors model</w:t>
       </w:r>
     </w:p>
     <w:p>
@@ -20766,100 +20606,8 @@
         <w:rPr>
           <w:lang w:val="en-US"/>
         </w:rPr>
-        <w:t xml:space="preserve">Explain that we use relation </w:t>
-      </w:r>
-      <w:proofErr w:type="spellStart"/>
-      <w:r>
-        <w:rPr>
-          <w:lang w:val="en-US"/>
-        </w:rPr>
-        <w:t>identte</w:t>
-      </w:r>
-      <w:proofErr w:type="spellEnd"/>
-      <w:r>
-        <w:rPr>
-          <w:lang w:val="en-US"/>
-        </w:rPr>
-        <w:t xml:space="preserve"> to </w:t>
-      </w:r>
-      <w:proofErr w:type="spellStart"/>
-      <w:r>
-        <w:rPr>
-          <w:lang w:val="en-US"/>
-        </w:rPr>
-        <w:t>linek</w:t>
-      </w:r>
-      <w:proofErr w:type="spellEnd"/>
-      <w:r>
-        <w:rPr>
-          <w:lang w:val="en-US"/>
-        </w:rPr>
-        <w:t xml:space="preserve"> account to roles and to allow </w:t>
-      </w:r>
-      <w:proofErr w:type="spellStart"/>
-      <w:r>
-        <w:rPr>
-          <w:lang w:val="en-US"/>
-        </w:rPr>
-        <w:t>mainuplation</w:t>
-      </w:r>
-      <w:proofErr w:type="spellEnd"/>
-      <w:r>
-        <w:rPr>
-          <w:lang w:val="en-US"/>
-        </w:rPr>
-        <w:t xml:space="preserve"> of accounts. </w:t>
-      </w:r>
-      <w:proofErr w:type="spellStart"/>
-      <w:r>
-        <w:rPr>
-          <w:lang w:val="en-US"/>
-        </w:rPr>
-        <w:t>somme</w:t>
-      </w:r>
-      <w:proofErr w:type="spellEnd"/>
-      <w:r>
-        <w:rPr>
-          <w:lang w:val="en-US"/>
-        </w:rPr>
-        <w:t xml:space="preserve"> special account are used any </w:t>
-      </w:r>
-      <w:proofErr w:type="spellStart"/>
-      <w:r>
-        <w:rPr>
-          <w:lang w:val="en-US"/>
-        </w:rPr>
-        <w:t>cahs</w:t>
-      </w:r>
-      <w:proofErr w:type="spellEnd"/>
-      <w:r>
-        <w:rPr>
-          <w:lang w:val="en-US"/>
-        </w:rPr>
-        <w:t xml:space="preserve"> holder has a </w:t>
-      </w:r>
-      <w:proofErr w:type="spellStart"/>
-      <w:r>
-        <w:rPr>
-          <w:lang w:val="en-US"/>
-        </w:rPr>
-        <w:t>cb_account</w:t>
-      </w:r>
-      <w:proofErr w:type="spellEnd"/>
-      <w:r>
-        <w:rPr>
-          <w:lang w:val="en-US"/>
-        </w:rPr>
-        <w:t xml:space="preserve">. any depositor has a </w:t>
-      </w:r>
-      <w:proofErr w:type="spellStart"/>
-      <w:r>
-        <w:rPr>
-          <w:lang w:val="en-US"/>
-        </w:rPr>
-        <w:t>bank_account</w:t>
-      </w:r>
-      <w:proofErr w:type="spellEnd"/>
+        <w:t>Explain that we use relation identte to linek account to roles and to allow mainuplation of accounts. somme special account are used any cahs holder has a cb_account. any depositor has a bank_account</w:t>
+      </w:r>
     </w:p>
     <w:p>
       <w:pPr>
@@ -21036,22 +20784,14 @@
         <w:annotationRef/>
       </w:r>
       <w:r>
-        <w:t xml:space="preserve">A </w:t>
-      </w:r>
-      <w:proofErr w:type="spellStart"/>
-      <w:r>
-        <w:t>verifier</w:t>
-      </w:r>
-      <w:proofErr w:type="spellEnd"/>
+        <w:t>A verifier</w:t>
+      </w:r>
     </w:p>
   </w:comment>
   <w:comment w:id="11" w:author="MalcomDev" w:date="2026-09-06T16:27:00Z" w:initials="M">
     <w:p>
       <w:pPr>
         <w:pStyle w:val="Commentaire"/>
-        <w:rPr>
-          <w:lang w:val="en-US"/>
-        </w:rPr>
       </w:pPr>
       <w:r>
         <w:rPr>
@@ -21060,19 +20800,8 @@
         <w:annotationRef/>
       </w:r>
       <w:r>
-        <w:rPr>
-          <w:lang w:val="en-US"/>
-        </w:rPr>
-        <w:t xml:space="preserve">A </w:t>
-      </w:r>
-      <w:proofErr w:type="spellStart"/>
-      <w:r>
-        <w:rPr>
-          <w:lang w:val="en-US"/>
-        </w:rPr>
-        <w:t>reecrire</w:t>
-      </w:r>
-      <w:proofErr w:type="spellEnd"/>
+        <w:t>A reecrire</w:t>
+      </w:r>
     </w:p>
   </w:comment>
   <w:comment w:id="16" w:author="MalcomDev" w:date="2026-09-06T16:50:00Z" w:initials="M">
@@ -21093,14 +20822,7 @@
         <w:rPr>
           <w:lang w:val="en-US"/>
         </w:rPr>
-        <w:t xml:space="preserve">a </w:t>
-      </w:r>
-      <w:proofErr w:type="spellStart"/>
-      <w:r>
-        <w:rPr>
-          <w:lang w:val="en-US"/>
-        </w:rPr>
-        <w:t>ree</w:t>
+        <w:t>a ree</w:t>
       </w:r>
       <w:r>
         <w:rPr>
@@ -21108,13 +20830,15 @@
         </w:rPr>
         <w:t>crire</w:t>
       </w:r>
-      <w:proofErr w:type="spellEnd"/>
     </w:p>
   </w:comment>
   <w:comment w:id="19" w:author="MalcomDev" w:date="2026-09-06T17:47:00Z" w:initials="M">
     <w:p>
       <w:pPr>
         <w:pStyle w:val="Commentaire"/>
+        <w:rPr>
+          <w:lang w:val="en-US"/>
+        </w:rPr>
       </w:pPr>
       <w:r>
         <w:rPr>
@@ -21122,19 +20846,12 @@
         </w:rPr>
         <w:annotationRef/>
       </w:r>
-      <w:proofErr w:type="spellStart"/>
-      <w:r>
-        <w:t>a</w:t>
-      </w:r>
-      <w:proofErr w:type="spellEnd"/>
-      <w:r>
-        <w:t xml:space="preserve"> </w:t>
-      </w:r>
-      <w:proofErr w:type="spellStart"/>
-      <w:r>
-        <w:t>reecrire</w:t>
-      </w:r>
-      <w:proofErr w:type="spellEnd"/>
+      <w:r>
+        <w:rPr>
+          <w:lang w:val="en-US"/>
+        </w:rPr>
+        <w:t>a reecrire</w:t>
+      </w:r>
     </w:p>
   </w:comment>
   <w:comment w:id="18" w:author="MalcomDev" w:date="2026-08-31T18:26:00Z" w:initials="M">

--- a/docs/ODD document MC-AB-SFC2.docx
+++ b/docs/ODD document MC-AB-SFC2.docx
@@ -2333,7 +2333,7 @@
                 <v:shape id="_x0000_i1025" type="#_x0000_t75" style="width:18pt;height:18.75pt" o:ole="">
                   <v:imagedata r:id="rId11" o:title=""/>
                 </v:shape>
-                <o:OLEObject Type="Embed" ProgID="Equation.DSMT4" ShapeID="_x0000_i1025" DrawAspect="Content" ObjectID="_1850892028" r:id="rId12"/>
+                <o:OLEObject Type="Embed" ProgID="Equation.DSMT4" ShapeID="_x0000_i1025" DrawAspect="Content" ObjectID="_1851482643" r:id="rId12"/>
               </w:object>
             </w:r>
           </w:p>
@@ -2383,7 +2383,7 @@
                 <v:shape id="_x0000_i1026" type="#_x0000_t75" style="width:12.75pt;height:12.75pt" o:ole="">
                   <v:imagedata r:id="rId13" o:title=""/>
                 </v:shape>
-                <o:OLEObject Type="Embed" ProgID="Equation.DSMT4" ShapeID="_x0000_i1026" DrawAspect="Content" ObjectID="_1850892029" r:id="rId14"/>
+                <o:OLEObject Type="Embed" ProgID="Equation.DSMT4" ShapeID="_x0000_i1026" DrawAspect="Content" ObjectID="_1851482644" r:id="rId14"/>
               </w:object>
             </w:r>
           </w:p>
@@ -2453,7 +2453,7 @@
                 <v:shape id="_x0000_i1027" type="#_x0000_t75" style="width:18.75pt;height:18.75pt" o:ole="">
                   <v:imagedata r:id="rId15" o:title=""/>
                 </v:shape>
-                <o:OLEObject Type="Embed" ProgID="Equation.DSMT4" ShapeID="_x0000_i1027" DrawAspect="Content" ObjectID="_1850892030" r:id="rId16"/>
+                <o:OLEObject Type="Embed" ProgID="Equation.DSMT4" ShapeID="_x0000_i1027" DrawAspect="Content" ObjectID="_1851482645" r:id="rId16"/>
               </w:object>
             </w:r>
           </w:p>
@@ -2503,7 +2503,7 @@
                 <v:shape id="_x0000_i1028" type="#_x0000_t75" style="width:16.5pt;height:15pt" o:ole="">
                   <v:imagedata r:id="rId17" o:title=""/>
                 </v:shape>
-                <o:OLEObject Type="Embed" ProgID="Equation.DSMT4" ShapeID="_x0000_i1028" DrawAspect="Content" ObjectID="_1850892031" r:id="rId18"/>
+                <o:OLEObject Type="Embed" ProgID="Equation.DSMT4" ShapeID="_x0000_i1028" DrawAspect="Content" ObjectID="_1851482646" r:id="rId18"/>
               </w:object>
             </w:r>
           </w:p>
@@ -2573,7 +2573,7 @@
                 <v:shape id="_x0000_i1029" type="#_x0000_t75" style="width:18pt;height:18.75pt" o:ole="">
                   <v:imagedata r:id="rId19" o:title=""/>
                 </v:shape>
-                <o:OLEObject Type="Embed" ProgID="Equation.DSMT4" ShapeID="_x0000_i1029" DrawAspect="Content" ObjectID="_1850892032" r:id="rId20"/>
+                <o:OLEObject Type="Embed" ProgID="Equation.DSMT4" ShapeID="_x0000_i1029" DrawAspect="Content" ObjectID="_1851482647" r:id="rId20"/>
               </w:object>
             </w:r>
           </w:p>
@@ -2623,7 +2623,7 @@
                 <v:shape id="_x0000_i1030" type="#_x0000_t75" style="width:16.5pt;height:15pt" o:ole="">
                   <v:imagedata r:id="rId21" o:title=""/>
                 </v:shape>
-                <o:OLEObject Type="Embed" ProgID="Equation.DSMT4" ShapeID="_x0000_i1030" DrawAspect="Content" ObjectID="_1850892033" r:id="rId22"/>
+                <o:OLEObject Type="Embed" ProgID="Equation.DSMT4" ShapeID="_x0000_i1030" DrawAspect="Content" ObjectID="_1851482648" r:id="rId22"/>
               </w:object>
             </w:r>
           </w:p>
@@ -2693,7 +2693,7 @@
                 <v:shape id="_x0000_i1031" type="#_x0000_t75" style="width:18pt;height:18.75pt" o:ole="">
                   <v:imagedata r:id="rId23" o:title=""/>
                 </v:shape>
-                <o:OLEObject Type="Embed" ProgID="Equation.DSMT4" ShapeID="_x0000_i1031" DrawAspect="Content" ObjectID="_1850892034" r:id="rId24"/>
+                <o:OLEObject Type="Embed" ProgID="Equation.DSMT4" ShapeID="_x0000_i1031" DrawAspect="Content" ObjectID="_1851482649" r:id="rId24"/>
               </w:object>
             </w:r>
           </w:p>
@@ -2743,7 +2743,7 @@
                 <v:shape id="_x0000_i1032" type="#_x0000_t75" style="width:16.5pt;height:15pt" o:ole="">
                   <v:imagedata r:id="rId25" o:title=""/>
                 </v:shape>
-                <o:OLEObject Type="Embed" ProgID="Equation.DSMT4" ShapeID="_x0000_i1032" DrawAspect="Content" ObjectID="_1850892035" r:id="rId26"/>
+                <o:OLEObject Type="Embed" ProgID="Equation.DSMT4" ShapeID="_x0000_i1032" DrawAspect="Content" ObjectID="_1851482650" r:id="rId26"/>
               </w:object>
             </w:r>
           </w:p>
@@ -2822,7 +2822,7 @@
                 <v:shape id="_x0000_i1033" type="#_x0000_t75" style="width:15.75pt;height:18pt" o:ole="">
                   <v:imagedata r:id="rId27" o:title=""/>
                 </v:shape>
-                <o:OLEObject Type="Embed" ProgID="Equation.DSMT4" ShapeID="_x0000_i1033" DrawAspect="Content" ObjectID="_1850892036" r:id="rId28"/>
+                <o:OLEObject Type="Embed" ProgID="Equation.DSMT4" ShapeID="_x0000_i1033" DrawAspect="Content" ObjectID="_1851482651" r:id="rId28"/>
               </w:object>
             </w:r>
           </w:p>
@@ -2872,7 +2872,7 @@
                 <v:shape id="_x0000_i1034" type="#_x0000_t75" style="width:16.5pt;height:15pt" o:ole="">
                   <v:imagedata r:id="rId29" o:title=""/>
                 </v:shape>
-                <o:OLEObject Type="Embed" ProgID="Equation.DSMT4" ShapeID="_x0000_i1034" DrawAspect="Content" ObjectID="_1850892037" r:id="rId30"/>
+                <o:OLEObject Type="Embed" ProgID="Equation.DSMT4" ShapeID="_x0000_i1034" DrawAspect="Content" ObjectID="_1851482652" r:id="rId30"/>
               </w:object>
             </w:r>
           </w:p>
@@ -2942,7 +2942,7 @@
                 <v:shape id="_x0000_i1035" type="#_x0000_t75" style="width:15.75pt;height:18pt" o:ole="">
                   <v:imagedata r:id="rId31" o:title=""/>
                 </v:shape>
-                <o:OLEObject Type="Embed" ProgID="Equation.DSMT4" ShapeID="_x0000_i1035" DrawAspect="Content" ObjectID="_1850892038" r:id="rId32"/>
+                <o:OLEObject Type="Embed" ProgID="Equation.DSMT4" ShapeID="_x0000_i1035" DrawAspect="Content" ObjectID="_1851482653" r:id="rId32"/>
               </w:object>
             </w:r>
           </w:p>
@@ -2992,7 +2992,7 @@
                 <v:shape id="_x0000_i1036" type="#_x0000_t75" style="width:16.5pt;height:15pt" o:ole="">
                   <v:imagedata r:id="rId33" o:title=""/>
                 </v:shape>
-                <o:OLEObject Type="Embed" ProgID="Equation.DSMT4" ShapeID="_x0000_i1036" DrawAspect="Content" ObjectID="_1850892039" r:id="rId34"/>
+                <o:OLEObject Type="Embed" ProgID="Equation.DSMT4" ShapeID="_x0000_i1036" DrawAspect="Content" ObjectID="_1851482654" r:id="rId34"/>
               </w:object>
             </w:r>
           </w:p>
@@ -3071,7 +3071,7 @@
                 <v:shape id="_x0000_i1037" type="#_x0000_t75" style="width:18.75pt;height:20.25pt" o:ole="">
                   <v:imagedata r:id="rId35" o:title=""/>
                 </v:shape>
-                <o:OLEObject Type="Embed" ProgID="Equation.DSMT4" ShapeID="_x0000_i1037" DrawAspect="Content" ObjectID="_1850892040" r:id="rId36"/>
+                <o:OLEObject Type="Embed" ProgID="Equation.DSMT4" ShapeID="_x0000_i1037" DrawAspect="Content" ObjectID="_1851482655" r:id="rId36"/>
               </w:object>
             </w:r>
           </w:p>
@@ -3121,7 +3121,7 @@
                 <v:shape id="_x0000_i1038" type="#_x0000_t75" style="width:16.5pt;height:15pt" o:ole="">
                   <v:imagedata r:id="rId37" o:title=""/>
                 </v:shape>
-                <o:OLEObject Type="Embed" ProgID="Equation.DSMT4" ShapeID="_x0000_i1038" DrawAspect="Content" ObjectID="_1850892041" r:id="rId38"/>
+                <o:OLEObject Type="Embed" ProgID="Equation.DSMT4" ShapeID="_x0000_i1038" DrawAspect="Content" ObjectID="_1851482656" r:id="rId38"/>
               </w:object>
             </w:r>
           </w:p>
@@ -3191,7 +3191,7 @@
                 <v:shape id="_x0000_i1039" type="#_x0000_t75" style="width:14.25pt;height:20.25pt" o:ole="">
                   <v:imagedata r:id="rId39" o:title=""/>
                 </v:shape>
-                <o:OLEObject Type="Embed" ProgID="Equation.DSMT4" ShapeID="_x0000_i1039" DrawAspect="Content" ObjectID="_1850892042" r:id="rId40"/>
+                <o:OLEObject Type="Embed" ProgID="Equation.DSMT4" ShapeID="_x0000_i1039" DrawAspect="Content" ObjectID="_1851482657" r:id="rId40"/>
               </w:object>
             </w:r>
           </w:p>
@@ -3241,7 +3241,7 @@
                 <v:shape id="_x0000_i1040" type="#_x0000_t75" style="width:16.5pt;height:15pt" o:ole="">
                   <v:imagedata r:id="rId41" o:title=""/>
                 </v:shape>
-                <o:OLEObject Type="Embed" ProgID="Equation.DSMT4" ShapeID="_x0000_i1040" DrawAspect="Content" ObjectID="_1850892043" r:id="rId42"/>
+                <o:OLEObject Type="Embed" ProgID="Equation.DSMT4" ShapeID="_x0000_i1040" DrawAspect="Content" ObjectID="_1851482658" r:id="rId42"/>
               </w:object>
             </w:r>
           </w:p>
@@ -3320,7 +3320,7 @@
                 <v:shape id="_x0000_i1041" type="#_x0000_t75" style="width:13.5pt;height:18pt" o:ole="">
                   <v:imagedata r:id="rId43" o:title=""/>
                 </v:shape>
-                <o:OLEObject Type="Embed" ProgID="Equation.DSMT4" ShapeID="_x0000_i1041" DrawAspect="Content" ObjectID="_1850892044" r:id="rId44"/>
+                <o:OLEObject Type="Embed" ProgID="Equation.DSMT4" ShapeID="_x0000_i1041" DrawAspect="Content" ObjectID="_1851482659" r:id="rId44"/>
               </w:object>
             </w:r>
           </w:p>
@@ -3370,7 +3370,7 @@
                 <v:shape id="_x0000_i1042" type="#_x0000_t75" style="width:16.5pt;height:15pt" o:ole="">
                   <v:imagedata r:id="rId37" o:title=""/>
                 </v:shape>
-                <o:OLEObject Type="Embed" ProgID="Equation.DSMT4" ShapeID="_x0000_i1042" DrawAspect="Content" ObjectID="_1850892045" r:id="rId45"/>
+                <o:OLEObject Type="Embed" ProgID="Equation.DSMT4" ShapeID="_x0000_i1042" DrawAspect="Content" ObjectID="_1851482660" r:id="rId45"/>
               </w:object>
             </w:r>
           </w:p>
@@ -3452,7 +3452,7 @@
                 <v:shape id="_x0000_i1043" type="#_x0000_t75" style="width:16.5pt;height:18pt" o:ole="">
                   <v:imagedata r:id="rId46" o:title=""/>
                 </v:shape>
-                <o:OLEObject Type="Embed" ProgID="Equation.DSMT4" ShapeID="_x0000_i1043" DrawAspect="Content" ObjectID="_1850892046" r:id="rId47"/>
+                <o:OLEObject Type="Embed" ProgID="Equation.DSMT4" ShapeID="_x0000_i1043" DrawAspect="Content" ObjectID="_1851482661" r:id="rId47"/>
               </w:object>
             </w:r>
           </w:p>
@@ -3500,7 +3500,7 @@
                 <v:shape id="_x0000_i1044" type="#_x0000_t75" style="width:16.5pt;height:15pt" o:ole="">
                   <v:imagedata r:id="rId41" o:title=""/>
                 </v:shape>
-                <o:OLEObject Type="Embed" ProgID="Equation.DSMT4" ShapeID="_x0000_i1044" DrawAspect="Content" ObjectID="_1850892047" r:id="rId48"/>
+                <o:OLEObject Type="Embed" ProgID="Equation.DSMT4" ShapeID="_x0000_i1044" DrawAspect="Content" ObjectID="_1851482662" r:id="rId48"/>
               </w:object>
             </w:r>
           </w:p>
@@ -3570,7 +3570,7 @@
                 <v:shape id="_x0000_i1045" type="#_x0000_t75" style="width:15pt;height:18pt" o:ole="">
                   <v:imagedata r:id="rId49" o:title=""/>
                 </v:shape>
-                <o:OLEObject Type="Embed" ProgID="Equation.DSMT4" ShapeID="_x0000_i1045" DrawAspect="Content" ObjectID="_1850892048" r:id="rId50"/>
+                <o:OLEObject Type="Embed" ProgID="Equation.DSMT4" ShapeID="_x0000_i1045" DrawAspect="Content" ObjectID="_1851482663" r:id="rId50"/>
               </w:object>
             </w:r>
           </w:p>
@@ -3620,7 +3620,7 @@
                 <v:shape id="_x0000_i1046" type="#_x0000_t75" style="width:16.5pt;height:15pt" o:ole="">
                   <v:imagedata r:id="rId41" o:title=""/>
                 </v:shape>
-                <o:OLEObject Type="Embed" ProgID="Equation.DSMT4" ShapeID="_x0000_i1046" DrawAspect="Content" ObjectID="_1850892049" r:id="rId51"/>
+                <o:OLEObject Type="Embed" ProgID="Equation.DSMT4" ShapeID="_x0000_i1046" DrawAspect="Content" ObjectID="_1851482664" r:id="rId51"/>
               </w:object>
             </w:r>
           </w:p>
@@ -4376,7 +4376,7 @@
                 <v:shape id="_x0000_i1047" type="#_x0000_t75" style="width:12pt;height:18pt" o:ole="">
                   <v:imagedata r:id="rId52" o:title=""/>
                 </v:shape>
-                <o:OLEObject Type="Embed" ProgID="Equation.DSMT4" ShapeID="_x0000_i1047" DrawAspect="Content" ObjectID="_1850892050" r:id="rId53"/>
+                <o:OLEObject Type="Embed" ProgID="Equation.DSMT4" ShapeID="_x0000_i1047" DrawAspect="Content" ObjectID="_1851482665" r:id="rId53"/>
               </w:object>
             </w:r>
           </w:p>
@@ -4441,7 +4441,7 @@
                 <v:shape id="_x0000_i1048" type="#_x0000_t75" style="width:22.5pt;height:13.5pt" o:ole="">
                   <v:imagedata r:id="rId54" o:title=""/>
                 </v:shape>
-                <o:OLEObject Type="Embed" ProgID="Equation.DSMT4" ShapeID="_x0000_i1048" DrawAspect="Content" ObjectID="_1850892051" r:id="rId55"/>
+                <o:OLEObject Type="Embed" ProgID="Equation.DSMT4" ShapeID="_x0000_i1048" DrawAspect="Content" ObjectID="_1851482666" r:id="rId55"/>
               </w:object>
             </w:r>
           </w:p>
@@ -4512,7 +4512,7 @@
                 <v:shape id="_x0000_i1049" type="#_x0000_t75" style="width:15.75pt;height:18pt" o:ole="">
                   <v:imagedata r:id="rId56" o:title=""/>
                 </v:shape>
-                <o:OLEObject Type="Embed" ProgID="Equation.DSMT4" ShapeID="_x0000_i1049" DrawAspect="Content" ObjectID="_1850892052" r:id="rId57"/>
+                <o:OLEObject Type="Embed" ProgID="Equation.DSMT4" ShapeID="_x0000_i1049" DrawAspect="Content" ObjectID="_1851482667" r:id="rId57"/>
               </w:object>
             </w:r>
           </w:p>
@@ -4565,7 +4565,7 @@
                 <v:shape id="_x0000_i1050" type="#_x0000_t75" style="width:22.5pt;height:13.5pt" o:ole="">
                   <v:imagedata r:id="rId54" o:title=""/>
                 </v:shape>
-                <o:OLEObject Type="Embed" ProgID="Equation.DSMT4" ShapeID="_x0000_i1050" DrawAspect="Content" ObjectID="_1850892053" r:id="rId58"/>
+                <o:OLEObject Type="Embed" ProgID="Equation.DSMT4" ShapeID="_x0000_i1050" DrawAspect="Content" ObjectID="_1851482668" r:id="rId58"/>
               </w:object>
             </w:r>
           </w:p>
@@ -4645,7 +4645,7 @@
                 <v:shape id="_x0000_i1051" type="#_x0000_t75" style="width:12pt;height:18pt" o:ole="">
                   <v:imagedata r:id="rId59" o:title=""/>
                 </v:shape>
-                <o:OLEObject Type="Embed" ProgID="Equation.DSMT4" ShapeID="_x0000_i1051" DrawAspect="Content" ObjectID="_1850892054" r:id="rId60"/>
+                <o:OLEObject Type="Embed" ProgID="Equation.DSMT4" ShapeID="_x0000_i1051" DrawAspect="Content" ObjectID="_1851482669" r:id="rId60"/>
               </w:object>
             </w:r>
           </w:p>
@@ -4695,7 +4695,7 @@
                 <v:shape id="_x0000_i1052" type="#_x0000_t75" style="width:22.5pt;height:13.5pt" o:ole="">
                   <v:imagedata r:id="rId54" o:title=""/>
                 </v:shape>
-                <o:OLEObject Type="Embed" ProgID="Equation.DSMT4" ShapeID="_x0000_i1052" DrawAspect="Content" ObjectID="_1850892055" r:id="rId61"/>
+                <o:OLEObject Type="Embed" ProgID="Equation.DSMT4" ShapeID="_x0000_i1052" DrawAspect="Content" ObjectID="_1851482670" r:id="rId61"/>
               </w:object>
             </w:r>
           </w:p>
@@ -4766,7 +4766,7 @@
                 <v:shape id="_x0000_i1053" type="#_x0000_t75" style="width:14.25pt;height:18pt" o:ole="">
                   <v:imagedata r:id="rId62" o:title=""/>
                 </v:shape>
-                <o:OLEObject Type="Embed" ProgID="Equation.DSMT4" ShapeID="_x0000_i1053" DrawAspect="Content" ObjectID="_1850892056" r:id="rId63"/>
+                <o:OLEObject Type="Embed" ProgID="Equation.DSMT4" ShapeID="_x0000_i1053" DrawAspect="Content" ObjectID="_1851482671" r:id="rId63"/>
               </w:object>
             </w:r>
           </w:p>
@@ -4816,7 +4816,7 @@
                 <v:shape id="_x0000_i1054" type="#_x0000_t75" style="width:22.5pt;height:13.5pt" o:ole="">
                   <v:imagedata r:id="rId54" o:title=""/>
                 </v:shape>
-                <o:OLEObject Type="Embed" ProgID="Equation.DSMT4" ShapeID="_x0000_i1054" DrawAspect="Content" ObjectID="_1850892057" r:id="rId64"/>
+                <o:OLEObject Type="Embed" ProgID="Equation.DSMT4" ShapeID="_x0000_i1054" DrawAspect="Content" ObjectID="_1851482672" r:id="rId64"/>
               </w:object>
             </w:r>
           </w:p>
@@ -4909,7 +4909,7 @@
                 <v:shape id="_x0000_i1055" type="#_x0000_t75" style="width:18.75pt;height:18pt" o:ole="">
                   <v:imagedata r:id="rId65" o:title=""/>
                 </v:shape>
-                <o:OLEObject Type="Embed" ProgID="Equation.DSMT4" ShapeID="_x0000_i1055" DrawAspect="Content" ObjectID="_1850892058" r:id="rId66"/>
+                <o:OLEObject Type="Embed" ProgID="Equation.DSMT4" ShapeID="_x0000_i1055" DrawAspect="Content" ObjectID="_1851482673" r:id="rId66"/>
               </w:object>
             </w:r>
           </w:p>
@@ -4957,7 +4957,7 @@
                 <v:shape id="_x0000_i1056" type="#_x0000_t75" style="width:16.5pt;height:12pt" o:ole="">
                   <v:imagedata r:id="rId67" o:title=""/>
                 </v:shape>
-                <o:OLEObject Type="Embed" ProgID="Equation.DSMT4" ShapeID="_x0000_i1056" DrawAspect="Content" ObjectID="_1850892059" r:id="rId68"/>
+                <o:OLEObject Type="Embed" ProgID="Equation.DSMT4" ShapeID="_x0000_i1056" DrawAspect="Content" ObjectID="_1851482674" r:id="rId68"/>
               </w:object>
             </w:r>
           </w:p>
@@ -5030,7 +5030,7 @@
                 <v:shape id="_x0000_i1057" type="#_x0000_t75" style="width:15pt;height:18pt" o:ole="">
                   <v:imagedata r:id="rId69" o:title=""/>
                 </v:shape>
-                <o:OLEObject Type="Embed" ProgID="Equation.DSMT4" ShapeID="_x0000_i1057" DrawAspect="Content" ObjectID="_1850892060" r:id="rId70"/>
+                <o:OLEObject Type="Embed" ProgID="Equation.DSMT4" ShapeID="_x0000_i1057" DrawAspect="Content" ObjectID="_1851482675" r:id="rId70"/>
               </w:object>
             </w:r>
           </w:p>
@@ -5080,7 +5080,7 @@
                 <v:shape id="_x0000_i1058" type="#_x0000_t75" style="width:22.5pt;height:13.5pt" o:ole="">
                   <v:imagedata r:id="rId54" o:title=""/>
                 </v:shape>
-                <o:OLEObject Type="Embed" ProgID="Equation.DSMT4" ShapeID="_x0000_i1058" DrawAspect="Content" ObjectID="_1850892061" r:id="rId71"/>
+                <o:OLEObject Type="Embed" ProgID="Equation.DSMT4" ShapeID="_x0000_i1058" DrawAspect="Content" ObjectID="_1851482676" r:id="rId71"/>
               </w:object>
             </w:r>
           </w:p>
@@ -5153,7 +5153,7 @@
                 <v:shape id="_x0000_i1059" type="#_x0000_t75" style="width:35.25pt;height:18.75pt" o:ole="">
                   <v:imagedata r:id="rId72" o:title=""/>
                 </v:shape>
-                <o:OLEObject Type="Embed" ProgID="Equation.DSMT4" ShapeID="_x0000_i1059" DrawAspect="Content" ObjectID="_1850892062" r:id="rId73"/>
+                <o:OLEObject Type="Embed" ProgID="Equation.DSMT4" ShapeID="_x0000_i1059" DrawAspect="Content" ObjectID="_1851482677" r:id="rId73"/>
               </w:object>
             </w:r>
           </w:p>
@@ -5203,7 +5203,7 @@
                 <v:shape id="_x0000_i1060" type="#_x0000_t75" style="width:22.5pt;height:13.5pt" o:ole="">
                   <v:imagedata r:id="rId54" o:title=""/>
                 </v:shape>
-                <o:OLEObject Type="Embed" ProgID="Equation.DSMT4" ShapeID="_x0000_i1060" DrawAspect="Content" ObjectID="_1850892063" r:id="rId74"/>
+                <o:OLEObject Type="Embed" ProgID="Equation.DSMT4" ShapeID="_x0000_i1060" DrawAspect="Content" ObjectID="_1851482678" r:id="rId74"/>
               </w:object>
             </w:r>
           </w:p>
@@ -5286,7 +5286,7 @@
                 <v:shape id="_x0000_i1061" type="#_x0000_t75" style="width:21pt;height:17.25pt" o:ole="">
                   <v:imagedata r:id="rId75" o:title=""/>
                 </v:shape>
-                <o:OLEObject Type="Embed" ProgID="Equation.DSMT4" ShapeID="_x0000_i1061" DrawAspect="Content" ObjectID="_1850892064" r:id="rId76"/>
+                <o:OLEObject Type="Embed" ProgID="Equation.DSMT4" ShapeID="_x0000_i1061" DrawAspect="Content" ObjectID="_1851482679" r:id="rId76"/>
               </w:object>
             </w:r>
           </w:p>
@@ -5339,7 +5339,7 @@
                 <v:shape id="_x0000_i1062" type="#_x0000_t75" style="width:16.5pt;height:12pt" o:ole="">
                   <v:imagedata r:id="rId67" o:title=""/>
                 </v:shape>
-                <o:OLEObject Type="Embed" ProgID="Equation.DSMT4" ShapeID="_x0000_i1062" DrawAspect="Content" ObjectID="_1850892065" r:id="rId77"/>
+                <o:OLEObject Type="Embed" ProgID="Equation.DSMT4" ShapeID="_x0000_i1062" DrawAspect="Content" ObjectID="_1851482680" r:id="rId77"/>
               </w:object>
             </w:r>
           </w:p>
@@ -6962,6 +6962,9 @@
             <w:r>
               <w:t>Government</w:t>
             </w:r>
+            <w:r>
+              <w:t>s</w:t>
+            </w:r>
           </w:p>
         </w:tc>
         <w:tc>
@@ -7070,6 +7073,9 @@
             <w:r>
               <w:t>k</w:t>
             </w:r>
+            <w:r>
+              <w:t>s</w:t>
+            </w:r>
           </w:p>
         </w:tc>
         <w:tc>
@@ -7148,21 +7154,7 @@
                 <w:i/>
                 <w:iCs/>
               </w:rPr>
-              <w:t xml:space="preserve">National </w:t>
-            </w:r>
-            <w:r>
-              <w:rPr>
-                <w:i/>
-                <w:iCs/>
-              </w:rPr>
-              <w:t xml:space="preserve">Central </w:t>
-            </w:r>
-            <w:r>
-              <w:rPr>
-                <w:i/>
-                <w:iCs/>
-              </w:rPr>
-              <w:t>Bank</w:t>
+              <w:t>Policy Maker</w:t>
             </w:r>
           </w:p>
         </w:tc>
@@ -7205,7 +7197,10 @@
               <w:pStyle w:val="TableNormal"/>
             </w:pPr>
             <w:r>
-              <w:t xml:space="preserve">national </w:t>
+              <w:t>union</w:t>
+            </w:r>
+            <w:r>
+              <w:t xml:space="preserve"> </w:t>
             </w:r>
             <w:r>
               <w:t>monetary policy</w:t>
@@ -7259,21 +7254,7 @@
                 <w:i/>
                 <w:iCs/>
               </w:rPr>
-              <w:t xml:space="preserve">Union </w:t>
-            </w:r>
-            <w:r>
-              <w:rPr>
-                <w:i/>
-                <w:iCs/>
-              </w:rPr>
-              <w:t xml:space="preserve">Central </w:t>
-            </w:r>
-            <w:r>
-              <w:rPr>
-                <w:i/>
-                <w:iCs/>
-              </w:rPr>
-              <w:t>Bank</w:t>
+              <w:t>Policy Implementer</w:t>
             </w:r>
           </w:p>
         </w:tc>
@@ -7295,6 +7276,9 @@
             <w:r>
               <w:t>Central Bank</w:t>
             </w:r>
+            <w:r>
+              <w:t>s</w:t>
+            </w:r>
           </w:p>
         </w:tc>
         <w:tc>
@@ -7313,7 +7297,10 @@
               <w:pStyle w:val="TableNormal"/>
             </w:pPr>
             <w:r>
-              <w:t>union monetary policy</w:t>
+              <w:t>national</w:t>
+            </w:r>
+            <w:r>
+              <w:t xml:space="preserve"> monetary policy</w:t>
             </w:r>
           </w:p>
         </w:tc>
@@ -7746,7 +7733,7 @@
                 <v:shape id="_x0000_i1063" type="#_x0000_t75" style="width:13.5pt;height:18pt" o:ole="">
                   <v:imagedata r:id="rId78" o:title=""/>
                 </v:shape>
-                <o:OLEObject Type="Embed" ProgID="Equation.DSMT4" ShapeID="_x0000_i1063" DrawAspect="Content" ObjectID="_1850892066" r:id="rId79"/>
+                <o:OLEObject Type="Embed" ProgID="Equation.DSMT4" ShapeID="_x0000_i1063" DrawAspect="Content" ObjectID="_1851482681" r:id="rId79"/>
               </w:object>
             </w:r>
           </w:p>
@@ -7797,7 +7784,7 @@
                 <v:shape id="_x0000_i1064" type="#_x0000_t75" style="width:21.75pt;height:14.25pt" o:ole="">
                   <v:imagedata r:id="rId54" o:title=""/>
                 </v:shape>
-                <o:OLEObject Type="Embed" ProgID="Equation.DSMT4" ShapeID="_x0000_i1064" DrawAspect="Content" ObjectID="_1850892067" r:id="rId80"/>
+                <o:OLEObject Type="Embed" ProgID="Equation.DSMT4" ShapeID="_x0000_i1064" DrawAspect="Content" ObjectID="_1851482682" r:id="rId80"/>
               </w:object>
             </w:r>
           </w:p>
@@ -7873,7 +7860,7 @@
                 <v:shape id="_x0000_i1065" type="#_x0000_t75" style="width:19.5pt;height:18pt" o:ole="">
                   <v:imagedata r:id="rId81" o:title=""/>
                 </v:shape>
-                <o:OLEObject Type="Embed" ProgID="Equation.DSMT4" ShapeID="_x0000_i1065" DrawAspect="Content" ObjectID="_1850892068" r:id="rId82"/>
+                <o:OLEObject Type="Embed" ProgID="Equation.DSMT4" ShapeID="_x0000_i1065" DrawAspect="Content" ObjectID="_1851482683" r:id="rId82"/>
               </w:object>
             </w:r>
           </w:p>
@@ -7924,7 +7911,7 @@
                 <v:shape id="_x0000_i1066" type="#_x0000_t75" style="width:21.75pt;height:14.25pt" o:ole="">
                   <v:imagedata r:id="rId54" o:title=""/>
                 </v:shape>
-                <o:OLEObject Type="Embed" ProgID="Equation.DSMT4" ShapeID="_x0000_i1066" DrawAspect="Content" ObjectID="_1850892069" r:id="rId83"/>
+                <o:OLEObject Type="Embed" ProgID="Equation.DSMT4" ShapeID="_x0000_i1066" DrawAspect="Content" ObjectID="_1851482684" r:id="rId83"/>
               </w:object>
             </w:r>
           </w:p>
@@ -8000,7 +7987,7 @@
                 <v:shape id="_x0000_i1067" type="#_x0000_t75" style="width:12pt;height:18pt" o:ole="">
                   <v:imagedata r:id="rId84" o:title=""/>
                 </v:shape>
-                <o:OLEObject Type="Embed" ProgID="Equation.DSMT4" ShapeID="_x0000_i1067" DrawAspect="Content" ObjectID="_1850892070" r:id="rId85"/>
+                <o:OLEObject Type="Embed" ProgID="Equation.DSMT4" ShapeID="_x0000_i1067" DrawAspect="Content" ObjectID="_1851482685" r:id="rId85"/>
               </w:object>
             </w:r>
           </w:p>
@@ -8051,7 +8038,7 @@
                 <v:shape id="_x0000_i1068" type="#_x0000_t75" style="width:21.75pt;height:14.25pt" o:ole="">
                   <v:imagedata r:id="rId54" o:title=""/>
                 </v:shape>
-                <o:OLEObject Type="Embed" ProgID="Equation.DSMT4" ShapeID="_x0000_i1068" DrawAspect="Content" ObjectID="_1850892071" r:id="rId86"/>
+                <o:OLEObject Type="Embed" ProgID="Equation.DSMT4" ShapeID="_x0000_i1068" DrawAspect="Content" ObjectID="_1851482686" r:id="rId86"/>
               </w:object>
             </w:r>
           </w:p>
@@ -8127,7 +8114,7 @@
                 <v:shape id="_x0000_i1069" type="#_x0000_t75" style="width:12pt;height:18pt" o:ole="">
                   <v:imagedata r:id="rId87" o:title=""/>
                 </v:shape>
-                <o:OLEObject Type="Embed" ProgID="Equation.DSMT4" ShapeID="_x0000_i1069" DrawAspect="Content" ObjectID="_1850892072" r:id="rId88"/>
+                <o:OLEObject Type="Embed" ProgID="Equation.DSMT4" ShapeID="_x0000_i1069" DrawAspect="Content" ObjectID="_1851482687" r:id="rId88"/>
               </w:object>
             </w:r>
           </w:p>
@@ -8178,7 +8165,7 @@
                 <v:shape id="_x0000_i1070" type="#_x0000_t75" style="width:21.75pt;height:14.25pt" o:ole="">
                   <v:imagedata r:id="rId54" o:title=""/>
                 </v:shape>
-                <o:OLEObject Type="Embed" ProgID="Equation.DSMT4" ShapeID="_x0000_i1070" DrawAspect="Content" ObjectID="_1850892073" r:id="rId89"/>
+                <o:OLEObject Type="Embed" ProgID="Equation.DSMT4" ShapeID="_x0000_i1070" DrawAspect="Content" ObjectID="_1851482688" r:id="rId89"/>
               </w:object>
             </w:r>
           </w:p>
@@ -8254,7 +8241,7 @@
                 <v:shape id="_x0000_i1071" type="#_x0000_t75" style="width:11.25pt;height:18pt" o:ole="">
                   <v:imagedata r:id="rId90" o:title=""/>
                 </v:shape>
-                <o:OLEObject Type="Embed" ProgID="Equation.DSMT4" ShapeID="_x0000_i1071" DrawAspect="Content" ObjectID="_1850892074" r:id="rId91"/>
+                <o:OLEObject Type="Embed" ProgID="Equation.DSMT4" ShapeID="_x0000_i1071" DrawAspect="Content" ObjectID="_1851482689" r:id="rId91"/>
               </w:object>
             </w:r>
           </w:p>
@@ -8302,7 +8289,7 @@
                 <v:shape id="_x0000_i1072" type="#_x0000_t75" style="width:21.75pt;height:14.25pt" o:ole="">
                   <v:imagedata r:id="rId54" o:title=""/>
                 </v:shape>
-                <o:OLEObject Type="Embed" ProgID="Equation.DSMT4" ShapeID="_x0000_i1072" DrawAspect="Content" ObjectID="_1850892075" r:id="rId92"/>
+                <o:OLEObject Type="Embed" ProgID="Equation.DSMT4" ShapeID="_x0000_i1072" DrawAspect="Content" ObjectID="_1851482690" r:id="rId92"/>
               </w:object>
             </w:r>
           </w:p>
@@ -8378,7 +8365,7 @@
                 <v:shape id="_x0000_i1073" type="#_x0000_t75" style="width:12pt;height:11.25pt" o:ole="">
                   <v:imagedata r:id="rId93" o:title=""/>
                 </v:shape>
-                <o:OLEObject Type="Embed" ProgID="Equation.DSMT4" ShapeID="_x0000_i1073" DrawAspect="Content" ObjectID="_1850892076" r:id="rId94"/>
+                <o:OLEObject Type="Embed" ProgID="Equation.DSMT4" ShapeID="_x0000_i1073" DrawAspect="Content" ObjectID="_1851482691" r:id="rId94"/>
               </w:object>
             </w:r>
           </w:p>
@@ -8429,7 +8416,7 @@
                 <v:shape id="_x0000_i1074" type="#_x0000_t75" style="width:35.25pt;height:20.25pt" o:ole="">
                   <v:imagedata r:id="rId95" o:title=""/>
                 </v:shape>
-                <o:OLEObject Type="Embed" ProgID="Equation.DSMT4" ShapeID="_x0000_i1074" DrawAspect="Content" ObjectID="_1850892077" r:id="rId96"/>
+                <o:OLEObject Type="Embed" ProgID="Equation.DSMT4" ShapeID="_x0000_i1074" DrawAspect="Content" ObjectID="_1851482692" r:id="rId96"/>
               </w:object>
             </w:r>
           </w:p>
@@ -8514,7 +8501,7 @@
                 <v:shape id="_x0000_i1075" type="#_x0000_t75" style="width:12pt;height:11.25pt" o:ole="">
                   <v:imagedata r:id="rId93" o:title=""/>
                 </v:shape>
-                <o:OLEObject Type="Embed" ProgID="Equation.DSMT4" ShapeID="_x0000_i1075" DrawAspect="Content" ObjectID="_1850892078" r:id="rId97"/>
+                <o:OLEObject Type="Embed" ProgID="Equation.DSMT4" ShapeID="_x0000_i1075" DrawAspect="Content" ObjectID="_1851482693" r:id="rId97"/>
               </w:object>
             </w:r>
           </w:p>
@@ -8565,7 +8552,7 @@
                 <v:shape id="_x0000_i1076" type="#_x0000_t75" style="width:35.25pt;height:20.25pt" o:ole="">
                   <v:imagedata r:id="rId98" o:title=""/>
                 </v:shape>
-                <o:OLEObject Type="Embed" ProgID="Equation.DSMT4" ShapeID="_x0000_i1076" DrawAspect="Content" ObjectID="_1850892079" r:id="rId99"/>
+                <o:OLEObject Type="Embed" ProgID="Equation.DSMT4" ShapeID="_x0000_i1076" DrawAspect="Content" ObjectID="_1851482694" r:id="rId99"/>
               </w:object>
             </w:r>
           </w:p>
@@ -8650,7 +8637,7 @@
                 <v:shape id="_x0000_i1077" type="#_x0000_t75" style="width:13.5pt;height:18pt" o:ole="">
                   <v:imagedata r:id="rId100" o:title=""/>
                 </v:shape>
-                <o:OLEObject Type="Embed" ProgID="Equation.DSMT4" ShapeID="_x0000_i1077" DrawAspect="Content" ObjectID="_1850892080" r:id="rId101"/>
+                <o:OLEObject Type="Embed" ProgID="Equation.DSMT4" ShapeID="_x0000_i1077" DrawAspect="Content" ObjectID="_1851482695" r:id="rId101"/>
               </w:object>
             </w:r>
           </w:p>
@@ -8698,7 +8685,7 @@
                 <v:shape id="_x0000_i1078" type="#_x0000_t75" style="width:21.75pt;height:14.25pt" o:ole="">
                   <v:imagedata r:id="rId54" o:title=""/>
                 </v:shape>
-                <o:OLEObject Type="Embed" ProgID="Equation.DSMT4" ShapeID="_x0000_i1078" DrawAspect="Content" ObjectID="_1850892081" r:id="rId102"/>
+                <o:OLEObject Type="Embed" ProgID="Equation.DSMT4" ShapeID="_x0000_i1078" DrawAspect="Content" ObjectID="_1851482696" r:id="rId102"/>
               </w:object>
             </w:r>
           </w:p>
@@ -8774,7 +8761,7 @@
                 <v:shape id="_x0000_i1079" type="#_x0000_t75" style="width:12.75pt;height:18.75pt" o:ole="">
                   <v:imagedata r:id="rId103" o:title=""/>
                 </v:shape>
-                <o:OLEObject Type="Embed" ProgID="Equation.DSMT4" ShapeID="_x0000_i1079" DrawAspect="Content" ObjectID="_1850892082" r:id="rId104"/>
+                <o:OLEObject Type="Embed" ProgID="Equation.DSMT4" ShapeID="_x0000_i1079" DrawAspect="Content" ObjectID="_1851482697" r:id="rId104"/>
               </w:object>
             </w:r>
           </w:p>
@@ -8824,7 +8811,7 @@
                 <v:shape id="_x0000_i1080" type="#_x0000_t75" style="width:21.75pt;height:14.25pt" o:ole="">
                   <v:imagedata r:id="rId54" o:title=""/>
                 </v:shape>
-                <o:OLEObject Type="Embed" ProgID="Equation.DSMT4" ShapeID="_x0000_i1080" DrawAspect="Content" ObjectID="_1850892083" r:id="rId105"/>
+                <o:OLEObject Type="Embed" ProgID="Equation.DSMT4" ShapeID="_x0000_i1080" DrawAspect="Content" ObjectID="_1851482698" r:id="rId105"/>
               </w:object>
             </w:r>
           </w:p>
@@ -8909,7 +8896,7 @@
                 <v:shape id="_x0000_i1081" type="#_x0000_t75" style="width:12pt;height:18.75pt" o:ole="">
                   <v:imagedata r:id="rId106" o:title=""/>
                 </v:shape>
-                <o:OLEObject Type="Embed" ProgID="Equation.DSMT4" ShapeID="_x0000_i1081" DrawAspect="Content" ObjectID="_1850892084" r:id="rId107"/>
+                <o:OLEObject Type="Embed" ProgID="Equation.DSMT4" ShapeID="_x0000_i1081" DrawAspect="Content" ObjectID="_1851482699" r:id="rId107"/>
               </w:object>
             </w:r>
           </w:p>
@@ -8962,7 +8949,7 @@
                 <v:shape id="_x0000_i1082" type="#_x0000_t75" style="width:32.25pt;height:18.75pt" o:ole="">
                   <v:imagedata r:id="rId108" o:title=""/>
                 </v:shape>
-                <o:OLEObject Type="Embed" ProgID="Equation.DSMT4" ShapeID="_x0000_i1082" DrawAspect="Content" ObjectID="_1850892085" r:id="rId109"/>
+                <o:OLEObject Type="Embed" ProgID="Equation.DSMT4" ShapeID="_x0000_i1082" DrawAspect="Content" ObjectID="_1851482700" r:id="rId109"/>
               </w:object>
             </w:r>
           </w:p>
@@ -9047,7 +9034,7 @@
                 <v:shape id="_x0000_i1083" type="#_x0000_t75" style="width:15pt;height:18.75pt" o:ole="">
                   <v:imagedata r:id="rId110" o:title=""/>
                 </v:shape>
-                <o:OLEObject Type="Embed" ProgID="Equation.DSMT4" ShapeID="_x0000_i1083" DrawAspect="Content" ObjectID="_1850892086" r:id="rId111"/>
+                <o:OLEObject Type="Embed" ProgID="Equation.DSMT4" ShapeID="_x0000_i1083" DrawAspect="Content" ObjectID="_1851482701" r:id="rId111"/>
               </w:object>
             </w:r>
           </w:p>
@@ -9103,7 +9090,7 @@
                 <v:shape id="_x0000_i1084" type="#_x0000_t75" style="width:21.75pt;height:14.25pt" o:ole="">
                   <v:imagedata r:id="rId54" o:title=""/>
                 </v:shape>
-                <o:OLEObject Type="Embed" ProgID="Equation.DSMT4" ShapeID="_x0000_i1084" DrawAspect="Content" ObjectID="_1850892087" r:id="rId112"/>
+                <o:OLEObject Type="Embed" ProgID="Equation.DSMT4" ShapeID="_x0000_i1084" DrawAspect="Content" ObjectID="_1851482702" r:id="rId112"/>
               </w:object>
             </w:r>
           </w:p>
@@ -9182,7 +9169,7 @@
                 <v:shape id="_x0000_i1085" type="#_x0000_t75" style="width:13.5pt;height:18pt" o:ole="">
                   <v:imagedata r:id="rId113" o:title=""/>
                 </v:shape>
-                <o:OLEObject Type="Embed" ProgID="Equation.DSMT4" ShapeID="_x0000_i1085" DrawAspect="Content" ObjectID="_1850892088" r:id="rId114"/>
+                <o:OLEObject Type="Embed" ProgID="Equation.DSMT4" ShapeID="_x0000_i1085" DrawAspect="Content" ObjectID="_1851482703" r:id="rId114"/>
               </w:object>
             </w:r>
           </w:p>
@@ -9235,7 +9222,7 @@
                 <v:shape id="_x0000_i1086" type="#_x0000_t75" style="width:21.75pt;height:14.25pt" o:ole="">
                   <v:imagedata r:id="rId54" o:title=""/>
                 </v:shape>
-                <o:OLEObject Type="Embed" ProgID="Equation.DSMT4" ShapeID="_x0000_i1086" DrawAspect="Content" ObjectID="_1850892089" r:id="rId115"/>
+                <o:OLEObject Type="Embed" ProgID="Equation.DSMT4" ShapeID="_x0000_i1086" DrawAspect="Content" ObjectID="_1851482704" r:id="rId115"/>
               </w:object>
             </w:r>
           </w:p>
@@ -9320,7 +9307,7 @@
                 <v:shape id="_x0000_i1087" type="#_x0000_t75" style="width:15pt;height:18.75pt" o:ole="">
                   <v:imagedata r:id="rId116" o:title=""/>
                 </v:shape>
-                <o:OLEObject Type="Embed" ProgID="Equation.DSMT4" ShapeID="_x0000_i1087" DrawAspect="Content" ObjectID="_1850892090" r:id="rId117"/>
+                <o:OLEObject Type="Embed" ProgID="Equation.DSMT4" ShapeID="_x0000_i1087" DrawAspect="Content" ObjectID="_1851482705" r:id="rId117"/>
               </w:object>
             </w:r>
           </w:p>
@@ -9373,7 +9360,7 @@
                 <v:shape id="_x0000_i1088" type="#_x0000_t75" style="width:21.75pt;height:14.25pt" o:ole="">
                   <v:imagedata r:id="rId54" o:title=""/>
                 </v:shape>
-                <o:OLEObject Type="Embed" ProgID="Equation.DSMT4" ShapeID="_x0000_i1088" DrawAspect="Content" ObjectID="_1850892091" r:id="rId118"/>
+                <o:OLEObject Type="Embed" ProgID="Equation.DSMT4" ShapeID="_x0000_i1088" DrawAspect="Content" ObjectID="_1851482706" r:id="rId118"/>
               </w:object>
             </w:r>
           </w:p>
@@ -9458,7 +9445,7 @@
                 <v:shape id="_x0000_i1089" type="#_x0000_t75" style="width:28.5pt;height:18pt" o:ole="">
                   <v:imagedata r:id="rId119" o:title=""/>
                 </v:shape>
-                <o:OLEObject Type="Embed" ProgID="Equation.DSMT4" ShapeID="_x0000_i1089" DrawAspect="Content" ObjectID="_1850892092" r:id="rId120"/>
+                <o:OLEObject Type="Embed" ProgID="Equation.DSMT4" ShapeID="_x0000_i1089" DrawAspect="Content" ObjectID="_1851482707" r:id="rId120"/>
               </w:object>
             </w:r>
           </w:p>
@@ -9511,7 +9498,7 @@
                 <v:shape id="_x0000_i1090" type="#_x0000_t75" style="width:21.75pt;height:14.25pt" o:ole="">
                   <v:imagedata r:id="rId54" o:title=""/>
                 </v:shape>
-                <o:OLEObject Type="Embed" ProgID="Equation.DSMT4" ShapeID="_x0000_i1090" DrawAspect="Content" ObjectID="_1850892093" r:id="rId121"/>
+                <o:OLEObject Type="Embed" ProgID="Equation.DSMT4" ShapeID="_x0000_i1090" DrawAspect="Content" ObjectID="_1851482708" r:id="rId121"/>
               </w:object>
             </w:r>
           </w:p>
@@ -9587,7 +9574,7 @@
                 <v:shape id="_x0000_i1091" type="#_x0000_t75" style="width:11.25pt;height:18pt" o:ole="">
                   <v:imagedata r:id="rId122" o:title=""/>
                 </v:shape>
-                <o:OLEObject Type="Embed" ProgID="Equation.DSMT4" ShapeID="_x0000_i1091" DrawAspect="Content" ObjectID="_1850892094" r:id="rId123"/>
+                <o:OLEObject Type="Embed" ProgID="Equation.DSMT4" ShapeID="_x0000_i1091" DrawAspect="Content" ObjectID="_1851482709" r:id="rId123"/>
               </w:object>
             </w:r>
           </w:p>
@@ -9640,7 +9627,7 @@
                 <v:shape id="_x0000_i1092" type="#_x0000_t75" style="width:21.75pt;height:14.25pt" o:ole="">
                   <v:imagedata r:id="rId54" o:title=""/>
                 </v:shape>
-                <o:OLEObject Type="Embed" ProgID="Equation.DSMT4" ShapeID="_x0000_i1092" DrawAspect="Content" ObjectID="_1850892095" r:id="rId124"/>
+                <o:OLEObject Type="Embed" ProgID="Equation.DSMT4" ShapeID="_x0000_i1092" DrawAspect="Content" ObjectID="_1851482710" r:id="rId124"/>
               </w:object>
             </w:r>
           </w:p>
@@ -9716,7 +9703,7 @@
                 <v:shape id="_x0000_i1093" type="#_x0000_t75" style="width:13.5pt;height:19.5pt" o:ole="">
                   <v:imagedata r:id="rId125" o:title=""/>
                 </v:shape>
-                <o:OLEObject Type="Embed" ProgID="Equation.DSMT4" ShapeID="_x0000_i1093" DrawAspect="Content" ObjectID="_1850892096" r:id="rId126"/>
+                <o:OLEObject Type="Embed" ProgID="Equation.DSMT4" ShapeID="_x0000_i1093" DrawAspect="Content" ObjectID="_1851482711" r:id="rId126"/>
               </w:object>
             </w:r>
           </w:p>
@@ -9769,7 +9756,7 @@
                 <v:shape id="_x0000_i1094" type="#_x0000_t75" style="width:21.75pt;height:14.25pt" o:ole="">
                   <v:imagedata r:id="rId54" o:title=""/>
                 </v:shape>
-                <o:OLEObject Type="Embed" ProgID="Equation.DSMT4" ShapeID="_x0000_i1094" DrawAspect="Content" ObjectID="_1850892097" r:id="rId127"/>
+                <o:OLEObject Type="Embed" ProgID="Equation.DSMT4" ShapeID="_x0000_i1094" DrawAspect="Content" ObjectID="_1851482712" r:id="rId127"/>
               </w:object>
             </w:r>
           </w:p>
@@ -9854,7 +9841,7 @@
                 <v:shape id="_x0000_i1095" type="#_x0000_t75" style="width:15.75pt;height:19.5pt" o:ole="">
                   <v:imagedata r:id="rId128" o:title=""/>
                 </v:shape>
-                <o:OLEObject Type="Embed" ProgID="Equation.DSMT4" ShapeID="_x0000_i1095" DrawAspect="Content" ObjectID="_1850892098" r:id="rId129"/>
+                <o:OLEObject Type="Embed" ProgID="Equation.DSMT4" ShapeID="_x0000_i1095" DrawAspect="Content" ObjectID="_1851482713" r:id="rId129"/>
               </w:object>
             </w:r>
           </w:p>
@@ -9910,7 +9897,7 @@
                 <v:shape id="_x0000_i1096" type="#_x0000_t75" style="width:21.75pt;height:14.25pt" o:ole="">
                   <v:imagedata r:id="rId54" o:title=""/>
                 </v:shape>
-                <o:OLEObject Type="Embed" ProgID="Equation.DSMT4" ShapeID="_x0000_i1096" DrawAspect="Content" ObjectID="_1850892099" r:id="rId130"/>
+                <o:OLEObject Type="Embed" ProgID="Equation.DSMT4" ShapeID="_x0000_i1096" DrawAspect="Content" ObjectID="_1851482714" r:id="rId130"/>
               </w:object>
             </w:r>
           </w:p>
@@ -9995,7 +9982,7 @@
                 <v:shape id="_x0000_i1097" type="#_x0000_t75" style="width:10.5pt;height:18pt" o:ole="">
                   <v:imagedata r:id="rId131" o:title=""/>
                 </v:shape>
-                <o:OLEObject Type="Embed" ProgID="Equation.DSMT4" ShapeID="_x0000_i1097" DrawAspect="Content" ObjectID="_1850892100" r:id="rId132"/>
+                <o:OLEObject Type="Embed" ProgID="Equation.DSMT4" ShapeID="_x0000_i1097" DrawAspect="Content" ObjectID="_1851482715" r:id="rId132"/>
               </w:object>
             </w:r>
           </w:p>
@@ -10048,7 +10035,7 @@
                 <v:shape id="_x0000_i1098" type="#_x0000_t75" style="width:21.75pt;height:14.25pt" o:ole="">
                   <v:imagedata r:id="rId54" o:title=""/>
                 </v:shape>
-                <o:OLEObject Type="Embed" ProgID="Equation.DSMT4" ShapeID="_x0000_i1098" DrawAspect="Content" ObjectID="_1850892101" r:id="rId133"/>
+                <o:OLEObject Type="Embed" ProgID="Equation.DSMT4" ShapeID="_x0000_i1098" DrawAspect="Content" ObjectID="_1851482716" r:id="rId133"/>
               </w:object>
             </w:r>
           </w:p>
@@ -10133,7 +10120,7 @@
                 <v:shape id="_x0000_i1099" type="#_x0000_t75" style="width:9.75pt;height:18pt" o:ole="">
                   <v:imagedata r:id="rId134" o:title=""/>
                 </v:shape>
-                <o:OLEObject Type="Embed" ProgID="Equation.DSMT4" ShapeID="_x0000_i1099" DrawAspect="Content" ObjectID="_1850892102" r:id="rId135"/>
+                <o:OLEObject Type="Embed" ProgID="Equation.DSMT4" ShapeID="_x0000_i1099" DrawAspect="Content" ObjectID="_1851482717" r:id="rId135"/>
               </w:object>
             </w:r>
           </w:p>
@@ -10186,7 +10173,7 @@
                 <v:shape id="_x0000_i1100" type="#_x0000_t75" style="width:21.75pt;height:14.25pt" o:ole="">
                   <v:imagedata r:id="rId54" o:title=""/>
                 </v:shape>
-                <o:OLEObject Type="Embed" ProgID="Equation.DSMT4" ShapeID="_x0000_i1100" DrawAspect="Content" ObjectID="_1850892103" r:id="rId136"/>
+                <o:OLEObject Type="Embed" ProgID="Equation.DSMT4" ShapeID="_x0000_i1100" DrawAspect="Content" ObjectID="_1851482718" r:id="rId136"/>
               </w:object>
             </w:r>
           </w:p>
@@ -10556,7 +10543,7 @@
                 <v:shape id="_x0000_i1101" type="#_x0000_t75" style="width:15pt;height:18pt" o:ole="">
                   <v:imagedata r:id="rId137" o:title=""/>
                 </v:shape>
-                <o:OLEObject Type="Embed" ProgID="Equation.DSMT4" ShapeID="_x0000_i1101" DrawAspect="Content" ObjectID="_1850892104" r:id="rId138"/>
+                <o:OLEObject Type="Embed" ProgID="Equation.DSMT4" ShapeID="_x0000_i1101" DrawAspect="Content" ObjectID="_1851482719" r:id="rId138"/>
               </w:object>
             </w:r>
           </w:p>
@@ -10604,7 +10591,7 @@
                 <v:shape id="_x0000_i1102" type="#_x0000_t75" style="width:17.25pt;height:12pt" o:ole="">
                   <v:imagedata r:id="rId139" o:title=""/>
                 </v:shape>
-                <o:OLEObject Type="Embed" ProgID="Equation.DSMT4" ShapeID="_x0000_i1102" DrawAspect="Content" ObjectID="_1850892105" r:id="rId140"/>
+                <o:OLEObject Type="Embed" ProgID="Equation.DSMT4" ShapeID="_x0000_i1102" DrawAspect="Content" ObjectID="_1851482720" r:id="rId140"/>
               </w:object>
             </w:r>
           </w:p>
@@ -10675,7 +10662,7 @@
                 <v:shape id="_x0000_i1103" type="#_x0000_t75" style="width:13.5pt;height:18pt" o:ole="">
                   <v:imagedata r:id="rId141" o:title=""/>
                 </v:shape>
-                <o:OLEObject Type="Embed" ProgID="Equation.DSMT4" ShapeID="_x0000_i1103" DrawAspect="Content" ObjectID="_1850892106" r:id="rId142"/>
+                <o:OLEObject Type="Embed" ProgID="Equation.DSMT4" ShapeID="_x0000_i1103" DrawAspect="Content" ObjectID="_1851482721" r:id="rId142"/>
               </w:object>
             </w:r>
           </w:p>
@@ -10723,7 +10710,7 @@
                 <v:shape id="_x0000_i1104" type="#_x0000_t75" style="width:17.25pt;height:12pt" o:ole="">
                   <v:imagedata r:id="rId139" o:title=""/>
                 </v:shape>
-                <o:OLEObject Type="Embed" ProgID="Equation.DSMT4" ShapeID="_x0000_i1104" DrawAspect="Content" ObjectID="_1850892107" r:id="rId143"/>
+                <o:OLEObject Type="Embed" ProgID="Equation.DSMT4" ShapeID="_x0000_i1104" DrawAspect="Content" ObjectID="_1851482722" r:id="rId143"/>
               </w:object>
             </w:r>
           </w:p>
@@ -10794,7 +10781,7 @@
                 <v:shape id="_x0000_i1105" type="#_x0000_t75" style="width:25.5pt;height:18pt" o:ole="">
                   <v:imagedata r:id="rId144" o:title=""/>
                 </v:shape>
-                <o:OLEObject Type="Embed" ProgID="Equation.DSMT4" ShapeID="_x0000_i1105" DrawAspect="Content" ObjectID="_1850892108" r:id="rId145"/>
+                <o:OLEObject Type="Embed" ProgID="Equation.DSMT4" ShapeID="_x0000_i1105" DrawAspect="Content" ObjectID="_1851482723" r:id="rId145"/>
               </w:object>
             </w:r>
           </w:p>
@@ -10842,7 +10829,7 @@
                 <v:shape id="_x0000_i1106" type="#_x0000_t75" style="width:17.25pt;height:12pt" o:ole="">
                   <v:imagedata r:id="rId139" o:title=""/>
                 </v:shape>
-                <o:OLEObject Type="Embed" ProgID="Equation.DSMT4" ShapeID="_x0000_i1106" DrawAspect="Content" ObjectID="_1850892109" r:id="rId146"/>
+                <o:OLEObject Type="Embed" ProgID="Equation.DSMT4" ShapeID="_x0000_i1106" DrawAspect="Content" ObjectID="_1851482724" r:id="rId146"/>
               </w:object>
             </w:r>
           </w:p>
@@ -10916,7 +10903,7 @@
                 <v:shape id="_x0000_i1107" type="#_x0000_t75" style="width:12.75pt;height:18pt" o:ole="">
                   <v:imagedata r:id="rId147" o:title=""/>
                 </v:shape>
-                <o:OLEObject Type="Embed" ProgID="Equation.DSMT4" ShapeID="_x0000_i1107" DrawAspect="Content" ObjectID="_1850892110" r:id="rId148"/>
+                <o:OLEObject Type="Embed" ProgID="Equation.DSMT4" ShapeID="_x0000_i1107" DrawAspect="Content" ObjectID="_1851482725" r:id="rId148"/>
               </w:object>
             </w:r>
           </w:p>
@@ -10964,7 +10951,7 @@
                 <v:shape id="_x0000_i1108" type="#_x0000_t75" style="width:17.25pt;height:12pt" o:ole="">
                   <v:imagedata r:id="rId139" o:title=""/>
                 </v:shape>
-                <o:OLEObject Type="Embed" ProgID="Equation.DSMT4" ShapeID="_x0000_i1108" DrawAspect="Content" ObjectID="_1850892111" r:id="rId149"/>
+                <o:OLEObject Type="Embed" ProgID="Equation.DSMT4" ShapeID="_x0000_i1108" DrawAspect="Content" ObjectID="_1851482726" r:id="rId149"/>
               </w:object>
             </w:r>
           </w:p>
@@ -11035,7 +11022,7 @@
                 <v:shape id="_x0000_i1109" type="#_x0000_t75" style="width:18pt;height:18pt" o:ole="">
                   <v:imagedata r:id="rId150" o:title=""/>
                 </v:shape>
-                <o:OLEObject Type="Embed" ProgID="Equation.DSMT4" ShapeID="_x0000_i1109" DrawAspect="Content" ObjectID="_1850892112" r:id="rId151"/>
+                <o:OLEObject Type="Embed" ProgID="Equation.DSMT4" ShapeID="_x0000_i1109" DrawAspect="Content" ObjectID="_1851482727" r:id="rId151"/>
               </w:object>
             </w:r>
           </w:p>
@@ -11083,7 +11070,7 @@
                 <v:shape id="_x0000_i1110" type="#_x0000_t75" style="width:17.25pt;height:12pt" o:ole="">
                   <v:imagedata r:id="rId139" o:title=""/>
                 </v:shape>
-                <o:OLEObject Type="Embed" ProgID="Equation.DSMT4" ShapeID="_x0000_i1110" DrawAspect="Content" ObjectID="_1850892113" r:id="rId152"/>
+                <o:OLEObject Type="Embed" ProgID="Equation.DSMT4" ShapeID="_x0000_i1110" DrawAspect="Content" ObjectID="_1851482728" r:id="rId152"/>
               </w:object>
             </w:r>
           </w:p>
@@ -11163,7 +11150,7 @@
                 <v:shape id="_x0000_i1111" type="#_x0000_t75" style="width:13.5pt;height:18pt" o:ole="">
                   <v:imagedata r:id="rId153" o:title=""/>
                 </v:shape>
-                <o:OLEObject Type="Embed" ProgID="Equation.DSMT4" ShapeID="_x0000_i1111" DrawAspect="Content" ObjectID="_1850892114" r:id="rId154"/>
+                <o:OLEObject Type="Embed" ProgID="Equation.DSMT4" ShapeID="_x0000_i1111" DrawAspect="Content" ObjectID="_1851482729" r:id="rId154"/>
               </w:object>
             </w:r>
           </w:p>
@@ -11211,7 +11198,7 @@
                 <v:shape id="_x0000_i1112" type="#_x0000_t75" style="width:17.25pt;height:12pt" o:ole="">
                   <v:imagedata r:id="rId139" o:title=""/>
                 </v:shape>
-                <o:OLEObject Type="Embed" ProgID="Equation.DSMT4" ShapeID="_x0000_i1112" DrawAspect="Content" ObjectID="_1850892115" r:id="rId155"/>
+                <o:OLEObject Type="Embed" ProgID="Equation.DSMT4" ShapeID="_x0000_i1112" DrawAspect="Content" ObjectID="_1851482730" r:id="rId155"/>
               </w:object>
             </w:r>
           </w:p>
@@ -11291,7 +11278,7 @@
                 <v:shape id="_x0000_i1113" type="#_x0000_t75" style="width:14.25pt;height:18pt" o:ole="">
                   <v:imagedata r:id="rId156" o:title=""/>
                 </v:shape>
-                <o:OLEObject Type="Embed" ProgID="Equation.DSMT4" ShapeID="_x0000_i1113" DrawAspect="Content" ObjectID="_1850892116" r:id="rId157"/>
+                <o:OLEObject Type="Embed" ProgID="Equation.DSMT4" ShapeID="_x0000_i1113" DrawAspect="Content" ObjectID="_1851482731" r:id="rId157"/>
               </w:object>
             </w:r>
           </w:p>
@@ -11339,7 +11326,7 @@
                 <v:shape id="_x0000_i1114" type="#_x0000_t75" style="width:17.25pt;height:12pt" o:ole="">
                   <v:imagedata r:id="rId139" o:title=""/>
                 </v:shape>
-                <o:OLEObject Type="Embed" ProgID="Equation.DSMT4" ShapeID="_x0000_i1114" DrawAspect="Content" ObjectID="_1850892117" r:id="rId158"/>
+                <o:OLEObject Type="Embed" ProgID="Equation.DSMT4" ShapeID="_x0000_i1114" DrawAspect="Content" ObjectID="_1851482732" r:id="rId158"/>
               </w:object>
             </w:r>
           </w:p>
@@ -11425,7 +11412,7 @@
                 <v:shape id="_x0000_i1115" type="#_x0000_t75" style="width:14.25pt;height:18pt" o:ole="">
                   <v:imagedata r:id="rId159" o:title=""/>
                 </v:shape>
-                <o:OLEObject Type="Embed" ProgID="Equation.DSMT4" ShapeID="_x0000_i1115" DrawAspect="Content" ObjectID="_1850892118" r:id="rId160"/>
+                <o:OLEObject Type="Embed" ProgID="Equation.DSMT4" ShapeID="_x0000_i1115" DrawAspect="Content" ObjectID="_1851482733" r:id="rId160"/>
               </w:object>
             </w:r>
           </w:p>
@@ -11473,7 +11460,7 @@
                 <v:shape id="_x0000_i1116" type="#_x0000_t75" style="width:17.25pt;height:12pt" o:ole="">
                   <v:imagedata r:id="rId139" o:title=""/>
                 </v:shape>
-                <o:OLEObject Type="Embed" ProgID="Equation.DSMT4" ShapeID="_x0000_i1116" DrawAspect="Content" ObjectID="_1850892119" r:id="rId161"/>
+                <o:OLEObject Type="Embed" ProgID="Equation.DSMT4" ShapeID="_x0000_i1116" DrawAspect="Content" ObjectID="_1851482734" r:id="rId161"/>
               </w:object>
             </w:r>
           </w:p>
@@ -11544,7 +11531,7 @@
                 <v:shape id="_x0000_i1117" type="#_x0000_t75" style="width:21.75pt;height:18pt" o:ole="">
                   <v:imagedata r:id="rId162" o:title=""/>
                 </v:shape>
-                <o:OLEObject Type="Embed" ProgID="Equation.DSMT4" ShapeID="_x0000_i1117" DrawAspect="Content" ObjectID="_1850892120" r:id="rId163"/>
+                <o:OLEObject Type="Embed" ProgID="Equation.DSMT4" ShapeID="_x0000_i1117" DrawAspect="Content" ObjectID="_1851482735" r:id="rId163"/>
               </w:object>
             </w:r>
           </w:p>
@@ -11592,7 +11579,7 @@
                 <v:shape id="_x0000_i1118" type="#_x0000_t75" style="width:17.25pt;height:12pt" o:ole="">
                   <v:imagedata r:id="rId139" o:title=""/>
                 </v:shape>
-                <o:OLEObject Type="Embed" ProgID="Equation.DSMT4" ShapeID="_x0000_i1118" DrawAspect="Content" ObjectID="_1850892121" r:id="rId164"/>
+                <o:OLEObject Type="Embed" ProgID="Equation.DSMT4" ShapeID="_x0000_i1118" DrawAspect="Content" ObjectID="_1851482736" r:id="rId164"/>
               </w:object>
             </w:r>
           </w:p>
@@ -11663,7 +11650,7 @@
                 <v:shape id="_x0000_i1119" type="#_x0000_t75" style="width:13.5pt;height:18pt" o:ole="">
                   <v:imagedata r:id="rId165" o:title=""/>
                 </v:shape>
-                <o:OLEObject Type="Embed" ProgID="Equation.DSMT4" ShapeID="_x0000_i1119" DrawAspect="Content" ObjectID="_1850892122" r:id="rId166"/>
+                <o:OLEObject Type="Embed" ProgID="Equation.DSMT4" ShapeID="_x0000_i1119" DrawAspect="Content" ObjectID="_1851482737" r:id="rId166"/>
               </w:object>
             </w:r>
           </w:p>
@@ -11713,7 +11700,7 @@
                 <v:shape id="_x0000_i1120" type="#_x0000_t75" style="width:17.25pt;height:12pt" o:ole="">
                   <v:imagedata r:id="rId139" o:title=""/>
                 </v:shape>
-                <o:OLEObject Type="Embed" ProgID="Equation.DSMT4" ShapeID="_x0000_i1120" DrawAspect="Content" ObjectID="_1850892123" r:id="rId167"/>
+                <o:OLEObject Type="Embed" ProgID="Equation.DSMT4" ShapeID="_x0000_i1120" DrawAspect="Content" ObjectID="_1851482738" r:id="rId167"/>
               </w:object>
             </w:r>
           </w:p>
@@ -11784,7 +11771,7 @@
                 <v:shape id="_x0000_i1121" type="#_x0000_t75" style="width:11.25pt;height:18pt" o:ole="">
                   <v:imagedata r:id="rId168" o:title=""/>
                 </v:shape>
-                <o:OLEObject Type="Embed" ProgID="Equation.DSMT4" ShapeID="_x0000_i1121" DrawAspect="Content" ObjectID="_1850892124" r:id="rId169"/>
+                <o:OLEObject Type="Embed" ProgID="Equation.DSMT4" ShapeID="_x0000_i1121" DrawAspect="Content" ObjectID="_1851482739" r:id="rId169"/>
               </w:object>
             </w:r>
           </w:p>
@@ -11832,7 +11819,7 @@
                 <v:shape id="_x0000_i1122" type="#_x0000_t75" style="width:17.25pt;height:12pt" o:ole="">
                   <v:imagedata r:id="rId139" o:title=""/>
                 </v:shape>
-                <o:OLEObject Type="Embed" ProgID="Equation.DSMT4" ShapeID="_x0000_i1122" DrawAspect="Content" ObjectID="_1850892125" r:id="rId170"/>
+                <o:OLEObject Type="Embed" ProgID="Equation.DSMT4" ShapeID="_x0000_i1122" DrawAspect="Content" ObjectID="_1851482740" r:id="rId170"/>
               </w:object>
             </w:r>
           </w:p>
@@ -11903,7 +11890,7 @@
                 <v:shape id="_x0000_i1123" type="#_x0000_t75" style="width:23.25pt;height:18.75pt" o:ole="">
                   <v:imagedata r:id="rId171" o:title=""/>
                 </v:shape>
-                <o:OLEObject Type="Embed" ProgID="Equation.DSMT4" ShapeID="_x0000_i1123" DrawAspect="Content" ObjectID="_1850892126" r:id="rId172"/>
+                <o:OLEObject Type="Embed" ProgID="Equation.DSMT4" ShapeID="_x0000_i1123" DrawAspect="Content" ObjectID="_1851482741" r:id="rId172"/>
               </w:object>
             </w:r>
           </w:p>
@@ -11956,7 +11943,7 @@
                 <v:shape id="_x0000_i1124" type="#_x0000_t75" style="width:17.25pt;height:12pt" o:ole="">
                   <v:imagedata r:id="rId139" o:title=""/>
                 </v:shape>
-                <o:OLEObject Type="Embed" ProgID="Equation.DSMT4" ShapeID="_x0000_i1124" DrawAspect="Content" ObjectID="_1850892127" r:id="rId173"/>
+                <o:OLEObject Type="Embed" ProgID="Equation.DSMT4" ShapeID="_x0000_i1124" DrawAspect="Content" ObjectID="_1851482742" r:id="rId173"/>
               </w:object>
             </w:r>
           </w:p>
@@ -12027,7 +12014,7 @@
                 <v:shape id="_x0000_i1125" type="#_x0000_t75" style="width:22.5pt;height:18.75pt" o:ole="">
                   <v:imagedata r:id="rId174" o:title=""/>
                 </v:shape>
-                <o:OLEObject Type="Embed" ProgID="Equation.DSMT4" ShapeID="_x0000_i1125" DrawAspect="Content" ObjectID="_1850892128" r:id="rId175"/>
+                <o:OLEObject Type="Embed" ProgID="Equation.DSMT4" ShapeID="_x0000_i1125" DrawAspect="Content" ObjectID="_1851482743" r:id="rId175"/>
               </w:object>
             </w:r>
           </w:p>
@@ -12080,7 +12067,7 @@
                 <v:shape id="_x0000_i1126" type="#_x0000_t75" style="width:17.25pt;height:12pt" o:ole="">
                   <v:imagedata r:id="rId139" o:title=""/>
                 </v:shape>
-                <o:OLEObject Type="Embed" ProgID="Equation.DSMT4" ShapeID="_x0000_i1126" DrawAspect="Content" ObjectID="_1850892129" r:id="rId176"/>
+                <o:OLEObject Type="Embed" ProgID="Equation.DSMT4" ShapeID="_x0000_i1126" DrawAspect="Content" ObjectID="_1851482744" r:id="rId176"/>
               </w:object>
             </w:r>
           </w:p>
@@ -12151,7 +12138,7 @@
                 <v:shape id="_x0000_i1127" type="#_x0000_t75" style="width:23.25pt;height:19.5pt" o:ole="">
                   <v:imagedata r:id="rId177" o:title=""/>
                 </v:shape>
-                <o:OLEObject Type="Embed" ProgID="Equation.DSMT4" ShapeID="_x0000_i1127" DrawAspect="Content" ObjectID="_1850892130" r:id="rId178"/>
+                <o:OLEObject Type="Embed" ProgID="Equation.DSMT4" ShapeID="_x0000_i1127" DrawAspect="Content" ObjectID="_1851482745" r:id="rId178"/>
               </w:object>
             </w:r>
           </w:p>
@@ -12204,7 +12191,7 @@
                 <v:shape id="_x0000_i1128" type="#_x0000_t75" style="width:17.25pt;height:12pt" o:ole="">
                   <v:imagedata r:id="rId139" o:title=""/>
                 </v:shape>
-                <o:OLEObject Type="Embed" ProgID="Equation.DSMT4" ShapeID="_x0000_i1128" DrawAspect="Content" ObjectID="_1850892131" r:id="rId179"/>
+                <o:OLEObject Type="Embed" ProgID="Equation.DSMT4" ShapeID="_x0000_i1128" DrawAspect="Content" ObjectID="_1851482746" r:id="rId179"/>
               </w:object>
             </w:r>
           </w:p>
@@ -12275,7 +12262,7 @@
                 <v:shape id="_x0000_i1129" type="#_x0000_t75" style="width:26.25pt;height:19.5pt" o:ole="">
                   <v:imagedata r:id="rId180" o:title=""/>
                 </v:shape>
-                <o:OLEObject Type="Embed" ProgID="Equation.DSMT4" ShapeID="_x0000_i1129" DrawAspect="Content" ObjectID="_1850892132" r:id="rId181"/>
+                <o:OLEObject Type="Embed" ProgID="Equation.DSMT4" ShapeID="_x0000_i1129" DrawAspect="Content" ObjectID="_1851482747" r:id="rId181"/>
               </w:object>
             </w:r>
           </w:p>
@@ -12328,7 +12315,7 @@
                 <v:shape id="_x0000_i1130" type="#_x0000_t75" style="width:17.25pt;height:12pt" o:ole="">
                   <v:imagedata r:id="rId139" o:title=""/>
                 </v:shape>
-                <o:OLEObject Type="Embed" ProgID="Equation.DSMT4" ShapeID="_x0000_i1130" DrawAspect="Content" ObjectID="_1850892133" r:id="rId182"/>
+                <o:OLEObject Type="Embed" ProgID="Equation.DSMT4" ShapeID="_x0000_i1130" DrawAspect="Content" ObjectID="_1851482748" r:id="rId182"/>
               </w:object>
             </w:r>
           </w:p>
@@ -12399,7 +12386,7 @@
                 <v:shape id="_x0000_i1131" type="#_x0000_t75" style="width:22.5pt;height:18.75pt" o:ole="">
                   <v:imagedata r:id="rId183" o:title=""/>
                 </v:shape>
-                <o:OLEObject Type="Embed" ProgID="Equation.DSMT4" ShapeID="_x0000_i1131" DrawAspect="Content" ObjectID="_1850892134" r:id="rId184"/>
+                <o:OLEObject Type="Embed" ProgID="Equation.DSMT4" ShapeID="_x0000_i1131" DrawAspect="Content" ObjectID="_1851482749" r:id="rId184"/>
               </w:object>
             </w:r>
           </w:p>
@@ -12449,7 +12436,7 @@
                 <v:shape id="_x0000_i1132" type="#_x0000_t75" style="width:17.25pt;height:12pt" o:ole="">
                   <v:imagedata r:id="rId139" o:title=""/>
                 </v:shape>
-                <o:OLEObject Type="Embed" ProgID="Equation.DSMT4" ShapeID="_x0000_i1132" DrawAspect="Content" ObjectID="_1850892135" r:id="rId185"/>
+                <o:OLEObject Type="Embed" ProgID="Equation.DSMT4" ShapeID="_x0000_i1132" DrawAspect="Content" ObjectID="_1851482750" r:id="rId185"/>
               </w:object>
             </w:r>
           </w:p>
@@ -12520,7 +12507,7 @@
                 <v:shape id="_x0000_i1133" type="#_x0000_t75" style="width:24pt;height:18pt" o:ole="">
                   <v:imagedata r:id="rId186" o:title=""/>
                 </v:shape>
-                <o:OLEObject Type="Embed" ProgID="Equation.DSMT4" ShapeID="_x0000_i1133" DrawAspect="Content" ObjectID="_1850892136" r:id="rId187"/>
+                <o:OLEObject Type="Embed" ProgID="Equation.DSMT4" ShapeID="_x0000_i1133" DrawAspect="Content" ObjectID="_1851482751" r:id="rId187"/>
               </w:object>
             </w:r>
           </w:p>
@@ -12568,7 +12555,7 @@
                 <v:shape id="_x0000_i1134" type="#_x0000_t75" style="width:17.25pt;height:12pt" o:ole="">
                   <v:imagedata r:id="rId139" o:title=""/>
                 </v:shape>
-                <o:OLEObject Type="Embed" ProgID="Equation.DSMT4" ShapeID="_x0000_i1134" DrawAspect="Content" ObjectID="_1850892137" r:id="rId188"/>
+                <o:OLEObject Type="Embed" ProgID="Equation.DSMT4" ShapeID="_x0000_i1134" DrawAspect="Content" ObjectID="_1851482752" r:id="rId188"/>
               </w:object>
             </w:r>
           </w:p>
@@ -12601,7 +12588,7 @@
             <w:tcBorders>
               <w:top w:val="nil"/>
               <w:left w:val="nil"/>
-              <w:bottom w:val="single" w:sz="4" w:space="0" w:color="auto"/>
+              <w:bottom w:val="nil"/>
               <w:right w:val="nil"/>
             </w:tcBorders>
           </w:tcPr>
@@ -12623,7 +12610,7 @@
             <w:tcBorders>
               <w:top w:val="nil"/>
               <w:left w:val="nil"/>
-              <w:bottom w:val="single" w:sz="4" w:space="0" w:color="auto"/>
+              <w:bottom w:val="nil"/>
               <w:right w:val="nil"/>
             </w:tcBorders>
           </w:tcPr>
@@ -12639,7 +12626,7 @@
                 <v:shape id="_x0000_i1135" type="#_x0000_t75" style="width:13.5pt;height:18pt" o:ole="">
                   <v:imagedata r:id="rId189" o:title=""/>
                 </v:shape>
-                <o:OLEObject Type="Embed" ProgID="Equation.DSMT4" ShapeID="_x0000_i1135" DrawAspect="Content" ObjectID="_1850892138" r:id="rId190"/>
+                <o:OLEObject Type="Embed" ProgID="Equation.DSMT4" ShapeID="_x0000_i1135" DrawAspect="Content" ObjectID="_1851482753" r:id="rId190"/>
               </w:object>
             </w:r>
           </w:p>
@@ -12650,7 +12637,7 @@
             <w:tcBorders>
               <w:top w:val="nil"/>
               <w:left w:val="nil"/>
-              <w:bottom w:val="single" w:sz="4" w:space="0" w:color="auto"/>
+              <w:bottom w:val="nil"/>
               <w:right w:val="nil"/>
             </w:tcBorders>
             <w:vAlign w:val="center"/>
@@ -12672,7 +12659,7 @@
             <w:tcBorders>
               <w:top w:val="nil"/>
               <w:left w:val="nil"/>
-              <w:bottom w:val="single" w:sz="4" w:space="0" w:color="auto"/>
+              <w:bottom w:val="nil"/>
               <w:right w:val="nil"/>
             </w:tcBorders>
             <w:vAlign w:val="center"/>
@@ -12689,7 +12676,7 @@
                 <v:shape id="_x0000_i1136" type="#_x0000_t75" style="width:17.25pt;height:12pt" o:ole="">
                   <v:imagedata r:id="rId139" o:title=""/>
                 </v:shape>
-                <o:OLEObject Type="Embed" ProgID="Equation.DSMT4" ShapeID="_x0000_i1136" DrawAspect="Content" ObjectID="_1850892139" r:id="rId191"/>
+                <o:OLEObject Type="Embed" ProgID="Equation.DSMT4" ShapeID="_x0000_i1136" DrawAspect="Content" ObjectID="_1851482754" r:id="rId191"/>
               </w:object>
             </w:r>
           </w:p>
@@ -12700,17 +12687,147 @@
             <w:tcBorders>
               <w:top w:val="nil"/>
               <w:left w:val="nil"/>
+              <w:bottom w:val="nil"/>
+              <w:right w:val="nil"/>
+            </w:tcBorders>
+            <w:vAlign w:val="center"/>
+          </w:tcPr>
+          <w:p>
+            <w:pPr>
+              <w:pStyle w:val="TableNormal"/>
+            </w:pPr>
+            <w:r>
+              <w:t xml:space="preserve">profits transferred </w:t>
+            </w:r>
+          </w:p>
+        </w:tc>
+      </w:tr>
+      <w:tr>
+        <w:tc>
+          <w:tcPr>
+            <w:tcW w:w="1417" w:type="dxa"/>
+            <w:tcBorders>
+              <w:top w:val="nil"/>
+              <w:left w:val="nil"/>
               <w:bottom w:val="single" w:sz="4" w:space="0" w:color="auto"/>
               <w:right w:val="nil"/>
             </w:tcBorders>
-            <w:vAlign w:val="center"/>
           </w:tcPr>
           <w:p>
             <w:pPr>
               <w:pStyle w:val="TableNormal"/>
-            </w:pPr>
-            <w:r>
-              <w:t xml:space="preserve">profits transferred </w:t>
+              <w:rPr>
+                <w:b/>
+                <w:bCs/>
+                <w:i/>
+                <w:iCs/>
+              </w:rPr>
+            </w:pPr>
+          </w:p>
+        </w:tc>
+        <w:tc>
+          <w:tcPr>
+            <w:tcW w:w="1134" w:type="dxa"/>
+            <w:tcBorders>
+              <w:top w:val="nil"/>
+              <w:left w:val="nil"/>
+              <w:bottom w:val="single" w:sz="4" w:space="0" w:color="auto"/>
+              <w:right w:val="nil"/>
+            </w:tcBorders>
+          </w:tcPr>
+          <w:p>
+            <w:pPr>
+              <w:pStyle w:val="TableEquation"/>
+            </w:pPr>
+            <w:r>
+              <w:rPr>
+                <w:position w:val="-12"/>
+              </w:rPr>
+              <w:object w:dxaOrig="560" w:dyaOrig="360" w14:anchorId="68D92832">
+                <v:shape id="_x0000_i1436" type="#_x0000_t75" style="width:27.75pt;height:18pt" o:ole="">
+                  <v:imagedata r:id="rId192" o:title=""/>
+                </v:shape>
+                <o:OLEObject Type="Embed" ProgID="Equation.DSMT4" ShapeID="_x0000_i1436" DrawAspect="Content" ObjectID="_1851482755" r:id="rId193"/>
+              </w:object>
+            </w:r>
+          </w:p>
+        </w:tc>
+        <w:tc>
+          <w:tcPr>
+            <w:tcW w:w="2098" w:type="dxa"/>
+            <w:tcBorders>
+              <w:top w:val="nil"/>
+              <w:left w:val="nil"/>
+              <w:bottom w:val="single" w:sz="4" w:space="0" w:color="auto"/>
+              <w:right w:val="nil"/>
+            </w:tcBorders>
+            <w:vAlign w:val="center"/>
+          </w:tcPr>
+          <w:p>
+            <w:pPr>
+              <w:pStyle w:val="Codevariable"/>
+            </w:pPr>
+            <w:proofErr w:type="spellStart"/>
+            <w:r>
+              <w:t>loan_</w:t>
+            </w:r>
+            <w:r>
+              <w:t>default</w:t>
+            </w:r>
+            <w:r>
+              <w:t>s</w:t>
+            </w:r>
+            <w:proofErr w:type="spellEnd"/>
+          </w:p>
+        </w:tc>
+        <w:tc>
+          <w:tcPr>
+            <w:tcW w:w="1077" w:type="dxa"/>
+            <w:tcBorders>
+              <w:top w:val="nil"/>
+              <w:left w:val="nil"/>
+              <w:bottom w:val="single" w:sz="4" w:space="0" w:color="auto"/>
+              <w:right w:val="nil"/>
+            </w:tcBorders>
+            <w:vAlign w:val="center"/>
+          </w:tcPr>
+          <w:p>
+            <w:pPr>
+              <w:pStyle w:val="TableNormal"/>
+            </w:pPr>
+            <w:r>
+              <w:rPr>
+                <w:position w:val="-4"/>
+              </w:rPr>
+              <w:object w:dxaOrig="260" w:dyaOrig="260" w14:anchorId="21F2CA1A">
+                <v:shape id="_x0000_i1434" type="#_x0000_t75" style="width:17.25pt;height:12pt" o:ole="">
+                  <v:imagedata r:id="rId139" o:title=""/>
+                </v:shape>
+                <o:OLEObject Type="Embed" ProgID="Equation.DSMT4" ShapeID="_x0000_i1434" DrawAspect="Content" ObjectID="_1851482756" r:id="rId194"/>
+              </w:object>
+            </w:r>
+          </w:p>
+        </w:tc>
+        <w:tc>
+          <w:tcPr>
+            <w:tcW w:w="3262" w:type="dxa"/>
+            <w:tcBorders>
+              <w:top w:val="nil"/>
+              <w:left w:val="nil"/>
+              <w:bottom w:val="single" w:sz="4" w:space="0" w:color="auto"/>
+              <w:right w:val="nil"/>
+            </w:tcBorders>
+            <w:vAlign w:val="center"/>
+          </w:tcPr>
+          <w:p>
+            <w:pPr>
+              <w:pStyle w:val="TableNormal"/>
+            </w:pPr>
+            <w:r>
+              <w:t>non-performing</w:t>
+            </w:r>
+            <w:r>
+              <w:t xml:space="preserve"> loan </w:t>
             </w:r>
           </w:p>
         </w:tc>
@@ -13863,9 +13980,9 @@
         </w:rPr>
         <w:object w:dxaOrig="200" w:dyaOrig="200" w14:anchorId="465EE109">
           <v:shape id="_x0000_i1137" type="#_x0000_t75" style="width:9.75pt;height:9.75pt" o:ole="">
-            <v:imagedata r:id="rId192" o:title=""/>
+            <v:imagedata r:id="rId195" o:title=""/>
           </v:shape>
-          <o:OLEObject Type="Embed" ProgID="Equation.DSMT4" ShapeID="_x0000_i1137" DrawAspect="Content" ObjectID="_1850892140" r:id="rId193"/>
+          <o:OLEObject Type="Embed" ProgID="Equation.DSMT4" ShapeID="_x0000_i1137" DrawAspect="Content" ObjectID="_1851482757" r:id="rId196"/>
         </w:object>
       </w:r>
       <w:r>
@@ -13886,9 +14003,9 @@
         </w:rPr>
         <w:object w:dxaOrig="200" w:dyaOrig="279" w14:anchorId="1DAFB371">
           <v:shape id="_x0000_i1138" type="#_x0000_t75" style="width:9.75pt;height:14.25pt" o:ole="">
-            <v:imagedata r:id="rId194" o:title=""/>
+            <v:imagedata r:id="rId197" o:title=""/>
           </v:shape>
-          <o:OLEObject Type="Embed" ProgID="Equation.DSMT4" ShapeID="_x0000_i1138" DrawAspect="Content" ObjectID="_1850892141" r:id="rId195"/>
+          <o:OLEObject Type="Embed" ProgID="Equation.DSMT4" ShapeID="_x0000_i1138" DrawAspect="Content" ObjectID="_1851482758" r:id="rId198"/>
         </w:object>
       </w:r>
       <w:r>
@@ -13917,9 +14034,9 @@
         </w:rPr>
         <w:object w:dxaOrig="200" w:dyaOrig="200" w14:anchorId="7D369F3F">
           <v:shape id="_x0000_i1139" type="#_x0000_t75" style="width:9.75pt;height:9.75pt" o:ole="">
-            <v:imagedata r:id="rId196" o:title=""/>
+            <v:imagedata r:id="rId199" o:title=""/>
           </v:shape>
-          <o:OLEObject Type="Embed" ProgID="Equation.DSMT4" ShapeID="_x0000_i1139" DrawAspect="Content" ObjectID="_1850892142" r:id="rId197"/>
+          <o:OLEObject Type="Embed" ProgID="Equation.DSMT4" ShapeID="_x0000_i1139" DrawAspect="Content" ObjectID="_1851482759" r:id="rId200"/>
         </w:object>
       </w:r>
       <w:r>
@@ -13967,9 +14084,9 @@
         </w:rPr>
         <w:object w:dxaOrig="380" w:dyaOrig="279" w14:anchorId="61EA464F">
           <v:shape id="_x0000_i1140" type="#_x0000_t75" style="width:18.75pt;height:14.25pt" o:ole="">
-            <v:imagedata r:id="rId198" o:title=""/>
+            <v:imagedata r:id="rId201" o:title=""/>
           </v:shape>
-          <o:OLEObject Type="Embed" ProgID="Equation.DSMT4" ShapeID="_x0000_i1140" DrawAspect="Content" ObjectID="_1850892143" r:id="rId199"/>
+          <o:OLEObject Type="Embed" ProgID="Equation.DSMT4" ShapeID="_x0000_i1140" DrawAspect="Content" ObjectID="_1851482760" r:id="rId202"/>
         </w:object>
       </w:r>
       <w:r>
@@ -13984,9 +14101,9 @@
         </w:rPr>
         <w:object w:dxaOrig="200" w:dyaOrig="300" w14:anchorId="739831DE">
           <v:shape id="_x0000_i1141" type="#_x0000_t75" style="width:9.75pt;height:15pt" o:ole="">
-            <v:imagedata r:id="rId200" o:title=""/>
+            <v:imagedata r:id="rId203" o:title=""/>
           </v:shape>
-          <o:OLEObject Type="Embed" ProgID="Equation.DSMT4" ShapeID="_x0000_i1141" DrawAspect="Content" ObjectID="_1850892144" r:id="rId201"/>
+          <o:OLEObject Type="Embed" ProgID="Equation.DSMT4" ShapeID="_x0000_i1141" DrawAspect="Content" ObjectID="_1851482761" r:id="rId204"/>
         </w:object>
       </w:r>
       <w:r>
@@ -14040,9 +14157,9 @@
         </w:rPr>
         <w:object w:dxaOrig="260" w:dyaOrig="360" w14:anchorId="0CAE26FE">
           <v:shape id="_x0000_i1142" type="#_x0000_t75" style="width:12.75pt;height:18pt" o:ole="">
-            <v:imagedata r:id="rId202" o:title=""/>
+            <v:imagedata r:id="rId205" o:title=""/>
           </v:shape>
-          <o:OLEObject Type="Embed" ProgID="Equation.DSMT4" ShapeID="_x0000_i1142" DrawAspect="Content" ObjectID="_1850892145" r:id="rId203"/>
+          <o:OLEObject Type="Embed" ProgID="Equation.DSMT4" ShapeID="_x0000_i1142" DrawAspect="Content" ObjectID="_1851482762" r:id="rId206"/>
         </w:object>
       </w:r>
       <w:r>
@@ -14057,9 +14174,9 @@
         </w:rPr>
         <w:object w:dxaOrig="279" w:dyaOrig="380" w14:anchorId="22E7BF57">
           <v:shape id="_x0000_i1143" type="#_x0000_t75" style="width:14.25pt;height:18.75pt" o:ole="">
-            <v:imagedata r:id="rId204" o:title=""/>
+            <v:imagedata r:id="rId207" o:title=""/>
           </v:shape>
-          <o:OLEObject Type="Embed" ProgID="Equation.DSMT4" ShapeID="_x0000_i1143" DrawAspect="Content" ObjectID="_1850892146" r:id="rId205"/>
+          <o:OLEObject Type="Embed" ProgID="Equation.DSMT4" ShapeID="_x0000_i1143" DrawAspect="Content" ObjectID="_1851482763" r:id="rId208"/>
         </w:object>
       </w:r>
       <w:r>
@@ -14082,9 +14199,9 @@
         </w:rPr>
         <w:object w:dxaOrig="260" w:dyaOrig="360" w14:anchorId="0D7B9160">
           <v:shape id="_x0000_i1144" type="#_x0000_t75" style="width:12.75pt;height:18pt" o:ole="">
-            <v:imagedata r:id="rId206" o:title=""/>
+            <v:imagedata r:id="rId209" o:title=""/>
           </v:shape>
-          <o:OLEObject Type="Embed" ProgID="Equation.DSMT4" ShapeID="_x0000_i1144" DrawAspect="Content" ObjectID="_1850892147" r:id="rId207"/>
+          <o:OLEObject Type="Embed" ProgID="Equation.DSMT4" ShapeID="_x0000_i1144" DrawAspect="Content" ObjectID="_1851482764" r:id="rId210"/>
         </w:object>
       </w:r>
       <w:r>
@@ -14099,9 +14216,9 @@
         </w:rPr>
         <w:object w:dxaOrig="300" w:dyaOrig="380" w14:anchorId="5884BE54">
           <v:shape id="_x0000_i1145" type="#_x0000_t75" style="width:15pt;height:18.75pt" o:ole="">
-            <v:imagedata r:id="rId208" o:title=""/>
+            <v:imagedata r:id="rId211" o:title=""/>
           </v:shape>
-          <o:OLEObject Type="Embed" ProgID="Equation.DSMT4" ShapeID="_x0000_i1145" DrawAspect="Content" ObjectID="_1850892148" r:id="rId209"/>
+          <o:OLEObject Type="Embed" ProgID="Equation.DSMT4" ShapeID="_x0000_i1145" DrawAspect="Content" ObjectID="_1851482765" r:id="rId212"/>
         </w:object>
       </w:r>
       <w:r>
@@ -14124,9 +14241,9 @@
         </w:rPr>
         <w:object w:dxaOrig="240" w:dyaOrig="360" w14:anchorId="54DDEFE9">
           <v:shape id="_x0000_i1146" type="#_x0000_t75" style="width:12pt;height:18pt" o:ole="">
-            <v:imagedata r:id="rId210" o:title=""/>
+            <v:imagedata r:id="rId213" o:title=""/>
           </v:shape>
-          <o:OLEObject Type="Embed" ProgID="Equation.DSMT4" ShapeID="_x0000_i1146" DrawAspect="Content" ObjectID="_1850892149" r:id="rId211"/>
+          <o:OLEObject Type="Embed" ProgID="Equation.DSMT4" ShapeID="_x0000_i1146" DrawAspect="Content" ObjectID="_1851482766" r:id="rId214"/>
         </w:object>
       </w:r>
       <w:r>
@@ -14141,9 +14258,9 @@
         </w:rPr>
         <w:object w:dxaOrig="279" w:dyaOrig="380" w14:anchorId="6149AE2F">
           <v:shape id="_x0000_i1147" type="#_x0000_t75" style="width:14.25pt;height:18.75pt" o:ole="">
-            <v:imagedata r:id="rId212" o:title=""/>
+            <v:imagedata r:id="rId215" o:title=""/>
           </v:shape>
-          <o:OLEObject Type="Embed" ProgID="Equation.DSMT4" ShapeID="_x0000_i1147" DrawAspect="Content" ObjectID="_1850892150" r:id="rId213"/>
+          <o:OLEObject Type="Embed" ProgID="Equation.DSMT4" ShapeID="_x0000_i1147" DrawAspect="Content" ObjectID="_1851482767" r:id="rId216"/>
         </w:object>
       </w:r>
       <w:r>
@@ -14166,9 +14283,9 @@
         </w:rPr>
         <w:object w:dxaOrig="260" w:dyaOrig="360" w14:anchorId="044E5E1C">
           <v:shape id="_x0000_i1148" type="#_x0000_t75" style="width:12.75pt;height:18pt" o:ole="">
-            <v:imagedata r:id="rId214" o:title=""/>
+            <v:imagedata r:id="rId217" o:title=""/>
           </v:shape>
-          <o:OLEObject Type="Embed" ProgID="Equation.DSMT4" ShapeID="_x0000_i1148" DrawAspect="Content" ObjectID="_1850892151" r:id="rId215"/>
+          <o:OLEObject Type="Embed" ProgID="Equation.DSMT4" ShapeID="_x0000_i1148" DrawAspect="Content" ObjectID="_1851482768" r:id="rId218"/>
         </w:object>
       </w:r>
       <w:r>
@@ -14183,9 +14300,9 @@
         </w:rPr>
         <w:object w:dxaOrig="340" w:dyaOrig="380" w14:anchorId="4D7CFE76">
           <v:shape id="_x0000_i1149" type="#_x0000_t75" style="width:17.25pt;height:18.75pt" o:ole="">
-            <v:imagedata r:id="rId216" o:title=""/>
+            <v:imagedata r:id="rId219" o:title=""/>
           </v:shape>
-          <o:OLEObject Type="Embed" ProgID="Equation.DSMT4" ShapeID="_x0000_i1149" DrawAspect="Content" ObjectID="_1850892152" r:id="rId217"/>
+          <o:OLEObject Type="Embed" ProgID="Equation.DSMT4" ShapeID="_x0000_i1149" DrawAspect="Content" ObjectID="_1851482769" r:id="rId220"/>
         </w:object>
       </w:r>
       <w:r>
@@ -14269,9 +14386,9 @@
         </w:rPr>
         <w:object w:dxaOrig="240" w:dyaOrig="260" w14:anchorId="2C2CE939">
           <v:shape id="_x0000_i1150" type="#_x0000_t75" style="width:12pt;height:12.75pt" o:ole="">
-            <v:imagedata r:id="rId218" o:title=""/>
+            <v:imagedata r:id="rId221" o:title=""/>
           </v:shape>
-          <o:OLEObject Type="Embed" ProgID="Equation.DSMT4" ShapeID="_x0000_i1150" DrawAspect="Content" ObjectID="_1850892153" r:id="rId219"/>
+          <o:OLEObject Type="Embed" ProgID="Equation.DSMT4" ShapeID="_x0000_i1150" DrawAspect="Content" ObjectID="_1851482770" r:id="rId222"/>
         </w:object>
       </w:r>
       <w:r>
@@ -14286,9 +14403,9 @@
         </w:rPr>
         <w:object w:dxaOrig="240" w:dyaOrig="260" w14:anchorId="7EEFF510">
           <v:shape id="_x0000_i1151" type="#_x0000_t75" style="width:12pt;height:12.75pt" o:ole="">
-            <v:imagedata r:id="rId220" o:title=""/>
+            <v:imagedata r:id="rId223" o:title=""/>
           </v:shape>
-          <o:OLEObject Type="Embed" ProgID="Equation.DSMT4" ShapeID="_x0000_i1151" DrawAspect="Content" ObjectID="_1850892154" r:id="rId221"/>
+          <o:OLEObject Type="Embed" ProgID="Equation.DSMT4" ShapeID="_x0000_i1151" DrawAspect="Content" ObjectID="_1851482771" r:id="rId224"/>
         </w:object>
       </w:r>
       <w:r>
@@ -14311,9 +14428,9 @@
         </w:rPr>
         <w:object w:dxaOrig="240" w:dyaOrig="260" w14:anchorId="5289F89A">
           <v:shape id="_x0000_i1152" type="#_x0000_t75" style="width:12pt;height:12.75pt" o:ole="">
-            <v:imagedata r:id="rId222" o:title=""/>
+            <v:imagedata r:id="rId225" o:title=""/>
           </v:shape>
-          <o:OLEObject Type="Embed" ProgID="Equation.DSMT4" ShapeID="_x0000_i1152" DrawAspect="Content" ObjectID="_1850892155" r:id="rId223"/>
+          <o:OLEObject Type="Embed" ProgID="Equation.DSMT4" ShapeID="_x0000_i1152" DrawAspect="Content" ObjectID="_1851482772" r:id="rId226"/>
         </w:object>
       </w:r>
       <w:r>
@@ -14337,9 +14454,9 @@
         </w:rPr>
         <w:object w:dxaOrig="360" w:dyaOrig="279" w14:anchorId="30077168">
           <v:shape id="_x0000_i1153" type="#_x0000_t75" style="width:18pt;height:14.25pt" o:ole="">
-            <v:imagedata r:id="rId224" o:title=""/>
+            <v:imagedata r:id="rId227" o:title=""/>
           </v:shape>
-          <o:OLEObject Type="Embed" ProgID="Equation.DSMT4" ShapeID="_x0000_i1153" DrawAspect="Content" ObjectID="_1850892156" r:id="rId225"/>
+          <o:OLEObject Type="Embed" ProgID="Equation.DSMT4" ShapeID="_x0000_i1153" DrawAspect="Content" ObjectID="_1851482773" r:id="rId228"/>
         </w:object>
       </w:r>
       <w:r>
@@ -14362,9 +14479,9 @@
         </w:rPr>
         <w:object w:dxaOrig="240" w:dyaOrig="279" w14:anchorId="7EB9B4CD">
           <v:shape id="_x0000_i1154" type="#_x0000_t75" style="width:12pt;height:14.25pt" o:ole="">
-            <v:imagedata r:id="rId226" o:title=""/>
+            <v:imagedata r:id="rId229" o:title=""/>
           </v:shape>
-          <o:OLEObject Type="Embed" ProgID="Equation.DSMT4" ShapeID="_x0000_i1154" DrawAspect="Content" ObjectID="_1850892157" r:id="rId227"/>
+          <o:OLEObject Type="Embed" ProgID="Equation.DSMT4" ShapeID="_x0000_i1154" DrawAspect="Content" ObjectID="_1851482774" r:id="rId230"/>
         </w:object>
       </w:r>
       <w:r>
@@ -14399,9 +14516,9 @@
         </w:rPr>
         <w:object w:dxaOrig="400" w:dyaOrig="279" w14:anchorId="0B7296CB">
           <v:shape id="_x0000_i1155" type="#_x0000_t75" style="width:20.25pt;height:14.25pt" o:ole="">
-            <v:imagedata r:id="rId228" o:title=""/>
+            <v:imagedata r:id="rId231" o:title=""/>
           </v:shape>
-          <o:OLEObject Type="Embed" ProgID="Equation.DSMT4" ShapeID="_x0000_i1155" DrawAspect="Content" ObjectID="_1850892158" r:id="rId229"/>
+          <o:OLEObject Type="Embed" ProgID="Equation.DSMT4" ShapeID="_x0000_i1155" DrawAspect="Content" ObjectID="_1851482775" r:id="rId232"/>
         </w:object>
       </w:r>
       <w:r>
@@ -14423,10 +14540,10 @@
           <w:position w:val="-4"/>
         </w:rPr>
         <w:object w:dxaOrig="400" w:dyaOrig="260" w14:anchorId="304DA1F9">
-          <v:shape id="_x0000_i6401" type="#_x0000_t75" style="width:20.25pt;height:12.75pt" o:ole="">
-            <v:imagedata r:id="rId230" o:title=""/>
+          <v:shape id="_x0000_i1156" type="#_x0000_t75" style="width:20.25pt;height:12.75pt" o:ole="">
+            <v:imagedata r:id="rId233" o:title=""/>
           </v:shape>
-          <o:OLEObject Type="Embed" ProgID="Equation.DSMT4" ShapeID="_x0000_i6401" DrawAspect="Content" ObjectID="_1850892159" r:id="rId231"/>
+          <o:OLEObject Type="Embed" ProgID="Equation.DSMT4" ShapeID="_x0000_i1156" DrawAspect="Content" ObjectID="_1851482776" r:id="rId234"/>
         </w:object>
       </w:r>
       <w:r>
@@ -14440,10 +14557,10 @@
           <w:position w:val="-6"/>
         </w:rPr>
         <w:object w:dxaOrig="540" w:dyaOrig="279" w14:anchorId="11193066">
-          <v:shape id="_x0000_i6408" type="#_x0000_t75" style="width:27pt;height:14.25pt" o:ole="">
-            <v:imagedata r:id="rId232" o:title=""/>
+          <v:shape id="_x0000_i1157" type="#_x0000_t75" style="width:27pt;height:14.25pt" o:ole="">
+            <v:imagedata r:id="rId235" o:title=""/>
           </v:shape>
-          <o:OLEObject Type="Embed" ProgID="Equation.DSMT4" ShapeID="_x0000_i6408" DrawAspect="Content" ObjectID="_1850892160" r:id="rId233"/>
+          <o:OLEObject Type="Embed" ProgID="Equation.DSMT4" ShapeID="_x0000_i1157" DrawAspect="Content" ObjectID="_1851482777" r:id="rId236"/>
         </w:object>
       </w:r>
       <w:r>
@@ -14479,10 +14596,10 @@
           <w:position w:val="-4"/>
         </w:rPr>
         <w:object w:dxaOrig="279" w:dyaOrig="260" w14:anchorId="32CCCDDE">
-          <v:shape id="_x0000_i1156" type="#_x0000_t75" style="width:14.25pt;height:12.75pt" o:ole="">
-            <v:imagedata r:id="rId234" o:title=""/>
+          <v:shape id="_x0000_i1158" type="#_x0000_t75" style="width:14.25pt;height:12.75pt" o:ole="">
+            <v:imagedata r:id="rId237" o:title=""/>
           </v:shape>
-          <o:OLEObject Type="Embed" ProgID="Equation.DSMT4" ShapeID="_x0000_i1156" DrawAspect="Content" ObjectID="_1850892161" r:id="rId235"/>
+          <o:OLEObject Type="Embed" ProgID="Equation.DSMT4" ShapeID="_x0000_i1158" DrawAspect="Content" ObjectID="_1851482778" r:id="rId238"/>
         </w:object>
       </w:r>
       <w:r>
@@ -14504,10 +14621,10 @@
           <w:position w:val="-4"/>
         </w:rPr>
         <w:object w:dxaOrig="260" w:dyaOrig="260" w14:anchorId="35E53E44">
-          <v:shape id="_x0000_i1157" type="#_x0000_t75" style="width:12.75pt;height:12.75pt" o:ole="">
-            <v:imagedata r:id="rId236" o:title=""/>
+          <v:shape id="_x0000_i1159" type="#_x0000_t75" style="width:12.75pt;height:12.75pt" o:ole="">
+            <v:imagedata r:id="rId239" o:title=""/>
           </v:shape>
-          <o:OLEObject Type="Embed" ProgID="Equation.DSMT4" ShapeID="_x0000_i1157" DrawAspect="Content" ObjectID="_1850892162" r:id="rId237"/>
+          <o:OLEObject Type="Embed" ProgID="Equation.DSMT4" ShapeID="_x0000_i1159" DrawAspect="Content" ObjectID="_1851482779" r:id="rId240"/>
         </w:object>
       </w:r>
       <w:r>
@@ -14529,10 +14646,10 @@
           <w:position w:val="-4"/>
         </w:rPr>
         <w:object w:dxaOrig="240" w:dyaOrig="260" w14:anchorId="3CDDBF8D">
-          <v:shape id="_x0000_i1158" type="#_x0000_t75" style="width:12pt;height:12.75pt" o:ole="">
-            <v:imagedata r:id="rId238" o:title=""/>
+          <v:shape id="_x0000_i1160" type="#_x0000_t75" style="width:12pt;height:12.75pt" o:ole="">
+            <v:imagedata r:id="rId241" o:title=""/>
           </v:shape>
-          <o:OLEObject Type="Embed" ProgID="Equation.DSMT4" ShapeID="_x0000_i1158" DrawAspect="Content" ObjectID="_1850892163" r:id="rId239"/>
+          <o:OLEObject Type="Embed" ProgID="Equation.DSMT4" ShapeID="_x0000_i1160" DrawAspect="Content" ObjectID="_1851482780" r:id="rId242"/>
         </w:object>
       </w:r>
       <w:r>
@@ -14554,10 +14671,10 @@
           <w:position w:val="-6"/>
         </w:rPr>
         <w:object w:dxaOrig="260" w:dyaOrig="279" w14:anchorId="611F9B55">
-          <v:shape id="_x0000_i1159" type="#_x0000_t75" style="width:12.75pt;height:14.25pt" o:ole="">
-            <v:imagedata r:id="rId240" o:title=""/>
+          <v:shape id="_x0000_i1161" type="#_x0000_t75" style="width:12.75pt;height:14.25pt" o:ole="">
+            <v:imagedata r:id="rId243" o:title=""/>
           </v:shape>
-          <o:OLEObject Type="Embed" ProgID="Equation.DSMT4" ShapeID="_x0000_i1159" DrawAspect="Content" ObjectID="_1850892164" r:id="rId241"/>
+          <o:OLEObject Type="Embed" ProgID="Equation.DSMT4" ShapeID="_x0000_i1161" DrawAspect="Content" ObjectID="_1851482781" r:id="rId244"/>
         </w:object>
       </w:r>
       <w:r>
@@ -14579,10 +14696,10 @@
           <w:position w:val="-6"/>
         </w:rPr>
         <w:object w:dxaOrig="380" w:dyaOrig="279" w14:anchorId="70A17706">
-          <v:shape id="_x0000_i1160" type="#_x0000_t75" style="width:18.75pt;height:14.25pt" o:ole="">
-            <v:imagedata r:id="rId242" o:title=""/>
+          <v:shape id="_x0000_i1162" type="#_x0000_t75" style="width:18.75pt;height:14.25pt" o:ole="">
+            <v:imagedata r:id="rId245" o:title=""/>
           </v:shape>
-          <o:OLEObject Type="Embed" ProgID="Equation.DSMT4" ShapeID="_x0000_i1160" DrawAspect="Content" ObjectID="_1850892165" r:id="rId243"/>
+          <o:OLEObject Type="Embed" ProgID="Equation.DSMT4" ShapeID="_x0000_i1162" DrawAspect="Content" ObjectID="_1851482782" r:id="rId246"/>
         </w:object>
       </w:r>
       <w:r>
@@ -14617,10 +14734,10 @@
           <w:position w:val="-6"/>
         </w:rPr>
         <w:object w:dxaOrig="200" w:dyaOrig="220" w14:anchorId="47B83D54">
-          <v:shape id="_x0000_i1161" type="#_x0000_t75" style="width:9.75pt;height:11.25pt" o:ole="">
-            <v:imagedata r:id="rId244" o:title=""/>
+          <v:shape id="_x0000_i1163" type="#_x0000_t75" style="width:9.75pt;height:11.25pt" o:ole="">
+            <v:imagedata r:id="rId247" o:title=""/>
           </v:shape>
-          <o:OLEObject Type="Embed" ProgID="Equation.DSMT4" ShapeID="_x0000_i1161" DrawAspect="Content" ObjectID="_1850892166" r:id="rId245"/>
+          <o:OLEObject Type="Embed" ProgID="Equation.DSMT4" ShapeID="_x0000_i1163" DrawAspect="Content" ObjectID="_1851482783" r:id="rId248"/>
         </w:object>
       </w:r>
       <w:r>
@@ -14634,10 +14751,10 @@
           <w:position w:val="-6"/>
         </w:rPr>
         <w:object w:dxaOrig="300" w:dyaOrig="320" w14:anchorId="1C78DCDE">
-          <v:shape id="_x0000_i1162" type="#_x0000_t75" style="width:15pt;height:15.75pt" o:ole="">
-            <v:imagedata r:id="rId246" o:title=""/>
+          <v:shape id="_x0000_i1164" type="#_x0000_t75" style="width:15pt;height:15.75pt" o:ole="">
+            <v:imagedata r:id="rId249" o:title=""/>
           </v:shape>
-          <o:OLEObject Type="Embed" ProgID="Equation.DSMT4" ShapeID="_x0000_i1162" DrawAspect="Content" ObjectID="_1850892167" r:id="rId247"/>
+          <o:OLEObject Type="Embed" ProgID="Equation.DSMT4" ShapeID="_x0000_i1164" DrawAspect="Content" ObjectID="_1851482784" r:id="rId250"/>
         </w:object>
       </w:r>
       <w:r>
@@ -15216,10 +15333,10 @@
                 <w:position w:val="-4"/>
               </w:rPr>
               <w:object w:dxaOrig="220" w:dyaOrig="240" w14:anchorId="1306BF6F">
-                <v:shape id="_x0000_i1163" type="#_x0000_t75" style="width:13.5pt;height:14.25pt" o:ole="">
-                  <v:imagedata r:id="rId248" o:title=""/>
-                </v:shape>
-                <o:OLEObject Type="Embed" ProgID="Equation.DSMT4" ShapeID="_x0000_i1163" DrawAspect="Content" ObjectID="_1850892168" r:id="rId249"/>
+                <v:shape id="_x0000_i1165" type="#_x0000_t75" style="width:13.5pt;height:14.25pt" o:ole="">
+                  <v:imagedata r:id="rId251" o:title=""/>
+                </v:shape>
+                <o:OLEObject Type="Embed" ProgID="Equation.DSMT4" ShapeID="_x0000_i1165" DrawAspect="Content" ObjectID="_1851482785" r:id="rId252"/>
               </w:object>
             </w:r>
           </w:p>
@@ -15267,10 +15384,10 @@
                 <w:position w:val="-12"/>
               </w:rPr>
               <w:object w:dxaOrig="540" w:dyaOrig="360" w14:anchorId="152FF3AE">
-                <v:shape id="_x0000_i1164" type="#_x0000_t75" style="width:27.75pt;height:18pt" o:ole="">
-                  <v:imagedata r:id="rId250" o:title=""/>
-                </v:shape>
-                <o:OLEObject Type="Embed" ProgID="Equation.DSMT4" ShapeID="_x0000_i1164" DrawAspect="Content" ObjectID="_1850892169" r:id="rId251"/>
+                <v:shape id="_x0000_i1166" type="#_x0000_t75" style="width:27.75pt;height:18pt" o:ole="">
+                  <v:imagedata r:id="rId253" o:title=""/>
+                </v:shape>
+                <o:OLEObject Type="Embed" ProgID="Equation.DSMT4" ShapeID="_x0000_i1166" DrawAspect="Content" ObjectID="_1851482786" r:id="rId254"/>
               </w:object>
             </w:r>
           </w:p>
@@ -15296,10 +15413,10 @@
                 <w:position w:val="-12"/>
               </w:rPr>
               <w:object w:dxaOrig="520" w:dyaOrig="360" w14:anchorId="57248129">
-                <v:shape id="_x0000_i1165" type="#_x0000_t75" style="width:26.25pt;height:18pt" o:ole="">
-                  <v:imagedata r:id="rId252" o:title=""/>
-                </v:shape>
-                <o:OLEObject Type="Embed" ProgID="Equation.DSMT4" ShapeID="_x0000_i1165" DrawAspect="Content" ObjectID="_1850892170" r:id="rId253"/>
+                <v:shape id="_x0000_i1167" type="#_x0000_t75" style="width:26.25pt;height:18pt" o:ole="">
+                  <v:imagedata r:id="rId255" o:title=""/>
+                </v:shape>
+                <o:OLEObject Type="Embed" ProgID="Equation.DSMT4" ShapeID="_x0000_i1167" DrawAspect="Content" ObjectID="_1851482787" r:id="rId256"/>
               </w:object>
             </w:r>
           </w:p>
@@ -15325,10 +15442,10 @@
                 <w:position w:val="-12"/>
               </w:rPr>
               <w:object w:dxaOrig="520" w:dyaOrig="360" w14:anchorId="3E64C56A">
-                <v:shape id="_x0000_i1166" type="#_x0000_t75" style="width:25.5pt;height:18pt" o:ole="">
-                  <v:imagedata r:id="rId254" o:title=""/>
-                </v:shape>
-                <o:OLEObject Type="Embed" ProgID="Equation.DSMT4" ShapeID="_x0000_i1166" DrawAspect="Content" ObjectID="_1850892171" r:id="rId255"/>
+                <v:shape id="_x0000_i1168" type="#_x0000_t75" style="width:25.5pt;height:18pt" o:ole="">
+                  <v:imagedata r:id="rId257" o:title=""/>
+                </v:shape>
+                <o:OLEObject Type="Embed" ProgID="Equation.DSMT4" ShapeID="_x0000_i1168" DrawAspect="Content" ObjectID="_1851482788" r:id="rId258"/>
               </w:object>
             </w:r>
           </w:p>
@@ -15390,10 +15507,10 @@
                 <w:position w:val="-6"/>
               </w:rPr>
               <w:object w:dxaOrig="200" w:dyaOrig="279" w14:anchorId="4EDAC46A">
-                <v:shape id="_x0000_i1167" type="#_x0000_t75" style="width:14.25pt;height:14.25pt" o:ole="">
-                  <v:imagedata r:id="rId256" o:title=""/>
-                </v:shape>
-                <o:OLEObject Type="Embed" ProgID="Equation.DSMT4" ShapeID="_x0000_i1167" DrawAspect="Content" ObjectID="_1850892172" r:id="rId257"/>
+                <v:shape id="_x0000_i1169" type="#_x0000_t75" style="width:14.25pt;height:14.25pt" o:ole="">
+                  <v:imagedata r:id="rId259" o:title=""/>
+                </v:shape>
+                <o:OLEObject Type="Embed" ProgID="Equation.DSMT4" ShapeID="_x0000_i1169" DrawAspect="Content" ObjectID="_1851482789" r:id="rId260"/>
               </w:object>
             </w:r>
           </w:p>
@@ -15459,10 +15576,10 @@
                 <w:position w:val="-12"/>
               </w:rPr>
               <w:object w:dxaOrig="480" w:dyaOrig="360" w14:anchorId="0D6761B6">
-                <v:shape id="_x0000_i1168" type="#_x0000_t75" style="width:24pt;height:18pt" o:ole="">
-                  <v:imagedata r:id="rId258" o:title=""/>
-                </v:shape>
-                <o:OLEObject Type="Embed" ProgID="Equation.DSMT4" ShapeID="_x0000_i1168" DrawAspect="Content" ObjectID="_1850892173" r:id="rId259"/>
+                <v:shape id="_x0000_i1170" type="#_x0000_t75" style="width:24pt;height:18pt" o:ole="">
+                  <v:imagedata r:id="rId261" o:title=""/>
+                </v:shape>
+                <o:OLEObject Type="Embed" ProgID="Equation.DSMT4" ShapeID="_x0000_i1170" DrawAspect="Content" ObjectID="_1851482790" r:id="rId262"/>
               </w:object>
             </w:r>
           </w:p>
@@ -15488,10 +15605,10 @@
                 <w:position w:val="-12"/>
               </w:rPr>
               <w:object w:dxaOrig="480" w:dyaOrig="360" w14:anchorId="7C199D1F">
-                <v:shape id="_x0000_i1169" type="#_x0000_t75" style="width:24pt;height:18pt" o:ole="">
-                  <v:imagedata r:id="rId260" o:title=""/>
-                </v:shape>
-                <o:OLEObject Type="Embed" ProgID="Equation.DSMT4" ShapeID="_x0000_i1169" DrawAspect="Content" ObjectID="_1850892174" r:id="rId261"/>
+                <v:shape id="_x0000_i1171" type="#_x0000_t75" style="width:24pt;height:18pt" o:ole="">
+                  <v:imagedata r:id="rId263" o:title=""/>
+                </v:shape>
+                <o:OLEObject Type="Embed" ProgID="Equation.DSMT4" ShapeID="_x0000_i1171" DrawAspect="Content" ObjectID="_1851482791" r:id="rId264"/>
               </w:object>
             </w:r>
           </w:p>
@@ -15553,10 +15670,10 @@
                 <w:position w:val="-6"/>
               </w:rPr>
               <w:object w:dxaOrig="200" w:dyaOrig="279" w14:anchorId="7EBD97FC">
-                <v:shape id="_x0000_i1170" type="#_x0000_t75" style="width:14.25pt;height:14.25pt" o:ole="">
-                  <v:imagedata r:id="rId256" o:title=""/>
-                </v:shape>
-                <o:OLEObject Type="Embed" ProgID="Equation.DSMT4" ShapeID="_x0000_i1170" DrawAspect="Content" ObjectID="_1850892175" r:id="rId262"/>
+                <v:shape id="_x0000_i1172" type="#_x0000_t75" style="width:14.25pt;height:14.25pt" o:ole="">
+                  <v:imagedata r:id="rId259" o:title=""/>
+                </v:shape>
+                <o:OLEObject Type="Embed" ProgID="Equation.DSMT4" ShapeID="_x0000_i1172" DrawAspect="Content" ObjectID="_1851482792" r:id="rId265"/>
               </w:object>
             </w:r>
           </w:p>
@@ -15622,10 +15739,10 @@
                 <w:position w:val="-12"/>
               </w:rPr>
               <w:object w:dxaOrig="740" w:dyaOrig="360" w14:anchorId="390219F9">
-                <v:shape id="_x0000_i1171" type="#_x0000_t75" style="width:37.5pt;height:18pt" o:ole="">
-                  <v:imagedata r:id="rId263" o:title=""/>
-                </v:shape>
-                <o:OLEObject Type="Embed" ProgID="Equation.DSMT4" ShapeID="_x0000_i1171" DrawAspect="Content" ObjectID="_1850892176" r:id="rId264"/>
+                <v:shape id="_x0000_i1173" type="#_x0000_t75" style="width:37.5pt;height:18pt" o:ole="">
+                  <v:imagedata r:id="rId266" o:title=""/>
+                </v:shape>
+                <o:OLEObject Type="Embed" ProgID="Equation.DSMT4" ShapeID="_x0000_i1173" DrawAspect="Content" ObjectID="_1851482793" r:id="rId267"/>
               </w:object>
             </w:r>
           </w:p>
@@ -15705,10 +15822,10 @@
                 <w:position w:val="-12"/>
               </w:rPr>
               <w:object w:dxaOrig="740" w:dyaOrig="360" w14:anchorId="6E48D085">
-                <v:shape id="_x0000_i1172" type="#_x0000_t75" style="width:37.5pt;height:18pt" o:ole="">
-                  <v:imagedata r:id="rId265" o:title=""/>
-                </v:shape>
-                <o:OLEObject Type="Embed" ProgID="Equation.DSMT4" ShapeID="_x0000_i1172" DrawAspect="Content" ObjectID="_1850892177" r:id="rId266"/>
+                <v:shape id="_x0000_i1174" type="#_x0000_t75" style="width:37.5pt;height:18pt" o:ole="">
+                  <v:imagedata r:id="rId268" o:title=""/>
+                </v:shape>
+                <o:OLEObject Type="Embed" ProgID="Equation.DSMT4" ShapeID="_x0000_i1174" DrawAspect="Content" ObjectID="_1851482794" r:id="rId269"/>
               </w:object>
             </w:r>
           </w:p>
@@ -15792,10 +15909,10 @@
                 <w:position w:val="-12"/>
               </w:rPr>
               <w:object w:dxaOrig="499" w:dyaOrig="360" w14:anchorId="0BB7AAE2">
-                <v:shape id="_x0000_i1173" type="#_x0000_t75" style="width:24.75pt;height:18pt" o:ole="">
-                  <v:imagedata r:id="rId267" o:title=""/>
-                </v:shape>
-                <o:OLEObject Type="Embed" ProgID="Equation.DSMT4" ShapeID="_x0000_i1173" DrawAspect="Content" ObjectID="_1850892178" r:id="rId268"/>
+                <v:shape id="_x0000_i1175" type="#_x0000_t75" style="width:24.75pt;height:18pt" o:ole="">
+                  <v:imagedata r:id="rId270" o:title=""/>
+                </v:shape>
+                <o:OLEObject Type="Embed" ProgID="Equation.DSMT4" ShapeID="_x0000_i1175" DrawAspect="Content" ObjectID="_1851482795" r:id="rId271"/>
               </w:object>
             </w:r>
           </w:p>
@@ -15821,10 +15938,10 @@
                 <w:position w:val="-12"/>
               </w:rPr>
               <w:object w:dxaOrig="499" w:dyaOrig="360" w14:anchorId="50018979">
-                <v:shape id="_x0000_i1174" type="#_x0000_t75" style="width:24.75pt;height:18pt" o:ole="">
-                  <v:imagedata r:id="rId269" o:title=""/>
-                </v:shape>
-                <o:OLEObject Type="Embed" ProgID="Equation.DSMT4" ShapeID="_x0000_i1174" DrawAspect="Content" ObjectID="_1850892179" r:id="rId270"/>
+                <v:shape id="_x0000_i1176" type="#_x0000_t75" style="width:24.75pt;height:18pt" o:ole="">
+                  <v:imagedata r:id="rId272" o:title=""/>
+                </v:shape>
+                <o:OLEObject Type="Embed" ProgID="Equation.DSMT4" ShapeID="_x0000_i1176" DrawAspect="Content" ObjectID="_1851482796" r:id="rId273"/>
               </w:object>
             </w:r>
           </w:p>
@@ -15850,10 +15967,10 @@
                 <w:position w:val="-12"/>
               </w:rPr>
               <w:object w:dxaOrig="580" w:dyaOrig="360" w14:anchorId="3741F837">
-                <v:shape id="_x0000_i1175" type="#_x0000_t75" style="width:29.25pt;height:18pt" o:ole="">
-                  <v:imagedata r:id="rId271" o:title=""/>
-                </v:shape>
-                <o:OLEObject Type="Embed" ProgID="Equation.DSMT4" ShapeID="_x0000_i1175" DrawAspect="Content" ObjectID="_1850892180" r:id="rId272"/>
+                <v:shape id="_x0000_i1177" type="#_x0000_t75" style="width:29.25pt;height:18pt" o:ole="">
+                  <v:imagedata r:id="rId274" o:title=""/>
+                </v:shape>
+                <o:OLEObject Type="Embed" ProgID="Equation.DSMT4" ShapeID="_x0000_i1177" DrawAspect="Content" ObjectID="_1851482797" r:id="rId275"/>
               </w:object>
             </w:r>
           </w:p>
@@ -15879,10 +15996,10 @@
                 <w:position w:val="-6"/>
               </w:rPr>
               <w:object w:dxaOrig="200" w:dyaOrig="279" w14:anchorId="7F12CFAE">
-                <v:shape id="_x0000_i1176" type="#_x0000_t75" style="width:14.25pt;height:14.25pt" o:ole="">
-                  <v:imagedata r:id="rId273" o:title=""/>
-                </v:shape>
-                <o:OLEObject Type="Embed" ProgID="Equation.DSMT4" ShapeID="_x0000_i1176" DrawAspect="Content" ObjectID="_1850892181" r:id="rId274"/>
+                <v:shape id="_x0000_i1178" type="#_x0000_t75" style="width:14.25pt;height:14.25pt" o:ole="">
+                  <v:imagedata r:id="rId276" o:title=""/>
+                </v:shape>
+                <o:OLEObject Type="Embed" ProgID="Equation.DSMT4" ShapeID="_x0000_i1178" DrawAspect="Content" ObjectID="_1851482798" r:id="rId277"/>
               </w:object>
             </w:r>
           </w:p>
@@ -15930,10 +16047,10 @@
                 <w:position w:val="-12"/>
               </w:rPr>
               <w:object w:dxaOrig="600" w:dyaOrig="360" w14:anchorId="23052002">
-                <v:shape id="_x0000_i1177" type="#_x0000_t75" style="width:30pt;height:18pt" o:ole="">
-                  <v:imagedata r:id="rId275" o:title=""/>
-                </v:shape>
-                <o:OLEObject Type="Embed" ProgID="Equation.DSMT4" ShapeID="_x0000_i1177" DrawAspect="Content" ObjectID="_1850892182" r:id="rId276"/>
+                <v:shape id="_x0000_i1179" type="#_x0000_t75" style="width:30pt;height:18pt" o:ole="">
+                  <v:imagedata r:id="rId278" o:title=""/>
+                </v:shape>
+                <o:OLEObject Type="Embed" ProgID="Equation.DSMT4" ShapeID="_x0000_i1179" DrawAspect="Content" ObjectID="_1851482799" r:id="rId279"/>
               </w:object>
             </w:r>
           </w:p>
@@ -15959,10 +16076,10 @@
                 <w:position w:val="-12"/>
               </w:rPr>
               <w:object w:dxaOrig="580" w:dyaOrig="360" w14:anchorId="26C6A9FA">
-                <v:shape id="_x0000_i1178" type="#_x0000_t75" style="width:29.25pt;height:18pt" o:ole="">
-                  <v:imagedata r:id="rId277" o:title=""/>
-                </v:shape>
-                <o:OLEObject Type="Embed" ProgID="Equation.DSMT4" ShapeID="_x0000_i1178" DrawAspect="Content" ObjectID="_1850892183" r:id="rId278"/>
+                <v:shape id="_x0000_i1180" type="#_x0000_t75" style="width:29.25pt;height:18pt" o:ole="">
+                  <v:imagedata r:id="rId280" o:title=""/>
+                </v:shape>
+                <o:OLEObject Type="Embed" ProgID="Equation.DSMT4" ShapeID="_x0000_i1180" DrawAspect="Content" ObjectID="_1851482800" r:id="rId281"/>
               </w:object>
             </w:r>
           </w:p>
@@ -15988,10 +16105,10 @@
                 <w:position w:val="-12"/>
               </w:rPr>
               <w:object w:dxaOrig="580" w:dyaOrig="360" w14:anchorId="6C93945E">
-                <v:shape id="_x0000_i1179" type="#_x0000_t75" style="width:29.25pt;height:18pt" o:ole="">
-                  <v:imagedata r:id="rId279" o:title=""/>
-                </v:shape>
-                <o:OLEObject Type="Embed" ProgID="Equation.DSMT4" ShapeID="_x0000_i1179" DrawAspect="Content" ObjectID="_1850892184" r:id="rId280"/>
+                <v:shape id="_x0000_i1181" type="#_x0000_t75" style="width:29.25pt;height:18pt" o:ole="">
+                  <v:imagedata r:id="rId282" o:title=""/>
+                </v:shape>
+                <o:OLEObject Type="Embed" ProgID="Equation.DSMT4" ShapeID="_x0000_i1181" DrawAspect="Content" ObjectID="_1851482801" r:id="rId283"/>
               </w:object>
             </w:r>
           </w:p>
@@ -16017,10 +16134,10 @@
                 <w:position w:val="-12"/>
               </w:rPr>
               <w:object w:dxaOrig="600" w:dyaOrig="360" w14:anchorId="7F9FE4A0">
-                <v:shape id="_x0000_i1180" type="#_x0000_t75" style="width:30pt;height:18pt" o:ole="">
-                  <v:imagedata r:id="rId281" o:title=""/>
-                </v:shape>
-                <o:OLEObject Type="Embed" ProgID="Equation.DSMT4" ShapeID="_x0000_i1180" DrawAspect="Content" ObjectID="_1850892185" r:id="rId282"/>
+                <v:shape id="_x0000_i1182" type="#_x0000_t75" style="width:30pt;height:18pt" o:ole="">
+                  <v:imagedata r:id="rId284" o:title=""/>
+                </v:shape>
+                <o:OLEObject Type="Embed" ProgID="Equation.DSMT4" ShapeID="_x0000_i1182" DrawAspect="Content" ObjectID="_1851482802" r:id="rId285"/>
               </w:object>
             </w:r>
           </w:p>
@@ -16046,10 +16163,10 @@
                 <w:position w:val="-12"/>
               </w:rPr>
               <w:object w:dxaOrig="660" w:dyaOrig="360" w14:anchorId="446CB9A0">
-                <v:shape id="_x0000_i1181" type="#_x0000_t75" style="width:33pt;height:18pt" o:ole="">
-                  <v:imagedata r:id="rId283" o:title=""/>
-                </v:shape>
-                <o:OLEObject Type="Embed" ProgID="Equation.DSMT4" ShapeID="_x0000_i1181" DrawAspect="Content" ObjectID="_1850892186" r:id="rId284"/>
+                <v:shape id="_x0000_i1183" type="#_x0000_t75" style="width:33pt;height:18pt" o:ole="">
+                  <v:imagedata r:id="rId286" o:title=""/>
+                </v:shape>
+                <o:OLEObject Type="Embed" ProgID="Equation.DSMT4" ShapeID="_x0000_i1183" DrawAspect="Content" ObjectID="_1851482803" r:id="rId287"/>
               </w:object>
             </w:r>
           </w:p>
@@ -16075,10 +16192,10 @@
                 <w:position w:val="-6"/>
               </w:rPr>
               <w:object w:dxaOrig="200" w:dyaOrig="279" w14:anchorId="6A4A775B">
-                <v:shape id="_x0000_i1182" type="#_x0000_t75" style="width:14.25pt;height:14.25pt" o:ole="">
-                  <v:imagedata r:id="rId285" o:title=""/>
-                </v:shape>
-                <o:OLEObject Type="Embed" ProgID="Equation.DSMT4" ShapeID="_x0000_i1182" DrawAspect="Content" ObjectID="_1850892187" r:id="rId286"/>
+                <v:shape id="_x0000_i1184" type="#_x0000_t75" style="width:14.25pt;height:14.25pt" o:ole="">
+                  <v:imagedata r:id="rId288" o:title=""/>
+                </v:shape>
+                <o:OLEObject Type="Embed" ProgID="Equation.DSMT4" ShapeID="_x0000_i1184" DrawAspect="Content" ObjectID="_1851482804" r:id="rId289"/>
               </w:object>
             </w:r>
           </w:p>
@@ -16162,10 +16279,10 @@
                 <w:position w:val="-12"/>
               </w:rPr>
               <w:object w:dxaOrig="499" w:dyaOrig="360" w14:anchorId="2181AE47">
-                <v:shape id="_x0000_i1183" type="#_x0000_t75" style="width:24.75pt;height:18pt" o:ole="">
-                  <v:imagedata r:id="rId287" o:title=""/>
-                </v:shape>
-                <o:OLEObject Type="Embed" ProgID="Equation.DSMT4" ShapeID="_x0000_i1183" DrawAspect="Content" ObjectID="_1850892188" r:id="rId288"/>
+                <v:shape id="_x0000_i1185" type="#_x0000_t75" style="width:24.75pt;height:18pt" o:ole="">
+                  <v:imagedata r:id="rId290" o:title=""/>
+                </v:shape>
+                <o:OLEObject Type="Embed" ProgID="Equation.DSMT4" ShapeID="_x0000_i1185" DrawAspect="Content" ObjectID="_1851482805" r:id="rId291"/>
               </w:object>
             </w:r>
           </w:p>
@@ -16209,10 +16326,10 @@
                 <w:position w:val="-12"/>
               </w:rPr>
               <w:object w:dxaOrig="580" w:dyaOrig="360" w14:anchorId="198BAC61">
-                <v:shape id="_x0000_i1184" type="#_x0000_t75" style="width:28.5pt;height:18pt" o:ole="">
-                  <v:imagedata r:id="rId289" o:title=""/>
-                </v:shape>
-                <o:OLEObject Type="Embed" ProgID="Equation.DSMT4" ShapeID="_x0000_i1184" DrawAspect="Content" ObjectID="_1850892189" r:id="rId290"/>
+                <v:shape id="_x0000_i1186" type="#_x0000_t75" style="width:28.5pt;height:18pt" o:ole="">
+                  <v:imagedata r:id="rId292" o:title=""/>
+                </v:shape>
+                <o:OLEObject Type="Embed" ProgID="Equation.DSMT4" ShapeID="_x0000_i1186" DrawAspect="Content" ObjectID="_1851482806" r:id="rId293"/>
               </w:object>
             </w:r>
           </w:p>
@@ -16238,10 +16355,10 @@
                 <w:position w:val="-6"/>
               </w:rPr>
               <w:object w:dxaOrig="200" w:dyaOrig="279" w14:anchorId="2BDDD46F">
-                <v:shape id="_x0000_i1185" type="#_x0000_t75" style="width:14.25pt;height:14.25pt" o:ole="">
-                  <v:imagedata r:id="rId291" o:title=""/>
-                </v:shape>
-                <o:OLEObject Type="Embed" ProgID="Equation.DSMT4" ShapeID="_x0000_i1185" DrawAspect="Content" ObjectID="_1850892190" r:id="rId292"/>
+                <v:shape id="_x0000_i1187" type="#_x0000_t75" style="width:14.25pt;height:14.25pt" o:ole="">
+                  <v:imagedata r:id="rId294" o:title=""/>
+                </v:shape>
+                <o:OLEObject Type="Embed" ProgID="Equation.DSMT4" ShapeID="_x0000_i1187" DrawAspect="Content" ObjectID="_1851482807" r:id="rId295"/>
               </w:object>
             </w:r>
           </w:p>
@@ -16289,10 +16406,10 @@
                 <w:position w:val="-12"/>
               </w:rPr>
               <w:object w:dxaOrig="520" w:dyaOrig="360" w14:anchorId="54DC3986">
-                <v:shape id="_x0000_i1186" type="#_x0000_t75" style="width:26.25pt;height:18pt" o:ole="">
-                  <v:imagedata r:id="rId293" o:title=""/>
-                </v:shape>
-                <o:OLEObject Type="Embed" ProgID="Equation.DSMT4" ShapeID="_x0000_i1186" DrawAspect="Content" ObjectID="_1850892191" r:id="rId294"/>
+                <v:shape id="_x0000_i1188" type="#_x0000_t75" style="width:26.25pt;height:18pt" o:ole="">
+                  <v:imagedata r:id="rId296" o:title=""/>
+                </v:shape>
+                <o:OLEObject Type="Embed" ProgID="Equation.DSMT4" ShapeID="_x0000_i1188" DrawAspect="Content" ObjectID="_1851482808" r:id="rId297"/>
               </w:object>
             </w:r>
           </w:p>
@@ -16318,10 +16435,10 @@
                 <w:position w:val="-12"/>
               </w:rPr>
               <w:object w:dxaOrig="499" w:dyaOrig="360" w14:anchorId="00AE74CB">
-                <v:shape id="_x0000_i1187" type="#_x0000_t75" style="width:24.75pt;height:18pt" o:ole="">
-                  <v:imagedata r:id="rId295" o:title=""/>
-                </v:shape>
-                <o:OLEObject Type="Embed" ProgID="Equation.DSMT4" ShapeID="_x0000_i1187" DrawAspect="Content" ObjectID="_1850892192" r:id="rId296"/>
+                <v:shape id="_x0000_i1189" type="#_x0000_t75" style="width:24.75pt;height:18pt" o:ole="">
+                  <v:imagedata r:id="rId298" o:title=""/>
+                </v:shape>
+                <o:OLEObject Type="Embed" ProgID="Equation.DSMT4" ShapeID="_x0000_i1189" DrawAspect="Content" ObjectID="_1851482809" r:id="rId299"/>
               </w:object>
             </w:r>
           </w:p>
@@ -16347,10 +16464,10 @@
                 <w:position w:val="-12"/>
               </w:rPr>
               <w:object w:dxaOrig="499" w:dyaOrig="360" w14:anchorId="3EB16984">
-                <v:shape id="_x0000_i1188" type="#_x0000_t75" style="width:24.75pt;height:18pt" o:ole="">
-                  <v:imagedata r:id="rId297" o:title=""/>
-                </v:shape>
-                <o:OLEObject Type="Embed" ProgID="Equation.DSMT4" ShapeID="_x0000_i1188" DrawAspect="Content" ObjectID="_1850892193" r:id="rId298"/>
+                <v:shape id="_x0000_i1190" type="#_x0000_t75" style="width:24.75pt;height:18pt" o:ole="">
+                  <v:imagedata r:id="rId300" o:title=""/>
+                </v:shape>
+                <o:OLEObject Type="Embed" ProgID="Equation.DSMT4" ShapeID="_x0000_i1190" DrawAspect="Content" ObjectID="_1851482810" r:id="rId301"/>
               </w:object>
             </w:r>
           </w:p>
@@ -16412,10 +16529,10 @@
                 <w:position w:val="-6"/>
               </w:rPr>
               <w:object w:dxaOrig="200" w:dyaOrig="279" w14:anchorId="28B6F281">
-                <v:shape id="_x0000_i1189" type="#_x0000_t75" style="width:14.25pt;height:14.25pt" o:ole="">
-                  <v:imagedata r:id="rId291" o:title=""/>
-                </v:shape>
-                <o:OLEObject Type="Embed" ProgID="Equation.DSMT4" ShapeID="_x0000_i1189" DrawAspect="Content" ObjectID="_1850892194" r:id="rId299"/>
+                <v:shape id="_x0000_i1191" type="#_x0000_t75" style="width:14.25pt;height:14.25pt" o:ole="">
+                  <v:imagedata r:id="rId294" o:title=""/>
+                </v:shape>
+                <o:OLEObject Type="Embed" ProgID="Equation.DSMT4" ShapeID="_x0000_i1191" DrawAspect="Content" ObjectID="_1851482811" r:id="rId302"/>
               </w:object>
             </w:r>
           </w:p>
@@ -16463,10 +16580,10 @@
                 <w:position w:val="-12"/>
               </w:rPr>
               <w:object w:dxaOrig="740" w:dyaOrig="360" w14:anchorId="10481322">
-                <v:shape id="_x0000_i1190" type="#_x0000_t75" style="width:36.75pt;height:18pt" o:ole="">
-                  <v:imagedata r:id="rId300" o:title=""/>
-                </v:shape>
-                <o:OLEObject Type="Embed" ProgID="Equation.DSMT4" ShapeID="_x0000_i1190" DrawAspect="Content" ObjectID="_1850892195" r:id="rId301"/>
+                <v:shape id="_x0000_i1192" type="#_x0000_t75" style="width:36.75pt;height:18pt" o:ole="">
+                  <v:imagedata r:id="rId303" o:title=""/>
+                </v:shape>
+                <o:OLEObject Type="Embed" ProgID="Equation.DSMT4" ShapeID="_x0000_i1192" DrawAspect="Content" ObjectID="_1851482812" r:id="rId304"/>
               </w:object>
             </w:r>
           </w:p>
@@ -16492,10 +16609,10 @@
                 <w:position w:val="-12"/>
               </w:rPr>
               <w:object w:dxaOrig="720" w:dyaOrig="360" w14:anchorId="6293056B">
-                <v:shape id="_x0000_i1191" type="#_x0000_t75" style="width:36pt;height:18pt" o:ole="">
-                  <v:imagedata r:id="rId302" o:title=""/>
-                </v:shape>
-                <o:OLEObject Type="Embed" ProgID="Equation.DSMT4" ShapeID="_x0000_i1191" DrawAspect="Content" ObjectID="_1850892196" r:id="rId303"/>
+                <v:shape id="_x0000_i1193" type="#_x0000_t75" style="width:36pt;height:18pt" o:ole="">
+                  <v:imagedata r:id="rId305" o:title=""/>
+                </v:shape>
+                <o:OLEObject Type="Embed" ProgID="Equation.DSMT4" ShapeID="_x0000_i1193" DrawAspect="Content" ObjectID="_1851482813" r:id="rId306"/>
               </w:object>
             </w:r>
           </w:p>
@@ -16521,10 +16638,10 @@
                 <w:position w:val="-12"/>
               </w:rPr>
               <w:object w:dxaOrig="720" w:dyaOrig="360" w14:anchorId="6D48D122">
-                <v:shape id="_x0000_i1192" type="#_x0000_t75" style="width:36pt;height:18pt" o:ole="">
-                  <v:imagedata r:id="rId304" o:title=""/>
-                </v:shape>
-                <o:OLEObject Type="Embed" ProgID="Equation.DSMT4" ShapeID="_x0000_i1192" DrawAspect="Content" ObjectID="_1850892197" r:id="rId305"/>
+                <v:shape id="_x0000_i1194" type="#_x0000_t75" style="width:36pt;height:18pt" o:ole="">
+                  <v:imagedata r:id="rId307" o:title=""/>
+                </v:shape>
+                <o:OLEObject Type="Embed" ProgID="Equation.DSMT4" ShapeID="_x0000_i1194" DrawAspect="Content" ObjectID="_1851482814" r:id="rId308"/>
               </w:object>
             </w:r>
           </w:p>
@@ -16550,10 +16667,10 @@
                 <w:position w:val="-12"/>
               </w:rPr>
               <w:object w:dxaOrig="720" w:dyaOrig="360" w14:anchorId="7ED48FB4">
-                <v:shape id="_x0000_i1193" type="#_x0000_t75" style="width:36pt;height:18pt" o:ole="">
-                  <v:imagedata r:id="rId306" o:title=""/>
-                </v:shape>
-                <o:OLEObject Type="Embed" ProgID="Equation.DSMT4" ShapeID="_x0000_i1193" DrawAspect="Content" ObjectID="_1850892198" r:id="rId307"/>
+                <v:shape id="_x0000_i1195" type="#_x0000_t75" style="width:36pt;height:18pt" o:ole="">
+                  <v:imagedata r:id="rId309" o:title=""/>
+                </v:shape>
+                <o:OLEObject Type="Embed" ProgID="Equation.DSMT4" ShapeID="_x0000_i1195" DrawAspect="Content" ObjectID="_1851482815" r:id="rId310"/>
               </w:object>
             </w:r>
           </w:p>
@@ -16579,10 +16696,10 @@
                 <w:position w:val="-6"/>
               </w:rPr>
               <w:object w:dxaOrig="200" w:dyaOrig="279" w14:anchorId="2A2911EE">
-                <v:shape id="_x0000_i1194" type="#_x0000_t75" style="width:14.25pt;height:14.25pt" o:ole="">
-                  <v:imagedata r:id="rId291" o:title=""/>
-                </v:shape>
-                <o:OLEObject Type="Embed" ProgID="Equation.DSMT4" ShapeID="_x0000_i1194" DrawAspect="Content" ObjectID="_1850892199" r:id="rId308"/>
+                <v:shape id="_x0000_i1196" type="#_x0000_t75" style="width:14.25pt;height:14.25pt" o:ole="">
+                  <v:imagedata r:id="rId294" o:title=""/>
+                </v:shape>
+                <o:OLEObject Type="Embed" ProgID="Equation.DSMT4" ShapeID="_x0000_i1196" DrawAspect="Content" ObjectID="_1851482816" r:id="rId311"/>
               </w:object>
             </w:r>
           </w:p>
@@ -16608,10 +16725,10 @@
                 <w:position w:val="-12"/>
               </w:rPr>
               <w:object w:dxaOrig="740" w:dyaOrig="360" w14:anchorId="1AB742FA">
-                <v:shape id="_x0000_i1195" type="#_x0000_t75" style="width:37.5pt;height:18pt" o:ole="">
-                  <v:imagedata r:id="rId309" o:title=""/>
-                </v:shape>
-                <o:OLEObject Type="Embed" ProgID="Equation.DSMT4" ShapeID="_x0000_i1195" DrawAspect="Content" ObjectID="_1850892200" r:id="rId310"/>
+                <v:shape id="_x0000_i1197" type="#_x0000_t75" style="width:37.5pt;height:18pt" o:ole="">
+                  <v:imagedata r:id="rId312" o:title=""/>
+                </v:shape>
+                <o:OLEObject Type="Embed" ProgID="Equation.DSMT4" ShapeID="_x0000_i1197" DrawAspect="Content" ObjectID="_1851482817" r:id="rId313"/>
               </w:object>
             </w:r>
           </w:p>
@@ -16636,10 +16753,10 @@
                 <w:position w:val="-4"/>
               </w:rPr>
               <w:object w:dxaOrig="220" w:dyaOrig="240" w14:anchorId="28172840">
-                <v:shape id="_x0000_i1196" type="#_x0000_t75" style="width:13.5pt;height:14.25pt" o:ole="">
-                  <v:imagedata r:id="rId248" o:title=""/>
-                </v:shape>
-                <o:OLEObject Type="Embed" ProgID="Equation.DSMT4" ShapeID="_x0000_i1196" DrawAspect="Content" ObjectID="_1850892201" r:id="rId311"/>
+                <v:shape id="_x0000_i1198" type="#_x0000_t75" style="width:13.5pt;height:14.25pt" o:ole="">
+                  <v:imagedata r:id="rId251" o:title=""/>
+                </v:shape>
+                <o:OLEObject Type="Embed" ProgID="Equation.DSMT4" ShapeID="_x0000_i1198" DrawAspect="Content" ObjectID="_1851482818" r:id="rId314"/>
               </w:object>
             </w:r>
           </w:p>
@@ -16663,10 +16780,10 @@
                 <w:position w:val="-6"/>
               </w:rPr>
               <w:object w:dxaOrig="200" w:dyaOrig="279" w14:anchorId="1B6FDEF1">
-                <v:shape id="_x0000_i1197" type="#_x0000_t75" style="width:14.25pt;height:14.25pt" o:ole="">
-                  <v:imagedata r:id="rId312" o:title=""/>
-                </v:shape>
-                <o:OLEObject Type="Embed" ProgID="Equation.DSMT4" ShapeID="_x0000_i1197" DrawAspect="Content" ObjectID="_1850892202" r:id="rId313"/>
+                <v:shape id="_x0000_i1199" type="#_x0000_t75" style="width:14.25pt;height:14.25pt" o:ole="">
+                  <v:imagedata r:id="rId315" o:title=""/>
+                </v:shape>
+                <o:OLEObject Type="Embed" ProgID="Equation.DSMT4" ShapeID="_x0000_i1199" DrawAspect="Content" ObjectID="_1851482819" r:id="rId316"/>
               </w:object>
             </w:r>
           </w:p>
@@ -16690,10 +16807,10 @@
                 <w:position w:val="-6"/>
               </w:rPr>
               <w:object w:dxaOrig="200" w:dyaOrig="279" w14:anchorId="2DC8862A">
-                <v:shape id="_x0000_i1198" type="#_x0000_t75" style="width:14.25pt;height:14.25pt" o:ole="">
-                  <v:imagedata r:id="rId314" o:title=""/>
-                </v:shape>
-                <o:OLEObject Type="Embed" ProgID="Equation.DSMT4" ShapeID="_x0000_i1198" DrawAspect="Content" ObjectID="_1850892203" r:id="rId315"/>
+                <v:shape id="_x0000_i1200" type="#_x0000_t75" style="width:14.25pt;height:14.25pt" o:ole="">
+                  <v:imagedata r:id="rId317" o:title=""/>
+                </v:shape>
+                <o:OLEObject Type="Embed" ProgID="Equation.DSMT4" ShapeID="_x0000_i1200" DrawAspect="Content" ObjectID="_1851482820" r:id="rId318"/>
               </w:object>
             </w:r>
           </w:p>
@@ -16717,10 +16834,10 @@
                 <w:position w:val="-6"/>
               </w:rPr>
               <w:object w:dxaOrig="200" w:dyaOrig="279" w14:anchorId="00CFBF18">
-                <v:shape id="_x0000_i1199" type="#_x0000_t75" style="width:14.25pt;height:14.25pt" o:ole="">
-                  <v:imagedata r:id="rId316" o:title=""/>
-                </v:shape>
-                <o:OLEObject Type="Embed" ProgID="Equation.DSMT4" ShapeID="_x0000_i1199" DrawAspect="Content" ObjectID="_1850892204" r:id="rId317"/>
+                <v:shape id="_x0000_i1201" type="#_x0000_t75" style="width:14.25pt;height:14.25pt" o:ole="">
+                  <v:imagedata r:id="rId319" o:title=""/>
+                </v:shape>
+                <o:OLEObject Type="Embed" ProgID="Equation.DSMT4" ShapeID="_x0000_i1201" DrawAspect="Content" ObjectID="_1851482821" r:id="rId320"/>
               </w:object>
             </w:r>
           </w:p>
@@ -16744,10 +16861,10 @@
                 <w:position w:val="-6"/>
               </w:rPr>
               <w:object w:dxaOrig="200" w:dyaOrig="279" w14:anchorId="3CE2BA49">
-                <v:shape id="_x0000_i1200" type="#_x0000_t75" style="width:14.25pt;height:14.25pt" o:ole="">
-                  <v:imagedata r:id="rId318" o:title=""/>
-                </v:shape>
-                <o:OLEObject Type="Embed" ProgID="Equation.DSMT4" ShapeID="_x0000_i1200" DrawAspect="Content" ObjectID="_1850892205" r:id="rId319"/>
+                <v:shape id="_x0000_i1202" type="#_x0000_t75" style="width:14.25pt;height:14.25pt" o:ole="">
+                  <v:imagedata r:id="rId321" o:title=""/>
+                </v:shape>
+                <o:OLEObject Type="Embed" ProgID="Equation.DSMT4" ShapeID="_x0000_i1202" DrawAspect="Content" ObjectID="_1851482822" r:id="rId322"/>
               </w:object>
             </w:r>
           </w:p>
@@ -16771,10 +16888,10 @@
                 <w:position w:val="-6"/>
               </w:rPr>
               <w:object w:dxaOrig="200" w:dyaOrig="279" w14:anchorId="61114FB2">
-                <v:shape id="_x0000_i1201" type="#_x0000_t75" style="width:14.25pt;height:14.25pt" o:ole="">
-                  <v:imagedata r:id="rId320" o:title=""/>
-                </v:shape>
-                <o:OLEObject Type="Embed" ProgID="Equation.DSMT4" ShapeID="_x0000_i1201" DrawAspect="Content" ObjectID="_1850892206" r:id="rId321"/>
+                <v:shape id="_x0000_i1203" type="#_x0000_t75" style="width:14.25pt;height:14.25pt" o:ole="">
+                  <v:imagedata r:id="rId323" o:title=""/>
+                </v:shape>
+                <o:OLEObject Type="Embed" ProgID="Equation.DSMT4" ShapeID="_x0000_i1203" DrawAspect="Content" ObjectID="_1851482823" r:id="rId324"/>
               </w:object>
             </w:r>
           </w:p>
@@ -16798,10 +16915,10 @@
                 <w:position w:val="-6"/>
               </w:rPr>
               <w:object w:dxaOrig="200" w:dyaOrig="279" w14:anchorId="702B4869">
-                <v:shape id="_x0000_i1202" type="#_x0000_t75" style="width:14.25pt;height:14.25pt" o:ole="">
-                  <v:imagedata r:id="rId322" o:title=""/>
-                </v:shape>
-                <o:OLEObject Type="Embed" ProgID="Equation.DSMT4" ShapeID="_x0000_i1202" DrawAspect="Content" ObjectID="_1850892207" r:id="rId323"/>
+                <v:shape id="_x0000_i1204" type="#_x0000_t75" style="width:14.25pt;height:14.25pt" o:ole="">
+                  <v:imagedata r:id="rId325" o:title=""/>
+                </v:shape>
+                <o:OLEObject Type="Embed" ProgID="Equation.DSMT4" ShapeID="_x0000_i1204" DrawAspect="Content" ObjectID="_1851482824" r:id="rId326"/>
               </w:object>
             </w:r>
           </w:p>
@@ -17014,13 +17131,13 @@
         <w:tblLook w:val="04A0" w:firstRow="1" w:lastRow="0" w:firstColumn="1" w:lastColumn="0" w:noHBand="0" w:noVBand="1"/>
       </w:tblPr>
       <w:tblGrid>
-        <w:gridCol w:w="1530"/>
+        <w:gridCol w:w="1529"/>
         <w:gridCol w:w="1517"/>
         <w:gridCol w:w="1416"/>
         <w:gridCol w:w="1360"/>
         <w:gridCol w:w="1498"/>
-        <w:gridCol w:w="1473"/>
-        <w:gridCol w:w="499"/>
+        <w:gridCol w:w="1472"/>
+        <w:gridCol w:w="501"/>
       </w:tblGrid>
       <w:tr>
         <w:tc>
@@ -17164,10 +17281,10 @@
                 <w:position w:val="-4"/>
               </w:rPr>
               <w:object w:dxaOrig="220" w:dyaOrig="240" w14:anchorId="4785E1CD">
-                <v:shape id="_x0000_i1203" type="#_x0000_t75" style="width:13.5pt;height:14.25pt" o:ole="">
-                  <v:imagedata r:id="rId248" o:title=""/>
-                </v:shape>
-                <o:OLEObject Type="Embed" ProgID="Equation.DSMT4" ShapeID="_x0000_i1203" DrawAspect="Content" ObjectID="_1850892208" r:id="rId324"/>
+                <v:shape id="_x0000_i1205" type="#_x0000_t75" style="width:13.5pt;height:14.25pt" o:ole="">
+                  <v:imagedata r:id="rId251" o:title=""/>
+                </v:shape>
+                <o:OLEObject Type="Embed" ProgID="Equation.DSMT4" ShapeID="_x0000_i1205" DrawAspect="Content" ObjectID="_1851482825" r:id="rId327"/>
               </w:object>
             </w:r>
           </w:p>
@@ -17214,10 +17331,10 @@
                 <w:position w:val="-12"/>
               </w:rPr>
               <w:object w:dxaOrig="520" w:dyaOrig="360" w14:anchorId="5A6B31B6">
-                <v:shape id="_x0000_i1204" type="#_x0000_t75" style="width:26.25pt;height:18pt" o:ole="">
-                  <v:imagedata r:id="rId325" o:title=""/>
-                </v:shape>
-                <o:OLEObject Type="Embed" ProgID="Equation.DSMT4" ShapeID="_x0000_i1204" DrawAspect="Content" ObjectID="_1850892209" r:id="rId326"/>
+                <v:shape id="_x0000_i1206" type="#_x0000_t75" style="width:26.25pt;height:18pt" o:ole="">
+                  <v:imagedata r:id="rId328" o:title=""/>
+                </v:shape>
+                <o:OLEObject Type="Embed" ProgID="Equation.DSMT4" ShapeID="_x0000_i1206" DrawAspect="Content" ObjectID="_1851482826" r:id="rId329"/>
               </w:object>
             </w:r>
           </w:p>
@@ -17242,10 +17359,10 @@
                 <w:position w:val="-12"/>
               </w:rPr>
               <w:object w:dxaOrig="520" w:dyaOrig="360" w14:anchorId="44B28296">
-                <v:shape id="_x0000_i1205" type="#_x0000_t75" style="width:26.25pt;height:18pt" o:ole="">
-                  <v:imagedata r:id="rId327" o:title=""/>
-                </v:shape>
-                <o:OLEObject Type="Embed" ProgID="Equation.DSMT4" ShapeID="_x0000_i1205" DrawAspect="Content" ObjectID="_1850892210" r:id="rId328"/>
+                <v:shape id="_x0000_i1207" type="#_x0000_t75" style="width:26.25pt;height:18pt" o:ole="">
+                  <v:imagedata r:id="rId330" o:title=""/>
+                </v:shape>
+                <o:OLEObject Type="Embed" ProgID="Equation.DSMT4" ShapeID="_x0000_i1207" DrawAspect="Content" ObjectID="_1851482827" r:id="rId331"/>
               </w:object>
             </w:r>
           </w:p>
@@ -17321,10 +17438,10 @@
                 <w:position w:val="-6"/>
               </w:rPr>
               <w:object w:dxaOrig="200" w:dyaOrig="279" w14:anchorId="35AEFC56">
-                <v:shape id="_x0000_i1206" type="#_x0000_t75" style="width:14.25pt;height:14.25pt" o:ole="">
-                  <v:imagedata r:id="rId329" o:title=""/>
-                </v:shape>
-                <o:OLEObject Type="Embed" ProgID="Equation.DSMT4" ShapeID="_x0000_i1206" DrawAspect="Content" ObjectID="_1850892211" r:id="rId330"/>
+                <v:shape id="_x0000_i1208" type="#_x0000_t75" style="width:14.25pt;height:14.25pt" o:ole="">
+                  <v:imagedata r:id="rId332" o:title=""/>
+                </v:shape>
+                <o:OLEObject Type="Embed" ProgID="Equation.DSMT4" ShapeID="_x0000_i1208" DrawAspect="Content" ObjectID="_1851482828" r:id="rId333"/>
               </w:object>
             </w:r>
           </w:p>
@@ -17373,10 +17490,10 @@
                 <w:position w:val="-12"/>
               </w:rPr>
               <w:object w:dxaOrig="680" w:dyaOrig="360" w14:anchorId="2293DD58">
-                <v:shape id="_x0000_i1207" type="#_x0000_t75" style="width:33.75pt;height:18pt" o:ole="">
-                  <v:imagedata r:id="rId331" o:title=""/>
-                </v:shape>
-                <o:OLEObject Type="Embed" ProgID="Equation.DSMT4" ShapeID="_x0000_i1207" DrawAspect="Content" ObjectID="_1850892212" r:id="rId332"/>
+                <v:shape id="_x0000_i1209" type="#_x0000_t75" style="width:33.75pt;height:18pt" o:ole="">
+                  <v:imagedata r:id="rId334" o:title=""/>
+                </v:shape>
+                <o:OLEObject Type="Embed" ProgID="Equation.DSMT4" ShapeID="_x0000_i1209" DrawAspect="Content" ObjectID="_1851482829" r:id="rId335"/>
               </w:object>
             </w:r>
           </w:p>
@@ -17402,10 +17519,10 @@
                 <w:position w:val="-12"/>
               </w:rPr>
               <w:object w:dxaOrig="660" w:dyaOrig="360" w14:anchorId="0CA7FA2F">
-                <v:shape id="_x0000_i1208" type="#_x0000_t75" style="width:33pt;height:18pt" o:ole="">
-                  <v:imagedata r:id="rId333" o:title=""/>
-                </v:shape>
-                <o:OLEObject Type="Embed" ProgID="Equation.DSMT4" ShapeID="_x0000_i1208" DrawAspect="Content" ObjectID="_1850892213" r:id="rId334"/>
+                <v:shape id="_x0000_i1210" type="#_x0000_t75" style="width:33pt;height:18pt" o:ole="">
+                  <v:imagedata r:id="rId336" o:title=""/>
+                </v:shape>
+                <o:OLEObject Type="Embed" ProgID="Equation.DSMT4" ShapeID="_x0000_i1210" DrawAspect="Content" ObjectID="_1851482830" r:id="rId337"/>
               </w:object>
             </w:r>
           </w:p>
@@ -17485,10 +17602,10 @@
                 <w:position w:val="-6"/>
               </w:rPr>
               <w:object w:dxaOrig="200" w:dyaOrig="279" w14:anchorId="79E32879">
-                <v:shape id="_x0000_i1209" type="#_x0000_t75" style="width:14.25pt;height:14.25pt" o:ole="">
-                  <v:imagedata r:id="rId329" o:title=""/>
-                </v:shape>
-                <o:OLEObject Type="Embed" ProgID="Equation.DSMT4" ShapeID="_x0000_i1209" DrawAspect="Content" ObjectID="_1850892214" r:id="rId335"/>
+                <v:shape id="_x0000_i1211" type="#_x0000_t75" style="width:14.25pt;height:14.25pt" o:ole="">
+                  <v:imagedata r:id="rId332" o:title=""/>
+                </v:shape>
+                <o:OLEObject Type="Embed" ProgID="Equation.DSMT4" ShapeID="_x0000_i1211" DrawAspect="Content" ObjectID="_1851482831" r:id="rId338"/>
               </w:object>
             </w:r>
           </w:p>
@@ -17546,10 +17663,10 @@
                 <w:position w:val="-12"/>
               </w:rPr>
               <w:object w:dxaOrig="540" w:dyaOrig="360" w14:anchorId="588C3C20">
-                <v:shape id="_x0000_i1210" type="#_x0000_t75" style="width:27.75pt;height:18pt" o:ole="">
-                  <v:imagedata r:id="rId336" o:title=""/>
-                </v:shape>
-                <o:OLEObject Type="Embed" ProgID="Equation.DSMT4" ShapeID="_x0000_i1210" DrawAspect="Content" ObjectID="_1850892215" r:id="rId337"/>
+                <v:shape id="_x0000_i1212" type="#_x0000_t75" style="width:27.75pt;height:18pt" o:ole="">
+                  <v:imagedata r:id="rId339" o:title=""/>
+                </v:shape>
+                <o:OLEObject Type="Embed" ProgID="Equation.DSMT4" ShapeID="_x0000_i1212" DrawAspect="Content" ObjectID="_1851482832" r:id="rId340"/>
               </w:object>
             </w:r>
           </w:p>
@@ -17611,10 +17728,10 @@
                 <w:position w:val="-12"/>
               </w:rPr>
               <w:object w:dxaOrig="520" w:dyaOrig="360" w14:anchorId="66F547C3">
-                <v:shape id="_x0000_i1211" type="#_x0000_t75" style="width:26.25pt;height:18pt" o:ole="">
-                  <v:imagedata r:id="rId338" o:title=""/>
-                </v:shape>
-                <o:OLEObject Type="Embed" ProgID="Equation.DSMT4" ShapeID="_x0000_i1211" DrawAspect="Content" ObjectID="_1850892216" r:id="rId339"/>
+                <v:shape id="_x0000_i1213" type="#_x0000_t75" style="width:26.25pt;height:18pt" o:ole="">
+                  <v:imagedata r:id="rId341" o:title=""/>
+                </v:shape>
+                <o:OLEObject Type="Embed" ProgID="Equation.DSMT4" ShapeID="_x0000_i1213" DrawAspect="Content" ObjectID="_1851482833" r:id="rId342"/>
               </w:object>
             </w:r>
           </w:p>
@@ -17658,10 +17775,10 @@
                 <w:position w:val="-6"/>
               </w:rPr>
               <w:object w:dxaOrig="200" w:dyaOrig="279" w14:anchorId="5B79B25E">
-                <v:shape id="_x0000_i1212" type="#_x0000_t75" style="width:14.25pt;height:14.25pt" o:ole="">
-                  <v:imagedata r:id="rId329" o:title=""/>
-                </v:shape>
-                <o:OLEObject Type="Embed" ProgID="Equation.DSMT4" ShapeID="_x0000_i1212" DrawAspect="Content" ObjectID="_1850892217" r:id="rId340"/>
+                <v:shape id="_x0000_i1214" type="#_x0000_t75" style="width:14.25pt;height:14.25pt" o:ole="">
+                  <v:imagedata r:id="rId332" o:title=""/>
+                </v:shape>
+                <o:OLEObject Type="Embed" ProgID="Equation.DSMT4" ShapeID="_x0000_i1214" DrawAspect="Content" ObjectID="_1851482834" r:id="rId343"/>
               </w:object>
             </w:r>
           </w:p>
@@ -17710,10 +17827,10 @@
                 <w:position w:val="-12"/>
               </w:rPr>
               <w:object w:dxaOrig="480" w:dyaOrig="360" w14:anchorId="466005C9">
-                <v:shape id="_x0000_i1213" type="#_x0000_t75" style="width:24pt;height:18pt" o:ole="">
-                  <v:imagedata r:id="rId341" o:title=""/>
-                </v:shape>
-                <o:OLEObject Type="Embed" ProgID="Equation.DSMT4" ShapeID="_x0000_i1213" DrawAspect="Content" ObjectID="_1850892218" r:id="rId342"/>
+                <v:shape id="_x0000_i1215" type="#_x0000_t75" style="width:24pt;height:18pt" o:ole="">
+                  <v:imagedata r:id="rId344" o:title=""/>
+                </v:shape>
+                <o:OLEObject Type="Embed" ProgID="Equation.DSMT4" ShapeID="_x0000_i1215" DrawAspect="Content" ObjectID="_1851482835" r:id="rId345"/>
               </w:object>
             </w:r>
           </w:p>
@@ -17739,10 +17856,10 @@
                 <w:position w:val="-12"/>
               </w:rPr>
               <w:object w:dxaOrig="460" w:dyaOrig="360" w14:anchorId="08DDAF26">
-                <v:shape id="_x0000_i1214" type="#_x0000_t75" style="width:23.25pt;height:18pt" o:ole="">
-                  <v:imagedata r:id="rId343" o:title=""/>
-                </v:shape>
-                <o:OLEObject Type="Embed" ProgID="Equation.DSMT4" ShapeID="_x0000_i1214" DrawAspect="Content" ObjectID="_1850892219" r:id="rId344"/>
+                <v:shape id="_x0000_i1216" type="#_x0000_t75" style="width:23.25pt;height:18pt" o:ole="">
+                  <v:imagedata r:id="rId346" o:title=""/>
+                </v:shape>
+                <o:OLEObject Type="Embed" ProgID="Equation.DSMT4" ShapeID="_x0000_i1216" DrawAspect="Content" ObjectID="_1851482836" r:id="rId347"/>
               </w:object>
             </w:r>
           </w:p>
@@ -17768,10 +17885,10 @@
                 <w:position w:val="-12"/>
               </w:rPr>
               <w:object w:dxaOrig="460" w:dyaOrig="360" w14:anchorId="380580A3">
-                <v:shape id="_x0000_i1215" type="#_x0000_t75" style="width:23.25pt;height:18pt" o:ole="">
-                  <v:imagedata r:id="rId345" o:title=""/>
-                </v:shape>
-                <o:OLEObject Type="Embed" ProgID="Equation.DSMT4" ShapeID="_x0000_i1215" DrawAspect="Content" ObjectID="_1850892220" r:id="rId346"/>
+                <v:shape id="_x0000_i1217" type="#_x0000_t75" style="width:23.25pt;height:18pt" o:ole="">
+                  <v:imagedata r:id="rId348" o:title=""/>
+                </v:shape>
+                <o:OLEObject Type="Embed" ProgID="Equation.DSMT4" ShapeID="_x0000_i1217" DrawAspect="Content" ObjectID="_1851482837" r:id="rId349"/>
               </w:object>
             </w:r>
           </w:p>
@@ -17797,10 +17914,10 @@
                 <w:position w:val="-12"/>
               </w:rPr>
               <w:object w:dxaOrig="460" w:dyaOrig="360" w14:anchorId="6EB9444B">
-                <v:shape id="_x0000_i1216" type="#_x0000_t75" style="width:23.25pt;height:18pt" o:ole="">
-                  <v:imagedata r:id="rId347" o:title=""/>
-                </v:shape>
-                <o:OLEObject Type="Embed" ProgID="Equation.DSMT4" ShapeID="_x0000_i1216" DrawAspect="Content" ObjectID="_1850892221" r:id="rId348"/>
+                <v:shape id="_x0000_i1218" type="#_x0000_t75" style="width:23.25pt;height:18pt" o:ole="">
+                  <v:imagedata r:id="rId350" o:title=""/>
+                </v:shape>
+                <o:OLEObject Type="Embed" ProgID="Equation.DSMT4" ShapeID="_x0000_i1218" DrawAspect="Content" ObjectID="_1851482838" r:id="rId351"/>
               </w:object>
             </w:r>
           </w:p>
@@ -17844,10 +17961,10 @@
                 <w:position w:val="-6"/>
               </w:rPr>
               <w:object w:dxaOrig="200" w:dyaOrig="279" w14:anchorId="55273FF2">
-                <v:shape id="_x0000_i1217" type="#_x0000_t75" style="width:14.25pt;height:14.25pt" o:ole="">
-                  <v:imagedata r:id="rId329" o:title=""/>
-                </v:shape>
-                <o:OLEObject Type="Embed" ProgID="Equation.DSMT4" ShapeID="_x0000_i1217" DrawAspect="Content" ObjectID="_1850892222" r:id="rId349"/>
+                <v:shape id="_x0000_i1219" type="#_x0000_t75" style="width:14.25pt;height:14.25pt" o:ole="">
+                  <v:imagedata r:id="rId332" o:title=""/>
+                </v:shape>
+                <o:OLEObject Type="Embed" ProgID="Equation.DSMT4" ShapeID="_x0000_i1219" DrawAspect="Content" ObjectID="_1851482839" r:id="rId352"/>
               </w:object>
             </w:r>
           </w:p>
@@ -17906,10 +18023,10 @@
                 <w:position w:val="-12"/>
               </w:rPr>
               <w:object w:dxaOrig="639" w:dyaOrig="380" w14:anchorId="1821DD78">
-                <v:shape id="_x0000_i1218" type="#_x0000_t75" style="width:32.25pt;height:18.75pt" o:ole="">
-                  <v:imagedata r:id="rId350" o:title=""/>
-                </v:shape>
-                <o:OLEObject Type="Embed" ProgID="Equation.DSMT4" ShapeID="_x0000_i1218" DrawAspect="Content" ObjectID="_1850892223" r:id="rId351"/>
+                <v:shape id="_x0000_i1220" type="#_x0000_t75" style="width:32.25pt;height:18.75pt" o:ole="">
+                  <v:imagedata r:id="rId353" o:title=""/>
+                </v:shape>
+                <o:OLEObject Type="Embed" ProgID="Equation.DSMT4" ShapeID="_x0000_i1220" DrawAspect="Content" ObjectID="_1851482840" r:id="rId354"/>
               </w:object>
             </w:r>
           </w:p>
@@ -17936,10 +18053,10 @@
                 <w:position w:val="-12"/>
               </w:rPr>
               <w:object w:dxaOrig="639" w:dyaOrig="380" w14:anchorId="1846EBD5">
-                <v:shape id="_x0000_i1219" type="#_x0000_t75" style="width:32.25pt;height:18.75pt" o:ole="">
-                  <v:imagedata r:id="rId352" o:title=""/>
-                </v:shape>
-                <o:OLEObject Type="Embed" ProgID="Equation.DSMT4" ShapeID="_x0000_i1219" DrawAspect="Content" ObjectID="_1850892224" r:id="rId353"/>
+                <v:shape id="_x0000_i1221" type="#_x0000_t75" style="width:32.25pt;height:18.75pt" o:ole="">
+                  <v:imagedata r:id="rId355" o:title=""/>
+                </v:shape>
+                <o:OLEObject Type="Embed" ProgID="Equation.DSMT4" ShapeID="_x0000_i1221" DrawAspect="Content" ObjectID="_1851482841" r:id="rId356"/>
               </w:object>
             </w:r>
           </w:p>
@@ -17966,10 +18083,10 @@
                 <w:position w:val="-12"/>
               </w:rPr>
               <w:object w:dxaOrig="639" w:dyaOrig="380" w14:anchorId="5A66CF58">
-                <v:shape id="_x0000_i1220" type="#_x0000_t75" style="width:32.25pt;height:18.75pt" o:ole="">
-                  <v:imagedata r:id="rId354" o:title=""/>
-                </v:shape>
-                <o:OLEObject Type="Embed" ProgID="Equation.DSMT4" ShapeID="_x0000_i1220" DrawAspect="Content" ObjectID="_1850892225" r:id="rId355"/>
+                <v:shape id="_x0000_i1222" type="#_x0000_t75" style="width:32.25pt;height:18.75pt" o:ole="">
+                  <v:imagedata r:id="rId357" o:title=""/>
+                </v:shape>
+                <o:OLEObject Type="Embed" ProgID="Equation.DSMT4" ShapeID="_x0000_i1222" DrawAspect="Content" ObjectID="_1851482842" r:id="rId358"/>
               </w:object>
             </w:r>
           </w:p>
@@ -18034,10 +18151,10 @@
                 <w:position w:val="-6"/>
               </w:rPr>
               <w:object w:dxaOrig="200" w:dyaOrig="279" w14:anchorId="09099379">
-                <v:shape id="_x0000_i1221" type="#_x0000_t75" style="width:14.25pt;height:14.25pt" o:ole="">
-                  <v:imagedata r:id="rId329" o:title=""/>
-                </v:shape>
-                <o:OLEObject Type="Embed" ProgID="Equation.DSMT4" ShapeID="_x0000_i1221" DrawAspect="Content" ObjectID="_1850892226" r:id="rId356"/>
+                <v:shape id="_x0000_i1223" type="#_x0000_t75" style="width:14.25pt;height:14.25pt" o:ole="">
+                  <v:imagedata r:id="rId332" o:title=""/>
+                </v:shape>
+                <o:OLEObject Type="Embed" ProgID="Equation.DSMT4" ShapeID="_x0000_i1223" DrawAspect="Content" ObjectID="_1851482843" r:id="rId359"/>
               </w:object>
             </w:r>
           </w:p>
@@ -18107,10 +18224,10 @@
                 <w:position w:val="-12"/>
               </w:rPr>
               <w:object w:dxaOrig="639" w:dyaOrig="380" w14:anchorId="2AF610E1">
-                <v:shape id="_x0000_i1222" type="#_x0000_t75" style="width:32.25pt;height:18.75pt" o:ole="">
-                  <v:imagedata r:id="rId357" o:title=""/>
-                </v:shape>
-                <o:OLEObject Type="Embed" ProgID="Equation.DSMT4" ShapeID="_x0000_i1222" DrawAspect="Content" ObjectID="_1850892227" r:id="rId358"/>
+                <v:shape id="_x0000_i1224" type="#_x0000_t75" style="width:32.25pt;height:18.75pt" o:ole="">
+                  <v:imagedata r:id="rId360" o:title=""/>
+                </v:shape>
+                <o:OLEObject Type="Embed" ProgID="Equation.DSMT4" ShapeID="_x0000_i1224" DrawAspect="Content" ObjectID="_1851482844" r:id="rId361"/>
               </w:object>
             </w:r>
           </w:p>
@@ -18136,10 +18253,10 @@
                 <w:position w:val="-12"/>
               </w:rPr>
               <w:object w:dxaOrig="639" w:dyaOrig="380" w14:anchorId="71CD7061">
-                <v:shape id="_x0000_i1223" type="#_x0000_t75" style="width:32.25pt;height:18.75pt" o:ole="">
-                  <v:imagedata r:id="rId359" o:title=""/>
-                </v:shape>
-                <o:OLEObject Type="Embed" ProgID="Equation.DSMT4" ShapeID="_x0000_i1223" DrawAspect="Content" ObjectID="_1850892228" r:id="rId360"/>
+                <v:shape id="_x0000_i1225" type="#_x0000_t75" style="width:32.25pt;height:18.75pt" o:ole="">
+                  <v:imagedata r:id="rId362" o:title=""/>
+                </v:shape>
+                <o:OLEObject Type="Embed" ProgID="Equation.DSMT4" ShapeID="_x0000_i1225" DrawAspect="Content" ObjectID="_1851482845" r:id="rId363"/>
               </w:object>
             </w:r>
           </w:p>
@@ -18201,10 +18318,10 @@
                 <w:position w:val="-6"/>
               </w:rPr>
               <w:object w:dxaOrig="200" w:dyaOrig="279" w14:anchorId="5A44DCE2">
-                <v:shape id="_x0000_i1224" type="#_x0000_t75" style="width:14.25pt;height:14.25pt" o:ole="">
-                  <v:imagedata r:id="rId285" o:title=""/>
-                </v:shape>
-                <o:OLEObject Type="Embed" ProgID="Equation.DSMT4" ShapeID="_x0000_i1224" DrawAspect="Content" ObjectID="_1850892229" r:id="rId361"/>
+                <v:shape id="_x0000_i1226" type="#_x0000_t75" style="width:14.25pt;height:14.25pt" o:ole="">
+                  <v:imagedata r:id="rId288" o:title=""/>
+                </v:shape>
+                <o:OLEObject Type="Embed" ProgID="Equation.DSMT4" ShapeID="_x0000_i1226" DrawAspect="Content" ObjectID="_1851482846" r:id="rId364"/>
               </w:object>
             </w:r>
           </w:p>
@@ -18228,10 +18345,7 @@
               <w:contextualSpacing/>
             </w:pPr>
             <w:r>
-              <w:t xml:space="preserve">Loan </w:t>
-            </w:r>
-            <w:r>
-              <w:t>defaults</w:t>
+              <w:t>Loan defaults</w:t>
             </w:r>
           </w:p>
         </w:tc>
@@ -18274,10 +18388,10 @@
                 <w:position w:val="-12"/>
               </w:rPr>
               <w:object w:dxaOrig="800" w:dyaOrig="360" w14:anchorId="55050BA5">
-                <v:shape id="_x0000_i6494" type="#_x0000_t75" style="width:40.5pt;height:18pt" o:ole="">
-                  <v:imagedata r:id="rId362" o:title=""/>
-                </v:shape>
-                <o:OLEObject Type="Embed" ProgID="Equation.DSMT4" ShapeID="_x0000_i6494" DrawAspect="Content" ObjectID="_1850892230" r:id="rId363"/>
+                <v:shape id="_x0000_i1227" type="#_x0000_t75" style="width:40.5pt;height:18pt" o:ole="">
+                  <v:imagedata r:id="rId365" o:title=""/>
+                </v:shape>
+                <o:OLEObject Type="Embed" ProgID="Equation.DSMT4" ShapeID="_x0000_i1227" DrawAspect="Content" ObjectID="_1851482847" r:id="rId366"/>
               </w:object>
             </w:r>
           </w:p>
@@ -18303,10 +18417,10 @@
                 <w:position w:val="-12"/>
               </w:rPr>
               <w:object w:dxaOrig="800" w:dyaOrig="360" w14:anchorId="3AAC54D9">
-                <v:shape id="_x0000_i6496" type="#_x0000_t75" style="width:40.5pt;height:18pt" o:ole="">
-                  <v:imagedata r:id="rId364" o:title=""/>
-                </v:shape>
-                <o:OLEObject Type="Embed" ProgID="Equation.DSMT4" ShapeID="_x0000_i6496" DrawAspect="Content" ObjectID="_1850892231" r:id="rId365"/>
+                <v:shape id="_x0000_i1228" type="#_x0000_t75" style="width:40.5pt;height:18pt" o:ole="">
+                  <v:imagedata r:id="rId367" o:title=""/>
+                </v:shape>
+                <o:OLEObject Type="Embed" ProgID="Equation.DSMT4" ShapeID="_x0000_i1228" DrawAspect="Content" ObjectID="_1851482848" r:id="rId368"/>
               </w:object>
             </w:r>
           </w:p>
@@ -18368,10 +18482,10 @@
                 <w:position w:val="-6"/>
               </w:rPr>
               <w:object w:dxaOrig="200" w:dyaOrig="279" w14:anchorId="2A8F18B2">
-                <v:shape id="_x0000_i6416" type="#_x0000_t75" style="width:14.25pt;height:14.25pt" o:ole="">
-                  <v:imagedata r:id="rId285" o:title=""/>
-                </v:shape>
-                <o:OLEObject Type="Embed" ProgID="Equation.DSMT4" ShapeID="_x0000_i6416" DrawAspect="Content" ObjectID="_1850892232" r:id="rId366"/>
+                <v:shape id="_x0000_i1229" type="#_x0000_t75" style="width:14.25pt;height:14.25pt" o:ole="">
+                  <v:imagedata r:id="rId288" o:title=""/>
+                </v:shape>
+                <o:OLEObject Type="Embed" ProgID="Equation.DSMT4" ShapeID="_x0000_i1229" DrawAspect="Content" ObjectID="_1851482849" r:id="rId369"/>
               </w:object>
             </w:r>
           </w:p>
@@ -18459,10 +18573,10 @@
                 <w:position w:val="-12"/>
               </w:rPr>
               <w:object w:dxaOrig="639" w:dyaOrig="380" w14:anchorId="668BCA82">
-                <v:shape id="_x0000_i1225" type="#_x0000_t75" style="width:32.25pt;height:18.75pt" o:ole="">
-                  <v:imagedata r:id="rId367" o:title=""/>
-                </v:shape>
-                <o:OLEObject Type="Embed" ProgID="Equation.DSMT4" ShapeID="_x0000_i1225" DrawAspect="Content" ObjectID="_1850892233" r:id="rId368"/>
+                <v:shape id="_x0000_i1230" type="#_x0000_t75" style="width:32.25pt;height:18.75pt" o:ole="">
+                  <v:imagedata r:id="rId370" o:title=""/>
+                </v:shape>
+                <o:OLEObject Type="Embed" ProgID="Equation.DSMT4" ShapeID="_x0000_i1230" DrawAspect="Content" ObjectID="_1851482850" r:id="rId371"/>
               </w:object>
             </w:r>
           </w:p>
@@ -18488,10 +18602,10 @@
                 <w:position w:val="-12"/>
               </w:rPr>
               <w:object w:dxaOrig="639" w:dyaOrig="380" w14:anchorId="4BE2205B">
-                <v:shape id="_x0000_i1226" type="#_x0000_t75" style="width:32.25pt;height:18.75pt" o:ole="">
-                  <v:imagedata r:id="rId369" o:title=""/>
-                </v:shape>
-                <o:OLEObject Type="Embed" ProgID="Equation.DSMT4" ShapeID="_x0000_i1226" DrawAspect="Content" ObjectID="_1850892234" r:id="rId370"/>
+                <v:shape id="_x0000_i1231" type="#_x0000_t75" style="width:32.25pt;height:18.75pt" o:ole="">
+                  <v:imagedata r:id="rId372" o:title=""/>
+                </v:shape>
+                <o:OLEObject Type="Embed" ProgID="Equation.DSMT4" ShapeID="_x0000_i1231" DrawAspect="Content" ObjectID="_1851482851" r:id="rId373"/>
               </w:object>
             </w:r>
           </w:p>
@@ -18517,10 +18631,10 @@
                 <w:position w:val="-12"/>
               </w:rPr>
               <w:object w:dxaOrig="720" w:dyaOrig="380" w14:anchorId="6A179BCE">
-                <v:shape id="_x0000_i1227" type="#_x0000_t75" style="width:36pt;height:18.75pt" o:ole="">
-                  <v:imagedata r:id="rId371" o:title=""/>
-                </v:shape>
-                <o:OLEObject Type="Embed" ProgID="Equation.DSMT4" ShapeID="_x0000_i1227" DrawAspect="Content" ObjectID="_1850892235" r:id="rId372"/>
+                <v:shape id="_x0000_i1232" type="#_x0000_t75" style="width:36pt;height:18.75pt" o:ole="">
+                  <v:imagedata r:id="rId374" o:title=""/>
+                </v:shape>
+                <o:OLEObject Type="Embed" ProgID="Equation.DSMT4" ShapeID="_x0000_i1232" DrawAspect="Content" ObjectID="_1851482852" r:id="rId375"/>
               </w:object>
             </w:r>
           </w:p>
@@ -18546,10 +18660,10 @@
                 <w:position w:val="-6"/>
               </w:rPr>
               <w:object w:dxaOrig="200" w:dyaOrig="279" w14:anchorId="62B7CF2D">
-                <v:shape id="_x0000_i1228" type="#_x0000_t75" style="width:14.25pt;height:14.25pt" o:ole="">
-                  <v:imagedata r:id="rId291" o:title=""/>
-                </v:shape>
-                <o:OLEObject Type="Embed" ProgID="Equation.DSMT4" ShapeID="_x0000_i1228" DrawAspect="Content" ObjectID="_1850892236" r:id="rId373"/>
+                <v:shape id="_x0000_i1233" type="#_x0000_t75" style="width:14.25pt;height:14.25pt" o:ole="">
+                  <v:imagedata r:id="rId294" o:title=""/>
+                </v:shape>
+                <o:OLEObject Type="Embed" ProgID="Equation.DSMT4" ShapeID="_x0000_i1233" DrawAspect="Content" ObjectID="_1851482853" r:id="rId376"/>
               </w:object>
             </w:r>
           </w:p>
@@ -18643,10 +18757,10 @@
                 <w:position w:val="-12"/>
               </w:rPr>
               <w:object w:dxaOrig="639" w:dyaOrig="380" w14:anchorId="58F1F7EB">
-                <v:shape id="_x0000_i1229" type="#_x0000_t75" style="width:32.25pt;height:18.75pt" o:ole="">
-                  <v:imagedata r:id="rId374" o:title=""/>
-                </v:shape>
-                <o:OLEObject Type="Embed" ProgID="Equation.DSMT4" ShapeID="_x0000_i1229" DrawAspect="Content" ObjectID="_1850892237" r:id="rId375"/>
+                <v:shape id="_x0000_i1234" type="#_x0000_t75" style="width:32.25pt;height:18.75pt" o:ole="">
+                  <v:imagedata r:id="rId377" o:title=""/>
+                </v:shape>
+                <o:OLEObject Type="Embed" ProgID="Equation.DSMT4" ShapeID="_x0000_i1234" DrawAspect="Content" ObjectID="_1851482854" r:id="rId378"/>
               </w:object>
             </w:r>
           </w:p>
@@ -18690,10 +18804,10 @@
                 <w:position w:val="-12"/>
               </w:rPr>
               <w:object w:dxaOrig="720" w:dyaOrig="380" w14:anchorId="27CFD79E">
-                <v:shape id="_x0000_i1230" type="#_x0000_t75" style="width:36pt;height:18.75pt" o:ole="">
-                  <v:imagedata r:id="rId376" o:title=""/>
-                </v:shape>
-                <o:OLEObject Type="Embed" ProgID="Equation.DSMT4" ShapeID="_x0000_i1230" DrawAspect="Content" ObjectID="_1850892238" r:id="rId377"/>
+                <v:shape id="_x0000_i1235" type="#_x0000_t75" style="width:36pt;height:18.75pt" o:ole="">
+                  <v:imagedata r:id="rId379" o:title=""/>
+                </v:shape>
+                <o:OLEObject Type="Embed" ProgID="Equation.DSMT4" ShapeID="_x0000_i1235" DrawAspect="Content" ObjectID="_1851482855" r:id="rId380"/>
               </w:object>
             </w:r>
           </w:p>
@@ -18719,10 +18833,10 @@
                 <w:position w:val="-6"/>
               </w:rPr>
               <w:object w:dxaOrig="200" w:dyaOrig="279" w14:anchorId="2F3BA1BC">
-                <v:shape id="_x0000_i1231" type="#_x0000_t75" style="width:14.25pt;height:14.25pt" o:ole="">
-                  <v:imagedata r:id="rId273" o:title=""/>
-                </v:shape>
-                <o:OLEObject Type="Embed" ProgID="Equation.DSMT4" ShapeID="_x0000_i1231" DrawAspect="Content" ObjectID="_1850892239" r:id="rId378"/>
+                <v:shape id="_x0000_i1236" type="#_x0000_t75" style="width:14.25pt;height:14.25pt" o:ole="">
+                  <v:imagedata r:id="rId276" o:title=""/>
+                </v:shape>
+                <o:OLEObject Type="Embed" ProgID="Equation.DSMT4" ShapeID="_x0000_i1236" DrawAspect="Content" ObjectID="_1851482856" r:id="rId381"/>
               </w:object>
             </w:r>
           </w:p>
@@ -18816,10 +18930,10 @@
                 <w:position w:val="-12"/>
               </w:rPr>
               <w:object w:dxaOrig="639" w:dyaOrig="380" w14:anchorId="545F815C">
-                <v:shape id="_x0000_i1232" type="#_x0000_t75" style="width:32.25pt;height:18.75pt" o:ole="">
-                  <v:imagedata r:id="rId379" o:title=""/>
-                </v:shape>
-                <o:OLEObject Type="Embed" ProgID="Equation.DSMT4" ShapeID="_x0000_i1232" DrawAspect="Content" ObjectID="_1850892240" r:id="rId380"/>
+                <v:shape id="_x0000_i1237" type="#_x0000_t75" style="width:32.25pt;height:18.75pt" o:ole="">
+                  <v:imagedata r:id="rId382" o:title=""/>
+                </v:shape>
+                <o:OLEObject Type="Embed" ProgID="Equation.DSMT4" ShapeID="_x0000_i1237" DrawAspect="Content" ObjectID="_1851482857" r:id="rId383"/>
               </w:object>
             </w:r>
           </w:p>
@@ -18863,10 +18977,10 @@
                 <w:position w:val="-12"/>
               </w:rPr>
               <w:object w:dxaOrig="720" w:dyaOrig="380" w14:anchorId="1CBA039A">
-                <v:shape id="_x0000_i1233" type="#_x0000_t75" style="width:36pt;height:18.75pt" o:ole="">
-                  <v:imagedata r:id="rId381" o:title=""/>
-                </v:shape>
-                <o:OLEObject Type="Embed" ProgID="Equation.DSMT4" ShapeID="_x0000_i1233" DrawAspect="Content" ObjectID="_1850892241" r:id="rId382"/>
+                <v:shape id="_x0000_i1238" type="#_x0000_t75" style="width:36pt;height:18.75pt" o:ole="">
+                  <v:imagedata r:id="rId384" o:title=""/>
+                </v:shape>
+                <o:OLEObject Type="Embed" ProgID="Equation.DSMT4" ShapeID="_x0000_i1238" DrawAspect="Content" ObjectID="_1851482858" r:id="rId385"/>
               </w:object>
             </w:r>
           </w:p>
@@ -18892,10 +19006,10 @@
                 <w:position w:val="-6"/>
               </w:rPr>
               <w:object w:dxaOrig="200" w:dyaOrig="279" w14:anchorId="76D1DA6A">
-                <v:shape id="_x0000_i1234" type="#_x0000_t75" style="width:14.25pt;height:14.25pt" o:ole="">
-                  <v:imagedata r:id="rId273" o:title=""/>
-                </v:shape>
-                <o:OLEObject Type="Embed" ProgID="Equation.DSMT4" ShapeID="_x0000_i1234" DrawAspect="Content" ObjectID="_1850892242" r:id="rId383"/>
+                <v:shape id="_x0000_i1239" type="#_x0000_t75" style="width:14.25pt;height:14.25pt" o:ole="">
+                  <v:imagedata r:id="rId276" o:title=""/>
+                </v:shape>
+                <o:OLEObject Type="Embed" ProgID="Equation.DSMT4" ShapeID="_x0000_i1239" DrawAspect="Content" ObjectID="_1851482859" r:id="rId386"/>
               </w:object>
             </w:r>
           </w:p>
@@ -18944,10 +19058,10 @@
                 <w:position w:val="-12"/>
               </w:rPr>
               <w:object w:dxaOrig="720" w:dyaOrig="360" w14:anchorId="43DE3A01">
-                <v:shape id="_x0000_i1235" type="#_x0000_t75" style="width:36pt;height:18pt" o:ole="">
-                  <v:imagedata r:id="rId384" o:title=""/>
-                </v:shape>
-                <o:OLEObject Type="Embed" ProgID="Equation.DSMT4" ShapeID="_x0000_i1235" DrawAspect="Content" ObjectID="_1850892243" r:id="rId385"/>
+                <v:shape id="_x0000_i1240" type="#_x0000_t75" style="width:36pt;height:18pt" o:ole="">
+                  <v:imagedata r:id="rId387" o:title=""/>
+                </v:shape>
+                <o:OLEObject Type="Embed" ProgID="Equation.DSMT4" ShapeID="_x0000_i1240" DrawAspect="Content" ObjectID="_1851482860" r:id="rId388"/>
               </w:object>
             </w:r>
           </w:p>
@@ -18973,10 +19087,10 @@
                 <w:position w:val="-12"/>
               </w:rPr>
               <w:object w:dxaOrig="700" w:dyaOrig="360" w14:anchorId="089D9AC4">
-                <v:shape id="_x0000_i1236" type="#_x0000_t75" style="width:35.25pt;height:18pt" o:ole="">
-                  <v:imagedata r:id="rId386" o:title=""/>
-                </v:shape>
-                <o:OLEObject Type="Embed" ProgID="Equation.DSMT4" ShapeID="_x0000_i1236" DrawAspect="Content" ObjectID="_1850892244" r:id="rId387"/>
+                <v:shape id="_x0000_i1241" type="#_x0000_t75" style="width:35.25pt;height:18pt" o:ole="">
+                  <v:imagedata r:id="rId389" o:title=""/>
+                </v:shape>
+                <o:OLEObject Type="Embed" ProgID="Equation.DSMT4" ShapeID="_x0000_i1241" DrawAspect="Content" ObjectID="_1851482861" r:id="rId390"/>
               </w:object>
             </w:r>
           </w:p>
@@ -19002,10 +19116,10 @@
                 <w:position w:val="-12"/>
               </w:rPr>
               <w:object w:dxaOrig="700" w:dyaOrig="360" w14:anchorId="5A7842DA">
-                <v:shape id="_x0000_i1237" type="#_x0000_t75" style="width:35.25pt;height:18pt" o:ole="">
-                  <v:imagedata r:id="rId388" o:title=""/>
-                </v:shape>
-                <o:OLEObject Type="Embed" ProgID="Equation.DSMT4" ShapeID="_x0000_i1237" DrawAspect="Content" ObjectID="_1850892245" r:id="rId389"/>
+                <v:shape id="_x0000_i1242" type="#_x0000_t75" style="width:35.25pt;height:18pt" o:ole="">
+                  <v:imagedata r:id="rId391" o:title=""/>
+                </v:shape>
+                <o:OLEObject Type="Embed" ProgID="Equation.DSMT4" ShapeID="_x0000_i1242" DrawAspect="Content" ObjectID="_1851482862" r:id="rId392"/>
               </w:object>
             </w:r>
           </w:p>
@@ -19067,10 +19181,10 @@
                 <w:position w:val="-6"/>
               </w:rPr>
               <w:object w:dxaOrig="200" w:dyaOrig="279" w14:anchorId="04911F37">
-                <v:shape id="_x0000_i1238" type="#_x0000_t75" style="width:14.25pt;height:14.25pt" o:ole="">
-                  <v:imagedata r:id="rId329" o:title=""/>
-                </v:shape>
-                <o:OLEObject Type="Embed" ProgID="Equation.DSMT4" ShapeID="_x0000_i1238" DrawAspect="Content" ObjectID="_1850892246" r:id="rId390"/>
+                <v:shape id="_x0000_i1243" type="#_x0000_t75" style="width:14.25pt;height:14.25pt" o:ole="">
+                  <v:imagedata r:id="rId332" o:title=""/>
+                </v:shape>
+                <o:OLEObject Type="Embed" ProgID="Equation.DSMT4" ShapeID="_x0000_i1243" DrawAspect="Content" ObjectID="_1851482863" r:id="rId393"/>
               </w:object>
             </w:r>
           </w:p>
@@ -19182,10 +19296,10 @@
                 <w:position w:val="-12"/>
               </w:rPr>
               <w:object w:dxaOrig="499" w:dyaOrig="360" w14:anchorId="3A686BCF">
-                <v:shape id="_x0000_i1239" type="#_x0000_t75" style="width:24.75pt;height:18pt" o:ole="">
-                  <v:imagedata r:id="rId391" o:title=""/>
-                </v:shape>
-                <o:OLEObject Type="Embed" ProgID="Equation.DSMT4" ShapeID="_x0000_i1239" DrawAspect="Content" ObjectID="_1850892247" r:id="rId392"/>
+                <v:shape id="_x0000_i1244" type="#_x0000_t75" style="width:24.75pt;height:18pt" o:ole="">
+                  <v:imagedata r:id="rId394" o:title=""/>
+                </v:shape>
+                <o:OLEObject Type="Embed" ProgID="Equation.DSMT4" ShapeID="_x0000_i1244" DrawAspect="Content" ObjectID="_1851482864" r:id="rId395"/>
               </w:object>
             </w:r>
           </w:p>
@@ -19211,10 +19325,10 @@
                 <w:position w:val="-12"/>
               </w:rPr>
               <w:object w:dxaOrig="580" w:dyaOrig="360" w14:anchorId="1C07297B">
-                <v:shape id="_x0000_i1240" type="#_x0000_t75" style="width:29.25pt;height:18pt" o:ole="">
-                  <v:imagedata r:id="rId393" o:title=""/>
-                </v:shape>
-                <o:OLEObject Type="Embed" ProgID="Equation.DSMT4" ShapeID="_x0000_i1240" DrawAspect="Content" ObjectID="_1850892248" r:id="rId394"/>
+                <v:shape id="_x0000_i1245" type="#_x0000_t75" style="width:29.25pt;height:18pt" o:ole="">
+                  <v:imagedata r:id="rId396" o:title=""/>
+                </v:shape>
+                <o:OLEObject Type="Embed" ProgID="Equation.DSMT4" ShapeID="_x0000_i1245" DrawAspect="Content" ObjectID="_1851482865" r:id="rId397"/>
               </w:object>
             </w:r>
           </w:p>
@@ -19240,10 +19354,10 @@
                 <w:position w:val="-6"/>
               </w:rPr>
               <w:object w:dxaOrig="200" w:dyaOrig="279" w14:anchorId="698CF75F">
-                <v:shape id="_x0000_i1241" type="#_x0000_t75" style="width:14.25pt;height:14.25pt" o:ole="">
-                  <v:imagedata r:id="rId329" o:title=""/>
-                </v:shape>
-                <o:OLEObject Type="Embed" ProgID="Equation.DSMT4" ShapeID="_x0000_i1241" DrawAspect="Content" ObjectID="_1850892249" r:id="rId395"/>
+                <v:shape id="_x0000_i1246" type="#_x0000_t75" style="width:14.25pt;height:14.25pt" o:ole="">
+                  <v:imagedata r:id="rId332" o:title=""/>
+                </v:shape>
+                <o:OLEObject Type="Embed" ProgID="Equation.DSMT4" ShapeID="_x0000_i1246" DrawAspect="Content" ObjectID="_1851482866" r:id="rId398"/>
               </w:object>
             </w:r>
           </w:p>
@@ -19271,10 +19385,10 @@
                 <w:position w:val="-4"/>
               </w:rPr>
               <w:object w:dxaOrig="220" w:dyaOrig="260" w14:anchorId="38C26E7D">
-                <v:shape id="_x0000_i1242" type="#_x0000_t75" style="width:11.25pt;height:12.75pt" o:ole="">
-                  <v:imagedata r:id="rId396" o:title=""/>
-                </v:shape>
-                <o:OLEObject Type="Embed" ProgID="Equation.DSMT4" ShapeID="_x0000_i1242" DrawAspect="Content" ObjectID="_1850892250" r:id="rId397"/>
+                <v:shape id="_x0000_i1247" type="#_x0000_t75" style="width:11.25pt;height:12.75pt" o:ole="">
+                  <v:imagedata r:id="rId399" o:title=""/>
+                </v:shape>
+                <o:OLEObject Type="Embed" ProgID="Equation.DSMT4" ShapeID="_x0000_i1247" DrawAspect="Content" ObjectID="_1851482867" r:id="rId400"/>
               </w:object>
             </w:r>
             <w:r>
@@ -19306,10 +19420,10 @@
                 <w:position w:val="-12"/>
               </w:rPr>
               <w:object w:dxaOrig="680" w:dyaOrig="360" w14:anchorId="7B0B8410">
-                <v:shape id="_x0000_i1243" type="#_x0000_t75" style="width:33.75pt;height:18pt" o:ole="">
-                  <v:imagedata r:id="rId398" o:title=""/>
-                </v:shape>
-                <o:OLEObject Type="Embed" ProgID="Equation.DSMT4" ShapeID="_x0000_i1243" DrawAspect="Content" ObjectID="_1850892251" r:id="rId399"/>
+                <v:shape id="_x0000_i1248" type="#_x0000_t75" style="width:33.75pt;height:18pt" o:ole="">
+                  <v:imagedata r:id="rId401" o:title=""/>
+                </v:shape>
+                <o:OLEObject Type="Embed" ProgID="Equation.DSMT4" ShapeID="_x0000_i1248" DrawAspect="Content" ObjectID="_1851482868" r:id="rId402"/>
               </w:object>
             </w:r>
           </w:p>
@@ -19335,10 +19449,10 @@
                 <w:position w:val="-12"/>
               </w:rPr>
               <w:object w:dxaOrig="660" w:dyaOrig="360" w14:anchorId="315E1A7C">
-                <v:shape id="_x0000_i1244" type="#_x0000_t75" style="width:33pt;height:18pt" o:ole="">
-                  <v:imagedata r:id="rId400" o:title=""/>
-                </v:shape>
-                <o:OLEObject Type="Embed" ProgID="Equation.DSMT4" ShapeID="_x0000_i1244" DrawAspect="Content" ObjectID="_1850892252" r:id="rId401"/>
+                <v:shape id="_x0000_i1249" type="#_x0000_t75" style="width:33pt;height:18pt" o:ole="">
+                  <v:imagedata r:id="rId403" o:title=""/>
+                </v:shape>
+                <o:OLEObject Type="Embed" ProgID="Equation.DSMT4" ShapeID="_x0000_i1249" DrawAspect="Content" ObjectID="_1851482869" r:id="rId404"/>
               </w:object>
             </w:r>
           </w:p>
@@ -19364,10 +19478,10 @@
                 <w:position w:val="-12"/>
               </w:rPr>
               <w:object w:dxaOrig="660" w:dyaOrig="360" w14:anchorId="01B6167B">
-                <v:shape id="_x0000_i1245" type="#_x0000_t75" style="width:33pt;height:18pt" o:ole="">
-                  <v:imagedata r:id="rId402" o:title=""/>
-                </v:shape>
-                <o:OLEObject Type="Embed" ProgID="Equation.DSMT4" ShapeID="_x0000_i1245" DrawAspect="Content" ObjectID="_1850892253" r:id="rId403"/>
+                <v:shape id="_x0000_i1250" type="#_x0000_t75" style="width:33pt;height:18pt" o:ole="">
+                  <v:imagedata r:id="rId405" o:title=""/>
+                </v:shape>
+                <o:OLEObject Type="Embed" ProgID="Equation.DSMT4" ShapeID="_x0000_i1250" DrawAspect="Content" ObjectID="_1851482870" r:id="rId406"/>
               </w:object>
             </w:r>
           </w:p>
@@ -19429,10 +19543,10 @@
                 <w:position w:val="-6"/>
               </w:rPr>
               <w:object w:dxaOrig="200" w:dyaOrig="279" w14:anchorId="28D411B4">
-                <v:shape id="_x0000_i1246" type="#_x0000_t75" style="width:14.25pt;height:14.25pt" o:ole="">
-                  <v:imagedata r:id="rId329" o:title=""/>
-                </v:shape>
-                <o:OLEObject Type="Embed" ProgID="Equation.DSMT4" ShapeID="_x0000_i1246" DrawAspect="Content" ObjectID="_1850892254" r:id="rId404"/>
+                <v:shape id="_x0000_i1251" type="#_x0000_t75" style="width:14.25pt;height:14.25pt" o:ole="">
+                  <v:imagedata r:id="rId332" o:title=""/>
+                </v:shape>
+                <o:OLEObject Type="Embed" ProgID="Equation.DSMT4" ShapeID="_x0000_i1251" DrawAspect="Content" ObjectID="_1851482871" r:id="rId407"/>
               </w:object>
             </w:r>
           </w:p>
@@ -19460,10 +19574,10 @@
                 <w:position w:val="-4"/>
               </w:rPr>
               <w:object w:dxaOrig="220" w:dyaOrig="260" w14:anchorId="514F491C">
-                <v:shape id="_x0000_i1247" type="#_x0000_t75" style="width:11.25pt;height:12.75pt" o:ole="">
-                  <v:imagedata r:id="rId396" o:title=""/>
-                </v:shape>
-                <o:OLEObject Type="Embed" ProgID="Equation.DSMT4" ShapeID="_x0000_i1247" DrawAspect="Content" ObjectID="_1850892255" r:id="rId405"/>
+                <v:shape id="_x0000_i1252" type="#_x0000_t75" style="width:11.25pt;height:12.75pt" o:ole="">
+                  <v:imagedata r:id="rId399" o:title=""/>
+                </v:shape>
+                <o:OLEObject Type="Embed" ProgID="Equation.DSMT4" ShapeID="_x0000_i1252" DrawAspect="Content" ObjectID="_1851482872" r:id="rId408"/>
               </w:object>
             </w:r>
             <w:r>
@@ -19513,10 +19627,10 @@
                 <w:position w:val="-12"/>
               </w:rPr>
               <w:object w:dxaOrig="620" w:dyaOrig="360" w14:anchorId="16639EBB">
-                <v:shape id="_x0000_i1248" type="#_x0000_t75" style="width:30.75pt;height:18pt" o:ole="">
-                  <v:imagedata r:id="rId406" o:title=""/>
-                </v:shape>
-                <o:OLEObject Type="Embed" ProgID="Equation.DSMT4" ShapeID="_x0000_i1248" DrawAspect="Content" ObjectID="_1850892256" r:id="rId407"/>
+                <v:shape id="_x0000_i1253" type="#_x0000_t75" style="width:30.75pt;height:18pt" o:ole="">
+                  <v:imagedata r:id="rId409" o:title=""/>
+                </v:shape>
+                <o:OLEObject Type="Embed" ProgID="Equation.DSMT4" ShapeID="_x0000_i1253" DrawAspect="Content" ObjectID="_1851482873" r:id="rId410"/>
               </w:object>
             </w:r>
           </w:p>
@@ -19542,10 +19656,10 @@
                 <w:position w:val="-12"/>
               </w:rPr>
               <w:object w:dxaOrig="620" w:dyaOrig="360" w14:anchorId="15709CF8">
-                <v:shape id="_x0000_i1249" type="#_x0000_t75" style="width:30.75pt;height:18pt" o:ole="">
-                  <v:imagedata r:id="rId408" o:title=""/>
-                </v:shape>
-                <o:OLEObject Type="Embed" ProgID="Equation.DSMT4" ShapeID="_x0000_i1249" DrawAspect="Content" ObjectID="_1850892257" r:id="rId409"/>
+                <v:shape id="_x0000_i1254" type="#_x0000_t75" style="width:30.75pt;height:18pt" o:ole="">
+                  <v:imagedata r:id="rId411" o:title=""/>
+                </v:shape>
+                <o:OLEObject Type="Embed" ProgID="Equation.DSMT4" ShapeID="_x0000_i1254" DrawAspect="Content" ObjectID="_1851482874" r:id="rId412"/>
               </w:object>
             </w:r>
           </w:p>
@@ -19607,10 +19721,10 @@
                 <w:position w:val="-6"/>
               </w:rPr>
               <w:object w:dxaOrig="200" w:dyaOrig="279" w14:anchorId="5BA831D2">
-                <v:shape id="_x0000_i1250" type="#_x0000_t75" style="width:14.25pt;height:14.25pt" o:ole="">
-                  <v:imagedata r:id="rId285" o:title=""/>
-                </v:shape>
-                <o:OLEObject Type="Embed" ProgID="Equation.DSMT4" ShapeID="_x0000_i1250" DrawAspect="Content" ObjectID="_1850892258" r:id="rId410"/>
+                <v:shape id="_x0000_i1255" type="#_x0000_t75" style="width:14.25pt;height:14.25pt" o:ole="">
+                  <v:imagedata r:id="rId288" o:title=""/>
+                </v:shape>
+                <o:OLEObject Type="Embed" ProgID="Equation.DSMT4" ShapeID="_x0000_i1255" DrawAspect="Content" ObjectID="_1851482875" r:id="rId413"/>
               </w:object>
             </w:r>
           </w:p>
@@ -19638,10 +19752,10 @@
                 <w:position w:val="-4"/>
               </w:rPr>
               <w:object w:dxaOrig="220" w:dyaOrig="260" w14:anchorId="3A866C8B">
-                <v:shape id="_x0000_i1251" type="#_x0000_t75" style="width:11.25pt;height:12.75pt" o:ole="">
-                  <v:imagedata r:id="rId396" o:title=""/>
-                </v:shape>
-                <o:OLEObject Type="Embed" ProgID="Equation.DSMT4" ShapeID="_x0000_i1251" DrawAspect="Content" ObjectID="_1850892259" r:id="rId411"/>
+                <v:shape id="_x0000_i1256" type="#_x0000_t75" style="width:11.25pt;height:12.75pt" o:ole="">
+                  <v:imagedata r:id="rId399" o:title=""/>
+                </v:shape>
+                <o:OLEObject Type="Embed" ProgID="Equation.DSMT4" ShapeID="_x0000_i1256" DrawAspect="Content" ObjectID="_1851482876" r:id="rId414"/>
               </w:object>
             </w:r>
             <w:r>
@@ -19709,10 +19823,10 @@
                 <w:position w:val="-12"/>
               </w:rPr>
               <w:object w:dxaOrig="639" w:dyaOrig="360" w14:anchorId="790CC284">
-                <v:shape id="_x0000_i1252" type="#_x0000_t75" style="width:32.25pt;height:18pt" o:ole="">
-                  <v:imagedata r:id="rId412" o:title=""/>
-                </v:shape>
-                <o:OLEObject Type="Embed" ProgID="Equation.DSMT4" ShapeID="_x0000_i1252" DrawAspect="Content" ObjectID="_1850892260" r:id="rId413"/>
+                <v:shape id="_x0000_i1257" type="#_x0000_t75" style="width:32.25pt;height:18pt" o:ole="">
+                  <v:imagedata r:id="rId415" o:title=""/>
+                </v:shape>
+                <o:OLEObject Type="Embed" ProgID="Equation.DSMT4" ShapeID="_x0000_i1257" DrawAspect="Content" ObjectID="_1851482877" r:id="rId416"/>
               </w:object>
             </w:r>
           </w:p>
@@ -19738,10 +19852,10 @@
                 <w:position w:val="-12"/>
               </w:rPr>
               <w:object w:dxaOrig="639" w:dyaOrig="360" w14:anchorId="39A76EA3">
-                <v:shape id="_x0000_i1253" type="#_x0000_t75" style="width:32.25pt;height:18pt" o:ole="">
-                  <v:imagedata r:id="rId414" o:title=""/>
-                </v:shape>
-                <o:OLEObject Type="Embed" ProgID="Equation.DSMT4" ShapeID="_x0000_i1253" DrawAspect="Content" ObjectID="_1850892261" r:id="rId415"/>
+                <v:shape id="_x0000_i1258" type="#_x0000_t75" style="width:32.25pt;height:18pt" o:ole="">
+                  <v:imagedata r:id="rId417" o:title=""/>
+                </v:shape>
+                <o:OLEObject Type="Embed" ProgID="Equation.DSMT4" ShapeID="_x0000_i1258" DrawAspect="Content" ObjectID="_1851482878" r:id="rId418"/>
               </w:object>
             </w:r>
           </w:p>
@@ -19767,10 +19881,10 @@
                 <w:position w:val="-12"/>
               </w:rPr>
               <w:object w:dxaOrig="720" w:dyaOrig="360" w14:anchorId="2DF43521">
-                <v:shape id="_x0000_i1254" type="#_x0000_t75" style="width:36pt;height:18pt" o:ole="">
-                  <v:imagedata r:id="rId416" o:title=""/>
-                </v:shape>
-                <o:OLEObject Type="Embed" ProgID="Equation.DSMT4" ShapeID="_x0000_i1254" DrawAspect="Content" ObjectID="_1850892262" r:id="rId417"/>
+                <v:shape id="_x0000_i1259" type="#_x0000_t75" style="width:36pt;height:18pt" o:ole="">
+                  <v:imagedata r:id="rId419" o:title=""/>
+                </v:shape>
+                <o:OLEObject Type="Embed" ProgID="Equation.DSMT4" ShapeID="_x0000_i1259" DrawAspect="Content" ObjectID="_1851482879" r:id="rId420"/>
               </w:object>
             </w:r>
           </w:p>
@@ -19796,10 +19910,10 @@
                 <w:position w:val="-6"/>
               </w:rPr>
               <w:object w:dxaOrig="200" w:dyaOrig="279" w14:anchorId="11B8CB0B">
-                <v:shape id="_x0000_i1255" type="#_x0000_t75" style="width:14.25pt;height:14.25pt" o:ole="">
-                  <v:imagedata r:id="rId256" o:title=""/>
-                </v:shape>
-                <o:OLEObject Type="Embed" ProgID="Equation.DSMT4" ShapeID="_x0000_i1255" DrawAspect="Content" ObjectID="_1850892263" r:id="rId418"/>
+                <v:shape id="_x0000_i1260" type="#_x0000_t75" style="width:14.25pt;height:14.25pt" o:ole="">
+                  <v:imagedata r:id="rId259" o:title=""/>
+                </v:shape>
+                <o:OLEObject Type="Embed" ProgID="Equation.DSMT4" ShapeID="_x0000_i1260" DrawAspect="Content" ObjectID="_1851482880" r:id="rId421"/>
               </w:object>
             </w:r>
           </w:p>
@@ -19827,10 +19941,10 @@
                 <w:position w:val="-4"/>
               </w:rPr>
               <w:object w:dxaOrig="220" w:dyaOrig="260" w14:anchorId="2AFA6EF5">
-                <v:shape id="_x0000_i1256" type="#_x0000_t75" style="width:11.25pt;height:12.75pt" o:ole="">
-                  <v:imagedata r:id="rId396" o:title=""/>
-                </v:shape>
-                <o:OLEObject Type="Embed" ProgID="Equation.DSMT4" ShapeID="_x0000_i1256" DrawAspect="Content" ObjectID="_1850892264" r:id="rId419"/>
+                <v:shape id="_x0000_i1261" type="#_x0000_t75" style="width:11.25pt;height:12.75pt" o:ole="">
+                  <v:imagedata r:id="rId399" o:title=""/>
+                </v:shape>
+                <o:OLEObject Type="Embed" ProgID="Equation.DSMT4" ShapeID="_x0000_i1261" DrawAspect="Content" ObjectID="_1851482881" r:id="rId422"/>
               </w:object>
             </w:r>
             <w:r>
@@ -19859,10 +19973,10 @@
                 <w:position w:val="-12"/>
               </w:rPr>
               <w:object w:dxaOrig="740" w:dyaOrig="360" w14:anchorId="2361F5B9">
-                <v:shape id="_x0000_i1257" type="#_x0000_t75" style="width:36.75pt;height:18pt" o:ole="">
-                  <v:imagedata r:id="rId420" o:title=""/>
-                </v:shape>
-                <o:OLEObject Type="Embed" ProgID="Equation.DSMT4" ShapeID="_x0000_i1257" DrawAspect="Content" ObjectID="_1850892265" r:id="rId421"/>
+                <v:shape id="_x0000_i1262" type="#_x0000_t75" style="width:36.75pt;height:18pt" o:ole="">
+                  <v:imagedata r:id="rId423" o:title=""/>
+                </v:shape>
+                <o:OLEObject Type="Embed" ProgID="Equation.DSMT4" ShapeID="_x0000_i1262" DrawAspect="Content" ObjectID="_1851482882" r:id="rId424"/>
               </w:object>
             </w:r>
           </w:p>
@@ -19888,10 +20002,10 @@
                 <w:position w:val="-12"/>
               </w:rPr>
               <w:object w:dxaOrig="720" w:dyaOrig="360" w14:anchorId="2EAA9D03">
-                <v:shape id="_x0000_i1258" type="#_x0000_t75" style="width:36pt;height:18pt" o:ole="">
-                  <v:imagedata r:id="rId422" o:title=""/>
-                </v:shape>
-                <o:OLEObject Type="Embed" ProgID="Equation.DSMT4" ShapeID="_x0000_i1258" DrawAspect="Content" ObjectID="_1850892266" r:id="rId423"/>
+                <v:shape id="_x0000_i1263" type="#_x0000_t75" style="width:36pt;height:18pt" o:ole="">
+                  <v:imagedata r:id="rId425" o:title=""/>
+                </v:shape>
+                <o:OLEObject Type="Embed" ProgID="Equation.DSMT4" ShapeID="_x0000_i1263" DrawAspect="Content" ObjectID="_1851482883" r:id="rId426"/>
               </w:object>
             </w:r>
           </w:p>
@@ -19917,10 +20031,10 @@
                 <w:position w:val="-12"/>
               </w:rPr>
               <w:object w:dxaOrig="720" w:dyaOrig="360" w14:anchorId="69DDCCE0">
-                <v:shape id="_x0000_i1259" type="#_x0000_t75" style="width:36pt;height:18pt" o:ole="">
-                  <v:imagedata r:id="rId424" o:title=""/>
-                </v:shape>
-                <o:OLEObject Type="Embed" ProgID="Equation.DSMT4" ShapeID="_x0000_i1259" DrawAspect="Content" ObjectID="_1850892267" r:id="rId425"/>
+                <v:shape id="_x0000_i1264" type="#_x0000_t75" style="width:36pt;height:18pt" o:ole="">
+                  <v:imagedata r:id="rId427" o:title=""/>
+                </v:shape>
+                <o:OLEObject Type="Embed" ProgID="Equation.DSMT4" ShapeID="_x0000_i1264" DrawAspect="Content" ObjectID="_1851482884" r:id="rId428"/>
               </w:object>
             </w:r>
           </w:p>
@@ -19946,10 +20060,10 @@
                 <w:position w:val="-12"/>
               </w:rPr>
               <w:object w:dxaOrig="740" w:dyaOrig="360" w14:anchorId="3EB46C36">
-                <v:shape id="_x0000_i1260" type="#_x0000_t75" style="width:36.75pt;height:18pt" o:ole="">
-                  <v:imagedata r:id="rId426" o:title=""/>
-                </v:shape>
-                <o:OLEObject Type="Embed" ProgID="Equation.DSMT4" ShapeID="_x0000_i1260" DrawAspect="Content" ObjectID="_1850892268" r:id="rId427"/>
+                <v:shape id="_x0000_i1265" type="#_x0000_t75" style="width:36.75pt;height:18pt" o:ole="">
+                  <v:imagedata r:id="rId429" o:title=""/>
+                </v:shape>
+                <o:OLEObject Type="Embed" ProgID="Equation.DSMT4" ShapeID="_x0000_i1265" DrawAspect="Content" ObjectID="_1851482885" r:id="rId430"/>
               </w:object>
             </w:r>
           </w:p>
@@ -19975,10 +20089,10 @@
                 <w:position w:val="-12"/>
               </w:rPr>
               <w:object w:dxaOrig="820" w:dyaOrig="360" w14:anchorId="590D3F29">
-                <v:shape id="_x0000_i1261" type="#_x0000_t75" style="width:41.25pt;height:18pt" o:ole="">
-                  <v:imagedata r:id="rId428" o:title=""/>
-                </v:shape>
-                <o:OLEObject Type="Embed" ProgID="Equation.DSMT4" ShapeID="_x0000_i1261" DrawAspect="Content" ObjectID="_1850892269" r:id="rId429"/>
+                <v:shape id="_x0000_i1266" type="#_x0000_t75" style="width:41.25pt;height:18pt" o:ole="">
+                  <v:imagedata r:id="rId431" o:title=""/>
+                </v:shape>
+                <o:OLEObject Type="Embed" ProgID="Equation.DSMT4" ShapeID="_x0000_i1266" DrawAspect="Content" ObjectID="_1851482886" r:id="rId432"/>
               </w:object>
             </w:r>
           </w:p>
@@ -20004,10 +20118,10 @@
                 <w:position w:val="-6"/>
               </w:rPr>
               <w:object w:dxaOrig="200" w:dyaOrig="279" w14:anchorId="18ECDFDC">
-                <v:shape id="_x0000_i1262" type="#_x0000_t75" style="width:14.25pt;height:14.25pt" o:ole="">
-                  <v:imagedata r:id="rId291" o:title=""/>
-                </v:shape>
-                <o:OLEObject Type="Embed" ProgID="Equation.DSMT4" ShapeID="_x0000_i1262" DrawAspect="Content" ObjectID="_1850892270" r:id="rId430"/>
+                <v:shape id="_x0000_i1267" type="#_x0000_t75" style="width:14.25pt;height:14.25pt" o:ole="">
+                  <v:imagedata r:id="rId294" o:title=""/>
+                </v:shape>
+                <o:OLEObject Type="Embed" ProgID="Equation.DSMT4" ShapeID="_x0000_i1267" DrawAspect="Content" ObjectID="_1851482887" r:id="rId433"/>
               </w:object>
             </w:r>
           </w:p>
@@ -20035,10 +20149,10 @@
                 <w:position w:val="-4"/>
               </w:rPr>
               <w:object w:dxaOrig="220" w:dyaOrig="260" w14:anchorId="306E1881">
-                <v:shape id="_x0000_i1263" type="#_x0000_t75" style="width:11.25pt;height:12.75pt" o:ole="">
-                  <v:imagedata r:id="rId396" o:title=""/>
-                </v:shape>
-                <o:OLEObject Type="Embed" ProgID="Equation.DSMT4" ShapeID="_x0000_i1263" DrawAspect="Content" ObjectID="_1850892271" r:id="rId431"/>
+                <v:shape id="_x0000_i1268" type="#_x0000_t75" style="width:11.25pt;height:12.75pt" o:ole="">
+                  <v:imagedata r:id="rId399" o:title=""/>
+                </v:shape>
+                <o:OLEObject Type="Embed" ProgID="Equation.DSMT4" ShapeID="_x0000_i1268" DrawAspect="Content" ObjectID="_1851482888" r:id="rId434"/>
               </w:object>
             </w:r>
             <w:r>
@@ -20109,10 +20223,10 @@
                 <w:position w:val="-12"/>
               </w:rPr>
               <w:object w:dxaOrig="639" w:dyaOrig="360" w14:anchorId="127CC90E">
-                <v:shape id="_x0000_i1264" type="#_x0000_t75" style="width:32.25pt;height:18pt" o:ole="">
-                  <v:imagedata r:id="rId432" o:title=""/>
-                </v:shape>
-                <o:OLEObject Type="Embed" ProgID="Equation.DSMT4" ShapeID="_x0000_i1264" DrawAspect="Content" ObjectID="_1850892272" r:id="rId433"/>
+                <v:shape id="_x0000_i1269" type="#_x0000_t75" style="width:32.25pt;height:18pt" o:ole="">
+                  <v:imagedata r:id="rId435" o:title=""/>
+                </v:shape>
+                <o:OLEObject Type="Embed" ProgID="Equation.DSMT4" ShapeID="_x0000_i1269" DrawAspect="Content" ObjectID="_1851482889" r:id="rId436"/>
               </w:object>
             </w:r>
           </w:p>
@@ -20156,10 +20270,10 @@
                 <w:position w:val="-12"/>
               </w:rPr>
               <w:object w:dxaOrig="720" w:dyaOrig="360" w14:anchorId="5C52224E">
-                <v:shape id="_x0000_i1265" type="#_x0000_t75" style="width:36pt;height:18pt" o:ole="">
-                  <v:imagedata r:id="rId434" o:title=""/>
-                </v:shape>
-                <o:OLEObject Type="Embed" ProgID="Equation.DSMT4" ShapeID="_x0000_i1265" DrawAspect="Content" ObjectID="_1850892273" r:id="rId435"/>
+                <v:shape id="_x0000_i1270" type="#_x0000_t75" style="width:36pt;height:18pt" o:ole="">
+                  <v:imagedata r:id="rId437" o:title=""/>
+                </v:shape>
+                <o:OLEObject Type="Embed" ProgID="Equation.DSMT4" ShapeID="_x0000_i1270" DrawAspect="Content" ObjectID="_1851482890" r:id="rId438"/>
               </w:object>
             </w:r>
           </w:p>
@@ -20185,10 +20299,10 @@
                 <w:position w:val="-6"/>
               </w:rPr>
               <w:object w:dxaOrig="200" w:dyaOrig="279" w14:anchorId="373C8503">
-                <v:shape id="_x0000_i1266" type="#_x0000_t75" style="width:14.25pt;height:14.25pt" o:ole="">
-                  <v:imagedata r:id="rId273" o:title=""/>
-                </v:shape>
-                <o:OLEObject Type="Embed" ProgID="Equation.DSMT4" ShapeID="_x0000_i1266" DrawAspect="Content" ObjectID="_1850892274" r:id="rId436"/>
+                <v:shape id="_x0000_i1271" type="#_x0000_t75" style="width:14.25pt;height:14.25pt" o:ole="">
+                  <v:imagedata r:id="rId276" o:title=""/>
+                </v:shape>
+                <o:OLEObject Type="Embed" ProgID="Equation.DSMT4" ShapeID="_x0000_i1271" DrawAspect="Content" ObjectID="_1851482891" r:id="rId439"/>
               </w:object>
             </w:r>
           </w:p>
@@ -20216,10 +20330,10 @@
                 <w:position w:val="-4"/>
               </w:rPr>
               <w:object w:dxaOrig="220" w:dyaOrig="260" w14:anchorId="71C48FCF">
-                <v:shape id="_x0000_i1267" type="#_x0000_t75" style="width:11.25pt;height:12.75pt" o:ole="">
-                  <v:imagedata r:id="rId396" o:title=""/>
-                </v:shape>
-                <o:OLEObject Type="Embed" ProgID="Equation.DSMT4" ShapeID="_x0000_i1267" DrawAspect="Content" ObjectID="_1850892275" r:id="rId437"/>
+                <v:shape id="_x0000_i1272" type="#_x0000_t75" style="width:11.25pt;height:12.75pt" o:ole="">
+                  <v:imagedata r:id="rId399" o:title=""/>
+                </v:shape>
+                <o:OLEObject Type="Embed" ProgID="Equation.DSMT4" ShapeID="_x0000_i1272" DrawAspect="Content" ObjectID="_1851482892" r:id="rId440"/>
               </w:object>
             </w:r>
             <w:r>
@@ -20251,10 +20365,10 @@
                 <w:position w:val="-12"/>
               </w:rPr>
               <w:object w:dxaOrig="660" w:dyaOrig="360" w14:anchorId="780FA3FD">
-                <v:shape id="_x0000_i1268" type="#_x0000_t75" style="width:33pt;height:18pt" o:ole="">
-                  <v:imagedata r:id="rId438" o:title=""/>
-                </v:shape>
-                <o:OLEObject Type="Embed" ProgID="Equation.DSMT4" ShapeID="_x0000_i1268" DrawAspect="Content" ObjectID="_1850892276" r:id="rId439"/>
+                <v:shape id="_x0000_i1273" type="#_x0000_t75" style="width:33pt;height:18pt" o:ole="">
+                  <v:imagedata r:id="rId441" o:title=""/>
+                </v:shape>
+                <o:OLEObject Type="Embed" ProgID="Equation.DSMT4" ShapeID="_x0000_i1273" DrawAspect="Content" ObjectID="_1851482893" r:id="rId442"/>
               </w:object>
             </w:r>
           </w:p>
@@ -20280,10 +20394,10 @@
                 <w:position w:val="-12"/>
               </w:rPr>
               <w:object w:dxaOrig="639" w:dyaOrig="360" w14:anchorId="276D591A">
-                <v:shape id="_x0000_i1269" type="#_x0000_t75" style="width:32.25pt;height:18pt" o:ole="">
-                  <v:imagedata r:id="rId440" o:title=""/>
-                </v:shape>
-                <o:OLEObject Type="Embed" ProgID="Equation.DSMT4" ShapeID="_x0000_i1269" DrawAspect="Content" ObjectID="_1850892277" r:id="rId441"/>
+                <v:shape id="_x0000_i1274" type="#_x0000_t75" style="width:32.25pt;height:18pt" o:ole="">
+                  <v:imagedata r:id="rId443" o:title=""/>
+                </v:shape>
+                <o:OLEObject Type="Embed" ProgID="Equation.DSMT4" ShapeID="_x0000_i1274" DrawAspect="Content" ObjectID="_1851482894" r:id="rId444"/>
               </w:object>
             </w:r>
           </w:p>
@@ -20309,10 +20423,10 @@
                 <w:position w:val="-12"/>
               </w:rPr>
               <w:object w:dxaOrig="639" w:dyaOrig="360" w14:anchorId="199A341F">
-                <v:shape id="_x0000_i1270" type="#_x0000_t75" style="width:32.25pt;height:18pt" o:ole="">
-                  <v:imagedata r:id="rId442" o:title=""/>
-                </v:shape>
-                <o:OLEObject Type="Embed" ProgID="Equation.DSMT4" ShapeID="_x0000_i1270" DrawAspect="Content" ObjectID="_1850892278" r:id="rId443"/>
+                <v:shape id="_x0000_i1275" type="#_x0000_t75" style="width:32.25pt;height:18pt" o:ole="">
+                  <v:imagedata r:id="rId445" o:title=""/>
+                </v:shape>
+                <o:OLEObject Type="Embed" ProgID="Equation.DSMT4" ShapeID="_x0000_i1275" DrawAspect="Content" ObjectID="_1851482895" r:id="rId446"/>
               </w:object>
             </w:r>
           </w:p>
@@ -20374,10 +20488,10 @@
                 <w:position w:val="-6"/>
               </w:rPr>
               <w:object w:dxaOrig="200" w:dyaOrig="279" w14:anchorId="5321B03C">
-                <v:shape id="_x0000_i1271" type="#_x0000_t75" style="width:14.25pt;height:14.25pt" o:ole="">
-                  <v:imagedata r:id="rId273" o:title=""/>
-                </v:shape>
-                <o:OLEObject Type="Embed" ProgID="Equation.DSMT4" ShapeID="_x0000_i1271" DrawAspect="Content" ObjectID="_1850892279" r:id="rId444"/>
+                <v:shape id="_x0000_i1276" type="#_x0000_t75" style="width:14.25pt;height:14.25pt" o:ole="">
+                  <v:imagedata r:id="rId276" o:title=""/>
+                </v:shape>
+                <o:OLEObject Type="Embed" ProgID="Equation.DSMT4" ShapeID="_x0000_i1276" DrawAspect="Content" ObjectID="_1851482896" r:id="rId447"/>
               </w:object>
             </w:r>
           </w:p>
@@ -20403,10 +20517,10 @@
                 <w:position w:val="-4"/>
               </w:rPr>
               <w:object w:dxaOrig="220" w:dyaOrig="240" w14:anchorId="54BE3350">
-                <v:shape id="_x0000_i1272" type="#_x0000_t75" style="width:13.5pt;height:14.25pt" o:ole="">
-                  <v:imagedata r:id="rId248" o:title=""/>
-                </v:shape>
-                <o:OLEObject Type="Embed" ProgID="Equation.DSMT4" ShapeID="_x0000_i1272" DrawAspect="Content" ObjectID="_1850892280" r:id="rId445"/>
+                <v:shape id="_x0000_i1277" type="#_x0000_t75" style="width:13.5pt;height:14.25pt" o:ole="">
+                  <v:imagedata r:id="rId251" o:title=""/>
+                </v:shape>
+                <o:OLEObject Type="Embed" ProgID="Equation.DSMT4" ShapeID="_x0000_i1277" DrawAspect="Content" ObjectID="_1851482897" r:id="rId448"/>
               </w:object>
             </w:r>
           </w:p>
@@ -20430,10 +20544,10 @@
                 <w:position w:val="-6"/>
               </w:rPr>
               <w:object w:dxaOrig="200" w:dyaOrig="279" w14:anchorId="1FC36A1E">
-                <v:shape id="_x0000_i1273" type="#_x0000_t75" style="width:14.25pt;height:14.25pt" o:ole="">
-                  <v:imagedata r:id="rId312" o:title=""/>
-                </v:shape>
-                <o:OLEObject Type="Embed" ProgID="Equation.DSMT4" ShapeID="_x0000_i1273" DrawAspect="Content" ObjectID="_1850892281" r:id="rId446"/>
+                <v:shape id="_x0000_i1278" type="#_x0000_t75" style="width:14.25pt;height:14.25pt" o:ole="">
+                  <v:imagedata r:id="rId315" o:title=""/>
+                </v:shape>
+                <o:OLEObject Type="Embed" ProgID="Equation.DSMT4" ShapeID="_x0000_i1278" DrawAspect="Content" ObjectID="_1851482898" r:id="rId449"/>
               </w:object>
             </w:r>
           </w:p>
@@ -20457,10 +20571,10 @@
                 <w:position w:val="-6"/>
               </w:rPr>
               <w:object w:dxaOrig="200" w:dyaOrig="279" w14:anchorId="26CAC383">
-                <v:shape id="_x0000_i1274" type="#_x0000_t75" style="width:14.25pt;height:14.25pt" o:ole="">
-                  <v:imagedata r:id="rId314" o:title=""/>
-                </v:shape>
-                <o:OLEObject Type="Embed" ProgID="Equation.DSMT4" ShapeID="_x0000_i1274" DrawAspect="Content" ObjectID="_1850892282" r:id="rId447"/>
+                <v:shape id="_x0000_i1279" type="#_x0000_t75" style="width:14.25pt;height:14.25pt" o:ole="">
+                  <v:imagedata r:id="rId317" o:title=""/>
+                </v:shape>
+                <o:OLEObject Type="Embed" ProgID="Equation.DSMT4" ShapeID="_x0000_i1279" DrawAspect="Content" ObjectID="_1851482899" r:id="rId450"/>
               </w:object>
             </w:r>
           </w:p>
@@ -20484,10 +20598,10 @@
                 <w:position w:val="-6"/>
               </w:rPr>
               <w:object w:dxaOrig="200" w:dyaOrig="279" w14:anchorId="4BBB3E6C">
-                <v:shape id="_x0000_i1275" type="#_x0000_t75" style="width:14.25pt;height:14.25pt" o:ole="">
-                  <v:imagedata r:id="rId316" o:title=""/>
-                </v:shape>
-                <o:OLEObject Type="Embed" ProgID="Equation.DSMT4" ShapeID="_x0000_i1275" DrawAspect="Content" ObjectID="_1850892283" r:id="rId448"/>
+                <v:shape id="_x0000_i1280" type="#_x0000_t75" style="width:14.25pt;height:14.25pt" o:ole="">
+                  <v:imagedata r:id="rId319" o:title=""/>
+                </v:shape>
+                <o:OLEObject Type="Embed" ProgID="Equation.DSMT4" ShapeID="_x0000_i1280" DrawAspect="Content" ObjectID="_1851482900" r:id="rId451"/>
               </w:object>
             </w:r>
           </w:p>
@@ -20511,10 +20625,10 @@
                 <w:position w:val="-6"/>
               </w:rPr>
               <w:object w:dxaOrig="200" w:dyaOrig="279" w14:anchorId="69569A29">
-                <v:shape id="_x0000_i1276" type="#_x0000_t75" style="width:14.25pt;height:14.25pt" o:ole="">
-                  <v:imagedata r:id="rId318" o:title=""/>
-                </v:shape>
-                <o:OLEObject Type="Embed" ProgID="Equation.DSMT4" ShapeID="_x0000_i1276" DrawAspect="Content" ObjectID="_1850892284" r:id="rId449"/>
+                <v:shape id="_x0000_i1281" type="#_x0000_t75" style="width:14.25pt;height:14.25pt" o:ole="">
+                  <v:imagedata r:id="rId321" o:title=""/>
+                </v:shape>
+                <o:OLEObject Type="Embed" ProgID="Equation.DSMT4" ShapeID="_x0000_i1281" DrawAspect="Content" ObjectID="_1851482901" r:id="rId452"/>
               </w:object>
             </w:r>
           </w:p>
@@ -20538,10 +20652,10 @@
                 <w:position w:val="-6"/>
               </w:rPr>
               <w:object w:dxaOrig="200" w:dyaOrig="279" w14:anchorId="3A650A6F">
-                <v:shape id="_x0000_i1277" type="#_x0000_t75" style="width:14.25pt;height:14.25pt" o:ole="">
-                  <v:imagedata r:id="rId320" o:title=""/>
-                </v:shape>
-                <o:OLEObject Type="Embed" ProgID="Equation.DSMT4" ShapeID="_x0000_i1277" DrawAspect="Content" ObjectID="_1850892285" r:id="rId450"/>
+                <v:shape id="_x0000_i1282" type="#_x0000_t75" style="width:14.25pt;height:14.25pt" o:ole="">
+                  <v:imagedata r:id="rId323" o:title=""/>
+                </v:shape>
+                <o:OLEObject Type="Embed" ProgID="Equation.DSMT4" ShapeID="_x0000_i1282" DrawAspect="Content" ObjectID="_1851482902" r:id="rId453"/>
               </w:object>
             </w:r>
           </w:p>
@@ -20565,10 +20679,10 @@
                 <w:position w:val="-6"/>
               </w:rPr>
               <w:object w:dxaOrig="200" w:dyaOrig="279" w14:anchorId="514E219C">
-                <v:shape id="_x0000_i1278" type="#_x0000_t75" style="width:14.25pt;height:14.25pt" o:ole="">
-                  <v:imagedata r:id="rId322" o:title=""/>
-                </v:shape>
-                <o:OLEObject Type="Embed" ProgID="Equation.DSMT4" ShapeID="_x0000_i1278" DrawAspect="Content" ObjectID="_1850892286" r:id="rId451"/>
+                <v:shape id="_x0000_i1283" type="#_x0000_t75" style="width:14.25pt;height:14.25pt" o:ole="">
+                  <v:imagedata r:id="rId325" o:title=""/>
+                </v:shape>
+                <o:OLEObject Type="Embed" ProgID="Equation.DSMT4" ShapeID="_x0000_i1283" DrawAspect="Content" ObjectID="_1851482903" r:id="rId454"/>
               </w:object>
             </w:r>
           </w:p>
@@ -20672,7 +20786,7 @@
         <w:rPr>
           <w:noProof/>
         </w:rPr>
-        <w:t>9</w:t>
+        <w:t>8</w:t>
       </w:r>
       <w:r>
         <w:fldChar w:fldCharType="end"/>
@@ -20693,13 +20807,13 @@
         <w:tblLook w:val="04A0" w:firstRow="1" w:lastRow="0" w:firstColumn="1" w:lastColumn="0" w:noHBand="0" w:noVBand="1"/>
       </w:tblPr>
       <w:tblGrid>
-        <w:gridCol w:w="1530"/>
+        <w:gridCol w:w="1529"/>
         <w:gridCol w:w="1517"/>
         <w:gridCol w:w="1416"/>
         <w:gridCol w:w="1360"/>
         <w:gridCol w:w="1498"/>
-        <w:gridCol w:w="1473"/>
-        <w:gridCol w:w="499"/>
+        <w:gridCol w:w="1472"/>
+        <w:gridCol w:w="501"/>
       </w:tblGrid>
       <w:tr>
         <w:tc>
@@ -20843,10 +20957,10 @@
                 <w:position w:val="-4"/>
               </w:rPr>
               <w:object w:dxaOrig="220" w:dyaOrig="240" w14:anchorId="7F31B8ED">
-                <v:shape id="_x0000_i3639" type="#_x0000_t75" style="width:13.5pt;height:14.25pt" o:ole="">
-                  <v:imagedata r:id="rId248" o:title=""/>
-                </v:shape>
-                <o:OLEObject Type="Embed" ProgID="Equation.DSMT4" ShapeID="_x0000_i3639" DrawAspect="Content" ObjectID="_1850892287" r:id="rId452"/>
+                <v:shape id="_x0000_i1284" type="#_x0000_t75" style="width:13.5pt;height:14.25pt" o:ole="">
+                  <v:imagedata r:id="rId251" o:title=""/>
+                </v:shape>
+                <o:OLEObject Type="Embed" ProgID="Equation.DSMT4" ShapeID="_x0000_i1284" DrawAspect="Content" ObjectID="_1851482904" r:id="rId455"/>
               </w:object>
             </w:r>
           </w:p>
@@ -20874,10 +20988,10 @@
                 <w:position w:val="-4"/>
               </w:rPr>
               <w:object w:dxaOrig="220" w:dyaOrig="260" w14:anchorId="319048AC">
-                <v:shape id="_x0000_i3640" type="#_x0000_t75" style="width:11.25pt;height:12.75pt" o:ole="">
-                  <v:imagedata r:id="rId396" o:title=""/>
-                </v:shape>
-                <o:OLEObject Type="Embed" ProgID="Equation.DSMT4" ShapeID="_x0000_i3640" DrawAspect="Content" ObjectID="_1850892288" r:id="rId453"/>
+                <v:shape id="_x0000_i1285" type="#_x0000_t75" style="width:11.25pt;height:12.75pt" o:ole="">
+                  <v:imagedata r:id="rId399" o:title=""/>
+                </v:shape>
+                <o:OLEObject Type="Embed" ProgID="Equation.DSMT4" ShapeID="_x0000_i1285" DrawAspect="Content" ObjectID="_1851482905" r:id="rId456"/>
               </w:object>
             </w:r>
             <w:r>
@@ -20924,10 +21038,10 @@
                 <w:position w:val="-12"/>
               </w:rPr>
               <w:object w:dxaOrig="480" w:dyaOrig="360" w14:anchorId="0740A99B">
-                <v:shape id="_x0000_i3651" type="#_x0000_t75" style="width:24pt;height:18pt" o:ole="">
-                  <v:imagedata r:id="rId454" o:title=""/>
-                </v:shape>
-                <o:OLEObject Type="Embed" ProgID="Equation.DSMT4" ShapeID="_x0000_i3651" DrawAspect="Content" ObjectID="_1850892289" r:id="rId455"/>
+                <v:shape id="_x0000_i1286" type="#_x0000_t75" style="width:24pt;height:18pt" o:ole="">
+                  <v:imagedata r:id="rId457" o:title=""/>
+                </v:shape>
+                <o:OLEObject Type="Embed" ProgID="Equation.DSMT4" ShapeID="_x0000_i1286" DrawAspect="Content" ObjectID="_1851482906" r:id="rId458"/>
               </w:object>
             </w:r>
           </w:p>
@@ -20953,10 +21067,10 @@
                 <w:position w:val="-12"/>
               </w:rPr>
               <w:object w:dxaOrig="480" w:dyaOrig="360" w14:anchorId="56B75ED9">
-                <v:shape id="_x0000_i3652" type="#_x0000_t75" style="width:24pt;height:18pt" o:ole="">
-                  <v:imagedata r:id="rId456" o:title=""/>
-                </v:shape>
-                <o:OLEObject Type="Embed" ProgID="Equation.DSMT4" ShapeID="_x0000_i3652" DrawAspect="Content" ObjectID="_1850892290" r:id="rId457"/>
+                <v:shape id="_x0000_i1287" type="#_x0000_t75" style="width:24pt;height:18pt" o:ole="">
+                  <v:imagedata r:id="rId459" o:title=""/>
+                </v:shape>
+                <o:OLEObject Type="Embed" ProgID="Equation.DSMT4" ShapeID="_x0000_i1287" DrawAspect="Content" ObjectID="_1851482907" r:id="rId460"/>
               </w:object>
             </w:r>
           </w:p>
@@ -21018,10 +21132,10 @@
                 <w:position w:val="-6"/>
               </w:rPr>
               <w:object w:dxaOrig="200" w:dyaOrig="279" w14:anchorId="53BE85DE">
-                <v:shape id="_x0000_i3641" type="#_x0000_t75" style="width:14.25pt;height:14.25pt" o:ole="">
-                  <v:imagedata r:id="rId329" o:title=""/>
-                </v:shape>
-                <o:OLEObject Type="Embed" ProgID="Equation.DSMT4" ShapeID="_x0000_i3641" DrawAspect="Content" ObjectID="_1850892291" r:id="rId458"/>
+                <v:shape id="_x0000_i1288" type="#_x0000_t75" style="width:14.25pt;height:14.25pt" o:ole="">
+                  <v:imagedata r:id="rId332" o:title=""/>
+                </v:shape>
+                <o:OLEObject Type="Embed" ProgID="Equation.DSMT4" ShapeID="_x0000_i1288" DrawAspect="Content" ObjectID="_1851482908" r:id="rId461"/>
               </w:object>
             </w:r>
           </w:p>
@@ -21049,10 +21163,10 @@
                 <w:position w:val="-4"/>
               </w:rPr>
               <w:object w:dxaOrig="220" w:dyaOrig="260" w14:anchorId="4F228A16">
-                <v:shape id="_x0000_i3642" type="#_x0000_t75" style="width:11.25pt;height:12.75pt" o:ole="">
-                  <v:imagedata r:id="rId396" o:title=""/>
-                </v:shape>
-                <o:OLEObject Type="Embed" ProgID="Equation.DSMT4" ShapeID="_x0000_i3642" DrawAspect="Content" ObjectID="_1850892292" r:id="rId459"/>
+                <v:shape id="_x0000_i1289" type="#_x0000_t75" style="width:11.25pt;height:12.75pt" o:ole="">
+                  <v:imagedata r:id="rId399" o:title=""/>
+                </v:shape>
+                <o:OLEObject Type="Embed" ProgID="Equation.DSMT4" ShapeID="_x0000_i1289" DrawAspect="Content" ObjectID="_1851482909" r:id="rId462"/>
               </w:object>
             </w:r>
             <w:r>
@@ -21099,10 +21213,10 @@
                 <w:position w:val="-12"/>
               </w:rPr>
               <w:object w:dxaOrig="480" w:dyaOrig="360" w14:anchorId="7B18522B">
-                <v:shape id="_x0000_i3654" type="#_x0000_t75" style="width:24pt;height:18pt" o:ole="">
-                  <v:imagedata r:id="rId460" o:title=""/>
-                </v:shape>
-                <o:OLEObject Type="Embed" ProgID="Equation.DSMT4" ShapeID="_x0000_i3654" DrawAspect="Content" ObjectID="_1850892293" r:id="rId461"/>
+                <v:shape id="_x0000_i1290" type="#_x0000_t75" style="width:24pt;height:18pt" o:ole="">
+                  <v:imagedata r:id="rId463" o:title=""/>
+                </v:shape>
+                <o:OLEObject Type="Embed" ProgID="Equation.DSMT4" ShapeID="_x0000_i1290" DrawAspect="Content" ObjectID="_1851482910" r:id="rId464"/>
               </w:object>
             </w:r>
           </w:p>
@@ -21128,10 +21242,10 @@
                 <w:position w:val="-12"/>
               </w:rPr>
               <w:object w:dxaOrig="480" w:dyaOrig="360" w14:anchorId="6F153634">
-                <v:shape id="_x0000_i3653" type="#_x0000_t75" style="width:24pt;height:18pt" o:ole="">
-                  <v:imagedata r:id="rId462" o:title=""/>
-                </v:shape>
-                <o:OLEObject Type="Embed" ProgID="Equation.DSMT4" ShapeID="_x0000_i3653" DrawAspect="Content" ObjectID="_1850892294" r:id="rId463"/>
+                <v:shape id="_x0000_i1291" type="#_x0000_t75" style="width:24pt;height:18pt" o:ole="">
+                  <v:imagedata r:id="rId465" o:title=""/>
+                </v:shape>
+                <o:OLEObject Type="Embed" ProgID="Equation.DSMT4" ShapeID="_x0000_i1291" DrawAspect="Content" ObjectID="_1851482911" r:id="rId466"/>
               </w:object>
             </w:r>
           </w:p>
@@ -21193,10 +21307,10 @@
                 <w:position w:val="-6"/>
               </w:rPr>
               <w:object w:dxaOrig="200" w:dyaOrig="279" w14:anchorId="1BCD4907">
-                <v:shape id="_x0000_i3643" type="#_x0000_t75" style="width:14.25pt;height:14.25pt" o:ole="">
-                  <v:imagedata r:id="rId291" o:title=""/>
-                </v:shape>
-                <o:OLEObject Type="Embed" ProgID="Equation.DSMT4" ShapeID="_x0000_i3643" DrawAspect="Content" ObjectID="_1850892295" r:id="rId464"/>
+                <v:shape id="_x0000_i1292" type="#_x0000_t75" style="width:14.25pt;height:14.25pt" o:ole="">
+                  <v:imagedata r:id="rId294" o:title=""/>
+                </v:shape>
+                <o:OLEObject Type="Embed" ProgID="Equation.DSMT4" ShapeID="_x0000_i1292" DrawAspect="Content" ObjectID="_1851482912" r:id="rId467"/>
               </w:object>
             </w:r>
           </w:p>
@@ -21222,10 +21336,10 @@
                 <w:position w:val="-4"/>
               </w:rPr>
               <w:object w:dxaOrig="220" w:dyaOrig="240" w14:anchorId="2D7746D2">
-                <v:shape id="_x0000_i3644" type="#_x0000_t75" style="width:13.5pt;height:14.25pt" o:ole="">
-                  <v:imagedata r:id="rId248" o:title=""/>
-                </v:shape>
-                <o:OLEObject Type="Embed" ProgID="Equation.DSMT4" ShapeID="_x0000_i3644" DrawAspect="Content" ObjectID="_1850892296" r:id="rId465"/>
+                <v:shape id="_x0000_i1293" type="#_x0000_t75" style="width:13.5pt;height:14.25pt" o:ole="">
+                  <v:imagedata r:id="rId251" o:title=""/>
+                </v:shape>
+                <o:OLEObject Type="Embed" ProgID="Equation.DSMT4" ShapeID="_x0000_i1293" DrawAspect="Content" ObjectID="_1851482913" r:id="rId468"/>
               </w:object>
             </w:r>
           </w:p>
@@ -21249,10 +21363,10 @@
                 <w:position w:val="-6"/>
               </w:rPr>
               <w:object w:dxaOrig="200" w:dyaOrig="279" w14:anchorId="53E49F62">
-                <v:shape id="_x0000_i3645" type="#_x0000_t75" style="width:14.25pt;height:14.25pt" o:ole="">
-                  <v:imagedata r:id="rId312" o:title=""/>
-                </v:shape>
-                <o:OLEObject Type="Embed" ProgID="Equation.DSMT4" ShapeID="_x0000_i3645" DrawAspect="Content" ObjectID="_1850892297" r:id="rId466"/>
+                <v:shape id="_x0000_i1294" type="#_x0000_t75" style="width:14.25pt;height:14.25pt" o:ole="">
+                  <v:imagedata r:id="rId315" o:title=""/>
+                </v:shape>
+                <o:OLEObject Type="Embed" ProgID="Equation.DSMT4" ShapeID="_x0000_i1294" DrawAspect="Content" ObjectID="_1851482914" r:id="rId469"/>
               </w:object>
             </w:r>
           </w:p>
@@ -21276,10 +21390,10 @@
                 <w:position w:val="-6"/>
               </w:rPr>
               <w:object w:dxaOrig="200" w:dyaOrig="279" w14:anchorId="04C35C2E">
-                <v:shape id="_x0000_i3646" type="#_x0000_t75" style="width:14.25pt;height:14.25pt" o:ole="">
-                  <v:imagedata r:id="rId314" o:title=""/>
-                </v:shape>
-                <o:OLEObject Type="Embed" ProgID="Equation.DSMT4" ShapeID="_x0000_i3646" DrawAspect="Content" ObjectID="_1850892298" r:id="rId467"/>
+                <v:shape id="_x0000_i1295" type="#_x0000_t75" style="width:14.25pt;height:14.25pt" o:ole="">
+                  <v:imagedata r:id="rId317" o:title=""/>
+                </v:shape>
+                <o:OLEObject Type="Embed" ProgID="Equation.DSMT4" ShapeID="_x0000_i1295" DrawAspect="Content" ObjectID="_1851482915" r:id="rId470"/>
               </w:object>
             </w:r>
           </w:p>
@@ -21303,10 +21417,10 @@
                 <w:position w:val="-6"/>
               </w:rPr>
               <w:object w:dxaOrig="200" w:dyaOrig="279" w14:anchorId="55B40190">
-                <v:shape id="_x0000_i3647" type="#_x0000_t75" style="width:14.25pt;height:14.25pt" o:ole="">
-                  <v:imagedata r:id="rId316" o:title=""/>
-                </v:shape>
-                <o:OLEObject Type="Embed" ProgID="Equation.DSMT4" ShapeID="_x0000_i3647" DrawAspect="Content" ObjectID="_1850892299" r:id="rId468"/>
+                <v:shape id="_x0000_i1296" type="#_x0000_t75" style="width:14.25pt;height:14.25pt" o:ole="">
+                  <v:imagedata r:id="rId319" o:title=""/>
+                </v:shape>
+                <o:OLEObject Type="Embed" ProgID="Equation.DSMT4" ShapeID="_x0000_i1296" DrawAspect="Content" ObjectID="_1851482916" r:id="rId471"/>
               </w:object>
             </w:r>
           </w:p>
@@ -21330,10 +21444,10 @@
                 <w:position w:val="-6"/>
               </w:rPr>
               <w:object w:dxaOrig="200" w:dyaOrig="279" w14:anchorId="75ACDBA2">
-                <v:shape id="_x0000_i3648" type="#_x0000_t75" style="width:14.25pt;height:14.25pt" o:ole="">
-                  <v:imagedata r:id="rId318" o:title=""/>
-                </v:shape>
-                <o:OLEObject Type="Embed" ProgID="Equation.DSMT4" ShapeID="_x0000_i3648" DrawAspect="Content" ObjectID="_1850892300" r:id="rId469"/>
+                <v:shape id="_x0000_i1297" type="#_x0000_t75" style="width:14.25pt;height:14.25pt" o:ole="">
+                  <v:imagedata r:id="rId321" o:title=""/>
+                </v:shape>
+                <o:OLEObject Type="Embed" ProgID="Equation.DSMT4" ShapeID="_x0000_i1297" DrawAspect="Content" ObjectID="_1851482917" r:id="rId472"/>
               </w:object>
             </w:r>
           </w:p>
@@ -21357,10 +21471,10 @@
                 <w:position w:val="-6"/>
               </w:rPr>
               <w:object w:dxaOrig="200" w:dyaOrig="279" w14:anchorId="0372CC64">
-                <v:shape id="_x0000_i3649" type="#_x0000_t75" style="width:14.25pt;height:14.25pt" o:ole="">
-                  <v:imagedata r:id="rId320" o:title=""/>
-                </v:shape>
-                <o:OLEObject Type="Embed" ProgID="Equation.DSMT4" ShapeID="_x0000_i3649" DrawAspect="Content" ObjectID="_1850892301" r:id="rId470"/>
+                <v:shape id="_x0000_i1298" type="#_x0000_t75" style="width:14.25pt;height:14.25pt" o:ole="">
+                  <v:imagedata r:id="rId323" o:title=""/>
+                </v:shape>
+                <o:OLEObject Type="Embed" ProgID="Equation.DSMT4" ShapeID="_x0000_i1298" DrawAspect="Content" ObjectID="_1851482918" r:id="rId473"/>
               </w:object>
             </w:r>
           </w:p>
@@ -21384,10 +21498,10 @@
                 <w:position w:val="-6"/>
               </w:rPr>
               <w:object w:dxaOrig="200" w:dyaOrig="279" w14:anchorId="6617D997">
-                <v:shape id="_x0000_i3650" type="#_x0000_t75" style="width:14.25pt;height:14.25pt" o:ole="">
-                  <v:imagedata r:id="rId322" o:title=""/>
-                </v:shape>
-                <o:OLEObject Type="Embed" ProgID="Equation.DSMT4" ShapeID="_x0000_i3650" DrawAspect="Content" ObjectID="_1850892302" r:id="rId471"/>
+                <v:shape id="_x0000_i1299" type="#_x0000_t75" style="width:14.25pt;height:14.25pt" o:ole="">
+                  <v:imagedata r:id="rId325" o:title=""/>
+                </v:shape>
+                <o:OLEObject Type="Embed" ProgID="Equation.DSMT4" ShapeID="_x0000_i1299" DrawAspect="Content" ObjectID="_1851482919" r:id="rId474"/>
               </w:object>
             </w:r>
           </w:p>
@@ -21441,7 +21555,7 @@
         <w:rPr>
           <w:noProof/>
         </w:rPr>
-        <w:t>10</w:t>
+        <w:t>9</w:t>
       </w:r>
       <w:r>
         <w:fldChar w:fldCharType="end"/>
@@ -21462,13 +21576,13 @@
         <w:tblLook w:val="04A0" w:firstRow="1" w:lastRow="0" w:firstColumn="1" w:lastColumn="0" w:noHBand="0" w:noVBand="1"/>
       </w:tblPr>
       <w:tblGrid>
-        <w:gridCol w:w="1530"/>
+        <w:gridCol w:w="1529"/>
         <w:gridCol w:w="1517"/>
         <w:gridCol w:w="1416"/>
         <w:gridCol w:w="1360"/>
         <w:gridCol w:w="1498"/>
-        <w:gridCol w:w="1473"/>
-        <w:gridCol w:w="499"/>
+        <w:gridCol w:w="1472"/>
+        <w:gridCol w:w="501"/>
       </w:tblGrid>
       <w:tr>
         <w:tc>
@@ -21612,10 +21726,10 @@
                 <w:position w:val="-4"/>
               </w:rPr>
               <w:object w:dxaOrig="220" w:dyaOrig="240" w14:anchorId="2AF9FF6A">
-                <v:shape id="_x0000_i3655" type="#_x0000_t75" style="width:13.5pt;height:14.25pt" o:ole="">
-                  <v:imagedata r:id="rId248" o:title=""/>
-                </v:shape>
-                <o:OLEObject Type="Embed" ProgID="Equation.DSMT4" ShapeID="_x0000_i3655" DrawAspect="Content" ObjectID="_1850892303" r:id="rId472"/>
+                <v:shape id="_x0000_i1300" type="#_x0000_t75" style="width:13.5pt;height:14.25pt" o:ole="">
+                  <v:imagedata r:id="rId251" o:title=""/>
+                </v:shape>
+                <o:OLEObject Type="Embed" ProgID="Equation.DSMT4" ShapeID="_x0000_i1300" DrawAspect="Content" ObjectID="_1851482920" r:id="rId475"/>
               </w:object>
             </w:r>
           </w:p>
@@ -21643,10 +21757,10 @@
                 <w:position w:val="-4"/>
               </w:rPr>
               <w:object w:dxaOrig="220" w:dyaOrig="260" w14:anchorId="53C84ABE">
-                <v:shape id="_x0000_i3656" type="#_x0000_t75" style="width:11.25pt;height:12.75pt" o:ole="">
-                  <v:imagedata r:id="rId396" o:title=""/>
-                </v:shape>
-                <o:OLEObject Type="Embed" ProgID="Equation.DSMT4" ShapeID="_x0000_i3656" DrawAspect="Content" ObjectID="_1850892304" r:id="rId473"/>
+                <v:shape id="_x0000_i1301" type="#_x0000_t75" style="width:11.25pt;height:12.75pt" o:ole="">
+                  <v:imagedata r:id="rId399" o:title=""/>
+                </v:shape>
+                <o:OLEObject Type="Embed" ProgID="Equation.DSMT4" ShapeID="_x0000_i1301" DrawAspect="Content" ObjectID="_1851482921" r:id="rId476"/>
               </w:object>
             </w:r>
             <w:r>
@@ -21693,10 +21807,10 @@
                 <w:position w:val="-12"/>
               </w:rPr>
               <w:object w:dxaOrig="480" w:dyaOrig="360" w14:anchorId="45E82E92">
-                <v:shape id="_x0000_i3667" type="#_x0000_t75" style="width:24pt;height:18pt" o:ole="">
-                  <v:imagedata r:id="rId454" o:title=""/>
-                </v:shape>
-                <o:OLEObject Type="Embed" ProgID="Equation.DSMT4" ShapeID="_x0000_i3667" DrawAspect="Content" ObjectID="_1850892305" r:id="rId474"/>
+                <v:shape id="_x0000_i1302" type="#_x0000_t75" style="width:24pt;height:18pt" o:ole="">
+                  <v:imagedata r:id="rId457" o:title=""/>
+                </v:shape>
+                <o:OLEObject Type="Embed" ProgID="Equation.DSMT4" ShapeID="_x0000_i1302" DrawAspect="Content" ObjectID="_1851482922" r:id="rId477"/>
               </w:object>
             </w:r>
           </w:p>
@@ -21722,10 +21836,10 @@
                 <w:position w:val="-12"/>
               </w:rPr>
               <w:object w:dxaOrig="480" w:dyaOrig="360" w14:anchorId="774F5ED1">
-                <v:shape id="_x0000_i3668" type="#_x0000_t75" style="width:24pt;height:18pt" o:ole="">
-                  <v:imagedata r:id="rId456" o:title=""/>
-                </v:shape>
-                <o:OLEObject Type="Embed" ProgID="Equation.DSMT4" ShapeID="_x0000_i3668" DrawAspect="Content" ObjectID="_1850892306" r:id="rId475"/>
+                <v:shape id="_x0000_i1303" type="#_x0000_t75" style="width:24pt;height:18pt" o:ole="">
+                  <v:imagedata r:id="rId459" o:title=""/>
+                </v:shape>
+                <o:OLEObject Type="Embed" ProgID="Equation.DSMT4" ShapeID="_x0000_i1303" DrawAspect="Content" ObjectID="_1851482923" r:id="rId478"/>
               </w:object>
             </w:r>
           </w:p>
@@ -21787,10 +21901,10 @@
                 <w:position w:val="-6"/>
               </w:rPr>
               <w:object w:dxaOrig="200" w:dyaOrig="279" w14:anchorId="3AF57894">
-                <v:shape id="_x0000_i3657" type="#_x0000_t75" style="width:14.25pt;height:14.25pt" o:ole="">
-                  <v:imagedata r:id="rId329" o:title=""/>
-                </v:shape>
-                <o:OLEObject Type="Embed" ProgID="Equation.DSMT4" ShapeID="_x0000_i3657" DrawAspect="Content" ObjectID="_1850892307" r:id="rId476"/>
+                <v:shape id="_x0000_i1304" type="#_x0000_t75" style="width:14.25pt;height:14.25pt" o:ole="">
+                  <v:imagedata r:id="rId332" o:title=""/>
+                </v:shape>
+                <o:OLEObject Type="Embed" ProgID="Equation.DSMT4" ShapeID="_x0000_i1304" DrawAspect="Content" ObjectID="_1851482924" r:id="rId479"/>
               </w:object>
             </w:r>
           </w:p>
@@ -21818,10 +21932,10 @@
                 <w:position w:val="-4"/>
               </w:rPr>
               <w:object w:dxaOrig="220" w:dyaOrig="260" w14:anchorId="761F9AF5">
-                <v:shape id="_x0000_i3658" type="#_x0000_t75" style="width:11.25pt;height:12.75pt" o:ole="">
-                  <v:imagedata r:id="rId396" o:title=""/>
-                </v:shape>
-                <o:OLEObject Type="Embed" ProgID="Equation.DSMT4" ShapeID="_x0000_i3658" DrawAspect="Content" ObjectID="_1850892308" r:id="rId477"/>
+                <v:shape id="_x0000_i1305" type="#_x0000_t75" style="width:11.25pt;height:12.75pt" o:ole="">
+                  <v:imagedata r:id="rId399" o:title=""/>
+                </v:shape>
+                <o:OLEObject Type="Embed" ProgID="Equation.DSMT4" ShapeID="_x0000_i1305" DrawAspect="Content" ObjectID="_1851482925" r:id="rId480"/>
               </w:object>
             </w:r>
             <w:r>
@@ -21868,10 +21982,10 @@
                 <w:position w:val="-12"/>
               </w:rPr>
               <w:object w:dxaOrig="480" w:dyaOrig="360" w14:anchorId="35889700">
-                <v:shape id="_x0000_i3670" type="#_x0000_t75" style="width:24pt;height:18pt" o:ole="">
-                  <v:imagedata r:id="rId460" o:title=""/>
-                </v:shape>
-                <o:OLEObject Type="Embed" ProgID="Equation.DSMT4" ShapeID="_x0000_i3670" DrawAspect="Content" ObjectID="_1850892309" r:id="rId478"/>
+                <v:shape id="_x0000_i1306" type="#_x0000_t75" style="width:24pt;height:18pt" o:ole="">
+                  <v:imagedata r:id="rId463" o:title=""/>
+                </v:shape>
+                <o:OLEObject Type="Embed" ProgID="Equation.DSMT4" ShapeID="_x0000_i1306" DrawAspect="Content" ObjectID="_1851482926" r:id="rId481"/>
               </w:object>
             </w:r>
           </w:p>
@@ -21897,10 +22011,10 @@
                 <w:position w:val="-12"/>
               </w:rPr>
               <w:object w:dxaOrig="480" w:dyaOrig="360" w14:anchorId="5415A75A">
-                <v:shape id="_x0000_i3669" type="#_x0000_t75" style="width:24pt;height:18pt" o:ole="">
-                  <v:imagedata r:id="rId462" o:title=""/>
-                </v:shape>
-                <o:OLEObject Type="Embed" ProgID="Equation.DSMT4" ShapeID="_x0000_i3669" DrawAspect="Content" ObjectID="_1850892310" r:id="rId479"/>
+                <v:shape id="_x0000_i1307" type="#_x0000_t75" style="width:24pt;height:18pt" o:ole="">
+                  <v:imagedata r:id="rId465" o:title=""/>
+                </v:shape>
+                <o:OLEObject Type="Embed" ProgID="Equation.DSMT4" ShapeID="_x0000_i1307" DrawAspect="Content" ObjectID="_1851482927" r:id="rId482"/>
               </w:object>
             </w:r>
           </w:p>
@@ -21962,10 +22076,10 @@
                 <w:position w:val="-6"/>
               </w:rPr>
               <w:object w:dxaOrig="200" w:dyaOrig="279" w14:anchorId="5DC2050E">
-                <v:shape id="_x0000_i3659" type="#_x0000_t75" style="width:14.25pt;height:14.25pt" o:ole="">
-                  <v:imagedata r:id="rId291" o:title=""/>
-                </v:shape>
-                <o:OLEObject Type="Embed" ProgID="Equation.DSMT4" ShapeID="_x0000_i3659" DrawAspect="Content" ObjectID="_1850892311" r:id="rId480"/>
+                <v:shape id="_x0000_i1308" type="#_x0000_t75" style="width:14.25pt;height:14.25pt" o:ole="">
+                  <v:imagedata r:id="rId294" o:title=""/>
+                </v:shape>
+                <o:OLEObject Type="Embed" ProgID="Equation.DSMT4" ShapeID="_x0000_i1308" DrawAspect="Content" ObjectID="_1851482928" r:id="rId483"/>
               </w:object>
             </w:r>
           </w:p>
@@ -21991,10 +22105,10 @@
                 <w:position w:val="-4"/>
               </w:rPr>
               <w:object w:dxaOrig="220" w:dyaOrig="240" w14:anchorId="7748D05C">
-                <v:shape id="_x0000_i3660" type="#_x0000_t75" style="width:13.5pt;height:14.25pt" o:ole="">
-                  <v:imagedata r:id="rId248" o:title=""/>
-                </v:shape>
-                <o:OLEObject Type="Embed" ProgID="Equation.DSMT4" ShapeID="_x0000_i3660" DrawAspect="Content" ObjectID="_1850892312" r:id="rId481"/>
+                <v:shape id="_x0000_i1309" type="#_x0000_t75" style="width:13.5pt;height:14.25pt" o:ole="">
+                  <v:imagedata r:id="rId251" o:title=""/>
+                </v:shape>
+                <o:OLEObject Type="Embed" ProgID="Equation.DSMT4" ShapeID="_x0000_i1309" DrawAspect="Content" ObjectID="_1851482929" r:id="rId484"/>
               </w:object>
             </w:r>
           </w:p>
@@ -22018,10 +22132,10 @@
                 <w:position w:val="-6"/>
               </w:rPr>
               <w:object w:dxaOrig="200" w:dyaOrig="279" w14:anchorId="3F6E574D">
-                <v:shape id="_x0000_i3661" type="#_x0000_t75" style="width:14.25pt;height:14.25pt" o:ole="">
-                  <v:imagedata r:id="rId312" o:title=""/>
-                </v:shape>
-                <o:OLEObject Type="Embed" ProgID="Equation.DSMT4" ShapeID="_x0000_i3661" DrawAspect="Content" ObjectID="_1850892313" r:id="rId482"/>
+                <v:shape id="_x0000_i1310" type="#_x0000_t75" style="width:14.25pt;height:14.25pt" o:ole="">
+                  <v:imagedata r:id="rId315" o:title=""/>
+                </v:shape>
+                <o:OLEObject Type="Embed" ProgID="Equation.DSMT4" ShapeID="_x0000_i1310" DrawAspect="Content" ObjectID="_1851482930" r:id="rId485"/>
               </w:object>
             </w:r>
           </w:p>
@@ -22045,10 +22159,10 @@
                 <w:position w:val="-6"/>
               </w:rPr>
               <w:object w:dxaOrig="200" w:dyaOrig="279" w14:anchorId="071804CF">
-                <v:shape id="_x0000_i3662" type="#_x0000_t75" style="width:14.25pt;height:14.25pt" o:ole="">
-                  <v:imagedata r:id="rId314" o:title=""/>
-                </v:shape>
-                <o:OLEObject Type="Embed" ProgID="Equation.DSMT4" ShapeID="_x0000_i3662" DrawAspect="Content" ObjectID="_1850892314" r:id="rId483"/>
+                <v:shape id="_x0000_i1311" type="#_x0000_t75" style="width:14.25pt;height:14.25pt" o:ole="">
+                  <v:imagedata r:id="rId317" o:title=""/>
+                </v:shape>
+                <o:OLEObject Type="Embed" ProgID="Equation.DSMT4" ShapeID="_x0000_i1311" DrawAspect="Content" ObjectID="_1851482931" r:id="rId486"/>
               </w:object>
             </w:r>
           </w:p>
@@ -22072,10 +22186,10 @@
                 <w:position w:val="-6"/>
               </w:rPr>
               <w:object w:dxaOrig="200" w:dyaOrig="279" w14:anchorId="3F7D38E3">
-                <v:shape id="_x0000_i3663" type="#_x0000_t75" style="width:14.25pt;height:14.25pt" o:ole="">
-                  <v:imagedata r:id="rId316" o:title=""/>
-                </v:shape>
-                <o:OLEObject Type="Embed" ProgID="Equation.DSMT4" ShapeID="_x0000_i3663" DrawAspect="Content" ObjectID="_1850892315" r:id="rId484"/>
+                <v:shape id="_x0000_i1312" type="#_x0000_t75" style="width:14.25pt;height:14.25pt" o:ole="">
+                  <v:imagedata r:id="rId319" o:title=""/>
+                </v:shape>
+                <o:OLEObject Type="Embed" ProgID="Equation.DSMT4" ShapeID="_x0000_i1312" DrawAspect="Content" ObjectID="_1851482932" r:id="rId487"/>
               </w:object>
             </w:r>
           </w:p>
@@ -22099,10 +22213,10 @@
                 <w:position w:val="-6"/>
               </w:rPr>
               <w:object w:dxaOrig="200" w:dyaOrig="279" w14:anchorId="41FC4571">
-                <v:shape id="_x0000_i3664" type="#_x0000_t75" style="width:14.25pt;height:14.25pt" o:ole="">
-                  <v:imagedata r:id="rId318" o:title=""/>
-                </v:shape>
-                <o:OLEObject Type="Embed" ProgID="Equation.DSMT4" ShapeID="_x0000_i3664" DrawAspect="Content" ObjectID="_1850892316" r:id="rId485"/>
+                <v:shape id="_x0000_i1313" type="#_x0000_t75" style="width:14.25pt;height:14.25pt" o:ole="">
+                  <v:imagedata r:id="rId321" o:title=""/>
+                </v:shape>
+                <o:OLEObject Type="Embed" ProgID="Equation.DSMT4" ShapeID="_x0000_i1313" DrawAspect="Content" ObjectID="_1851482933" r:id="rId488"/>
               </w:object>
             </w:r>
           </w:p>
@@ -22126,10 +22240,10 @@
                 <w:position w:val="-6"/>
               </w:rPr>
               <w:object w:dxaOrig="200" w:dyaOrig="279" w14:anchorId="0600C5E3">
-                <v:shape id="_x0000_i3665" type="#_x0000_t75" style="width:14.25pt;height:14.25pt" o:ole="">
-                  <v:imagedata r:id="rId320" o:title=""/>
-                </v:shape>
-                <o:OLEObject Type="Embed" ProgID="Equation.DSMT4" ShapeID="_x0000_i3665" DrawAspect="Content" ObjectID="_1850892317" r:id="rId486"/>
+                <v:shape id="_x0000_i1314" type="#_x0000_t75" style="width:14.25pt;height:14.25pt" o:ole="">
+                  <v:imagedata r:id="rId323" o:title=""/>
+                </v:shape>
+                <o:OLEObject Type="Embed" ProgID="Equation.DSMT4" ShapeID="_x0000_i1314" DrawAspect="Content" ObjectID="_1851482934" r:id="rId489"/>
               </w:object>
             </w:r>
           </w:p>
@@ -22153,10 +22267,10 @@
                 <w:position w:val="-6"/>
               </w:rPr>
               <w:object w:dxaOrig="200" w:dyaOrig="279" w14:anchorId="66B45407">
-                <v:shape id="_x0000_i3666" type="#_x0000_t75" style="width:14.25pt;height:14.25pt" o:ole="">
-                  <v:imagedata r:id="rId322" o:title=""/>
-                </v:shape>
-                <o:OLEObject Type="Embed" ProgID="Equation.DSMT4" ShapeID="_x0000_i3666" DrawAspect="Content" ObjectID="_1850892318" r:id="rId487"/>
+                <v:shape id="_x0000_i1315" type="#_x0000_t75" style="width:14.25pt;height:14.25pt" o:ole="">
+                  <v:imagedata r:id="rId325" o:title=""/>
+                </v:shape>
+                <o:OLEObject Type="Embed" ProgID="Equation.DSMT4" ShapeID="_x0000_i1315" DrawAspect="Content" ObjectID="_1851482935" r:id="rId490"/>
               </w:object>
             </w:r>
           </w:p>
@@ -22184,13 +22298,7 @@
         <w:pStyle w:val="Titre3"/>
       </w:pPr>
       <w:r>
-        <w:t xml:space="preserve">Deposit </w:t>
-      </w:r>
-      <w:r>
-        <w:t>interests</w:t>
-      </w:r>
-      <w:r>
-        <w:t xml:space="preserve"> accounting</w:t>
+        <w:t>Deposit interests accounting</w:t>
       </w:r>
     </w:p>
     <w:p>
@@ -22240,7 +22348,7 @@
         <w:rPr>
           <w:noProof/>
         </w:rPr>
-        <w:t>8</w:t>
+        <w:t>10</w:t>
       </w:r>
       <w:r>
         <w:fldChar w:fldCharType="end"/>
@@ -22261,13 +22369,13 @@
         <w:tblLook w:val="04A0" w:firstRow="1" w:lastRow="0" w:firstColumn="1" w:lastColumn="0" w:noHBand="0" w:noVBand="1"/>
       </w:tblPr>
       <w:tblGrid>
-        <w:gridCol w:w="1530"/>
+        <w:gridCol w:w="1529"/>
         <w:gridCol w:w="1517"/>
-        <w:gridCol w:w="1416"/>
+        <w:gridCol w:w="1415"/>
         <w:gridCol w:w="1360"/>
         <w:gridCol w:w="1498"/>
         <w:gridCol w:w="1473"/>
-        <w:gridCol w:w="499"/>
+        <w:gridCol w:w="501"/>
       </w:tblGrid>
       <w:tr>
         <w:tc>
@@ -22411,10 +22519,10 @@
                 <w:position w:val="-4"/>
               </w:rPr>
               <w:object w:dxaOrig="220" w:dyaOrig="240" w14:anchorId="6DE80750">
-                <v:shape id="_x0000_i5983" type="#_x0000_t75" style="width:13.5pt;height:14.25pt" o:ole="">
-                  <v:imagedata r:id="rId248" o:title=""/>
-                </v:shape>
-                <o:OLEObject Type="Embed" ProgID="Equation.DSMT4" ShapeID="_x0000_i5983" DrawAspect="Content" ObjectID="_1850892319" r:id="rId488"/>
+                <v:shape id="_x0000_i1316" type="#_x0000_t75" style="width:13.5pt;height:14.25pt" o:ole="">
+                  <v:imagedata r:id="rId251" o:title=""/>
+                </v:shape>
+                <o:OLEObject Type="Embed" ProgID="Equation.DSMT4" ShapeID="_x0000_i1316" DrawAspect="Content" ObjectID="_1851482936" r:id="rId491"/>
               </w:object>
             </w:r>
           </w:p>
@@ -22442,10 +22550,10 @@
                 <w:position w:val="-4"/>
               </w:rPr>
               <w:object w:dxaOrig="220" w:dyaOrig="260" w14:anchorId="796D8B69">
-                <v:shape id="_x0000_i5984" type="#_x0000_t75" style="width:11.25pt;height:12.75pt" o:ole="">
-                  <v:imagedata r:id="rId396" o:title=""/>
-                </v:shape>
-                <o:OLEObject Type="Embed" ProgID="Equation.DSMT4" ShapeID="_x0000_i5984" DrawAspect="Content" ObjectID="_1850892320" r:id="rId489"/>
+                <v:shape id="_x0000_i1317" type="#_x0000_t75" style="width:11.25pt;height:12.75pt" o:ole="">
+                  <v:imagedata r:id="rId399" o:title=""/>
+                </v:shape>
+                <o:OLEObject Type="Embed" ProgID="Equation.DSMT4" ShapeID="_x0000_i1317" DrawAspect="Content" ObjectID="_1851482937" r:id="rId492"/>
               </w:object>
             </w:r>
             <w:r>
@@ -22474,10 +22582,10 @@
                 <w:position w:val="-12"/>
               </w:rPr>
               <w:object w:dxaOrig="480" w:dyaOrig="360" w14:anchorId="7A8A2504">
-                <v:shape id="_x0000_i6038" type="#_x0000_t75" style="width:24pt;height:18pt" o:ole="">
-                  <v:imagedata r:id="rId490" o:title=""/>
-                </v:shape>
-                <o:OLEObject Type="Embed" ProgID="Equation.DSMT4" ShapeID="_x0000_i6038" DrawAspect="Content" ObjectID="_1850892321" r:id="rId491"/>
+                <v:shape id="_x0000_i1318" type="#_x0000_t75" style="width:24pt;height:18pt" o:ole="">
+                  <v:imagedata r:id="rId493" o:title=""/>
+                </v:shape>
+                <o:OLEObject Type="Embed" ProgID="Equation.DSMT4" ShapeID="_x0000_i1318" DrawAspect="Content" ObjectID="_1851482938" r:id="rId494"/>
               </w:object>
             </w:r>
           </w:p>
@@ -22503,10 +22611,10 @@
                 <w:position w:val="-12"/>
               </w:rPr>
               <w:object w:dxaOrig="520" w:dyaOrig="360" w14:anchorId="20BAFD9F">
-                <v:shape id="_x0000_i6040" type="#_x0000_t75" style="width:25.5pt;height:18pt" o:ole="">
-                  <v:imagedata r:id="rId492" o:title=""/>
-                </v:shape>
-                <o:OLEObject Type="Embed" ProgID="Equation.DSMT4" ShapeID="_x0000_i6040" DrawAspect="Content" ObjectID="_1850892322" r:id="rId493"/>
+                <v:shape id="_x0000_i1319" type="#_x0000_t75" style="width:25.5pt;height:18pt" o:ole="">
+                  <v:imagedata r:id="rId495" o:title=""/>
+                </v:shape>
+                <o:OLEObject Type="Embed" ProgID="Equation.DSMT4" ShapeID="_x0000_i1319" DrawAspect="Content" ObjectID="_1851482939" r:id="rId496"/>
               </w:object>
             </w:r>
           </w:p>
@@ -22532,10 +22640,10 @@
                 <w:position w:val="-12"/>
               </w:rPr>
               <w:object w:dxaOrig="1040" w:dyaOrig="360" w14:anchorId="40A07748">
-                <v:shape id="_x0000_i6042" type="#_x0000_t75" style="width:51.75pt;height:18pt" o:ole="">
-                  <v:imagedata r:id="rId494" o:title=""/>
-                </v:shape>
-                <o:OLEObject Type="Embed" ProgID="Equation.DSMT4" ShapeID="_x0000_i6042" DrawAspect="Content" ObjectID="_1850892323" r:id="rId495"/>
+                <v:shape id="_x0000_i1320" type="#_x0000_t75" style="width:51.75pt;height:18pt" o:ole="">
+                  <v:imagedata r:id="rId497" o:title=""/>
+                </v:shape>
+                <o:OLEObject Type="Embed" ProgID="Equation.DSMT4" ShapeID="_x0000_i1320" DrawAspect="Content" ObjectID="_1851482940" r:id="rId498"/>
               </w:object>
             </w:r>
           </w:p>
@@ -22597,10 +22705,10 @@
                 <w:position w:val="-6"/>
               </w:rPr>
               <w:object w:dxaOrig="200" w:dyaOrig="279" w14:anchorId="670CD9AC">
-                <v:shape id="_x0000_i5988" type="#_x0000_t75" style="width:14.25pt;height:14.25pt" o:ole="">
-                  <v:imagedata r:id="rId329" o:title=""/>
-                </v:shape>
-                <o:OLEObject Type="Embed" ProgID="Equation.DSMT4" ShapeID="_x0000_i5988" DrawAspect="Content" ObjectID="_1850892324" r:id="rId496"/>
+                <v:shape id="_x0000_i1321" type="#_x0000_t75" style="width:14.25pt;height:14.25pt" o:ole="">
+                  <v:imagedata r:id="rId332" o:title=""/>
+                </v:shape>
+                <o:OLEObject Type="Embed" ProgID="Equation.DSMT4" ShapeID="_x0000_i1321" DrawAspect="Content" ObjectID="_1851482941" r:id="rId499"/>
               </w:object>
             </w:r>
           </w:p>
@@ -22628,10 +22736,10 @@
                 <w:position w:val="-4"/>
               </w:rPr>
               <w:object w:dxaOrig="220" w:dyaOrig="260" w14:anchorId="508BF081">
-                <v:shape id="_x0000_i5993" type="#_x0000_t75" style="width:11.25pt;height:12.75pt" o:ole="">
-                  <v:imagedata r:id="rId396" o:title=""/>
-                </v:shape>
-                <o:OLEObject Type="Embed" ProgID="Equation.DSMT4" ShapeID="_x0000_i5993" DrawAspect="Content" ObjectID="_1850892325" r:id="rId497"/>
+                <v:shape id="_x0000_i1322" type="#_x0000_t75" style="width:11.25pt;height:12.75pt" o:ole="">
+                  <v:imagedata r:id="rId399" o:title=""/>
+                </v:shape>
+                <o:OLEObject Type="Embed" ProgID="Equation.DSMT4" ShapeID="_x0000_i1322" DrawAspect="Content" ObjectID="_1851482942" r:id="rId500"/>
               </w:object>
             </w:r>
             <w:r>
@@ -22714,10 +22822,10 @@
                 <w:position w:val="-12"/>
               </w:rPr>
               <w:object w:dxaOrig="1040" w:dyaOrig="360" w14:anchorId="55050728">
-                <v:shape id="_x0000_i6066" type="#_x0000_t75" style="width:51.75pt;height:18pt" o:ole="">
-                  <v:imagedata r:id="rId498" o:title=""/>
-                </v:shape>
-                <o:OLEObject Type="Embed" ProgID="Equation.DSMT4" ShapeID="_x0000_i6066" DrawAspect="Content" ObjectID="_1850892326" r:id="rId499"/>
+                <v:shape id="_x0000_i1323" type="#_x0000_t75" style="width:51.75pt;height:18pt" o:ole="">
+                  <v:imagedata r:id="rId501" o:title=""/>
+                </v:shape>
+                <o:OLEObject Type="Embed" ProgID="Equation.DSMT4" ShapeID="_x0000_i1323" DrawAspect="Content" ObjectID="_1851482943" r:id="rId502"/>
               </w:object>
             </w:r>
           </w:p>
@@ -22743,10 +22851,10 @@
                 <w:position w:val="-12"/>
               </w:rPr>
               <w:object w:dxaOrig="1040" w:dyaOrig="360" w14:anchorId="275A3F18">
-                <v:shape id="_x0000_i6070" type="#_x0000_t75" style="width:51.75pt;height:18pt" o:ole="">
-                  <v:imagedata r:id="rId494" o:title=""/>
-                </v:shape>
-                <o:OLEObject Type="Embed" ProgID="Equation.DSMT4" ShapeID="_x0000_i6070" DrawAspect="Content" ObjectID="_1850892327" r:id="rId500"/>
+                <v:shape id="_x0000_i1324" type="#_x0000_t75" style="width:51.75pt;height:18pt" o:ole="">
+                  <v:imagedata r:id="rId497" o:title=""/>
+                </v:shape>
+                <o:OLEObject Type="Embed" ProgID="Equation.DSMT4" ShapeID="_x0000_i1324" DrawAspect="Content" ObjectID="_1851482944" r:id="rId503"/>
               </w:object>
             </w:r>
           </w:p>
@@ -22772,10 +22880,10 @@
                 <w:position w:val="-6"/>
               </w:rPr>
               <w:object w:dxaOrig="200" w:dyaOrig="279" w14:anchorId="433769BE">
-                <v:shape id="_x0000_i5997" type="#_x0000_t75" style="width:14.25pt;height:14.25pt" o:ole="">
-                  <v:imagedata r:id="rId256" o:title=""/>
-                </v:shape>
-                <o:OLEObject Type="Embed" ProgID="Equation.DSMT4" ShapeID="_x0000_i5997" DrawAspect="Content" ObjectID="_1850892328" r:id="rId501"/>
+                <v:shape id="_x0000_i1325" type="#_x0000_t75" style="width:14.25pt;height:14.25pt" o:ole="">
+                  <v:imagedata r:id="rId259" o:title=""/>
+                </v:shape>
+                <o:OLEObject Type="Embed" ProgID="Equation.DSMT4" ShapeID="_x0000_i1325" DrawAspect="Content" ObjectID="_1851482945" r:id="rId504"/>
               </w:object>
             </w:r>
           </w:p>
@@ -22803,10 +22911,10 @@
                 <w:position w:val="-4"/>
               </w:rPr>
               <w:object w:dxaOrig="220" w:dyaOrig="260" w14:anchorId="3FE078D6">
-                <v:shape id="_x0000_i5998" type="#_x0000_t75" style="width:11.25pt;height:12.75pt" o:ole="">
-                  <v:imagedata r:id="rId396" o:title=""/>
-                </v:shape>
-                <o:OLEObject Type="Embed" ProgID="Equation.DSMT4" ShapeID="_x0000_i5998" DrawAspect="Content" ObjectID="_1850892329" r:id="rId502"/>
+                <v:shape id="_x0000_i1326" type="#_x0000_t75" style="width:11.25pt;height:12.75pt" o:ole="">
+                  <v:imagedata r:id="rId399" o:title=""/>
+                </v:shape>
+                <o:OLEObject Type="Embed" ProgID="Equation.DSMT4" ShapeID="_x0000_i1326" DrawAspect="Content" ObjectID="_1851482946" r:id="rId505"/>
               </w:object>
             </w:r>
             <w:r>
@@ -22835,10 +22943,10 @@
                 <w:position w:val="-12"/>
               </w:rPr>
               <w:object w:dxaOrig="499" w:dyaOrig="360" w14:anchorId="21888947">
-                <v:shape id="_x0000_i6048" type="#_x0000_t75" style="width:24.75pt;height:18pt" o:ole="">
-                  <v:imagedata r:id="rId503" o:title=""/>
-                </v:shape>
-                <o:OLEObject Type="Embed" ProgID="Equation.DSMT4" ShapeID="_x0000_i6048" DrawAspect="Content" ObjectID="_1850892330" r:id="rId504"/>
+                <v:shape id="_x0000_i1327" type="#_x0000_t75" style="width:24.75pt;height:18pt" o:ole="">
+                  <v:imagedata r:id="rId506" o:title=""/>
+                </v:shape>
+                <o:OLEObject Type="Embed" ProgID="Equation.DSMT4" ShapeID="_x0000_i1327" DrawAspect="Content" ObjectID="_1851482947" r:id="rId507"/>
               </w:object>
             </w:r>
           </w:p>
@@ -22864,10 +22972,10 @@
                 <w:position w:val="-12"/>
               </w:rPr>
               <w:object w:dxaOrig="520" w:dyaOrig="360" w14:anchorId="0E0732FA">
-                <v:shape id="_x0000_i6050" type="#_x0000_t75" style="width:26.25pt;height:18pt" o:ole="">
-                  <v:imagedata r:id="rId505" o:title=""/>
-                </v:shape>
-                <o:OLEObject Type="Embed" ProgID="Equation.DSMT4" ShapeID="_x0000_i6050" DrawAspect="Content" ObjectID="_1850892331" r:id="rId506"/>
+                <v:shape id="_x0000_i1328" type="#_x0000_t75" style="width:26.25pt;height:18pt" o:ole="">
+                  <v:imagedata r:id="rId508" o:title=""/>
+                </v:shape>
+                <o:OLEObject Type="Embed" ProgID="Equation.DSMT4" ShapeID="_x0000_i1328" DrawAspect="Content" ObjectID="_1851482948" r:id="rId509"/>
               </w:object>
             </w:r>
           </w:p>
@@ -22893,10 +23001,10 @@
                 <w:position w:val="-12"/>
               </w:rPr>
               <w:object w:dxaOrig="1040" w:dyaOrig="360" w14:anchorId="453B4D8D">
-                <v:shape id="_x0000_i6062" type="#_x0000_t75" style="width:51.75pt;height:18pt" o:ole="">
-                  <v:imagedata r:id="rId498" o:title=""/>
-                </v:shape>
-                <o:OLEObject Type="Embed" ProgID="Equation.DSMT4" ShapeID="_x0000_i6062" DrawAspect="Content" ObjectID="_1850892332" r:id="rId507"/>
+                <v:shape id="_x0000_i1329" type="#_x0000_t75" style="width:51.75pt;height:18pt" o:ole="">
+                  <v:imagedata r:id="rId501" o:title=""/>
+                </v:shape>
+                <o:OLEObject Type="Embed" ProgID="Equation.DSMT4" ShapeID="_x0000_i1329" DrawAspect="Content" ObjectID="_1851482949" r:id="rId510"/>
               </w:object>
             </w:r>
           </w:p>
@@ -22922,10 +23030,10 @@
                 <w:position w:val="-12"/>
               </w:rPr>
               <w:object w:dxaOrig="1040" w:dyaOrig="360" w14:anchorId="5BE8F0B1">
-                <v:shape id="_x0000_i6068" type="#_x0000_t75" style="width:51.75pt;height:18pt" o:ole="">
-                  <v:imagedata r:id="rId494" o:title=""/>
-                </v:shape>
-                <o:OLEObject Type="Embed" ProgID="Equation.DSMT4" ShapeID="_x0000_i6068" DrawAspect="Content" ObjectID="_1850892333" r:id="rId508"/>
+                <v:shape id="_x0000_i1330" type="#_x0000_t75" style="width:51.75pt;height:18pt" o:ole="">
+                  <v:imagedata r:id="rId497" o:title=""/>
+                </v:shape>
+                <o:OLEObject Type="Embed" ProgID="Equation.DSMT4" ShapeID="_x0000_i1330" DrawAspect="Content" ObjectID="_1851482950" r:id="rId511"/>
               </w:object>
             </w:r>
           </w:p>
@@ -22951,10 +23059,10 @@
                 <w:position w:val="-12"/>
               </w:rPr>
               <w:object w:dxaOrig="1040" w:dyaOrig="360" w14:anchorId="2D45AE3E">
-                <v:shape id="_x0000_i6064" type="#_x0000_t75" style="width:51.75pt;height:18pt" o:ole="">
-                  <v:imagedata r:id="rId498" o:title=""/>
-                </v:shape>
-                <o:OLEObject Type="Embed" ProgID="Equation.DSMT4" ShapeID="_x0000_i6064" DrawAspect="Content" ObjectID="_1850892334" r:id="rId509"/>
+                <v:shape id="_x0000_i1331" type="#_x0000_t75" style="width:51.75pt;height:18pt" o:ole="">
+                  <v:imagedata r:id="rId501" o:title=""/>
+                </v:shape>
+                <o:OLEObject Type="Embed" ProgID="Equation.DSMT4" ShapeID="_x0000_i1331" DrawAspect="Content" ObjectID="_1851482951" r:id="rId512"/>
               </w:object>
             </w:r>
           </w:p>
@@ -22980,10 +23088,10 @@
                 <w:position w:val="-6"/>
               </w:rPr>
               <w:object w:dxaOrig="200" w:dyaOrig="279" w14:anchorId="6C010ED5">
-                <v:shape id="_x0000_i6004" type="#_x0000_t75" style="width:14.25pt;height:14.25pt" o:ole="">
-                  <v:imagedata r:id="rId291" o:title=""/>
-                </v:shape>
-                <o:OLEObject Type="Embed" ProgID="Equation.DSMT4" ShapeID="_x0000_i6004" DrawAspect="Content" ObjectID="_1850892335" r:id="rId510"/>
+                <v:shape id="_x0000_i1332" type="#_x0000_t75" style="width:14.25pt;height:14.25pt" o:ole="">
+                  <v:imagedata r:id="rId294" o:title=""/>
+                </v:shape>
+                <o:OLEObject Type="Embed" ProgID="Equation.DSMT4" ShapeID="_x0000_i1332" DrawAspect="Content" ObjectID="_1851482952" r:id="rId513"/>
               </w:object>
             </w:r>
           </w:p>
@@ -23009,10 +23117,10 @@
                 <w:position w:val="-4"/>
               </w:rPr>
               <w:object w:dxaOrig="220" w:dyaOrig="240" w14:anchorId="117B63A1">
-                <v:shape id="_x0000_i6014" type="#_x0000_t75" style="width:13.5pt;height:14.25pt" o:ole="">
-                  <v:imagedata r:id="rId248" o:title=""/>
-                </v:shape>
-                <o:OLEObject Type="Embed" ProgID="Equation.DSMT4" ShapeID="_x0000_i6014" DrawAspect="Content" ObjectID="_1850892336" r:id="rId511"/>
+                <v:shape id="_x0000_i1333" type="#_x0000_t75" style="width:13.5pt;height:14.25pt" o:ole="">
+                  <v:imagedata r:id="rId251" o:title=""/>
+                </v:shape>
+                <o:OLEObject Type="Embed" ProgID="Equation.DSMT4" ShapeID="_x0000_i1333" DrawAspect="Content" ObjectID="_1851482953" r:id="rId514"/>
               </w:object>
             </w:r>
           </w:p>
@@ -23036,10 +23144,10 @@
                 <w:position w:val="-6"/>
               </w:rPr>
               <w:object w:dxaOrig="200" w:dyaOrig="279" w14:anchorId="45A9CE69">
-                <v:shape id="_x0000_i6015" type="#_x0000_t75" style="width:14.25pt;height:14.25pt" o:ole="">
-                  <v:imagedata r:id="rId312" o:title=""/>
-                </v:shape>
-                <o:OLEObject Type="Embed" ProgID="Equation.DSMT4" ShapeID="_x0000_i6015" DrawAspect="Content" ObjectID="_1850892337" r:id="rId512"/>
+                <v:shape id="_x0000_i1334" type="#_x0000_t75" style="width:14.25pt;height:14.25pt" o:ole="">
+                  <v:imagedata r:id="rId315" o:title=""/>
+                </v:shape>
+                <o:OLEObject Type="Embed" ProgID="Equation.DSMT4" ShapeID="_x0000_i1334" DrawAspect="Content" ObjectID="_1851482954" r:id="rId515"/>
               </w:object>
             </w:r>
           </w:p>
@@ -23063,10 +23171,10 @@
                 <w:position w:val="-6"/>
               </w:rPr>
               <w:object w:dxaOrig="200" w:dyaOrig="279" w14:anchorId="1E607175">
-                <v:shape id="_x0000_i6016" type="#_x0000_t75" style="width:14.25pt;height:14.25pt" o:ole="">
-                  <v:imagedata r:id="rId314" o:title=""/>
-                </v:shape>
-                <o:OLEObject Type="Embed" ProgID="Equation.DSMT4" ShapeID="_x0000_i6016" DrawAspect="Content" ObjectID="_1850892338" r:id="rId513"/>
+                <v:shape id="_x0000_i1335" type="#_x0000_t75" style="width:14.25pt;height:14.25pt" o:ole="">
+                  <v:imagedata r:id="rId317" o:title=""/>
+                </v:shape>
+                <o:OLEObject Type="Embed" ProgID="Equation.DSMT4" ShapeID="_x0000_i1335" DrawAspect="Content" ObjectID="_1851482955" r:id="rId516"/>
               </w:object>
             </w:r>
           </w:p>
@@ -23090,10 +23198,10 @@
                 <w:position w:val="-6"/>
               </w:rPr>
               <w:object w:dxaOrig="200" w:dyaOrig="279" w14:anchorId="74ED4AC6">
-                <v:shape id="_x0000_i6017" type="#_x0000_t75" style="width:14.25pt;height:14.25pt" o:ole="">
-                  <v:imagedata r:id="rId316" o:title=""/>
-                </v:shape>
-                <o:OLEObject Type="Embed" ProgID="Equation.DSMT4" ShapeID="_x0000_i6017" DrawAspect="Content" ObjectID="_1850892339" r:id="rId514"/>
+                <v:shape id="_x0000_i1336" type="#_x0000_t75" style="width:14.25pt;height:14.25pt" o:ole="">
+                  <v:imagedata r:id="rId319" o:title=""/>
+                </v:shape>
+                <o:OLEObject Type="Embed" ProgID="Equation.DSMT4" ShapeID="_x0000_i1336" DrawAspect="Content" ObjectID="_1851482956" r:id="rId517"/>
               </w:object>
             </w:r>
           </w:p>
@@ -23117,10 +23225,10 @@
                 <w:position w:val="-6"/>
               </w:rPr>
               <w:object w:dxaOrig="200" w:dyaOrig="279" w14:anchorId="4E5A93C0">
-                <v:shape id="_x0000_i6018" type="#_x0000_t75" style="width:14.25pt;height:14.25pt" o:ole="">
-                  <v:imagedata r:id="rId318" o:title=""/>
-                </v:shape>
-                <o:OLEObject Type="Embed" ProgID="Equation.DSMT4" ShapeID="_x0000_i6018" DrawAspect="Content" ObjectID="_1850892340" r:id="rId515"/>
+                <v:shape id="_x0000_i1337" type="#_x0000_t75" style="width:14.25pt;height:14.25pt" o:ole="">
+                  <v:imagedata r:id="rId321" o:title=""/>
+                </v:shape>
+                <o:OLEObject Type="Embed" ProgID="Equation.DSMT4" ShapeID="_x0000_i1337" DrawAspect="Content" ObjectID="_1851482957" r:id="rId518"/>
               </w:object>
             </w:r>
           </w:p>
@@ -23144,10 +23252,10 @@
                 <w:position w:val="-6"/>
               </w:rPr>
               <w:object w:dxaOrig="200" w:dyaOrig="279" w14:anchorId="03E3167A">
-                <v:shape id="_x0000_i6019" type="#_x0000_t75" style="width:14.25pt;height:14.25pt" o:ole="">
-                  <v:imagedata r:id="rId320" o:title=""/>
-                </v:shape>
-                <o:OLEObject Type="Embed" ProgID="Equation.DSMT4" ShapeID="_x0000_i6019" DrawAspect="Content" ObjectID="_1850892341" r:id="rId516"/>
+                <v:shape id="_x0000_i1338" type="#_x0000_t75" style="width:14.25pt;height:14.25pt" o:ole="">
+                  <v:imagedata r:id="rId323" o:title=""/>
+                </v:shape>
+                <o:OLEObject Type="Embed" ProgID="Equation.DSMT4" ShapeID="_x0000_i1338" DrawAspect="Content" ObjectID="_1851482958" r:id="rId519"/>
               </w:object>
             </w:r>
           </w:p>
@@ -23171,10 +23279,10 @@
                 <w:position w:val="-6"/>
               </w:rPr>
               <w:object w:dxaOrig="200" w:dyaOrig="279" w14:anchorId="39E2051C">
-                <v:shape id="_x0000_i6020" type="#_x0000_t75" style="width:14.25pt;height:14.25pt" o:ole="">
-                  <v:imagedata r:id="rId322" o:title=""/>
-                </v:shape>
-                <o:OLEObject Type="Embed" ProgID="Equation.DSMT4" ShapeID="_x0000_i6020" DrawAspect="Content" ObjectID="_1850892342" r:id="rId517"/>
+                <v:shape id="_x0000_i1339" type="#_x0000_t75" style="width:14.25pt;height:14.25pt" o:ole="">
+                  <v:imagedata r:id="rId325" o:title=""/>
+                </v:shape>
+                <o:OLEObject Type="Embed" ProgID="Equation.DSMT4" ShapeID="_x0000_i1339" DrawAspect="Content" ObjectID="_1851482959" r:id="rId520"/>
               </w:object>
             </w:r>
           </w:p>
@@ -23223,7 +23331,7 @@
         <w:rPr>
           <w:noProof/>
         </w:rPr>
-        <w:t>7</w:t>
+        <w:t>11</w:t>
       </w:r>
       <w:r>
         <w:fldChar w:fldCharType="end"/>
@@ -23244,13 +23352,13 @@
         <w:tblLook w:val="04A0" w:firstRow="1" w:lastRow="0" w:firstColumn="1" w:lastColumn="0" w:noHBand="0" w:noVBand="1"/>
       </w:tblPr>
       <w:tblGrid>
-        <w:gridCol w:w="1530"/>
+        <w:gridCol w:w="1529"/>
         <w:gridCol w:w="1517"/>
         <w:gridCol w:w="1416"/>
         <w:gridCol w:w="1360"/>
         <w:gridCol w:w="1498"/>
-        <w:gridCol w:w="1473"/>
-        <w:gridCol w:w="499"/>
+        <w:gridCol w:w="1472"/>
+        <w:gridCol w:w="501"/>
       </w:tblGrid>
       <w:tr>
         <w:tc>
@@ -23394,10 +23502,10 @@
                 <w:position w:val="-4"/>
               </w:rPr>
               <w:object w:dxaOrig="220" w:dyaOrig="240" w14:anchorId="15037D0D">
-                <v:shape id="_x0000_i6497" type="#_x0000_t75" style="width:13.5pt;height:14.25pt" o:ole="">
-                  <v:imagedata r:id="rId248" o:title=""/>
-                </v:shape>
-                <o:OLEObject Type="Embed" ProgID="Equation.DSMT4" ShapeID="_x0000_i6497" DrawAspect="Content" ObjectID="_1850892343" r:id="rId518"/>
+                <v:shape id="_x0000_i1340" type="#_x0000_t75" style="width:13.5pt;height:14.25pt" o:ole="">
+                  <v:imagedata r:id="rId251" o:title=""/>
+                </v:shape>
+                <o:OLEObject Type="Embed" ProgID="Equation.DSMT4" ShapeID="_x0000_i1340" DrawAspect="Content" ObjectID="_1851482960" r:id="rId521"/>
               </w:object>
             </w:r>
           </w:p>
@@ -23467,10 +23575,10 @@
                 <w:position w:val="-12"/>
               </w:rPr>
               <w:object w:dxaOrig="600" w:dyaOrig="380" w14:anchorId="4BD2D427">
-                <v:shape id="_x0000_i7134" type="#_x0000_t75" style="width:30pt;height:18.75pt" o:ole="">
-                  <v:imagedata r:id="rId519" o:title=""/>
-                </v:shape>
-                <o:OLEObject Type="Embed" ProgID="Equation.DSMT4" ShapeID="_x0000_i7134" DrawAspect="Content" ObjectID="_1850892344" r:id="rId520"/>
+                <v:shape id="_x0000_i1341" type="#_x0000_t75" style="width:30pt;height:18.75pt" o:ole="">
+                  <v:imagedata r:id="rId522" o:title=""/>
+                </v:shape>
+                <o:OLEObject Type="Embed" ProgID="Equation.DSMT4" ShapeID="_x0000_i1341" DrawAspect="Content" ObjectID="_1851482961" r:id="rId523"/>
               </w:object>
             </w:r>
           </w:p>
@@ -23496,10 +23604,10 @@
                 <w:position w:val="-12"/>
               </w:rPr>
               <w:object w:dxaOrig="600" w:dyaOrig="380" w14:anchorId="7221A824">
-                <v:shape id="_x0000_i7136" type="#_x0000_t75" style="width:30pt;height:18.75pt" o:ole="">
-                  <v:imagedata r:id="rId521" o:title=""/>
-                </v:shape>
-                <o:OLEObject Type="Embed" ProgID="Equation.DSMT4" ShapeID="_x0000_i7136" DrawAspect="Content" ObjectID="_1850892345" r:id="rId522"/>
+                <v:shape id="_x0000_i1342" type="#_x0000_t75" style="width:30pt;height:18.75pt" o:ole="">
+                  <v:imagedata r:id="rId524" o:title=""/>
+                </v:shape>
+                <o:OLEObject Type="Embed" ProgID="Equation.DSMT4" ShapeID="_x0000_i1342" DrawAspect="Content" ObjectID="_1851482962" r:id="rId525"/>
               </w:object>
             </w:r>
           </w:p>
@@ -23561,10 +23669,10 @@
                 <w:position w:val="-6"/>
               </w:rPr>
               <w:object w:dxaOrig="200" w:dyaOrig="279" w14:anchorId="103C7454">
-                <v:shape id="_x0000_i6518" type="#_x0000_t75" style="width:14.25pt;height:14.25pt" o:ole="">
-                  <v:imagedata r:id="rId285" o:title=""/>
-                </v:shape>
-                <o:OLEObject Type="Embed" ProgID="Equation.DSMT4" ShapeID="_x0000_i6518" DrawAspect="Content" ObjectID="_1850892346" r:id="rId523"/>
+                <v:shape id="_x0000_i1343" type="#_x0000_t75" style="width:14.25pt;height:14.25pt" o:ole="">
+                  <v:imagedata r:id="rId288" o:title=""/>
+                </v:shape>
+                <o:OLEObject Type="Embed" ProgID="Equation.DSMT4" ShapeID="_x0000_i1343" DrawAspect="Content" ObjectID="_1851482963" r:id="rId526"/>
               </w:object>
             </w:r>
           </w:p>
@@ -23592,10 +23700,10 @@
                 <w:position w:val="-4"/>
               </w:rPr>
               <w:object w:dxaOrig="220" w:dyaOrig="260" w14:anchorId="00668506">
-                <v:shape id="_x0000_i6541" type="#_x0000_t75" style="width:11.25pt;height:12.75pt" o:ole="">
-                  <v:imagedata r:id="rId396" o:title=""/>
-                </v:shape>
-                <o:OLEObject Type="Embed" ProgID="Equation.DSMT4" ShapeID="_x0000_i6541" DrawAspect="Content" ObjectID="_1850892347" r:id="rId524"/>
+                <v:shape id="_x0000_i1344" type="#_x0000_t75" style="width:11.25pt;height:12.75pt" o:ole="">
+                  <v:imagedata r:id="rId399" o:title=""/>
+                </v:shape>
+                <o:OLEObject Type="Embed" ProgID="Equation.DSMT4" ShapeID="_x0000_i1344" DrawAspect="Content" ObjectID="_1851482964" r:id="rId527"/>
               </w:object>
             </w:r>
             <w:r>
@@ -23642,10 +23750,10 @@
                 <w:position w:val="-12"/>
               </w:rPr>
               <w:object w:dxaOrig="400" w:dyaOrig="360" w14:anchorId="7809F85D">
-                <v:shape id="_x0000_i7141" type="#_x0000_t75" style="width:19.5pt;height:18pt" o:ole="">
-                  <v:imagedata r:id="rId525" o:title=""/>
-                </v:shape>
-                <o:OLEObject Type="Embed" ProgID="Equation.DSMT4" ShapeID="_x0000_i7141" DrawAspect="Content" ObjectID="_1850892348" r:id="rId526"/>
+                <v:shape id="_x0000_i1345" type="#_x0000_t75" style="width:19.5pt;height:18pt" o:ole="">
+                  <v:imagedata r:id="rId528" o:title=""/>
+                </v:shape>
+                <o:OLEObject Type="Embed" ProgID="Equation.DSMT4" ShapeID="_x0000_i1345" DrawAspect="Content" ObjectID="_1851482965" r:id="rId529"/>
               </w:object>
             </w:r>
           </w:p>
@@ -23671,10 +23779,10 @@
                 <w:position w:val="-12"/>
               </w:rPr>
               <w:object w:dxaOrig="400" w:dyaOrig="360" w14:anchorId="318A090A">
-                <v:shape id="_x0000_i7143" type="#_x0000_t75" style="width:19.5pt;height:18pt" o:ole="">
-                  <v:imagedata r:id="rId527" o:title=""/>
-                </v:shape>
-                <o:OLEObject Type="Embed" ProgID="Equation.DSMT4" ShapeID="_x0000_i7143" DrawAspect="Content" ObjectID="_1850892349" r:id="rId528"/>
+                <v:shape id="_x0000_i1346" type="#_x0000_t75" style="width:19.5pt;height:18pt" o:ole="">
+                  <v:imagedata r:id="rId530" o:title=""/>
+                </v:shape>
+                <o:OLEObject Type="Embed" ProgID="Equation.DSMT4" ShapeID="_x0000_i1346" DrawAspect="Content" ObjectID="_1851482966" r:id="rId531"/>
               </w:object>
             </w:r>
           </w:p>
@@ -23736,10 +23844,10 @@
                 <w:position w:val="-6"/>
               </w:rPr>
               <w:object w:dxaOrig="200" w:dyaOrig="279" w14:anchorId="1789933C">
-                <v:shape id="_x0000_i6544" type="#_x0000_t75" style="width:14.25pt;height:14.25pt" o:ole="">
-                  <v:imagedata r:id="rId285" o:title=""/>
-                </v:shape>
-                <o:OLEObject Type="Embed" ProgID="Equation.DSMT4" ShapeID="_x0000_i6544" DrawAspect="Content" ObjectID="_1850892350" r:id="rId529"/>
+                <v:shape id="_x0000_i1347" type="#_x0000_t75" style="width:14.25pt;height:14.25pt" o:ole="">
+                  <v:imagedata r:id="rId288" o:title=""/>
+                </v:shape>
+                <o:OLEObject Type="Embed" ProgID="Equation.DSMT4" ShapeID="_x0000_i1347" DrawAspect="Content" ObjectID="_1851482967" r:id="rId532"/>
               </w:object>
             </w:r>
           </w:p>
@@ -23767,10 +23875,10 @@
                 <w:position w:val="-4"/>
               </w:rPr>
               <w:object w:dxaOrig="220" w:dyaOrig="260" w14:anchorId="6BBA3AE4">
-                <v:shape id="_x0000_i6550" type="#_x0000_t75" style="width:11.25pt;height:12.75pt" o:ole="">
-                  <v:imagedata r:id="rId396" o:title=""/>
-                </v:shape>
-                <o:OLEObject Type="Embed" ProgID="Equation.DSMT4" ShapeID="_x0000_i6550" DrawAspect="Content" ObjectID="_1850892351" r:id="rId530"/>
+                <v:shape id="_x0000_i1348" type="#_x0000_t75" style="width:11.25pt;height:12.75pt" o:ole="">
+                  <v:imagedata r:id="rId399" o:title=""/>
+                </v:shape>
+                <o:OLEObject Type="Embed" ProgID="Equation.DSMT4" ShapeID="_x0000_i1348" DrawAspect="Content" ObjectID="_1851482968" r:id="rId533"/>
               </w:object>
             </w:r>
             <w:r>
@@ -23817,10 +23925,10 @@
                 <w:position w:val="-12"/>
               </w:rPr>
               <w:object w:dxaOrig="1020" w:dyaOrig="380" w14:anchorId="51EFE0FF">
-                <v:shape id="_x0000_i7145" type="#_x0000_t75" style="width:51pt;height:18.75pt" o:ole="">
-                  <v:imagedata r:id="rId531" o:title=""/>
-                </v:shape>
-                <o:OLEObject Type="Embed" ProgID="Equation.DSMT4" ShapeID="_x0000_i7145" DrawAspect="Content" ObjectID="_1850892352" r:id="rId532"/>
+                <v:shape id="_x0000_i1349" type="#_x0000_t75" style="width:51pt;height:18.75pt" o:ole="">
+                  <v:imagedata r:id="rId534" o:title=""/>
+                </v:shape>
+                <o:OLEObject Type="Embed" ProgID="Equation.DSMT4" ShapeID="_x0000_i1349" DrawAspect="Content" ObjectID="_1851482969" r:id="rId535"/>
               </w:object>
             </w:r>
           </w:p>
@@ -23846,10 +23954,10 @@
                 <w:position w:val="-12"/>
               </w:rPr>
               <w:object w:dxaOrig="1020" w:dyaOrig="380" w14:anchorId="7A977E2F">
-                <v:shape id="_x0000_i7147" type="#_x0000_t75" style="width:51pt;height:18.75pt" o:ole="">
-                  <v:imagedata r:id="rId533" o:title=""/>
-                </v:shape>
-                <o:OLEObject Type="Embed" ProgID="Equation.DSMT4" ShapeID="_x0000_i7147" DrawAspect="Content" ObjectID="_1850892353" r:id="rId534"/>
+                <v:shape id="_x0000_i1350" type="#_x0000_t75" style="width:51pt;height:18.75pt" o:ole="">
+                  <v:imagedata r:id="rId536" o:title=""/>
+                </v:shape>
+                <o:OLEObject Type="Embed" ProgID="Equation.DSMT4" ShapeID="_x0000_i1350" DrawAspect="Content" ObjectID="_1851482970" r:id="rId537"/>
               </w:object>
             </w:r>
           </w:p>
@@ -23911,10 +24019,10 @@
                 <w:position w:val="-6"/>
               </w:rPr>
               <w:object w:dxaOrig="200" w:dyaOrig="279" w14:anchorId="531FF2F6">
-                <v:shape id="_x0000_i6556" type="#_x0000_t75" style="width:14.25pt;height:14.25pt" o:ole="">
-                  <v:imagedata r:id="rId291" o:title=""/>
-                </v:shape>
-                <o:OLEObject Type="Embed" ProgID="Equation.DSMT4" ShapeID="_x0000_i6556" DrawAspect="Content" ObjectID="_1850892354" r:id="rId535"/>
+                <v:shape id="_x0000_i1351" type="#_x0000_t75" style="width:14.25pt;height:14.25pt" o:ole="">
+                  <v:imagedata r:id="rId294" o:title=""/>
+                </v:shape>
+                <o:OLEObject Type="Embed" ProgID="Equation.DSMT4" ShapeID="_x0000_i1351" DrawAspect="Content" ObjectID="_1851482971" r:id="rId538"/>
               </w:object>
             </w:r>
           </w:p>
@@ -23940,10 +24048,10 @@
                 <w:position w:val="-4"/>
               </w:rPr>
               <w:object w:dxaOrig="220" w:dyaOrig="240" w14:anchorId="0CCFBC77">
-                <v:shape id="_x0000_i6566" type="#_x0000_t75" style="width:13.5pt;height:14.25pt" o:ole="">
-                  <v:imagedata r:id="rId248" o:title=""/>
-                </v:shape>
-                <o:OLEObject Type="Embed" ProgID="Equation.DSMT4" ShapeID="_x0000_i6566" DrawAspect="Content" ObjectID="_1850892355" r:id="rId536"/>
+                <v:shape id="_x0000_i1352" type="#_x0000_t75" style="width:13.5pt;height:14.25pt" o:ole="">
+                  <v:imagedata r:id="rId251" o:title=""/>
+                </v:shape>
+                <o:OLEObject Type="Embed" ProgID="Equation.DSMT4" ShapeID="_x0000_i1352" DrawAspect="Content" ObjectID="_1851482972" r:id="rId539"/>
               </w:object>
             </w:r>
           </w:p>
@@ -23967,10 +24075,10 @@
                 <w:position w:val="-6"/>
               </w:rPr>
               <w:object w:dxaOrig="200" w:dyaOrig="279" w14:anchorId="187DD7EE">
-                <v:shape id="_x0000_i6567" type="#_x0000_t75" style="width:14.25pt;height:14.25pt" o:ole="">
-                  <v:imagedata r:id="rId312" o:title=""/>
-                </v:shape>
-                <o:OLEObject Type="Embed" ProgID="Equation.DSMT4" ShapeID="_x0000_i6567" DrawAspect="Content" ObjectID="_1850892356" r:id="rId537"/>
+                <v:shape id="_x0000_i1353" type="#_x0000_t75" style="width:14.25pt;height:14.25pt" o:ole="">
+                  <v:imagedata r:id="rId315" o:title=""/>
+                </v:shape>
+                <o:OLEObject Type="Embed" ProgID="Equation.DSMT4" ShapeID="_x0000_i1353" DrawAspect="Content" ObjectID="_1851482973" r:id="rId540"/>
               </w:object>
             </w:r>
           </w:p>
@@ -23994,10 +24102,10 @@
                 <w:position w:val="-6"/>
               </w:rPr>
               <w:object w:dxaOrig="200" w:dyaOrig="279" w14:anchorId="2ED18FDE">
-                <v:shape id="_x0000_i6568" type="#_x0000_t75" style="width:14.25pt;height:14.25pt" o:ole="">
-                  <v:imagedata r:id="rId314" o:title=""/>
-                </v:shape>
-                <o:OLEObject Type="Embed" ProgID="Equation.DSMT4" ShapeID="_x0000_i6568" DrawAspect="Content" ObjectID="_1850892357" r:id="rId538"/>
+                <v:shape id="_x0000_i1354" type="#_x0000_t75" style="width:14.25pt;height:14.25pt" o:ole="">
+                  <v:imagedata r:id="rId317" o:title=""/>
+                </v:shape>
+                <o:OLEObject Type="Embed" ProgID="Equation.DSMT4" ShapeID="_x0000_i1354" DrawAspect="Content" ObjectID="_1851482974" r:id="rId541"/>
               </w:object>
             </w:r>
           </w:p>
@@ -24021,10 +24129,10 @@
                 <w:position w:val="-6"/>
               </w:rPr>
               <w:object w:dxaOrig="200" w:dyaOrig="279" w14:anchorId="3888F949">
-                <v:shape id="_x0000_i6569" type="#_x0000_t75" style="width:14.25pt;height:14.25pt" o:ole="">
-                  <v:imagedata r:id="rId316" o:title=""/>
-                </v:shape>
-                <o:OLEObject Type="Embed" ProgID="Equation.DSMT4" ShapeID="_x0000_i6569" DrawAspect="Content" ObjectID="_1850892358" r:id="rId539"/>
+                <v:shape id="_x0000_i1355" type="#_x0000_t75" style="width:14.25pt;height:14.25pt" o:ole="">
+                  <v:imagedata r:id="rId319" o:title=""/>
+                </v:shape>
+                <o:OLEObject Type="Embed" ProgID="Equation.DSMT4" ShapeID="_x0000_i1355" DrawAspect="Content" ObjectID="_1851482975" r:id="rId542"/>
               </w:object>
             </w:r>
           </w:p>
@@ -24048,10 +24156,10 @@
                 <w:position w:val="-6"/>
               </w:rPr>
               <w:object w:dxaOrig="200" w:dyaOrig="279" w14:anchorId="79D043DA">
-                <v:shape id="_x0000_i6570" type="#_x0000_t75" style="width:14.25pt;height:14.25pt" o:ole="">
-                  <v:imagedata r:id="rId318" o:title=""/>
-                </v:shape>
-                <o:OLEObject Type="Embed" ProgID="Equation.DSMT4" ShapeID="_x0000_i6570" DrawAspect="Content" ObjectID="_1850892359" r:id="rId540"/>
+                <v:shape id="_x0000_i1356" type="#_x0000_t75" style="width:14.25pt;height:14.25pt" o:ole="">
+                  <v:imagedata r:id="rId321" o:title=""/>
+                </v:shape>
+                <o:OLEObject Type="Embed" ProgID="Equation.DSMT4" ShapeID="_x0000_i1356" DrawAspect="Content" ObjectID="_1851482976" r:id="rId543"/>
               </w:object>
             </w:r>
           </w:p>
@@ -24075,10 +24183,10 @@
                 <w:position w:val="-6"/>
               </w:rPr>
               <w:object w:dxaOrig="200" w:dyaOrig="279" w14:anchorId="45C7F656">
-                <v:shape id="_x0000_i6571" type="#_x0000_t75" style="width:14.25pt;height:14.25pt" o:ole="">
-                  <v:imagedata r:id="rId320" o:title=""/>
-                </v:shape>
-                <o:OLEObject Type="Embed" ProgID="Equation.DSMT4" ShapeID="_x0000_i6571" DrawAspect="Content" ObjectID="_1850892360" r:id="rId541"/>
+                <v:shape id="_x0000_i1357" type="#_x0000_t75" style="width:14.25pt;height:14.25pt" o:ole="">
+                  <v:imagedata r:id="rId323" o:title=""/>
+                </v:shape>
+                <o:OLEObject Type="Embed" ProgID="Equation.DSMT4" ShapeID="_x0000_i1357" DrawAspect="Content" ObjectID="_1851482977" r:id="rId544"/>
               </w:object>
             </w:r>
           </w:p>
@@ -24102,10 +24210,10 @@
                 <w:position w:val="-6"/>
               </w:rPr>
               <w:object w:dxaOrig="200" w:dyaOrig="279" w14:anchorId="234209B3">
-                <v:shape id="_x0000_i6572" type="#_x0000_t75" style="width:14.25pt;height:14.25pt" o:ole="">
-                  <v:imagedata r:id="rId322" o:title=""/>
-                </v:shape>
-                <o:OLEObject Type="Embed" ProgID="Equation.DSMT4" ShapeID="_x0000_i6572" DrawAspect="Content" ObjectID="_1850892361" r:id="rId542"/>
+                <v:shape id="_x0000_i1358" type="#_x0000_t75" style="width:14.25pt;height:14.25pt" o:ole="">
+                  <v:imagedata r:id="rId325" o:title=""/>
+                </v:shape>
+                <o:OLEObject Type="Embed" ProgID="Equation.DSMT4" ShapeID="_x0000_i1358" DrawAspect="Content" ObjectID="_1851482978" r:id="rId545"/>
               </w:object>
             </w:r>
           </w:p>
@@ -24147,7 +24255,7 @@
         <w:rPr>
           <w:noProof/>
         </w:rPr>
-        <w:t>7</w:t>
+        <w:t>12</w:t>
       </w:r>
       <w:r>
         <w:fldChar w:fldCharType="end"/>
@@ -24168,13 +24276,13 @@
         <w:tblLook w:val="04A0" w:firstRow="1" w:lastRow="0" w:firstColumn="1" w:lastColumn="0" w:noHBand="0" w:noVBand="1"/>
       </w:tblPr>
       <w:tblGrid>
-        <w:gridCol w:w="1530"/>
+        <w:gridCol w:w="1529"/>
         <w:gridCol w:w="1517"/>
         <w:gridCol w:w="1416"/>
         <w:gridCol w:w="1360"/>
         <w:gridCol w:w="1498"/>
-        <w:gridCol w:w="1473"/>
-        <w:gridCol w:w="499"/>
+        <w:gridCol w:w="1472"/>
+        <w:gridCol w:w="501"/>
       </w:tblGrid>
       <w:tr>
         <w:tc>
@@ -24318,10 +24426,10 @@
                 <w:position w:val="-4"/>
               </w:rPr>
               <w:object w:dxaOrig="220" w:dyaOrig="240" w14:anchorId="7B043228">
-                <v:shape id="_x0000_i6916" type="#_x0000_t75" style="width:13.5pt;height:14.25pt" o:ole="">
-                  <v:imagedata r:id="rId248" o:title=""/>
-                </v:shape>
-                <o:OLEObject Type="Embed" ProgID="Equation.DSMT4" ShapeID="_x0000_i6916" DrawAspect="Content" ObjectID="_1850892362" r:id="rId543"/>
+                <v:shape id="_x0000_i1359" type="#_x0000_t75" style="width:13.5pt;height:14.25pt" o:ole="">
+                  <v:imagedata r:id="rId251" o:title=""/>
+                </v:shape>
+                <o:OLEObject Type="Embed" ProgID="Equation.DSMT4" ShapeID="_x0000_i1359" DrawAspect="Content" ObjectID="_1851482979" r:id="rId546"/>
               </w:object>
             </w:r>
           </w:p>
@@ -24388,10 +24496,10 @@
                 <w:position w:val="-12"/>
               </w:rPr>
               <w:object w:dxaOrig="700" w:dyaOrig="360" w14:anchorId="63CB0E0C">
-                <v:shape id="_x0000_i7155" type="#_x0000_t75" style="width:35.25pt;height:18pt" o:ole="">
-                  <v:imagedata r:id="rId544" o:title=""/>
-                </v:shape>
-                <o:OLEObject Type="Embed" ProgID="Equation.DSMT4" ShapeID="_x0000_i7155" DrawAspect="Content" ObjectID="_1850892363" r:id="rId545"/>
+                <v:shape id="_x0000_i1360" type="#_x0000_t75" style="width:35.25pt;height:18pt" o:ole="">
+                  <v:imagedata r:id="rId547" o:title=""/>
+                </v:shape>
+                <o:OLEObject Type="Embed" ProgID="Equation.DSMT4" ShapeID="_x0000_i1360" DrawAspect="Content" ObjectID="_1851482980" r:id="rId548"/>
               </w:object>
             </w:r>
           </w:p>
@@ -24417,10 +24525,10 @@
                 <w:position w:val="-12"/>
               </w:rPr>
               <w:object w:dxaOrig="700" w:dyaOrig="360" w14:anchorId="7FE6C6FC">
-                <v:shape id="_x0000_i7153" type="#_x0000_t75" style="width:35.25pt;height:18pt" o:ole="">
-                  <v:imagedata r:id="rId546" o:title=""/>
-                </v:shape>
-                <o:OLEObject Type="Embed" ProgID="Equation.DSMT4" ShapeID="_x0000_i7153" DrawAspect="Content" ObjectID="_1850892364" r:id="rId547"/>
+                <v:shape id="_x0000_i1361" type="#_x0000_t75" style="width:35.25pt;height:18pt" o:ole="">
+                  <v:imagedata r:id="rId549" o:title=""/>
+                </v:shape>
+                <o:OLEObject Type="Embed" ProgID="Equation.DSMT4" ShapeID="_x0000_i1361" DrawAspect="Content" ObjectID="_1851482981" r:id="rId550"/>
               </w:object>
             </w:r>
           </w:p>
@@ -24482,10 +24590,10 @@
                 <w:position w:val="-6"/>
               </w:rPr>
               <w:object w:dxaOrig="200" w:dyaOrig="279" w14:anchorId="536CAF93">
-                <v:shape id="_x0000_i6938" type="#_x0000_t75" style="width:14.25pt;height:14.25pt" o:ole="">
-                  <v:imagedata r:id="rId285" o:title=""/>
-                </v:shape>
-                <o:OLEObject Type="Embed" ProgID="Equation.DSMT4" ShapeID="_x0000_i6938" DrawAspect="Content" ObjectID="_1850892365" r:id="rId548"/>
+                <v:shape id="_x0000_i1362" type="#_x0000_t75" style="width:14.25pt;height:14.25pt" o:ole="">
+                  <v:imagedata r:id="rId288" o:title=""/>
+                </v:shape>
+                <o:OLEObject Type="Embed" ProgID="Equation.DSMT4" ShapeID="_x0000_i1362" DrawAspect="Content" ObjectID="_1851482982" r:id="rId551"/>
               </w:object>
             </w:r>
           </w:p>
@@ -24513,10 +24621,10 @@
                 <w:position w:val="-4"/>
               </w:rPr>
               <w:object w:dxaOrig="220" w:dyaOrig="260" w14:anchorId="3D5E1C27">
-                <v:shape id="_x0000_i6963" type="#_x0000_t75" style="width:11.25pt;height:12.75pt" o:ole="">
-                  <v:imagedata r:id="rId396" o:title=""/>
-                </v:shape>
-                <o:OLEObject Type="Embed" ProgID="Equation.DSMT4" ShapeID="_x0000_i6963" DrawAspect="Content" ObjectID="_1850892366" r:id="rId549"/>
+                <v:shape id="_x0000_i1363" type="#_x0000_t75" style="width:11.25pt;height:12.75pt" o:ole="">
+                  <v:imagedata r:id="rId399" o:title=""/>
+                </v:shape>
+                <o:OLEObject Type="Embed" ProgID="Equation.DSMT4" ShapeID="_x0000_i1363" DrawAspect="Content" ObjectID="_1851482983" r:id="rId552"/>
               </w:object>
             </w:r>
             <w:r>
@@ -24563,10 +24671,10 @@
                 <w:position w:val="-12"/>
               </w:rPr>
               <w:object w:dxaOrig="700" w:dyaOrig="360" w14:anchorId="5E6AE7BF">
-                <v:shape id="_x0000_i7149" type="#_x0000_t75" style="width:34.5pt;height:18pt" o:ole="">
-                  <v:imagedata r:id="rId550" o:title=""/>
-                </v:shape>
-                <o:OLEObject Type="Embed" ProgID="Equation.DSMT4" ShapeID="_x0000_i7149" DrawAspect="Content" ObjectID="_1850892367" r:id="rId551"/>
+                <v:shape id="_x0000_i1364" type="#_x0000_t75" style="width:34.5pt;height:18pt" o:ole="">
+                  <v:imagedata r:id="rId553" o:title=""/>
+                </v:shape>
+                <o:OLEObject Type="Embed" ProgID="Equation.DSMT4" ShapeID="_x0000_i1364" DrawAspect="Content" ObjectID="_1851482984" r:id="rId554"/>
               </w:object>
             </w:r>
           </w:p>
@@ -24592,10 +24700,10 @@
                 <w:position w:val="-12"/>
               </w:rPr>
               <w:object w:dxaOrig="700" w:dyaOrig="360" w14:anchorId="46497396">
-                <v:shape id="_x0000_i7151" type="#_x0000_t75" style="width:34.5pt;height:18pt" o:ole="">
-                  <v:imagedata r:id="rId552" o:title=""/>
-                </v:shape>
-                <o:OLEObject Type="Embed" ProgID="Equation.DSMT4" ShapeID="_x0000_i7151" DrawAspect="Content" ObjectID="_1850892368" r:id="rId553"/>
+                <v:shape id="_x0000_i1365" type="#_x0000_t75" style="width:34.5pt;height:18pt" o:ole="">
+                  <v:imagedata r:id="rId555" o:title=""/>
+                </v:shape>
+                <o:OLEObject Type="Embed" ProgID="Equation.DSMT4" ShapeID="_x0000_i1365" DrawAspect="Content" ObjectID="_1851482985" r:id="rId556"/>
               </w:object>
             </w:r>
           </w:p>
@@ -24657,10 +24765,10 @@
                 <w:position w:val="-6"/>
               </w:rPr>
               <w:object w:dxaOrig="200" w:dyaOrig="279" w14:anchorId="0AE41C3C">
-                <v:shape id="_x0000_i6966" type="#_x0000_t75" style="width:14.25pt;height:14.25pt" o:ole="">
-                  <v:imagedata r:id="rId285" o:title=""/>
-                </v:shape>
-                <o:OLEObject Type="Embed" ProgID="Equation.DSMT4" ShapeID="_x0000_i6966" DrawAspect="Content" ObjectID="_1850892369" r:id="rId554"/>
+                <v:shape id="_x0000_i1366" type="#_x0000_t75" style="width:14.25pt;height:14.25pt" o:ole="">
+                  <v:imagedata r:id="rId288" o:title=""/>
+                </v:shape>
+                <o:OLEObject Type="Embed" ProgID="Equation.DSMT4" ShapeID="_x0000_i1366" DrawAspect="Content" ObjectID="_1851482986" r:id="rId557"/>
               </w:object>
             </w:r>
           </w:p>
@@ -24686,10 +24794,10 @@
                 <w:position w:val="-4"/>
               </w:rPr>
               <w:object w:dxaOrig="220" w:dyaOrig="240" w14:anchorId="6CB0ADBA">
-                <v:shape id="_x0000_i6988" type="#_x0000_t75" style="width:13.5pt;height:14.25pt" o:ole="">
-                  <v:imagedata r:id="rId248" o:title=""/>
-                </v:shape>
-                <o:OLEObject Type="Embed" ProgID="Equation.DSMT4" ShapeID="_x0000_i6988" DrawAspect="Content" ObjectID="_1850892370" r:id="rId555"/>
+                <v:shape id="_x0000_i1367" type="#_x0000_t75" style="width:13.5pt;height:14.25pt" o:ole="">
+                  <v:imagedata r:id="rId251" o:title=""/>
+                </v:shape>
+                <o:OLEObject Type="Embed" ProgID="Equation.DSMT4" ShapeID="_x0000_i1367" DrawAspect="Content" ObjectID="_1851482987" r:id="rId558"/>
               </w:object>
             </w:r>
           </w:p>
@@ -24713,10 +24821,10 @@
                 <w:position w:val="-6"/>
               </w:rPr>
               <w:object w:dxaOrig="200" w:dyaOrig="279" w14:anchorId="5105BCE5">
-                <v:shape id="_x0000_i6989" type="#_x0000_t75" style="width:14.25pt;height:14.25pt" o:ole="">
-                  <v:imagedata r:id="rId312" o:title=""/>
-                </v:shape>
-                <o:OLEObject Type="Embed" ProgID="Equation.DSMT4" ShapeID="_x0000_i6989" DrawAspect="Content" ObjectID="_1850892371" r:id="rId556"/>
+                <v:shape id="_x0000_i1368" type="#_x0000_t75" style="width:14.25pt;height:14.25pt" o:ole="">
+                  <v:imagedata r:id="rId315" o:title=""/>
+                </v:shape>
+                <o:OLEObject Type="Embed" ProgID="Equation.DSMT4" ShapeID="_x0000_i1368" DrawAspect="Content" ObjectID="_1851482988" r:id="rId559"/>
               </w:object>
             </w:r>
           </w:p>
@@ -24740,10 +24848,10 @@
                 <w:position w:val="-6"/>
               </w:rPr>
               <w:object w:dxaOrig="200" w:dyaOrig="279" w14:anchorId="642C6EA3">
-                <v:shape id="_x0000_i6990" type="#_x0000_t75" style="width:14.25pt;height:14.25pt" o:ole="">
-                  <v:imagedata r:id="rId314" o:title=""/>
-                </v:shape>
-                <o:OLEObject Type="Embed" ProgID="Equation.DSMT4" ShapeID="_x0000_i6990" DrawAspect="Content" ObjectID="_1850892372" r:id="rId557"/>
+                <v:shape id="_x0000_i1369" type="#_x0000_t75" style="width:14.25pt;height:14.25pt" o:ole="">
+                  <v:imagedata r:id="rId317" o:title=""/>
+                </v:shape>
+                <o:OLEObject Type="Embed" ProgID="Equation.DSMT4" ShapeID="_x0000_i1369" DrawAspect="Content" ObjectID="_1851482989" r:id="rId560"/>
               </w:object>
             </w:r>
           </w:p>
@@ -24767,10 +24875,10 @@
                 <w:position w:val="-6"/>
               </w:rPr>
               <w:object w:dxaOrig="200" w:dyaOrig="279" w14:anchorId="179D4E11">
-                <v:shape id="_x0000_i6991" type="#_x0000_t75" style="width:14.25pt;height:14.25pt" o:ole="">
-                  <v:imagedata r:id="rId316" o:title=""/>
-                </v:shape>
-                <o:OLEObject Type="Embed" ProgID="Equation.DSMT4" ShapeID="_x0000_i6991" DrawAspect="Content" ObjectID="_1850892373" r:id="rId558"/>
+                <v:shape id="_x0000_i1370" type="#_x0000_t75" style="width:14.25pt;height:14.25pt" o:ole="">
+                  <v:imagedata r:id="rId319" o:title=""/>
+                </v:shape>
+                <o:OLEObject Type="Embed" ProgID="Equation.DSMT4" ShapeID="_x0000_i1370" DrawAspect="Content" ObjectID="_1851482990" r:id="rId561"/>
               </w:object>
             </w:r>
           </w:p>
@@ -24794,10 +24902,10 @@
                 <w:position w:val="-6"/>
               </w:rPr>
               <w:object w:dxaOrig="200" w:dyaOrig="279" w14:anchorId="08C89668">
-                <v:shape id="_x0000_i6992" type="#_x0000_t75" style="width:14.25pt;height:14.25pt" o:ole="">
-                  <v:imagedata r:id="rId318" o:title=""/>
-                </v:shape>
-                <o:OLEObject Type="Embed" ProgID="Equation.DSMT4" ShapeID="_x0000_i6992" DrawAspect="Content" ObjectID="_1850892374" r:id="rId559"/>
+                <v:shape id="_x0000_i1371" type="#_x0000_t75" style="width:14.25pt;height:14.25pt" o:ole="">
+                  <v:imagedata r:id="rId321" o:title=""/>
+                </v:shape>
+                <o:OLEObject Type="Embed" ProgID="Equation.DSMT4" ShapeID="_x0000_i1371" DrawAspect="Content" ObjectID="_1851482991" r:id="rId562"/>
               </w:object>
             </w:r>
           </w:p>
@@ -24821,10 +24929,10 @@
                 <w:position w:val="-6"/>
               </w:rPr>
               <w:object w:dxaOrig="200" w:dyaOrig="279" w14:anchorId="123EB80D">
-                <v:shape id="_x0000_i6993" type="#_x0000_t75" style="width:14.25pt;height:14.25pt" o:ole="">
-                  <v:imagedata r:id="rId320" o:title=""/>
-                </v:shape>
-                <o:OLEObject Type="Embed" ProgID="Equation.DSMT4" ShapeID="_x0000_i6993" DrawAspect="Content" ObjectID="_1850892375" r:id="rId560"/>
+                <v:shape id="_x0000_i1372" type="#_x0000_t75" style="width:14.25pt;height:14.25pt" o:ole="">
+                  <v:imagedata r:id="rId323" o:title=""/>
+                </v:shape>
+                <o:OLEObject Type="Embed" ProgID="Equation.DSMT4" ShapeID="_x0000_i1372" DrawAspect="Content" ObjectID="_1851482992" r:id="rId563"/>
               </w:object>
             </w:r>
           </w:p>
@@ -24848,10 +24956,10 @@
                 <w:position w:val="-6"/>
               </w:rPr>
               <w:object w:dxaOrig="200" w:dyaOrig="279" w14:anchorId="0B277AE8">
-                <v:shape id="_x0000_i6994" type="#_x0000_t75" style="width:14.25pt;height:14.25pt" o:ole="">
-                  <v:imagedata r:id="rId322" o:title=""/>
-                </v:shape>
-                <o:OLEObject Type="Embed" ProgID="Equation.DSMT4" ShapeID="_x0000_i6994" DrawAspect="Content" ObjectID="_1850892376" r:id="rId561"/>
+                <v:shape id="_x0000_i1373" type="#_x0000_t75" style="width:14.25pt;height:14.25pt" o:ole="">
+                  <v:imagedata r:id="rId325" o:title=""/>
+                </v:shape>
+                <o:OLEObject Type="Embed" ProgID="Equation.DSMT4" ShapeID="_x0000_i1373" DrawAspect="Content" ObjectID="_1851482993" r:id="rId564"/>
               </w:object>
             </w:r>
           </w:p>
@@ -25023,7 +25131,7 @@
         <w:rPr>
           <w:noProof/>
         </w:rPr>
-        <w:t>12</w:t>
+        <w:t>13</w:t>
       </w:r>
       <w:r>
         <w:fldChar w:fldCharType="end"/>
@@ -25050,13 +25158,13 @@
         <w:tblLook w:val="04A0" w:firstRow="1" w:lastRow="0" w:firstColumn="1" w:lastColumn="0" w:noHBand="0" w:noVBand="1"/>
       </w:tblPr>
       <w:tblGrid>
-        <w:gridCol w:w="1530"/>
+        <w:gridCol w:w="1529"/>
         <w:gridCol w:w="1517"/>
         <w:gridCol w:w="1416"/>
         <w:gridCol w:w="1360"/>
         <w:gridCol w:w="1498"/>
-        <w:gridCol w:w="1473"/>
-        <w:gridCol w:w="499"/>
+        <w:gridCol w:w="1472"/>
+        <w:gridCol w:w="501"/>
       </w:tblGrid>
       <w:tr>
         <w:tc>
@@ -25200,10 +25308,10 @@
                 <w:position w:val="-4"/>
               </w:rPr>
               <w:object w:dxaOrig="220" w:dyaOrig="240" w14:anchorId="700D0914">
-                <v:shape id="_x0000_i3358" type="#_x0000_t75" style="width:13.5pt;height:14.25pt" o:ole="">
-                  <v:imagedata r:id="rId248" o:title=""/>
-                </v:shape>
-                <o:OLEObject Type="Embed" ProgID="Equation.DSMT4" ShapeID="_x0000_i3358" DrawAspect="Content" ObjectID="_1850892377" r:id="rId562"/>
+                <v:shape id="_x0000_i1374" type="#_x0000_t75" style="width:13.5pt;height:14.25pt" o:ole="">
+                  <v:imagedata r:id="rId251" o:title=""/>
+                </v:shape>
+                <o:OLEObject Type="Embed" ProgID="Equation.DSMT4" ShapeID="_x0000_i1374" DrawAspect="Content" ObjectID="_1851482994" r:id="rId565"/>
               </w:object>
             </w:r>
           </w:p>
@@ -25270,10 +25378,10 @@
                 <w:position w:val="-12"/>
               </w:rPr>
               <w:object w:dxaOrig="400" w:dyaOrig="360" w14:anchorId="5E069CCA">
-                <v:shape id="_x0000_i7168" type="#_x0000_t75" style="width:19.5pt;height:18pt" o:ole="">
-                  <v:imagedata r:id="rId563" o:title=""/>
-                </v:shape>
-                <o:OLEObject Type="Embed" ProgID="Equation.DSMT4" ShapeID="_x0000_i7168" DrawAspect="Content" ObjectID="_1850892378" r:id="rId564"/>
+                <v:shape id="_x0000_i1375" type="#_x0000_t75" style="width:19.5pt;height:18pt" o:ole="">
+                  <v:imagedata r:id="rId566" o:title=""/>
+                </v:shape>
+                <o:OLEObject Type="Embed" ProgID="Equation.DSMT4" ShapeID="_x0000_i1375" DrawAspect="Content" ObjectID="_1851482995" r:id="rId567"/>
               </w:object>
             </w:r>
           </w:p>
@@ -25299,10 +25407,10 @@
                 <w:position w:val="-12"/>
               </w:rPr>
               <w:object w:dxaOrig="400" w:dyaOrig="360" w14:anchorId="3EB9D710">
-                <v:shape id="_x0000_i7170" type="#_x0000_t75" style="width:19.5pt;height:18pt" o:ole="">
-                  <v:imagedata r:id="rId565" o:title=""/>
-                </v:shape>
-                <o:OLEObject Type="Embed" ProgID="Equation.DSMT4" ShapeID="_x0000_i7170" DrawAspect="Content" ObjectID="_1850892379" r:id="rId566"/>
+                <v:shape id="_x0000_i1376" type="#_x0000_t75" style="width:19.5pt;height:18pt" o:ole="">
+                  <v:imagedata r:id="rId568" o:title=""/>
+                </v:shape>
+                <o:OLEObject Type="Embed" ProgID="Equation.DSMT4" ShapeID="_x0000_i1376" DrawAspect="Content" ObjectID="_1851482996" r:id="rId569"/>
               </w:object>
             </w:r>
           </w:p>
@@ -25364,10 +25472,10 @@
                 <w:position w:val="-6"/>
               </w:rPr>
               <w:object w:dxaOrig="200" w:dyaOrig="279" w14:anchorId="7A7C46F1">
-                <v:shape id="_x0000_i7164" type="#_x0000_t75" style="width:14.25pt;height:14.25pt" o:ole="">
-                  <v:imagedata r:id="rId285" o:title=""/>
-                </v:shape>
-                <o:OLEObject Type="Embed" ProgID="Equation.DSMT4" ShapeID="_x0000_i7164" DrawAspect="Content" ObjectID="_1850892380" r:id="rId567"/>
+                <v:shape id="_x0000_i1377" type="#_x0000_t75" style="width:14.25pt;height:14.25pt" o:ole="">
+                  <v:imagedata r:id="rId288" o:title=""/>
+                </v:shape>
+                <o:OLEObject Type="Embed" ProgID="Equation.DSMT4" ShapeID="_x0000_i1377" DrawAspect="Content" ObjectID="_1851482997" r:id="rId570"/>
               </w:object>
             </w:r>
           </w:p>
@@ -25395,10 +25503,10 @@
                 <w:position w:val="-4"/>
               </w:rPr>
               <w:object w:dxaOrig="220" w:dyaOrig="260" w14:anchorId="402EF029">
-                <v:shape id="_x0000_i7156" type="#_x0000_t75" style="width:11.25pt;height:12.75pt" o:ole="">
-                  <v:imagedata r:id="rId396" o:title=""/>
-                </v:shape>
-                <o:OLEObject Type="Embed" ProgID="Equation.DSMT4" ShapeID="_x0000_i7156" DrawAspect="Content" ObjectID="_1850892381" r:id="rId568"/>
+                <v:shape id="_x0000_i1378" type="#_x0000_t75" style="width:11.25pt;height:12.75pt" o:ole="">
+                  <v:imagedata r:id="rId399" o:title=""/>
+                </v:shape>
+                <o:OLEObject Type="Embed" ProgID="Equation.DSMT4" ShapeID="_x0000_i1378" DrawAspect="Content" ObjectID="_1851482998" r:id="rId571"/>
               </w:object>
             </w:r>
             <w:r>
@@ -25445,10 +25553,10 @@
                 <w:position w:val="-12"/>
               </w:rPr>
               <w:object w:dxaOrig="400" w:dyaOrig="360" w14:anchorId="5D15E7C1">
-                <v:shape id="_x0000_i7172" type="#_x0000_t75" style="width:19.5pt;height:18pt" o:ole="">
-                  <v:imagedata r:id="rId569" o:title=""/>
-                </v:shape>
-                <o:OLEObject Type="Embed" ProgID="Equation.DSMT4" ShapeID="_x0000_i7172" DrawAspect="Content" ObjectID="_1850892382" r:id="rId570"/>
+                <v:shape id="_x0000_i1379" type="#_x0000_t75" style="width:19.5pt;height:18pt" o:ole="">
+                  <v:imagedata r:id="rId572" o:title=""/>
+                </v:shape>
+                <o:OLEObject Type="Embed" ProgID="Equation.DSMT4" ShapeID="_x0000_i1379" DrawAspect="Content" ObjectID="_1851482999" r:id="rId573"/>
               </w:object>
             </w:r>
           </w:p>
@@ -25474,10 +25582,10 @@
                 <w:position w:val="-12"/>
               </w:rPr>
               <w:object w:dxaOrig="400" w:dyaOrig="360" w14:anchorId="49C91640">
-                <v:shape id="_x0000_i7174" type="#_x0000_t75" style="width:19.5pt;height:18pt" o:ole="">
-                  <v:imagedata r:id="rId571" o:title=""/>
-                </v:shape>
-                <o:OLEObject Type="Embed" ProgID="Equation.DSMT4" ShapeID="_x0000_i7174" DrawAspect="Content" ObjectID="_1850892383" r:id="rId572"/>
+                <v:shape id="_x0000_i1380" type="#_x0000_t75" style="width:19.5pt;height:18pt" o:ole="">
+                  <v:imagedata r:id="rId574" o:title=""/>
+                </v:shape>
+                <o:OLEObject Type="Embed" ProgID="Equation.DSMT4" ShapeID="_x0000_i1380" DrawAspect="Content" ObjectID="_1851483000" r:id="rId575"/>
               </w:object>
             </w:r>
           </w:p>
@@ -25539,10 +25647,10 @@
                 <w:position w:val="-6"/>
               </w:rPr>
               <w:object w:dxaOrig="200" w:dyaOrig="279" w14:anchorId="13434C5E">
-                <v:shape id="_x0000_i7159" type="#_x0000_t75" style="width:14.25pt;height:14.25pt" o:ole="">
-                  <v:imagedata r:id="rId285" o:title=""/>
-                </v:shape>
-                <o:OLEObject Type="Embed" ProgID="Equation.DSMT4" ShapeID="_x0000_i7159" DrawAspect="Content" ObjectID="_1850892384" r:id="rId573"/>
+                <v:shape id="_x0000_i1381" type="#_x0000_t75" style="width:14.25pt;height:14.25pt" o:ole="">
+                  <v:imagedata r:id="rId288" o:title=""/>
+                </v:shape>
+                <o:OLEObject Type="Embed" ProgID="Equation.DSMT4" ShapeID="_x0000_i1381" DrawAspect="Content" ObjectID="_1851483001" r:id="rId576"/>
               </w:object>
             </w:r>
           </w:p>
@@ -25570,10 +25678,10 @@
                 <w:position w:val="-4"/>
               </w:rPr>
               <w:object w:dxaOrig="220" w:dyaOrig="260" w14:anchorId="7FA9CD64">
-                <v:shape id="_x0000_i6300" type="#_x0000_t75" style="width:11.25pt;height:12.75pt" o:ole="">
-                  <v:imagedata r:id="rId396" o:title=""/>
-                </v:shape>
-                <o:OLEObject Type="Embed" ProgID="Equation.DSMT4" ShapeID="_x0000_i6300" DrawAspect="Content" ObjectID="_1850892385" r:id="rId574"/>
+                <v:shape id="_x0000_i1382" type="#_x0000_t75" style="width:11.25pt;height:12.75pt" o:ole="">
+                  <v:imagedata r:id="rId399" o:title=""/>
+                </v:shape>
+                <o:OLEObject Type="Embed" ProgID="Equation.DSMT4" ShapeID="_x0000_i1382" DrawAspect="Content" ObjectID="_1851483002" r:id="rId577"/>
               </w:object>
             </w:r>
             <w:r>
@@ -25602,10 +25710,10 @@
                 <w:position w:val="-12"/>
               </w:rPr>
               <w:object w:dxaOrig="499" w:dyaOrig="360" w14:anchorId="275054E0">
-                <v:shape id="_x0000_i7176" type="#_x0000_t75" style="width:24.75pt;height:18pt" o:ole="">
-                  <v:imagedata r:id="rId575" o:title=""/>
-                </v:shape>
-                <o:OLEObject Type="Embed" ProgID="Equation.DSMT4" ShapeID="_x0000_i7176" DrawAspect="Content" ObjectID="_1850892386" r:id="rId576"/>
+                <v:shape id="_x0000_i1383" type="#_x0000_t75" style="width:24.75pt;height:18pt" o:ole="">
+                  <v:imagedata r:id="rId578" o:title=""/>
+                </v:shape>
+                <o:OLEObject Type="Embed" ProgID="Equation.DSMT4" ShapeID="_x0000_i1383" DrawAspect="Content" ObjectID="_1851483003" r:id="rId579"/>
               </w:object>
             </w:r>
           </w:p>
@@ -25631,10 +25739,10 @@
                 <w:position w:val="-12"/>
               </w:rPr>
               <w:object w:dxaOrig="480" w:dyaOrig="360" w14:anchorId="36460A06">
-                <v:shape id="_x0000_i7178" type="#_x0000_t75" style="width:24pt;height:18pt" o:ole="">
-                  <v:imagedata r:id="rId577" o:title=""/>
-                </v:shape>
-                <o:OLEObject Type="Embed" ProgID="Equation.DSMT4" ShapeID="_x0000_i7178" DrawAspect="Content" ObjectID="_1850892387" r:id="rId578"/>
+                <v:shape id="_x0000_i1384" type="#_x0000_t75" style="width:24pt;height:18pt" o:ole="">
+                  <v:imagedata r:id="rId580" o:title=""/>
+                </v:shape>
+                <o:OLEObject Type="Embed" ProgID="Equation.DSMT4" ShapeID="_x0000_i1384" DrawAspect="Content" ObjectID="_1851483004" r:id="rId581"/>
               </w:object>
             </w:r>
           </w:p>
@@ -25714,10 +25822,10 @@
                 <w:position w:val="-6"/>
               </w:rPr>
               <w:object w:dxaOrig="200" w:dyaOrig="279" w14:anchorId="4290041E">
-                <v:shape id="_x0000_i6303" type="#_x0000_t75" style="width:14.25pt;height:14.25pt" o:ole="">
-                  <v:imagedata r:id="rId291" o:title=""/>
-                </v:shape>
-                <o:OLEObject Type="Embed" ProgID="Equation.DSMT4" ShapeID="_x0000_i6303" DrawAspect="Content" ObjectID="_1850892388" r:id="rId579"/>
+                <v:shape id="_x0000_i1385" type="#_x0000_t75" style="width:14.25pt;height:14.25pt" o:ole="">
+                  <v:imagedata r:id="rId294" o:title=""/>
+                </v:shape>
+                <o:OLEObject Type="Embed" ProgID="Equation.DSMT4" ShapeID="_x0000_i1385" DrawAspect="Content" ObjectID="_1851483005" r:id="rId582"/>
               </w:object>
             </w:r>
           </w:p>
@@ -25745,10 +25853,10 @@
                 <w:position w:val="-4"/>
               </w:rPr>
               <w:object w:dxaOrig="220" w:dyaOrig="260" w14:anchorId="7C101561">
-                <v:shape id="_x0000_i3422" type="#_x0000_t75" style="width:11.25pt;height:12.75pt" o:ole="">
-                  <v:imagedata r:id="rId396" o:title=""/>
-                </v:shape>
-                <o:OLEObject Type="Embed" ProgID="Equation.DSMT4" ShapeID="_x0000_i3422" DrawAspect="Content" ObjectID="_1850892389" r:id="rId580"/>
+                <v:shape id="_x0000_i1386" type="#_x0000_t75" style="width:11.25pt;height:12.75pt" o:ole="">
+                  <v:imagedata r:id="rId399" o:title=""/>
+                </v:shape>
+                <o:OLEObject Type="Embed" ProgID="Equation.DSMT4" ShapeID="_x0000_i1386" DrawAspect="Content" ObjectID="_1851483006" r:id="rId583"/>
               </w:object>
             </w:r>
             <w:r>
@@ -25777,10 +25885,10 @@
                 <w:position w:val="-12"/>
               </w:rPr>
               <w:object w:dxaOrig="480" w:dyaOrig="360" w14:anchorId="0ACC4370">
-                <v:shape id="_x0000_i7181" type="#_x0000_t75" style="width:24pt;height:18pt" o:ole="">
-                  <v:imagedata r:id="rId581" o:title=""/>
-                </v:shape>
-                <o:OLEObject Type="Embed" ProgID="Equation.DSMT4" ShapeID="_x0000_i7181" DrawAspect="Content" ObjectID="_1850892390" r:id="rId582"/>
+                <v:shape id="_x0000_i1387" type="#_x0000_t75" style="width:24pt;height:18pt" o:ole="">
+                  <v:imagedata r:id="rId584" o:title=""/>
+                </v:shape>
+                <o:OLEObject Type="Embed" ProgID="Equation.DSMT4" ShapeID="_x0000_i1387" DrawAspect="Content" ObjectID="_1851483007" r:id="rId585"/>
               </w:object>
             </w:r>
           </w:p>
@@ -25806,10 +25914,10 @@
                 <w:position w:val="-12"/>
               </w:rPr>
               <w:object w:dxaOrig="499" w:dyaOrig="360" w14:anchorId="7C2EB309">
-                <v:shape id="_x0000_i7183" type="#_x0000_t75" style="width:24.75pt;height:18pt" o:ole="">
-                  <v:imagedata r:id="rId583" o:title=""/>
-                </v:shape>
-                <o:OLEObject Type="Embed" ProgID="Equation.DSMT4" ShapeID="_x0000_i7183" DrawAspect="Content" ObjectID="_1850892391" r:id="rId584"/>
+                <v:shape id="_x0000_i1388" type="#_x0000_t75" style="width:24.75pt;height:18pt" o:ole="">
+                  <v:imagedata r:id="rId586" o:title=""/>
+                </v:shape>
+                <o:OLEObject Type="Embed" ProgID="Equation.DSMT4" ShapeID="_x0000_i1388" DrawAspect="Content" ObjectID="_1851483008" r:id="rId587"/>
               </w:object>
             </w:r>
           </w:p>
@@ -25889,10 +25997,10 @@
                 <w:position w:val="-6"/>
               </w:rPr>
               <w:object w:dxaOrig="200" w:dyaOrig="279" w14:anchorId="17180265">
-                <v:shape id="_x0000_i3426" type="#_x0000_t75" style="width:14.25pt;height:14.25pt" o:ole="">
-                  <v:imagedata r:id="rId273" o:title=""/>
-                </v:shape>
-                <o:OLEObject Type="Embed" ProgID="Equation.DSMT4" ShapeID="_x0000_i3426" DrawAspect="Content" ObjectID="_1850892392" r:id="rId585"/>
+                <v:shape id="_x0000_i1389" type="#_x0000_t75" style="width:14.25pt;height:14.25pt" o:ole="">
+                  <v:imagedata r:id="rId276" o:title=""/>
+                </v:shape>
+                <o:OLEObject Type="Embed" ProgID="Equation.DSMT4" ShapeID="_x0000_i1389" DrawAspect="Content" ObjectID="_1851483009" r:id="rId588"/>
               </w:object>
             </w:r>
           </w:p>
@@ -25918,10 +26026,10 @@
                 <w:position w:val="-4"/>
               </w:rPr>
               <w:object w:dxaOrig="220" w:dyaOrig="240" w14:anchorId="0F20A2FA">
-                <v:shape id="_x0000_i3427" type="#_x0000_t75" style="width:13.5pt;height:14.25pt" o:ole="">
-                  <v:imagedata r:id="rId248" o:title=""/>
-                </v:shape>
-                <o:OLEObject Type="Embed" ProgID="Equation.DSMT4" ShapeID="_x0000_i3427" DrawAspect="Content" ObjectID="_1850892393" r:id="rId586"/>
+                <v:shape id="_x0000_i1390" type="#_x0000_t75" style="width:13.5pt;height:14.25pt" o:ole="">
+                  <v:imagedata r:id="rId251" o:title=""/>
+                </v:shape>
+                <o:OLEObject Type="Embed" ProgID="Equation.DSMT4" ShapeID="_x0000_i1390" DrawAspect="Content" ObjectID="_1851483010" r:id="rId589"/>
               </w:object>
             </w:r>
           </w:p>
@@ -25945,10 +26053,10 @@
                 <w:position w:val="-6"/>
               </w:rPr>
               <w:object w:dxaOrig="200" w:dyaOrig="279" w14:anchorId="721912D4">
-                <v:shape id="_x0000_i3428" type="#_x0000_t75" style="width:14.25pt;height:14.25pt" o:ole="">
-                  <v:imagedata r:id="rId312" o:title=""/>
-                </v:shape>
-                <o:OLEObject Type="Embed" ProgID="Equation.DSMT4" ShapeID="_x0000_i3428" DrawAspect="Content" ObjectID="_1850892394" r:id="rId587"/>
+                <v:shape id="_x0000_i1391" type="#_x0000_t75" style="width:14.25pt;height:14.25pt" o:ole="">
+                  <v:imagedata r:id="rId315" o:title=""/>
+                </v:shape>
+                <o:OLEObject Type="Embed" ProgID="Equation.DSMT4" ShapeID="_x0000_i1391" DrawAspect="Content" ObjectID="_1851483011" r:id="rId590"/>
               </w:object>
             </w:r>
           </w:p>
@@ -25972,10 +26080,10 @@
                 <w:position w:val="-6"/>
               </w:rPr>
               <w:object w:dxaOrig="200" w:dyaOrig="279" w14:anchorId="46F45031">
-                <v:shape id="_x0000_i3429" type="#_x0000_t75" style="width:14.25pt;height:14.25pt" o:ole="">
-                  <v:imagedata r:id="rId314" o:title=""/>
-                </v:shape>
-                <o:OLEObject Type="Embed" ProgID="Equation.DSMT4" ShapeID="_x0000_i3429" DrawAspect="Content" ObjectID="_1850892395" r:id="rId588"/>
+                <v:shape id="_x0000_i1392" type="#_x0000_t75" style="width:14.25pt;height:14.25pt" o:ole="">
+                  <v:imagedata r:id="rId317" o:title=""/>
+                </v:shape>
+                <o:OLEObject Type="Embed" ProgID="Equation.DSMT4" ShapeID="_x0000_i1392" DrawAspect="Content" ObjectID="_1851483012" r:id="rId591"/>
               </w:object>
             </w:r>
           </w:p>
@@ -25999,10 +26107,10 @@
                 <w:position w:val="-6"/>
               </w:rPr>
               <w:object w:dxaOrig="200" w:dyaOrig="279" w14:anchorId="25B54756">
-                <v:shape id="_x0000_i3430" type="#_x0000_t75" style="width:14.25pt;height:14.25pt" o:ole="">
-                  <v:imagedata r:id="rId316" o:title=""/>
-                </v:shape>
-                <o:OLEObject Type="Embed" ProgID="Equation.DSMT4" ShapeID="_x0000_i3430" DrawAspect="Content" ObjectID="_1850892396" r:id="rId589"/>
+                <v:shape id="_x0000_i1393" type="#_x0000_t75" style="width:14.25pt;height:14.25pt" o:ole="">
+                  <v:imagedata r:id="rId319" o:title=""/>
+                </v:shape>
+                <o:OLEObject Type="Embed" ProgID="Equation.DSMT4" ShapeID="_x0000_i1393" DrawAspect="Content" ObjectID="_1851483013" r:id="rId592"/>
               </w:object>
             </w:r>
           </w:p>
@@ -26026,10 +26134,10 @@
                 <w:position w:val="-6"/>
               </w:rPr>
               <w:object w:dxaOrig="200" w:dyaOrig="279" w14:anchorId="367E786C">
-                <v:shape id="_x0000_i3431" type="#_x0000_t75" style="width:14.25pt;height:14.25pt" o:ole="">
-                  <v:imagedata r:id="rId318" o:title=""/>
-                </v:shape>
-                <o:OLEObject Type="Embed" ProgID="Equation.DSMT4" ShapeID="_x0000_i3431" DrawAspect="Content" ObjectID="_1850892397" r:id="rId590"/>
+                <v:shape id="_x0000_i1394" type="#_x0000_t75" style="width:14.25pt;height:14.25pt" o:ole="">
+                  <v:imagedata r:id="rId321" o:title=""/>
+                </v:shape>
+                <o:OLEObject Type="Embed" ProgID="Equation.DSMT4" ShapeID="_x0000_i1394" DrawAspect="Content" ObjectID="_1851483014" r:id="rId593"/>
               </w:object>
             </w:r>
           </w:p>
@@ -26053,10 +26161,10 @@
                 <w:position w:val="-6"/>
               </w:rPr>
               <w:object w:dxaOrig="200" w:dyaOrig="279" w14:anchorId="2CDE9A55">
-                <v:shape id="_x0000_i3432" type="#_x0000_t75" style="width:14.25pt;height:14.25pt" o:ole="">
-                  <v:imagedata r:id="rId320" o:title=""/>
-                </v:shape>
-                <o:OLEObject Type="Embed" ProgID="Equation.DSMT4" ShapeID="_x0000_i3432" DrawAspect="Content" ObjectID="_1850892398" r:id="rId591"/>
+                <v:shape id="_x0000_i1395" type="#_x0000_t75" style="width:14.25pt;height:14.25pt" o:ole="">
+                  <v:imagedata r:id="rId323" o:title=""/>
+                </v:shape>
+                <o:OLEObject Type="Embed" ProgID="Equation.DSMT4" ShapeID="_x0000_i1395" DrawAspect="Content" ObjectID="_1851483015" r:id="rId594"/>
               </w:object>
             </w:r>
           </w:p>
@@ -26080,10 +26188,10 @@
                 <w:position w:val="-6"/>
               </w:rPr>
               <w:object w:dxaOrig="200" w:dyaOrig="279" w14:anchorId="72D37336">
-                <v:shape id="_x0000_i3433" type="#_x0000_t75" style="width:14.25pt;height:14.25pt" o:ole="">
-                  <v:imagedata r:id="rId322" o:title=""/>
-                </v:shape>
-                <o:OLEObject Type="Embed" ProgID="Equation.DSMT4" ShapeID="_x0000_i3433" DrawAspect="Content" ObjectID="_1850892399" r:id="rId592"/>
+                <v:shape id="_x0000_i1396" type="#_x0000_t75" style="width:14.25pt;height:14.25pt" o:ole="">
+                  <v:imagedata r:id="rId325" o:title=""/>
+                </v:shape>
+                <o:OLEObject Type="Embed" ProgID="Equation.DSMT4" ShapeID="_x0000_i1396" DrawAspect="Content" ObjectID="_1851483016" r:id="rId595"/>
               </w:object>
             </w:r>
           </w:p>
@@ -26186,10 +26294,7 @@
         <w:t xml:space="preserve">of </w:t>
       </w:r>
       <w:r>
-        <w:t>defaulted banks are reimbursed</w:t>
-      </w:r>
-      <w:r>
-        <w:t xml:space="preserve"> (see section </w:t>
+        <w:t xml:space="preserve">defaulted banks are reimbursed (see section </w:t>
       </w:r>
       <w:r>
         <w:fldChar w:fldCharType="begin"/>
@@ -26299,7 +26404,7 @@
         <w:rPr>
           <w:noProof/>
         </w:rPr>
-        <w:t>8</w:t>
+        <w:t>14</w:t>
       </w:r>
       <w:r>
         <w:fldChar w:fldCharType="end"/>
@@ -26320,13 +26425,13 @@
         <w:tblLook w:val="04A0" w:firstRow="1" w:lastRow="0" w:firstColumn="1" w:lastColumn="0" w:noHBand="0" w:noVBand="1"/>
       </w:tblPr>
       <w:tblGrid>
-        <w:gridCol w:w="1472"/>
+        <w:gridCol w:w="1471"/>
         <w:gridCol w:w="1489"/>
-        <w:gridCol w:w="1332"/>
+        <w:gridCol w:w="1331"/>
         <w:gridCol w:w="1596"/>
         <w:gridCol w:w="1485"/>
         <w:gridCol w:w="1420"/>
-        <w:gridCol w:w="499"/>
+        <w:gridCol w:w="501"/>
       </w:tblGrid>
       <w:tr>
         <w:tc>
@@ -26470,10 +26575,10 @@
                 <w:position w:val="-4"/>
               </w:rPr>
               <w:object w:dxaOrig="220" w:dyaOrig="240" w14:anchorId="71CD67C9">
-                <v:shape id="_x0000_i5831" type="#_x0000_t75" style="width:13.5pt;height:14.25pt" o:ole="">
-                  <v:imagedata r:id="rId248" o:title=""/>
-                </v:shape>
-                <o:OLEObject Type="Embed" ProgID="Equation.DSMT4" ShapeID="_x0000_i5831" DrawAspect="Content" ObjectID="_1850892400" r:id="rId593"/>
+                <v:shape id="_x0000_i1397" type="#_x0000_t75" style="width:13.5pt;height:14.25pt" o:ole="">
+                  <v:imagedata r:id="rId251" o:title=""/>
+                </v:shape>
+                <o:OLEObject Type="Embed" ProgID="Equation.DSMT4" ShapeID="_x0000_i1397" DrawAspect="Content" ObjectID="_1851483017" r:id="rId596"/>
               </w:object>
             </w:r>
           </w:p>
@@ -26501,10 +26606,10 @@
                 <w:position w:val="-4"/>
               </w:rPr>
               <w:object w:dxaOrig="220" w:dyaOrig="260" w14:anchorId="1D1793C8">
-                <v:shape id="_x0000_i5875" type="#_x0000_t75" style="width:11.25pt;height:12.75pt" o:ole="">
-                  <v:imagedata r:id="rId396" o:title=""/>
-                </v:shape>
-                <o:OLEObject Type="Embed" ProgID="Equation.DSMT4" ShapeID="_x0000_i5875" DrawAspect="Content" ObjectID="_1850892401" r:id="rId594"/>
+                <v:shape id="_x0000_i1398" type="#_x0000_t75" style="width:11.25pt;height:12.75pt" o:ole="">
+                  <v:imagedata r:id="rId399" o:title=""/>
+                </v:shape>
+                <o:OLEObject Type="Embed" ProgID="Equation.DSMT4" ShapeID="_x0000_i1398" DrawAspect="Content" ObjectID="_1851483018" r:id="rId597"/>
               </w:object>
             </w:r>
             <w:r>
@@ -26551,10 +26656,10 @@
                 <w:position w:val="-12"/>
               </w:rPr>
               <w:object w:dxaOrig="400" w:dyaOrig="360" w14:anchorId="2C8D2138">
-                <v:shape id="_x0000_i6133" type="#_x0000_t75" style="width:19.5pt;height:18pt" o:ole="">
-                  <v:imagedata r:id="rId595" o:title=""/>
-                </v:shape>
-                <o:OLEObject Type="Embed" ProgID="Equation.DSMT4" ShapeID="_x0000_i6133" DrawAspect="Content" ObjectID="_1850892402" r:id="rId596"/>
+                <v:shape id="_x0000_i1399" type="#_x0000_t75" style="width:19.5pt;height:18pt" o:ole="">
+                  <v:imagedata r:id="rId598" o:title=""/>
+                </v:shape>
+                <o:OLEObject Type="Embed" ProgID="Equation.DSMT4" ShapeID="_x0000_i1399" DrawAspect="Content" ObjectID="_1851483019" r:id="rId599"/>
               </w:object>
             </w:r>
           </w:p>
@@ -26580,10 +26685,10 @@
                 <w:position w:val="-12"/>
               </w:rPr>
               <w:object w:dxaOrig="400" w:dyaOrig="360" w14:anchorId="3D4038B6">
-                <v:shape id="_x0000_i6135" type="#_x0000_t75" style="width:19.5pt;height:18pt" o:ole="">
-                  <v:imagedata r:id="rId597" o:title=""/>
-                </v:shape>
-                <o:OLEObject Type="Embed" ProgID="Equation.DSMT4" ShapeID="_x0000_i6135" DrawAspect="Content" ObjectID="_1850892403" r:id="rId598"/>
+                <v:shape id="_x0000_i1400" type="#_x0000_t75" style="width:19.5pt;height:18pt" o:ole="">
+                  <v:imagedata r:id="rId600" o:title=""/>
+                </v:shape>
+                <o:OLEObject Type="Embed" ProgID="Equation.DSMT4" ShapeID="_x0000_i1400" DrawAspect="Content" ObjectID="_1851483020" r:id="rId601"/>
               </w:object>
             </w:r>
           </w:p>
@@ -26645,10 +26750,10 @@
                 <w:position w:val="-6"/>
               </w:rPr>
               <w:object w:dxaOrig="200" w:dyaOrig="279" w14:anchorId="63CC7003">
-                <v:shape id="_x0000_i5878" type="#_x0000_t75" style="width:14.25pt;height:14.25pt" o:ole="">
-                  <v:imagedata r:id="rId285" o:title=""/>
-                </v:shape>
-                <o:OLEObject Type="Embed" ProgID="Equation.DSMT4" ShapeID="_x0000_i5878" DrawAspect="Content" ObjectID="_1850892404" r:id="rId599"/>
+                <v:shape id="_x0000_i1401" type="#_x0000_t75" style="width:14.25pt;height:14.25pt" o:ole="">
+                  <v:imagedata r:id="rId288" o:title=""/>
+                </v:shape>
+                <o:OLEObject Type="Embed" ProgID="Equation.DSMT4" ShapeID="_x0000_i1401" DrawAspect="Content" ObjectID="_1851483021" r:id="rId602"/>
               </w:object>
             </w:r>
           </w:p>
@@ -26676,10 +26781,10 @@
                 <w:position w:val="-4"/>
               </w:rPr>
               <w:object w:dxaOrig="220" w:dyaOrig="260" w14:anchorId="34F21163">
-                <v:shape id="_x0000_i5879" type="#_x0000_t75" style="width:11.25pt;height:12.75pt" o:ole="">
-                  <v:imagedata r:id="rId396" o:title=""/>
-                </v:shape>
-                <o:OLEObject Type="Embed" ProgID="Equation.DSMT4" ShapeID="_x0000_i5879" DrawAspect="Content" ObjectID="_1850892405" r:id="rId600"/>
+                <v:shape id="_x0000_i1402" type="#_x0000_t75" style="width:11.25pt;height:12.75pt" o:ole="">
+                  <v:imagedata r:id="rId399" o:title=""/>
+                </v:shape>
+                <o:OLEObject Type="Embed" ProgID="Equation.DSMT4" ShapeID="_x0000_i1402" DrawAspect="Content" ObjectID="_1851483022" r:id="rId603"/>
               </w:object>
             </w:r>
             <w:r>
@@ -26744,10 +26849,10 @@
                 <w:position w:val="-12"/>
               </w:rPr>
               <w:object w:dxaOrig="400" w:dyaOrig="360" w14:anchorId="4591C4D4">
-                <v:shape id="_x0000_i6185" type="#_x0000_t75" style="width:20.25pt;height:18pt" o:ole="">
-                  <v:imagedata r:id="rId601" o:title=""/>
-                </v:shape>
-                <o:OLEObject Type="Embed" ProgID="Equation.DSMT4" ShapeID="_x0000_i6185" DrawAspect="Content" ObjectID="_1850892406" r:id="rId602"/>
+                <v:shape id="_x0000_i1403" type="#_x0000_t75" style="width:20.25pt;height:18pt" o:ole="">
+                  <v:imagedata r:id="rId604" o:title=""/>
+                </v:shape>
+                <o:OLEObject Type="Embed" ProgID="Equation.DSMT4" ShapeID="_x0000_i1403" DrawAspect="Content" ObjectID="_1851483023" r:id="rId605"/>
               </w:object>
             </w:r>
           </w:p>
@@ -26791,10 +26896,10 @@
                 <w:position w:val="-12"/>
               </w:rPr>
               <w:object w:dxaOrig="420" w:dyaOrig="360" w14:anchorId="110CA39B">
-                <v:shape id="_x0000_i6191" type="#_x0000_t75" style="width:21pt;height:18pt" o:ole="">
-                  <v:imagedata r:id="rId603" o:title=""/>
-                </v:shape>
-                <o:OLEObject Type="Embed" ProgID="Equation.DSMT4" ShapeID="_x0000_i6191" DrawAspect="Content" ObjectID="_1850892407" r:id="rId604"/>
+                <v:shape id="_x0000_i1404" type="#_x0000_t75" style="width:21pt;height:18pt" o:ole="">
+                  <v:imagedata r:id="rId606" o:title=""/>
+                </v:shape>
+                <o:OLEObject Type="Embed" ProgID="Equation.DSMT4" ShapeID="_x0000_i1404" DrawAspect="Content" ObjectID="_1851483024" r:id="rId607"/>
               </w:object>
             </w:r>
           </w:p>
@@ -26820,10 +26925,10 @@
                 <w:position w:val="-6"/>
               </w:rPr>
               <w:object w:dxaOrig="200" w:dyaOrig="279" w14:anchorId="2CED3ABD">
-                <v:shape id="_x0000_i5883" type="#_x0000_t75" style="width:14.25pt;height:14.25pt" o:ole="">
-                  <v:imagedata r:id="rId256" o:title=""/>
-                </v:shape>
-                <o:OLEObject Type="Embed" ProgID="Equation.DSMT4" ShapeID="_x0000_i5883" DrawAspect="Content" ObjectID="_1850892408" r:id="rId605"/>
+                <v:shape id="_x0000_i1405" type="#_x0000_t75" style="width:14.25pt;height:14.25pt" o:ole="">
+                  <v:imagedata r:id="rId259" o:title=""/>
+                </v:shape>
+                <o:OLEObject Type="Embed" ProgID="Equation.DSMT4" ShapeID="_x0000_i1405" DrawAspect="Content" ObjectID="_1851483025" r:id="rId608"/>
               </w:object>
             </w:r>
           </w:p>
@@ -26851,10 +26956,10 @@
                 <w:position w:val="-4"/>
               </w:rPr>
               <w:object w:dxaOrig="220" w:dyaOrig="260" w14:anchorId="23F33ECD">
-                <v:shape id="_x0000_i5884" type="#_x0000_t75" style="width:11.25pt;height:12.75pt" o:ole="">
-                  <v:imagedata r:id="rId396" o:title=""/>
-                </v:shape>
-                <o:OLEObject Type="Embed" ProgID="Equation.DSMT4" ShapeID="_x0000_i5884" DrawAspect="Content" ObjectID="_1850892409" r:id="rId606"/>
+                <v:shape id="_x0000_i1406" type="#_x0000_t75" style="width:11.25pt;height:12.75pt" o:ole="">
+                  <v:imagedata r:id="rId399" o:title=""/>
+                </v:shape>
+                <o:OLEObject Type="Embed" ProgID="Equation.DSMT4" ShapeID="_x0000_i1406" DrawAspect="Content" ObjectID="_1851483026" r:id="rId609"/>
               </w:object>
             </w:r>
             <w:r>
@@ -26883,10 +26988,10 @@
                 <w:position w:val="-12"/>
               </w:rPr>
               <w:object w:dxaOrig="499" w:dyaOrig="360" w14:anchorId="45BD05A8">
-                <v:shape id="_x0000_i6176" type="#_x0000_t75" style="width:24.75pt;height:18pt" o:ole="">
-                  <v:imagedata r:id="rId607" o:title=""/>
-                </v:shape>
-                <o:OLEObject Type="Embed" ProgID="Equation.DSMT4" ShapeID="_x0000_i6176" DrawAspect="Content" ObjectID="_1850892410" r:id="rId608"/>
+                <v:shape id="_x0000_i1407" type="#_x0000_t75" style="width:24.75pt;height:18pt" o:ole="">
+                  <v:imagedata r:id="rId610" o:title=""/>
+                </v:shape>
+                <o:OLEObject Type="Embed" ProgID="Equation.DSMT4" ShapeID="_x0000_i1407" DrawAspect="Content" ObjectID="_1851483027" r:id="rId611"/>
               </w:object>
             </w:r>
           </w:p>
@@ -26930,10 +27035,10 @@
                 <w:position w:val="-12"/>
               </w:rPr>
               <w:object w:dxaOrig="1380" w:dyaOrig="360" w14:anchorId="2372B4EA">
-                <v:shape id="_x0000_i6189" type="#_x0000_t75" style="width:69pt;height:18pt" o:ole="">
-                  <v:imagedata r:id="rId609" o:title=""/>
-                </v:shape>
-                <o:OLEObject Type="Embed" ProgID="Equation.DSMT4" ShapeID="_x0000_i6189" DrawAspect="Content" ObjectID="_1850892411" r:id="rId610"/>
+                <v:shape id="_x0000_i1408" type="#_x0000_t75" style="width:69pt;height:18pt" o:ole="">
+                  <v:imagedata r:id="rId612" o:title=""/>
+                </v:shape>
+                <o:OLEObject Type="Embed" ProgID="Equation.DSMT4" ShapeID="_x0000_i1408" DrawAspect="Content" ObjectID="_1851483028" r:id="rId613"/>
               </w:object>
             </w:r>
           </w:p>
@@ -26977,10 +27082,10 @@
                 <w:position w:val="-12"/>
               </w:rPr>
               <w:object w:dxaOrig="840" w:dyaOrig="360" w14:anchorId="640BDD21">
-                <v:shape id="_x0000_i6193" type="#_x0000_t75" style="width:42.75pt;height:18pt" o:ole="">
-                  <v:imagedata r:id="rId611" o:title=""/>
-                </v:shape>
-                <o:OLEObject Type="Embed" ProgID="Equation.DSMT4" ShapeID="_x0000_i6193" DrawAspect="Content" ObjectID="_1850892412" r:id="rId612"/>
+                <v:shape id="_x0000_i1409" type="#_x0000_t75" style="width:42.75pt;height:18pt" o:ole="">
+                  <v:imagedata r:id="rId614" o:title=""/>
+                </v:shape>
+                <o:OLEObject Type="Embed" ProgID="Equation.DSMT4" ShapeID="_x0000_i1409" DrawAspect="Content" ObjectID="_1851483029" r:id="rId615"/>
               </w:object>
             </w:r>
           </w:p>
@@ -27006,10 +27111,10 @@
                 <w:position w:val="-6"/>
               </w:rPr>
               <w:object w:dxaOrig="200" w:dyaOrig="279" w14:anchorId="362F235E">
-                <v:shape id="_x0000_i5890" type="#_x0000_t75" style="width:14.25pt;height:14.25pt" o:ole="">
-                  <v:imagedata r:id="rId291" o:title=""/>
-                </v:shape>
-                <o:OLEObject Type="Embed" ProgID="Equation.DSMT4" ShapeID="_x0000_i5890" DrawAspect="Content" ObjectID="_1850892413" r:id="rId613"/>
+                <v:shape id="_x0000_i1410" type="#_x0000_t75" style="width:14.25pt;height:14.25pt" o:ole="">
+                  <v:imagedata r:id="rId294" o:title=""/>
+                </v:shape>
+                <o:OLEObject Type="Embed" ProgID="Equation.DSMT4" ShapeID="_x0000_i1410" DrawAspect="Content" ObjectID="_1851483030" r:id="rId616"/>
               </w:object>
             </w:r>
           </w:p>
@@ -27037,10 +27142,10 @@
                 <w:position w:val="-4"/>
               </w:rPr>
               <w:object w:dxaOrig="220" w:dyaOrig="260" w14:anchorId="496C989A">
-                <v:shape id="_x0000_i5891" type="#_x0000_t75" style="width:11.25pt;height:12.75pt" o:ole="">
-                  <v:imagedata r:id="rId396" o:title=""/>
-                </v:shape>
-                <o:OLEObject Type="Embed" ProgID="Equation.DSMT4" ShapeID="_x0000_i5891" DrawAspect="Content" ObjectID="_1850892414" r:id="rId614"/>
+                <v:shape id="_x0000_i1411" type="#_x0000_t75" style="width:11.25pt;height:12.75pt" o:ole="">
+                  <v:imagedata r:id="rId399" o:title=""/>
+                </v:shape>
+                <o:OLEObject Type="Embed" ProgID="Equation.DSMT4" ShapeID="_x0000_i1411" DrawAspect="Content" ObjectID="_1851483031" r:id="rId617"/>
               </w:object>
             </w:r>
             <w:r>
@@ -27108,10 +27213,10 @@
                 <w:position w:val="-12"/>
               </w:rPr>
               <w:object w:dxaOrig="420" w:dyaOrig="360" w14:anchorId="66272269">
-                <v:shape id="_x0000_i6187" type="#_x0000_t75" style="width:21pt;height:18pt" o:ole="">
-                  <v:imagedata r:id="rId615" o:title=""/>
-                </v:shape>
-                <o:OLEObject Type="Embed" ProgID="Equation.DSMT4" ShapeID="_x0000_i6187" DrawAspect="Content" ObjectID="_1850892415" r:id="rId616"/>
+                <v:shape id="_x0000_i1412" type="#_x0000_t75" style="width:21pt;height:18pt" o:ole="">
+                  <v:imagedata r:id="rId618" o:title=""/>
+                </v:shape>
+                <o:OLEObject Type="Embed" ProgID="Equation.DSMT4" ShapeID="_x0000_i1412" DrawAspect="Content" ObjectID="_1851483032" r:id="rId619"/>
               </w:object>
             </w:r>
           </w:p>
@@ -27155,10 +27260,10 @@
                 <w:position w:val="-12"/>
               </w:rPr>
               <w:object w:dxaOrig="400" w:dyaOrig="360" w14:anchorId="06600784">
-                <v:shape id="_x0000_i6195" type="#_x0000_t75" style="width:20.25pt;height:18pt" o:ole="">
-                  <v:imagedata r:id="rId617" o:title=""/>
-                </v:shape>
-                <o:OLEObject Type="Embed" ProgID="Equation.DSMT4" ShapeID="_x0000_i6195" DrawAspect="Content" ObjectID="_1850892416" r:id="rId618"/>
+                <v:shape id="_x0000_i1413" type="#_x0000_t75" style="width:20.25pt;height:18pt" o:ole="">
+                  <v:imagedata r:id="rId620" o:title=""/>
+                </v:shape>
+                <o:OLEObject Type="Embed" ProgID="Equation.DSMT4" ShapeID="_x0000_i1413" DrawAspect="Content" ObjectID="_1851483033" r:id="rId621"/>
               </w:object>
             </w:r>
           </w:p>
@@ -27184,10 +27289,10 @@
                 <w:position w:val="-6"/>
               </w:rPr>
               <w:object w:dxaOrig="200" w:dyaOrig="279" w14:anchorId="2D0CFF9D">
-                <v:shape id="_x0000_i5894" type="#_x0000_t75" style="width:14.25pt;height:14.25pt" o:ole="">
-                  <v:imagedata r:id="rId273" o:title=""/>
-                </v:shape>
-                <o:OLEObject Type="Embed" ProgID="Equation.DSMT4" ShapeID="_x0000_i5894" DrawAspect="Content" ObjectID="_1850892417" r:id="rId619"/>
+                <v:shape id="_x0000_i1414" type="#_x0000_t75" style="width:14.25pt;height:14.25pt" o:ole="">
+                  <v:imagedata r:id="rId276" o:title=""/>
+                </v:shape>
+                <o:OLEObject Type="Embed" ProgID="Equation.DSMT4" ShapeID="_x0000_i1414" DrawAspect="Content" ObjectID="_1851483034" r:id="rId622"/>
               </w:object>
             </w:r>
           </w:p>
@@ -27215,10 +27320,10 @@
                 <w:position w:val="-4"/>
               </w:rPr>
               <w:object w:dxaOrig="220" w:dyaOrig="260" w14:anchorId="66B6E766">
-                <v:shape id="_x0000_i5895" type="#_x0000_t75" style="width:11.25pt;height:12.75pt" o:ole="">
-                  <v:imagedata r:id="rId396" o:title=""/>
-                </v:shape>
-                <o:OLEObject Type="Embed" ProgID="Equation.DSMT4" ShapeID="_x0000_i5895" DrawAspect="Content" ObjectID="_1850892418" r:id="rId620"/>
+                <v:shape id="_x0000_i1415" type="#_x0000_t75" style="width:11.25pt;height:12.75pt" o:ole="">
+                  <v:imagedata r:id="rId399" o:title=""/>
+                </v:shape>
+                <o:OLEObject Type="Embed" ProgID="Equation.DSMT4" ShapeID="_x0000_i1415" DrawAspect="Content" ObjectID="_1851483035" r:id="rId623"/>
               </w:object>
             </w:r>
             <w:r>
@@ -27247,10 +27352,10 @@
                 <w:position w:val="-12"/>
               </w:rPr>
               <w:object w:dxaOrig="480" w:dyaOrig="360" w14:anchorId="11D82B32">
-                <v:shape id="_x0000_i6179" type="#_x0000_t75" style="width:24pt;height:18pt" o:ole="">
-                  <v:imagedata r:id="rId621" o:title=""/>
-                </v:shape>
-                <o:OLEObject Type="Embed" ProgID="Equation.DSMT4" ShapeID="_x0000_i6179" DrawAspect="Content" ObjectID="_1850892419" r:id="rId622"/>
+                <v:shape id="_x0000_i1416" type="#_x0000_t75" style="width:24pt;height:18pt" o:ole="">
+                  <v:imagedata r:id="rId624" o:title=""/>
+                </v:shape>
+                <o:OLEObject Type="Embed" ProgID="Equation.DSMT4" ShapeID="_x0000_i1416" DrawAspect="Content" ObjectID="_1851483036" r:id="rId625"/>
               </w:object>
             </w:r>
           </w:p>
@@ -27276,10 +27381,10 @@
                 <w:position w:val="-12"/>
               </w:rPr>
               <w:object w:dxaOrig="400" w:dyaOrig="360" w14:anchorId="2CFDC94C">
-                <v:shape id="_x0000_i6170" type="#_x0000_t75" style="width:20.25pt;height:18pt" o:ole="">
-                  <v:imagedata r:id="rId623" o:title=""/>
-                </v:shape>
-                <o:OLEObject Type="Embed" ProgID="Equation.DSMT4" ShapeID="_x0000_i6170" DrawAspect="Content" ObjectID="_1850892420" r:id="rId624"/>
+                <v:shape id="_x0000_i1417" type="#_x0000_t75" style="width:20.25pt;height:18pt" o:ole="">
+                  <v:imagedata r:id="rId626" o:title=""/>
+                </v:shape>
+                <o:OLEObject Type="Embed" ProgID="Equation.DSMT4" ShapeID="_x0000_i1417" DrawAspect="Content" ObjectID="_1851483037" r:id="rId627"/>
               </w:object>
             </w:r>
           </w:p>
@@ -27305,10 +27410,10 @@
                 <w:position w:val="-12"/>
               </w:rPr>
               <w:object w:dxaOrig="920" w:dyaOrig="360" w14:anchorId="1F2041ED">
-                <v:shape id="_x0000_i6181" type="#_x0000_t75" style="width:46.5pt;height:18pt" o:ole="">
-                  <v:imagedata r:id="rId625" o:title=""/>
-                </v:shape>
-                <o:OLEObject Type="Embed" ProgID="Equation.DSMT4" ShapeID="_x0000_i6181" DrawAspect="Content" ObjectID="_1850892421" r:id="rId626"/>
+                <v:shape id="_x0000_i1418" type="#_x0000_t75" style="width:46.5pt;height:18pt" o:ole="">
+                  <v:imagedata r:id="rId628" o:title=""/>
+                </v:shape>
+                <o:OLEObject Type="Embed" ProgID="Equation.DSMT4" ShapeID="_x0000_i1418" DrawAspect="Content" ObjectID="_1851483038" r:id="rId629"/>
               </w:object>
             </w:r>
           </w:p>
@@ -27370,10 +27475,10 @@
                 <w:position w:val="-6"/>
               </w:rPr>
               <w:object w:dxaOrig="200" w:dyaOrig="279" w14:anchorId="338DE85B">
-                <v:shape id="_x0000_i5899" type="#_x0000_t75" style="width:14.25pt;height:14.25pt" o:ole="">
-                  <v:imagedata r:id="rId273" o:title=""/>
-                </v:shape>
-                <o:OLEObject Type="Embed" ProgID="Equation.DSMT4" ShapeID="_x0000_i5899" DrawAspect="Content" ObjectID="_1850892422" r:id="rId627"/>
+                <v:shape id="_x0000_i1419" type="#_x0000_t75" style="width:14.25pt;height:14.25pt" o:ole="">
+                  <v:imagedata r:id="rId276" o:title=""/>
+                </v:shape>
+                <o:OLEObject Type="Embed" ProgID="Equation.DSMT4" ShapeID="_x0000_i1419" DrawAspect="Content" ObjectID="_1851483039" r:id="rId630"/>
               </w:object>
             </w:r>
           </w:p>
@@ -27399,10 +27504,10 @@
                 <w:position w:val="-4"/>
               </w:rPr>
               <w:object w:dxaOrig="220" w:dyaOrig="240" w14:anchorId="6617BAEE">
-                <v:shape id="_x0000_i5900" type="#_x0000_t75" style="width:13.5pt;height:14.25pt" o:ole="">
-                  <v:imagedata r:id="rId248" o:title=""/>
-                </v:shape>
-                <o:OLEObject Type="Embed" ProgID="Equation.DSMT4" ShapeID="_x0000_i5900" DrawAspect="Content" ObjectID="_1850892423" r:id="rId628"/>
+                <v:shape id="_x0000_i1420" type="#_x0000_t75" style="width:13.5pt;height:14.25pt" o:ole="">
+                  <v:imagedata r:id="rId251" o:title=""/>
+                </v:shape>
+                <o:OLEObject Type="Embed" ProgID="Equation.DSMT4" ShapeID="_x0000_i1420" DrawAspect="Content" ObjectID="_1851483040" r:id="rId631"/>
               </w:object>
             </w:r>
           </w:p>
@@ -27426,10 +27531,10 @@
                 <w:position w:val="-6"/>
               </w:rPr>
               <w:object w:dxaOrig="200" w:dyaOrig="279" w14:anchorId="376B2E6D">
-                <v:shape id="_x0000_i5901" type="#_x0000_t75" style="width:14.25pt;height:14.25pt" o:ole="">
-                  <v:imagedata r:id="rId312" o:title=""/>
-                </v:shape>
-                <o:OLEObject Type="Embed" ProgID="Equation.DSMT4" ShapeID="_x0000_i5901" DrawAspect="Content" ObjectID="_1850892424" r:id="rId629"/>
+                <v:shape id="_x0000_i1421" type="#_x0000_t75" style="width:14.25pt;height:14.25pt" o:ole="">
+                  <v:imagedata r:id="rId315" o:title=""/>
+                </v:shape>
+                <o:OLEObject Type="Embed" ProgID="Equation.DSMT4" ShapeID="_x0000_i1421" DrawAspect="Content" ObjectID="_1851483041" r:id="rId632"/>
               </w:object>
             </w:r>
           </w:p>
@@ -27453,10 +27558,10 @@
                 <w:position w:val="-6"/>
               </w:rPr>
               <w:object w:dxaOrig="200" w:dyaOrig="279" w14:anchorId="25E0F001">
-                <v:shape id="_x0000_i5902" type="#_x0000_t75" style="width:14.25pt;height:14.25pt" o:ole="">
-                  <v:imagedata r:id="rId314" o:title=""/>
-                </v:shape>
-                <o:OLEObject Type="Embed" ProgID="Equation.DSMT4" ShapeID="_x0000_i5902" DrawAspect="Content" ObjectID="_1850892425" r:id="rId630"/>
+                <v:shape id="_x0000_i1422" type="#_x0000_t75" style="width:14.25pt;height:14.25pt" o:ole="">
+                  <v:imagedata r:id="rId317" o:title=""/>
+                </v:shape>
+                <o:OLEObject Type="Embed" ProgID="Equation.DSMT4" ShapeID="_x0000_i1422" DrawAspect="Content" ObjectID="_1851483042" r:id="rId633"/>
               </w:object>
             </w:r>
           </w:p>
@@ -27480,10 +27585,10 @@
                 <w:position w:val="-6"/>
               </w:rPr>
               <w:object w:dxaOrig="200" w:dyaOrig="279" w14:anchorId="41641920">
-                <v:shape id="_x0000_i5903" type="#_x0000_t75" style="width:14.25pt;height:14.25pt" o:ole="">
-                  <v:imagedata r:id="rId316" o:title=""/>
-                </v:shape>
-                <o:OLEObject Type="Embed" ProgID="Equation.DSMT4" ShapeID="_x0000_i5903" DrawAspect="Content" ObjectID="_1850892426" r:id="rId631"/>
+                <v:shape id="_x0000_i1423" type="#_x0000_t75" style="width:14.25pt;height:14.25pt" o:ole="">
+                  <v:imagedata r:id="rId319" o:title=""/>
+                </v:shape>
+                <o:OLEObject Type="Embed" ProgID="Equation.DSMT4" ShapeID="_x0000_i1423" DrawAspect="Content" ObjectID="_1851483043" r:id="rId634"/>
               </w:object>
             </w:r>
           </w:p>
@@ -27507,10 +27612,10 @@
                 <w:position w:val="-6"/>
               </w:rPr>
               <w:object w:dxaOrig="200" w:dyaOrig="279" w14:anchorId="3824B465">
-                <v:shape id="_x0000_i5904" type="#_x0000_t75" style="width:14.25pt;height:14.25pt" o:ole="">
-                  <v:imagedata r:id="rId318" o:title=""/>
-                </v:shape>
-                <o:OLEObject Type="Embed" ProgID="Equation.DSMT4" ShapeID="_x0000_i5904" DrawAspect="Content" ObjectID="_1850892427" r:id="rId632"/>
+                <v:shape id="_x0000_i1424" type="#_x0000_t75" style="width:14.25pt;height:14.25pt" o:ole="">
+                  <v:imagedata r:id="rId321" o:title=""/>
+                </v:shape>
+                <o:OLEObject Type="Embed" ProgID="Equation.DSMT4" ShapeID="_x0000_i1424" DrawAspect="Content" ObjectID="_1851483044" r:id="rId635"/>
               </w:object>
             </w:r>
           </w:p>
@@ -27534,10 +27639,10 @@
                 <w:position w:val="-6"/>
               </w:rPr>
               <w:object w:dxaOrig="200" w:dyaOrig="279" w14:anchorId="73296360">
-                <v:shape id="_x0000_i5905" type="#_x0000_t75" style="width:14.25pt;height:14.25pt" o:ole="">
-                  <v:imagedata r:id="rId320" o:title=""/>
-                </v:shape>
-                <o:OLEObject Type="Embed" ProgID="Equation.DSMT4" ShapeID="_x0000_i5905" DrawAspect="Content" ObjectID="_1850892428" r:id="rId633"/>
+                <v:shape id="_x0000_i1425" type="#_x0000_t75" style="width:14.25pt;height:14.25pt" o:ole="">
+                  <v:imagedata r:id="rId323" o:title=""/>
+                </v:shape>
+                <o:OLEObject Type="Embed" ProgID="Equation.DSMT4" ShapeID="_x0000_i1425" DrawAspect="Content" ObjectID="_1851483045" r:id="rId636"/>
               </w:object>
             </w:r>
           </w:p>
@@ -27561,10 +27666,10 @@
                 <w:position w:val="-6"/>
               </w:rPr>
               <w:object w:dxaOrig="200" w:dyaOrig="279" w14:anchorId="15D64E2B">
-                <v:shape id="_x0000_i5906" type="#_x0000_t75" style="width:14.25pt;height:14.25pt" o:ole="">
-                  <v:imagedata r:id="rId322" o:title=""/>
-                </v:shape>
-                <o:OLEObject Type="Embed" ProgID="Equation.DSMT4" ShapeID="_x0000_i5906" DrawAspect="Content" ObjectID="_1850892429" r:id="rId634"/>
+                <v:shape id="_x0000_i1426" type="#_x0000_t75" style="width:14.25pt;height:14.25pt" o:ole="">
+                  <v:imagedata r:id="rId325" o:title=""/>
+                </v:shape>
+                <o:OLEObject Type="Embed" ProgID="Equation.DSMT4" ShapeID="_x0000_i1426" DrawAspect="Content" ObjectID="_1851483046" r:id="rId637"/>
               </w:object>
             </w:r>
           </w:p>
@@ -27993,27 +28098,12 @@
     </w:p>
     <w:p>
       <w:pPr>
-        <w:ind w:left="60"/>
-        <w:rPr>
-          <w:b/>
-          <w:bCs/>
-          <w:lang w:val="en-US"/>
-        </w:rPr>
-      </w:pPr>
-      <w:r>
-        <w:rPr>
-          <w:b/>
-          <w:bCs/>
-          <w:lang w:val="en-US"/>
-        </w:rPr>
+        <w:pStyle w:val="Titre3"/>
+      </w:pPr>
+      <w:r>
         <w:t xml:space="preserve">Profit distribution </w:t>
       </w:r>
       <w:r>
-        <w:rPr>
-          <w:b/>
-          <w:bCs/>
-          <w:lang w:val="en-US"/>
-        </w:rPr>
         <w:t>(Firms)</w:t>
       </w:r>
     </w:p>
@@ -28033,27 +28123,12 @@
     </w:p>
     <w:p>
       <w:pPr>
-        <w:ind w:left="60"/>
-        <w:rPr>
-          <w:b/>
-          <w:bCs/>
-          <w:lang w:val="en-US"/>
-        </w:rPr>
-      </w:pPr>
-      <w:r>
-        <w:rPr>
-          <w:b/>
-          <w:bCs/>
-          <w:lang w:val="en-US"/>
-        </w:rPr>
+        <w:pStyle w:val="Titre3"/>
+      </w:pPr>
+      <w:r>
         <w:t xml:space="preserve">Profit distribution </w:t>
       </w:r>
       <w:r>
-        <w:rPr>
-          <w:b/>
-          <w:bCs/>
-          <w:lang w:val="en-US"/>
-        </w:rPr>
         <w:t>(Banks)</w:t>
       </w:r>
     </w:p>

--- a/docs/ODD document MC-AB-SFC2.docx
+++ b/docs/ODD document MC-AB-SFC2.docx
@@ -937,7 +937,13 @@
         <w:rPr>
           <w:lang w:val="en-US"/>
         </w:rPr>
-        <w:t xml:space="preserve"> represented in </w:t>
+        <w:t xml:space="preserve"> represented in</w:t>
+      </w:r>
+      <w:r>
+        <w:rPr>
+          <w:lang w:val="en-US"/>
+        </w:rPr>
+        <w:t xml:space="preserve"> </w:t>
       </w:r>
       <w:r>
         <w:rPr>
@@ -949,7 +955,7 @@
         <w:rPr>
           <w:lang w:val="en-US"/>
         </w:rPr>
-        <w:instrText xml:space="preserve"> REF _Ref239087768 \h </w:instrText>
+        <w:instrText xml:space="preserve"> REF _Ref241019700 \h </w:instrText>
       </w:r>
       <w:r>
         <w:rPr>
@@ -1137,213 +1143,22 @@
       </w:pPr>
       <w:r>
         <w:rPr>
-          <w:i/>
-          <w:iCs/>
-          <w:lang w:val="en-US"/>
-        </w:rPr>
-        <w:t>stocks</w:t>
-      </w:r>
-      <w:r>
-        <w:rPr>
-          <w:i/>
-          <w:iCs/>
-          <w:lang w:val="en-US"/>
-        </w:rPr>
-        <w:t xml:space="preserve"> </w:t>
-      </w:r>
-      <w:r>
-        <w:rPr>
-          <w:lang w:val="en-US"/>
-        </w:rPr>
-        <w:t>which represent items created and exchange during interactions</w:t>
-      </w:r>
-      <w:r>
-        <w:rPr>
           <w:noProof/>
-        </w:rPr>
-        <mc:AlternateContent>
-          <mc:Choice Requires="wps">
-            <w:drawing>
-              <wp:anchor distT="0" distB="0" distL="114300" distR="114300" simplePos="0" relativeHeight="251660288" behindDoc="0" locked="0" layoutInCell="1" allowOverlap="1" wp14:anchorId="72ECA639" wp14:editId="54643658">
-                <wp:simplePos x="0" y="0"/>
-                <wp:positionH relativeFrom="column">
-                  <wp:posOffset>607161</wp:posOffset>
-                </wp:positionH>
-                <wp:positionV relativeFrom="paragraph">
-                  <wp:posOffset>2746944</wp:posOffset>
-                </wp:positionV>
-                <wp:extent cx="4137660" cy="472440"/>
-                <wp:effectExtent l="0" t="0" r="0" b="3810"/>
-                <wp:wrapTopAndBottom/>
-                <wp:docPr id="1" name="Zone de texte 1"/>
-                <wp:cNvGraphicFramePr/>
-                <a:graphic xmlns:a="http://schemas.openxmlformats.org/drawingml/2006/main">
-                  <a:graphicData uri="http://schemas.microsoft.com/office/word/2010/wordprocessingShape">
-                    <wps:wsp>
-                      <wps:cNvSpPr txBox="1"/>
-                      <wps:spPr>
-                        <a:xfrm>
-                          <a:off x="0" y="0"/>
-                          <a:ext cx="4137660" cy="472440"/>
-                        </a:xfrm>
-                        <a:prstGeom prst="rect">
-                          <a:avLst/>
-                        </a:prstGeom>
-                        <a:solidFill>
-                          <a:prstClr val="white"/>
-                        </a:solidFill>
-                        <a:ln>
-                          <a:noFill/>
-                        </a:ln>
-                      </wps:spPr>
-                      <wps:txbx>
-                        <w:txbxContent>
-                          <w:p>
-                            <w:pPr>
-                              <w:pStyle w:val="Lgende"/>
-                              <w:rPr>
-                                <w:noProof/>
-                                <w:sz w:val="24"/>
-                              </w:rPr>
-                            </w:pPr>
-                            <w:bookmarkStart w:id="4" w:name="_Ref239087768"/>
-                            <w:bookmarkStart w:id="5" w:name="_Ref239087762"/>
-                            <w:r>
-                              <w:t xml:space="preserve">Figure </w:t>
-                            </w:r>
-                            <w:r>
-                              <w:fldChar w:fldCharType="begin"/>
-                            </w:r>
-                            <w:r>
-                              <w:instrText xml:space="preserve"> SEQ Figure \* ARABIC </w:instrText>
-                            </w:r>
-                            <w:r>
-                              <w:fldChar w:fldCharType="separate"/>
-                            </w:r>
-                            <w:r>
-                              <w:rPr>
-                                <w:noProof/>
-                              </w:rPr>
-                              <w:t>1</w:t>
-                            </w:r>
-                            <w:r>
-                              <w:fldChar w:fldCharType="end"/>
-                            </w:r>
-                            <w:bookmarkEnd w:id="4"/>
-                            <w:r>
-                              <w:t>. Types of entities</w:t>
-                            </w:r>
-                            <w:bookmarkEnd w:id="5"/>
-                          </w:p>
-                        </w:txbxContent>
-                      </wps:txbx>
-                      <wps:bodyPr rot="0" spcFirstLastPara="0" vertOverflow="overflow" horzOverflow="overflow" vert="horz" wrap="square" lIns="0" tIns="0" rIns="0" bIns="0" numCol="1" spcCol="0" rtlCol="0" fromWordArt="0" anchor="t" anchorCtr="0" forceAA="0" compatLnSpc="1">
-                        <a:prstTxWarp prst="textNoShape">
-                          <a:avLst/>
-                        </a:prstTxWarp>
-                        <a:noAutofit/>
-                      </wps:bodyPr>
-                    </wps:wsp>
-                  </a:graphicData>
-                </a:graphic>
-                <wp14:sizeRelV relativeFrom="margin">
-                  <wp14:pctHeight>0</wp14:pctHeight>
-                </wp14:sizeRelV>
-              </wp:anchor>
-            </w:drawing>
-          </mc:Choice>
-          <mc:Fallback>
-            <w:pict>
-              <v:shapetype w14:anchorId="72ECA639" id="_x0000_t202" coordsize="21600,21600" o:spt="202" path="m,l,21600r21600,l21600,xe">
-                <v:stroke joinstyle="miter"/>
-                <v:path gradientshapeok="t" o:connecttype="rect"/>
-              </v:shapetype>
-              <v:shape id="Zone de texte 1" o:spid="_x0000_s1026" type="#_x0000_t202" style="position:absolute;left:0;text-align:left;margin-left:47.8pt;margin-top:216.3pt;width:325.8pt;height:37.2pt;z-index:251660288;visibility:visible;mso-wrap-style:square;mso-height-percent:0;mso-wrap-distance-left:9pt;mso-wrap-distance-top:0;mso-wrap-distance-right:9pt;mso-wrap-distance-bottom:0;mso-position-horizontal:absolute;mso-position-horizontal-relative:text;mso-position-vertical:absolute;mso-position-vertical-relative:text;mso-height-percent:0;mso-height-relative:margin;v-text-anchor:top" o:gfxdata="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" stroked="f">
-                <v:textbox inset="0,0,0,0">
-                  <w:txbxContent>
-                    <w:p>
-                      <w:pPr>
-                        <w:pStyle w:val="Lgende"/>
-                        <w:rPr>
-                          <w:noProof/>
-                          <w:sz w:val="24"/>
-                        </w:rPr>
-                      </w:pPr>
-                      <w:bookmarkStart w:id="6" w:name="_Ref239087768"/>
-                      <w:bookmarkStart w:id="7" w:name="_Ref239087762"/>
-                      <w:r>
-                        <w:t xml:space="preserve">Figure </w:t>
-                      </w:r>
-                      <w:r>
-                        <w:fldChar w:fldCharType="begin"/>
-                      </w:r>
-                      <w:r>
-                        <w:instrText xml:space="preserve"> SEQ Figure \* ARABIC </w:instrText>
-                      </w:r>
-                      <w:r>
-                        <w:fldChar w:fldCharType="separate"/>
-                      </w:r>
-                      <w:r>
-                        <w:rPr>
-                          <w:noProof/>
-                        </w:rPr>
-                        <w:t>1</w:t>
-                      </w:r>
-                      <w:r>
-                        <w:fldChar w:fldCharType="end"/>
-                      </w:r>
-                      <w:bookmarkEnd w:id="6"/>
-                      <w:r>
-                        <w:t>. Types of entities</w:t>
-                      </w:r>
-                      <w:bookmarkEnd w:id="7"/>
-                    </w:p>
-                  </w:txbxContent>
-                </v:textbox>
-                <w10:wrap type="topAndBottom"/>
-              </v:shape>
-            </w:pict>
-          </mc:Fallback>
-        </mc:AlternateContent>
-      </w:r>
-      <w:r>
-        <w:rPr>
-          <w:lang w:val="en-US"/>
-        </w:rPr>
-        <w:t>.</w:t>
-      </w:r>
-      <w:r>
-        <w:rPr>
-          <w:lang w:val="en-US"/>
-        </w:rPr>
-        <w:t xml:space="preserve"> </w:t>
-      </w:r>
-    </w:p>
-    <w:p>
-      <w:pPr>
-        <w:pStyle w:val="Paragraphedeliste"/>
-        <w:rPr>
-          <w:lang w:val="en-US"/>
-        </w:rPr>
-      </w:pPr>
-      <w:r>
-        <w:rPr>
-          <w:noProof/>
           <w:lang w:val="en-US"/>
         </w:rPr>
         <w:drawing>
-          <wp:anchor distT="0" distB="0" distL="114300" distR="114300" simplePos="0" relativeHeight="251658240" behindDoc="0" locked="0" layoutInCell="1" allowOverlap="1" wp14:anchorId="6E2C7719" wp14:editId="3363A437">
+          <wp:anchor distT="0" distB="0" distL="114300" distR="114300" simplePos="0" relativeHeight="251661312" behindDoc="0" locked="0" layoutInCell="1" allowOverlap="1" wp14:anchorId="4CD6A240" wp14:editId="613CBD01">
             <wp:simplePos x="0" y="0"/>
             <wp:positionH relativeFrom="column">
-              <wp:posOffset>1010920</wp:posOffset>
+              <wp:posOffset>1024628</wp:posOffset>
             </wp:positionH>
-            <wp:positionV relativeFrom="page">
-              <wp:posOffset>6276874</wp:posOffset>
+            <wp:positionV relativeFrom="paragraph">
+              <wp:posOffset>566952</wp:posOffset>
             </wp:positionV>
-            <wp:extent cx="3345815" cy="2305050"/>
-            <wp:effectExtent l="0" t="0" r="6985" b="0"/>
+            <wp:extent cx="3420000" cy="2048080"/>
+            <wp:effectExtent l="0" t="0" r="0" b="0"/>
             <wp:wrapTopAndBottom/>
-            <wp:docPr id="2" name="Image 2"/>
+            <wp:docPr id="3" name="Image 3"/>
             <wp:cNvGraphicFramePr>
               <a:graphicFrameLocks xmlns:a="http://schemas.openxmlformats.org/drawingml/2006/main" noChangeAspect="1"/>
             </wp:cNvGraphicFramePr>
@@ -1351,7 +1166,7 @@
               <a:graphicData uri="http://schemas.openxmlformats.org/drawingml/2006/picture">
                 <pic:pic xmlns:pic="http://schemas.openxmlformats.org/drawingml/2006/picture">
                   <pic:nvPicPr>
-                    <pic:cNvPr id="2" name="Image 2"/>
+                    <pic:cNvPr id="3" name="Image 3"/>
                     <pic:cNvPicPr/>
                   </pic:nvPicPr>
                   <pic:blipFill>
@@ -1369,7 +1184,7 @@
                   <pic:spPr>
                     <a:xfrm>
                       <a:off x="0" y="0"/>
-                      <a:ext cx="3345815" cy="2305050"/>
+                      <a:ext cx="3420000" cy="2048080"/>
                     </a:xfrm>
                     <a:prstGeom prst="rect">
                       <a:avLst/>
@@ -1381,189 +1196,427 @@
             <wp14:sizeRelH relativeFrom="margin">
               <wp14:pctWidth>0</wp14:pctWidth>
             </wp14:sizeRelH>
+            <wp14:sizeRelV relativeFrom="margin">
+              <wp14:pctHeight>0</wp14:pctHeight>
+            </wp14:sizeRelV>
           </wp:anchor>
         </w:drawing>
       </w:r>
+      <w:r>
+        <w:rPr>
+          <w:i/>
+          <w:iCs/>
+          <w:lang w:val="en-US"/>
+        </w:rPr>
+        <w:t>account</w:t>
+      </w:r>
+      <w:r>
+        <w:rPr>
+          <w:i/>
+          <w:iCs/>
+          <w:lang w:val="en-US"/>
+        </w:rPr>
+        <w:t>s</w:t>
+      </w:r>
+      <w:r>
+        <w:rPr>
+          <w:i/>
+          <w:iCs/>
+          <w:lang w:val="en-US"/>
+        </w:rPr>
+        <w:t xml:space="preserve"> </w:t>
+      </w:r>
+      <w:r>
+        <w:rPr>
+          <w:lang w:val="en-US"/>
+        </w:rPr>
+        <w:t xml:space="preserve">which represent </w:t>
+      </w:r>
+      <w:r>
+        <w:rPr>
+          <w:lang w:val="en-US"/>
+        </w:rPr>
+        <w:t>stocks or flows of agents after interactions</w:t>
+      </w:r>
+      <w:r>
+        <w:rPr>
+          <w:lang w:val="en-US"/>
+        </w:rPr>
+        <w:t>.</w:t>
+      </w:r>
+      <w:r>
+        <w:rPr>
+          <w:lang w:val="en-US"/>
+        </w:rPr>
+        <w:t xml:space="preserve"> </w:t>
+      </w:r>
     </w:p>
     <w:p>
-      <w:r>
-        <w:t>Expliquer pour un agent a</w:t>
-      </w:r>
-      <w:r>
-        <w:t xml:space="preserve">ura un compte principal et des </w:t>
-      </w:r>
-      <w:proofErr w:type="spellStart"/>
-      <w:r>
-        <w:t>references</w:t>
-      </w:r>
-      <w:proofErr w:type="spellEnd"/>
-      <w:r>
-        <w:t xml:space="preserve"> a d’autres comptes</w:t>
-      </w:r>
+      <w:pPr>
+        <w:keepNext/>
+        <w:ind w:left="360"/>
+        <w:rPr>
+          <w:lang w:val="en-US"/>
+        </w:rPr>
+      </w:pPr>
     </w:p>
     <w:p>
       <w:pPr>
-        <w:rPr>
-          <w:lang w:val="en-US"/>
-        </w:rPr>
-      </w:pPr>
-      <w:r>
-        <w:rPr>
-          <w:lang w:val="en-US"/>
-        </w:rPr>
-        <w:lastRenderedPageBreak/>
-        <w:t xml:space="preserve">This novel entity taxonomy constitutes </w:t>
-      </w:r>
-      <w:r>
-        <w:rPr>
-          <w:lang w:val="en-US"/>
-        </w:rPr>
-        <w:t>an</w:t>
-      </w:r>
-      <w:r>
-        <w:rPr>
-          <w:lang w:val="en-US"/>
-        </w:rPr>
-        <w:t xml:space="preserve"> interpretation of the original model and is not intended to introduce additional economic structures or mechanism. This taxonomy was partly inspired by roles and stocks identified by </w:t>
-      </w:r>
-      <w:proofErr w:type="spellStart"/>
-      <w:r>
-        <w:rPr>
-          <w:lang w:val="en-US"/>
-        </w:rPr>
-        <w:t>Caiani</w:t>
-      </w:r>
-      <w:proofErr w:type="spellEnd"/>
-      <w:r>
-        <w:rPr>
-          <w:lang w:val="en-US"/>
-        </w:rPr>
-        <w:t xml:space="preserve"> and </w:t>
-      </w:r>
-      <w:proofErr w:type="spellStart"/>
-      <w:r>
-        <w:rPr>
-          <w:lang w:val="en-US"/>
-        </w:rPr>
-        <w:t>Caverzasi</w:t>
-      </w:r>
-      <w:proofErr w:type="spellEnd"/>
-      <w:r>
-        <w:rPr>
-          <w:lang w:val="en-US"/>
-        </w:rPr>
-        <w:t xml:space="preserve"> </w:t>
-      </w:r>
-      <w:r>
-        <w:rPr>
-          <w:lang w:val="en-US"/>
-        </w:rPr>
+        <w:pStyle w:val="Lgende"/>
+      </w:pPr>
+      <w:bookmarkStart w:id="4" w:name="_Ref241019700"/>
+      <w:r>
+        <w:t xml:space="preserve">Figure </w:t>
+      </w:r>
+      <w:r>
         <w:fldChar w:fldCharType="begin"/>
       </w:r>
       <w:r>
-        <w:rPr>
-          <w:lang w:val="en-US"/>
-        </w:rPr>
-        <w:instrText xml:space="preserve"> ADDIN ZOTERO_ITEM CSL_CITATION {"citationID":"dpgntze3","properties":{"unsorted":false,"formattedCitation":"(2017)","plainCitation":"(2017)","noteIndex":0},"citationItems":[{"id":4094,"uris":["http://zotero.org/users/6933183/items/QLVVBN8J"],"itemData":{"id":4094,"type":"chapter","abstract":"The chapter presents an excursus on the Agent Based (AB) modeling approach in the ﬁeld of Macroeconomics, with a particular focus on the line of research pushed forward over the last decade by the AB research group at the Marche Polytechnic University of Ancona, to which the authors of this chapter and most of the contributors to the present book belong. The ﬁrst part of the chapter provides an introduction to the methodology, summarizing its historical and theoretical roots, and sketching out its main features. An overview of the recent AB macroeconomic literature is then provided, presenting some of the main “families” of models which have contributed to its development. The second part focuses on the most recent contributions in the ﬁeld provided by the Ancona research group, which are the result of a research agenda aiming at combining the AB bottom-up approach to macroeconomics with the Post-Keynesian Stock Flow Consistent (SFC) modeling framework [59]. These efforts culminated into the release of a brand-new simulation tool suite in Java (the Java Macro Agent Based (JMAB) platform), explicitly designed for AB-SFC models, and of a benchmark AB-SFC model [17], dubbed “the AB Modellaccio”. The In describing these two contributions and their successive reﬁnements, we deepen several important theoretical and technical aspects of the AB-SFC modeling approach, and we argue that this novel framework has the potential to set an alternative paradigm in macro modeling. In the conclusions we reﬂect on the current strengths and limits of the AB and SFC methodologies, highlighting the main challenges to be addressed in the next future.","container-title":"Introduction to Agent-Based Economics","DOI":"10.1016/B978-0-12-803834-5.00004-7","ISBN":"978-0-12-803834-5","language":"en","page":"15-64","publisher":"Elsevier","source":"DOI.org (Crossref)","title":"Decentralized Interacting Macroeconomics and the Agent-Based “Modellaccio”","URL":"https://linkinghub.elsevier.com/retrieve/pii/B9780128038345000047","author":[{"family":"Caiani","given":"Alessandro"},{"family":"Caverzasi","given":"Eugenio"}],"accessed":{"date-parts":[["2021",12,5]]},"issued":{"date-parts":[["2017"]]}},"suppress-author":true}],"schema":"https://github.com/citation-style-language/schema/raw/master/csl-citation.json"} </w:instrText>
-      </w:r>
-      <w:r>
-        <w:rPr>
-          <w:lang w:val="en-US"/>
-        </w:rPr>
+        <w:instrText xml:space="preserve"> SEQ Figure \* ARABIC </w:instrText>
+      </w:r>
+      <w:r>
         <w:fldChar w:fldCharType="separate"/>
       </w:r>
       <w:r>
         <w:rPr>
-          <w:rFonts w:cs="Times New Roman"/>
-          <w:lang w:val="en-US"/>
-        </w:rPr>
-        <w:t>(2017)</w:t>
-      </w:r>
-      <w:r>
-        <w:rPr>
-          <w:lang w:val="en-US"/>
-        </w:rPr>
+          <w:noProof/>
+        </w:rPr>
+        <w:t>1</w:t>
+      </w:r>
+      <w:r>
         <w:fldChar w:fldCharType="end"/>
       </w:r>
-      <w:r>
-        <w:rPr>
-          <w:lang w:val="en-US"/>
-        </w:rPr>
-        <w:t xml:space="preserve"> and </w:t>
-      </w:r>
-      <w:proofErr w:type="spellStart"/>
-      <w:r>
-        <w:rPr>
-          <w:lang w:val="en-US"/>
-        </w:rPr>
-        <w:t>Seppecher</w:t>
-      </w:r>
-      <w:proofErr w:type="spellEnd"/>
-      <w:r>
-        <w:rPr>
-          <w:lang w:val="en-US"/>
-        </w:rPr>
-        <w:t xml:space="preserve"> </w:t>
-      </w:r>
-      <w:r>
-        <w:rPr>
-          <w:lang w:val="en-US"/>
-        </w:rPr>
-        <w:fldChar w:fldCharType="begin"/>
-      </w:r>
-      <w:r>
-        <w:rPr>
-          <w:lang w:val="en-US"/>
-        </w:rPr>
-        <w:instrText xml:space="preserve"> ADDIN ZOTERO_ITEM CSL_CITATION {"citationID":"1rQCi3kD","properties":{"unsorted":false,"formattedCitation":"(2011)","plainCitation":"(2011)","noteIndex":0},"citationItems":[{"id":2873,"uris":["http://zotero.org/users/6933183/items/9Y398P8S"],"itemData":{"id":2873,"type":"thesis","genre":"Economies et finances","language":"fr","publisher":"Université Nice Sophia Antipolis","publisher-place":"France","source":"Zotero","title":"Modélisation multi-agents d'une économie monétaire de production: un système dynamique et complexe d'interactions réelles et monétaires entre des agents multiples, hétérogènes, autonomes et concurrents","author":[{"family":"Seppecher","given":"Pascal"}],"issued":{"date-parts":[["2011",12]]}},"suppress-author":true}],"schema":"https://github.com/citation-style-language/schema/raw/master/csl-citation.json"} </w:instrText>
-      </w:r>
-      <w:r>
-        <w:rPr>
-          <w:lang w:val="en-US"/>
-        </w:rPr>
-        <w:fldChar w:fldCharType="separate"/>
-      </w:r>
-      <w:r>
-        <w:rPr>
-          <w:rFonts w:cs="Times New Roman"/>
-          <w:lang w:val="en-US"/>
-        </w:rPr>
-        <w:t>(2011)</w:t>
-      </w:r>
-      <w:r>
-        <w:rPr>
-          <w:lang w:val="en-US"/>
-        </w:rPr>
-        <w:fldChar w:fldCharType="end"/>
-      </w:r>
-      <w:r>
-        <w:rPr>
-          <w:lang w:val="en-US"/>
-        </w:rPr>
-        <w:t xml:space="preserve"> in </w:t>
-      </w:r>
-      <w:r>
-        <w:rPr>
-          <w:lang w:val="en-US"/>
-        </w:rPr>
-        <w:t xml:space="preserve">their </w:t>
-      </w:r>
-      <w:r>
-        <w:rPr>
-          <w:lang w:val="en-US"/>
-        </w:rPr>
-        <w:t xml:space="preserve">AB-SFC models. </w:t>
+      <w:bookmarkEnd w:id="4"/>
+      <w:r>
+        <w:t>. Types of entities</w:t>
       </w:r>
     </w:p>
     <w:p>
       <w:pPr>
+        <w:rPr>
+          <w:color w:val="FF0000"/>
+        </w:rPr>
+      </w:pPr>
+      <w:commentRangeStart w:id="5"/>
+      <w:r>
+        <w:rPr>
+          <w:color w:val="FF0000"/>
+        </w:rPr>
+        <w:t xml:space="preserve">Expliquer pour un agent aura un compte principal et des </w:t>
+      </w:r>
+      <w:proofErr w:type="spellStart"/>
+      <w:r>
+        <w:rPr>
+          <w:color w:val="FF0000"/>
+        </w:rPr>
+        <w:t>references</w:t>
+      </w:r>
+      <w:proofErr w:type="spellEnd"/>
+      <w:r>
+        <w:rPr>
+          <w:color w:val="FF0000"/>
+        </w:rPr>
+        <w:t xml:space="preserve"> a d’autres comptes</w:t>
+      </w:r>
+      <w:commentRangeEnd w:id="5"/>
+      <w:r>
+        <w:rPr>
+          <w:rStyle w:val="Marquedecommentaire"/>
+          <w:color w:val="FF0000"/>
+        </w:rPr>
+        <w:commentReference w:id="5"/>
+      </w:r>
+    </w:p>
+    <w:p>
+      <w:pPr>
+        <w:rPr>
+          <w:color w:val="FF0000"/>
+        </w:rPr>
+      </w:pPr>
+      <w:commentRangeStart w:id="6"/>
+      <w:r>
+        <w:rPr>
+          <w:color w:val="FF0000"/>
+        </w:rPr>
+        <w:lastRenderedPageBreak/>
+        <w:t xml:space="preserve">Expliquer le </w:t>
+      </w:r>
+      <w:proofErr w:type="spellStart"/>
+      <w:r>
+        <w:rPr>
+          <w:color w:val="FF0000"/>
+        </w:rPr>
+        <w:t>role</w:t>
+      </w:r>
+      <w:proofErr w:type="spellEnd"/>
+      <w:r>
+        <w:rPr>
+          <w:color w:val="FF0000"/>
+        </w:rPr>
+        <w:t xml:space="preserve"> de </w:t>
+      </w:r>
+      <w:proofErr w:type="spellStart"/>
+      <w:r>
+        <w:rPr>
+          <w:color w:val="FF0000"/>
+        </w:rPr>
+        <w:t>env</w:t>
+      </w:r>
+      <w:proofErr w:type="spellEnd"/>
+      <w:r>
+        <w:rPr>
+          <w:color w:val="FF0000"/>
+        </w:rPr>
+        <w:t xml:space="preserve"> par rapport aux autres </w:t>
+      </w:r>
+      <w:proofErr w:type="spellStart"/>
+      <w:r>
+        <w:rPr>
+          <w:color w:val="FF0000"/>
+        </w:rPr>
+        <w:t>psaces</w:t>
+      </w:r>
+      <w:proofErr w:type="spellEnd"/>
+      <w:r>
+        <w:rPr>
+          <w:color w:val="FF0000"/>
+        </w:rPr>
+        <w:t xml:space="preserve"> et sa </w:t>
+      </w:r>
+      <w:proofErr w:type="spellStart"/>
+      <w:r>
+        <w:rPr>
+          <w:color w:val="FF0000"/>
+        </w:rPr>
+        <w:t>necessite</w:t>
+      </w:r>
+      <w:proofErr w:type="spellEnd"/>
+      <w:r>
+        <w:rPr>
+          <w:color w:val="FF0000"/>
+        </w:rPr>
+        <w:t xml:space="preserve"> </w:t>
+      </w:r>
+      <w:proofErr w:type="gramStart"/>
+      <w:r>
+        <w:rPr>
+          <w:color w:val="FF0000"/>
+        </w:rPr>
+        <w:t>pour  assurer</w:t>
+      </w:r>
+      <w:proofErr w:type="gramEnd"/>
+      <w:r>
+        <w:rPr>
+          <w:color w:val="FF0000"/>
+        </w:rPr>
+        <w:t xml:space="preserve"> la </w:t>
+      </w:r>
+      <w:proofErr w:type="spellStart"/>
+      <w:r>
+        <w:rPr>
+          <w:color w:val="FF0000"/>
+        </w:rPr>
+        <w:t>ocompatbilite</w:t>
+      </w:r>
+      <w:proofErr w:type="spellEnd"/>
+      <w:r>
+        <w:rPr>
+          <w:color w:val="FF0000"/>
+        </w:rPr>
+        <w:t xml:space="preserve"> et mettre au renvoi au </w:t>
+      </w:r>
+      <w:proofErr w:type="spellStart"/>
+      <w:r>
+        <w:rPr>
+          <w:color w:val="FF0000"/>
+        </w:rPr>
+        <w:t>metamodle</w:t>
+      </w:r>
+      <w:proofErr w:type="spellEnd"/>
+      <w:r>
+        <w:rPr>
+          <w:color w:val="FF0000"/>
+        </w:rPr>
+        <w:t xml:space="preserve"> </w:t>
+      </w:r>
+      <w:proofErr w:type="spellStart"/>
+      <w:r>
+        <w:rPr>
+          <w:color w:val="FF0000"/>
+        </w:rPr>
+        <w:t>masq</w:t>
+      </w:r>
+      <w:commentRangeEnd w:id="6"/>
+      <w:proofErr w:type="spellEnd"/>
+      <w:r>
+        <w:rPr>
+          <w:rStyle w:val="Marquedecommentaire"/>
+        </w:rPr>
+        <w:commentReference w:id="6"/>
+      </w:r>
+    </w:p>
+    <w:p>
+      <w:pPr>
+        <w:rPr>
+          <w:lang w:val="en-US"/>
+        </w:rPr>
+      </w:pPr>
+      <w:r>
+        <w:rPr>
+          <w:lang w:val="en-US"/>
+        </w:rPr>
+        <w:t xml:space="preserve">This novel entity taxonomy constitutes </w:t>
+      </w:r>
+      <w:r>
+        <w:rPr>
+          <w:lang w:val="en-US"/>
+        </w:rPr>
+        <w:t>an</w:t>
+      </w:r>
+      <w:r>
+        <w:rPr>
+          <w:lang w:val="en-US"/>
+        </w:rPr>
+        <w:t xml:space="preserve"> interpretation of the original model and is not intended to introduce additional economic structures or mechanism. This taxonomy was partly inspired by roles and stocks identified by </w:t>
+      </w:r>
+      <w:proofErr w:type="spellStart"/>
+      <w:r>
+        <w:rPr>
+          <w:lang w:val="en-US"/>
+        </w:rPr>
+        <w:t>Caiani</w:t>
+      </w:r>
+      <w:proofErr w:type="spellEnd"/>
+      <w:r>
+        <w:rPr>
+          <w:lang w:val="en-US"/>
+        </w:rPr>
+        <w:t xml:space="preserve"> and </w:t>
+      </w:r>
+      <w:proofErr w:type="spellStart"/>
+      <w:r>
+        <w:rPr>
+          <w:lang w:val="en-US"/>
+        </w:rPr>
+        <w:t>Caverzasi</w:t>
+      </w:r>
+      <w:proofErr w:type="spellEnd"/>
+      <w:r>
+        <w:rPr>
+          <w:lang w:val="en-US"/>
+        </w:rPr>
+        <w:t xml:space="preserve"> </w:t>
+      </w:r>
+      <w:r>
+        <w:rPr>
+          <w:lang w:val="en-US"/>
+        </w:rPr>
+        <w:fldChar w:fldCharType="begin"/>
+      </w:r>
+      <w:r>
+        <w:rPr>
+          <w:lang w:val="en-US"/>
+        </w:rPr>
+        <w:instrText xml:space="preserve"> ADDIN ZOTERO_ITEM CSL_CITATION {"citationID":"dpgntze3","properties":{"unsorted":false,"formattedCitation":"(2017)","plainCitation":"(2017)","noteIndex":0},"citationItems":[{"id":4094,"uris":["http://zotero.org/users/6933183/items/QLVVBN8J"],"itemData":{"id":4094,"type":"chapter","abstract":"The chapter presents an excursus on the Agent Based (AB) modeling approach in the ﬁeld of Macroeconomics, with a particular focus on the line of research pushed forward over the last decade by the AB research group at the Marche Polytechnic University of Ancona, to which the authors of this chapter and most of the contributors to the present book belong. The ﬁrst part of the chapter provides an introduction to the methodology, summarizing its historical and theoretical roots, and sketching out its main features. An overview of the recent AB macroeconomic literature is then provided, presenting some of the main “families” of models which have contributed to its development. The second part focuses on the most recent contributions in the ﬁeld provided by the Ancona research group, which are the result of a research agenda aiming at combining the AB bottom-up approach to macroeconomics with the Post-Keynesian Stock Flow Consistent (SFC) modeling framework [59]. These efforts culminated into the release of a brand-new simulation tool suite in Java (the Java Macro Agent Based (JMAB) platform), explicitly designed for AB-SFC models, and of a benchmark AB-SFC model [17], dubbed “the AB Modellaccio”. The In describing these two contributions and their successive reﬁnements, we deepen several important theoretical and technical aspects of the AB-SFC modeling approach, and we argue that this novel framework has the potential to set an alternative paradigm in macro modeling. In the conclusions we reﬂect on the current strengths and limits of the AB and SFC methodologies, highlighting the main challenges to be addressed in the next future.","container-title":"Introduction to Agent-Based Economics","DOI":"10.1016/B978-0-12-803834-5.00004-7","ISBN":"978-0-12-803834-5","language":"en","page":"15-64","publisher":"Elsevier","source":"DOI.org (Crossref)","title":"Decentralized Interacting Macroeconomics and the Agent-Based “Modellaccio”","URL":"https://linkinghub.elsevier.com/retrieve/pii/B9780128038345000047","author":[{"family":"Caiani","given":"Alessandro"},{"family":"Caverzasi","given":"Eugenio"}],"accessed":{"date-parts":[["2021",12,5]]},"issued":{"date-parts":[["2017"]]}},"suppress-author":true}],"schema":"https://github.com/citation-style-language/schema/raw/master/csl-citation.json"} </w:instrText>
+      </w:r>
+      <w:r>
+        <w:rPr>
+          <w:lang w:val="en-US"/>
+        </w:rPr>
+        <w:fldChar w:fldCharType="separate"/>
+      </w:r>
+      <w:r>
+        <w:rPr>
+          <w:rFonts w:cs="Times New Roman"/>
+          <w:lang w:val="en-US"/>
+        </w:rPr>
+        <w:t>(2017)</w:t>
+      </w:r>
+      <w:r>
+        <w:rPr>
+          <w:lang w:val="en-US"/>
+        </w:rPr>
+        <w:fldChar w:fldCharType="end"/>
+      </w:r>
+      <w:r>
+        <w:rPr>
+          <w:lang w:val="en-US"/>
+        </w:rPr>
+        <w:t xml:space="preserve"> and </w:t>
+      </w:r>
+      <w:proofErr w:type="spellStart"/>
+      <w:r>
+        <w:rPr>
+          <w:lang w:val="en-US"/>
+        </w:rPr>
+        <w:t>Seppecher</w:t>
+      </w:r>
+      <w:proofErr w:type="spellEnd"/>
+      <w:r>
+        <w:rPr>
+          <w:lang w:val="en-US"/>
+        </w:rPr>
+        <w:t xml:space="preserve"> </w:t>
+      </w:r>
+      <w:r>
+        <w:rPr>
+          <w:lang w:val="en-US"/>
+        </w:rPr>
+        <w:fldChar w:fldCharType="begin"/>
+      </w:r>
+      <w:r>
+        <w:rPr>
+          <w:lang w:val="en-US"/>
+        </w:rPr>
+        <w:instrText xml:space="preserve"> ADDIN ZOTERO_ITEM CSL_CITATION {"citationID":"1rQCi3kD","properties":{"unsorted":false,"formattedCitation":"(2011)","plainCitation":"(2011)","noteIndex":0},"citationItems":[{"id":2873,"uris":["http://zotero.org/users/6933183/items/9Y398P8S"],"itemData":{"id":2873,"type":"thesis","genre":"Economies et finances","language":"fr","publisher":"Université Nice Sophia Antipolis","publisher-place":"France","source":"Zotero","title":"Modélisation multi-agents d'une économie monétaire de production: un système dynamique et complexe d'interactions réelles et monétaires entre des agents multiples, hétérogènes, autonomes et concurrents","author":[{"family":"Seppecher","given":"Pascal"}],"issued":{"date-parts":[["2011",12]]}},"suppress-author":true}],"schema":"https://github.com/citation-style-language/schema/raw/master/csl-citation.json"} </w:instrText>
+      </w:r>
+      <w:r>
+        <w:rPr>
+          <w:lang w:val="en-US"/>
+        </w:rPr>
+        <w:fldChar w:fldCharType="separate"/>
+      </w:r>
+      <w:r>
+        <w:rPr>
+          <w:rFonts w:cs="Times New Roman"/>
+          <w:lang w:val="en-US"/>
+        </w:rPr>
+        <w:t>(2011)</w:t>
+      </w:r>
+      <w:r>
+        <w:rPr>
+          <w:lang w:val="en-US"/>
+        </w:rPr>
+        <w:fldChar w:fldCharType="end"/>
+      </w:r>
+      <w:r>
+        <w:rPr>
+          <w:lang w:val="en-US"/>
+        </w:rPr>
+        <w:t xml:space="preserve"> in </w:t>
+      </w:r>
+      <w:r>
+        <w:rPr>
+          <w:lang w:val="en-US"/>
+        </w:rPr>
+        <w:t xml:space="preserve">their </w:t>
+      </w:r>
+      <w:r>
+        <w:rPr>
+          <w:lang w:val="en-US"/>
+        </w:rPr>
+        <w:t xml:space="preserve">AB-SFC models. </w:t>
+      </w:r>
+    </w:p>
+    <w:p>
+      <w:pPr>
         <w:pStyle w:val="Titre3"/>
       </w:pPr>
       <w:r>
         <w:t>Agent types and states variables</w:t>
       </w:r>
-      <w:commentRangeStart w:id="8"/>
-      <w:commentRangeEnd w:id="8"/>
+      <w:commentRangeStart w:id="7"/>
+      <w:commentRangeEnd w:id="7"/>
       <w:r>
         <w:rPr>
           <w:rStyle w:val="Marquedecommentaire"/>
@@ -1571,7 +1624,7 @@
           <w:b w:val="0"/>
           <w:lang w:val="fr-CM"/>
         </w:rPr>
-        <w:commentReference w:id="8"/>
+        <w:commentReference w:id="7"/>
       </w:r>
     </w:p>
     <w:p>
@@ -2089,8 +2142,8 @@
       <w:pPr>
         <w:pStyle w:val="Lgende"/>
       </w:pPr>
-      <w:bookmarkStart w:id="9" w:name="_Ref239090665"/>
-      <w:bookmarkStart w:id="10" w:name="_Toc210661565"/>
+      <w:bookmarkStart w:id="8" w:name="_Ref239090665"/>
+      <w:bookmarkStart w:id="9" w:name="_Toc210661565"/>
       <w:r>
         <w:t xml:space="preserve">Table </w:t>
       </w:r>
@@ -2112,26 +2165,26 @@
       <w:r>
         <w:fldChar w:fldCharType="end"/>
       </w:r>
+      <w:bookmarkEnd w:id="8"/>
+      <w:r>
+        <w:t xml:space="preserve">. </w:t>
+      </w:r>
+      <w:r>
+        <w:t>Agents</w:t>
+      </w:r>
+      <w:r>
+        <w:t>’ state</w:t>
+      </w:r>
+      <w:r>
+        <w:t xml:space="preserve"> </w:t>
+      </w:r>
+      <w:r>
+        <w:t xml:space="preserve">decisions </w:t>
+      </w:r>
+      <w:r>
+        <w:t>variables</w:t>
+      </w:r>
       <w:bookmarkEnd w:id="9"/>
-      <w:r>
-        <w:t xml:space="preserve">. </w:t>
-      </w:r>
-      <w:r>
-        <w:t>Agents</w:t>
-      </w:r>
-      <w:r>
-        <w:t>’ state</w:t>
-      </w:r>
-      <w:r>
-        <w:t xml:space="preserve"> </w:t>
-      </w:r>
-      <w:r>
-        <w:t xml:space="preserve">decisions </w:t>
-      </w:r>
-      <w:r>
-        <w:t>variables</w:t>
-      </w:r>
-      <w:bookmarkEnd w:id="10"/>
     </w:p>
     <w:tbl>
       <w:tblPr>
@@ -2333,7 +2386,7 @@
                 <v:shape id="_x0000_i1025" type="#_x0000_t75" style="width:18pt;height:18.75pt" o:ole="">
                   <v:imagedata r:id="rId11" o:title=""/>
                 </v:shape>
-                <o:OLEObject Type="Embed" ProgID="Equation.DSMT4" ShapeID="_x0000_i1025" DrawAspect="Content" ObjectID="_1851482643" r:id="rId12"/>
+                <o:OLEObject Type="Embed" ProgID="Equation.DSMT4" ShapeID="_x0000_i1025" DrawAspect="Content" ObjectID="_1851668333" r:id="rId12"/>
               </w:object>
             </w:r>
           </w:p>
@@ -2383,7 +2436,7 @@
                 <v:shape id="_x0000_i1026" type="#_x0000_t75" style="width:12.75pt;height:12.75pt" o:ole="">
                   <v:imagedata r:id="rId13" o:title=""/>
                 </v:shape>
-                <o:OLEObject Type="Embed" ProgID="Equation.DSMT4" ShapeID="_x0000_i1026" DrawAspect="Content" ObjectID="_1851482644" r:id="rId14"/>
+                <o:OLEObject Type="Embed" ProgID="Equation.DSMT4" ShapeID="_x0000_i1026" DrawAspect="Content" ObjectID="_1851668334" r:id="rId14"/>
               </w:object>
             </w:r>
           </w:p>
@@ -2453,7 +2506,7 @@
                 <v:shape id="_x0000_i1027" type="#_x0000_t75" style="width:18.75pt;height:18.75pt" o:ole="">
                   <v:imagedata r:id="rId15" o:title=""/>
                 </v:shape>
-                <o:OLEObject Type="Embed" ProgID="Equation.DSMT4" ShapeID="_x0000_i1027" DrawAspect="Content" ObjectID="_1851482645" r:id="rId16"/>
+                <o:OLEObject Type="Embed" ProgID="Equation.DSMT4" ShapeID="_x0000_i1027" DrawAspect="Content" ObjectID="_1851668335" r:id="rId16"/>
               </w:object>
             </w:r>
           </w:p>
@@ -2503,7 +2556,7 @@
                 <v:shape id="_x0000_i1028" type="#_x0000_t75" style="width:16.5pt;height:15pt" o:ole="">
                   <v:imagedata r:id="rId17" o:title=""/>
                 </v:shape>
-                <o:OLEObject Type="Embed" ProgID="Equation.DSMT4" ShapeID="_x0000_i1028" DrawAspect="Content" ObjectID="_1851482646" r:id="rId18"/>
+                <o:OLEObject Type="Embed" ProgID="Equation.DSMT4" ShapeID="_x0000_i1028" DrawAspect="Content" ObjectID="_1851668336" r:id="rId18"/>
               </w:object>
             </w:r>
           </w:p>
@@ -2573,7 +2626,7 @@
                 <v:shape id="_x0000_i1029" type="#_x0000_t75" style="width:18pt;height:18.75pt" o:ole="">
                   <v:imagedata r:id="rId19" o:title=""/>
                 </v:shape>
-                <o:OLEObject Type="Embed" ProgID="Equation.DSMT4" ShapeID="_x0000_i1029" DrawAspect="Content" ObjectID="_1851482647" r:id="rId20"/>
+                <o:OLEObject Type="Embed" ProgID="Equation.DSMT4" ShapeID="_x0000_i1029" DrawAspect="Content" ObjectID="_1851668337" r:id="rId20"/>
               </w:object>
             </w:r>
           </w:p>
@@ -2623,7 +2676,7 @@
                 <v:shape id="_x0000_i1030" type="#_x0000_t75" style="width:16.5pt;height:15pt" o:ole="">
                   <v:imagedata r:id="rId21" o:title=""/>
                 </v:shape>
-                <o:OLEObject Type="Embed" ProgID="Equation.DSMT4" ShapeID="_x0000_i1030" DrawAspect="Content" ObjectID="_1851482648" r:id="rId22"/>
+                <o:OLEObject Type="Embed" ProgID="Equation.DSMT4" ShapeID="_x0000_i1030" DrawAspect="Content" ObjectID="_1851668338" r:id="rId22"/>
               </w:object>
             </w:r>
           </w:p>
@@ -2693,7 +2746,7 @@
                 <v:shape id="_x0000_i1031" type="#_x0000_t75" style="width:18pt;height:18.75pt" o:ole="">
                   <v:imagedata r:id="rId23" o:title=""/>
                 </v:shape>
-                <o:OLEObject Type="Embed" ProgID="Equation.DSMT4" ShapeID="_x0000_i1031" DrawAspect="Content" ObjectID="_1851482649" r:id="rId24"/>
+                <o:OLEObject Type="Embed" ProgID="Equation.DSMT4" ShapeID="_x0000_i1031" DrawAspect="Content" ObjectID="_1851668339" r:id="rId24"/>
               </w:object>
             </w:r>
           </w:p>
@@ -2743,7 +2796,7 @@
                 <v:shape id="_x0000_i1032" type="#_x0000_t75" style="width:16.5pt;height:15pt" o:ole="">
                   <v:imagedata r:id="rId25" o:title=""/>
                 </v:shape>
-                <o:OLEObject Type="Embed" ProgID="Equation.DSMT4" ShapeID="_x0000_i1032" DrawAspect="Content" ObjectID="_1851482650" r:id="rId26"/>
+                <o:OLEObject Type="Embed" ProgID="Equation.DSMT4" ShapeID="_x0000_i1032" DrawAspect="Content" ObjectID="_1851668340" r:id="rId26"/>
               </w:object>
             </w:r>
           </w:p>
@@ -2822,7 +2875,7 @@
                 <v:shape id="_x0000_i1033" type="#_x0000_t75" style="width:15.75pt;height:18pt" o:ole="">
                   <v:imagedata r:id="rId27" o:title=""/>
                 </v:shape>
-                <o:OLEObject Type="Embed" ProgID="Equation.DSMT4" ShapeID="_x0000_i1033" DrawAspect="Content" ObjectID="_1851482651" r:id="rId28"/>
+                <o:OLEObject Type="Embed" ProgID="Equation.DSMT4" ShapeID="_x0000_i1033" DrawAspect="Content" ObjectID="_1851668341" r:id="rId28"/>
               </w:object>
             </w:r>
           </w:p>
@@ -2872,7 +2925,7 @@
                 <v:shape id="_x0000_i1034" type="#_x0000_t75" style="width:16.5pt;height:15pt" o:ole="">
                   <v:imagedata r:id="rId29" o:title=""/>
                 </v:shape>
-                <o:OLEObject Type="Embed" ProgID="Equation.DSMT4" ShapeID="_x0000_i1034" DrawAspect="Content" ObjectID="_1851482652" r:id="rId30"/>
+                <o:OLEObject Type="Embed" ProgID="Equation.DSMT4" ShapeID="_x0000_i1034" DrawAspect="Content" ObjectID="_1851668342" r:id="rId30"/>
               </w:object>
             </w:r>
           </w:p>
@@ -2942,7 +2995,7 @@
                 <v:shape id="_x0000_i1035" type="#_x0000_t75" style="width:15.75pt;height:18pt" o:ole="">
                   <v:imagedata r:id="rId31" o:title=""/>
                 </v:shape>
-                <o:OLEObject Type="Embed" ProgID="Equation.DSMT4" ShapeID="_x0000_i1035" DrawAspect="Content" ObjectID="_1851482653" r:id="rId32"/>
+                <o:OLEObject Type="Embed" ProgID="Equation.DSMT4" ShapeID="_x0000_i1035" DrawAspect="Content" ObjectID="_1851668343" r:id="rId32"/>
               </w:object>
             </w:r>
           </w:p>
@@ -2992,7 +3045,7 @@
                 <v:shape id="_x0000_i1036" type="#_x0000_t75" style="width:16.5pt;height:15pt" o:ole="">
                   <v:imagedata r:id="rId33" o:title=""/>
                 </v:shape>
-                <o:OLEObject Type="Embed" ProgID="Equation.DSMT4" ShapeID="_x0000_i1036" DrawAspect="Content" ObjectID="_1851482654" r:id="rId34"/>
+                <o:OLEObject Type="Embed" ProgID="Equation.DSMT4" ShapeID="_x0000_i1036" DrawAspect="Content" ObjectID="_1851668344" r:id="rId34"/>
               </w:object>
             </w:r>
           </w:p>
@@ -3071,7 +3124,7 @@
                 <v:shape id="_x0000_i1037" type="#_x0000_t75" style="width:18.75pt;height:20.25pt" o:ole="">
                   <v:imagedata r:id="rId35" o:title=""/>
                 </v:shape>
-                <o:OLEObject Type="Embed" ProgID="Equation.DSMT4" ShapeID="_x0000_i1037" DrawAspect="Content" ObjectID="_1851482655" r:id="rId36"/>
+                <o:OLEObject Type="Embed" ProgID="Equation.DSMT4" ShapeID="_x0000_i1037" DrawAspect="Content" ObjectID="_1851668345" r:id="rId36"/>
               </w:object>
             </w:r>
           </w:p>
@@ -3121,7 +3174,7 @@
                 <v:shape id="_x0000_i1038" type="#_x0000_t75" style="width:16.5pt;height:15pt" o:ole="">
                   <v:imagedata r:id="rId37" o:title=""/>
                 </v:shape>
-                <o:OLEObject Type="Embed" ProgID="Equation.DSMT4" ShapeID="_x0000_i1038" DrawAspect="Content" ObjectID="_1851482656" r:id="rId38"/>
+                <o:OLEObject Type="Embed" ProgID="Equation.DSMT4" ShapeID="_x0000_i1038" DrawAspect="Content" ObjectID="_1851668346" r:id="rId38"/>
               </w:object>
             </w:r>
           </w:p>
@@ -3191,7 +3244,7 @@
                 <v:shape id="_x0000_i1039" type="#_x0000_t75" style="width:14.25pt;height:20.25pt" o:ole="">
                   <v:imagedata r:id="rId39" o:title=""/>
                 </v:shape>
-                <o:OLEObject Type="Embed" ProgID="Equation.DSMT4" ShapeID="_x0000_i1039" DrawAspect="Content" ObjectID="_1851482657" r:id="rId40"/>
+                <o:OLEObject Type="Embed" ProgID="Equation.DSMT4" ShapeID="_x0000_i1039" DrawAspect="Content" ObjectID="_1851668347" r:id="rId40"/>
               </w:object>
             </w:r>
           </w:p>
@@ -3241,7 +3294,7 @@
                 <v:shape id="_x0000_i1040" type="#_x0000_t75" style="width:16.5pt;height:15pt" o:ole="">
                   <v:imagedata r:id="rId41" o:title=""/>
                 </v:shape>
-                <o:OLEObject Type="Embed" ProgID="Equation.DSMT4" ShapeID="_x0000_i1040" DrawAspect="Content" ObjectID="_1851482658" r:id="rId42"/>
+                <o:OLEObject Type="Embed" ProgID="Equation.DSMT4" ShapeID="_x0000_i1040" DrawAspect="Content" ObjectID="_1851668348" r:id="rId42"/>
               </w:object>
             </w:r>
           </w:p>
@@ -3320,7 +3373,7 @@
                 <v:shape id="_x0000_i1041" type="#_x0000_t75" style="width:13.5pt;height:18pt" o:ole="">
                   <v:imagedata r:id="rId43" o:title=""/>
                 </v:shape>
-                <o:OLEObject Type="Embed" ProgID="Equation.DSMT4" ShapeID="_x0000_i1041" DrawAspect="Content" ObjectID="_1851482659" r:id="rId44"/>
+                <o:OLEObject Type="Embed" ProgID="Equation.DSMT4" ShapeID="_x0000_i1041" DrawAspect="Content" ObjectID="_1851668349" r:id="rId44"/>
               </w:object>
             </w:r>
           </w:p>
@@ -3370,7 +3423,7 @@
                 <v:shape id="_x0000_i1042" type="#_x0000_t75" style="width:16.5pt;height:15pt" o:ole="">
                   <v:imagedata r:id="rId37" o:title=""/>
                 </v:shape>
-                <o:OLEObject Type="Embed" ProgID="Equation.DSMT4" ShapeID="_x0000_i1042" DrawAspect="Content" ObjectID="_1851482660" r:id="rId45"/>
+                <o:OLEObject Type="Embed" ProgID="Equation.DSMT4" ShapeID="_x0000_i1042" DrawAspect="Content" ObjectID="_1851668350" r:id="rId45"/>
               </w:object>
             </w:r>
           </w:p>
@@ -3425,6 +3478,7 @@
                 <w:i/>
                 <w:iCs/>
               </w:rPr>
+              <w:lastRenderedPageBreak/>
               <w:t>Government</w:t>
             </w:r>
           </w:p>
@@ -3452,7 +3506,7 @@
                 <v:shape id="_x0000_i1043" type="#_x0000_t75" style="width:16.5pt;height:18pt" o:ole="">
                   <v:imagedata r:id="rId46" o:title=""/>
                 </v:shape>
-                <o:OLEObject Type="Embed" ProgID="Equation.DSMT4" ShapeID="_x0000_i1043" DrawAspect="Content" ObjectID="_1851482661" r:id="rId47"/>
+                <o:OLEObject Type="Embed" ProgID="Equation.DSMT4" ShapeID="_x0000_i1043" DrawAspect="Content" ObjectID="_1851668351" r:id="rId47"/>
               </w:object>
             </w:r>
           </w:p>
@@ -3500,7 +3554,7 @@
                 <v:shape id="_x0000_i1044" type="#_x0000_t75" style="width:16.5pt;height:15pt" o:ole="">
                   <v:imagedata r:id="rId41" o:title=""/>
                 </v:shape>
-                <o:OLEObject Type="Embed" ProgID="Equation.DSMT4" ShapeID="_x0000_i1044" DrawAspect="Content" ObjectID="_1851482662" r:id="rId48"/>
+                <o:OLEObject Type="Embed" ProgID="Equation.DSMT4" ShapeID="_x0000_i1044" DrawAspect="Content" ObjectID="_1851668352" r:id="rId48"/>
               </w:object>
             </w:r>
           </w:p>
@@ -3570,7 +3624,7 @@
                 <v:shape id="_x0000_i1045" type="#_x0000_t75" style="width:15pt;height:18pt" o:ole="">
                   <v:imagedata r:id="rId49" o:title=""/>
                 </v:shape>
-                <o:OLEObject Type="Embed" ProgID="Equation.DSMT4" ShapeID="_x0000_i1045" DrawAspect="Content" ObjectID="_1851482663" r:id="rId50"/>
+                <o:OLEObject Type="Embed" ProgID="Equation.DSMT4" ShapeID="_x0000_i1045" DrawAspect="Content" ObjectID="_1851668353" r:id="rId50"/>
               </w:object>
             </w:r>
           </w:p>
@@ -3620,7 +3674,7 @@
                 <v:shape id="_x0000_i1046" type="#_x0000_t75" style="width:16.5pt;height:15pt" o:ole="">
                   <v:imagedata r:id="rId41" o:title=""/>
                 </v:shape>
-                <o:OLEObject Type="Embed" ProgID="Equation.DSMT4" ShapeID="_x0000_i1046" DrawAspect="Content" ObjectID="_1851482664" r:id="rId51"/>
+                <o:OLEObject Type="Embed" ProgID="Equation.DSMT4" ShapeID="_x0000_i1046" DrawAspect="Content" ObjectID="_1851668354" r:id="rId51"/>
               </w:object>
             </w:r>
           </w:p>
@@ -3659,12 +3713,11 @@
           <w:lang w:val="en-US"/>
         </w:rPr>
       </w:pPr>
-      <w:commentRangeStart w:id="11"/>
-      <w:r>
-        <w:rPr>
-          <w:lang w:val="en-US"/>
-        </w:rPr>
-        <w:lastRenderedPageBreak/>
+      <w:commentRangeStart w:id="10"/>
+      <w:r>
+        <w:rPr>
+          <w:lang w:val="en-US"/>
+        </w:rPr>
         <w:t xml:space="preserve">All agents </w:t>
       </w:r>
       <w:proofErr w:type="gramStart"/>
@@ -3681,12 +3734,12 @@
         </w:rPr>
         <w:t xml:space="preserve"> a country position</w:t>
       </w:r>
-      <w:commentRangeEnd w:id="11"/>
+      <w:commentRangeEnd w:id="10"/>
       <w:r>
         <w:rPr>
           <w:rStyle w:val="Marquedecommentaire"/>
         </w:rPr>
-        <w:commentReference w:id="11"/>
+        <w:commentReference w:id="10"/>
       </w:r>
     </w:p>
     <w:p>
@@ -4175,7 +4228,7 @@
       <w:pPr>
         <w:pStyle w:val="Lgende"/>
       </w:pPr>
-      <w:bookmarkStart w:id="12" w:name="_Ref239104065"/>
+      <w:bookmarkStart w:id="11" w:name="_Ref239104065"/>
       <w:r>
         <w:t xml:space="preserve">Table </w:t>
       </w:r>
@@ -4197,7 +4250,7 @@
       <w:r>
         <w:fldChar w:fldCharType="end"/>
       </w:r>
-      <w:bookmarkEnd w:id="12"/>
+      <w:bookmarkEnd w:id="11"/>
       <w:r>
         <w:t>. Spaces</w:t>
       </w:r>
@@ -4376,7 +4429,7 @@
                 <v:shape id="_x0000_i1047" type="#_x0000_t75" style="width:12pt;height:18pt" o:ole="">
                   <v:imagedata r:id="rId52" o:title=""/>
                 </v:shape>
-                <o:OLEObject Type="Embed" ProgID="Equation.DSMT4" ShapeID="_x0000_i1047" DrawAspect="Content" ObjectID="_1851482665" r:id="rId53"/>
+                <o:OLEObject Type="Embed" ProgID="Equation.DSMT4" ShapeID="_x0000_i1047" DrawAspect="Content" ObjectID="_1851668355" r:id="rId53"/>
               </w:object>
             </w:r>
           </w:p>
@@ -4441,7 +4494,7 @@
                 <v:shape id="_x0000_i1048" type="#_x0000_t75" style="width:22.5pt;height:13.5pt" o:ole="">
                   <v:imagedata r:id="rId54" o:title=""/>
                 </v:shape>
-                <o:OLEObject Type="Embed" ProgID="Equation.DSMT4" ShapeID="_x0000_i1048" DrawAspect="Content" ObjectID="_1851482666" r:id="rId55"/>
+                <o:OLEObject Type="Embed" ProgID="Equation.DSMT4" ShapeID="_x0000_i1048" DrawAspect="Content" ObjectID="_1851668356" r:id="rId55"/>
               </w:object>
             </w:r>
           </w:p>
@@ -4512,7 +4565,7 @@
                 <v:shape id="_x0000_i1049" type="#_x0000_t75" style="width:15.75pt;height:18pt" o:ole="">
                   <v:imagedata r:id="rId56" o:title=""/>
                 </v:shape>
-                <o:OLEObject Type="Embed" ProgID="Equation.DSMT4" ShapeID="_x0000_i1049" DrawAspect="Content" ObjectID="_1851482667" r:id="rId57"/>
+                <o:OLEObject Type="Embed" ProgID="Equation.DSMT4" ShapeID="_x0000_i1049" DrawAspect="Content" ObjectID="_1851668357" r:id="rId57"/>
               </w:object>
             </w:r>
           </w:p>
@@ -4565,7 +4618,7 @@
                 <v:shape id="_x0000_i1050" type="#_x0000_t75" style="width:22.5pt;height:13.5pt" o:ole="">
                   <v:imagedata r:id="rId54" o:title=""/>
                 </v:shape>
-                <o:OLEObject Type="Embed" ProgID="Equation.DSMT4" ShapeID="_x0000_i1050" DrawAspect="Content" ObjectID="_1851482668" r:id="rId58"/>
+                <o:OLEObject Type="Embed" ProgID="Equation.DSMT4" ShapeID="_x0000_i1050" DrawAspect="Content" ObjectID="_1851668358" r:id="rId58"/>
               </w:object>
             </w:r>
           </w:p>
@@ -4645,7 +4698,7 @@
                 <v:shape id="_x0000_i1051" type="#_x0000_t75" style="width:12pt;height:18pt" o:ole="">
                   <v:imagedata r:id="rId59" o:title=""/>
                 </v:shape>
-                <o:OLEObject Type="Embed" ProgID="Equation.DSMT4" ShapeID="_x0000_i1051" DrawAspect="Content" ObjectID="_1851482669" r:id="rId60"/>
+                <o:OLEObject Type="Embed" ProgID="Equation.DSMT4" ShapeID="_x0000_i1051" DrawAspect="Content" ObjectID="_1851668359" r:id="rId60"/>
               </w:object>
             </w:r>
           </w:p>
@@ -4695,7 +4748,7 @@
                 <v:shape id="_x0000_i1052" type="#_x0000_t75" style="width:22.5pt;height:13.5pt" o:ole="">
                   <v:imagedata r:id="rId54" o:title=""/>
                 </v:shape>
-                <o:OLEObject Type="Embed" ProgID="Equation.DSMT4" ShapeID="_x0000_i1052" DrawAspect="Content" ObjectID="_1851482670" r:id="rId61"/>
+                <o:OLEObject Type="Embed" ProgID="Equation.DSMT4" ShapeID="_x0000_i1052" DrawAspect="Content" ObjectID="_1851668360" r:id="rId61"/>
               </w:object>
             </w:r>
           </w:p>
@@ -4766,7 +4819,7 @@
                 <v:shape id="_x0000_i1053" type="#_x0000_t75" style="width:14.25pt;height:18pt" o:ole="">
                   <v:imagedata r:id="rId62" o:title=""/>
                 </v:shape>
-                <o:OLEObject Type="Embed" ProgID="Equation.DSMT4" ShapeID="_x0000_i1053" DrawAspect="Content" ObjectID="_1851482671" r:id="rId63"/>
+                <o:OLEObject Type="Embed" ProgID="Equation.DSMT4" ShapeID="_x0000_i1053" DrawAspect="Content" ObjectID="_1851668361" r:id="rId63"/>
               </w:object>
             </w:r>
           </w:p>
@@ -4816,7 +4869,7 @@
                 <v:shape id="_x0000_i1054" type="#_x0000_t75" style="width:22.5pt;height:13.5pt" o:ole="">
                   <v:imagedata r:id="rId54" o:title=""/>
                 </v:shape>
-                <o:OLEObject Type="Embed" ProgID="Equation.DSMT4" ShapeID="_x0000_i1054" DrawAspect="Content" ObjectID="_1851482672" r:id="rId64"/>
+                <o:OLEObject Type="Embed" ProgID="Equation.DSMT4" ShapeID="_x0000_i1054" DrawAspect="Content" ObjectID="_1851668362" r:id="rId64"/>
               </w:object>
             </w:r>
           </w:p>
@@ -4870,6 +4923,7 @@
                 <w:i/>
                 <w:iCs/>
               </w:rPr>
+              <w:lastRenderedPageBreak/>
               <w:t>Countr</w:t>
             </w:r>
             <w:r>
@@ -4909,7 +4963,7 @@
                 <v:shape id="_x0000_i1055" type="#_x0000_t75" style="width:18.75pt;height:18pt" o:ole="">
                   <v:imagedata r:id="rId65" o:title=""/>
                 </v:shape>
-                <o:OLEObject Type="Embed" ProgID="Equation.DSMT4" ShapeID="_x0000_i1055" DrawAspect="Content" ObjectID="_1851482673" r:id="rId66"/>
+                <o:OLEObject Type="Embed" ProgID="Equation.DSMT4" ShapeID="_x0000_i1055" DrawAspect="Content" ObjectID="_1851668363" r:id="rId66"/>
               </w:object>
             </w:r>
           </w:p>
@@ -4957,7 +5011,7 @@
                 <v:shape id="_x0000_i1056" type="#_x0000_t75" style="width:16.5pt;height:12pt" o:ole="">
                   <v:imagedata r:id="rId67" o:title=""/>
                 </v:shape>
-                <o:OLEObject Type="Embed" ProgID="Equation.DSMT4" ShapeID="_x0000_i1056" DrawAspect="Content" ObjectID="_1851482674" r:id="rId68"/>
+                <o:OLEObject Type="Embed" ProgID="Equation.DSMT4" ShapeID="_x0000_i1056" DrawAspect="Content" ObjectID="_1851668364" r:id="rId68"/>
               </w:object>
             </w:r>
           </w:p>
@@ -5030,7 +5084,7 @@
                 <v:shape id="_x0000_i1057" type="#_x0000_t75" style="width:15pt;height:18pt" o:ole="">
                   <v:imagedata r:id="rId69" o:title=""/>
                 </v:shape>
-                <o:OLEObject Type="Embed" ProgID="Equation.DSMT4" ShapeID="_x0000_i1057" DrawAspect="Content" ObjectID="_1851482675" r:id="rId70"/>
+                <o:OLEObject Type="Embed" ProgID="Equation.DSMT4" ShapeID="_x0000_i1057" DrawAspect="Content" ObjectID="_1851668365" r:id="rId70"/>
               </w:object>
             </w:r>
           </w:p>
@@ -5080,7 +5134,7 @@
                 <v:shape id="_x0000_i1058" type="#_x0000_t75" style="width:22.5pt;height:13.5pt" o:ole="">
                   <v:imagedata r:id="rId54" o:title=""/>
                 </v:shape>
-                <o:OLEObject Type="Embed" ProgID="Equation.DSMT4" ShapeID="_x0000_i1058" DrawAspect="Content" ObjectID="_1851482676" r:id="rId71"/>
+                <o:OLEObject Type="Embed" ProgID="Equation.DSMT4" ShapeID="_x0000_i1058" DrawAspect="Content" ObjectID="_1851668366" r:id="rId71"/>
               </w:object>
             </w:r>
           </w:p>
@@ -5153,7 +5207,7 @@
                 <v:shape id="_x0000_i1059" type="#_x0000_t75" style="width:35.25pt;height:18.75pt" o:ole="">
                   <v:imagedata r:id="rId72" o:title=""/>
                 </v:shape>
-                <o:OLEObject Type="Embed" ProgID="Equation.DSMT4" ShapeID="_x0000_i1059" DrawAspect="Content" ObjectID="_1851482677" r:id="rId73"/>
+                <o:OLEObject Type="Embed" ProgID="Equation.DSMT4" ShapeID="_x0000_i1059" DrawAspect="Content" ObjectID="_1851668367" r:id="rId73"/>
               </w:object>
             </w:r>
           </w:p>
@@ -5203,7 +5257,7 @@
                 <v:shape id="_x0000_i1060" type="#_x0000_t75" style="width:22.5pt;height:13.5pt" o:ole="">
                   <v:imagedata r:id="rId54" o:title=""/>
                 </v:shape>
-                <o:OLEObject Type="Embed" ProgID="Equation.DSMT4" ShapeID="_x0000_i1060" DrawAspect="Content" ObjectID="_1851482678" r:id="rId74"/>
+                <o:OLEObject Type="Embed" ProgID="Equation.DSMT4" ShapeID="_x0000_i1060" DrawAspect="Content" ObjectID="_1851668368" r:id="rId74"/>
               </w:object>
             </w:r>
           </w:p>
@@ -5255,7 +5309,6 @@
                 <w:i/>
                 <w:iCs/>
               </w:rPr>
-              <w:lastRenderedPageBreak/>
               <w:t>Monetary Union</w:t>
             </w:r>
           </w:p>
@@ -5286,7 +5339,7 @@
                 <v:shape id="_x0000_i1061" type="#_x0000_t75" style="width:21pt;height:17.25pt" o:ole="">
                   <v:imagedata r:id="rId75" o:title=""/>
                 </v:shape>
-                <o:OLEObject Type="Embed" ProgID="Equation.DSMT4" ShapeID="_x0000_i1061" DrawAspect="Content" ObjectID="_1851482679" r:id="rId76"/>
+                <o:OLEObject Type="Embed" ProgID="Equation.DSMT4" ShapeID="_x0000_i1061" DrawAspect="Content" ObjectID="_1851668369" r:id="rId76"/>
               </w:object>
             </w:r>
           </w:p>
@@ -5339,7 +5392,7 @@
                 <v:shape id="_x0000_i1062" type="#_x0000_t75" style="width:16.5pt;height:12pt" o:ole="">
                   <v:imagedata r:id="rId67" o:title=""/>
                 </v:shape>
-                <o:OLEObject Type="Embed" ProgID="Equation.DSMT4" ShapeID="_x0000_i1062" DrawAspect="Content" ObjectID="_1851482680" r:id="rId77"/>
+                <o:OLEObject Type="Embed" ProgID="Equation.DSMT4" ShapeID="_x0000_i1062" DrawAspect="Content" ObjectID="_1851668370" r:id="rId77"/>
               </w:object>
             </w:r>
           </w:p>
@@ -5387,7 +5440,7 @@
           <w:lang w:val="en-US"/>
         </w:rPr>
       </w:pPr>
-      <w:bookmarkStart w:id="13" w:name="_Hlk239127036"/>
+      <w:bookmarkStart w:id="12" w:name="_Hlk239127036"/>
       <w:r>
         <w:rPr>
           <w:lang w:val="en-US"/>
@@ -5465,7 +5518,7 @@
       <w:pPr>
         <w:pStyle w:val="Lgende"/>
       </w:pPr>
-      <w:bookmarkStart w:id="14" w:name="_Ref239129558"/>
+      <w:bookmarkStart w:id="13" w:name="_Ref239129558"/>
       <w:r>
         <w:t xml:space="preserve">Table </w:t>
       </w:r>
@@ -5487,7 +5540,7 @@
       <w:r>
         <w:fldChar w:fldCharType="end"/>
       </w:r>
-      <w:bookmarkEnd w:id="14"/>
+      <w:bookmarkEnd w:id="13"/>
       <w:r>
         <w:t>. Roles types and relationships description</w:t>
       </w:r>
@@ -7323,6 +7376,7 @@
         <w:rPr>
           <w:lang w:val="en-US"/>
         </w:rPr>
+        <w:lastRenderedPageBreak/>
         <w:t xml:space="preserve">The role state is made of indicators of their agents previous or current activity. This approach is inspired by the definition of </w:t>
       </w:r>
       <w:proofErr w:type="spellStart"/>
@@ -7455,14 +7509,7 @@
         <w:rPr>
           <w:lang w:val="en-US"/>
         </w:rPr>
-        <w:t xml:space="preserve">Similarly, within markets, some roles expose prices of their demand or supply. </w:t>
-      </w:r>
-      <w:r>
-        <w:rPr>
-          <w:lang w:val="en-US"/>
-        </w:rPr>
-        <w:lastRenderedPageBreak/>
-        <w:t xml:space="preserve">Other roles expose indicators of financial wealth. </w:t>
+        <w:t xml:space="preserve">Similarly, within markets, some roles expose prices of their demand or supply. Other roles expose indicators of financial wealth. </w:t>
       </w:r>
       <w:r>
         <w:rPr>
@@ -7541,7 +7588,7 @@
       <w:pPr>
         <w:pStyle w:val="Lgende"/>
       </w:pPr>
-      <w:bookmarkStart w:id="15" w:name="_Ref239173743"/>
+      <w:bookmarkStart w:id="14" w:name="_Ref239173743"/>
       <w:r>
         <w:t xml:space="preserve">Table </w:t>
       </w:r>
@@ -7563,7 +7610,7 @@
       <w:r>
         <w:fldChar w:fldCharType="end"/>
       </w:r>
-      <w:bookmarkEnd w:id="15"/>
+      <w:bookmarkEnd w:id="14"/>
       <w:r>
         <w:t xml:space="preserve">. Roles state variables </w:t>
       </w:r>
@@ -7599,7 +7646,7 @@
               <w:pStyle w:val="TableHeader"/>
             </w:pPr>
             <w:r>
-              <w:t>Stocks</w:t>
+              <w:t>Role</w:t>
             </w:r>
           </w:p>
         </w:tc>
@@ -7733,7 +7780,7 @@
                 <v:shape id="_x0000_i1063" type="#_x0000_t75" style="width:13.5pt;height:18pt" o:ole="">
                   <v:imagedata r:id="rId78" o:title=""/>
                 </v:shape>
-                <o:OLEObject Type="Embed" ProgID="Equation.DSMT4" ShapeID="_x0000_i1063" DrawAspect="Content" ObjectID="_1851482681" r:id="rId79"/>
+                <o:OLEObject Type="Embed" ProgID="Equation.DSMT4" ShapeID="_x0000_i1063" DrawAspect="Content" ObjectID="_1851668371" r:id="rId79"/>
               </w:object>
             </w:r>
           </w:p>
@@ -7784,7 +7831,7 @@
                 <v:shape id="_x0000_i1064" type="#_x0000_t75" style="width:21.75pt;height:14.25pt" o:ole="">
                   <v:imagedata r:id="rId54" o:title=""/>
                 </v:shape>
-                <o:OLEObject Type="Embed" ProgID="Equation.DSMT4" ShapeID="_x0000_i1064" DrawAspect="Content" ObjectID="_1851482682" r:id="rId80"/>
+                <o:OLEObject Type="Embed" ProgID="Equation.DSMT4" ShapeID="_x0000_i1064" DrawAspect="Content" ObjectID="_1851668372" r:id="rId80"/>
               </w:object>
             </w:r>
           </w:p>
@@ -7860,7 +7907,7 @@
                 <v:shape id="_x0000_i1065" type="#_x0000_t75" style="width:19.5pt;height:18pt" o:ole="">
                   <v:imagedata r:id="rId81" o:title=""/>
                 </v:shape>
-                <o:OLEObject Type="Embed" ProgID="Equation.DSMT4" ShapeID="_x0000_i1065" DrawAspect="Content" ObjectID="_1851482683" r:id="rId82"/>
+                <o:OLEObject Type="Embed" ProgID="Equation.DSMT4" ShapeID="_x0000_i1065" DrawAspect="Content" ObjectID="_1851668373" r:id="rId82"/>
               </w:object>
             </w:r>
           </w:p>
@@ -7911,7 +7958,7 @@
                 <v:shape id="_x0000_i1066" type="#_x0000_t75" style="width:21.75pt;height:14.25pt" o:ole="">
                   <v:imagedata r:id="rId54" o:title=""/>
                 </v:shape>
-                <o:OLEObject Type="Embed" ProgID="Equation.DSMT4" ShapeID="_x0000_i1066" DrawAspect="Content" ObjectID="_1851482684" r:id="rId83"/>
+                <o:OLEObject Type="Embed" ProgID="Equation.DSMT4" ShapeID="_x0000_i1066" DrawAspect="Content" ObjectID="_1851668374" r:id="rId83"/>
               </w:object>
             </w:r>
           </w:p>
@@ -7987,7 +8034,7 @@
                 <v:shape id="_x0000_i1067" type="#_x0000_t75" style="width:12pt;height:18pt" o:ole="">
                   <v:imagedata r:id="rId84" o:title=""/>
                 </v:shape>
-                <o:OLEObject Type="Embed" ProgID="Equation.DSMT4" ShapeID="_x0000_i1067" DrawAspect="Content" ObjectID="_1851482685" r:id="rId85"/>
+                <o:OLEObject Type="Embed" ProgID="Equation.DSMT4" ShapeID="_x0000_i1067" DrawAspect="Content" ObjectID="_1851668375" r:id="rId85"/>
               </w:object>
             </w:r>
           </w:p>
@@ -8038,7 +8085,7 @@
                 <v:shape id="_x0000_i1068" type="#_x0000_t75" style="width:21.75pt;height:14.25pt" o:ole="">
                   <v:imagedata r:id="rId54" o:title=""/>
                 </v:shape>
-                <o:OLEObject Type="Embed" ProgID="Equation.DSMT4" ShapeID="_x0000_i1068" DrawAspect="Content" ObjectID="_1851482686" r:id="rId86"/>
+                <o:OLEObject Type="Embed" ProgID="Equation.DSMT4" ShapeID="_x0000_i1068" DrawAspect="Content" ObjectID="_1851668376" r:id="rId86"/>
               </w:object>
             </w:r>
           </w:p>
@@ -8114,7 +8161,7 @@
                 <v:shape id="_x0000_i1069" type="#_x0000_t75" style="width:12pt;height:18pt" o:ole="">
                   <v:imagedata r:id="rId87" o:title=""/>
                 </v:shape>
-                <o:OLEObject Type="Embed" ProgID="Equation.DSMT4" ShapeID="_x0000_i1069" DrawAspect="Content" ObjectID="_1851482687" r:id="rId88"/>
+                <o:OLEObject Type="Embed" ProgID="Equation.DSMT4" ShapeID="_x0000_i1069" DrawAspect="Content" ObjectID="_1851668377" r:id="rId88"/>
               </w:object>
             </w:r>
           </w:p>
@@ -8165,7 +8212,7 @@
                 <v:shape id="_x0000_i1070" type="#_x0000_t75" style="width:21.75pt;height:14.25pt" o:ole="">
                   <v:imagedata r:id="rId54" o:title=""/>
                 </v:shape>
-                <o:OLEObject Type="Embed" ProgID="Equation.DSMT4" ShapeID="_x0000_i1070" DrawAspect="Content" ObjectID="_1851482688" r:id="rId89"/>
+                <o:OLEObject Type="Embed" ProgID="Equation.DSMT4" ShapeID="_x0000_i1070" DrawAspect="Content" ObjectID="_1851668378" r:id="rId89"/>
               </w:object>
             </w:r>
           </w:p>
@@ -8241,7 +8288,7 @@
                 <v:shape id="_x0000_i1071" type="#_x0000_t75" style="width:11.25pt;height:18pt" o:ole="">
                   <v:imagedata r:id="rId90" o:title=""/>
                 </v:shape>
-                <o:OLEObject Type="Embed" ProgID="Equation.DSMT4" ShapeID="_x0000_i1071" DrawAspect="Content" ObjectID="_1851482689" r:id="rId91"/>
+                <o:OLEObject Type="Embed" ProgID="Equation.DSMT4" ShapeID="_x0000_i1071" DrawAspect="Content" ObjectID="_1851668379" r:id="rId91"/>
               </w:object>
             </w:r>
           </w:p>
@@ -8289,7 +8336,7 @@
                 <v:shape id="_x0000_i1072" type="#_x0000_t75" style="width:21.75pt;height:14.25pt" o:ole="">
                   <v:imagedata r:id="rId54" o:title=""/>
                 </v:shape>
-                <o:OLEObject Type="Embed" ProgID="Equation.DSMT4" ShapeID="_x0000_i1072" DrawAspect="Content" ObjectID="_1851482690" r:id="rId92"/>
+                <o:OLEObject Type="Embed" ProgID="Equation.DSMT4" ShapeID="_x0000_i1072" DrawAspect="Content" ObjectID="_1851668380" r:id="rId92"/>
               </w:object>
             </w:r>
           </w:p>
@@ -8365,7 +8412,7 @@
                 <v:shape id="_x0000_i1073" type="#_x0000_t75" style="width:12pt;height:11.25pt" o:ole="">
                   <v:imagedata r:id="rId93" o:title=""/>
                 </v:shape>
-                <o:OLEObject Type="Embed" ProgID="Equation.DSMT4" ShapeID="_x0000_i1073" DrawAspect="Content" ObjectID="_1851482691" r:id="rId94"/>
+                <o:OLEObject Type="Embed" ProgID="Equation.DSMT4" ShapeID="_x0000_i1073" DrawAspect="Content" ObjectID="_1851668381" r:id="rId94"/>
               </w:object>
             </w:r>
           </w:p>
@@ -8416,7 +8463,7 @@
                 <v:shape id="_x0000_i1074" type="#_x0000_t75" style="width:35.25pt;height:20.25pt" o:ole="">
                   <v:imagedata r:id="rId95" o:title=""/>
                 </v:shape>
-                <o:OLEObject Type="Embed" ProgID="Equation.DSMT4" ShapeID="_x0000_i1074" DrawAspect="Content" ObjectID="_1851482692" r:id="rId96"/>
+                <o:OLEObject Type="Embed" ProgID="Equation.DSMT4" ShapeID="_x0000_i1074" DrawAspect="Content" ObjectID="_1851668382" r:id="rId96"/>
               </w:object>
             </w:r>
           </w:p>
@@ -8501,7 +8548,7 @@
                 <v:shape id="_x0000_i1075" type="#_x0000_t75" style="width:12pt;height:11.25pt" o:ole="">
                   <v:imagedata r:id="rId93" o:title=""/>
                 </v:shape>
-                <o:OLEObject Type="Embed" ProgID="Equation.DSMT4" ShapeID="_x0000_i1075" DrawAspect="Content" ObjectID="_1851482693" r:id="rId97"/>
+                <o:OLEObject Type="Embed" ProgID="Equation.DSMT4" ShapeID="_x0000_i1075" DrawAspect="Content" ObjectID="_1851668383" r:id="rId97"/>
               </w:object>
             </w:r>
           </w:p>
@@ -8552,7 +8599,7 @@
                 <v:shape id="_x0000_i1076" type="#_x0000_t75" style="width:35.25pt;height:20.25pt" o:ole="">
                   <v:imagedata r:id="rId98" o:title=""/>
                 </v:shape>
-                <o:OLEObject Type="Embed" ProgID="Equation.DSMT4" ShapeID="_x0000_i1076" DrawAspect="Content" ObjectID="_1851482694" r:id="rId99"/>
+                <o:OLEObject Type="Embed" ProgID="Equation.DSMT4" ShapeID="_x0000_i1076" DrawAspect="Content" ObjectID="_1851668384" r:id="rId99"/>
               </w:object>
             </w:r>
           </w:p>
@@ -8637,7 +8684,7 @@
                 <v:shape id="_x0000_i1077" type="#_x0000_t75" style="width:13.5pt;height:18pt" o:ole="">
                   <v:imagedata r:id="rId100" o:title=""/>
                 </v:shape>
-                <o:OLEObject Type="Embed" ProgID="Equation.DSMT4" ShapeID="_x0000_i1077" DrawAspect="Content" ObjectID="_1851482695" r:id="rId101"/>
+                <o:OLEObject Type="Embed" ProgID="Equation.DSMT4" ShapeID="_x0000_i1077" DrawAspect="Content" ObjectID="_1851668385" r:id="rId101"/>
               </w:object>
             </w:r>
           </w:p>
@@ -8685,7 +8732,7 @@
                 <v:shape id="_x0000_i1078" type="#_x0000_t75" style="width:21.75pt;height:14.25pt" o:ole="">
                   <v:imagedata r:id="rId54" o:title=""/>
                 </v:shape>
-                <o:OLEObject Type="Embed" ProgID="Equation.DSMT4" ShapeID="_x0000_i1078" DrawAspect="Content" ObjectID="_1851482696" r:id="rId102"/>
+                <o:OLEObject Type="Embed" ProgID="Equation.DSMT4" ShapeID="_x0000_i1078" DrawAspect="Content" ObjectID="_1851668386" r:id="rId102"/>
               </w:object>
             </w:r>
           </w:p>
@@ -8761,7 +8808,7 @@
                 <v:shape id="_x0000_i1079" type="#_x0000_t75" style="width:12.75pt;height:18.75pt" o:ole="">
                   <v:imagedata r:id="rId103" o:title=""/>
                 </v:shape>
-                <o:OLEObject Type="Embed" ProgID="Equation.DSMT4" ShapeID="_x0000_i1079" DrawAspect="Content" ObjectID="_1851482697" r:id="rId104"/>
+                <o:OLEObject Type="Embed" ProgID="Equation.DSMT4" ShapeID="_x0000_i1079" DrawAspect="Content" ObjectID="_1851668387" r:id="rId104"/>
               </w:object>
             </w:r>
           </w:p>
@@ -8811,7 +8858,7 @@
                 <v:shape id="_x0000_i1080" type="#_x0000_t75" style="width:21.75pt;height:14.25pt" o:ole="">
                   <v:imagedata r:id="rId54" o:title=""/>
                 </v:shape>
-                <o:OLEObject Type="Embed" ProgID="Equation.DSMT4" ShapeID="_x0000_i1080" DrawAspect="Content" ObjectID="_1851482698" r:id="rId105"/>
+                <o:OLEObject Type="Embed" ProgID="Equation.DSMT4" ShapeID="_x0000_i1080" DrawAspect="Content" ObjectID="_1851668388" r:id="rId105"/>
               </w:object>
             </w:r>
           </w:p>
@@ -8896,7 +8943,7 @@
                 <v:shape id="_x0000_i1081" type="#_x0000_t75" style="width:12pt;height:18.75pt" o:ole="">
                   <v:imagedata r:id="rId106" o:title=""/>
                 </v:shape>
-                <o:OLEObject Type="Embed" ProgID="Equation.DSMT4" ShapeID="_x0000_i1081" DrawAspect="Content" ObjectID="_1851482699" r:id="rId107"/>
+                <o:OLEObject Type="Embed" ProgID="Equation.DSMT4" ShapeID="_x0000_i1081" DrawAspect="Content" ObjectID="_1851668389" r:id="rId107"/>
               </w:object>
             </w:r>
           </w:p>
@@ -8949,7 +8996,7 @@
                 <v:shape id="_x0000_i1082" type="#_x0000_t75" style="width:32.25pt;height:18.75pt" o:ole="">
                   <v:imagedata r:id="rId108" o:title=""/>
                 </v:shape>
-                <o:OLEObject Type="Embed" ProgID="Equation.DSMT4" ShapeID="_x0000_i1082" DrawAspect="Content" ObjectID="_1851482700" r:id="rId109"/>
+                <o:OLEObject Type="Embed" ProgID="Equation.DSMT4" ShapeID="_x0000_i1082" DrawAspect="Content" ObjectID="_1851668390" r:id="rId109"/>
               </w:object>
             </w:r>
           </w:p>
@@ -9034,7 +9081,7 @@
                 <v:shape id="_x0000_i1083" type="#_x0000_t75" style="width:15pt;height:18.75pt" o:ole="">
                   <v:imagedata r:id="rId110" o:title=""/>
                 </v:shape>
-                <o:OLEObject Type="Embed" ProgID="Equation.DSMT4" ShapeID="_x0000_i1083" DrawAspect="Content" ObjectID="_1851482701" r:id="rId111"/>
+                <o:OLEObject Type="Embed" ProgID="Equation.DSMT4" ShapeID="_x0000_i1083" DrawAspect="Content" ObjectID="_1851668391" r:id="rId111"/>
               </w:object>
             </w:r>
           </w:p>
@@ -9090,7 +9137,7 @@
                 <v:shape id="_x0000_i1084" type="#_x0000_t75" style="width:21.75pt;height:14.25pt" o:ole="">
                   <v:imagedata r:id="rId54" o:title=""/>
                 </v:shape>
-                <o:OLEObject Type="Embed" ProgID="Equation.DSMT4" ShapeID="_x0000_i1084" DrawAspect="Content" ObjectID="_1851482702" r:id="rId112"/>
+                <o:OLEObject Type="Embed" ProgID="Equation.DSMT4" ShapeID="_x0000_i1084" DrawAspect="Content" ObjectID="_1851668392" r:id="rId112"/>
               </w:object>
             </w:r>
           </w:p>
@@ -9169,7 +9216,7 @@
                 <v:shape id="_x0000_i1085" type="#_x0000_t75" style="width:13.5pt;height:18pt" o:ole="">
                   <v:imagedata r:id="rId113" o:title=""/>
                 </v:shape>
-                <o:OLEObject Type="Embed" ProgID="Equation.DSMT4" ShapeID="_x0000_i1085" DrawAspect="Content" ObjectID="_1851482703" r:id="rId114"/>
+                <o:OLEObject Type="Embed" ProgID="Equation.DSMT4" ShapeID="_x0000_i1085" DrawAspect="Content" ObjectID="_1851668393" r:id="rId114"/>
               </w:object>
             </w:r>
           </w:p>
@@ -9222,7 +9269,7 @@
                 <v:shape id="_x0000_i1086" type="#_x0000_t75" style="width:21.75pt;height:14.25pt" o:ole="">
                   <v:imagedata r:id="rId54" o:title=""/>
                 </v:shape>
-                <o:OLEObject Type="Embed" ProgID="Equation.DSMT4" ShapeID="_x0000_i1086" DrawAspect="Content" ObjectID="_1851482704" r:id="rId115"/>
+                <o:OLEObject Type="Embed" ProgID="Equation.DSMT4" ShapeID="_x0000_i1086" DrawAspect="Content" ObjectID="_1851668394" r:id="rId115"/>
               </w:object>
             </w:r>
           </w:p>
@@ -9307,7 +9354,7 @@
                 <v:shape id="_x0000_i1087" type="#_x0000_t75" style="width:15pt;height:18.75pt" o:ole="">
                   <v:imagedata r:id="rId116" o:title=""/>
                 </v:shape>
-                <o:OLEObject Type="Embed" ProgID="Equation.DSMT4" ShapeID="_x0000_i1087" DrawAspect="Content" ObjectID="_1851482705" r:id="rId117"/>
+                <o:OLEObject Type="Embed" ProgID="Equation.DSMT4" ShapeID="_x0000_i1087" DrawAspect="Content" ObjectID="_1851668395" r:id="rId117"/>
               </w:object>
             </w:r>
           </w:p>
@@ -9360,7 +9407,7 @@
                 <v:shape id="_x0000_i1088" type="#_x0000_t75" style="width:21.75pt;height:14.25pt" o:ole="">
                   <v:imagedata r:id="rId54" o:title=""/>
                 </v:shape>
-                <o:OLEObject Type="Embed" ProgID="Equation.DSMT4" ShapeID="_x0000_i1088" DrawAspect="Content" ObjectID="_1851482706" r:id="rId118"/>
+                <o:OLEObject Type="Embed" ProgID="Equation.DSMT4" ShapeID="_x0000_i1088" DrawAspect="Content" ObjectID="_1851668396" r:id="rId118"/>
               </w:object>
             </w:r>
           </w:p>
@@ -9445,7 +9492,7 @@
                 <v:shape id="_x0000_i1089" type="#_x0000_t75" style="width:28.5pt;height:18pt" o:ole="">
                   <v:imagedata r:id="rId119" o:title=""/>
                 </v:shape>
-                <o:OLEObject Type="Embed" ProgID="Equation.DSMT4" ShapeID="_x0000_i1089" DrawAspect="Content" ObjectID="_1851482707" r:id="rId120"/>
+                <o:OLEObject Type="Embed" ProgID="Equation.DSMT4" ShapeID="_x0000_i1089" DrawAspect="Content" ObjectID="_1851668397" r:id="rId120"/>
               </w:object>
             </w:r>
           </w:p>
@@ -9498,7 +9545,7 @@
                 <v:shape id="_x0000_i1090" type="#_x0000_t75" style="width:21.75pt;height:14.25pt" o:ole="">
                   <v:imagedata r:id="rId54" o:title=""/>
                 </v:shape>
-                <o:OLEObject Type="Embed" ProgID="Equation.DSMT4" ShapeID="_x0000_i1090" DrawAspect="Content" ObjectID="_1851482708" r:id="rId121"/>
+                <o:OLEObject Type="Embed" ProgID="Equation.DSMT4" ShapeID="_x0000_i1090" DrawAspect="Content" ObjectID="_1851668398" r:id="rId121"/>
               </w:object>
             </w:r>
           </w:p>
@@ -9574,7 +9621,7 @@
                 <v:shape id="_x0000_i1091" type="#_x0000_t75" style="width:11.25pt;height:18pt" o:ole="">
                   <v:imagedata r:id="rId122" o:title=""/>
                 </v:shape>
-                <o:OLEObject Type="Embed" ProgID="Equation.DSMT4" ShapeID="_x0000_i1091" DrawAspect="Content" ObjectID="_1851482709" r:id="rId123"/>
+                <o:OLEObject Type="Embed" ProgID="Equation.DSMT4" ShapeID="_x0000_i1091" DrawAspect="Content" ObjectID="_1851668399" r:id="rId123"/>
               </w:object>
             </w:r>
           </w:p>
@@ -9627,7 +9674,7 @@
                 <v:shape id="_x0000_i1092" type="#_x0000_t75" style="width:21.75pt;height:14.25pt" o:ole="">
                   <v:imagedata r:id="rId54" o:title=""/>
                 </v:shape>
-                <o:OLEObject Type="Embed" ProgID="Equation.DSMT4" ShapeID="_x0000_i1092" DrawAspect="Content" ObjectID="_1851482710" r:id="rId124"/>
+                <o:OLEObject Type="Embed" ProgID="Equation.DSMT4" ShapeID="_x0000_i1092" DrawAspect="Content" ObjectID="_1851668400" r:id="rId124"/>
               </w:object>
             </w:r>
           </w:p>
@@ -9703,7 +9750,7 @@
                 <v:shape id="_x0000_i1093" type="#_x0000_t75" style="width:13.5pt;height:19.5pt" o:ole="">
                   <v:imagedata r:id="rId125" o:title=""/>
                 </v:shape>
-                <o:OLEObject Type="Embed" ProgID="Equation.DSMT4" ShapeID="_x0000_i1093" DrawAspect="Content" ObjectID="_1851482711" r:id="rId126"/>
+                <o:OLEObject Type="Embed" ProgID="Equation.DSMT4" ShapeID="_x0000_i1093" DrawAspect="Content" ObjectID="_1851668401" r:id="rId126"/>
               </w:object>
             </w:r>
           </w:p>
@@ -9756,7 +9803,7 @@
                 <v:shape id="_x0000_i1094" type="#_x0000_t75" style="width:21.75pt;height:14.25pt" o:ole="">
                   <v:imagedata r:id="rId54" o:title=""/>
                 </v:shape>
-                <o:OLEObject Type="Embed" ProgID="Equation.DSMT4" ShapeID="_x0000_i1094" DrawAspect="Content" ObjectID="_1851482712" r:id="rId127"/>
+                <o:OLEObject Type="Embed" ProgID="Equation.DSMT4" ShapeID="_x0000_i1094" DrawAspect="Content" ObjectID="_1851668402" r:id="rId127"/>
               </w:object>
             </w:r>
           </w:p>
@@ -9841,7 +9888,7 @@
                 <v:shape id="_x0000_i1095" type="#_x0000_t75" style="width:15.75pt;height:19.5pt" o:ole="">
                   <v:imagedata r:id="rId128" o:title=""/>
                 </v:shape>
-                <o:OLEObject Type="Embed" ProgID="Equation.DSMT4" ShapeID="_x0000_i1095" DrawAspect="Content" ObjectID="_1851482713" r:id="rId129"/>
+                <o:OLEObject Type="Embed" ProgID="Equation.DSMT4" ShapeID="_x0000_i1095" DrawAspect="Content" ObjectID="_1851668403" r:id="rId129"/>
               </w:object>
             </w:r>
           </w:p>
@@ -9897,7 +9944,7 @@
                 <v:shape id="_x0000_i1096" type="#_x0000_t75" style="width:21.75pt;height:14.25pt" o:ole="">
                   <v:imagedata r:id="rId54" o:title=""/>
                 </v:shape>
-                <o:OLEObject Type="Embed" ProgID="Equation.DSMT4" ShapeID="_x0000_i1096" DrawAspect="Content" ObjectID="_1851482714" r:id="rId130"/>
+                <o:OLEObject Type="Embed" ProgID="Equation.DSMT4" ShapeID="_x0000_i1096" DrawAspect="Content" ObjectID="_1851668404" r:id="rId130"/>
               </w:object>
             </w:r>
           </w:p>
@@ -9982,7 +10029,7 @@
                 <v:shape id="_x0000_i1097" type="#_x0000_t75" style="width:10.5pt;height:18pt" o:ole="">
                   <v:imagedata r:id="rId131" o:title=""/>
                 </v:shape>
-                <o:OLEObject Type="Embed" ProgID="Equation.DSMT4" ShapeID="_x0000_i1097" DrawAspect="Content" ObjectID="_1851482715" r:id="rId132"/>
+                <o:OLEObject Type="Embed" ProgID="Equation.DSMT4" ShapeID="_x0000_i1097" DrawAspect="Content" ObjectID="_1851668405" r:id="rId132"/>
               </w:object>
             </w:r>
           </w:p>
@@ -10035,7 +10082,7 @@
                 <v:shape id="_x0000_i1098" type="#_x0000_t75" style="width:21.75pt;height:14.25pt" o:ole="">
                   <v:imagedata r:id="rId54" o:title=""/>
                 </v:shape>
-                <o:OLEObject Type="Embed" ProgID="Equation.DSMT4" ShapeID="_x0000_i1098" DrawAspect="Content" ObjectID="_1851482716" r:id="rId133"/>
+                <o:OLEObject Type="Embed" ProgID="Equation.DSMT4" ShapeID="_x0000_i1098" DrawAspect="Content" ObjectID="_1851668406" r:id="rId133"/>
               </w:object>
             </w:r>
           </w:p>
@@ -10120,7 +10167,7 @@
                 <v:shape id="_x0000_i1099" type="#_x0000_t75" style="width:9.75pt;height:18pt" o:ole="">
                   <v:imagedata r:id="rId134" o:title=""/>
                 </v:shape>
-                <o:OLEObject Type="Embed" ProgID="Equation.DSMT4" ShapeID="_x0000_i1099" DrawAspect="Content" ObjectID="_1851482717" r:id="rId135"/>
+                <o:OLEObject Type="Embed" ProgID="Equation.DSMT4" ShapeID="_x0000_i1099" DrawAspect="Content" ObjectID="_1851668407" r:id="rId135"/>
               </w:object>
             </w:r>
           </w:p>
@@ -10173,7 +10220,7 @@
                 <v:shape id="_x0000_i1100" type="#_x0000_t75" style="width:21.75pt;height:14.25pt" o:ole="">
                   <v:imagedata r:id="rId54" o:title=""/>
                 </v:shape>
-                <o:OLEObject Type="Embed" ProgID="Equation.DSMT4" ShapeID="_x0000_i1100" DrawAspect="Content" ObjectID="_1851482718" r:id="rId136"/>
+                <o:OLEObject Type="Embed" ProgID="Equation.DSMT4" ShapeID="_x0000_i1100" DrawAspect="Content" ObjectID="_1851668408" r:id="rId136"/>
               </w:object>
             </w:r>
           </w:p>
@@ -10201,7 +10248,7 @@
           </w:p>
         </w:tc>
       </w:tr>
-      <w:bookmarkEnd w:id="13"/>
+      <w:bookmarkEnd w:id="12"/>
     </w:tbl>
     <w:p>
       <w:pPr>
@@ -10211,7 +10258,7 @@
       </w:pPr>
     </w:p>
     <w:p>
-      <w:commentRangeStart w:id="16"/>
+      <w:commentRangeStart w:id="15"/>
       <w:r>
         <w:t xml:space="preserve">Les </w:t>
       </w:r>
@@ -10250,12 +10297,12 @@
       <w:r>
         <w:t xml:space="preserve"> au niveau national</w:t>
       </w:r>
-      <w:commentRangeEnd w:id="16"/>
+      <w:commentRangeEnd w:id="15"/>
       <w:r>
         <w:rPr>
           <w:rStyle w:val="Marquedecommentaire"/>
         </w:rPr>
-        <w:commentReference w:id="16"/>
+        <w:commentReference w:id="15"/>
       </w:r>
     </w:p>
     <w:p>
@@ -10263,7 +10310,6 @@
         <w:pStyle w:val="Titre3"/>
       </w:pPr>
       <w:r>
-        <w:lastRenderedPageBreak/>
         <w:t>Account state</w:t>
       </w:r>
       <w:r>
@@ -10344,7 +10390,7 @@
       <w:pPr>
         <w:pStyle w:val="Lgende"/>
       </w:pPr>
-      <w:bookmarkStart w:id="17" w:name="_Ref239102100"/>
+      <w:bookmarkStart w:id="16" w:name="_Ref239102100"/>
       <w:r>
         <w:t xml:space="preserve">Table </w:t>
       </w:r>
@@ -10366,7 +10412,7 @@
       <w:r>
         <w:fldChar w:fldCharType="end"/>
       </w:r>
-      <w:bookmarkEnd w:id="17"/>
+      <w:bookmarkEnd w:id="16"/>
       <w:r>
         <w:t xml:space="preserve">. </w:t>
       </w:r>
@@ -10543,7 +10589,7 @@
                 <v:shape id="_x0000_i1101" type="#_x0000_t75" style="width:15pt;height:18pt" o:ole="">
                   <v:imagedata r:id="rId137" o:title=""/>
                 </v:shape>
-                <o:OLEObject Type="Embed" ProgID="Equation.DSMT4" ShapeID="_x0000_i1101" DrawAspect="Content" ObjectID="_1851482719" r:id="rId138"/>
+                <o:OLEObject Type="Embed" ProgID="Equation.DSMT4" ShapeID="_x0000_i1101" DrawAspect="Content" ObjectID="_1851668409" r:id="rId138"/>
               </w:object>
             </w:r>
           </w:p>
@@ -10591,7 +10637,7 @@
                 <v:shape id="_x0000_i1102" type="#_x0000_t75" style="width:17.25pt;height:12pt" o:ole="">
                   <v:imagedata r:id="rId139" o:title=""/>
                 </v:shape>
-                <o:OLEObject Type="Embed" ProgID="Equation.DSMT4" ShapeID="_x0000_i1102" DrawAspect="Content" ObjectID="_1851482720" r:id="rId140"/>
+                <o:OLEObject Type="Embed" ProgID="Equation.DSMT4" ShapeID="_x0000_i1102" DrawAspect="Content" ObjectID="_1851668410" r:id="rId140"/>
               </w:object>
             </w:r>
           </w:p>
@@ -10662,7 +10708,7 @@
                 <v:shape id="_x0000_i1103" type="#_x0000_t75" style="width:13.5pt;height:18pt" o:ole="">
                   <v:imagedata r:id="rId141" o:title=""/>
                 </v:shape>
-                <o:OLEObject Type="Embed" ProgID="Equation.DSMT4" ShapeID="_x0000_i1103" DrawAspect="Content" ObjectID="_1851482721" r:id="rId142"/>
+                <o:OLEObject Type="Embed" ProgID="Equation.DSMT4" ShapeID="_x0000_i1103" DrawAspect="Content" ObjectID="_1851668411" r:id="rId142"/>
               </w:object>
             </w:r>
           </w:p>
@@ -10710,7 +10756,7 @@
                 <v:shape id="_x0000_i1104" type="#_x0000_t75" style="width:17.25pt;height:12pt" o:ole="">
                   <v:imagedata r:id="rId139" o:title=""/>
                 </v:shape>
-                <o:OLEObject Type="Embed" ProgID="Equation.DSMT4" ShapeID="_x0000_i1104" DrawAspect="Content" ObjectID="_1851482722" r:id="rId143"/>
+                <o:OLEObject Type="Embed" ProgID="Equation.DSMT4" ShapeID="_x0000_i1104" DrawAspect="Content" ObjectID="_1851668412" r:id="rId143"/>
               </w:object>
             </w:r>
           </w:p>
@@ -10781,7 +10827,7 @@
                 <v:shape id="_x0000_i1105" type="#_x0000_t75" style="width:25.5pt;height:18pt" o:ole="">
                   <v:imagedata r:id="rId144" o:title=""/>
                 </v:shape>
-                <o:OLEObject Type="Embed" ProgID="Equation.DSMT4" ShapeID="_x0000_i1105" DrawAspect="Content" ObjectID="_1851482723" r:id="rId145"/>
+                <o:OLEObject Type="Embed" ProgID="Equation.DSMT4" ShapeID="_x0000_i1105" DrawAspect="Content" ObjectID="_1851668413" r:id="rId145"/>
               </w:object>
             </w:r>
           </w:p>
@@ -10829,7 +10875,7 @@
                 <v:shape id="_x0000_i1106" type="#_x0000_t75" style="width:17.25pt;height:12pt" o:ole="">
                   <v:imagedata r:id="rId139" o:title=""/>
                 </v:shape>
-                <o:OLEObject Type="Embed" ProgID="Equation.DSMT4" ShapeID="_x0000_i1106" DrawAspect="Content" ObjectID="_1851482724" r:id="rId146"/>
+                <o:OLEObject Type="Embed" ProgID="Equation.DSMT4" ShapeID="_x0000_i1106" DrawAspect="Content" ObjectID="_1851668414" r:id="rId146"/>
               </w:object>
             </w:r>
           </w:p>
@@ -10903,7 +10949,7 @@
                 <v:shape id="_x0000_i1107" type="#_x0000_t75" style="width:12.75pt;height:18pt" o:ole="">
                   <v:imagedata r:id="rId147" o:title=""/>
                 </v:shape>
-                <o:OLEObject Type="Embed" ProgID="Equation.DSMT4" ShapeID="_x0000_i1107" DrawAspect="Content" ObjectID="_1851482725" r:id="rId148"/>
+                <o:OLEObject Type="Embed" ProgID="Equation.DSMT4" ShapeID="_x0000_i1107" DrawAspect="Content" ObjectID="_1851668415" r:id="rId148"/>
               </w:object>
             </w:r>
           </w:p>
@@ -10951,7 +10997,7 @@
                 <v:shape id="_x0000_i1108" type="#_x0000_t75" style="width:17.25pt;height:12pt" o:ole="">
                   <v:imagedata r:id="rId139" o:title=""/>
                 </v:shape>
-                <o:OLEObject Type="Embed" ProgID="Equation.DSMT4" ShapeID="_x0000_i1108" DrawAspect="Content" ObjectID="_1851482726" r:id="rId149"/>
+                <o:OLEObject Type="Embed" ProgID="Equation.DSMT4" ShapeID="_x0000_i1108" DrawAspect="Content" ObjectID="_1851668416" r:id="rId149"/>
               </w:object>
             </w:r>
           </w:p>
@@ -11022,7 +11068,7 @@
                 <v:shape id="_x0000_i1109" type="#_x0000_t75" style="width:18pt;height:18pt" o:ole="">
                   <v:imagedata r:id="rId150" o:title=""/>
                 </v:shape>
-                <o:OLEObject Type="Embed" ProgID="Equation.DSMT4" ShapeID="_x0000_i1109" DrawAspect="Content" ObjectID="_1851482727" r:id="rId151"/>
+                <o:OLEObject Type="Embed" ProgID="Equation.DSMT4" ShapeID="_x0000_i1109" DrawAspect="Content" ObjectID="_1851668417" r:id="rId151"/>
               </w:object>
             </w:r>
           </w:p>
@@ -11070,7 +11116,7 @@
                 <v:shape id="_x0000_i1110" type="#_x0000_t75" style="width:17.25pt;height:12pt" o:ole="">
                   <v:imagedata r:id="rId139" o:title=""/>
                 </v:shape>
-                <o:OLEObject Type="Embed" ProgID="Equation.DSMT4" ShapeID="_x0000_i1110" DrawAspect="Content" ObjectID="_1851482728" r:id="rId152"/>
+                <o:OLEObject Type="Embed" ProgID="Equation.DSMT4" ShapeID="_x0000_i1110" DrawAspect="Content" ObjectID="_1851668418" r:id="rId152"/>
               </w:object>
             </w:r>
           </w:p>
@@ -11150,7 +11196,7 @@
                 <v:shape id="_x0000_i1111" type="#_x0000_t75" style="width:13.5pt;height:18pt" o:ole="">
                   <v:imagedata r:id="rId153" o:title=""/>
                 </v:shape>
-                <o:OLEObject Type="Embed" ProgID="Equation.DSMT4" ShapeID="_x0000_i1111" DrawAspect="Content" ObjectID="_1851482729" r:id="rId154"/>
+                <o:OLEObject Type="Embed" ProgID="Equation.DSMT4" ShapeID="_x0000_i1111" DrawAspect="Content" ObjectID="_1851668419" r:id="rId154"/>
               </w:object>
             </w:r>
           </w:p>
@@ -11198,7 +11244,7 @@
                 <v:shape id="_x0000_i1112" type="#_x0000_t75" style="width:17.25pt;height:12pt" o:ole="">
                   <v:imagedata r:id="rId139" o:title=""/>
                 </v:shape>
-                <o:OLEObject Type="Embed" ProgID="Equation.DSMT4" ShapeID="_x0000_i1112" DrawAspect="Content" ObjectID="_1851482730" r:id="rId155"/>
+                <o:OLEObject Type="Embed" ProgID="Equation.DSMT4" ShapeID="_x0000_i1112" DrawAspect="Content" ObjectID="_1851668420" r:id="rId155"/>
               </w:object>
             </w:r>
           </w:p>
@@ -11278,7 +11324,7 @@
                 <v:shape id="_x0000_i1113" type="#_x0000_t75" style="width:14.25pt;height:18pt" o:ole="">
                   <v:imagedata r:id="rId156" o:title=""/>
                 </v:shape>
-                <o:OLEObject Type="Embed" ProgID="Equation.DSMT4" ShapeID="_x0000_i1113" DrawAspect="Content" ObjectID="_1851482731" r:id="rId157"/>
+                <o:OLEObject Type="Embed" ProgID="Equation.DSMT4" ShapeID="_x0000_i1113" DrawAspect="Content" ObjectID="_1851668421" r:id="rId157"/>
               </w:object>
             </w:r>
           </w:p>
@@ -11326,7 +11372,7 @@
                 <v:shape id="_x0000_i1114" type="#_x0000_t75" style="width:17.25pt;height:12pt" o:ole="">
                   <v:imagedata r:id="rId139" o:title=""/>
                 </v:shape>
-                <o:OLEObject Type="Embed" ProgID="Equation.DSMT4" ShapeID="_x0000_i1114" DrawAspect="Content" ObjectID="_1851482732" r:id="rId158"/>
+                <o:OLEObject Type="Embed" ProgID="Equation.DSMT4" ShapeID="_x0000_i1114" DrawAspect="Content" ObjectID="_1851668422" r:id="rId158"/>
               </w:object>
             </w:r>
           </w:p>
@@ -11412,7 +11458,7 @@
                 <v:shape id="_x0000_i1115" type="#_x0000_t75" style="width:14.25pt;height:18pt" o:ole="">
                   <v:imagedata r:id="rId159" o:title=""/>
                 </v:shape>
-                <o:OLEObject Type="Embed" ProgID="Equation.DSMT4" ShapeID="_x0000_i1115" DrawAspect="Content" ObjectID="_1851482733" r:id="rId160"/>
+                <o:OLEObject Type="Embed" ProgID="Equation.DSMT4" ShapeID="_x0000_i1115" DrawAspect="Content" ObjectID="_1851668423" r:id="rId160"/>
               </w:object>
             </w:r>
           </w:p>
@@ -11460,7 +11506,7 @@
                 <v:shape id="_x0000_i1116" type="#_x0000_t75" style="width:17.25pt;height:12pt" o:ole="">
                   <v:imagedata r:id="rId139" o:title=""/>
                 </v:shape>
-                <o:OLEObject Type="Embed" ProgID="Equation.DSMT4" ShapeID="_x0000_i1116" DrawAspect="Content" ObjectID="_1851482734" r:id="rId161"/>
+                <o:OLEObject Type="Embed" ProgID="Equation.DSMT4" ShapeID="_x0000_i1116" DrawAspect="Content" ObjectID="_1851668424" r:id="rId161"/>
               </w:object>
             </w:r>
           </w:p>
@@ -11531,7 +11577,7 @@
                 <v:shape id="_x0000_i1117" type="#_x0000_t75" style="width:21.75pt;height:18pt" o:ole="">
                   <v:imagedata r:id="rId162" o:title=""/>
                 </v:shape>
-                <o:OLEObject Type="Embed" ProgID="Equation.DSMT4" ShapeID="_x0000_i1117" DrawAspect="Content" ObjectID="_1851482735" r:id="rId163"/>
+                <o:OLEObject Type="Embed" ProgID="Equation.DSMT4" ShapeID="_x0000_i1117" DrawAspect="Content" ObjectID="_1851668425" r:id="rId163"/>
               </w:object>
             </w:r>
           </w:p>
@@ -11579,7 +11625,7 @@
                 <v:shape id="_x0000_i1118" type="#_x0000_t75" style="width:17.25pt;height:12pt" o:ole="">
                   <v:imagedata r:id="rId139" o:title=""/>
                 </v:shape>
-                <o:OLEObject Type="Embed" ProgID="Equation.DSMT4" ShapeID="_x0000_i1118" DrawAspect="Content" ObjectID="_1851482736" r:id="rId164"/>
+                <o:OLEObject Type="Embed" ProgID="Equation.DSMT4" ShapeID="_x0000_i1118" DrawAspect="Content" ObjectID="_1851668426" r:id="rId164"/>
               </w:object>
             </w:r>
           </w:p>
@@ -11650,7 +11696,7 @@
                 <v:shape id="_x0000_i1119" type="#_x0000_t75" style="width:13.5pt;height:18pt" o:ole="">
                   <v:imagedata r:id="rId165" o:title=""/>
                 </v:shape>
-                <o:OLEObject Type="Embed" ProgID="Equation.DSMT4" ShapeID="_x0000_i1119" DrawAspect="Content" ObjectID="_1851482737" r:id="rId166"/>
+                <o:OLEObject Type="Embed" ProgID="Equation.DSMT4" ShapeID="_x0000_i1119" DrawAspect="Content" ObjectID="_1851668427" r:id="rId166"/>
               </w:object>
             </w:r>
           </w:p>
@@ -11700,7 +11746,7 @@
                 <v:shape id="_x0000_i1120" type="#_x0000_t75" style="width:17.25pt;height:12pt" o:ole="">
                   <v:imagedata r:id="rId139" o:title=""/>
                 </v:shape>
-                <o:OLEObject Type="Embed" ProgID="Equation.DSMT4" ShapeID="_x0000_i1120" DrawAspect="Content" ObjectID="_1851482738" r:id="rId167"/>
+                <o:OLEObject Type="Embed" ProgID="Equation.DSMT4" ShapeID="_x0000_i1120" DrawAspect="Content" ObjectID="_1851668428" r:id="rId167"/>
               </w:object>
             </w:r>
           </w:p>
@@ -11771,7 +11817,7 @@
                 <v:shape id="_x0000_i1121" type="#_x0000_t75" style="width:11.25pt;height:18pt" o:ole="">
                   <v:imagedata r:id="rId168" o:title=""/>
                 </v:shape>
-                <o:OLEObject Type="Embed" ProgID="Equation.DSMT4" ShapeID="_x0000_i1121" DrawAspect="Content" ObjectID="_1851482739" r:id="rId169"/>
+                <o:OLEObject Type="Embed" ProgID="Equation.DSMT4" ShapeID="_x0000_i1121" DrawAspect="Content" ObjectID="_1851668429" r:id="rId169"/>
               </w:object>
             </w:r>
           </w:p>
@@ -11819,7 +11865,7 @@
                 <v:shape id="_x0000_i1122" type="#_x0000_t75" style="width:17.25pt;height:12pt" o:ole="">
                   <v:imagedata r:id="rId139" o:title=""/>
                 </v:shape>
-                <o:OLEObject Type="Embed" ProgID="Equation.DSMT4" ShapeID="_x0000_i1122" DrawAspect="Content" ObjectID="_1851482740" r:id="rId170"/>
+                <o:OLEObject Type="Embed" ProgID="Equation.DSMT4" ShapeID="_x0000_i1122" DrawAspect="Content" ObjectID="_1851668430" r:id="rId170"/>
               </w:object>
             </w:r>
           </w:p>
@@ -11890,7 +11936,7 @@
                 <v:shape id="_x0000_i1123" type="#_x0000_t75" style="width:23.25pt;height:18.75pt" o:ole="">
                   <v:imagedata r:id="rId171" o:title=""/>
                 </v:shape>
-                <o:OLEObject Type="Embed" ProgID="Equation.DSMT4" ShapeID="_x0000_i1123" DrawAspect="Content" ObjectID="_1851482741" r:id="rId172"/>
+                <o:OLEObject Type="Embed" ProgID="Equation.DSMT4" ShapeID="_x0000_i1123" DrawAspect="Content" ObjectID="_1851668431" r:id="rId172"/>
               </w:object>
             </w:r>
           </w:p>
@@ -11943,7 +11989,7 @@
                 <v:shape id="_x0000_i1124" type="#_x0000_t75" style="width:17.25pt;height:12pt" o:ole="">
                   <v:imagedata r:id="rId139" o:title=""/>
                 </v:shape>
-                <o:OLEObject Type="Embed" ProgID="Equation.DSMT4" ShapeID="_x0000_i1124" DrawAspect="Content" ObjectID="_1851482742" r:id="rId173"/>
+                <o:OLEObject Type="Embed" ProgID="Equation.DSMT4" ShapeID="_x0000_i1124" DrawAspect="Content" ObjectID="_1851668432" r:id="rId173"/>
               </w:object>
             </w:r>
           </w:p>
@@ -12014,7 +12060,7 @@
                 <v:shape id="_x0000_i1125" type="#_x0000_t75" style="width:22.5pt;height:18.75pt" o:ole="">
                   <v:imagedata r:id="rId174" o:title=""/>
                 </v:shape>
-                <o:OLEObject Type="Embed" ProgID="Equation.DSMT4" ShapeID="_x0000_i1125" DrawAspect="Content" ObjectID="_1851482743" r:id="rId175"/>
+                <o:OLEObject Type="Embed" ProgID="Equation.DSMT4" ShapeID="_x0000_i1125" DrawAspect="Content" ObjectID="_1851668433" r:id="rId175"/>
               </w:object>
             </w:r>
           </w:p>
@@ -12067,7 +12113,7 @@
                 <v:shape id="_x0000_i1126" type="#_x0000_t75" style="width:17.25pt;height:12pt" o:ole="">
                   <v:imagedata r:id="rId139" o:title=""/>
                 </v:shape>
-                <o:OLEObject Type="Embed" ProgID="Equation.DSMT4" ShapeID="_x0000_i1126" DrawAspect="Content" ObjectID="_1851482744" r:id="rId176"/>
+                <o:OLEObject Type="Embed" ProgID="Equation.DSMT4" ShapeID="_x0000_i1126" DrawAspect="Content" ObjectID="_1851668434" r:id="rId176"/>
               </w:object>
             </w:r>
           </w:p>
@@ -12138,7 +12184,7 @@
                 <v:shape id="_x0000_i1127" type="#_x0000_t75" style="width:23.25pt;height:19.5pt" o:ole="">
                   <v:imagedata r:id="rId177" o:title=""/>
                 </v:shape>
-                <o:OLEObject Type="Embed" ProgID="Equation.DSMT4" ShapeID="_x0000_i1127" DrawAspect="Content" ObjectID="_1851482745" r:id="rId178"/>
+                <o:OLEObject Type="Embed" ProgID="Equation.DSMT4" ShapeID="_x0000_i1127" DrawAspect="Content" ObjectID="_1851668435" r:id="rId178"/>
               </w:object>
             </w:r>
           </w:p>
@@ -12191,7 +12237,7 @@
                 <v:shape id="_x0000_i1128" type="#_x0000_t75" style="width:17.25pt;height:12pt" o:ole="">
                   <v:imagedata r:id="rId139" o:title=""/>
                 </v:shape>
-                <o:OLEObject Type="Embed" ProgID="Equation.DSMT4" ShapeID="_x0000_i1128" DrawAspect="Content" ObjectID="_1851482746" r:id="rId179"/>
+                <o:OLEObject Type="Embed" ProgID="Equation.DSMT4" ShapeID="_x0000_i1128" DrawAspect="Content" ObjectID="_1851668436" r:id="rId179"/>
               </w:object>
             </w:r>
           </w:p>
@@ -12262,7 +12308,7 @@
                 <v:shape id="_x0000_i1129" type="#_x0000_t75" style="width:26.25pt;height:19.5pt" o:ole="">
                   <v:imagedata r:id="rId180" o:title=""/>
                 </v:shape>
-                <o:OLEObject Type="Embed" ProgID="Equation.DSMT4" ShapeID="_x0000_i1129" DrawAspect="Content" ObjectID="_1851482747" r:id="rId181"/>
+                <o:OLEObject Type="Embed" ProgID="Equation.DSMT4" ShapeID="_x0000_i1129" DrawAspect="Content" ObjectID="_1851668437" r:id="rId181"/>
               </w:object>
             </w:r>
           </w:p>
@@ -12315,7 +12361,7 @@
                 <v:shape id="_x0000_i1130" type="#_x0000_t75" style="width:17.25pt;height:12pt" o:ole="">
                   <v:imagedata r:id="rId139" o:title=""/>
                 </v:shape>
-                <o:OLEObject Type="Embed" ProgID="Equation.DSMT4" ShapeID="_x0000_i1130" DrawAspect="Content" ObjectID="_1851482748" r:id="rId182"/>
+                <o:OLEObject Type="Embed" ProgID="Equation.DSMT4" ShapeID="_x0000_i1130" DrawAspect="Content" ObjectID="_1851668438" r:id="rId182"/>
               </w:object>
             </w:r>
           </w:p>
@@ -12386,7 +12432,7 @@
                 <v:shape id="_x0000_i1131" type="#_x0000_t75" style="width:22.5pt;height:18.75pt" o:ole="">
                   <v:imagedata r:id="rId183" o:title=""/>
                 </v:shape>
-                <o:OLEObject Type="Embed" ProgID="Equation.DSMT4" ShapeID="_x0000_i1131" DrawAspect="Content" ObjectID="_1851482749" r:id="rId184"/>
+                <o:OLEObject Type="Embed" ProgID="Equation.DSMT4" ShapeID="_x0000_i1131" DrawAspect="Content" ObjectID="_1851668439" r:id="rId184"/>
               </w:object>
             </w:r>
           </w:p>
@@ -12436,7 +12482,7 @@
                 <v:shape id="_x0000_i1132" type="#_x0000_t75" style="width:17.25pt;height:12pt" o:ole="">
                   <v:imagedata r:id="rId139" o:title=""/>
                 </v:shape>
-                <o:OLEObject Type="Embed" ProgID="Equation.DSMT4" ShapeID="_x0000_i1132" DrawAspect="Content" ObjectID="_1851482750" r:id="rId185"/>
+                <o:OLEObject Type="Embed" ProgID="Equation.DSMT4" ShapeID="_x0000_i1132" DrawAspect="Content" ObjectID="_1851668440" r:id="rId185"/>
               </w:object>
             </w:r>
           </w:p>
@@ -12507,7 +12553,7 @@
                 <v:shape id="_x0000_i1133" type="#_x0000_t75" style="width:24pt;height:18pt" o:ole="">
                   <v:imagedata r:id="rId186" o:title=""/>
                 </v:shape>
-                <o:OLEObject Type="Embed" ProgID="Equation.DSMT4" ShapeID="_x0000_i1133" DrawAspect="Content" ObjectID="_1851482751" r:id="rId187"/>
+                <o:OLEObject Type="Embed" ProgID="Equation.DSMT4" ShapeID="_x0000_i1133" DrawAspect="Content" ObjectID="_1851668441" r:id="rId187"/>
               </w:object>
             </w:r>
           </w:p>
@@ -12555,7 +12601,7 @@
                 <v:shape id="_x0000_i1134" type="#_x0000_t75" style="width:17.25pt;height:12pt" o:ole="">
                   <v:imagedata r:id="rId139" o:title=""/>
                 </v:shape>
-                <o:OLEObject Type="Embed" ProgID="Equation.DSMT4" ShapeID="_x0000_i1134" DrawAspect="Content" ObjectID="_1851482752" r:id="rId188"/>
+                <o:OLEObject Type="Embed" ProgID="Equation.DSMT4" ShapeID="_x0000_i1134" DrawAspect="Content" ObjectID="_1851668442" r:id="rId188"/>
               </w:object>
             </w:r>
           </w:p>
@@ -12626,7 +12672,7 @@
                 <v:shape id="_x0000_i1135" type="#_x0000_t75" style="width:13.5pt;height:18pt" o:ole="">
                   <v:imagedata r:id="rId189" o:title=""/>
                 </v:shape>
-                <o:OLEObject Type="Embed" ProgID="Equation.DSMT4" ShapeID="_x0000_i1135" DrawAspect="Content" ObjectID="_1851482753" r:id="rId190"/>
+                <o:OLEObject Type="Embed" ProgID="Equation.DSMT4" ShapeID="_x0000_i1135" DrawAspect="Content" ObjectID="_1851668443" r:id="rId190"/>
               </w:object>
             </w:r>
           </w:p>
@@ -12676,7 +12722,7 @@
                 <v:shape id="_x0000_i1136" type="#_x0000_t75" style="width:17.25pt;height:12pt" o:ole="">
                   <v:imagedata r:id="rId139" o:title=""/>
                 </v:shape>
-                <o:OLEObject Type="Embed" ProgID="Equation.DSMT4" ShapeID="_x0000_i1136" DrawAspect="Content" ObjectID="_1851482754" r:id="rId191"/>
+                <o:OLEObject Type="Embed" ProgID="Equation.DSMT4" ShapeID="_x0000_i1136" DrawAspect="Content" ObjectID="_1851668444" r:id="rId191"/>
               </w:object>
             </w:r>
           </w:p>
@@ -12744,10 +12790,10 @@
                 <w:position w:val="-12"/>
               </w:rPr>
               <w:object w:dxaOrig="560" w:dyaOrig="360" w14:anchorId="68D92832">
-                <v:shape id="_x0000_i1436" type="#_x0000_t75" style="width:27.75pt;height:18pt" o:ole="">
+                <v:shape id="_x0000_i1137" type="#_x0000_t75" style="width:27.75pt;height:18pt" o:ole="">
                   <v:imagedata r:id="rId192" o:title=""/>
                 </v:shape>
-                <o:OLEObject Type="Embed" ProgID="Equation.DSMT4" ShapeID="_x0000_i1436" DrawAspect="Content" ObjectID="_1851482755" r:id="rId193"/>
+                <o:OLEObject Type="Embed" ProgID="Equation.DSMT4" ShapeID="_x0000_i1137" DrawAspect="Content" ObjectID="_1851668445" r:id="rId193"/>
               </w:object>
             </w:r>
           </w:p>
@@ -12769,13 +12815,7 @@
             </w:pPr>
             <w:proofErr w:type="spellStart"/>
             <w:r>
-              <w:t>loan_</w:t>
-            </w:r>
-            <w:r>
-              <w:t>default</w:t>
-            </w:r>
-            <w:r>
-              <w:t>s</w:t>
+              <w:t>loan_defaults</w:t>
             </w:r>
             <w:proofErr w:type="spellEnd"/>
           </w:p>
@@ -12800,10 +12840,10 @@
                 <w:position w:val="-4"/>
               </w:rPr>
               <w:object w:dxaOrig="260" w:dyaOrig="260" w14:anchorId="21F2CA1A">
-                <v:shape id="_x0000_i1434" type="#_x0000_t75" style="width:17.25pt;height:12pt" o:ole="">
+                <v:shape id="_x0000_i1138" type="#_x0000_t75" style="width:17.25pt;height:12pt" o:ole="">
                   <v:imagedata r:id="rId139" o:title=""/>
                 </v:shape>
-                <o:OLEObject Type="Embed" ProgID="Equation.DSMT4" ShapeID="_x0000_i1434" DrawAspect="Content" ObjectID="_1851482756" r:id="rId194"/>
+                <o:OLEObject Type="Embed" ProgID="Equation.DSMT4" ShapeID="_x0000_i1138" DrawAspect="Content" ObjectID="_1851668446" r:id="rId194"/>
               </w:object>
             </w:r>
           </w:p>
@@ -12824,10 +12864,7 @@
               <w:pStyle w:val="TableNormal"/>
             </w:pPr>
             <w:r>
-              <w:t>non-performing</w:t>
-            </w:r>
-            <w:r>
-              <w:t xml:space="preserve"> loan </w:t>
+              <w:t xml:space="preserve">non-performing loan </w:t>
             </w:r>
           </w:p>
         </w:tc>
@@ -12850,7 +12887,6 @@
         <w:rPr>
           <w:lang w:val="en-US"/>
         </w:rPr>
-        <w:lastRenderedPageBreak/>
         <w:t xml:space="preserve">The state of each stock is linked to the stocks and flows of SFC accounting matrices (see section </w:t>
       </w:r>
       <w:r>
@@ -12929,7 +12965,7 @@
           <w:lang w:val="en-US"/>
         </w:rPr>
       </w:pPr>
-      <w:commentRangeStart w:id="18"/>
+      <w:commentRangeStart w:id="17"/>
       <w:r>
         <w:rPr>
           <w:lang w:val="en-US"/>
@@ -12985,7 +13021,7 @@
           <w:lang w:val="en-US"/>
         </w:rPr>
       </w:pPr>
-      <w:commentRangeStart w:id="19"/>
+      <w:commentRangeStart w:id="18"/>
       <w:r>
         <w:rPr>
           <w:lang w:val="en-US"/>
@@ -13034,12 +13070,12 @@
         </w:rPr>
         <w:t>?</w:t>
       </w:r>
-      <w:commentRangeEnd w:id="19"/>
+      <w:commentRangeEnd w:id="18"/>
       <w:r>
         <w:rPr>
           <w:rStyle w:val="Marquedecommentaire"/>
         </w:rPr>
-        <w:commentReference w:id="19"/>
+        <w:commentReference w:id="18"/>
       </w:r>
     </w:p>
     <w:p>
@@ -13121,12 +13157,12 @@
         </w:rPr>
         <w:t>for 1000 periods.</w:t>
       </w:r>
-      <w:commentRangeEnd w:id="18"/>
+      <w:commentRangeEnd w:id="17"/>
       <w:r>
         <w:rPr>
           <w:rStyle w:val="Marquedecommentaire"/>
         </w:rPr>
-        <w:commentReference w:id="18"/>
+        <w:commentReference w:id="17"/>
       </w:r>
     </w:p>
     <w:p>
@@ -13281,6 +13317,7 @@
           <w:bCs/>
           <w:lang w:val="en-US"/>
         </w:rPr>
+        <w:lastRenderedPageBreak/>
         <w:t>Credit markets matching</w:t>
       </w:r>
       <w:r>
@@ -13425,7 +13462,6 @@
           <w:bCs/>
           <w:lang w:val="en-US"/>
         </w:rPr>
-        <w:lastRenderedPageBreak/>
         <w:t>Tax collection and public expenditures</w:t>
       </w:r>
       <w:r>
@@ -13598,7 +13634,7 @@
       </w:r>
     </w:p>
     <w:p>
-      <w:commentRangeStart w:id="20"/>
+      <w:commentRangeStart w:id="19"/>
       <w:r>
         <w:t xml:space="preserve">Apres un </w:t>
       </w:r>
@@ -13648,12 +13684,12 @@
       <w:r>
         <w:t xml:space="preserve"> impliquent les espaces.</w:t>
       </w:r>
-      <w:commentRangeEnd w:id="20"/>
+      <w:commentRangeEnd w:id="19"/>
       <w:r>
         <w:rPr>
           <w:rStyle w:val="Marquedecommentaire"/>
         </w:rPr>
-        <w:commentReference w:id="20"/>
+        <w:commentReference w:id="19"/>
       </w:r>
     </w:p>
     <w:p>
@@ -13682,6 +13718,7 @@
         <w:pStyle w:val="Titre2"/>
       </w:pPr>
       <w:r>
+        <w:lastRenderedPageBreak/>
         <w:t>Basic Principles</w:t>
       </w:r>
     </w:p>
@@ -13735,7 +13772,6 @@
         <w:pStyle w:val="Titre2"/>
       </w:pPr>
       <w:r>
-        <w:lastRenderedPageBreak/>
         <w:t>Prediction</w:t>
       </w:r>
     </w:p>
@@ -13859,6 +13895,7 @@
         <w:rPr>
           <w:lang w:val="en-US"/>
         </w:rPr>
+        <w:lastRenderedPageBreak/>
         <w:t>Submodels</w:t>
       </w:r>
       <w:proofErr w:type="spellEnd"/>
@@ -13871,7 +13908,7 @@
           <w:lang w:eastAsia="fr-CM"/>
         </w:rPr>
       </w:pPr>
-      <w:bookmarkStart w:id="21" w:name="_Ref239178075"/>
+      <w:bookmarkStart w:id="20" w:name="_Ref239178075"/>
       <w:r>
         <w:rPr>
           <w:rFonts w:eastAsia="Times New Roman"/>
@@ -13886,7 +13923,7 @@
         </w:rPr>
         <w:t>eviations from the original model</w:t>
       </w:r>
-      <w:bookmarkEnd w:id="21"/>
+      <w:bookmarkEnd w:id="20"/>
     </w:p>
     <w:p>
       <w:pPr>
@@ -13979,10 +14016,10 @@
           <w:position w:val="-4"/>
         </w:rPr>
         <w:object w:dxaOrig="200" w:dyaOrig="200" w14:anchorId="465EE109">
-          <v:shape id="_x0000_i1137" type="#_x0000_t75" style="width:9.75pt;height:9.75pt" o:ole="">
+          <v:shape id="_x0000_i1139" type="#_x0000_t75" style="width:9.75pt;height:9.75pt" o:ole="">
             <v:imagedata r:id="rId195" o:title=""/>
           </v:shape>
-          <o:OLEObject Type="Embed" ProgID="Equation.DSMT4" ShapeID="_x0000_i1137" DrawAspect="Content" ObjectID="_1851482757" r:id="rId196"/>
+          <o:OLEObject Type="Embed" ProgID="Equation.DSMT4" ShapeID="_x0000_i1139" DrawAspect="Content" ObjectID="_1851668447" r:id="rId196"/>
         </w:object>
       </w:r>
       <w:r>
@@ -14002,10 +14039,10 @@
           <w:position w:val="-6"/>
         </w:rPr>
         <w:object w:dxaOrig="200" w:dyaOrig="279" w14:anchorId="1DAFB371">
-          <v:shape id="_x0000_i1138" type="#_x0000_t75" style="width:9.75pt;height:14.25pt" o:ole="">
+          <v:shape id="_x0000_i1140" type="#_x0000_t75" style="width:9.75pt;height:14.25pt" o:ole="">
             <v:imagedata r:id="rId197" o:title=""/>
           </v:shape>
-          <o:OLEObject Type="Embed" ProgID="Equation.DSMT4" ShapeID="_x0000_i1138" DrawAspect="Content" ObjectID="_1851482758" r:id="rId198"/>
+          <o:OLEObject Type="Embed" ProgID="Equation.DSMT4" ShapeID="_x0000_i1140" DrawAspect="Content" ObjectID="_1851668448" r:id="rId198"/>
         </w:object>
       </w:r>
       <w:r>
@@ -14033,10 +14070,10 @@
           <w:position w:val="-4"/>
         </w:rPr>
         <w:object w:dxaOrig="200" w:dyaOrig="200" w14:anchorId="7D369F3F">
-          <v:shape id="_x0000_i1139" type="#_x0000_t75" style="width:9.75pt;height:9.75pt" o:ole="">
+          <v:shape id="_x0000_i1141" type="#_x0000_t75" style="width:9.75pt;height:9.75pt" o:ole="">
             <v:imagedata r:id="rId199" o:title=""/>
           </v:shape>
-          <o:OLEObject Type="Embed" ProgID="Equation.DSMT4" ShapeID="_x0000_i1139" DrawAspect="Content" ObjectID="_1851482759" r:id="rId200"/>
+          <o:OLEObject Type="Embed" ProgID="Equation.DSMT4" ShapeID="_x0000_i1141" DrawAspect="Content" ObjectID="_1851668449" r:id="rId200"/>
         </w:object>
       </w:r>
       <w:r>
@@ -14083,10 +14120,10 @@
           <w:lang w:eastAsia="fr-CM"/>
         </w:rPr>
         <w:object w:dxaOrig="380" w:dyaOrig="279" w14:anchorId="61EA464F">
-          <v:shape id="_x0000_i1140" type="#_x0000_t75" style="width:18.75pt;height:14.25pt" o:ole="">
+          <v:shape id="_x0000_i1142" type="#_x0000_t75" style="width:18.75pt;height:14.25pt" o:ole="">
             <v:imagedata r:id="rId201" o:title=""/>
           </v:shape>
-          <o:OLEObject Type="Embed" ProgID="Equation.DSMT4" ShapeID="_x0000_i1140" DrawAspect="Content" ObjectID="_1851482760" r:id="rId202"/>
+          <o:OLEObject Type="Embed" ProgID="Equation.DSMT4" ShapeID="_x0000_i1142" DrawAspect="Content" ObjectID="_1851668450" r:id="rId202"/>
         </w:object>
       </w:r>
       <w:r>
@@ -14100,10 +14137,10 @@
           <w:position w:val="-10"/>
         </w:rPr>
         <w:object w:dxaOrig="200" w:dyaOrig="300" w14:anchorId="739831DE">
-          <v:shape id="_x0000_i1141" type="#_x0000_t75" style="width:9.75pt;height:15pt" o:ole="">
+          <v:shape id="_x0000_i1143" type="#_x0000_t75" style="width:9.75pt;height:15pt" o:ole="">
             <v:imagedata r:id="rId203" o:title=""/>
           </v:shape>
-          <o:OLEObject Type="Embed" ProgID="Equation.DSMT4" ShapeID="_x0000_i1141" DrawAspect="Content" ObjectID="_1851482761" r:id="rId204"/>
+          <o:OLEObject Type="Embed" ProgID="Equation.DSMT4" ShapeID="_x0000_i1143" DrawAspect="Content" ObjectID="_1851668451" r:id="rId204"/>
         </w:object>
       </w:r>
       <w:r>
@@ -14156,10 +14193,10 @@
           <w:position w:val="-12"/>
         </w:rPr>
         <w:object w:dxaOrig="260" w:dyaOrig="360" w14:anchorId="0CAE26FE">
-          <v:shape id="_x0000_i1142" type="#_x0000_t75" style="width:12.75pt;height:18pt" o:ole="">
+          <v:shape id="_x0000_i1144" type="#_x0000_t75" style="width:12.75pt;height:18pt" o:ole="">
             <v:imagedata r:id="rId205" o:title=""/>
           </v:shape>
-          <o:OLEObject Type="Embed" ProgID="Equation.DSMT4" ShapeID="_x0000_i1142" DrawAspect="Content" ObjectID="_1851482762" r:id="rId206"/>
+          <o:OLEObject Type="Embed" ProgID="Equation.DSMT4" ShapeID="_x0000_i1144" DrawAspect="Content" ObjectID="_1851668452" r:id="rId206"/>
         </w:object>
       </w:r>
       <w:r>
@@ -14173,10 +14210,10 @@
           <w:position w:val="-12"/>
         </w:rPr>
         <w:object w:dxaOrig="279" w:dyaOrig="380" w14:anchorId="22E7BF57">
-          <v:shape id="_x0000_i1143" type="#_x0000_t75" style="width:14.25pt;height:18.75pt" o:ole="">
+          <v:shape id="_x0000_i1145" type="#_x0000_t75" style="width:14.25pt;height:18.75pt" o:ole="">
             <v:imagedata r:id="rId207" o:title=""/>
           </v:shape>
-          <o:OLEObject Type="Embed" ProgID="Equation.DSMT4" ShapeID="_x0000_i1143" DrawAspect="Content" ObjectID="_1851482763" r:id="rId208"/>
+          <o:OLEObject Type="Embed" ProgID="Equation.DSMT4" ShapeID="_x0000_i1145" DrawAspect="Content" ObjectID="_1851668453" r:id="rId208"/>
         </w:object>
       </w:r>
       <w:r>
@@ -14198,10 +14235,10 @@
           <w:position w:val="-12"/>
         </w:rPr>
         <w:object w:dxaOrig="260" w:dyaOrig="360" w14:anchorId="0D7B9160">
-          <v:shape id="_x0000_i1144" type="#_x0000_t75" style="width:12.75pt;height:18pt" o:ole="">
+          <v:shape id="_x0000_i1146" type="#_x0000_t75" style="width:12.75pt;height:18pt" o:ole="">
             <v:imagedata r:id="rId209" o:title=""/>
           </v:shape>
-          <o:OLEObject Type="Embed" ProgID="Equation.DSMT4" ShapeID="_x0000_i1144" DrawAspect="Content" ObjectID="_1851482764" r:id="rId210"/>
+          <o:OLEObject Type="Embed" ProgID="Equation.DSMT4" ShapeID="_x0000_i1146" DrawAspect="Content" ObjectID="_1851668454" r:id="rId210"/>
         </w:object>
       </w:r>
       <w:r>
@@ -14215,10 +14252,10 @@
           <w:position w:val="-12"/>
         </w:rPr>
         <w:object w:dxaOrig="300" w:dyaOrig="380" w14:anchorId="5884BE54">
-          <v:shape id="_x0000_i1145" type="#_x0000_t75" style="width:15pt;height:18.75pt" o:ole="">
+          <v:shape id="_x0000_i1147" type="#_x0000_t75" style="width:15pt;height:18.75pt" o:ole="">
             <v:imagedata r:id="rId211" o:title=""/>
           </v:shape>
-          <o:OLEObject Type="Embed" ProgID="Equation.DSMT4" ShapeID="_x0000_i1145" DrawAspect="Content" ObjectID="_1851482765" r:id="rId212"/>
+          <o:OLEObject Type="Embed" ProgID="Equation.DSMT4" ShapeID="_x0000_i1147" DrawAspect="Content" ObjectID="_1851668455" r:id="rId212"/>
         </w:object>
       </w:r>
       <w:r>
@@ -14240,10 +14277,10 @@
           <w:position w:val="-12"/>
         </w:rPr>
         <w:object w:dxaOrig="240" w:dyaOrig="360" w14:anchorId="54DDEFE9">
-          <v:shape id="_x0000_i1146" type="#_x0000_t75" style="width:12pt;height:18pt" o:ole="">
+          <v:shape id="_x0000_i1148" type="#_x0000_t75" style="width:12pt;height:18pt" o:ole="">
             <v:imagedata r:id="rId213" o:title=""/>
           </v:shape>
-          <o:OLEObject Type="Embed" ProgID="Equation.DSMT4" ShapeID="_x0000_i1146" DrawAspect="Content" ObjectID="_1851482766" r:id="rId214"/>
+          <o:OLEObject Type="Embed" ProgID="Equation.DSMT4" ShapeID="_x0000_i1148" DrawAspect="Content" ObjectID="_1851668456" r:id="rId214"/>
         </w:object>
       </w:r>
       <w:r>
@@ -14257,10 +14294,10 @@
           <w:position w:val="-12"/>
         </w:rPr>
         <w:object w:dxaOrig="279" w:dyaOrig="380" w14:anchorId="6149AE2F">
-          <v:shape id="_x0000_i1147" type="#_x0000_t75" style="width:14.25pt;height:18.75pt" o:ole="">
+          <v:shape id="_x0000_i1149" type="#_x0000_t75" style="width:14.25pt;height:18.75pt" o:ole="">
             <v:imagedata r:id="rId215" o:title=""/>
           </v:shape>
-          <o:OLEObject Type="Embed" ProgID="Equation.DSMT4" ShapeID="_x0000_i1147" DrawAspect="Content" ObjectID="_1851482767" r:id="rId216"/>
+          <o:OLEObject Type="Embed" ProgID="Equation.DSMT4" ShapeID="_x0000_i1149" DrawAspect="Content" ObjectID="_1851668457" r:id="rId216"/>
         </w:object>
       </w:r>
       <w:r>
@@ -14282,10 +14319,10 @@
           <w:position w:val="-12"/>
         </w:rPr>
         <w:object w:dxaOrig="260" w:dyaOrig="360" w14:anchorId="044E5E1C">
-          <v:shape id="_x0000_i1148" type="#_x0000_t75" style="width:12.75pt;height:18pt" o:ole="">
+          <v:shape id="_x0000_i1150" type="#_x0000_t75" style="width:12.75pt;height:18pt" o:ole="">
             <v:imagedata r:id="rId217" o:title=""/>
           </v:shape>
-          <o:OLEObject Type="Embed" ProgID="Equation.DSMT4" ShapeID="_x0000_i1148" DrawAspect="Content" ObjectID="_1851482768" r:id="rId218"/>
+          <o:OLEObject Type="Embed" ProgID="Equation.DSMT4" ShapeID="_x0000_i1150" DrawAspect="Content" ObjectID="_1851668458" r:id="rId218"/>
         </w:object>
       </w:r>
       <w:r>
@@ -14299,10 +14336,10 @@
           <w:position w:val="-12"/>
         </w:rPr>
         <w:object w:dxaOrig="340" w:dyaOrig="380" w14:anchorId="4D7CFE76">
-          <v:shape id="_x0000_i1149" type="#_x0000_t75" style="width:17.25pt;height:18.75pt" o:ole="">
+          <v:shape id="_x0000_i1151" type="#_x0000_t75" style="width:17.25pt;height:18.75pt" o:ole="">
             <v:imagedata r:id="rId219" o:title=""/>
           </v:shape>
-          <o:OLEObject Type="Embed" ProgID="Equation.DSMT4" ShapeID="_x0000_i1149" DrawAspect="Content" ObjectID="_1851482769" r:id="rId220"/>
+          <o:OLEObject Type="Embed" ProgID="Equation.DSMT4" ShapeID="_x0000_i1151" DrawAspect="Content" ObjectID="_1851668459" r:id="rId220"/>
         </w:object>
       </w:r>
       <w:r>
@@ -14385,10 +14422,10 @@
           <w:position w:val="-4"/>
         </w:rPr>
         <w:object w:dxaOrig="240" w:dyaOrig="260" w14:anchorId="2C2CE939">
-          <v:shape id="_x0000_i1150" type="#_x0000_t75" style="width:12pt;height:12.75pt" o:ole="">
+          <v:shape id="_x0000_i1152" type="#_x0000_t75" style="width:12pt;height:12.75pt" o:ole="">
             <v:imagedata r:id="rId221" o:title=""/>
           </v:shape>
-          <o:OLEObject Type="Embed" ProgID="Equation.DSMT4" ShapeID="_x0000_i1150" DrawAspect="Content" ObjectID="_1851482770" r:id="rId222"/>
+          <o:OLEObject Type="Embed" ProgID="Equation.DSMT4" ShapeID="_x0000_i1152" DrawAspect="Content" ObjectID="_1851668460" r:id="rId222"/>
         </w:object>
       </w:r>
       <w:r>
@@ -14402,10 +14439,10 @@
           <w:position w:val="-4"/>
         </w:rPr>
         <w:object w:dxaOrig="240" w:dyaOrig="260" w14:anchorId="7EEFF510">
-          <v:shape id="_x0000_i1151" type="#_x0000_t75" style="width:12pt;height:12.75pt" o:ole="">
+          <v:shape id="_x0000_i1153" type="#_x0000_t75" style="width:12pt;height:12.75pt" o:ole="">
             <v:imagedata r:id="rId223" o:title=""/>
           </v:shape>
-          <o:OLEObject Type="Embed" ProgID="Equation.DSMT4" ShapeID="_x0000_i1151" DrawAspect="Content" ObjectID="_1851482771" r:id="rId224"/>
+          <o:OLEObject Type="Embed" ProgID="Equation.DSMT4" ShapeID="_x0000_i1153" DrawAspect="Content" ObjectID="_1851668461" r:id="rId224"/>
         </w:object>
       </w:r>
       <w:r>
@@ -14427,10 +14464,10 @@
           <w:position w:val="-4"/>
         </w:rPr>
         <w:object w:dxaOrig="240" w:dyaOrig="260" w14:anchorId="5289F89A">
-          <v:shape id="_x0000_i1152" type="#_x0000_t75" style="width:12pt;height:12.75pt" o:ole="">
+          <v:shape id="_x0000_i1154" type="#_x0000_t75" style="width:12pt;height:12.75pt" o:ole="">
             <v:imagedata r:id="rId225" o:title=""/>
           </v:shape>
-          <o:OLEObject Type="Embed" ProgID="Equation.DSMT4" ShapeID="_x0000_i1152" DrawAspect="Content" ObjectID="_1851482772" r:id="rId226"/>
+          <o:OLEObject Type="Embed" ProgID="Equation.DSMT4" ShapeID="_x0000_i1154" DrawAspect="Content" ObjectID="_1851668462" r:id="rId226"/>
         </w:object>
       </w:r>
       <w:r>
@@ -14453,10 +14490,10 @@
           <w:lang w:eastAsia="fr-CM"/>
         </w:rPr>
         <w:object w:dxaOrig="360" w:dyaOrig="279" w14:anchorId="30077168">
-          <v:shape id="_x0000_i1153" type="#_x0000_t75" style="width:18pt;height:14.25pt" o:ole="">
+          <v:shape id="_x0000_i1155" type="#_x0000_t75" style="width:18pt;height:14.25pt" o:ole="">
             <v:imagedata r:id="rId227" o:title=""/>
           </v:shape>
-          <o:OLEObject Type="Embed" ProgID="Equation.DSMT4" ShapeID="_x0000_i1153" DrawAspect="Content" ObjectID="_1851482773" r:id="rId228"/>
+          <o:OLEObject Type="Embed" ProgID="Equation.DSMT4" ShapeID="_x0000_i1155" DrawAspect="Content" ObjectID="_1851668463" r:id="rId228"/>
         </w:object>
       </w:r>
       <w:r>
@@ -14478,10 +14515,10 @@
           <w:position w:val="-6"/>
         </w:rPr>
         <w:object w:dxaOrig="240" w:dyaOrig="279" w14:anchorId="7EB9B4CD">
-          <v:shape id="_x0000_i1154" type="#_x0000_t75" style="width:12pt;height:14.25pt" o:ole="">
+          <v:shape id="_x0000_i1156" type="#_x0000_t75" style="width:12pt;height:14.25pt" o:ole="">
             <v:imagedata r:id="rId229" o:title=""/>
           </v:shape>
-          <o:OLEObject Type="Embed" ProgID="Equation.DSMT4" ShapeID="_x0000_i1154" DrawAspect="Content" ObjectID="_1851482774" r:id="rId230"/>
+          <o:OLEObject Type="Embed" ProgID="Equation.DSMT4" ShapeID="_x0000_i1156" DrawAspect="Content" ObjectID="_1851668464" r:id="rId230"/>
         </w:object>
       </w:r>
       <w:r>
@@ -14515,10 +14552,10 @@
           <w:position w:val="-6"/>
         </w:rPr>
         <w:object w:dxaOrig="400" w:dyaOrig="279" w14:anchorId="0B7296CB">
-          <v:shape id="_x0000_i1155" type="#_x0000_t75" style="width:20.25pt;height:14.25pt" o:ole="">
+          <v:shape id="_x0000_i1157" type="#_x0000_t75" style="width:20.25pt;height:14.25pt" o:ole="">
             <v:imagedata r:id="rId231" o:title=""/>
           </v:shape>
-          <o:OLEObject Type="Embed" ProgID="Equation.DSMT4" ShapeID="_x0000_i1155" DrawAspect="Content" ObjectID="_1851482775" r:id="rId232"/>
+          <o:OLEObject Type="Embed" ProgID="Equation.DSMT4" ShapeID="_x0000_i1157" DrawAspect="Content" ObjectID="_1851668465" r:id="rId232"/>
         </w:object>
       </w:r>
       <w:r>
@@ -14540,10 +14577,10 @@
           <w:position w:val="-4"/>
         </w:rPr>
         <w:object w:dxaOrig="400" w:dyaOrig="260" w14:anchorId="304DA1F9">
-          <v:shape id="_x0000_i1156" type="#_x0000_t75" style="width:20.25pt;height:12.75pt" o:ole="">
+          <v:shape id="_x0000_i1158" type="#_x0000_t75" style="width:20.25pt;height:12.75pt" o:ole="">
             <v:imagedata r:id="rId233" o:title=""/>
           </v:shape>
-          <o:OLEObject Type="Embed" ProgID="Equation.DSMT4" ShapeID="_x0000_i1156" DrawAspect="Content" ObjectID="_1851482776" r:id="rId234"/>
+          <o:OLEObject Type="Embed" ProgID="Equation.DSMT4" ShapeID="_x0000_i1158" DrawAspect="Content" ObjectID="_1851668466" r:id="rId234"/>
         </w:object>
       </w:r>
       <w:r>
@@ -14557,10 +14594,10 @@
           <w:position w:val="-6"/>
         </w:rPr>
         <w:object w:dxaOrig="540" w:dyaOrig="279" w14:anchorId="11193066">
-          <v:shape id="_x0000_i1157" type="#_x0000_t75" style="width:27pt;height:14.25pt" o:ole="">
+          <v:shape id="_x0000_i1159" type="#_x0000_t75" style="width:27pt;height:14.25pt" o:ole="">
             <v:imagedata r:id="rId235" o:title=""/>
           </v:shape>
-          <o:OLEObject Type="Embed" ProgID="Equation.DSMT4" ShapeID="_x0000_i1157" DrawAspect="Content" ObjectID="_1851482777" r:id="rId236"/>
+          <o:OLEObject Type="Embed" ProgID="Equation.DSMT4" ShapeID="_x0000_i1159" DrawAspect="Content" ObjectID="_1851668467" r:id="rId236"/>
         </w:object>
       </w:r>
       <w:r>
@@ -14596,10 +14633,10 @@
           <w:position w:val="-4"/>
         </w:rPr>
         <w:object w:dxaOrig="279" w:dyaOrig="260" w14:anchorId="32CCCDDE">
-          <v:shape id="_x0000_i1158" type="#_x0000_t75" style="width:14.25pt;height:12.75pt" o:ole="">
+          <v:shape id="_x0000_i1160" type="#_x0000_t75" style="width:14.25pt;height:12.75pt" o:ole="">
             <v:imagedata r:id="rId237" o:title=""/>
           </v:shape>
-          <o:OLEObject Type="Embed" ProgID="Equation.DSMT4" ShapeID="_x0000_i1158" DrawAspect="Content" ObjectID="_1851482778" r:id="rId238"/>
+          <o:OLEObject Type="Embed" ProgID="Equation.DSMT4" ShapeID="_x0000_i1160" DrawAspect="Content" ObjectID="_1851668468" r:id="rId238"/>
         </w:object>
       </w:r>
       <w:r>
@@ -14621,10 +14658,10 @@
           <w:position w:val="-4"/>
         </w:rPr>
         <w:object w:dxaOrig="260" w:dyaOrig="260" w14:anchorId="35E53E44">
-          <v:shape id="_x0000_i1159" type="#_x0000_t75" style="width:12.75pt;height:12.75pt" o:ole="">
+          <v:shape id="_x0000_i1161" type="#_x0000_t75" style="width:12.75pt;height:12.75pt" o:ole="">
             <v:imagedata r:id="rId239" o:title=""/>
           </v:shape>
-          <o:OLEObject Type="Embed" ProgID="Equation.DSMT4" ShapeID="_x0000_i1159" DrawAspect="Content" ObjectID="_1851482779" r:id="rId240"/>
+          <o:OLEObject Type="Embed" ProgID="Equation.DSMT4" ShapeID="_x0000_i1161" DrawAspect="Content" ObjectID="_1851668469" r:id="rId240"/>
         </w:object>
       </w:r>
       <w:r>
@@ -14646,10 +14683,10 @@
           <w:position w:val="-4"/>
         </w:rPr>
         <w:object w:dxaOrig="240" w:dyaOrig="260" w14:anchorId="3CDDBF8D">
-          <v:shape id="_x0000_i1160" type="#_x0000_t75" style="width:12pt;height:12.75pt" o:ole="">
+          <v:shape id="_x0000_i1162" type="#_x0000_t75" style="width:12pt;height:12.75pt" o:ole="">
             <v:imagedata r:id="rId241" o:title=""/>
           </v:shape>
-          <o:OLEObject Type="Embed" ProgID="Equation.DSMT4" ShapeID="_x0000_i1160" DrawAspect="Content" ObjectID="_1851482780" r:id="rId242"/>
+          <o:OLEObject Type="Embed" ProgID="Equation.DSMT4" ShapeID="_x0000_i1162" DrawAspect="Content" ObjectID="_1851668470" r:id="rId242"/>
         </w:object>
       </w:r>
       <w:r>
@@ -14671,10 +14708,10 @@
           <w:position w:val="-6"/>
         </w:rPr>
         <w:object w:dxaOrig="260" w:dyaOrig="279" w14:anchorId="611F9B55">
-          <v:shape id="_x0000_i1161" type="#_x0000_t75" style="width:12.75pt;height:14.25pt" o:ole="">
+          <v:shape id="_x0000_i1163" type="#_x0000_t75" style="width:12.75pt;height:14.25pt" o:ole="">
             <v:imagedata r:id="rId243" o:title=""/>
           </v:shape>
-          <o:OLEObject Type="Embed" ProgID="Equation.DSMT4" ShapeID="_x0000_i1161" DrawAspect="Content" ObjectID="_1851482781" r:id="rId244"/>
+          <o:OLEObject Type="Embed" ProgID="Equation.DSMT4" ShapeID="_x0000_i1163" DrawAspect="Content" ObjectID="_1851668471" r:id="rId244"/>
         </w:object>
       </w:r>
       <w:r>
@@ -14696,10 +14733,10 @@
           <w:position w:val="-6"/>
         </w:rPr>
         <w:object w:dxaOrig="380" w:dyaOrig="279" w14:anchorId="70A17706">
-          <v:shape id="_x0000_i1162" type="#_x0000_t75" style="width:18.75pt;height:14.25pt" o:ole="">
+          <v:shape id="_x0000_i1164" type="#_x0000_t75" style="width:18.75pt;height:14.25pt" o:ole="">
             <v:imagedata r:id="rId245" o:title=""/>
           </v:shape>
-          <o:OLEObject Type="Embed" ProgID="Equation.DSMT4" ShapeID="_x0000_i1162" DrawAspect="Content" ObjectID="_1851482782" r:id="rId246"/>
+          <o:OLEObject Type="Embed" ProgID="Equation.DSMT4" ShapeID="_x0000_i1164" DrawAspect="Content" ObjectID="_1851668472" r:id="rId246"/>
         </w:object>
       </w:r>
       <w:r>
@@ -14719,6 +14756,7 @@
         <w:rPr>
           <w:lang w:val="en-US" w:eastAsia="fr-CM"/>
         </w:rPr>
+        <w:lastRenderedPageBreak/>
         <w:t>We add some notations to the original model to denotes some concepts. We used:</w:t>
       </w:r>
     </w:p>
@@ -14734,10 +14772,10 @@
           <w:position w:val="-6"/>
         </w:rPr>
         <w:object w:dxaOrig="200" w:dyaOrig="220" w14:anchorId="47B83D54">
-          <v:shape id="_x0000_i1163" type="#_x0000_t75" style="width:9.75pt;height:11.25pt" o:ole="">
+          <v:shape id="_x0000_i1165" type="#_x0000_t75" style="width:9.75pt;height:11.25pt" o:ole="">
             <v:imagedata r:id="rId247" o:title=""/>
           </v:shape>
-          <o:OLEObject Type="Embed" ProgID="Equation.DSMT4" ShapeID="_x0000_i1163" DrawAspect="Content" ObjectID="_1851482783" r:id="rId248"/>
+          <o:OLEObject Type="Embed" ProgID="Equation.DSMT4" ShapeID="_x0000_i1165" DrawAspect="Content" ObjectID="_1851668473" r:id="rId248"/>
         </w:object>
       </w:r>
       <w:r>
@@ -14751,10 +14789,10 @@
           <w:position w:val="-6"/>
         </w:rPr>
         <w:object w:dxaOrig="300" w:dyaOrig="320" w14:anchorId="1C78DCDE">
-          <v:shape id="_x0000_i1164" type="#_x0000_t75" style="width:15pt;height:15.75pt" o:ole="">
+          <v:shape id="_x0000_i1166" type="#_x0000_t75" style="width:15pt;height:15.75pt" o:ole="">
             <v:imagedata r:id="rId249" o:title=""/>
           </v:shape>
-          <o:OLEObject Type="Embed" ProgID="Equation.DSMT4" ShapeID="_x0000_i1164" DrawAspect="Content" ObjectID="_1851482784" r:id="rId250"/>
+          <o:OLEObject Type="Embed" ProgID="Equation.DSMT4" ShapeID="_x0000_i1166" DrawAspect="Content" ObjectID="_1851668474" r:id="rId250"/>
         </w:object>
       </w:r>
       <w:r>
@@ -14819,28 +14857,27 @@
       </w:r>
     </w:p>
     <w:p>
-      <w:commentRangeStart w:id="22"/>
+      <w:commentRangeStart w:id="21"/>
       <w:r>
         <w:t xml:space="preserve">Imprécision sur la comptabilité des faillites </w:t>
       </w:r>
-      <w:commentRangeEnd w:id="22"/>
+      <w:commentRangeEnd w:id="21"/>
       <w:r>
         <w:rPr>
           <w:rStyle w:val="Marquedecommentaire"/>
         </w:rPr>
-        <w:commentReference w:id="22"/>
+        <w:commentReference w:id="21"/>
       </w:r>
     </w:p>
     <w:p>
       <w:pPr>
         <w:pStyle w:val="Titre2"/>
       </w:pPr>
-      <w:bookmarkStart w:id="23" w:name="_Ref210594238"/>
-      <w:r>
-        <w:lastRenderedPageBreak/>
+      <w:bookmarkStart w:id="22" w:name="_Ref210594238"/>
+      <w:r>
         <w:t>SFC accounting matrices</w:t>
       </w:r>
-      <w:bookmarkEnd w:id="23"/>
+      <w:bookmarkEnd w:id="22"/>
     </w:p>
     <w:p>
       <w:pPr>
@@ -15121,9 +15158,9 @@
       <w:pPr>
         <w:pStyle w:val="Lgende"/>
       </w:pPr>
-      <w:bookmarkStart w:id="24" w:name="_Ref239152080"/>
-      <w:bookmarkStart w:id="25" w:name="_Toc210661571"/>
-      <w:bookmarkStart w:id="26" w:name="_Ref239152074"/>
+      <w:bookmarkStart w:id="23" w:name="_Ref239152080"/>
+      <w:bookmarkStart w:id="24" w:name="_Toc210661571"/>
+      <w:bookmarkStart w:id="25" w:name="_Ref239152074"/>
       <w:r>
         <w:t xml:space="preserve">Table </w:t>
       </w:r>
@@ -15148,24 +15185,24 @@
         </w:rPr>
         <w:fldChar w:fldCharType="end"/>
       </w:r>
+      <w:bookmarkEnd w:id="23"/>
+      <w:r>
+        <w:t xml:space="preserve">. </w:t>
+      </w:r>
+      <w:r>
+        <w:t xml:space="preserve">Aggregate </w:t>
+      </w:r>
+      <w:r>
+        <w:t xml:space="preserve">Balance sheet of </w:t>
+      </w:r>
+      <w:r>
+        <w:t>the e</w:t>
+      </w:r>
+      <w:r>
+        <w:t>conomy</w:t>
+      </w:r>
       <w:bookmarkEnd w:id="24"/>
-      <w:r>
-        <w:t xml:space="preserve">. </w:t>
-      </w:r>
-      <w:r>
-        <w:t xml:space="preserve">Aggregate </w:t>
-      </w:r>
-      <w:r>
-        <w:t xml:space="preserve">Balance sheet of </w:t>
-      </w:r>
-      <w:r>
-        <w:t>the e</w:t>
-      </w:r>
-      <w:r>
-        <w:t>conomy</w:t>
-      </w:r>
       <w:bookmarkEnd w:id="25"/>
-      <w:bookmarkEnd w:id="26"/>
     </w:p>
     <w:tbl>
       <w:tblPr>
@@ -15333,10 +15370,10 @@
                 <w:position w:val="-4"/>
               </w:rPr>
               <w:object w:dxaOrig="220" w:dyaOrig="240" w14:anchorId="1306BF6F">
-                <v:shape id="_x0000_i1165" type="#_x0000_t75" style="width:13.5pt;height:14.25pt" o:ole="">
+                <v:shape id="_x0000_i1167" type="#_x0000_t75" style="width:13.5pt;height:14.25pt" o:ole="">
                   <v:imagedata r:id="rId251" o:title=""/>
                 </v:shape>
-                <o:OLEObject Type="Embed" ProgID="Equation.DSMT4" ShapeID="_x0000_i1165" DrawAspect="Content" ObjectID="_1851482785" r:id="rId252"/>
+                <o:OLEObject Type="Embed" ProgID="Equation.DSMT4" ShapeID="_x0000_i1167" DrawAspect="Content" ObjectID="_1851668475" r:id="rId252"/>
               </w:object>
             </w:r>
           </w:p>
@@ -15384,10 +15421,10 @@
                 <w:position w:val="-12"/>
               </w:rPr>
               <w:object w:dxaOrig="540" w:dyaOrig="360" w14:anchorId="152FF3AE">
-                <v:shape id="_x0000_i1166" type="#_x0000_t75" style="width:27.75pt;height:18pt" o:ole="">
+                <v:shape id="_x0000_i1168" type="#_x0000_t75" style="width:27.75pt;height:18pt" o:ole="">
                   <v:imagedata r:id="rId253" o:title=""/>
                 </v:shape>
-                <o:OLEObject Type="Embed" ProgID="Equation.DSMT4" ShapeID="_x0000_i1166" DrawAspect="Content" ObjectID="_1851482786" r:id="rId254"/>
+                <o:OLEObject Type="Embed" ProgID="Equation.DSMT4" ShapeID="_x0000_i1168" DrawAspect="Content" ObjectID="_1851668476" r:id="rId254"/>
               </w:object>
             </w:r>
           </w:p>
@@ -15413,10 +15450,10 @@
                 <w:position w:val="-12"/>
               </w:rPr>
               <w:object w:dxaOrig="520" w:dyaOrig="360" w14:anchorId="57248129">
-                <v:shape id="_x0000_i1167" type="#_x0000_t75" style="width:26.25pt;height:18pt" o:ole="">
+                <v:shape id="_x0000_i1169" type="#_x0000_t75" style="width:26.25pt;height:18pt" o:ole="">
                   <v:imagedata r:id="rId255" o:title=""/>
                 </v:shape>
-                <o:OLEObject Type="Embed" ProgID="Equation.DSMT4" ShapeID="_x0000_i1167" DrawAspect="Content" ObjectID="_1851482787" r:id="rId256"/>
+                <o:OLEObject Type="Embed" ProgID="Equation.DSMT4" ShapeID="_x0000_i1169" DrawAspect="Content" ObjectID="_1851668477" r:id="rId256"/>
               </w:object>
             </w:r>
           </w:p>
@@ -15442,10 +15479,10 @@
                 <w:position w:val="-12"/>
               </w:rPr>
               <w:object w:dxaOrig="520" w:dyaOrig="360" w14:anchorId="3E64C56A">
-                <v:shape id="_x0000_i1168" type="#_x0000_t75" style="width:25.5pt;height:18pt" o:ole="">
+                <v:shape id="_x0000_i1170" type="#_x0000_t75" style="width:25.5pt;height:18pt" o:ole="">
                   <v:imagedata r:id="rId257" o:title=""/>
                 </v:shape>
-                <o:OLEObject Type="Embed" ProgID="Equation.DSMT4" ShapeID="_x0000_i1168" DrawAspect="Content" ObjectID="_1851482788" r:id="rId258"/>
+                <o:OLEObject Type="Embed" ProgID="Equation.DSMT4" ShapeID="_x0000_i1170" DrawAspect="Content" ObjectID="_1851668478" r:id="rId258"/>
               </w:object>
             </w:r>
           </w:p>
@@ -15507,10 +15544,10 @@
                 <w:position w:val="-6"/>
               </w:rPr>
               <w:object w:dxaOrig="200" w:dyaOrig="279" w14:anchorId="4EDAC46A">
-                <v:shape id="_x0000_i1169" type="#_x0000_t75" style="width:14.25pt;height:14.25pt" o:ole="">
+                <v:shape id="_x0000_i1171" type="#_x0000_t75" style="width:14.25pt;height:14.25pt" o:ole="">
                   <v:imagedata r:id="rId259" o:title=""/>
                 </v:shape>
-                <o:OLEObject Type="Embed" ProgID="Equation.DSMT4" ShapeID="_x0000_i1169" DrawAspect="Content" ObjectID="_1851482789" r:id="rId260"/>
+                <o:OLEObject Type="Embed" ProgID="Equation.DSMT4" ShapeID="_x0000_i1171" DrawAspect="Content" ObjectID="_1851668479" r:id="rId260"/>
               </w:object>
             </w:r>
           </w:p>
@@ -15533,6 +15570,7 @@
               <w:pStyle w:val="TableNormal"/>
             </w:pPr>
             <w:r>
+              <w:lastRenderedPageBreak/>
               <w:t>Loans</w:t>
             </w:r>
           </w:p>
@@ -15576,10 +15614,10 @@
                 <w:position w:val="-12"/>
               </w:rPr>
               <w:object w:dxaOrig="480" w:dyaOrig="360" w14:anchorId="0D6761B6">
-                <v:shape id="_x0000_i1170" type="#_x0000_t75" style="width:24pt;height:18pt" o:ole="">
+                <v:shape id="_x0000_i1172" type="#_x0000_t75" style="width:24pt;height:18pt" o:ole="">
                   <v:imagedata r:id="rId261" o:title=""/>
                 </v:shape>
-                <o:OLEObject Type="Embed" ProgID="Equation.DSMT4" ShapeID="_x0000_i1170" DrawAspect="Content" ObjectID="_1851482790" r:id="rId262"/>
+                <o:OLEObject Type="Embed" ProgID="Equation.DSMT4" ShapeID="_x0000_i1172" DrawAspect="Content" ObjectID="_1851668480" r:id="rId262"/>
               </w:object>
             </w:r>
           </w:p>
@@ -15605,10 +15643,10 @@
                 <w:position w:val="-12"/>
               </w:rPr>
               <w:object w:dxaOrig="480" w:dyaOrig="360" w14:anchorId="7C199D1F">
-                <v:shape id="_x0000_i1171" type="#_x0000_t75" style="width:24pt;height:18pt" o:ole="">
+                <v:shape id="_x0000_i1173" type="#_x0000_t75" style="width:24pt;height:18pt" o:ole="">
                   <v:imagedata r:id="rId263" o:title=""/>
                 </v:shape>
-                <o:OLEObject Type="Embed" ProgID="Equation.DSMT4" ShapeID="_x0000_i1171" DrawAspect="Content" ObjectID="_1851482791" r:id="rId264"/>
+                <o:OLEObject Type="Embed" ProgID="Equation.DSMT4" ShapeID="_x0000_i1173" DrawAspect="Content" ObjectID="_1851668481" r:id="rId264"/>
               </w:object>
             </w:r>
           </w:p>
@@ -15670,10 +15708,10 @@
                 <w:position w:val="-6"/>
               </w:rPr>
               <w:object w:dxaOrig="200" w:dyaOrig="279" w14:anchorId="7EBD97FC">
-                <v:shape id="_x0000_i1172" type="#_x0000_t75" style="width:14.25pt;height:14.25pt" o:ole="">
+                <v:shape id="_x0000_i1174" type="#_x0000_t75" style="width:14.25pt;height:14.25pt" o:ole="">
                   <v:imagedata r:id="rId259" o:title=""/>
                 </v:shape>
-                <o:OLEObject Type="Embed" ProgID="Equation.DSMT4" ShapeID="_x0000_i1172" DrawAspect="Content" ObjectID="_1851482792" r:id="rId265"/>
+                <o:OLEObject Type="Embed" ProgID="Equation.DSMT4" ShapeID="_x0000_i1174" DrawAspect="Content" ObjectID="_1851668482" r:id="rId265"/>
               </w:object>
             </w:r>
           </w:p>
@@ -15739,10 +15777,10 @@
                 <w:position w:val="-12"/>
               </w:rPr>
               <w:object w:dxaOrig="740" w:dyaOrig="360" w14:anchorId="390219F9">
-                <v:shape id="_x0000_i1173" type="#_x0000_t75" style="width:37.5pt;height:18pt" o:ole="">
+                <v:shape id="_x0000_i1175" type="#_x0000_t75" style="width:37.5pt;height:18pt" o:ole="">
                   <v:imagedata r:id="rId266" o:title=""/>
                 </v:shape>
-                <o:OLEObject Type="Embed" ProgID="Equation.DSMT4" ShapeID="_x0000_i1173" DrawAspect="Content" ObjectID="_1851482793" r:id="rId267"/>
+                <o:OLEObject Type="Embed" ProgID="Equation.DSMT4" ShapeID="_x0000_i1175" DrawAspect="Content" ObjectID="_1851668483" r:id="rId267"/>
               </w:object>
             </w:r>
           </w:p>
@@ -15822,10 +15860,10 @@
                 <w:position w:val="-12"/>
               </w:rPr>
               <w:object w:dxaOrig="740" w:dyaOrig="360" w14:anchorId="6E48D085">
-                <v:shape id="_x0000_i1174" type="#_x0000_t75" style="width:37.5pt;height:18pt" o:ole="">
+                <v:shape id="_x0000_i1176" type="#_x0000_t75" style="width:37.5pt;height:18pt" o:ole="">
                   <v:imagedata r:id="rId268" o:title=""/>
                 </v:shape>
-                <o:OLEObject Type="Embed" ProgID="Equation.DSMT4" ShapeID="_x0000_i1174" DrawAspect="Content" ObjectID="_1851482794" r:id="rId269"/>
+                <o:OLEObject Type="Embed" ProgID="Equation.DSMT4" ShapeID="_x0000_i1176" DrawAspect="Content" ObjectID="_1851668484" r:id="rId269"/>
               </w:object>
             </w:r>
           </w:p>
@@ -15909,10 +15947,10 @@
                 <w:position w:val="-12"/>
               </w:rPr>
               <w:object w:dxaOrig="499" w:dyaOrig="360" w14:anchorId="0BB7AAE2">
-                <v:shape id="_x0000_i1175" type="#_x0000_t75" style="width:24.75pt;height:18pt" o:ole="">
+                <v:shape id="_x0000_i1177" type="#_x0000_t75" style="width:24.75pt;height:18pt" o:ole="">
                   <v:imagedata r:id="rId270" o:title=""/>
                 </v:shape>
-                <o:OLEObject Type="Embed" ProgID="Equation.DSMT4" ShapeID="_x0000_i1175" DrawAspect="Content" ObjectID="_1851482795" r:id="rId271"/>
+                <o:OLEObject Type="Embed" ProgID="Equation.DSMT4" ShapeID="_x0000_i1177" DrawAspect="Content" ObjectID="_1851668485" r:id="rId271"/>
               </w:object>
             </w:r>
           </w:p>
@@ -15938,10 +15976,10 @@
                 <w:position w:val="-12"/>
               </w:rPr>
               <w:object w:dxaOrig="499" w:dyaOrig="360" w14:anchorId="50018979">
-                <v:shape id="_x0000_i1176" type="#_x0000_t75" style="width:24.75pt;height:18pt" o:ole="">
+                <v:shape id="_x0000_i1178" type="#_x0000_t75" style="width:24.75pt;height:18pt" o:ole="">
                   <v:imagedata r:id="rId272" o:title=""/>
                 </v:shape>
-                <o:OLEObject Type="Embed" ProgID="Equation.DSMT4" ShapeID="_x0000_i1176" DrawAspect="Content" ObjectID="_1851482796" r:id="rId273"/>
+                <o:OLEObject Type="Embed" ProgID="Equation.DSMT4" ShapeID="_x0000_i1178" DrawAspect="Content" ObjectID="_1851668486" r:id="rId273"/>
               </w:object>
             </w:r>
           </w:p>
@@ -15967,10 +16005,10 @@
                 <w:position w:val="-12"/>
               </w:rPr>
               <w:object w:dxaOrig="580" w:dyaOrig="360" w14:anchorId="3741F837">
-                <v:shape id="_x0000_i1177" type="#_x0000_t75" style="width:29.25pt;height:18pt" o:ole="">
+                <v:shape id="_x0000_i1179" type="#_x0000_t75" style="width:29.25pt;height:18pt" o:ole="">
                   <v:imagedata r:id="rId274" o:title=""/>
                 </v:shape>
-                <o:OLEObject Type="Embed" ProgID="Equation.DSMT4" ShapeID="_x0000_i1177" DrawAspect="Content" ObjectID="_1851482797" r:id="rId275"/>
+                <o:OLEObject Type="Embed" ProgID="Equation.DSMT4" ShapeID="_x0000_i1179" DrawAspect="Content" ObjectID="_1851668487" r:id="rId275"/>
               </w:object>
             </w:r>
           </w:p>
@@ -15996,10 +16034,10 @@
                 <w:position w:val="-6"/>
               </w:rPr>
               <w:object w:dxaOrig="200" w:dyaOrig="279" w14:anchorId="7F12CFAE">
-                <v:shape id="_x0000_i1178" type="#_x0000_t75" style="width:14.25pt;height:14.25pt" o:ole="">
+                <v:shape id="_x0000_i1180" type="#_x0000_t75" style="width:14.25pt;height:14.25pt" o:ole="">
                   <v:imagedata r:id="rId276" o:title=""/>
                 </v:shape>
-                <o:OLEObject Type="Embed" ProgID="Equation.DSMT4" ShapeID="_x0000_i1178" DrawAspect="Content" ObjectID="_1851482798" r:id="rId277"/>
+                <o:OLEObject Type="Embed" ProgID="Equation.DSMT4" ShapeID="_x0000_i1180" DrawAspect="Content" ObjectID="_1851668488" r:id="rId277"/>
               </w:object>
             </w:r>
           </w:p>
@@ -16047,10 +16085,10 @@
                 <w:position w:val="-12"/>
               </w:rPr>
               <w:object w:dxaOrig="600" w:dyaOrig="360" w14:anchorId="23052002">
-                <v:shape id="_x0000_i1179" type="#_x0000_t75" style="width:30pt;height:18pt" o:ole="">
+                <v:shape id="_x0000_i1181" type="#_x0000_t75" style="width:30pt;height:18pt" o:ole="">
                   <v:imagedata r:id="rId278" o:title=""/>
                 </v:shape>
-                <o:OLEObject Type="Embed" ProgID="Equation.DSMT4" ShapeID="_x0000_i1179" DrawAspect="Content" ObjectID="_1851482799" r:id="rId279"/>
+                <o:OLEObject Type="Embed" ProgID="Equation.DSMT4" ShapeID="_x0000_i1181" DrawAspect="Content" ObjectID="_1851668489" r:id="rId279"/>
               </w:object>
             </w:r>
           </w:p>
@@ -16076,10 +16114,10 @@
                 <w:position w:val="-12"/>
               </w:rPr>
               <w:object w:dxaOrig="580" w:dyaOrig="360" w14:anchorId="26C6A9FA">
-                <v:shape id="_x0000_i1180" type="#_x0000_t75" style="width:29.25pt;height:18pt" o:ole="">
+                <v:shape id="_x0000_i1182" type="#_x0000_t75" style="width:29.25pt;height:18pt" o:ole="">
                   <v:imagedata r:id="rId280" o:title=""/>
                 </v:shape>
-                <o:OLEObject Type="Embed" ProgID="Equation.DSMT4" ShapeID="_x0000_i1180" DrawAspect="Content" ObjectID="_1851482800" r:id="rId281"/>
+                <o:OLEObject Type="Embed" ProgID="Equation.DSMT4" ShapeID="_x0000_i1182" DrawAspect="Content" ObjectID="_1851668490" r:id="rId281"/>
               </w:object>
             </w:r>
           </w:p>
@@ -16105,10 +16143,10 @@
                 <w:position w:val="-12"/>
               </w:rPr>
               <w:object w:dxaOrig="580" w:dyaOrig="360" w14:anchorId="6C93945E">
-                <v:shape id="_x0000_i1181" type="#_x0000_t75" style="width:29.25pt;height:18pt" o:ole="">
+                <v:shape id="_x0000_i1183" type="#_x0000_t75" style="width:29.25pt;height:18pt" o:ole="">
                   <v:imagedata r:id="rId282" o:title=""/>
                 </v:shape>
-                <o:OLEObject Type="Embed" ProgID="Equation.DSMT4" ShapeID="_x0000_i1181" DrawAspect="Content" ObjectID="_1851482801" r:id="rId283"/>
+                <o:OLEObject Type="Embed" ProgID="Equation.DSMT4" ShapeID="_x0000_i1183" DrawAspect="Content" ObjectID="_1851668491" r:id="rId283"/>
               </w:object>
             </w:r>
           </w:p>
@@ -16134,10 +16172,10 @@
                 <w:position w:val="-12"/>
               </w:rPr>
               <w:object w:dxaOrig="600" w:dyaOrig="360" w14:anchorId="7F9FE4A0">
-                <v:shape id="_x0000_i1182" type="#_x0000_t75" style="width:30pt;height:18pt" o:ole="">
+                <v:shape id="_x0000_i1184" type="#_x0000_t75" style="width:30pt;height:18pt" o:ole="">
                   <v:imagedata r:id="rId284" o:title=""/>
                 </v:shape>
-                <o:OLEObject Type="Embed" ProgID="Equation.DSMT4" ShapeID="_x0000_i1182" DrawAspect="Content" ObjectID="_1851482802" r:id="rId285"/>
+                <o:OLEObject Type="Embed" ProgID="Equation.DSMT4" ShapeID="_x0000_i1184" DrawAspect="Content" ObjectID="_1851668492" r:id="rId285"/>
               </w:object>
             </w:r>
           </w:p>
@@ -16163,10 +16201,10 @@
                 <w:position w:val="-12"/>
               </w:rPr>
               <w:object w:dxaOrig="660" w:dyaOrig="360" w14:anchorId="446CB9A0">
-                <v:shape id="_x0000_i1183" type="#_x0000_t75" style="width:33pt;height:18pt" o:ole="">
+                <v:shape id="_x0000_i1185" type="#_x0000_t75" style="width:33pt;height:18pt" o:ole="">
                   <v:imagedata r:id="rId286" o:title=""/>
                 </v:shape>
-                <o:OLEObject Type="Embed" ProgID="Equation.DSMT4" ShapeID="_x0000_i1183" DrawAspect="Content" ObjectID="_1851482803" r:id="rId287"/>
+                <o:OLEObject Type="Embed" ProgID="Equation.DSMT4" ShapeID="_x0000_i1185" DrawAspect="Content" ObjectID="_1851668493" r:id="rId287"/>
               </w:object>
             </w:r>
           </w:p>
@@ -16192,10 +16230,10 @@
                 <w:position w:val="-6"/>
               </w:rPr>
               <w:object w:dxaOrig="200" w:dyaOrig="279" w14:anchorId="6A4A775B">
-                <v:shape id="_x0000_i1184" type="#_x0000_t75" style="width:14.25pt;height:14.25pt" o:ole="">
+                <v:shape id="_x0000_i1186" type="#_x0000_t75" style="width:14.25pt;height:14.25pt" o:ole="">
                   <v:imagedata r:id="rId288" o:title=""/>
                 </v:shape>
-                <o:OLEObject Type="Embed" ProgID="Equation.DSMT4" ShapeID="_x0000_i1184" DrawAspect="Content" ObjectID="_1851482804" r:id="rId289"/>
+                <o:OLEObject Type="Embed" ProgID="Equation.DSMT4" ShapeID="_x0000_i1186" DrawAspect="Content" ObjectID="_1851668494" r:id="rId289"/>
               </w:object>
             </w:r>
           </w:p>
@@ -16279,10 +16317,10 @@
                 <w:position w:val="-12"/>
               </w:rPr>
               <w:object w:dxaOrig="499" w:dyaOrig="360" w14:anchorId="2181AE47">
-                <v:shape id="_x0000_i1185" type="#_x0000_t75" style="width:24.75pt;height:18pt" o:ole="">
+                <v:shape id="_x0000_i1187" type="#_x0000_t75" style="width:24.75pt;height:18pt" o:ole="">
                   <v:imagedata r:id="rId290" o:title=""/>
                 </v:shape>
-                <o:OLEObject Type="Embed" ProgID="Equation.DSMT4" ShapeID="_x0000_i1185" DrawAspect="Content" ObjectID="_1851482805" r:id="rId291"/>
+                <o:OLEObject Type="Embed" ProgID="Equation.DSMT4" ShapeID="_x0000_i1187" DrawAspect="Content" ObjectID="_1851668495" r:id="rId291"/>
               </w:object>
             </w:r>
           </w:p>
@@ -16326,10 +16364,10 @@
                 <w:position w:val="-12"/>
               </w:rPr>
               <w:object w:dxaOrig="580" w:dyaOrig="360" w14:anchorId="198BAC61">
-                <v:shape id="_x0000_i1186" type="#_x0000_t75" style="width:28.5pt;height:18pt" o:ole="">
+                <v:shape id="_x0000_i1188" type="#_x0000_t75" style="width:28.5pt;height:18pt" o:ole="">
                   <v:imagedata r:id="rId292" o:title=""/>
                 </v:shape>
-                <o:OLEObject Type="Embed" ProgID="Equation.DSMT4" ShapeID="_x0000_i1186" DrawAspect="Content" ObjectID="_1851482806" r:id="rId293"/>
+                <o:OLEObject Type="Embed" ProgID="Equation.DSMT4" ShapeID="_x0000_i1188" DrawAspect="Content" ObjectID="_1851668496" r:id="rId293"/>
               </w:object>
             </w:r>
           </w:p>
@@ -16355,10 +16393,10 @@
                 <w:position w:val="-6"/>
               </w:rPr>
               <w:object w:dxaOrig="200" w:dyaOrig="279" w14:anchorId="2BDDD46F">
-                <v:shape id="_x0000_i1187" type="#_x0000_t75" style="width:14.25pt;height:14.25pt" o:ole="">
+                <v:shape id="_x0000_i1189" type="#_x0000_t75" style="width:14.25pt;height:14.25pt" o:ole="">
                   <v:imagedata r:id="rId294" o:title=""/>
                 </v:shape>
-                <o:OLEObject Type="Embed" ProgID="Equation.DSMT4" ShapeID="_x0000_i1187" DrawAspect="Content" ObjectID="_1851482807" r:id="rId295"/>
+                <o:OLEObject Type="Embed" ProgID="Equation.DSMT4" ShapeID="_x0000_i1189" DrawAspect="Content" ObjectID="_1851668497" r:id="rId295"/>
               </w:object>
             </w:r>
           </w:p>
@@ -16406,10 +16444,10 @@
                 <w:position w:val="-12"/>
               </w:rPr>
               <w:object w:dxaOrig="520" w:dyaOrig="360" w14:anchorId="54DC3986">
-                <v:shape id="_x0000_i1188" type="#_x0000_t75" style="width:26.25pt;height:18pt" o:ole="">
+                <v:shape id="_x0000_i1190" type="#_x0000_t75" style="width:26.25pt;height:18pt" o:ole="">
                   <v:imagedata r:id="rId296" o:title=""/>
                 </v:shape>
-                <o:OLEObject Type="Embed" ProgID="Equation.DSMT4" ShapeID="_x0000_i1188" DrawAspect="Content" ObjectID="_1851482808" r:id="rId297"/>
+                <o:OLEObject Type="Embed" ProgID="Equation.DSMT4" ShapeID="_x0000_i1190" DrawAspect="Content" ObjectID="_1851668498" r:id="rId297"/>
               </w:object>
             </w:r>
           </w:p>
@@ -16435,10 +16473,10 @@
                 <w:position w:val="-12"/>
               </w:rPr>
               <w:object w:dxaOrig="499" w:dyaOrig="360" w14:anchorId="00AE74CB">
-                <v:shape id="_x0000_i1189" type="#_x0000_t75" style="width:24.75pt;height:18pt" o:ole="">
+                <v:shape id="_x0000_i1191" type="#_x0000_t75" style="width:24.75pt;height:18pt" o:ole="">
                   <v:imagedata r:id="rId298" o:title=""/>
                 </v:shape>
-                <o:OLEObject Type="Embed" ProgID="Equation.DSMT4" ShapeID="_x0000_i1189" DrawAspect="Content" ObjectID="_1851482809" r:id="rId299"/>
+                <o:OLEObject Type="Embed" ProgID="Equation.DSMT4" ShapeID="_x0000_i1191" DrawAspect="Content" ObjectID="_1851668499" r:id="rId299"/>
               </w:object>
             </w:r>
           </w:p>
@@ -16464,10 +16502,10 @@
                 <w:position w:val="-12"/>
               </w:rPr>
               <w:object w:dxaOrig="499" w:dyaOrig="360" w14:anchorId="3EB16984">
-                <v:shape id="_x0000_i1190" type="#_x0000_t75" style="width:24.75pt;height:18pt" o:ole="">
+                <v:shape id="_x0000_i1192" type="#_x0000_t75" style="width:24.75pt;height:18pt" o:ole="">
                   <v:imagedata r:id="rId300" o:title=""/>
                 </v:shape>
-                <o:OLEObject Type="Embed" ProgID="Equation.DSMT4" ShapeID="_x0000_i1190" DrawAspect="Content" ObjectID="_1851482810" r:id="rId301"/>
+                <o:OLEObject Type="Embed" ProgID="Equation.DSMT4" ShapeID="_x0000_i1192" DrawAspect="Content" ObjectID="_1851668500" r:id="rId301"/>
               </w:object>
             </w:r>
           </w:p>
@@ -16529,10 +16567,10 @@
                 <w:position w:val="-6"/>
               </w:rPr>
               <w:object w:dxaOrig="200" w:dyaOrig="279" w14:anchorId="28B6F281">
-                <v:shape id="_x0000_i1191" type="#_x0000_t75" style="width:14.25pt;height:14.25pt" o:ole="">
+                <v:shape id="_x0000_i1193" type="#_x0000_t75" style="width:14.25pt;height:14.25pt" o:ole="">
                   <v:imagedata r:id="rId294" o:title=""/>
                 </v:shape>
-                <o:OLEObject Type="Embed" ProgID="Equation.DSMT4" ShapeID="_x0000_i1191" DrawAspect="Content" ObjectID="_1851482811" r:id="rId302"/>
+                <o:OLEObject Type="Embed" ProgID="Equation.DSMT4" ShapeID="_x0000_i1193" DrawAspect="Content" ObjectID="_1851668501" r:id="rId302"/>
               </w:object>
             </w:r>
           </w:p>
@@ -16580,10 +16618,10 @@
                 <w:position w:val="-12"/>
               </w:rPr>
               <w:object w:dxaOrig="740" w:dyaOrig="360" w14:anchorId="10481322">
-                <v:shape id="_x0000_i1192" type="#_x0000_t75" style="width:36.75pt;height:18pt" o:ole="">
+                <v:shape id="_x0000_i1194" type="#_x0000_t75" style="width:36.75pt;height:18pt" o:ole="">
                   <v:imagedata r:id="rId303" o:title=""/>
                 </v:shape>
-                <o:OLEObject Type="Embed" ProgID="Equation.DSMT4" ShapeID="_x0000_i1192" DrawAspect="Content" ObjectID="_1851482812" r:id="rId304"/>
+                <o:OLEObject Type="Embed" ProgID="Equation.DSMT4" ShapeID="_x0000_i1194" DrawAspect="Content" ObjectID="_1851668502" r:id="rId304"/>
               </w:object>
             </w:r>
           </w:p>
@@ -16609,10 +16647,10 @@
                 <w:position w:val="-12"/>
               </w:rPr>
               <w:object w:dxaOrig="720" w:dyaOrig="360" w14:anchorId="6293056B">
-                <v:shape id="_x0000_i1193" type="#_x0000_t75" style="width:36pt;height:18pt" o:ole="">
+                <v:shape id="_x0000_i1195" type="#_x0000_t75" style="width:36pt;height:18pt" o:ole="">
                   <v:imagedata r:id="rId305" o:title=""/>
                 </v:shape>
-                <o:OLEObject Type="Embed" ProgID="Equation.DSMT4" ShapeID="_x0000_i1193" DrawAspect="Content" ObjectID="_1851482813" r:id="rId306"/>
+                <o:OLEObject Type="Embed" ProgID="Equation.DSMT4" ShapeID="_x0000_i1195" DrawAspect="Content" ObjectID="_1851668503" r:id="rId306"/>
               </w:object>
             </w:r>
           </w:p>
@@ -16638,10 +16676,10 @@
                 <w:position w:val="-12"/>
               </w:rPr>
               <w:object w:dxaOrig="720" w:dyaOrig="360" w14:anchorId="6D48D122">
-                <v:shape id="_x0000_i1194" type="#_x0000_t75" style="width:36pt;height:18pt" o:ole="">
+                <v:shape id="_x0000_i1196" type="#_x0000_t75" style="width:36pt;height:18pt" o:ole="">
                   <v:imagedata r:id="rId307" o:title=""/>
                 </v:shape>
-                <o:OLEObject Type="Embed" ProgID="Equation.DSMT4" ShapeID="_x0000_i1194" DrawAspect="Content" ObjectID="_1851482814" r:id="rId308"/>
+                <o:OLEObject Type="Embed" ProgID="Equation.DSMT4" ShapeID="_x0000_i1196" DrawAspect="Content" ObjectID="_1851668504" r:id="rId308"/>
               </w:object>
             </w:r>
           </w:p>
@@ -16667,10 +16705,10 @@
                 <w:position w:val="-12"/>
               </w:rPr>
               <w:object w:dxaOrig="720" w:dyaOrig="360" w14:anchorId="7ED48FB4">
-                <v:shape id="_x0000_i1195" type="#_x0000_t75" style="width:36pt;height:18pt" o:ole="">
+                <v:shape id="_x0000_i1197" type="#_x0000_t75" style="width:36pt;height:18pt" o:ole="">
                   <v:imagedata r:id="rId309" o:title=""/>
                 </v:shape>
-                <o:OLEObject Type="Embed" ProgID="Equation.DSMT4" ShapeID="_x0000_i1195" DrawAspect="Content" ObjectID="_1851482815" r:id="rId310"/>
+                <o:OLEObject Type="Embed" ProgID="Equation.DSMT4" ShapeID="_x0000_i1197" DrawAspect="Content" ObjectID="_1851668505" r:id="rId310"/>
               </w:object>
             </w:r>
           </w:p>
@@ -16696,10 +16734,10 @@
                 <w:position w:val="-6"/>
               </w:rPr>
               <w:object w:dxaOrig="200" w:dyaOrig="279" w14:anchorId="2A2911EE">
-                <v:shape id="_x0000_i1196" type="#_x0000_t75" style="width:14.25pt;height:14.25pt" o:ole="">
+                <v:shape id="_x0000_i1198" type="#_x0000_t75" style="width:14.25pt;height:14.25pt" o:ole="">
                   <v:imagedata r:id="rId294" o:title=""/>
                 </v:shape>
-                <o:OLEObject Type="Embed" ProgID="Equation.DSMT4" ShapeID="_x0000_i1196" DrawAspect="Content" ObjectID="_1851482816" r:id="rId311"/>
+                <o:OLEObject Type="Embed" ProgID="Equation.DSMT4" ShapeID="_x0000_i1198" DrawAspect="Content" ObjectID="_1851668506" r:id="rId311"/>
               </w:object>
             </w:r>
           </w:p>
@@ -16725,10 +16763,10 @@
                 <w:position w:val="-12"/>
               </w:rPr>
               <w:object w:dxaOrig="740" w:dyaOrig="360" w14:anchorId="1AB742FA">
-                <v:shape id="_x0000_i1197" type="#_x0000_t75" style="width:37.5pt;height:18pt" o:ole="">
+                <v:shape id="_x0000_i1199" type="#_x0000_t75" style="width:37.5pt;height:18pt" o:ole="">
                   <v:imagedata r:id="rId312" o:title=""/>
                 </v:shape>
-                <o:OLEObject Type="Embed" ProgID="Equation.DSMT4" ShapeID="_x0000_i1197" DrawAspect="Content" ObjectID="_1851482817" r:id="rId313"/>
+                <o:OLEObject Type="Embed" ProgID="Equation.DSMT4" ShapeID="_x0000_i1199" DrawAspect="Content" ObjectID="_1851668507" r:id="rId313"/>
               </w:object>
             </w:r>
           </w:p>
@@ -16753,10 +16791,10 @@
                 <w:position w:val="-4"/>
               </w:rPr>
               <w:object w:dxaOrig="220" w:dyaOrig="240" w14:anchorId="28172840">
-                <v:shape id="_x0000_i1198" type="#_x0000_t75" style="width:13.5pt;height:14.25pt" o:ole="">
+                <v:shape id="_x0000_i1200" type="#_x0000_t75" style="width:13.5pt;height:14.25pt" o:ole="">
                   <v:imagedata r:id="rId251" o:title=""/>
                 </v:shape>
-                <o:OLEObject Type="Embed" ProgID="Equation.DSMT4" ShapeID="_x0000_i1198" DrawAspect="Content" ObjectID="_1851482818" r:id="rId314"/>
+                <o:OLEObject Type="Embed" ProgID="Equation.DSMT4" ShapeID="_x0000_i1200" DrawAspect="Content" ObjectID="_1851668508" r:id="rId314"/>
               </w:object>
             </w:r>
           </w:p>
@@ -16780,10 +16818,10 @@
                 <w:position w:val="-6"/>
               </w:rPr>
               <w:object w:dxaOrig="200" w:dyaOrig="279" w14:anchorId="1B6FDEF1">
-                <v:shape id="_x0000_i1199" type="#_x0000_t75" style="width:14.25pt;height:14.25pt" o:ole="">
+                <v:shape id="_x0000_i1201" type="#_x0000_t75" style="width:14.25pt;height:14.25pt" o:ole="">
                   <v:imagedata r:id="rId315" o:title=""/>
                 </v:shape>
-                <o:OLEObject Type="Embed" ProgID="Equation.DSMT4" ShapeID="_x0000_i1199" DrawAspect="Content" ObjectID="_1851482819" r:id="rId316"/>
+                <o:OLEObject Type="Embed" ProgID="Equation.DSMT4" ShapeID="_x0000_i1201" DrawAspect="Content" ObjectID="_1851668509" r:id="rId316"/>
               </w:object>
             </w:r>
           </w:p>
@@ -16807,10 +16845,10 @@
                 <w:position w:val="-6"/>
               </w:rPr>
               <w:object w:dxaOrig="200" w:dyaOrig="279" w14:anchorId="2DC8862A">
-                <v:shape id="_x0000_i1200" type="#_x0000_t75" style="width:14.25pt;height:14.25pt" o:ole="">
+                <v:shape id="_x0000_i1202" type="#_x0000_t75" style="width:14.25pt;height:14.25pt" o:ole="">
                   <v:imagedata r:id="rId317" o:title=""/>
                 </v:shape>
-                <o:OLEObject Type="Embed" ProgID="Equation.DSMT4" ShapeID="_x0000_i1200" DrawAspect="Content" ObjectID="_1851482820" r:id="rId318"/>
+                <o:OLEObject Type="Embed" ProgID="Equation.DSMT4" ShapeID="_x0000_i1202" DrawAspect="Content" ObjectID="_1851668510" r:id="rId318"/>
               </w:object>
             </w:r>
           </w:p>
@@ -16834,10 +16872,10 @@
                 <w:position w:val="-6"/>
               </w:rPr>
               <w:object w:dxaOrig="200" w:dyaOrig="279" w14:anchorId="00CFBF18">
-                <v:shape id="_x0000_i1201" type="#_x0000_t75" style="width:14.25pt;height:14.25pt" o:ole="">
+                <v:shape id="_x0000_i1203" type="#_x0000_t75" style="width:14.25pt;height:14.25pt" o:ole="">
                   <v:imagedata r:id="rId319" o:title=""/>
                 </v:shape>
-                <o:OLEObject Type="Embed" ProgID="Equation.DSMT4" ShapeID="_x0000_i1201" DrawAspect="Content" ObjectID="_1851482821" r:id="rId320"/>
+                <o:OLEObject Type="Embed" ProgID="Equation.DSMT4" ShapeID="_x0000_i1203" DrawAspect="Content" ObjectID="_1851668511" r:id="rId320"/>
               </w:object>
             </w:r>
           </w:p>
@@ -16861,10 +16899,10 @@
                 <w:position w:val="-6"/>
               </w:rPr>
               <w:object w:dxaOrig="200" w:dyaOrig="279" w14:anchorId="3CE2BA49">
-                <v:shape id="_x0000_i1202" type="#_x0000_t75" style="width:14.25pt;height:14.25pt" o:ole="">
+                <v:shape id="_x0000_i1204" type="#_x0000_t75" style="width:14.25pt;height:14.25pt" o:ole="">
                   <v:imagedata r:id="rId321" o:title=""/>
                 </v:shape>
-                <o:OLEObject Type="Embed" ProgID="Equation.DSMT4" ShapeID="_x0000_i1202" DrawAspect="Content" ObjectID="_1851482822" r:id="rId322"/>
+                <o:OLEObject Type="Embed" ProgID="Equation.DSMT4" ShapeID="_x0000_i1204" DrawAspect="Content" ObjectID="_1851668512" r:id="rId322"/>
               </w:object>
             </w:r>
           </w:p>
@@ -16888,10 +16926,10 @@
                 <w:position w:val="-6"/>
               </w:rPr>
               <w:object w:dxaOrig="200" w:dyaOrig="279" w14:anchorId="61114FB2">
-                <v:shape id="_x0000_i1203" type="#_x0000_t75" style="width:14.25pt;height:14.25pt" o:ole="">
+                <v:shape id="_x0000_i1205" type="#_x0000_t75" style="width:14.25pt;height:14.25pt" o:ole="">
                   <v:imagedata r:id="rId323" o:title=""/>
                 </v:shape>
-                <o:OLEObject Type="Embed" ProgID="Equation.DSMT4" ShapeID="_x0000_i1203" DrawAspect="Content" ObjectID="_1851482823" r:id="rId324"/>
+                <o:OLEObject Type="Embed" ProgID="Equation.DSMT4" ShapeID="_x0000_i1205" DrawAspect="Content" ObjectID="_1851668513" r:id="rId324"/>
               </w:object>
             </w:r>
           </w:p>
@@ -16915,10 +16953,10 @@
                 <w:position w:val="-6"/>
               </w:rPr>
               <w:object w:dxaOrig="200" w:dyaOrig="279" w14:anchorId="702B4869">
-                <v:shape id="_x0000_i1204" type="#_x0000_t75" style="width:14.25pt;height:14.25pt" o:ole="">
+                <v:shape id="_x0000_i1206" type="#_x0000_t75" style="width:14.25pt;height:14.25pt" o:ole="">
                   <v:imagedata r:id="rId325" o:title=""/>
                 </v:shape>
-                <o:OLEObject Type="Embed" ProgID="Equation.DSMT4" ShapeID="_x0000_i1204" DrawAspect="Content" ObjectID="_1851482824" r:id="rId326"/>
+                <o:OLEObject Type="Embed" ProgID="Equation.DSMT4" ShapeID="_x0000_i1206" DrawAspect="Content" ObjectID="_1851668514" r:id="rId326"/>
               </w:object>
             </w:r>
           </w:p>
@@ -16942,7 +16980,6 @@
         <w:rPr>
           <w:lang w:val="en-US"/>
         </w:rPr>
-        <w:lastRenderedPageBreak/>
         <w:t>The matrix of our balance sheet must follow essentially one single rule</w:t>
       </w:r>
       <w:r>
@@ -17083,7 +17120,7 @@
       <w:pPr>
         <w:pStyle w:val="Lgende"/>
       </w:pPr>
-      <w:bookmarkStart w:id="27" w:name="_Toc210661572"/>
+      <w:bookmarkStart w:id="26" w:name="_Toc210661572"/>
       <w:r>
         <w:t xml:space="preserve">Table </w:t>
       </w:r>
@@ -17120,7 +17157,7 @@
       <w:r>
         <w:t>conomy</w:t>
       </w:r>
-      <w:bookmarkEnd w:id="27"/>
+      <w:bookmarkEnd w:id="26"/>
     </w:p>
     <w:tbl>
       <w:tblPr>
@@ -17281,10 +17318,10 @@
                 <w:position w:val="-4"/>
               </w:rPr>
               <w:object w:dxaOrig="220" w:dyaOrig="240" w14:anchorId="4785E1CD">
-                <v:shape id="_x0000_i1205" type="#_x0000_t75" style="width:13.5pt;height:14.25pt" o:ole="">
+                <v:shape id="_x0000_i1207" type="#_x0000_t75" style="width:13.5pt;height:14.25pt" o:ole="">
                   <v:imagedata r:id="rId251" o:title=""/>
                 </v:shape>
-                <o:OLEObject Type="Embed" ProgID="Equation.DSMT4" ShapeID="_x0000_i1205" DrawAspect="Content" ObjectID="_1851482825" r:id="rId327"/>
+                <o:OLEObject Type="Embed" ProgID="Equation.DSMT4" ShapeID="_x0000_i1207" DrawAspect="Content" ObjectID="_1851668515" r:id="rId327"/>
               </w:object>
             </w:r>
           </w:p>
@@ -17331,10 +17368,10 @@
                 <w:position w:val="-12"/>
               </w:rPr>
               <w:object w:dxaOrig="520" w:dyaOrig="360" w14:anchorId="5A6B31B6">
-                <v:shape id="_x0000_i1206" type="#_x0000_t75" style="width:26.25pt;height:18pt" o:ole="">
+                <v:shape id="_x0000_i1208" type="#_x0000_t75" style="width:26.25pt;height:18pt" o:ole="">
                   <v:imagedata r:id="rId328" o:title=""/>
                 </v:shape>
-                <o:OLEObject Type="Embed" ProgID="Equation.DSMT4" ShapeID="_x0000_i1206" DrawAspect="Content" ObjectID="_1851482826" r:id="rId329"/>
+                <o:OLEObject Type="Embed" ProgID="Equation.DSMT4" ShapeID="_x0000_i1208" DrawAspect="Content" ObjectID="_1851668516" r:id="rId329"/>
               </w:object>
             </w:r>
           </w:p>
@@ -17359,10 +17396,10 @@
                 <w:position w:val="-12"/>
               </w:rPr>
               <w:object w:dxaOrig="520" w:dyaOrig="360" w14:anchorId="44B28296">
-                <v:shape id="_x0000_i1207" type="#_x0000_t75" style="width:26.25pt;height:18pt" o:ole="">
+                <v:shape id="_x0000_i1209" type="#_x0000_t75" style="width:26.25pt;height:18pt" o:ole="">
                   <v:imagedata r:id="rId330" o:title=""/>
                 </v:shape>
-                <o:OLEObject Type="Embed" ProgID="Equation.DSMT4" ShapeID="_x0000_i1207" DrawAspect="Content" ObjectID="_1851482827" r:id="rId331"/>
+                <o:OLEObject Type="Embed" ProgID="Equation.DSMT4" ShapeID="_x0000_i1209" DrawAspect="Content" ObjectID="_1851668517" r:id="rId331"/>
               </w:object>
             </w:r>
           </w:p>
@@ -17438,10 +17475,10 @@
                 <w:position w:val="-6"/>
               </w:rPr>
               <w:object w:dxaOrig="200" w:dyaOrig="279" w14:anchorId="35AEFC56">
-                <v:shape id="_x0000_i1208" type="#_x0000_t75" style="width:14.25pt;height:14.25pt" o:ole="">
+                <v:shape id="_x0000_i1210" type="#_x0000_t75" style="width:14.25pt;height:14.25pt" o:ole="">
                   <v:imagedata r:id="rId332" o:title=""/>
                 </v:shape>
-                <o:OLEObject Type="Embed" ProgID="Equation.DSMT4" ShapeID="_x0000_i1208" DrawAspect="Content" ObjectID="_1851482828" r:id="rId333"/>
+                <o:OLEObject Type="Embed" ProgID="Equation.DSMT4" ShapeID="_x0000_i1210" DrawAspect="Content" ObjectID="_1851668518" r:id="rId333"/>
               </w:object>
             </w:r>
           </w:p>
@@ -17490,10 +17527,10 @@
                 <w:position w:val="-12"/>
               </w:rPr>
               <w:object w:dxaOrig="680" w:dyaOrig="360" w14:anchorId="2293DD58">
-                <v:shape id="_x0000_i1209" type="#_x0000_t75" style="width:33.75pt;height:18pt" o:ole="">
+                <v:shape id="_x0000_i1211" type="#_x0000_t75" style="width:33.75pt;height:18pt" o:ole="">
                   <v:imagedata r:id="rId334" o:title=""/>
                 </v:shape>
-                <o:OLEObject Type="Embed" ProgID="Equation.DSMT4" ShapeID="_x0000_i1209" DrawAspect="Content" ObjectID="_1851482829" r:id="rId335"/>
+                <o:OLEObject Type="Embed" ProgID="Equation.DSMT4" ShapeID="_x0000_i1211" DrawAspect="Content" ObjectID="_1851668519" r:id="rId335"/>
               </w:object>
             </w:r>
           </w:p>
@@ -17519,10 +17556,10 @@
                 <w:position w:val="-12"/>
               </w:rPr>
               <w:object w:dxaOrig="660" w:dyaOrig="360" w14:anchorId="0CA7FA2F">
-                <v:shape id="_x0000_i1210" type="#_x0000_t75" style="width:33pt;height:18pt" o:ole="">
+                <v:shape id="_x0000_i1212" type="#_x0000_t75" style="width:33pt;height:18pt" o:ole="">
                   <v:imagedata r:id="rId336" o:title=""/>
                 </v:shape>
-                <o:OLEObject Type="Embed" ProgID="Equation.DSMT4" ShapeID="_x0000_i1210" DrawAspect="Content" ObjectID="_1851482830" r:id="rId337"/>
+                <o:OLEObject Type="Embed" ProgID="Equation.DSMT4" ShapeID="_x0000_i1212" DrawAspect="Content" ObjectID="_1851668520" r:id="rId337"/>
               </w:object>
             </w:r>
           </w:p>
@@ -17602,10 +17639,10 @@
                 <w:position w:val="-6"/>
               </w:rPr>
               <w:object w:dxaOrig="200" w:dyaOrig="279" w14:anchorId="79E32879">
-                <v:shape id="_x0000_i1211" type="#_x0000_t75" style="width:14.25pt;height:14.25pt" o:ole="">
+                <v:shape id="_x0000_i1213" type="#_x0000_t75" style="width:14.25pt;height:14.25pt" o:ole="">
                   <v:imagedata r:id="rId332" o:title=""/>
                 </v:shape>
-                <o:OLEObject Type="Embed" ProgID="Equation.DSMT4" ShapeID="_x0000_i1211" DrawAspect="Content" ObjectID="_1851482831" r:id="rId338"/>
+                <o:OLEObject Type="Embed" ProgID="Equation.DSMT4" ShapeID="_x0000_i1213" DrawAspect="Content" ObjectID="_1851668521" r:id="rId338"/>
               </w:object>
             </w:r>
           </w:p>
@@ -17629,6 +17666,7 @@
               <w:contextualSpacing/>
             </w:pPr>
             <w:r>
+              <w:lastRenderedPageBreak/>
               <w:t>Pub</w:t>
             </w:r>
             <w:r>
@@ -17663,10 +17701,10 @@
                 <w:position w:val="-12"/>
               </w:rPr>
               <w:object w:dxaOrig="540" w:dyaOrig="360" w14:anchorId="588C3C20">
-                <v:shape id="_x0000_i1212" type="#_x0000_t75" style="width:27.75pt;height:18pt" o:ole="">
+                <v:shape id="_x0000_i1214" type="#_x0000_t75" style="width:27.75pt;height:18pt" o:ole="">
                   <v:imagedata r:id="rId339" o:title=""/>
                 </v:shape>
-                <o:OLEObject Type="Embed" ProgID="Equation.DSMT4" ShapeID="_x0000_i1212" DrawAspect="Content" ObjectID="_1851482832" r:id="rId340"/>
+                <o:OLEObject Type="Embed" ProgID="Equation.DSMT4" ShapeID="_x0000_i1214" DrawAspect="Content" ObjectID="_1851668522" r:id="rId340"/>
               </w:object>
             </w:r>
           </w:p>
@@ -17728,10 +17766,10 @@
                 <w:position w:val="-12"/>
               </w:rPr>
               <w:object w:dxaOrig="520" w:dyaOrig="360" w14:anchorId="66F547C3">
-                <v:shape id="_x0000_i1213" type="#_x0000_t75" style="width:26.25pt;height:18pt" o:ole="">
+                <v:shape id="_x0000_i1215" type="#_x0000_t75" style="width:26.25pt;height:18pt" o:ole="">
                   <v:imagedata r:id="rId341" o:title=""/>
                 </v:shape>
-                <o:OLEObject Type="Embed" ProgID="Equation.DSMT4" ShapeID="_x0000_i1213" DrawAspect="Content" ObjectID="_1851482833" r:id="rId342"/>
+                <o:OLEObject Type="Embed" ProgID="Equation.DSMT4" ShapeID="_x0000_i1215" DrawAspect="Content" ObjectID="_1851668523" r:id="rId342"/>
               </w:object>
             </w:r>
           </w:p>
@@ -17775,10 +17813,10 @@
                 <w:position w:val="-6"/>
               </w:rPr>
               <w:object w:dxaOrig="200" w:dyaOrig="279" w14:anchorId="5B79B25E">
-                <v:shape id="_x0000_i1214" type="#_x0000_t75" style="width:14.25pt;height:14.25pt" o:ole="">
+                <v:shape id="_x0000_i1216" type="#_x0000_t75" style="width:14.25pt;height:14.25pt" o:ole="">
                   <v:imagedata r:id="rId332" o:title=""/>
                 </v:shape>
-                <o:OLEObject Type="Embed" ProgID="Equation.DSMT4" ShapeID="_x0000_i1214" DrawAspect="Content" ObjectID="_1851482834" r:id="rId343"/>
+                <o:OLEObject Type="Embed" ProgID="Equation.DSMT4" ShapeID="_x0000_i1216" DrawAspect="Content" ObjectID="_1851668524" r:id="rId343"/>
               </w:object>
             </w:r>
           </w:p>
@@ -17827,10 +17865,10 @@
                 <w:position w:val="-12"/>
               </w:rPr>
               <w:object w:dxaOrig="480" w:dyaOrig="360" w14:anchorId="466005C9">
-                <v:shape id="_x0000_i1215" type="#_x0000_t75" style="width:24pt;height:18pt" o:ole="">
+                <v:shape id="_x0000_i1217" type="#_x0000_t75" style="width:24pt;height:18pt" o:ole="">
                   <v:imagedata r:id="rId344" o:title=""/>
                 </v:shape>
-                <o:OLEObject Type="Embed" ProgID="Equation.DSMT4" ShapeID="_x0000_i1215" DrawAspect="Content" ObjectID="_1851482835" r:id="rId345"/>
+                <o:OLEObject Type="Embed" ProgID="Equation.DSMT4" ShapeID="_x0000_i1217" DrawAspect="Content" ObjectID="_1851668525" r:id="rId345"/>
               </w:object>
             </w:r>
           </w:p>
@@ -17856,10 +17894,10 @@
                 <w:position w:val="-12"/>
               </w:rPr>
               <w:object w:dxaOrig="460" w:dyaOrig="360" w14:anchorId="08DDAF26">
-                <v:shape id="_x0000_i1216" type="#_x0000_t75" style="width:23.25pt;height:18pt" o:ole="">
+                <v:shape id="_x0000_i1218" type="#_x0000_t75" style="width:23.25pt;height:18pt" o:ole="">
                   <v:imagedata r:id="rId346" o:title=""/>
                 </v:shape>
-                <o:OLEObject Type="Embed" ProgID="Equation.DSMT4" ShapeID="_x0000_i1216" DrawAspect="Content" ObjectID="_1851482836" r:id="rId347"/>
+                <o:OLEObject Type="Embed" ProgID="Equation.DSMT4" ShapeID="_x0000_i1218" DrawAspect="Content" ObjectID="_1851668526" r:id="rId347"/>
               </w:object>
             </w:r>
           </w:p>
@@ -17885,10 +17923,10 @@
                 <w:position w:val="-12"/>
               </w:rPr>
               <w:object w:dxaOrig="460" w:dyaOrig="360" w14:anchorId="380580A3">
-                <v:shape id="_x0000_i1217" type="#_x0000_t75" style="width:23.25pt;height:18pt" o:ole="">
+                <v:shape id="_x0000_i1219" type="#_x0000_t75" style="width:23.25pt;height:18pt" o:ole="">
                   <v:imagedata r:id="rId348" o:title=""/>
                 </v:shape>
-                <o:OLEObject Type="Embed" ProgID="Equation.DSMT4" ShapeID="_x0000_i1217" DrawAspect="Content" ObjectID="_1851482837" r:id="rId349"/>
+                <o:OLEObject Type="Embed" ProgID="Equation.DSMT4" ShapeID="_x0000_i1219" DrawAspect="Content" ObjectID="_1851668527" r:id="rId349"/>
               </w:object>
             </w:r>
           </w:p>
@@ -17914,10 +17952,10 @@
                 <w:position w:val="-12"/>
               </w:rPr>
               <w:object w:dxaOrig="460" w:dyaOrig="360" w14:anchorId="6EB9444B">
-                <v:shape id="_x0000_i1218" type="#_x0000_t75" style="width:23.25pt;height:18pt" o:ole="">
+                <v:shape id="_x0000_i1220" type="#_x0000_t75" style="width:23.25pt;height:18pt" o:ole="">
                   <v:imagedata r:id="rId350" o:title=""/>
                 </v:shape>
-                <o:OLEObject Type="Embed" ProgID="Equation.DSMT4" ShapeID="_x0000_i1218" DrawAspect="Content" ObjectID="_1851482838" r:id="rId351"/>
+                <o:OLEObject Type="Embed" ProgID="Equation.DSMT4" ShapeID="_x0000_i1220" DrawAspect="Content" ObjectID="_1851668528" r:id="rId351"/>
               </w:object>
             </w:r>
           </w:p>
@@ -17961,10 +17999,10 @@
                 <w:position w:val="-6"/>
               </w:rPr>
               <w:object w:dxaOrig="200" w:dyaOrig="279" w14:anchorId="55273FF2">
-                <v:shape id="_x0000_i1219" type="#_x0000_t75" style="width:14.25pt;height:14.25pt" o:ole="">
+                <v:shape id="_x0000_i1221" type="#_x0000_t75" style="width:14.25pt;height:14.25pt" o:ole="">
                   <v:imagedata r:id="rId332" o:title=""/>
                 </v:shape>
-                <o:OLEObject Type="Embed" ProgID="Equation.DSMT4" ShapeID="_x0000_i1219" DrawAspect="Content" ObjectID="_1851482839" r:id="rId352"/>
+                <o:OLEObject Type="Embed" ProgID="Equation.DSMT4" ShapeID="_x0000_i1221" DrawAspect="Content" ObjectID="_1851668529" r:id="rId352"/>
               </w:object>
             </w:r>
           </w:p>
@@ -18023,10 +18061,10 @@
                 <w:position w:val="-12"/>
               </w:rPr>
               <w:object w:dxaOrig="639" w:dyaOrig="380" w14:anchorId="1821DD78">
-                <v:shape id="_x0000_i1220" type="#_x0000_t75" style="width:32.25pt;height:18.75pt" o:ole="">
+                <v:shape id="_x0000_i1222" type="#_x0000_t75" style="width:32.25pt;height:18.75pt" o:ole="">
                   <v:imagedata r:id="rId353" o:title=""/>
                 </v:shape>
-                <o:OLEObject Type="Embed" ProgID="Equation.DSMT4" ShapeID="_x0000_i1220" DrawAspect="Content" ObjectID="_1851482840" r:id="rId354"/>
+                <o:OLEObject Type="Embed" ProgID="Equation.DSMT4" ShapeID="_x0000_i1222" DrawAspect="Content" ObjectID="_1851668530" r:id="rId354"/>
               </w:object>
             </w:r>
           </w:p>
@@ -18053,10 +18091,10 @@
                 <w:position w:val="-12"/>
               </w:rPr>
               <w:object w:dxaOrig="639" w:dyaOrig="380" w14:anchorId="1846EBD5">
-                <v:shape id="_x0000_i1221" type="#_x0000_t75" style="width:32.25pt;height:18.75pt" o:ole="">
+                <v:shape id="_x0000_i1223" type="#_x0000_t75" style="width:32.25pt;height:18.75pt" o:ole="">
                   <v:imagedata r:id="rId355" o:title=""/>
                 </v:shape>
-                <o:OLEObject Type="Embed" ProgID="Equation.DSMT4" ShapeID="_x0000_i1221" DrawAspect="Content" ObjectID="_1851482841" r:id="rId356"/>
+                <o:OLEObject Type="Embed" ProgID="Equation.DSMT4" ShapeID="_x0000_i1223" DrawAspect="Content" ObjectID="_1851668531" r:id="rId356"/>
               </w:object>
             </w:r>
           </w:p>
@@ -18083,10 +18121,10 @@
                 <w:position w:val="-12"/>
               </w:rPr>
               <w:object w:dxaOrig="639" w:dyaOrig="380" w14:anchorId="5A66CF58">
-                <v:shape id="_x0000_i1222" type="#_x0000_t75" style="width:32.25pt;height:18.75pt" o:ole="">
+                <v:shape id="_x0000_i1224" type="#_x0000_t75" style="width:32.25pt;height:18.75pt" o:ole="">
                   <v:imagedata r:id="rId357" o:title=""/>
                 </v:shape>
-                <o:OLEObject Type="Embed" ProgID="Equation.DSMT4" ShapeID="_x0000_i1222" DrawAspect="Content" ObjectID="_1851482842" r:id="rId358"/>
+                <o:OLEObject Type="Embed" ProgID="Equation.DSMT4" ShapeID="_x0000_i1224" DrawAspect="Content" ObjectID="_1851668532" r:id="rId358"/>
               </w:object>
             </w:r>
           </w:p>
@@ -18151,10 +18189,10 @@
                 <w:position w:val="-6"/>
               </w:rPr>
               <w:object w:dxaOrig="200" w:dyaOrig="279" w14:anchorId="09099379">
-                <v:shape id="_x0000_i1223" type="#_x0000_t75" style="width:14.25pt;height:14.25pt" o:ole="">
+                <v:shape id="_x0000_i1225" type="#_x0000_t75" style="width:14.25pt;height:14.25pt" o:ole="">
                   <v:imagedata r:id="rId332" o:title=""/>
                 </v:shape>
-                <o:OLEObject Type="Embed" ProgID="Equation.DSMT4" ShapeID="_x0000_i1223" DrawAspect="Content" ObjectID="_1851482843" r:id="rId359"/>
+                <o:OLEObject Type="Embed" ProgID="Equation.DSMT4" ShapeID="_x0000_i1225" DrawAspect="Content" ObjectID="_1851668533" r:id="rId359"/>
               </w:object>
             </w:r>
           </w:p>
@@ -18224,10 +18262,10 @@
                 <w:position w:val="-12"/>
               </w:rPr>
               <w:object w:dxaOrig="639" w:dyaOrig="380" w14:anchorId="2AF610E1">
-                <v:shape id="_x0000_i1224" type="#_x0000_t75" style="width:32.25pt;height:18.75pt" o:ole="">
+                <v:shape id="_x0000_i1226" type="#_x0000_t75" style="width:32.25pt;height:18.75pt" o:ole="">
                   <v:imagedata r:id="rId360" o:title=""/>
                 </v:shape>
-                <o:OLEObject Type="Embed" ProgID="Equation.DSMT4" ShapeID="_x0000_i1224" DrawAspect="Content" ObjectID="_1851482844" r:id="rId361"/>
+                <o:OLEObject Type="Embed" ProgID="Equation.DSMT4" ShapeID="_x0000_i1226" DrawAspect="Content" ObjectID="_1851668534" r:id="rId361"/>
               </w:object>
             </w:r>
           </w:p>
@@ -18253,10 +18291,10 @@
                 <w:position w:val="-12"/>
               </w:rPr>
               <w:object w:dxaOrig="639" w:dyaOrig="380" w14:anchorId="71CD7061">
-                <v:shape id="_x0000_i1225" type="#_x0000_t75" style="width:32.25pt;height:18.75pt" o:ole="">
+                <v:shape id="_x0000_i1227" type="#_x0000_t75" style="width:32.25pt;height:18.75pt" o:ole="">
                   <v:imagedata r:id="rId362" o:title=""/>
                 </v:shape>
-                <o:OLEObject Type="Embed" ProgID="Equation.DSMT4" ShapeID="_x0000_i1225" DrawAspect="Content" ObjectID="_1851482845" r:id="rId363"/>
+                <o:OLEObject Type="Embed" ProgID="Equation.DSMT4" ShapeID="_x0000_i1227" DrawAspect="Content" ObjectID="_1851668535" r:id="rId363"/>
               </w:object>
             </w:r>
           </w:p>
@@ -18318,10 +18356,10 @@
                 <w:position w:val="-6"/>
               </w:rPr>
               <w:object w:dxaOrig="200" w:dyaOrig="279" w14:anchorId="5A44DCE2">
-                <v:shape id="_x0000_i1226" type="#_x0000_t75" style="width:14.25pt;height:14.25pt" o:ole="">
+                <v:shape id="_x0000_i1228" type="#_x0000_t75" style="width:14.25pt;height:14.25pt" o:ole="">
                   <v:imagedata r:id="rId288" o:title=""/>
                 </v:shape>
-                <o:OLEObject Type="Embed" ProgID="Equation.DSMT4" ShapeID="_x0000_i1226" DrawAspect="Content" ObjectID="_1851482846" r:id="rId364"/>
+                <o:OLEObject Type="Embed" ProgID="Equation.DSMT4" ShapeID="_x0000_i1228" DrawAspect="Content" ObjectID="_1851668536" r:id="rId364"/>
               </w:object>
             </w:r>
           </w:p>
@@ -18388,10 +18426,10 @@
                 <w:position w:val="-12"/>
               </w:rPr>
               <w:object w:dxaOrig="800" w:dyaOrig="360" w14:anchorId="55050BA5">
-                <v:shape id="_x0000_i1227" type="#_x0000_t75" style="width:40.5pt;height:18pt" o:ole="">
+                <v:shape id="_x0000_i1229" type="#_x0000_t75" style="width:40.5pt;height:18pt" o:ole="">
                   <v:imagedata r:id="rId365" o:title=""/>
                 </v:shape>
-                <o:OLEObject Type="Embed" ProgID="Equation.DSMT4" ShapeID="_x0000_i1227" DrawAspect="Content" ObjectID="_1851482847" r:id="rId366"/>
+                <o:OLEObject Type="Embed" ProgID="Equation.DSMT4" ShapeID="_x0000_i1229" DrawAspect="Content" ObjectID="_1851668537" r:id="rId366"/>
               </w:object>
             </w:r>
           </w:p>
@@ -18417,10 +18455,10 @@
                 <w:position w:val="-12"/>
               </w:rPr>
               <w:object w:dxaOrig="800" w:dyaOrig="360" w14:anchorId="3AAC54D9">
-                <v:shape id="_x0000_i1228" type="#_x0000_t75" style="width:40.5pt;height:18pt" o:ole="">
+                <v:shape id="_x0000_i1230" type="#_x0000_t75" style="width:40.5pt;height:18pt" o:ole="">
                   <v:imagedata r:id="rId367" o:title=""/>
                 </v:shape>
-                <o:OLEObject Type="Embed" ProgID="Equation.DSMT4" ShapeID="_x0000_i1228" DrawAspect="Content" ObjectID="_1851482848" r:id="rId368"/>
+                <o:OLEObject Type="Embed" ProgID="Equation.DSMT4" ShapeID="_x0000_i1230" DrawAspect="Content" ObjectID="_1851668538" r:id="rId368"/>
               </w:object>
             </w:r>
           </w:p>
@@ -18482,10 +18520,10 @@
                 <w:position w:val="-6"/>
               </w:rPr>
               <w:object w:dxaOrig="200" w:dyaOrig="279" w14:anchorId="2A8F18B2">
-                <v:shape id="_x0000_i1229" type="#_x0000_t75" style="width:14.25pt;height:14.25pt" o:ole="">
+                <v:shape id="_x0000_i1231" type="#_x0000_t75" style="width:14.25pt;height:14.25pt" o:ole="">
                   <v:imagedata r:id="rId288" o:title=""/>
                 </v:shape>
-                <o:OLEObject Type="Embed" ProgID="Equation.DSMT4" ShapeID="_x0000_i1229" DrawAspect="Content" ObjectID="_1851482849" r:id="rId369"/>
+                <o:OLEObject Type="Embed" ProgID="Equation.DSMT4" ShapeID="_x0000_i1231" DrawAspect="Content" ObjectID="_1851668539" r:id="rId369"/>
               </w:object>
             </w:r>
           </w:p>
@@ -18573,10 +18611,10 @@
                 <w:position w:val="-12"/>
               </w:rPr>
               <w:object w:dxaOrig="639" w:dyaOrig="380" w14:anchorId="668BCA82">
-                <v:shape id="_x0000_i1230" type="#_x0000_t75" style="width:32.25pt;height:18.75pt" o:ole="">
+                <v:shape id="_x0000_i1232" type="#_x0000_t75" style="width:32.25pt;height:18.75pt" o:ole="">
                   <v:imagedata r:id="rId370" o:title=""/>
                 </v:shape>
-                <o:OLEObject Type="Embed" ProgID="Equation.DSMT4" ShapeID="_x0000_i1230" DrawAspect="Content" ObjectID="_1851482850" r:id="rId371"/>
+                <o:OLEObject Type="Embed" ProgID="Equation.DSMT4" ShapeID="_x0000_i1232" DrawAspect="Content" ObjectID="_1851668540" r:id="rId371"/>
               </w:object>
             </w:r>
           </w:p>
@@ -18602,10 +18640,10 @@
                 <w:position w:val="-12"/>
               </w:rPr>
               <w:object w:dxaOrig="639" w:dyaOrig="380" w14:anchorId="4BE2205B">
-                <v:shape id="_x0000_i1231" type="#_x0000_t75" style="width:32.25pt;height:18.75pt" o:ole="">
+                <v:shape id="_x0000_i1233" type="#_x0000_t75" style="width:32.25pt;height:18.75pt" o:ole="">
                   <v:imagedata r:id="rId372" o:title=""/>
                 </v:shape>
-                <o:OLEObject Type="Embed" ProgID="Equation.DSMT4" ShapeID="_x0000_i1231" DrawAspect="Content" ObjectID="_1851482851" r:id="rId373"/>
+                <o:OLEObject Type="Embed" ProgID="Equation.DSMT4" ShapeID="_x0000_i1233" DrawAspect="Content" ObjectID="_1851668541" r:id="rId373"/>
               </w:object>
             </w:r>
           </w:p>
@@ -18631,10 +18669,10 @@
                 <w:position w:val="-12"/>
               </w:rPr>
               <w:object w:dxaOrig="720" w:dyaOrig="380" w14:anchorId="6A179BCE">
-                <v:shape id="_x0000_i1232" type="#_x0000_t75" style="width:36pt;height:18.75pt" o:ole="">
+                <v:shape id="_x0000_i1234" type="#_x0000_t75" style="width:36pt;height:18.75pt" o:ole="">
                   <v:imagedata r:id="rId374" o:title=""/>
                 </v:shape>
-                <o:OLEObject Type="Embed" ProgID="Equation.DSMT4" ShapeID="_x0000_i1232" DrawAspect="Content" ObjectID="_1851482852" r:id="rId375"/>
+                <o:OLEObject Type="Embed" ProgID="Equation.DSMT4" ShapeID="_x0000_i1234" DrawAspect="Content" ObjectID="_1851668542" r:id="rId375"/>
               </w:object>
             </w:r>
           </w:p>
@@ -18660,10 +18698,10 @@
                 <w:position w:val="-6"/>
               </w:rPr>
               <w:object w:dxaOrig="200" w:dyaOrig="279" w14:anchorId="62B7CF2D">
-                <v:shape id="_x0000_i1233" type="#_x0000_t75" style="width:14.25pt;height:14.25pt" o:ole="">
+                <v:shape id="_x0000_i1235" type="#_x0000_t75" style="width:14.25pt;height:14.25pt" o:ole="">
                   <v:imagedata r:id="rId294" o:title=""/>
                 </v:shape>
-                <o:OLEObject Type="Embed" ProgID="Equation.DSMT4" ShapeID="_x0000_i1233" DrawAspect="Content" ObjectID="_1851482853" r:id="rId376"/>
+                <o:OLEObject Type="Embed" ProgID="Equation.DSMT4" ShapeID="_x0000_i1235" DrawAspect="Content" ObjectID="_1851668543" r:id="rId376"/>
               </w:object>
             </w:r>
           </w:p>
@@ -18757,10 +18795,10 @@
                 <w:position w:val="-12"/>
               </w:rPr>
               <w:object w:dxaOrig="639" w:dyaOrig="380" w14:anchorId="58F1F7EB">
-                <v:shape id="_x0000_i1234" type="#_x0000_t75" style="width:32.25pt;height:18.75pt" o:ole="">
+                <v:shape id="_x0000_i1236" type="#_x0000_t75" style="width:32.25pt;height:18.75pt" o:ole="">
                   <v:imagedata r:id="rId377" o:title=""/>
                 </v:shape>
-                <o:OLEObject Type="Embed" ProgID="Equation.DSMT4" ShapeID="_x0000_i1234" DrawAspect="Content" ObjectID="_1851482854" r:id="rId378"/>
+                <o:OLEObject Type="Embed" ProgID="Equation.DSMT4" ShapeID="_x0000_i1236" DrawAspect="Content" ObjectID="_1851668544" r:id="rId378"/>
               </w:object>
             </w:r>
           </w:p>
@@ -18804,10 +18842,10 @@
                 <w:position w:val="-12"/>
               </w:rPr>
               <w:object w:dxaOrig="720" w:dyaOrig="380" w14:anchorId="27CFD79E">
-                <v:shape id="_x0000_i1235" type="#_x0000_t75" style="width:36pt;height:18.75pt" o:ole="">
+                <v:shape id="_x0000_i1237" type="#_x0000_t75" style="width:36pt;height:18.75pt" o:ole="">
                   <v:imagedata r:id="rId379" o:title=""/>
                 </v:shape>
-                <o:OLEObject Type="Embed" ProgID="Equation.DSMT4" ShapeID="_x0000_i1235" DrawAspect="Content" ObjectID="_1851482855" r:id="rId380"/>
+                <o:OLEObject Type="Embed" ProgID="Equation.DSMT4" ShapeID="_x0000_i1237" DrawAspect="Content" ObjectID="_1851668545" r:id="rId380"/>
               </w:object>
             </w:r>
           </w:p>
@@ -18833,10 +18871,10 @@
                 <w:position w:val="-6"/>
               </w:rPr>
               <w:object w:dxaOrig="200" w:dyaOrig="279" w14:anchorId="2F3BA1BC">
-                <v:shape id="_x0000_i1236" type="#_x0000_t75" style="width:14.25pt;height:14.25pt" o:ole="">
+                <v:shape id="_x0000_i1238" type="#_x0000_t75" style="width:14.25pt;height:14.25pt" o:ole="">
                   <v:imagedata r:id="rId276" o:title=""/>
                 </v:shape>
-                <o:OLEObject Type="Embed" ProgID="Equation.DSMT4" ShapeID="_x0000_i1236" DrawAspect="Content" ObjectID="_1851482856" r:id="rId381"/>
+                <o:OLEObject Type="Embed" ProgID="Equation.DSMT4" ShapeID="_x0000_i1238" DrawAspect="Content" ObjectID="_1851668546" r:id="rId381"/>
               </w:object>
             </w:r>
           </w:p>
@@ -18930,10 +18968,10 @@
                 <w:position w:val="-12"/>
               </w:rPr>
               <w:object w:dxaOrig="639" w:dyaOrig="380" w14:anchorId="545F815C">
-                <v:shape id="_x0000_i1237" type="#_x0000_t75" style="width:32.25pt;height:18.75pt" o:ole="">
+                <v:shape id="_x0000_i1239" type="#_x0000_t75" style="width:32.25pt;height:18.75pt" o:ole="">
                   <v:imagedata r:id="rId382" o:title=""/>
                 </v:shape>
-                <o:OLEObject Type="Embed" ProgID="Equation.DSMT4" ShapeID="_x0000_i1237" DrawAspect="Content" ObjectID="_1851482857" r:id="rId383"/>
+                <o:OLEObject Type="Embed" ProgID="Equation.DSMT4" ShapeID="_x0000_i1239" DrawAspect="Content" ObjectID="_1851668547" r:id="rId383"/>
               </w:object>
             </w:r>
           </w:p>
@@ -18977,10 +19015,10 @@
                 <w:position w:val="-12"/>
               </w:rPr>
               <w:object w:dxaOrig="720" w:dyaOrig="380" w14:anchorId="1CBA039A">
-                <v:shape id="_x0000_i1238" type="#_x0000_t75" style="width:36pt;height:18.75pt" o:ole="">
+                <v:shape id="_x0000_i1240" type="#_x0000_t75" style="width:36pt;height:18.75pt" o:ole="">
                   <v:imagedata r:id="rId384" o:title=""/>
                 </v:shape>
-                <o:OLEObject Type="Embed" ProgID="Equation.DSMT4" ShapeID="_x0000_i1238" DrawAspect="Content" ObjectID="_1851482858" r:id="rId385"/>
+                <o:OLEObject Type="Embed" ProgID="Equation.DSMT4" ShapeID="_x0000_i1240" DrawAspect="Content" ObjectID="_1851668548" r:id="rId385"/>
               </w:object>
             </w:r>
           </w:p>
@@ -19006,10 +19044,10 @@
                 <w:position w:val="-6"/>
               </w:rPr>
               <w:object w:dxaOrig="200" w:dyaOrig="279" w14:anchorId="76D1DA6A">
-                <v:shape id="_x0000_i1239" type="#_x0000_t75" style="width:14.25pt;height:14.25pt" o:ole="">
+                <v:shape id="_x0000_i1241" type="#_x0000_t75" style="width:14.25pt;height:14.25pt" o:ole="">
                   <v:imagedata r:id="rId276" o:title=""/>
                 </v:shape>
-                <o:OLEObject Type="Embed" ProgID="Equation.DSMT4" ShapeID="_x0000_i1239" DrawAspect="Content" ObjectID="_1851482859" r:id="rId386"/>
+                <o:OLEObject Type="Embed" ProgID="Equation.DSMT4" ShapeID="_x0000_i1241" DrawAspect="Content" ObjectID="_1851668549" r:id="rId386"/>
               </w:object>
             </w:r>
           </w:p>
@@ -19058,10 +19096,10 @@
                 <w:position w:val="-12"/>
               </w:rPr>
               <w:object w:dxaOrig="720" w:dyaOrig="360" w14:anchorId="43DE3A01">
-                <v:shape id="_x0000_i1240" type="#_x0000_t75" style="width:36pt;height:18pt" o:ole="">
+                <v:shape id="_x0000_i1242" type="#_x0000_t75" style="width:36pt;height:18pt" o:ole="">
                   <v:imagedata r:id="rId387" o:title=""/>
                 </v:shape>
-                <o:OLEObject Type="Embed" ProgID="Equation.DSMT4" ShapeID="_x0000_i1240" DrawAspect="Content" ObjectID="_1851482860" r:id="rId388"/>
+                <o:OLEObject Type="Embed" ProgID="Equation.DSMT4" ShapeID="_x0000_i1242" DrawAspect="Content" ObjectID="_1851668550" r:id="rId388"/>
               </w:object>
             </w:r>
           </w:p>
@@ -19087,10 +19125,10 @@
                 <w:position w:val="-12"/>
               </w:rPr>
               <w:object w:dxaOrig="700" w:dyaOrig="360" w14:anchorId="089D9AC4">
-                <v:shape id="_x0000_i1241" type="#_x0000_t75" style="width:35.25pt;height:18pt" o:ole="">
+                <v:shape id="_x0000_i1243" type="#_x0000_t75" style="width:35.25pt;height:18pt" o:ole="">
                   <v:imagedata r:id="rId389" o:title=""/>
                 </v:shape>
-                <o:OLEObject Type="Embed" ProgID="Equation.DSMT4" ShapeID="_x0000_i1241" DrawAspect="Content" ObjectID="_1851482861" r:id="rId390"/>
+                <o:OLEObject Type="Embed" ProgID="Equation.DSMT4" ShapeID="_x0000_i1243" DrawAspect="Content" ObjectID="_1851668551" r:id="rId390"/>
               </w:object>
             </w:r>
           </w:p>
@@ -19116,10 +19154,10 @@
                 <w:position w:val="-12"/>
               </w:rPr>
               <w:object w:dxaOrig="700" w:dyaOrig="360" w14:anchorId="5A7842DA">
-                <v:shape id="_x0000_i1242" type="#_x0000_t75" style="width:35.25pt;height:18pt" o:ole="">
+                <v:shape id="_x0000_i1244" type="#_x0000_t75" style="width:35.25pt;height:18pt" o:ole="">
                   <v:imagedata r:id="rId391" o:title=""/>
                 </v:shape>
-                <o:OLEObject Type="Embed" ProgID="Equation.DSMT4" ShapeID="_x0000_i1242" DrawAspect="Content" ObjectID="_1851482862" r:id="rId392"/>
+                <o:OLEObject Type="Embed" ProgID="Equation.DSMT4" ShapeID="_x0000_i1244" DrawAspect="Content" ObjectID="_1851668552" r:id="rId392"/>
               </w:object>
             </w:r>
           </w:p>
@@ -19181,10 +19219,10 @@
                 <w:position w:val="-6"/>
               </w:rPr>
               <w:object w:dxaOrig="200" w:dyaOrig="279" w14:anchorId="04911F37">
-                <v:shape id="_x0000_i1243" type="#_x0000_t75" style="width:14.25pt;height:14.25pt" o:ole="">
+                <v:shape id="_x0000_i1245" type="#_x0000_t75" style="width:14.25pt;height:14.25pt" o:ole="">
                   <v:imagedata r:id="rId332" o:title=""/>
                 </v:shape>
-                <o:OLEObject Type="Embed" ProgID="Equation.DSMT4" ShapeID="_x0000_i1243" DrawAspect="Content" ObjectID="_1851482863" r:id="rId393"/>
+                <o:OLEObject Type="Embed" ProgID="Equation.DSMT4" ShapeID="_x0000_i1245" DrawAspect="Content" ObjectID="_1851668553" r:id="rId393"/>
               </w:object>
             </w:r>
           </w:p>
@@ -19296,10 +19334,10 @@
                 <w:position w:val="-12"/>
               </w:rPr>
               <w:object w:dxaOrig="499" w:dyaOrig="360" w14:anchorId="3A686BCF">
-                <v:shape id="_x0000_i1244" type="#_x0000_t75" style="width:24.75pt;height:18pt" o:ole="">
+                <v:shape id="_x0000_i1246" type="#_x0000_t75" style="width:24.75pt;height:18pt" o:ole="">
                   <v:imagedata r:id="rId394" o:title=""/>
                 </v:shape>
-                <o:OLEObject Type="Embed" ProgID="Equation.DSMT4" ShapeID="_x0000_i1244" DrawAspect="Content" ObjectID="_1851482864" r:id="rId395"/>
+                <o:OLEObject Type="Embed" ProgID="Equation.DSMT4" ShapeID="_x0000_i1246" DrawAspect="Content" ObjectID="_1851668554" r:id="rId395"/>
               </w:object>
             </w:r>
           </w:p>
@@ -19325,10 +19363,10 @@
                 <w:position w:val="-12"/>
               </w:rPr>
               <w:object w:dxaOrig="580" w:dyaOrig="360" w14:anchorId="1C07297B">
-                <v:shape id="_x0000_i1245" type="#_x0000_t75" style="width:29.25pt;height:18pt" o:ole="">
+                <v:shape id="_x0000_i1247" type="#_x0000_t75" style="width:29.25pt;height:18pt" o:ole="">
                   <v:imagedata r:id="rId396" o:title=""/>
                 </v:shape>
-                <o:OLEObject Type="Embed" ProgID="Equation.DSMT4" ShapeID="_x0000_i1245" DrawAspect="Content" ObjectID="_1851482865" r:id="rId397"/>
+                <o:OLEObject Type="Embed" ProgID="Equation.DSMT4" ShapeID="_x0000_i1247" DrawAspect="Content" ObjectID="_1851668555" r:id="rId397"/>
               </w:object>
             </w:r>
           </w:p>
@@ -19354,10 +19392,10 @@
                 <w:position w:val="-6"/>
               </w:rPr>
               <w:object w:dxaOrig="200" w:dyaOrig="279" w14:anchorId="698CF75F">
-                <v:shape id="_x0000_i1246" type="#_x0000_t75" style="width:14.25pt;height:14.25pt" o:ole="">
+                <v:shape id="_x0000_i1248" type="#_x0000_t75" style="width:14.25pt;height:14.25pt" o:ole="">
                   <v:imagedata r:id="rId332" o:title=""/>
                 </v:shape>
-                <o:OLEObject Type="Embed" ProgID="Equation.DSMT4" ShapeID="_x0000_i1246" DrawAspect="Content" ObjectID="_1851482866" r:id="rId398"/>
+                <o:OLEObject Type="Embed" ProgID="Equation.DSMT4" ShapeID="_x0000_i1248" DrawAspect="Content" ObjectID="_1851668556" r:id="rId398"/>
               </w:object>
             </w:r>
           </w:p>
@@ -19385,10 +19423,10 @@
                 <w:position w:val="-4"/>
               </w:rPr>
               <w:object w:dxaOrig="220" w:dyaOrig="260" w14:anchorId="38C26E7D">
-                <v:shape id="_x0000_i1247" type="#_x0000_t75" style="width:11.25pt;height:12.75pt" o:ole="">
+                <v:shape id="_x0000_i1249" type="#_x0000_t75" style="width:11.25pt;height:12.75pt" o:ole="">
                   <v:imagedata r:id="rId399" o:title=""/>
                 </v:shape>
-                <o:OLEObject Type="Embed" ProgID="Equation.DSMT4" ShapeID="_x0000_i1247" DrawAspect="Content" ObjectID="_1851482867" r:id="rId400"/>
+                <o:OLEObject Type="Embed" ProgID="Equation.DSMT4" ShapeID="_x0000_i1249" DrawAspect="Content" ObjectID="_1851668557" r:id="rId400"/>
               </w:object>
             </w:r>
             <w:r>
@@ -19420,10 +19458,10 @@
                 <w:position w:val="-12"/>
               </w:rPr>
               <w:object w:dxaOrig="680" w:dyaOrig="360" w14:anchorId="7B0B8410">
-                <v:shape id="_x0000_i1248" type="#_x0000_t75" style="width:33.75pt;height:18pt" o:ole="">
+                <v:shape id="_x0000_i1250" type="#_x0000_t75" style="width:33.75pt;height:18pt" o:ole="">
                   <v:imagedata r:id="rId401" o:title=""/>
                 </v:shape>
-                <o:OLEObject Type="Embed" ProgID="Equation.DSMT4" ShapeID="_x0000_i1248" DrawAspect="Content" ObjectID="_1851482868" r:id="rId402"/>
+                <o:OLEObject Type="Embed" ProgID="Equation.DSMT4" ShapeID="_x0000_i1250" DrawAspect="Content" ObjectID="_1851668558" r:id="rId402"/>
               </w:object>
             </w:r>
           </w:p>
@@ -19449,10 +19487,10 @@
                 <w:position w:val="-12"/>
               </w:rPr>
               <w:object w:dxaOrig="660" w:dyaOrig="360" w14:anchorId="315E1A7C">
-                <v:shape id="_x0000_i1249" type="#_x0000_t75" style="width:33pt;height:18pt" o:ole="">
+                <v:shape id="_x0000_i1251" type="#_x0000_t75" style="width:33pt;height:18pt" o:ole="">
                   <v:imagedata r:id="rId403" o:title=""/>
                 </v:shape>
-                <o:OLEObject Type="Embed" ProgID="Equation.DSMT4" ShapeID="_x0000_i1249" DrawAspect="Content" ObjectID="_1851482869" r:id="rId404"/>
+                <o:OLEObject Type="Embed" ProgID="Equation.DSMT4" ShapeID="_x0000_i1251" DrawAspect="Content" ObjectID="_1851668559" r:id="rId404"/>
               </w:object>
             </w:r>
           </w:p>
@@ -19478,10 +19516,10 @@
                 <w:position w:val="-12"/>
               </w:rPr>
               <w:object w:dxaOrig="660" w:dyaOrig="360" w14:anchorId="01B6167B">
-                <v:shape id="_x0000_i1250" type="#_x0000_t75" style="width:33pt;height:18pt" o:ole="">
+                <v:shape id="_x0000_i1252" type="#_x0000_t75" style="width:33pt;height:18pt" o:ole="">
                   <v:imagedata r:id="rId405" o:title=""/>
                 </v:shape>
-                <o:OLEObject Type="Embed" ProgID="Equation.DSMT4" ShapeID="_x0000_i1250" DrawAspect="Content" ObjectID="_1851482870" r:id="rId406"/>
+                <o:OLEObject Type="Embed" ProgID="Equation.DSMT4" ShapeID="_x0000_i1252" DrawAspect="Content" ObjectID="_1851668560" r:id="rId406"/>
               </w:object>
             </w:r>
           </w:p>
@@ -19543,10 +19581,10 @@
                 <w:position w:val="-6"/>
               </w:rPr>
               <w:object w:dxaOrig="200" w:dyaOrig="279" w14:anchorId="28D411B4">
-                <v:shape id="_x0000_i1251" type="#_x0000_t75" style="width:14.25pt;height:14.25pt" o:ole="">
+                <v:shape id="_x0000_i1253" type="#_x0000_t75" style="width:14.25pt;height:14.25pt" o:ole="">
                   <v:imagedata r:id="rId332" o:title=""/>
                 </v:shape>
-                <o:OLEObject Type="Embed" ProgID="Equation.DSMT4" ShapeID="_x0000_i1251" DrawAspect="Content" ObjectID="_1851482871" r:id="rId407"/>
+                <o:OLEObject Type="Embed" ProgID="Equation.DSMT4" ShapeID="_x0000_i1253" DrawAspect="Content" ObjectID="_1851668561" r:id="rId407"/>
               </w:object>
             </w:r>
           </w:p>
@@ -19574,10 +19612,10 @@
                 <w:position w:val="-4"/>
               </w:rPr>
               <w:object w:dxaOrig="220" w:dyaOrig="260" w14:anchorId="514F491C">
-                <v:shape id="_x0000_i1252" type="#_x0000_t75" style="width:11.25pt;height:12.75pt" o:ole="">
+                <v:shape id="_x0000_i1254" type="#_x0000_t75" style="width:11.25pt;height:12.75pt" o:ole="">
                   <v:imagedata r:id="rId399" o:title=""/>
                 </v:shape>
-                <o:OLEObject Type="Embed" ProgID="Equation.DSMT4" ShapeID="_x0000_i1252" DrawAspect="Content" ObjectID="_1851482872" r:id="rId408"/>
+                <o:OLEObject Type="Embed" ProgID="Equation.DSMT4" ShapeID="_x0000_i1254" DrawAspect="Content" ObjectID="_1851668562" r:id="rId408"/>
               </w:object>
             </w:r>
             <w:r>
@@ -19627,10 +19665,10 @@
                 <w:position w:val="-12"/>
               </w:rPr>
               <w:object w:dxaOrig="620" w:dyaOrig="360" w14:anchorId="16639EBB">
-                <v:shape id="_x0000_i1253" type="#_x0000_t75" style="width:30.75pt;height:18pt" o:ole="">
+                <v:shape id="_x0000_i1255" type="#_x0000_t75" style="width:30.75pt;height:18pt" o:ole="">
                   <v:imagedata r:id="rId409" o:title=""/>
                 </v:shape>
-                <o:OLEObject Type="Embed" ProgID="Equation.DSMT4" ShapeID="_x0000_i1253" DrawAspect="Content" ObjectID="_1851482873" r:id="rId410"/>
+                <o:OLEObject Type="Embed" ProgID="Equation.DSMT4" ShapeID="_x0000_i1255" DrawAspect="Content" ObjectID="_1851668563" r:id="rId410"/>
               </w:object>
             </w:r>
           </w:p>
@@ -19656,10 +19694,10 @@
                 <w:position w:val="-12"/>
               </w:rPr>
               <w:object w:dxaOrig="620" w:dyaOrig="360" w14:anchorId="15709CF8">
-                <v:shape id="_x0000_i1254" type="#_x0000_t75" style="width:30.75pt;height:18pt" o:ole="">
+                <v:shape id="_x0000_i1256" type="#_x0000_t75" style="width:30.75pt;height:18pt" o:ole="">
                   <v:imagedata r:id="rId411" o:title=""/>
                 </v:shape>
-                <o:OLEObject Type="Embed" ProgID="Equation.DSMT4" ShapeID="_x0000_i1254" DrawAspect="Content" ObjectID="_1851482874" r:id="rId412"/>
+                <o:OLEObject Type="Embed" ProgID="Equation.DSMT4" ShapeID="_x0000_i1256" DrawAspect="Content" ObjectID="_1851668564" r:id="rId412"/>
               </w:object>
             </w:r>
           </w:p>
@@ -19721,10 +19759,10 @@
                 <w:position w:val="-6"/>
               </w:rPr>
               <w:object w:dxaOrig="200" w:dyaOrig="279" w14:anchorId="5BA831D2">
-                <v:shape id="_x0000_i1255" type="#_x0000_t75" style="width:14.25pt;height:14.25pt" o:ole="">
+                <v:shape id="_x0000_i1257" type="#_x0000_t75" style="width:14.25pt;height:14.25pt" o:ole="">
                   <v:imagedata r:id="rId288" o:title=""/>
                 </v:shape>
-                <o:OLEObject Type="Embed" ProgID="Equation.DSMT4" ShapeID="_x0000_i1255" DrawAspect="Content" ObjectID="_1851482875" r:id="rId413"/>
+                <o:OLEObject Type="Embed" ProgID="Equation.DSMT4" ShapeID="_x0000_i1257" DrawAspect="Content" ObjectID="_1851668565" r:id="rId413"/>
               </w:object>
             </w:r>
           </w:p>
@@ -19752,10 +19790,10 @@
                 <w:position w:val="-4"/>
               </w:rPr>
               <w:object w:dxaOrig="220" w:dyaOrig="260" w14:anchorId="3A866C8B">
-                <v:shape id="_x0000_i1256" type="#_x0000_t75" style="width:11.25pt;height:12.75pt" o:ole="">
+                <v:shape id="_x0000_i1258" type="#_x0000_t75" style="width:11.25pt;height:12.75pt" o:ole="">
                   <v:imagedata r:id="rId399" o:title=""/>
                 </v:shape>
-                <o:OLEObject Type="Embed" ProgID="Equation.DSMT4" ShapeID="_x0000_i1256" DrawAspect="Content" ObjectID="_1851482876" r:id="rId414"/>
+                <o:OLEObject Type="Embed" ProgID="Equation.DSMT4" ShapeID="_x0000_i1258" DrawAspect="Content" ObjectID="_1851668566" r:id="rId414"/>
               </w:object>
             </w:r>
             <w:r>
@@ -19823,10 +19861,10 @@
                 <w:position w:val="-12"/>
               </w:rPr>
               <w:object w:dxaOrig="639" w:dyaOrig="360" w14:anchorId="790CC284">
-                <v:shape id="_x0000_i1257" type="#_x0000_t75" style="width:32.25pt;height:18pt" o:ole="">
+                <v:shape id="_x0000_i1259" type="#_x0000_t75" style="width:32.25pt;height:18pt" o:ole="">
                   <v:imagedata r:id="rId415" o:title=""/>
                 </v:shape>
-                <o:OLEObject Type="Embed" ProgID="Equation.DSMT4" ShapeID="_x0000_i1257" DrawAspect="Content" ObjectID="_1851482877" r:id="rId416"/>
+                <o:OLEObject Type="Embed" ProgID="Equation.DSMT4" ShapeID="_x0000_i1259" DrawAspect="Content" ObjectID="_1851668567" r:id="rId416"/>
               </w:object>
             </w:r>
           </w:p>
@@ -19852,10 +19890,10 @@
                 <w:position w:val="-12"/>
               </w:rPr>
               <w:object w:dxaOrig="639" w:dyaOrig="360" w14:anchorId="39A76EA3">
-                <v:shape id="_x0000_i1258" type="#_x0000_t75" style="width:32.25pt;height:18pt" o:ole="">
+                <v:shape id="_x0000_i1260" type="#_x0000_t75" style="width:32.25pt;height:18pt" o:ole="">
                   <v:imagedata r:id="rId417" o:title=""/>
                 </v:shape>
-                <o:OLEObject Type="Embed" ProgID="Equation.DSMT4" ShapeID="_x0000_i1258" DrawAspect="Content" ObjectID="_1851482878" r:id="rId418"/>
+                <o:OLEObject Type="Embed" ProgID="Equation.DSMT4" ShapeID="_x0000_i1260" DrawAspect="Content" ObjectID="_1851668568" r:id="rId418"/>
               </w:object>
             </w:r>
           </w:p>
@@ -19881,10 +19919,10 @@
                 <w:position w:val="-12"/>
               </w:rPr>
               <w:object w:dxaOrig="720" w:dyaOrig="360" w14:anchorId="2DF43521">
-                <v:shape id="_x0000_i1259" type="#_x0000_t75" style="width:36pt;height:18pt" o:ole="">
+                <v:shape id="_x0000_i1261" type="#_x0000_t75" style="width:36pt;height:18pt" o:ole="">
                   <v:imagedata r:id="rId419" o:title=""/>
                 </v:shape>
-                <o:OLEObject Type="Embed" ProgID="Equation.DSMT4" ShapeID="_x0000_i1259" DrawAspect="Content" ObjectID="_1851482879" r:id="rId420"/>
+                <o:OLEObject Type="Embed" ProgID="Equation.DSMT4" ShapeID="_x0000_i1261" DrawAspect="Content" ObjectID="_1851668569" r:id="rId420"/>
               </w:object>
             </w:r>
           </w:p>
@@ -19910,10 +19948,10 @@
                 <w:position w:val="-6"/>
               </w:rPr>
               <w:object w:dxaOrig="200" w:dyaOrig="279" w14:anchorId="11B8CB0B">
-                <v:shape id="_x0000_i1260" type="#_x0000_t75" style="width:14.25pt;height:14.25pt" o:ole="">
+                <v:shape id="_x0000_i1262" type="#_x0000_t75" style="width:14.25pt;height:14.25pt" o:ole="">
                   <v:imagedata r:id="rId259" o:title=""/>
                 </v:shape>
-                <o:OLEObject Type="Embed" ProgID="Equation.DSMT4" ShapeID="_x0000_i1260" DrawAspect="Content" ObjectID="_1851482880" r:id="rId421"/>
+                <o:OLEObject Type="Embed" ProgID="Equation.DSMT4" ShapeID="_x0000_i1262" DrawAspect="Content" ObjectID="_1851668570" r:id="rId421"/>
               </w:object>
             </w:r>
           </w:p>
@@ -19941,10 +19979,10 @@
                 <w:position w:val="-4"/>
               </w:rPr>
               <w:object w:dxaOrig="220" w:dyaOrig="260" w14:anchorId="2AFA6EF5">
-                <v:shape id="_x0000_i1261" type="#_x0000_t75" style="width:11.25pt;height:12.75pt" o:ole="">
+                <v:shape id="_x0000_i1263" type="#_x0000_t75" style="width:11.25pt;height:12.75pt" o:ole="">
                   <v:imagedata r:id="rId399" o:title=""/>
                 </v:shape>
-                <o:OLEObject Type="Embed" ProgID="Equation.DSMT4" ShapeID="_x0000_i1261" DrawAspect="Content" ObjectID="_1851482881" r:id="rId422"/>
+                <o:OLEObject Type="Embed" ProgID="Equation.DSMT4" ShapeID="_x0000_i1263" DrawAspect="Content" ObjectID="_1851668571" r:id="rId422"/>
               </w:object>
             </w:r>
             <w:r>
@@ -19973,10 +20011,10 @@
                 <w:position w:val="-12"/>
               </w:rPr>
               <w:object w:dxaOrig="740" w:dyaOrig="360" w14:anchorId="2361F5B9">
-                <v:shape id="_x0000_i1262" type="#_x0000_t75" style="width:36.75pt;height:18pt" o:ole="">
+                <v:shape id="_x0000_i1264" type="#_x0000_t75" style="width:36.75pt;height:18pt" o:ole="">
                   <v:imagedata r:id="rId423" o:title=""/>
                 </v:shape>
-                <o:OLEObject Type="Embed" ProgID="Equation.DSMT4" ShapeID="_x0000_i1262" DrawAspect="Content" ObjectID="_1851482882" r:id="rId424"/>
+                <o:OLEObject Type="Embed" ProgID="Equation.DSMT4" ShapeID="_x0000_i1264" DrawAspect="Content" ObjectID="_1851668572" r:id="rId424"/>
               </w:object>
             </w:r>
           </w:p>
@@ -20002,10 +20040,10 @@
                 <w:position w:val="-12"/>
               </w:rPr>
               <w:object w:dxaOrig="720" w:dyaOrig="360" w14:anchorId="2EAA9D03">
-                <v:shape id="_x0000_i1263" type="#_x0000_t75" style="width:36pt;height:18pt" o:ole="">
+                <v:shape id="_x0000_i1265" type="#_x0000_t75" style="width:36pt;height:18pt" o:ole="">
                   <v:imagedata r:id="rId425" o:title=""/>
                 </v:shape>
-                <o:OLEObject Type="Embed" ProgID="Equation.DSMT4" ShapeID="_x0000_i1263" DrawAspect="Content" ObjectID="_1851482883" r:id="rId426"/>
+                <o:OLEObject Type="Embed" ProgID="Equation.DSMT4" ShapeID="_x0000_i1265" DrawAspect="Content" ObjectID="_1851668573" r:id="rId426"/>
               </w:object>
             </w:r>
           </w:p>
@@ -20031,10 +20069,10 @@
                 <w:position w:val="-12"/>
               </w:rPr>
               <w:object w:dxaOrig="720" w:dyaOrig="360" w14:anchorId="69DDCCE0">
-                <v:shape id="_x0000_i1264" type="#_x0000_t75" style="width:36pt;height:18pt" o:ole="">
+                <v:shape id="_x0000_i1266" type="#_x0000_t75" style="width:36pt;height:18pt" o:ole="">
                   <v:imagedata r:id="rId427" o:title=""/>
                 </v:shape>
-                <o:OLEObject Type="Embed" ProgID="Equation.DSMT4" ShapeID="_x0000_i1264" DrawAspect="Content" ObjectID="_1851482884" r:id="rId428"/>
+                <o:OLEObject Type="Embed" ProgID="Equation.DSMT4" ShapeID="_x0000_i1266" DrawAspect="Content" ObjectID="_1851668574" r:id="rId428"/>
               </w:object>
             </w:r>
           </w:p>
@@ -20060,10 +20098,10 @@
                 <w:position w:val="-12"/>
               </w:rPr>
               <w:object w:dxaOrig="740" w:dyaOrig="360" w14:anchorId="3EB46C36">
-                <v:shape id="_x0000_i1265" type="#_x0000_t75" style="width:36.75pt;height:18pt" o:ole="">
+                <v:shape id="_x0000_i1267" type="#_x0000_t75" style="width:36.75pt;height:18pt" o:ole="">
                   <v:imagedata r:id="rId429" o:title=""/>
                 </v:shape>
-                <o:OLEObject Type="Embed" ProgID="Equation.DSMT4" ShapeID="_x0000_i1265" DrawAspect="Content" ObjectID="_1851482885" r:id="rId430"/>
+                <o:OLEObject Type="Embed" ProgID="Equation.DSMT4" ShapeID="_x0000_i1267" DrawAspect="Content" ObjectID="_1851668575" r:id="rId430"/>
               </w:object>
             </w:r>
           </w:p>
@@ -20089,10 +20127,10 @@
                 <w:position w:val="-12"/>
               </w:rPr>
               <w:object w:dxaOrig="820" w:dyaOrig="360" w14:anchorId="590D3F29">
-                <v:shape id="_x0000_i1266" type="#_x0000_t75" style="width:41.25pt;height:18pt" o:ole="">
+                <v:shape id="_x0000_i1268" type="#_x0000_t75" style="width:41.25pt;height:18pt" o:ole="">
                   <v:imagedata r:id="rId431" o:title=""/>
                 </v:shape>
-                <o:OLEObject Type="Embed" ProgID="Equation.DSMT4" ShapeID="_x0000_i1266" DrawAspect="Content" ObjectID="_1851482886" r:id="rId432"/>
+                <o:OLEObject Type="Embed" ProgID="Equation.DSMT4" ShapeID="_x0000_i1268" DrawAspect="Content" ObjectID="_1851668576" r:id="rId432"/>
               </w:object>
             </w:r>
           </w:p>
@@ -20118,10 +20156,10 @@
                 <w:position w:val="-6"/>
               </w:rPr>
               <w:object w:dxaOrig="200" w:dyaOrig="279" w14:anchorId="18ECDFDC">
-                <v:shape id="_x0000_i1267" type="#_x0000_t75" style="width:14.25pt;height:14.25pt" o:ole="">
+                <v:shape id="_x0000_i1269" type="#_x0000_t75" style="width:14.25pt;height:14.25pt" o:ole="">
                   <v:imagedata r:id="rId294" o:title=""/>
                 </v:shape>
-                <o:OLEObject Type="Embed" ProgID="Equation.DSMT4" ShapeID="_x0000_i1267" DrawAspect="Content" ObjectID="_1851482887" r:id="rId433"/>
+                <o:OLEObject Type="Embed" ProgID="Equation.DSMT4" ShapeID="_x0000_i1269" DrawAspect="Content" ObjectID="_1851668577" r:id="rId433"/>
               </w:object>
             </w:r>
           </w:p>
@@ -20149,10 +20187,10 @@
                 <w:position w:val="-4"/>
               </w:rPr>
               <w:object w:dxaOrig="220" w:dyaOrig="260" w14:anchorId="306E1881">
-                <v:shape id="_x0000_i1268" type="#_x0000_t75" style="width:11.25pt;height:12.75pt" o:ole="">
+                <v:shape id="_x0000_i1270" type="#_x0000_t75" style="width:11.25pt;height:12.75pt" o:ole="">
                   <v:imagedata r:id="rId399" o:title=""/>
                 </v:shape>
-                <o:OLEObject Type="Embed" ProgID="Equation.DSMT4" ShapeID="_x0000_i1268" DrawAspect="Content" ObjectID="_1851482888" r:id="rId434"/>
+                <o:OLEObject Type="Embed" ProgID="Equation.DSMT4" ShapeID="_x0000_i1270" DrawAspect="Content" ObjectID="_1851668578" r:id="rId434"/>
               </w:object>
             </w:r>
             <w:r>
@@ -20223,10 +20261,10 @@
                 <w:position w:val="-12"/>
               </w:rPr>
               <w:object w:dxaOrig="639" w:dyaOrig="360" w14:anchorId="127CC90E">
-                <v:shape id="_x0000_i1269" type="#_x0000_t75" style="width:32.25pt;height:18pt" o:ole="">
+                <v:shape id="_x0000_i1271" type="#_x0000_t75" style="width:32.25pt;height:18pt" o:ole="">
                   <v:imagedata r:id="rId435" o:title=""/>
                 </v:shape>
-                <o:OLEObject Type="Embed" ProgID="Equation.DSMT4" ShapeID="_x0000_i1269" DrawAspect="Content" ObjectID="_1851482889" r:id="rId436"/>
+                <o:OLEObject Type="Embed" ProgID="Equation.DSMT4" ShapeID="_x0000_i1271" DrawAspect="Content" ObjectID="_1851668579" r:id="rId436"/>
               </w:object>
             </w:r>
           </w:p>
@@ -20270,10 +20308,10 @@
                 <w:position w:val="-12"/>
               </w:rPr>
               <w:object w:dxaOrig="720" w:dyaOrig="360" w14:anchorId="5C52224E">
-                <v:shape id="_x0000_i1270" type="#_x0000_t75" style="width:36pt;height:18pt" o:ole="">
+                <v:shape id="_x0000_i1272" type="#_x0000_t75" style="width:36pt;height:18pt" o:ole="">
                   <v:imagedata r:id="rId437" o:title=""/>
                 </v:shape>
-                <o:OLEObject Type="Embed" ProgID="Equation.DSMT4" ShapeID="_x0000_i1270" DrawAspect="Content" ObjectID="_1851482890" r:id="rId438"/>
+                <o:OLEObject Type="Embed" ProgID="Equation.DSMT4" ShapeID="_x0000_i1272" DrawAspect="Content" ObjectID="_1851668580" r:id="rId438"/>
               </w:object>
             </w:r>
           </w:p>
@@ -20299,10 +20337,10 @@
                 <w:position w:val="-6"/>
               </w:rPr>
               <w:object w:dxaOrig="200" w:dyaOrig="279" w14:anchorId="373C8503">
-                <v:shape id="_x0000_i1271" type="#_x0000_t75" style="width:14.25pt;height:14.25pt" o:ole="">
+                <v:shape id="_x0000_i1273" type="#_x0000_t75" style="width:14.25pt;height:14.25pt" o:ole="">
                   <v:imagedata r:id="rId276" o:title=""/>
                 </v:shape>
-                <o:OLEObject Type="Embed" ProgID="Equation.DSMT4" ShapeID="_x0000_i1271" DrawAspect="Content" ObjectID="_1851482891" r:id="rId439"/>
+                <o:OLEObject Type="Embed" ProgID="Equation.DSMT4" ShapeID="_x0000_i1273" DrawAspect="Content" ObjectID="_1851668581" r:id="rId439"/>
               </w:object>
             </w:r>
           </w:p>
@@ -20330,10 +20368,10 @@
                 <w:position w:val="-4"/>
               </w:rPr>
               <w:object w:dxaOrig="220" w:dyaOrig="260" w14:anchorId="71C48FCF">
-                <v:shape id="_x0000_i1272" type="#_x0000_t75" style="width:11.25pt;height:12.75pt" o:ole="">
+                <v:shape id="_x0000_i1274" type="#_x0000_t75" style="width:11.25pt;height:12.75pt" o:ole="">
                   <v:imagedata r:id="rId399" o:title=""/>
                 </v:shape>
-                <o:OLEObject Type="Embed" ProgID="Equation.DSMT4" ShapeID="_x0000_i1272" DrawAspect="Content" ObjectID="_1851482892" r:id="rId440"/>
+                <o:OLEObject Type="Embed" ProgID="Equation.DSMT4" ShapeID="_x0000_i1274" DrawAspect="Content" ObjectID="_1851668582" r:id="rId440"/>
               </w:object>
             </w:r>
             <w:r>
@@ -20365,10 +20403,10 @@
                 <w:position w:val="-12"/>
               </w:rPr>
               <w:object w:dxaOrig="660" w:dyaOrig="360" w14:anchorId="780FA3FD">
-                <v:shape id="_x0000_i1273" type="#_x0000_t75" style="width:33pt;height:18pt" o:ole="">
+                <v:shape id="_x0000_i1275" type="#_x0000_t75" style="width:33pt;height:18pt" o:ole="">
                   <v:imagedata r:id="rId441" o:title=""/>
                 </v:shape>
-                <o:OLEObject Type="Embed" ProgID="Equation.DSMT4" ShapeID="_x0000_i1273" DrawAspect="Content" ObjectID="_1851482893" r:id="rId442"/>
+                <o:OLEObject Type="Embed" ProgID="Equation.DSMT4" ShapeID="_x0000_i1275" DrawAspect="Content" ObjectID="_1851668583" r:id="rId442"/>
               </w:object>
             </w:r>
           </w:p>
@@ -20394,10 +20432,10 @@
                 <w:position w:val="-12"/>
               </w:rPr>
               <w:object w:dxaOrig="639" w:dyaOrig="360" w14:anchorId="276D591A">
-                <v:shape id="_x0000_i1274" type="#_x0000_t75" style="width:32.25pt;height:18pt" o:ole="">
+                <v:shape id="_x0000_i1276" type="#_x0000_t75" style="width:32.25pt;height:18pt" o:ole="">
                   <v:imagedata r:id="rId443" o:title=""/>
                 </v:shape>
-                <o:OLEObject Type="Embed" ProgID="Equation.DSMT4" ShapeID="_x0000_i1274" DrawAspect="Content" ObjectID="_1851482894" r:id="rId444"/>
+                <o:OLEObject Type="Embed" ProgID="Equation.DSMT4" ShapeID="_x0000_i1276" DrawAspect="Content" ObjectID="_1851668584" r:id="rId444"/>
               </w:object>
             </w:r>
           </w:p>
@@ -20423,10 +20461,10 @@
                 <w:position w:val="-12"/>
               </w:rPr>
               <w:object w:dxaOrig="639" w:dyaOrig="360" w14:anchorId="199A341F">
-                <v:shape id="_x0000_i1275" type="#_x0000_t75" style="width:32.25pt;height:18pt" o:ole="">
+                <v:shape id="_x0000_i1277" type="#_x0000_t75" style="width:32.25pt;height:18pt" o:ole="">
                   <v:imagedata r:id="rId445" o:title=""/>
                 </v:shape>
-                <o:OLEObject Type="Embed" ProgID="Equation.DSMT4" ShapeID="_x0000_i1275" DrawAspect="Content" ObjectID="_1851482895" r:id="rId446"/>
+                <o:OLEObject Type="Embed" ProgID="Equation.DSMT4" ShapeID="_x0000_i1277" DrawAspect="Content" ObjectID="_1851668585" r:id="rId446"/>
               </w:object>
             </w:r>
           </w:p>
@@ -20488,10 +20526,10 @@
                 <w:position w:val="-6"/>
               </w:rPr>
               <w:object w:dxaOrig="200" w:dyaOrig="279" w14:anchorId="5321B03C">
-                <v:shape id="_x0000_i1276" type="#_x0000_t75" style="width:14.25pt;height:14.25pt" o:ole="">
+                <v:shape id="_x0000_i1278" type="#_x0000_t75" style="width:14.25pt;height:14.25pt" o:ole="">
                   <v:imagedata r:id="rId276" o:title=""/>
                 </v:shape>
-                <o:OLEObject Type="Embed" ProgID="Equation.DSMT4" ShapeID="_x0000_i1276" DrawAspect="Content" ObjectID="_1851482896" r:id="rId447"/>
+                <o:OLEObject Type="Embed" ProgID="Equation.DSMT4" ShapeID="_x0000_i1278" DrawAspect="Content" ObjectID="_1851668586" r:id="rId447"/>
               </w:object>
             </w:r>
           </w:p>
@@ -20517,10 +20555,10 @@
                 <w:position w:val="-4"/>
               </w:rPr>
               <w:object w:dxaOrig="220" w:dyaOrig="240" w14:anchorId="54BE3350">
-                <v:shape id="_x0000_i1277" type="#_x0000_t75" style="width:13.5pt;height:14.25pt" o:ole="">
+                <v:shape id="_x0000_i1279" type="#_x0000_t75" style="width:13.5pt;height:14.25pt" o:ole="">
                   <v:imagedata r:id="rId251" o:title=""/>
                 </v:shape>
-                <o:OLEObject Type="Embed" ProgID="Equation.DSMT4" ShapeID="_x0000_i1277" DrawAspect="Content" ObjectID="_1851482897" r:id="rId448"/>
+                <o:OLEObject Type="Embed" ProgID="Equation.DSMT4" ShapeID="_x0000_i1279" DrawAspect="Content" ObjectID="_1851668587" r:id="rId448"/>
               </w:object>
             </w:r>
           </w:p>
@@ -20544,10 +20582,10 @@
                 <w:position w:val="-6"/>
               </w:rPr>
               <w:object w:dxaOrig="200" w:dyaOrig="279" w14:anchorId="1FC36A1E">
-                <v:shape id="_x0000_i1278" type="#_x0000_t75" style="width:14.25pt;height:14.25pt" o:ole="">
+                <v:shape id="_x0000_i1280" type="#_x0000_t75" style="width:14.25pt;height:14.25pt" o:ole="">
                   <v:imagedata r:id="rId315" o:title=""/>
                 </v:shape>
-                <o:OLEObject Type="Embed" ProgID="Equation.DSMT4" ShapeID="_x0000_i1278" DrawAspect="Content" ObjectID="_1851482898" r:id="rId449"/>
+                <o:OLEObject Type="Embed" ProgID="Equation.DSMT4" ShapeID="_x0000_i1280" DrawAspect="Content" ObjectID="_1851668588" r:id="rId449"/>
               </w:object>
             </w:r>
           </w:p>
@@ -20571,10 +20609,10 @@
                 <w:position w:val="-6"/>
               </w:rPr>
               <w:object w:dxaOrig="200" w:dyaOrig="279" w14:anchorId="26CAC383">
-                <v:shape id="_x0000_i1279" type="#_x0000_t75" style="width:14.25pt;height:14.25pt" o:ole="">
+                <v:shape id="_x0000_i1281" type="#_x0000_t75" style="width:14.25pt;height:14.25pt" o:ole="">
                   <v:imagedata r:id="rId317" o:title=""/>
                 </v:shape>
-                <o:OLEObject Type="Embed" ProgID="Equation.DSMT4" ShapeID="_x0000_i1279" DrawAspect="Content" ObjectID="_1851482899" r:id="rId450"/>
+                <o:OLEObject Type="Embed" ProgID="Equation.DSMT4" ShapeID="_x0000_i1281" DrawAspect="Content" ObjectID="_1851668589" r:id="rId450"/>
               </w:object>
             </w:r>
           </w:p>
@@ -20598,10 +20636,10 @@
                 <w:position w:val="-6"/>
               </w:rPr>
               <w:object w:dxaOrig="200" w:dyaOrig="279" w14:anchorId="4BBB3E6C">
-                <v:shape id="_x0000_i1280" type="#_x0000_t75" style="width:14.25pt;height:14.25pt" o:ole="">
+                <v:shape id="_x0000_i1282" type="#_x0000_t75" style="width:14.25pt;height:14.25pt" o:ole="">
                   <v:imagedata r:id="rId319" o:title=""/>
                 </v:shape>
-                <o:OLEObject Type="Embed" ProgID="Equation.DSMT4" ShapeID="_x0000_i1280" DrawAspect="Content" ObjectID="_1851482900" r:id="rId451"/>
+                <o:OLEObject Type="Embed" ProgID="Equation.DSMT4" ShapeID="_x0000_i1282" DrawAspect="Content" ObjectID="_1851668590" r:id="rId451"/>
               </w:object>
             </w:r>
           </w:p>
@@ -20625,10 +20663,10 @@
                 <w:position w:val="-6"/>
               </w:rPr>
               <w:object w:dxaOrig="200" w:dyaOrig="279" w14:anchorId="69569A29">
-                <v:shape id="_x0000_i1281" type="#_x0000_t75" style="width:14.25pt;height:14.25pt" o:ole="">
+                <v:shape id="_x0000_i1283" type="#_x0000_t75" style="width:14.25pt;height:14.25pt" o:ole="">
                   <v:imagedata r:id="rId321" o:title=""/>
                 </v:shape>
-                <o:OLEObject Type="Embed" ProgID="Equation.DSMT4" ShapeID="_x0000_i1281" DrawAspect="Content" ObjectID="_1851482901" r:id="rId452"/>
+                <o:OLEObject Type="Embed" ProgID="Equation.DSMT4" ShapeID="_x0000_i1283" DrawAspect="Content" ObjectID="_1851668591" r:id="rId452"/>
               </w:object>
             </w:r>
           </w:p>
@@ -20652,10 +20690,10 @@
                 <w:position w:val="-6"/>
               </w:rPr>
               <w:object w:dxaOrig="200" w:dyaOrig="279" w14:anchorId="3A650A6F">
-                <v:shape id="_x0000_i1282" type="#_x0000_t75" style="width:14.25pt;height:14.25pt" o:ole="">
+                <v:shape id="_x0000_i1284" type="#_x0000_t75" style="width:14.25pt;height:14.25pt" o:ole="">
                   <v:imagedata r:id="rId323" o:title=""/>
                 </v:shape>
-                <o:OLEObject Type="Embed" ProgID="Equation.DSMT4" ShapeID="_x0000_i1282" DrawAspect="Content" ObjectID="_1851482902" r:id="rId453"/>
+                <o:OLEObject Type="Embed" ProgID="Equation.DSMT4" ShapeID="_x0000_i1284" DrawAspect="Content" ObjectID="_1851668592" r:id="rId453"/>
               </w:object>
             </w:r>
           </w:p>
@@ -20679,10 +20717,10 @@
                 <w:position w:val="-6"/>
               </w:rPr>
               <w:object w:dxaOrig="200" w:dyaOrig="279" w14:anchorId="514E219C">
-                <v:shape id="_x0000_i1283" type="#_x0000_t75" style="width:14.25pt;height:14.25pt" o:ole="">
+                <v:shape id="_x0000_i1285" type="#_x0000_t75" style="width:14.25pt;height:14.25pt" o:ole="">
                   <v:imagedata r:id="rId325" o:title=""/>
                 </v:shape>
-                <o:OLEObject Type="Embed" ProgID="Equation.DSMT4" ShapeID="_x0000_i1283" DrawAspect="Content" ObjectID="_1851482903" r:id="rId454"/>
+                <o:OLEObject Type="Embed" ProgID="Equation.DSMT4" ShapeID="_x0000_i1285" DrawAspect="Content" ObjectID="_1851668593" r:id="rId454"/>
               </w:object>
             </w:r>
           </w:p>
@@ -20718,7 +20756,7 @@
           <w:lang w:val="en-US"/>
         </w:rPr>
       </w:pPr>
-      <w:commentRangeStart w:id="28"/>
+      <w:commentRangeStart w:id="27"/>
       <w:r>
         <w:rPr>
           <w:lang w:val="en-US"/>
@@ -20732,13 +20770,13 @@
         </w:rPr>
         <w:t>refaire</w:t>
       </w:r>
-      <w:commentRangeEnd w:id="28"/>
+      <w:commentRangeEnd w:id="27"/>
       <w:proofErr w:type="spellEnd"/>
       <w:r>
         <w:rPr>
           <w:rStyle w:val="Marquedecommentaire"/>
         </w:rPr>
-        <w:commentReference w:id="28"/>
+        <w:commentReference w:id="27"/>
       </w:r>
     </w:p>
     <w:p>
@@ -20957,10 +20995,10 @@
                 <w:position w:val="-4"/>
               </w:rPr>
               <w:object w:dxaOrig="220" w:dyaOrig="240" w14:anchorId="7F31B8ED">
-                <v:shape id="_x0000_i1284" type="#_x0000_t75" style="width:13.5pt;height:14.25pt" o:ole="">
+                <v:shape id="_x0000_i1286" type="#_x0000_t75" style="width:13.5pt;height:14.25pt" o:ole="">
                   <v:imagedata r:id="rId251" o:title=""/>
                 </v:shape>
-                <o:OLEObject Type="Embed" ProgID="Equation.DSMT4" ShapeID="_x0000_i1284" DrawAspect="Content" ObjectID="_1851482904" r:id="rId455"/>
+                <o:OLEObject Type="Embed" ProgID="Equation.DSMT4" ShapeID="_x0000_i1286" DrawAspect="Content" ObjectID="_1851668594" r:id="rId455"/>
               </w:object>
             </w:r>
           </w:p>
@@ -20988,10 +21026,10 @@
                 <w:position w:val="-4"/>
               </w:rPr>
               <w:object w:dxaOrig="220" w:dyaOrig="260" w14:anchorId="319048AC">
-                <v:shape id="_x0000_i1285" type="#_x0000_t75" style="width:11.25pt;height:12.75pt" o:ole="">
+                <v:shape id="_x0000_i1287" type="#_x0000_t75" style="width:11.25pt;height:12.75pt" o:ole="">
                   <v:imagedata r:id="rId399" o:title=""/>
                 </v:shape>
-                <o:OLEObject Type="Embed" ProgID="Equation.DSMT4" ShapeID="_x0000_i1285" DrawAspect="Content" ObjectID="_1851482905" r:id="rId456"/>
+                <o:OLEObject Type="Embed" ProgID="Equation.DSMT4" ShapeID="_x0000_i1287" DrawAspect="Content" ObjectID="_1851668595" r:id="rId456"/>
               </w:object>
             </w:r>
             <w:r>
@@ -21038,10 +21076,10 @@
                 <w:position w:val="-12"/>
               </w:rPr>
               <w:object w:dxaOrig="480" w:dyaOrig="360" w14:anchorId="0740A99B">
-                <v:shape id="_x0000_i1286" type="#_x0000_t75" style="width:24pt;height:18pt" o:ole="">
+                <v:shape id="_x0000_i1288" type="#_x0000_t75" style="width:24pt;height:18pt" o:ole="">
                   <v:imagedata r:id="rId457" o:title=""/>
                 </v:shape>
-                <o:OLEObject Type="Embed" ProgID="Equation.DSMT4" ShapeID="_x0000_i1286" DrawAspect="Content" ObjectID="_1851482906" r:id="rId458"/>
+                <o:OLEObject Type="Embed" ProgID="Equation.DSMT4" ShapeID="_x0000_i1288" DrawAspect="Content" ObjectID="_1851668596" r:id="rId458"/>
               </w:object>
             </w:r>
           </w:p>
@@ -21067,10 +21105,10 @@
                 <w:position w:val="-12"/>
               </w:rPr>
               <w:object w:dxaOrig="480" w:dyaOrig="360" w14:anchorId="56B75ED9">
-                <v:shape id="_x0000_i1287" type="#_x0000_t75" style="width:24pt;height:18pt" o:ole="">
+                <v:shape id="_x0000_i1289" type="#_x0000_t75" style="width:24pt;height:18pt" o:ole="">
                   <v:imagedata r:id="rId459" o:title=""/>
                 </v:shape>
-                <o:OLEObject Type="Embed" ProgID="Equation.DSMT4" ShapeID="_x0000_i1287" DrawAspect="Content" ObjectID="_1851482907" r:id="rId460"/>
+                <o:OLEObject Type="Embed" ProgID="Equation.DSMT4" ShapeID="_x0000_i1289" DrawAspect="Content" ObjectID="_1851668597" r:id="rId460"/>
               </w:object>
             </w:r>
           </w:p>
@@ -21132,10 +21170,10 @@
                 <w:position w:val="-6"/>
               </w:rPr>
               <w:object w:dxaOrig="200" w:dyaOrig="279" w14:anchorId="53BE85DE">
-                <v:shape id="_x0000_i1288" type="#_x0000_t75" style="width:14.25pt;height:14.25pt" o:ole="">
+                <v:shape id="_x0000_i1290" type="#_x0000_t75" style="width:14.25pt;height:14.25pt" o:ole="">
                   <v:imagedata r:id="rId332" o:title=""/>
                 </v:shape>
-                <o:OLEObject Type="Embed" ProgID="Equation.DSMT4" ShapeID="_x0000_i1288" DrawAspect="Content" ObjectID="_1851482908" r:id="rId461"/>
+                <o:OLEObject Type="Embed" ProgID="Equation.DSMT4" ShapeID="_x0000_i1290" DrawAspect="Content" ObjectID="_1851668598" r:id="rId461"/>
               </w:object>
             </w:r>
           </w:p>
@@ -21163,10 +21201,10 @@
                 <w:position w:val="-4"/>
               </w:rPr>
               <w:object w:dxaOrig="220" w:dyaOrig="260" w14:anchorId="4F228A16">
-                <v:shape id="_x0000_i1289" type="#_x0000_t75" style="width:11.25pt;height:12.75pt" o:ole="">
+                <v:shape id="_x0000_i1291" type="#_x0000_t75" style="width:11.25pt;height:12.75pt" o:ole="">
                   <v:imagedata r:id="rId399" o:title=""/>
                 </v:shape>
-                <o:OLEObject Type="Embed" ProgID="Equation.DSMT4" ShapeID="_x0000_i1289" DrawAspect="Content" ObjectID="_1851482909" r:id="rId462"/>
+                <o:OLEObject Type="Embed" ProgID="Equation.DSMT4" ShapeID="_x0000_i1291" DrawAspect="Content" ObjectID="_1851668599" r:id="rId462"/>
               </w:object>
             </w:r>
             <w:r>
@@ -21213,10 +21251,10 @@
                 <w:position w:val="-12"/>
               </w:rPr>
               <w:object w:dxaOrig="480" w:dyaOrig="360" w14:anchorId="7B18522B">
-                <v:shape id="_x0000_i1290" type="#_x0000_t75" style="width:24pt;height:18pt" o:ole="">
+                <v:shape id="_x0000_i1292" type="#_x0000_t75" style="width:24pt;height:18pt" o:ole="">
                   <v:imagedata r:id="rId463" o:title=""/>
                 </v:shape>
-                <o:OLEObject Type="Embed" ProgID="Equation.DSMT4" ShapeID="_x0000_i1290" DrawAspect="Content" ObjectID="_1851482910" r:id="rId464"/>
+                <o:OLEObject Type="Embed" ProgID="Equation.DSMT4" ShapeID="_x0000_i1292" DrawAspect="Content" ObjectID="_1851668600" r:id="rId464"/>
               </w:object>
             </w:r>
           </w:p>
@@ -21242,10 +21280,10 @@
                 <w:position w:val="-12"/>
               </w:rPr>
               <w:object w:dxaOrig="480" w:dyaOrig="360" w14:anchorId="6F153634">
-                <v:shape id="_x0000_i1291" type="#_x0000_t75" style="width:24pt;height:18pt" o:ole="">
+                <v:shape id="_x0000_i1293" type="#_x0000_t75" style="width:24pt;height:18pt" o:ole="">
                   <v:imagedata r:id="rId465" o:title=""/>
                 </v:shape>
-                <o:OLEObject Type="Embed" ProgID="Equation.DSMT4" ShapeID="_x0000_i1291" DrawAspect="Content" ObjectID="_1851482911" r:id="rId466"/>
+                <o:OLEObject Type="Embed" ProgID="Equation.DSMT4" ShapeID="_x0000_i1293" DrawAspect="Content" ObjectID="_1851668601" r:id="rId466"/>
               </w:object>
             </w:r>
           </w:p>
@@ -21307,10 +21345,10 @@
                 <w:position w:val="-6"/>
               </w:rPr>
               <w:object w:dxaOrig="200" w:dyaOrig="279" w14:anchorId="1BCD4907">
-                <v:shape id="_x0000_i1292" type="#_x0000_t75" style="width:14.25pt;height:14.25pt" o:ole="">
+                <v:shape id="_x0000_i1294" type="#_x0000_t75" style="width:14.25pt;height:14.25pt" o:ole="">
                   <v:imagedata r:id="rId294" o:title=""/>
                 </v:shape>
-                <o:OLEObject Type="Embed" ProgID="Equation.DSMT4" ShapeID="_x0000_i1292" DrawAspect="Content" ObjectID="_1851482912" r:id="rId467"/>
+                <o:OLEObject Type="Embed" ProgID="Equation.DSMT4" ShapeID="_x0000_i1294" DrawAspect="Content" ObjectID="_1851668602" r:id="rId467"/>
               </w:object>
             </w:r>
           </w:p>
@@ -21336,10 +21374,10 @@
                 <w:position w:val="-4"/>
               </w:rPr>
               <w:object w:dxaOrig="220" w:dyaOrig="240" w14:anchorId="2D7746D2">
-                <v:shape id="_x0000_i1293" type="#_x0000_t75" style="width:13.5pt;height:14.25pt" o:ole="">
+                <v:shape id="_x0000_i1295" type="#_x0000_t75" style="width:13.5pt;height:14.25pt" o:ole="">
                   <v:imagedata r:id="rId251" o:title=""/>
                 </v:shape>
-                <o:OLEObject Type="Embed" ProgID="Equation.DSMT4" ShapeID="_x0000_i1293" DrawAspect="Content" ObjectID="_1851482913" r:id="rId468"/>
+                <o:OLEObject Type="Embed" ProgID="Equation.DSMT4" ShapeID="_x0000_i1295" DrawAspect="Content" ObjectID="_1851668603" r:id="rId468"/>
               </w:object>
             </w:r>
           </w:p>
@@ -21363,10 +21401,10 @@
                 <w:position w:val="-6"/>
               </w:rPr>
               <w:object w:dxaOrig="200" w:dyaOrig="279" w14:anchorId="53E49F62">
-                <v:shape id="_x0000_i1294" type="#_x0000_t75" style="width:14.25pt;height:14.25pt" o:ole="">
+                <v:shape id="_x0000_i1296" type="#_x0000_t75" style="width:14.25pt;height:14.25pt" o:ole="">
                   <v:imagedata r:id="rId315" o:title=""/>
                 </v:shape>
-                <o:OLEObject Type="Embed" ProgID="Equation.DSMT4" ShapeID="_x0000_i1294" DrawAspect="Content" ObjectID="_1851482914" r:id="rId469"/>
+                <o:OLEObject Type="Embed" ProgID="Equation.DSMT4" ShapeID="_x0000_i1296" DrawAspect="Content" ObjectID="_1851668604" r:id="rId469"/>
               </w:object>
             </w:r>
           </w:p>
@@ -21390,10 +21428,10 @@
                 <w:position w:val="-6"/>
               </w:rPr>
               <w:object w:dxaOrig="200" w:dyaOrig="279" w14:anchorId="04C35C2E">
-                <v:shape id="_x0000_i1295" type="#_x0000_t75" style="width:14.25pt;height:14.25pt" o:ole="">
+                <v:shape id="_x0000_i1297" type="#_x0000_t75" style="width:14.25pt;height:14.25pt" o:ole="">
                   <v:imagedata r:id="rId317" o:title=""/>
                 </v:shape>
-                <o:OLEObject Type="Embed" ProgID="Equation.DSMT4" ShapeID="_x0000_i1295" DrawAspect="Content" ObjectID="_1851482915" r:id="rId470"/>
+                <o:OLEObject Type="Embed" ProgID="Equation.DSMT4" ShapeID="_x0000_i1297" DrawAspect="Content" ObjectID="_1851668605" r:id="rId470"/>
               </w:object>
             </w:r>
           </w:p>
@@ -21417,10 +21455,10 @@
                 <w:position w:val="-6"/>
               </w:rPr>
               <w:object w:dxaOrig="200" w:dyaOrig="279" w14:anchorId="55B40190">
-                <v:shape id="_x0000_i1296" type="#_x0000_t75" style="width:14.25pt;height:14.25pt" o:ole="">
+                <v:shape id="_x0000_i1298" type="#_x0000_t75" style="width:14.25pt;height:14.25pt" o:ole="">
                   <v:imagedata r:id="rId319" o:title=""/>
                 </v:shape>
-                <o:OLEObject Type="Embed" ProgID="Equation.DSMT4" ShapeID="_x0000_i1296" DrawAspect="Content" ObjectID="_1851482916" r:id="rId471"/>
+                <o:OLEObject Type="Embed" ProgID="Equation.DSMT4" ShapeID="_x0000_i1298" DrawAspect="Content" ObjectID="_1851668606" r:id="rId471"/>
               </w:object>
             </w:r>
           </w:p>
@@ -21444,10 +21482,10 @@
                 <w:position w:val="-6"/>
               </w:rPr>
               <w:object w:dxaOrig="200" w:dyaOrig="279" w14:anchorId="75ACDBA2">
-                <v:shape id="_x0000_i1297" type="#_x0000_t75" style="width:14.25pt;height:14.25pt" o:ole="">
+                <v:shape id="_x0000_i1299" type="#_x0000_t75" style="width:14.25pt;height:14.25pt" o:ole="">
                   <v:imagedata r:id="rId321" o:title=""/>
                 </v:shape>
-                <o:OLEObject Type="Embed" ProgID="Equation.DSMT4" ShapeID="_x0000_i1297" DrawAspect="Content" ObjectID="_1851482917" r:id="rId472"/>
+                <o:OLEObject Type="Embed" ProgID="Equation.DSMT4" ShapeID="_x0000_i1299" DrawAspect="Content" ObjectID="_1851668607" r:id="rId472"/>
               </w:object>
             </w:r>
           </w:p>
@@ -21471,10 +21509,10 @@
                 <w:position w:val="-6"/>
               </w:rPr>
               <w:object w:dxaOrig="200" w:dyaOrig="279" w14:anchorId="0372CC64">
-                <v:shape id="_x0000_i1298" type="#_x0000_t75" style="width:14.25pt;height:14.25pt" o:ole="">
+                <v:shape id="_x0000_i1300" type="#_x0000_t75" style="width:14.25pt;height:14.25pt" o:ole="">
                   <v:imagedata r:id="rId323" o:title=""/>
                 </v:shape>
-                <o:OLEObject Type="Embed" ProgID="Equation.DSMT4" ShapeID="_x0000_i1298" DrawAspect="Content" ObjectID="_1851482918" r:id="rId473"/>
+                <o:OLEObject Type="Embed" ProgID="Equation.DSMT4" ShapeID="_x0000_i1300" DrawAspect="Content" ObjectID="_1851668608" r:id="rId473"/>
               </w:object>
             </w:r>
           </w:p>
@@ -21498,10 +21536,10 @@
                 <w:position w:val="-6"/>
               </w:rPr>
               <w:object w:dxaOrig="200" w:dyaOrig="279" w14:anchorId="6617D997">
-                <v:shape id="_x0000_i1299" type="#_x0000_t75" style="width:14.25pt;height:14.25pt" o:ole="">
+                <v:shape id="_x0000_i1301" type="#_x0000_t75" style="width:14.25pt;height:14.25pt" o:ole="">
                   <v:imagedata r:id="rId325" o:title=""/>
                 </v:shape>
-                <o:OLEObject Type="Embed" ProgID="Equation.DSMT4" ShapeID="_x0000_i1299" DrawAspect="Content" ObjectID="_1851482919" r:id="rId474"/>
+                <o:OLEObject Type="Embed" ProgID="Equation.DSMT4" ShapeID="_x0000_i1301" DrawAspect="Content" ObjectID="_1851668609" r:id="rId474"/>
               </w:object>
             </w:r>
           </w:p>
@@ -21519,11 +21557,11 @@
       <w:pPr>
         <w:pStyle w:val="Titre3"/>
       </w:pPr>
-      <w:bookmarkStart w:id="29" w:name="_Ref240192415"/>
+      <w:bookmarkStart w:id="28" w:name="_Ref240192415"/>
       <w:r>
         <w:t>Deposits withdrawal accounting</w:t>
       </w:r>
-      <w:bookmarkEnd w:id="29"/>
+      <w:bookmarkEnd w:id="28"/>
     </w:p>
     <w:p>
       <w:pPr>
@@ -21726,10 +21764,10 @@
                 <w:position w:val="-4"/>
               </w:rPr>
               <w:object w:dxaOrig="220" w:dyaOrig="240" w14:anchorId="2AF9FF6A">
-                <v:shape id="_x0000_i1300" type="#_x0000_t75" style="width:13.5pt;height:14.25pt" o:ole="">
+                <v:shape id="_x0000_i1302" type="#_x0000_t75" style="width:13.5pt;height:14.25pt" o:ole="">
                   <v:imagedata r:id="rId251" o:title=""/>
                 </v:shape>
-                <o:OLEObject Type="Embed" ProgID="Equation.DSMT4" ShapeID="_x0000_i1300" DrawAspect="Content" ObjectID="_1851482920" r:id="rId475"/>
+                <o:OLEObject Type="Embed" ProgID="Equation.DSMT4" ShapeID="_x0000_i1302" DrawAspect="Content" ObjectID="_1851668610" r:id="rId475"/>
               </w:object>
             </w:r>
           </w:p>
@@ -21757,10 +21795,10 @@
                 <w:position w:val="-4"/>
               </w:rPr>
               <w:object w:dxaOrig="220" w:dyaOrig="260" w14:anchorId="53C84ABE">
-                <v:shape id="_x0000_i1301" type="#_x0000_t75" style="width:11.25pt;height:12.75pt" o:ole="">
+                <v:shape id="_x0000_i1303" type="#_x0000_t75" style="width:11.25pt;height:12.75pt" o:ole="">
                   <v:imagedata r:id="rId399" o:title=""/>
                 </v:shape>
-                <o:OLEObject Type="Embed" ProgID="Equation.DSMT4" ShapeID="_x0000_i1301" DrawAspect="Content" ObjectID="_1851482921" r:id="rId476"/>
+                <o:OLEObject Type="Embed" ProgID="Equation.DSMT4" ShapeID="_x0000_i1303" DrawAspect="Content" ObjectID="_1851668611" r:id="rId476"/>
               </w:object>
             </w:r>
             <w:r>
@@ -21807,10 +21845,10 @@
                 <w:position w:val="-12"/>
               </w:rPr>
               <w:object w:dxaOrig="480" w:dyaOrig="360" w14:anchorId="45E82E92">
-                <v:shape id="_x0000_i1302" type="#_x0000_t75" style="width:24pt;height:18pt" o:ole="">
+                <v:shape id="_x0000_i1304" type="#_x0000_t75" style="width:24pt;height:18pt" o:ole="">
                   <v:imagedata r:id="rId457" o:title=""/>
                 </v:shape>
-                <o:OLEObject Type="Embed" ProgID="Equation.DSMT4" ShapeID="_x0000_i1302" DrawAspect="Content" ObjectID="_1851482922" r:id="rId477"/>
+                <o:OLEObject Type="Embed" ProgID="Equation.DSMT4" ShapeID="_x0000_i1304" DrawAspect="Content" ObjectID="_1851668612" r:id="rId477"/>
               </w:object>
             </w:r>
           </w:p>
@@ -21836,10 +21874,10 @@
                 <w:position w:val="-12"/>
               </w:rPr>
               <w:object w:dxaOrig="480" w:dyaOrig="360" w14:anchorId="774F5ED1">
-                <v:shape id="_x0000_i1303" type="#_x0000_t75" style="width:24pt;height:18pt" o:ole="">
+                <v:shape id="_x0000_i1305" type="#_x0000_t75" style="width:24pt;height:18pt" o:ole="">
                   <v:imagedata r:id="rId459" o:title=""/>
                 </v:shape>
-                <o:OLEObject Type="Embed" ProgID="Equation.DSMT4" ShapeID="_x0000_i1303" DrawAspect="Content" ObjectID="_1851482923" r:id="rId478"/>
+                <o:OLEObject Type="Embed" ProgID="Equation.DSMT4" ShapeID="_x0000_i1305" DrawAspect="Content" ObjectID="_1851668613" r:id="rId478"/>
               </w:object>
             </w:r>
           </w:p>
@@ -21901,10 +21939,10 @@
                 <w:position w:val="-6"/>
               </w:rPr>
               <w:object w:dxaOrig="200" w:dyaOrig="279" w14:anchorId="3AF57894">
-                <v:shape id="_x0000_i1304" type="#_x0000_t75" style="width:14.25pt;height:14.25pt" o:ole="">
+                <v:shape id="_x0000_i1306" type="#_x0000_t75" style="width:14.25pt;height:14.25pt" o:ole="">
                   <v:imagedata r:id="rId332" o:title=""/>
                 </v:shape>
-                <o:OLEObject Type="Embed" ProgID="Equation.DSMT4" ShapeID="_x0000_i1304" DrawAspect="Content" ObjectID="_1851482924" r:id="rId479"/>
+                <o:OLEObject Type="Embed" ProgID="Equation.DSMT4" ShapeID="_x0000_i1306" DrawAspect="Content" ObjectID="_1851668614" r:id="rId479"/>
               </w:object>
             </w:r>
           </w:p>
@@ -21932,10 +21970,10 @@
                 <w:position w:val="-4"/>
               </w:rPr>
               <w:object w:dxaOrig="220" w:dyaOrig="260" w14:anchorId="761F9AF5">
-                <v:shape id="_x0000_i1305" type="#_x0000_t75" style="width:11.25pt;height:12.75pt" o:ole="">
+                <v:shape id="_x0000_i1307" type="#_x0000_t75" style="width:11.25pt;height:12.75pt" o:ole="">
                   <v:imagedata r:id="rId399" o:title=""/>
                 </v:shape>
-                <o:OLEObject Type="Embed" ProgID="Equation.DSMT4" ShapeID="_x0000_i1305" DrawAspect="Content" ObjectID="_1851482925" r:id="rId480"/>
+                <o:OLEObject Type="Embed" ProgID="Equation.DSMT4" ShapeID="_x0000_i1307" DrawAspect="Content" ObjectID="_1851668615" r:id="rId480"/>
               </w:object>
             </w:r>
             <w:r>
@@ -21982,10 +22020,10 @@
                 <w:position w:val="-12"/>
               </w:rPr>
               <w:object w:dxaOrig="480" w:dyaOrig="360" w14:anchorId="35889700">
-                <v:shape id="_x0000_i1306" type="#_x0000_t75" style="width:24pt;height:18pt" o:ole="">
+                <v:shape id="_x0000_i1308" type="#_x0000_t75" style="width:24pt;height:18pt" o:ole="">
                   <v:imagedata r:id="rId463" o:title=""/>
                 </v:shape>
-                <o:OLEObject Type="Embed" ProgID="Equation.DSMT4" ShapeID="_x0000_i1306" DrawAspect="Content" ObjectID="_1851482926" r:id="rId481"/>
+                <o:OLEObject Type="Embed" ProgID="Equation.DSMT4" ShapeID="_x0000_i1308" DrawAspect="Content" ObjectID="_1851668616" r:id="rId481"/>
               </w:object>
             </w:r>
           </w:p>
@@ -22011,10 +22049,10 @@
                 <w:position w:val="-12"/>
               </w:rPr>
               <w:object w:dxaOrig="480" w:dyaOrig="360" w14:anchorId="5415A75A">
-                <v:shape id="_x0000_i1307" type="#_x0000_t75" style="width:24pt;height:18pt" o:ole="">
+                <v:shape id="_x0000_i1309" type="#_x0000_t75" style="width:24pt;height:18pt" o:ole="">
                   <v:imagedata r:id="rId465" o:title=""/>
                 </v:shape>
-                <o:OLEObject Type="Embed" ProgID="Equation.DSMT4" ShapeID="_x0000_i1307" DrawAspect="Content" ObjectID="_1851482927" r:id="rId482"/>
+                <o:OLEObject Type="Embed" ProgID="Equation.DSMT4" ShapeID="_x0000_i1309" DrawAspect="Content" ObjectID="_1851668617" r:id="rId482"/>
               </w:object>
             </w:r>
           </w:p>
@@ -22076,10 +22114,10 @@
                 <w:position w:val="-6"/>
               </w:rPr>
               <w:object w:dxaOrig="200" w:dyaOrig="279" w14:anchorId="5DC2050E">
-                <v:shape id="_x0000_i1308" type="#_x0000_t75" style="width:14.25pt;height:14.25pt" o:ole="">
+                <v:shape id="_x0000_i1310" type="#_x0000_t75" style="width:14.25pt;height:14.25pt" o:ole="">
                   <v:imagedata r:id="rId294" o:title=""/>
                 </v:shape>
-                <o:OLEObject Type="Embed" ProgID="Equation.DSMT4" ShapeID="_x0000_i1308" DrawAspect="Content" ObjectID="_1851482928" r:id="rId483"/>
+                <o:OLEObject Type="Embed" ProgID="Equation.DSMT4" ShapeID="_x0000_i1310" DrawAspect="Content" ObjectID="_1851668618" r:id="rId483"/>
               </w:object>
             </w:r>
           </w:p>
@@ -22105,10 +22143,10 @@
                 <w:position w:val="-4"/>
               </w:rPr>
               <w:object w:dxaOrig="220" w:dyaOrig="240" w14:anchorId="7748D05C">
-                <v:shape id="_x0000_i1309" type="#_x0000_t75" style="width:13.5pt;height:14.25pt" o:ole="">
+                <v:shape id="_x0000_i1311" type="#_x0000_t75" style="width:13.5pt;height:14.25pt" o:ole="">
                   <v:imagedata r:id="rId251" o:title=""/>
                 </v:shape>
-                <o:OLEObject Type="Embed" ProgID="Equation.DSMT4" ShapeID="_x0000_i1309" DrawAspect="Content" ObjectID="_1851482929" r:id="rId484"/>
+                <o:OLEObject Type="Embed" ProgID="Equation.DSMT4" ShapeID="_x0000_i1311" DrawAspect="Content" ObjectID="_1851668619" r:id="rId484"/>
               </w:object>
             </w:r>
           </w:p>
@@ -22132,10 +22170,10 @@
                 <w:position w:val="-6"/>
               </w:rPr>
               <w:object w:dxaOrig="200" w:dyaOrig="279" w14:anchorId="3F6E574D">
-                <v:shape id="_x0000_i1310" type="#_x0000_t75" style="width:14.25pt;height:14.25pt" o:ole="">
+                <v:shape id="_x0000_i1312" type="#_x0000_t75" style="width:14.25pt;height:14.25pt" o:ole="">
                   <v:imagedata r:id="rId315" o:title=""/>
                 </v:shape>
-                <o:OLEObject Type="Embed" ProgID="Equation.DSMT4" ShapeID="_x0000_i1310" DrawAspect="Content" ObjectID="_1851482930" r:id="rId485"/>
+                <o:OLEObject Type="Embed" ProgID="Equation.DSMT4" ShapeID="_x0000_i1312" DrawAspect="Content" ObjectID="_1851668620" r:id="rId485"/>
               </w:object>
             </w:r>
           </w:p>
@@ -22159,10 +22197,10 @@
                 <w:position w:val="-6"/>
               </w:rPr>
               <w:object w:dxaOrig="200" w:dyaOrig="279" w14:anchorId="071804CF">
-                <v:shape id="_x0000_i1311" type="#_x0000_t75" style="width:14.25pt;height:14.25pt" o:ole="">
+                <v:shape id="_x0000_i1313" type="#_x0000_t75" style="width:14.25pt;height:14.25pt" o:ole="">
                   <v:imagedata r:id="rId317" o:title=""/>
                 </v:shape>
-                <o:OLEObject Type="Embed" ProgID="Equation.DSMT4" ShapeID="_x0000_i1311" DrawAspect="Content" ObjectID="_1851482931" r:id="rId486"/>
+                <o:OLEObject Type="Embed" ProgID="Equation.DSMT4" ShapeID="_x0000_i1313" DrawAspect="Content" ObjectID="_1851668621" r:id="rId486"/>
               </w:object>
             </w:r>
           </w:p>
@@ -22186,10 +22224,10 @@
                 <w:position w:val="-6"/>
               </w:rPr>
               <w:object w:dxaOrig="200" w:dyaOrig="279" w14:anchorId="3F7D38E3">
-                <v:shape id="_x0000_i1312" type="#_x0000_t75" style="width:14.25pt;height:14.25pt" o:ole="">
+                <v:shape id="_x0000_i1314" type="#_x0000_t75" style="width:14.25pt;height:14.25pt" o:ole="">
                   <v:imagedata r:id="rId319" o:title=""/>
                 </v:shape>
-                <o:OLEObject Type="Embed" ProgID="Equation.DSMT4" ShapeID="_x0000_i1312" DrawAspect="Content" ObjectID="_1851482932" r:id="rId487"/>
+                <o:OLEObject Type="Embed" ProgID="Equation.DSMT4" ShapeID="_x0000_i1314" DrawAspect="Content" ObjectID="_1851668622" r:id="rId487"/>
               </w:object>
             </w:r>
           </w:p>
@@ -22213,10 +22251,10 @@
                 <w:position w:val="-6"/>
               </w:rPr>
               <w:object w:dxaOrig="200" w:dyaOrig="279" w14:anchorId="41FC4571">
-                <v:shape id="_x0000_i1313" type="#_x0000_t75" style="width:14.25pt;height:14.25pt" o:ole="">
+                <v:shape id="_x0000_i1315" type="#_x0000_t75" style="width:14.25pt;height:14.25pt" o:ole="">
                   <v:imagedata r:id="rId321" o:title=""/>
                 </v:shape>
-                <o:OLEObject Type="Embed" ProgID="Equation.DSMT4" ShapeID="_x0000_i1313" DrawAspect="Content" ObjectID="_1851482933" r:id="rId488"/>
+                <o:OLEObject Type="Embed" ProgID="Equation.DSMT4" ShapeID="_x0000_i1315" DrawAspect="Content" ObjectID="_1851668623" r:id="rId488"/>
               </w:object>
             </w:r>
           </w:p>
@@ -22240,10 +22278,10 @@
                 <w:position w:val="-6"/>
               </w:rPr>
               <w:object w:dxaOrig="200" w:dyaOrig="279" w14:anchorId="0600C5E3">
-                <v:shape id="_x0000_i1314" type="#_x0000_t75" style="width:14.25pt;height:14.25pt" o:ole="">
+                <v:shape id="_x0000_i1316" type="#_x0000_t75" style="width:14.25pt;height:14.25pt" o:ole="">
                   <v:imagedata r:id="rId323" o:title=""/>
                 </v:shape>
-                <o:OLEObject Type="Embed" ProgID="Equation.DSMT4" ShapeID="_x0000_i1314" DrawAspect="Content" ObjectID="_1851482934" r:id="rId489"/>
+                <o:OLEObject Type="Embed" ProgID="Equation.DSMT4" ShapeID="_x0000_i1316" DrawAspect="Content" ObjectID="_1851668624" r:id="rId489"/>
               </w:object>
             </w:r>
           </w:p>
@@ -22267,10 +22305,10 @@
                 <w:position w:val="-6"/>
               </w:rPr>
               <w:object w:dxaOrig="200" w:dyaOrig="279" w14:anchorId="66B45407">
-                <v:shape id="_x0000_i1315" type="#_x0000_t75" style="width:14.25pt;height:14.25pt" o:ole="">
+                <v:shape id="_x0000_i1317" type="#_x0000_t75" style="width:14.25pt;height:14.25pt" o:ole="">
                   <v:imagedata r:id="rId325" o:title=""/>
                 </v:shape>
-                <o:OLEObject Type="Embed" ProgID="Equation.DSMT4" ShapeID="_x0000_i1315" DrawAspect="Content" ObjectID="_1851482935" r:id="rId490"/>
+                <o:OLEObject Type="Embed" ProgID="Equation.DSMT4" ShapeID="_x0000_i1317" DrawAspect="Content" ObjectID="_1851668625" r:id="rId490"/>
               </w:object>
             </w:r>
           </w:p>
@@ -22314,11 +22352,11 @@
       <w:pPr>
         <w:pStyle w:val="Titre3"/>
       </w:pPr>
-      <w:bookmarkStart w:id="30" w:name="_Ref240213845"/>
+      <w:bookmarkStart w:id="29" w:name="_Ref240213845"/>
       <w:r>
         <w:t>Deposits Reimbursement accounting</w:t>
       </w:r>
-      <w:bookmarkEnd w:id="30"/>
+      <w:bookmarkEnd w:id="29"/>
     </w:p>
     <w:p>
       <w:pPr>
@@ -22519,10 +22557,10 @@
                 <w:position w:val="-4"/>
               </w:rPr>
               <w:object w:dxaOrig="220" w:dyaOrig="240" w14:anchorId="6DE80750">
-                <v:shape id="_x0000_i1316" type="#_x0000_t75" style="width:13.5pt;height:14.25pt" o:ole="">
+                <v:shape id="_x0000_i1318" type="#_x0000_t75" style="width:13.5pt;height:14.25pt" o:ole="">
                   <v:imagedata r:id="rId251" o:title=""/>
                 </v:shape>
-                <o:OLEObject Type="Embed" ProgID="Equation.DSMT4" ShapeID="_x0000_i1316" DrawAspect="Content" ObjectID="_1851482936" r:id="rId491"/>
+                <o:OLEObject Type="Embed" ProgID="Equation.DSMT4" ShapeID="_x0000_i1318" DrawAspect="Content" ObjectID="_1851668626" r:id="rId491"/>
               </w:object>
             </w:r>
           </w:p>
@@ -22550,10 +22588,10 @@
                 <w:position w:val="-4"/>
               </w:rPr>
               <w:object w:dxaOrig="220" w:dyaOrig="260" w14:anchorId="796D8B69">
-                <v:shape id="_x0000_i1317" type="#_x0000_t75" style="width:11.25pt;height:12.75pt" o:ole="">
+                <v:shape id="_x0000_i1319" type="#_x0000_t75" style="width:11.25pt;height:12.75pt" o:ole="">
                   <v:imagedata r:id="rId399" o:title=""/>
                 </v:shape>
-                <o:OLEObject Type="Embed" ProgID="Equation.DSMT4" ShapeID="_x0000_i1317" DrawAspect="Content" ObjectID="_1851482937" r:id="rId492"/>
+                <o:OLEObject Type="Embed" ProgID="Equation.DSMT4" ShapeID="_x0000_i1319" DrawAspect="Content" ObjectID="_1851668627" r:id="rId492"/>
               </w:object>
             </w:r>
             <w:r>
@@ -22582,10 +22620,10 @@
                 <w:position w:val="-12"/>
               </w:rPr>
               <w:object w:dxaOrig="480" w:dyaOrig="360" w14:anchorId="7A8A2504">
-                <v:shape id="_x0000_i1318" type="#_x0000_t75" style="width:24pt;height:18pt" o:ole="">
+                <v:shape id="_x0000_i1320" type="#_x0000_t75" style="width:24pt;height:18pt" o:ole="">
                   <v:imagedata r:id="rId493" o:title=""/>
                 </v:shape>
-                <o:OLEObject Type="Embed" ProgID="Equation.DSMT4" ShapeID="_x0000_i1318" DrawAspect="Content" ObjectID="_1851482938" r:id="rId494"/>
+                <o:OLEObject Type="Embed" ProgID="Equation.DSMT4" ShapeID="_x0000_i1320" DrawAspect="Content" ObjectID="_1851668628" r:id="rId494"/>
               </w:object>
             </w:r>
           </w:p>
@@ -22611,10 +22649,10 @@
                 <w:position w:val="-12"/>
               </w:rPr>
               <w:object w:dxaOrig="520" w:dyaOrig="360" w14:anchorId="20BAFD9F">
-                <v:shape id="_x0000_i1319" type="#_x0000_t75" style="width:25.5pt;height:18pt" o:ole="">
+                <v:shape id="_x0000_i1321" type="#_x0000_t75" style="width:25.5pt;height:18pt" o:ole="">
                   <v:imagedata r:id="rId495" o:title=""/>
                 </v:shape>
-                <o:OLEObject Type="Embed" ProgID="Equation.DSMT4" ShapeID="_x0000_i1319" DrawAspect="Content" ObjectID="_1851482939" r:id="rId496"/>
+                <o:OLEObject Type="Embed" ProgID="Equation.DSMT4" ShapeID="_x0000_i1321" DrawAspect="Content" ObjectID="_1851668629" r:id="rId496"/>
               </w:object>
             </w:r>
           </w:p>
@@ -22640,10 +22678,10 @@
                 <w:position w:val="-12"/>
               </w:rPr>
               <w:object w:dxaOrig="1040" w:dyaOrig="360" w14:anchorId="40A07748">
-                <v:shape id="_x0000_i1320" type="#_x0000_t75" style="width:51.75pt;height:18pt" o:ole="">
+                <v:shape id="_x0000_i1322" type="#_x0000_t75" style="width:51.75pt;height:18pt" o:ole="">
                   <v:imagedata r:id="rId497" o:title=""/>
                 </v:shape>
-                <o:OLEObject Type="Embed" ProgID="Equation.DSMT4" ShapeID="_x0000_i1320" DrawAspect="Content" ObjectID="_1851482940" r:id="rId498"/>
+                <o:OLEObject Type="Embed" ProgID="Equation.DSMT4" ShapeID="_x0000_i1322" DrawAspect="Content" ObjectID="_1851668630" r:id="rId498"/>
               </w:object>
             </w:r>
           </w:p>
@@ -22705,10 +22743,10 @@
                 <w:position w:val="-6"/>
               </w:rPr>
               <w:object w:dxaOrig="200" w:dyaOrig="279" w14:anchorId="670CD9AC">
-                <v:shape id="_x0000_i1321" type="#_x0000_t75" style="width:14.25pt;height:14.25pt" o:ole="">
+                <v:shape id="_x0000_i1323" type="#_x0000_t75" style="width:14.25pt;height:14.25pt" o:ole="">
                   <v:imagedata r:id="rId332" o:title=""/>
                 </v:shape>
-                <o:OLEObject Type="Embed" ProgID="Equation.DSMT4" ShapeID="_x0000_i1321" DrawAspect="Content" ObjectID="_1851482941" r:id="rId499"/>
+                <o:OLEObject Type="Embed" ProgID="Equation.DSMT4" ShapeID="_x0000_i1323" DrawAspect="Content" ObjectID="_1851668631" r:id="rId499"/>
               </w:object>
             </w:r>
           </w:p>
@@ -22736,10 +22774,10 @@
                 <w:position w:val="-4"/>
               </w:rPr>
               <w:object w:dxaOrig="220" w:dyaOrig="260" w14:anchorId="508BF081">
-                <v:shape id="_x0000_i1322" type="#_x0000_t75" style="width:11.25pt;height:12.75pt" o:ole="">
+                <v:shape id="_x0000_i1324" type="#_x0000_t75" style="width:11.25pt;height:12.75pt" o:ole="">
                   <v:imagedata r:id="rId399" o:title=""/>
                 </v:shape>
-                <o:OLEObject Type="Embed" ProgID="Equation.DSMT4" ShapeID="_x0000_i1322" DrawAspect="Content" ObjectID="_1851482942" r:id="rId500"/>
+                <o:OLEObject Type="Embed" ProgID="Equation.DSMT4" ShapeID="_x0000_i1324" DrawAspect="Content" ObjectID="_1851668632" r:id="rId500"/>
               </w:object>
             </w:r>
             <w:r>
@@ -22822,10 +22860,10 @@
                 <w:position w:val="-12"/>
               </w:rPr>
               <w:object w:dxaOrig="1040" w:dyaOrig="360" w14:anchorId="55050728">
-                <v:shape id="_x0000_i1323" type="#_x0000_t75" style="width:51.75pt;height:18pt" o:ole="">
+                <v:shape id="_x0000_i1325" type="#_x0000_t75" style="width:51.75pt;height:18pt" o:ole="">
                   <v:imagedata r:id="rId501" o:title=""/>
                 </v:shape>
-                <o:OLEObject Type="Embed" ProgID="Equation.DSMT4" ShapeID="_x0000_i1323" DrawAspect="Content" ObjectID="_1851482943" r:id="rId502"/>
+                <o:OLEObject Type="Embed" ProgID="Equation.DSMT4" ShapeID="_x0000_i1325" DrawAspect="Content" ObjectID="_1851668633" r:id="rId502"/>
               </w:object>
             </w:r>
           </w:p>
@@ -22851,10 +22889,10 @@
                 <w:position w:val="-12"/>
               </w:rPr>
               <w:object w:dxaOrig="1040" w:dyaOrig="360" w14:anchorId="275A3F18">
-                <v:shape id="_x0000_i1324" type="#_x0000_t75" style="width:51.75pt;height:18pt" o:ole="">
+                <v:shape id="_x0000_i1326" type="#_x0000_t75" style="width:51.75pt;height:18pt" o:ole="">
                   <v:imagedata r:id="rId497" o:title=""/>
                 </v:shape>
-                <o:OLEObject Type="Embed" ProgID="Equation.DSMT4" ShapeID="_x0000_i1324" DrawAspect="Content" ObjectID="_1851482944" r:id="rId503"/>
+                <o:OLEObject Type="Embed" ProgID="Equation.DSMT4" ShapeID="_x0000_i1326" DrawAspect="Content" ObjectID="_1851668634" r:id="rId503"/>
               </w:object>
             </w:r>
           </w:p>
@@ -22880,10 +22918,10 @@
                 <w:position w:val="-6"/>
               </w:rPr>
               <w:object w:dxaOrig="200" w:dyaOrig="279" w14:anchorId="433769BE">
-                <v:shape id="_x0000_i1325" type="#_x0000_t75" style="width:14.25pt;height:14.25pt" o:ole="">
+                <v:shape id="_x0000_i1327" type="#_x0000_t75" style="width:14.25pt;height:14.25pt" o:ole="">
                   <v:imagedata r:id="rId259" o:title=""/>
                 </v:shape>
-                <o:OLEObject Type="Embed" ProgID="Equation.DSMT4" ShapeID="_x0000_i1325" DrawAspect="Content" ObjectID="_1851482945" r:id="rId504"/>
+                <o:OLEObject Type="Embed" ProgID="Equation.DSMT4" ShapeID="_x0000_i1327" DrawAspect="Content" ObjectID="_1851668635" r:id="rId504"/>
               </w:object>
             </w:r>
           </w:p>
@@ -22911,10 +22949,10 @@
                 <w:position w:val="-4"/>
               </w:rPr>
               <w:object w:dxaOrig="220" w:dyaOrig="260" w14:anchorId="3FE078D6">
-                <v:shape id="_x0000_i1326" type="#_x0000_t75" style="width:11.25pt;height:12.75pt" o:ole="">
+                <v:shape id="_x0000_i1328" type="#_x0000_t75" style="width:11.25pt;height:12.75pt" o:ole="">
                   <v:imagedata r:id="rId399" o:title=""/>
                 </v:shape>
-                <o:OLEObject Type="Embed" ProgID="Equation.DSMT4" ShapeID="_x0000_i1326" DrawAspect="Content" ObjectID="_1851482946" r:id="rId505"/>
+                <o:OLEObject Type="Embed" ProgID="Equation.DSMT4" ShapeID="_x0000_i1328" DrawAspect="Content" ObjectID="_1851668636" r:id="rId505"/>
               </w:object>
             </w:r>
             <w:r>
@@ -22943,10 +22981,10 @@
                 <w:position w:val="-12"/>
               </w:rPr>
               <w:object w:dxaOrig="499" w:dyaOrig="360" w14:anchorId="21888947">
-                <v:shape id="_x0000_i1327" type="#_x0000_t75" style="width:24.75pt;height:18pt" o:ole="">
+                <v:shape id="_x0000_i1329" type="#_x0000_t75" style="width:24.75pt;height:18pt" o:ole="">
                   <v:imagedata r:id="rId506" o:title=""/>
                 </v:shape>
-                <o:OLEObject Type="Embed" ProgID="Equation.DSMT4" ShapeID="_x0000_i1327" DrawAspect="Content" ObjectID="_1851482947" r:id="rId507"/>
+                <o:OLEObject Type="Embed" ProgID="Equation.DSMT4" ShapeID="_x0000_i1329" DrawAspect="Content" ObjectID="_1851668637" r:id="rId507"/>
               </w:object>
             </w:r>
           </w:p>
@@ -22972,10 +23010,10 @@
                 <w:position w:val="-12"/>
               </w:rPr>
               <w:object w:dxaOrig="520" w:dyaOrig="360" w14:anchorId="0E0732FA">
-                <v:shape id="_x0000_i1328" type="#_x0000_t75" style="width:26.25pt;height:18pt" o:ole="">
+                <v:shape id="_x0000_i1330" type="#_x0000_t75" style="width:26.25pt;height:18pt" o:ole="">
                   <v:imagedata r:id="rId508" o:title=""/>
                 </v:shape>
-                <o:OLEObject Type="Embed" ProgID="Equation.DSMT4" ShapeID="_x0000_i1328" DrawAspect="Content" ObjectID="_1851482948" r:id="rId509"/>
+                <o:OLEObject Type="Embed" ProgID="Equation.DSMT4" ShapeID="_x0000_i1330" DrawAspect="Content" ObjectID="_1851668638" r:id="rId509"/>
               </w:object>
             </w:r>
           </w:p>
@@ -23001,68 +23039,68 @@
                 <w:position w:val="-12"/>
               </w:rPr>
               <w:object w:dxaOrig="1040" w:dyaOrig="360" w14:anchorId="453B4D8D">
-                <v:shape id="_x0000_i1329" type="#_x0000_t75" style="width:51.75pt;height:18pt" o:ole="">
-                  <v:imagedata r:id="rId501" o:title=""/>
-                </v:shape>
-                <o:OLEObject Type="Embed" ProgID="Equation.DSMT4" ShapeID="_x0000_i1329" DrawAspect="Content" ObjectID="_1851482949" r:id="rId510"/>
-              </w:object>
-            </w:r>
-          </w:p>
-        </w:tc>
-        <w:tc>
-          <w:tcPr>
-            <w:tcW w:w="1498" w:type="dxa"/>
-            <w:tcBorders>
-              <w:top w:val="nil"/>
-              <w:left w:val="nil"/>
-              <w:bottom w:val="nil"/>
-              <w:right w:val="nil"/>
-            </w:tcBorders>
-            <w:vAlign w:val="center"/>
-          </w:tcPr>
-          <w:p>
-            <w:pPr>
-              <w:pStyle w:val="TableEquation"/>
-              <w:jc w:val="center"/>
-            </w:pPr>
-            <w:r>
-              <w:rPr>
-                <w:position w:val="-12"/>
-              </w:rPr>
-              <w:object w:dxaOrig="1040" w:dyaOrig="360" w14:anchorId="5BE8F0B1">
-                <v:shape id="_x0000_i1330" type="#_x0000_t75" style="width:51.75pt;height:18pt" o:ole="">
-                  <v:imagedata r:id="rId497" o:title=""/>
-                </v:shape>
-                <o:OLEObject Type="Embed" ProgID="Equation.DSMT4" ShapeID="_x0000_i1330" DrawAspect="Content" ObjectID="_1851482950" r:id="rId511"/>
-              </w:object>
-            </w:r>
-          </w:p>
-        </w:tc>
-        <w:tc>
-          <w:tcPr>
-            <w:tcW w:w="1473" w:type="dxa"/>
-            <w:tcBorders>
-              <w:top w:val="nil"/>
-              <w:left w:val="nil"/>
-              <w:bottom w:val="nil"/>
-              <w:right w:val="nil"/>
-            </w:tcBorders>
-            <w:vAlign w:val="center"/>
-          </w:tcPr>
-          <w:p>
-            <w:pPr>
-              <w:pStyle w:val="TableEquation"/>
-              <w:jc w:val="center"/>
-            </w:pPr>
-            <w:r>
-              <w:rPr>
-                <w:position w:val="-12"/>
-              </w:rPr>
-              <w:object w:dxaOrig="1040" w:dyaOrig="360" w14:anchorId="2D45AE3E">
                 <v:shape id="_x0000_i1331" type="#_x0000_t75" style="width:51.75pt;height:18pt" o:ole="">
                   <v:imagedata r:id="rId501" o:title=""/>
                 </v:shape>
-                <o:OLEObject Type="Embed" ProgID="Equation.DSMT4" ShapeID="_x0000_i1331" DrawAspect="Content" ObjectID="_1851482951" r:id="rId512"/>
+                <o:OLEObject Type="Embed" ProgID="Equation.DSMT4" ShapeID="_x0000_i1331" DrawAspect="Content" ObjectID="_1851668639" r:id="rId510"/>
+              </w:object>
+            </w:r>
+          </w:p>
+        </w:tc>
+        <w:tc>
+          <w:tcPr>
+            <w:tcW w:w="1498" w:type="dxa"/>
+            <w:tcBorders>
+              <w:top w:val="nil"/>
+              <w:left w:val="nil"/>
+              <w:bottom w:val="nil"/>
+              <w:right w:val="nil"/>
+            </w:tcBorders>
+            <w:vAlign w:val="center"/>
+          </w:tcPr>
+          <w:p>
+            <w:pPr>
+              <w:pStyle w:val="TableEquation"/>
+              <w:jc w:val="center"/>
+            </w:pPr>
+            <w:r>
+              <w:rPr>
+                <w:position w:val="-12"/>
+              </w:rPr>
+              <w:object w:dxaOrig="1040" w:dyaOrig="360" w14:anchorId="5BE8F0B1">
+                <v:shape id="_x0000_i1332" type="#_x0000_t75" style="width:51.75pt;height:18pt" o:ole="">
+                  <v:imagedata r:id="rId497" o:title=""/>
+                </v:shape>
+                <o:OLEObject Type="Embed" ProgID="Equation.DSMT4" ShapeID="_x0000_i1332" DrawAspect="Content" ObjectID="_1851668640" r:id="rId511"/>
+              </w:object>
+            </w:r>
+          </w:p>
+        </w:tc>
+        <w:tc>
+          <w:tcPr>
+            <w:tcW w:w="1473" w:type="dxa"/>
+            <w:tcBorders>
+              <w:top w:val="nil"/>
+              <w:left w:val="nil"/>
+              <w:bottom w:val="nil"/>
+              <w:right w:val="nil"/>
+            </w:tcBorders>
+            <w:vAlign w:val="center"/>
+          </w:tcPr>
+          <w:p>
+            <w:pPr>
+              <w:pStyle w:val="TableEquation"/>
+              <w:jc w:val="center"/>
+            </w:pPr>
+            <w:r>
+              <w:rPr>
+                <w:position w:val="-12"/>
+              </w:rPr>
+              <w:object w:dxaOrig="1040" w:dyaOrig="360" w14:anchorId="2D45AE3E">
+                <v:shape id="_x0000_i1333" type="#_x0000_t75" style="width:51.75pt;height:18pt" o:ole="">
+                  <v:imagedata r:id="rId501" o:title=""/>
+                </v:shape>
+                <o:OLEObject Type="Embed" ProgID="Equation.DSMT4" ShapeID="_x0000_i1333" DrawAspect="Content" ObjectID="_1851668641" r:id="rId512"/>
               </w:object>
             </w:r>
           </w:p>
@@ -23088,10 +23126,10 @@
                 <w:position w:val="-6"/>
               </w:rPr>
               <w:object w:dxaOrig="200" w:dyaOrig="279" w14:anchorId="6C010ED5">
-                <v:shape id="_x0000_i1332" type="#_x0000_t75" style="width:14.25pt;height:14.25pt" o:ole="">
+                <v:shape id="_x0000_i1334" type="#_x0000_t75" style="width:14.25pt;height:14.25pt" o:ole="">
                   <v:imagedata r:id="rId294" o:title=""/>
                 </v:shape>
-                <o:OLEObject Type="Embed" ProgID="Equation.DSMT4" ShapeID="_x0000_i1332" DrawAspect="Content" ObjectID="_1851482952" r:id="rId513"/>
+                <o:OLEObject Type="Embed" ProgID="Equation.DSMT4" ShapeID="_x0000_i1334" DrawAspect="Content" ObjectID="_1851668642" r:id="rId513"/>
               </w:object>
             </w:r>
           </w:p>
@@ -23117,10 +23155,10 @@
                 <w:position w:val="-4"/>
               </w:rPr>
               <w:object w:dxaOrig="220" w:dyaOrig="240" w14:anchorId="117B63A1">
-                <v:shape id="_x0000_i1333" type="#_x0000_t75" style="width:13.5pt;height:14.25pt" o:ole="">
+                <v:shape id="_x0000_i1335" type="#_x0000_t75" style="width:13.5pt;height:14.25pt" o:ole="">
                   <v:imagedata r:id="rId251" o:title=""/>
                 </v:shape>
-                <o:OLEObject Type="Embed" ProgID="Equation.DSMT4" ShapeID="_x0000_i1333" DrawAspect="Content" ObjectID="_1851482953" r:id="rId514"/>
+                <o:OLEObject Type="Embed" ProgID="Equation.DSMT4" ShapeID="_x0000_i1335" DrawAspect="Content" ObjectID="_1851668643" r:id="rId514"/>
               </w:object>
             </w:r>
           </w:p>
@@ -23144,10 +23182,10 @@
                 <w:position w:val="-6"/>
               </w:rPr>
               <w:object w:dxaOrig="200" w:dyaOrig="279" w14:anchorId="45A9CE69">
-                <v:shape id="_x0000_i1334" type="#_x0000_t75" style="width:14.25pt;height:14.25pt" o:ole="">
+                <v:shape id="_x0000_i1336" type="#_x0000_t75" style="width:14.25pt;height:14.25pt" o:ole="">
                   <v:imagedata r:id="rId315" o:title=""/>
                 </v:shape>
-                <o:OLEObject Type="Embed" ProgID="Equation.DSMT4" ShapeID="_x0000_i1334" DrawAspect="Content" ObjectID="_1851482954" r:id="rId515"/>
+                <o:OLEObject Type="Embed" ProgID="Equation.DSMT4" ShapeID="_x0000_i1336" DrawAspect="Content" ObjectID="_1851668644" r:id="rId515"/>
               </w:object>
             </w:r>
           </w:p>
@@ -23171,10 +23209,10 @@
                 <w:position w:val="-6"/>
               </w:rPr>
               <w:object w:dxaOrig="200" w:dyaOrig="279" w14:anchorId="1E607175">
-                <v:shape id="_x0000_i1335" type="#_x0000_t75" style="width:14.25pt;height:14.25pt" o:ole="">
+                <v:shape id="_x0000_i1337" type="#_x0000_t75" style="width:14.25pt;height:14.25pt" o:ole="">
                   <v:imagedata r:id="rId317" o:title=""/>
                 </v:shape>
-                <o:OLEObject Type="Embed" ProgID="Equation.DSMT4" ShapeID="_x0000_i1335" DrawAspect="Content" ObjectID="_1851482955" r:id="rId516"/>
+                <o:OLEObject Type="Embed" ProgID="Equation.DSMT4" ShapeID="_x0000_i1337" DrawAspect="Content" ObjectID="_1851668645" r:id="rId516"/>
               </w:object>
             </w:r>
           </w:p>
@@ -23198,10 +23236,10 @@
                 <w:position w:val="-6"/>
               </w:rPr>
               <w:object w:dxaOrig="200" w:dyaOrig="279" w14:anchorId="74ED4AC6">
-                <v:shape id="_x0000_i1336" type="#_x0000_t75" style="width:14.25pt;height:14.25pt" o:ole="">
+                <v:shape id="_x0000_i1338" type="#_x0000_t75" style="width:14.25pt;height:14.25pt" o:ole="">
                   <v:imagedata r:id="rId319" o:title=""/>
                 </v:shape>
-                <o:OLEObject Type="Embed" ProgID="Equation.DSMT4" ShapeID="_x0000_i1336" DrawAspect="Content" ObjectID="_1851482956" r:id="rId517"/>
+                <o:OLEObject Type="Embed" ProgID="Equation.DSMT4" ShapeID="_x0000_i1338" DrawAspect="Content" ObjectID="_1851668646" r:id="rId517"/>
               </w:object>
             </w:r>
           </w:p>
@@ -23225,10 +23263,10 @@
                 <w:position w:val="-6"/>
               </w:rPr>
               <w:object w:dxaOrig="200" w:dyaOrig="279" w14:anchorId="4E5A93C0">
-                <v:shape id="_x0000_i1337" type="#_x0000_t75" style="width:14.25pt;height:14.25pt" o:ole="">
+                <v:shape id="_x0000_i1339" type="#_x0000_t75" style="width:14.25pt;height:14.25pt" o:ole="">
                   <v:imagedata r:id="rId321" o:title=""/>
                 </v:shape>
-                <o:OLEObject Type="Embed" ProgID="Equation.DSMT4" ShapeID="_x0000_i1337" DrawAspect="Content" ObjectID="_1851482957" r:id="rId518"/>
+                <o:OLEObject Type="Embed" ProgID="Equation.DSMT4" ShapeID="_x0000_i1339" DrawAspect="Content" ObjectID="_1851668647" r:id="rId518"/>
               </w:object>
             </w:r>
           </w:p>
@@ -23252,10 +23290,10 @@
                 <w:position w:val="-6"/>
               </w:rPr>
               <w:object w:dxaOrig="200" w:dyaOrig="279" w14:anchorId="03E3167A">
-                <v:shape id="_x0000_i1338" type="#_x0000_t75" style="width:14.25pt;height:14.25pt" o:ole="">
+                <v:shape id="_x0000_i1340" type="#_x0000_t75" style="width:14.25pt;height:14.25pt" o:ole="">
                   <v:imagedata r:id="rId323" o:title=""/>
                 </v:shape>
-                <o:OLEObject Type="Embed" ProgID="Equation.DSMT4" ShapeID="_x0000_i1338" DrawAspect="Content" ObjectID="_1851482958" r:id="rId519"/>
+                <o:OLEObject Type="Embed" ProgID="Equation.DSMT4" ShapeID="_x0000_i1340" DrawAspect="Content" ObjectID="_1851668648" r:id="rId519"/>
               </w:object>
             </w:r>
           </w:p>
@@ -23279,10 +23317,10 @@
                 <w:position w:val="-6"/>
               </w:rPr>
               <w:object w:dxaOrig="200" w:dyaOrig="279" w14:anchorId="39E2051C">
-                <v:shape id="_x0000_i1339" type="#_x0000_t75" style="width:14.25pt;height:14.25pt" o:ole="">
+                <v:shape id="_x0000_i1341" type="#_x0000_t75" style="width:14.25pt;height:14.25pt" o:ole="">
                   <v:imagedata r:id="rId325" o:title=""/>
                 </v:shape>
-                <o:OLEObject Type="Embed" ProgID="Equation.DSMT4" ShapeID="_x0000_i1339" DrawAspect="Content" ObjectID="_1851482959" r:id="rId520"/>
+                <o:OLEObject Type="Embed" ProgID="Equation.DSMT4" ShapeID="_x0000_i1341" DrawAspect="Content" ObjectID="_1851668649" r:id="rId520"/>
               </w:object>
             </w:r>
           </w:p>
@@ -23316,6 +23354,7 @@
         <w:pStyle w:val="Lgende"/>
       </w:pPr>
       <w:r>
+        <w:lastRenderedPageBreak/>
         <w:t xml:space="preserve">Table </w:t>
       </w:r>
       <w:r>
@@ -23502,10 +23541,10 @@
                 <w:position w:val="-4"/>
               </w:rPr>
               <w:object w:dxaOrig="220" w:dyaOrig="240" w14:anchorId="15037D0D">
-                <v:shape id="_x0000_i1340" type="#_x0000_t75" style="width:13.5pt;height:14.25pt" o:ole="">
+                <v:shape id="_x0000_i1342" type="#_x0000_t75" style="width:13.5pt;height:14.25pt" o:ole="">
                   <v:imagedata r:id="rId251" o:title=""/>
                 </v:shape>
-                <o:OLEObject Type="Embed" ProgID="Equation.DSMT4" ShapeID="_x0000_i1340" DrawAspect="Content" ObjectID="_1851482960" r:id="rId521"/>
+                <o:OLEObject Type="Embed" ProgID="Equation.DSMT4" ShapeID="_x0000_i1342" DrawAspect="Content" ObjectID="_1851668650" r:id="rId521"/>
               </w:object>
             </w:r>
           </w:p>
@@ -23575,10 +23614,10 @@
                 <w:position w:val="-12"/>
               </w:rPr>
               <w:object w:dxaOrig="600" w:dyaOrig="380" w14:anchorId="4BD2D427">
-                <v:shape id="_x0000_i1341" type="#_x0000_t75" style="width:30pt;height:18.75pt" o:ole="">
+                <v:shape id="_x0000_i1343" type="#_x0000_t75" style="width:30pt;height:18.75pt" o:ole="">
                   <v:imagedata r:id="rId522" o:title=""/>
                 </v:shape>
-                <o:OLEObject Type="Embed" ProgID="Equation.DSMT4" ShapeID="_x0000_i1341" DrawAspect="Content" ObjectID="_1851482961" r:id="rId523"/>
+                <o:OLEObject Type="Embed" ProgID="Equation.DSMT4" ShapeID="_x0000_i1343" DrawAspect="Content" ObjectID="_1851668651" r:id="rId523"/>
               </w:object>
             </w:r>
           </w:p>
@@ -23604,10 +23643,10 @@
                 <w:position w:val="-12"/>
               </w:rPr>
               <w:object w:dxaOrig="600" w:dyaOrig="380" w14:anchorId="7221A824">
-                <v:shape id="_x0000_i1342" type="#_x0000_t75" style="width:30pt;height:18.75pt" o:ole="">
+                <v:shape id="_x0000_i1344" type="#_x0000_t75" style="width:30pt;height:18.75pt" o:ole="">
                   <v:imagedata r:id="rId524" o:title=""/>
                 </v:shape>
-                <o:OLEObject Type="Embed" ProgID="Equation.DSMT4" ShapeID="_x0000_i1342" DrawAspect="Content" ObjectID="_1851482962" r:id="rId525"/>
+                <o:OLEObject Type="Embed" ProgID="Equation.DSMT4" ShapeID="_x0000_i1344" DrawAspect="Content" ObjectID="_1851668652" r:id="rId525"/>
               </w:object>
             </w:r>
           </w:p>
@@ -23669,10 +23708,10 @@
                 <w:position w:val="-6"/>
               </w:rPr>
               <w:object w:dxaOrig="200" w:dyaOrig="279" w14:anchorId="103C7454">
-                <v:shape id="_x0000_i1343" type="#_x0000_t75" style="width:14.25pt;height:14.25pt" o:ole="">
+                <v:shape id="_x0000_i1345" type="#_x0000_t75" style="width:14.25pt;height:14.25pt" o:ole="">
                   <v:imagedata r:id="rId288" o:title=""/>
                 </v:shape>
-                <o:OLEObject Type="Embed" ProgID="Equation.DSMT4" ShapeID="_x0000_i1343" DrawAspect="Content" ObjectID="_1851482963" r:id="rId526"/>
+                <o:OLEObject Type="Embed" ProgID="Equation.DSMT4" ShapeID="_x0000_i1345" DrawAspect="Content" ObjectID="_1851668653" r:id="rId526"/>
               </w:object>
             </w:r>
           </w:p>
@@ -23700,10 +23739,10 @@
                 <w:position w:val="-4"/>
               </w:rPr>
               <w:object w:dxaOrig="220" w:dyaOrig="260" w14:anchorId="00668506">
-                <v:shape id="_x0000_i1344" type="#_x0000_t75" style="width:11.25pt;height:12.75pt" o:ole="">
+                <v:shape id="_x0000_i1346" type="#_x0000_t75" style="width:11.25pt;height:12.75pt" o:ole="">
                   <v:imagedata r:id="rId399" o:title=""/>
                 </v:shape>
-                <o:OLEObject Type="Embed" ProgID="Equation.DSMT4" ShapeID="_x0000_i1344" DrawAspect="Content" ObjectID="_1851482964" r:id="rId527"/>
+                <o:OLEObject Type="Embed" ProgID="Equation.DSMT4" ShapeID="_x0000_i1346" DrawAspect="Content" ObjectID="_1851668654" r:id="rId527"/>
               </w:object>
             </w:r>
             <w:r>
@@ -23750,10 +23789,10 @@
                 <w:position w:val="-12"/>
               </w:rPr>
               <w:object w:dxaOrig="400" w:dyaOrig="360" w14:anchorId="7809F85D">
-                <v:shape id="_x0000_i1345" type="#_x0000_t75" style="width:19.5pt;height:18pt" o:ole="">
+                <v:shape id="_x0000_i1347" type="#_x0000_t75" style="width:19.5pt;height:18pt" o:ole="">
                   <v:imagedata r:id="rId528" o:title=""/>
                 </v:shape>
-                <o:OLEObject Type="Embed" ProgID="Equation.DSMT4" ShapeID="_x0000_i1345" DrawAspect="Content" ObjectID="_1851482965" r:id="rId529"/>
+                <o:OLEObject Type="Embed" ProgID="Equation.DSMT4" ShapeID="_x0000_i1347" DrawAspect="Content" ObjectID="_1851668655" r:id="rId529"/>
               </w:object>
             </w:r>
           </w:p>
@@ -23779,10 +23818,10 @@
                 <w:position w:val="-12"/>
               </w:rPr>
               <w:object w:dxaOrig="400" w:dyaOrig="360" w14:anchorId="318A090A">
-                <v:shape id="_x0000_i1346" type="#_x0000_t75" style="width:19.5pt;height:18pt" o:ole="">
+                <v:shape id="_x0000_i1348" type="#_x0000_t75" style="width:19.5pt;height:18pt" o:ole="">
                   <v:imagedata r:id="rId530" o:title=""/>
                 </v:shape>
-                <o:OLEObject Type="Embed" ProgID="Equation.DSMT4" ShapeID="_x0000_i1346" DrawAspect="Content" ObjectID="_1851482966" r:id="rId531"/>
+                <o:OLEObject Type="Embed" ProgID="Equation.DSMT4" ShapeID="_x0000_i1348" DrawAspect="Content" ObjectID="_1851668656" r:id="rId531"/>
               </w:object>
             </w:r>
           </w:p>
@@ -23844,10 +23883,10 @@
                 <w:position w:val="-6"/>
               </w:rPr>
               <w:object w:dxaOrig="200" w:dyaOrig="279" w14:anchorId="1789933C">
-                <v:shape id="_x0000_i1347" type="#_x0000_t75" style="width:14.25pt;height:14.25pt" o:ole="">
+                <v:shape id="_x0000_i1349" type="#_x0000_t75" style="width:14.25pt;height:14.25pt" o:ole="">
                   <v:imagedata r:id="rId288" o:title=""/>
                 </v:shape>
-                <o:OLEObject Type="Embed" ProgID="Equation.DSMT4" ShapeID="_x0000_i1347" DrawAspect="Content" ObjectID="_1851482967" r:id="rId532"/>
+                <o:OLEObject Type="Embed" ProgID="Equation.DSMT4" ShapeID="_x0000_i1349" DrawAspect="Content" ObjectID="_1851668657" r:id="rId532"/>
               </w:object>
             </w:r>
           </w:p>
@@ -23875,10 +23914,10 @@
                 <w:position w:val="-4"/>
               </w:rPr>
               <w:object w:dxaOrig="220" w:dyaOrig="260" w14:anchorId="6BBA3AE4">
-                <v:shape id="_x0000_i1348" type="#_x0000_t75" style="width:11.25pt;height:12.75pt" o:ole="">
+                <v:shape id="_x0000_i1350" type="#_x0000_t75" style="width:11.25pt;height:12.75pt" o:ole="">
                   <v:imagedata r:id="rId399" o:title=""/>
                 </v:shape>
-                <o:OLEObject Type="Embed" ProgID="Equation.DSMT4" ShapeID="_x0000_i1348" DrawAspect="Content" ObjectID="_1851482968" r:id="rId533"/>
+                <o:OLEObject Type="Embed" ProgID="Equation.DSMT4" ShapeID="_x0000_i1350" DrawAspect="Content" ObjectID="_1851668658" r:id="rId533"/>
               </w:object>
             </w:r>
             <w:r>
@@ -23925,10 +23964,10 @@
                 <w:position w:val="-12"/>
               </w:rPr>
               <w:object w:dxaOrig="1020" w:dyaOrig="380" w14:anchorId="51EFE0FF">
-                <v:shape id="_x0000_i1349" type="#_x0000_t75" style="width:51pt;height:18.75pt" o:ole="">
+                <v:shape id="_x0000_i1351" type="#_x0000_t75" style="width:51pt;height:18.75pt" o:ole="">
                   <v:imagedata r:id="rId534" o:title=""/>
                 </v:shape>
-                <o:OLEObject Type="Embed" ProgID="Equation.DSMT4" ShapeID="_x0000_i1349" DrawAspect="Content" ObjectID="_1851482969" r:id="rId535"/>
+                <o:OLEObject Type="Embed" ProgID="Equation.DSMT4" ShapeID="_x0000_i1351" DrawAspect="Content" ObjectID="_1851668659" r:id="rId535"/>
               </w:object>
             </w:r>
           </w:p>
@@ -23954,10 +23993,10 @@
                 <w:position w:val="-12"/>
               </w:rPr>
               <w:object w:dxaOrig="1020" w:dyaOrig="380" w14:anchorId="7A977E2F">
-                <v:shape id="_x0000_i1350" type="#_x0000_t75" style="width:51pt;height:18.75pt" o:ole="">
+                <v:shape id="_x0000_i1352" type="#_x0000_t75" style="width:51pt;height:18.75pt" o:ole="">
                   <v:imagedata r:id="rId536" o:title=""/>
                 </v:shape>
-                <o:OLEObject Type="Embed" ProgID="Equation.DSMT4" ShapeID="_x0000_i1350" DrawAspect="Content" ObjectID="_1851482970" r:id="rId537"/>
+                <o:OLEObject Type="Embed" ProgID="Equation.DSMT4" ShapeID="_x0000_i1352" DrawAspect="Content" ObjectID="_1851668660" r:id="rId537"/>
               </w:object>
             </w:r>
           </w:p>
@@ -24019,10 +24058,10 @@
                 <w:position w:val="-6"/>
               </w:rPr>
               <w:object w:dxaOrig="200" w:dyaOrig="279" w14:anchorId="531FF2F6">
-                <v:shape id="_x0000_i1351" type="#_x0000_t75" style="width:14.25pt;height:14.25pt" o:ole="">
+                <v:shape id="_x0000_i1353" type="#_x0000_t75" style="width:14.25pt;height:14.25pt" o:ole="">
                   <v:imagedata r:id="rId294" o:title=""/>
                 </v:shape>
-                <o:OLEObject Type="Embed" ProgID="Equation.DSMT4" ShapeID="_x0000_i1351" DrawAspect="Content" ObjectID="_1851482971" r:id="rId538"/>
+                <o:OLEObject Type="Embed" ProgID="Equation.DSMT4" ShapeID="_x0000_i1353" DrawAspect="Content" ObjectID="_1851668661" r:id="rId538"/>
               </w:object>
             </w:r>
           </w:p>
@@ -24048,10 +24087,10 @@
                 <w:position w:val="-4"/>
               </w:rPr>
               <w:object w:dxaOrig="220" w:dyaOrig="240" w14:anchorId="0CCFBC77">
-                <v:shape id="_x0000_i1352" type="#_x0000_t75" style="width:13.5pt;height:14.25pt" o:ole="">
+                <v:shape id="_x0000_i1354" type="#_x0000_t75" style="width:13.5pt;height:14.25pt" o:ole="">
                   <v:imagedata r:id="rId251" o:title=""/>
                 </v:shape>
-                <o:OLEObject Type="Embed" ProgID="Equation.DSMT4" ShapeID="_x0000_i1352" DrawAspect="Content" ObjectID="_1851482972" r:id="rId539"/>
+                <o:OLEObject Type="Embed" ProgID="Equation.DSMT4" ShapeID="_x0000_i1354" DrawAspect="Content" ObjectID="_1851668662" r:id="rId539"/>
               </w:object>
             </w:r>
           </w:p>
@@ -24075,10 +24114,10 @@
                 <w:position w:val="-6"/>
               </w:rPr>
               <w:object w:dxaOrig="200" w:dyaOrig="279" w14:anchorId="187DD7EE">
-                <v:shape id="_x0000_i1353" type="#_x0000_t75" style="width:14.25pt;height:14.25pt" o:ole="">
+                <v:shape id="_x0000_i1355" type="#_x0000_t75" style="width:14.25pt;height:14.25pt" o:ole="">
                   <v:imagedata r:id="rId315" o:title=""/>
                 </v:shape>
-                <o:OLEObject Type="Embed" ProgID="Equation.DSMT4" ShapeID="_x0000_i1353" DrawAspect="Content" ObjectID="_1851482973" r:id="rId540"/>
+                <o:OLEObject Type="Embed" ProgID="Equation.DSMT4" ShapeID="_x0000_i1355" DrawAspect="Content" ObjectID="_1851668663" r:id="rId540"/>
               </w:object>
             </w:r>
           </w:p>
@@ -24102,10 +24141,10 @@
                 <w:position w:val="-6"/>
               </w:rPr>
               <w:object w:dxaOrig="200" w:dyaOrig="279" w14:anchorId="2ED18FDE">
-                <v:shape id="_x0000_i1354" type="#_x0000_t75" style="width:14.25pt;height:14.25pt" o:ole="">
+                <v:shape id="_x0000_i1356" type="#_x0000_t75" style="width:14.25pt;height:14.25pt" o:ole="">
                   <v:imagedata r:id="rId317" o:title=""/>
                 </v:shape>
-                <o:OLEObject Type="Embed" ProgID="Equation.DSMT4" ShapeID="_x0000_i1354" DrawAspect="Content" ObjectID="_1851482974" r:id="rId541"/>
+                <o:OLEObject Type="Embed" ProgID="Equation.DSMT4" ShapeID="_x0000_i1356" DrawAspect="Content" ObjectID="_1851668664" r:id="rId541"/>
               </w:object>
             </w:r>
           </w:p>
@@ -24129,10 +24168,10 @@
                 <w:position w:val="-6"/>
               </w:rPr>
               <w:object w:dxaOrig="200" w:dyaOrig="279" w14:anchorId="3888F949">
-                <v:shape id="_x0000_i1355" type="#_x0000_t75" style="width:14.25pt;height:14.25pt" o:ole="">
+                <v:shape id="_x0000_i1357" type="#_x0000_t75" style="width:14.25pt;height:14.25pt" o:ole="">
                   <v:imagedata r:id="rId319" o:title=""/>
                 </v:shape>
-                <o:OLEObject Type="Embed" ProgID="Equation.DSMT4" ShapeID="_x0000_i1355" DrawAspect="Content" ObjectID="_1851482975" r:id="rId542"/>
+                <o:OLEObject Type="Embed" ProgID="Equation.DSMT4" ShapeID="_x0000_i1357" DrawAspect="Content" ObjectID="_1851668665" r:id="rId542"/>
               </w:object>
             </w:r>
           </w:p>
@@ -24156,10 +24195,10 @@
                 <w:position w:val="-6"/>
               </w:rPr>
               <w:object w:dxaOrig="200" w:dyaOrig="279" w14:anchorId="79D043DA">
-                <v:shape id="_x0000_i1356" type="#_x0000_t75" style="width:14.25pt;height:14.25pt" o:ole="">
+                <v:shape id="_x0000_i1358" type="#_x0000_t75" style="width:14.25pt;height:14.25pt" o:ole="">
                   <v:imagedata r:id="rId321" o:title=""/>
                 </v:shape>
-                <o:OLEObject Type="Embed" ProgID="Equation.DSMT4" ShapeID="_x0000_i1356" DrawAspect="Content" ObjectID="_1851482976" r:id="rId543"/>
+                <o:OLEObject Type="Embed" ProgID="Equation.DSMT4" ShapeID="_x0000_i1358" DrawAspect="Content" ObjectID="_1851668666" r:id="rId543"/>
               </w:object>
             </w:r>
           </w:p>
@@ -24183,10 +24222,10 @@
                 <w:position w:val="-6"/>
               </w:rPr>
               <w:object w:dxaOrig="200" w:dyaOrig="279" w14:anchorId="45C7F656">
-                <v:shape id="_x0000_i1357" type="#_x0000_t75" style="width:14.25pt;height:14.25pt" o:ole="">
+                <v:shape id="_x0000_i1359" type="#_x0000_t75" style="width:14.25pt;height:14.25pt" o:ole="">
                   <v:imagedata r:id="rId323" o:title=""/>
                 </v:shape>
-                <o:OLEObject Type="Embed" ProgID="Equation.DSMT4" ShapeID="_x0000_i1357" DrawAspect="Content" ObjectID="_1851482977" r:id="rId544"/>
+                <o:OLEObject Type="Embed" ProgID="Equation.DSMT4" ShapeID="_x0000_i1359" DrawAspect="Content" ObjectID="_1851668667" r:id="rId544"/>
               </w:object>
             </w:r>
           </w:p>
@@ -24210,10 +24249,10 @@
                 <w:position w:val="-6"/>
               </w:rPr>
               <w:object w:dxaOrig="200" w:dyaOrig="279" w14:anchorId="234209B3">
-                <v:shape id="_x0000_i1358" type="#_x0000_t75" style="width:14.25pt;height:14.25pt" o:ole="">
+                <v:shape id="_x0000_i1360" type="#_x0000_t75" style="width:14.25pt;height:14.25pt" o:ole="">
                   <v:imagedata r:id="rId325" o:title=""/>
                 </v:shape>
-                <o:OLEObject Type="Embed" ProgID="Equation.DSMT4" ShapeID="_x0000_i1358" DrawAspect="Content" ObjectID="_1851482978" r:id="rId545"/>
+                <o:OLEObject Type="Embed" ProgID="Equation.DSMT4" ShapeID="_x0000_i1360" DrawAspect="Content" ObjectID="_1851668668" r:id="rId545"/>
               </w:object>
             </w:r>
           </w:p>
@@ -24239,7 +24278,6 @@
         <w:pStyle w:val="Lgende"/>
       </w:pPr>
       <w:r>
-        <w:lastRenderedPageBreak/>
         <w:t xml:space="preserve">Table </w:t>
       </w:r>
       <w:r>
@@ -24426,10 +24464,10 @@
                 <w:position w:val="-4"/>
               </w:rPr>
               <w:object w:dxaOrig="220" w:dyaOrig="240" w14:anchorId="7B043228">
-                <v:shape id="_x0000_i1359" type="#_x0000_t75" style="width:13.5pt;height:14.25pt" o:ole="">
+                <v:shape id="_x0000_i1361" type="#_x0000_t75" style="width:13.5pt;height:14.25pt" o:ole="">
                   <v:imagedata r:id="rId251" o:title=""/>
                 </v:shape>
-                <o:OLEObject Type="Embed" ProgID="Equation.DSMT4" ShapeID="_x0000_i1359" DrawAspect="Content" ObjectID="_1851482979" r:id="rId546"/>
+                <o:OLEObject Type="Embed" ProgID="Equation.DSMT4" ShapeID="_x0000_i1361" DrawAspect="Content" ObjectID="_1851668669" r:id="rId546"/>
               </w:object>
             </w:r>
           </w:p>
@@ -24496,10 +24534,10 @@
                 <w:position w:val="-12"/>
               </w:rPr>
               <w:object w:dxaOrig="700" w:dyaOrig="360" w14:anchorId="63CB0E0C">
-                <v:shape id="_x0000_i1360" type="#_x0000_t75" style="width:35.25pt;height:18pt" o:ole="">
+                <v:shape id="_x0000_i1362" type="#_x0000_t75" style="width:35.25pt;height:18pt" o:ole="">
                   <v:imagedata r:id="rId547" o:title=""/>
                 </v:shape>
-                <o:OLEObject Type="Embed" ProgID="Equation.DSMT4" ShapeID="_x0000_i1360" DrawAspect="Content" ObjectID="_1851482980" r:id="rId548"/>
+                <o:OLEObject Type="Embed" ProgID="Equation.DSMT4" ShapeID="_x0000_i1362" DrawAspect="Content" ObjectID="_1851668670" r:id="rId548"/>
               </w:object>
             </w:r>
           </w:p>
@@ -24525,10 +24563,10 @@
                 <w:position w:val="-12"/>
               </w:rPr>
               <w:object w:dxaOrig="700" w:dyaOrig="360" w14:anchorId="7FE6C6FC">
-                <v:shape id="_x0000_i1361" type="#_x0000_t75" style="width:35.25pt;height:18pt" o:ole="">
+                <v:shape id="_x0000_i1363" type="#_x0000_t75" style="width:35.25pt;height:18pt" o:ole="">
                   <v:imagedata r:id="rId549" o:title=""/>
                 </v:shape>
-                <o:OLEObject Type="Embed" ProgID="Equation.DSMT4" ShapeID="_x0000_i1361" DrawAspect="Content" ObjectID="_1851482981" r:id="rId550"/>
+                <o:OLEObject Type="Embed" ProgID="Equation.DSMT4" ShapeID="_x0000_i1363" DrawAspect="Content" ObjectID="_1851668671" r:id="rId550"/>
               </w:object>
             </w:r>
           </w:p>
@@ -24590,10 +24628,10 @@
                 <w:position w:val="-6"/>
               </w:rPr>
               <w:object w:dxaOrig="200" w:dyaOrig="279" w14:anchorId="536CAF93">
-                <v:shape id="_x0000_i1362" type="#_x0000_t75" style="width:14.25pt;height:14.25pt" o:ole="">
+                <v:shape id="_x0000_i1364" type="#_x0000_t75" style="width:14.25pt;height:14.25pt" o:ole="">
                   <v:imagedata r:id="rId288" o:title=""/>
                 </v:shape>
-                <o:OLEObject Type="Embed" ProgID="Equation.DSMT4" ShapeID="_x0000_i1362" DrawAspect="Content" ObjectID="_1851482982" r:id="rId551"/>
+                <o:OLEObject Type="Embed" ProgID="Equation.DSMT4" ShapeID="_x0000_i1364" DrawAspect="Content" ObjectID="_1851668672" r:id="rId551"/>
               </w:object>
             </w:r>
           </w:p>
@@ -24621,10 +24659,10 @@
                 <w:position w:val="-4"/>
               </w:rPr>
               <w:object w:dxaOrig="220" w:dyaOrig="260" w14:anchorId="3D5E1C27">
-                <v:shape id="_x0000_i1363" type="#_x0000_t75" style="width:11.25pt;height:12.75pt" o:ole="">
+                <v:shape id="_x0000_i1365" type="#_x0000_t75" style="width:11.25pt;height:12.75pt" o:ole="">
                   <v:imagedata r:id="rId399" o:title=""/>
                 </v:shape>
-                <o:OLEObject Type="Embed" ProgID="Equation.DSMT4" ShapeID="_x0000_i1363" DrawAspect="Content" ObjectID="_1851482983" r:id="rId552"/>
+                <o:OLEObject Type="Embed" ProgID="Equation.DSMT4" ShapeID="_x0000_i1365" DrawAspect="Content" ObjectID="_1851668673" r:id="rId552"/>
               </w:object>
             </w:r>
             <w:r>
@@ -24671,10 +24709,10 @@
                 <w:position w:val="-12"/>
               </w:rPr>
               <w:object w:dxaOrig="700" w:dyaOrig="360" w14:anchorId="5E6AE7BF">
-                <v:shape id="_x0000_i1364" type="#_x0000_t75" style="width:34.5pt;height:18pt" o:ole="">
+                <v:shape id="_x0000_i1366" type="#_x0000_t75" style="width:34.5pt;height:18pt" o:ole="">
                   <v:imagedata r:id="rId553" o:title=""/>
                 </v:shape>
-                <o:OLEObject Type="Embed" ProgID="Equation.DSMT4" ShapeID="_x0000_i1364" DrawAspect="Content" ObjectID="_1851482984" r:id="rId554"/>
+                <o:OLEObject Type="Embed" ProgID="Equation.DSMT4" ShapeID="_x0000_i1366" DrawAspect="Content" ObjectID="_1851668674" r:id="rId554"/>
               </w:object>
             </w:r>
           </w:p>
@@ -24700,10 +24738,10 @@
                 <w:position w:val="-12"/>
               </w:rPr>
               <w:object w:dxaOrig="700" w:dyaOrig="360" w14:anchorId="46497396">
-                <v:shape id="_x0000_i1365" type="#_x0000_t75" style="width:34.5pt;height:18pt" o:ole="">
+                <v:shape id="_x0000_i1367" type="#_x0000_t75" style="width:34.5pt;height:18pt" o:ole="">
                   <v:imagedata r:id="rId555" o:title=""/>
                 </v:shape>
-                <o:OLEObject Type="Embed" ProgID="Equation.DSMT4" ShapeID="_x0000_i1365" DrawAspect="Content" ObjectID="_1851482985" r:id="rId556"/>
+                <o:OLEObject Type="Embed" ProgID="Equation.DSMT4" ShapeID="_x0000_i1367" DrawAspect="Content" ObjectID="_1851668675" r:id="rId556"/>
               </w:object>
             </w:r>
           </w:p>
@@ -24765,10 +24803,10 @@
                 <w:position w:val="-6"/>
               </w:rPr>
               <w:object w:dxaOrig="200" w:dyaOrig="279" w14:anchorId="0AE41C3C">
-                <v:shape id="_x0000_i1366" type="#_x0000_t75" style="width:14.25pt;height:14.25pt" o:ole="">
+                <v:shape id="_x0000_i1368" type="#_x0000_t75" style="width:14.25pt;height:14.25pt" o:ole="">
                   <v:imagedata r:id="rId288" o:title=""/>
                 </v:shape>
-                <o:OLEObject Type="Embed" ProgID="Equation.DSMT4" ShapeID="_x0000_i1366" DrawAspect="Content" ObjectID="_1851482986" r:id="rId557"/>
+                <o:OLEObject Type="Embed" ProgID="Equation.DSMT4" ShapeID="_x0000_i1368" DrawAspect="Content" ObjectID="_1851668676" r:id="rId557"/>
               </w:object>
             </w:r>
           </w:p>
@@ -24794,10 +24832,10 @@
                 <w:position w:val="-4"/>
               </w:rPr>
               <w:object w:dxaOrig="220" w:dyaOrig="240" w14:anchorId="6CB0ADBA">
-                <v:shape id="_x0000_i1367" type="#_x0000_t75" style="width:13.5pt;height:14.25pt" o:ole="">
+                <v:shape id="_x0000_i1369" type="#_x0000_t75" style="width:13.5pt;height:14.25pt" o:ole="">
                   <v:imagedata r:id="rId251" o:title=""/>
                 </v:shape>
-                <o:OLEObject Type="Embed" ProgID="Equation.DSMT4" ShapeID="_x0000_i1367" DrawAspect="Content" ObjectID="_1851482987" r:id="rId558"/>
+                <o:OLEObject Type="Embed" ProgID="Equation.DSMT4" ShapeID="_x0000_i1369" DrawAspect="Content" ObjectID="_1851668677" r:id="rId558"/>
               </w:object>
             </w:r>
           </w:p>
@@ -24821,10 +24859,10 @@
                 <w:position w:val="-6"/>
               </w:rPr>
               <w:object w:dxaOrig="200" w:dyaOrig="279" w14:anchorId="5105BCE5">
-                <v:shape id="_x0000_i1368" type="#_x0000_t75" style="width:14.25pt;height:14.25pt" o:ole="">
+                <v:shape id="_x0000_i1370" type="#_x0000_t75" style="width:14.25pt;height:14.25pt" o:ole="">
                   <v:imagedata r:id="rId315" o:title=""/>
                 </v:shape>
-                <o:OLEObject Type="Embed" ProgID="Equation.DSMT4" ShapeID="_x0000_i1368" DrawAspect="Content" ObjectID="_1851482988" r:id="rId559"/>
+                <o:OLEObject Type="Embed" ProgID="Equation.DSMT4" ShapeID="_x0000_i1370" DrawAspect="Content" ObjectID="_1851668678" r:id="rId559"/>
               </w:object>
             </w:r>
           </w:p>
@@ -24848,10 +24886,10 @@
                 <w:position w:val="-6"/>
               </w:rPr>
               <w:object w:dxaOrig="200" w:dyaOrig="279" w14:anchorId="642C6EA3">
-                <v:shape id="_x0000_i1369" type="#_x0000_t75" style="width:14.25pt;height:14.25pt" o:ole="">
+                <v:shape id="_x0000_i1371" type="#_x0000_t75" style="width:14.25pt;height:14.25pt" o:ole="">
                   <v:imagedata r:id="rId317" o:title=""/>
                 </v:shape>
-                <o:OLEObject Type="Embed" ProgID="Equation.DSMT4" ShapeID="_x0000_i1369" DrawAspect="Content" ObjectID="_1851482989" r:id="rId560"/>
+                <o:OLEObject Type="Embed" ProgID="Equation.DSMT4" ShapeID="_x0000_i1371" DrawAspect="Content" ObjectID="_1851668679" r:id="rId560"/>
               </w:object>
             </w:r>
           </w:p>
@@ -24875,10 +24913,10 @@
                 <w:position w:val="-6"/>
               </w:rPr>
               <w:object w:dxaOrig="200" w:dyaOrig="279" w14:anchorId="179D4E11">
-                <v:shape id="_x0000_i1370" type="#_x0000_t75" style="width:14.25pt;height:14.25pt" o:ole="">
+                <v:shape id="_x0000_i1372" type="#_x0000_t75" style="width:14.25pt;height:14.25pt" o:ole="">
                   <v:imagedata r:id="rId319" o:title=""/>
                 </v:shape>
-                <o:OLEObject Type="Embed" ProgID="Equation.DSMT4" ShapeID="_x0000_i1370" DrawAspect="Content" ObjectID="_1851482990" r:id="rId561"/>
+                <o:OLEObject Type="Embed" ProgID="Equation.DSMT4" ShapeID="_x0000_i1372" DrawAspect="Content" ObjectID="_1851668680" r:id="rId561"/>
               </w:object>
             </w:r>
           </w:p>
@@ -24902,10 +24940,10 @@
                 <w:position w:val="-6"/>
               </w:rPr>
               <w:object w:dxaOrig="200" w:dyaOrig="279" w14:anchorId="08C89668">
-                <v:shape id="_x0000_i1371" type="#_x0000_t75" style="width:14.25pt;height:14.25pt" o:ole="">
+                <v:shape id="_x0000_i1373" type="#_x0000_t75" style="width:14.25pt;height:14.25pt" o:ole="">
                   <v:imagedata r:id="rId321" o:title=""/>
                 </v:shape>
-                <o:OLEObject Type="Embed" ProgID="Equation.DSMT4" ShapeID="_x0000_i1371" DrawAspect="Content" ObjectID="_1851482991" r:id="rId562"/>
+                <o:OLEObject Type="Embed" ProgID="Equation.DSMT4" ShapeID="_x0000_i1373" DrawAspect="Content" ObjectID="_1851668681" r:id="rId562"/>
               </w:object>
             </w:r>
           </w:p>
@@ -24929,10 +24967,10 @@
                 <w:position w:val="-6"/>
               </w:rPr>
               <w:object w:dxaOrig="200" w:dyaOrig="279" w14:anchorId="123EB80D">
-                <v:shape id="_x0000_i1372" type="#_x0000_t75" style="width:14.25pt;height:14.25pt" o:ole="">
+                <v:shape id="_x0000_i1374" type="#_x0000_t75" style="width:14.25pt;height:14.25pt" o:ole="">
                   <v:imagedata r:id="rId323" o:title=""/>
                 </v:shape>
-                <o:OLEObject Type="Embed" ProgID="Equation.DSMT4" ShapeID="_x0000_i1372" DrawAspect="Content" ObjectID="_1851482992" r:id="rId563"/>
+                <o:OLEObject Type="Embed" ProgID="Equation.DSMT4" ShapeID="_x0000_i1374" DrawAspect="Content" ObjectID="_1851668682" r:id="rId563"/>
               </w:object>
             </w:r>
           </w:p>
@@ -24956,10 +24994,10 @@
                 <w:position w:val="-6"/>
               </w:rPr>
               <w:object w:dxaOrig="200" w:dyaOrig="279" w14:anchorId="0B277AE8">
-                <v:shape id="_x0000_i1373" type="#_x0000_t75" style="width:14.25pt;height:14.25pt" o:ole="">
+                <v:shape id="_x0000_i1375" type="#_x0000_t75" style="width:14.25pt;height:14.25pt" o:ole="">
                   <v:imagedata r:id="rId325" o:title=""/>
                 </v:shape>
-                <o:OLEObject Type="Embed" ProgID="Equation.DSMT4" ShapeID="_x0000_i1373" DrawAspect="Content" ObjectID="_1851482993" r:id="rId564"/>
+                <o:OLEObject Type="Embed" ProgID="Equation.DSMT4" ShapeID="_x0000_i1375" DrawAspect="Content" ObjectID="_1851668683" r:id="rId564"/>
               </w:object>
             </w:r>
           </w:p>
@@ -25014,7 +25052,7 @@
           <w:lang w:val="en-US"/>
         </w:rPr>
       </w:pPr>
-      <w:commentRangeStart w:id="31"/>
+      <w:commentRangeStart w:id="30"/>
       <w:r>
         <w:rPr>
           <w:lang w:val="en-US"/>
@@ -25102,13 +25140,13 @@
       <w:r>
         <w:t>.</w:t>
       </w:r>
-      <w:commentRangeEnd w:id="31"/>
+      <w:commentRangeEnd w:id="30"/>
       <w:r>
         <w:rPr>
           <w:rStyle w:val="Marquedecommentaire"/>
           <w:lang w:val="fr-CM"/>
         </w:rPr>
-        <w:commentReference w:id="31"/>
+        <w:commentReference w:id="30"/>
       </w:r>
     </w:p>
     <w:p>
@@ -25308,10 +25346,10 @@
                 <w:position w:val="-4"/>
               </w:rPr>
               <w:object w:dxaOrig="220" w:dyaOrig="240" w14:anchorId="700D0914">
-                <v:shape id="_x0000_i1374" type="#_x0000_t75" style="width:13.5pt;height:14.25pt" o:ole="">
+                <v:shape id="_x0000_i1376" type="#_x0000_t75" style="width:13.5pt;height:14.25pt" o:ole="">
                   <v:imagedata r:id="rId251" o:title=""/>
                 </v:shape>
-                <o:OLEObject Type="Embed" ProgID="Equation.DSMT4" ShapeID="_x0000_i1374" DrawAspect="Content" ObjectID="_1851482994" r:id="rId565"/>
+                <o:OLEObject Type="Embed" ProgID="Equation.DSMT4" ShapeID="_x0000_i1376" DrawAspect="Content" ObjectID="_1851668684" r:id="rId565"/>
               </w:object>
             </w:r>
           </w:p>
@@ -25378,10 +25416,10 @@
                 <w:position w:val="-12"/>
               </w:rPr>
               <w:object w:dxaOrig="400" w:dyaOrig="360" w14:anchorId="5E069CCA">
-                <v:shape id="_x0000_i1375" type="#_x0000_t75" style="width:19.5pt;height:18pt" o:ole="">
+                <v:shape id="_x0000_i1377" type="#_x0000_t75" style="width:19.5pt;height:18pt" o:ole="">
                   <v:imagedata r:id="rId566" o:title=""/>
                 </v:shape>
-                <o:OLEObject Type="Embed" ProgID="Equation.DSMT4" ShapeID="_x0000_i1375" DrawAspect="Content" ObjectID="_1851482995" r:id="rId567"/>
+                <o:OLEObject Type="Embed" ProgID="Equation.DSMT4" ShapeID="_x0000_i1377" DrawAspect="Content" ObjectID="_1851668685" r:id="rId567"/>
               </w:object>
             </w:r>
           </w:p>
@@ -25407,10 +25445,10 @@
                 <w:position w:val="-12"/>
               </w:rPr>
               <w:object w:dxaOrig="400" w:dyaOrig="360" w14:anchorId="3EB9D710">
-                <v:shape id="_x0000_i1376" type="#_x0000_t75" style="width:19.5pt;height:18pt" o:ole="">
+                <v:shape id="_x0000_i1378" type="#_x0000_t75" style="width:19.5pt;height:18pt" o:ole="">
                   <v:imagedata r:id="rId568" o:title=""/>
                 </v:shape>
-                <o:OLEObject Type="Embed" ProgID="Equation.DSMT4" ShapeID="_x0000_i1376" DrawAspect="Content" ObjectID="_1851482996" r:id="rId569"/>
+                <o:OLEObject Type="Embed" ProgID="Equation.DSMT4" ShapeID="_x0000_i1378" DrawAspect="Content" ObjectID="_1851668686" r:id="rId569"/>
               </w:object>
             </w:r>
           </w:p>
@@ -25472,10 +25510,10 @@
                 <w:position w:val="-6"/>
               </w:rPr>
               <w:object w:dxaOrig="200" w:dyaOrig="279" w14:anchorId="7A7C46F1">
-                <v:shape id="_x0000_i1377" type="#_x0000_t75" style="width:14.25pt;height:14.25pt" o:ole="">
+                <v:shape id="_x0000_i1379" type="#_x0000_t75" style="width:14.25pt;height:14.25pt" o:ole="">
                   <v:imagedata r:id="rId288" o:title=""/>
                 </v:shape>
-                <o:OLEObject Type="Embed" ProgID="Equation.DSMT4" ShapeID="_x0000_i1377" DrawAspect="Content" ObjectID="_1851482997" r:id="rId570"/>
+                <o:OLEObject Type="Embed" ProgID="Equation.DSMT4" ShapeID="_x0000_i1379" DrawAspect="Content" ObjectID="_1851668687" r:id="rId570"/>
               </w:object>
             </w:r>
           </w:p>
@@ -25503,10 +25541,10 @@
                 <w:position w:val="-4"/>
               </w:rPr>
               <w:object w:dxaOrig="220" w:dyaOrig="260" w14:anchorId="402EF029">
-                <v:shape id="_x0000_i1378" type="#_x0000_t75" style="width:11.25pt;height:12.75pt" o:ole="">
+                <v:shape id="_x0000_i1380" type="#_x0000_t75" style="width:11.25pt;height:12.75pt" o:ole="">
                   <v:imagedata r:id="rId399" o:title=""/>
                 </v:shape>
-                <o:OLEObject Type="Embed" ProgID="Equation.DSMT4" ShapeID="_x0000_i1378" DrawAspect="Content" ObjectID="_1851482998" r:id="rId571"/>
+                <o:OLEObject Type="Embed" ProgID="Equation.DSMT4" ShapeID="_x0000_i1380" DrawAspect="Content" ObjectID="_1851668688" r:id="rId571"/>
               </w:object>
             </w:r>
             <w:r>
@@ -25553,10 +25591,10 @@
                 <w:position w:val="-12"/>
               </w:rPr>
               <w:object w:dxaOrig="400" w:dyaOrig="360" w14:anchorId="5D15E7C1">
-                <v:shape id="_x0000_i1379" type="#_x0000_t75" style="width:19.5pt;height:18pt" o:ole="">
+                <v:shape id="_x0000_i1381" type="#_x0000_t75" style="width:19.5pt;height:18pt" o:ole="">
                   <v:imagedata r:id="rId572" o:title=""/>
                 </v:shape>
-                <o:OLEObject Type="Embed" ProgID="Equation.DSMT4" ShapeID="_x0000_i1379" DrawAspect="Content" ObjectID="_1851482999" r:id="rId573"/>
+                <o:OLEObject Type="Embed" ProgID="Equation.DSMT4" ShapeID="_x0000_i1381" DrawAspect="Content" ObjectID="_1851668689" r:id="rId573"/>
               </w:object>
             </w:r>
           </w:p>
@@ -25582,10 +25620,10 @@
                 <w:position w:val="-12"/>
               </w:rPr>
               <w:object w:dxaOrig="400" w:dyaOrig="360" w14:anchorId="49C91640">
-                <v:shape id="_x0000_i1380" type="#_x0000_t75" style="width:19.5pt;height:18pt" o:ole="">
+                <v:shape id="_x0000_i1382" type="#_x0000_t75" style="width:19.5pt;height:18pt" o:ole="">
                   <v:imagedata r:id="rId574" o:title=""/>
                 </v:shape>
-                <o:OLEObject Type="Embed" ProgID="Equation.DSMT4" ShapeID="_x0000_i1380" DrawAspect="Content" ObjectID="_1851483000" r:id="rId575"/>
+                <o:OLEObject Type="Embed" ProgID="Equation.DSMT4" ShapeID="_x0000_i1382" DrawAspect="Content" ObjectID="_1851668690" r:id="rId575"/>
               </w:object>
             </w:r>
           </w:p>
@@ -25647,10 +25685,10 @@
                 <w:position w:val="-6"/>
               </w:rPr>
               <w:object w:dxaOrig="200" w:dyaOrig="279" w14:anchorId="13434C5E">
-                <v:shape id="_x0000_i1381" type="#_x0000_t75" style="width:14.25pt;height:14.25pt" o:ole="">
+                <v:shape id="_x0000_i1383" type="#_x0000_t75" style="width:14.25pt;height:14.25pt" o:ole="">
                   <v:imagedata r:id="rId288" o:title=""/>
                 </v:shape>
-                <o:OLEObject Type="Embed" ProgID="Equation.DSMT4" ShapeID="_x0000_i1381" DrawAspect="Content" ObjectID="_1851483001" r:id="rId576"/>
+                <o:OLEObject Type="Embed" ProgID="Equation.DSMT4" ShapeID="_x0000_i1383" DrawAspect="Content" ObjectID="_1851668691" r:id="rId576"/>
               </w:object>
             </w:r>
           </w:p>
@@ -25678,10 +25716,10 @@
                 <w:position w:val="-4"/>
               </w:rPr>
               <w:object w:dxaOrig="220" w:dyaOrig="260" w14:anchorId="7FA9CD64">
-                <v:shape id="_x0000_i1382" type="#_x0000_t75" style="width:11.25pt;height:12.75pt" o:ole="">
+                <v:shape id="_x0000_i1384" type="#_x0000_t75" style="width:11.25pt;height:12.75pt" o:ole="">
                   <v:imagedata r:id="rId399" o:title=""/>
                 </v:shape>
-                <o:OLEObject Type="Embed" ProgID="Equation.DSMT4" ShapeID="_x0000_i1382" DrawAspect="Content" ObjectID="_1851483002" r:id="rId577"/>
+                <o:OLEObject Type="Embed" ProgID="Equation.DSMT4" ShapeID="_x0000_i1384" DrawAspect="Content" ObjectID="_1851668692" r:id="rId577"/>
               </w:object>
             </w:r>
             <w:r>
@@ -25710,10 +25748,10 @@
                 <w:position w:val="-12"/>
               </w:rPr>
               <w:object w:dxaOrig="499" w:dyaOrig="360" w14:anchorId="275054E0">
-                <v:shape id="_x0000_i1383" type="#_x0000_t75" style="width:24.75pt;height:18pt" o:ole="">
+                <v:shape id="_x0000_i1385" type="#_x0000_t75" style="width:24.75pt;height:18pt" o:ole="">
                   <v:imagedata r:id="rId578" o:title=""/>
                 </v:shape>
-                <o:OLEObject Type="Embed" ProgID="Equation.DSMT4" ShapeID="_x0000_i1383" DrawAspect="Content" ObjectID="_1851483003" r:id="rId579"/>
+                <o:OLEObject Type="Embed" ProgID="Equation.DSMT4" ShapeID="_x0000_i1385" DrawAspect="Content" ObjectID="_1851668693" r:id="rId579"/>
               </w:object>
             </w:r>
           </w:p>
@@ -25739,10 +25777,10 @@
                 <w:position w:val="-12"/>
               </w:rPr>
               <w:object w:dxaOrig="480" w:dyaOrig="360" w14:anchorId="36460A06">
-                <v:shape id="_x0000_i1384" type="#_x0000_t75" style="width:24pt;height:18pt" o:ole="">
+                <v:shape id="_x0000_i1386" type="#_x0000_t75" style="width:24pt;height:18pt" o:ole="">
                   <v:imagedata r:id="rId580" o:title=""/>
                 </v:shape>
-                <o:OLEObject Type="Embed" ProgID="Equation.DSMT4" ShapeID="_x0000_i1384" DrawAspect="Content" ObjectID="_1851483004" r:id="rId581"/>
+                <o:OLEObject Type="Embed" ProgID="Equation.DSMT4" ShapeID="_x0000_i1386" DrawAspect="Content" ObjectID="_1851668694" r:id="rId581"/>
               </w:object>
             </w:r>
           </w:p>
@@ -25822,10 +25860,10 @@
                 <w:position w:val="-6"/>
               </w:rPr>
               <w:object w:dxaOrig="200" w:dyaOrig="279" w14:anchorId="4290041E">
-                <v:shape id="_x0000_i1385" type="#_x0000_t75" style="width:14.25pt;height:14.25pt" o:ole="">
+                <v:shape id="_x0000_i1387" type="#_x0000_t75" style="width:14.25pt;height:14.25pt" o:ole="">
                   <v:imagedata r:id="rId294" o:title=""/>
                 </v:shape>
-                <o:OLEObject Type="Embed" ProgID="Equation.DSMT4" ShapeID="_x0000_i1385" DrawAspect="Content" ObjectID="_1851483005" r:id="rId582"/>
+                <o:OLEObject Type="Embed" ProgID="Equation.DSMT4" ShapeID="_x0000_i1387" DrawAspect="Content" ObjectID="_1851668695" r:id="rId582"/>
               </w:object>
             </w:r>
           </w:p>
@@ -25853,10 +25891,10 @@
                 <w:position w:val="-4"/>
               </w:rPr>
               <w:object w:dxaOrig="220" w:dyaOrig="260" w14:anchorId="7C101561">
-                <v:shape id="_x0000_i1386" type="#_x0000_t75" style="width:11.25pt;height:12.75pt" o:ole="">
+                <v:shape id="_x0000_i1388" type="#_x0000_t75" style="width:11.25pt;height:12.75pt" o:ole="">
                   <v:imagedata r:id="rId399" o:title=""/>
                 </v:shape>
-                <o:OLEObject Type="Embed" ProgID="Equation.DSMT4" ShapeID="_x0000_i1386" DrawAspect="Content" ObjectID="_1851483006" r:id="rId583"/>
+                <o:OLEObject Type="Embed" ProgID="Equation.DSMT4" ShapeID="_x0000_i1388" DrawAspect="Content" ObjectID="_1851668696" r:id="rId583"/>
               </w:object>
             </w:r>
             <w:r>
@@ -25885,10 +25923,10 @@
                 <w:position w:val="-12"/>
               </w:rPr>
               <w:object w:dxaOrig="480" w:dyaOrig="360" w14:anchorId="0ACC4370">
-                <v:shape id="_x0000_i1387" type="#_x0000_t75" style="width:24pt;height:18pt" o:ole="">
+                <v:shape id="_x0000_i1389" type="#_x0000_t75" style="width:24pt;height:18pt" o:ole="">
                   <v:imagedata r:id="rId584" o:title=""/>
                 </v:shape>
-                <o:OLEObject Type="Embed" ProgID="Equation.DSMT4" ShapeID="_x0000_i1387" DrawAspect="Content" ObjectID="_1851483007" r:id="rId585"/>
+                <o:OLEObject Type="Embed" ProgID="Equation.DSMT4" ShapeID="_x0000_i1389" DrawAspect="Content" ObjectID="_1851668697" r:id="rId585"/>
               </w:object>
             </w:r>
           </w:p>
@@ -25914,10 +25952,10 @@
                 <w:position w:val="-12"/>
               </w:rPr>
               <w:object w:dxaOrig="499" w:dyaOrig="360" w14:anchorId="7C2EB309">
-                <v:shape id="_x0000_i1388" type="#_x0000_t75" style="width:24.75pt;height:18pt" o:ole="">
+                <v:shape id="_x0000_i1390" type="#_x0000_t75" style="width:24.75pt;height:18pt" o:ole="">
                   <v:imagedata r:id="rId586" o:title=""/>
                 </v:shape>
-                <o:OLEObject Type="Embed" ProgID="Equation.DSMT4" ShapeID="_x0000_i1388" DrawAspect="Content" ObjectID="_1851483008" r:id="rId587"/>
+                <o:OLEObject Type="Embed" ProgID="Equation.DSMT4" ShapeID="_x0000_i1390" DrawAspect="Content" ObjectID="_1851668698" r:id="rId587"/>
               </w:object>
             </w:r>
           </w:p>
@@ -25997,10 +26035,10 @@
                 <w:position w:val="-6"/>
               </w:rPr>
               <w:object w:dxaOrig="200" w:dyaOrig="279" w14:anchorId="17180265">
-                <v:shape id="_x0000_i1389" type="#_x0000_t75" style="width:14.25pt;height:14.25pt" o:ole="">
+                <v:shape id="_x0000_i1391" type="#_x0000_t75" style="width:14.25pt;height:14.25pt" o:ole="">
                   <v:imagedata r:id="rId276" o:title=""/>
                 </v:shape>
-                <o:OLEObject Type="Embed" ProgID="Equation.DSMT4" ShapeID="_x0000_i1389" DrawAspect="Content" ObjectID="_1851483009" r:id="rId588"/>
+                <o:OLEObject Type="Embed" ProgID="Equation.DSMT4" ShapeID="_x0000_i1391" DrawAspect="Content" ObjectID="_1851668699" r:id="rId588"/>
               </w:object>
             </w:r>
           </w:p>
@@ -26026,10 +26064,10 @@
                 <w:position w:val="-4"/>
               </w:rPr>
               <w:object w:dxaOrig="220" w:dyaOrig="240" w14:anchorId="0F20A2FA">
-                <v:shape id="_x0000_i1390" type="#_x0000_t75" style="width:13.5pt;height:14.25pt" o:ole="">
+                <v:shape id="_x0000_i1392" type="#_x0000_t75" style="width:13.5pt;height:14.25pt" o:ole="">
                   <v:imagedata r:id="rId251" o:title=""/>
                 </v:shape>
-                <o:OLEObject Type="Embed" ProgID="Equation.DSMT4" ShapeID="_x0000_i1390" DrawAspect="Content" ObjectID="_1851483010" r:id="rId589"/>
+                <o:OLEObject Type="Embed" ProgID="Equation.DSMT4" ShapeID="_x0000_i1392" DrawAspect="Content" ObjectID="_1851668700" r:id="rId589"/>
               </w:object>
             </w:r>
           </w:p>
@@ -26053,10 +26091,10 @@
                 <w:position w:val="-6"/>
               </w:rPr>
               <w:object w:dxaOrig="200" w:dyaOrig="279" w14:anchorId="721912D4">
-                <v:shape id="_x0000_i1391" type="#_x0000_t75" style="width:14.25pt;height:14.25pt" o:ole="">
+                <v:shape id="_x0000_i1393" type="#_x0000_t75" style="width:14.25pt;height:14.25pt" o:ole="">
                   <v:imagedata r:id="rId315" o:title=""/>
                 </v:shape>
-                <o:OLEObject Type="Embed" ProgID="Equation.DSMT4" ShapeID="_x0000_i1391" DrawAspect="Content" ObjectID="_1851483011" r:id="rId590"/>
+                <o:OLEObject Type="Embed" ProgID="Equation.DSMT4" ShapeID="_x0000_i1393" DrawAspect="Content" ObjectID="_1851668701" r:id="rId590"/>
               </w:object>
             </w:r>
           </w:p>
@@ -26080,10 +26118,10 @@
                 <w:position w:val="-6"/>
               </w:rPr>
               <w:object w:dxaOrig="200" w:dyaOrig="279" w14:anchorId="46F45031">
-                <v:shape id="_x0000_i1392" type="#_x0000_t75" style="width:14.25pt;height:14.25pt" o:ole="">
+                <v:shape id="_x0000_i1394" type="#_x0000_t75" style="width:14.25pt;height:14.25pt" o:ole="">
                   <v:imagedata r:id="rId317" o:title=""/>
                 </v:shape>
-                <o:OLEObject Type="Embed" ProgID="Equation.DSMT4" ShapeID="_x0000_i1392" DrawAspect="Content" ObjectID="_1851483012" r:id="rId591"/>
+                <o:OLEObject Type="Embed" ProgID="Equation.DSMT4" ShapeID="_x0000_i1394" DrawAspect="Content" ObjectID="_1851668702" r:id="rId591"/>
               </w:object>
             </w:r>
           </w:p>
@@ -26107,10 +26145,10 @@
                 <w:position w:val="-6"/>
               </w:rPr>
               <w:object w:dxaOrig="200" w:dyaOrig="279" w14:anchorId="25B54756">
-                <v:shape id="_x0000_i1393" type="#_x0000_t75" style="width:14.25pt;height:14.25pt" o:ole="">
+                <v:shape id="_x0000_i1395" type="#_x0000_t75" style="width:14.25pt;height:14.25pt" o:ole="">
                   <v:imagedata r:id="rId319" o:title=""/>
                 </v:shape>
-                <o:OLEObject Type="Embed" ProgID="Equation.DSMT4" ShapeID="_x0000_i1393" DrawAspect="Content" ObjectID="_1851483013" r:id="rId592"/>
+                <o:OLEObject Type="Embed" ProgID="Equation.DSMT4" ShapeID="_x0000_i1395" DrawAspect="Content" ObjectID="_1851668703" r:id="rId592"/>
               </w:object>
             </w:r>
           </w:p>
@@ -26134,10 +26172,10 @@
                 <w:position w:val="-6"/>
               </w:rPr>
               <w:object w:dxaOrig="200" w:dyaOrig="279" w14:anchorId="367E786C">
-                <v:shape id="_x0000_i1394" type="#_x0000_t75" style="width:14.25pt;height:14.25pt" o:ole="">
+                <v:shape id="_x0000_i1396" type="#_x0000_t75" style="width:14.25pt;height:14.25pt" o:ole="">
                   <v:imagedata r:id="rId321" o:title=""/>
                 </v:shape>
-                <o:OLEObject Type="Embed" ProgID="Equation.DSMT4" ShapeID="_x0000_i1394" DrawAspect="Content" ObjectID="_1851483014" r:id="rId593"/>
+                <o:OLEObject Type="Embed" ProgID="Equation.DSMT4" ShapeID="_x0000_i1396" DrawAspect="Content" ObjectID="_1851668704" r:id="rId593"/>
               </w:object>
             </w:r>
           </w:p>
@@ -26161,10 +26199,10 @@
                 <w:position w:val="-6"/>
               </w:rPr>
               <w:object w:dxaOrig="200" w:dyaOrig="279" w14:anchorId="2CDE9A55">
-                <v:shape id="_x0000_i1395" type="#_x0000_t75" style="width:14.25pt;height:14.25pt" o:ole="">
+                <v:shape id="_x0000_i1397" type="#_x0000_t75" style="width:14.25pt;height:14.25pt" o:ole="">
                   <v:imagedata r:id="rId323" o:title=""/>
                 </v:shape>
-                <o:OLEObject Type="Embed" ProgID="Equation.DSMT4" ShapeID="_x0000_i1395" DrawAspect="Content" ObjectID="_1851483015" r:id="rId594"/>
+                <o:OLEObject Type="Embed" ProgID="Equation.DSMT4" ShapeID="_x0000_i1397" DrawAspect="Content" ObjectID="_1851668705" r:id="rId594"/>
               </w:object>
             </w:r>
           </w:p>
@@ -26188,10 +26226,10 @@
                 <w:position w:val="-6"/>
               </w:rPr>
               <w:object w:dxaOrig="200" w:dyaOrig="279" w14:anchorId="72D37336">
-                <v:shape id="_x0000_i1396" type="#_x0000_t75" style="width:14.25pt;height:14.25pt" o:ole="">
+                <v:shape id="_x0000_i1398" type="#_x0000_t75" style="width:14.25pt;height:14.25pt" o:ole="">
                   <v:imagedata r:id="rId325" o:title=""/>
                 </v:shape>
-                <o:OLEObject Type="Embed" ProgID="Equation.DSMT4" ShapeID="_x0000_i1396" DrawAspect="Content" ObjectID="_1851483016" r:id="rId595"/>
+                <o:OLEObject Type="Embed" ProgID="Equation.DSMT4" ShapeID="_x0000_i1398" DrawAspect="Content" ObjectID="_1851668706" r:id="rId595"/>
               </w:object>
             </w:r>
           </w:p>
@@ -26199,7 +26237,7 @@
       </w:tr>
     </w:tbl>
     <w:p>
-      <w:commentRangeStart w:id="32"/>
+      <w:commentRangeStart w:id="31"/>
       <w:r>
         <w:t>Il faut noter que l</w:t>
       </w:r>
@@ -26214,12 +26252,12 @@
       <w:r>
         <w:t xml:space="preserve"> </w:t>
       </w:r>
-      <w:commentRangeEnd w:id="32"/>
+      <w:commentRangeEnd w:id="31"/>
       <w:r>
         <w:rPr>
           <w:rStyle w:val="Marquedecommentaire"/>
         </w:rPr>
-        <w:commentReference w:id="32"/>
+        <w:commentReference w:id="31"/>
       </w:r>
     </w:p>
     <w:p>
@@ -26247,7 +26285,7 @@
           <w:lang w:val="en-US"/>
         </w:rPr>
       </w:pPr>
-      <w:commentRangeStart w:id="33"/>
+      <w:commentRangeStart w:id="32"/>
       <w:r>
         <w:rPr>
           <w:lang w:val="en-US"/>
@@ -26284,7 +26322,6 @@
         <w:pStyle w:val="ListNormal"/>
       </w:pPr>
       <w:r>
-        <w:lastRenderedPageBreak/>
         <w:t>the de</w:t>
       </w:r>
       <w:r>
@@ -26367,13 +26404,13 @@
       <w:r>
         <w:t>.</w:t>
       </w:r>
-      <w:commentRangeEnd w:id="33"/>
+      <w:commentRangeEnd w:id="32"/>
       <w:r>
         <w:rPr>
           <w:rStyle w:val="Marquedecommentaire"/>
           <w:lang w:val="fr-CM"/>
         </w:rPr>
-        <w:commentReference w:id="33"/>
+        <w:commentReference w:id="32"/>
       </w:r>
     </w:p>
     <w:p>
@@ -26575,10 +26612,10 @@
                 <w:position w:val="-4"/>
               </w:rPr>
               <w:object w:dxaOrig="220" w:dyaOrig="240" w14:anchorId="71CD67C9">
-                <v:shape id="_x0000_i1397" type="#_x0000_t75" style="width:13.5pt;height:14.25pt" o:ole="">
+                <v:shape id="_x0000_i1399" type="#_x0000_t75" style="width:13.5pt;height:14.25pt" o:ole="">
                   <v:imagedata r:id="rId251" o:title=""/>
                 </v:shape>
-                <o:OLEObject Type="Embed" ProgID="Equation.DSMT4" ShapeID="_x0000_i1397" DrawAspect="Content" ObjectID="_1851483017" r:id="rId596"/>
+                <o:OLEObject Type="Embed" ProgID="Equation.DSMT4" ShapeID="_x0000_i1399" DrawAspect="Content" ObjectID="_1851668707" r:id="rId596"/>
               </w:object>
             </w:r>
           </w:p>
@@ -26606,10 +26643,10 @@
                 <w:position w:val="-4"/>
               </w:rPr>
               <w:object w:dxaOrig="220" w:dyaOrig="260" w14:anchorId="1D1793C8">
-                <v:shape id="_x0000_i1398" type="#_x0000_t75" style="width:11.25pt;height:12.75pt" o:ole="">
+                <v:shape id="_x0000_i1400" type="#_x0000_t75" style="width:11.25pt;height:12.75pt" o:ole="">
                   <v:imagedata r:id="rId399" o:title=""/>
                 </v:shape>
-                <o:OLEObject Type="Embed" ProgID="Equation.DSMT4" ShapeID="_x0000_i1398" DrawAspect="Content" ObjectID="_1851483018" r:id="rId597"/>
+                <o:OLEObject Type="Embed" ProgID="Equation.DSMT4" ShapeID="_x0000_i1400" DrawAspect="Content" ObjectID="_1851668708" r:id="rId597"/>
               </w:object>
             </w:r>
             <w:r>
@@ -26656,10 +26693,10 @@
                 <w:position w:val="-12"/>
               </w:rPr>
               <w:object w:dxaOrig="400" w:dyaOrig="360" w14:anchorId="2C8D2138">
-                <v:shape id="_x0000_i1399" type="#_x0000_t75" style="width:19.5pt;height:18pt" o:ole="">
+                <v:shape id="_x0000_i1401" type="#_x0000_t75" style="width:19.5pt;height:18pt" o:ole="">
                   <v:imagedata r:id="rId598" o:title=""/>
                 </v:shape>
-                <o:OLEObject Type="Embed" ProgID="Equation.DSMT4" ShapeID="_x0000_i1399" DrawAspect="Content" ObjectID="_1851483019" r:id="rId599"/>
+                <o:OLEObject Type="Embed" ProgID="Equation.DSMT4" ShapeID="_x0000_i1401" DrawAspect="Content" ObjectID="_1851668709" r:id="rId599"/>
               </w:object>
             </w:r>
           </w:p>
@@ -26685,10 +26722,10 @@
                 <w:position w:val="-12"/>
               </w:rPr>
               <w:object w:dxaOrig="400" w:dyaOrig="360" w14:anchorId="3D4038B6">
-                <v:shape id="_x0000_i1400" type="#_x0000_t75" style="width:19.5pt;height:18pt" o:ole="">
+                <v:shape id="_x0000_i1402" type="#_x0000_t75" style="width:19.5pt;height:18pt" o:ole="">
                   <v:imagedata r:id="rId600" o:title=""/>
                 </v:shape>
-                <o:OLEObject Type="Embed" ProgID="Equation.DSMT4" ShapeID="_x0000_i1400" DrawAspect="Content" ObjectID="_1851483020" r:id="rId601"/>
+                <o:OLEObject Type="Embed" ProgID="Equation.DSMT4" ShapeID="_x0000_i1402" DrawAspect="Content" ObjectID="_1851668710" r:id="rId601"/>
               </w:object>
             </w:r>
           </w:p>
@@ -26750,10 +26787,10 @@
                 <w:position w:val="-6"/>
               </w:rPr>
               <w:object w:dxaOrig="200" w:dyaOrig="279" w14:anchorId="63CC7003">
-                <v:shape id="_x0000_i1401" type="#_x0000_t75" style="width:14.25pt;height:14.25pt" o:ole="">
+                <v:shape id="_x0000_i1403" type="#_x0000_t75" style="width:14.25pt;height:14.25pt" o:ole="">
                   <v:imagedata r:id="rId288" o:title=""/>
                 </v:shape>
-                <o:OLEObject Type="Embed" ProgID="Equation.DSMT4" ShapeID="_x0000_i1401" DrawAspect="Content" ObjectID="_1851483021" r:id="rId602"/>
+                <o:OLEObject Type="Embed" ProgID="Equation.DSMT4" ShapeID="_x0000_i1403" DrawAspect="Content" ObjectID="_1851668711" r:id="rId602"/>
               </w:object>
             </w:r>
           </w:p>
@@ -26781,10 +26818,10 @@
                 <w:position w:val="-4"/>
               </w:rPr>
               <w:object w:dxaOrig="220" w:dyaOrig="260" w14:anchorId="34F21163">
-                <v:shape id="_x0000_i1402" type="#_x0000_t75" style="width:11.25pt;height:12.75pt" o:ole="">
+                <v:shape id="_x0000_i1404" type="#_x0000_t75" style="width:11.25pt;height:12.75pt" o:ole="">
                   <v:imagedata r:id="rId399" o:title=""/>
                 </v:shape>
-                <o:OLEObject Type="Embed" ProgID="Equation.DSMT4" ShapeID="_x0000_i1402" DrawAspect="Content" ObjectID="_1851483022" r:id="rId603"/>
+                <o:OLEObject Type="Embed" ProgID="Equation.DSMT4" ShapeID="_x0000_i1404" DrawAspect="Content" ObjectID="_1851668712" r:id="rId603"/>
               </w:object>
             </w:r>
             <w:r>
@@ -26849,10 +26886,10 @@
                 <w:position w:val="-12"/>
               </w:rPr>
               <w:object w:dxaOrig="400" w:dyaOrig="360" w14:anchorId="4591C4D4">
-                <v:shape id="_x0000_i1403" type="#_x0000_t75" style="width:20.25pt;height:18pt" o:ole="">
+                <v:shape id="_x0000_i1405" type="#_x0000_t75" style="width:20.25pt;height:18pt" o:ole="">
                   <v:imagedata r:id="rId604" o:title=""/>
                 </v:shape>
-                <o:OLEObject Type="Embed" ProgID="Equation.DSMT4" ShapeID="_x0000_i1403" DrawAspect="Content" ObjectID="_1851483023" r:id="rId605"/>
+                <o:OLEObject Type="Embed" ProgID="Equation.DSMT4" ShapeID="_x0000_i1405" DrawAspect="Content" ObjectID="_1851668713" r:id="rId605"/>
               </w:object>
             </w:r>
           </w:p>
@@ -26896,10 +26933,10 @@
                 <w:position w:val="-12"/>
               </w:rPr>
               <w:object w:dxaOrig="420" w:dyaOrig="360" w14:anchorId="110CA39B">
-                <v:shape id="_x0000_i1404" type="#_x0000_t75" style="width:21pt;height:18pt" o:ole="">
+                <v:shape id="_x0000_i1406" type="#_x0000_t75" style="width:21pt;height:18pt" o:ole="">
                   <v:imagedata r:id="rId606" o:title=""/>
                 </v:shape>
-                <o:OLEObject Type="Embed" ProgID="Equation.DSMT4" ShapeID="_x0000_i1404" DrawAspect="Content" ObjectID="_1851483024" r:id="rId607"/>
+                <o:OLEObject Type="Embed" ProgID="Equation.DSMT4" ShapeID="_x0000_i1406" DrawAspect="Content" ObjectID="_1851668714" r:id="rId607"/>
               </w:object>
             </w:r>
           </w:p>
@@ -26925,10 +26962,10 @@
                 <w:position w:val="-6"/>
               </w:rPr>
               <w:object w:dxaOrig="200" w:dyaOrig="279" w14:anchorId="2CED3ABD">
-                <v:shape id="_x0000_i1405" type="#_x0000_t75" style="width:14.25pt;height:14.25pt" o:ole="">
+                <v:shape id="_x0000_i1407" type="#_x0000_t75" style="width:14.25pt;height:14.25pt" o:ole="">
                   <v:imagedata r:id="rId259" o:title=""/>
                 </v:shape>
-                <o:OLEObject Type="Embed" ProgID="Equation.DSMT4" ShapeID="_x0000_i1405" DrawAspect="Content" ObjectID="_1851483025" r:id="rId608"/>
+                <o:OLEObject Type="Embed" ProgID="Equation.DSMT4" ShapeID="_x0000_i1407" DrawAspect="Content" ObjectID="_1851668715" r:id="rId608"/>
               </w:object>
             </w:r>
           </w:p>
@@ -26956,10 +26993,10 @@
                 <w:position w:val="-4"/>
               </w:rPr>
               <w:object w:dxaOrig="220" w:dyaOrig="260" w14:anchorId="23F33ECD">
-                <v:shape id="_x0000_i1406" type="#_x0000_t75" style="width:11.25pt;height:12.75pt" o:ole="">
+                <v:shape id="_x0000_i1408" type="#_x0000_t75" style="width:11.25pt;height:12.75pt" o:ole="">
                   <v:imagedata r:id="rId399" o:title=""/>
                 </v:shape>
-                <o:OLEObject Type="Embed" ProgID="Equation.DSMT4" ShapeID="_x0000_i1406" DrawAspect="Content" ObjectID="_1851483026" r:id="rId609"/>
+                <o:OLEObject Type="Embed" ProgID="Equation.DSMT4" ShapeID="_x0000_i1408" DrawAspect="Content" ObjectID="_1851668716" r:id="rId609"/>
               </w:object>
             </w:r>
             <w:r>
@@ -26988,10 +27025,10 @@
                 <w:position w:val="-12"/>
               </w:rPr>
               <w:object w:dxaOrig="499" w:dyaOrig="360" w14:anchorId="45BD05A8">
-                <v:shape id="_x0000_i1407" type="#_x0000_t75" style="width:24.75pt;height:18pt" o:ole="">
+                <v:shape id="_x0000_i1409" type="#_x0000_t75" style="width:24.75pt;height:18pt" o:ole="">
                   <v:imagedata r:id="rId610" o:title=""/>
                 </v:shape>
-                <o:OLEObject Type="Embed" ProgID="Equation.DSMT4" ShapeID="_x0000_i1407" DrawAspect="Content" ObjectID="_1851483027" r:id="rId611"/>
+                <o:OLEObject Type="Embed" ProgID="Equation.DSMT4" ShapeID="_x0000_i1409" DrawAspect="Content" ObjectID="_1851668717" r:id="rId611"/>
               </w:object>
             </w:r>
           </w:p>
@@ -27035,10 +27072,10 @@
                 <w:position w:val="-12"/>
               </w:rPr>
               <w:object w:dxaOrig="1380" w:dyaOrig="360" w14:anchorId="2372B4EA">
-                <v:shape id="_x0000_i1408" type="#_x0000_t75" style="width:69pt;height:18pt" o:ole="">
+                <v:shape id="_x0000_i1410" type="#_x0000_t75" style="width:69pt;height:18pt" o:ole="">
                   <v:imagedata r:id="rId612" o:title=""/>
                 </v:shape>
-                <o:OLEObject Type="Embed" ProgID="Equation.DSMT4" ShapeID="_x0000_i1408" DrawAspect="Content" ObjectID="_1851483028" r:id="rId613"/>
+                <o:OLEObject Type="Embed" ProgID="Equation.DSMT4" ShapeID="_x0000_i1410" DrawAspect="Content" ObjectID="_1851668718" r:id="rId613"/>
               </w:object>
             </w:r>
           </w:p>
@@ -27082,10 +27119,10 @@
                 <w:position w:val="-12"/>
               </w:rPr>
               <w:object w:dxaOrig="840" w:dyaOrig="360" w14:anchorId="640BDD21">
-                <v:shape id="_x0000_i1409" type="#_x0000_t75" style="width:42.75pt;height:18pt" o:ole="">
+                <v:shape id="_x0000_i1411" type="#_x0000_t75" style="width:42.75pt;height:18pt" o:ole="">
                   <v:imagedata r:id="rId614" o:title=""/>
                 </v:shape>
-                <o:OLEObject Type="Embed" ProgID="Equation.DSMT4" ShapeID="_x0000_i1409" DrawAspect="Content" ObjectID="_1851483029" r:id="rId615"/>
+                <o:OLEObject Type="Embed" ProgID="Equation.DSMT4" ShapeID="_x0000_i1411" DrawAspect="Content" ObjectID="_1851668719" r:id="rId615"/>
               </w:object>
             </w:r>
           </w:p>
@@ -27111,10 +27148,10 @@
                 <w:position w:val="-6"/>
               </w:rPr>
               <w:object w:dxaOrig="200" w:dyaOrig="279" w14:anchorId="362F235E">
-                <v:shape id="_x0000_i1410" type="#_x0000_t75" style="width:14.25pt;height:14.25pt" o:ole="">
+                <v:shape id="_x0000_i1412" type="#_x0000_t75" style="width:14.25pt;height:14.25pt" o:ole="">
                   <v:imagedata r:id="rId294" o:title=""/>
                 </v:shape>
-                <o:OLEObject Type="Embed" ProgID="Equation.DSMT4" ShapeID="_x0000_i1410" DrawAspect="Content" ObjectID="_1851483030" r:id="rId616"/>
+                <o:OLEObject Type="Embed" ProgID="Equation.DSMT4" ShapeID="_x0000_i1412" DrawAspect="Content" ObjectID="_1851668720" r:id="rId616"/>
               </w:object>
             </w:r>
           </w:p>
@@ -27142,10 +27179,10 @@
                 <w:position w:val="-4"/>
               </w:rPr>
               <w:object w:dxaOrig="220" w:dyaOrig="260" w14:anchorId="496C989A">
-                <v:shape id="_x0000_i1411" type="#_x0000_t75" style="width:11.25pt;height:12.75pt" o:ole="">
+                <v:shape id="_x0000_i1413" type="#_x0000_t75" style="width:11.25pt;height:12.75pt" o:ole="">
                   <v:imagedata r:id="rId399" o:title=""/>
                 </v:shape>
-                <o:OLEObject Type="Embed" ProgID="Equation.DSMT4" ShapeID="_x0000_i1411" DrawAspect="Content" ObjectID="_1851483031" r:id="rId617"/>
+                <o:OLEObject Type="Embed" ProgID="Equation.DSMT4" ShapeID="_x0000_i1413" DrawAspect="Content" ObjectID="_1851668721" r:id="rId617"/>
               </w:object>
             </w:r>
             <w:r>
@@ -27213,10 +27250,10 @@
                 <w:position w:val="-12"/>
               </w:rPr>
               <w:object w:dxaOrig="420" w:dyaOrig="360" w14:anchorId="66272269">
-                <v:shape id="_x0000_i1412" type="#_x0000_t75" style="width:21pt;height:18pt" o:ole="">
+                <v:shape id="_x0000_i1414" type="#_x0000_t75" style="width:21pt;height:18pt" o:ole="">
                   <v:imagedata r:id="rId618" o:title=""/>
                 </v:shape>
-                <o:OLEObject Type="Embed" ProgID="Equation.DSMT4" ShapeID="_x0000_i1412" DrawAspect="Content" ObjectID="_1851483032" r:id="rId619"/>
+                <o:OLEObject Type="Embed" ProgID="Equation.DSMT4" ShapeID="_x0000_i1414" DrawAspect="Content" ObjectID="_1851668722" r:id="rId619"/>
               </w:object>
             </w:r>
           </w:p>
@@ -27260,10 +27297,10 @@
                 <w:position w:val="-12"/>
               </w:rPr>
               <w:object w:dxaOrig="400" w:dyaOrig="360" w14:anchorId="06600784">
-                <v:shape id="_x0000_i1413" type="#_x0000_t75" style="width:20.25pt;height:18pt" o:ole="">
+                <v:shape id="_x0000_i1415" type="#_x0000_t75" style="width:20.25pt;height:18pt" o:ole="">
                   <v:imagedata r:id="rId620" o:title=""/>
                 </v:shape>
-                <o:OLEObject Type="Embed" ProgID="Equation.DSMT4" ShapeID="_x0000_i1413" DrawAspect="Content" ObjectID="_1851483033" r:id="rId621"/>
+                <o:OLEObject Type="Embed" ProgID="Equation.DSMT4" ShapeID="_x0000_i1415" DrawAspect="Content" ObjectID="_1851668723" r:id="rId621"/>
               </w:object>
             </w:r>
           </w:p>
@@ -27289,10 +27326,10 @@
                 <w:position w:val="-6"/>
               </w:rPr>
               <w:object w:dxaOrig="200" w:dyaOrig="279" w14:anchorId="2D0CFF9D">
-                <v:shape id="_x0000_i1414" type="#_x0000_t75" style="width:14.25pt;height:14.25pt" o:ole="">
+                <v:shape id="_x0000_i1416" type="#_x0000_t75" style="width:14.25pt;height:14.25pt" o:ole="">
                   <v:imagedata r:id="rId276" o:title=""/>
                 </v:shape>
-                <o:OLEObject Type="Embed" ProgID="Equation.DSMT4" ShapeID="_x0000_i1414" DrawAspect="Content" ObjectID="_1851483034" r:id="rId622"/>
+                <o:OLEObject Type="Embed" ProgID="Equation.DSMT4" ShapeID="_x0000_i1416" DrawAspect="Content" ObjectID="_1851668724" r:id="rId622"/>
               </w:object>
             </w:r>
           </w:p>
@@ -27320,10 +27357,10 @@
                 <w:position w:val="-4"/>
               </w:rPr>
               <w:object w:dxaOrig="220" w:dyaOrig="260" w14:anchorId="66B6E766">
-                <v:shape id="_x0000_i1415" type="#_x0000_t75" style="width:11.25pt;height:12.75pt" o:ole="">
+                <v:shape id="_x0000_i1417" type="#_x0000_t75" style="width:11.25pt;height:12.75pt" o:ole="">
                   <v:imagedata r:id="rId399" o:title=""/>
                 </v:shape>
-                <o:OLEObject Type="Embed" ProgID="Equation.DSMT4" ShapeID="_x0000_i1415" DrawAspect="Content" ObjectID="_1851483035" r:id="rId623"/>
+                <o:OLEObject Type="Embed" ProgID="Equation.DSMT4" ShapeID="_x0000_i1417" DrawAspect="Content" ObjectID="_1851668725" r:id="rId623"/>
               </w:object>
             </w:r>
             <w:r>
@@ -27352,10 +27389,10 @@
                 <w:position w:val="-12"/>
               </w:rPr>
               <w:object w:dxaOrig="480" w:dyaOrig="360" w14:anchorId="11D82B32">
-                <v:shape id="_x0000_i1416" type="#_x0000_t75" style="width:24pt;height:18pt" o:ole="">
+                <v:shape id="_x0000_i1418" type="#_x0000_t75" style="width:24pt;height:18pt" o:ole="">
                   <v:imagedata r:id="rId624" o:title=""/>
                 </v:shape>
-                <o:OLEObject Type="Embed" ProgID="Equation.DSMT4" ShapeID="_x0000_i1416" DrawAspect="Content" ObjectID="_1851483036" r:id="rId625"/>
+                <o:OLEObject Type="Embed" ProgID="Equation.DSMT4" ShapeID="_x0000_i1418" DrawAspect="Content" ObjectID="_1851668726" r:id="rId625"/>
               </w:object>
             </w:r>
           </w:p>
@@ -27381,10 +27418,10 @@
                 <w:position w:val="-12"/>
               </w:rPr>
               <w:object w:dxaOrig="400" w:dyaOrig="360" w14:anchorId="2CFDC94C">
-                <v:shape id="_x0000_i1417" type="#_x0000_t75" style="width:20.25pt;height:18pt" o:ole="">
+                <v:shape id="_x0000_i1419" type="#_x0000_t75" style="width:20.25pt;height:18pt" o:ole="">
                   <v:imagedata r:id="rId626" o:title=""/>
                 </v:shape>
-                <o:OLEObject Type="Embed" ProgID="Equation.DSMT4" ShapeID="_x0000_i1417" DrawAspect="Content" ObjectID="_1851483037" r:id="rId627"/>
+                <o:OLEObject Type="Embed" ProgID="Equation.DSMT4" ShapeID="_x0000_i1419" DrawAspect="Content" ObjectID="_1851668727" r:id="rId627"/>
               </w:object>
             </w:r>
           </w:p>
@@ -27410,10 +27447,10 @@
                 <w:position w:val="-12"/>
               </w:rPr>
               <w:object w:dxaOrig="920" w:dyaOrig="360" w14:anchorId="1F2041ED">
-                <v:shape id="_x0000_i1418" type="#_x0000_t75" style="width:46.5pt;height:18pt" o:ole="">
+                <v:shape id="_x0000_i1420" type="#_x0000_t75" style="width:46.5pt;height:18pt" o:ole="">
                   <v:imagedata r:id="rId628" o:title=""/>
                 </v:shape>
-                <o:OLEObject Type="Embed" ProgID="Equation.DSMT4" ShapeID="_x0000_i1418" DrawAspect="Content" ObjectID="_1851483038" r:id="rId629"/>
+                <o:OLEObject Type="Embed" ProgID="Equation.DSMT4" ShapeID="_x0000_i1420" DrawAspect="Content" ObjectID="_1851668728" r:id="rId629"/>
               </w:object>
             </w:r>
           </w:p>
@@ -27475,10 +27512,10 @@
                 <w:position w:val="-6"/>
               </w:rPr>
               <w:object w:dxaOrig="200" w:dyaOrig="279" w14:anchorId="338DE85B">
-                <v:shape id="_x0000_i1419" type="#_x0000_t75" style="width:14.25pt;height:14.25pt" o:ole="">
+                <v:shape id="_x0000_i1421" type="#_x0000_t75" style="width:14.25pt;height:14.25pt" o:ole="">
                   <v:imagedata r:id="rId276" o:title=""/>
                 </v:shape>
-                <o:OLEObject Type="Embed" ProgID="Equation.DSMT4" ShapeID="_x0000_i1419" DrawAspect="Content" ObjectID="_1851483039" r:id="rId630"/>
+                <o:OLEObject Type="Embed" ProgID="Equation.DSMT4" ShapeID="_x0000_i1421" DrawAspect="Content" ObjectID="_1851668729" r:id="rId630"/>
               </w:object>
             </w:r>
           </w:p>
@@ -27504,10 +27541,10 @@
                 <w:position w:val="-4"/>
               </w:rPr>
               <w:object w:dxaOrig="220" w:dyaOrig="240" w14:anchorId="6617BAEE">
-                <v:shape id="_x0000_i1420" type="#_x0000_t75" style="width:13.5pt;height:14.25pt" o:ole="">
+                <v:shape id="_x0000_i1422" type="#_x0000_t75" style="width:13.5pt;height:14.25pt" o:ole="">
                   <v:imagedata r:id="rId251" o:title=""/>
                 </v:shape>
-                <o:OLEObject Type="Embed" ProgID="Equation.DSMT4" ShapeID="_x0000_i1420" DrawAspect="Content" ObjectID="_1851483040" r:id="rId631"/>
+                <o:OLEObject Type="Embed" ProgID="Equation.DSMT4" ShapeID="_x0000_i1422" DrawAspect="Content" ObjectID="_1851668730" r:id="rId631"/>
               </w:object>
             </w:r>
           </w:p>
@@ -27531,10 +27568,10 @@
                 <w:position w:val="-6"/>
               </w:rPr>
               <w:object w:dxaOrig="200" w:dyaOrig="279" w14:anchorId="376B2E6D">
-                <v:shape id="_x0000_i1421" type="#_x0000_t75" style="width:14.25pt;height:14.25pt" o:ole="">
+                <v:shape id="_x0000_i1423" type="#_x0000_t75" style="width:14.25pt;height:14.25pt" o:ole="">
                   <v:imagedata r:id="rId315" o:title=""/>
                 </v:shape>
-                <o:OLEObject Type="Embed" ProgID="Equation.DSMT4" ShapeID="_x0000_i1421" DrawAspect="Content" ObjectID="_1851483041" r:id="rId632"/>
+                <o:OLEObject Type="Embed" ProgID="Equation.DSMT4" ShapeID="_x0000_i1423" DrawAspect="Content" ObjectID="_1851668731" r:id="rId632"/>
               </w:object>
             </w:r>
           </w:p>
@@ -27558,10 +27595,10 @@
                 <w:position w:val="-6"/>
               </w:rPr>
               <w:object w:dxaOrig="200" w:dyaOrig="279" w14:anchorId="25E0F001">
-                <v:shape id="_x0000_i1422" type="#_x0000_t75" style="width:14.25pt;height:14.25pt" o:ole="">
+                <v:shape id="_x0000_i1424" type="#_x0000_t75" style="width:14.25pt;height:14.25pt" o:ole="">
                   <v:imagedata r:id="rId317" o:title=""/>
                 </v:shape>
-                <o:OLEObject Type="Embed" ProgID="Equation.DSMT4" ShapeID="_x0000_i1422" DrawAspect="Content" ObjectID="_1851483042" r:id="rId633"/>
+                <o:OLEObject Type="Embed" ProgID="Equation.DSMT4" ShapeID="_x0000_i1424" DrawAspect="Content" ObjectID="_1851668732" r:id="rId633"/>
               </w:object>
             </w:r>
           </w:p>
@@ -27585,10 +27622,10 @@
                 <w:position w:val="-6"/>
               </w:rPr>
               <w:object w:dxaOrig="200" w:dyaOrig="279" w14:anchorId="41641920">
-                <v:shape id="_x0000_i1423" type="#_x0000_t75" style="width:14.25pt;height:14.25pt" o:ole="">
+                <v:shape id="_x0000_i1425" type="#_x0000_t75" style="width:14.25pt;height:14.25pt" o:ole="">
                   <v:imagedata r:id="rId319" o:title=""/>
                 </v:shape>
-                <o:OLEObject Type="Embed" ProgID="Equation.DSMT4" ShapeID="_x0000_i1423" DrawAspect="Content" ObjectID="_1851483043" r:id="rId634"/>
+                <o:OLEObject Type="Embed" ProgID="Equation.DSMT4" ShapeID="_x0000_i1425" DrawAspect="Content" ObjectID="_1851668733" r:id="rId634"/>
               </w:object>
             </w:r>
           </w:p>
@@ -27612,10 +27649,10 @@
                 <w:position w:val="-6"/>
               </w:rPr>
               <w:object w:dxaOrig="200" w:dyaOrig="279" w14:anchorId="3824B465">
-                <v:shape id="_x0000_i1424" type="#_x0000_t75" style="width:14.25pt;height:14.25pt" o:ole="">
+                <v:shape id="_x0000_i1426" type="#_x0000_t75" style="width:14.25pt;height:14.25pt" o:ole="">
                   <v:imagedata r:id="rId321" o:title=""/>
                 </v:shape>
-                <o:OLEObject Type="Embed" ProgID="Equation.DSMT4" ShapeID="_x0000_i1424" DrawAspect="Content" ObjectID="_1851483044" r:id="rId635"/>
+                <o:OLEObject Type="Embed" ProgID="Equation.DSMT4" ShapeID="_x0000_i1426" DrawAspect="Content" ObjectID="_1851668734" r:id="rId635"/>
               </w:object>
             </w:r>
           </w:p>
@@ -27639,10 +27676,10 @@
                 <w:position w:val="-6"/>
               </w:rPr>
               <w:object w:dxaOrig="200" w:dyaOrig="279" w14:anchorId="73296360">
-                <v:shape id="_x0000_i1425" type="#_x0000_t75" style="width:14.25pt;height:14.25pt" o:ole="">
+                <v:shape id="_x0000_i1427" type="#_x0000_t75" style="width:14.25pt;height:14.25pt" o:ole="">
                   <v:imagedata r:id="rId323" o:title=""/>
                 </v:shape>
-                <o:OLEObject Type="Embed" ProgID="Equation.DSMT4" ShapeID="_x0000_i1425" DrawAspect="Content" ObjectID="_1851483045" r:id="rId636"/>
+                <o:OLEObject Type="Embed" ProgID="Equation.DSMT4" ShapeID="_x0000_i1427" DrawAspect="Content" ObjectID="_1851668735" r:id="rId636"/>
               </w:object>
             </w:r>
           </w:p>
@@ -27666,10 +27703,10 @@
                 <w:position w:val="-6"/>
               </w:rPr>
               <w:object w:dxaOrig="200" w:dyaOrig="279" w14:anchorId="15D64E2B">
-                <v:shape id="_x0000_i1426" type="#_x0000_t75" style="width:14.25pt;height:14.25pt" o:ole="">
+                <v:shape id="_x0000_i1428" type="#_x0000_t75" style="width:14.25pt;height:14.25pt" o:ole="">
                   <v:imagedata r:id="rId325" o:title=""/>
                 </v:shape>
-                <o:OLEObject Type="Embed" ProgID="Equation.DSMT4" ShapeID="_x0000_i1426" DrawAspect="Content" ObjectID="_1851483046" r:id="rId637"/>
+                <o:OLEObject Type="Embed" ProgID="Equation.DSMT4" ShapeID="_x0000_i1428" DrawAspect="Content" ObjectID="_1851668736" r:id="rId637"/>
               </w:object>
             </w:r>
           </w:p>
@@ -27677,7 +27714,7 @@
       </w:tr>
     </w:tbl>
     <w:p>
-      <w:commentRangeStart w:id="34"/>
+      <w:commentRangeStart w:id="33"/>
       <w:r>
         <w:t>Il faut noter que l</w:t>
       </w:r>
@@ -27709,13 +27746,13 @@
       <w:r>
         <w:t>liquidites</w:t>
       </w:r>
-      <w:commentRangeEnd w:id="34"/>
+      <w:commentRangeEnd w:id="33"/>
       <w:proofErr w:type="spellEnd"/>
       <w:r>
         <w:rPr>
           <w:rStyle w:val="Marquedecommentaire"/>
         </w:rPr>
-        <w:commentReference w:id="34"/>
+        <w:commentReference w:id="33"/>
       </w:r>
       <w:r>
         <w:t xml:space="preserve"> et les avances du </w:t>
@@ -27733,6 +27770,7 @@
         <w:pStyle w:val="Titre2"/>
       </w:pPr>
       <w:r>
+        <w:lastRenderedPageBreak/>
         <w:t>Agents’</w:t>
       </w:r>
       <w:r>
@@ -27784,7 +27822,6 @@
         <w:pStyle w:val="Titre3"/>
       </w:pPr>
       <w:r>
-        <w:lastRenderedPageBreak/>
         <w:t>Credit demand (Firms)</w:t>
       </w:r>
     </w:p>
@@ -27931,6 +27968,7 @@
         <w:pStyle w:val="Titre3"/>
       </w:pPr>
       <w:r>
+        <w:lastRenderedPageBreak/>
         <w:t>incomes distribution</w:t>
       </w:r>
       <w:r>
@@ -27995,7 +28033,6 @@
         <w:pStyle w:val="Titre3"/>
       </w:pPr>
       <w:r>
-        <w:lastRenderedPageBreak/>
         <w:t>Tax collection and public expenditures</w:t>
       </w:r>
       <w:r>
@@ -28126,6 +28163,7 @@
         <w:pStyle w:val="Titre3"/>
       </w:pPr>
       <w:r>
+        <w:lastRenderedPageBreak/>
         <w:t xml:space="preserve">Profit distribution </w:t>
       </w:r>
       <w:r>
@@ -28195,7 +28233,6 @@
         <w:pStyle w:val="Titre3"/>
       </w:pPr>
       <w:r>
-        <w:lastRenderedPageBreak/>
         <w:t>Enter-exit</w:t>
       </w:r>
       <w:r>
@@ -28454,6 +28491,7 @@
         <w:rPr>
           <w:lang w:val="en-US"/>
         </w:rPr>
+        <w:lastRenderedPageBreak/>
         <w:t>Dinu, R., Stratulat, T., Ferber, J., 2012. A formal model of agent interaction based on MASQ. AMPLE: Agent-based Modeling for PoLicy Engineering, Montpellier, France, pp. 60–74. https://doi.org/10.13140/2.1.1170.6246</w:t>
       </w:r>
     </w:p>
@@ -28514,7 +28552,6 @@
         <w:rPr>
           <w:lang w:val="en-US"/>
         </w:rPr>
-        <w:lastRenderedPageBreak/>
         <w:fldChar w:fldCharType="end"/>
       </w:r>
     </w:p>
@@ -28546,7 +28583,46 @@
       </w:r>
     </w:p>
   </w:comment>
-  <w:comment w:id="8" w:author="MalcomDev" w:date="2026-08-31T18:05:00Z" w:initials="M">
+  <w:comment w:id="5" w:author="MalcomDev" w:date="2026-09-23T01:33:00Z" w:initials="M">
+    <w:p>
+      <w:pPr>
+        <w:pStyle w:val="Commentaire"/>
+      </w:pPr>
+      <w:r>
+        <w:rPr>
+          <w:rStyle w:val="Marquedecommentaire"/>
+        </w:rPr>
+        <w:annotationRef/>
+      </w:r>
+      <w:proofErr w:type="gramStart"/>
+      <w:r>
+        <w:t xml:space="preserve">A  </w:t>
+      </w:r>
+      <w:proofErr w:type="spellStart"/>
+      <w:r>
+        <w:t>revooir</w:t>
+      </w:r>
+      <w:proofErr w:type="spellEnd"/>
+      <w:proofErr w:type="gramEnd"/>
+    </w:p>
+  </w:comment>
+  <w:comment w:id="6" w:author="MalcomDev" w:date="2026-09-23T01:35:00Z" w:initials="M">
+    <w:p>
+      <w:pPr>
+        <w:pStyle w:val="Commentaire"/>
+      </w:pPr>
+      <w:r>
+        <w:rPr>
+          <w:rStyle w:val="Marquedecommentaire"/>
+        </w:rPr>
+        <w:annotationRef/>
+      </w:r>
+      <w:r>
+        <w:t>A faire</w:t>
+      </w:r>
+    </w:p>
+  </w:comment>
+  <w:comment w:id="7" w:author="MalcomDev" w:date="2026-08-31T18:05:00Z" w:initials="M">
     <w:p>
       <w:pPr>
         <w:pStyle w:val="Commentaire"/>
@@ -28567,7 +28643,7 @@
       <w:proofErr w:type="spellEnd"/>
     </w:p>
   </w:comment>
-  <w:comment w:id="11" w:author="MalcomDev" w:date="2026-09-06T16:27:00Z" w:initials="M">
+  <w:comment w:id="10" w:author="MalcomDev" w:date="2026-09-06T16:27:00Z" w:initials="M">
     <w:p>
       <w:pPr>
         <w:pStyle w:val="Commentaire"/>
@@ -28588,7 +28664,7 @@
       <w:proofErr w:type="spellEnd"/>
     </w:p>
   </w:comment>
-  <w:comment w:id="16" w:author="MalcomDev" w:date="2026-09-06T16:50:00Z" w:initials="M">
+  <w:comment w:id="15" w:author="MalcomDev" w:date="2026-09-06T16:50:00Z" w:initials="M">
     <w:p>
       <w:pPr>
         <w:pStyle w:val="Commentaire"/>
@@ -28624,7 +28700,7 @@
       <w:proofErr w:type="spellEnd"/>
     </w:p>
   </w:comment>
-  <w:comment w:id="19" w:author="MalcomDev" w:date="2026-09-06T17:47:00Z" w:initials="M">
+  <w:comment w:id="18" w:author="MalcomDev" w:date="2026-09-06T17:47:00Z" w:initials="M">
     <w:p>
       <w:pPr>
         <w:pStyle w:val="Commentaire"/>
@@ -28654,7 +28730,7 @@
       <w:proofErr w:type="spellEnd"/>
     </w:p>
   </w:comment>
-  <w:comment w:id="18" w:author="MalcomDev" w:date="2026-08-31T18:26:00Z" w:initials="M">
+  <w:comment w:id="17" w:author="MalcomDev" w:date="2026-08-31T18:26:00Z" w:initials="M">
     <w:p>
       <w:pPr>
         <w:pStyle w:val="Commentaire"/>
@@ -28676,7 +28752,7 @@
       </w:r>
     </w:p>
   </w:comment>
-  <w:comment w:id="20" w:author="MalcomDev" w:date="2026-09-03T02:30:00Z" w:initials="M">
+  <w:comment w:id="19" w:author="MalcomDev" w:date="2026-09-03T02:30:00Z" w:initials="M">
     <w:p>
       <w:pPr>
         <w:pStyle w:val="Commentaire"/>
@@ -28698,7 +28774,7 @@
       </w:r>
     </w:p>
   </w:comment>
-  <w:comment w:id="22" w:author="MalcomDev" w:date="2026-09-13T18:15:00Z" w:initials="M">
+  <w:comment w:id="21" w:author="MalcomDev" w:date="2026-09-13T18:15:00Z" w:initials="M">
     <w:p>
       <w:pPr>
         <w:pStyle w:val="Commentaire"/>
@@ -28719,7 +28795,7 @@
       <w:proofErr w:type="spellEnd"/>
     </w:p>
   </w:comment>
-  <w:comment w:id="28" w:author="MalcomDev" w:date="2026-09-13T18:17:00Z" w:initials="M">
+  <w:comment w:id="27" w:author="MalcomDev" w:date="2026-09-13T18:17:00Z" w:initials="M">
     <w:p>
       <w:pPr>
         <w:pStyle w:val="Commentaire"/>
@@ -28735,7 +28811,7 @@
       </w:r>
     </w:p>
   </w:comment>
-  <w:comment w:id="31" w:author="MalcomDev" w:date="2026-09-13T11:35:00Z" w:initials="M">
+  <w:comment w:id="30" w:author="MalcomDev" w:date="2026-09-13T11:35:00Z" w:initials="M">
     <w:p>
       <w:pPr>
         <w:pStyle w:val="Commentaire"/>
@@ -28756,7 +28832,7 @@
       <w:proofErr w:type="spellEnd"/>
     </w:p>
   </w:comment>
-  <w:comment w:id="32" w:author="MalcomDev" w:date="2026-09-13T18:14:00Z" w:initials="M">
+  <w:comment w:id="31" w:author="MalcomDev" w:date="2026-09-13T18:14:00Z" w:initials="M">
     <w:p>
       <w:pPr>
         <w:pStyle w:val="Commentaire"/>
@@ -28777,7 +28853,7 @@
       <w:proofErr w:type="spellEnd"/>
     </w:p>
   </w:comment>
-  <w:comment w:id="33" w:author="MalcomDev" w:date="2026-09-13T11:35:00Z" w:initials="M">
+  <w:comment w:id="32" w:author="MalcomDev" w:date="2026-09-13T11:35:00Z" w:initials="M">
     <w:p>
       <w:pPr>
         <w:pStyle w:val="Commentaire"/>
@@ -28798,7 +28874,7 @@
       <w:proofErr w:type="spellEnd"/>
     </w:p>
   </w:comment>
-  <w:comment w:id="34" w:author="MalcomDev" w:date="2026-09-13T18:12:00Z" w:initials="M">
+  <w:comment w:id="33" w:author="MalcomDev" w:date="2026-09-13T18:12:00Z" w:initials="M">
     <w:p>
       <w:pPr>
         <w:pStyle w:val="Commentaire"/>
@@ -28827,6 +28903,8 @@
 <file path=word/commentsExtended.xml><?xml version="1.0" encoding="utf-8"?>
 <w15:commentsEx xmlns:wpc="http://schemas.microsoft.com/office/word/2010/wordprocessingCanvas" xmlns:cx="http://schemas.microsoft.com/office/drawing/2014/chartex" xmlns:cx1="http://schemas.microsoft.com/office/drawing/2015/9/8/chartex" xmlns:cx2="http://schemas.microsoft.com/office/drawing/2015/10/21/chartex" xmlns:cx3="http://schemas.microsoft.com/office/drawing/2016/5/9/chartex" xmlns:cx4="http://schemas.microsoft.com/office/drawing/2016/5/10/chartex" xmlns:cx5="http://schemas.microsoft.com/office/drawing/2016/5/11/chartex" xmlns:cx6="http://schemas.microsoft.com/office/drawing/2016/5/12/chartex" xmlns:cx7="http://schemas.microsoft.com/office/drawing/2016/5/13/chartex" xmlns:cx8="http://schemas.microsoft.com/office/drawing/2016/5/14/chartex" xmlns:mc="http://schemas.openxmlformats.org/markup-compatibility/2006" xmlns:aink="http://schemas.microsoft.com/office/drawing/2016/ink" xmlns:am3d="http://schemas.microsoft.com/office/drawing/2017/model3d" xmlns:o="urn:schemas-microsoft-com:office:office" xmlns:r="http://schemas.openxmlformats.org/officeDocument/2006/relationships" xmlns:m="http://schemas.openxmlformats.org/officeDocument/2006/math" xmlns:v="urn:schemas-microsoft-com:vml" xmlns:wp14="http://schemas.microsoft.com/office/word/2010/wordprocessingDrawing" xmlns:wp="http://schemas.openxmlformats.org/drawingml/2006/wordprocessingDrawing" xmlns:w10="urn:schemas-microsoft-com:office:word" xmlns:w="http://schemas.openxmlformats.org/wordprocessingml/2006/main" xmlns:w14="http://schemas.microsoft.com/office/word/2010/wordml" xmlns:w15="http://schemas.microsoft.com/office/word/2012/wordml" xmlns:w16cex="http://schemas.microsoft.com/office/word/2018/wordml/cex" xmlns:w16cid="http://schemas.microsoft.com/office/word/2016/wordml/cid" xmlns:w16="http://schemas.microsoft.com/office/word/2018/wordml" xmlns:w16sdtdh="http://schemas.microsoft.com/office/word/2020/wordml/sdtdatahash" xmlns:w16se="http://schemas.microsoft.com/office/word/2015/wordml/symex" xmlns:wpg="http://schemas.microsoft.com/office/word/2010/wordprocessingGroup" xmlns:wpi="http://schemas.microsoft.com/office/word/2010/wordprocessingInk" xmlns:wne="http://schemas.microsoft.com/office/word/2006/wordml" xmlns:wps="http://schemas.microsoft.com/office/word/2010/wordprocessingShape" mc:Ignorable="w14 w15 w16se w16cid w16 w16cex w16sdtdh wp14">
   <w15:commentEx w15:paraId="71C3DFBE" w15:done="0"/>
+  <w15:commentEx w15:paraId="1BE8E080" w15:done="0"/>
+  <w15:commentEx w15:paraId="578329FB" w15:done="0"/>
   <w15:commentEx w15:paraId="018E2526" w15:done="0"/>
   <w15:commentEx w15:paraId="33C89047" w15:done="0"/>
   <w15:commentEx w15:paraId="6B1B7045" w15:done="0"/>
@@ -28845,6 +28923,8 @@
 <file path=word/commentsExtensible.xml><?xml version="1.0" encoding="utf-8"?>
 <w16cex:commentsExtensible xmlns:wpc="http://schemas.microsoft.com/office/word/2010/wordprocessingCanvas" xmlns:cx="http://schemas.microsoft.com/office/drawing/2014/chartex" xmlns:cx1="http://schemas.microsoft.com/office/drawing/2015/9/8/chartex" xmlns:cx2="http://schemas.microsoft.com/office/drawing/2015/10/21/chartex" xmlns:cx3="http://schemas.microsoft.com/office/drawing/2016/5/9/chartex" xmlns:cx4="http://schemas.microsoft.com/office/drawing/2016/5/10/chartex" xmlns:cx5="http://schemas.microsoft.com/office/drawing/2016/5/11/chartex" xmlns:cx6="http://schemas.microsoft.com/office/drawing/2016/5/12/chartex" xmlns:cx7="http://schemas.microsoft.com/office/drawing/2016/5/13/chartex" xmlns:cx8="http://schemas.microsoft.com/office/drawing/2016/5/14/chartex" xmlns:mc="http://schemas.openxmlformats.org/markup-compatibility/2006" xmlns:aink="http://schemas.microsoft.com/office/drawing/2016/ink" xmlns:am3d="http://schemas.microsoft.com/office/drawing/2017/model3d" xmlns:o="urn:schemas-microsoft-com:office:office" xmlns:r="http://schemas.openxmlformats.org/officeDocument/2006/relationships" xmlns:m="http://schemas.openxmlformats.org/officeDocument/2006/math" xmlns:v="urn:schemas-microsoft-com:vml" xmlns:wp14="http://schemas.microsoft.com/office/word/2010/wordprocessingDrawing" xmlns:wp="http://schemas.openxmlformats.org/drawingml/2006/wordprocessingDrawing" xmlns:w10="urn:schemas-microsoft-com:office:word" xmlns:w="http://schemas.openxmlformats.org/wordprocessingml/2006/main" xmlns:w14="http://schemas.microsoft.com/office/word/2010/wordml" xmlns:w15="http://schemas.microsoft.com/office/word/2012/wordml" xmlns:w16cex="http://schemas.microsoft.com/office/word/2018/wordml/cex" xmlns:w16cid="http://schemas.microsoft.com/office/word/2016/wordml/cid" xmlns:w16="http://schemas.microsoft.com/office/word/2018/wordml" xmlns:w16sdtdh="http://schemas.microsoft.com/office/word/2020/wordml/sdtdatahash" xmlns:w16se="http://schemas.microsoft.com/office/word/2015/wordml/symex" xmlns:wpg="http://schemas.microsoft.com/office/word/2010/wordprocessingGroup" xmlns:wpi="http://schemas.microsoft.com/office/word/2010/wordprocessingInk" xmlns:wne="http://schemas.microsoft.com/office/word/2006/wordml" xmlns:wps="http://schemas.microsoft.com/office/word/2010/wordprocessingShape" mc:Ignorable="w14 w15 w16se w16cid w16 w16cex w16sdtdh wp14">
   <w16cex:commentExtensible w16cex:durableId="2E3F8DA0" w16cex:dateUtc="2026-08-31T04:20:00Z"/>
+  <w16cex:commentExtensible w16cex:durableId="2E5DAAF9" w16cex:dateUtc="2026-09-23T00:33:00Z"/>
+  <w16cex:commentExtensible w16cex:durableId="2E5DAB72" w16cex:dateUtc="2026-09-23T00:35:00Z"/>
   <w16cex:commentExtensible w16cex:durableId="2E4040DE" w16cex:dateUtc="2026-08-31T17:05:00Z"/>
   <w16cex:commentExtensible w16cex:durableId="2E4812F3" w16cex:dateUtc="2026-09-06T15:27:00Z"/>
   <w16cex:commentExtensible w16cex:durableId="2E481864" w16cex:dateUtc="2026-09-06T15:50:00Z"/>
@@ -28863,6 +28943,8 @@
 <file path=word/commentsIds.xml><?xml version="1.0" encoding="utf-8"?>
 <w16cid:commentsIds xmlns:wpc="http://schemas.microsoft.com/office/word/2010/wordprocessingCanvas" xmlns:cx="http://schemas.microsoft.com/office/drawing/2014/chartex" xmlns:cx1="http://schemas.microsoft.com/office/drawing/2015/9/8/chartex" xmlns:cx2="http://schemas.microsoft.com/office/drawing/2015/10/21/chartex" xmlns:cx3="http://schemas.microsoft.com/office/drawing/2016/5/9/chartex" xmlns:cx4="http://schemas.microsoft.com/office/drawing/2016/5/10/chartex" xmlns:cx5="http://schemas.microsoft.com/office/drawing/2016/5/11/chartex" xmlns:cx6="http://schemas.microsoft.com/office/drawing/2016/5/12/chartex" xmlns:cx7="http://schemas.microsoft.com/office/drawing/2016/5/13/chartex" xmlns:cx8="http://schemas.microsoft.com/office/drawing/2016/5/14/chartex" xmlns:mc="http://schemas.openxmlformats.org/markup-compatibility/2006" xmlns:aink="http://schemas.microsoft.com/office/drawing/2016/ink" xmlns:am3d="http://schemas.microsoft.com/office/drawing/2017/model3d" xmlns:o="urn:schemas-microsoft-com:office:office" xmlns:r="http://schemas.openxmlformats.org/officeDocument/2006/relationships" xmlns:m="http://schemas.openxmlformats.org/officeDocument/2006/math" xmlns:v="urn:schemas-microsoft-com:vml" xmlns:wp14="http://schemas.microsoft.com/office/word/2010/wordprocessingDrawing" xmlns:wp="http://schemas.openxmlformats.org/drawingml/2006/wordprocessingDrawing" xmlns:w10="urn:schemas-microsoft-com:office:word" xmlns:w="http://schemas.openxmlformats.org/wordprocessingml/2006/main" xmlns:w14="http://schemas.microsoft.com/office/word/2010/wordml" xmlns:w15="http://schemas.microsoft.com/office/word/2012/wordml" xmlns:w16cex="http://schemas.microsoft.com/office/word/2018/wordml/cex" xmlns:w16cid="http://schemas.microsoft.com/office/word/2016/wordml/cid" xmlns:w16="http://schemas.microsoft.com/office/word/2018/wordml" xmlns:w16sdtdh="http://schemas.microsoft.com/office/word/2020/wordml/sdtdatahash" xmlns:w16se="http://schemas.microsoft.com/office/word/2015/wordml/symex" xmlns:wpg="http://schemas.microsoft.com/office/word/2010/wordprocessingGroup" xmlns:wpi="http://schemas.microsoft.com/office/word/2010/wordprocessingInk" xmlns:wne="http://schemas.microsoft.com/office/word/2006/wordml" xmlns:wps="http://schemas.microsoft.com/office/word/2010/wordprocessingShape" mc:Ignorable="w14 w15 w16se w16cid w16 w16cex w16sdtdh wp14">
   <w16cid:commentId w16cid:paraId="71C3DFBE" w16cid:durableId="2E3F8DA0"/>
+  <w16cid:commentId w16cid:paraId="1BE8E080" w16cid:durableId="2E5DAAF9"/>
+  <w16cid:commentId w16cid:paraId="578329FB" w16cid:durableId="2E5DAB72"/>
   <w16cid:commentId w16cid:paraId="018E2526" w16cid:durableId="2E4040DE"/>
   <w16cid:commentId w16cid:paraId="33C89047" w16cid:durableId="2E4812F3"/>
   <w16cid:commentId w16cid:paraId="6B1B7045" w16cid:durableId="2E481864"/>
@@ -32904,10 +32986,10 @@
     <w:uiPriority w:val="35"/>
     <w:unhideWhenUsed/>
     <w:qFormat/>
-    <w:rsid w:val="008758D9"/>
+    <w:rsid w:val="00DE5A56"/>
     <w:pPr>
       <w:keepNext/>
-      <w:spacing w:after="200"/>
+      <w:spacing w:before="120" w:after="120"/>
       <w:jc w:val="center"/>
     </w:pPr>
     <w:rPr>

--- a/docs/ODD document MC-AB-SFC2.docx
+++ b/docs/ODD document MC-AB-SFC2.docx
@@ -1147,15 +1147,15 @@
           <w:lang w:val="en-US"/>
         </w:rPr>
         <w:drawing>
-          <wp:anchor distT="0" distB="0" distL="114300" distR="114300" simplePos="0" relativeHeight="251661312" behindDoc="0" locked="0" layoutInCell="1" allowOverlap="1" wp14:anchorId="4CD6A240" wp14:editId="613CBD01">
+          <wp:anchor distT="0" distB="0" distL="114300" distR="114300" simplePos="0" relativeHeight="251661312" behindDoc="0" locked="0" layoutInCell="1" allowOverlap="1" wp14:anchorId="4CD6A240" wp14:editId="597FF4E0">
             <wp:simplePos x="0" y="0"/>
             <wp:positionH relativeFrom="column">
-              <wp:posOffset>1024628</wp:posOffset>
+              <wp:posOffset>1025525</wp:posOffset>
             </wp:positionH>
             <wp:positionV relativeFrom="paragraph">
-              <wp:posOffset>566952</wp:posOffset>
+              <wp:posOffset>575310</wp:posOffset>
             </wp:positionV>
-            <wp:extent cx="3420000" cy="2048080"/>
+            <wp:extent cx="3419475" cy="2022475"/>
             <wp:effectExtent l="0" t="0" r="0" b="0"/>
             <wp:wrapTopAndBottom/>
             <wp:docPr id="3" name="Image 3"/>
@@ -1184,7 +1184,7 @@
                   <pic:spPr>
                     <a:xfrm>
                       <a:off x="0" y="0"/>
-                      <a:ext cx="3420000" cy="2048080"/>
+                      <a:ext cx="3419475" cy="2022475"/>
                     </a:xfrm>
                     <a:prstGeom prst="rect">
                       <a:avLst/>
@@ -1263,15 +1263,24 @@
     <w:p>
       <w:pPr>
         <w:pStyle w:val="Lgende"/>
+        <w:rPr>
+          <w:lang w:val="fr-CM"/>
+        </w:rPr>
       </w:pPr>
       <w:bookmarkStart w:id="4" w:name="_Ref241019700"/>
       <w:r>
+        <w:rPr>
+          <w:lang w:val="fr-CM"/>
+        </w:rPr>
         <w:t xml:space="preserve">Figure </w:t>
       </w:r>
       <w:r>
         <w:fldChar w:fldCharType="begin"/>
       </w:r>
       <w:r>
+        <w:rPr>
+          <w:lang w:val="fr-CM"/>
+        </w:rPr>
         <w:instrText xml:space="preserve"> SEQ Figure \* ARABIC </w:instrText>
       </w:r>
       <w:r>
@@ -1280,6 +1289,7 @@
       <w:r>
         <w:rPr>
           <w:noProof/>
+          <w:lang w:val="fr-CM"/>
         </w:rPr>
         <w:t>1</w:t>
       </w:r>
@@ -1288,6 +1298,9 @@
       </w:r>
       <w:bookmarkEnd w:id="4"/>
       <w:r>
+        <w:rPr>
+          <w:lang w:val="fr-CM"/>
+        </w:rPr>
         <w:t>. Types of entities</w:t>
       </w:r>
     </w:p>
@@ -2383,10 +2396,10 @@
                   <v:path o:extrusionok="f" gradientshapeok="t" o:connecttype="rect"/>
                   <o:lock v:ext="edit" aspectratio="t"/>
                 </v:shapetype>
-                <v:shape id="_x0000_i1025" type="#_x0000_t75" style="width:18pt;height:18.75pt" o:ole="">
+                <v:shape id="_x0000_i1025" type="#_x0000_t75" style="width:17.8pt;height:18.65pt" o:ole="">
                   <v:imagedata r:id="rId11" o:title=""/>
                 </v:shape>
-                <o:OLEObject Type="Embed" ProgID="Equation.DSMT4" ShapeID="_x0000_i1025" DrawAspect="Content" ObjectID="_1851668333" r:id="rId12"/>
+                <o:OLEObject Type="Embed" ProgID="Equation.DSMT4" ShapeID="_x0000_i1025" DrawAspect="Content" ObjectID="_1851832069" r:id="rId12"/>
               </w:object>
             </w:r>
           </w:p>
@@ -2433,10 +2446,10 @@
                 <w:position w:val="-4"/>
               </w:rPr>
               <w:object w:dxaOrig="260" w:dyaOrig="260" w14:anchorId="6497F55F">
-                <v:shape id="_x0000_i1026" type="#_x0000_t75" style="width:12.75pt;height:12.75pt" o:ole="">
+                <v:shape id="_x0000_i1026" type="#_x0000_t75" style="width:12.7pt;height:12.7pt" o:ole="">
                   <v:imagedata r:id="rId13" o:title=""/>
                 </v:shape>
-                <o:OLEObject Type="Embed" ProgID="Equation.DSMT4" ShapeID="_x0000_i1026" DrawAspect="Content" ObjectID="_1851668334" r:id="rId14"/>
+                <o:OLEObject Type="Embed" ProgID="Equation.DSMT4" ShapeID="_x0000_i1026" DrawAspect="Content" ObjectID="_1851832070" r:id="rId14"/>
               </w:object>
             </w:r>
           </w:p>
@@ -2503,10 +2516,10 @@
                 <w:position w:val="-12"/>
               </w:rPr>
               <w:object w:dxaOrig="380" w:dyaOrig="380" w14:anchorId="69DEC5A3">
-                <v:shape id="_x0000_i1027" type="#_x0000_t75" style="width:18.75pt;height:18.75pt" o:ole="">
+                <v:shape id="_x0000_i1027" type="#_x0000_t75" style="width:18.65pt;height:18.65pt" o:ole="">
                   <v:imagedata r:id="rId15" o:title=""/>
                 </v:shape>
-                <o:OLEObject Type="Embed" ProgID="Equation.DSMT4" ShapeID="_x0000_i1027" DrawAspect="Content" ObjectID="_1851668335" r:id="rId16"/>
+                <o:OLEObject Type="Embed" ProgID="Equation.DSMT4" ShapeID="_x0000_i1027" DrawAspect="Content" ObjectID="_1851832071" r:id="rId16"/>
               </w:object>
             </w:r>
           </w:p>
@@ -2553,10 +2566,10 @@
                 <w:position w:val="-4"/>
               </w:rPr>
               <w:object w:dxaOrig="340" w:dyaOrig="300" w14:anchorId="14E68855">
-                <v:shape id="_x0000_i1028" type="#_x0000_t75" style="width:16.5pt;height:15pt" o:ole="">
+                <v:shape id="_x0000_i1028" type="#_x0000_t75" style="width:16.1pt;height:15.25pt" o:ole="">
                   <v:imagedata r:id="rId17" o:title=""/>
                 </v:shape>
-                <o:OLEObject Type="Embed" ProgID="Equation.DSMT4" ShapeID="_x0000_i1028" DrawAspect="Content" ObjectID="_1851668336" r:id="rId18"/>
+                <o:OLEObject Type="Embed" ProgID="Equation.DSMT4" ShapeID="_x0000_i1028" DrawAspect="Content" ObjectID="_1851832072" r:id="rId18"/>
               </w:object>
             </w:r>
           </w:p>
@@ -2623,10 +2636,10 @@
                 <w:position w:val="-12"/>
               </w:rPr>
               <w:object w:dxaOrig="360" w:dyaOrig="380" w14:anchorId="04477D3C">
-                <v:shape id="_x0000_i1029" type="#_x0000_t75" style="width:18pt;height:18.75pt" o:ole="">
+                <v:shape id="_x0000_i1029" type="#_x0000_t75" style="width:17.8pt;height:18.65pt" o:ole="">
                   <v:imagedata r:id="rId19" o:title=""/>
                 </v:shape>
-                <o:OLEObject Type="Embed" ProgID="Equation.DSMT4" ShapeID="_x0000_i1029" DrawAspect="Content" ObjectID="_1851668337" r:id="rId20"/>
+                <o:OLEObject Type="Embed" ProgID="Equation.DSMT4" ShapeID="_x0000_i1029" DrawAspect="Content" ObjectID="_1851832073" r:id="rId20"/>
               </w:object>
             </w:r>
           </w:p>
@@ -2673,10 +2686,10 @@
                 <w:position w:val="-4"/>
               </w:rPr>
               <w:object w:dxaOrig="340" w:dyaOrig="300" w14:anchorId="5A981F74">
-                <v:shape id="_x0000_i1030" type="#_x0000_t75" style="width:16.5pt;height:15pt" o:ole="">
+                <v:shape id="_x0000_i1030" type="#_x0000_t75" style="width:16.1pt;height:15.25pt" o:ole="">
                   <v:imagedata r:id="rId21" o:title=""/>
                 </v:shape>
-                <o:OLEObject Type="Embed" ProgID="Equation.DSMT4" ShapeID="_x0000_i1030" DrawAspect="Content" ObjectID="_1851668338" r:id="rId22"/>
+                <o:OLEObject Type="Embed" ProgID="Equation.DSMT4" ShapeID="_x0000_i1030" DrawAspect="Content" ObjectID="_1851832074" r:id="rId22"/>
               </w:object>
             </w:r>
           </w:p>
@@ -2743,10 +2756,10 @@
                 <w:position w:val="-12"/>
               </w:rPr>
               <w:object w:dxaOrig="360" w:dyaOrig="380" w14:anchorId="2E2DE0CB">
-                <v:shape id="_x0000_i1031" type="#_x0000_t75" style="width:18pt;height:18.75pt" o:ole="">
+                <v:shape id="_x0000_i1031" type="#_x0000_t75" style="width:17.8pt;height:18.65pt" o:ole="">
                   <v:imagedata r:id="rId23" o:title=""/>
                 </v:shape>
-                <o:OLEObject Type="Embed" ProgID="Equation.DSMT4" ShapeID="_x0000_i1031" DrawAspect="Content" ObjectID="_1851668339" r:id="rId24"/>
+                <o:OLEObject Type="Embed" ProgID="Equation.DSMT4" ShapeID="_x0000_i1031" DrawAspect="Content" ObjectID="_1851832075" r:id="rId24"/>
               </w:object>
             </w:r>
           </w:p>
@@ -2793,10 +2806,10 @@
                 <w:position w:val="-4"/>
               </w:rPr>
               <w:object w:dxaOrig="340" w:dyaOrig="300" w14:anchorId="0E7E4618">
-                <v:shape id="_x0000_i1032" type="#_x0000_t75" style="width:16.5pt;height:15pt" o:ole="">
+                <v:shape id="_x0000_i1032" type="#_x0000_t75" style="width:16.1pt;height:15.25pt" o:ole="">
                   <v:imagedata r:id="rId25" o:title=""/>
                 </v:shape>
-                <o:OLEObject Type="Embed" ProgID="Equation.DSMT4" ShapeID="_x0000_i1032" DrawAspect="Content" ObjectID="_1851668340" r:id="rId26"/>
+                <o:OLEObject Type="Embed" ProgID="Equation.DSMT4" ShapeID="_x0000_i1032" DrawAspect="Content" ObjectID="_1851832076" r:id="rId26"/>
               </w:object>
             </w:r>
           </w:p>
@@ -2872,10 +2885,10 @@
                 <w:position w:val="-12"/>
               </w:rPr>
               <w:object w:dxaOrig="320" w:dyaOrig="360" w14:anchorId="470A5824">
-                <v:shape id="_x0000_i1033" type="#_x0000_t75" style="width:15.75pt;height:18pt" o:ole="">
+                <v:shape id="_x0000_i1033" type="#_x0000_t75" style="width:16.1pt;height:17.8pt" o:ole="">
                   <v:imagedata r:id="rId27" o:title=""/>
                 </v:shape>
-                <o:OLEObject Type="Embed" ProgID="Equation.DSMT4" ShapeID="_x0000_i1033" DrawAspect="Content" ObjectID="_1851668341" r:id="rId28"/>
+                <o:OLEObject Type="Embed" ProgID="Equation.DSMT4" ShapeID="_x0000_i1033" DrawAspect="Content" ObjectID="_1851832077" r:id="rId28"/>
               </w:object>
             </w:r>
           </w:p>
@@ -2922,10 +2935,10 @@
                 <w:position w:val="-4"/>
               </w:rPr>
               <w:object w:dxaOrig="340" w:dyaOrig="300" w14:anchorId="1446A64F">
-                <v:shape id="_x0000_i1034" type="#_x0000_t75" style="width:16.5pt;height:15pt" o:ole="">
+                <v:shape id="_x0000_i1034" type="#_x0000_t75" style="width:16.1pt;height:15.25pt" o:ole="">
                   <v:imagedata r:id="rId29" o:title=""/>
                 </v:shape>
-                <o:OLEObject Type="Embed" ProgID="Equation.DSMT4" ShapeID="_x0000_i1034" DrawAspect="Content" ObjectID="_1851668342" r:id="rId30"/>
+                <o:OLEObject Type="Embed" ProgID="Equation.DSMT4" ShapeID="_x0000_i1034" DrawAspect="Content" ObjectID="_1851832078" r:id="rId30"/>
               </w:object>
             </w:r>
           </w:p>
@@ -2992,10 +3005,10 @@
                 <w:position w:val="-12"/>
               </w:rPr>
               <w:object w:dxaOrig="320" w:dyaOrig="360" w14:anchorId="486C65BA">
-                <v:shape id="_x0000_i1035" type="#_x0000_t75" style="width:15.75pt;height:18pt" o:ole="">
+                <v:shape id="_x0000_i1035" type="#_x0000_t75" style="width:16.1pt;height:17.8pt" o:ole="">
                   <v:imagedata r:id="rId31" o:title=""/>
                 </v:shape>
-                <o:OLEObject Type="Embed" ProgID="Equation.DSMT4" ShapeID="_x0000_i1035" DrawAspect="Content" ObjectID="_1851668343" r:id="rId32"/>
+                <o:OLEObject Type="Embed" ProgID="Equation.DSMT4" ShapeID="_x0000_i1035" DrawAspect="Content" ObjectID="_1851832079" r:id="rId32"/>
               </w:object>
             </w:r>
           </w:p>
@@ -3042,10 +3055,10 @@
                 <w:position w:val="-4"/>
               </w:rPr>
               <w:object w:dxaOrig="340" w:dyaOrig="300" w14:anchorId="2804CE74">
-                <v:shape id="_x0000_i1036" type="#_x0000_t75" style="width:16.5pt;height:15pt" o:ole="">
+                <v:shape id="_x0000_i1036" type="#_x0000_t75" style="width:16.1pt;height:15.25pt" o:ole="">
                   <v:imagedata r:id="rId33" o:title=""/>
                 </v:shape>
-                <o:OLEObject Type="Embed" ProgID="Equation.DSMT4" ShapeID="_x0000_i1036" DrawAspect="Content" ObjectID="_1851668344" r:id="rId34"/>
+                <o:OLEObject Type="Embed" ProgID="Equation.DSMT4" ShapeID="_x0000_i1036" DrawAspect="Content" ObjectID="_1851832080" r:id="rId34"/>
               </w:object>
             </w:r>
           </w:p>
@@ -3121,10 +3134,10 @@
                 <w:position w:val="-14"/>
               </w:rPr>
               <w:object w:dxaOrig="380" w:dyaOrig="400" w14:anchorId="6CDB25BE">
-                <v:shape id="_x0000_i1037" type="#_x0000_t75" style="width:18.75pt;height:20.25pt" o:ole="">
+                <v:shape id="_x0000_i1037" type="#_x0000_t75" style="width:18.65pt;height:20.35pt" o:ole="">
                   <v:imagedata r:id="rId35" o:title=""/>
                 </v:shape>
-                <o:OLEObject Type="Embed" ProgID="Equation.DSMT4" ShapeID="_x0000_i1037" DrawAspect="Content" ObjectID="_1851668345" r:id="rId36"/>
+                <o:OLEObject Type="Embed" ProgID="Equation.DSMT4" ShapeID="_x0000_i1037" DrawAspect="Content" ObjectID="_1851832081" r:id="rId36"/>
               </w:object>
             </w:r>
           </w:p>
@@ -3171,10 +3184,10 @@
                 <w:position w:val="-4"/>
               </w:rPr>
               <w:object w:dxaOrig="340" w:dyaOrig="300" w14:anchorId="4C9BA03A">
-                <v:shape id="_x0000_i1038" type="#_x0000_t75" style="width:16.5pt;height:15pt" o:ole="">
+                <v:shape id="_x0000_i1038" type="#_x0000_t75" style="width:16.1pt;height:15.25pt" o:ole="">
                   <v:imagedata r:id="rId37" o:title=""/>
                 </v:shape>
-                <o:OLEObject Type="Embed" ProgID="Equation.DSMT4" ShapeID="_x0000_i1038" DrawAspect="Content" ObjectID="_1851668346" r:id="rId38"/>
+                <o:OLEObject Type="Embed" ProgID="Equation.DSMT4" ShapeID="_x0000_i1038" DrawAspect="Content" ObjectID="_1851832082" r:id="rId38"/>
               </w:object>
             </w:r>
           </w:p>
@@ -3241,10 +3254,10 @@
                 <w:position w:val="-14"/>
               </w:rPr>
               <w:object w:dxaOrig="300" w:dyaOrig="400" w14:anchorId="4EF768E0">
-                <v:shape id="_x0000_i1039" type="#_x0000_t75" style="width:14.25pt;height:20.25pt" o:ole="">
+                <v:shape id="_x0000_i1039" type="#_x0000_t75" style="width:14.4pt;height:20.35pt" o:ole="">
                   <v:imagedata r:id="rId39" o:title=""/>
                 </v:shape>
-                <o:OLEObject Type="Embed" ProgID="Equation.DSMT4" ShapeID="_x0000_i1039" DrawAspect="Content" ObjectID="_1851668347" r:id="rId40"/>
+                <o:OLEObject Type="Embed" ProgID="Equation.DSMT4" ShapeID="_x0000_i1039" DrawAspect="Content" ObjectID="_1851832083" r:id="rId40"/>
               </w:object>
             </w:r>
           </w:p>
@@ -3291,10 +3304,10 @@
                 <w:position w:val="-4"/>
               </w:rPr>
               <w:object w:dxaOrig="340" w:dyaOrig="300" w14:anchorId="3BB7A52F">
-                <v:shape id="_x0000_i1040" type="#_x0000_t75" style="width:16.5pt;height:15pt" o:ole="">
+                <v:shape id="_x0000_i1040" type="#_x0000_t75" style="width:16.1pt;height:15.25pt" o:ole="">
                   <v:imagedata r:id="rId41" o:title=""/>
                 </v:shape>
-                <o:OLEObject Type="Embed" ProgID="Equation.DSMT4" ShapeID="_x0000_i1040" DrawAspect="Content" ObjectID="_1851668348" r:id="rId42"/>
+                <o:OLEObject Type="Embed" ProgID="Equation.DSMT4" ShapeID="_x0000_i1040" DrawAspect="Content" ObjectID="_1851832084" r:id="rId42"/>
               </w:object>
             </w:r>
           </w:p>
@@ -3370,10 +3383,10 @@
                 <w:position w:val="-12"/>
               </w:rPr>
               <w:object w:dxaOrig="260" w:dyaOrig="360" w14:anchorId="1E1A6C9D">
-                <v:shape id="_x0000_i1041" type="#_x0000_t75" style="width:13.5pt;height:18pt" o:ole="">
+                <v:shape id="_x0000_i1041" type="#_x0000_t75" style="width:13.55pt;height:17.8pt" o:ole="">
                   <v:imagedata r:id="rId43" o:title=""/>
                 </v:shape>
-                <o:OLEObject Type="Embed" ProgID="Equation.DSMT4" ShapeID="_x0000_i1041" DrawAspect="Content" ObjectID="_1851668349" r:id="rId44"/>
+                <o:OLEObject Type="Embed" ProgID="Equation.DSMT4" ShapeID="_x0000_i1041" DrawAspect="Content" ObjectID="_1851832085" r:id="rId44"/>
               </w:object>
             </w:r>
           </w:p>
@@ -3420,10 +3433,10 @@
                 <w:position w:val="-4"/>
               </w:rPr>
               <w:object w:dxaOrig="340" w:dyaOrig="300" w14:anchorId="5BE217C3">
-                <v:shape id="_x0000_i1042" type="#_x0000_t75" style="width:16.5pt;height:15pt" o:ole="">
+                <v:shape id="_x0000_i1042" type="#_x0000_t75" style="width:16.1pt;height:15.25pt" o:ole="">
                   <v:imagedata r:id="rId37" o:title=""/>
                 </v:shape>
-                <o:OLEObject Type="Embed" ProgID="Equation.DSMT4" ShapeID="_x0000_i1042" DrawAspect="Content" ObjectID="_1851668350" r:id="rId45"/>
+                <o:OLEObject Type="Embed" ProgID="Equation.DSMT4" ShapeID="_x0000_i1042" DrawAspect="Content" ObjectID="_1851832086" r:id="rId45"/>
               </w:object>
             </w:r>
           </w:p>
@@ -3503,10 +3516,10 @@
                 <w:position w:val="-12"/>
               </w:rPr>
               <w:object w:dxaOrig="340" w:dyaOrig="360" w14:anchorId="38E19609">
-                <v:shape id="_x0000_i1043" type="#_x0000_t75" style="width:16.5pt;height:18pt" o:ole="">
+                <v:shape id="_x0000_i1043" type="#_x0000_t75" style="width:16.1pt;height:17.8pt" o:ole="">
                   <v:imagedata r:id="rId46" o:title=""/>
                 </v:shape>
-                <o:OLEObject Type="Embed" ProgID="Equation.DSMT4" ShapeID="_x0000_i1043" DrawAspect="Content" ObjectID="_1851668351" r:id="rId47"/>
+                <o:OLEObject Type="Embed" ProgID="Equation.DSMT4" ShapeID="_x0000_i1043" DrawAspect="Content" ObjectID="_1851832087" r:id="rId47"/>
               </w:object>
             </w:r>
           </w:p>
@@ -3551,10 +3564,10 @@
                 <w:position w:val="-4"/>
               </w:rPr>
               <w:object w:dxaOrig="340" w:dyaOrig="300" w14:anchorId="647F3E8B">
-                <v:shape id="_x0000_i1044" type="#_x0000_t75" style="width:16.5pt;height:15pt" o:ole="">
+                <v:shape id="_x0000_i1044" type="#_x0000_t75" style="width:16.1pt;height:15.25pt" o:ole="">
                   <v:imagedata r:id="rId41" o:title=""/>
                 </v:shape>
-                <o:OLEObject Type="Embed" ProgID="Equation.DSMT4" ShapeID="_x0000_i1044" DrawAspect="Content" ObjectID="_1851668352" r:id="rId48"/>
+                <o:OLEObject Type="Embed" ProgID="Equation.DSMT4" ShapeID="_x0000_i1044" DrawAspect="Content" ObjectID="_1851832088" r:id="rId48"/>
               </w:object>
             </w:r>
           </w:p>
@@ -3621,10 +3634,10 @@
                 <w:position w:val="-12"/>
               </w:rPr>
               <w:object w:dxaOrig="300" w:dyaOrig="360" w14:anchorId="10885C3F">
-                <v:shape id="_x0000_i1045" type="#_x0000_t75" style="width:15pt;height:18pt" o:ole="">
+                <v:shape id="_x0000_i1045" type="#_x0000_t75" style="width:15.25pt;height:17.8pt" o:ole="">
                   <v:imagedata r:id="rId49" o:title=""/>
                 </v:shape>
-                <o:OLEObject Type="Embed" ProgID="Equation.DSMT4" ShapeID="_x0000_i1045" DrawAspect="Content" ObjectID="_1851668353" r:id="rId50"/>
+                <o:OLEObject Type="Embed" ProgID="Equation.DSMT4" ShapeID="_x0000_i1045" DrawAspect="Content" ObjectID="_1851832089" r:id="rId50"/>
               </w:object>
             </w:r>
           </w:p>
@@ -3671,10 +3684,10 @@
                 <w:position w:val="-4"/>
               </w:rPr>
               <w:object w:dxaOrig="340" w:dyaOrig="300" w14:anchorId="512238CC">
-                <v:shape id="_x0000_i1046" type="#_x0000_t75" style="width:16.5pt;height:15pt" o:ole="">
+                <v:shape id="_x0000_i1046" type="#_x0000_t75" style="width:16.1pt;height:15.25pt" o:ole="">
                   <v:imagedata r:id="rId41" o:title=""/>
                 </v:shape>
-                <o:OLEObject Type="Embed" ProgID="Equation.DSMT4" ShapeID="_x0000_i1046" DrawAspect="Content" ObjectID="_1851668354" r:id="rId51"/>
+                <o:OLEObject Type="Embed" ProgID="Equation.DSMT4" ShapeID="_x0000_i1046" DrawAspect="Content" ObjectID="_1851832090" r:id="rId51"/>
               </w:object>
             </w:r>
           </w:p>
@@ -4203,11 +4216,15 @@
         <w:fldChar w:fldCharType="separate"/>
       </w:r>
       <w:r>
+        <w:rPr>
+          <w:lang w:val="en-US"/>
+        </w:rPr>
         <w:t xml:space="preserve">Table </w:t>
       </w:r>
       <w:r>
         <w:rPr>
           <w:noProof/>
+          <w:lang w:val="en-US"/>
         </w:rPr>
         <w:t>2</w:t>
       </w:r>
@@ -4426,10 +4443,10 @@
                 <w:position w:val="-12"/>
               </w:rPr>
               <w:object w:dxaOrig="240" w:dyaOrig="360" w14:anchorId="4C2F1BB4">
-                <v:shape id="_x0000_i1047" type="#_x0000_t75" style="width:12pt;height:18pt" o:ole="">
+                <v:shape id="_x0000_i1047" type="#_x0000_t75" style="width:11.85pt;height:17.8pt" o:ole="">
                   <v:imagedata r:id="rId52" o:title=""/>
                 </v:shape>
-                <o:OLEObject Type="Embed" ProgID="Equation.DSMT4" ShapeID="_x0000_i1047" DrawAspect="Content" ObjectID="_1851668355" r:id="rId53"/>
+                <o:OLEObject Type="Embed" ProgID="Equation.DSMT4" ShapeID="_x0000_i1047" DrawAspect="Content" ObjectID="_1851832091" r:id="rId53"/>
               </w:object>
             </w:r>
           </w:p>
@@ -4491,10 +4508,10 @@
                 <w:position w:val="-4"/>
               </w:rPr>
               <w:object w:dxaOrig="340" w:dyaOrig="300" w14:anchorId="46469A4A">
-                <v:shape id="_x0000_i1048" type="#_x0000_t75" style="width:22.5pt;height:13.5pt" o:ole="">
+                <v:shape id="_x0000_i1048" type="#_x0000_t75" style="width:22.85pt;height:13.55pt" o:ole="">
                   <v:imagedata r:id="rId54" o:title=""/>
                 </v:shape>
-                <o:OLEObject Type="Embed" ProgID="Equation.DSMT4" ShapeID="_x0000_i1048" DrawAspect="Content" ObjectID="_1851668356" r:id="rId55"/>
+                <o:OLEObject Type="Embed" ProgID="Equation.DSMT4" ShapeID="_x0000_i1048" DrawAspect="Content" ObjectID="_1851832092" r:id="rId55"/>
               </w:object>
             </w:r>
           </w:p>
@@ -4562,10 +4579,10 @@
                 <w:position w:val="-12"/>
               </w:rPr>
               <w:object w:dxaOrig="320" w:dyaOrig="360" w14:anchorId="1D99D0D1">
-                <v:shape id="_x0000_i1049" type="#_x0000_t75" style="width:15.75pt;height:18pt" o:ole="">
+                <v:shape id="_x0000_i1049" type="#_x0000_t75" style="width:16.1pt;height:17.8pt" o:ole="">
                   <v:imagedata r:id="rId56" o:title=""/>
                 </v:shape>
-                <o:OLEObject Type="Embed" ProgID="Equation.DSMT4" ShapeID="_x0000_i1049" DrawAspect="Content" ObjectID="_1851668357" r:id="rId57"/>
+                <o:OLEObject Type="Embed" ProgID="Equation.DSMT4" ShapeID="_x0000_i1049" DrawAspect="Content" ObjectID="_1851832093" r:id="rId57"/>
               </w:object>
             </w:r>
           </w:p>
@@ -4615,10 +4632,10 @@
                 <w:position w:val="-4"/>
               </w:rPr>
               <w:object w:dxaOrig="340" w:dyaOrig="300" w14:anchorId="30ECA3CA">
-                <v:shape id="_x0000_i1050" type="#_x0000_t75" style="width:22.5pt;height:13.5pt" o:ole="">
+                <v:shape id="_x0000_i1050" type="#_x0000_t75" style="width:22.85pt;height:13.55pt" o:ole="">
                   <v:imagedata r:id="rId54" o:title=""/>
                 </v:shape>
-                <o:OLEObject Type="Embed" ProgID="Equation.DSMT4" ShapeID="_x0000_i1050" DrawAspect="Content" ObjectID="_1851668358" r:id="rId58"/>
+                <o:OLEObject Type="Embed" ProgID="Equation.DSMT4" ShapeID="_x0000_i1050" DrawAspect="Content" ObjectID="_1851832094" r:id="rId58"/>
               </w:object>
             </w:r>
           </w:p>
@@ -4695,10 +4712,10 @@
                 <w:position w:val="-12"/>
               </w:rPr>
               <w:object w:dxaOrig="240" w:dyaOrig="360" w14:anchorId="01544943">
-                <v:shape id="_x0000_i1051" type="#_x0000_t75" style="width:12pt;height:18pt" o:ole="">
+                <v:shape id="_x0000_i1051" type="#_x0000_t75" style="width:11.85pt;height:17.8pt" o:ole="">
                   <v:imagedata r:id="rId59" o:title=""/>
                 </v:shape>
-                <o:OLEObject Type="Embed" ProgID="Equation.DSMT4" ShapeID="_x0000_i1051" DrawAspect="Content" ObjectID="_1851668359" r:id="rId60"/>
+                <o:OLEObject Type="Embed" ProgID="Equation.DSMT4" ShapeID="_x0000_i1051" DrawAspect="Content" ObjectID="_1851832095" r:id="rId60"/>
               </w:object>
             </w:r>
           </w:p>
@@ -4745,10 +4762,10 @@
                 <w:position w:val="-4"/>
               </w:rPr>
               <w:object w:dxaOrig="340" w:dyaOrig="300" w14:anchorId="198B50C1">
-                <v:shape id="_x0000_i1052" type="#_x0000_t75" style="width:22.5pt;height:13.5pt" o:ole="">
+                <v:shape id="_x0000_i1052" type="#_x0000_t75" style="width:22.85pt;height:13.55pt" o:ole="">
                   <v:imagedata r:id="rId54" o:title=""/>
                 </v:shape>
-                <o:OLEObject Type="Embed" ProgID="Equation.DSMT4" ShapeID="_x0000_i1052" DrawAspect="Content" ObjectID="_1851668360" r:id="rId61"/>
+                <o:OLEObject Type="Embed" ProgID="Equation.DSMT4" ShapeID="_x0000_i1052" DrawAspect="Content" ObjectID="_1851832096" r:id="rId61"/>
               </w:object>
             </w:r>
           </w:p>
@@ -4816,10 +4833,10 @@
                 <w:position w:val="-12"/>
               </w:rPr>
               <w:object w:dxaOrig="279" w:dyaOrig="360" w14:anchorId="126FBAD7">
-                <v:shape id="_x0000_i1053" type="#_x0000_t75" style="width:14.25pt;height:18pt" o:ole="">
+                <v:shape id="_x0000_i1053" type="#_x0000_t75" style="width:14.4pt;height:17.8pt" o:ole="">
                   <v:imagedata r:id="rId62" o:title=""/>
                 </v:shape>
-                <o:OLEObject Type="Embed" ProgID="Equation.DSMT4" ShapeID="_x0000_i1053" DrawAspect="Content" ObjectID="_1851668361" r:id="rId63"/>
+                <o:OLEObject Type="Embed" ProgID="Equation.DSMT4" ShapeID="_x0000_i1053" DrawAspect="Content" ObjectID="_1851832097" r:id="rId63"/>
               </w:object>
             </w:r>
           </w:p>
@@ -4866,10 +4883,10 @@
                 <w:position w:val="-4"/>
               </w:rPr>
               <w:object w:dxaOrig="340" w:dyaOrig="300" w14:anchorId="1C0A3826">
-                <v:shape id="_x0000_i1054" type="#_x0000_t75" style="width:22.5pt;height:13.5pt" o:ole="">
+                <v:shape id="_x0000_i1054" type="#_x0000_t75" style="width:22.85pt;height:13.55pt" o:ole="">
                   <v:imagedata r:id="rId54" o:title=""/>
                 </v:shape>
-                <o:OLEObject Type="Embed" ProgID="Equation.DSMT4" ShapeID="_x0000_i1054" DrawAspect="Content" ObjectID="_1851668362" r:id="rId64"/>
+                <o:OLEObject Type="Embed" ProgID="Equation.DSMT4" ShapeID="_x0000_i1054" DrawAspect="Content" ObjectID="_1851832098" r:id="rId64"/>
               </w:object>
             </w:r>
           </w:p>
@@ -4960,10 +4977,10 @@
                 <w:position w:val="-12"/>
               </w:rPr>
               <w:object w:dxaOrig="380" w:dyaOrig="360" w14:anchorId="6787538B">
-                <v:shape id="_x0000_i1055" type="#_x0000_t75" style="width:18.75pt;height:18pt" o:ole="">
+                <v:shape id="_x0000_i1055" type="#_x0000_t75" style="width:18.65pt;height:17.8pt" o:ole="">
                   <v:imagedata r:id="rId65" o:title=""/>
                 </v:shape>
-                <o:OLEObject Type="Embed" ProgID="Equation.DSMT4" ShapeID="_x0000_i1055" DrawAspect="Content" ObjectID="_1851668363" r:id="rId66"/>
+                <o:OLEObject Type="Embed" ProgID="Equation.DSMT4" ShapeID="_x0000_i1055" DrawAspect="Content" ObjectID="_1851832099" r:id="rId66"/>
               </w:object>
             </w:r>
           </w:p>
@@ -5008,10 +5025,10 @@
                 <w:position w:val="-4"/>
               </w:rPr>
               <w:object w:dxaOrig="260" w:dyaOrig="260" w14:anchorId="4D9CEB24">
-                <v:shape id="_x0000_i1056" type="#_x0000_t75" style="width:16.5pt;height:12pt" o:ole="">
+                <v:shape id="_x0000_i1056" type="#_x0000_t75" style="width:16.1pt;height:11.85pt" o:ole="">
                   <v:imagedata r:id="rId67" o:title=""/>
                 </v:shape>
-                <o:OLEObject Type="Embed" ProgID="Equation.DSMT4" ShapeID="_x0000_i1056" DrawAspect="Content" ObjectID="_1851668364" r:id="rId68"/>
+                <o:OLEObject Type="Embed" ProgID="Equation.DSMT4" ShapeID="_x0000_i1056" DrawAspect="Content" ObjectID="_1851832100" r:id="rId68"/>
               </w:object>
             </w:r>
           </w:p>
@@ -5081,10 +5098,10 @@
                 <w:position w:val="-12"/>
               </w:rPr>
               <w:object w:dxaOrig="300" w:dyaOrig="360" w14:anchorId="17F59048">
-                <v:shape id="_x0000_i1057" type="#_x0000_t75" style="width:15pt;height:18pt" o:ole="">
+                <v:shape id="_x0000_i1057" type="#_x0000_t75" style="width:15.25pt;height:17.8pt" o:ole="">
                   <v:imagedata r:id="rId69" o:title=""/>
                 </v:shape>
-                <o:OLEObject Type="Embed" ProgID="Equation.DSMT4" ShapeID="_x0000_i1057" DrawAspect="Content" ObjectID="_1851668365" r:id="rId70"/>
+                <o:OLEObject Type="Embed" ProgID="Equation.DSMT4" ShapeID="_x0000_i1057" DrawAspect="Content" ObjectID="_1851832101" r:id="rId70"/>
               </w:object>
             </w:r>
           </w:p>
@@ -5131,10 +5148,10 @@
                 <w:position w:val="-4"/>
               </w:rPr>
               <w:object w:dxaOrig="340" w:dyaOrig="300" w14:anchorId="42ACE995">
-                <v:shape id="_x0000_i1058" type="#_x0000_t75" style="width:22.5pt;height:13.5pt" o:ole="">
+                <v:shape id="_x0000_i1058" type="#_x0000_t75" style="width:22.85pt;height:13.55pt" o:ole="">
                   <v:imagedata r:id="rId54" o:title=""/>
                 </v:shape>
-                <o:OLEObject Type="Embed" ProgID="Equation.DSMT4" ShapeID="_x0000_i1058" DrawAspect="Content" ObjectID="_1851668366" r:id="rId71"/>
+                <o:OLEObject Type="Embed" ProgID="Equation.DSMT4" ShapeID="_x0000_i1058" DrawAspect="Content" ObjectID="_1851832102" r:id="rId71"/>
               </w:object>
             </w:r>
           </w:p>
@@ -5204,10 +5221,10 @@
                 <w:position w:val="-12"/>
               </w:rPr>
               <w:object w:dxaOrig="700" w:dyaOrig="380" w14:anchorId="7BDCBF6F">
-                <v:shape id="_x0000_i1059" type="#_x0000_t75" style="width:35.25pt;height:18.75pt" o:ole="">
+                <v:shape id="_x0000_i1059" type="#_x0000_t75" style="width:35.6pt;height:18.65pt" o:ole="">
                   <v:imagedata r:id="rId72" o:title=""/>
                 </v:shape>
-                <o:OLEObject Type="Embed" ProgID="Equation.DSMT4" ShapeID="_x0000_i1059" DrawAspect="Content" ObjectID="_1851668367" r:id="rId73"/>
+                <o:OLEObject Type="Embed" ProgID="Equation.DSMT4" ShapeID="_x0000_i1059" DrawAspect="Content" ObjectID="_1851832103" r:id="rId73"/>
               </w:object>
             </w:r>
           </w:p>
@@ -5254,10 +5271,10 @@
                 <w:position w:val="-4"/>
               </w:rPr>
               <w:object w:dxaOrig="340" w:dyaOrig="300" w14:anchorId="73352752">
-                <v:shape id="_x0000_i1060" type="#_x0000_t75" style="width:22.5pt;height:13.5pt" o:ole="">
+                <v:shape id="_x0000_i1060" type="#_x0000_t75" style="width:22.85pt;height:13.55pt" o:ole="">
                   <v:imagedata r:id="rId54" o:title=""/>
                 </v:shape>
-                <o:OLEObject Type="Embed" ProgID="Equation.DSMT4" ShapeID="_x0000_i1060" DrawAspect="Content" ObjectID="_1851668368" r:id="rId74"/>
+                <o:OLEObject Type="Embed" ProgID="Equation.DSMT4" ShapeID="_x0000_i1060" DrawAspect="Content" ObjectID="_1851832104" r:id="rId74"/>
               </w:object>
             </w:r>
           </w:p>
@@ -5336,10 +5353,10 @@
                 <w:position w:val="-6"/>
               </w:rPr>
               <w:object w:dxaOrig="420" w:dyaOrig="340" w14:anchorId="3A613886">
-                <v:shape id="_x0000_i1061" type="#_x0000_t75" style="width:21pt;height:17.25pt" o:ole="">
+                <v:shape id="_x0000_i1061" type="#_x0000_t75" style="width:21.2pt;height:16.95pt" o:ole="">
                   <v:imagedata r:id="rId75" o:title=""/>
                 </v:shape>
-                <o:OLEObject Type="Embed" ProgID="Equation.DSMT4" ShapeID="_x0000_i1061" DrawAspect="Content" ObjectID="_1851668369" r:id="rId76"/>
+                <o:OLEObject Type="Embed" ProgID="Equation.DSMT4" ShapeID="_x0000_i1061" DrawAspect="Content" ObjectID="_1851832105" r:id="rId76"/>
               </w:object>
             </w:r>
           </w:p>
@@ -5389,10 +5406,10 @@
                 <w:position w:val="-4"/>
               </w:rPr>
               <w:object w:dxaOrig="260" w:dyaOrig="260" w14:anchorId="4844AC8E">
-                <v:shape id="_x0000_i1062" type="#_x0000_t75" style="width:16.5pt;height:12pt" o:ole="">
+                <v:shape id="_x0000_i1062" type="#_x0000_t75" style="width:16.1pt;height:11.85pt" o:ole="">
                   <v:imagedata r:id="rId67" o:title=""/>
                 </v:shape>
-                <o:OLEObject Type="Embed" ProgID="Equation.DSMT4" ShapeID="_x0000_i1062" DrawAspect="Content" ObjectID="_1851668370" r:id="rId77"/>
+                <o:OLEObject Type="Embed" ProgID="Equation.DSMT4" ShapeID="_x0000_i1062" DrawAspect="Content" ObjectID="_1851832106" r:id="rId77"/>
               </w:object>
             </w:r>
           </w:p>
@@ -7777,10 +7794,10 @@
                 <w:position w:val="-12"/>
               </w:rPr>
               <w:object w:dxaOrig="279" w:dyaOrig="360" w14:anchorId="0ACFAB63">
-                <v:shape id="_x0000_i1063" type="#_x0000_t75" style="width:13.5pt;height:18pt" o:ole="">
+                <v:shape id="_x0000_i1063" type="#_x0000_t75" style="width:13.55pt;height:17.8pt" o:ole="">
                   <v:imagedata r:id="rId78" o:title=""/>
                 </v:shape>
-                <o:OLEObject Type="Embed" ProgID="Equation.DSMT4" ShapeID="_x0000_i1063" DrawAspect="Content" ObjectID="_1851668371" r:id="rId79"/>
+                <o:OLEObject Type="Embed" ProgID="Equation.DSMT4" ShapeID="_x0000_i1063" DrawAspect="Content" ObjectID="_1851832107" r:id="rId79"/>
               </w:object>
             </w:r>
           </w:p>
@@ -7828,10 +7845,10 @@
                 <w:position w:val="-4"/>
               </w:rPr>
               <w:object w:dxaOrig="340" w:dyaOrig="300" w14:anchorId="0072F84D">
-                <v:shape id="_x0000_i1064" type="#_x0000_t75" style="width:21.75pt;height:14.25pt" o:ole="">
+                <v:shape id="_x0000_i1064" type="#_x0000_t75" style="width:22pt;height:14.4pt" o:ole="">
                   <v:imagedata r:id="rId54" o:title=""/>
                 </v:shape>
-                <o:OLEObject Type="Embed" ProgID="Equation.DSMT4" ShapeID="_x0000_i1064" DrawAspect="Content" ObjectID="_1851668372" r:id="rId80"/>
+                <o:OLEObject Type="Embed" ProgID="Equation.DSMT4" ShapeID="_x0000_i1064" DrawAspect="Content" ObjectID="_1851832108" r:id="rId80"/>
               </w:object>
             </w:r>
           </w:p>
@@ -7904,10 +7921,10 @@
                 <w:position w:val="-12"/>
               </w:rPr>
               <w:object w:dxaOrig="400" w:dyaOrig="360" w14:anchorId="227C4AF1">
-                <v:shape id="_x0000_i1065" type="#_x0000_t75" style="width:19.5pt;height:18pt" o:ole="">
+                <v:shape id="_x0000_i1065" type="#_x0000_t75" style="width:19.5pt;height:17.8pt" o:ole="">
                   <v:imagedata r:id="rId81" o:title=""/>
                 </v:shape>
-                <o:OLEObject Type="Embed" ProgID="Equation.DSMT4" ShapeID="_x0000_i1065" DrawAspect="Content" ObjectID="_1851668373" r:id="rId82"/>
+                <o:OLEObject Type="Embed" ProgID="Equation.DSMT4" ShapeID="_x0000_i1065" DrawAspect="Content" ObjectID="_1851832109" r:id="rId82"/>
               </w:object>
             </w:r>
           </w:p>
@@ -7955,10 +7972,10 @@
                 <w:position w:val="-4"/>
               </w:rPr>
               <w:object w:dxaOrig="340" w:dyaOrig="300" w14:anchorId="6CB76B2A">
-                <v:shape id="_x0000_i1066" type="#_x0000_t75" style="width:21.75pt;height:14.25pt" o:ole="">
+                <v:shape id="_x0000_i1066" type="#_x0000_t75" style="width:22pt;height:14.4pt" o:ole="">
                   <v:imagedata r:id="rId54" o:title=""/>
                 </v:shape>
-                <o:OLEObject Type="Embed" ProgID="Equation.DSMT4" ShapeID="_x0000_i1066" DrawAspect="Content" ObjectID="_1851668374" r:id="rId83"/>
+                <o:OLEObject Type="Embed" ProgID="Equation.DSMT4" ShapeID="_x0000_i1066" DrawAspect="Content" ObjectID="_1851832110" r:id="rId83"/>
               </w:object>
             </w:r>
           </w:p>
@@ -8031,10 +8048,10 @@
                 <w:position w:val="-12"/>
               </w:rPr>
               <w:object w:dxaOrig="240" w:dyaOrig="360" w14:anchorId="2D9CAB3F">
-                <v:shape id="_x0000_i1067" type="#_x0000_t75" style="width:12pt;height:18pt" o:ole="">
+                <v:shape id="_x0000_i1067" type="#_x0000_t75" style="width:11.85pt;height:17.8pt" o:ole="">
                   <v:imagedata r:id="rId84" o:title=""/>
                 </v:shape>
-                <o:OLEObject Type="Embed" ProgID="Equation.DSMT4" ShapeID="_x0000_i1067" DrawAspect="Content" ObjectID="_1851668375" r:id="rId85"/>
+                <o:OLEObject Type="Embed" ProgID="Equation.DSMT4" ShapeID="_x0000_i1067" DrawAspect="Content" ObjectID="_1851832111" r:id="rId85"/>
               </w:object>
             </w:r>
           </w:p>
@@ -8082,10 +8099,10 @@
                 <w:position w:val="-4"/>
               </w:rPr>
               <w:object w:dxaOrig="340" w:dyaOrig="300" w14:anchorId="6A90003E">
-                <v:shape id="_x0000_i1068" type="#_x0000_t75" style="width:21.75pt;height:14.25pt" o:ole="">
+                <v:shape id="_x0000_i1068" type="#_x0000_t75" style="width:22pt;height:14.4pt" o:ole="">
                   <v:imagedata r:id="rId54" o:title=""/>
                 </v:shape>
-                <o:OLEObject Type="Embed" ProgID="Equation.DSMT4" ShapeID="_x0000_i1068" DrawAspect="Content" ObjectID="_1851668376" r:id="rId86"/>
+                <o:OLEObject Type="Embed" ProgID="Equation.DSMT4" ShapeID="_x0000_i1068" DrawAspect="Content" ObjectID="_1851832112" r:id="rId86"/>
               </w:object>
             </w:r>
           </w:p>
@@ -8158,10 +8175,10 @@
                 <w:position w:val="-12"/>
               </w:rPr>
               <w:object w:dxaOrig="240" w:dyaOrig="360" w14:anchorId="3D42C663">
-                <v:shape id="_x0000_i1069" type="#_x0000_t75" style="width:12pt;height:18pt" o:ole="">
+                <v:shape id="_x0000_i1069" type="#_x0000_t75" style="width:11.85pt;height:17.8pt" o:ole="">
                   <v:imagedata r:id="rId87" o:title=""/>
                 </v:shape>
-                <o:OLEObject Type="Embed" ProgID="Equation.DSMT4" ShapeID="_x0000_i1069" DrawAspect="Content" ObjectID="_1851668377" r:id="rId88"/>
+                <o:OLEObject Type="Embed" ProgID="Equation.DSMT4" ShapeID="_x0000_i1069" DrawAspect="Content" ObjectID="_1851832113" r:id="rId88"/>
               </w:object>
             </w:r>
           </w:p>
@@ -8209,10 +8226,10 @@
                 <w:position w:val="-4"/>
               </w:rPr>
               <w:object w:dxaOrig="340" w:dyaOrig="300" w14:anchorId="0E5751CD">
-                <v:shape id="_x0000_i1070" type="#_x0000_t75" style="width:21.75pt;height:14.25pt" o:ole="">
+                <v:shape id="_x0000_i1070" type="#_x0000_t75" style="width:22pt;height:14.4pt" o:ole="">
                   <v:imagedata r:id="rId54" o:title=""/>
                 </v:shape>
-                <o:OLEObject Type="Embed" ProgID="Equation.DSMT4" ShapeID="_x0000_i1070" DrawAspect="Content" ObjectID="_1851668378" r:id="rId89"/>
+                <o:OLEObject Type="Embed" ProgID="Equation.DSMT4" ShapeID="_x0000_i1070" DrawAspect="Content" ObjectID="_1851832114" r:id="rId89"/>
               </w:object>
             </w:r>
           </w:p>
@@ -8285,10 +8302,10 @@
                 <w:position w:val="-12"/>
               </w:rPr>
               <w:object w:dxaOrig="220" w:dyaOrig="360" w14:anchorId="0ABB1C4D">
-                <v:shape id="_x0000_i1071" type="#_x0000_t75" style="width:11.25pt;height:18pt" o:ole="">
+                <v:shape id="_x0000_i1071" type="#_x0000_t75" style="width:11pt;height:17.8pt" o:ole="">
                   <v:imagedata r:id="rId90" o:title=""/>
                 </v:shape>
-                <o:OLEObject Type="Embed" ProgID="Equation.DSMT4" ShapeID="_x0000_i1071" DrawAspect="Content" ObjectID="_1851668379" r:id="rId91"/>
+                <o:OLEObject Type="Embed" ProgID="Equation.DSMT4" ShapeID="_x0000_i1071" DrawAspect="Content" ObjectID="_1851832115" r:id="rId91"/>
               </w:object>
             </w:r>
           </w:p>
@@ -8333,10 +8350,10 @@
             </w:pPr>
             <w:r>
               <w:object w:dxaOrig="340" w:dyaOrig="300" w14:anchorId="78E2C2A6">
-                <v:shape id="_x0000_i1072" type="#_x0000_t75" style="width:21.75pt;height:14.25pt" o:ole="">
+                <v:shape id="_x0000_i1072" type="#_x0000_t75" style="width:22pt;height:14.4pt" o:ole="">
                   <v:imagedata r:id="rId54" o:title=""/>
                 </v:shape>
-                <o:OLEObject Type="Embed" ProgID="Equation.DSMT4" ShapeID="_x0000_i1072" DrawAspect="Content" ObjectID="_1851668380" r:id="rId92"/>
+                <o:OLEObject Type="Embed" ProgID="Equation.DSMT4" ShapeID="_x0000_i1072" DrawAspect="Content" ObjectID="_1851832116" r:id="rId92"/>
               </w:object>
             </w:r>
           </w:p>
@@ -8409,10 +8426,10 @@
                 <w:position w:val="-6"/>
               </w:rPr>
               <w:object w:dxaOrig="240" w:dyaOrig="220" w14:anchorId="11344969">
-                <v:shape id="_x0000_i1073" type="#_x0000_t75" style="width:12pt;height:11.25pt" o:ole="">
+                <v:shape id="_x0000_i1073" type="#_x0000_t75" style="width:11.85pt;height:11pt" o:ole="">
                   <v:imagedata r:id="rId93" o:title=""/>
                 </v:shape>
-                <o:OLEObject Type="Embed" ProgID="Equation.DSMT4" ShapeID="_x0000_i1073" DrawAspect="Content" ObjectID="_1851668381" r:id="rId94"/>
+                <o:OLEObject Type="Embed" ProgID="Equation.DSMT4" ShapeID="_x0000_i1073" DrawAspect="Content" ObjectID="_1851832117" r:id="rId94"/>
               </w:object>
             </w:r>
           </w:p>
@@ -8460,10 +8477,10 @@
                 <w:position w:val="-14"/>
               </w:rPr>
               <w:object w:dxaOrig="700" w:dyaOrig="400" w14:anchorId="284B4F6B">
-                <v:shape id="_x0000_i1074" type="#_x0000_t75" style="width:35.25pt;height:20.25pt" o:ole="">
+                <v:shape id="_x0000_i1074" type="#_x0000_t75" style="width:35.6pt;height:20.35pt" o:ole="">
                   <v:imagedata r:id="rId95" o:title=""/>
                 </v:shape>
-                <o:OLEObject Type="Embed" ProgID="Equation.DSMT4" ShapeID="_x0000_i1074" DrawAspect="Content" ObjectID="_1851668382" r:id="rId96"/>
+                <o:OLEObject Type="Embed" ProgID="Equation.DSMT4" ShapeID="_x0000_i1074" DrawAspect="Content" ObjectID="_1851832118" r:id="rId96"/>
               </w:object>
             </w:r>
           </w:p>
@@ -8545,10 +8562,10 @@
                 <w:position w:val="-6"/>
               </w:rPr>
               <w:object w:dxaOrig="240" w:dyaOrig="220" w14:anchorId="0C9EA1C7">
-                <v:shape id="_x0000_i1075" type="#_x0000_t75" style="width:12pt;height:11.25pt" o:ole="">
+                <v:shape id="_x0000_i1075" type="#_x0000_t75" style="width:11.85pt;height:11pt" o:ole="">
                   <v:imagedata r:id="rId93" o:title=""/>
                 </v:shape>
-                <o:OLEObject Type="Embed" ProgID="Equation.DSMT4" ShapeID="_x0000_i1075" DrawAspect="Content" ObjectID="_1851668383" r:id="rId97"/>
+                <o:OLEObject Type="Embed" ProgID="Equation.DSMT4" ShapeID="_x0000_i1075" DrawAspect="Content" ObjectID="_1851832119" r:id="rId97"/>
               </w:object>
             </w:r>
           </w:p>
@@ -8596,10 +8613,10 @@
                 <w:position w:val="-14"/>
               </w:rPr>
               <w:object w:dxaOrig="700" w:dyaOrig="400" w14:anchorId="41B5196C">
-                <v:shape id="_x0000_i1076" type="#_x0000_t75" style="width:35.25pt;height:20.25pt" o:ole="">
+                <v:shape id="_x0000_i1076" type="#_x0000_t75" style="width:35.6pt;height:20.35pt" o:ole="">
                   <v:imagedata r:id="rId98" o:title=""/>
                 </v:shape>
-                <o:OLEObject Type="Embed" ProgID="Equation.DSMT4" ShapeID="_x0000_i1076" DrawAspect="Content" ObjectID="_1851668384" r:id="rId99"/>
+                <o:OLEObject Type="Embed" ProgID="Equation.DSMT4" ShapeID="_x0000_i1076" DrawAspect="Content" ObjectID="_1851832120" r:id="rId99"/>
               </w:object>
             </w:r>
           </w:p>
@@ -8681,10 +8698,10 @@
                 <w:position w:val="-12"/>
               </w:rPr>
               <w:object w:dxaOrig="279" w:dyaOrig="360" w14:anchorId="238D8460">
-                <v:shape id="_x0000_i1077" type="#_x0000_t75" style="width:13.5pt;height:18pt" o:ole="">
+                <v:shape id="_x0000_i1077" type="#_x0000_t75" style="width:13.55pt;height:17.8pt" o:ole="">
                   <v:imagedata r:id="rId100" o:title=""/>
                 </v:shape>
-                <o:OLEObject Type="Embed" ProgID="Equation.DSMT4" ShapeID="_x0000_i1077" DrawAspect="Content" ObjectID="_1851668385" r:id="rId101"/>
+                <o:OLEObject Type="Embed" ProgID="Equation.DSMT4" ShapeID="_x0000_i1077" DrawAspect="Content" ObjectID="_1851832121" r:id="rId101"/>
               </w:object>
             </w:r>
           </w:p>
@@ -8729,10 +8746,10 @@
             </w:pPr>
             <w:r>
               <w:object w:dxaOrig="340" w:dyaOrig="300" w14:anchorId="311161D7">
-                <v:shape id="_x0000_i1078" type="#_x0000_t75" style="width:21.75pt;height:14.25pt" o:ole="">
+                <v:shape id="_x0000_i1078" type="#_x0000_t75" style="width:22pt;height:14.4pt" o:ole="">
                   <v:imagedata r:id="rId54" o:title=""/>
                 </v:shape>
-                <o:OLEObject Type="Embed" ProgID="Equation.DSMT4" ShapeID="_x0000_i1078" DrawAspect="Content" ObjectID="_1851668386" r:id="rId102"/>
+                <o:OLEObject Type="Embed" ProgID="Equation.DSMT4" ShapeID="_x0000_i1078" DrawAspect="Content" ObjectID="_1851832122" r:id="rId102"/>
               </w:object>
             </w:r>
           </w:p>
@@ -8805,10 +8822,10 @@
                 <w:position w:val="-12"/>
               </w:rPr>
               <w:object w:dxaOrig="260" w:dyaOrig="380" w14:anchorId="6054785B">
-                <v:shape id="_x0000_i1079" type="#_x0000_t75" style="width:12.75pt;height:18.75pt" o:ole="">
+                <v:shape id="_x0000_i1079" type="#_x0000_t75" style="width:12.7pt;height:18.65pt" o:ole="">
                   <v:imagedata r:id="rId103" o:title=""/>
                 </v:shape>
-                <o:OLEObject Type="Embed" ProgID="Equation.DSMT4" ShapeID="_x0000_i1079" DrawAspect="Content" ObjectID="_1851668387" r:id="rId104"/>
+                <o:OLEObject Type="Embed" ProgID="Equation.DSMT4" ShapeID="_x0000_i1079" DrawAspect="Content" ObjectID="_1851832123" r:id="rId104"/>
               </w:object>
             </w:r>
           </w:p>
@@ -8855,10 +8872,10 @@
             </w:pPr>
             <w:r>
               <w:object w:dxaOrig="340" w:dyaOrig="300" w14:anchorId="0EBDE911">
-                <v:shape id="_x0000_i1080" type="#_x0000_t75" style="width:21.75pt;height:14.25pt" o:ole="">
+                <v:shape id="_x0000_i1080" type="#_x0000_t75" style="width:22pt;height:14.4pt" o:ole="">
                   <v:imagedata r:id="rId54" o:title=""/>
                 </v:shape>
-                <o:OLEObject Type="Embed" ProgID="Equation.DSMT4" ShapeID="_x0000_i1080" DrawAspect="Content" ObjectID="_1851668388" r:id="rId105"/>
+                <o:OLEObject Type="Embed" ProgID="Equation.DSMT4" ShapeID="_x0000_i1080" DrawAspect="Content" ObjectID="_1851832124" r:id="rId105"/>
               </w:object>
             </w:r>
           </w:p>
@@ -8940,10 +8957,10 @@
                 <w:position w:val="-12"/>
               </w:rPr>
               <w:object w:dxaOrig="240" w:dyaOrig="380" w14:anchorId="56BA1A80">
-                <v:shape id="_x0000_i1081" type="#_x0000_t75" style="width:12pt;height:18.75pt" o:ole="">
+                <v:shape id="_x0000_i1081" type="#_x0000_t75" style="width:11.85pt;height:18.65pt" o:ole="">
                   <v:imagedata r:id="rId106" o:title=""/>
                 </v:shape>
-                <o:OLEObject Type="Embed" ProgID="Equation.DSMT4" ShapeID="_x0000_i1081" DrawAspect="Content" ObjectID="_1851668389" r:id="rId107"/>
+                <o:OLEObject Type="Embed" ProgID="Equation.DSMT4" ShapeID="_x0000_i1081" DrawAspect="Content" ObjectID="_1851832125" r:id="rId107"/>
               </w:object>
             </w:r>
           </w:p>
@@ -8993,10 +9010,10 @@
                 <w:position w:val="-14"/>
               </w:rPr>
               <w:object w:dxaOrig="499" w:dyaOrig="400" w14:anchorId="38596C39">
-                <v:shape id="_x0000_i1082" type="#_x0000_t75" style="width:32.25pt;height:18.75pt" o:ole="">
+                <v:shape id="_x0000_i1082" type="#_x0000_t75" style="width:32.2pt;height:18.65pt" o:ole="">
                   <v:imagedata r:id="rId108" o:title=""/>
                 </v:shape>
-                <o:OLEObject Type="Embed" ProgID="Equation.DSMT4" ShapeID="_x0000_i1082" DrawAspect="Content" ObjectID="_1851668390" r:id="rId109"/>
+                <o:OLEObject Type="Embed" ProgID="Equation.DSMT4" ShapeID="_x0000_i1082" DrawAspect="Content" ObjectID="_1851832126" r:id="rId109"/>
               </w:object>
             </w:r>
           </w:p>
@@ -9078,10 +9095,10 @@
                 <w:position w:val="-12"/>
               </w:rPr>
               <w:object w:dxaOrig="300" w:dyaOrig="380" w14:anchorId="6EFCC89A">
-                <v:shape id="_x0000_i1083" type="#_x0000_t75" style="width:15pt;height:18.75pt" o:ole="">
+                <v:shape id="_x0000_i1083" type="#_x0000_t75" style="width:15.25pt;height:18.65pt" o:ole="">
                   <v:imagedata r:id="rId110" o:title=""/>
                 </v:shape>
-                <o:OLEObject Type="Embed" ProgID="Equation.DSMT4" ShapeID="_x0000_i1083" DrawAspect="Content" ObjectID="_1851668391" r:id="rId111"/>
+                <o:OLEObject Type="Embed" ProgID="Equation.DSMT4" ShapeID="_x0000_i1083" DrawAspect="Content" ObjectID="_1851832127" r:id="rId111"/>
               </w:object>
             </w:r>
           </w:p>
@@ -9134,10 +9151,10 @@
                 <w:position w:val="-4"/>
               </w:rPr>
               <w:object w:dxaOrig="340" w:dyaOrig="300" w14:anchorId="028653BA">
-                <v:shape id="_x0000_i1084" type="#_x0000_t75" style="width:21.75pt;height:14.25pt" o:ole="">
+                <v:shape id="_x0000_i1084" type="#_x0000_t75" style="width:22pt;height:14.4pt" o:ole="">
                   <v:imagedata r:id="rId54" o:title=""/>
                 </v:shape>
-                <o:OLEObject Type="Embed" ProgID="Equation.DSMT4" ShapeID="_x0000_i1084" DrawAspect="Content" ObjectID="_1851668392" r:id="rId112"/>
+                <o:OLEObject Type="Embed" ProgID="Equation.DSMT4" ShapeID="_x0000_i1084" DrawAspect="Content" ObjectID="_1851832128" r:id="rId112"/>
               </w:object>
             </w:r>
           </w:p>
@@ -9213,10 +9230,10 @@
                 <w:position w:val="-12"/>
               </w:rPr>
               <w:object w:dxaOrig="260" w:dyaOrig="360" w14:anchorId="361F6013">
-                <v:shape id="_x0000_i1085" type="#_x0000_t75" style="width:13.5pt;height:18pt" o:ole="">
+                <v:shape id="_x0000_i1085" type="#_x0000_t75" style="width:13.55pt;height:17.8pt" o:ole="">
                   <v:imagedata r:id="rId113" o:title=""/>
                 </v:shape>
-                <o:OLEObject Type="Embed" ProgID="Equation.DSMT4" ShapeID="_x0000_i1085" DrawAspect="Content" ObjectID="_1851668393" r:id="rId114"/>
+                <o:OLEObject Type="Embed" ProgID="Equation.DSMT4" ShapeID="_x0000_i1085" DrawAspect="Content" ObjectID="_1851832129" r:id="rId114"/>
               </w:object>
             </w:r>
           </w:p>
@@ -9266,10 +9283,10 @@
                 <w:position w:val="-4"/>
               </w:rPr>
               <w:object w:dxaOrig="340" w:dyaOrig="300" w14:anchorId="55E9A98C">
-                <v:shape id="_x0000_i1086" type="#_x0000_t75" style="width:21.75pt;height:14.25pt" o:ole="">
+                <v:shape id="_x0000_i1086" type="#_x0000_t75" style="width:22pt;height:14.4pt" o:ole="">
                   <v:imagedata r:id="rId54" o:title=""/>
                 </v:shape>
-                <o:OLEObject Type="Embed" ProgID="Equation.DSMT4" ShapeID="_x0000_i1086" DrawAspect="Content" ObjectID="_1851668394" r:id="rId115"/>
+                <o:OLEObject Type="Embed" ProgID="Equation.DSMT4" ShapeID="_x0000_i1086" DrawAspect="Content" ObjectID="_1851832130" r:id="rId115"/>
               </w:object>
             </w:r>
           </w:p>
@@ -9351,10 +9368,10 @@
                 <w:position w:val="-12"/>
               </w:rPr>
               <w:object w:dxaOrig="300" w:dyaOrig="380" w14:anchorId="7CE042C0">
-                <v:shape id="_x0000_i1087" type="#_x0000_t75" style="width:15pt;height:18.75pt" o:ole="">
+                <v:shape id="_x0000_i1087" type="#_x0000_t75" style="width:15.25pt;height:18.65pt" o:ole="">
                   <v:imagedata r:id="rId116" o:title=""/>
                 </v:shape>
-                <o:OLEObject Type="Embed" ProgID="Equation.DSMT4" ShapeID="_x0000_i1087" DrawAspect="Content" ObjectID="_1851668395" r:id="rId117"/>
+                <o:OLEObject Type="Embed" ProgID="Equation.DSMT4" ShapeID="_x0000_i1087" DrawAspect="Content" ObjectID="_1851832131" r:id="rId117"/>
               </w:object>
             </w:r>
           </w:p>
@@ -9404,10 +9421,10 @@
                 <w:position w:val="-4"/>
               </w:rPr>
               <w:object w:dxaOrig="340" w:dyaOrig="300" w14:anchorId="259CCC09">
-                <v:shape id="_x0000_i1088" type="#_x0000_t75" style="width:21.75pt;height:14.25pt" o:ole="">
+                <v:shape id="_x0000_i1088" type="#_x0000_t75" style="width:22pt;height:14.4pt" o:ole="">
                   <v:imagedata r:id="rId54" o:title=""/>
                 </v:shape>
-                <o:OLEObject Type="Embed" ProgID="Equation.DSMT4" ShapeID="_x0000_i1088" DrawAspect="Content" ObjectID="_1851668396" r:id="rId118"/>
+                <o:OLEObject Type="Embed" ProgID="Equation.DSMT4" ShapeID="_x0000_i1088" DrawAspect="Content" ObjectID="_1851832132" r:id="rId118"/>
               </w:object>
             </w:r>
           </w:p>
@@ -9489,10 +9506,10 @@
                 <w:position w:val="-12"/>
               </w:rPr>
               <w:object w:dxaOrig="580" w:dyaOrig="360" w14:anchorId="7115A47A">
-                <v:shape id="_x0000_i1089" type="#_x0000_t75" style="width:28.5pt;height:18pt" o:ole="">
+                <v:shape id="_x0000_i1089" type="#_x0000_t75" style="width:28.8pt;height:17.8pt" o:ole="">
                   <v:imagedata r:id="rId119" o:title=""/>
                 </v:shape>
-                <o:OLEObject Type="Embed" ProgID="Equation.DSMT4" ShapeID="_x0000_i1089" DrawAspect="Content" ObjectID="_1851668397" r:id="rId120"/>
+                <o:OLEObject Type="Embed" ProgID="Equation.DSMT4" ShapeID="_x0000_i1089" DrawAspect="Content" ObjectID="_1851832133" r:id="rId120"/>
               </w:object>
             </w:r>
           </w:p>
@@ -9542,10 +9559,10 @@
                 <w:position w:val="-4"/>
               </w:rPr>
               <w:object w:dxaOrig="340" w:dyaOrig="300" w14:anchorId="456E87A9">
-                <v:shape id="_x0000_i1090" type="#_x0000_t75" style="width:21.75pt;height:14.25pt" o:ole="">
+                <v:shape id="_x0000_i1090" type="#_x0000_t75" style="width:22pt;height:14.4pt" o:ole="">
                   <v:imagedata r:id="rId54" o:title=""/>
                 </v:shape>
-                <o:OLEObject Type="Embed" ProgID="Equation.DSMT4" ShapeID="_x0000_i1090" DrawAspect="Content" ObjectID="_1851668398" r:id="rId121"/>
+                <o:OLEObject Type="Embed" ProgID="Equation.DSMT4" ShapeID="_x0000_i1090" DrawAspect="Content" ObjectID="_1851832134" r:id="rId121"/>
               </w:object>
             </w:r>
           </w:p>
@@ -9618,10 +9635,10 @@
                 <w:position w:val="-12"/>
               </w:rPr>
               <w:object w:dxaOrig="220" w:dyaOrig="360" w14:anchorId="6F7E0444">
-                <v:shape id="_x0000_i1091" type="#_x0000_t75" style="width:11.25pt;height:18pt" o:ole="">
+                <v:shape id="_x0000_i1091" type="#_x0000_t75" style="width:11pt;height:17.8pt" o:ole="">
                   <v:imagedata r:id="rId122" o:title=""/>
                 </v:shape>
-                <o:OLEObject Type="Embed" ProgID="Equation.DSMT4" ShapeID="_x0000_i1091" DrawAspect="Content" ObjectID="_1851668399" r:id="rId123"/>
+                <o:OLEObject Type="Embed" ProgID="Equation.DSMT4" ShapeID="_x0000_i1091" DrawAspect="Content" ObjectID="_1851832135" r:id="rId123"/>
               </w:object>
             </w:r>
           </w:p>
@@ -9671,10 +9688,10 @@
                 <w:position w:val="-4"/>
               </w:rPr>
               <w:object w:dxaOrig="340" w:dyaOrig="300" w14:anchorId="0714D049">
-                <v:shape id="_x0000_i1092" type="#_x0000_t75" style="width:21.75pt;height:14.25pt" o:ole="">
+                <v:shape id="_x0000_i1092" type="#_x0000_t75" style="width:22pt;height:14.4pt" o:ole="">
                   <v:imagedata r:id="rId54" o:title=""/>
                 </v:shape>
-                <o:OLEObject Type="Embed" ProgID="Equation.DSMT4" ShapeID="_x0000_i1092" DrawAspect="Content" ObjectID="_1851668400" r:id="rId124"/>
+                <o:OLEObject Type="Embed" ProgID="Equation.DSMT4" ShapeID="_x0000_i1092" DrawAspect="Content" ObjectID="_1851832136" r:id="rId124"/>
               </w:object>
             </w:r>
           </w:p>
@@ -9747,10 +9764,10 @@
                 <w:position w:val="-12"/>
               </w:rPr>
               <w:object w:dxaOrig="279" w:dyaOrig="380" w14:anchorId="02DC5BBF">
-                <v:shape id="_x0000_i1093" type="#_x0000_t75" style="width:13.5pt;height:19.5pt" o:ole="">
+                <v:shape id="_x0000_i1093" type="#_x0000_t75" style="width:13.55pt;height:19.5pt" o:ole="">
                   <v:imagedata r:id="rId125" o:title=""/>
                 </v:shape>
-                <o:OLEObject Type="Embed" ProgID="Equation.DSMT4" ShapeID="_x0000_i1093" DrawAspect="Content" ObjectID="_1851668401" r:id="rId126"/>
+                <o:OLEObject Type="Embed" ProgID="Equation.DSMT4" ShapeID="_x0000_i1093" DrawAspect="Content" ObjectID="_1851832137" r:id="rId126"/>
               </w:object>
             </w:r>
           </w:p>
@@ -9800,10 +9817,10 @@
                 <w:position w:val="-4"/>
               </w:rPr>
               <w:object w:dxaOrig="340" w:dyaOrig="300" w14:anchorId="63F22107">
-                <v:shape id="_x0000_i1094" type="#_x0000_t75" style="width:21.75pt;height:14.25pt" o:ole="">
+                <v:shape id="_x0000_i1094" type="#_x0000_t75" style="width:22pt;height:14.4pt" o:ole="">
                   <v:imagedata r:id="rId54" o:title=""/>
                 </v:shape>
-                <o:OLEObject Type="Embed" ProgID="Equation.DSMT4" ShapeID="_x0000_i1094" DrawAspect="Content" ObjectID="_1851668402" r:id="rId127"/>
+                <o:OLEObject Type="Embed" ProgID="Equation.DSMT4" ShapeID="_x0000_i1094" DrawAspect="Content" ObjectID="_1851832138" r:id="rId127"/>
               </w:object>
             </w:r>
           </w:p>
@@ -9885,10 +9902,10 @@
                 <w:position w:val="-12"/>
               </w:rPr>
               <w:object w:dxaOrig="320" w:dyaOrig="380" w14:anchorId="2D82C9A8">
-                <v:shape id="_x0000_i1095" type="#_x0000_t75" style="width:15.75pt;height:19.5pt" o:ole="">
+                <v:shape id="_x0000_i1095" type="#_x0000_t75" style="width:16.1pt;height:19.5pt" o:ole="">
                   <v:imagedata r:id="rId128" o:title=""/>
                 </v:shape>
-                <o:OLEObject Type="Embed" ProgID="Equation.DSMT4" ShapeID="_x0000_i1095" DrawAspect="Content" ObjectID="_1851668403" r:id="rId129"/>
+                <o:OLEObject Type="Embed" ProgID="Equation.DSMT4" ShapeID="_x0000_i1095" DrawAspect="Content" ObjectID="_1851832139" r:id="rId129"/>
               </w:object>
             </w:r>
           </w:p>
@@ -9941,10 +9958,10 @@
                 <w:position w:val="-4"/>
               </w:rPr>
               <w:object w:dxaOrig="340" w:dyaOrig="300" w14:anchorId="456C8B47">
-                <v:shape id="_x0000_i1096" type="#_x0000_t75" style="width:21.75pt;height:14.25pt" o:ole="">
+                <v:shape id="_x0000_i1096" type="#_x0000_t75" style="width:22pt;height:14.4pt" o:ole="">
                   <v:imagedata r:id="rId54" o:title=""/>
                 </v:shape>
-                <o:OLEObject Type="Embed" ProgID="Equation.DSMT4" ShapeID="_x0000_i1096" DrawAspect="Content" ObjectID="_1851668404" r:id="rId130"/>
+                <o:OLEObject Type="Embed" ProgID="Equation.DSMT4" ShapeID="_x0000_i1096" DrawAspect="Content" ObjectID="_1851832140" r:id="rId130"/>
               </w:object>
             </w:r>
           </w:p>
@@ -10026,10 +10043,10 @@
                 <w:position w:val="-12"/>
               </w:rPr>
               <w:object w:dxaOrig="220" w:dyaOrig="360" w14:anchorId="40770B90">
-                <v:shape id="_x0000_i1097" type="#_x0000_t75" style="width:10.5pt;height:18pt" o:ole="">
+                <v:shape id="_x0000_i1097" type="#_x0000_t75" style="width:10.15pt;height:17.8pt" o:ole="">
                   <v:imagedata r:id="rId131" o:title=""/>
                 </v:shape>
-                <o:OLEObject Type="Embed" ProgID="Equation.DSMT4" ShapeID="_x0000_i1097" DrawAspect="Content" ObjectID="_1851668405" r:id="rId132"/>
+                <o:OLEObject Type="Embed" ProgID="Equation.DSMT4" ShapeID="_x0000_i1097" DrawAspect="Content" ObjectID="_1851832141" r:id="rId132"/>
               </w:object>
             </w:r>
           </w:p>
@@ -10079,10 +10096,10 @@
                 <w:position w:val="-4"/>
               </w:rPr>
               <w:object w:dxaOrig="340" w:dyaOrig="300" w14:anchorId="32035C4B">
-                <v:shape id="_x0000_i1098" type="#_x0000_t75" style="width:21.75pt;height:14.25pt" o:ole="">
+                <v:shape id="_x0000_i1098" type="#_x0000_t75" style="width:22pt;height:14.4pt" o:ole="">
                   <v:imagedata r:id="rId54" o:title=""/>
                 </v:shape>
-                <o:OLEObject Type="Embed" ProgID="Equation.DSMT4" ShapeID="_x0000_i1098" DrawAspect="Content" ObjectID="_1851668406" r:id="rId133"/>
+                <o:OLEObject Type="Embed" ProgID="Equation.DSMT4" ShapeID="_x0000_i1098" DrawAspect="Content" ObjectID="_1851832142" r:id="rId133"/>
               </w:object>
             </w:r>
           </w:p>
@@ -10164,10 +10181,10 @@
                 <w:position w:val="-12"/>
               </w:rPr>
               <w:object w:dxaOrig="200" w:dyaOrig="360" w14:anchorId="45F87FF0">
-                <v:shape id="_x0000_i1099" type="#_x0000_t75" style="width:9.75pt;height:18pt" o:ole="">
+                <v:shape id="_x0000_i1099" type="#_x0000_t75" style="width:10.15pt;height:17.8pt" o:ole="">
                   <v:imagedata r:id="rId134" o:title=""/>
                 </v:shape>
-                <o:OLEObject Type="Embed" ProgID="Equation.DSMT4" ShapeID="_x0000_i1099" DrawAspect="Content" ObjectID="_1851668407" r:id="rId135"/>
+                <o:OLEObject Type="Embed" ProgID="Equation.DSMT4" ShapeID="_x0000_i1099" DrawAspect="Content" ObjectID="_1851832143" r:id="rId135"/>
               </w:object>
             </w:r>
           </w:p>
@@ -10217,10 +10234,10 @@
                 <w:position w:val="-4"/>
               </w:rPr>
               <w:object w:dxaOrig="340" w:dyaOrig="300" w14:anchorId="6950FA18">
-                <v:shape id="_x0000_i1100" type="#_x0000_t75" style="width:21.75pt;height:14.25pt" o:ole="">
+                <v:shape id="_x0000_i1100" type="#_x0000_t75" style="width:22pt;height:14.4pt" o:ole="">
                   <v:imagedata r:id="rId54" o:title=""/>
                 </v:shape>
-                <o:OLEObject Type="Embed" ProgID="Equation.DSMT4" ShapeID="_x0000_i1100" DrawAspect="Content" ObjectID="_1851668408" r:id="rId136"/>
+                <o:OLEObject Type="Embed" ProgID="Equation.DSMT4" ShapeID="_x0000_i1100" DrawAspect="Content" ObjectID="_1851832144" r:id="rId136"/>
               </w:object>
             </w:r>
           </w:p>
@@ -10586,10 +10603,10 @@
                 <w:position w:val="-12"/>
               </w:rPr>
               <w:object w:dxaOrig="300" w:dyaOrig="360" w14:anchorId="160E878E">
-                <v:shape id="_x0000_i1101" type="#_x0000_t75" style="width:15pt;height:18pt" o:ole="">
+                <v:shape id="_x0000_i1101" type="#_x0000_t75" style="width:15.25pt;height:17.8pt" o:ole="">
                   <v:imagedata r:id="rId137" o:title=""/>
                 </v:shape>
-                <o:OLEObject Type="Embed" ProgID="Equation.DSMT4" ShapeID="_x0000_i1101" DrawAspect="Content" ObjectID="_1851668409" r:id="rId138"/>
+                <o:OLEObject Type="Embed" ProgID="Equation.DSMT4" ShapeID="_x0000_i1101" DrawAspect="Content" ObjectID="_1851832145" r:id="rId138"/>
               </w:object>
             </w:r>
           </w:p>
@@ -10634,10 +10651,10 @@
                 <w:position w:val="-4"/>
               </w:rPr>
               <w:object w:dxaOrig="260" w:dyaOrig="260" w14:anchorId="142668A8">
-                <v:shape id="_x0000_i1102" type="#_x0000_t75" style="width:17.25pt;height:12pt" o:ole="">
+                <v:shape id="_x0000_i1102" type="#_x0000_t75" style="width:16.95pt;height:11.85pt" o:ole="">
                   <v:imagedata r:id="rId139" o:title=""/>
                 </v:shape>
-                <o:OLEObject Type="Embed" ProgID="Equation.DSMT4" ShapeID="_x0000_i1102" DrawAspect="Content" ObjectID="_1851668410" r:id="rId140"/>
+                <o:OLEObject Type="Embed" ProgID="Equation.DSMT4" ShapeID="_x0000_i1102" DrawAspect="Content" ObjectID="_1851832146" r:id="rId140"/>
               </w:object>
             </w:r>
           </w:p>
@@ -10705,10 +10722,10 @@
                 <w:position w:val="-12"/>
               </w:rPr>
               <w:object w:dxaOrig="260" w:dyaOrig="360" w14:anchorId="3F5CB97B">
-                <v:shape id="_x0000_i1103" type="#_x0000_t75" style="width:13.5pt;height:18pt" o:ole="">
+                <v:shape id="_x0000_i1103" type="#_x0000_t75" style="width:13.55pt;height:17.8pt" o:ole="">
                   <v:imagedata r:id="rId141" o:title=""/>
                 </v:shape>
-                <o:OLEObject Type="Embed" ProgID="Equation.DSMT4" ShapeID="_x0000_i1103" DrawAspect="Content" ObjectID="_1851668411" r:id="rId142"/>
+                <o:OLEObject Type="Embed" ProgID="Equation.DSMT4" ShapeID="_x0000_i1103" DrawAspect="Content" ObjectID="_1851832147" r:id="rId142"/>
               </w:object>
             </w:r>
           </w:p>
@@ -10753,10 +10770,10 @@
                 <w:position w:val="-4"/>
               </w:rPr>
               <w:object w:dxaOrig="260" w:dyaOrig="260" w14:anchorId="5CAD7892">
-                <v:shape id="_x0000_i1104" type="#_x0000_t75" style="width:17.25pt;height:12pt" o:ole="">
+                <v:shape id="_x0000_i1104" type="#_x0000_t75" style="width:16.95pt;height:11.85pt" o:ole="">
                   <v:imagedata r:id="rId139" o:title=""/>
                 </v:shape>
-                <o:OLEObject Type="Embed" ProgID="Equation.DSMT4" ShapeID="_x0000_i1104" DrawAspect="Content" ObjectID="_1851668412" r:id="rId143"/>
+                <o:OLEObject Type="Embed" ProgID="Equation.DSMT4" ShapeID="_x0000_i1104" DrawAspect="Content" ObjectID="_1851832148" r:id="rId143"/>
               </w:object>
             </w:r>
           </w:p>
@@ -10824,10 +10841,10 @@
                 <w:position w:val="-12"/>
               </w:rPr>
               <w:object w:dxaOrig="499" w:dyaOrig="360" w14:anchorId="263F1FB3">
-                <v:shape id="_x0000_i1105" type="#_x0000_t75" style="width:25.5pt;height:18pt" o:ole="">
+                <v:shape id="_x0000_i1105" type="#_x0000_t75" style="width:25.4pt;height:17.8pt" o:ole="">
                   <v:imagedata r:id="rId144" o:title=""/>
                 </v:shape>
-                <o:OLEObject Type="Embed" ProgID="Equation.DSMT4" ShapeID="_x0000_i1105" DrawAspect="Content" ObjectID="_1851668413" r:id="rId145"/>
+                <o:OLEObject Type="Embed" ProgID="Equation.DSMT4" ShapeID="_x0000_i1105" DrawAspect="Content" ObjectID="_1851832149" r:id="rId145"/>
               </w:object>
             </w:r>
           </w:p>
@@ -10872,10 +10889,10 @@
                 <w:position w:val="-4"/>
               </w:rPr>
               <w:object w:dxaOrig="260" w:dyaOrig="260" w14:anchorId="3A74599D">
-                <v:shape id="_x0000_i1106" type="#_x0000_t75" style="width:17.25pt;height:12pt" o:ole="">
+                <v:shape id="_x0000_i1106" type="#_x0000_t75" style="width:16.95pt;height:11.85pt" o:ole="">
                   <v:imagedata r:id="rId139" o:title=""/>
                 </v:shape>
-                <o:OLEObject Type="Embed" ProgID="Equation.DSMT4" ShapeID="_x0000_i1106" DrawAspect="Content" ObjectID="_1851668414" r:id="rId146"/>
+                <o:OLEObject Type="Embed" ProgID="Equation.DSMT4" ShapeID="_x0000_i1106" DrawAspect="Content" ObjectID="_1851832150" r:id="rId146"/>
               </w:object>
             </w:r>
           </w:p>
@@ -10946,10 +10963,10 @@
                 <w:position w:val="-12"/>
               </w:rPr>
               <w:object w:dxaOrig="260" w:dyaOrig="360" w14:anchorId="4DBCDDC8">
-                <v:shape id="_x0000_i1107" type="#_x0000_t75" style="width:12.75pt;height:18pt" o:ole="">
+                <v:shape id="_x0000_i1107" type="#_x0000_t75" style="width:12.7pt;height:17.8pt" o:ole="">
                   <v:imagedata r:id="rId147" o:title=""/>
                 </v:shape>
-                <o:OLEObject Type="Embed" ProgID="Equation.DSMT4" ShapeID="_x0000_i1107" DrawAspect="Content" ObjectID="_1851668415" r:id="rId148"/>
+                <o:OLEObject Type="Embed" ProgID="Equation.DSMT4" ShapeID="_x0000_i1107" DrawAspect="Content" ObjectID="_1851832151" r:id="rId148"/>
               </w:object>
             </w:r>
           </w:p>
@@ -10994,10 +11011,10 @@
                 <w:position w:val="-4"/>
               </w:rPr>
               <w:object w:dxaOrig="260" w:dyaOrig="260" w14:anchorId="10A581E1">
-                <v:shape id="_x0000_i1108" type="#_x0000_t75" style="width:17.25pt;height:12pt" o:ole="">
+                <v:shape id="_x0000_i1108" type="#_x0000_t75" style="width:16.95pt;height:11.85pt" o:ole="">
                   <v:imagedata r:id="rId139" o:title=""/>
                 </v:shape>
-                <o:OLEObject Type="Embed" ProgID="Equation.DSMT4" ShapeID="_x0000_i1108" DrawAspect="Content" ObjectID="_1851668416" r:id="rId149"/>
+                <o:OLEObject Type="Embed" ProgID="Equation.DSMT4" ShapeID="_x0000_i1108" DrawAspect="Content" ObjectID="_1851832152" r:id="rId149"/>
               </w:object>
             </w:r>
           </w:p>
@@ -11065,10 +11082,10 @@
                 <w:position w:val="-12"/>
               </w:rPr>
               <w:object w:dxaOrig="360" w:dyaOrig="360" w14:anchorId="7E681E18">
-                <v:shape id="_x0000_i1109" type="#_x0000_t75" style="width:18pt;height:18pt" o:ole="">
+                <v:shape id="_x0000_i1109" type="#_x0000_t75" style="width:17.8pt;height:17.8pt" o:ole="">
                   <v:imagedata r:id="rId150" o:title=""/>
                 </v:shape>
-                <o:OLEObject Type="Embed" ProgID="Equation.DSMT4" ShapeID="_x0000_i1109" DrawAspect="Content" ObjectID="_1851668417" r:id="rId151"/>
+                <o:OLEObject Type="Embed" ProgID="Equation.DSMT4" ShapeID="_x0000_i1109" DrawAspect="Content" ObjectID="_1851832153" r:id="rId151"/>
               </w:object>
             </w:r>
           </w:p>
@@ -11113,10 +11130,10 @@
                 <w:position w:val="-4"/>
               </w:rPr>
               <w:object w:dxaOrig="260" w:dyaOrig="260" w14:anchorId="44DDA6A5">
-                <v:shape id="_x0000_i1110" type="#_x0000_t75" style="width:17.25pt;height:12pt" o:ole="">
+                <v:shape id="_x0000_i1110" type="#_x0000_t75" style="width:16.95pt;height:11.85pt" o:ole="">
                   <v:imagedata r:id="rId139" o:title=""/>
                 </v:shape>
-                <o:OLEObject Type="Embed" ProgID="Equation.DSMT4" ShapeID="_x0000_i1110" DrawAspect="Content" ObjectID="_1851668418" r:id="rId152"/>
+                <o:OLEObject Type="Embed" ProgID="Equation.DSMT4" ShapeID="_x0000_i1110" DrawAspect="Content" ObjectID="_1851832154" r:id="rId152"/>
               </w:object>
             </w:r>
           </w:p>
@@ -11193,10 +11210,10 @@
                 <w:position w:val="-12"/>
               </w:rPr>
               <w:object w:dxaOrig="260" w:dyaOrig="360" w14:anchorId="10D479EA">
-                <v:shape id="_x0000_i1111" type="#_x0000_t75" style="width:13.5pt;height:18pt" o:ole="">
+                <v:shape id="_x0000_i1111" type="#_x0000_t75" style="width:13.55pt;height:17.8pt" o:ole="">
                   <v:imagedata r:id="rId153" o:title=""/>
                 </v:shape>
-                <o:OLEObject Type="Embed" ProgID="Equation.DSMT4" ShapeID="_x0000_i1111" DrawAspect="Content" ObjectID="_1851668419" r:id="rId154"/>
+                <o:OLEObject Type="Embed" ProgID="Equation.DSMT4" ShapeID="_x0000_i1111" DrawAspect="Content" ObjectID="_1851832155" r:id="rId154"/>
               </w:object>
             </w:r>
           </w:p>
@@ -11241,10 +11258,10 @@
                 <w:position w:val="-4"/>
               </w:rPr>
               <w:object w:dxaOrig="260" w:dyaOrig="260" w14:anchorId="0C50C7BF">
-                <v:shape id="_x0000_i1112" type="#_x0000_t75" style="width:17.25pt;height:12pt" o:ole="">
+                <v:shape id="_x0000_i1112" type="#_x0000_t75" style="width:16.95pt;height:11.85pt" o:ole="">
                   <v:imagedata r:id="rId139" o:title=""/>
                 </v:shape>
-                <o:OLEObject Type="Embed" ProgID="Equation.DSMT4" ShapeID="_x0000_i1112" DrawAspect="Content" ObjectID="_1851668420" r:id="rId155"/>
+                <o:OLEObject Type="Embed" ProgID="Equation.DSMT4" ShapeID="_x0000_i1112" DrawAspect="Content" ObjectID="_1851832156" r:id="rId155"/>
               </w:object>
             </w:r>
           </w:p>
@@ -11321,10 +11338,10 @@
                 <w:position w:val="-12"/>
               </w:rPr>
               <w:object w:dxaOrig="279" w:dyaOrig="360" w14:anchorId="23A813DC">
-                <v:shape id="_x0000_i1113" type="#_x0000_t75" style="width:14.25pt;height:18pt" o:ole="">
+                <v:shape id="_x0000_i1113" type="#_x0000_t75" style="width:14.4pt;height:17.8pt" o:ole="">
                   <v:imagedata r:id="rId156" o:title=""/>
                 </v:shape>
-                <o:OLEObject Type="Embed" ProgID="Equation.DSMT4" ShapeID="_x0000_i1113" DrawAspect="Content" ObjectID="_1851668421" r:id="rId157"/>
+                <o:OLEObject Type="Embed" ProgID="Equation.DSMT4" ShapeID="_x0000_i1113" DrawAspect="Content" ObjectID="_1851832157" r:id="rId157"/>
               </w:object>
             </w:r>
           </w:p>
@@ -11369,10 +11386,10 @@
                 <w:position w:val="-4"/>
               </w:rPr>
               <w:object w:dxaOrig="260" w:dyaOrig="260" w14:anchorId="529D9B91">
-                <v:shape id="_x0000_i1114" type="#_x0000_t75" style="width:17.25pt;height:12pt" o:ole="">
+                <v:shape id="_x0000_i1114" type="#_x0000_t75" style="width:16.95pt;height:11.85pt" o:ole="">
                   <v:imagedata r:id="rId139" o:title=""/>
                 </v:shape>
-                <o:OLEObject Type="Embed" ProgID="Equation.DSMT4" ShapeID="_x0000_i1114" DrawAspect="Content" ObjectID="_1851668422" r:id="rId158"/>
+                <o:OLEObject Type="Embed" ProgID="Equation.DSMT4" ShapeID="_x0000_i1114" DrawAspect="Content" ObjectID="_1851832158" r:id="rId158"/>
               </w:object>
             </w:r>
           </w:p>
@@ -11455,10 +11472,10 @@
                 <w:position w:val="-12"/>
               </w:rPr>
               <w:object w:dxaOrig="279" w:dyaOrig="360" w14:anchorId="15B2F15F">
-                <v:shape id="_x0000_i1115" type="#_x0000_t75" style="width:14.25pt;height:18pt" o:ole="">
+                <v:shape id="_x0000_i1115" type="#_x0000_t75" style="width:14.4pt;height:17.8pt" o:ole="">
                   <v:imagedata r:id="rId159" o:title=""/>
                 </v:shape>
-                <o:OLEObject Type="Embed" ProgID="Equation.DSMT4" ShapeID="_x0000_i1115" DrawAspect="Content" ObjectID="_1851668423" r:id="rId160"/>
+                <o:OLEObject Type="Embed" ProgID="Equation.DSMT4" ShapeID="_x0000_i1115" DrawAspect="Content" ObjectID="_1851832159" r:id="rId160"/>
               </w:object>
             </w:r>
           </w:p>
@@ -11503,10 +11520,10 @@
                 <w:position w:val="-4"/>
               </w:rPr>
               <w:object w:dxaOrig="260" w:dyaOrig="260" w14:anchorId="02CD4658">
-                <v:shape id="_x0000_i1116" type="#_x0000_t75" style="width:17.25pt;height:12pt" o:ole="">
+                <v:shape id="_x0000_i1116" type="#_x0000_t75" style="width:16.95pt;height:11.85pt" o:ole="">
                   <v:imagedata r:id="rId139" o:title=""/>
                 </v:shape>
-                <o:OLEObject Type="Embed" ProgID="Equation.DSMT4" ShapeID="_x0000_i1116" DrawAspect="Content" ObjectID="_1851668424" r:id="rId161"/>
+                <o:OLEObject Type="Embed" ProgID="Equation.DSMT4" ShapeID="_x0000_i1116" DrawAspect="Content" ObjectID="_1851832160" r:id="rId161"/>
               </w:object>
             </w:r>
           </w:p>
@@ -11574,10 +11591,10 @@
                 <w:position w:val="-12"/>
               </w:rPr>
               <w:object w:dxaOrig="440" w:dyaOrig="360" w14:anchorId="6F81BA30">
-                <v:shape id="_x0000_i1117" type="#_x0000_t75" style="width:21.75pt;height:18pt" o:ole="">
+                <v:shape id="_x0000_i1117" type="#_x0000_t75" style="width:22pt;height:17.8pt" o:ole="">
                   <v:imagedata r:id="rId162" o:title=""/>
                 </v:shape>
-                <o:OLEObject Type="Embed" ProgID="Equation.DSMT4" ShapeID="_x0000_i1117" DrawAspect="Content" ObjectID="_1851668425" r:id="rId163"/>
+                <o:OLEObject Type="Embed" ProgID="Equation.DSMT4" ShapeID="_x0000_i1117" DrawAspect="Content" ObjectID="_1851832161" r:id="rId163"/>
               </w:object>
             </w:r>
           </w:p>
@@ -11622,10 +11639,10 @@
                 <w:position w:val="-4"/>
               </w:rPr>
               <w:object w:dxaOrig="260" w:dyaOrig="260" w14:anchorId="1393E34B">
-                <v:shape id="_x0000_i1118" type="#_x0000_t75" style="width:17.25pt;height:12pt" o:ole="">
+                <v:shape id="_x0000_i1118" type="#_x0000_t75" style="width:16.95pt;height:11.85pt" o:ole="">
                   <v:imagedata r:id="rId139" o:title=""/>
                 </v:shape>
-                <o:OLEObject Type="Embed" ProgID="Equation.DSMT4" ShapeID="_x0000_i1118" DrawAspect="Content" ObjectID="_1851668426" r:id="rId164"/>
+                <o:OLEObject Type="Embed" ProgID="Equation.DSMT4" ShapeID="_x0000_i1118" DrawAspect="Content" ObjectID="_1851832162" r:id="rId164"/>
               </w:object>
             </w:r>
           </w:p>
@@ -11693,10 +11710,10 @@
                 <w:position w:val="-12"/>
               </w:rPr>
               <w:object w:dxaOrig="279" w:dyaOrig="360" w14:anchorId="6416CAB7">
-                <v:shape id="_x0000_i1119" type="#_x0000_t75" style="width:13.5pt;height:18pt" o:ole="">
+                <v:shape id="_x0000_i1119" type="#_x0000_t75" style="width:13.55pt;height:17.8pt" o:ole="">
                   <v:imagedata r:id="rId165" o:title=""/>
                 </v:shape>
-                <o:OLEObject Type="Embed" ProgID="Equation.DSMT4" ShapeID="_x0000_i1119" DrawAspect="Content" ObjectID="_1851668427" r:id="rId166"/>
+                <o:OLEObject Type="Embed" ProgID="Equation.DSMT4" ShapeID="_x0000_i1119" DrawAspect="Content" ObjectID="_1851832163" r:id="rId166"/>
               </w:object>
             </w:r>
           </w:p>
@@ -11743,10 +11760,10 @@
                 <w:position w:val="-4"/>
               </w:rPr>
               <w:object w:dxaOrig="260" w:dyaOrig="260" w14:anchorId="3645DEDC">
-                <v:shape id="_x0000_i1120" type="#_x0000_t75" style="width:17.25pt;height:12pt" o:ole="">
+                <v:shape id="_x0000_i1120" type="#_x0000_t75" style="width:16.95pt;height:11.85pt" o:ole="">
                   <v:imagedata r:id="rId139" o:title=""/>
                 </v:shape>
-                <o:OLEObject Type="Embed" ProgID="Equation.DSMT4" ShapeID="_x0000_i1120" DrawAspect="Content" ObjectID="_1851668428" r:id="rId167"/>
+                <o:OLEObject Type="Embed" ProgID="Equation.DSMT4" ShapeID="_x0000_i1120" DrawAspect="Content" ObjectID="_1851832164" r:id="rId167"/>
               </w:object>
             </w:r>
           </w:p>
@@ -11814,10 +11831,10 @@
                 <w:position w:val="-12"/>
               </w:rPr>
               <w:object w:dxaOrig="220" w:dyaOrig="360" w14:anchorId="510D7744">
-                <v:shape id="_x0000_i1121" type="#_x0000_t75" style="width:11.25pt;height:18pt" o:ole="">
+                <v:shape id="_x0000_i1121" type="#_x0000_t75" style="width:11pt;height:17.8pt" o:ole="">
                   <v:imagedata r:id="rId168" o:title=""/>
                 </v:shape>
-                <o:OLEObject Type="Embed" ProgID="Equation.DSMT4" ShapeID="_x0000_i1121" DrawAspect="Content" ObjectID="_1851668429" r:id="rId169"/>
+                <o:OLEObject Type="Embed" ProgID="Equation.DSMT4" ShapeID="_x0000_i1121" DrawAspect="Content" ObjectID="_1851832165" r:id="rId169"/>
               </w:object>
             </w:r>
           </w:p>
@@ -11862,10 +11879,10 @@
                 <w:position w:val="-4"/>
               </w:rPr>
               <w:object w:dxaOrig="260" w:dyaOrig="260" w14:anchorId="6F720068">
-                <v:shape id="_x0000_i1122" type="#_x0000_t75" style="width:17.25pt;height:12pt" o:ole="">
+                <v:shape id="_x0000_i1122" type="#_x0000_t75" style="width:16.95pt;height:11.85pt" o:ole="">
                   <v:imagedata r:id="rId139" o:title=""/>
                 </v:shape>
-                <o:OLEObject Type="Embed" ProgID="Equation.DSMT4" ShapeID="_x0000_i1122" DrawAspect="Content" ObjectID="_1851668430" r:id="rId170"/>
+                <o:OLEObject Type="Embed" ProgID="Equation.DSMT4" ShapeID="_x0000_i1122" DrawAspect="Content" ObjectID="_1851832166" r:id="rId170"/>
               </w:object>
             </w:r>
           </w:p>
@@ -11933,10 +11950,10 @@
                 <w:position w:val="-12"/>
               </w:rPr>
               <w:object w:dxaOrig="480" w:dyaOrig="380" w14:anchorId="43977691">
-                <v:shape id="_x0000_i1123" type="#_x0000_t75" style="width:23.25pt;height:18.75pt" o:ole="">
+                <v:shape id="_x0000_i1123" type="#_x0000_t75" style="width:22.85pt;height:18.65pt" o:ole="">
                   <v:imagedata r:id="rId171" o:title=""/>
                 </v:shape>
-                <o:OLEObject Type="Embed" ProgID="Equation.DSMT4" ShapeID="_x0000_i1123" DrawAspect="Content" ObjectID="_1851668431" r:id="rId172"/>
+                <o:OLEObject Type="Embed" ProgID="Equation.DSMT4" ShapeID="_x0000_i1123" DrawAspect="Content" ObjectID="_1851832167" r:id="rId172"/>
               </w:object>
             </w:r>
           </w:p>
@@ -11986,10 +12003,10 @@
                 <w:position w:val="-4"/>
               </w:rPr>
               <w:object w:dxaOrig="260" w:dyaOrig="260" w14:anchorId="21B314DC">
-                <v:shape id="_x0000_i1124" type="#_x0000_t75" style="width:17.25pt;height:12pt" o:ole="">
+                <v:shape id="_x0000_i1124" type="#_x0000_t75" style="width:16.95pt;height:11.85pt" o:ole="">
                   <v:imagedata r:id="rId139" o:title=""/>
                 </v:shape>
-                <o:OLEObject Type="Embed" ProgID="Equation.DSMT4" ShapeID="_x0000_i1124" DrawAspect="Content" ObjectID="_1851668432" r:id="rId173"/>
+                <o:OLEObject Type="Embed" ProgID="Equation.DSMT4" ShapeID="_x0000_i1124" DrawAspect="Content" ObjectID="_1851832168" r:id="rId173"/>
               </w:object>
             </w:r>
           </w:p>
@@ -12057,10 +12074,10 @@
                 <w:position w:val="-12"/>
               </w:rPr>
               <w:object w:dxaOrig="460" w:dyaOrig="380" w14:anchorId="5DB19FF9">
-                <v:shape id="_x0000_i1125" type="#_x0000_t75" style="width:22.5pt;height:18.75pt" o:ole="">
+                <v:shape id="_x0000_i1125" type="#_x0000_t75" style="width:22.85pt;height:18.65pt" o:ole="">
                   <v:imagedata r:id="rId174" o:title=""/>
                 </v:shape>
-                <o:OLEObject Type="Embed" ProgID="Equation.DSMT4" ShapeID="_x0000_i1125" DrawAspect="Content" ObjectID="_1851668433" r:id="rId175"/>
+                <o:OLEObject Type="Embed" ProgID="Equation.DSMT4" ShapeID="_x0000_i1125" DrawAspect="Content" ObjectID="_1851832169" r:id="rId175"/>
               </w:object>
             </w:r>
           </w:p>
@@ -12110,10 +12127,10 @@
                 <w:position w:val="-4"/>
               </w:rPr>
               <w:object w:dxaOrig="260" w:dyaOrig="260" w14:anchorId="00373AA1">
-                <v:shape id="_x0000_i1126" type="#_x0000_t75" style="width:17.25pt;height:12pt" o:ole="">
+                <v:shape id="_x0000_i1126" type="#_x0000_t75" style="width:16.95pt;height:11.85pt" o:ole="">
                   <v:imagedata r:id="rId139" o:title=""/>
                 </v:shape>
-                <o:OLEObject Type="Embed" ProgID="Equation.DSMT4" ShapeID="_x0000_i1126" DrawAspect="Content" ObjectID="_1851668434" r:id="rId176"/>
+                <o:OLEObject Type="Embed" ProgID="Equation.DSMT4" ShapeID="_x0000_i1126" DrawAspect="Content" ObjectID="_1851832170" r:id="rId176"/>
               </w:object>
             </w:r>
           </w:p>
@@ -12181,10 +12198,10 @@
                 <w:position w:val="-12"/>
               </w:rPr>
               <w:object w:dxaOrig="460" w:dyaOrig="380" w14:anchorId="6D948588">
-                <v:shape id="_x0000_i1127" type="#_x0000_t75" style="width:23.25pt;height:19.5pt" o:ole="">
+                <v:shape id="_x0000_i1127" type="#_x0000_t75" style="width:22.85pt;height:19.5pt" o:ole="">
                   <v:imagedata r:id="rId177" o:title=""/>
                 </v:shape>
-                <o:OLEObject Type="Embed" ProgID="Equation.DSMT4" ShapeID="_x0000_i1127" DrawAspect="Content" ObjectID="_1851668435" r:id="rId178"/>
+                <o:OLEObject Type="Embed" ProgID="Equation.DSMT4" ShapeID="_x0000_i1127" DrawAspect="Content" ObjectID="_1851832171" r:id="rId178"/>
               </w:object>
             </w:r>
           </w:p>
@@ -12234,10 +12251,10 @@
                 <w:position w:val="-4"/>
               </w:rPr>
               <w:object w:dxaOrig="260" w:dyaOrig="260" w14:anchorId="5870E36E">
-                <v:shape id="_x0000_i1128" type="#_x0000_t75" style="width:17.25pt;height:12pt" o:ole="">
+                <v:shape id="_x0000_i1128" type="#_x0000_t75" style="width:16.95pt;height:11.85pt" o:ole="">
                   <v:imagedata r:id="rId139" o:title=""/>
                 </v:shape>
-                <o:OLEObject Type="Embed" ProgID="Equation.DSMT4" ShapeID="_x0000_i1128" DrawAspect="Content" ObjectID="_1851668436" r:id="rId179"/>
+                <o:OLEObject Type="Embed" ProgID="Equation.DSMT4" ShapeID="_x0000_i1128" DrawAspect="Content" ObjectID="_1851832172" r:id="rId179"/>
               </w:object>
             </w:r>
           </w:p>
@@ -12308,7 +12325,7 @@
                 <v:shape id="_x0000_i1129" type="#_x0000_t75" style="width:26.25pt;height:19.5pt" o:ole="">
                   <v:imagedata r:id="rId180" o:title=""/>
                 </v:shape>
-                <o:OLEObject Type="Embed" ProgID="Equation.DSMT4" ShapeID="_x0000_i1129" DrawAspect="Content" ObjectID="_1851668437" r:id="rId181"/>
+                <o:OLEObject Type="Embed" ProgID="Equation.DSMT4" ShapeID="_x0000_i1129" DrawAspect="Content" ObjectID="_1851832173" r:id="rId181"/>
               </w:object>
             </w:r>
           </w:p>
@@ -12358,10 +12375,10 @@
                 <w:position w:val="-4"/>
               </w:rPr>
               <w:object w:dxaOrig="260" w:dyaOrig="260" w14:anchorId="671CF41C">
-                <v:shape id="_x0000_i1130" type="#_x0000_t75" style="width:17.25pt;height:12pt" o:ole="">
+                <v:shape id="_x0000_i1130" type="#_x0000_t75" style="width:16.95pt;height:11.85pt" o:ole="">
                   <v:imagedata r:id="rId139" o:title=""/>
                 </v:shape>
-                <o:OLEObject Type="Embed" ProgID="Equation.DSMT4" ShapeID="_x0000_i1130" DrawAspect="Content" ObjectID="_1851668438" r:id="rId182"/>
+                <o:OLEObject Type="Embed" ProgID="Equation.DSMT4" ShapeID="_x0000_i1130" DrawAspect="Content" ObjectID="_1851832174" r:id="rId182"/>
               </w:object>
             </w:r>
           </w:p>
@@ -12429,10 +12446,10 @@
                 <w:position w:val="-12"/>
               </w:rPr>
               <w:object w:dxaOrig="460" w:dyaOrig="380" w14:anchorId="4114E6C0">
-                <v:shape id="_x0000_i1131" type="#_x0000_t75" style="width:22.5pt;height:18.75pt" o:ole="">
+                <v:shape id="_x0000_i1131" type="#_x0000_t75" style="width:22.85pt;height:18.65pt" o:ole="">
                   <v:imagedata r:id="rId183" o:title=""/>
                 </v:shape>
-                <o:OLEObject Type="Embed" ProgID="Equation.DSMT4" ShapeID="_x0000_i1131" DrawAspect="Content" ObjectID="_1851668439" r:id="rId184"/>
+                <o:OLEObject Type="Embed" ProgID="Equation.DSMT4" ShapeID="_x0000_i1131" DrawAspect="Content" ObjectID="_1851832175" r:id="rId184"/>
               </w:object>
             </w:r>
           </w:p>
@@ -12479,10 +12496,10 @@
                 <w:position w:val="-4"/>
               </w:rPr>
               <w:object w:dxaOrig="260" w:dyaOrig="260" w14:anchorId="1685B05D">
-                <v:shape id="_x0000_i1132" type="#_x0000_t75" style="width:17.25pt;height:12pt" o:ole="">
+                <v:shape id="_x0000_i1132" type="#_x0000_t75" style="width:16.95pt;height:11.85pt" o:ole="">
                   <v:imagedata r:id="rId139" o:title=""/>
                 </v:shape>
-                <o:OLEObject Type="Embed" ProgID="Equation.DSMT4" ShapeID="_x0000_i1132" DrawAspect="Content" ObjectID="_1851668440" r:id="rId185"/>
+                <o:OLEObject Type="Embed" ProgID="Equation.DSMT4" ShapeID="_x0000_i1132" DrawAspect="Content" ObjectID="_1851832176" r:id="rId185"/>
               </w:object>
             </w:r>
           </w:p>
@@ -12550,10 +12567,10 @@
                 <w:position w:val="-12"/>
               </w:rPr>
               <w:object w:dxaOrig="480" w:dyaOrig="360" w14:anchorId="77F27F83">
-                <v:shape id="_x0000_i1133" type="#_x0000_t75" style="width:24pt;height:18pt" o:ole="">
+                <v:shape id="_x0000_i1133" type="#_x0000_t75" style="width:23.7pt;height:17.8pt" o:ole="">
                   <v:imagedata r:id="rId186" o:title=""/>
                 </v:shape>
-                <o:OLEObject Type="Embed" ProgID="Equation.DSMT4" ShapeID="_x0000_i1133" DrawAspect="Content" ObjectID="_1851668441" r:id="rId187"/>
+                <o:OLEObject Type="Embed" ProgID="Equation.DSMT4" ShapeID="_x0000_i1133" DrawAspect="Content" ObjectID="_1851832177" r:id="rId187"/>
               </w:object>
             </w:r>
           </w:p>
@@ -12598,10 +12615,10 @@
                 <w:position w:val="-4"/>
               </w:rPr>
               <w:object w:dxaOrig="260" w:dyaOrig="260" w14:anchorId="49F86112">
-                <v:shape id="_x0000_i1134" type="#_x0000_t75" style="width:17.25pt;height:12pt" o:ole="">
+                <v:shape id="_x0000_i1134" type="#_x0000_t75" style="width:16.95pt;height:11.85pt" o:ole="">
                   <v:imagedata r:id="rId139" o:title=""/>
                 </v:shape>
-                <o:OLEObject Type="Embed" ProgID="Equation.DSMT4" ShapeID="_x0000_i1134" DrawAspect="Content" ObjectID="_1851668442" r:id="rId188"/>
+                <o:OLEObject Type="Embed" ProgID="Equation.DSMT4" ShapeID="_x0000_i1134" DrawAspect="Content" ObjectID="_1851832178" r:id="rId188"/>
               </w:object>
             </w:r>
           </w:p>
@@ -12669,10 +12686,10 @@
                 <w:position w:val="-12"/>
               </w:rPr>
               <w:object w:dxaOrig="260" w:dyaOrig="360" w14:anchorId="47702EA9">
-                <v:shape id="_x0000_i1135" type="#_x0000_t75" style="width:13.5pt;height:18pt" o:ole="">
+                <v:shape id="_x0000_i1135" type="#_x0000_t75" style="width:13.55pt;height:17.8pt" o:ole="">
                   <v:imagedata r:id="rId189" o:title=""/>
                 </v:shape>
-                <o:OLEObject Type="Embed" ProgID="Equation.DSMT4" ShapeID="_x0000_i1135" DrawAspect="Content" ObjectID="_1851668443" r:id="rId190"/>
+                <o:OLEObject Type="Embed" ProgID="Equation.DSMT4" ShapeID="_x0000_i1135" DrawAspect="Content" ObjectID="_1851832179" r:id="rId190"/>
               </w:object>
             </w:r>
           </w:p>
@@ -12719,10 +12736,10 @@
                 <w:position w:val="-4"/>
               </w:rPr>
               <w:object w:dxaOrig="260" w:dyaOrig="260" w14:anchorId="6E8785E0">
-                <v:shape id="_x0000_i1136" type="#_x0000_t75" style="width:17.25pt;height:12pt" o:ole="">
+                <v:shape id="_x0000_i1136" type="#_x0000_t75" style="width:16.95pt;height:11.85pt" o:ole="">
                   <v:imagedata r:id="rId139" o:title=""/>
                 </v:shape>
-                <o:OLEObject Type="Embed" ProgID="Equation.DSMT4" ShapeID="_x0000_i1136" DrawAspect="Content" ObjectID="_1851668444" r:id="rId191"/>
+                <o:OLEObject Type="Embed" ProgID="Equation.DSMT4" ShapeID="_x0000_i1136" DrawAspect="Content" ObjectID="_1851832180" r:id="rId191"/>
               </w:object>
             </w:r>
           </w:p>
@@ -12790,10 +12807,10 @@
                 <w:position w:val="-12"/>
               </w:rPr>
               <w:object w:dxaOrig="560" w:dyaOrig="360" w14:anchorId="68D92832">
-                <v:shape id="_x0000_i1137" type="#_x0000_t75" style="width:27.75pt;height:18pt" o:ole="">
+                <v:shape id="_x0000_i1137" type="#_x0000_t75" style="width:27.95pt;height:17.8pt" o:ole="">
                   <v:imagedata r:id="rId192" o:title=""/>
                 </v:shape>
-                <o:OLEObject Type="Embed" ProgID="Equation.DSMT4" ShapeID="_x0000_i1137" DrawAspect="Content" ObjectID="_1851668445" r:id="rId193"/>
+                <o:OLEObject Type="Embed" ProgID="Equation.DSMT4" ShapeID="_x0000_i1137" DrawAspect="Content" ObjectID="_1851832181" r:id="rId193"/>
               </w:object>
             </w:r>
           </w:p>
@@ -12840,10 +12857,10 @@
                 <w:position w:val="-4"/>
               </w:rPr>
               <w:object w:dxaOrig="260" w:dyaOrig="260" w14:anchorId="21F2CA1A">
-                <v:shape id="_x0000_i1138" type="#_x0000_t75" style="width:17.25pt;height:12pt" o:ole="">
+                <v:shape id="_x0000_i1138" type="#_x0000_t75" style="width:16.95pt;height:11.85pt" o:ole="">
                   <v:imagedata r:id="rId139" o:title=""/>
                 </v:shape>
-                <o:OLEObject Type="Embed" ProgID="Equation.DSMT4" ShapeID="_x0000_i1138" DrawAspect="Content" ObjectID="_1851668446" r:id="rId194"/>
+                <o:OLEObject Type="Embed" ProgID="Equation.DSMT4" ShapeID="_x0000_i1138" DrawAspect="Content" ObjectID="_1851832182" r:id="rId194"/>
               </w:object>
             </w:r>
           </w:p>
@@ -14016,10 +14033,10 @@
           <w:position w:val="-4"/>
         </w:rPr>
         <w:object w:dxaOrig="200" w:dyaOrig="200" w14:anchorId="465EE109">
-          <v:shape id="_x0000_i1139" type="#_x0000_t75" style="width:9.75pt;height:9.75pt" o:ole="">
+          <v:shape id="_x0000_i1139" type="#_x0000_t75" style="width:10.15pt;height:10.15pt" o:ole="">
             <v:imagedata r:id="rId195" o:title=""/>
           </v:shape>
-          <o:OLEObject Type="Embed" ProgID="Equation.DSMT4" ShapeID="_x0000_i1139" DrawAspect="Content" ObjectID="_1851668447" r:id="rId196"/>
+          <o:OLEObject Type="Embed" ProgID="Equation.DSMT4" ShapeID="_x0000_i1139" DrawAspect="Content" ObjectID="_1851832183" r:id="rId196"/>
         </w:object>
       </w:r>
       <w:r>
@@ -14039,10 +14056,10 @@
           <w:position w:val="-6"/>
         </w:rPr>
         <w:object w:dxaOrig="200" w:dyaOrig="279" w14:anchorId="1DAFB371">
-          <v:shape id="_x0000_i1140" type="#_x0000_t75" style="width:9.75pt;height:14.25pt" o:ole="">
+          <v:shape id="_x0000_i1140" type="#_x0000_t75" style="width:10.15pt;height:14.4pt" o:ole="">
             <v:imagedata r:id="rId197" o:title=""/>
           </v:shape>
-          <o:OLEObject Type="Embed" ProgID="Equation.DSMT4" ShapeID="_x0000_i1140" DrawAspect="Content" ObjectID="_1851668448" r:id="rId198"/>
+          <o:OLEObject Type="Embed" ProgID="Equation.DSMT4" ShapeID="_x0000_i1140" DrawAspect="Content" ObjectID="_1851832184" r:id="rId198"/>
         </w:object>
       </w:r>
       <w:r>
@@ -14070,10 +14087,10 @@
           <w:position w:val="-4"/>
         </w:rPr>
         <w:object w:dxaOrig="200" w:dyaOrig="200" w14:anchorId="7D369F3F">
-          <v:shape id="_x0000_i1141" type="#_x0000_t75" style="width:9.75pt;height:9.75pt" o:ole="">
+          <v:shape id="_x0000_i1141" type="#_x0000_t75" style="width:10.15pt;height:10.15pt" o:ole="">
             <v:imagedata r:id="rId199" o:title=""/>
           </v:shape>
-          <o:OLEObject Type="Embed" ProgID="Equation.DSMT4" ShapeID="_x0000_i1141" DrawAspect="Content" ObjectID="_1851668449" r:id="rId200"/>
+          <o:OLEObject Type="Embed" ProgID="Equation.DSMT4" ShapeID="_x0000_i1141" DrawAspect="Content" ObjectID="_1851832185" r:id="rId200"/>
         </w:object>
       </w:r>
       <w:r>
@@ -14120,10 +14137,10 @@
           <w:lang w:eastAsia="fr-CM"/>
         </w:rPr>
         <w:object w:dxaOrig="380" w:dyaOrig="279" w14:anchorId="61EA464F">
-          <v:shape id="_x0000_i1142" type="#_x0000_t75" style="width:18.75pt;height:14.25pt" o:ole="">
+          <v:shape id="_x0000_i1142" type="#_x0000_t75" style="width:18.65pt;height:14.4pt" o:ole="">
             <v:imagedata r:id="rId201" o:title=""/>
           </v:shape>
-          <o:OLEObject Type="Embed" ProgID="Equation.DSMT4" ShapeID="_x0000_i1142" DrawAspect="Content" ObjectID="_1851668450" r:id="rId202"/>
+          <o:OLEObject Type="Embed" ProgID="Equation.DSMT4" ShapeID="_x0000_i1142" DrawAspect="Content" ObjectID="_1851832186" r:id="rId202"/>
         </w:object>
       </w:r>
       <w:r>
@@ -14137,10 +14154,10 @@
           <w:position w:val="-10"/>
         </w:rPr>
         <w:object w:dxaOrig="200" w:dyaOrig="300" w14:anchorId="739831DE">
-          <v:shape id="_x0000_i1143" type="#_x0000_t75" style="width:9.75pt;height:15pt" o:ole="">
+          <v:shape id="_x0000_i1143" type="#_x0000_t75" style="width:10.15pt;height:15.25pt" o:ole="">
             <v:imagedata r:id="rId203" o:title=""/>
           </v:shape>
-          <o:OLEObject Type="Embed" ProgID="Equation.DSMT4" ShapeID="_x0000_i1143" DrawAspect="Content" ObjectID="_1851668451" r:id="rId204"/>
+          <o:OLEObject Type="Embed" ProgID="Equation.DSMT4" ShapeID="_x0000_i1143" DrawAspect="Content" ObjectID="_1851832187" r:id="rId204"/>
         </w:object>
       </w:r>
       <w:r>
@@ -14193,10 +14210,10 @@
           <w:position w:val="-12"/>
         </w:rPr>
         <w:object w:dxaOrig="260" w:dyaOrig="360" w14:anchorId="0CAE26FE">
-          <v:shape id="_x0000_i1144" type="#_x0000_t75" style="width:12.75pt;height:18pt" o:ole="">
+          <v:shape id="_x0000_i1144" type="#_x0000_t75" style="width:12.7pt;height:17.8pt" o:ole="">
             <v:imagedata r:id="rId205" o:title=""/>
           </v:shape>
-          <o:OLEObject Type="Embed" ProgID="Equation.DSMT4" ShapeID="_x0000_i1144" DrawAspect="Content" ObjectID="_1851668452" r:id="rId206"/>
+          <o:OLEObject Type="Embed" ProgID="Equation.DSMT4" ShapeID="_x0000_i1144" DrawAspect="Content" ObjectID="_1851832188" r:id="rId206"/>
         </w:object>
       </w:r>
       <w:r>
@@ -14210,10 +14227,10 @@
           <w:position w:val="-12"/>
         </w:rPr>
         <w:object w:dxaOrig="279" w:dyaOrig="380" w14:anchorId="22E7BF57">
-          <v:shape id="_x0000_i1145" type="#_x0000_t75" style="width:14.25pt;height:18.75pt" o:ole="">
+          <v:shape id="_x0000_i1145" type="#_x0000_t75" style="width:14.4pt;height:18.65pt" o:ole="">
             <v:imagedata r:id="rId207" o:title=""/>
           </v:shape>
-          <o:OLEObject Type="Embed" ProgID="Equation.DSMT4" ShapeID="_x0000_i1145" DrawAspect="Content" ObjectID="_1851668453" r:id="rId208"/>
+          <o:OLEObject Type="Embed" ProgID="Equation.DSMT4" ShapeID="_x0000_i1145" DrawAspect="Content" ObjectID="_1851832189" r:id="rId208"/>
         </w:object>
       </w:r>
       <w:r>
@@ -14235,10 +14252,10 @@
           <w:position w:val="-12"/>
         </w:rPr>
         <w:object w:dxaOrig="260" w:dyaOrig="360" w14:anchorId="0D7B9160">
-          <v:shape id="_x0000_i1146" type="#_x0000_t75" style="width:12.75pt;height:18pt" o:ole="">
+          <v:shape id="_x0000_i1146" type="#_x0000_t75" style="width:12.7pt;height:17.8pt" o:ole="">
             <v:imagedata r:id="rId209" o:title=""/>
           </v:shape>
-          <o:OLEObject Type="Embed" ProgID="Equation.DSMT4" ShapeID="_x0000_i1146" DrawAspect="Content" ObjectID="_1851668454" r:id="rId210"/>
+          <o:OLEObject Type="Embed" ProgID="Equation.DSMT4" ShapeID="_x0000_i1146" DrawAspect="Content" ObjectID="_1851832190" r:id="rId210"/>
         </w:object>
       </w:r>
       <w:r>
@@ -14252,10 +14269,10 @@
           <w:position w:val="-12"/>
         </w:rPr>
         <w:object w:dxaOrig="300" w:dyaOrig="380" w14:anchorId="5884BE54">
-          <v:shape id="_x0000_i1147" type="#_x0000_t75" style="width:15pt;height:18.75pt" o:ole="">
+          <v:shape id="_x0000_i1147" type="#_x0000_t75" style="width:15.25pt;height:18.65pt" o:ole="">
             <v:imagedata r:id="rId211" o:title=""/>
           </v:shape>
-          <o:OLEObject Type="Embed" ProgID="Equation.DSMT4" ShapeID="_x0000_i1147" DrawAspect="Content" ObjectID="_1851668455" r:id="rId212"/>
+          <o:OLEObject Type="Embed" ProgID="Equation.DSMT4" ShapeID="_x0000_i1147" DrawAspect="Content" ObjectID="_1851832191" r:id="rId212"/>
         </w:object>
       </w:r>
       <w:r>
@@ -14277,10 +14294,10 @@
           <w:position w:val="-12"/>
         </w:rPr>
         <w:object w:dxaOrig="240" w:dyaOrig="360" w14:anchorId="54DDEFE9">
-          <v:shape id="_x0000_i1148" type="#_x0000_t75" style="width:12pt;height:18pt" o:ole="">
+          <v:shape id="_x0000_i1148" type="#_x0000_t75" style="width:11.85pt;height:17.8pt" o:ole="">
             <v:imagedata r:id="rId213" o:title=""/>
           </v:shape>
-          <o:OLEObject Type="Embed" ProgID="Equation.DSMT4" ShapeID="_x0000_i1148" DrawAspect="Content" ObjectID="_1851668456" r:id="rId214"/>
+          <o:OLEObject Type="Embed" ProgID="Equation.DSMT4" ShapeID="_x0000_i1148" DrawAspect="Content" ObjectID="_1851832192" r:id="rId214"/>
         </w:object>
       </w:r>
       <w:r>
@@ -14294,10 +14311,10 @@
           <w:position w:val="-12"/>
         </w:rPr>
         <w:object w:dxaOrig="279" w:dyaOrig="380" w14:anchorId="6149AE2F">
-          <v:shape id="_x0000_i1149" type="#_x0000_t75" style="width:14.25pt;height:18.75pt" o:ole="">
+          <v:shape id="_x0000_i1149" type="#_x0000_t75" style="width:14.4pt;height:18.65pt" o:ole="">
             <v:imagedata r:id="rId215" o:title=""/>
           </v:shape>
-          <o:OLEObject Type="Embed" ProgID="Equation.DSMT4" ShapeID="_x0000_i1149" DrawAspect="Content" ObjectID="_1851668457" r:id="rId216"/>
+          <o:OLEObject Type="Embed" ProgID="Equation.DSMT4" ShapeID="_x0000_i1149" DrawAspect="Content" ObjectID="_1851832193" r:id="rId216"/>
         </w:object>
       </w:r>
       <w:r>
@@ -14319,10 +14336,10 @@
           <w:position w:val="-12"/>
         </w:rPr>
         <w:object w:dxaOrig="260" w:dyaOrig="360" w14:anchorId="044E5E1C">
-          <v:shape id="_x0000_i1150" type="#_x0000_t75" style="width:12.75pt;height:18pt" o:ole="">
+          <v:shape id="_x0000_i1150" type="#_x0000_t75" style="width:12.7pt;height:17.8pt" o:ole="">
             <v:imagedata r:id="rId217" o:title=""/>
           </v:shape>
-          <o:OLEObject Type="Embed" ProgID="Equation.DSMT4" ShapeID="_x0000_i1150" DrawAspect="Content" ObjectID="_1851668458" r:id="rId218"/>
+          <o:OLEObject Type="Embed" ProgID="Equation.DSMT4" ShapeID="_x0000_i1150" DrawAspect="Content" ObjectID="_1851832194" r:id="rId218"/>
         </w:object>
       </w:r>
       <w:r>
@@ -14336,10 +14353,10 @@
           <w:position w:val="-12"/>
         </w:rPr>
         <w:object w:dxaOrig="340" w:dyaOrig="380" w14:anchorId="4D7CFE76">
-          <v:shape id="_x0000_i1151" type="#_x0000_t75" style="width:17.25pt;height:18.75pt" o:ole="">
+          <v:shape id="_x0000_i1151" type="#_x0000_t75" style="width:16.95pt;height:18.65pt" o:ole="">
             <v:imagedata r:id="rId219" o:title=""/>
           </v:shape>
-          <o:OLEObject Type="Embed" ProgID="Equation.DSMT4" ShapeID="_x0000_i1151" DrawAspect="Content" ObjectID="_1851668459" r:id="rId220"/>
+          <o:OLEObject Type="Embed" ProgID="Equation.DSMT4" ShapeID="_x0000_i1151" DrawAspect="Content" ObjectID="_1851832195" r:id="rId220"/>
         </w:object>
       </w:r>
       <w:r>
@@ -14422,10 +14439,10 @@
           <w:position w:val="-4"/>
         </w:rPr>
         <w:object w:dxaOrig="240" w:dyaOrig="260" w14:anchorId="2C2CE939">
-          <v:shape id="_x0000_i1152" type="#_x0000_t75" style="width:12pt;height:12.75pt" o:ole="">
+          <v:shape id="_x0000_i1152" type="#_x0000_t75" style="width:11.85pt;height:12.7pt" o:ole="">
             <v:imagedata r:id="rId221" o:title=""/>
           </v:shape>
-          <o:OLEObject Type="Embed" ProgID="Equation.DSMT4" ShapeID="_x0000_i1152" DrawAspect="Content" ObjectID="_1851668460" r:id="rId222"/>
+          <o:OLEObject Type="Embed" ProgID="Equation.DSMT4" ShapeID="_x0000_i1152" DrawAspect="Content" ObjectID="_1851832196" r:id="rId222"/>
         </w:object>
       </w:r>
       <w:r>
@@ -14439,10 +14456,10 @@
           <w:position w:val="-4"/>
         </w:rPr>
         <w:object w:dxaOrig="240" w:dyaOrig="260" w14:anchorId="7EEFF510">
-          <v:shape id="_x0000_i1153" type="#_x0000_t75" style="width:12pt;height:12.75pt" o:ole="">
+          <v:shape id="_x0000_i1153" type="#_x0000_t75" style="width:11.85pt;height:12.7pt" o:ole="">
             <v:imagedata r:id="rId223" o:title=""/>
           </v:shape>
-          <o:OLEObject Type="Embed" ProgID="Equation.DSMT4" ShapeID="_x0000_i1153" DrawAspect="Content" ObjectID="_1851668461" r:id="rId224"/>
+          <o:OLEObject Type="Embed" ProgID="Equation.DSMT4" ShapeID="_x0000_i1153" DrawAspect="Content" ObjectID="_1851832197" r:id="rId224"/>
         </w:object>
       </w:r>
       <w:r>
@@ -14464,10 +14481,10 @@
           <w:position w:val="-4"/>
         </w:rPr>
         <w:object w:dxaOrig="240" w:dyaOrig="260" w14:anchorId="5289F89A">
-          <v:shape id="_x0000_i1154" type="#_x0000_t75" style="width:12pt;height:12.75pt" o:ole="">
+          <v:shape id="_x0000_i1154" type="#_x0000_t75" style="width:11.85pt;height:12.7pt" o:ole="">
             <v:imagedata r:id="rId225" o:title=""/>
           </v:shape>
-          <o:OLEObject Type="Embed" ProgID="Equation.DSMT4" ShapeID="_x0000_i1154" DrawAspect="Content" ObjectID="_1851668462" r:id="rId226"/>
+          <o:OLEObject Type="Embed" ProgID="Equation.DSMT4" ShapeID="_x0000_i1154" DrawAspect="Content" ObjectID="_1851832198" r:id="rId226"/>
         </w:object>
       </w:r>
       <w:r>
@@ -14490,10 +14507,10 @@
           <w:lang w:eastAsia="fr-CM"/>
         </w:rPr>
         <w:object w:dxaOrig="360" w:dyaOrig="279" w14:anchorId="30077168">
-          <v:shape id="_x0000_i1155" type="#_x0000_t75" style="width:18pt;height:14.25pt" o:ole="">
+          <v:shape id="_x0000_i1155" type="#_x0000_t75" style="width:17.8pt;height:14.4pt" o:ole="">
             <v:imagedata r:id="rId227" o:title=""/>
           </v:shape>
-          <o:OLEObject Type="Embed" ProgID="Equation.DSMT4" ShapeID="_x0000_i1155" DrawAspect="Content" ObjectID="_1851668463" r:id="rId228"/>
+          <o:OLEObject Type="Embed" ProgID="Equation.DSMT4" ShapeID="_x0000_i1155" DrawAspect="Content" ObjectID="_1851832199" r:id="rId228"/>
         </w:object>
       </w:r>
       <w:r>
@@ -14515,10 +14532,10 @@
           <w:position w:val="-6"/>
         </w:rPr>
         <w:object w:dxaOrig="240" w:dyaOrig="279" w14:anchorId="7EB9B4CD">
-          <v:shape id="_x0000_i1156" type="#_x0000_t75" style="width:12pt;height:14.25pt" o:ole="">
+          <v:shape id="_x0000_i1156" type="#_x0000_t75" style="width:11.85pt;height:14.4pt" o:ole="">
             <v:imagedata r:id="rId229" o:title=""/>
           </v:shape>
-          <o:OLEObject Type="Embed" ProgID="Equation.DSMT4" ShapeID="_x0000_i1156" DrawAspect="Content" ObjectID="_1851668464" r:id="rId230"/>
+          <o:OLEObject Type="Embed" ProgID="Equation.DSMT4" ShapeID="_x0000_i1156" DrawAspect="Content" ObjectID="_1851832200" r:id="rId230"/>
         </w:object>
       </w:r>
       <w:r>
@@ -14552,10 +14569,10 @@
           <w:position w:val="-6"/>
         </w:rPr>
         <w:object w:dxaOrig="400" w:dyaOrig="279" w14:anchorId="0B7296CB">
-          <v:shape id="_x0000_i1157" type="#_x0000_t75" style="width:20.25pt;height:14.25pt" o:ole="">
+          <v:shape id="_x0000_i1157" type="#_x0000_t75" style="width:20.35pt;height:14.4pt" o:ole="">
             <v:imagedata r:id="rId231" o:title=""/>
           </v:shape>
-          <o:OLEObject Type="Embed" ProgID="Equation.DSMT4" ShapeID="_x0000_i1157" DrawAspect="Content" ObjectID="_1851668465" r:id="rId232"/>
+          <o:OLEObject Type="Embed" ProgID="Equation.DSMT4" ShapeID="_x0000_i1157" DrawAspect="Content" ObjectID="_1851832201" r:id="rId232"/>
         </w:object>
       </w:r>
       <w:r>
@@ -14577,10 +14594,10 @@
           <w:position w:val="-4"/>
         </w:rPr>
         <w:object w:dxaOrig="400" w:dyaOrig="260" w14:anchorId="304DA1F9">
-          <v:shape id="_x0000_i1158" type="#_x0000_t75" style="width:20.25pt;height:12.75pt" o:ole="">
+          <v:shape id="_x0000_i1158" type="#_x0000_t75" style="width:20.35pt;height:12.7pt" o:ole="">
             <v:imagedata r:id="rId233" o:title=""/>
           </v:shape>
-          <o:OLEObject Type="Embed" ProgID="Equation.DSMT4" ShapeID="_x0000_i1158" DrawAspect="Content" ObjectID="_1851668466" r:id="rId234"/>
+          <o:OLEObject Type="Embed" ProgID="Equation.DSMT4" ShapeID="_x0000_i1158" DrawAspect="Content" ObjectID="_1851832202" r:id="rId234"/>
         </w:object>
       </w:r>
       <w:r>
@@ -14594,10 +14611,10 @@
           <w:position w:val="-6"/>
         </w:rPr>
         <w:object w:dxaOrig="540" w:dyaOrig="279" w14:anchorId="11193066">
-          <v:shape id="_x0000_i1159" type="#_x0000_t75" style="width:27pt;height:14.25pt" o:ole="">
+          <v:shape id="_x0000_i1159" type="#_x0000_t75" style="width:27.1pt;height:14.4pt" o:ole="">
             <v:imagedata r:id="rId235" o:title=""/>
           </v:shape>
-          <o:OLEObject Type="Embed" ProgID="Equation.DSMT4" ShapeID="_x0000_i1159" DrawAspect="Content" ObjectID="_1851668467" r:id="rId236"/>
+          <o:OLEObject Type="Embed" ProgID="Equation.DSMT4" ShapeID="_x0000_i1159" DrawAspect="Content" ObjectID="_1851832203" r:id="rId236"/>
         </w:object>
       </w:r>
       <w:r>
@@ -14633,10 +14650,10 @@
           <w:position w:val="-4"/>
         </w:rPr>
         <w:object w:dxaOrig="279" w:dyaOrig="260" w14:anchorId="32CCCDDE">
-          <v:shape id="_x0000_i1160" type="#_x0000_t75" style="width:14.25pt;height:12.75pt" o:ole="">
+          <v:shape id="_x0000_i1160" type="#_x0000_t75" style="width:14.4pt;height:12.7pt" o:ole="">
             <v:imagedata r:id="rId237" o:title=""/>
           </v:shape>
-          <o:OLEObject Type="Embed" ProgID="Equation.DSMT4" ShapeID="_x0000_i1160" DrawAspect="Content" ObjectID="_1851668468" r:id="rId238"/>
+          <o:OLEObject Type="Embed" ProgID="Equation.DSMT4" ShapeID="_x0000_i1160" DrawAspect="Content" ObjectID="_1851832204" r:id="rId238"/>
         </w:object>
       </w:r>
       <w:r>
@@ -14658,10 +14675,10 @@
           <w:position w:val="-4"/>
         </w:rPr>
         <w:object w:dxaOrig="260" w:dyaOrig="260" w14:anchorId="35E53E44">
-          <v:shape id="_x0000_i1161" type="#_x0000_t75" style="width:12.75pt;height:12.75pt" o:ole="">
+          <v:shape id="_x0000_i1161" type="#_x0000_t75" style="width:12.7pt;height:12.7pt" o:ole="">
             <v:imagedata r:id="rId239" o:title=""/>
           </v:shape>
-          <o:OLEObject Type="Embed" ProgID="Equation.DSMT4" ShapeID="_x0000_i1161" DrawAspect="Content" ObjectID="_1851668469" r:id="rId240"/>
+          <o:OLEObject Type="Embed" ProgID="Equation.DSMT4" ShapeID="_x0000_i1161" DrawAspect="Content" ObjectID="_1851832205" r:id="rId240"/>
         </w:object>
       </w:r>
       <w:r>
@@ -14683,10 +14700,10 @@
           <w:position w:val="-4"/>
         </w:rPr>
         <w:object w:dxaOrig="240" w:dyaOrig="260" w14:anchorId="3CDDBF8D">
-          <v:shape id="_x0000_i1162" type="#_x0000_t75" style="width:12pt;height:12.75pt" o:ole="">
+          <v:shape id="_x0000_i1162" type="#_x0000_t75" style="width:11.85pt;height:12.7pt" o:ole="">
             <v:imagedata r:id="rId241" o:title=""/>
           </v:shape>
-          <o:OLEObject Type="Embed" ProgID="Equation.DSMT4" ShapeID="_x0000_i1162" DrawAspect="Content" ObjectID="_1851668470" r:id="rId242"/>
+          <o:OLEObject Type="Embed" ProgID="Equation.DSMT4" ShapeID="_x0000_i1162" DrawAspect="Content" ObjectID="_1851832206" r:id="rId242"/>
         </w:object>
       </w:r>
       <w:r>
@@ -14708,10 +14725,10 @@
           <w:position w:val="-6"/>
         </w:rPr>
         <w:object w:dxaOrig="260" w:dyaOrig="279" w14:anchorId="611F9B55">
-          <v:shape id="_x0000_i1163" type="#_x0000_t75" style="width:12.75pt;height:14.25pt" o:ole="">
+          <v:shape id="_x0000_i1163" type="#_x0000_t75" style="width:12.7pt;height:14.4pt" o:ole="">
             <v:imagedata r:id="rId243" o:title=""/>
           </v:shape>
-          <o:OLEObject Type="Embed" ProgID="Equation.DSMT4" ShapeID="_x0000_i1163" DrawAspect="Content" ObjectID="_1851668471" r:id="rId244"/>
+          <o:OLEObject Type="Embed" ProgID="Equation.DSMT4" ShapeID="_x0000_i1163" DrawAspect="Content" ObjectID="_1851832207" r:id="rId244"/>
         </w:object>
       </w:r>
       <w:r>
@@ -14733,10 +14750,10 @@
           <w:position w:val="-6"/>
         </w:rPr>
         <w:object w:dxaOrig="380" w:dyaOrig="279" w14:anchorId="70A17706">
-          <v:shape id="_x0000_i1164" type="#_x0000_t75" style="width:18.75pt;height:14.25pt" o:ole="">
+          <v:shape id="_x0000_i1164" type="#_x0000_t75" style="width:18.65pt;height:14.4pt" o:ole="">
             <v:imagedata r:id="rId245" o:title=""/>
           </v:shape>
-          <o:OLEObject Type="Embed" ProgID="Equation.DSMT4" ShapeID="_x0000_i1164" DrawAspect="Content" ObjectID="_1851668472" r:id="rId246"/>
+          <o:OLEObject Type="Embed" ProgID="Equation.DSMT4" ShapeID="_x0000_i1164" DrawAspect="Content" ObjectID="_1851832208" r:id="rId246"/>
         </w:object>
       </w:r>
       <w:r>
@@ -14772,10 +14789,10 @@
           <w:position w:val="-6"/>
         </w:rPr>
         <w:object w:dxaOrig="200" w:dyaOrig="220" w14:anchorId="47B83D54">
-          <v:shape id="_x0000_i1165" type="#_x0000_t75" style="width:9.75pt;height:11.25pt" o:ole="">
+          <v:shape id="_x0000_i1165" type="#_x0000_t75" style="width:10.15pt;height:11pt" o:ole="">
             <v:imagedata r:id="rId247" o:title=""/>
           </v:shape>
-          <o:OLEObject Type="Embed" ProgID="Equation.DSMT4" ShapeID="_x0000_i1165" DrawAspect="Content" ObjectID="_1851668473" r:id="rId248"/>
+          <o:OLEObject Type="Embed" ProgID="Equation.DSMT4" ShapeID="_x0000_i1165" DrawAspect="Content" ObjectID="_1851832209" r:id="rId248"/>
         </w:object>
       </w:r>
       <w:r>
@@ -14789,10 +14806,10 @@
           <w:position w:val="-6"/>
         </w:rPr>
         <w:object w:dxaOrig="300" w:dyaOrig="320" w14:anchorId="1C78DCDE">
-          <v:shape id="_x0000_i1166" type="#_x0000_t75" style="width:15pt;height:15.75pt" o:ole="">
+          <v:shape id="_x0000_i1166" type="#_x0000_t75" style="width:15.25pt;height:16.1pt" o:ole="">
             <v:imagedata r:id="rId249" o:title=""/>
           </v:shape>
-          <o:OLEObject Type="Embed" ProgID="Equation.DSMT4" ShapeID="_x0000_i1166" DrawAspect="Content" ObjectID="_1851668474" r:id="rId250"/>
+          <o:OLEObject Type="Embed" ProgID="Equation.DSMT4" ShapeID="_x0000_i1166" DrawAspect="Content" ObjectID="_1851832210" r:id="rId250"/>
         </w:object>
       </w:r>
       <w:r>
@@ -15370,10 +15387,10 @@
                 <w:position w:val="-4"/>
               </w:rPr>
               <w:object w:dxaOrig="220" w:dyaOrig="240" w14:anchorId="1306BF6F">
-                <v:shape id="_x0000_i1167" type="#_x0000_t75" style="width:13.5pt;height:14.25pt" o:ole="">
+                <v:shape id="_x0000_i1167" type="#_x0000_t75" style="width:13.55pt;height:14.4pt" o:ole="">
                   <v:imagedata r:id="rId251" o:title=""/>
                 </v:shape>
-                <o:OLEObject Type="Embed" ProgID="Equation.DSMT4" ShapeID="_x0000_i1167" DrawAspect="Content" ObjectID="_1851668475" r:id="rId252"/>
+                <o:OLEObject Type="Embed" ProgID="Equation.DSMT4" ShapeID="_x0000_i1167" DrawAspect="Content" ObjectID="_1851832211" r:id="rId252"/>
               </w:object>
             </w:r>
           </w:p>
@@ -15421,10 +15438,10 @@
                 <w:position w:val="-12"/>
               </w:rPr>
               <w:object w:dxaOrig="540" w:dyaOrig="360" w14:anchorId="152FF3AE">
-                <v:shape id="_x0000_i1168" type="#_x0000_t75" style="width:27.75pt;height:18pt" o:ole="">
+                <v:shape id="_x0000_i1168" type="#_x0000_t75" style="width:27.95pt;height:17.8pt" o:ole="">
                   <v:imagedata r:id="rId253" o:title=""/>
                 </v:shape>
-                <o:OLEObject Type="Embed" ProgID="Equation.DSMT4" ShapeID="_x0000_i1168" DrawAspect="Content" ObjectID="_1851668476" r:id="rId254"/>
+                <o:OLEObject Type="Embed" ProgID="Equation.DSMT4" ShapeID="_x0000_i1168" DrawAspect="Content" ObjectID="_1851832212" r:id="rId254"/>
               </w:object>
             </w:r>
           </w:p>
@@ -15450,10 +15467,10 @@
                 <w:position w:val="-12"/>
               </w:rPr>
               <w:object w:dxaOrig="520" w:dyaOrig="360" w14:anchorId="57248129">
-                <v:shape id="_x0000_i1169" type="#_x0000_t75" style="width:26.25pt;height:18pt" o:ole="">
+                <v:shape id="_x0000_i1169" type="#_x0000_t75" style="width:26.25pt;height:17.8pt" o:ole="">
                   <v:imagedata r:id="rId255" o:title=""/>
                 </v:shape>
-                <o:OLEObject Type="Embed" ProgID="Equation.DSMT4" ShapeID="_x0000_i1169" DrawAspect="Content" ObjectID="_1851668477" r:id="rId256"/>
+                <o:OLEObject Type="Embed" ProgID="Equation.DSMT4" ShapeID="_x0000_i1169" DrawAspect="Content" ObjectID="_1851832213" r:id="rId256"/>
               </w:object>
             </w:r>
           </w:p>
@@ -15479,10 +15496,10 @@
                 <w:position w:val="-12"/>
               </w:rPr>
               <w:object w:dxaOrig="520" w:dyaOrig="360" w14:anchorId="3E64C56A">
-                <v:shape id="_x0000_i1170" type="#_x0000_t75" style="width:25.5pt;height:18pt" o:ole="">
+                <v:shape id="_x0000_i1170" type="#_x0000_t75" style="width:25.4pt;height:17.8pt" o:ole="">
                   <v:imagedata r:id="rId257" o:title=""/>
                 </v:shape>
-                <o:OLEObject Type="Embed" ProgID="Equation.DSMT4" ShapeID="_x0000_i1170" DrawAspect="Content" ObjectID="_1851668478" r:id="rId258"/>
+                <o:OLEObject Type="Embed" ProgID="Equation.DSMT4" ShapeID="_x0000_i1170" DrawAspect="Content" ObjectID="_1851832214" r:id="rId258"/>
               </w:object>
             </w:r>
           </w:p>
@@ -15544,10 +15561,10 @@
                 <w:position w:val="-6"/>
               </w:rPr>
               <w:object w:dxaOrig="200" w:dyaOrig="279" w14:anchorId="4EDAC46A">
-                <v:shape id="_x0000_i1171" type="#_x0000_t75" style="width:14.25pt;height:14.25pt" o:ole="">
+                <v:shape id="_x0000_i1171" type="#_x0000_t75" style="width:14.4pt;height:14.4pt" o:ole="">
                   <v:imagedata r:id="rId259" o:title=""/>
                 </v:shape>
-                <o:OLEObject Type="Embed" ProgID="Equation.DSMT4" ShapeID="_x0000_i1171" DrawAspect="Content" ObjectID="_1851668479" r:id="rId260"/>
+                <o:OLEObject Type="Embed" ProgID="Equation.DSMT4" ShapeID="_x0000_i1171" DrawAspect="Content" ObjectID="_1851832215" r:id="rId260"/>
               </w:object>
             </w:r>
           </w:p>
@@ -15614,10 +15631,10 @@
                 <w:position w:val="-12"/>
               </w:rPr>
               <w:object w:dxaOrig="480" w:dyaOrig="360" w14:anchorId="0D6761B6">
-                <v:shape id="_x0000_i1172" type="#_x0000_t75" style="width:24pt;height:18pt" o:ole="">
+                <v:shape id="_x0000_i1172" type="#_x0000_t75" style="width:23.7pt;height:17.8pt" o:ole="">
                   <v:imagedata r:id="rId261" o:title=""/>
                 </v:shape>
-                <o:OLEObject Type="Embed" ProgID="Equation.DSMT4" ShapeID="_x0000_i1172" DrawAspect="Content" ObjectID="_1851668480" r:id="rId262"/>
+                <o:OLEObject Type="Embed" ProgID="Equation.DSMT4" ShapeID="_x0000_i1172" DrawAspect="Content" ObjectID="_1851832216" r:id="rId262"/>
               </w:object>
             </w:r>
           </w:p>
@@ -15643,10 +15660,10 @@
                 <w:position w:val="-12"/>
               </w:rPr>
               <w:object w:dxaOrig="480" w:dyaOrig="360" w14:anchorId="7C199D1F">
-                <v:shape id="_x0000_i1173" type="#_x0000_t75" style="width:24pt;height:18pt" o:ole="">
+                <v:shape id="_x0000_i1173" type="#_x0000_t75" style="width:23.7pt;height:17.8pt" o:ole="">
                   <v:imagedata r:id="rId263" o:title=""/>
                 </v:shape>
-                <o:OLEObject Type="Embed" ProgID="Equation.DSMT4" ShapeID="_x0000_i1173" DrawAspect="Content" ObjectID="_1851668481" r:id="rId264"/>
+                <o:OLEObject Type="Embed" ProgID="Equation.DSMT4" ShapeID="_x0000_i1173" DrawAspect="Content" ObjectID="_1851832217" r:id="rId264"/>
               </w:object>
             </w:r>
           </w:p>
@@ -15708,10 +15725,10 @@
                 <w:position w:val="-6"/>
               </w:rPr>
               <w:object w:dxaOrig="200" w:dyaOrig="279" w14:anchorId="7EBD97FC">
-                <v:shape id="_x0000_i1174" type="#_x0000_t75" style="width:14.25pt;height:14.25pt" o:ole="">
+                <v:shape id="_x0000_i1174" type="#_x0000_t75" style="width:14.4pt;height:14.4pt" o:ole="">
                   <v:imagedata r:id="rId259" o:title=""/>
                 </v:shape>
-                <o:OLEObject Type="Embed" ProgID="Equation.DSMT4" ShapeID="_x0000_i1174" DrawAspect="Content" ObjectID="_1851668482" r:id="rId265"/>
+                <o:OLEObject Type="Embed" ProgID="Equation.DSMT4" ShapeID="_x0000_i1174" DrawAspect="Content" ObjectID="_1851832218" r:id="rId265"/>
               </w:object>
             </w:r>
           </w:p>
@@ -15777,10 +15794,10 @@
                 <w:position w:val="-12"/>
               </w:rPr>
               <w:object w:dxaOrig="740" w:dyaOrig="360" w14:anchorId="390219F9">
-                <v:shape id="_x0000_i1175" type="#_x0000_t75" style="width:37.5pt;height:18pt" o:ole="">
+                <v:shape id="_x0000_i1175" type="#_x0000_t75" style="width:37.25pt;height:17.8pt" o:ole="">
                   <v:imagedata r:id="rId266" o:title=""/>
                 </v:shape>
-                <o:OLEObject Type="Embed" ProgID="Equation.DSMT4" ShapeID="_x0000_i1175" DrawAspect="Content" ObjectID="_1851668483" r:id="rId267"/>
+                <o:OLEObject Type="Embed" ProgID="Equation.DSMT4" ShapeID="_x0000_i1175" DrawAspect="Content" ObjectID="_1851832219" r:id="rId267"/>
               </w:object>
             </w:r>
           </w:p>
@@ -15860,10 +15877,10 @@
                 <w:position w:val="-12"/>
               </w:rPr>
               <w:object w:dxaOrig="740" w:dyaOrig="360" w14:anchorId="6E48D085">
-                <v:shape id="_x0000_i1176" type="#_x0000_t75" style="width:37.5pt;height:18pt" o:ole="">
+                <v:shape id="_x0000_i1176" type="#_x0000_t75" style="width:37.25pt;height:17.8pt" o:ole="">
                   <v:imagedata r:id="rId268" o:title=""/>
                 </v:shape>
-                <o:OLEObject Type="Embed" ProgID="Equation.DSMT4" ShapeID="_x0000_i1176" DrawAspect="Content" ObjectID="_1851668484" r:id="rId269"/>
+                <o:OLEObject Type="Embed" ProgID="Equation.DSMT4" ShapeID="_x0000_i1176" DrawAspect="Content" ObjectID="_1851832220" r:id="rId269"/>
               </w:object>
             </w:r>
           </w:p>
@@ -15947,10 +15964,10 @@
                 <w:position w:val="-12"/>
               </w:rPr>
               <w:object w:dxaOrig="499" w:dyaOrig="360" w14:anchorId="0BB7AAE2">
-                <v:shape id="_x0000_i1177" type="#_x0000_t75" style="width:24.75pt;height:18pt" o:ole="">
+                <v:shape id="_x0000_i1177" type="#_x0000_t75" style="width:24.55pt;height:17.8pt" o:ole="">
                   <v:imagedata r:id="rId270" o:title=""/>
                 </v:shape>
-                <o:OLEObject Type="Embed" ProgID="Equation.DSMT4" ShapeID="_x0000_i1177" DrawAspect="Content" ObjectID="_1851668485" r:id="rId271"/>
+                <o:OLEObject Type="Embed" ProgID="Equation.DSMT4" ShapeID="_x0000_i1177" DrawAspect="Content" ObjectID="_1851832221" r:id="rId271"/>
               </w:object>
             </w:r>
           </w:p>
@@ -15976,10 +15993,10 @@
                 <w:position w:val="-12"/>
               </w:rPr>
               <w:object w:dxaOrig="499" w:dyaOrig="360" w14:anchorId="50018979">
-                <v:shape id="_x0000_i1178" type="#_x0000_t75" style="width:24.75pt;height:18pt" o:ole="">
+                <v:shape id="_x0000_i1178" type="#_x0000_t75" style="width:24.55pt;height:17.8pt" o:ole="">
                   <v:imagedata r:id="rId272" o:title=""/>
                 </v:shape>
-                <o:OLEObject Type="Embed" ProgID="Equation.DSMT4" ShapeID="_x0000_i1178" DrawAspect="Content" ObjectID="_1851668486" r:id="rId273"/>
+                <o:OLEObject Type="Embed" ProgID="Equation.DSMT4" ShapeID="_x0000_i1178" DrawAspect="Content" ObjectID="_1851832222" r:id="rId273"/>
               </w:object>
             </w:r>
           </w:p>
@@ -16005,10 +16022,10 @@
                 <w:position w:val="-12"/>
               </w:rPr>
               <w:object w:dxaOrig="580" w:dyaOrig="360" w14:anchorId="3741F837">
-                <v:shape id="_x0000_i1179" type="#_x0000_t75" style="width:29.25pt;height:18pt" o:ole="">
+                <v:shape id="_x0000_i1179" type="#_x0000_t75" style="width:29.65pt;height:17.8pt" o:ole="">
                   <v:imagedata r:id="rId274" o:title=""/>
                 </v:shape>
-                <o:OLEObject Type="Embed" ProgID="Equation.DSMT4" ShapeID="_x0000_i1179" DrawAspect="Content" ObjectID="_1851668487" r:id="rId275"/>
+                <o:OLEObject Type="Embed" ProgID="Equation.DSMT4" ShapeID="_x0000_i1179" DrawAspect="Content" ObjectID="_1851832223" r:id="rId275"/>
               </w:object>
             </w:r>
           </w:p>
@@ -16034,10 +16051,10 @@
                 <w:position w:val="-6"/>
               </w:rPr>
               <w:object w:dxaOrig="200" w:dyaOrig="279" w14:anchorId="7F12CFAE">
-                <v:shape id="_x0000_i1180" type="#_x0000_t75" style="width:14.25pt;height:14.25pt" o:ole="">
+                <v:shape id="_x0000_i1180" type="#_x0000_t75" style="width:14.4pt;height:14.4pt" o:ole="">
                   <v:imagedata r:id="rId276" o:title=""/>
                 </v:shape>
-                <o:OLEObject Type="Embed" ProgID="Equation.DSMT4" ShapeID="_x0000_i1180" DrawAspect="Content" ObjectID="_1851668488" r:id="rId277"/>
+                <o:OLEObject Type="Embed" ProgID="Equation.DSMT4" ShapeID="_x0000_i1180" DrawAspect="Content" ObjectID="_1851832224" r:id="rId277"/>
               </w:object>
             </w:r>
           </w:p>
@@ -16085,10 +16102,10 @@
                 <w:position w:val="-12"/>
               </w:rPr>
               <w:object w:dxaOrig="600" w:dyaOrig="360" w14:anchorId="23052002">
-                <v:shape id="_x0000_i1181" type="#_x0000_t75" style="width:30pt;height:18pt" o:ole="">
+                <v:shape id="_x0000_i1181" type="#_x0000_t75" style="width:29.65pt;height:17.8pt" o:ole="">
                   <v:imagedata r:id="rId278" o:title=""/>
                 </v:shape>
-                <o:OLEObject Type="Embed" ProgID="Equation.DSMT4" ShapeID="_x0000_i1181" DrawAspect="Content" ObjectID="_1851668489" r:id="rId279"/>
+                <o:OLEObject Type="Embed" ProgID="Equation.DSMT4" ShapeID="_x0000_i1181" DrawAspect="Content" ObjectID="_1851832225" r:id="rId279"/>
               </w:object>
             </w:r>
           </w:p>
@@ -16114,10 +16131,10 @@
                 <w:position w:val="-12"/>
               </w:rPr>
               <w:object w:dxaOrig="580" w:dyaOrig="360" w14:anchorId="26C6A9FA">
-                <v:shape id="_x0000_i1182" type="#_x0000_t75" style="width:29.25pt;height:18pt" o:ole="">
+                <v:shape id="_x0000_i1182" type="#_x0000_t75" style="width:29.65pt;height:17.8pt" o:ole="">
                   <v:imagedata r:id="rId280" o:title=""/>
                 </v:shape>
-                <o:OLEObject Type="Embed" ProgID="Equation.DSMT4" ShapeID="_x0000_i1182" DrawAspect="Content" ObjectID="_1851668490" r:id="rId281"/>
+                <o:OLEObject Type="Embed" ProgID="Equation.DSMT4" ShapeID="_x0000_i1182" DrawAspect="Content" ObjectID="_1851832226" r:id="rId281"/>
               </w:object>
             </w:r>
           </w:p>
@@ -16143,10 +16160,10 @@
                 <w:position w:val="-12"/>
               </w:rPr>
               <w:object w:dxaOrig="580" w:dyaOrig="360" w14:anchorId="6C93945E">
-                <v:shape id="_x0000_i1183" type="#_x0000_t75" style="width:29.25pt;height:18pt" o:ole="">
+                <v:shape id="_x0000_i1183" type="#_x0000_t75" style="width:29.65pt;height:17.8pt" o:ole="">
                   <v:imagedata r:id="rId282" o:title=""/>
                 </v:shape>
-                <o:OLEObject Type="Embed" ProgID="Equation.DSMT4" ShapeID="_x0000_i1183" DrawAspect="Content" ObjectID="_1851668491" r:id="rId283"/>
+                <o:OLEObject Type="Embed" ProgID="Equation.DSMT4" ShapeID="_x0000_i1183" DrawAspect="Content" ObjectID="_1851832227" r:id="rId283"/>
               </w:object>
             </w:r>
           </w:p>
@@ -16172,10 +16189,10 @@
                 <w:position w:val="-12"/>
               </w:rPr>
               <w:object w:dxaOrig="600" w:dyaOrig="360" w14:anchorId="7F9FE4A0">
-                <v:shape id="_x0000_i1184" type="#_x0000_t75" style="width:30pt;height:18pt" o:ole="">
+                <v:shape id="_x0000_i1184" type="#_x0000_t75" style="width:29.65pt;height:17.8pt" o:ole="">
                   <v:imagedata r:id="rId284" o:title=""/>
                 </v:shape>
-                <o:OLEObject Type="Embed" ProgID="Equation.DSMT4" ShapeID="_x0000_i1184" DrawAspect="Content" ObjectID="_1851668492" r:id="rId285"/>
+                <o:OLEObject Type="Embed" ProgID="Equation.DSMT4" ShapeID="_x0000_i1184" DrawAspect="Content" ObjectID="_1851832228" r:id="rId285"/>
               </w:object>
             </w:r>
           </w:p>
@@ -16201,10 +16218,10 @@
                 <w:position w:val="-12"/>
               </w:rPr>
               <w:object w:dxaOrig="660" w:dyaOrig="360" w14:anchorId="446CB9A0">
-                <v:shape id="_x0000_i1185" type="#_x0000_t75" style="width:33pt;height:18pt" o:ole="">
+                <v:shape id="_x0000_i1185" type="#_x0000_t75" style="width:33.05pt;height:17.8pt" o:ole="">
                   <v:imagedata r:id="rId286" o:title=""/>
                 </v:shape>
-                <o:OLEObject Type="Embed" ProgID="Equation.DSMT4" ShapeID="_x0000_i1185" DrawAspect="Content" ObjectID="_1851668493" r:id="rId287"/>
+                <o:OLEObject Type="Embed" ProgID="Equation.DSMT4" ShapeID="_x0000_i1185" DrawAspect="Content" ObjectID="_1851832229" r:id="rId287"/>
               </w:object>
             </w:r>
           </w:p>
@@ -16230,10 +16247,10 @@
                 <w:position w:val="-6"/>
               </w:rPr>
               <w:object w:dxaOrig="200" w:dyaOrig="279" w14:anchorId="6A4A775B">
-                <v:shape id="_x0000_i1186" type="#_x0000_t75" style="width:14.25pt;height:14.25pt" o:ole="">
+                <v:shape id="_x0000_i1186" type="#_x0000_t75" style="width:14.4pt;height:14.4pt" o:ole="">
                   <v:imagedata r:id="rId288" o:title=""/>
                 </v:shape>
-                <o:OLEObject Type="Embed" ProgID="Equation.DSMT4" ShapeID="_x0000_i1186" DrawAspect="Content" ObjectID="_1851668494" r:id="rId289"/>
+                <o:OLEObject Type="Embed" ProgID="Equation.DSMT4" ShapeID="_x0000_i1186" DrawAspect="Content" ObjectID="_1851832230" r:id="rId289"/>
               </w:object>
             </w:r>
           </w:p>
@@ -16317,10 +16334,10 @@
                 <w:position w:val="-12"/>
               </w:rPr>
               <w:object w:dxaOrig="499" w:dyaOrig="360" w14:anchorId="2181AE47">
-                <v:shape id="_x0000_i1187" type="#_x0000_t75" style="width:24.75pt;height:18pt" o:ole="">
+                <v:shape id="_x0000_i1187" type="#_x0000_t75" style="width:24.55pt;height:17.8pt" o:ole="">
                   <v:imagedata r:id="rId290" o:title=""/>
                 </v:shape>
-                <o:OLEObject Type="Embed" ProgID="Equation.DSMT4" ShapeID="_x0000_i1187" DrawAspect="Content" ObjectID="_1851668495" r:id="rId291"/>
+                <o:OLEObject Type="Embed" ProgID="Equation.DSMT4" ShapeID="_x0000_i1187" DrawAspect="Content" ObjectID="_1851832231" r:id="rId291"/>
               </w:object>
             </w:r>
           </w:p>
@@ -16364,10 +16381,10 @@
                 <w:position w:val="-12"/>
               </w:rPr>
               <w:object w:dxaOrig="580" w:dyaOrig="360" w14:anchorId="198BAC61">
-                <v:shape id="_x0000_i1188" type="#_x0000_t75" style="width:28.5pt;height:18pt" o:ole="">
+                <v:shape id="_x0000_i1188" type="#_x0000_t75" style="width:28.8pt;height:17.8pt" o:ole="">
                   <v:imagedata r:id="rId292" o:title=""/>
                 </v:shape>
-                <o:OLEObject Type="Embed" ProgID="Equation.DSMT4" ShapeID="_x0000_i1188" DrawAspect="Content" ObjectID="_1851668496" r:id="rId293"/>
+                <o:OLEObject Type="Embed" ProgID="Equation.DSMT4" ShapeID="_x0000_i1188" DrawAspect="Content" ObjectID="_1851832232" r:id="rId293"/>
               </w:object>
             </w:r>
           </w:p>
@@ -16393,10 +16410,10 @@
                 <w:position w:val="-6"/>
               </w:rPr>
               <w:object w:dxaOrig="200" w:dyaOrig="279" w14:anchorId="2BDDD46F">
-                <v:shape id="_x0000_i1189" type="#_x0000_t75" style="width:14.25pt;height:14.25pt" o:ole="">
+                <v:shape id="_x0000_i1189" type="#_x0000_t75" style="width:14.4pt;height:14.4pt" o:ole="">
                   <v:imagedata r:id="rId294" o:title=""/>
                 </v:shape>
-                <o:OLEObject Type="Embed" ProgID="Equation.DSMT4" ShapeID="_x0000_i1189" DrawAspect="Content" ObjectID="_1851668497" r:id="rId295"/>
+                <o:OLEObject Type="Embed" ProgID="Equation.DSMT4" ShapeID="_x0000_i1189" DrawAspect="Content" ObjectID="_1851832233" r:id="rId295"/>
               </w:object>
             </w:r>
           </w:p>
@@ -16444,10 +16461,10 @@
                 <w:position w:val="-12"/>
               </w:rPr>
               <w:object w:dxaOrig="520" w:dyaOrig="360" w14:anchorId="54DC3986">
-                <v:shape id="_x0000_i1190" type="#_x0000_t75" style="width:26.25pt;height:18pt" o:ole="">
+                <v:shape id="_x0000_i1190" type="#_x0000_t75" style="width:26.25pt;height:17.8pt" o:ole="">
                   <v:imagedata r:id="rId296" o:title=""/>
                 </v:shape>
-                <o:OLEObject Type="Embed" ProgID="Equation.DSMT4" ShapeID="_x0000_i1190" DrawAspect="Content" ObjectID="_1851668498" r:id="rId297"/>
+                <o:OLEObject Type="Embed" ProgID="Equation.DSMT4" ShapeID="_x0000_i1190" DrawAspect="Content" ObjectID="_1851832234" r:id="rId297"/>
               </w:object>
             </w:r>
           </w:p>
@@ -16473,10 +16490,10 @@
                 <w:position w:val="-12"/>
               </w:rPr>
               <w:object w:dxaOrig="499" w:dyaOrig="360" w14:anchorId="00AE74CB">
-                <v:shape id="_x0000_i1191" type="#_x0000_t75" style="width:24.75pt;height:18pt" o:ole="">
+                <v:shape id="_x0000_i1191" type="#_x0000_t75" style="width:24.55pt;height:17.8pt" o:ole="">
                   <v:imagedata r:id="rId298" o:title=""/>
                 </v:shape>
-                <o:OLEObject Type="Embed" ProgID="Equation.DSMT4" ShapeID="_x0000_i1191" DrawAspect="Content" ObjectID="_1851668499" r:id="rId299"/>
+                <o:OLEObject Type="Embed" ProgID="Equation.DSMT4" ShapeID="_x0000_i1191" DrawAspect="Content" ObjectID="_1851832235" r:id="rId299"/>
               </w:object>
             </w:r>
           </w:p>
@@ -16502,10 +16519,10 @@
                 <w:position w:val="-12"/>
               </w:rPr>
               <w:object w:dxaOrig="499" w:dyaOrig="360" w14:anchorId="3EB16984">
-                <v:shape id="_x0000_i1192" type="#_x0000_t75" style="width:24.75pt;height:18pt" o:ole="">
+                <v:shape id="_x0000_i1192" type="#_x0000_t75" style="width:24.55pt;height:17.8pt" o:ole="">
                   <v:imagedata r:id="rId300" o:title=""/>
                 </v:shape>
-                <o:OLEObject Type="Embed" ProgID="Equation.DSMT4" ShapeID="_x0000_i1192" DrawAspect="Content" ObjectID="_1851668500" r:id="rId301"/>
+                <o:OLEObject Type="Embed" ProgID="Equation.DSMT4" ShapeID="_x0000_i1192" DrawAspect="Content" ObjectID="_1851832236" r:id="rId301"/>
               </w:object>
             </w:r>
           </w:p>
@@ -16567,10 +16584,10 @@
                 <w:position w:val="-6"/>
               </w:rPr>
               <w:object w:dxaOrig="200" w:dyaOrig="279" w14:anchorId="28B6F281">
-                <v:shape id="_x0000_i1193" type="#_x0000_t75" style="width:14.25pt;height:14.25pt" o:ole="">
+                <v:shape id="_x0000_i1193" type="#_x0000_t75" style="width:14.4pt;height:14.4pt" o:ole="">
                   <v:imagedata r:id="rId294" o:title=""/>
                 </v:shape>
-                <o:OLEObject Type="Embed" ProgID="Equation.DSMT4" ShapeID="_x0000_i1193" DrawAspect="Content" ObjectID="_1851668501" r:id="rId302"/>
+                <o:OLEObject Type="Embed" ProgID="Equation.DSMT4" ShapeID="_x0000_i1193" DrawAspect="Content" ObjectID="_1851832237" r:id="rId302"/>
               </w:object>
             </w:r>
           </w:p>
@@ -16618,10 +16635,10 @@
                 <w:position w:val="-12"/>
               </w:rPr>
               <w:object w:dxaOrig="740" w:dyaOrig="360" w14:anchorId="10481322">
-                <v:shape id="_x0000_i1194" type="#_x0000_t75" style="width:36.75pt;height:18pt" o:ole="">
+                <v:shape id="_x0000_i1194" type="#_x0000_t75" style="width:36.4pt;height:17.8pt" o:ole="">
                   <v:imagedata r:id="rId303" o:title=""/>
                 </v:shape>
-                <o:OLEObject Type="Embed" ProgID="Equation.DSMT4" ShapeID="_x0000_i1194" DrawAspect="Content" ObjectID="_1851668502" r:id="rId304"/>
+                <o:OLEObject Type="Embed" ProgID="Equation.DSMT4" ShapeID="_x0000_i1194" DrawAspect="Content" ObjectID="_1851832238" r:id="rId304"/>
               </w:object>
             </w:r>
           </w:p>
@@ -16647,10 +16664,10 @@
                 <w:position w:val="-12"/>
               </w:rPr>
               <w:object w:dxaOrig="720" w:dyaOrig="360" w14:anchorId="6293056B">
-                <v:shape id="_x0000_i1195" type="#_x0000_t75" style="width:36pt;height:18pt" o:ole="">
+                <v:shape id="_x0000_i1195" type="#_x0000_t75" style="width:36.4pt;height:17.8pt" o:ole="">
                   <v:imagedata r:id="rId305" o:title=""/>
                 </v:shape>
-                <o:OLEObject Type="Embed" ProgID="Equation.DSMT4" ShapeID="_x0000_i1195" DrawAspect="Content" ObjectID="_1851668503" r:id="rId306"/>
+                <o:OLEObject Type="Embed" ProgID="Equation.DSMT4" ShapeID="_x0000_i1195" DrawAspect="Content" ObjectID="_1851832239" r:id="rId306"/>
               </w:object>
             </w:r>
           </w:p>
@@ -16676,10 +16693,10 @@
                 <w:position w:val="-12"/>
               </w:rPr>
               <w:object w:dxaOrig="720" w:dyaOrig="360" w14:anchorId="6D48D122">
-                <v:shape id="_x0000_i1196" type="#_x0000_t75" style="width:36pt;height:18pt" o:ole="">
+                <v:shape id="_x0000_i1196" type="#_x0000_t75" style="width:36.4pt;height:17.8pt" o:ole="">
                   <v:imagedata r:id="rId307" o:title=""/>
                 </v:shape>
-                <o:OLEObject Type="Embed" ProgID="Equation.DSMT4" ShapeID="_x0000_i1196" DrawAspect="Content" ObjectID="_1851668504" r:id="rId308"/>
+                <o:OLEObject Type="Embed" ProgID="Equation.DSMT4" ShapeID="_x0000_i1196" DrawAspect="Content" ObjectID="_1851832240" r:id="rId308"/>
               </w:object>
             </w:r>
           </w:p>
@@ -16705,10 +16722,10 @@
                 <w:position w:val="-12"/>
               </w:rPr>
               <w:object w:dxaOrig="720" w:dyaOrig="360" w14:anchorId="7ED48FB4">
-                <v:shape id="_x0000_i1197" type="#_x0000_t75" style="width:36pt;height:18pt" o:ole="">
+                <v:shape id="_x0000_i1197" type="#_x0000_t75" style="width:36.4pt;height:17.8pt" o:ole="">
                   <v:imagedata r:id="rId309" o:title=""/>
                 </v:shape>
-                <o:OLEObject Type="Embed" ProgID="Equation.DSMT4" ShapeID="_x0000_i1197" DrawAspect="Content" ObjectID="_1851668505" r:id="rId310"/>
+                <o:OLEObject Type="Embed" ProgID="Equation.DSMT4" ShapeID="_x0000_i1197" DrawAspect="Content" ObjectID="_1851832241" r:id="rId310"/>
               </w:object>
             </w:r>
           </w:p>
@@ -16734,10 +16751,10 @@
                 <w:position w:val="-6"/>
               </w:rPr>
               <w:object w:dxaOrig="200" w:dyaOrig="279" w14:anchorId="2A2911EE">
-                <v:shape id="_x0000_i1198" type="#_x0000_t75" style="width:14.25pt;height:14.25pt" o:ole="">
+                <v:shape id="_x0000_i1198" type="#_x0000_t75" style="width:14.4pt;height:14.4pt" o:ole="">
                   <v:imagedata r:id="rId294" o:title=""/>
                 </v:shape>
-                <o:OLEObject Type="Embed" ProgID="Equation.DSMT4" ShapeID="_x0000_i1198" DrawAspect="Content" ObjectID="_1851668506" r:id="rId311"/>
+                <o:OLEObject Type="Embed" ProgID="Equation.DSMT4" ShapeID="_x0000_i1198" DrawAspect="Content" ObjectID="_1851832242" r:id="rId311"/>
               </w:object>
             </w:r>
           </w:p>
@@ -16763,10 +16780,10 @@
                 <w:position w:val="-12"/>
               </w:rPr>
               <w:object w:dxaOrig="740" w:dyaOrig="360" w14:anchorId="1AB742FA">
-                <v:shape id="_x0000_i1199" type="#_x0000_t75" style="width:37.5pt;height:18pt" o:ole="">
+                <v:shape id="_x0000_i1199" type="#_x0000_t75" style="width:37.25pt;height:17.8pt" o:ole="">
                   <v:imagedata r:id="rId312" o:title=""/>
                 </v:shape>
-                <o:OLEObject Type="Embed" ProgID="Equation.DSMT4" ShapeID="_x0000_i1199" DrawAspect="Content" ObjectID="_1851668507" r:id="rId313"/>
+                <o:OLEObject Type="Embed" ProgID="Equation.DSMT4" ShapeID="_x0000_i1199" DrawAspect="Content" ObjectID="_1851832243" r:id="rId313"/>
               </w:object>
             </w:r>
           </w:p>
@@ -16791,10 +16808,10 @@
                 <w:position w:val="-4"/>
               </w:rPr>
               <w:object w:dxaOrig="220" w:dyaOrig="240" w14:anchorId="28172840">
-                <v:shape id="_x0000_i1200" type="#_x0000_t75" style="width:13.5pt;height:14.25pt" o:ole="">
+                <v:shape id="_x0000_i1200" type="#_x0000_t75" style="width:13.55pt;height:14.4pt" o:ole="">
                   <v:imagedata r:id="rId251" o:title=""/>
                 </v:shape>
-                <o:OLEObject Type="Embed" ProgID="Equation.DSMT4" ShapeID="_x0000_i1200" DrawAspect="Content" ObjectID="_1851668508" r:id="rId314"/>
+                <o:OLEObject Type="Embed" ProgID="Equation.DSMT4" ShapeID="_x0000_i1200" DrawAspect="Content" ObjectID="_1851832244" r:id="rId314"/>
               </w:object>
             </w:r>
           </w:p>
@@ -16818,10 +16835,10 @@
                 <w:position w:val="-6"/>
               </w:rPr>
               <w:object w:dxaOrig="200" w:dyaOrig="279" w14:anchorId="1B6FDEF1">
-                <v:shape id="_x0000_i1201" type="#_x0000_t75" style="width:14.25pt;height:14.25pt" o:ole="">
+                <v:shape id="_x0000_i1201" type="#_x0000_t75" style="width:14.4pt;height:14.4pt" o:ole="">
                   <v:imagedata r:id="rId315" o:title=""/>
                 </v:shape>
-                <o:OLEObject Type="Embed" ProgID="Equation.DSMT4" ShapeID="_x0000_i1201" DrawAspect="Content" ObjectID="_1851668509" r:id="rId316"/>
+                <o:OLEObject Type="Embed" ProgID="Equation.DSMT4" ShapeID="_x0000_i1201" DrawAspect="Content" ObjectID="_1851832245" r:id="rId316"/>
               </w:object>
             </w:r>
           </w:p>
@@ -16845,10 +16862,10 @@
                 <w:position w:val="-6"/>
               </w:rPr>
               <w:object w:dxaOrig="200" w:dyaOrig="279" w14:anchorId="2DC8862A">
-                <v:shape id="_x0000_i1202" type="#_x0000_t75" style="width:14.25pt;height:14.25pt" o:ole="">
+                <v:shape id="_x0000_i1202" type="#_x0000_t75" style="width:14.4pt;height:14.4pt" o:ole="">
                   <v:imagedata r:id="rId317" o:title=""/>
                 </v:shape>
-                <o:OLEObject Type="Embed" ProgID="Equation.DSMT4" ShapeID="_x0000_i1202" DrawAspect="Content" ObjectID="_1851668510" r:id="rId318"/>
+                <o:OLEObject Type="Embed" ProgID="Equation.DSMT4" ShapeID="_x0000_i1202" DrawAspect="Content" ObjectID="_1851832246" r:id="rId318"/>
               </w:object>
             </w:r>
           </w:p>
@@ -16872,10 +16889,10 @@
                 <w:position w:val="-6"/>
               </w:rPr>
               <w:object w:dxaOrig="200" w:dyaOrig="279" w14:anchorId="00CFBF18">
-                <v:shape id="_x0000_i1203" type="#_x0000_t75" style="width:14.25pt;height:14.25pt" o:ole="">
+                <v:shape id="_x0000_i1203" type="#_x0000_t75" style="width:14.4pt;height:14.4pt" o:ole="">
                   <v:imagedata r:id="rId319" o:title=""/>
                 </v:shape>
-                <o:OLEObject Type="Embed" ProgID="Equation.DSMT4" ShapeID="_x0000_i1203" DrawAspect="Content" ObjectID="_1851668511" r:id="rId320"/>
+                <o:OLEObject Type="Embed" ProgID="Equation.DSMT4" ShapeID="_x0000_i1203" DrawAspect="Content" ObjectID="_1851832247" r:id="rId320"/>
               </w:object>
             </w:r>
           </w:p>
@@ -16899,10 +16916,10 @@
                 <w:position w:val="-6"/>
               </w:rPr>
               <w:object w:dxaOrig="200" w:dyaOrig="279" w14:anchorId="3CE2BA49">
-                <v:shape id="_x0000_i1204" type="#_x0000_t75" style="width:14.25pt;height:14.25pt" o:ole="">
+                <v:shape id="_x0000_i1204" type="#_x0000_t75" style="width:14.4pt;height:14.4pt" o:ole="">
                   <v:imagedata r:id="rId321" o:title=""/>
                 </v:shape>
-                <o:OLEObject Type="Embed" ProgID="Equation.DSMT4" ShapeID="_x0000_i1204" DrawAspect="Content" ObjectID="_1851668512" r:id="rId322"/>
+                <o:OLEObject Type="Embed" ProgID="Equation.DSMT4" ShapeID="_x0000_i1204" DrawAspect="Content" ObjectID="_1851832248" r:id="rId322"/>
               </w:object>
             </w:r>
           </w:p>
@@ -16926,10 +16943,10 @@
                 <w:position w:val="-6"/>
               </w:rPr>
               <w:object w:dxaOrig="200" w:dyaOrig="279" w14:anchorId="61114FB2">
-                <v:shape id="_x0000_i1205" type="#_x0000_t75" style="width:14.25pt;height:14.25pt" o:ole="">
+                <v:shape id="_x0000_i1205" type="#_x0000_t75" style="width:14.4pt;height:14.4pt" o:ole="">
                   <v:imagedata r:id="rId323" o:title=""/>
                 </v:shape>
-                <o:OLEObject Type="Embed" ProgID="Equation.DSMT4" ShapeID="_x0000_i1205" DrawAspect="Content" ObjectID="_1851668513" r:id="rId324"/>
+                <o:OLEObject Type="Embed" ProgID="Equation.DSMT4" ShapeID="_x0000_i1205" DrawAspect="Content" ObjectID="_1851832249" r:id="rId324"/>
               </w:object>
             </w:r>
           </w:p>
@@ -16953,10 +16970,10 @@
                 <w:position w:val="-6"/>
               </w:rPr>
               <w:object w:dxaOrig="200" w:dyaOrig="279" w14:anchorId="702B4869">
-                <v:shape id="_x0000_i1206" type="#_x0000_t75" style="width:14.25pt;height:14.25pt" o:ole="">
+                <v:shape id="_x0000_i1206" type="#_x0000_t75" style="width:14.4pt;height:14.4pt" o:ole="">
                   <v:imagedata r:id="rId325" o:title=""/>
                 </v:shape>
-                <o:OLEObject Type="Embed" ProgID="Equation.DSMT4" ShapeID="_x0000_i1206" DrawAspect="Content" ObjectID="_1851668514" r:id="rId326"/>
+                <o:OLEObject Type="Embed" ProgID="Equation.DSMT4" ShapeID="_x0000_i1206" DrawAspect="Content" ObjectID="_1851832250" r:id="rId326"/>
               </w:object>
             </w:r>
           </w:p>
@@ -17318,10 +17335,10 @@
                 <w:position w:val="-4"/>
               </w:rPr>
               <w:object w:dxaOrig="220" w:dyaOrig="240" w14:anchorId="4785E1CD">
-                <v:shape id="_x0000_i1207" type="#_x0000_t75" style="width:13.5pt;height:14.25pt" o:ole="">
+                <v:shape id="_x0000_i1207" type="#_x0000_t75" style="width:13.55pt;height:14.4pt" o:ole="">
                   <v:imagedata r:id="rId251" o:title=""/>
                 </v:shape>
-                <o:OLEObject Type="Embed" ProgID="Equation.DSMT4" ShapeID="_x0000_i1207" DrawAspect="Content" ObjectID="_1851668515" r:id="rId327"/>
+                <o:OLEObject Type="Embed" ProgID="Equation.DSMT4" ShapeID="_x0000_i1207" DrawAspect="Content" ObjectID="_1851832251" r:id="rId327"/>
               </w:object>
             </w:r>
           </w:p>
@@ -17368,10 +17385,10 @@
                 <w:position w:val="-12"/>
               </w:rPr>
               <w:object w:dxaOrig="520" w:dyaOrig="360" w14:anchorId="5A6B31B6">
-                <v:shape id="_x0000_i1208" type="#_x0000_t75" style="width:26.25pt;height:18pt" o:ole="">
+                <v:shape id="_x0000_i1208" type="#_x0000_t75" style="width:26.25pt;height:17.8pt" o:ole="">
                   <v:imagedata r:id="rId328" o:title=""/>
                 </v:shape>
-                <o:OLEObject Type="Embed" ProgID="Equation.DSMT4" ShapeID="_x0000_i1208" DrawAspect="Content" ObjectID="_1851668516" r:id="rId329"/>
+                <o:OLEObject Type="Embed" ProgID="Equation.DSMT4" ShapeID="_x0000_i1208" DrawAspect="Content" ObjectID="_1851832252" r:id="rId329"/>
               </w:object>
             </w:r>
           </w:p>
@@ -17396,10 +17413,10 @@
                 <w:position w:val="-12"/>
               </w:rPr>
               <w:object w:dxaOrig="520" w:dyaOrig="360" w14:anchorId="44B28296">
-                <v:shape id="_x0000_i1209" type="#_x0000_t75" style="width:26.25pt;height:18pt" o:ole="">
+                <v:shape id="_x0000_i1209" type="#_x0000_t75" style="width:26.25pt;height:17.8pt" o:ole="">
                   <v:imagedata r:id="rId330" o:title=""/>
                 </v:shape>
-                <o:OLEObject Type="Embed" ProgID="Equation.DSMT4" ShapeID="_x0000_i1209" DrawAspect="Content" ObjectID="_1851668517" r:id="rId331"/>
+                <o:OLEObject Type="Embed" ProgID="Equation.DSMT4" ShapeID="_x0000_i1209" DrawAspect="Content" ObjectID="_1851832253" r:id="rId331"/>
               </w:object>
             </w:r>
           </w:p>
@@ -17475,10 +17492,10 @@
                 <w:position w:val="-6"/>
               </w:rPr>
               <w:object w:dxaOrig="200" w:dyaOrig="279" w14:anchorId="35AEFC56">
-                <v:shape id="_x0000_i1210" type="#_x0000_t75" style="width:14.25pt;height:14.25pt" o:ole="">
+                <v:shape id="_x0000_i1210" type="#_x0000_t75" style="width:14.4pt;height:14.4pt" o:ole="">
                   <v:imagedata r:id="rId332" o:title=""/>
                 </v:shape>
-                <o:OLEObject Type="Embed" ProgID="Equation.DSMT4" ShapeID="_x0000_i1210" DrawAspect="Content" ObjectID="_1851668518" r:id="rId333"/>
+                <o:OLEObject Type="Embed" ProgID="Equation.DSMT4" ShapeID="_x0000_i1210" DrawAspect="Content" ObjectID="_1851832254" r:id="rId333"/>
               </w:object>
             </w:r>
           </w:p>
@@ -17527,10 +17544,10 @@
                 <w:position w:val="-12"/>
               </w:rPr>
               <w:object w:dxaOrig="680" w:dyaOrig="360" w14:anchorId="2293DD58">
-                <v:shape id="_x0000_i1211" type="#_x0000_t75" style="width:33.75pt;height:18pt" o:ole="">
+                <v:shape id="_x0000_i1211" type="#_x0000_t75" style="width:33.9pt;height:17.8pt" o:ole="">
                   <v:imagedata r:id="rId334" o:title=""/>
                 </v:shape>
-                <o:OLEObject Type="Embed" ProgID="Equation.DSMT4" ShapeID="_x0000_i1211" DrawAspect="Content" ObjectID="_1851668519" r:id="rId335"/>
+                <o:OLEObject Type="Embed" ProgID="Equation.DSMT4" ShapeID="_x0000_i1211" DrawAspect="Content" ObjectID="_1851832255" r:id="rId335"/>
               </w:object>
             </w:r>
           </w:p>
@@ -17556,10 +17573,10 @@
                 <w:position w:val="-12"/>
               </w:rPr>
               <w:object w:dxaOrig="660" w:dyaOrig="360" w14:anchorId="0CA7FA2F">
-                <v:shape id="_x0000_i1212" type="#_x0000_t75" style="width:33pt;height:18pt" o:ole="">
+                <v:shape id="_x0000_i1212" type="#_x0000_t75" style="width:33.05pt;height:17.8pt" o:ole="">
                   <v:imagedata r:id="rId336" o:title=""/>
                 </v:shape>
-                <o:OLEObject Type="Embed" ProgID="Equation.DSMT4" ShapeID="_x0000_i1212" DrawAspect="Content" ObjectID="_1851668520" r:id="rId337"/>
+                <o:OLEObject Type="Embed" ProgID="Equation.DSMT4" ShapeID="_x0000_i1212" DrawAspect="Content" ObjectID="_1851832256" r:id="rId337"/>
               </w:object>
             </w:r>
           </w:p>
@@ -17639,10 +17656,10 @@
                 <w:position w:val="-6"/>
               </w:rPr>
               <w:object w:dxaOrig="200" w:dyaOrig="279" w14:anchorId="79E32879">
-                <v:shape id="_x0000_i1213" type="#_x0000_t75" style="width:14.25pt;height:14.25pt" o:ole="">
+                <v:shape id="_x0000_i1213" type="#_x0000_t75" style="width:14.4pt;height:14.4pt" o:ole="">
                   <v:imagedata r:id="rId332" o:title=""/>
                 </v:shape>
-                <o:OLEObject Type="Embed" ProgID="Equation.DSMT4" ShapeID="_x0000_i1213" DrawAspect="Content" ObjectID="_1851668521" r:id="rId338"/>
+                <o:OLEObject Type="Embed" ProgID="Equation.DSMT4" ShapeID="_x0000_i1213" DrawAspect="Content" ObjectID="_1851832257" r:id="rId338"/>
               </w:object>
             </w:r>
           </w:p>
@@ -17701,10 +17718,10 @@
                 <w:position w:val="-12"/>
               </w:rPr>
               <w:object w:dxaOrig="540" w:dyaOrig="360" w14:anchorId="588C3C20">
-                <v:shape id="_x0000_i1214" type="#_x0000_t75" style="width:27.75pt;height:18pt" o:ole="">
+                <v:shape id="_x0000_i1214" type="#_x0000_t75" style="width:27.95pt;height:17.8pt" o:ole="">
                   <v:imagedata r:id="rId339" o:title=""/>
                 </v:shape>
-                <o:OLEObject Type="Embed" ProgID="Equation.DSMT4" ShapeID="_x0000_i1214" DrawAspect="Content" ObjectID="_1851668522" r:id="rId340"/>
+                <o:OLEObject Type="Embed" ProgID="Equation.DSMT4" ShapeID="_x0000_i1214" DrawAspect="Content" ObjectID="_1851832258" r:id="rId340"/>
               </w:object>
             </w:r>
           </w:p>
@@ -17766,10 +17783,10 @@
                 <w:position w:val="-12"/>
               </w:rPr>
               <w:object w:dxaOrig="520" w:dyaOrig="360" w14:anchorId="66F547C3">
-                <v:shape id="_x0000_i1215" type="#_x0000_t75" style="width:26.25pt;height:18pt" o:ole="">
+                <v:shape id="_x0000_i1215" type="#_x0000_t75" style="width:26.25pt;height:17.8pt" o:ole="">
                   <v:imagedata r:id="rId341" o:title=""/>
                 </v:shape>
-                <o:OLEObject Type="Embed" ProgID="Equation.DSMT4" ShapeID="_x0000_i1215" DrawAspect="Content" ObjectID="_1851668523" r:id="rId342"/>
+                <o:OLEObject Type="Embed" ProgID="Equation.DSMT4" ShapeID="_x0000_i1215" DrawAspect="Content" ObjectID="_1851832259" r:id="rId342"/>
               </w:object>
             </w:r>
           </w:p>
@@ -17813,10 +17830,10 @@
                 <w:position w:val="-6"/>
               </w:rPr>
               <w:object w:dxaOrig="200" w:dyaOrig="279" w14:anchorId="5B79B25E">
-                <v:shape id="_x0000_i1216" type="#_x0000_t75" style="width:14.25pt;height:14.25pt" o:ole="">
+                <v:shape id="_x0000_i1216" type="#_x0000_t75" style="width:14.4pt;height:14.4pt" o:ole="">
                   <v:imagedata r:id="rId332" o:title=""/>
                 </v:shape>
-                <o:OLEObject Type="Embed" ProgID="Equation.DSMT4" ShapeID="_x0000_i1216" DrawAspect="Content" ObjectID="_1851668524" r:id="rId343"/>
+                <o:OLEObject Type="Embed" ProgID="Equation.DSMT4" ShapeID="_x0000_i1216" DrawAspect="Content" ObjectID="_1851832260" r:id="rId343"/>
               </w:object>
             </w:r>
           </w:p>
@@ -17865,10 +17882,10 @@
                 <w:position w:val="-12"/>
               </w:rPr>
               <w:object w:dxaOrig="480" w:dyaOrig="360" w14:anchorId="466005C9">
-                <v:shape id="_x0000_i1217" type="#_x0000_t75" style="width:24pt;height:18pt" o:ole="">
+                <v:shape id="_x0000_i1217" type="#_x0000_t75" style="width:23.7pt;height:17.8pt" o:ole="">
                   <v:imagedata r:id="rId344" o:title=""/>
                 </v:shape>
-                <o:OLEObject Type="Embed" ProgID="Equation.DSMT4" ShapeID="_x0000_i1217" DrawAspect="Content" ObjectID="_1851668525" r:id="rId345"/>
+                <o:OLEObject Type="Embed" ProgID="Equation.DSMT4" ShapeID="_x0000_i1217" DrawAspect="Content" ObjectID="_1851832261" r:id="rId345"/>
               </w:object>
             </w:r>
           </w:p>
@@ -17894,10 +17911,10 @@
                 <w:position w:val="-12"/>
               </w:rPr>
               <w:object w:dxaOrig="460" w:dyaOrig="360" w14:anchorId="08DDAF26">
-                <v:shape id="_x0000_i1218" type="#_x0000_t75" style="width:23.25pt;height:18pt" o:ole="">
+                <v:shape id="_x0000_i1218" type="#_x0000_t75" style="width:22.85pt;height:17.8pt" o:ole="">
                   <v:imagedata r:id="rId346" o:title=""/>
                 </v:shape>
-                <o:OLEObject Type="Embed" ProgID="Equation.DSMT4" ShapeID="_x0000_i1218" DrawAspect="Content" ObjectID="_1851668526" r:id="rId347"/>
+                <o:OLEObject Type="Embed" ProgID="Equation.DSMT4" ShapeID="_x0000_i1218" DrawAspect="Content" ObjectID="_1851832262" r:id="rId347"/>
               </w:object>
             </w:r>
           </w:p>
@@ -17923,10 +17940,10 @@
                 <w:position w:val="-12"/>
               </w:rPr>
               <w:object w:dxaOrig="460" w:dyaOrig="360" w14:anchorId="380580A3">
-                <v:shape id="_x0000_i1219" type="#_x0000_t75" style="width:23.25pt;height:18pt" o:ole="">
+                <v:shape id="_x0000_i1219" type="#_x0000_t75" style="width:22.85pt;height:17.8pt" o:ole="">
                   <v:imagedata r:id="rId348" o:title=""/>
                 </v:shape>
-                <o:OLEObject Type="Embed" ProgID="Equation.DSMT4" ShapeID="_x0000_i1219" DrawAspect="Content" ObjectID="_1851668527" r:id="rId349"/>
+                <o:OLEObject Type="Embed" ProgID="Equation.DSMT4" ShapeID="_x0000_i1219" DrawAspect="Content" ObjectID="_1851832263" r:id="rId349"/>
               </w:object>
             </w:r>
           </w:p>
@@ -17952,10 +17969,10 @@
                 <w:position w:val="-12"/>
               </w:rPr>
               <w:object w:dxaOrig="460" w:dyaOrig="360" w14:anchorId="6EB9444B">
-                <v:shape id="_x0000_i1220" type="#_x0000_t75" style="width:23.25pt;height:18pt" o:ole="">
+                <v:shape id="_x0000_i1220" type="#_x0000_t75" style="width:22.85pt;height:17.8pt" o:ole="">
                   <v:imagedata r:id="rId350" o:title=""/>
                 </v:shape>
-                <o:OLEObject Type="Embed" ProgID="Equation.DSMT4" ShapeID="_x0000_i1220" DrawAspect="Content" ObjectID="_1851668528" r:id="rId351"/>
+                <o:OLEObject Type="Embed" ProgID="Equation.DSMT4" ShapeID="_x0000_i1220" DrawAspect="Content" ObjectID="_1851832264" r:id="rId351"/>
               </w:object>
             </w:r>
           </w:p>
@@ -17999,10 +18016,10 @@
                 <w:position w:val="-6"/>
               </w:rPr>
               <w:object w:dxaOrig="200" w:dyaOrig="279" w14:anchorId="55273FF2">
-                <v:shape id="_x0000_i1221" type="#_x0000_t75" style="width:14.25pt;height:14.25pt" o:ole="">
+                <v:shape id="_x0000_i1221" type="#_x0000_t75" style="width:14.4pt;height:14.4pt" o:ole="">
                   <v:imagedata r:id="rId332" o:title=""/>
                 </v:shape>
-                <o:OLEObject Type="Embed" ProgID="Equation.DSMT4" ShapeID="_x0000_i1221" DrawAspect="Content" ObjectID="_1851668529" r:id="rId352"/>
+                <o:OLEObject Type="Embed" ProgID="Equation.DSMT4" ShapeID="_x0000_i1221" DrawAspect="Content" ObjectID="_1851832265" r:id="rId352"/>
               </w:object>
             </w:r>
           </w:p>
@@ -18061,10 +18078,10 @@
                 <w:position w:val="-12"/>
               </w:rPr>
               <w:object w:dxaOrig="639" w:dyaOrig="380" w14:anchorId="1821DD78">
-                <v:shape id="_x0000_i1222" type="#_x0000_t75" style="width:32.25pt;height:18.75pt" o:ole="">
+                <v:shape id="_x0000_i1222" type="#_x0000_t75" style="width:32.2pt;height:18.65pt" o:ole="">
                   <v:imagedata r:id="rId353" o:title=""/>
                 </v:shape>
-                <o:OLEObject Type="Embed" ProgID="Equation.DSMT4" ShapeID="_x0000_i1222" DrawAspect="Content" ObjectID="_1851668530" r:id="rId354"/>
+                <o:OLEObject Type="Embed" ProgID="Equation.DSMT4" ShapeID="_x0000_i1222" DrawAspect="Content" ObjectID="_1851832266" r:id="rId354"/>
               </w:object>
             </w:r>
           </w:p>
@@ -18091,10 +18108,10 @@
                 <w:position w:val="-12"/>
               </w:rPr>
               <w:object w:dxaOrig="639" w:dyaOrig="380" w14:anchorId="1846EBD5">
-                <v:shape id="_x0000_i1223" type="#_x0000_t75" style="width:32.25pt;height:18.75pt" o:ole="">
+                <v:shape id="_x0000_i1223" type="#_x0000_t75" style="width:32.2pt;height:18.65pt" o:ole="">
                   <v:imagedata r:id="rId355" o:title=""/>
                 </v:shape>
-                <o:OLEObject Type="Embed" ProgID="Equation.DSMT4" ShapeID="_x0000_i1223" DrawAspect="Content" ObjectID="_1851668531" r:id="rId356"/>
+                <o:OLEObject Type="Embed" ProgID="Equation.DSMT4" ShapeID="_x0000_i1223" DrawAspect="Content" ObjectID="_1851832267" r:id="rId356"/>
               </w:object>
             </w:r>
           </w:p>
@@ -18121,10 +18138,10 @@
                 <w:position w:val="-12"/>
               </w:rPr>
               <w:object w:dxaOrig="639" w:dyaOrig="380" w14:anchorId="5A66CF58">
-                <v:shape id="_x0000_i1224" type="#_x0000_t75" style="width:32.25pt;height:18.75pt" o:ole="">
+                <v:shape id="_x0000_i1224" type="#_x0000_t75" style="width:32.2pt;height:18.65pt" o:ole="">
                   <v:imagedata r:id="rId357" o:title=""/>
                 </v:shape>
-                <o:OLEObject Type="Embed" ProgID="Equation.DSMT4" ShapeID="_x0000_i1224" DrawAspect="Content" ObjectID="_1851668532" r:id="rId358"/>
+                <o:OLEObject Type="Embed" ProgID="Equation.DSMT4" ShapeID="_x0000_i1224" DrawAspect="Content" ObjectID="_1851832268" r:id="rId358"/>
               </w:object>
             </w:r>
           </w:p>
@@ -18189,10 +18206,10 @@
                 <w:position w:val="-6"/>
               </w:rPr>
               <w:object w:dxaOrig="200" w:dyaOrig="279" w14:anchorId="09099379">
-                <v:shape id="_x0000_i1225" type="#_x0000_t75" style="width:14.25pt;height:14.25pt" o:ole="">
+                <v:shape id="_x0000_i1225" type="#_x0000_t75" style="width:14.4pt;height:14.4pt" o:ole="">
                   <v:imagedata r:id="rId332" o:title=""/>
                 </v:shape>
-                <o:OLEObject Type="Embed" ProgID="Equation.DSMT4" ShapeID="_x0000_i1225" DrawAspect="Content" ObjectID="_1851668533" r:id="rId359"/>
+                <o:OLEObject Type="Embed" ProgID="Equation.DSMT4" ShapeID="_x0000_i1225" DrawAspect="Content" ObjectID="_1851832269" r:id="rId359"/>
               </w:object>
             </w:r>
           </w:p>
@@ -18262,10 +18279,10 @@
                 <w:position w:val="-12"/>
               </w:rPr>
               <w:object w:dxaOrig="639" w:dyaOrig="380" w14:anchorId="2AF610E1">
-                <v:shape id="_x0000_i1226" type="#_x0000_t75" style="width:32.25pt;height:18.75pt" o:ole="">
+                <v:shape id="_x0000_i1226" type="#_x0000_t75" style="width:32.2pt;height:18.65pt" o:ole="">
                   <v:imagedata r:id="rId360" o:title=""/>
                 </v:shape>
-                <o:OLEObject Type="Embed" ProgID="Equation.DSMT4" ShapeID="_x0000_i1226" DrawAspect="Content" ObjectID="_1851668534" r:id="rId361"/>
+                <o:OLEObject Type="Embed" ProgID="Equation.DSMT4" ShapeID="_x0000_i1226" DrawAspect="Content" ObjectID="_1851832270" r:id="rId361"/>
               </w:object>
             </w:r>
           </w:p>
@@ -18291,10 +18308,10 @@
                 <w:position w:val="-12"/>
               </w:rPr>
               <w:object w:dxaOrig="639" w:dyaOrig="380" w14:anchorId="71CD7061">
-                <v:shape id="_x0000_i1227" type="#_x0000_t75" style="width:32.25pt;height:18.75pt" o:ole="">
+                <v:shape id="_x0000_i1227" type="#_x0000_t75" style="width:32.2pt;height:18.65pt" o:ole="">
                   <v:imagedata r:id="rId362" o:title=""/>
                 </v:shape>
-                <o:OLEObject Type="Embed" ProgID="Equation.DSMT4" ShapeID="_x0000_i1227" DrawAspect="Content" ObjectID="_1851668535" r:id="rId363"/>
+                <o:OLEObject Type="Embed" ProgID="Equation.DSMT4" ShapeID="_x0000_i1227" DrawAspect="Content" ObjectID="_1851832271" r:id="rId363"/>
               </w:object>
             </w:r>
           </w:p>
@@ -18356,10 +18373,10 @@
                 <w:position w:val="-6"/>
               </w:rPr>
               <w:object w:dxaOrig="200" w:dyaOrig="279" w14:anchorId="5A44DCE2">
-                <v:shape id="_x0000_i1228" type="#_x0000_t75" style="width:14.25pt;height:14.25pt" o:ole="">
+                <v:shape id="_x0000_i1228" type="#_x0000_t75" style="width:14.4pt;height:14.4pt" o:ole="">
                   <v:imagedata r:id="rId288" o:title=""/>
                 </v:shape>
-                <o:OLEObject Type="Embed" ProgID="Equation.DSMT4" ShapeID="_x0000_i1228" DrawAspect="Content" ObjectID="_1851668536" r:id="rId364"/>
+                <o:OLEObject Type="Embed" ProgID="Equation.DSMT4" ShapeID="_x0000_i1228" DrawAspect="Content" ObjectID="_1851832272" r:id="rId364"/>
               </w:object>
             </w:r>
           </w:p>
@@ -18426,10 +18443,10 @@
                 <w:position w:val="-12"/>
               </w:rPr>
               <w:object w:dxaOrig="800" w:dyaOrig="360" w14:anchorId="55050BA5">
-                <v:shape id="_x0000_i1229" type="#_x0000_t75" style="width:40.5pt;height:18pt" o:ole="">
+                <v:shape id="_x0000_i1229" type="#_x0000_t75" style="width:40.65pt;height:17.8pt" o:ole="">
                   <v:imagedata r:id="rId365" o:title=""/>
                 </v:shape>
-                <o:OLEObject Type="Embed" ProgID="Equation.DSMT4" ShapeID="_x0000_i1229" DrawAspect="Content" ObjectID="_1851668537" r:id="rId366"/>
+                <o:OLEObject Type="Embed" ProgID="Equation.DSMT4" ShapeID="_x0000_i1229" DrawAspect="Content" ObjectID="_1851832273" r:id="rId366"/>
               </w:object>
             </w:r>
           </w:p>
@@ -18455,10 +18472,10 @@
                 <w:position w:val="-12"/>
               </w:rPr>
               <w:object w:dxaOrig="800" w:dyaOrig="360" w14:anchorId="3AAC54D9">
-                <v:shape id="_x0000_i1230" type="#_x0000_t75" style="width:40.5pt;height:18pt" o:ole="">
+                <v:shape id="_x0000_i1230" type="#_x0000_t75" style="width:40.65pt;height:17.8pt" o:ole="">
                   <v:imagedata r:id="rId367" o:title=""/>
                 </v:shape>
-                <o:OLEObject Type="Embed" ProgID="Equation.DSMT4" ShapeID="_x0000_i1230" DrawAspect="Content" ObjectID="_1851668538" r:id="rId368"/>
+                <o:OLEObject Type="Embed" ProgID="Equation.DSMT4" ShapeID="_x0000_i1230" DrawAspect="Content" ObjectID="_1851832274" r:id="rId368"/>
               </w:object>
             </w:r>
           </w:p>
@@ -18520,10 +18537,10 @@
                 <w:position w:val="-6"/>
               </w:rPr>
               <w:object w:dxaOrig="200" w:dyaOrig="279" w14:anchorId="2A8F18B2">
-                <v:shape id="_x0000_i1231" type="#_x0000_t75" style="width:14.25pt;height:14.25pt" o:ole="">
+                <v:shape id="_x0000_i1231" type="#_x0000_t75" style="width:14.4pt;height:14.4pt" o:ole="">
                   <v:imagedata r:id="rId288" o:title=""/>
                 </v:shape>
-                <o:OLEObject Type="Embed" ProgID="Equation.DSMT4" ShapeID="_x0000_i1231" DrawAspect="Content" ObjectID="_1851668539" r:id="rId369"/>
+                <o:OLEObject Type="Embed" ProgID="Equation.DSMT4" ShapeID="_x0000_i1231" DrawAspect="Content" ObjectID="_1851832275" r:id="rId369"/>
               </w:object>
             </w:r>
           </w:p>
@@ -18611,10 +18628,10 @@
                 <w:position w:val="-12"/>
               </w:rPr>
               <w:object w:dxaOrig="639" w:dyaOrig="380" w14:anchorId="668BCA82">
-                <v:shape id="_x0000_i1232" type="#_x0000_t75" style="width:32.25pt;height:18.75pt" o:ole="">
+                <v:shape id="_x0000_i1232" type="#_x0000_t75" style="width:32.2pt;height:18.65pt" o:ole="">
                   <v:imagedata r:id="rId370" o:title=""/>
                 </v:shape>
-                <o:OLEObject Type="Embed" ProgID="Equation.DSMT4" ShapeID="_x0000_i1232" DrawAspect="Content" ObjectID="_1851668540" r:id="rId371"/>
+                <o:OLEObject Type="Embed" ProgID="Equation.DSMT4" ShapeID="_x0000_i1232" DrawAspect="Content" ObjectID="_1851832276" r:id="rId371"/>
               </w:object>
             </w:r>
           </w:p>
@@ -18640,10 +18657,10 @@
                 <w:position w:val="-12"/>
               </w:rPr>
               <w:object w:dxaOrig="639" w:dyaOrig="380" w14:anchorId="4BE2205B">
-                <v:shape id="_x0000_i1233" type="#_x0000_t75" style="width:32.25pt;height:18.75pt" o:ole="">
+                <v:shape id="_x0000_i1233" type="#_x0000_t75" style="width:32.2pt;height:18.65pt" o:ole="">
                   <v:imagedata r:id="rId372" o:title=""/>
                 </v:shape>
-                <o:OLEObject Type="Embed" ProgID="Equation.DSMT4" ShapeID="_x0000_i1233" DrawAspect="Content" ObjectID="_1851668541" r:id="rId373"/>
+                <o:OLEObject Type="Embed" ProgID="Equation.DSMT4" ShapeID="_x0000_i1233" DrawAspect="Content" ObjectID="_1851832277" r:id="rId373"/>
               </w:object>
             </w:r>
           </w:p>
@@ -18669,10 +18686,10 @@
                 <w:position w:val="-12"/>
               </w:rPr>
               <w:object w:dxaOrig="720" w:dyaOrig="380" w14:anchorId="6A179BCE">
-                <v:shape id="_x0000_i1234" type="#_x0000_t75" style="width:36pt;height:18.75pt" o:ole="">
+                <v:shape id="_x0000_i1234" type="#_x0000_t75" style="width:36.4pt;height:18.65pt" o:ole="">
                   <v:imagedata r:id="rId374" o:title=""/>
                 </v:shape>
-                <o:OLEObject Type="Embed" ProgID="Equation.DSMT4" ShapeID="_x0000_i1234" DrawAspect="Content" ObjectID="_1851668542" r:id="rId375"/>
+                <o:OLEObject Type="Embed" ProgID="Equation.DSMT4" ShapeID="_x0000_i1234" DrawAspect="Content" ObjectID="_1851832278" r:id="rId375"/>
               </w:object>
             </w:r>
           </w:p>
@@ -18698,10 +18715,10 @@
                 <w:position w:val="-6"/>
               </w:rPr>
               <w:object w:dxaOrig="200" w:dyaOrig="279" w14:anchorId="62B7CF2D">
-                <v:shape id="_x0000_i1235" type="#_x0000_t75" style="width:14.25pt;height:14.25pt" o:ole="">
+                <v:shape id="_x0000_i1235" type="#_x0000_t75" style="width:14.4pt;height:14.4pt" o:ole="">
                   <v:imagedata r:id="rId294" o:title=""/>
                 </v:shape>
-                <o:OLEObject Type="Embed" ProgID="Equation.DSMT4" ShapeID="_x0000_i1235" DrawAspect="Content" ObjectID="_1851668543" r:id="rId376"/>
+                <o:OLEObject Type="Embed" ProgID="Equation.DSMT4" ShapeID="_x0000_i1235" DrawAspect="Content" ObjectID="_1851832279" r:id="rId376"/>
               </w:object>
             </w:r>
           </w:p>
@@ -18795,10 +18812,10 @@
                 <w:position w:val="-12"/>
               </w:rPr>
               <w:object w:dxaOrig="639" w:dyaOrig="380" w14:anchorId="58F1F7EB">
-                <v:shape id="_x0000_i1236" type="#_x0000_t75" style="width:32.25pt;height:18.75pt" o:ole="">
+                <v:shape id="_x0000_i1236" type="#_x0000_t75" style="width:32.2pt;height:18.65pt" o:ole="">
                   <v:imagedata r:id="rId377" o:title=""/>
                 </v:shape>
-                <o:OLEObject Type="Embed" ProgID="Equation.DSMT4" ShapeID="_x0000_i1236" DrawAspect="Content" ObjectID="_1851668544" r:id="rId378"/>
+                <o:OLEObject Type="Embed" ProgID="Equation.DSMT4" ShapeID="_x0000_i1236" DrawAspect="Content" ObjectID="_1851832280" r:id="rId378"/>
               </w:object>
             </w:r>
           </w:p>
@@ -18842,10 +18859,10 @@
                 <w:position w:val="-12"/>
               </w:rPr>
               <w:object w:dxaOrig="720" w:dyaOrig="380" w14:anchorId="27CFD79E">
-                <v:shape id="_x0000_i1237" type="#_x0000_t75" style="width:36pt;height:18.75pt" o:ole="">
+                <v:shape id="_x0000_i1237" type="#_x0000_t75" style="width:36.4pt;height:18.65pt" o:ole="">
                   <v:imagedata r:id="rId379" o:title=""/>
                 </v:shape>
-                <o:OLEObject Type="Embed" ProgID="Equation.DSMT4" ShapeID="_x0000_i1237" DrawAspect="Content" ObjectID="_1851668545" r:id="rId380"/>
+                <o:OLEObject Type="Embed" ProgID="Equation.DSMT4" ShapeID="_x0000_i1237" DrawAspect="Content" ObjectID="_1851832281" r:id="rId380"/>
               </w:object>
             </w:r>
           </w:p>
@@ -18871,10 +18888,10 @@
                 <w:position w:val="-6"/>
               </w:rPr>
               <w:object w:dxaOrig="200" w:dyaOrig="279" w14:anchorId="2F3BA1BC">
-                <v:shape id="_x0000_i1238" type="#_x0000_t75" style="width:14.25pt;height:14.25pt" o:ole="">
+                <v:shape id="_x0000_i1238" type="#_x0000_t75" style="width:14.4pt;height:14.4pt" o:ole="">
                   <v:imagedata r:id="rId276" o:title=""/>
                 </v:shape>
-                <o:OLEObject Type="Embed" ProgID="Equation.DSMT4" ShapeID="_x0000_i1238" DrawAspect="Content" ObjectID="_1851668546" r:id="rId381"/>
+                <o:OLEObject Type="Embed" ProgID="Equation.DSMT4" ShapeID="_x0000_i1238" DrawAspect="Content" ObjectID="_1851832282" r:id="rId381"/>
               </w:object>
             </w:r>
           </w:p>
@@ -18968,10 +18985,10 @@
                 <w:position w:val="-12"/>
               </w:rPr>
               <w:object w:dxaOrig="639" w:dyaOrig="380" w14:anchorId="545F815C">
-                <v:shape id="_x0000_i1239" type="#_x0000_t75" style="width:32.25pt;height:18.75pt" o:ole="">
+                <v:shape id="_x0000_i1239" type="#_x0000_t75" style="width:32.2pt;height:18.65pt" o:ole="">
                   <v:imagedata r:id="rId382" o:title=""/>
                 </v:shape>
-                <o:OLEObject Type="Embed" ProgID="Equation.DSMT4" ShapeID="_x0000_i1239" DrawAspect="Content" ObjectID="_1851668547" r:id="rId383"/>
+                <o:OLEObject Type="Embed" ProgID="Equation.DSMT4" ShapeID="_x0000_i1239" DrawAspect="Content" ObjectID="_1851832283" r:id="rId383"/>
               </w:object>
             </w:r>
           </w:p>
@@ -19015,10 +19032,10 @@
                 <w:position w:val="-12"/>
               </w:rPr>
               <w:object w:dxaOrig="720" w:dyaOrig="380" w14:anchorId="1CBA039A">
-                <v:shape id="_x0000_i1240" type="#_x0000_t75" style="width:36pt;height:18.75pt" o:ole="">
+                <v:shape id="_x0000_i1240" type="#_x0000_t75" style="width:36.4pt;height:18.65pt" o:ole="">
                   <v:imagedata r:id="rId384" o:title=""/>
                 </v:shape>
-                <o:OLEObject Type="Embed" ProgID="Equation.DSMT4" ShapeID="_x0000_i1240" DrawAspect="Content" ObjectID="_1851668548" r:id="rId385"/>
+                <o:OLEObject Type="Embed" ProgID="Equation.DSMT4" ShapeID="_x0000_i1240" DrawAspect="Content" ObjectID="_1851832284" r:id="rId385"/>
               </w:object>
             </w:r>
           </w:p>
@@ -19044,10 +19061,10 @@
                 <w:position w:val="-6"/>
               </w:rPr>
               <w:object w:dxaOrig="200" w:dyaOrig="279" w14:anchorId="76D1DA6A">
-                <v:shape id="_x0000_i1241" type="#_x0000_t75" style="width:14.25pt;height:14.25pt" o:ole="">
+                <v:shape id="_x0000_i1241" type="#_x0000_t75" style="width:14.4pt;height:14.4pt" o:ole="">
                   <v:imagedata r:id="rId276" o:title=""/>
                 </v:shape>
-                <o:OLEObject Type="Embed" ProgID="Equation.DSMT4" ShapeID="_x0000_i1241" DrawAspect="Content" ObjectID="_1851668549" r:id="rId386"/>
+                <o:OLEObject Type="Embed" ProgID="Equation.DSMT4" ShapeID="_x0000_i1241" DrawAspect="Content" ObjectID="_1851832285" r:id="rId386"/>
               </w:object>
             </w:r>
           </w:p>
@@ -19096,10 +19113,10 @@
                 <w:position w:val="-12"/>
               </w:rPr>
               <w:object w:dxaOrig="720" w:dyaOrig="360" w14:anchorId="43DE3A01">
-                <v:shape id="_x0000_i1242" type="#_x0000_t75" style="width:36pt;height:18pt" o:ole="">
+                <v:shape id="_x0000_i1242" type="#_x0000_t75" style="width:36.4pt;height:17.8pt" o:ole="">
                   <v:imagedata r:id="rId387" o:title=""/>
                 </v:shape>
-                <o:OLEObject Type="Embed" ProgID="Equation.DSMT4" ShapeID="_x0000_i1242" DrawAspect="Content" ObjectID="_1851668550" r:id="rId388"/>
+                <o:OLEObject Type="Embed" ProgID="Equation.DSMT4" ShapeID="_x0000_i1242" DrawAspect="Content" ObjectID="_1851832286" r:id="rId388"/>
               </w:object>
             </w:r>
           </w:p>
@@ -19125,10 +19142,10 @@
                 <w:position w:val="-12"/>
               </w:rPr>
               <w:object w:dxaOrig="700" w:dyaOrig="360" w14:anchorId="089D9AC4">
-                <v:shape id="_x0000_i1243" type="#_x0000_t75" style="width:35.25pt;height:18pt" o:ole="">
+                <v:shape id="_x0000_i1243" type="#_x0000_t75" style="width:35.6pt;height:17.8pt" o:ole="">
                   <v:imagedata r:id="rId389" o:title=""/>
                 </v:shape>
-                <o:OLEObject Type="Embed" ProgID="Equation.DSMT4" ShapeID="_x0000_i1243" DrawAspect="Content" ObjectID="_1851668551" r:id="rId390"/>
+                <o:OLEObject Type="Embed" ProgID="Equation.DSMT4" ShapeID="_x0000_i1243" DrawAspect="Content" ObjectID="_1851832287" r:id="rId390"/>
               </w:object>
             </w:r>
           </w:p>
@@ -19154,10 +19171,10 @@
                 <w:position w:val="-12"/>
               </w:rPr>
               <w:object w:dxaOrig="700" w:dyaOrig="360" w14:anchorId="5A7842DA">
-                <v:shape id="_x0000_i1244" type="#_x0000_t75" style="width:35.25pt;height:18pt" o:ole="">
+                <v:shape id="_x0000_i1244" type="#_x0000_t75" style="width:35.6pt;height:17.8pt" o:ole="">
                   <v:imagedata r:id="rId391" o:title=""/>
                 </v:shape>
-                <o:OLEObject Type="Embed" ProgID="Equation.DSMT4" ShapeID="_x0000_i1244" DrawAspect="Content" ObjectID="_1851668552" r:id="rId392"/>
+                <o:OLEObject Type="Embed" ProgID="Equation.DSMT4" ShapeID="_x0000_i1244" DrawAspect="Content" ObjectID="_1851832288" r:id="rId392"/>
               </w:object>
             </w:r>
           </w:p>
@@ -19219,10 +19236,10 @@
                 <w:position w:val="-6"/>
               </w:rPr>
               <w:object w:dxaOrig="200" w:dyaOrig="279" w14:anchorId="04911F37">
-                <v:shape id="_x0000_i1245" type="#_x0000_t75" style="width:14.25pt;height:14.25pt" o:ole="">
+                <v:shape id="_x0000_i1245" type="#_x0000_t75" style="width:14.4pt;height:14.4pt" o:ole="">
                   <v:imagedata r:id="rId332" o:title=""/>
                 </v:shape>
-                <o:OLEObject Type="Embed" ProgID="Equation.DSMT4" ShapeID="_x0000_i1245" DrawAspect="Content" ObjectID="_1851668553" r:id="rId393"/>
+                <o:OLEObject Type="Embed" ProgID="Equation.DSMT4" ShapeID="_x0000_i1245" DrawAspect="Content" ObjectID="_1851832289" r:id="rId393"/>
               </w:object>
             </w:r>
           </w:p>
@@ -19334,10 +19351,10 @@
                 <w:position w:val="-12"/>
               </w:rPr>
               <w:object w:dxaOrig="499" w:dyaOrig="360" w14:anchorId="3A686BCF">
-                <v:shape id="_x0000_i1246" type="#_x0000_t75" style="width:24.75pt;height:18pt" o:ole="">
+                <v:shape id="_x0000_i1246" type="#_x0000_t75" style="width:24.55pt;height:17.8pt" o:ole="">
                   <v:imagedata r:id="rId394" o:title=""/>
                 </v:shape>
-                <o:OLEObject Type="Embed" ProgID="Equation.DSMT4" ShapeID="_x0000_i1246" DrawAspect="Content" ObjectID="_1851668554" r:id="rId395"/>
+                <o:OLEObject Type="Embed" ProgID="Equation.DSMT4" ShapeID="_x0000_i1246" DrawAspect="Content" ObjectID="_1851832290" r:id="rId395"/>
               </w:object>
             </w:r>
           </w:p>
@@ -19363,10 +19380,10 @@
                 <w:position w:val="-12"/>
               </w:rPr>
               <w:object w:dxaOrig="580" w:dyaOrig="360" w14:anchorId="1C07297B">
-                <v:shape id="_x0000_i1247" type="#_x0000_t75" style="width:29.25pt;height:18pt" o:ole="">
+                <v:shape id="_x0000_i1247" type="#_x0000_t75" style="width:29.65pt;height:17.8pt" o:ole="">
                   <v:imagedata r:id="rId396" o:title=""/>
                 </v:shape>
-                <o:OLEObject Type="Embed" ProgID="Equation.DSMT4" ShapeID="_x0000_i1247" DrawAspect="Content" ObjectID="_1851668555" r:id="rId397"/>
+                <o:OLEObject Type="Embed" ProgID="Equation.DSMT4" ShapeID="_x0000_i1247" DrawAspect="Content" ObjectID="_1851832291" r:id="rId397"/>
               </w:object>
             </w:r>
           </w:p>
@@ -19392,10 +19409,10 @@
                 <w:position w:val="-6"/>
               </w:rPr>
               <w:object w:dxaOrig="200" w:dyaOrig="279" w14:anchorId="698CF75F">
-                <v:shape id="_x0000_i1248" type="#_x0000_t75" style="width:14.25pt;height:14.25pt" o:ole="">
+                <v:shape id="_x0000_i1248" type="#_x0000_t75" style="width:14.4pt;height:14.4pt" o:ole="">
                   <v:imagedata r:id="rId332" o:title=""/>
                 </v:shape>
-                <o:OLEObject Type="Embed" ProgID="Equation.DSMT4" ShapeID="_x0000_i1248" DrawAspect="Content" ObjectID="_1851668556" r:id="rId398"/>
+                <o:OLEObject Type="Embed" ProgID="Equation.DSMT4" ShapeID="_x0000_i1248" DrawAspect="Content" ObjectID="_1851832292" r:id="rId398"/>
               </w:object>
             </w:r>
           </w:p>
@@ -19423,10 +19440,10 @@
                 <w:position w:val="-4"/>
               </w:rPr>
               <w:object w:dxaOrig="220" w:dyaOrig="260" w14:anchorId="38C26E7D">
-                <v:shape id="_x0000_i1249" type="#_x0000_t75" style="width:11.25pt;height:12.75pt" o:ole="">
+                <v:shape id="_x0000_i1249" type="#_x0000_t75" style="width:11pt;height:12.7pt" o:ole="">
                   <v:imagedata r:id="rId399" o:title=""/>
                 </v:shape>
-                <o:OLEObject Type="Embed" ProgID="Equation.DSMT4" ShapeID="_x0000_i1249" DrawAspect="Content" ObjectID="_1851668557" r:id="rId400"/>
+                <o:OLEObject Type="Embed" ProgID="Equation.DSMT4" ShapeID="_x0000_i1249" DrawAspect="Content" ObjectID="_1851832293" r:id="rId400"/>
               </w:object>
             </w:r>
             <w:r>
@@ -19458,10 +19475,10 @@
                 <w:position w:val="-12"/>
               </w:rPr>
               <w:object w:dxaOrig="680" w:dyaOrig="360" w14:anchorId="7B0B8410">
-                <v:shape id="_x0000_i1250" type="#_x0000_t75" style="width:33.75pt;height:18pt" o:ole="">
+                <v:shape id="_x0000_i1250" type="#_x0000_t75" style="width:33.9pt;height:17.8pt" o:ole="">
                   <v:imagedata r:id="rId401" o:title=""/>
                 </v:shape>
-                <o:OLEObject Type="Embed" ProgID="Equation.DSMT4" ShapeID="_x0000_i1250" DrawAspect="Content" ObjectID="_1851668558" r:id="rId402"/>
+                <o:OLEObject Type="Embed" ProgID="Equation.DSMT4" ShapeID="_x0000_i1250" DrawAspect="Content" ObjectID="_1851832294" r:id="rId402"/>
               </w:object>
             </w:r>
           </w:p>
@@ -19487,10 +19504,10 @@
                 <w:position w:val="-12"/>
               </w:rPr>
               <w:object w:dxaOrig="660" w:dyaOrig="360" w14:anchorId="315E1A7C">
-                <v:shape id="_x0000_i1251" type="#_x0000_t75" style="width:33pt;height:18pt" o:ole="">
+                <v:shape id="_x0000_i1251" type="#_x0000_t75" style="width:33.05pt;height:17.8pt" o:ole="">
                   <v:imagedata r:id="rId403" o:title=""/>
                 </v:shape>
-                <o:OLEObject Type="Embed" ProgID="Equation.DSMT4" ShapeID="_x0000_i1251" DrawAspect="Content" ObjectID="_1851668559" r:id="rId404"/>
+                <o:OLEObject Type="Embed" ProgID="Equation.DSMT4" ShapeID="_x0000_i1251" DrawAspect="Content" ObjectID="_1851832295" r:id="rId404"/>
               </w:object>
             </w:r>
           </w:p>
@@ -19516,10 +19533,10 @@
                 <w:position w:val="-12"/>
               </w:rPr>
               <w:object w:dxaOrig="660" w:dyaOrig="360" w14:anchorId="01B6167B">
-                <v:shape id="_x0000_i1252" type="#_x0000_t75" style="width:33pt;height:18pt" o:ole="">
+                <v:shape id="_x0000_i1252" type="#_x0000_t75" style="width:33.05pt;height:17.8pt" o:ole="">
                   <v:imagedata r:id="rId405" o:title=""/>
                 </v:shape>
-                <o:OLEObject Type="Embed" ProgID="Equation.DSMT4" ShapeID="_x0000_i1252" DrawAspect="Content" ObjectID="_1851668560" r:id="rId406"/>
+                <o:OLEObject Type="Embed" ProgID="Equation.DSMT4" ShapeID="_x0000_i1252" DrawAspect="Content" ObjectID="_1851832296" r:id="rId406"/>
               </w:object>
             </w:r>
           </w:p>
@@ -19581,10 +19598,10 @@
                 <w:position w:val="-6"/>
               </w:rPr>
               <w:object w:dxaOrig="200" w:dyaOrig="279" w14:anchorId="28D411B4">
-                <v:shape id="_x0000_i1253" type="#_x0000_t75" style="width:14.25pt;height:14.25pt" o:ole="">
+                <v:shape id="_x0000_i1253" type="#_x0000_t75" style="width:14.4pt;height:14.4pt" o:ole="">
                   <v:imagedata r:id="rId332" o:title=""/>
                 </v:shape>
-                <o:OLEObject Type="Embed" ProgID="Equation.DSMT4" ShapeID="_x0000_i1253" DrawAspect="Content" ObjectID="_1851668561" r:id="rId407"/>
+                <o:OLEObject Type="Embed" ProgID="Equation.DSMT4" ShapeID="_x0000_i1253" DrawAspect="Content" ObjectID="_1851832297" r:id="rId407"/>
               </w:object>
             </w:r>
           </w:p>
@@ -19612,10 +19629,10 @@
                 <w:position w:val="-4"/>
               </w:rPr>
               <w:object w:dxaOrig="220" w:dyaOrig="260" w14:anchorId="514F491C">
-                <v:shape id="_x0000_i1254" type="#_x0000_t75" style="width:11.25pt;height:12.75pt" o:ole="">
+                <v:shape id="_x0000_i1254" type="#_x0000_t75" style="width:11pt;height:12.7pt" o:ole="">
                   <v:imagedata r:id="rId399" o:title=""/>
                 </v:shape>
-                <o:OLEObject Type="Embed" ProgID="Equation.DSMT4" ShapeID="_x0000_i1254" DrawAspect="Content" ObjectID="_1851668562" r:id="rId408"/>
+                <o:OLEObject Type="Embed" ProgID="Equation.DSMT4" ShapeID="_x0000_i1254" DrawAspect="Content" ObjectID="_1851832298" r:id="rId408"/>
               </w:object>
             </w:r>
             <w:r>
@@ -19665,10 +19682,10 @@
                 <w:position w:val="-12"/>
               </w:rPr>
               <w:object w:dxaOrig="620" w:dyaOrig="360" w14:anchorId="16639EBB">
-                <v:shape id="_x0000_i1255" type="#_x0000_t75" style="width:30.75pt;height:18pt" o:ole="">
+                <v:shape id="_x0000_i1255" type="#_x0000_t75" style="width:30.5pt;height:17.8pt" o:ole="">
                   <v:imagedata r:id="rId409" o:title=""/>
                 </v:shape>
-                <o:OLEObject Type="Embed" ProgID="Equation.DSMT4" ShapeID="_x0000_i1255" DrawAspect="Content" ObjectID="_1851668563" r:id="rId410"/>
+                <o:OLEObject Type="Embed" ProgID="Equation.DSMT4" ShapeID="_x0000_i1255" DrawAspect="Content" ObjectID="_1851832299" r:id="rId410"/>
               </w:object>
             </w:r>
           </w:p>
@@ -19694,10 +19711,10 @@
                 <w:position w:val="-12"/>
               </w:rPr>
               <w:object w:dxaOrig="620" w:dyaOrig="360" w14:anchorId="15709CF8">
-                <v:shape id="_x0000_i1256" type="#_x0000_t75" style="width:30.75pt;height:18pt" o:ole="">
+                <v:shape id="_x0000_i1256" type="#_x0000_t75" style="width:30.5pt;height:17.8pt" o:ole="">
                   <v:imagedata r:id="rId411" o:title=""/>
                 </v:shape>
-                <o:OLEObject Type="Embed" ProgID="Equation.DSMT4" ShapeID="_x0000_i1256" DrawAspect="Content" ObjectID="_1851668564" r:id="rId412"/>
+                <o:OLEObject Type="Embed" ProgID="Equation.DSMT4" ShapeID="_x0000_i1256" DrawAspect="Content" ObjectID="_1851832300" r:id="rId412"/>
               </w:object>
             </w:r>
           </w:p>
@@ -19759,10 +19776,10 @@
                 <w:position w:val="-6"/>
               </w:rPr>
               <w:object w:dxaOrig="200" w:dyaOrig="279" w14:anchorId="5BA831D2">
-                <v:shape id="_x0000_i1257" type="#_x0000_t75" style="width:14.25pt;height:14.25pt" o:ole="">
+                <v:shape id="_x0000_i1257" type="#_x0000_t75" style="width:14.4pt;height:14.4pt" o:ole="">
                   <v:imagedata r:id="rId288" o:title=""/>
                 </v:shape>
-                <o:OLEObject Type="Embed" ProgID="Equation.DSMT4" ShapeID="_x0000_i1257" DrawAspect="Content" ObjectID="_1851668565" r:id="rId413"/>
+                <o:OLEObject Type="Embed" ProgID="Equation.DSMT4" ShapeID="_x0000_i1257" DrawAspect="Content" ObjectID="_1851832301" r:id="rId413"/>
               </w:object>
             </w:r>
           </w:p>
@@ -19790,10 +19807,10 @@
                 <w:position w:val="-4"/>
               </w:rPr>
               <w:object w:dxaOrig="220" w:dyaOrig="260" w14:anchorId="3A866C8B">
-                <v:shape id="_x0000_i1258" type="#_x0000_t75" style="width:11.25pt;height:12.75pt" o:ole="">
+                <v:shape id="_x0000_i1258" type="#_x0000_t75" style="width:11pt;height:12.7pt" o:ole="">
                   <v:imagedata r:id="rId399" o:title=""/>
                 </v:shape>
-                <o:OLEObject Type="Embed" ProgID="Equation.DSMT4" ShapeID="_x0000_i1258" DrawAspect="Content" ObjectID="_1851668566" r:id="rId414"/>
+                <o:OLEObject Type="Embed" ProgID="Equation.DSMT4" ShapeID="_x0000_i1258" DrawAspect="Content" ObjectID="_1851832302" r:id="rId414"/>
               </w:object>
             </w:r>
             <w:r>
@@ -19861,10 +19878,10 @@
                 <w:position w:val="-12"/>
               </w:rPr>
               <w:object w:dxaOrig="639" w:dyaOrig="360" w14:anchorId="790CC284">
-                <v:shape id="_x0000_i1259" type="#_x0000_t75" style="width:32.25pt;height:18pt" o:ole="">
+                <v:shape id="_x0000_i1259" type="#_x0000_t75" style="width:32.2pt;height:17.8pt" o:ole="">
                   <v:imagedata r:id="rId415" o:title=""/>
                 </v:shape>
-                <o:OLEObject Type="Embed" ProgID="Equation.DSMT4" ShapeID="_x0000_i1259" DrawAspect="Content" ObjectID="_1851668567" r:id="rId416"/>
+                <o:OLEObject Type="Embed" ProgID="Equation.DSMT4" ShapeID="_x0000_i1259" DrawAspect="Content" ObjectID="_1851832303" r:id="rId416"/>
               </w:object>
             </w:r>
           </w:p>
@@ -19890,10 +19907,10 @@
                 <w:position w:val="-12"/>
               </w:rPr>
               <w:object w:dxaOrig="639" w:dyaOrig="360" w14:anchorId="39A76EA3">
-                <v:shape id="_x0000_i1260" type="#_x0000_t75" style="width:32.25pt;height:18pt" o:ole="">
+                <v:shape id="_x0000_i1260" type="#_x0000_t75" style="width:32.2pt;height:17.8pt" o:ole="">
                   <v:imagedata r:id="rId417" o:title=""/>
                 </v:shape>
-                <o:OLEObject Type="Embed" ProgID="Equation.DSMT4" ShapeID="_x0000_i1260" DrawAspect="Content" ObjectID="_1851668568" r:id="rId418"/>
+                <o:OLEObject Type="Embed" ProgID="Equation.DSMT4" ShapeID="_x0000_i1260" DrawAspect="Content" ObjectID="_1851832304" r:id="rId418"/>
               </w:object>
             </w:r>
           </w:p>
@@ -19919,10 +19936,10 @@
                 <w:position w:val="-12"/>
               </w:rPr>
               <w:object w:dxaOrig="720" w:dyaOrig="360" w14:anchorId="2DF43521">
-                <v:shape id="_x0000_i1261" type="#_x0000_t75" style="width:36pt;height:18pt" o:ole="">
+                <v:shape id="_x0000_i1261" type="#_x0000_t75" style="width:36.4pt;height:17.8pt" o:ole="">
                   <v:imagedata r:id="rId419" o:title=""/>
                 </v:shape>
-                <o:OLEObject Type="Embed" ProgID="Equation.DSMT4" ShapeID="_x0000_i1261" DrawAspect="Content" ObjectID="_1851668569" r:id="rId420"/>
+                <o:OLEObject Type="Embed" ProgID="Equation.DSMT4" ShapeID="_x0000_i1261" DrawAspect="Content" ObjectID="_1851832305" r:id="rId420"/>
               </w:object>
             </w:r>
           </w:p>
@@ -19948,10 +19965,10 @@
                 <w:position w:val="-6"/>
               </w:rPr>
               <w:object w:dxaOrig="200" w:dyaOrig="279" w14:anchorId="11B8CB0B">
-                <v:shape id="_x0000_i1262" type="#_x0000_t75" style="width:14.25pt;height:14.25pt" o:ole="">
+                <v:shape id="_x0000_i1262" type="#_x0000_t75" style="width:14.4pt;height:14.4pt" o:ole="">
                   <v:imagedata r:id="rId259" o:title=""/>
                 </v:shape>
-                <o:OLEObject Type="Embed" ProgID="Equation.DSMT4" ShapeID="_x0000_i1262" DrawAspect="Content" ObjectID="_1851668570" r:id="rId421"/>
+                <o:OLEObject Type="Embed" ProgID="Equation.DSMT4" ShapeID="_x0000_i1262" DrawAspect="Content" ObjectID="_1851832306" r:id="rId421"/>
               </w:object>
             </w:r>
           </w:p>
@@ -19979,10 +19996,10 @@
                 <w:position w:val="-4"/>
               </w:rPr>
               <w:object w:dxaOrig="220" w:dyaOrig="260" w14:anchorId="2AFA6EF5">
-                <v:shape id="_x0000_i1263" type="#_x0000_t75" style="width:11.25pt;height:12.75pt" o:ole="">
+                <v:shape id="_x0000_i1263" type="#_x0000_t75" style="width:11pt;height:12.7pt" o:ole="">
                   <v:imagedata r:id="rId399" o:title=""/>
                 </v:shape>
-                <o:OLEObject Type="Embed" ProgID="Equation.DSMT4" ShapeID="_x0000_i1263" DrawAspect="Content" ObjectID="_1851668571" r:id="rId422"/>
+                <o:OLEObject Type="Embed" ProgID="Equation.DSMT4" ShapeID="_x0000_i1263" DrawAspect="Content" ObjectID="_1851832307" r:id="rId422"/>
               </w:object>
             </w:r>
             <w:r>
@@ -20011,10 +20028,10 @@
                 <w:position w:val="-12"/>
               </w:rPr>
               <w:object w:dxaOrig="740" w:dyaOrig="360" w14:anchorId="2361F5B9">
-                <v:shape id="_x0000_i1264" type="#_x0000_t75" style="width:36.75pt;height:18pt" o:ole="">
+                <v:shape id="_x0000_i1264" type="#_x0000_t75" style="width:36.4pt;height:17.8pt" o:ole="">
                   <v:imagedata r:id="rId423" o:title=""/>
                 </v:shape>
-                <o:OLEObject Type="Embed" ProgID="Equation.DSMT4" ShapeID="_x0000_i1264" DrawAspect="Content" ObjectID="_1851668572" r:id="rId424"/>
+                <o:OLEObject Type="Embed" ProgID="Equation.DSMT4" ShapeID="_x0000_i1264" DrawAspect="Content" ObjectID="_1851832308" r:id="rId424"/>
               </w:object>
             </w:r>
           </w:p>
@@ -20040,10 +20057,10 @@
                 <w:position w:val="-12"/>
               </w:rPr>
               <w:object w:dxaOrig="720" w:dyaOrig="360" w14:anchorId="2EAA9D03">
-                <v:shape id="_x0000_i1265" type="#_x0000_t75" style="width:36pt;height:18pt" o:ole="">
+                <v:shape id="_x0000_i1265" type="#_x0000_t75" style="width:36.4pt;height:17.8pt" o:ole="">
                   <v:imagedata r:id="rId425" o:title=""/>
                 </v:shape>
-                <o:OLEObject Type="Embed" ProgID="Equation.DSMT4" ShapeID="_x0000_i1265" DrawAspect="Content" ObjectID="_1851668573" r:id="rId426"/>
+                <o:OLEObject Type="Embed" ProgID="Equation.DSMT4" ShapeID="_x0000_i1265" DrawAspect="Content" ObjectID="_1851832309" r:id="rId426"/>
               </w:object>
             </w:r>
           </w:p>
@@ -20069,10 +20086,10 @@
                 <w:position w:val="-12"/>
               </w:rPr>
               <w:object w:dxaOrig="720" w:dyaOrig="360" w14:anchorId="69DDCCE0">
-                <v:shape id="_x0000_i1266" type="#_x0000_t75" style="width:36pt;height:18pt" o:ole="">
+                <v:shape id="_x0000_i1266" type="#_x0000_t75" style="width:36.4pt;height:17.8pt" o:ole="">
                   <v:imagedata r:id="rId427" o:title=""/>
                 </v:shape>
-                <o:OLEObject Type="Embed" ProgID="Equation.DSMT4" ShapeID="_x0000_i1266" DrawAspect="Content" ObjectID="_1851668574" r:id="rId428"/>
+                <o:OLEObject Type="Embed" ProgID="Equation.DSMT4" ShapeID="_x0000_i1266" DrawAspect="Content" ObjectID="_1851832310" r:id="rId428"/>
               </w:object>
             </w:r>
           </w:p>
@@ -20098,10 +20115,10 @@
                 <w:position w:val="-12"/>
               </w:rPr>
               <w:object w:dxaOrig="740" w:dyaOrig="360" w14:anchorId="3EB46C36">
-                <v:shape id="_x0000_i1267" type="#_x0000_t75" style="width:36.75pt;height:18pt" o:ole="">
+                <v:shape id="_x0000_i1267" type="#_x0000_t75" style="width:36.4pt;height:17.8pt" o:ole="">
                   <v:imagedata r:id="rId429" o:title=""/>
                 </v:shape>
-                <o:OLEObject Type="Embed" ProgID="Equation.DSMT4" ShapeID="_x0000_i1267" DrawAspect="Content" ObjectID="_1851668575" r:id="rId430"/>
+                <o:OLEObject Type="Embed" ProgID="Equation.DSMT4" ShapeID="_x0000_i1267" DrawAspect="Content" ObjectID="_1851832311" r:id="rId430"/>
               </w:object>
             </w:r>
           </w:p>
@@ -20127,10 +20144,10 @@
                 <w:position w:val="-12"/>
               </w:rPr>
               <w:object w:dxaOrig="820" w:dyaOrig="360" w14:anchorId="590D3F29">
-                <v:shape id="_x0000_i1268" type="#_x0000_t75" style="width:41.25pt;height:18pt" o:ole="">
+                <v:shape id="_x0000_i1268" type="#_x0000_t75" style="width:41.5pt;height:17.8pt" o:ole="">
                   <v:imagedata r:id="rId431" o:title=""/>
                 </v:shape>
-                <o:OLEObject Type="Embed" ProgID="Equation.DSMT4" ShapeID="_x0000_i1268" DrawAspect="Content" ObjectID="_1851668576" r:id="rId432"/>
+                <o:OLEObject Type="Embed" ProgID="Equation.DSMT4" ShapeID="_x0000_i1268" DrawAspect="Content" ObjectID="_1851832312" r:id="rId432"/>
               </w:object>
             </w:r>
           </w:p>
@@ -20156,10 +20173,10 @@
                 <w:position w:val="-6"/>
               </w:rPr>
               <w:object w:dxaOrig="200" w:dyaOrig="279" w14:anchorId="18ECDFDC">
-                <v:shape id="_x0000_i1269" type="#_x0000_t75" style="width:14.25pt;height:14.25pt" o:ole="">
+                <v:shape id="_x0000_i1269" type="#_x0000_t75" style="width:14.4pt;height:14.4pt" o:ole="">
                   <v:imagedata r:id="rId294" o:title=""/>
                 </v:shape>
-                <o:OLEObject Type="Embed" ProgID="Equation.DSMT4" ShapeID="_x0000_i1269" DrawAspect="Content" ObjectID="_1851668577" r:id="rId433"/>
+                <o:OLEObject Type="Embed" ProgID="Equation.DSMT4" ShapeID="_x0000_i1269" DrawAspect="Content" ObjectID="_1851832313" r:id="rId433"/>
               </w:object>
             </w:r>
           </w:p>
@@ -20187,10 +20204,10 @@
                 <w:position w:val="-4"/>
               </w:rPr>
               <w:object w:dxaOrig="220" w:dyaOrig="260" w14:anchorId="306E1881">
-                <v:shape id="_x0000_i1270" type="#_x0000_t75" style="width:11.25pt;height:12.75pt" o:ole="">
+                <v:shape id="_x0000_i1270" type="#_x0000_t75" style="width:11pt;height:12.7pt" o:ole="">
                   <v:imagedata r:id="rId399" o:title=""/>
                 </v:shape>
-                <o:OLEObject Type="Embed" ProgID="Equation.DSMT4" ShapeID="_x0000_i1270" DrawAspect="Content" ObjectID="_1851668578" r:id="rId434"/>
+                <o:OLEObject Type="Embed" ProgID="Equation.DSMT4" ShapeID="_x0000_i1270" DrawAspect="Content" ObjectID="_1851832314" r:id="rId434"/>
               </w:object>
             </w:r>
             <w:r>
@@ -20261,10 +20278,10 @@
                 <w:position w:val="-12"/>
               </w:rPr>
               <w:object w:dxaOrig="639" w:dyaOrig="360" w14:anchorId="127CC90E">
-                <v:shape id="_x0000_i1271" type="#_x0000_t75" style="width:32.25pt;height:18pt" o:ole="">
+                <v:shape id="_x0000_i1271" type="#_x0000_t75" style="width:32.2pt;height:17.8pt" o:ole="">
                   <v:imagedata r:id="rId435" o:title=""/>
                 </v:shape>
-                <o:OLEObject Type="Embed" ProgID="Equation.DSMT4" ShapeID="_x0000_i1271" DrawAspect="Content" ObjectID="_1851668579" r:id="rId436"/>
+                <o:OLEObject Type="Embed" ProgID="Equation.DSMT4" ShapeID="_x0000_i1271" DrawAspect="Content" ObjectID="_1851832315" r:id="rId436"/>
               </w:object>
             </w:r>
           </w:p>
@@ -20308,10 +20325,10 @@
                 <w:position w:val="-12"/>
               </w:rPr>
               <w:object w:dxaOrig="720" w:dyaOrig="360" w14:anchorId="5C52224E">
-                <v:shape id="_x0000_i1272" type="#_x0000_t75" style="width:36pt;height:18pt" o:ole="">
+                <v:shape id="_x0000_i1272" type="#_x0000_t75" style="width:36.4pt;height:17.8pt" o:ole="">
                   <v:imagedata r:id="rId437" o:title=""/>
                 </v:shape>
-                <o:OLEObject Type="Embed" ProgID="Equation.DSMT4" ShapeID="_x0000_i1272" DrawAspect="Content" ObjectID="_1851668580" r:id="rId438"/>
+                <o:OLEObject Type="Embed" ProgID="Equation.DSMT4" ShapeID="_x0000_i1272" DrawAspect="Content" ObjectID="_1851832316" r:id="rId438"/>
               </w:object>
             </w:r>
           </w:p>
@@ -20337,10 +20354,10 @@
                 <w:position w:val="-6"/>
               </w:rPr>
               <w:object w:dxaOrig="200" w:dyaOrig="279" w14:anchorId="373C8503">
-                <v:shape id="_x0000_i1273" type="#_x0000_t75" style="width:14.25pt;height:14.25pt" o:ole="">
+                <v:shape id="_x0000_i1273" type="#_x0000_t75" style="width:14.4pt;height:14.4pt" o:ole="">
                   <v:imagedata r:id="rId276" o:title=""/>
                 </v:shape>
-                <o:OLEObject Type="Embed" ProgID="Equation.DSMT4" ShapeID="_x0000_i1273" DrawAspect="Content" ObjectID="_1851668581" r:id="rId439"/>
+                <o:OLEObject Type="Embed" ProgID="Equation.DSMT4" ShapeID="_x0000_i1273" DrawAspect="Content" ObjectID="_1851832317" r:id="rId439"/>
               </w:object>
             </w:r>
           </w:p>
@@ -20368,10 +20385,10 @@
                 <w:position w:val="-4"/>
               </w:rPr>
               <w:object w:dxaOrig="220" w:dyaOrig="260" w14:anchorId="71C48FCF">
-                <v:shape id="_x0000_i1274" type="#_x0000_t75" style="width:11.25pt;height:12.75pt" o:ole="">
+                <v:shape id="_x0000_i1274" type="#_x0000_t75" style="width:11pt;height:12.7pt" o:ole="">
                   <v:imagedata r:id="rId399" o:title=""/>
                 </v:shape>
-                <o:OLEObject Type="Embed" ProgID="Equation.DSMT4" ShapeID="_x0000_i1274" DrawAspect="Content" ObjectID="_1851668582" r:id="rId440"/>
+                <o:OLEObject Type="Embed" ProgID="Equation.DSMT4" ShapeID="_x0000_i1274" DrawAspect="Content" ObjectID="_1851832318" r:id="rId440"/>
               </w:object>
             </w:r>
             <w:r>
@@ -20403,10 +20420,10 @@
                 <w:position w:val="-12"/>
               </w:rPr>
               <w:object w:dxaOrig="660" w:dyaOrig="360" w14:anchorId="780FA3FD">
-                <v:shape id="_x0000_i1275" type="#_x0000_t75" style="width:33pt;height:18pt" o:ole="">
+                <v:shape id="_x0000_i1275" type="#_x0000_t75" style="width:33.05pt;height:17.8pt" o:ole="">
                   <v:imagedata r:id="rId441" o:title=""/>
                 </v:shape>
-                <o:OLEObject Type="Embed" ProgID="Equation.DSMT4" ShapeID="_x0000_i1275" DrawAspect="Content" ObjectID="_1851668583" r:id="rId442"/>
+                <o:OLEObject Type="Embed" ProgID="Equation.DSMT4" ShapeID="_x0000_i1275" DrawAspect="Content" ObjectID="_1851832319" r:id="rId442"/>
               </w:object>
             </w:r>
           </w:p>
@@ -20432,10 +20449,10 @@
                 <w:position w:val="-12"/>
               </w:rPr>
               <w:object w:dxaOrig="639" w:dyaOrig="360" w14:anchorId="276D591A">
-                <v:shape id="_x0000_i1276" type="#_x0000_t75" style="width:32.25pt;height:18pt" o:ole="">
+                <v:shape id="_x0000_i1276" type="#_x0000_t75" style="width:32.2pt;height:17.8pt" o:ole="">
                   <v:imagedata r:id="rId443" o:title=""/>
                 </v:shape>
-                <o:OLEObject Type="Embed" ProgID="Equation.DSMT4" ShapeID="_x0000_i1276" DrawAspect="Content" ObjectID="_1851668584" r:id="rId444"/>
+                <o:OLEObject Type="Embed" ProgID="Equation.DSMT4" ShapeID="_x0000_i1276" DrawAspect="Content" ObjectID="_1851832320" r:id="rId444"/>
               </w:object>
             </w:r>
           </w:p>
@@ -20461,10 +20478,10 @@
                 <w:position w:val="-12"/>
               </w:rPr>
               <w:object w:dxaOrig="639" w:dyaOrig="360" w14:anchorId="199A341F">
-                <v:shape id="_x0000_i1277" type="#_x0000_t75" style="width:32.25pt;height:18pt" o:ole="">
+                <v:shape id="_x0000_i1277" type="#_x0000_t75" style="width:32.2pt;height:17.8pt" o:ole="">
                   <v:imagedata r:id="rId445" o:title=""/>
                 </v:shape>
-                <o:OLEObject Type="Embed" ProgID="Equation.DSMT4" ShapeID="_x0000_i1277" DrawAspect="Content" ObjectID="_1851668585" r:id="rId446"/>
+                <o:OLEObject Type="Embed" ProgID="Equation.DSMT4" ShapeID="_x0000_i1277" DrawAspect="Content" ObjectID="_1851832321" r:id="rId446"/>
               </w:object>
             </w:r>
           </w:p>
@@ -20526,10 +20543,10 @@
                 <w:position w:val="-6"/>
               </w:rPr>
               <w:object w:dxaOrig="200" w:dyaOrig="279" w14:anchorId="5321B03C">
-                <v:shape id="_x0000_i1278" type="#_x0000_t75" style="width:14.25pt;height:14.25pt" o:ole="">
+                <v:shape id="_x0000_i1278" type="#_x0000_t75" style="width:14.4pt;height:14.4pt" o:ole="">
                   <v:imagedata r:id="rId276" o:title=""/>
                 </v:shape>
-                <o:OLEObject Type="Embed" ProgID="Equation.DSMT4" ShapeID="_x0000_i1278" DrawAspect="Content" ObjectID="_1851668586" r:id="rId447"/>
+                <o:OLEObject Type="Embed" ProgID="Equation.DSMT4" ShapeID="_x0000_i1278" DrawAspect="Content" ObjectID="_1851832322" r:id="rId447"/>
               </w:object>
             </w:r>
           </w:p>
@@ -20555,10 +20572,10 @@
                 <w:position w:val="-4"/>
               </w:rPr>
               <w:object w:dxaOrig="220" w:dyaOrig="240" w14:anchorId="54BE3350">
-                <v:shape id="_x0000_i1279" type="#_x0000_t75" style="width:13.5pt;height:14.25pt" o:ole="">
+                <v:shape id="_x0000_i1279" type="#_x0000_t75" style="width:13.55pt;height:14.4pt" o:ole="">
                   <v:imagedata r:id="rId251" o:title=""/>
                 </v:shape>
-                <o:OLEObject Type="Embed" ProgID="Equation.DSMT4" ShapeID="_x0000_i1279" DrawAspect="Content" ObjectID="_1851668587" r:id="rId448"/>
+                <o:OLEObject Type="Embed" ProgID="Equation.DSMT4" ShapeID="_x0000_i1279" DrawAspect="Content" ObjectID="_1851832323" r:id="rId448"/>
               </w:object>
             </w:r>
           </w:p>
@@ -20582,10 +20599,10 @@
                 <w:position w:val="-6"/>
               </w:rPr>
               <w:object w:dxaOrig="200" w:dyaOrig="279" w14:anchorId="1FC36A1E">
-                <v:shape id="_x0000_i1280" type="#_x0000_t75" style="width:14.25pt;height:14.25pt" o:ole="">
+                <v:shape id="_x0000_i1280" type="#_x0000_t75" style="width:14.4pt;height:14.4pt" o:ole="">
                   <v:imagedata r:id="rId315" o:title=""/>
                 </v:shape>
-                <o:OLEObject Type="Embed" ProgID="Equation.DSMT4" ShapeID="_x0000_i1280" DrawAspect="Content" ObjectID="_1851668588" r:id="rId449"/>
+                <o:OLEObject Type="Embed" ProgID="Equation.DSMT4" ShapeID="_x0000_i1280" DrawAspect="Content" ObjectID="_1851832324" r:id="rId449"/>
               </w:object>
             </w:r>
           </w:p>
@@ -20609,10 +20626,10 @@
                 <w:position w:val="-6"/>
               </w:rPr>
               <w:object w:dxaOrig="200" w:dyaOrig="279" w14:anchorId="26CAC383">
-                <v:shape id="_x0000_i1281" type="#_x0000_t75" style="width:14.25pt;height:14.25pt" o:ole="">
+                <v:shape id="_x0000_i1281" type="#_x0000_t75" style="width:14.4pt;height:14.4pt" o:ole="">
                   <v:imagedata r:id="rId317" o:title=""/>
                 </v:shape>
-                <o:OLEObject Type="Embed" ProgID="Equation.DSMT4" ShapeID="_x0000_i1281" DrawAspect="Content" ObjectID="_1851668589" r:id="rId450"/>
+                <o:OLEObject Type="Embed" ProgID="Equation.DSMT4" ShapeID="_x0000_i1281" DrawAspect="Content" ObjectID="_1851832325" r:id="rId450"/>
               </w:object>
             </w:r>
           </w:p>
@@ -20636,10 +20653,10 @@
                 <w:position w:val="-6"/>
               </w:rPr>
               <w:object w:dxaOrig="200" w:dyaOrig="279" w14:anchorId="4BBB3E6C">
-                <v:shape id="_x0000_i1282" type="#_x0000_t75" style="width:14.25pt;height:14.25pt" o:ole="">
+                <v:shape id="_x0000_i1282" type="#_x0000_t75" style="width:14.4pt;height:14.4pt" o:ole="">
                   <v:imagedata r:id="rId319" o:title=""/>
                 </v:shape>
-                <o:OLEObject Type="Embed" ProgID="Equation.DSMT4" ShapeID="_x0000_i1282" DrawAspect="Content" ObjectID="_1851668590" r:id="rId451"/>
+                <o:OLEObject Type="Embed" ProgID="Equation.DSMT4" ShapeID="_x0000_i1282" DrawAspect="Content" ObjectID="_1851832326" r:id="rId451"/>
               </w:object>
             </w:r>
           </w:p>
@@ -20663,10 +20680,10 @@
                 <w:position w:val="-6"/>
               </w:rPr>
               <w:object w:dxaOrig="200" w:dyaOrig="279" w14:anchorId="69569A29">
-                <v:shape id="_x0000_i1283" type="#_x0000_t75" style="width:14.25pt;height:14.25pt" o:ole="">
+                <v:shape id="_x0000_i1283" type="#_x0000_t75" style="width:14.4pt;height:14.4pt" o:ole="">
                   <v:imagedata r:id="rId321" o:title=""/>
                 </v:shape>
-                <o:OLEObject Type="Embed" ProgID="Equation.DSMT4" ShapeID="_x0000_i1283" DrawAspect="Content" ObjectID="_1851668591" r:id="rId452"/>
+                <o:OLEObject Type="Embed" ProgID="Equation.DSMT4" ShapeID="_x0000_i1283" DrawAspect="Content" ObjectID="_1851832327" r:id="rId452"/>
               </w:object>
             </w:r>
           </w:p>
@@ -20690,10 +20707,10 @@
                 <w:position w:val="-6"/>
               </w:rPr>
               <w:object w:dxaOrig="200" w:dyaOrig="279" w14:anchorId="3A650A6F">
-                <v:shape id="_x0000_i1284" type="#_x0000_t75" style="width:14.25pt;height:14.25pt" o:ole="">
+                <v:shape id="_x0000_i1284" type="#_x0000_t75" style="width:14.4pt;height:14.4pt" o:ole="">
                   <v:imagedata r:id="rId323" o:title=""/>
                 </v:shape>
-                <o:OLEObject Type="Embed" ProgID="Equation.DSMT4" ShapeID="_x0000_i1284" DrawAspect="Content" ObjectID="_1851668592" r:id="rId453"/>
+                <o:OLEObject Type="Embed" ProgID="Equation.DSMT4" ShapeID="_x0000_i1284" DrawAspect="Content" ObjectID="_1851832328" r:id="rId453"/>
               </w:object>
             </w:r>
           </w:p>
@@ -20717,10 +20734,10 @@
                 <w:position w:val="-6"/>
               </w:rPr>
               <w:object w:dxaOrig="200" w:dyaOrig="279" w14:anchorId="514E219C">
-                <v:shape id="_x0000_i1285" type="#_x0000_t75" style="width:14.25pt;height:14.25pt" o:ole="">
+                <v:shape id="_x0000_i1285" type="#_x0000_t75" style="width:14.4pt;height:14.4pt" o:ole="">
                   <v:imagedata r:id="rId325" o:title=""/>
                 </v:shape>
-                <o:OLEObject Type="Embed" ProgID="Equation.DSMT4" ShapeID="_x0000_i1285" DrawAspect="Content" ObjectID="_1851668593" r:id="rId454"/>
+                <o:OLEObject Type="Embed" ProgID="Equation.DSMT4" ShapeID="_x0000_i1285" DrawAspect="Content" ObjectID="_1851832329" r:id="rId454"/>
               </w:object>
             </w:r>
           </w:p>
@@ -20995,10 +21012,10 @@
                 <w:position w:val="-4"/>
               </w:rPr>
               <w:object w:dxaOrig="220" w:dyaOrig="240" w14:anchorId="7F31B8ED">
-                <v:shape id="_x0000_i1286" type="#_x0000_t75" style="width:13.5pt;height:14.25pt" o:ole="">
+                <v:shape id="_x0000_i1286" type="#_x0000_t75" style="width:13.55pt;height:14.4pt" o:ole="">
                   <v:imagedata r:id="rId251" o:title=""/>
                 </v:shape>
-                <o:OLEObject Type="Embed" ProgID="Equation.DSMT4" ShapeID="_x0000_i1286" DrawAspect="Content" ObjectID="_1851668594" r:id="rId455"/>
+                <o:OLEObject Type="Embed" ProgID="Equation.DSMT4" ShapeID="_x0000_i1286" DrawAspect="Content" ObjectID="_1851832330" r:id="rId455"/>
               </w:object>
             </w:r>
           </w:p>
@@ -21026,10 +21043,10 @@
                 <w:position w:val="-4"/>
               </w:rPr>
               <w:object w:dxaOrig="220" w:dyaOrig="260" w14:anchorId="319048AC">
-                <v:shape id="_x0000_i1287" type="#_x0000_t75" style="width:11.25pt;height:12.75pt" o:ole="">
+                <v:shape id="_x0000_i1287" type="#_x0000_t75" style="width:11pt;height:12.7pt" o:ole="">
                   <v:imagedata r:id="rId399" o:title=""/>
                 </v:shape>
-                <o:OLEObject Type="Embed" ProgID="Equation.DSMT4" ShapeID="_x0000_i1287" DrawAspect="Content" ObjectID="_1851668595" r:id="rId456"/>
+                <o:OLEObject Type="Embed" ProgID="Equation.DSMT4" ShapeID="_x0000_i1287" DrawAspect="Content" ObjectID="_1851832331" r:id="rId456"/>
               </w:object>
             </w:r>
             <w:r>
@@ -21076,10 +21093,10 @@
                 <w:position w:val="-12"/>
               </w:rPr>
               <w:object w:dxaOrig="480" w:dyaOrig="360" w14:anchorId="0740A99B">
-                <v:shape id="_x0000_i1288" type="#_x0000_t75" style="width:24pt;height:18pt" o:ole="">
+                <v:shape id="_x0000_i1288" type="#_x0000_t75" style="width:23.7pt;height:17.8pt" o:ole="">
                   <v:imagedata r:id="rId457" o:title=""/>
                 </v:shape>
-                <o:OLEObject Type="Embed" ProgID="Equation.DSMT4" ShapeID="_x0000_i1288" DrawAspect="Content" ObjectID="_1851668596" r:id="rId458"/>
+                <o:OLEObject Type="Embed" ProgID="Equation.DSMT4" ShapeID="_x0000_i1288" DrawAspect="Content" ObjectID="_1851832332" r:id="rId458"/>
               </w:object>
             </w:r>
           </w:p>
@@ -21105,10 +21122,10 @@
                 <w:position w:val="-12"/>
               </w:rPr>
               <w:object w:dxaOrig="480" w:dyaOrig="360" w14:anchorId="56B75ED9">
-                <v:shape id="_x0000_i1289" type="#_x0000_t75" style="width:24pt;height:18pt" o:ole="">
+                <v:shape id="_x0000_i1289" type="#_x0000_t75" style="width:23.7pt;height:17.8pt" o:ole="">
                   <v:imagedata r:id="rId459" o:title=""/>
                 </v:shape>
-                <o:OLEObject Type="Embed" ProgID="Equation.DSMT4" ShapeID="_x0000_i1289" DrawAspect="Content" ObjectID="_1851668597" r:id="rId460"/>
+                <o:OLEObject Type="Embed" ProgID="Equation.DSMT4" ShapeID="_x0000_i1289" DrawAspect="Content" ObjectID="_1851832333" r:id="rId460"/>
               </w:object>
             </w:r>
           </w:p>
@@ -21170,10 +21187,10 @@
                 <w:position w:val="-6"/>
               </w:rPr>
               <w:object w:dxaOrig="200" w:dyaOrig="279" w14:anchorId="53BE85DE">
-                <v:shape id="_x0000_i1290" type="#_x0000_t75" style="width:14.25pt;height:14.25pt" o:ole="">
+                <v:shape id="_x0000_i1290" type="#_x0000_t75" style="width:14.4pt;height:14.4pt" o:ole="">
                   <v:imagedata r:id="rId332" o:title=""/>
                 </v:shape>
-                <o:OLEObject Type="Embed" ProgID="Equation.DSMT4" ShapeID="_x0000_i1290" DrawAspect="Content" ObjectID="_1851668598" r:id="rId461"/>
+                <o:OLEObject Type="Embed" ProgID="Equation.DSMT4" ShapeID="_x0000_i1290" DrawAspect="Content" ObjectID="_1851832334" r:id="rId461"/>
               </w:object>
             </w:r>
           </w:p>
@@ -21201,10 +21218,10 @@
                 <w:position w:val="-4"/>
               </w:rPr>
               <w:object w:dxaOrig="220" w:dyaOrig="260" w14:anchorId="4F228A16">
-                <v:shape id="_x0000_i1291" type="#_x0000_t75" style="width:11.25pt;height:12.75pt" o:ole="">
+                <v:shape id="_x0000_i1291" type="#_x0000_t75" style="width:11pt;height:12.7pt" o:ole="">
                   <v:imagedata r:id="rId399" o:title=""/>
                 </v:shape>
-                <o:OLEObject Type="Embed" ProgID="Equation.DSMT4" ShapeID="_x0000_i1291" DrawAspect="Content" ObjectID="_1851668599" r:id="rId462"/>
+                <o:OLEObject Type="Embed" ProgID="Equation.DSMT4" ShapeID="_x0000_i1291" DrawAspect="Content" ObjectID="_1851832335" r:id="rId462"/>
               </w:object>
             </w:r>
             <w:r>
@@ -21251,10 +21268,10 @@
                 <w:position w:val="-12"/>
               </w:rPr>
               <w:object w:dxaOrig="480" w:dyaOrig="360" w14:anchorId="7B18522B">
-                <v:shape id="_x0000_i1292" type="#_x0000_t75" style="width:24pt;height:18pt" o:ole="">
+                <v:shape id="_x0000_i1292" type="#_x0000_t75" style="width:23.7pt;height:17.8pt" o:ole="">
                   <v:imagedata r:id="rId463" o:title=""/>
                 </v:shape>
-                <o:OLEObject Type="Embed" ProgID="Equation.DSMT4" ShapeID="_x0000_i1292" DrawAspect="Content" ObjectID="_1851668600" r:id="rId464"/>
+                <o:OLEObject Type="Embed" ProgID="Equation.DSMT4" ShapeID="_x0000_i1292" DrawAspect="Content" ObjectID="_1851832336" r:id="rId464"/>
               </w:object>
             </w:r>
           </w:p>
@@ -21280,10 +21297,10 @@
                 <w:position w:val="-12"/>
               </w:rPr>
               <w:object w:dxaOrig="480" w:dyaOrig="360" w14:anchorId="6F153634">
-                <v:shape id="_x0000_i1293" type="#_x0000_t75" style="width:24pt;height:18pt" o:ole="">
+                <v:shape id="_x0000_i1293" type="#_x0000_t75" style="width:23.7pt;height:17.8pt" o:ole="">
                   <v:imagedata r:id="rId465" o:title=""/>
                 </v:shape>
-                <o:OLEObject Type="Embed" ProgID="Equation.DSMT4" ShapeID="_x0000_i1293" DrawAspect="Content" ObjectID="_1851668601" r:id="rId466"/>
+                <o:OLEObject Type="Embed" ProgID="Equation.DSMT4" ShapeID="_x0000_i1293" DrawAspect="Content" ObjectID="_1851832337" r:id="rId466"/>
               </w:object>
             </w:r>
           </w:p>
@@ -21345,10 +21362,10 @@
                 <w:position w:val="-6"/>
               </w:rPr>
               <w:object w:dxaOrig="200" w:dyaOrig="279" w14:anchorId="1BCD4907">
-                <v:shape id="_x0000_i1294" type="#_x0000_t75" style="width:14.25pt;height:14.25pt" o:ole="">
+                <v:shape id="_x0000_i1294" type="#_x0000_t75" style="width:14.4pt;height:14.4pt" o:ole="">
                   <v:imagedata r:id="rId294" o:title=""/>
                 </v:shape>
-                <o:OLEObject Type="Embed" ProgID="Equation.DSMT4" ShapeID="_x0000_i1294" DrawAspect="Content" ObjectID="_1851668602" r:id="rId467"/>
+                <o:OLEObject Type="Embed" ProgID="Equation.DSMT4" ShapeID="_x0000_i1294" DrawAspect="Content" ObjectID="_1851832338" r:id="rId467"/>
               </w:object>
             </w:r>
           </w:p>
@@ -21374,10 +21391,10 @@
                 <w:position w:val="-4"/>
               </w:rPr>
               <w:object w:dxaOrig="220" w:dyaOrig="240" w14:anchorId="2D7746D2">
-                <v:shape id="_x0000_i1295" type="#_x0000_t75" style="width:13.5pt;height:14.25pt" o:ole="">
+                <v:shape id="_x0000_i1295" type="#_x0000_t75" style="width:13.55pt;height:14.4pt" o:ole="">
                   <v:imagedata r:id="rId251" o:title=""/>
                 </v:shape>
-                <o:OLEObject Type="Embed" ProgID="Equation.DSMT4" ShapeID="_x0000_i1295" DrawAspect="Content" ObjectID="_1851668603" r:id="rId468"/>
+                <o:OLEObject Type="Embed" ProgID="Equation.DSMT4" ShapeID="_x0000_i1295" DrawAspect="Content" ObjectID="_1851832339" r:id="rId468"/>
               </w:object>
             </w:r>
           </w:p>
@@ -21401,10 +21418,10 @@
                 <w:position w:val="-6"/>
               </w:rPr>
               <w:object w:dxaOrig="200" w:dyaOrig="279" w14:anchorId="53E49F62">
-                <v:shape id="_x0000_i1296" type="#_x0000_t75" style="width:14.25pt;height:14.25pt" o:ole="">
+                <v:shape id="_x0000_i1296" type="#_x0000_t75" style="width:14.4pt;height:14.4pt" o:ole="">
                   <v:imagedata r:id="rId315" o:title=""/>
                 </v:shape>
-                <o:OLEObject Type="Embed" ProgID="Equation.DSMT4" ShapeID="_x0000_i1296" DrawAspect="Content" ObjectID="_1851668604" r:id="rId469"/>
+                <o:OLEObject Type="Embed" ProgID="Equation.DSMT4" ShapeID="_x0000_i1296" DrawAspect="Content" ObjectID="_1851832340" r:id="rId469"/>
               </w:object>
             </w:r>
           </w:p>
@@ -21428,10 +21445,10 @@
                 <w:position w:val="-6"/>
               </w:rPr>
               <w:object w:dxaOrig="200" w:dyaOrig="279" w14:anchorId="04C35C2E">
-                <v:shape id="_x0000_i1297" type="#_x0000_t75" style="width:14.25pt;height:14.25pt" o:ole="">
+                <v:shape id="_x0000_i1297" type="#_x0000_t75" style="width:14.4pt;height:14.4pt" o:ole="">
                   <v:imagedata r:id="rId317" o:title=""/>
                 </v:shape>
-                <o:OLEObject Type="Embed" ProgID="Equation.DSMT4" ShapeID="_x0000_i1297" DrawAspect="Content" ObjectID="_1851668605" r:id="rId470"/>
+                <o:OLEObject Type="Embed" ProgID="Equation.DSMT4" ShapeID="_x0000_i1297" DrawAspect="Content" ObjectID="_1851832341" r:id="rId470"/>
               </w:object>
             </w:r>
           </w:p>
@@ -21455,10 +21472,10 @@
                 <w:position w:val="-6"/>
               </w:rPr>
               <w:object w:dxaOrig="200" w:dyaOrig="279" w14:anchorId="55B40190">
-                <v:shape id="_x0000_i1298" type="#_x0000_t75" style="width:14.25pt;height:14.25pt" o:ole="">
+                <v:shape id="_x0000_i1298" type="#_x0000_t75" style="width:14.4pt;height:14.4pt" o:ole="">
                   <v:imagedata r:id="rId319" o:title=""/>
                 </v:shape>
-                <o:OLEObject Type="Embed" ProgID="Equation.DSMT4" ShapeID="_x0000_i1298" DrawAspect="Content" ObjectID="_1851668606" r:id="rId471"/>
+                <o:OLEObject Type="Embed" ProgID="Equation.DSMT4" ShapeID="_x0000_i1298" DrawAspect="Content" ObjectID="_1851832342" r:id="rId471"/>
               </w:object>
             </w:r>
           </w:p>
@@ -21482,10 +21499,10 @@
                 <w:position w:val="-6"/>
               </w:rPr>
               <w:object w:dxaOrig="200" w:dyaOrig="279" w14:anchorId="75ACDBA2">
-                <v:shape id="_x0000_i1299" type="#_x0000_t75" style="width:14.25pt;height:14.25pt" o:ole="">
+                <v:shape id="_x0000_i1299" type="#_x0000_t75" style="width:14.4pt;height:14.4pt" o:ole="">
                   <v:imagedata r:id="rId321" o:title=""/>
                 </v:shape>
-                <o:OLEObject Type="Embed" ProgID="Equation.DSMT4" ShapeID="_x0000_i1299" DrawAspect="Content" ObjectID="_1851668607" r:id="rId472"/>
+                <o:OLEObject Type="Embed" ProgID="Equation.DSMT4" ShapeID="_x0000_i1299" DrawAspect="Content" ObjectID="_1851832343" r:id="rId472"/>
               </w:object>
             </w:r>
           </w:p>
@@ -21509,10 +21526,10 @@
                 <w:position w:val="-6"/>
               </w:rPr>
               <w:object w:dxaOrig="200" w:dyaOrig="279" w14:anchorId="0372CC64">
-                <v:shape id="_x0000_i1300" type="#_x0000_t75" style="width:14.25pt;height:14.25pt" o:ole="">
+                <v:shape id="_x0000_i1300" type="#_x0000_t75" style="width:14.4pt;height:14.4pt" o:ole="">
                   <v:imagedata r:id="rId323" o:title=""/>
                 </v:shape>
-                <o:OLEObject Type="Embed" ProgID="Equation.DSMT4" ShapeID="_x0000_i1300" DrawAspect="Content" ObjectID="_1851668608" r:id="rId473"/>
+                <o:OLEObject Type="Embed" ProgID="Equation.DSMT4" ShapeID="_x0000_i1300" DrawAspect="Content" ObjectID="_1851832344" r:id="rId473"/>
               </w:object>
             </w:r>
           </w:p>
@@ -21536,10 +21553,10 @@
                 <w:position w:val="-6"/>
               </w:rPr>
               <w:object w:dxaOrig="200" w:dyaOrig="279" w14:anchorId="6617D997">
-                <v:shape id="_x0000_i1301" type="#_x0000_t75" style="width:14.25pt;height:14.25pt" o:ole="">
+                <v:shape id="_x0000_i1301" type="#_x0000_t75" style="width:14.4pt;height:14.4pt" o:ole="">
                   <v:imagedata r:id="rId325" o:title=""/>
                 </v:shape>
-                <o:OLEObject Type="Embed" ProgID="Equation.DSMT4" ShapeID="_x0000_i1301" DrawAspect="Content" ObjectID="_1851668609" r:id="rId474"/>
+                <o:OLEObject Type="Embed" ProgID="Equation.DSMT4" ShapeID="_x0000_i1301" DrawAspect="Content" ObjectID="_1851832345" r:id="rId474"/>
               </w:object>
             </w:r>
           </w:p>
@@ -21764,10 +21781,10 @@
                 <w:position w:val="-4"/>
               </w:rPr>
               <w:object w:dxaOrig="220" w:dyaOrig="240" w14:anchorId="2AF9FF6A">
-                <v:shape id="_x0000_i1302" type="#_x0000_t75" style="width:13.5pt;height:14.25pt" o:ole="">
+                <v:shape id="_x0000_i1302" type="#_x0000_t75" style="width:13.55pt;height:14.4pt" o:ole="">
                   <v:imagedata r:id="rId251" o:title=""/>
                 </v:shape>
-                <o:OLEObject Type="Embed" ProgID="Equation.DSMT4" ShapeID="_x0000_i1302" DrawAspect="Content" ObjectID="_1851668610" r:id="rId475"/>
+                <o:OLEObject Type="Embed" ProgID="Equation.DSMT4" ShapeID="_x0000_i1302" DrawAspect="Content" ObjectID="_1851832346" r:id="rId475"/>
               </w:object>
             </w:r>
           </w:p>
@@ -21795,10 +21812,10 @@
                 <w:position w:val="-4"/>
               </w:rPr>
               <w:object w:dxaOrig="220" w:dyaOrig="260" w14:anchorId="53C84ABE">
-                <v:shape id="_x0000_i1303" type="#_x0000_t75" style="width:11.25pt;height:12.75pt" o:ole="">
+                <v:shape id="_x0000_i1303" type="#_x0000_t75" style="width:11pt;height:12.7pt" o:ole="">
                   <v:imagedata r:id="rId399" o:title=""/>
                 </v:shape>
-                <o:OLEObject Type="Embed" ProgID="Equation.DSMT4" ShapeID="_x0000_i1303" DrawAspect="Content" ObjectID="_1851668611" r:id="rId476"/>
+                <o:OLEObject Type="Embed" ProgID="Equation.DSMT4" ShapeID="_x0000_i1303" DrawAspect="Content" ObjectID="_1851832347" r:id="rId476"/>
               </w:object>
             </w:r>
             <w:r>
@@ -21845,10 +21862,10 @@
                 <w:position w:val="-12"/>
               </w:rPr>
               <w:object w:dxaOrig="480" w:dyaOrig="360" w14:anchorId="45E82E92">
-                <v:shape id="_x0000_i1304" type="#_x0000_t75" style="width:24pt;height:18pt" o:ole="">
+                <v:shape id="_x0000_i1304" type="#_x0000_t75" style="width:23.7pt;height:17.8pt" o:ole="">
                   <v:imagedata r:id="rId457" o:title=""/>
                 </v:shape>
-                <o:OLEObject Type="Embed" ProgID="Equation.DSMT4" ShapeID="_x0000_i1304" DrawAspect="Content" ObjectID="_1851668612" r:id="rId477"/>
+                <o:OLEObject Type="Embed" ProgID="Equation.DSMT4" ShapeID="_x0000_i1304" DrawAspect="Content" ObjectID="_1851832348" r:id="rId477"/>
               </w:object>
             </w:r>
           </w:p>
@@ -21874,10 +21891,10 @@
                 <w:position w:val="-12"/>
               </w:rPr>
               <w:object w:dxaOrig="480" w:dyaOrig="360" w14:anchorId="774F5ED1">
-                <v:shape id="_x0000_i1305" type="#_x0000_t75" style="width:24pt;height:18pt" o:ole="">
+                <v:shape id="_x0000_i1305" type="#_x0000_t75" style="width:23.7pt;height:17.8pt" o:ole="">
                   <v:imagedata r:id="rId459" o:title=""/>
                 </v:shape>
-                <o:OLEObject Type="Embed" ProgID="Equation.DSMT4" ShapeID="_x0000_i1305" DrawAspect="Content" ObjectID="_1851668613" r:id="rId478"/>
+                <o:OLEObject Type="Embed" ProgID="Equation.DSMT4" ShapeID="_x0000_i1305" DrawAspect="Content" ObjectID="_1851832349" r:id="rId478"/>
               </w:object>
             </w:r>
           </w:p>
@@ -21939,10 +21956,10 @@
                 <w:position w:val="-6"/>
               </w:rPr>
               <w:object w:dxaOrig="200" w:dyaOrig="279" w14:anchorId="3AF57894">
-                <v:shape id="_x0000_i1306" type="#_x0000_t75" style="width:14.25pt;height:14.25pt" o:ole="">
+                <v:shape id="_x0000_i1306" type="#_x0000_t75" style="width:14.4pt;height:14.4pt" o:ole="">
                   <v:imagedata r:id="rId332" o:title=""/>
                 </v:shape>
-                <o:OLEObject Type="Embed" ProgID="Equation.DSMT4" ShapeID="_x0000_i1306" DrawAspect="Content" ObjectID="_1851668614" r:id="rId479"/>
+                <o:OLEObject Type="Embed" ProgID="Equation.DSMT4" ShapeID="_x0000_i1306" DrawAspect="Content" ObjectID="_1851832350" r:id="rId479"/>
               </w:object>
             </w:r>
           </w:p>
@@ -21970,10 +21987,10 @@
                 <w:position w:val="-4"/>
               </w:rPr>
               <w:object w:dxaOrig="220" w:dyaOrig="260" w14:anchorId="761F9AF5">
-                <v:shape id="_x0000_i1307" type="#_x0000_t75" style="width:11.25pt;height:12.75pt" o:ole="">
+                <v:shape id="_x0000_i1307" type="#_x0000_t75" style="width:11pt;height:12.7pt" o:ole="">
                   <v:imagedata r:id="rId399" o:title=""/>
                 </v:shape>
-                <o:OLEObject Type="Embed" ProgID="Equation.DSMT4" ShapeID="_x0000_i1307" DrawAspect="Content" ObjectID="_1851668615" r:id="rId480"/>
+                <o:OLEObject Type="Embed" ProgID="Equation.DSMT4" ShapeID="_x0000_i1307" DrawAspect="Content" ObjectID="_1851832351" r:id="rId480"/>
               </w:object>
             </w:r>
             <w:r>
@@ -22020,10 +22037,10 @@
                 <w:position w:val="-12"/>
               </w:rPr>
               <w:object w:dxaOrig="480" w:dyaOrig="360" w14:anchorId="35889700">
-                <v:shape id="_x0000_i1308" type="#_x0000_t75" style="width:24pt;height:18pt" o:ole="">
+                <v:shape id="_x0000_i1308" type="#_x0000_t75" style="width:23.7pt;height:17.8pt" o:ole="">
                   <v:imagedata r:id="rId463" o:title=""/>
                 </v:shape>
-                <o:OLEObject Type="Embed" ProgID="Equation.DSMT4" ShapeID="_x0000_i1308" DrawAspect="Content" ObjectID="_1851668616" r:id="rId481"/>
+                <o:OLEObject Type="Embed" ProgID="Equation.DSMT4" ShapeID="_x0000_i1308" DrawAspect="Content" ObjectID="_1851832352" r:id="rId481"/>
               </w:object>
             </w:r>
           </w:p>
@@ -22049,10 +22066,10 @@
                 <w:position w:val="-12"/>
               </w:rPr>
               <w:object w:dxaOrig="480" w:dyaOrig="360" w14:anchorId="5415A75A">
-                <v:shape id="_x0000_i1309" type="#_x0000_t75" style="width:24pt;height:18pt" o:ole="">
+                <v:shape id="_x0000_i1309" type="#_x0000_t75" style="width:23.7pt;height:17.8pt" o:ole="">
                   <v:imagedata r:id="rId465" o:title=""/>
                 </v:shape>
-                <o:OLEObject Type="Embed" ProgID="Equation.DSMT4" ShapeID="_x0000_i1309" DrawAspect="Content" ObjectID="_1851668617" r:id="rId482"/>
+                <o:OLEObject Type="Embed" ProgID="Equation.DSMT4" ShapeID="_x0000_i1309" DrawAspect="Content" ObjectID="_1851832353" r:id="rId482"/>
               </w:object>
             </w:r>
           </w:p>
@@ -22114,10 +22131,10 @@
                 <w:position w:val="-6"/>
               </w:rPr>
               <w:object w:dxaOrig="200" w:dyaOrig="279" w14:anchorId="5DC2050E">
-                <v:shape id="_x0000_i1310" type="#_x0000_t75" style="width:14.25pt;height:14.25pt" o:ole="">
+                <v:shape id="_x0000_i1310" type="#_x0000_t75" style="width:14.4pt;height:14.4pt" o:ole="">
                   <v:imagedata r:id="rId294" o:title=""/>
                 </v:shape>
-                <o:OLEObject Type="Embed" ProgID="Equation.DSMT4" ShapeID="_x0000_i1310" DrawAspect="Content" ObjectID="_1851668618" r:id="rId483"/>
+                <o:OLEObject Type="Embed" ProgID="Equation.DSMT4" ShapeID="_x0000_i1310" DrawAspect="Content" ObjectID="_1851832354" r:id="rId483"/>
               </w:object>
             </w:r>
           </w:p>
@@ -22143,10 +22160,10 @@
                 <w:position w:val="-4"/>
               </w:rPr>
               <w:object w:dxaOrig="220" w:dyaOrig="240" w14:anchorId="7748D05C">
-                <v:shape id="_x0000_i1311" type="#_x0000_t75" style="width:13.5pt;height:14.25pt" o:ole="">
+                <v:shape id="_x0000_i1311" type="#_x0000_t75" style="width:13.55pt;height:14.4pt" o:ole="">
                   <v:imagedata r:id="rId251" o:title=""/>
                 </v:shape>
-                <o:OLEObject Type="Embed" ProgID="Equation.DSMT4" ShapeID="_x0000_i1311" DrawAspect="Content" ObjectID="_1851668619" r:id="rId484"/>
+                <o:OLEObject Type="Embed" ProgID="Equation.DSMT4" ShapeID="_x0000_i1311" DrawAspect="Content" ObjectID="_1851832355" r:id="rId484"/>
               </w:object>
             </w:r>
           </w:p>
@@ -22170,10 +22187,10 @@
                 <w:position w:val="-6"/>
               </w:rPr>
               <w:object w:dxaOrig="200" w:dyaOrig="279" w14:anchorId="3F6E574D">
-                <v:shape id="_x0000_i1312" type="#_x0000_t75" style="width:14.25pt;height:14.25pt" o:ole="">
+                <v:shape id="_x0000_i1312" type="#_x0000_t75" style="width:14.4pt;height:14.4pt" o:ole="">
                   <v:imagedata r:id="rId315" o:title=""/>
                 </v:shape>
-                <o:OLEObject Type="Embed" ProgID="Equation.DSMT4" ShapeID="_x0000_i1312" DrawAspect="Content" ObjectID="_1851668620" r:id="rId485"/>
+                <o:OLEObject Type="Embed" ProgID="Equation.DSMT4" ShapeID="_x0000_i1312" DrawAspect="Content" ObjectID="_1851832356" r:id="rId485"/>
               </w:object>
             </w:r>
           </w:p>
@@ -22197,10 +22214,10 @@
                 <w:position w:val="-6"/>
               </w:rPr>
               <w:object w:dxaOrig="200" w:dyaOrig="279" w14:anchorId="071804CF">
-                <v:shape id="_x0000_i1313" type="#_x0000_t75" style="width:14.25pt;height:14.25pt" o:ole="">
+                <v:shape id="_x0000_i1313" type="#_x0000_t75" style="width:14.4pt;height:14.4pt" o:ole="">
                   <v:imagedata r:id="rId317" o:title=""/>
                 </v:shape>
-                <o:OLEObject Type="Embed" ProgID="Equation.DSMT4" ShapeID="_x0000_i1313" DrawAspect="Content" ObjectID="_1851668621" r:id="rId486"/>
+                <o:OLEObject Type="Embed" ProgID="Equation.DSMT4" ShapeID="_x0000_i1313" DrawAspect="Content" ObjectID="_1851832357" r:id="rId486"/>
               </w:object>
             </w:r>
           </w:p>
@@ -22224,10 +22241,10 @@
                 <w:position w:val="-6"/>
               </w:rPr>
               <w:object w:dxaOrig="200" w:dyaOrig="279" w14:anchorId="3F7D38E3">
-                <v:shape id="_x0000_i1314" type="#_x0000_t75" style="width:14.25pt;height:14.25pt" o:ole="">
+                <v:shape id="_x0000_i1314" type="#_x0000_t75" style="width:14.4pt;height:14.4pt" o:ole="">
                   <v:imagedata r:id="rId319" o:title=""/>
                 </v:shape>
-                <o:OLEObject Type="Embed" ProgID="Equation.DSMT4" ShapeID="_x0000_i1314" DrawAspect="Content" ObjectID="_1851668622" r:id="rId487"/>
+                <o:OLEObject Type="Embed" ProgID="Equation.DSMT4" ShapeID="_x0000_i1314" DrawAspect="Content" ObjectID="_1851832358" r:id="rId487"/>
               </w:object>
             </w:r>
           </w:p>
@@ -22251,10 +22268,10 @@
                 <w:position w:val="-6"/>
               </w:rPr>
               <w:object w:dxaOrig="200" w:dyaOrig="279" w14:anchorId="41FC4571">
-                <v:shape id="_x0000_i1315" type="#_x0000_t75" style="width:14.25pt;height:14.25pt" o:ole="">
+                <v:shape id="_x0000_i1315" type="#_x0000_t75" style="width:14.4pt;height:14.4pt" o:ole="">
                   <v:imagedata r:id="rId321" o:title=""/>
                 </v:shape>
-                <o:OLEObject Type="Embed" ProgID="Equation.DSMT4" ShapeID="_x0000_i1315" DrawAspect="Content" ObjectID="_1851668623" r:id="rId488"/>
+                <o:OLEObject Type="Embed" ProgID="Equation.DSMT4" ShapeID="_x0000_i1315" DrawAspect="Content" ObjectID="_1851832359" r:id="rId488"/>
               </w:object>
             </w:r>
           </w:p>
@@ -22278,10 +22295,10 @@
                 <w:position w:val="-6"/>
               </w:rPr>
               <w:object w:dxaOrig="200" w:dyaOrig="279" w14:anchorId="0600C5E3">
-                <v:shape id="_x0000_i1316" type="#_x0000_t75" style="width:14.25pt;height:14.25pt" o:ole="">
+                <v:shape id="_x0000_i1316" type="#_x0000_t75" style="width:14.4pt;height:14.4pt" o:ole="">
                   <v:imagedata r:id="rId323" o:title=""/>
                 </v:shape>
-                <o:OLEObject Type="Embed" ProgID="Equation.DSMT4" ShapeID="_x0000_i1316" DrawAspect="Content" ObjectID="_1851668624" r:id="rId489"/>
+                <o:OLEObject Type="Embed" ProgID="Equation.DSMT4" ShapeID="_x0000_i1316" DrawAspect="Content" ObjectID="_1851832360" r:id="rId489"/>
               </w:object>
             </w:r>
           </w:p>
@@ -22305,10 +22322,10 @@
                 <w:position w:val="-6"/>
               </w:rPr>
               <w:object w:dxaOrig="200" w:dyaOrig="279" w14:anchorId="66B45407">
-                <v:shape id="_x0000_i1317" type="#_x0000_t75" style="width:14.25pt;height:14.25pt" o:ole="">
+                <v:shape id="_x0000_i1317" type="#_x0000_t75" style="width:14.4pt;height:14.4pt" o:ole="">
                   <v:imagedata r:id="rId325" o:title=""/>
                 </v:shape>
-                <o:OLEObject Type="Embed" ProgID="Equation.DSMT4" ShapeID="_x0000_i1317" DrawAspect="Content" ObjectID="_1851668625" r:id="rId490"/>
+                <o:OLEObject Type="Embed" ProgID="Equation.DSMT4" ShapeID="_x0000_i1317" DrawAspect="Content" ObjectID="_1851832361" r:id="rId490"/>
               </w:object>
             </w:r>
           </w:p>
@@ -22557,10 +22574,10 @@
                 <w:position w:val="-4"/>
               </w:rPr>
               <w:object w:dxaOrig="220" w:dyaOrig="240" w14:anchorId="6DE80750">
-                <v:shape id="_x0000_i1318" type="#_x0000_t75" style="width:13.5pt;height:14.25pt" o:ole="">
+                <v:shape id="_x0000_i1318" type="#_x0000_t75" style="width:13.55pt;height:14.4pt" o:ole="">
                   <v:imagedata r:id="rId251" o:title=""/>
                 </v:shape>
-                <o:OLEObject Type="Embed" ProgID="Equation.DSMT4" ShapeID="_x0000_i1318" DrawAspect="Content" ObjectID="_1851668626" r:id="rId491"/>
+                <o:OLEObject Type="Embed" ProgID="Equation.DSMT4" ShapeID="_x0000_i1318" DrawAspect="Content" ObjectID="_1851832362" r:id="rId491"/>
               </w:object>
             </w:r>
           </w:p>
@@ -22588,10 +22605,10 @@
                 <w:position w:val="-4"/>
               </w:rPr>
               <w:object w:dxaOrig="220" w:dyaOrig="260" w14:anchorId="796D8B69">
-                <v:shape id="_x0000_i1319" type="#_x0000_t75" style="width:11.25pt;height:12.75pt" o:ole="">
+                <v:shape id="_x0000_i1319" type="#_x0000_t75" style="width:11pt;height:12.7pt" o:ole="">
                   <v:imagedata r:id="rId399" o:title=""/>
                 </v:shape>
-                <o:OLEObject Type="Embed" ProgID="Equation.DSMT4" ShapeID="_x0000_i1319" DrawAspect="Content" ObjectID="_1851668627" r:id="rId492"/>
+                <o:OLEObject Type="Embed" ProgID="Equation.DSMT4" ShapeID="_x0000_i1319" DrawAspect="Content" ObjectID="_1851832363" r:id="rId492"/>
               </w:object>
             </w:r>
             <w:r>
@@ -22620,10 +22637,10 @@
                 <w:position w:val="-12"/>
               </w:rPr>
               <w:object w:dxaOrig="480" w:dyaOrig="360" w14:anchorId="7A8A2504">
-                <v:shape id="_x0000_i1320" type="#_x0000_t75" style="width:24pt;height:18pt" o:ole="">
+                <v:shape id="_x0000_i1320" type="#_x0000_t75" style="width:23.7pt;height:17.8pt" o:ole="">
                   <v:imagedata r:id="rId493" o:title=""/>
                 </v:shape>
-                <o:OLEObject Type="Embed" ProgID="Equation.DSMT4" ShapeID="_x0000_i1320" DrawAspect="Content" ObjectID="_1851668628" r:id="rId494"/>
+                <o:OLEObject Type="Embed" ProgID="Equation.DSMT4" ShapeID="_x0000_i1320" DrawAspect="Content" ObjectID="_1851832364" r:id="rId494"/>
               </w:object>
             </w:r>
           </w:p>
@@ -22649,10 +22666,10 @@
                 <w:position w:val="-12"/>
               </w:rPr>
               <w:object w:dxaOrig="520" w:dyaOrig="360" w14:anchorId="20BAFD9F">
-                <v:shape id="_x0000_i1321" type="#_x0000_t75" style="width:25.5pt;height:18pt" o:ole="">
+                <v:shape id="_x0000_i1321" type="#_x0000_t75" style="width:25.4pt;height:17.8pt" o:ole="">
                   <v:imagedata r:id="rId495" o:title=""/>
                 </v:shape>
-                <o:OLEObject Type="Embed" ProgID="Equation.DSMT4" ShapeID="_x0000_i1321" DrawAspect="Content" ObjectID="_1851668629" r:id="rId496"/>
+                <o:OLEObject Type="Embed" ProgID="Equation.DSMT4" ShapeID="_x0000_i1321" DrawAspect="Content" ObjectID="_1851832365" r:id="rId496"/>
               </w:object>
             </w:r>
           </w:p>
@@ -22678,10 +22695,10 @@
                 <w:position w:val="-12"/>
               </w:rPr>
               <w:object w:dxaOrig="1040" w:dyaOrig="360" w14:anchorId="40A07748">
-                <v:shape id="_x0000_i1322" type="#_x0000_t75" style="width:51.75pt;height:18pt" o:ole="">
+                <v:shape id="_x0000_i1322" type="#_x0000_t75" style="width:51.65pt;height:17.8pt" o:ole="">
                   <v:imagedata r:id="rId497" o:title=""/>
                 </v:shape>
-                <o:OLEObject Type="Embed" ProgID="Equation.DSMT4" ShapeID="_x0000_i1322" DrawAspect="Content" ObjectID="_1851668630" r:id="rId498"/>
+                <o:OLEObject Type="Embed" ProgID="Equation.DSMT4" ShapeID="_x0000_i1322" DrawAspect="Content" ObjectID="_1851832366" r:id="rId498"/>
               </w:object>
             </w:r>
           </w:p>
@@ -22743,10 +22760,10 @@
                 <w:position w:val="-6"/>
               </w:rPr>
               <w:object w:dxaOrig="200" w:dyaOrig="279" w14:anchorId="670CD9AC">
-                <v:shape id="_x0000_i1323" type="#_x0000_t75" style="width:14.25pt;height:14.25pt" o:ole="">
+                <v:shape id="_x0000_i1323" type="#_x0000_t75" style="width:14.4pt;height:14.4pt" o:ole="">
                   <v:imagedata r:id="rId332" o:title=""/>
                 </v:shape>
-                <o:OLEObject Type="Embed" ProgID="Equation.DSMT4" ShapeID="_x0000_i1323" DrawAspect="Content" ObjectID="_1851668631" r:id="rId499"/>
+                <o:OLEObject Type="Embed" ProgID="Equation.DSMT4" ShapeID="_x0000_i1323" DrawAspect="Content" ObjectID="_1851832367" r:id="rId499"/>
               </w:object>
             </w:r>
           </w:p>
@@ -22774,10 +22791,10 @@
                 <w:position w:val="-4"/>
               </w:rPr>
               <w:object w:dxaOrig="220" w:dyaOrig="260" w14:anchorId="508BF081">
-                <v:shape id="_x0000_i1324" type="#_x0000_t75" style="width:11.25pt;height:12.75pt" o:ole="">
+                <v:shape id="_x0000_i1324" type="#_x0000_t75" style="width:11pt;height:12.7pt" o:ole="">
                   <v:imagedata r:id="rId399" o:title=""/>
                 </v:shape>
-                <o:OLEObject Type="Embed" ProgID="Equation.DSMT4" ShapeID="_x0000_i1324" DrawAspect="Content" ObjectID="_1851668632" r:id="rId500"/>
+                <o:OLEObject Type="Embed" ProgID="Equation.DSMT4" ShapeID="_x0000_i1324" DrawAspect="Content" ObjectID="_1851832368" r:id="rId500"/>
               </w:object>
             </w:r>
             <w:r>
@@ -22860,10 +22877,10 @@
                 <w:position w:val="-12"/>
               </w:rPr>
               <w:object w:dxaOrig="1040" w:dyaOrig="360" w14:anchorId="55050728">
-                <v:shape id="_x0000_i1325" type="#_x0000_t75" style="width:51.75pt;height:18pt" o:ole="">
+                <v:shape id="_x0000_i1325" type="#_x0000_t75" style="width:51.65pt;height:17.8pt" o:ole="">
                   <v:imagedata r:id="rId501" o:title=""/>
                 </v:shape>
-                <o:OLEObject Type="Embed" ProgID="Equation.DSMT4" ShapeID="_x0000_i1325" DrawAspect="Content" ObjectID="_1851668633" r:id="rId502"/>
+                <o:OLEObject Type="Embed" ProgID="Equation.DSMT4" ShapeID="_x0000_i1325" DrawAspect="Content" ObjectID="_1851832369" r:id="rId502"/>
               </w:object>
             </w:r>
           </w:p>
@@ -22889,10 +22906,10 @@
                 <w:position w:val="-12"/>
               </w:rPr>
               <w:object w:dxaOrig="1040" w:dyaOrig="360" w14:anchorId="275A3F18">
-                <v:shape id="_x0000_i1326" type="#_x0000_t75" style="width:51.75pt;height:18pt" o:ole="">
+                <v:shape id="_x0000_i1326" type="#_x0000_t75" style="width:51.65pt;height:17.8pt" o:ole="">
                   <v:imagedata r:id="rId497" o:title=""/>
                 </v:shape>
-                <o:OLEObject Type="Embed" ProgID="Equation.DSMT4" ShapeID="_x0000_i1326" DrawAspect="Content" ObjectID="_1851668634" r:id="rId503"/>
+                <o:OLEObject Type="Embed" ProgID="Equation.DSMT4" ShapeID="_x0000_i1326" DrawAspect="Content" ObjectID="_1851832370" r:id="rId503"/>
               </w:object>
             </w:r>
           </w:p>
@@ -22918,10 +22935,10 @@
                 <w:position w:val="-6"/>
               </w:rPr>
               <w:object w:dxaOrig="200" w:dyaOrig="279" w14:anchorId="433769BE">
-                <v:shape id="_x0000_i1327" type="#_x0000_t75" style="width:14.25pt;height:14.25pt" o:ole="">
+                <v:shape id="_x0000_i1327" type="#_x0000_t75" style="width:14.4pt;height:14.4pt" o:ole="">
                   <v:imagedata r:id="rId259" o:title=""/>
                 </v:shape>
-                <o:OLEObject Type="Embed" ProgID="Equation.DSMT4" ShapeID="_x0000_i1327" DrawAspect="Content" ObjectID="_1851668635" r:id="rId504"/>
+                <o:OLEObject Type="Embed" ProgID="Equation.DSMT4" ShapeID="_x0000_i1327" DrawAspect="Content" ObjectID="_1851832371" r:id="rId504"/>
               </w:object>
             </w:r>
           </w:p>
@@ -22949,10 +22966,10 @@
                 <w:position w:val="-4"/>
               </w:rPr>
               <w:object w:dxaOrig="220" w:dyaOrig="260" w14:anchorId="3FE078D6">
-                <v:shape id="_x0000_i1328" type="#_x0000_t75" style="width:11.25pt;height:12.75pt" o:ole="">
+                <v:shape id="_x0000_i1328" type="#_x0000_t75" style="width:11pt;height:12.7pt" o:ole="">
                   <v:imagedata r:id="rId399" o:title=""/>
                 </v:shape>
-                <o:OLEObject Type="Embed" ProgID="Equation.DSMT4" ShapeID="_x0000_i1328" DrawAspect="Content" ObjectID="_1851668636" r:id="rId505"/>
+                <o:OLEObject Type="Embed" ProgID="Equation.DSMT4" ShapeID="_x0000_i1328" DrawAspect="Content" ObjectID="_1851832372" r:id="rId505"/>
               </w:object>
             </w:r>
             <w:r>
@@ -22981,10 +22998,10 @@
                 <w:position w:val="-12"/>
               </w:rPr>
               <w:object w:dxaOrig="499" w:dyaOrig="360" w14:anchorId="21888947">
-                <v:shape id="_x0000_i1329" type="#_x0000_t75" style="width:24.75pt;height:18pt" o:ole="">
+                <v:shape id="_x0000_i1329" type="#_x0000_t75" style="width:24.55pt;height:17.8pt" o:ole="">
                   <v:imagedata r:id="rId506" o:title=""/>
                 </v:shape>
-                <o:OLEObject Type="Embed" ProgID="Equation.DSMT4" ShapeID="_x0000_i1329" DrawAspect="Content" ObjectID="_1851668637" r:id="rId507"/>
+                <o:OLEObject Type="Embed" ProgID="Equation.DSMT4" ShapeID="_x0000_i1329" DrawAspect="Content" ObjectID="_1851832373" r:id="rId507"/>
               </w:object>
             </w:r>
           </w:p>
@@ -23010,10 +23027,10 @@
                 <w:position w:val="-12"/>
               </w:rPr>
               <w:object w:dxaOrig="520" w:dyaOrig="360" w14:anchorId="0E0732FA">
-                <v:shape id="_x0000_i1330" type="#_x0000_t75" style="width:26.25pt;height:18pt" o:ole="">
+                <v:shape id="_x0000_i1330" type="#_x0000_t75" style="width:26.25pt;height:17.8pt" o:ole="">
                   <v:imagedata r:id="rId508" o:title=""/>
                 </v:shape>
-                <o:OLEObject Type="Embed" ProgID="Equation.DSMT4" ShapeID="_x0000_i1330" DrawAspect="Content" ObjectID="_1851668638" r:id="rId509"/>
+                <o:OLEObject Type="Embed" ProgID="Equation.DSMT4" ShapeID="_x0000_i1330" DrawAspect="Content" ObjectID="_1851832374" r:id="rId509"/>
               </w:object>
             </w:r>
           </w:p>
@@ -23039,10 +23056,10 @@
                 <w:position w:val="-12"/>
               </w:rPr>
               <w:object w:dxaOrig="1040" w:dyaOrig="360" w14:anchorId="453B4D8D">
-                <v:shape id="_x0000_i1331" type="#_x0000_t75" style="width:51.75pt;height:18pt" o:ole="">
+                <v:shape id="_x0000_i1331" type="#_x0000_t75" style="width:51.65pt;height:17.8pt" o:ole="">
                   <v:imagedata r:id="rId501" o:title=""/>
                 </v:shape>
-                <o:OLEObject Type="Embed" ProgID="Equation.DSMT4" ShapeID="_x0000_i1331" DrawAspect="Content" ObjectID="_1851668639" r:id="rId510"/>
+                <o:OLEObject Type="Embed" ProgID="Equation.DSMT4" ShapeID="_x0000_i1331" DrawAspect="Content" ObjectID="_1851832375" r:id="rId510"/>
               </w:object>
             </w:r>
           </w:p>
@@ -23068,10 +23085,10 @@
                 <w:position w:val="-12"/>
               </w:rPr>
               <w:object w:dxaOrig="1040" w:dyaOrig="360" w14:anchorId="5BE8F0B1">
-                <v:shape id="_x0000_i1332" type="#_x0000_t75" style="width:51.75pt;height:18pt" o:ole="">
+                <v:shape id="_x0000_i1332" type="#_x0000_t75" style="width:51.65pt;height:17.8pt" o:ole="">
                   <v:imagedata r:id="rId497" o:title=""/>
                 </v:shape>
-                <o:OLEObject Type="Embed" ProgID="Equation.DSMT4" ShapeID="_x0000_i1332" DrawAspect="Content" ObjectID="_1851668640" r:id="rId511"/>
+                <o:OLEObject Type="Embed" ProgID="Equation.DSMT4" ShapeID="_x0000_i1332" DrawAspect="Content" ObjectID="_1851832376" r:id="rId511"/>
               </w:object>
             </w:r>
           </w:p>
@@ -23097,10 +23114,10 @@
                 <w:position w:val="-12"/>
               </w:rPr>
               <w:object w:dxaOrig="1040" w:dyaOrig="360" w14:anchorId="2D45AE3E">
-                <v:shape id="_x0000_i1333" type="#_x0000_t75" style="width:51.75pt;height:18pt" o:ole="">
+                <v:shape id="_x0000_i1333" type="#_x0000_t75" style="width:51.65pt;height:17.8pt" o:ole="">
                   <v:imagedata r:id="rId501" o:title=""/>
                 </v:shape>
-                <o:OLEObject Type="Embed" ProgID="Equation.DSMT4" ShapeID="_x0000_i1333" DrawAspect="Content" ObjectID="_1851668641" r:id="rId512"/>
+                <o:OLEObject Type="Embed" ProgID="Equation.DSMT4" ShapeID="_x0000_i1333" DrawAspect="Content" ObjectID="_1851832377" r:id="rId512"/>
               </w:object>
             </w:r>
           </w:p>
@@ -23126,10 +23143,10 @@
                 <w:position w:val="-6"/>
               </w:rPr>
               <w:object w:dxaOrig="200" w:dyaOrig="279" w14:anchorId="6C010ED5">
-                <v:shape id="_x0000_i1334" type="#_x0000_t75" style="width:14.25pt;height:14.25pt" o:ole="">
+                <v:shape id="_x0000_i1334" type="#_x0000_t75" style="width:14.4pt;height:14.4pt" o:ole="">
                   <v:imagedata r:id="rId294" o:title=""/>
                 </v:shape>
-                <o:OLEObject Type="Embed" ProgID="Equation.DSMT4" ShapeID="_x0000_i1334" DrawAspect="Content" ObjectID="_1851668642" r:id="rId513"/>
+                <o:OLEObject Type="Embed" ProgID="Equation.DSMT4" ShapeID="_x0000_i1334" DrawAspect="Content" ObjectID="_1851832378" r:id="rId513"/>
               </w:object>
             </w:r>
           </w:p>
@@ -23155,10 +23172,10 @@
                 <w:position w:val="-4"/>
               </w:rPr>
               <w:object w:dxaOrig="220" w:dyaOrig="240" w14:anchorId="117B63A1">
-                <v:shape id="_x0000_i1335" type="#_x0000_t75" style="width:13.5pt;height:14.25pt" o:ole="">
+                <v:shape id="_x0000_i1335" type="#_x0000_t75" style="width:13.55pt;height:14.4pt" o:ole="">
                   <v:imagedata r:id="rId251" o:title=""/>
                 </v:shape>
-                <o:OLEObject Type="Embed" ProgID="Equation.DSMT4" ShapeID="_x0000_i1335" DrawAspect="Content" ObjectID="_1851668643" r:id="rId514"/>
+                <o:OLEObject Type="Embed" ProgID="Equation.DSMT4" ShapeID="_x0000_i1335" DrawAspect="Content" ObjectID="_1851832379" r:id="rId514"/>
               </w:object>
             </w:r>
           </w:p>
@@ -23182,10 +23199,10 @@
                 <w:position w:val="-6"/>
               </w:rPr>
               <w:object w:dxaOrig="200" w:dyaOrig="279" w14:anchorId="45A9CE69">
-                <v:shape id="_x0000_i1336" type="#_x0000_t75" style="width:14.25pt;height:14.25pt" o:ole="">
+                <v:shape id="_x0000_i1336" type="#_x0000_t75" style="width:14.4pt;height:14.4pt" o:ole="">
                   <v:imagedata r:id="rId315" o:title=""/>
                 </v:shape>
-                <o:OLEObject Type="Embed" ProgID="Equation.DSMT4" ShapeID="_x0000_i1336" DrawAspect="Content" ObjectID="_1851668644" r:id="rId515"/>
+                <o:OLEObject Type="Embed" ProgID="Equation.DSMT4" ShapeID="_x0000_i1336" DrawAspect="Content" ObjectID="_1851832380" r:id="rId515"/>
               </w:object>
             </w:r>
           </w:p>
@@ -23209,10 +23226,10 @@
                 <w:position w:val="-6"/>
               </w:rPr>
               <w:object w:dxaOrig="200" w:dyaOrig="279" w14:anchorId="1E607175">
-                <v:shape id="_x0000_i1337" type="#_x0000_t75" style="width:14.25pt;height:14.25pt" o:ole="">
+                <v:shape id="_x0000_i1337" type="#_x0000_t75" style="width:14.4pt;height:14.4pt" o:ole="">
                   <v:imagedata r:id="rId317" o:title=""/>
                 </v:shape>
-                <o:OLEObject Type="Embed" ProgID="Equation.DSMT4" ShapeID="_x0000_i1337" DrawAspect="Content" ObjectID="_1851668645" r:id="rId516"/>
+                <o:OLEObject Type="Embed" ProgID="Equation.DSMT4" ShapeID="_x0000_i1337" DrawAspect="Content" ObjectID="_1851832381" r:id="rId516"/>
               </w:object>
             </w:r>
           </w:p>
@@ -23236,10 +23253,10 @@
                 <w:position w:val="-6"/>
               </w:rPr>
               <w:object w:dxaOrig="200" w:dyaOrig="279" w14:anchorId="74ED4AC6">
-                <v:shape id="_x0000_i1338" type="#_x0000_t75" style="width:14.25pt;height:14.25pt" o:ole="">
+                <v:shape id="_x0000_i1338" type="#_x0000_t75" style="width:14.4pt;height:14.4pt" o:ole="">
                   <v:imagedata r:id="rId319" o:title=""/>
                 </v:shape>
-                <o:OLEObject Type="Embed" ProgID="Equation.DSMT4" ShapeID="_x0000_i1338" DrawAspect="Content" ObjectID="_1851668646" r:id="rId517"/>
+                <o:OLEObject Type="Embed" ProgID="Equation.DSMT4" ShapeID="_x0000_i1338" DrawAspect="Content" ObjectID="_1851832382" r:id="rId517"/>
               </w:object>
             </w:r>
           </w:p>
@@ -23263,10 +23280,10 @@
                 <w:position w:val="-6"/>
               </w:rPr>
               <w:object w:dxaOrig="200" w:dyaOrig="279" w14:anchorId="4E5A93C0">
-                <v:shape id="_x0000_i1339" type="#_x0000_t75" style="width:14.25pt;height:14.25pt" o:ole="">
+                <v:shape id="_x0000_i1339" type="#_x0000_t75" style="width:14.4pt;height:14.4pt" o:ole="">
                   <v:imagedata r:id="rId321" o:title=""/>
                 </v:shape>
-                <o:OLEObject Type="Embed" ProgID="Equation.DSMT4" ShapeID="_x0000_i1339" DrawAspect="Content" ObjectID="_1851668647" r:id="rId518"/>
+                <o:OLEObject Type="Embed" ProgID="Equation.DSMT4" ShapeID="_x0000_i1339" DrawAspect="Content" ObjectID="_1851832383" r:id="rId518"/>
               </w:object>
             </w:r>
           </w:p>
@@ -23290,10 +23307,10 @@
                 <w:position w:val="-6"/>
               </w:rPr>
               <w:object w:dxaOrig="200" w:dyaOrig="279" w14:anchorId="03E3167A">
-                <v:shape id="_x0000_i1340" type="#_x0000_t75" style="width:14.25pt;height:14.25pt" o:ole="">
+                <v:shape id="_x0000_i1340" type="#_x0000_t75" style="width:14.4pt;height:14.4pt" o:ole="">
                   <v:imagedata r:id="rId323" o:title=""/>
                 </v:shape>
-                <o:OLEObject Type="Embed" ProgID="Equation.DSMT4" ShapeID="_x0000_i1340" DrawAspect="Content" ObjectID="_1851668648" r:id="rId519"/>
+                <o:OLEObject Type="Embed" ProgID="Equation.DSMT4" ShapeID="_x0000_i1340" DrawAspect="Content" ObjectID="_1851832384" r:id="rId519"/>
               </w:object>
             </w:r>
           </w:p>
@@ -23317,10 +23334,10 @@
                 <w:position w:val="-6"/>
               </w:rPr>
               <w:object w:dxaOrig="200" w:dyaOrig="279" w14:anchorId="39E2051C">
-                <v:shape id="_x0000_i1341" type="#_x0000_t75" style="width:14.25pt;height:14.25pt" o:ole="">
+                <v:shape id="_x0000_i1341" type="#_x0000_t75" style="width:14.4pt;height:14.4pt" o:ole="">
                   <v:imagedata r:id="rId325" o:title=""/>
                 </v:shape>
-                <o:OLEObject Type="Embed" ProgID="Equation.DSMT4" ShapeID="_x0000_i1341" DrawAspect="Content" ObjectID="_1851668649" r:id="rId520"/>
+                <o:OLEObject Type="Embed" ProgID="Equation.DSMT4" ShapeID="_x0000_i1341" DrawAspect="Content" ObjectID="_1851832385" r:id="rId520"/>
               </w:object>
             </w:r>
           </w:p>
@@ -23541,10 +23558,10 @@
                 <w:position w:val="-4"/>
               </w:rPr>
               <w:object w:dxaOrig="220" w:dyaOrig="240" w14:anchorId="15037D0D">
-                <v:shape id="_x0000_i1342" type="#_x0000_t75" style="width:13.5pt;height:14.25pt" o:ole="">
+                <v:shape id="_x0000_i1342" type="#_x0000_t75" style="width:13.55pt;height:14.4pt" o:ole="">
                   <v:imagedata r:id="rId251" o:title=""/>
                 </v:shape>
-                <o:OLEObject Type="Embed" ProgID="Equation.DSMT4" ShapeID="_x0000_i1342" DrawAspect="Content" ObjectID="_1851668650" r:id="rId521"/>
+                <o:OLEObject Type="Embed" ProgID="Equation.DSMT4" ShapeID="_x0000_i1342" DrawAspect="Content" ObjectID="_1851832386" r:id="rId521"/>
               </w:object>
             </w:r>
           </w:p>
@@ -23614,10 +23631,10 @@
                 <w:position w:val="-12"/>
               </w:rPr>
               <w:object w:dxaOrig="600" w:dyaOrig="380" w14:anchorId="4BD2D427">
-                <v:shape id="_x0000_i1343" type="#_x0000_t75" style="width:30pt;height:18.75pt" o:ole="">
+                <v:shape id="_x0000_i1343" type="#_x0000_t75" style="width:29.65pt;height:18.65pt" o:ole="">
                   <v:imagedata r:id="rId522" o:title=""/>
                 </v:shape>
-                <o:OLEObject Type="Embed" ProgID="Equation.DSMT4" ShapeID="_x0000_i1343" DrawAspect="Content" ObjectID="_1851668651" r:id="rId523"/>
+                <o:OLEObject Type="Embed" ProgID="Equation.DSMT4" ShapeID="_x0000_i1343" DrawAspect="Content" ObjectID="_1851832387" r:id="rId523"/>
               </w:object>
             </w:r>
           </w:p>
@@ -23643,10 +23660,10 @@
                 <w:position w:val="-12"/>
               </w:rPr>
               <w:object w:dxaOrig="600" w:dyaOrig="380" w14:anchorId="7221A824">
-                <v:shape id="_x0000_i1344" type="#_x0000_t75" style="width:30pt;height:18.75pt" o:ole="">
+                <v:shape id="_x0000_i1344" type="#_x0000_t75" style="width:29.65pt;height:18.65pt" o:ole="">
                   <v:imagedata r:id="rId524" o:title=""/>
                 </v:shape>
-                <o:OLEObject Type="Embed" ProgID="Equation.DSMT4" ShapeID="_x0000_i1344" DrawAspect="Content" ObjectID="_1851668652" r:id="rId525"/>
+                <o:OLEObject Type="Embed" ProgID="Equation.DSMT4" ShapeID="_x0000_i1344" DrawAspect="Content" ObjectID="_1851832388" r:id="rId525"/>
               </w:object>
             </w:r>
           </w:p>
@@ -23708,10 +23725,10 @@
                 <w:position w:val="-6"/>
               </w:rPr>
               <w:object w:dxaOrig="200" w:dyaOrig="279" w14:anchorId="103C7454">
-                <v:shape id="_x0000_i1345" type="#_x0000_t75" style="width:14.25pt;height:14.25pt" o:ole="">
+                <v:shape id="_x0000_i1345" type="#_x0000_t75" style="width:14.4pt;height:14.4pt" o:ole="">
                   <v:imagedata r:id="rId288" o:title=""/>
                 </v:shape>
-                <o:OLEObject Type="Embed" ProgID="Equation.DSMT4" ShapeID="_x0000_i1345" DrawAspect="Content" ObjectID="_1851668653" r:id="rId526"/>
+                <o:OLEObject Type="Embed" ProgID="Equation.DSMT4" ShapeID="_x0000_i1345" DrawAspect="Content" ObjectID="_1851832389" r:id="rId526"/>
               </w:object>
             </w:r>
           </w:p>
@@ -23739,10 +23756,10 @@
                 <w:position w:val="-4"/>
               </w:rPr>
               <w:object w:dxaOrig="220" w:dyaOrig="260" w14:anchorId="00668506">
-                <v:shape id="_x0000_i1346" type="#_x0000_t75" style="width:11.25pt;height:12.75pt" o:ole="">
+                <v:shape id="_x0000_i1346" type="#_x0000_t75" style="width:11pt;height:12.7pt" o:ole="">
                   <v:imagedata r:id="rId399" o:title=""/>
                 </v:shape>
-                <o:OLEObject Type="Embed" ProgID="Equation.DSMT4" ShapeID="_x0000_i1346" DrawAspect="Content" ObjectID="_1851668654" r:id="rId527"/>
+                <o:OLEObject Type="Embed" ProgID="Equation.DSMT4" ShapeID="_x0000_i1346" DrawAspect="Content" ObjectID="_1851832390" r:id="rId527"/>
               </w:object>
             </w:r>
             <w:r>
@@ -23789,10 +23806,10 @@
                 <w:position w:val="-12"/>
               </w:rPr>
               <w:object w:dxaOrig="400" w:dyaOrig="360" w14:anchorId="7809F85D">
-                <v:shape id="_x0000_i1347" type="#_x0000_t75" style="width:19.5pt;height:18pt" o:ole="">
+                <v:shape id="_x0000_i1347" type="#_x0000_t75" style="width:19.5pt;height:17.8pt" o:ole="">
                   <v:imagedata r:id="rId528" o:title=""/>
                 </v:shape>
-                <o:OLEObject Type="Embed" ProgID="Equation.DSMT4" ShapeID="_x0000_i1347" DrawAspect="Content" ObjectID="_1851668655" r:id="rId529"/>
+                <o:OLEObject Type="Embed" ProgID="Equation.DSMT4" ShapeID="_x0000_i1347" DrawAspect="Content" ObjectID="_1851832391" r:id="rId529"/>
               </w:object>
             </w:r>
           </w:p>
@@ -23818,10 +23835,10 @@
                 <w:position w:val="-12"/>
               </w:rPr>
               <w:object w:dxaOrig="400" w:dyaOrig="360" w14:anchorId="318A090A">
-                <v:shape id="_x0000_i1348" type="#_x0000_t75" style="width:19.5pt;height:18pt" o:ole="">
+                <v:shape id="_x0000_i1348" type="#_x0000_t75" style="width:19.5pt;height:17.8pt" o:ole="">
                   <v:imagedata r:id="rId530" o:title=""/>
                 </v:shape>
-                <o:OLEObject Type="Embed" ProgID="Equation.DSMT4" ShapeID="_x0000_i1348" DrawAspect="Content" ObjectID="_1851668656" r:id="rId531"/>
+                <o:OLEObject Type="Embed" ProgID="Equation.DSMT4" ShapeID="_x0000_i1348" DrawAspect="Content" ObjectID="_1851832392" r:id="rId531"/>
               </w:object>
             </w:r>
           </w:p>
@@ -23883,10 +23900,10 @@
                 <w:position w:val="-6"/>
               </w:rPr>
               <w:object w:dxaOrig="200" w:dyaOrig="279" w14:anchorId="1789933C">
-                <v:shape id="_x0000_i1349" type="#_x0000_t75" style="width:14.25pt;height:14.25pt" o:ole="">
+                <v:shape id="_x0000_i1349" type="#_x0000_t75" style="width:14.4pt;height:14.4pt" o:ole="">
                   <v:imagedata r:id="rId288" o:title=""/>
                 </v:shape>
-                <o:OLEObject Type="Embed" ProgID="Equation.DSMT4" ShapeID="_x0000_i1349" DrawAspect="Content" ObjectID="_1851668657" r:id="rId532"/>
+                <o:OLEObject Type="Embed" ProgID="Equation.DSMT4" ShapeID="_x0000_i1349" DrawAspect="Content" ObjectID="_1851832393" r:id="rId532"/>
               </w:object>
             </w:r>
           </w:p>
@@ -23914,10 +23931,10 @@
                 <w:position w:val="-4"/>
               </w:rPr>
               <w:object w:dxaOrig="220" w:dyaOrig="260" w14:anchorId="6BBA3AE4">
-                <v:shape id="_x0000_i1350" type="#_x0000_t75" style="width:11.25pt;height:12.75pt" o:ole="">
+                <v:shape id="_x0000_i1350" type="#_x0000_t75" style="width:11pt;height:12.7pt" o:ole="">
                   <v:imagedata r:id="rId399" o:title=""/>
                 </v:shape>
-                <o:OLEObject Type="Embed" ProgID="Equation.DSMT4" ShapeID="_x0000_i1350" DrawAspect="Content" ObjectID="_1851668658" r:id="rId533"/>
+                <o:OLEObject Type="Embed" ProgID="Equation.DSMT4" ShapeID="_x0000_i1350" DrawAspect="Content" ObjectID="_1851832394" r:id="rId533"/>
               </w:object>
             </w:r>
             <w:r>
@@ -23964,10 +23981,10 @@
                 <w:position w:val="-12"/>
               </w:rPr>
               <w:object w:dxaOrig="1020" w:dyaOrig="380" w14:anchorId="51EFE0FF">
-                <v:shape id="_x0000_i1351" type="#_x0000_t75" style="width:51pt;height:18.75pt" o:ole="">
+                <v:shape id="_x0000_i1351" type="#_x0000_t75" style="width:50.8pt;height:18.65pt" o:ole="">
                   <v:imagedata r:id="rId534" o:title=""/>
                 </v:shape>
-                <o:OLEObject Type="Embed" ProgID="Equation.DSMT4" ShapeID="_x0000_i1351" DrawAspect="Content" ObjectID="_1851668659" r:id="rId535"/>
+                <o:OLEObject Type="Embed" ProgID="Equation.DSMT4" ShapeID="_x0000_i1351" DrawAspect="Content" ObjectID="_1851832395" r:id="rId535"/>
               </w:object>
             </w:r>
           </w:p>
@@ -23993,10 +24010,10 @@
                 <w:position w:val="-12"/>
               </w:rPr>
               <w:object w:dxaOrig="1020" w:dyaOrig="380" w14:anchorId="7A977E2F">
-                <v:shape id="_x0000_i1352" type="#_x0000_t75" style="width:51pt;height:18.75pt" o:ole="">
+                <v:shape id="_x0000_i1352" type="#_x0000_t75" style="width:50.8pt;height:18.65pt" o:ole="">
                   <v:imagedata r:id="rId536" o:title=""/>
                 </v:shape>
-                <o:OLEObject Type="Embed" ProgID="Equation.DSMT4" ShapeID="_x0000_i1352" DrawAspect="Content" ObjectID="_1851668660" r:id="rId537"/>
+                <o:OLEObject Type="Embed" ProgID="Equation.DSMT4" ShapeID="_x0000_i1352" DrawAspect="Content" ObjectID="_1851832396" r:id="rId537"/>
               </w:object>
             </w:r>
           </w:p>
@@ -24058,10 +24075,10 @@
                 <w:position w:val="-6"/>
               </w:rPr>
               <w:object w:dxaOrig="200" w:dyaOrig="279" w14:anchorId="531FF2F6">
-                <v:shape id="_x0000_i1353" type="#_x0000_t75" style="width:14.25pt;height:14.25pt" o:ole="">
+                <v:shape id="_x0000_i1353" type="#_x0000_t75" style="width:14.4pt;height:14.4pt" o:ole="">
                   <v:imagedata r:id="rId294" o:title=""/>
                 </v:shape>
-                <o:OLEObject Type="Embed" ProgID="Equation.DSMT4" ShapeID="_x0000_i1353" DrawAspect="Content" ObjectID="_1851668661" r:id="rId538"/>
+                <o:OLEObject Type="Embed" ProgID="Equation.DSMT4" ShapeID="_x0000_i1353" DrawAspect="Content" ObjectID="_1851832397" r:id="rId538"/>
               </w:object>
             </w:r>
           </w:p>
@@ -24087,10 +24104,10 @@
                 <w:position w:val="-4"/>
               </w:rPr>
               <w:object w:dxaOrig="220" w:dyaOrig="240" w14:anchorId="0CCFBC77">
-                <v:shape id="_x0000_i1354" type="#_x0000_t75" style="width:13.5pt;height:14.25pt" o:ole="">
+                <v:shape id="_x0000_i1354" type="#_x0000_t75" style="width:13.55pt;height:14.4pt" o:ole="">
                   <v:imagedata r:id="rId251" o:title=""/>
                 </v:shape>
-                <o:OLEObject Type="Embed" ProgID="Equation.DSMT4" ShapeID="_x0000_i1354" DrawAspect="Content" ObjectID="_1851668662" r:id="rId539"/>
+                <o:OLEObject Type="Embed" ProgID="Equation.DSMT4" ShapeID="_x0000_i1354" DrawAspect="Content" ObjectID="_1851832398" r:id="rId539"/>
               </w:object>
             </w:r>
           </w:p>
@@ -24114,10 +24131,10 @@
                 <w:position w:val="-6"/>
               </w:rPr>
               <w:object w:dxaOrig="200" w:dyaOrig="279" w14:anchorId="187DD7EE">
-                <v:shape id="_x0000_i1355" type="#_x0000_t75" style="width:14.25pt;height:14.25pt" o:ole="">
+                <v:shape id="_x0000_i1355" type="#_x0000_t75" style="width:14.4pt;height:14.4pt" o:ole="">
                   <v:imagedata r:id="rId315" o:title=""/>
                 </v:shape>
-                <o:OLEObject Type="Embed" ProgID="Equation.DSMT4" ShapeID="_x0000_i1355" DrawAspect="Content" ObjectID="_1851668663" r:id="rId540"/>
+                <o:OLEObject Type="Embed" ProgID="Equation.DSMT4" ShapeID="_x0000_i1355" DrawAspect="Content" ObjectID="_1851832399" r:id="rId540"/>
               </w:object>
             </w:r>
           </w:p>
@@ -24141,10 +24158,10 @@
                 <w:position w:val="-6"/>
               </w:rPr>
               <w:object w:dxaOrig="200" w:dyaOrig="279" w14:anchorId="2ED18FDE">
-                <v:shape id="_x0000_i1356" type="#_x0000_t75" style="width:14.25pt;height:14.25pt" o:ole="">
+                <v:shape id="_x0000_i1356" type="#_x0000_t75" style="width:14.4pt;height:14.4pt" o:ole="">
                   <v:imagedata r:id="rId317" o:title=""/>
                 </v:shape>
-                <o:OLEObject Type="Embed" ProgID="Equation.DSMT4" ShapeID="_x0000_i1356" DrawAspect="Content" ObjectID="_1851668664" r:id="rId541"/>
+                <o:OLEObject Type="Embed" ProgID="Equation.DSMT4" ShapeID="_x0000_i1356" DrawAspect="Content" ObjectID="_1851832400" r:id="rId541"/>
               </w:object>
             </w:r>
           </w:p>
@@ -24168,10 +24185,10 @@
                 <w:position w:val="-6"/>
               </w:rPr>
               <w:object w:dxaOrig="200" w:dyaOrig="279" w14:anchorId="3888F949">
-                <v:shape id="_x0000_i1357" type="#_x0000_t75" style="width:14.25pt;height:14.25pt" o:ole="">
+                <v:shape id="_x0000_i1357" type="#_x0000_t75" style="width:14.4pt;height:14.4pt" o:ole="">
                   <v:imagedata r:id="rId319" o:title=""/>
                 </v:shape>
-                <o:OLEObject Type="Embed" ProgID="Equation.DSMT4" ShapeID="_x0000_i1357" DrawAspect="Content" ObjectID="_1851668665" r:id="rId542"/>
+                <o:OLEObject Type="Embed" ProgID="Equation.DSMT4" ShapeID="_x0000_i1357" DrawAspect="Content" ObjectID="_1851832401" r:id="rId542"/>
               </w:object>
             </w:r>
           </w:p>
@@ -24195,10 +24212,10 @@
                 <w:position w:val="-6"/>
               </w:rPr>
               <w:object w:dxaOrig="200" w:dyaOrig="279" w14:anchorId="79D043DA">
-                <v:shape id="_x0000_i1358" type="#_x0000_t75" style="width:14.25pt;height:14.25pt" o:ole="">
+                <v:shape id="_x0000_i1358" type="#_x0000_t75" style="width:14.4pt;height:14.4pt" o:ole="">
                   <v:imagedata r:id="rId321" o:title=""/>
                 </v:shape>
-                <o:OLEObject Type="Embed" ProgID="Equation.DSMT4" ShapeID="_x0000_i1358" DrawAspect="Content" ObjectID="_1851668666" r:id="rId543"/>
+                <o:OLEObject Type="Embed" ProgID="Equation.DSMT4" ShapeID="_x0000_i1358" DrawAspect="Content" ObjectID="_1851832402" r:id="rId543"/>
               </w:object>
             </w:r>
           </w:p>
@@ -24222,10 +24239,10 @@
                 <w:position w:val="-6"/>
               </w:rPr>
               <w:object w:dxaOrig="200" w:dyaOrig="279" w14:anchorId="45C7F656">
-                <v:shape id="_x0000_i1359" type="#_x0000_t75" style="width:14.25pt;height:14.25pt" o:ole="">
+                <v:shape id="_x0000_i1359" type="#_x0000_t75" style="width:14.4pt;height:14.4pt" o:ole="">
                   <v:imagedata r:id="rId323" o:title=""/>
                 </v:shape>
-                <o:OLEObject Type="Embed" ProgID="Equation.DSMT4" ShapeID="_x0000_i1359" DrawAspect="Content" ObjectID="_1851668667" r:id="rId544"/>
+                <o:OLEObject Type="Embed" ProgID="Equation.DSMT4" ShapeID="_x0000_i1359" DrawAspect="Content" ObjectID="_1851832403" r:id="rId544"/>
               </w:object>
             </w:r>
           </w:p>
@@ -24249,10 +24266,10 @@
                 <w:position w:val="-6"/>
               </w:rPr>
               <w:object w:dxaOrig="200" w:dyaOrig="279" w14:anchorId="234209B3">
-                <v:shape id="_x0000_i1360" type="#_x0000_t75" style="width:14.25pt;height:14.25pt" o:ole="">
+                <v:shape id="_x0000_i1360" type="#_x0000_t75" style="width:14.4pt;height:14.4pt" o:ole="">
                   <v:imagedata r:id="rId325" o:title=""/>
                 </v:shape>
-                <o:OLEObject Type="Embed" ProgID="Equation.DSMT4" ShapeID="_x0000_i1360" DrawAspect="Content" ObjectID="_1851668668" r:id="rId545"/>
+                <o:OLEObject Type="Embed" ProgID="Equation.DSMT4" ShapeID="_x0000_i1360" DrawAspect="Content" ObjectID="_1851832404" r:id="rId545"/>
               </w:object>
             </w:r>
           </w:p>
@@ -24464,10 +24481,10 @@
                 <w:position w:val="-4"/>
               </w:rPr>
               <w:object w:dxaOrig="220" w:dyaOrig="240" w14:anchorId="7B043228">
-                <v:shape id="_x0000_i1361" type="#_x0000_t75" style="width:13.5pt;height:14.25pt" o:ole="">
+                <v:shape id="_x0000_i1361" type="#_x0000_t75" style="width:13.55pt;height:14.4pt" o:ole="">
                   <v:imagedata r:id="rId251" o:title=""/>
                 </v:shape>
-                <o:OLEObject Type="Embed" ProgID="Equation.DSMT4" ShapeID="_x0000_i1361" DrawAspect="Content" ObjectID="_1851668669" r:id="rId546"/>
+                <o:OLEObject Type="Embed" ProgID="Equation.DSMT4" ShapeID="_x0000_i1361" DrawAspect="Content" ObjectID="_1851832405" r:id="rId546"/>
               </w:object>
             </w:r>
           </w:p>
@@ -24534,10 +24551,10 @@
                 <w:position w:val="-12"/>
               </w:rPr>
               <w:object w:dxaOrig="700" w:dyaOrig="360" w14:anchorId="63CB0E0C">
-                <v:shape id="_x0000_i1362" type="#_x0000_t75" style="width:35.25pt;height:18pt" o:ole="">
+                <v:shape id="_x0000_i1362" type="#_x0000_t75" style="width:35.6pt;height:17.8pt" o:ole="">
                   <v:imagedata r:id="rId547" o:title=""/>
                 </v:shape>
-                <o:OLEObject Type="Embed" ProgID="Equation.DSMT4" ShapeID="_x0000_i1362" DrawAspect="Content" ObjectID="_1851668670" r:id="rId548"/>
+                <o:OLEObject Type="Embed" ProgID="Equation.DSMT4" ShapeID="_x0000_i1362" DrawAspect="Content" ObjectID="_1851832406" r:id="rId548"/>
               </w:object>
             </w:r>
           </w:p>
@@ -24563,10 +24580,10 @@
                 <w:position w:val="-12"/>
               </w:rPr>
               <w:object w:dxaOrig="700" w:dyaOrig="360" w14:anchorId="7FE6C6FC">
-                <v:shape id="_x0000_i1363" type="#_x0000_t75" style="width:35.25pt;height:18pt" o:ole="">
+                <v:shape id="_x0000_i1363" type="#_x0000_t75" style="width:35.6pt;height:17.8pt" o:ole="">
                   <v:imagedata r:id="rId549" o:title=""/>
                 </v:shape>
-                <o:OLEObject Type="Embed" ProgID="Equation.DSMT4" ShapeID="_x0000_i1363" DrawAspect="Content" ObjectID="_1851668671" r:id="rId550"/>
+                <o:OLEObject Type="Embed" ProgID="Equation.DSMT4" ShapeID="_x0000_i1363" DrawAspect="Content" ObjectID="_1851832407" r:id="rId550"/>
               </w:object>
             </w:r>
           </w:p>
@@ -24628,10 +24645,10 @@
                 <w:position w:val="-6"/>
               </w:rPr>
               <w:object w:dxaOrig="200" w:dyaOrig="279" w14:anchorId="536CAF93">
-                <v:shape id="_x0000_i1364" type="#_x0000_t75" style="width:14.25pt;height:14.25pt" o:ole="">
+                <v:shape id="_x0000_i1364" type="#_x0000_t75" style="width:14.4pt;height:14.4pt" o:ole="">
                   <v:imagedata r:id="rId288" o:title=""/>
                 </v:shape>
-                <o:OLEObject Type="Embed" ProgID="Equation.DSMT4" ShapeID="_x0000_i1364" DrawAspect="Content" ObjectID="_1851668672" r:id="rId551"/>
+                <o:OLEObject Type="Embed" ProgID="Equation.DSMT4" ShapeID="_x0000_i1364" DrawAspect="Content" ObjectID="_1851832408" r:id="rId551"/>
               </w:object>
             </w:r>
           </w:p>
@@ -24659,10 +24676,10 @@
                 <w:position w:val="-4"/>
               </w:rPr>
               <w:object w:dxaOrig="220" w:dyaOrig="260" w14:anchorId="3D5E1C27">
-                <v:shape id="_x0000_i1365" type="#_x0000_t75" style="width:11.25pt;height:12.75pt" o:ole="">
+                <v:shape id="_x0000_i1365" type="#_x0000_t75" style="width:11pt;height:12.7pt" o:ole="">
                   <v:imagedata r:id="rId399" o:title=""/>
                 </v:shape>
-                <o:OLEObject Type="Embed" ProgID="Equation.DSMT4" ShapeID="_x0000_i1365" DrawAspect="Content" ObjectID="_1851668673" r:id="rId552"/>
+                <o:OLEObject Type="Embed" ProgID="Equation.DSMT4" ShapeID="_x0000_i1365" DrawAspect="Content" ObjectID="_1851832409" r:id="rId552"/>
               </w:object>
             </w:r>
             <w:r>
@@ -24709,10 +24726,10 @@
                 <w:position w:val="-12"/>
               </w:rPr>
               <w:object w:dxaOrig="700" w:dyaOrig="360" w14:anchorId="5E6AE7BF">
-                <v:shape id="_x0000_i1366" type="#_x0000_t75" style="width:34.5pt;height:18pt" o:ole="">
+                <v:shape id="_x0000_i1366" type="#_x0000_t75" style="width:34.75pt;height:17.8pt" o:ole="">
                   <v:imagedata r:id="rId553" o:title=""/>
                 </v:shape>
-                <o:OLEObject Type="Embed" ProgID="Equation.DSMT4" ShapeID="_x0000_i1366" DrawAspect="Content" ObjectID="_1851668674" r:id="rId554"/>
+                <o:OLEObject Type="Embed" ProgID="Equation.DSMT4" ShapeID="_x0000_i1366" DrawAspect="Content" ObjectID="_1851832410" r:id="rId554"/>
               </w:object>
             </w:r>
           </w:p>
@@ -24738,10 +24755,10 @@
                 <w:position w:val="-12"/>
               </w:rPr>
               <w:object w:dxaOrig="700" w:dyaOrig="360" w14:anchorId="46497396">
-                <v:shape id="_x0000_i1367" type="#_x0000_t75" style="width:34.5pt;height:18pt" o:ole="">
+                <v:shape id="_x0000_i1367" type="#_x0000_t75" style="width:34.75pt;height:17.8pt" o:ole="">
                   <v:imagedata r:id="rId555" o:title=""/>
                 </v:shape>
-                <o:OLEObject Type="Embed" ProgID="Equation.DSMT4" ShapeID="_x0000_i1367" DrawAspect="Content" ObjectID="_1851668675" r:id="rId556"/>
+                <o:OLEObject Type="Embed" ProgID="Equation.DSMT4" ShapeID="_x0000_i1367" DrawAspect="Content" ObjectID="_1851832411" r:id="rId556"/>
               </w:object>
             </w:r>
           </w:p>
@@ -24803,10 +24820,10 @@
                 <w:position w:val="-6"/>
               </w:rPr>
               <w:object w:dxaOrig="200" w:dyaOrig="279" w14:anchorId="0AE41C3C">
-                <v:shape id="_x0000_i1368" type="#_x0000_t75" style="width:14.25pt;height:14.25pt" o:ole="">
+                <v:shape id="_x0000_i1368" type="#_x0000_t75" style="width:14.4pt;height:14.4pt" o:ole="">
                   <v:imagedata r:id="rId288" o:title=""/>
                 </v:shape>
-                <o:OLEObject Type="Embed" ProgID="Equation.DSMT4" ShapeID="_x0000_i1368" DrawAspect="Content" ObjectID="_1851668676" r:id="rId557"/>
+                <o:OLEObject Type="Embed" ProgID="Equation.DSMT4" ShapeID="_x0000_i1368" DrawAspect="Content" ObjectID="_1851832412" r:id="rId557"/>
               </w:object>
             </w:r>
           </w:p>
@@ -24832,10 +24849,10 @@
                 <w:position w:val="-4"/>
               </w:rPr>
               <w:object w:dxaOrig="220" w:dyaOrig="240" w14:anchorId="6CB0ADBA">
-                <v:shape id="_x0000_i1369" type="#_x0000_t75" style="width:13.5pt;height:14.25pt" o:ole="">
+                <v:shape id="_x0000_i1369" type="#_x0000_t75" style="width:13.55pt;height:14.4pt" o:ole="">
                   <v:imagedata r:id="rId251" o:title=""/>
                 </v:shape>
-                <o:OLEObject Type="Embed" ProgID="Equation.DSMT4" ShapeID="_x0000_i1369" DrawAspect="Content" ObjectID="_1851668677" r:id="rId558"/>
+                <o:OLEObject Type="Embed" ProgID="Equation.DSMT4" ShapeID="_x0000_i1369" DrawAspect="Content" ObjectID="_1851832413" r:id="rId558"/>
               </w:object>
             </w:r>
           </w:p>
@@ -24859,10 +24876,10 @@
                 <w:position w:val="-6"/>
               </w:rPr>
               <w:object w:dxaOrig="200" w:dyaOrig="279" w14:anchorId="5105BCE5">
-                <v:shape id="_x0000_i1370" type="#_x0000_t75" style="width:14.25pt;height:14.25pt" o:ole="">
+                <v:shape id="_x0000_i1370" type="#_x0000_t75" style="width:14.4pt;height:14.4pt" o:ole="">
                   <v:imagedata r:id="rId315" o:title=""/>
                 </v:shape>
-                <o:OLEObject Type="Embed" ProgID="Equation.DSMT4" ShapeID="_x0000_i1370" DrawAspect="Content" ObjectID="_1851668678" r:id="rId559"/>
+                <o:OLEObject Type="Embed" ProgID="Equation.DSMT4" ShapeID="_x0000_i1370" DrawAspect="Content" ObjectID="_1851832414" r:id="rId559"/>
               </w:object>
             </w:r>
           </w:p>
@@ -24886,10 +24903,10 @@
                 <w:position w:val="-6"/>
               </w:rPr>
               <w:object w:dxaOrig="200" w:dyaOrig="279" w14:anchorId="642C6EA3">
-                <v:shape id="_x0000_i1371" type="#_x0000_t75" style="width:14.25pt;height:14.25pt" o:ole="">
+                <v:shape id="_x0000_i1371" type="#_x0000_t75" style="width:14.4pt;height:14.4pt" o:ole="">
                   <v:imagedata r:id="rId317" o:title=""/>
                 </v:shape>
-                <o:OLEObject Type="Embed" ProgID="Equation.DSMT4" ShapeID="_x0000_i1371" DrawAspect="Content" ObjectID="_1851668679" r:id="rId560"/>
+                <o:OLEObject Type="Embed" ProgID="Equation.DSMT4" ShapeID="_x0000_i1371" DrawAspect="Content" ObjectID="_1851832415" r:id="rId560"/>
               </w:object>
             </w:r>
           </w:p>
@@ -24913,10 +24930,10 @@
                 <w:position w:val="-6"/>
               </w:rPr>
               <w:object w:dxaOrig="200" w:dyaOrig="279" w14:anchorId="179D4E11">
-                <v:shape id="_x0000_i1372" type="#_x0000_t75" style="width:14.25pt;height:14.25pt" o:ole="">
+                <v:shape id="_x0000_i1372" type="#_x0000_t75" style="width:14.4pt;height:14.4pt" o:ole="">
                   <v:imagedata r:id="rId319" o:title=""/>
                 </v:shape>
-                <o:OLEObject Type="Embed" ProgID="Equation.DSMT4" ShapeID="_x0000_i1372" DrawAspect="Content" ObjectID="_1851668680" r:id="rId561"/>
+                <o:OLEObject Type="Embed" ProgID="Equation.DSMT4" ShapeID="_x0000_i1372" DrawAspect="Content" ObjectID="_1851832416" r:id="rId561"/>
               </w:object>
             </w:r>
           </w:p>
@@ -24940,10 +24957,10 @@
                 <w:position w:val="-6"/>
               </w:rPr>
               <w:object w:dxaOrig="200" w:dyaOrig="279" w14:anchorId="08C89668">
-                <v:shape id="_x0000_i1373" type="#_x0000_t75" style="width:14.25pt;height:14.25pt" o:ole="">
+                <v:shape id="_x0000_i1373" type="#_x0000_t75" style="width:14.4pt;height:14.4pt" o:ole="">
                   <v:imagedata r:id="rId321" o:title=""/>
                 </v:shape>
-                <o:OLEObject Type="Embed" ProgID="Equation.DSMT4" ShapeID="_x0000_i1373" DrawAspect="Content" ObjectID="_1851668681" r:id="rId562"/>
+                <o:OLEObject Type="Embed" ProgID="Equation.DSMT4" ShapeID="_x0000_i1373" DrawAspect="Content" ObjectID="_1851832417" r:id="rId562"/>
               </w:object>
             </w:r>
           </w:p>
@@ -24967,10 +24984,10 @@
                 <w:position w:val="-6"/>
               </w:rPr>
               <w:object w:dxaOrig="200" w:dyaOrig="279" w14:anchorId="123EB80D">
-                <v:shape id="_x0000_i1374" type="#_x0000_t75" style="width:14.25pt;height:14.25pt" o:ole="">
+                <v:shape id="_x0000_i1374" type="#_x0000_t75" style="width:14.4pt;height:14.4pt" o:ole="">
                   <v:imagedata r:id="rId323" o:title=""/>
                 </v:shape>
-                <o:OLEObject Type="Embed" ProgID="Equation.DSMT4" ShapeID="_x0000_i1374" DrawAspect="Content" ObjectID="_1851668682" r:id="rId563"/>
+                <o:OLEObject Type="Embed" ProgID="Equation.DSMT4" ShapeID="_x0000_i1374" DrawAspect="Content" ObjectID="_1851832418" r:id="rId563"/>
               </w:object>
             </w:r>
           </w:p>
@@ -24994,10 +25011,10 @@
                 <w:position w:val="-6"/>
               </w:rPr>
               <w:object w:dxaOrig="200" w:dyaOrig="279" w14:anchorId="0B277AE8">
-                <v:shape id="_x0000_i1375" type="#_x0000_t75" style="width:14.25pt;height:14.25pt" o:ole="">
+                <v:shape id="_x0000_i1375" type="#_x0000_t75" style="width:14.4pt;height:14.4pt" o:ole="">
                   <v:imagedata r:id="rId325" o:title=""/>
                 </v:shape>
-                <o:OLEObject Type="Embed" ProgID="Equation.DSMT4" ShapeID="_x0000_i1375" DrawAspect="Content" ObjectID="_1851668683" r:id="rId564"/>
+                <o:OLEObject Type="Embed" ProgID="Equation.DSMT4" ShapeID="_x0000_i1375" DrawAspect="Content" ObjectID="_1851832419" r:id="rId564"/>
               </w:object>
             </w:r>
           </w:p>
@@ -25346,10 +25363,10 @@
                 <w:position w:val="-4"/>
               </w:rPr>
               <w:object w:dxaOrig="220" w:dyaOrig="240" w14:anchorId="700D0914">
-                <v:shape id="_x0000_i1376" type="#_x0000_t75" style="width:13.5pt;height:14.25pt" o:ole="">
+                <v:shape id="_x0000_i1376" type="#_x0000_t75" style="width:13.55pt;height:14.4pt" o:ole="">
                   <v:imagedata r:id="rId251" o:title=""/>
                 </v:shape>
-                <o:OLEObject Type="Embed" ProgID="Equation.DSMT4" ShapeID="_x0000_i1376" DrawAspect="Content" ObjectID="_1851668684" r:id="rId565"/>
+                <o:OLEObject Type="Embed" ProgID="Equation.DSMT4" ShapeID="_x0000_i1376" DrawAspect="Content" ObjectID="_1851832420" r:id="rId565"/>
               </w:object>
             </w:r>
           </w:p>
@@ -25416,10 +25433,10 @@
                 <w:position w:val="-12"/>
               </w:rPr>
               <w:object w:dxaOrig="400" w:dyaOrig="360" w14:anchorId="5E069CCA">
-                <v:shape id="_x0000_i1377" type="#_x0000_t75" style="width:19.5pt;height:18pt" o:ole="">
+                <v:shape id="_x0000_i1377" type="#_x0000_t75" style="width:19.5pt;height:17.8pt" o:ole="">
                   <v:imagedata r:id="rId566" o:title=""/>
                 </v:shape>
-                <o:OLEObject Type="Embed" ProgID="Equation.DSMT4" ShapeID="_x0000_i1377" DrawAspect="Content" ObjectID="_1851668685" r:id="rId567"/>
+                <o:OLEObject Type="Embed" ProgID="Equation.DSMT4" ShapeID="_x0000_i1377" DrawAspect="Content" ObjectID="_1851832421" r:id="rId567"/>
               </w:object>
             </w:r>
           </w:p>
@@ -25445,10 +25462,10 @@
                 <w:position w:val="-12"/>
               </w:rPr>
               <w:object w:dxaOrig="400" w:dyaOrig="360" w14:anchorId="3EB9D710">
-                <v:shape id="_x0000_i1378" type="#_x0000_t75" style="width:19.5pt;height:18pt" o:ole="">
+                <v:shape id="_x0000_i1378" type="#_x0000_t75" style="width:19.5pt;height:17.8pt" o:ole="">
                   <v:imagedata r:id="rId568" o:title=""/>
                 </v:shape>
-                <o:OLEObject Type="Embed" ProgID="Equation.DSMT4" ShapeID="_x0000_i1378" DrawAspect="Content" ObjectID="_1851668686" r:id="rId569"/>
+                <o:OLEObject Type="Embed" ProgID="Equation.DSMT4" ShapeID="_x0000_i1378" DrawAspect="Content" ObjectID="_1851832422" r:id="rId569"/>
               </w:object>
             </w:r>
           </w:p>
@@ -25510,10 +25527,10 @@
                 <w:position w:val="-6"/>
               </w:rPr>
               <w:object w:dxaOrig="200" w:dyaOrig="279" w14:anchorId="7A7C46F1">
-                <v:shape id="_x0000_i1379" type="#_x0000_t75" style="width:14.25pt;height:14.25pt" o:ole="">
+                <v:shape id="_x0000_i1379" type="#_x0000_t75" style="width:14.4pt;height:14.4pt" o:ole="">
                   <v:imagedata r:id="rId288" o:title=""/>
                 </v:shape>
-                <o:OLEObject Type="Embed" ProgID="Equation.DSMT4" ShapeID="_x0000_i1379" DrawAspect="Content" ObjectID="_1851668687" r:id="rId570"/>
+                <o:OLEObject Type="Embed" ProgID="Equation.DSMT4" ShapeID="_x0000_i1379" DrawAspect="Content" ObjectID="_1851832423" r:id="rId570"/>
               </w:object>
             </w:r>
           </w:p>
@@ -25541,10 +25558,10 @@
                 <w:position w:val="-4"/>
               </w:rPr>
               <w:object w:dxaOrig="220" w:dyaOrig="260" w14:anchorId="402EF029">
-                <v:shape id="_x0000_i1380" type="#_x0000_t75" style="width:11.25pt;height:12.75pt" o:ole="">
+                <v:shape id="_x0000_i1380" type="#_x0000_t75" style="width:11pt;height:12.7pt" o:ole="">
                   <v:imagedata r:id="rId399" o:title=""/>
                 </v:shape>
-                <o:OLEObject Type="Embed" ProgID="Equation.DSMT4" ShapeID="_x0000_i1380" DrawAspect="Content" ObjectID="_1851668688" r:id="rId571"/>
+                <o:OLEObject Type="Embed" ProgID="Equation.DSMT4" ShapeID="_x0000_i1380" DrawAspect="Content" ObjectID="_1851832424" r:id="rId571"/>
               </w:object>
             </w:r>
             <w:r>
@@ -25591,10 +25608,10 @@
                 <w:position w:val="-12"/>
               </w:rPr>
               <w:object w:dxaOrig="400" w:dyaOrig="360" w14:anchorId="5D15E7C1">
-                <v:shape id="_x0000_i1381" type="#_x0000_t75" style="width:19.5pt;height:18pt" o:ole="">
+                <v:shape id="_x0000_i1381" type="#_x0000_t75" style="width:19.5pt;height:17.8pt" o:ole="">
                   <v:imagedata r:id="rId572" o:title=""/>
                 </v:shape>
-                <o:OLEObject Type="Embed" ProgID="Equation.DSMT4" ShapeID="_x0000_i1381" DrawAspect="Content" ObjectID="_1851668689" r:id="rId573"/>
+                <o:OLEObject Type="Embed" ProgID="Equation.DSMT4" ShapeID="_x0000_i1381" DrawAspect="Content" ObjectID="_1851832425" r:id="rId573"/>
               </w:object>
             </w:r>
           </w:p>
@@ -25620,10 +25637,10 @@
                 <w:position w:val="-12"/>
               </w:rPr>
               <w:object w:dxaOrig="400" w:dyaOrig="360" w14:anchorId="49C91640">
-                <v:shape id="_x0000_i1382" type="#_x0000_t75" style="width:19.5pt;height:18pt" o:ole="">
+                <v:shape id="_x0000_i1382" type="#_x0000_t75" style="width:19.5pt;height:17.8pt" o:ole="">
                   <v:imagedata r:id="rId574" o:title=""/>
                 </v:shape>
-                <o:OLEObject Type="Embed" ProgID="Equation.DSMT4" ShapeID="_x0000_i1382" DrawAspect="Content" ObjectID="_1851668690" r:id="rId575"/>
+                <o:OLEObject Type="Embed" ProgID="Equation.DSMT4" ShapeID="_x0000_i1382" DrawAspect="Content" ObjectID="_1851832426" r:id="rId575"/>
               </w:object>
             </w:r>
           </w:p>
@@ -25685,10 +25702,10 @@
                 <w:position w:val="-6"/>
               </w:rPr>
               <w:object w:dxaOrig="200" w:dyaOrig="279" w14:anchorId="13434C5E">
-                <v:shape id="_x0000_i1383" type="#_x0000_t75" style="width:14.25pt;height:14.25pt" o:ole="">
+                <v:shape id="_x0000_i1383" type="#_x0000_t75" style="width:14.4pt;height:14.4pt" o:ole="">
                   <v:imagedata r:id="rId288" o:title=""/>
                 </v:shape>
-                <o:OLEObject Type="Embed" ProgID="Equation.DSMT4" ShapeID="_x0000_i1383" DrawAspect="Content" ObjectID="_1851668691" r:id="rId576"/>
+                <o:OLEObject Type="Embed" ProgID="Equation.DSMT4" ShapeID="_x0000_i1383" DrawAspect="Content" ObjectID="_1851832427" r:id="rId576"/>
               </w:object>
             </w:r>
           </w:p>
@@ -25716,10 +25733,10 @@
                 <w:position w:val="-4"/>
               </w:rPr>
               <w:object w:dxaOrig="220" w:dyaOrig="260" w14:anchorId="7FA9CD64">
-                <v:shape id="_x0000_i1384" type="#_x0000_t75" style="width:11.25pt;height:12.75pt" o:ole="">
+                <v:shape id="_x0000_i1384" type="#_x0000_t75" style="width:11pt;height:12.7pt" o:ole="">
                   <v:imagedata r:id="rId399" o:title=""/>
                 </v:shape>
-                <o:OLEObject Type="Embed" ProgID="Equation.DSMT4" ShapeID="_x0000_i1384" DrawAspect="Content" ObjectID="_1851668692" r:id="rId577"/>
+                <o:OLEObject Type="Embed" ProgID="Equation.DSMT4" ShapeID="_x0000_i1384" DrawAspect="Content" ObjectID="_1851832428" r:id="rId577"/>
               </w:object>
             </w:r>
             <w:r>
@@ -25748,10 +25765,10 @@
                 <w:position w:val="-12"/>
               </w:rPr>
               <w:object w:dxaOrig="499" w:dyaOrig="360" w14:anchorId="275054E0">
-                <v:shape id="_x0000_i1385" type="#_x0000_t75" style="width:24.75pt;height:18pt" o:ole="">
+                <v:shape id="_x0000_i1385" type="#_x0000_t75" style="width:24.55pt;height:17.8pt" o:ole="">
                   <v:imagedata r:id="rId578" o:title=""/>
                 </v:shape>
-                <o:OLEObject Type="Embed" ProgID="Equation.DSMT4" ShapeID="_x0000_i1385" DrawAspect="Content" ObjectID="_1851668693" r:id="rId579"/>
+                <o:OLEObject Type="Embed" ProgID="Equation.DSMT4" ShapeID="_x0000_i1385" DrawAspect="Content" ObjectID="_1851832429" r:id="rId579"/>
               </w:object>
             </w:r>
           </w:p>
@@ -25777,10 +25794,10 @@
                 <w:position w:val="-12"/>
               </w:rPr>
               <w:object w:dxaOrig="480" w:dyaOrig="360" w14:anchorId="36460A06">
-                <v:shape id="_x0000_i1386" type="#_x0000_t75" style="width:24pt;height:18pt" o:ole="">
+                <v:shape id="_x0000_i1386" type="#_x0000_t75" style="width:23.7pt;height:17.8pt" o:ole="">
                   <v:imagedata r:id="rId580" o:title=""/>
                 </v:shape>
-                <o:OLEObject Type="Embed" ProgID="Equation.DSMT4" ShapeID="_x0000_i1386" DrawAspect="Content" ObjectID="_1851668694" r:id="rId581"/>
+                <o:OLEObject Type="Embed" ProgID="Equation.DSMT4" ShapeID="_x0000_i1386" DrawAspect="Content" ObjectID="_1851832430" r:id="rId581"/>
               </w:object>
             </w:r>
           </w:p>
@@ -25860,10 +25877,10 @@
                 <w:position w:val="-6"/>
               </w:rPr>
               <w:object w:dxaOrig="200" w:dyaOrig="279" w14:anchorId="4290041E">
-                <v:shape id="_x0000_i1387" type="#_x0000_t75" style="width:14.25pt;height:14.25pt" o:ole="">
+                <v:shape id="_x0000_i1387" type="#_x0000_t75" style="width:14.4pt;height:14.4pt" o:ole="">
                   <v:imagedata r:id="rId294" o:title=""/>
                 </v:shape>
-                <o:OLEObject Type="Embed" ProgID="Equation.DSMT4" ShapeID="_x0000_i1387" DrawAspect="Content" ObjectID="_1851668695" r:id="rId582"/>
+                <o:OLEObject Type="Embed" ProgID="Equation.DSMT4" ShapeID="_x0000_i1387" DrawAspect="Content" ObjectID="_1851832431" r:id="rId582"/>
               </w:object>
             </w:r>
           </w:p>
@@ -25891,10 +25908,10 @@
                 <w:position w:val="-4"/>
               </w:rPr>
               <w:object w:dxaOrig="220" w:dyaOrig="260" w14:anchorId="7C101561">
-                <v:shape id="_x0000_i1388" type="#_x0000_t75" style="width:11.25pt;height:12.75pt" o:ole="">
+                <v:shape id="_x0000_i1388" type="#_x0000_t75" style="width:11pt;height:12.7pt" o:ole="">
                   <v:imagedata r:id="rId399" o:title=""/>
                 </v:shape>
-                <o:OLEObject Type="Embed" ProgID="Equation.DSMT4" ShapeID="_x0000_i1388" DrawAspect="Content" ObjectID="_1851668696" r:id="rId583"/>
+                <o:OLEObject Type="Embed" ProgID="Equation.DSMT4" ShapeID="_x0000_i1388" DrawAspect="Content" ObjectID="_1851832432" r:id="rId583"/>
               </w:object>
             </w:r>
             <w:r>
@@ -25923,10 +25940,10 @@
                 <w:position w:val="-12"/>
               </w:rPr>
               <w:object w:dxaOrig="480" w:dyaOrig="360" w14:anchorId="0ACC4370">
-                <v:shape id="_x0000_i1389" type="#_x0000_t75" style="width:24pt;height:18pt" o:ole="">
+                <v:shape id="_x0000_i1389" type="#_x0000_t75" style="width:23.7pt;height:17.8pt" o:ole="">
                   <v:imagedata r:id="rId584" o:title=""/>
                 </v:shape>
-                <o:OLEObject Type="Embed" ProgID="Equation.DSMT4" ShapeID="_x0000_i1389" DrawAspect="Content" ObjectID="_1851668697" r:id="rId585"/>
+                <o:OLEObject Type="Embed" ProgID="Equation.DSMT4" ShapeID="_x0000_i1389" DrawAspect="Content" ObjectID="_1851832433" r:id="rId585"/>
               </w:object>
             </w:r>
           </w:p>
@@ -25952,10 +25969,10 @@
                 <w:position w:val="-12"/>
               </w:rPr>
               <w:object w:dxaOrig="499" w:dyaOrig="360" w14:anchorId="7C2EB309">
-                <v:shape id="_x0000_i1390" type="#_x0000_t75" style="width:24.75pt;height:18pt" o:ole="">
+                <v:shape id="_x0000_i1390" type="#_x0000_t75" style="width:24.55pt;height:17.8pt" o:ole="">
                   <v:imagedata r:id="rId586" o:title=""/>
                 </v:shape>
-                <o:OLEObject Type="Embed" ProgID="Equation.DSMT4" ShapeID="_x0000_i1390" DrawAspect="Content" ObjectID="_1851668698" r:id="rId587"/>
+                <o:OLEObject Type="Embed" ProgID="Equation.DSMT4" ShapeID="_x0000_i1390" DrawAspect="Content" ObjectID="_1851832434" r:id="rId587"/>
               </w:object>
             </w:r>
           </w:p>
@@ -26035,10 +26052,10 @@
                 <w:position w:val="-6"/>
               </w:rPr>
               <w:object w:dxaOrig="200" w:dyaOrig="279" w14:anchorId="17180265">
-                <v:shape id="_x0000_i1391" type="#_x0000_t75" style="width:14.25pt;height:14.25pt" o:ole="">
+                <v:shape id="_x0000_i1391" type="#_x0000_t75" style="width:14.4pt;height:14.4pt" o:ole="">
                   <v:imagedata r:id="rId276" o:title=""/>
                 </v:shape>
-                <o:OLEObject Type="Embed" ProgID="Equation.DSMT4" ShapeID="_x0000_i1391" DrawAspect="Content" ObjectID="_1851668699" r:id="rId588"/>
+                <o:OLEObject Type="Embed" ProgID="Equation.DSMT4" ShapeID="_x0000_i1391" DrawAspect="Content" ObjectID="_1851832435" r:id="rId588"/>
               </w:object>
             </w:r>
           </w:p>
@@ -26064,10 +26081,10 @@
                 <w:position w:val="-4"/>
               </w:rPr>
               <w:object w:dxaOrig="220" w:dyaOrig="240" w14:anchorId="0F20A2FA">
-                <v:shape id="_x0000_i1392" type="#_x0000_t75" style="width:13.5pt;height:14.25pt" o:ole="">
+                <v:shape id="_x0000_i1392" type="#_x0000_t75" style="width:13.55pt;height:14.4pt" o:ole="">
                   <v:imagedata r:id="rId251" o:title=""/>
                 </v:shape>
-                <o:OLEObject Type="Embed" ProgID="Equation.DSMT4" ShapeID="_x0000_i1392" DrawAspect="Content" ObjectID="_1851668700" r:id="rId589"/>
+                <o:OLEObject Type="Embed" ProgID="Equation.DSMT4" ShapeID="_x0000_i1392" DrawAspect="Content" ObjectID="_1851832436" r:id="rId589"/>
               </w:object>
             </w:r>
           </w:p>
@@ -26091,10 +26108,10 @@
                 <w:position w:val="-6"/>
               </w:rPr>
               <w:object w:dxaOrig="200" w:dyaOrig="279" w14:anchorId="721912D4">
-                <v:shape id="_x0000_i1393" type="#_x0000_t75" style="width:14.25pt;height:14.25pt" o:ole="">
+                <v:shape id="_x0000_i1393" type="#_x0000_t75" style="width:14.4pt;height:14.4pt" o:ole="">
                   <v:imagedata r:id="rId315" o:title=""/>
                 </v:shape>
-                <o:OLEObject Type="Embed" ProgID="Equation.DSMT4" ShapeID="_x0000_i1393" DrawAspect="Content" ObjectID="_1851668701" r:id="rId590"/>
+                <o:OLEObject Type="Embed" ProgID="Equation.DSMT4" ShapeID="_x0000_i1393" DrawAspect="Content" ObjectID="_1851832437" r:id="rId590"/>
               </w:object>
             </w:r>
           </w:p>
@@ -26118,10 +26135,10 @@
                 <w:position w:val="-6"/>
               </w:rPr>
               <w:object w:dxaOrig="200" w:dyaOrig="279" w14:anchorId="46F45031">
-                <v:shape id="_x0000_i1394" type="#_x0000_t75" style="width:14.25pt;height:14.25pt" o:ole="">
+                <v:shape id="_x0000_i1394" type="#_x0000_t75" style="width:14.4pt;height:14.4pt" o:ole="">
                   <v:imagedata r:id="rId317" o:title=""/>
                 </v:shape>
-                <o:OLEObject Type="Embed" ProgID="Equation.DSMT4" ShapeID="_x0000_i1394" DrawAspect="Content" ObjectID="_1851668702" r:id="rId591"/>
+                <o:OLEObject Type="Embed" ProgID="Equation.DSMT4" ShapeID="_x0000_i1394" DrawAspect="Content" ObjectID="_1851832438" r:id="rId591"/>
               </w:object>
             </w:r>
           </w:p>
@@ -26145,10 +26162,10 @@
                 <w:position w:val="-6"/>
               </w:rPr>
               <w:object w:dxaOrig="200" w:dyaOrig="279" w14:anchorId="25B54756">
-                <v:shape id="_x0000_i1395" type="#_x0000_t75" style="width:14.25pt;height:14.25pt" o:ole="">
+                <v:shape id="_x0000_i1395" type="#_x0000_t75" style="width:14.4pt;height:14.4pt" o:ole="">
                   <v:imagedata r:id="rId319" o:title=""/>
                 </v:shape>
-                <o:OLEObject Type="Embed" ProgID="Equation.DSMT4" ShapeID="_x0000_i1395" DrawAspect="Content" ObjectID="_1851668703" r:id="rId592"/>
+                <o:OLEObject Type="Embed" ProgID="Equation.DSMT4" ShapeID="_x0000_i1395" DrawAspect="Content" ObjectID="_1851832439" r:id="rId592"/>
               </w:object>
             </w:r>
           </w:p>
@@ -26172,10 +26189,10 @@
                 <w:position w:val="-6"/>
               </w:rPr>
               <w:object w:dxaOrig="200" w:dyaOrig="279" w14:anchorId="367E786C">
-                <v:shape id="_x0000_i1396" type="#_x0000_t75" style="width:14.25pt;height:14.25pt" o:ole="">
+                <v:shape id="_x0000_i1396" type="#_x0000_t75" style="width:14.4pt;height:14.4pt" o:ole="">
                   <v:imagedata r:id="rId321" o:title=""/>
                 </v:shape>
-                <o:OLEObject Type="Embed" ProgID="Equation.DSMT4" ShapeID="_x0000_i1396" DrawAspect="Content" ObjectID="_1851668704" r:id="rId593"/>
+                <o:OLEObject Type="Embed" ProgID="Equation.DSMT4" ShapeID="_x0000_i1396" DrawAspect="Content" ObjectID="_1851832440" r:id="rId593"/>
               </w:object>
             </w:r>
           </w:p>
@@ -26199,10 +26216,10 @@
                 <w:position w:val="-6"/>
               </w:rPr>
               <w:object w:dxaOrig="200" w:dyaOrig="279" w14:anchorId="2CDE9A55">
-                <v:shape id="_x0000_i1397" type="#_x0000_t75" style="width:14.25pt;height:14.25pt" o:ole="">
+                <v:shape id="_x0000_i1397" type="#_x0000_t75" style="width:14.4pt;height:14.4pt" o:ole="">
                   <v:imagedata r:id="rId323" o:title=""/>
                 </v:shape>
-                <o:OLEObject Type="Embed" ProgID="Equation.DSMT4" ShapeID="_x0000_i1397" DrawAspect="Content" ObjectID="_1851668705" r:id="rId594"/>
+                <o:OLEObject Type="Embed" ProgID="Equation.DSMT4" ShapeID="_x0000_i1397" DrawAspect="Content" ObjectID="_1851832441" r:id="rId594"/>
               </w:object>
             </w:r>
           </w:p>
@@ -26226,10 +26243,10 @@
                 <w:position w:val="-6"/>
               </w:rPr>
               <w:object w:dxaOrig="200" w:dyaOrig="279" w14:anchorId="72D37336">
-                <v:shape id="_x0000_i1398" type="#_x0000_t75" style="width:14.25pt;height:14.25pt" o:ole="">
+                <v:shape id="_x0000_i1398" type="#_x0000_t75" style="width:14.4pt;height:14.4pt" o:ole="">
                   <v:imagedata r:id="rId325" o:title=""/>
                 </v:shape>
-                <o:OLEObject Type="Embed" ProgID="Equation.DSMT4" ShapeID="_x0000_i1398" DrawAspect="Content" ObjectID="_1851668706" r:id="rId595"/>
+                <o:OLEObject Type="Embed" ProgID="Equation.DSMT4" ShapeID="_x0000_i1398" DrawAspect="Content" ObjectID="_1851832442" r:id="rId595"/>
               </w:object>
             </w:r>
           </w:p>
@@ -26612,10 +26629,10 @@
                 <w:position w:val="-4"/>
               </w:rPr>
               <w:object w:dxaOrig="220" w:dyaOrig="240" w14:anchorId="71CD67C9">
-                <v:shape id="_x0000_i1399" type="#_x0000_t75" style="width:13.5pt;height:14.25pt" o:ole="">
+                <v:shape id="_x0000_i1399" type="#_x0000_t75" style="width:13.55pt;height:14.4pt" o:ole="">
                   <v:imagedata r:id="rId251" o:title=""/>
                 </v:shape>
-                <o:OLEObject Type="Embed" ProgID="Equation.DSMT4" ShapeID="_x0000_i1399" DrawAspect="Content" ObjectID="_1851668707" r:id="rId596"/>
+                <o:OLEObject Type="Embed" ProgID="Equation.DSMT4" ShapeID="_x0000_i1399" DrawAspect="Content" ObjectID="_1851832443" r:id="rId596"/>
               </w:object>
             </w:r>
           </w:p>
@@ -26643,10 +26660,10 @@
                 <w:position w:val="-4"/>
               </w:rPr>
               <w:object w:dxaOrig="220" w:dyaOrig="260" w14:anchorId="1D1793C8">
-                <v:shape id="_x0000_i1400" type="#_x0000_t75" style="width:11.25pt;height:12.75pt" o:ole="">
+                <v:shape id="_x0000_i1400" type="#_x0000_t75" style="width:11pt;height:12.7pt" o:ole="">
                   <v:imagedata r:id="rId399" o:title=""/>
                 </v:shape>
-                <o:OLEObject Type="Embed" ProgID="Equation.DSMT4" ShapeID="_x0000_i1400" DrawAspect="Content" ObjectID="_1851668708" r:id="rId597"/>
+                <o:OLEObject Type="Embed" ProgID="Equation.DSMT4" ShapeID="_x0000_i1400" DrawAspect="Content" ObjectID="_1851832444" r:id="rId597"/>
               </w:object>
             </w:r>
             <w:r>
@@ -26693,10 +26710,10 @@
                 <w:position w:val="-12"/>
               </w:rPr>
               <w:object w:dxaOrig="400" w:dyaOrig="360" w14:anchorId="2C8D2138">
-                <v:shape id="_x0000_i1401" type="#_x0000_t75" style="width:19.5pt;height:18pt" o:ole="">
+                <v:shape id="_x0000_i1401" type="#_x0000_t75" style="width:19.5pt;height:17.8pt" o:ole="">
                   <v:imagedata r:id="rId598" o:title=""/>
                 </v:shape>
-                <o:OLEObject Type="Embed" ProgID="Equation.DSMT4" ShapeID="_x0000_i1401" DrawAspect="Content" ObjectID="_1851668709" r:id="rId599"/>
+                <o:OLEObject Type="Embed" ProgID="Equation.DSMT4" ShapeID="_x0000_i1401" DrawAspect="Content" ObjectID="_1851832445" r:id="rId599"/>
               </w:object>
             </w:r>
           </w:p>
@@ -26722,10 +26739,10 @@
                 <w:position w:val="-12"/>
               </w:rPr>
               <w:object w:dxaOrig="400" w:dyaOrig="360" w14:anchorId="3D4038B6">
-                <v:shape id="_x0000_i1402" type="#_x0000_t75" style="width:19.5pt;height:18pt" o:ole="">
+                <v:shape id="_x0000_i1402" type="#_x0000_t75" style="width:19.5pt;height:17.8pt" o:ole="">
                   <v:imagedata r:id="rId600" o:title=""/>
                 </v:shape>
-                <o:OLEObject Type="Embed" ProgID="Equation.DSMT4" ShapeID="_x0000_i1402" DrawAspect="Content" ObjectID="_1851668710" r:id="rId601"/>
+                <o:OLEObject Type="Embed" ProgID="Equation.DSMT4" ShapeID="_x0000_i1402" DrawAspect="Content" ObjectID="_1851832446" r:id="rId601"/>
               </w:object>
             </w:r>
           </w:p>
@@ -26787,10 +26804,10 @@
                 <w:position w:val="-6"/>
               </w:rPr>
               <w:object w:dxaOrig="200" w:dyaOrig="279" w14:anchorId="63CC7003">
-                <v:shape id="_x0000_i1403" type="#_x0000_t75" style="width:14.25pt;height:14.25pt" o:ole="">
+                <v:shape id="_x0000_i1403" type="#_x0000_t75" style="width:14.4pt;height:14.4pt" o:ole="">
                   <v:imagedata r:id="rId288" o:title=""/>
                 </v:shape>
-                <o:OLEObject Type="Embed" ProgID="Equation.DSMT4" ShapeID="_x0000_i1403" DrawAspect="Content" ObjectID="_1851668711" r:id="rId602"/>
+                <o:OLEObject Type="Embed" ProgID="Equation.DSMT4" ShapeID="_x0000_i1403" DrawAspect="Content" ObjectID="_1851832447" r:id="rId602"/>
               </w:object>
             </w:r>
           </w:p>
@@ -26818,10 +26835,10 @@
                 <w:position w:val="-4"/>
               </w:rPr>
               <w:object w:dxaOrig="220" w:dyaOrig="260" w14:anchorId="34F21163">
-                <v:shape id="_x0000_i1404" type="#_x0000_t75" style="width:11.25pt;height:12.75pt" o:ole="">
+                <v:shape id="_x0000_i1404" type="#_x0000_t75" style="width:11pt;height:12.7pt" o:ole="">
                   <v:imagedata r:id="rId399" o:title=""/>
                 </v:shape>
-                <o:OLEObject Type="Embed" ProgID="Equation.DSMT4" ShapeID="_x0000_i1404" DrawAspect="Content" ObjectID="_1851668712" r:id="rId603"/>
+                <o:OLEObject Type="Embed" ProgID="Equation.DSMT4" ShapeID="_x0000_i1404" DrawAspect="Content" ObjectID="_1851832448" r:id="rId603"/>
               </w:object>
             </w:r>
             <w:r>
@@ -26886,10 +26903,10 @@
                 <w:position w:val="-12"/>
               </w:rPr>
               <w:object w:dxaOrig="400" w:dyaOrig="360" w14:anchorId="4591C4D4">
-                <v:shape id="_x0000_i1405" type="#_x0000_t75" style="width:20.25pt;height:18pt" o:ole="">
+                <v:shape id="_x0000_i1405" type="#_x0000_t75" style="width:20.35pt;height:17.8pt" o:ole="">
                   <v:imagedata r:id="rId604" o:title=""/>
                 </v:shape>
-                <o:OLEObject Type="Embed" ProgID="Equation.DSMT4" ShapeID="_x0000_i1405" DrawAspect="Content" ObjectID="_1851668713" r:id="rId605"/>
+                <o:OLEObject Type="Embed" ProgID="Equation.DSMT4" ShapeID="_x0000_i1405" DrawAspect="Content" ObjectID="_1851832449" r:id="rId605"/>
               </w:object>
             </w:r>
           </w:p>
@@ -26933,10 +26950,10 @@
                 <w:position w:val="-12"/>
               </w:rPr>
               <w:object w:dxaOrig="420" w:dyaOrig="360" w14:anchorId="110CA39B">
-                <v:shape id="_x0000_i1406" type="#_x0000_t75" style="width:21pt;height:18pt" o:ole="">
+                <v:shape id="_x0000_i1406" type="#_x0000_t75" style="width:21.2pt;height:17.8pt" o:ole="">
                   <v:imagedata r:id="rId606" o:title=""/>
                 </v:shape>
-                <o:OLEObject Type="Embed" ProgID="Equation.DSMT4" ShapeID="_x0000_i1406" DrawAspect="Content" ObjectID="_1851668714" r:id="rId607"/>
+                <o:OLEObject Type="Embed" ProgID="Equation.DSMT4" ShapeID="_x0000_i1406" DrawAspect="Content" ObjectID="_1851832450" r:id="rId607"/>
               </w:object>
             </w:r>
           </w:p>
@@ -26962,10 +26979,10 @@
                 <w:position w:val="-6"/>
               </w:rPr>
               <w:object w:dxaOrig="200" w:dyaOrig="279" w14:anchorId="2CED3ABD">
-                <v:shape id="_x0000_i1407" type="#_x0000_t75" style="width:14.25pt;height:14.25pt" o:ole="">
+                <v:shape id="_x0000_i1407" type="#_x0000_t75" style="width:14.4pt;height:14.4pt" o:ole="">
                   <v:imagedata r:id="rId259" o:title=""/>
                 </v:shape>
-                <o:OLEObject Type="Embed" ProgID="Equation.DSMT4" ShapeID="_x0000_i1407" DrawAspect="Content" ObjectID="_1851668715" r:id="rId608"/>
+                <o:OLEObject Type="Embed" ProgID="Equation.DSMT4" ShapeID="_x0000_i1407" DrawAspect="Content" ObjectID="_1851832451" r:id="rId608"/>
               </w:object>
             </w:r>
           </w:p>
@@ -26993,10 +27010,10 @@
                 <w:position w:val="-4"/>
               </w:rPr>
               <w:object w:dxaOrig="220" w:dyaOrig="260" w14:anchorId="23F33ECD">
-                <v:shape id="_x0000_i1408" type="#_x0000_t75" style="width:11.25pt;height:12.75pt" o:ole="">
+                <v:shape id="_x0000_i1408" type="#_x0000_t75" style="width:11pt;height:12.7pt" o:ole="">
                   <v:imagedata r:id="rId399" o:title=""/>
                 </v:shape>
-                <o:OLEObject Type="Embed" ProgID="Equation.DSMT4" ShapeID="_x0000_i1408" DrawAspect="Content" ObjectID="_1851668716" r:id="rId609"/>
+                <o:OLEObject Type="Embed" ProgID="Equation.DSMT4" ShapeID="_x0000_i1408" DrawAspect="Content" ObjectID="_1851832452" r:id="rId609"/>
               </w:object>
             </w:r>
             <w:r>
@@ -27025,10 +27042,10 @@
                 <w:position w:val="-12"/>
               </w:rPr>
               <w:object w:dxaOrig="499" w:dyaOrig="360" w14:anchorId="45BD05A8">
-                <v:shape id="_x0000_i1409" type="#_x0000_t75" style="width:24.75pt;height:18pt" o:ole="">
+                <v:shape id="_x0000_i1409" type="#_x0000_t75" style="width:24.55pt;height:17.8pt" o:ole="">
                   <v:imagedata r:id="rId610" o:title=""/>
                 </v:shape>
-                <o:OLEObject Type="Embed" ProgID="Equation.DSMT4" ShapeID="_x0000_i1409" DrawAspect="Content" ObjectID="_1851668717" r:id="rId611"/>
+                <o:OLEObject Type="Embed" ProgID="Equation.DSMT4" ShapeID="_x0000_i1409" DrawAspect="Content" ObjectID="_1851832453" r:id="rId611"/>
               </w:object>
             </w:r>
           </w:p>
@@ -27072,10 +27089,10 @@
                 <w:position w:val="-12"/>
               </w:rPr>
               <w:object w:dxaOrig="1380" w:dyaOrig="360" w14:anchorId="2372B4EA">
-                <v:shape id="_x0000_i1410" type="#_x0000_t75" style="width:69pt;height:18pt" o:ole="">
+                <v:shape id="_x0000_i1410" type="#_x0000_t75" style="width:68.6pt;height:17.8pt" o:ole="">
                   <v:imagedata r:id="rId612" o:title=""/>
                 </v:shape>
-                <o:OLEObject Type="Embed" ProgID="Equation.DSMT4" ShapeID="_x0000_i1410" DrawAspect="Content" ObjectID="_1851668718" r:id="rId613"/>
+                <o:OLEObject Type="Embed" ProgID="Equation.DSMT4" ShapeID="_x0000_i1410" DrawAspect="Content" ObjectID="_1851832454" r:id="rId613"/>
               </w:object>
             </w:r>
           </w:p>
@@ -27119,10 +27136,10 @@
                 <w:position w:val="-12"/>
               </w:rPr>
               <w:object w:dxaOrig="840" w:dyaOrig="360" w14:anchorId="640BDD21">
-                <v:shape id="_x0000_i1411" type="#_x0000_t75" style="width:42.75pt;height:18pt" o:ole="">
+                <v:shape id="_x0000_i1411" type="#_x0000_t75" style="width:42.35pt;height:17.8pt" o:ole="">
                   <v:imagedata r:id="rId614" o:title=""/>
                 </v:shape>
-                <o:OLEObject Type="Embed" ProgID="Equation.DSMT4" ShapeID="_x0000_i1411" DrawAspect="Content" ObjectID="_1851668719" r:id="rId615"/>
+                <o:OLEObject Type="Embed" ProgID="Equation.DSMT4" ShapeID="_x0000_i1411" DrawAspect="Content" ObjectID="_1851832455" r:id="rId615"/>
               </w:object>
             </w:r>
           </w:p>
@@ -27148,10 +27165,10 @@
                 <w:position w:val="-6"/>
               </w:rPr>
               <w:object w:dxaOrig="200" w:dyaOrig="279" w14:anchorId="362F235E">
-                <v:shape id="_x0000_i1412" type="#_x0000_t75" style="width:14.25pt;height:14.25pt" o:ole="">
+                <v:shape id="_x0000_i1412" type="#_x0000_t75" style="width:14.4pt;height:14.4pt" o:ole="">
                   <v:imagedata r:id="rId294" o:title=""/>
                 </v:shape>
-                <o:OLEObject Type="Embed" ProgID="Equation.DSMT4" ShapeID="_x0000_i1412" DrawAspect="Content" ObjectID="_1851668720" r:id="rId616"/>
+                <o:OLEObject Type="Embed" ProgID="Equation.DSMT4" ShapeID="_x0000_i1412" DrawAspect="Content" ObjectID="_1851832456" r:id="rId616"/>
               </w:object>
             </w:r>
           </w:p>
@@ -27179,10 +27196,10 @@
                 <w:position w:val="-4"/>
               </w:rPr>
               <w:object w:dxaOrig="220" w:dyaOrig="260" w14:anchorId="496C989A">
-                <v:shape id="_x0000_i1413" type="#_x0000_t75" style="width:11.25pt;height:12.75pt" o:ole="">
+                <v:shape id="_x0000_i1413" type="#_x0000_t75" style="width:11pt;height:12.7pt" o:ole="">
                   <v:imagedata r:id="rId399" o:title=""/>
                 </v:shape>
-                <o:OLEObject Type="Embed" ProgID="Equation.DSMT4" ShapeID="_x0000_i1413" DrawAspect="Content" ObjectID="_1851668721" r:id="rId617"/>
+                <o:OLEObject Type="Embed" ProgID="Equation.DSMT4" ShapeID="_x0000_i1413" DrawAspect="Content" ObjectID="_1851832457" r:id="rId617"/>
               </w:object>
             </w:r>
             <w:r>
@@ -27250,10 +27267,10 @@
                 <w:position w:val="-12"/>
               </w:rPr>
               <w:object w:dxaOrig="420" w:dyaOrig="360" w14:anchorId="66272269">
-                <v:shape id="_x0000_i1414" type="#_x0000_t75" style="width:21pt;height:18pt" o:ole="">
+                <v:shape id="_x0000_i1414" type="#_x0000_t75" style="width:21.2pt;height:17.8pt" o:ole="">
                   <v:imagedata r:id="rId618" o:title=""/>
                 </v:shape>
-                <o:OLEObject Type="Embed" ProgID="Equation.DSMT4" ShapeID="_x0000_i1414" DrawAspect="Content" ObjectID="_1851668722" r:id="rId619"/>
+                <o:OLEObject Type="Embed" ProgID="Equation.DSMT4" ShapeID="_x0000_i1414" DrawAspect="Content" ObjectID="_1851832458" r:id="rId619"/>
               </w:object>
             </w:r>
           </w:p>
@@ -27297,10 +27314,10 @@
                 <w:position w:val="-12"/>
               </w:rPr>
               <w:object w:dxaOrig="400" w:dyaOrig="360" w14:anchorId="06600784">
-                <v:shape id="_x0000_i1415" type="#_x0000_t75" style="width:20.25pt;height:18pt" o:ole="">
+                <v:shape id="_x0000_i1415" type="#_x0000_t75" style="width:20.35pt;height:17.8pt" o:ole="">
                   <v:imagedata r:id="rId620" o:title=""/>
                 </v:shape>
-                <o:OLEObject Type="Embed" ProgID="Equation.DSMT4" ShapeID="_x0000_i1415" DrawAspect="Content" ObjectID="_1851668723" r:id="rId621"/>
+                <o:OLEObject Type="Embed" ProgID="Equation.DSMT4" ShapeID="_x0000_i1415" DrawAspect="Content" ObjectID="_1851832459" r:id="rId621"/>
               </w:object>
             </w:r>
           </w:p>
@@ -27326,10 +27343,10 @@
                 <w:position w:val="-6"/>
               </w:rPr>
               <w:object w:dxaOrig="200" w:dyaOrig="279" w14:anchorId="2D0CFF9D">
-                <v:shape id="_x0000_i1416" type="#_x0000_t75" style="width:14.25pt;height:14.25pt" o:ole="">
+                <v:shape id="_x0000_i1416" type="#_x0000_t75" style="width:14.4pt;height:14.4pt" o:ole="">
                   <v:imagedata r:id="rId276" o:title=""/>
                 </v:shape>
-                <o:OLEObject Type="Embed" ProgID="Equation.DSMT4" ShapeID="_x0000_i1416" DrawAspect="Content" ObjectID="_1851668724" r:id="rId622"/>
+                <o:OLEObject Type="Embed" ProgID="Equation.DSMT4" ShapeID="_x0000_i1416" DrawAspect="Content" ObjectID="_1851832460" r:id="rId622"/>
               </w:object>
             </w:r>
           </w:p>
@@ -27357,10 +27374,10 @@
                 <w:position w:val="-4"/>
               </w:rPr>
               <w:object w:dxaOrig="220" w:dyaOrig="260" w14:anchorId="66B6E766">
-                <v:shape id="_x0000_i1417" type="#_x0000_t75" style="width:11.25pt;height:12.75pt" o:ole="">
+                <v:shape id="_x0000_i1417" type="#_x0000_t75" style="width:11pt;height:12.7pt" o:ole="">
                   <v:imagedata r:id="rId399" o:title=""/>
                 </v:shape>
-                <o:OLEObject Type="Embed" ProgID="Equation.DSMT4" ShapeID="_x0000_i1417" DrawAspect="Content" ObjectID="_1851668725" r:id="rId623"/>
+                <o:OLEObject Type="Embed" ProgID="Equation.DSMT4" ShapeID="_x0000_i1417" DrawAspect="Content" ObjectID="_1851832461" r:id="rId623"/>
               </w:object>
             </w:r>
             <w:r>
@@ -27389,10 +27406,10 @@
                 <w:position w:val="-12"/>
               </w:rPr>
               <w:object w:dxaOrig="480" w:dyaOrig="360" w14:anchorId="11D82B32">
-                <v:shape id="_x0000_i1418" type="#_x0000_t75" style="width:24pt;height:18pt" o:ole="">
+                <v:shape id="_x0000_i1418" type="#_x0000_t75" style="width:23.7pt;height:17.8pt" o:ole="">
                   <v:imagedata r:id="rId624" o:title=""/>
                 </v:shape>
-                <o:OLEObject Type="Embed" ProgID="Equation.DSMT4" ShapeID="_x0000_i1418" DrawAspect="Content" ObjectID="_1851668726" r:id="rId625"/>
+                <o:OLEObject Type="Embed" ProgID="Equation.DSMT4" ShapeID="_x0000_i1418" DrawAspect="Content" ObjectID="_1851832462" r:id="rId625"/>
               </w:object>
             </w:r>
           </w:p>
@@ -27418,10 +27435,10 @@
                 <w:position w:val="-12"/>
               </w:rPr>
               <w:object w:dxaOrig="400" w:dyaOrig="360" w14:anchorId="2CFDC94C">
-                <v:shape id="_x0000_i1419" type="#_x0000_t75" style="width:20.25pt;height:18pt" o:ole="">
+                <v:shape id="_x0000_i1419" type="#_x0000_t75" style="width:20.35pt;height:17.8pt" o:ole="">
                   <v:imagedata r:id="rId626" o:title=""/>
                 </v:shape>
-                <o:OLEObject Type="Embed" ProgID="Equation.DSMT4" ShapeID="_x0000_i1419" DrawAspect="Content" ObjectID="_1851668727" r:id="rId627"/>
+                <o:OLEObject Type="Embed" ProgID="Equation.DSMT4" ShapeID="_x0000_i1419" DrawAspect="Content" ObjectID="_1851832463" r:id="rId627"/>
               </w:object>
             </w:r>
           </w:p>
@@ -27447,10 +27464,10 @@
                 <w:position w:val="-12"/>
               </w:rPr>
               <w:object w:dxaOrig="920" w:dyaOrig="360" w14:anchorId="1F2041ED">
-                <v:shape id="_x0000_i1420" type="#_x0000_t75" style="width:46.5pt;height:18pt" o:ole="">
+                <v:shape id="_x0000_i1420" type="#_x0000_t75" style="width:46.6pt;height:17.8pt" o:ole="">
                   <v:imagedata r:id="rId628" o:title=""/>
                 </v:shape>
-                <o:OLEObject Type="Embed" ProgID="Equation.DSMT4" ShapeID="_x0000_i1420" DrawAspect="Content" ObjectID="_1851668728" r:id="rId629"/>
+                <o:OLEObject Type="Embed" ProgID="Equation.DSMT4" ShapeID="_x0000_i1420" DrawAspect="Content" ObjectID="_1851832464" r:id="rId629"/>
               </w:object>
             </w:r>
           </w:p>
@@ -27512,10 +27529,10 @@
                 <w:position w:val="-6"/>
               </w:rPr>
               <w:object w:dxaOrig="200" w:dyaOrig="279" w14:anchorId="338DE85B">
-                <v:shape id="_x0000_i1421" type="#_x0000_t75" style="width:14.25pt;height:14.25pt" o:ole="">
+                <v:shape id="_x0000_i1421" type="#_x0000_t75" style="width:14.4pt;height:14.4pt" o:ole="">
                   <v:imagedata r:id="rId276" o:title=""/>
                 </v:shape>
-                <o:OLEObject Type="Embed" ProgID="Equation.DSMT4" ShapeID="_x0000_i1421" DrawAspect="Content" ObjectID="_1851668729" r:id="rId630"/>
+                <o:OLEObject Type="Embed" ProgID="Equation.DSMT4" ShapeID="_x0000_i1421" DrawAspect="Content" ObjectID="_1851832465" r:id="rId630"/>
               </w:object>
             </w:r>
           </w:p>
@@ -27541,10 +27558,10 @@
                 <w:position w:val="-4"/>
               </w:rPr>
               <w:object w:dxaOrig="220" w:dyaOrig="240" w14:anchorId="6617BAEE">
-                <v:shape id="_x0000_i1422" type="#_x0000_t75" style="width:13.5pt;height:14.25pt" o:ole="">
+                <v:shape id="_x0000_i1422" type="#_x0000_t75" style="width:13.55pt;height:14.4pt" o:ole="">
                   <v:imagedata r:id="rId251" o:title=""/>
                 </v:shape>
-                <o:OLEObject Type="Embed" ProgID="Equation.DSMT4" ShapeID="_x0000_i1422" DrawAspect="Content" ObjectID="_1851668730" r:id="rId631"/>
+                <o:OLEObject Type="Embed" ProgID="Equation.DSMT4" ShapeID="_x0000_i1422" DrawAspect="Content" ObjectID="_1851832466" r:id="rId631"/>
               </w:object>
             </w:r>
           </w:p>
@@ -27568,10 +27585,10 @@
                 <w:position w:val="-6"/>
               </w:rPr>
               <w:object w:dxaOrig="200" w:dyaOrig="279" w14:anchorId="376B2E6D">
-                <v:shape id="_x0000_i1423" type="#_x0000_t75" style="width:14.25pt;height:14.25pt" o:ole="">
+                <v:shape id="_x0000_i1423" type="#_x0000_t75" style="width:14.4pt;height:14.4pt" o:ole="">
                   <v:imagedata r:id="rId315" o:title=""/>
                 </v:shape>
-                <o:OLEObject Type="Embed" ProgID="Equation.DSMT4" ShapeID="_x0000_i1423" DrawAspect="Content" ObjectID="_1851668731" r:id="rId632"/>
+                <o:OLEObject Type="Embed" ProgID="Equation.DSMT4" ShapeID="_x0000_i1423" DrawAspect="Content" ObjectID="_1851832467" r:id="rId632"/>
               </w:object>
             </w:r>
           </w:p>
@@ -27595,10 +27612,10 @@
                 <w:position w:val="-6"/>
               </w:rPr>
               <w:object w:dxaOrig="200" w:dyaOrig="279" w14:anchorId="25E0F001">
-                <v:shape id="_x0000_i1424" type="#_x0000_t75" style="width:14.25pt;height:14.25pt" o:ole="">
+                <v:shape id="_x0000_i1424" type="#_x0000_t75" style="width:14.4pt;height:14.4pt" o:ole="">
                   <v:imagedata r:id="rId317" o:title=""/>
                 </v:shape>
-                <o:OLEObject Type="Embed" ProgID="Equation.DSMT4" ShapeID="_x0000_i1424" DrawAspect="Content" ObjectID="_1851668732" r:id="rId633"/>
+                <o:OLEObject Type="Embed" ProgID="Equation.DSMT4" ShapeID="_x0000_i1424" DrawAspect="Content" ObjectID="_1851832468" r:id="rId633"/>
               </w:object>
             </w:r>
           </w:p>
@@ -27622,10 +27639,10 @@
                 <w:position w:val="-6"/>
               </w:rPr>
               <w:object w:dxaOrig="200" w:dyaOrig="279" w14:anchorId="41641920">
-                <v:shape id="_x0000_i1425" type="#_x0000_t75" style="width:14.25pt;height:14.25pt" o:ole="">
+                <v:shape id="_x0000_i1425" type="#_x0000_t75" style="width:14.4pt;height:14.4pt" o:ole="">
                   <v:imagedata r:id="rId319" o:title=""/>
                 </v:shape>
-                <o:OLEObject Type="Embed" ProgID="Equation.DSMT4" ShapeID="_x0000_i1425" DrawAspect="Content" ObjectID="_1851668733" r:id="rId634"/>
+                <o:OLEObject Type="Embed" ProgID="Equation.DSMT4" ShapeID="_x0000_i1425" DrawAspect="Content" ObjectID="_1851832469" r:id="rId634"/>
               </w:object>
             </w:r>
           </w:p>
@@ -27649,10 +27666,10 @@
                 <w:position w:val="-6"/>
               </w:rPr>
               <w:object w:dxaOrig="200" w:dyaOrig="279" w14:anchorId="3824B465">
-                <v:shape id="_x0000_i1426" type="#_x0000_t75" style="width:14.25pt;height:14.25pt" o:ole="">
+                <v:shape id="_x0000_i1426" type="#_x0000_t75" style="width:14.4pt;height:14.4pt" o:ole="">
                   <v:imagedata r:id="rId321" o:title=""/>
                 </v:shape>
-                <o:OLEObject Type="Embed" ProgID="Equation.DSMT4" ShapeID="_x0000_i1426" DrawAspect="Content" ObjectID="_1851668734" r:id="rId635"/>
+                <o:OLEObject Type="Embed" ProgID="Equation.DSMT4" ShapeID="_x0000_i1426" DrawAspect="Content" ObjectID="_1851832470" r:id="rId635"/>
               </w:object>
             </w:r>
           </w:p>
@@ -27676,10 +27693,10 @@
                 <w:position w:val="-6"/>
               </w:rPr>
               <w:object w:dxaOrig="200" w:dyaOrig="279" w14:anchorId="73296360">
-                <v:shape id="_x0000_i1427" type="#_x0000_t75" style="width:14.25pt;height:14.25pt" o:ole="">
+                <v:shape id="_x0000_i1427" type="#_x0000_t75" style="width:14.4pt;height:14.4pt" o:ole="">
                   <v:imagedata r:id="rId323" o:title=""/>
                 </v:shape>
-                <o:OLEObject Type="Embed" ProgID="Equation.DSMT4" ShapeID="_x0000_i1427" DrawAspect="Content" ObjectID="_1851668735" r:id="rId636"/>
+                <o:OLEObject Type="Embed" ProgID="Equation.DSMT4" ShapeID="_x0000_i1427" DrawAspect="Content" ObjectID="_1851832471" r:id="rId636"/>
               </w:object>
             </w:r>
           </w:p>
@@ -27703,10 +27720,10 @@
                 <w:position w:val="-6"/>
               </w:rPr>
               <w:object w:dxaOrig="200" w:dyaOrig="279" w14:anchorId="15D64E2B">
-                <v:shape id="_x0000_i1428" type="#_x0000_t75" style="width:14.25pt;height:14.25pt" o:ole="">
+                <v:shape id="_x0000_i1428" type="#_x0000_t75" style="width:14.4pt;height:14.4pt" o:ole="">
                   <v:imagedata r:id="rId325" o:title=""/>
                 </v:shape>
-                <o:OLEObject Type="Embed" ProgID="Equation.DSMT4" ShapeID="_x0000_i1428" DrawAspect="Content" ObjectID="_1851668736" r:id="rId637"/>
+                <o:OLEObject Type="Embed" ProgID="Equation.DSMT4" ShapeID="_x0000_i1428" DrawAspect="Content" ObjectID="_1851832472" r:id="rId637"/>
               </w:object>
             </w:r>
           </w:p>
@@ -28626,6 +28643,9 @@
     <w:p>
       <w:pPr>
         <w:pStyle w:val="Commentaire"/>
+        <w:rPr>
+          <w:lang w:val="en-US"/>
+        </w:rPr>
       </w:pPr>
       <w:r>
         <w:rPr>
@@ -28634,19 +28654,20 @@
         <w:annotationRef/>
       </w:r>
       <w:r>
-        <w:t xml:space="preserve">A </w:t>
-      </w:r>
-      <w:proofErr w:type="spellStart"/>
-      <w:r>
-        <w:t>verifier</w:t>
-      </w:r>
-      <w:proofErr w:type="spellEnd"/>
+        <w:rPr>
+          <w:lang w:val="en-US"/>
+        </w:rPr>
+        <w:t>A verifier</w:t>
+      </w:r>
     </w:p>
   </w:comment>
   <w:comment w:id="10" w:author="MalcomDev" w:date="2026-09-06T16:27:00Z" w:initials="M">
     <w:p>
       <w:pPr>
         <w:pStyle w:val="Commentaire"/>
+        <w:rPr>
+          <w:lang w:val="en-US"/>
+        </w:rPr>
       </w:pPr>
       <w:r>
         <w:rPr>
@@ -28655,13 +28676,11 @@
         <w:annotationRef/>
       </w:r>
       <w:r>
-        <w:t xml:space="preserve">A </w:t>
-      </w:r>
-      <w:proofErr w:type="spellStart"/>
-      <w:r>
-        <w:t>reecrire</w:t>
-      </w:r>
-      <w:proofErr w:type="spellEnd"/>
+        <w:rPr>
+          <w:lang w:val="en-US"/>
+        </w:rPr>
+        <w:t>A reecrire</w:t>
+      </w:r>
     </w:p>
   </w:comment>
   <w:comment w:id="15" w:author="MalcomDev" w:date="2026-09-06T16:50:00Z" w:initials="M">

--- a/docs/ODD document MC-AB-SFC2.docx
+++ b/docs/ODD document MC-AB-SFC2.docx
@@ -2396,10 +2396,10 @@
                   <v:path o:extrusionok="f" gradientshapeok="t" o:connecttype="rect"/>
                   <o:lock v:ext="edit" aspectratio="t"/>
                 </v:shapetype>
-                <v:shape id="_x0000_i1025" type="#_x0000_t75" style="width:17.55pt;height:18.85pt" o:ole="">
+                <v:shape id="_x0000_i1025" type="#_x0000_t75" style="width:17.5pt;height:18.8pt" o:ole="">
                   <v:imagedata r:id="rId11" o:title=""/>
                 </v:shape>
-                <o:OLEObject Type="Embed" ProgID="Equation.DSMT4" ShapeID="_x0000_i1025" DrawAspect="Content" ObjectID="_1852714772" r:id="rId12"/>
+                <o:OLEObject Type="Embed" ProgID="Equation.DSMT4" ShapeID="_x0000_i1025" DrawAspect="Content" ObjectID="_1853298929" r:id="rId12"/>
               </w:object>
             </w:r>
           </w:p>
@@ -2446,10 +2446,10 @@
                 <w:position w:val="-4"/>
               </w:rPr>
               <w:object w:dxaOrig="260" w:dyaOrig="260" w14:anchorId="6497F55F">
-                <v:shape id="_x0000_i1026" type="#_x0000_t75" style="width:12.85pt;height:12.85pt" o:ole="">
+                <v:shape id="_x0000_i1026" type="#_x0000_t75" style="width:12.95pt;height:12.95pt" o:ole="">
                   <v:imagedata r:id="rId13" o:title=""/>
                 </v:shape>
-                <o:OLEObject Type="Embed" ProgID="Equation.DSMT4" ShapeID="_x0000_i1026" DrawAspect="Content" ObjectID="_1852714773" r:id="rId14"/>
+                <o:OLEObject Type="Embed" ProgID="Equation.DSMT4" ShapeID="_x0000_i1026" DrawAspect="Content" ObjectID="_1853298930" r:id="rId14"/>
               </w:object>
             </w:r>
           </w:p>
@@ -2516,10 +2516,10 @@
                 <w:position w:val="-12"/>
               </w:rPr>
               <w:object w:dxaOrig="380" w:dyaOrig="380" w14:anchorId="69DEC5A3">
-                <v:shape id="_x0000_i1027" type="#_x0000_t75" style="width:18.85pt;height:18.85pt" o:ole="">
+                <v:shape id="_x0000_i1027" type="#_x0000_t75" style="width:18.8pt;height:18.8pt" o:ole="">
                   <v:imagedata r:id="rId15" o:title=""/>
                 </v:shape>
-                <o:OLEObject Type="Embed" ProgID="Equation.DSMT4" ShapeID="_x0000_i1027" DrawAspect="Content" ObjectID="_1852714774" r:id="rId16"/>
+                <o:OLEObject Type="Embed" ProgID="Equation.DSMT4" ShapeID="_x0000_i1027" DrawAspect="Content" ObjectID="_1853298931" r:id="rId16"/>
               </w:object>
             </w:r>
           </w:p>
@@ -2566,10 +2566,10 @@
                 <w:position w:val="-4"/>
               </w:rPr>
               <w:object w:dxaOrig="340" w:dyaOrig="300" w14:anchorId="14E68855">
-                <v:shape id="_x0000_i1028" type="#_x0000_t75" style="width:15.85pt;height:15pt" o:ole="">
+                <v:shape id="_x0000_i1028" type="#_x0000_t75" style="width:15.55pt;height:14.9pt" o:ole="">
                   <v:imagedata r:id="rId17" o:title=""/>
                 </v:shape>
-                <o:OLEObject Type="Embed" ProgID="Equation.DSMT4" ShapeID="_x0000_i1028" DrawAspect="Content" ObjectID="_1852714775" r:id="rId18"/>
+                <o:OLEObject Type="Embed" ProgID="Equation.DSMT4" ShapeID="_x0000_i1028" DrawAspect="Content" ObjectID="_1853298932" r:id="rId18"/>
               </w:object>
             </w:r>
           </w:p>
@@ -2636,10 +2636,10 @@
                 <w:position w:val="-12"/>
               </w:rPr>
               <w:object w:dxaOrig="360" w:dyaOrig="380" w14:anchorId="04477D3C">
-                <v:shape id="_x0000_i1029" type="#_x0000_t75" style="width:17.55pt;height:18.85pt" o:ole="">
+                <v:shape id="_x0000_i1029" type="#_x0000_t75" style="width:17.5pt;height:18.8pt" o:ole="">
                   <v:imagedata r:id="rId19" o:title=""/>
                 </v:shape>
-                <o:OLEObject Type="Embed" ProgID="Equation.DSMT4" ShapeID="_x0000_i1029" DrawAspect="Content" ObjectID="_1852714776" r:id="rId20"/>
+                <o:OLEObject Type="Embed" ProgID="Equation.DSMT4" ShapeID="_x0000_i1029" DrawAspect="Content" ObjectID="_1853298933" r:id="rId20"/>
               </w:object>
             </w:r>
           </w:p>
@@ -2686,10 +2686,10 @@
                 <w:position w:val="-4"/>
               </w:rPr>
               <w:object w:dxaOrig="340" w:dyaOrig="300" w14:anchorId="5A981F74">
-                <v:shape id="_x0000_i1030" type="#_x0000_t75" style="width:15.85pt;height:15pt" o:ole="">
+                <v:shape id="_x0000_i1030" type="#_x0000_t75" style="width:15.55pt;height:14.9pt" o:ole="">
                   <v:imagedata r:id="rId21" o:title=""/>
                 </v:shape>
-                <o:OLEObject Type="Embed" ProgID="Equation.DSMT4" ShapeID="_x0000_i1030" DrawAspect="Content" ObjectID="_1852714777" r:id="rId22"/>
+                <o:OLEObject Type="Embed" ProgID="Equation.DSMT4" ShapeID="_x0000_i1030" DrawAspect="Content" ObjectID="_1853298934" r:id="rId22"/>
               </w:object>
             </w:r>
           </w:p>
@@ -2756,10 +2756,10 @@
                 <w:position w:val="-12"/>
               </w:rPr>
               <w:object w:dxaOrig="360" w:dyaOrig="380" w14:anchorId="2E2DE0CB">
-                <v:shape id="_x0000_i1031" type="#_x0000_t75" style="width:17.55pt;height:18.85pt" o:ole="">
+                <v:shape id="_x0000_i1031" type="#_x0000_t75" style="width:17.5pt;height:18.8pt" o:ole="">
                   <v:imagedata r:id="rId23" o:title=""/>
                 </v:shape>
-                <o:OLEObject Type="Embed" ProgID="Equation.DSMT4" ShapeID="_x0000_i1031" DrawAspect="Content" ObjectID="_1852714778" r:id="rId24"/>
+                <o:OLEObject Type="Embed" ProgID="Equation.DSMT4" ShapeID="_x0000_i1031" DrawAspect="Content" ObjectID="_1853298935" r:id="rId24"/>
               </w:object>
             </w:r>
           </w:p>
@@ -2806,10 +2806,10 @@
                 <w:position w:val="-4"/>
               </w:rPr>
               <w:object w:dxaOrig="340" w:dyaOrig="300" w14:anchorId="0E7E4618">
-                <v:shape id="_x0000_i1032" type="#_x0000_t75" style="width:15.85pt;height:15pt" o:ole="">
+                <v:shape id="_x0000_i1032" type="#_x0000_t75" style="width:15.55pt;height:14.9pt" o:ole="">
                   <v:imagedata r:id="rId25" o:title=""/>
                 </v:shape>
-                <o:OLEObject Type="Embed" ProgID="Equation.DSMT4" ShapeID="_x0000_i1032" DrawAspect="Content" ObjectID="_1852714779" r:id="rId26"/>
+                <o:OLEObject Type="Embed" ProgID="Equation.DSMT4" ShapeID="_x0000_i1032" DrawAspect="Content" ObjectID="_1853298936" r:id="rId26"/>
               </w:object>
             </w:r>
           </w:p>
@@ -2885,10 +2885,10 @@
                 <w:position w:val="-12"/>
               </w:rPr>
               <w:object w:dxaOrig="320" w:dyaOrig="360" w14:anchorId="470A5824">
-                <v:shape id="_x0000_i1033" type="#_x0000_t75" style="width:15.85pt;height:17.55pt" o:ole="">
+                <v:shape id="_x0000_i1033" type="#_x0000_t75" style="width:15.55pt;height:17.5pt" o:ole="">
                   <v:imagedata r:id="rId27" o:title=""/>
                 </v:shape>
-                <o:OLEObject Type="Embed" ProgID="Equation.DSMT4" ShapeID="_x0000_i1033" DrawAspect="Content" ObjectID="_1852714780" r:id="rId28"/>
+                <o:OLEObject Type="Embed" ProgID="Equation.DSMT4" ShapeID="_x0000_i1033" DrawAspect="Content" ObjectID="_1853298937" r:id="rId28"/>
               </w:object>
             </w:r>
           </w:p>
@@ -2935,10 +2935,10 @@
                 <w:position w:val="-4"/>
               </w:rPr>
               <w:object w:dxaOrig="340" w:dyaOrig="300" w14:anchorId="1446A64F">
-                <v:shape id="_x0000_i1034" type="#_x0000_t75" style="width:15.85pt;height:15pt" o:ole="">
+                <v:shape id="_x0000_i1034" type="#_x0000_t75" style="width:15.55pt;height:14.9pt" o:ole="">
                   <v:imagedata r:id="rId29" o:title=""/>
                 </v:shape>
-                <o:OLEObject Type="Embed" ProgID="Equation.DSMT4" ShapeID="_x0000_i1034" DrawAspect="Content" ObjectID="_1852714781" r:id="rId30"/>
+                <o:OLEObject Type="Embed" ProgID="Equation.DSMT4" ShapeID="_x0000_i1034" DrawAspect="Content" ObjectID="_1853298938" r:id="rId30"/>
               </w:object>
             </w:r>
           </w:p>
@@ -3005,10 +3005,10 @@
                 <w:position w:val="-12"/>
               </w:rPr>
               <w:object w:dxaOrig="320" w:dyaOrig="360" w14:anchorId="486C65BA">
-                <v:shape id="_x0000_i1035" type="#_x0000_t75" style="width:15.85pt;height:17.55pt" o:ole="">
+                <v:shape id="_x0000_i1035" type="#_x0000_t75" style="width:15.55pt;height:17.5pt" o:ole="">
                   <v:imagedata r:id="rId31" o:title=""/>
                 </v:shape>
-                <o:OLEObject Type="Embed" ProgID="Equation.DSMT4" ShapeID="_x0000_i1035" DrawAspect="Content" ObjectID="_1852714782" r:id="rId32"/>
+                <o:OLEObject Type="Embed" ProgID="Equation.DSMT4" ShapeID="_x0000_i1035" DrawAspect="Content" ObjectID="_1853298939" r:id="rId32"/>
               </w:object>
             </w:r>
           </w:p>
@@ -3055,10 +3055,10 @@
                 <w:position w:val="-4"/>
               </w:rPr>
               <w:object w:dxaOrig="340" w:dyaOrig="300" w14:anchorId="2804CE74">
-                <v:shape id="_x0000_i1036" type="#_x0000_t75" style="width:15.85pt;height:15pt" o:ole="">
+                <v:shape id="_x0000_i1036" type="#_x0000_t75" style="width:15.55pt;height:14.9pt" o:ole="">
                   <v:imagedata r:id="rId33" o:title=""/>
                 </v:shape>
-                <o:OLEObject Type="Embed" ProgID="Equation.DSMT4" ShapeID="_x0000_i1036" DrawAspect="Content" ObjectID="_1852714783" r:id="rId34"/>
+                <o:OLEObject Type="Embed" ProgID="Equation.DSMT4" ShapeID="_x0000_i1036" DrawAspect="Content" ObjectID="_1853298940" r:id="rId34"/>
               </w:object>
             </w:r>
           </w:p>
@@ -3134,10 +3134,10 @@
                 <w:position w:val="-14"/>
               </w:rPr>
               <w:object w:dxaOrig="380" w:dyaOrig="400" w14:anchorId="6CDB25BE">
-                <v:shape id="_x0000_i1037" type="#_x0000_t75" style="width:18.85pt;height:20.55pt" o:ole="">
+                <v:shape id="_x0000_i1037" type="#_x0000_t75" style="width:18.8pt;height:20.75pt" o:ole="">
                   <v:imagedata r:id="rId35" o:title=""/>
                 </v:shape>
-                <o:OLEObject Type="Embed" ProgID="Equation.DSMT4" ShapeID="_x0000_i1037" DrawAspect="Content" ObjectID="_1852714784" r:id="rId36"/>
+                <o:OLEObject Type="Embed" ProgID="Equation.DSMT4" ShapeID="_x0000_i1037" DrawAspect="Content" ObjectID="_1853298941" r:id="rId36"/>
               </w:object>
             </w:r>
           </w:p>
@@ -3184,10 +3184,10 @@
                 <w:position w:val="-4"/>
               </w:rPr>
               <w:object w:dxaOrig="340" w:dyaOrig="300" w14:anchorId="4C9BA03A">
-                <v:shape id="_x0000_i1038" type="#_x0000_t75" style="width:15.85pt;height:15pt" o:ole="">
+                <v:shape id="_x0000_i1038" type="#_x0000_t75" style="width:15.55pt;height:14.9pt" o:ole="">
                   <v:imagedata r:id="rId37" o:title=""/>
                 </v:shape>
-                <o:OLEObject Type="Embed" ProgID="Equation.DSMT4" ShapeID="_x0000_i1038" DrawAspect="Content" ObjectID="_1852714785" r:id="rId38"/>
+                <o:OLEObject Type="Embed" ProgID="Equation.DSMT4" ShapeID="_x0000_i1038" DrawAspect="Content" ObjectID="_1853298942" r:id="rId38"/>
               </w:object>
             </w:r>
           </w:p>
@@ -3254,10 +3254,10 @@
                 <w:position w:val="-14"/>
               </w:rPr>
               <w:object w:dxaOrig="300" w:dyaOrig="400" w14:anchorId="4EF768E0">
-                <v:shape id="_x0000_i1039" type="#_x0000_t75" style="width:14.15pt;height:20.55pt" o:ole="">
+                <v:shape id="_x0000_i1039" type="#_x0000_t75" style="width:14.25pt;height:20.75pt" o:ole="">
                   <v:imagedata r:id="rId39" o:title=""/>
                 </v:shape>
-                <o:OLEObject Type="Embed" ProgID="Equation.DSMT4" ShapeID="_x0000_i1039" DrawAspect="Content" ObjectID="_1852714786" r:id="rId40"/>
+                <o:OLEObject Type="Embed" ProgID="Equation.DSMT4" ShapeID="_x0000_i1039" DrawAspect="Content" ObjectID="_1853298943" r:id="rId40"/>
               </w:object>
             </w:r>
           </w:p>
@@ -3304,10 +3304,10 @@
                 <w:position w:val="-4"/>
               </w:rPr>
               <w:object w:dxaOrig="340" w:dyaOrig="300" w14:anchorId="3BB7A52F">
-                <v:shape id="_x0000_i1040" type="#_x0000_t75" style="width:15.85pt;height:15pt" o:ole="">
+                <v:shape id="_x0000_i1040" type="#_x0000_t75" style="width:15.55pt;height:14.9pt" o:ole="">
                   <v:imagedata r:id="rId41" o:title=""/>
                 </v:shape>
-                <o:OLEObject Type="Embed" ProgID="Equation.DSMT4" ShapeID="_x0000_i1040" DrawAspect="Content" ObjectID="_1852714787" r:id="rId42"/>
+                <o:OLEObject Type="Embed" ProgID="Equation.DSMT4" ShapeID="_x0000_i1040" DrawAspect="Content" ObjectID="_1853298944" r:id="rId42"/>
               </w:object>
             </w:r>
           </w:p>
@@ -3383,10 +3383,10 @@
                 <w:position w:val="-12"/>
               </w:rPr>
               <w:object w:dxaOrig="260" w:dyaOrig="360" w14:anchorId="1E1A6C9D">
-                <v:shape id="_x0000_i1041" type="#_x0000_t75" style="width:13.3pt;height:17.55pt" o:ole="">
+                <v:shape id="_x0000_i1041" type="#_x0000_t75" style="width:13.6pt;height:17.5pt" o:ole="">
                   <v:imagedata r:id="rId43" o:title=""/>
                 </v:shape>
-                <o:OLEObject Type="Embed" ProgID="Equation.DSMT4" ShapeID="_x0000_i1041" DrawAspect="Content" ObjectID="_1852714788" r:id="rId44"/>
+                <o:OLEObject Type="Embed" ProgID="Equation.DSMT4" ShapeID="_x0000_i1041" DrawAspect="Content" ObjectID="_1853298945" r:id="rId44"/>
               </w:object>
             </w:r>
           </w:p>
@@ -3433,10 +3433,10 @@
                 <w:position w:val="-4"/>
               </w:rPr>
               <w:object w:dxaOrig="340" w:dyaOrig="300" w14:anchorId="5BE217C3">
-                <v:shape id="_x0000_i1042" type="#_x0000_t75" style="width:15.85pt;height:15pt" o:ole="">
+                <v:shape id="_x0000_i1042" type="#_x0000_t75" style="width:15.55pt;height:14.9pt" o:ole="">
                   <v:imagedata r:id="rId37" o:title=""/>
                 </v:shape>
-                <o:OLEObject Type="Embed" ProgID="Equation.DSMT4" ShapeID="_x0000_i1042" DrawAspect="Content" ObjectID="_1852714789" r:id="rId45"/>
+                <o:OLEObject Type="Embed" ProgID="Equation.DSMT4" ShapeID="_x0000_i1042" DrawAspect="Content" ObjectID="_1853298946" r:id="rId45"/>
               </w:object>
             </w:r>
           </w:p>
@@ -3516,10 +3516,10 @@
                 <w:position w:val="-12"/>
               </w:rPr>
               <w:object w:dxaOrig="340" w:dyaOrig="360" w14:anchorId="38E19609">
-                <v:shape id="_x0000_i1043" type="#_x0000_t75" style="width:15.85pt;height:17.55pt" o:ole="">
+                <v:shape id="_x0000_i1043" type="#_x0000_t75" style="width:15.55pt;height:17.5pt" o:ole="">
                   <v:imagedata r:id="rId46" o:title=""/>
                 </v:shape>
-                <o:OLEObject Type="Embed" ProgID="Equation.DSMT4" ShapeID="_x0000_i1043" DrawAspect="Content" ObjectID="_1852714790" r:id="rId47"/>
+                <o:OLEObject Type="Embed" ProgID="Equation.DSMT4" ShapeID="_x0000_i1043" DrawAspect="Content" ObjectID="_1853298947" r:id="rId47"/>
               </w:object>
             </w:r>
           </w:p>
@@ -3564,10 +3564,10 @@
                 <w:position w:val="-4"/>
               </w:rPr>
               <w:object w:dxaOrig="340" w:dyaOrig="300" w14:anchorId="647F3E8B">
-                <v:shape id="_x0000_i1044" type="#_x0000_t75" style="width:15.85pt;height:15pt" o:ole="">
+                <v:shape id="_x0000_i1044" type="#_x0000_t75" style="width:15.55pt;height:14.9pt" o:ole="">
                   <v:imagedata r:id="rId41" o:title=""/>
                 </v:shape>
-                <o:OLEObject Type="Embed" ProgID="Equation.DSMT4" ShapeID="_x0000_i1044" DrawAspect="Content" ObjectID="_1852714791" r:id="rId48"/>
+                <o:OLEObject Type="Embed" ProgID="Equation.DSMT4" ShapeID="_x0000_i1044" DrawAspect="Content" ObjectID="_1853298948" r:id="rId48"/>
               </w:object>
             </w:r>
           </w:p>
@@ -3634,10 +3634,10 @@
                 <w:position w:val="-12"/>
               </w:rPr>
               <w:object w:dxaOrig="300" w:dyaOrig="360" w14:anchorId="10885C3F">
-                <v:shape id="_x0000_i1045" type="#_x0000_t75" style="width:15pt;height:17.55pt" o:ole="">
+                <v:shape id="_x0000_i1045" type="#_x0000_t75" style="width:14.9pt;height:17.5pt" o:ole="">
                   <v:imagedata r:id="rId49" o:title=""/>
                 </v:shape>
-                <o:OLEObject Type="Embed" ProgID="Equation.DSMT4" ShapeID="_x0000_i1045" DrawAspect="Content" ObjectID="_1852714792" r:id="rId50"/>
+                <o:OLEObject Type="Embed" ProgID="Equation.DSMT4" ShapeID="_x0000_i1045" DrawAspect="Content" ObjectID="_1853298949" r:id="rId50"/>
               </w:object>
             </w:r>
           </w:p>
@@ -3684,10 +3684,10 @@
                 <w:position w:val="-4"/>
               </w:rPr>
               <w:object w:dxaOrig="340" w:dyaOrig="300" w14:anchorId="512238CC">
-                <v:shape id="_x0000_i1046" type="#_x0000_t75" style="width:15.85pt;height:15pt" o:ole="">
+                <v:shape id="_x0000_i1046" type="#_x0000_t75" style="width:15.55pt;height:14.9pt" o:ole="">
                   <v:imagedata r:id="rId41" o:title=""/>
                 </v:shape>
-                <o:OLEObject Type="Embed" ProgID="Equation.DSMT4" ShapeID="_x0000_i1046" DrawAspect="Content" ObjectID="_1852714793" r:id="rId51"/>
+                <o:OLEObject Type="Embed" ProgID="Equation.DSMT4" ShapeID="_x0000_i1046" DrawAspect="Content" ObjectID="_1853298950" r:id="rId51"/>
               </w:object>
             </w:r>
           </w:p>
@@ -4443,10 +4443,10 @@
                 <w:position w:val="-12"/>
               </w:rPr>
               <w:object w:dxaOrig="240" w:dyaOrig="360" w14:anchorId="4C2F1BB4">
-                <v:shape id="_x0000_i1047" type="#_x0000_t75" style="width:12pt;height:17.55pt" o:ole="">
+                <v:shape id="_x0000_i1047" type="#_x0000_t75" style="width:12.3pt;height:17.5pt" o:ole="">
                   <v:imagedata r:id="rId52" o:title=""/>
                 </v:shape>
-                <o:OLEObject Type="Embed" ProgID="Equation.DSMT4" ShapeID="_x0000_i1047" DrawAspect="Content" ObjectID="_1852714794" r:id="rId53"/>
+                <o:OLEObject Type="Embed" ProgID="Equation.DSMT4" ShapeID="_x0000_i1047" DrawAspect="Content" ObjectID="_1853298951" r:id="rId53"/>
               </w:object>
             </w:r>
           </w:p>
@@ -4508,10 +4508,10 @@
                 <w:position w:val="-4"/>
               </w:rPr>
               <w:object w:dxaOrig="340" w:dyaOrig="300" w14:anchorId="46469A4A">
-                <v:shape id="_x0000_i1048" type="#_x0000_t75" style="width:23.15pt;height:13.3pt" o:ole="">
+                <v:shape id="_x0000_i1048" type="#_x0000_t75" style="width:23.35pt;height:13.6pt" o:ole="">
                   <v:imagedata r:id="rId54" o:title=""/>
                 </v:shape>
-                <o:OLEObject Type="Embed" ProgID="Equation.DSMT4" ShapeID="_x0000_i1048" DrawAspect="Content" ObjectID="_1852714795" r:id="rId55"/>
+                <o:OLEObject Type="Embed" ProgID="Equation.DSMT4" ShapeID="_x0000_i1048" DrawAspect="Content" ObjectID="_1853298952" r:id="rId55"/>
               </w:object>
             </w:r>
           </w:p>
@@ -4579,10 +4579,10 @@
                 <w:position w:val="-12"/>
               </w:rPr>
               <w:object w:dxaOrig="320" w:dyaOrig="360" w14:anchorId="1D99D0D1">
-                <v:shape id="_x0000_i1049" type="#_x0000_t75" style="width:15.85pt;height:17.55pt" o:ole="">
+                <v:shape id="_x0000_i1049" type="#_x0000_t75" style="width:15.55pt;height:17.5pt" o:ole="">
                   <v:imagedata r:id="rId56" o:title=""/>
                 </v:shape>
-                <o:OLEObject Type="Embed" ProgID="Equation.DSMT4" ShapeID="_x0000_i1049" DrawAspect="Content" ObjectID="_1852714796" r:id="rId57"/>
+                <o:OLEObject Type="Embed" ProgID="Equation.DSMT4" ShapeID="_x0000_i1049" DrawAspect="Content" ObjectID="_1853298953" r:id="rId57"/>
               </w:object>
             </w:r>
           </w:p>
@@ -4632,10 +4632,10 @@
                 <w:position w:val="-4"/>
               </w:rPr>
               <w:object w:dxaOrig="340" w:dyaOrig="300" w14:anchorId="30ECA3CA">
-                <v:shape id="_x0000_i1050" type="#_x0000_t75" style="width:23.15pt;height:13.3pt" o:ole="">
+                <v:shape id="_x0000_i1050" type="#_x0000_t75" style="width:23.35pt;height:13.6pt" o:ole="">
                   <v:imagedata r:id="rId54" o:title=""/>
                 </v:shape>
-                <o:OLEObject Type="Embed" ProgID="Equation.DSMT4" ShapeID="_x0000_i1050" DrawAspect="Content" ObjectID="_1852714797" r:id="rId58"/>
+                <o:OLEObject Type="Embed" ProgID="Equation.DSMT4" ShapeID="_x0000_i1050" DrawAspect="Content" ObjectID="_1853298954" r:id="rId58"/>
               </w:object>
             </w:r>
           </w:p>
@@ -4712,10 +4712,10 @@
                 <w:position w:val="-12"/>
               </w:rPr>
               <w:object w:dxaOrig="240" w:dyaOrig="360" w14:anchorId="01544943">
-                <v:shape id="_x0000_i1051" type="#_x0000_t75" style="width:12pt;height:17.55pt" o:ole="">
+                <v:shape id="_x0000_i1051" type="#_x0000_t75" style="width:12.3pt;height:17.5pt" o:ole="">
                   <v:imagedata r:id="rId59" o:title=""/>
                 </v:shape>
-                <o:OLEObject Type="Embed" ProgID="Equation.DSMT4" ShapeID="_x0000_i1051" DrawAspect="Content" ObjectID="_1852714798" r:id="rId60"/>
+                <o:OLEObject Type="Embed" ProgID="Equation.DSMT4" ShapeID="_x0000_i1051" DrawAspect="Content" ObjectID="_1853298955" r:id="rId60"/>
               </w:object>
             </w:r>
           </w:p>
@@ -4762,10 +4762,10 @@
                 <w:position w:val="-4"/>
               </w:rPr>
               <w:object w:dxaOrig="340" w:dyaOrig="300" w14:anchorId="198B50C1">
-                <v:shape id="_x0000_i1052" type="#_x0000_t75" style="width:23.15pt;height:13.3pt" o:ole="">
+                <v:shape id="_x0000_i1052" type="#_x0000_t75" style="width:23.35pt;height:13.6pt" o:ole="">
                   <v:imagedata r:id="rId54" o:title=""/>
                 </v:shape>
-                <o:OLEObject Type="Embed" ProgID="Equation.DSMT4" ShapeID="_x0000_i1052" DrawAspect="Content" ObjectID="_1852714799" r:id="rId61"/>
+                <o:OLEObject Type="Embed" ProgID="Equation.DSMT4" ShapeID="_x0000_i1052" DrawAspect="Content" ObjectID="_1853298956" r:id="rId61"/>
               </w:object>
             </w:r>
           </w:p>
@@ -4833,10 +4833,10 @@
                 <w:position w:val="-12"/>
               </w:rPr>
               <w:object w:dxaOrig="279" w:dyaOrig="360" w14:anchorId="126FBAD7">
-                <v:shape id="_x0000_i1053" type="#_x0000_t75" style="width:14.15pt;height:17.55pt" o:ole="">
+                <v:shape id="_x0000_i1053" type="#_x0000_t75" style="width:14.25pt;height:17.5pt" o:ole="">
                   <v:imagedata r:id="rId62" o:title=""/>
                 </v:shape>
-                <o:OLEObject Type="Embed" ProgID="Equation.DSMT4" ShapeID="_x0000_i1053" DrawAspect="Content" ObjectID="_1852714800" r:id="rId63"/>
+                <o:OLEObject Type="Embed" ProgID="Equation.DSMT4" ShapeID="_x0000_i1053" DrawAspect="Content" ObjectID="_1853298957" r:id="rId63"/>
               </w:object>
             </w:r>
           </w:p>
@@ -4883,10 +4883,10 @@
                 <w:position w:val="-4"/>
               </w:rPr>
               <w:object w:dxaOrig="340" w:dyaOrig="300" w14:anchorId="1C0A3826">
-                <v:shape id="_x0000_i1054" type="#_x0000_t75" style="width:23.15pt;height:13.3pt" o:ole="">
+                <v:shape id="_x0000_i1054" type="#_x0000_t75" style="width:23.35pt;height:13.6pt" o:ole="">
                   <v:imagedata r:id="rId54" o:title=""/>
                 </v:shape>
-                <o:OLEObject Type="Embed" ProgID="Equation.DSMT4" ShapeID="_x0000_i1054" DrawAspect="Content" ObjectID="_1852714801" r:id="rId64"/>
+                <o:OLEObject Type="Embed" ProgID="Equation.DSMT4" ShapeID="_x0000_i1054" DrawAspect="Content" ObjectID="_1853298958" r:id="rId64"/>
               </w:object>
             </w:r>
           </w:p>
@@ -4977,10 +4977,10 @@
                 <w:position w:val="-12"/>
               </w:rPr>
               <w:object w:dxaOrig="380" w:dyaOrig="360" w14:anchorId="6787538B">
-                <v:shape id="_x0000_i1055" type="#_x0000_t75" style="width:18.85pt;height:17.55pt" o:ole="">
+                <v:shape id="_x0000_i1055" type="#_x0000_t75" style="width:18.8pt;height:17.5pt" o:ole="">
                   <v:imagedata r:id="rId65" o:title=""/>
                 </v:shape>
-                <o:OLEObject Type="Embed" ProgID="Equation.DSMT4" ShapeID="_x0000_i1055" DrawAspect="Content" ObjectID="_1852714802" r:id="rId66"/>
+                <o:OLEObject Type="Embed" ProgID="Equation.DSMT4" ShapeID="_x0000_i1055" DrawAspect="Content" ObjectID="_1853298959" r:id="rId66"/>
               </w:object>
             </w:r>
           </w:p>
@@ -5025,10 +5025,10 @@
                 <w:position w:val="-4"/>
               </w:rPr>
               <w:object w:dxaOrig="260" w:dyaOrig="260" w14:anchorId="4D9CEB24">
-                <v:shape id="_x0000_i1056" type="#_x0000_t75" style="width:15.85pt;height:12pt" o:ole="">
+                <v:shape id="_x0000_i1056" type="#_x0000_t75" style="width:15.55pt;height:11.7pt" o:ole="">
                   <v:imagedata r:id="rId67" o:title=""/>
                 </v:shape>
-                <o:OLEObject Type="Embed" ProgID="Equation.DSMT4" ShapeID="_x0000_i1056" DrawAspect="Content" ObjectID="_1852714803" r:id="rId68"/>
+                <o:OLEObject Type="Embed" ProgID="Equation.DSMT4" ShapeID="_x0000_i1056" DrawAspect="Content" ObjectID="_1853298960" r:id="rId68"/>
               </w:object>
             </w:r>
           </w:p>
@@ -5098,10 +5098,10 @@
                 <w:position w:val="-12"/>
               </w:rPr>
               <w:object w:dxaOrig="220" w:dyaOrig="360" w14:anchorId="17F59048">
-                <v:shape id="_x0000_i1436" type="#_x0000_t75" style="width:11.15pt;height:17.55pt" o:ole="">
+                <v:shape id="_x0000_i1057" type="#_x0000_t75" style="width:11.05pt;height:17.5pt" o:ole="">
                   <v:imagedata r:id="rId69" o:title=""/>
                 </v:shape>
-                <o:OLEObject Type="Embed" ProgID="Equation.DSMT4" ShapeID="_x0000_i1436" DrawAspect="Content" ObjectID="_1852714804" r:id="rId70"/>
+                <o:OLEObject Type="Embed" ProgID="Equation.DSMT4" ShapeID="_x0000_i1057" DrawAspect="Content" ObjectID="_1853298961" r:id="rId70"/>
               </w:object>
             </w:r>
           </w:p>
@@ -5148,10 +5148,10 @@
                 <w:position w:val="-4"/>
               </w:rPr>
               <w:object w:dxaOrig="340" w:dyaOrig="300" w14:anchorId="42ACE995">
-                <v:shape id="_x0000_i1058" type="#_x0000_t75" style="width:23.15pt;height:13.3pt" o:ole="">
+                <v:shape id="_x0000_i1058" type="#_x0000_t75" style="width:23.35pt;height:13.6pt" o:ole="">
                   <v:imagedata r:id="rId54" o:title=""/>
                 </v:shape>
-                <o:OLEObject Type="Embed" ProgID="Equation.DSMT4" ShapeID="_x0000_i1058" DrawAspect="Content" ObjectID="_1852714805" r:id="rId71"/>
+                <o:OLEObject Type="Embed" ProgID="Equation.DSMT4" ShapeID="_x0000_i1058" DrawAspect="Content" ObjectID="_1853298962" r:id="rId71"/>
               </w:object>
             </w:r>
           </w:p>
@@ -5221,10 +5221,10 @@
                 <w:position w:val="-12"/>
               </w:rPr>
               <w:object w:dxaOrig="220" w:dyaOrig="360" w14:anchorId="0AC5E2BB">
-                <v:shape id="_x0000_i1434" type="#_x0000_t75" style="width:11.15pt;height:17.55pt" o:ole="">
+                <v:shape id="_x0000_i1059" type="#_x0000_t75" style="width:11.05pt;height:17.5pt" o:ole="">
                   <v:imagedata r:id="rId72" o:title=""/>
                 </v:shape>
-                <o:OLEObject Type="Embed" ProgID="Equation.DSMT4" ShapeID="_x0000_i1434" DrawAspect="Content" ObjectID="_1852714806" r:id="rId73"/>
+                <o:OLEObject Type="Embed" ProgID="Equation.DSMT4" ShapeID="_x0000_i1059" DrawAspect="Content" ObjectID="_1853298963" r:id="rId73"/>
               </w:object>
             </w:r>
           </w:p>
@@ -5271,10 +5271,10 @@
                 <w:position w:val="-4"/>
               </w:rPr>
               <w:object w:dxaOrig="340" w:dyaOrig="300" w14:anchorId="6B94B80C">
-                <v:shape id="_x0000_i1432" type="#_x0000_t75" style="width:23.15pt;height:13.3pt" o:ole="">
+                <v:shape id="_x0000_i1060" type="#_x0000_t75" style="width:23.35pt;height:13.6pt" o:ole="">
                   <v:imagedata r:id="rId54" o:title=""/>
                 </v:shape>
-                <o:OLEObject Type="Embed" ProgID="Equation.DSMT4" ShapeID="_x0000_i1432" DrawAspect="Content" ObjectID="_1852714807" r:id="rId74"/>
+                <o:OLEObject Type="Embed" ProgID="Equation.DSMT4" ShapeID="_x0000_i1060" DrawAspect="Content" ObjectID="_1853298964" r:id="rId74"/>
               </w:object>
             </w:r>
           </w:p>
@@ -5344,10 +5344,10 @@
                 <w:position w:val="-12"/>
               </w:rPr>
               <w:object w:dxaOrig="700" w:dyaOrig="380" w14:anchorId="7BDCBF6F">
-                <v:shape id="_x0000_i1059" type="#_x0000_t75" style="width:35.55pt;height:18.85pt" o:ole="">
+                <v:shape id="_x0000_i1061" type="#_x0000_t75" style="width:35.7pt;height:18.8pt" o:ole="">
                   <v:imagedata r:id="rId75" o:title=""/>
                 </v:shape>
-                <o:OLEObject Type="Embed" ProgID="Equation.DSMT4" ShapeID="_x0000_i1059" DrawAspect="Content" ObjectID="_1852714808" r:id="rId76"/>
+                <o:OLEObject Type="Embed" ProgID="Equation.DSMT4" ShapeID="_x0000_i1061" DrawAspect="Content" ObjectID="_1853298965" r:id="rId76"/>
               </w:object>
             </w:r>
           </w:p>
@@ -5394,10 +5394,10 @@
                 <w:position w:val="-4"/>
               </w:rPr>
               <w:object w:dxaOrig="340" w:dyaOrig="300" w14:anchorId="73352752">
-                <v:shape id="_x0000_i1060" type="#_x0000_t75" style="width:23.15pt;height:13.3pt" o:ole="">
+                <v:shape id="_x0000_i1062" type="#_x0000_t75" style="width:23.35pt;height:13.6pt" o:ole="">
                   <v:imagedata r:id="rId54" o:title=""/>
                 </v:shape>
-                <o:OLEObject Type="Embed" ProgID="Equation.DSMT4" ShapeID="_x0000_i1060" DrawAspect="Content" ObjectID="_1852714809" r:id="rId77"/>
+                <o:OLEObject Type="Embed" ProgID="Equation.DSMT4" ShapeID="_x0000_i1062" DrawAspect="Content" ObjectID="_1853298966" r:id="rId77"/>
               </w:object>
             </w:r>
           </w:p>
@@ -5476,10 +5476,10 @@
                 <w:position w:val="-6"/>
               </w:rPr>
               <w:object w:dxaOrig="420" w:dyaOrig="340" w14:anchorId="3A613886">
-                <v:shape id="_x0000_i1061" type="#_x0000_t75" style="width:21.45pt;height:16.7pt" o:ole="">
+                <v:shape id="_x0000_i1063" type="#_x0000_t75" style="width:21.4pt;height:16.85pt" o:ole="">
                   <v:imagedata r:id="rId78" o:title=""/>
                 </v:shape>
-                <o:OLEObject Type="Embed" ProgID="Equation.DSMT4" ShapeID="_x0000_i1061" DrawAspect="Content" ObjectID="_1852714810" r:id="rId79"/>
+                <o:OLEObject Type="Embed" ProgID="Equation.DSMT4" ShapeID="_x0000_i1063" DrawAspect="Content" ObjectID="_1853298967" r:id="rId79"/>
               </w:object>
             </w:r>
           </w:p>
@@ -5529,10 +5529,10 @@
                 <w:position w:val="-4"/>
               </w:rPr>
               <w:object w:dxaOrig="260" w:dyaOrig="260" w14:anchorId="4844AC8E">
-                <v:shape id="_x0000_i1062" type="#_x0000_t75" style="width:15.85pt;height:12pt" o:ole="">
+                <v:shape id="_x0000_i1064" type="#_x0000_t75" style="width:15.55pt;height:11.7pt" o:ole="">
                   <v:imagedata r:id="rId67" o:title=""/>
                 </v:shape>
-                <o:OLEObject Type="Embed" ProgID="Equation.DSMT4" ShapeID="_x0000_i1062" DrawAspect="Content" ObjectID="_1852714811" r:id="rId80"/>
+                <o:OLEObject Type="Embed" ProgID="Equation.DSMT4" ShapeID="_x0000_i1064" DrawAspect="Content" ObjectID="_1853298968" r:id="rId80"/>
               </w:object>
             </w:r>
           </w:p>
@@ -5605,10 +5605,10 @@
                 <w:position w:val="-12"/>
               </w:rPr>
               <w:object w:dxaOrig="200" w:dyaOrig="360" w14:anchorId="7996093F">
-                <v:shape id="_x0000_i1063" type="#_x0000_t75" style="width:10.3pt;height:17.55pt" o:ole="">
+                <v:shape id="_x0000_i1065" type="#_x0000_t75" style="width:10.4pt;height:17.5pt" o:ole="">
                   <v:imagedata r:id="rId81" o:title=""/>
                 </v:shape>
-                <o:OLEObject Type="Embed" ProgID="Equation.DSMT4" ShapeID="_x0000_i1063" DrawAspect="Content" ObjectID="_1852714812" r:id="rId82"/>
+                <o:OLEObject Type="Embed" ProgID="Equation.DSMT4" ShapeID="_x0000_i1065" DrawAspect="Content" ObjectID="_1853298969" r:id="rId82"/>
               </w:object>
             </w:r>
           </w:p>
@@ -5655,10 +5655,10 @@
                 <w:position w:val="-4"/>
               </w:rPr>
               <w:object w:dxaOrig="340" w:dyaOrig="300" w14:anchorId="69E63796">
-                <v:shape id="_x0000_i1064" type="#_x0000_t75" style="width:22.3pt;height:14.15pt" o:ole="">
+                <v:shape id="_x0000_i1066" type="#_x0000_t75" style="width:22.05pt;height:14.25pt" o:ole="">
                   <v:imagedata r:id="rId54" o:title=""/>
                 </v:shape>
-                <o:OLEObject Type="Embed" ProgID="Equation.DSMT4" ShapeID="_x0000_i1064" DrawAspect="Content" ObjectID="_1852714813" r:id="rId83"/>
+                <o:OLEObject Type="Embed" ProgID="Equation.DSMT4" ShapeID="_x0000_i1066" DrawAspect="Content" ObjectID="_1853298970" r:id="rId83"/>
               </w:object>
             </w:r>
           </w:p>
@@ -7946,10 +7946,10 @@
                 <w:position w:val="-12"/>
               </w:rPr>
               <w:object w:dxaOrig="279" w:dyaOrig="360" w14:anchorId="0ACFAB63">
-                <v:shape id="_x0000_i1065" type="#_x0000_t75" style="width:13.3pt;height:17.55pt" o:ole="">
+                <v:shape id="_x0000_i1067" type="#_x0000_t75" style="width:12.95pt;height:17.5pt" o:ole="">
                   <v:imagedata r:id="rId84" o:title=""/>
                 </v:shape>
-                <o:OLEObject Type="Embed" ProgID="Equation.DSMT4" ShapeID="_x0000_i1065" DrawAspect="Content" ObjectID="_1852714814" r:id="rId85"/>
+                <o:OLEObject Type="Embed" ProgID="Equation.DSMT4" ShapeID="_x0000_i1067" DrawAspect="Content" ObjectID="_1853298971" r:id="rId85"/>
               </w:object>
             </w:r>
           </w:p>
@@ -7997,10 +7997,10 @@
                 <w:position w:val="-4"/>
               </w:rPr>
               <w:object w:dxaOrig="340" w:dyaOrig="300" w14:anchorId="0072F84D">
-                <v:shape id="_x0000_i1066" type="#_x0000_t75" style="width:22.3pt;height:14.15pt" o:ole="">
+                <v:shape id="_x0000_i1068" type="#_x0000_t75" style="width:22.05pt;height:14.25pt" o:ole="">
                   <v:imagedata r:id="rId54" o:title=""/>
                 </v:shape>
-                <o:OLEObject Type="Embed" ProgID="Equation.DSMT4" ShapeID="_x0000_i1066" DrawAspect="Content" ObjectID="_1852714815" r:id="rId86"/>
+                <o:OLEObject Type="Embed" ProgID="Equation.DSMT4" ShapeID="_x0000_i1068" DrawAspect="Content" ObjectID="_1853298972" r:id="rId86"/>
               </w:object>
             </w:r>
           </w:p>
@@ -8073,10 +8073,10 @@
                 <w:position w:val="-12"/>
               </w:rPr>
               <w:object w:dxaOrig="400" w:dyaOrig="360" w14:anchorId="227C4AF1">
-                <v:shape id="_x0000_i1067" type="#_x0000_t75" style="width:19.7pt;height:17.55pt" o:ole="">
+                <v:shape id="_x0000_i1069" type="#_x0000_t75" style="width:19.45pt;height:17.5pt" o:ole="">
                   <v:imagedata r:id="rId87" o:title=""/>
                 </v:shape>
-                <o:OLEObject Type="Embed" ProgID="Equation.DSMT4" ShapeID="_x0000_i1067" DrawAspect="Content" ObjectID="_1852714816" r:id="rId88"/>
+                <o:OLEObject Type="Embed" ProgID="Equation.DSMT4" ShapeID="_x0000_i1069" DrawAspect="Content" ObjectID="_1853298973" r:id="rId88"/>
               </w:object>
             </w:r>
           </w:p>
@@ -8124,10 +8124,10 @@
                 <w:position w:val="-4"/>
               </w:rPr>
               <w:object w:dxaOrig="340" w:dyaOrig="300" w14:anchorId="6CB76B2A">
-                <v:shape id="_x0000_i1068" type="#_x0000_t75" style="width:22.3pt;height:14.15pt" o:ole="">
+                <v:shape id="_x0000_i1070" type="#_x0000_t75" style="width:22.05pt;height:14.25pt" o:ole="">
                   <v:imagedata r:id="rId54" o:title=""/>
                 </v:shape>
-                <o:OLEObject Type="Embed" ProgID="Equation.DSMT4" ShapeID="_x0000_i1068" DrawAspect="Content" ObjectID="_1852714817" r:id="rId89"/>
+                <o:OLEObject Type="Embed" ProgID="Equation.DSMT4" ShapeID="_x0000_i1070" DrawAspect="Content" ObjectID="_1853298974" r:id="rId89"/>
               </w:object>
             </w:r>
           </w:p>
@@ -8200,10 +8200,10 @@
                 <w:position w:val="-12"/>
               </w:rPr>
               <w:object w:dxaOrig="240" w:dyaOrig="360" w14:anchorId="2D9CAB3F">
-                <v:shape id="_x0000_i1069" type="#_x0000_t75" style="width:12pt;height:17.55pt" o:ole="">
+                <v:shape id="_x0000_i1071" type="#_x0000_t75" style="width:12.3pt;height:17.5pt" o:ole="">
                   <v:imagedata r:id="rId90" o:title=""/>
                 </v:shape>
-                <o:OLEObject Type="Embed" ProgID="Equation.DSMT4" ShapeID="_x0000_i1069" DrawAspect="Content" ObjectID="_1852714818" r:id="rId91"/>
+                <o:OLEObject Type="Embed" ProgID="Equation.DSMT4" ShapeID="_x0000_i1071" DrawAspect="Content" ObjectID="_1853298975" r:id="rId91"/>
               </w:object>
             </w:r>
           </w:p>
@@ -8251,10 +8251,10 @@
                 <w:position w:val="-4"/>
               </w:rPr>
               <w:object w:dxaOrig="340" w:dyaOrig="300" w14:anchorId="6A90003E">
-                <v:shape id="_x0000_i1070" type="#_x0000_t75" style="width:22.3pt;height:14.15pt" o:ole="">
+                <v:shape id="_x0000_i1072" type="#_x0000_t75" style="width:22.05pt;height:14.25pt" o:ole="">
                   <v:imagedata r:id="rId54" o:title=""/>
                 </v:shape>
-                <o:OLEObject Type="Embed" ProgID="Equation.DSMT4" ShapeID="_x0000_i1070" DrawAspect="Content" ObjectID="_1852714819" r:id="rId92"/>
+                <o:OLEObject Type="Embed" ProgID="Equation.DSMT4" ShapeID="_x0000_i1072" DrawAspect="Content" ObjectID="_1853298976" r:id="rId92"/>
               </w:object>
             </w:r>
           </w:p>
@@ -8327,10 +8327,10 @@
                 <w:position w:val="-12"/>
               </w:rPr>
               <w:object w:dxaOrig="240" w:dyaOrig="360" w14:anchorId="3D42C663">
-                <v:shape id="_x0000_i1071" type="#_x0000_t75" style="width:12pt;height:17.55pt" o:ole="">
+                <v:shape id="_x0000_i1073" type="#_x0000_t75" style="width:12.3pt;height:17.5pt" o:ole="">
                   <v:imagedata r:id="rId93" o:title=""/>
                 </v:shape>
-                <o:OLEObject Type="Embed" ProgID="Equation.DSMT4" ShapeID="_x0000_i1071" DrawAspect="Content" ObjectID="_1852714820" r:id="rId94"/>
+                <o:OLEObject Type="Embed" ProgID="Equation.DSMT4" ShapeID="_x0000_i1073" DrawAspect="Content" ObjectID="_1853298977" r:id="rId94"/>
               </w:object>
             </w:r>
           </w:p>
@@ -8378,10 +8378,10 @@
                 <w:position w:val="-4"/>
               </w:rPr>
               <w:object w:dxaOrig="340" w:dyaOrig="300" w14:anchorId="0E5751CD">
-                <v:shape id="_x0000_i1072" type="#_x0000_t75" style="width:22.3pt;height:14.15pt" o:ole="">
+                <v:shape id="_x0000_i1074" type="#_x0000_t75" style="width:22.05pt;height:14.25pt" o:ole="">
                   <v:imagedata r:id="rId54" o:title=""/>
                 </v:shape>
-                <o:OLEObject Type="Embed" ProgID="Equation.DSMT4" ShapeID="_x0000_i1072" DrawAspect="Content" ObjectID="_1852714821" r:id="rId95"/>
+                <o:OLEObject Type="Embed" ProgID="Equation.DSMT4" ShapeID="_x0000_i1074" DrawAspect="Content" ObjectID="_1853298978" r:id="rId95"/>
               </w:object>
             </w:r>
           </w:p>
@@ -8454,10 +8454,10 @@
                 <w:position w:val="-12"/>
               </w:rPr>
               <w:object w:dxaOrig="220" w:dyaOrig="360" w14:anchorId="0ABB1C4D">
-                <v:shape id="_x0000_i1073" type="#_x0000_t75" style="width:11.15pt;height:17.55pt" o:ole="">
+                <v:shape id="_x0000_i1075" type="#_x0000_t75" style="width:11.05pt;height:17.5pt" o:ole="">
                   <v:imagedata r:id="rId96" o:title=""/>
                 </v:shape>
-                <o:OLEObject Type="Embed" ProgID="Equation.DSMT4" ShapeID="_x0000_i1073" DrawAspect="Content" ObjectID="_1852714822" r:id="rId97"/>
+                <o:OLEObject Type="Embed" ProgID="Equation.DSMT4" ShapeID="_x0000_i1075" DrawAspect="Content" ObjectID="_1853298979" r:id="rId97"/>
               </w:object>
             </w:r>
           </w:p>
@@ -8502,10 +8502,10 @@
             </w:pPr>
             <w:r>
               <w:object w:dxaOrig="340" w:dyaOrig="300" w14:anchorId="78E2C2A6">
-                <v:shape id="_x0000_i1074" type="#_x0000_t75" style="width:22.3pt;height:14.15pt" o:ole="">
+                <v:shape id="_x0000_i1076" type="#_x0000_t75" style="width:22.05pt;height:14.25pt" o:ole="">
                   <v:imagedata r:id="rId54" o:title=""/>
                 </v:shape>
-                <o:OLEObject Type="Embed" ProgID="Equation.DSMT4" ShapeID="_x0000_i1074" DrawAspect="Content" ObjectID="_1852714823" r:id="rId98"/>
+                <o:OLEObject Type="Embed" ProgID="Equation.DSMT4" ShapeID="_x0000_i1076" DrawAspect="Content" ObjectID="_1853298980" r:id="rId98"/>
               </w:object>
             </w:r>
           </w:p>
@@ -8578,10 +8578,10 @@
                 <w:position w:val="-6"/>
               </w:rPr>
               <w:object w:dxaOrig="240" w:dyaOrig="220" w14:anchorId="11344969">
-                <v:shape id="_x0000_i1075" type="#_x0000_t75" style="width:12pt;height:11.15pt" o:ole="">
+                <v:shape id="_x0000_i1077" type="#_x0000_t75" style="width:12.3pt;height:11.05pt" o:ole="">
                   <v:imagedata r:id="rId99" o:title=""/>
                 </v:shape>
-                <o:OLEObject Type="Embed" ProgID="Equation.DSMT4" ShapeID="_x0000_i1075" DrawAspect="Content" ObjectID="_1852714824" r:id="rId100"/>
+                <o:OLEObject Type="Embed" ProgID="Equation.DSMT4" ShapeID="_x0000_i1077" DrawAspect="Content" ObjectID="_1853298981" r:id="rId100"/>
               </w:object>
             </w:r>
           </w:p>
@@ -8629,10 +8629,10 @@
                 <w:position w:val="-14"/>
               </w:rPr>
               <w:object w:dxaOrig="700" w:dyaOrig="400" w14:anchorId="284B4F6B">
-                <v:shape id="_x0000_i1076" type="#_x0000_t75" style="width:35.55pt;height:20.55pt" o:ole="">
+                <v:shape id="_x0000_i1078" type="#_x0000_t75" style="width:35.7pt;height:20.75pt" o:ole="">
                   <v:imagedata r:id="rId101" o:title=""/>
                 </v:shape>
-                <o:OLEObject Type="Embed" ProgID="Equation.DSMT4" ShapeID="_x0000_i1076" DrawAspect="Content" ObjectID="_1852714825" r:id="rId102"/>
+                <o:OLEObject Type="Embed" ProgID="Equation.DSMT4" ShapeID="_x0000_i1078" DrawAspect="Content" ObjectID="_1853298982" r:id="rId102"/>
               </w:object>
             </w:r>
           </w:p>
@@ -8714,10 +8714,10 @@
                 <w:position w:val="-6"/>
               </w:rPr>
               <w:object w:dxaOrig="240" w:dyaOrig="220" w14:anchorId="0C9EA1C7">
-                <v:shape id="_x0000_i1077" type="#_x0000_t75" style="width:12pt;height:11.15pt" o:ole="">
+                <v:shape id="_x0000_i1079" type="#_x0000_t75" style="width:12.3pt;height:11.05pt" o:ole="">
                   <v:imagedata r:id="rId99" o:title=""/>
                 </v:shape>
-                <o:OLEObject Type="Embed" ProgID="Equation.DSMT4" ShapeID="_x0000_i1077" DrawAspect="Content" ObjectID="_1852714826" r:id="rId103"/>
+                <o:OLEObject Type="Embed" ProgID="Equation.DSMT4" ShapeID="_x0000_i1079" DrawAspect="Content" ObjectID="_1853298983" r:id="rId103"/>
               </w:object>
             </w:r>
           </w:p>
@@ -8765,10 +8765,10 @@
                 <w:position w:val="-14"/>
               </w:rPr>
               <w:object w:dxaOrig="700" w:dyaOrig="400" w14:anchorId="41B5196C">
-                <v:shape id="_x0000_i1078" type="#_x0000_t75" style="width:35.55pt;height:20.55pt" o:ole="">
+                <v:shape id="_x0000_i1080" type="#_x0000_t75" style="width:35.7pt;height:20.75pt" o:ole="">
                   <v:imagedata r:id="rId104" o:title=""/>
                 </v:shape>
-                <o:OLEObject Type="Embed" ProgID="Equation.DSMT4" ShapeID="_x0000_i1078" DrawAspect="Content" ObjectID="_1852714827" r:id="rId105"/>
+                <o:OLEObject Type="Embed" ProgID="Equation.DSMT4" ShapeID="_x0000_i1080" DrawAspect="Content" ObjectID="_1853298984" r:id="rId105"/>
               </w:object>
             </w:r>
           </w:p>
@@ -8850,10 +8850,10 @@
                 <w:position w:val="-12"/>
               </w:rPr>
               <w:object w:dxaOrig="279" w:dyaOrig="360" w14:anchorId="238D8460">
-                <v:shape id="_x0000_i1079" type="#_x0000_t75" style="width:13.3pt;height:17.55pt" o:ole="">
+                <v:shape id="_x0000_i1081" type="#_x0000_t75" style="width:12.95pt;height:17.5pt" o:ole="">
                   <v:imagedata r:id="rId106" o:title=""/>
                 </v:shape>
-                <o:OLEObject Type="Embed" ProgID="Equation.DSMT4" ShapeID="_x0000_i1079" DrawAspect="Content" ObjectID="_1852714828" r:id="rId107"/>
+                <o:OLEObject Type="Embed" ProgID="Equation.DSMT4" ShapeID="_x0000_i1081" DrawAspect="Content" ObjectID="_1853298985" r:id="rId107"/>
               </w:object>
             </w:r>
           </w:p>
@@ -8898,10 +8898,10 @@
             </w:pPr>
             <w:r>
               <w:object w:dxaOrig="340" w:dyaOrig="300" w14:anchorId="311161D7">
-                <v:shape id="_x0000_i1080" type="#_x0000_t75" style="width:22.3pt;height:14.15pt" o:ole="">
+                <v:shape id="_x0000_i1082" type="#_x0000_t75" style="width:22.05pt;height:14.25pt" o:ole="">
                   <v:imagedata r:id="rId54" o:title=""/>
                 </v:shape>
-                <o:OLEObject Type="Embed" ProgID="Equation.DSMT4" ShapeID="_x0000_i1080" DrawAspect="Content" ObjectID="_1852714829" r:id="rId108"/>
+                <o:OLEObject Type="Embed" ProgID="Equation.DSMT4" ShapeID="_x0000_i1082" DrawAspect="Content" ObjectID="_1853298986" r:id="rId108"/>
               </w:object>
             </w:r>
           </w:p>
@@ -8974,10 +8974,10 @@
                 <w:position w:val="-12"/>
               </w:rPr>
               <w:object w:dxaOrig="260" w:dyaOrig="380" w14:anchorId="6054785B">
-                <v:shape id="_x0000_i1081" type="#_x0000_t75" style="width:12.85pt;height:18.85pt" o:ole="">
+                <v:shape id="_x0000_i1083" type="#_x0000_t75" style="width:12.95pt;height:18.8pt" o:ole="">
                   <v:imagedata r:id="rId109" o:title=""/>
                 </v:shape>
-                <o:OLEObject Type="Embed" ProgID="Equation.DSMT4" ShapeID="_x0000_i1081" DrawAspect="Content" ObjectID="_1852714830" r:id="rId110"/>
+                <o:OLEObject Type="Embed" ProgID="Equation.DSMT4" ShapeID="_x0000_i1083" DrawAspect="Content" ObjectID="_1853298987" r:id="rId110"/>
               </w:object>
             </w:r>
           </w:p>
@@ -9024,10 +9024,10 @@
             </w:pPr>
             <w:r>
               <w:object w:dxaOrig="340" w:dyaOrig="300" w14:anchorId="0EBDE911">
-                <v:shape id="_x0000_i1082" type="#_x0000_t75" style="width:22.3pt;height:14.15pt" o:ole="">
+                <v:shape id="_x0000_i1084" type="#_x0000_t75" style="width:22.05pt;height:14.25pt" o:ole="">
                   <v:imagedata r:id="rId54" o:title=""/>
                 </v:shape>
-                <o:OLEObject Type="Embed" ProgID="Equation.DSMT4" ShapeID="_x0000_i1082" DrawAspect="Content" ObjectID="_1852714831" r:id="rId111"/>
+                <o:OLEObject Type="Embed" ProgID="Equation.DSMT4" ShapeID="_x0000_i1084" DrawAspect="Content" ObjectID="_1853298988" r:id="rId111"/>
               </w:object>
             </w:r>
           </w:p>
@@ -9109,10 +9109,10 @@
                 <w:position w:val="-12"/>
               </w:rPr>
               <w:object w:dxaOrig="240" w:dyaOrig="380" w14:anchorId="56BA1A80">
-                <v:shape id="_x0000_i1083" type="#_x0000_t75" style="width:12pt;height:18.85pt" o:ole="">
+                <v:shape id="_x0000_i1085" type="#_x0000_t75" style="width:12.3pt;height:18.8pt" o:ole="">
                   <v:imagedata r:id="rId112" o:title=""/>
                 </v:shape>
-                <o:OLEObject Type="Embed" ProgID="Equation.DSMT4" ShapeID="_x0000_i1083" DrawAspect="Content" ObjectID="_1852714832" r:id="rId113"/>
+                <o:OLEObject Type="Embed" ProgID="Equation.DSMT4" ShapeID="_x0000_i1085" DrawAspect="Content" ObjectID="_1853298989" r:id="rId113"/>
               </w:object>
             </w:r>
           </w:p>
@@ -9162,10 +9162,10 @@
                 <w:position w:val="-14"/>
               </w:rPr>
               <w:object w:dxaOrig="499" w:dyaOrig="400" w14:anchorId="38596C39">
-                <v:shape id="_x0000_i1084" type="#_x0000_t75" style="width:32.55pt;height:18.85pt" o:ole="">
+                <v:shape id="_x0000_i1086" type="#_x0000_t75" style="width:32.45pt;height:18.8pt" o:ole="">
                   <v:imagedata r:id="rId114" o:title=""/>
                 </v:shape>
-                <o:OLEObject Type="Embed" ProgID="Equation.DSMT4" ShapeID="_x0000_i1084" DrawAspect="Content" ObjectID="_1852714833" r:id="rId115"/>
+                <o:OLEObject Type="Embed" ProgID="Equation.DSMT4" ShapeID="_x0000_i1086" DrawAspect="Content" ObjectID="_1853298990" r:id="rId115"/>
               </w:object>
             </w:r>
           </w:p>
@@ -9247,10 +9247,10 @@
                 <w:position w:val="-12"/>
               </w:rPr>
               <w:object w:dxaOrig="300" w:dyaOrig="380" w14:anchorId="6EFCC89A">
-                <v:shape id="_x0000_i1085" type="#_x0000_t75" style="width:15pt;height:18.85pt" o:ole="">
+                <v:shape id="_x0000_i1087" type="#_x0000_t75" style="width:14.9pt;height:18.8pt" o:ole="">
                   <v:imagedata r:id="rId116" o:title=""/>
                 </v:shape>
-                <o:OLEObject Type="Embed" ProgID="Equation.DSMT4" ShapeID="_x0000_i1085" DrawAspect="Content" ObjectID="_1852714834" r:id="rId117"/>
+                <o:OLEObject Type="Embed" ProgID="Equation.DSMT4" ShapeID="_x0000_i1087" DrawAspect="Content" ObjectID="_1853298991" r:id="rId117"/>
               </w:object>
             </w:r>
           </w:p>
@@ -9303,10 +9303,10 @@
                 <w:position w:val="-4"/>
               </w:rPr>
               <w:object w:dxaOrig="340" w:dyaOrig="300" w14:anchorId="028653BA">
-                <v:shape id="_x0000_i1086" type="#_x0000_t75" style="width:22.3pt;height:14.15pt" o:ole="">
+                <v:shape id="_x0000_i1088" type="#_x0000_t75" style="width:22.05pt;height:14.25pt" o:ole="">
                   <v:imagedata r:id="rId54" o:title=""/>
                 </v:shape>
-                <o:OLEObject Type="Embed" ProgID="Equation.DSMT4" ShapeID="_x0000_i1086" DrawAspect="Content" ObjectID="_1852714835" r:id="rId118"/>
+                <o:OLEObject Type="Embed" ProgID="Equation.DSMT4" ShapeID="_x0000_i1088" DrawAspect="Content" ObjectID="_1853298992" r:id="rId118"/>
               </w:object>
             </w:r>
           </w:p>
@@ -9382,10 +9382,10 @@
                 <w:position w:val="-12"/>
               </w:rPr>
               <w:object w:dxaOrig="260" w:dyaOrig="360" w14:anchorId="361F6013">
-                <v:shape id="_x0000_i1087" type="#_x0000_t75" style="width:13.3pt;height:17.55pt" o:ole="">
+                <v:shape id="_x0000_i1089" type="#_x0000_t75" style="width:13.6pt;height:17.5pt" o:ole="">
                   <v:imagedata r:id="rId119" o:title=""/>
                 </v:shape>
-                <o:OLEObject Type="Embed" ProgID="Equation.DSMT4" ShapeID="_x0000_i1087" DrawAspect="Content" ObjectID="_1852714836" r:id="rId120"/>
+                <o:OLEObject Type="Embed" ProgID="Equation.DSMT4" ShapeID="_x0000_i1089" DrawAspect="Content" ObjectID="_1853298993" r:id="rId120"/>
               </w:object>
             </w:r>
           </w:p>
@@ -9435,10 +9435,10 @@
                 <w:position w:val="-4"/>
               </w:rPr>
               <w:object w:dxaOrig="340" w:dyaOrig="300" w14:anchorId="55E9A98C">
-                <v:shape id="_x0000_i1088" type="#_x0000_t75" style="width:22.3pt;height:14.15pt" o:ole="">
+                <v:shape id="_x0000_i1090" type="#_x0000_t75" style="width:22.05pt;height:14.25pt" o:ole="">
                   <v:imagedata r:id="rId54" o:title=""/>
                 </v:shape>
-                <o:OLEObject Type="Embed" ProgID="Equation.DSMT4" ShapeID="_x0000_i1088" DrawAspect="Content" ObjectID="_1852714837" r:id="rId121"/>
+                <o:OLEObject Type="Embed" ProgID="Equation.DSMT4" ShapeID="_x0000_i1090" DrawAspect="Content" ObjectID="_1853298994" r:id="rId121"/>
               </w:object>
             </w:r>
           </w:p>
@@ -9520,10 +9520,10 @@
                 <w:position w:val="-12"/>
               </w:rPr>
               <w:object w:dxaOrig="300" w:dyaOrig="380" w14:anchorId="7CE042C0">
-                <v:shape id="_x0000_i1089" type="#_x0000_t75" style="width:15pt;height:18.85pt" o:ole="">
+                <v:shape id="_x0000_i1091" type="#_x0000_t75" style="width:14.9pt;height:18.8pt" o:ole="">
                   <v:imagedata r:id="rId122" o:title=""/>
                 </v:shape>
-                <o:OLEObject Type="Embed" ProgID="Equation.DSMT4" ShapeID="_x0000_i1089" DrawAspect="Content" ObjectID="_1852714838" r:id="rId123"/>
+                <o:OLEObject Type="Embed" ProgID="Equation.DSMT4" ShapeID="_x0000_i1091" DrawAspect="Content" ObjectID="_1853298995" r:id="rId123"/>
               </w:object>
             </w:r>
           </w:p>
@@ -9573,10 +9573,10 @@
                 <w:position w:val="-4"/>
               </w:rPr>
               <w:object w:dxaOrig="340" w:dyaOrig="300" w14:anchorId="259CCC09">
-                <v:shape id="_x0000_i1090" type="#_x0000_t75" style="width:22.3pt;height:14.15pt" o:ole="">
+                <v:shape id="_x0000_i1092" type="#_x0000_t75" style="width:22.05pt;height:14.25pt" o:ole="">
                   <v:imagedata r:id="rId54" o:title=""/>
                 </v:shape>
-                <o:OLEObject Type="Embed" ProgID="Equation.DSMT4" ShapeID="_x0000_i1090" DrawAspect="Content" ObjectID="_1852714839" r:id="rId124"/>
+                <o:OLEObject Type="Embed" ProgID="Equation.DSMT4" ShapeID="_x0000_i1092" DrawAspect="Content" ObjectID="_1853298996" r:id="rId124"/>
               </w:object>
             </w:r>
           </w:p>
@@ -9658,10 +9658,10 @@
                 <w:position w:val="-12"/>
               </w:rPr>
               <w:object w:dxaOrig="580" w:dyaOrig="360" w14:anchorId="7115A47A">
-                <v:shape id="_x0000_i1091" type="#_x0000_t75" style="width:28.7pt;height:17.55pt" o:ole="">
+                <v:shape id="_x0000_i1093" type="#_x0000_t75" style="width:28.55pt;height:17.5pt" o:ole="">
                   <v:imagedata r:id="rId125" o:title=""/>
                 </v:shape>
-                <o:OLEObject Type="Embed" ProgID="Equation.DSMT4" ShapeID="_x0000_i1091" DrawAspect="Content" ObjectID="_1852714840" r:id="rId126"/>
+                <o:OLEObject Type="Embed" ProgID="Equation.DSMT4" ShapeID="_x0000_i1093" DrawAspect="Content" ObjectID="_1853298997" r:id="rId126"/>
               </w:object>
             </w:r>
           </w:p>
@@ -9711,10 +9711,10 @@
                 <w:position w:val="-4"/>
               </w:rPr>
               <w:object w:dxaOrig="340" w:dyaOrig="300" w14:anchorId="456E87A9">
-                <v:shape id="_x0000_i1092" type="#_x0000_t75" style="width:22.3pt;height:14.15pt" o:ole="">
+                <v:shape id="_x0000_i1094" type="#_x0000_t75" style="width:22.05pt;height:14.25pt" o:ole="">
                   <v:imagedata r:id="rId54" o:title=""/>
                 </v:shape>
-                <o:OLEObject Type="Embed" ProgID="Equation.DSMT4" ShapeID="_x0000_i1092" DrawAspect="Content" ObjectID="_1852714841" r:id="rId127"/>
+                <o:OLEObject Type="Embed" ProgID="Equation.DSMT4" ShapeID="_x0000_i1094" DrawAspect="Content" ObjectID="_1853298998" r:id="rId127"/>
               </w:object>
             </w:r>
           </w:p>
@@ -9787,10 +9787,10 @@
                 <w:position w:val="-12"/>
               </w:rPr>
               <w:object w:dxaOrig="220" w:dyaOrig="360" w14:anchorId="6F7E0444">
-                <v:shape id="_x0000_i1093" type="#_x0000_t75" style="width:11.15pt;height:17.55pt" o:ole="">
+                <v:shape id="_x0000_i1095" type="#_x0000_t75" style="width:11.05pt;height:17.5pt" o:ole="">
                   <v:imagedata r:id="rId128" o:title=""/>
                 </v:shape>
-                <o:OLEObject Type="Embed" ProgID="Equation.DSMT4" ShapeID="_x0000_i1093" DrawAspect="Content" ObjectID="_1852714842" r:id="rId129"/>
+                <o:OLEObject Type="Embed" ProgID="Equation.DSMT4" ShapeID="_x0000_i1095" DrawAspect="Content" ObjectID="_1853298999" r:id="rId129"/>
               </w:object>
             </w:r>
           </w:p>
@@ -9840,10 +9840,10 @@
                 <w:position w:val="-4"/>
               </w:rPr>
               <w:object w:dxaOrig="340" w:dyaOrig="300" w14:anchorId="0714D049">
-                <v:shape id="_x0000_i1094" type="#_x0000_t75" style="width:22.3pt;height:14.15pt" o:ole="">
+                <v:shape id="_x0000_i1096" type="#_x0000_t75" style="width:22.05pt;height:14.25pt" o:ole="">
                   <v:imagedata r:id="rId54" o:title=""/>
                 </v:shape>
-                <o:OLEObject Type="Embed" ProgID="Equation.DSMT4" ShapeID="_x0000_i1094" DrawAspect="Content" ObjectID="_1852714843" r:id="rId130"/>
+                <o:OLEObject Type="Embed" ProgID="Equation.DSMT4" ShapeID="_x0000_i1096" DrawAspect="Content" ObjectID="_1853299000" r:id="rId130"/>
               </w:object>
             </w:r>
           </w:p>
@@ -9916,10 +9916,10 @@
                 <w:position w:val="-12"/>
               </w:rPr>
               <w:object w:dxaOrig="279" w:dyaOrig="380" w14:anchorId="02DC5BBF">
-                <v:shape id="_x0000_i1095" type="#_x0000_t75" style="width:13.3pt;height:19.7pt" o:ole="">
+                <v:shape id="_x0000_i1097" type="#_x0000_t75" style="width:12.95pt;height:19.45pt" o:ole="">
                   <v:imagedata r:id="rId131" o:title=""/>
                 </v:shape>
-                <o:OLEObject Type="Embed" ProgID="Equation.DSMT4" ShapeID="_x0000_i1095" DrawAspect="Content" ObjectID="_1852714844" r:id="rId132"/>
+                <o:OLEObject Type="Embed" ProgID="Equation.DSMT4" ShapeID="_x0000_i1097" DrawAspect="Content" ObjectID="_1853299001" r:id="rId132"/>
               </w:object>
             </w:r>
           </w:p>
@@ -9969,10 +9969,10 @@
                 <w:position w:val="-4"/>
               </w:rPr>
               <w:object w:dxaOrig="340" w:dyaOrig="300" w14:anchorId="63F22107">
-                <v:shape id="_x0000_i1096" type="#_x0000_t75" style="width:22.3pt;height:14.15pt" o:ole="">
+                <v:shape id="_x0000_i1098" type="#_x0000_t75" style="width:22.05pt;height:14.25pt" o:ole="">
                   <v:imagedata r:id="rId54" o:title=""/>
                 </v:shape>
-                <o:OLEObject Type="Embed" ProgID="Equation.DSMT4" ShapeID="_x0000_i1096" DrawAspect="Content" ObjectID="_1852714845" r:id="rId133"/>
+                <o:OLEObject Type="Embed" ProgID="Equation.DSMT4" ShapeID="_x0000_i1098" DrawAspect="Content" ObjectID="_1853299002" r:id="rId133"/>
               </w:object>
             </w:r>
           </w:p>
@@ -10054,10 +10054,10 @@
                 <w:position w:val="-12"/>
               </w:rPr>
               <w:object w:dxaOrig="320" w:dyaOrig="380" w14:anchorId="2D82C9A8">
-                <v:shape id="_x0000_i1097" type="#_x0000_t75" style="width:15.85pt;height:19.7pt" o:ole="">
+                <v:shape id="_x0000_i1099" type="#_x0000_t75" style="width:15.55pt;height:19.45pt" o:ole="">
                   <v:imagedata r:id="rId134" o:title=""/>
                 </v:shape>
-                <o:OLEObject Type="Embed" ProgID="Equation.DSMT4" ShapeID="_x0000_i1097" DrawAspect="Content" ObjectID="_1852714846" r:id="rId135"/>
+                <o:OLEObject Type="Embed" ProgID="Equation.DSMT4" ShapeID="_x0000_i1099" DrawAspect="Content" ObjectID="_1853299003" r:id="rId135"/>
               </w:object>
             </w:r>
           </w:p>
@@ -10110,10 +10110,10 @@
                 <w:position w:val="-4"/>
               </w:rPr>
               <w:object w:dxaOrig="340" w:dyaOrig="300" w14:anchorId="456C8B47">
-                <v:shape id="_x0000_i1098" type="#_x0000_t75" style="width:22.3pt;height:14.15pt" o:ole="">
+                <v:shape id="_x0000_i1100" type="#_x0000_t75" style="width:22.05pt;height:14.25pt" o:ole="">
                   <v:imagedata r:id="rId54" o:title=""/>
                 </v:shape>
-                <o:OLEObject Type="Embed" ProgID="Equation.DSMT4" ShapeID="_x0000_i1098" DrawAspect="Content" ObjectID="_1852714847" r:id="rId136"/>
+                <o:OLEObject Type="Embed" ProgID="Equation.DSMT4" ShapeID="_x0000_i1100" DrawAspect="Content" ObjectID="_1853299004" r:id="rId136"/>
               </w:object>
             </w:r>
           </w:p>
@@ -10480,10 +10480,10 @@
                 <w:position w:val="-12"/>
               </w:rPr>
               <w:object w:dxaOrig="300" w:dyaOrig="360" w14:anchorId="160E878E">
-                <v:shape id="_x0000_i1103" type="#_x0000_t75" style="width:15pt;height:17.55pt" o:ole="">
+                <v:shape id="_x0000_i1101" type="#_x0000_t75" style="width:14.9pt;height:17.5pt" o:ole="">
                   <v:imagedata r:id="rId137" o:title=""/>
                 </v:shape>
-                <o:OLEObject Type="Embed" ProgID="Equation.DSMT4" ShapeID="_x0000_i1103" DrawAspect="Content" ObjectID="_1852714848" r:id="rId138"/>
+                <o:OLEObject Type="Embed" ProgID="Equation.DSMT4" ShapeID="_x0000_i1101" DrawAspect="Content" ObjectID="_1853299005" r:id="rId138"/>
               </w:object>
             </w:r>
           </w:p>
@@ -10528,10 +10528,10 @@
                 <w:position w:val="-4"/>
               </w:rPr>
               <w:object w:dxaOrig="260" w:dyaOrig="260" w14:anchorId="142668A8">
-                <v:shape id="_x0000_i1104" type="#_x0000_t75" style="width:16.7pt;height:12pt" o:ole="">
+                <v:shape id="_x0000_i1102" type="#_x0000_t75" style="width:16.85pt;height:11.7pt" o:ole="">
                   <v:imagedata r:id="rId139" o:title=""/>
                 </v:shape>
-                <o:OLEObject Type="Embed" ProgID="Equation.DSMT4" ShapeID="_x0000_i1104" DrawAspect="Content" ObjectID="_1852714849" r:id="rId140"/>
+                <o:OLEObject Type="Embed" ProgID="Equation.DSMT4" ShapeID="_x0000_i1102" DrawAspect="Content" ObjectID="_1853299006" r:id="rId140"/>
               </w:object>
             </w:r>
           </w:p>
@@ -10599,10 +10599,10 @@
                 <w:position w:val="-12"/>
               </w:rPr>
               <w:object w:dxaOrig="260" w:dyaOrig="360" w14:anchorId="3F5CB97B">
-                <v:shape id="_x0000_i1105" type="#_x0000_t75" style="width:13.3pt;height:17.55pt" o:ole="">
+                <v:shape id="_x0000_i1103" type="#_x0000_t75" style="width:13.6pt;height:17.5pt" o:ole="">
                   <v:imagedata r:id="rId141" o:title=""/>
                 </v:shape>
-                <o:OLEObject Type="Embed" ProgID="Equation.DSMT4" ShapeID="_x0000_i1105" DrawAspect="Content" ObjectID="_1852714850" r:id="rId142"/>
+                <o:OLEObject Type="Embed" ProgID="Equation.DSMT4" ShapeID="_x0000_i1103" DrawAspect="Content" ObjectID="_1853299007" r:id="rId142"/>
               </w:object>
             </w:r>
           </w:p>
@@ -10647,10 +10647,10 @@
                 <w:position w:val="-4"/>
               </w:rPr>
               <w:object w:dxaOrig="260" w:dyaOrig="260" w14:anchorId="5CAD7892">
-                <v:shape id="_x0000_i1106" type="#_x0000_t75" style="width:16.7pt;height:12pt" o:ole="">
+                <v:shape id="_x0000_i1104" type="#_x0000_t75" style="width:16.85pt;height:11.7pt" o:ole="">
                   <v:imagedata r:id="rId139" o:title=""/>
                 </v:shape>
-                <o:OLEObject Type="Embed" ProgID="Equation.DSMT4" ShapeID="_x0000_i1106" DrawAspect="Content" ObjectID="_1852714851" r:id="rId143"/>
+                <o:OLEObject Type="Embed" ProgID="Equation.DSMT4" ShapeID="_x0000_i1104" DrawAspect="Content" ObjectID="_1853299008" r:id="rId143"/>
               </w:object>
             </w:r>
           </w:p>
@@ -10718,10 +10718,10 @@
                 <w:position w:val="-12"/>
               </w:rPr>
               <w:object w:dxaOrig="499" w:dyaOrig="360" w14:anchorId="263F1FB3">
-                <v:shape id="_x0000_i1107" type="#_x0000_t75" style="width:25.3pt;height:17.55pt" o:ole="">
+                <v:shape id="_x0000_i1105" type="#_x0000_t75" style="width:25.3pt;height:17.5pt" o:ole="">
                   <v:imagedata r:id="rId144" o:title=""/>
                 </v:shape>
-                <o:OLEObject Type="Embed" ProgID="Equation.DSMT4" ShapeID="_x0000_i1107" DrawAspect="Content" ObjectID="_1852714852" r:id="rId145"/>
+                <o:OLEObject Type="Embed" ProgID="Equation.DSMT4" ShapeID="_x0000_i1105" DrawAspect="Content" ObjectID="_1853299009" r:id="rId145"/>
               </w:object>
             </w:r>
           </w:p>
@@ -10766,10 +10766,10 @@
                 <w:position w:val="-4"/>
               </w:rPr>
               <w:object w:dxaOrig="260" w:dyaOrig="260" w14:anchorId="3A74599D">
-                <v:shape id="_x0000_i1108" type="#_x0000_t75" style="width:16.7pt;height:12pt" o:ole="">
+                <v:shape id="_x0000_i1106" type="#_x0000_t75" style="width:16.85pt;height:11.7pt" o:ole="">
                   <v:imagedata r:id="rId139" o:title=""/>
                 </v:shape>
-                <o:OLEObject Type="Embed" ProgID="Equation.DSMT4" ShapeID="_x0000_i1108" DrawAspect="Content" ObjectID="_1852714853" r:id="rId146"/>
+                <o:OLEObject Type="Embed" ProgID="Equation.DSMT4" ShapeID="_x0000_i1106" DrawAspect="Content" ObjectID="_1853299010" r:id="rId146"/>
               </w:object>
             </w:r>
           </w:p>
@@ -10840,10 +10840,10 @@
                 <w:position w:val="-12"/>
               </w:rPr>
               <w:object w:dxaOrig="260" w:dyaOrig="360" w14:anchorId="4DBCDDC8">
-                <v:shape id="_x0000_i1109" type="#_x0000_t75" style="width:12.85pt;height:17.55pt" o:ole="">
+                <v:shape id="_x0000_i1107" type="#_x0000_t75" style="width:12.95pt;height:17.5pt" o:ole="">
                   <v:imagedata r:id="rId147" o:title=""/>
                 </v:shape>
-                <o:OLEObject Type="Embed" ProgID="Equation.DSMT4" ShapeID="_x0000_i1109" DrawAspect="Content" ObjectID="_1852714854" r:id="rId148"/>
+                <o:OLEObject Type="Embed" ProgID="Equation.DSMT4" ShapeID="_x0000_i1107" DrawAspect="Content" ObjectID="_1853299011" r:id="rId148"/>
               </w:object>
             </w:r>
           </w:p>
@@ -10888,10 +10888,10 @@
                 <w:position w:val="-4"/>
               </w:rPr>
               <w:object w:dxaOrig="260" w:dyaOrig="260" w14:anchorId="10A581E1">
-                <v:shape id="_x0000_i1110" type="#_x0000_t75" style="width:16.7pt;height:12pt" o:ole="">
+                <v:shape id="_x0000_i1108" type="#_x0000_t75" style="width:16.85pt;height:11.7pt" o:ole="">
                   <v:imagedata r:id="rId139" o:title=""/>
                 </v:shape>
-                <o:OLEObject Type="Embed" ProgID="Equation.DSMT4" ShapeID="_x0000_i1110" DrawAspect="Content" ObjectID="_1852714855" r:id="rId149"/>
+                <o:OLEObject Type="Embed" ProgID="Equation.DSMT4" ShapeID="_x0000_i1108" DrawAspect="Content" ObjectID="_1853299012" r:id="rId149"/>
               </w:object>
             </w:r>
           </w:p>
@@ -10959,10 +10959,10 @@
                 <w:position w:val="-12"/>
               </w:rPr>
               <w:object w:dxaOrig="360" w:dyaOrig="360" w14:anchorId="7E681E18">
-                <v:shape id="_x0000_i1111" type="#_x0000_t75" style="width:17.55pt;height:17.55pt" o:ole="">
+                <v:shape id="_x0000_i1109" type="#_x0000_t75" style="width:17.5pt;height:17.5pt" o:ole="">
                   <v:imagedata r:id="rId150" o:title=""/>
                 </v:shape>
-                <o:OLEObject Type="Embed" ProgID="Equation.DSMT4" ShapeID="_x0000_i1111" DrawAspect="Content" ObjectID="_1852714856" r:id="rId151"/>
+                <o:OLEObject Type="Embed" ProgID="Equation.DSMT4" ShapeID="_x0000_i1109" DrawAspect="Content" ObjectID="_1853299013" r:id="rId151"/>
               </w:object>
             </w:r>
           </w:p>
@@ -11007,10 +11007,10 @@
                 <w:position w:val="-4"/>
               </w:rPr>
               <w:object w:dxaOrig="260" w:dyaOrig="260" w14:anchorId="44DDA6A5">
-                <v:shape id="_x0000_i1112" type="#_x0000_t75" style="width:16.7pt;height:12pt" o:ole="">
+                <v:shape id="_x0000_i1110" type="#_x0000_t75" style="width:16.85pt;height:11.7pt" o:ole="">
                   <v:imagedata r:id="rId139" o:title=""/>
                 </v:shape>
-                <o:OLEObject Type="Embed" ProgID="Equation.DSMT4" ShapeID="_x0000_i1112" DrawAspect="Content" ObjectID="_1852714857" r:id="rId152"/>
+                <o:OLEObject Type="Embed" ProgID="Equation.DSMT4" ShapeID="_x0000_i1110" DrawAspect="Content" ObjectID="_1853299014" r:id="rId152"/>
               </w:object>
             </w:r>
           </w:p>
@@ -11087,10 +11087,10 @@
                 <w:position w:val="-12"/>
               </w:rPr>
               <w:object w:dxaOrig="260" w:dyaOrig="360" w14:anchorId="10D479EA">
-                <v:shape id="_x0000_i1113" type="#_x0000_t75" style="width:13.3pt;height:17.55pt" o:ole="">
+                <v:shape id="_x0000_i1111" type="#_x0000_t75" style="width:13.6pt;height:17.5pt" o:ole="">
                   <v:imagedata r:id="rId153" o:title=""/>
                 </v:shape>
-                <o:OLEObject Type="Embed" ProgID="Equation.DSMT4" ShapeID="_x0000_i1113" DrawAspect="Content" ObjectID="_1852714858" r:id="rId154"/>
+                <o:OLEObject Type="Embed" ProgID="Equation.DSMT4" ShapeID="_x0000_i1111" DrawAspect="Content" ObjectID="_1853299015" r:id="rId154"/>
               </w:object>
             </w:r>
           </w:p>
@@ -11135,10 +11135,10 @@
                 <w:position w:val="-4"/>
               </w:rPr>
               <w:object w:dxaOrig="260" w:dyaOrig="260" w14:anchorId="0C50C7BF">
-                <v:shape id="_x0000_i1114" type="#_x0000_t75" style="width:16.7pt;height:12pt" o:ole="">
+                <v:shape id="_x0000_i1112" type="#_x0000_t75" style="width:16.85pt;height:11.7pt" o:ole="">
                   <v:imagedata r:id="rId139" o:title=""/>
                 </v:shape>
-                <o:OLEObject Type="Embed" ProgID="Equation.DSMT4" ShapeID="_x0000_i1114" DrawAspect="Content" ObjectID="_1852714859" r:id="rId155"/>
+                <o:OLEObject Type="Embed" ProgID="Equation.DSMT4" ShapeID="_x0000_i1112" DrawAspect="Content" ObjectID="_1853299016" r:id="rId155"/>
               </w:object>
             </w:r>
           </w:p>
@@ -11215,10 +11215,10 @@
                 <w:position w:val="-12"/>
               </w:rPr>
               <w:object w:dxaOrig="279" w:dyaOrig="360" w14:anchorId="23A813DC">
-                <v:shape id="_x0000_i1115" type="#_x0000_t75" style="width:14.15pt;height:17.55pt" o:ole="">
+                <v:shape id="_x0000_i1113" type="#_x0000_t75" style="width:14.25pt;height:17.5pt" o:ole="">
                   <v:imagedata r:id="rId156" o:title=""/>
                 </v:shape>
-                <o:OLEObject Type="Embed" ProgID="Equation.DSMT4" ShapeID="_x0000_i1115" DrawAspect="Content" ObjectID="_1852714860" r:id="rId157"/>
+                <o:OLEObject Type="Embed" ProgID="Equation.DSMT4" ShapeID="_x0000_i1113" DrawAspect="Content" ObjectID="_1853299017" r:id="rId157"/>
               </w:object>
             </w:r>
           </w:p>
@@ -11263,10 +11263,10 @@
                 <w:position w:val="-4"/>
               </w:rPr>
               <w:object w:dxaOrig="260" w:dyaOrig="260" w14:anchorId="529D9B91">
-                <v:shape id="_x0000_i1116" type="#_x0000_t75" style="width:16.7pt;height:12pt" o:ole="">
+                <v:shape id="_x0000_i1114" type="#_x0000_t75" style="width:16.85pt;height:11.7pt" o:ole="">
                   <v:imagedata r:id="rId139" o:title=""/>
                 </v:shape>
-                <o:OLEObject Type="Embed" ProgID="Equation.DSMT4" ShapeID="_x0000_i1116" DrawAspect="Content" ObjectID="_1852714861" r:id="rId158"/>
+                <o:OLEObject Type="Embed" ProgID="Equation.DSMT4" ShapeID="_x0000_i1114" DrawAspect="Content" ObjectID="_1853299018" r:id="rId158"/>
               </w:object>
             </w:r>
           </w:p>
@@ -11349,10 +11349,10 @@
                 <w:position w:val="-12"/>
               </w:rPr>
               <w:object w:dxaOrig="279" w:dyaOrig="360" w14:anchorId="15B2F15F">
-                <v:shape id="_x0000_i1117" type="#_x0000_t75" style="width:14.15pt;height:17.55pt" o:ole="">
+                <v:shape id="_x0000_i1115" type="#_x0000_t75" style="width:14.25pt;height:17.5pt" o:ole="">
                   <v:imagedata r:id="rId159" o:title=""/>
                 </v:shape>
-                <o:OLEObject Type="Embed" ProgID="Equation.DSMT4" ShapeID="_x0000_i1117" DrawAspect="Content" ObjectID="_1852714862" r:id="rId160"/>
+                <o:OLEObject Type="Embed" ProgID="Equation.DSMT4" ShapeID="_x0000_i1115" DrawAspect="Content" ObjectID="_1853299019" r:id="rId160"/>
               </w:object>
             </w:r>
           </w:p>
@@ -11397,10 +11397,10 @@
                 <w:position w:val="-4"/>
               </w:rPr>
               <w:object w:dxaOrig="260" w:dyaOrig="260" w14:anchorId="02CD4658">
-                <v:shape id="_x0000_i1118" type="#_x0000_t75" style="width:16.7pt;height:12pt" o:ole="">
+                <v:shape id="_x0000_i1116" type="#_x0000_t75" style="width:16.85pt;height:11.7pt" o:ole="">
                   <v:imagedata r:id="rId139" o:title=""/>
                 </v:shape>
-                <o:OLEObject Type="Embed" ProgID="Equation.DSMT4" ShapeID="_x0000_i1118" DrawAspect="Content" ObjectID="_1852714863" r:id="rId161"/>
+                <o:OLEObject Type="Embed" ProgID="Equation.DSMT4" ShapeID="_x0000_i1116" DrawAspect="Content" ObjectID="_1853299020" r:id="rId161"/>
               </w:object>
             </w:r>
           </w:p>
@@ -11468,10 +11468,10 @@
                 <w:position w:val="-12"/>
               </w:rPr>
               <w:object w:dxaOrig="440" w:dyaOrig="360" w14:anchorId="6F81BA30">
-                <v:shape id="_x0000_i1119" type="#_x0000_t75" style="width:22.3pt;height:17.55pt" o:ole="">
+                <v:shape id="_x0000_i1117" type="#_x0000_t75" style="width:22.05pt;height:17.5pt" o:ole="">
                   <v:imagedata r:id="rId162" o:title=""/>
                 </v:shape>
-                <o:OLEObject Type="Embed" ProgID="Equation.DSMT4" ShapeID="_x0000_i1119" DrawAspect="Content" ObjectID="_1852714864" r:id="rId163"/>
+                <o:OLEObject Type="Embed" ProgID="Equation.DSMT4" ShapeID="_x0000_i1117" DrawAspect="Content" ObjectID="_1853299021" r:id="rId163"/>
               </w:object>
             </w:r>
           </w:p>
@@ -11516,10 +11516,10 @@
                 <w:position w:val="-4"/>
               </w:rPr>
               <w:object w:dxaOrig="260" w:dyaOrig="260" w14:anchorId="1393E34B">
-                <v:shape id="_x0000_i1120" type="#_x0000_t75" style="width:16.7pt;height:12pt" o:ole="">
+                <v:shape id="_x0000_i1118" type="#_x0000_t75" style="width:16.85pt;height:11.7pt" o:ole="">
                   <v:imagedata r:id="rId139" o:title=""/>
                 </v:shape>
-                <o:OLEObject Type="Embed" ProgID="Equation.DSMT4" ShapeID="_x0000_i1120" DrawAspect="Content" ObjectID="_1852714865" r:id="rId164"/>
+                <o:OLEObject Type="Embed" ProgID="Equation.DSMT4" ShapeID="_x0000_i1118" DrawAspect="Content" ObjectID="_1853299022" r:id="rId164"/>
               </w:object>
             </w:r>
           </w:p>
@@ -11587,10 +11587,10 @@
                 <w:position w:val="-12"/>
               </w:rPr>
               <w:object w:dxaOrig="279" w:dyaOrig="360" w14:anchorId="6416CAB7">
-                <v:shape id="_x0000_i1121" type="#_x0000_t75" style="width:13.3pt;height:17.55pt" o:ole="">
+                <v:shape id="_x0000_i1119" type="#_x0000_t75" style="width:12.95pt;height:17.5pt" o:ole="">
                   <v:imagedata r:id="rId165" o:title=""/>
                 </v:shape>
-                <o:OLEObject Type="Embed" ProgID="Equation.DSMT4" ShapeID="_x0000_i1121" DrawAspect="Content" ObjectID="_1852714866" r:id="rId166"/>
+                <o:OLEObject Type="Embed" ProgID="Equation.DSMT4" ShapeID="_x0000_i1119" DrawAspect="Content" ObjectID="_1853299023" r:id="rId166"/>
               </w:object>
             </w:r>
           </w:p>
@@ -11637,10 +11637,10 @@
                 <w:position w:val="-4"/>
               </w:rPr>
               <w:object w:dxaOrig="260" w:dyaOrig="260" w14:anchorId="3645DEDC">
-                <v:shape id="_x0000_i1122" type="#_x0000_t75" style="width:16.7pt;height:12pt" o:ole="">
+                <v:shape id="_x0000_i1120" type="#_x0000_t75" style="width:16.85pt;height:11.7pt" o:ole="">
                   <v:imagedata r:id="rId139" o:title=""/>
                 </v:shape>
-                <o:OLEObject Type="Embed" ProgID="Equation.DSMT4" ShapeID="_x0000_i1122" DrawAspect="Content" ObjectID="_1852714867" r:id="rId167"/>
+                <o:OLEObject Type="Embed" ProgID="Equation.DSMT4" ShapeID="_x0000_i1120" DrawAspect="Content" ObjectID="_1853299024" r:id="rId167"/>
               </w:object>
             </w:r>
           </w:p>
@@ -11708,10 +11708,10 @@
                 <w:position w:val="-12"/>
               </w:rPr>
               <w:object w:dxaOrig="220" w:dyaOrig="360" w14:anchorId="510D7744">
-                <v:shape id="_x0000_i1123" type="#_x0000_t75" style="width:11.15pt;height:17.55pt" o:ole="">
+                <v:shape id="_x0000_i1121" type="#_x0000_t75" style="width:11.05pt;height:17.5pt" o:ole="">
                   <v:imagedata r:id="rId168" o:title=""/>
                 </v:shape>
-                <o:OLEObject Type="Embed" ProgID="Equation.DSMT4" ShapeID="_x0000_i1123" DrawAspect="Content" ObjectID="_1852714868" r:id="rId169"/>
+                <o:OLEObject Type="Embed" ProgID="Equation.DSMT4" ShapeID="_x0000_i1121" DrawAspect="Content" ObjectID="_1853299025" r:id="rId169"/>
               </w:object>
             </w:r>
           </w:p>
@@ -11756,10 +11756,10 @@
                 <w:position w:val="-4"/>
               </w:rPr>
               <w:object w:dxaOrig="260" w:dyaOrig="260" w14:anchorId="6F720068">
-                <v:shape id="_x0000_i1124" type="#_x0000_t75" style="width:16.7pt;height:12pt" o:ole="">
+                <v:shape id="_x0000_i1122" type="#_x0000_t75" style="width:16.85pt;height:11.7pt" o:ole="">
                   <v:imagedata r:id="rId139" o:title=""/>
                 </v:shape>
-                <o:OLEObject Type="Embed" ProgID="Equation.DSMT4" ShapeID="_x0000_i1124" DrawAspect="Content" ObjectID="_1852714869" r:id="rId170"/>
+                <o:OLEObject Type="Embed" ProgID="Equation.DSMT4" ShapeID="_x0000_i1122" DrawAspect="Content" ObjectID="_1853299026" r:id="rId170"/>
               </w:object>
             </w:r>
           </w:p>
@@ -11827,10 +11827,10 @@
                 <w:position w:val="-12"/>
               </w:rPr>
               <w:object w:dxaOrig="480" w:dyaOrig="380" w14:anchorId="43977691">
-                <v:shape id="_x0000_i1125" type="#_x0000_t75" style="width:23.15pt;height:18.85pt" o:ole="">
+                <v:shape id="_x0000_i1123" type="#_x0000_t75" style="width:23.35pt;height:18.8pt" o:ole="">
                   <v:imagedata r:id="rId171" o:title=""/>
                 </v:shape>
-                <o:OLEObject Type="Embed" ProgID="Equation.DSMT4" ShapeID="_x0000_i1125" DrawAspect="Content" ObjectID="_1852714870" r:id="rId172"/>
+                <o:OLEObject Type="Embed" ProgID="Equation.DSMT4" ShapeID="_x0000_i1123" DrawAspect="Content" ObjectID="_1853299027" r:id="rId172"/>
               </w:object>
             </w:r>
           </w:p>
@@ -11880,10 +11880,10 @@
                 <w:position w:val="-4"/>
               </w:rPr>
               <w:object w:dxaOrig="260" w:dyaOrig="260" w14:anchorId="21B314DC">
-                <v:shape id="_x0000_i1126" type="#_x0000_t75" style="width:16.7pt;height:12pt" o:ole="">
+                <v:shape id="_x0000_i1124" type="#_x0000_t75" style="width:16.85pt;height:11.7pt" o:ole="">
                   <v:imagedata r:id="rId139" o:title=""/>
                 </v:shape>
-                <o:OLEObject Type="Embed" ProgID="Equation.DSMT4" ShapeID="_x0000_i1126" DrawAspect="Content" ObjectID="_1852714871" r:id="rId173"/>
+                <o:OLEObject Type="Embed" ProgID="Equation.DSMT4" ShapeID="_x0000_i1124" DrawAspect="Content" ObjectID="_1853299028" r:id="rId173"/>
               </w:object>
             </w:r>
           </w:p>
@@ -11951,10 +11951,10 @@
                 <w:position w:val="-12"/>
               </w:rPr>
               <w:object w:dxaOrig="460" w:dyaOrig="380" w14:anchorId="5DB19FF9">
-                <v:shape id="_x0000_i1127" type="#_x0000_t75" style="width:23.15pt;height:18.85pt" o:ole="">
+                <v:shape id="_x0000_i1125" type="#_x0000_t75" style="width:23.35pt;height:18.8pt" o:ole="">
                   <v:imagedata r:id="rId174" o:title=""/>
                 </v:shape>
-                <o:OLEObject Type="Embed" ProgID="Equation.DSMT4" ShapeID="_x0000_i1127" DrawAspect="Content" ObjectID="_1852714872" r:id="rId175"/>
+                <o:OLEObject Type="Embed" ProgID="Equation.DSMT4" ShapeID="_x0000_i1125" DrawAspect="Content" ObjectID="_1853299029" r:id="rId175"/>
               </w:object>
             </w:r>
           </w:p>
@@ -12004,10 +12004,10 @@
                 <w:position w:val="-4"/>
               </w:rPr>
               <w:object w:dxaOrig="260" w:dyaOrig="260" w14:anchorId="00373AA1">
-                <v:shape id="_x0000_i1128" type="#_x0000_t75" style="width:16.7pt;height:12pt" o:ole="">
+                <v:shape id="_x0000_i1126" type="#_x0000_t75" style="width:16.85pt;height:11.7pt" o:ole="">
                   <v:imagedata r:id="rId139" o:title=""/>
                 </v:shape>
-                <o:OLEObject Type="Embed" ProgID="Equation.DSMT4" ShapeID="_x0000_i1128" DrawAspect="Content" ObjectID="_1852714873" r:id="rId176"/>
+                <o:OLEObject Type="Embed" ProgID="Equation.DSMT4" ShapeID="_x0000_i1126" DrawAspect="Content" ObjectID="_1853299030" r:id="rId176"/>
               </w:object>
             </w:r>
           </w:p>
@@ -12075,10 +12075,10 @@
                 <w:position w:val="-12"/>
               </w:rPr>
               <w:object w:dxaOrig="460" w:dyaOrig="380" w14:anchorId="6D948588">
-                <v:shape id="_x0000_i1129" type="#_x0000_t75" style="width:23.15pt;height:19.7pt" o:ole="">
+                <v:shape id="_x0000_i1127" type="#_x0000_t75" style="width:23.35pt;height:19.45pt" o:ole="">
                   <v:imagedata r:id="rId177" o:title=""/>
                 </v:shape>
-                <o:OLEObject Type="Embed" ProgID="Equation.DSMT4" ShapeID="_x0000_i1129" DrawAspect="Content" ObjectID="_1852714874" r:id="rId178"/>
+                <o:OLEObject Type="Embed" ProgID="Equation.DSMT4" ShapeID="_x0000_i1127" DrawAspect="Content" ObjectID="_1853299031" r:id="rId178"/>
               </w:object>
             </w:r>
           </w:p>
@@ -12128,10 +12128,10 @@
                 <w:position w:val="-4"/>
               </w:rPr>
               <w:object w:dxaOrig="260" w:dyaOrig="260" w14:anchorId="5870E36E">
-                <v:shape id="_x0000_i1130" type="#_x0000_t75" style="width:16.7pt;height:12pt" o:ole="">
+                <v:shape id="_x0000_i1128" type="#_x0000_t75" style="width:16.85pt;height:11.7pt" o:ole="">
                   <v:imagedata r:id="rId139" o:title=""/>
                 </v:shape>
-                <o:OLEObject Type="Embed" ProgID="Equation.DSMT4" ShapeID="_x0000_i1130" DrawAspect="Content" ObjectID="_1852714875" r:id="rId179"/>
+                <o:OLEObject Type="Embed" ProgID="Equation.DSMT4" ShapeID="_x0000_i1128" DrawAspect="Content" ObjectID="_1853299032" r:id="rId179"/>
               </w:object>
             </w:r>
           </w:p>
@@ -12199,10 +12199,10 @@
                 <w:position w:val="-12"/>
               </w:rPr>
               <w:object w:dxaOrig="520" w:dyaOrig="380" w14:anchorId="55BEFD01">
-                <v:shape id="_x0000_i1131" type="#_x0000_t75" style="width:26.15pt;height:19.7pt" o:ole="">
+                <v:shape id="_x0000_i1129" type="#_x0000_t75" style="width:25.95pt;height:19.45pt" o:ole="">
                   <v:imagedata r:id="rId180" o:title=""/>
                 </v:shape>
-                <o:OLEObject Type="Embed" ProgID="Equation.DSMT4" ShapeID="_x0000_i1131" DrawAspect="Content" ObjectID="_1852714876" r:id="rId181"/>
+                <o:OLEObject Type="Embed" ProgID="Equation.DSMT4" ShapeID="_x0000_i1129" DrawAspect="Content" ObjectID="_1853299033" r:id="rId181"/>
               </w:object>
             </w:r>
           </w:p>
@@ -12252,10 +12252,10 @@
                 <w:position w:val="-4"/>
               </w:rPr>
               <w:object w:dxaOrig="260" w:dyaOrig="260" w14:anchorId="671CF41C">
-                <v:shape id="_x0000_i1132" type="#_x0000_t75" style="width:16.7pt;height:12pt" o:ole="">
+                <v:shape id="_x0000_i1130" type="#_x0000_t75" style="width:16.85pt;height:11.7pt" o:ole="">
                   <v:imagedata r:id="rId139" o:title=""/>
                 </v:shape>
-                <o:OLEObject Type="Embed" ProgID="Equation.DSMT4" ShapeID="_x0000_i1132" DrawAspect="Content" ObjectID="_1852714877" r:id="rId182"/>
+                <o:OLEObject Type="Embed" ProgID="Equation.DSMT4" ShapeID="_x0000_i1130" DrawAspect="Content" ObjectID="_1853299034" r:id="rId182"/>
               </w:object>
             </w:r>
           </w:p>
@@ -12323,10 +12323,10 @@
                 <w:position w:val="-12"/>
               </w:rPr>
               <w:object w:dxaOrig="460" w:dyaOrig="380" w14:anchorId="4114E6C0">
-                <v:shape id="_x0000_i1133" type="#_x0000_t75" style="width:23.15pt;height:18.85pt" o:ole="">
+                <v:shape id="_x0000_i1131" type="#_x0000_t75" style="width:23.35pt;height:18.8pt" o:ole="">
                   <v:imagedata r:id="rId183" o:title=""/>
                 </v:shape>
-                <o:OLEObject Type="Embed" ProgID="Equation.DSMT4" ShapeID="_x0000_i1133" DrawAspect="Content" ObjectID="_1852714878" r:id="rId184"/>
+                <o:OLEObject Type="Embed" ProgID="Equation.DSMT4" ShapeID="_x0000_i1131" DrawAspect="Content" ObjectID="_1853299035" r:id="rId184"/>
               </w:object>
             </w:r>
           </w:p>
@@ -12373,10 +12373,10 @@
                 <w:position w:val="-4"/>
               </w:rPr>
               <w:object w:dxaOrig="260" w:dyaOrig="260" w14:anchorId="1685B05D">
-                <v:shape id="_x0000_i1134" type="#_x0000_t75" style="width:16.7pt;height:12pt" o:ole="">
+                <v:shape id="_x0000_i1132" type="#_x0000_t75" style="width:16.85pt;height:11.7pt" o:ole="">
                   <v:imagedata r:id="rId139" o:title=""/>
                 </v:shape>
-                <o:OLEObject Type="Embed" ProgID="Equation.DSMT4" ShapeID="_x0000_i1134" DrawAspect="Content" ObjectID="_1852714879" r:id="rId185"/>
+                <o:OLEObject Type="Embed" ProgID="Equation.DSMT4" ShapeID="_x0000_i1132" DrawAspect="Content" ObjectID="_1853299036" r:id="rId185"/>
               </w:object>
             </w:r>
           </w:p>
@@ -12444,10 +12444,10 @@
                 <w:position w:val="-12"/>
               </w:rPr>
               <w:object w:dxaOrig="480" w:dyaOrig="360" w14:anchorId="77F27F83">
-                <v:shape id="_x0000_i1135" type="#_x0000_t75" style="width:23.55pt;height:17.55pt" o:ole="">
+                <v:shape id="_x0000_i1133" type="#_x0000_t75" style="width:23.35pt;height:17.5pt" o:ole="">
                   <v:imagedata r:id="rId186" o:title=""/>
                 </v:shape>
-                <o:OLEObject Type="Embed" ProgID="Equation.DSMT4" ShapeID="_x0000_i1135" DrawAspect="Content" ObjectID="_1852714880" r:id="rId187"/>
+                <o:OLEObject Type="Embed" ProgID="Equation.DSMT4" ShapeID="_x0000_i1133" DrawAspect="Content" ObjectID="_1853299037" r:id="rId187"/>
               </w:object>
             </w:r>
           </w:p>
@@ -12492,10 +12492,10 @@
                 <w:position w:val="-4"/>
               </w:rPr>
               <w:object w:dxaOrig="260" w:dyaOrig="260" w14:anchorId="49F86112">
-                <v:shape id="_x0000_i1136" type="#_x0000_t75" style="width:16.7pt;height:12pt" o:ole="">
+                <v:shape id="_x0000_i1134" type="#_x0000_t75" style="width:16.85pt;height:11.7pt" o:ole="">
                   <v:imagedata r:id="rId139" o:title=""/>
                 </v:shape>
-                <o:OLEObject Type="Embed" ProgID="Equation.DSMT4" ShapeID="_x0000_i1136" DrawAspect="Content" ObjectID="_1852714881" r:id="rId188"/>
+                <o:OLEObject Type="Embed" ProgID="Equation.DSMT4" ShapeID="_x0000_i1134" DrawAspect="Content" ObjectID="_1853299038" r:id="rId188"/>
               </w:object>
             </w:r>
           </w:p>
@@ -12563,10 +12563,10 @@
                 <w:position w:val="-12"/>
               </w:rPr>
               <w:object w:dxaOrig="260" w:dyaOrig="360" w14:anchorId="47702EA9">
-                <v:shape id="_x0000_i1137" type="#_x0000_t75" style="width:13.3pt;height:17.55pt" o:ole="">
+                <v:shape id="_x0000_i1135" type="#_x0000_t75" style="width:13.6pt;height:17.5pt" o:ole="">
                   <v:imagedata r:id="rId189" o:title=""/>
                 </v:shape>
-                <o:OLEObject Type="Embed" ProgID="Equation.DSMT4" ShapeID="_x0000_i1137" DrawAspect="Content" ObjectID="_1852714882" r:id="rId190"/>
+                <o:OLEObject Type="Embed" ProgID="Equation.DSMT4" ShapeID="_x0000_i1135" DrawAspect="Content" ObjectID="_1853299039" r:id="rId190"/>
               </w:object>
             </w:r>
           </w:p>
@@ -12613,10 +12613,10 @@
                 <w:position w:val="-4"/>
               </w:rPr>
               <w:object w:dxaOrig="260" w:dyaOrig="260" w14:anchorId="6E8785E0">
-                <v:shape id="_x0000_i1138" type="#_x0000_t75" style="width:16.7pt;height:12pt" o:ole="">
+                <v:shape id="_x0000_i1136" type="#_x0000_t75" style="width:16.85pt;height:11.7pt" o:ole="">
                   <v:imagedata r:id="rId139" o:title=""/>
                 </v:shape>
-                <o:OLEObject Type="Embed" ProgID="Equation.DSMT4" ShapeID="_x0000_i1138" DrawAspect="Content" ObjectID="_1852714883" r:id="rId191"/>
+                <o:OLEObject Type="Embed" ProgID="Equation.DSMT4" ShapeID="_x0000_i1136" DrawAspect="Content" ObjectID="_1853299040" r:id="rId191"/>
               </w:object>
             </w:r>
           </w:p>
@@ -12684,10 +12684,10 @@
                 <w:position w:val="-12"/>
               </w:rPr>
               <w:object w:dxaOrig="560" w:dyaOrig="360" w14:anchorId="68D92832">
-                <v:shape id="_x0000_i1139" type="#_x0000_t75" style="width:27.85pt;height:17.55pt" o:ole="">
+                <v:shape id="_x0000_i1137" type="#_x0000_t75" style="width:27.9pt;height:17.5pt" o:ole="">
                   <v:imagedata r:id="rId192" o:title=""/>
                 </v:shape>
-                <o:OLEObject Type="Embed" ProgID="Equation.DSMT4" ShapeID="_x0000_i1139" DrawAspect="Content" ObjectID="_1852714884" r:id="rId193"/>
+                <o:OLEObject Type="Embed" ProgID="Equation.DSMT4" ShapeID="_x0000_i1137" DrawAspect="Content" ObjectID="_1853299041" r:id="rId193"/>
               </w:object>
             </w:r>
           </w:p>
@@ -12734,10 +12734,10 @@
                 <w:position w:val="-4"/>
               </w:rPr>
               <w:object w:dxaOrig="260" w:dyaOrig="260" w14:anchorId="21F2CA1A">
-                <v:shape id="_x0000_i1140" type="#_x0000_t75" style="width:16.7pt;height:12pt" o:ole="">
+                <v:shape id="_x0000_i1138" type="#_x0000_t75" style="width:16.85pt;height:11.7pt" o:ole="">
                   <v:imagedata r:id="rId139" o:title=""/>
                 </v:shape>
-                <o:OLEObject Type="Embed" ProgID="Equation.DSMT4" ShapeID="_x0000_i1140" DrawAspect="Content" ObjectID="_1852714885" r:id="rId194"/>
+                <o:OLEObject Type="Embed" ProgID="Equation.DSMT4" ShapeID="_x0000_i1138" DrawAspect="Content" ObjectID="_1853299042" r:id="rId194"/>
               </w:object>
             </w:r>
           </w:p>
@@ -13588,6 +13588,48 @@
       </w:r>
     </w:p>
     <w:p>
+      <w:commentRangeStart w:id="20"/>
+      <w:proofErr w:type="spellStart"/>
+      <w:r>
+        <w:t>Imprecision</w:t>
+      </w:r>
+      <w:proofErr w:type="spellEnd"/>
+      <w:r>
+        <w:t xml:space="preserve"> sur la </w:t>
+      </w:r>
+      <w:proofErr w:type="spellStart"/>
+      <w:r>
+        <w:t>sequence</w:t>
+      </w:r>
+      <w:proofErr w:type="spellEnd"/>
+      <w:r>
+        <w:t xml:space="preserve"> d’</w:t>
+      </w:r>
+      <w:proofErr w:type="spellStart"/>
+      <w:r>
+        <w:t>evenements</w:t>
+      </w:r>
+      <w:proofErr w:type="spellEnd"/>
+      <w:r>
+        <w:t xml:space="preserve"> (certaines actions) n’ont pas été </w:t>
+      </w:r>
+      <w:proofErr w:type="spellStart"/>
+      <w:r>
+        <w:t>prevu</w:t>
+      </w:r>
+      <w:proofErr w:type="spellEnd"/>
+      <w:r>
+        <w:t>. Voir ….</w:t>
+      </w:r>
+      <w:commentRangeEnd w:id="20"/>
+      <w:r>
+        <w:rPr>
+          <w:rStyle w:val="Marquedecommentaire"/>
+        </w:rPr>
+        <w:commentReference w:id="20"/>
+      </w:r>
+    </w:p>
+    <w:p>
       <w:pPr>
         <w:pStyle w:val="Titre1"/>
         <w:rPr>
@@ -13802,7 +13844,7 @@
           <w:lang w:eastAsia="fr-CM"/>
         </w:rPr>
       </w:pPr>
-      <w:bookmarkStart w:id="20" w:name="_Ref239178075"/>
+      <w:bookmarkStart w:id="21" w:name="_Ref239178075"/>
       <w:r>
         <w:rPr>
           <w:rFonts w:eastAsia="Times New Roman"/>
@@ -13817,7 +13859,7 @@
         </w:rPr>
         <w:t>eviations from the original model</w:t>
       </w:r>
-      <w:bookmarkEnd w:id="20"/>
+      <w:bookmarkEnd w:id="21"/>
     </w:p>
     <w:p>
       <w:pPr>
@@ -13910,10 +13952,10 @@
           <w:position w:val="-4"/>
         </w:rPr>
         <w:object w:dxaOrig="200" w:dyaOrig="200" w14:anchorId="465EE109">
-          <v:shape id="_x0000_i1141" type="#_x0000_t75" style="width:10.3pt;height:10.3pt" o:ole="">
+          <v:shape id="_x0000_i1139" type="#_x0000_t75" style="width:10.4pt;height:10.4pt" o:ole="">
             <v:imagedata r:id="rId195" o:title=""/>
           </v:shape>
-          <o:OLEObject Type="Embed" ProgID="Equation.DSMT4" ShapeID="_x0000_i1141" DrawAspect="Content" ObjectID="_1852714886" r:id="rId196"/>
+          <o:OLEObject Type="Embed" ProgID="Equation.DSMT4" ShapeID="_x0000_i1139" DrawAspect="Content" ObjectID="_1853299043" r:id="rId196"/>
         </w:object>
       </w:r>
       <w:r>
@@ -13933,10 +13975,10 @@
           <w:position w:val="-6"/>
         </w:rPr>
         <w:object w:dxaOrig="200" w:dyaOrig="279" w14:anchorId="1DAFB371">
-          <v:shape id="_x0000_i1142" type="#_x0000_t75" style="width:10.3pt;height:14.15pt" o:ole="">
+          <v:shape id="_x0000_i1140" type="#_x0000_t75" style="width:10.4pt;height:14.25pt" o:ole="">
             <v:imagedata r:id="rId197" o:title=""/>
           </v:shape>
-          <o:OLEObject Type="Embed" ProgID="Equation.DSMT4" ShapeID="_x0000_i1142" DrawAspect="Content" ObjectID="_1852714887" r:id="rId198"/>
+          <o:OLEObject Type="Embed" ProgID="Equation.DSMT4" ShapeID="_x0000_i1140" DrawAspect="Content" ObjectID="_1853299044" r:id="rId198"/>
         </w:object>
       </w:r>
       <w:r>
@@ -13964,10 +14006,10 @@
           <w:position w:val="-4"/>
         </w:rPr>
         <w:object w:dxaOrig="200" w:dyaOrig="200" w14:anchorId="7D369F3F">
-          <v:shape id="_x0000_i1143" type="#_x0000_t75" style="width:10.3pt;height:10.3pt" o:ole="">
+          <v:shape id="_x0000_i1141" type="#_x0000_t75" style="width:10.4pt;height:10.4pt" o:ole="">
             <v:imagedata r:id="rId199" o:title=""/>
           </v:shape>
-          <o:OLEObject Type="Embed" ProgID="Equation.DSMT4" ShapeID="_x0000_i1143" DrawAspect="Content" ObjectID="_1852714888" r:id="rId200"/>
+          <o:OLEObject Type="Embed" ProgID="Equation.DSMT4" ShapeID="_x0000_i1141" DrawAspect="Content" ObjectID="_1853299045" r:id="rId200"/>
         </w:object>
       </w:r>
       <w:r>
@@ -14014,10 +14056,10 @@
           <w:lang w:eastAsia="fr-CM"/>
         </w:rPr>
         <w:object w:dxaOrig="380" w:dyaOrig="279" w14:anchorId="61EA464F">
-          <v:shape id="_x0000_i1144" type="#_x0000_t75" style="width:18.85pt;height:14.15pt" o:ole="">
+          <v:shape id="_x0000_i1142" type="#_x0000_t75" style="width:18.8pt;height:14.25pt" o:ole="">
             <v:imagedata r:id="rId201" o:title=""/>
           </v:shape>
-          <o:OLEObject Type="Embed" ProgID="Equation.DSMT4" ShapeID="_x0000_i1144" DrawAspect="Content" ObjectID="_1852714889" r:id="rId202"/>
+          <o:OLEObject Type="Embed" ProgID="Equation.DSMT4" ShapeID="_x0000_i1142" DrawAspect="Content" ObjectID="_1853299046" r:id="rId202"/>
         </w:object>
       </w:r>
       <w:r>
@@ -14031,10 +14073,10 @@
           <w:position w:val="-10"/>
         </w:rPr>
         <w:object w:dxaOrig="200" w:dyaOrig="300" w14:anchorId="739831DE">
-          <v:shape id="_x0000_i1145" type="#_x0000_t75" style="width:10.3pt;height:15pt" o:ole="">
+          <v:shape id="_x0000_i1143" type="#_x0000_t75" style="width:10.4pt;height:14.9pt" o:ole="">
             <v:imagedata r:id="rId203" o:title=""/>
           </v:shape>
-          <o:OLEObject Type="Embed" ProgID="Equation.DSMT4" ShapeID="_x0000_i1145" DrawAspect="Content" ObjectID="_1852714890" r:id="rId204"/>
+          <o:OLEObject Type="Embed" ProgID="Equation.DSMT4" ShapeID="_x0000_i1143" DrawAspect="Content" ObjectID="_1853299047" r:id="rId204"/>
         </w:object>
       </w:r>
       <w:r>
@@ -14087,10 +14129,10 @@
           <w:position w:val="-12"/>
         </w:rPr>
         <w:object w:dxaOrig="260" w:dyaOrig="360" w14:anchorId="0CAE26FE">
-          <v:shape id="_x0000_i1146" type="#_x0000_t75" style="width:12.85pt;height:17.55pt" o:ole="">
+          <v:shape id="_x0000_i1144" type="#_x0000_t75" style="width:12.95pt;height:17.5pt" o:ole="">
             <v:imagedata r:id="rId205" o:title=""/>
           </v:shape>
-          <o:OLEObject Type="Embed" ProgID="Equation.DSMT4" ShapeID="_x0000_i1146" DrawAspect="Content" ObjectID="_1852714891" r:id="rId206"/>
+          <o:OLEObject Type="Embed" ProgID="Equation.DSMT4" ShapeID="_x0000_i1144" DrawAspect="Content" ObjectID="_1853299048" r:id="rId206"/>
         </w:object>
       </w:r>
       <w:r>
@@ -14104,10 +14146,10 @@
           <w:position w:val="-12"/>
         </w:rPr>
         <w:object w:dxaOrig="279" w:dyaOrig="380" w14:anchorId="22E7BF57">
-          <v:shape id="_x0000_i1147" type="#_x0000_t75" style="width:14.15pt;height:18.85pt" o:ole="">
+          <v:shape id="_x0000_i1145" type="#_x0000_t75" style="width:14.25pt;height:18.8pt" o:ole="">
             <v:imagedata r:id="rId207" o:title=""/>
           </v:shape>
-          <o:OLEObject Type="Embed" ProgID="Equation.DSMT4" ShapeID="_x0000_i1147" DrawAspect="Content" ObjectID="_1852714892" r:id="rId208"/>
+          <o:OLEObject Type="Embed" ProgID="Equation.DSMT4" ShapeID="_x0000_i1145" DrawAspect="Content" ObjectID="_1853299049" r:id="rId208"/>
         </w:object>
       </w:r>
       <w:r>
@@ -14129,10 +14171,10 @@
           <w:position w:val="-12"/>
         </w:rPr>
         <w:object w:dxaOrig="260" w:dyaOrig="360" w14:anchorId="0D7B9160">
-          <v:shape id="_x0000_i1148" type="#_x0000_t75" style="width:12.85pt;height:17.55pt" o:ole="">
+          <v:shape id="_x0000_i1146" type="#_x0000_t75" style="width:12.95pt;height:17.5pt" o:ole="">
             <v:imagedata r:id="rId209" o:title=""/>
           </v:shape>
-          <o:OLEObject Type="Embed" ProgID="Equation.DSMT4" ShapeID="_x0000_i1148" DrawAspect="Content" ObjectID="_1852714893" r:id="rId210"/>
+          <o:OLEObject Type="Embed" ProgID="Equation.DSMT4" ShapeID="_x0000_i1146" DrawAspect="Content" ObjectID="_1853299050" r:id="rId210"/>
         </w:object>
       </w:r>
       <w:r>
@@ -14146,10 +14188,10 @@
           <w:position w:val="-12"/>
         </w:rPr>
         <w:object w:dxaOrig="300" w:dyaOrig="380" w14:anchorId="5884BE54">
-          <v:shape id="_x0000_i1149" type="#_x0000_t75" style="width:15pt;height:18.85pt" o:ole="">
+          <v:shape id="_x0000_i1147" type="#_x0000_t75" style="width:14.9pt;height:18.8pt" o:ole="">
             <v:imagedata r:id="rId211" o:title=""/>
           </v:shape>
-          <o:OLEObject Type="Embed" ProgID="Equation.DSMT4" ShapeID="_x0000_i1149" DrawAspect="Content" ObjectID="_1852714894" r:id="rId212"/>
+          <o:OLEObject Type="Embed" ProgID="Equation.DSMT4" ShapeID="_x0000_i1147" DrawAspect="Content" ObjectID="_1853299051" r:id="rId212"/>
         </w:object>
       </w:r>
       <w:r>
@@ -14171,10 +14213,10 @@
           <w:position w:val="-12"/>
         </w:rPr>
         <w:object w:dxaOrig="240" w:dyaOrig="360" w14:anchorId="54DDEFE9">
-          <v:shape id="_x0000_i1150" type="#_x0000_t75" style="width:12pt;height:17.55pt" o:ole="">
+          <v:shape id="_x0000_i1148" type="#_x0000_t75" style="width:12.3pt;height:17.5pt" o:ole="">
             <v:imagedata r:id="rId213" o:title=""/>
           </v:shape>
-          <o:OLEObject Type="Embed" ProgID="Equation.DSMT4" ShapeID="_x0000_i1150" DrawAspect="Content" ObjectID="_1852714895" r:id="rId214"/>
+          <o:OLEObject Type="Embed" ProgID="Equation.DSMT4" ShapeID="_x0000_i1148" DrawAspect="Content" ObjectID="_1853299052" r:id="rId214"/>
         </w:object>
       </w:r>
       <w:r>
@@ -14188,10 +14230,10 @@
           <w:position w:val="-12"/>
         </w:rPr>
         <w:object w:dxaOrig="279" w:dyaOrig="380" w14:anchorId="6149AE2F">
-          <v:shape id="_x0000_i1151" type="#_x0000_t75" style="width:14.15pt;height:18.85pt" o:ole="">
+          <v:shape id="_x0000_i1149" type="#_x0000_t75" style="width:14.25pt;height:18.8pt" o:ole="">
             <v:imagedata r:id="rId215" o:title=""/>
           </v:shape>
-          <o:OLEObject Type="Embed" ProgID="Equation.DSMT4" ShapeID="_x0000_i1151" DrawAspect="Content" ObjectID="_1852714896" r:id="rId216"/>
+          <o:OLEObject Type="Embed" ProgID="Equation.DSMT4" ShapeID="_x0000_i1149" DrawAspect="Content" ObjectID="_1853299053" r:id="rId216"/>
         </w:object>
       </w:r>
       <w:r>
@@ -14213,10 +14255,10 @@
           <w:position w:val="-12"/>
         </w:rPr>
         <w:object w:dxaOrig="260" w:dyaOrig="360" w14:anchorId="044E5E1C">
-          <v:shape id="_x0000_i1152" type="#_x0000_t75" style="width:12.85pt;height:17.55pt" o:ole="">
+          <v:shape id="_x0000_i1150" type="#_x0000_t75" style="width:12.95pt;height:17.5pt" o:ole="">
             <v:imagedata r:id="rId217" o:title=""/>
           </v:shape>
-          <o:OLEObject Type="Embed" ProgID="Equation.DSMT4" ShapeID="_x0000_i1152" DrawAspect="Content" ObjectID="_1852714897" r:id="rId218"/>
+          <o:OLEObject Type="Embed" ProgID="Equation.DSMT4" ShapeID="_x0000_i1150" DrawAspect="Content" ObjectID="_1853299054" r:id="rId218"/>
         </w:object>
       </w:r>
       <w:r>
@@ -14230,10 +14272,10 @@
           <w:position w:val="-12"/>
         </w:rPr>
         <w:object w:dxaOrig="340" w:dyaOrig="380" w14:anchorId="4D7CFE76">
-          <v:shape id="_x0000_i1153" type="#_x0000_t75" style="width:16.7pt;height:18.85pt" o:ole="">
+          <v:shape id="_x0000_i1151" type="#_x0000_t75" style="width:16.85pt;height:18.8pt" o:ole="">
             <v:imagedata r:id="rId219" o:title=""/>
           </v:shape>
-          <o:OLEObject Type="Embed" ProgID="Equation.DSMT4" ShapeID="_x0000_i1153" DrawAspect="Content" ObjectID="_1852714898" r:id="rId220"/>
+          <o:OLEObject Type="Embed" ProgID="Equation.DSMT4" ShapeID="_x0000_i1151" DrawAspect="Content" ObjectID="_1853299055" r:id="rId220"/>
         </w:object>
       </w:r>
       <w:r>
@@ -14316,10 +14358,10 @@
           <w:position w:val="-4"/>
         </w:rPr>
         <w:object w:dxaOrig="240" w:dyaOrig="260" w14:anchorId="2C2CE939">
-          <v:shape id="_x0000_i1154" type="#_x0000_t75" style="width:12pt;height:12.85pt" o:ole="">
+          <v:shape id="_x0000_i1152" type="#_x0000_t75" style="width:12.3pt;height:12.95pt" o:ole="">
             <v:imagedata r:id="rId221" o:title=""/>
           </v:shape>
-          <o:OLEObject Type="Embed" ProgID="Equation.DSMT4" ShapeID="_x0000_i1154" DrawAspect="Content" ObjectID="_1852714899" r:id="rId222"/>
+          <o:OLEObject Type="Embed" ProgID="Equation.DSMT4" ShapeID="_x0000_i1152" DrawAspect="Content" ObjectID="_1853299056" r:id="rId222"/>
         </w:object>
       </w:r>
       <w:r>
@@ -14333,10 +14375,10 @@
           <w:position w:val="-4"/>
         </w:rPr>
         <w:object w:dxaOrig="240" w:dyaOrig="260" w14:anchorId="7EEFF510">
-          <v:shape id="_x0000_i1155" type="#_x0000_t75" style="width:12pt;height:12.85pt" o:ole="">
+          <v:shape id="_x0000_i1153" type="#_x0000_t75" style="width:12.3pt;height:12.95pt" o:ole="">
             <v:imagedata r:id="rId223" o:title=""/>
           </v:shape>
-          <o:OLEObject Type="Embed" ProgID="Equation.DSMT4" ShapeID="_x0000_i1155" DrawAspect="Content" ObjectID="_1852714900" r:id="rId224"/>
+          <o:OLEObject Type="Embed" ProgID="Equation.DSMT4" ShapeID="_x0000_i1153" DrawAspect="Content" ObjectID="_1853299057" r:id="rId224"/>
         </w:object>
       </w:r>
       <w:r>
@@ -14358,10 +14400,10 @@
           <w:position w:val="-4"/>
         </w:rPr>
         <w:object w:dxaOrig="240" w:dyaOrig="260" w14:anchorId="5289F89A">
-          <v:shape id="_x0000_i1156" type="#_x0000_t75" style="width:12pt;height:12.85pt" o:ole="">
+          <v:shape id="_x0000_i1154" type="#_x0000_t75" style="width:12.3pt;height:12.95pt" o:ole="">
             <v:imagedata r:id="rId225" o:title=""/>
           </v:shape>
-          <o:OLEObject Type="Embed" ProgID="Equation.DSMT4" ShapeID="_x0000_i1156" DrawAspect="Content" ObjectID="_1852714901" r:id="rId226"/>
+          <o:OLEObject Type="Embed" ProgID="Equation.DSMT4" ShapeID="_x0000_i1154" DrawAspect="Content" ObjectID="_1853299058" r:id="rId226"/>
         </w:object>
       </w:r>
       <w:r>
@@ -14384,10 +14426,10 @@
           <w:lang w:eastAsia="fr-CM"/>
         </w:rPr>
         <w:object w:dxaOrig="360" w:dyaOrig="279" w14:anchorId="30077168">
-          <v:shape id="_x0000_i1157" type="#_x0000_t75" style="width:17.55pt;height:14.15pt" o:ole="">
+          <v:shape id="_x0000_i1155" type="#_x0000_t75" style="width:17.5pt;height:14.25pt" o:ole="">
             <v:imagedata r:id="rId227" o:title=""/>
           </v:shape>
-          <o:OLEObject Type="Embed" ProgID="Equation.DSMT4" ShapeID="_x0000_i1157" DrawAspect="Content" ObjectID="_1852714902" r:id="rId228"/>
+          <o:OLEObject Type="Embed" ProgID="Equation.DSMT4" ShapeID="_x0000_i1155" DrawAspect="Content" ObjectID="_1853299059" r:id="rId228"/>
         </w:object>
       </w:r>
       <w:r>
@@ -14409,10 +14451,10 @@
           <w:position w:val="-6"/>
         </w:rPr>
         <w:object w:dxaOrig="240" w:dyaOrig="279" w14:anchorId="7EB9B4CD">
-          <v:shape id="_x0000_i1158" type="#_x0000_t75" style="width:12pt;height:14.15pt" o:ole="">
+          <v:shape id="_x0000_i1156" type="#_x0000_t75" style="width:12.3pt;height:14.25pt" o:ole="">
             <v:imagedata r:id="rId229" o:title=""/>
           </v:shape>
-          <o:OLEObject Type="Embed" ProgID="Equation.DSMT4" ShapeID="_x0000_i1158" DrawAspect="Content" ObjectID="_1852714903" r:id="rId230"/>
+          <o:OLEObject Type="Embed" ProgID="Equation.DSMT4" ShapeID="_x0000_i1156" DrawAspect="Content" ObjectID="_1853299060" r:id="rId230"/>
         </w:object>
       </w:r>
       <w:r>
@@ -14446,10 +14488,10 @@
           <w:position w:val="-6"/>
         </w:rPr>
         <w:object w:dxaOrig="400" w:dyaOrig="279" w14:anchorId="0B7296CB">
-          <v:shape id="_x0000_i1159" type="#_x0000_t75" style="width:20.55pt;height:14.15pt" o:ole="">
+          <v:shape id="_x0000_i1157" type="#_x0000_t75" style="width:20.75pt;height:14.25pt" o:ole="">
             <v:imagedata r:id="rId231" o:title=""/>
           </v:shape>
-          <o:OLEObject Type="Embed" ProgID="Equation.DSMT4" ShapeID="_x0000_i1159" DrawAspect="Content" ObjectID="_1852714904" r:id="rId232"/>
+          <o:OLEObject Type="Embed" ProgID="Equation.DSMT4" ShapeID="_x0000_i1157" DrawAspect="Content" ObjectID="_1853299061" r:id="rId232"/>
         </w:object>
       </w:r>
       <w:r>
@@ -14471,10 +14513,10 @@
           <w:position w:val="-4"/>
         </w:rPr>
         <w:object w:dxaOrig="400" w:dyaOrig="260" w14:anchorId="304DA1F9">
-          <v:shape id="_x0000_i1160" type="#_x0000_t75" style="width:20.55pt;height:12.85pt" o:ole="">
+          <v:shape id="_x0000_i1158" type="#_x0000_t75" style="width:20.75pt;height:12.95pt" o:ole="">
             <v:imagedata r:id="rId233" o:title=""/>
           </v:shape>
-          <o:OLEObject Type="Embed" ProgID="Equation.DSMT4" ShapeID="_x0000_i1160" DrawAspect="Content" ObjectID="_1852714905" r:id="rId234"/>
+          <o:OLEObject Type="Embed" ProgID="Equation.DSMT4" ShapeID="_x0000_i1158" DrawAspect="Content" ObjectID="_1853299062" r:id="rId234"/>
         </w:object>
       </w:r>
       <w:r>
@@ -14488,10 +14530,10 @@
           <w:position w:val="-6"/>
         </w:rPr>
         <w:object w:dxaOrig="540" w:dyaOrig="279" w14:anchorId="11193066">
-          <v:shape id="_x0000_i1161" type="#_x0000_t75" style="width:27pt;height:14.15pt" o:ole="">
+          <v:shape id="_x0000_i1159" type="#_x0000_t75" style="width:27.25pt;height:14.25pt" o:ole="">
             <v:imagedata r:id="rId235" o:title=""/>
           </v:shape>
-          <o:OLEObject Type="Embed" ProgID="Equation.DSMT4" ShapeID="_x0000_i1161" DrawAspect="Content" ObjectID="_1852714906" r:id="rId236"/>
+          <o:OLEObject Type="Embed" ProgID="Equation.DSMT4" ShapeID="_x0000_i1159" DrawAspect="Content" ObjectID="_1853299063" r:id="rId236"/>
         </w:object>
       </w:r>
       <w:r>
@@ -14527,10 +14569,10 @@
           <w:position w:val="-4"/>
         </w:rPr>
         <w:object w:dxaOrig="279" w:dyaOrig="260" w14:anchorId="32CCCDDE">
-          <v:shape id="_x0000_i1162" type="#_x0000_t75" style="width:14.15pt;height:12.85pt" o:ole="">
+          <v:shape id="_x0000_i1160" type="#_x0000_t75" style="width:14.25pt;height:12.95pt" o:ole="">
             <v:imagedata r:id="rId237" o:title=""/>
           </v:shape>
-          <o:OLEObject Type="Embed" ProgID="Equation.DSMT4" ShapeID="_x0000_i1162" DrawAspect="Content" ObjectID="_1852714907" r:id="rId238"/>
+          <o:OLEObject Type="Embed" ProgID="Equation.DSMT4" ShapeID="_x0000_i1160" DrawAspect="Content" ObjectID="_1853299064" r:id="rId238"/>
         </w:object>
       </w:r>
       <w:r>
@@ -14552,10 +14594,10 @@
           <w:position w:val="-4"/>
         </w:rPr>
         <w:object w:dxaOrig="260" w:dyaOrig="260" w14:anchorId="35E53E44">
-          <v:shape id="_x0000_i1163" type="#_x0000_t75" style="width:12.85pt;height:12.85pt" o:ole="">
+          <v:shape id="_x0000_i1161" type="#_x0000_t75" style="width:12.95pt;height:12.95pt" o:ole="">
             <v:imagedata r:id="rId239" o:title=""/>
           </v:shape>
-          <o:OLEObject Type="Embed" ProgID="Equation.DSMT4" ShapeID="_x0000_i1163" DrawAspect="Content" ObjectID="_1852714908" r:id="rId240"/>
+          <o:OLEObject Type="Embed" ProgID="Equation.DSMT4" ShapeID="_x0000_i1161" DrawAspect="Content" ObjectID="_1853299065" r:id="rId240"/>
         </w:object>
       </w:r>
       <w:r>
@@ -14577,10 +14619,10 @@
           <w:position w:val="-4"/>
         </w:rPr>
         <w:object w:dxaOrig="240" w:dyaOrig="260" w14:anchorId="3CDDBF8D">
-          <v:shape id="_x0000_i1164" type="#_x0000_t75" style="width:12pt;height:12.85pt" o:ole="">
+          <v:shape id="_x0000_i1162" type="#_x0000_t75" style="width:12.3pt;height:12.95pt" o:ole="">
             <v:imagedata r:id="rId241" o:title=""/>
           </v:shape>
-          <o:OLEObject Type="Embed" ProgID="Equation.DSMT4" ShapeID="_x0000_i1164" DrawAspect="Content" ObjectID="_1852714909" r:id="rId242"/>
+          <o:OLEObject Type="Embed" ProgID="Equation.DSMT4" ShapeID="_x0000_i1162" DrawAspect="Content" ObjectID="_1853299066" r:id="rId242"/>
         </w:object>
       </w:r>
       <w:r>
@@ -14602,10 +14644,10 @@
           <w:position w:val="-6"/>
         </w:rPr>
         <w:object w:dxaOrig="260" w:dyaOrig="279" w14:anchorId="611F9B55">
-          <v:shape id="_x0000_i1165" type="#_x0000_t75" style="width:12.85pt;height:14.15pt" o:ole="">
+          <v:shape id="_x0000_i1163" type="#_x0000_t75" style="width:12.95pt;height:14.25pt" o:ole="">
             <v:imagedata r:id="rId243" o:title=""/>
           </v:shape>
-          <o:OLEObject Type="Embed" ProgID="Equation.DSMT4" ShapeID="_x0000_i1165" DrawAspect="Content" ObjectID="_1852714910" r:id="rId244"/>
+          <o:OLEObject Type="Embed" ProgID="Equation.DSMT4" ShapeID="_x0000_i1163" DrawAspect="Content" ObjectID="_1853299067" r:id="rId244"/>
         </w:object>
       </w:r>
       <w:r>
@@ -14627,10 +14669,10 @@
           <w:position w:val="-6"/>
         </w:rPr>
         <w:object w:dxaOrig="380" w:dyaOrig="279" w14:anchorId="70A17706">
-          <v:shape id="_x0000_i1166" type="#_x0000_t75" style="width:18.85pt;height:14.15pt" o:ole="">
+          <v:shape id="_x0000_i1164" type="#_x0000_t75" style="width:18.8pt;height:14.25pt" o:ole="">
             <v:imagedata r:id="rId245" o:title=""/>
           </v:shape>
-          <o:OLEObject Type="Embed" ProgID="Equation.DSMT4" ShapeID="_x0000_i1166" DrawAspect="Content" ObjectID="_1852714911" r:id="rId246"/>
+          <o:OLEObject Type="Embed" ProgID="Equation.DSMT4" ShapeID="_x0000_i1164" DrawAspect="Content" ObjectID="_1853299068" r:id="rId246"/>
         </w:object>
       </w:r>
       <w:r>
@@ -14665,10 +14707,10 @@
           <w:position w:val="-6"/>
         </w:rPr>
         <w:object w:dxaOrig="200" w:dyaOrig="220" w14:anchorId="47B83D54">
-          <v:shape id="_x0000_i1167" type="#_x0000_t75" style="width:10.3pt;height:11.15pt" o:ole="">
+          <v:shape id="_x0000_i1165" type="#_x0000_t75" style="width:10.4pt;height:11.05pt" o:ole="">
             <v:imagedata r:id="rId247" o:title=""/>
           </v:shape>
-          <o:OLEObject Type="Embed" ProgID="Equation.DSMT4" ShapeID="_x0000_i1167" DrawAspect="Content" ObjectID="_1852714912" r:id="rId248"/>
+          <o:OLEObject Type="Embed" ProgID="Equation.DSMT4" ShapeID="_x0000_i1165" DrawAspect="Content" ObjectID="_1853299069" r:id="rId248"/>
         </w:object>
       </w:r>
       <w:r>
@@ -14682,10 +14724,10 @@
           <w:position w:val="-6"/>
         </w:rPr>
         <w:object w:dxaOrig="300" w:dyaOrig="320" w14:anchorId="1C78DCDE">
-          <v:shape id="_x0000_i1168" type="#_x0000_t75" style="width:15pt;height:15.85pt" o:ole="">
+          <v:shape id="_x0000_i1166" type="#_x0000_t75" style="width:14.9pt;height:15.55pt" o:ole="">
             <v:imagedata r:id="rId249" o:title=""/>
           </v:shape>
-          <o:OLEObject Type="Embed" ProgID="Equation.DSMT4" ShapeID="_x0000_i1168" DrawAspect="Content" ObjectID="_1852714913" r:id="rId250"/>
+          <o:OLEObject Type="Embed" ProgID="Equation.DSMT4" ShapeID="_x0000_i1166" DrawAspect="Content" ObjectID="_1853299070" r:id="rId250"/>
         </w:object>
       </w:r>
       <w:r>
@@ -14730,249 +14772,294 @@
     <w:p>
       <w:pPr>
         <w:pStyle w:val="Titre3"/>
-      </w:pPr>
-      <w:r>
-        <w:t>Complement au</w:t>
-      </w:r>
-      <w:r>
-        <w:t>x</w:t>
-      </w:r>
-      <w:r>
+        <w:rPr>
+          <w:lang w:val="fr-CM"/>
+        </w:rPr>
+      </w:pPr>
+      <w:proofErr w:type="spellStart"/>
+      <w:r>
+        <w:rPr>
+          <w:lang w:val="fr-CM"/>
+        </w:rPr>
+        <w:t>Complement</w:t>
+      </w:r>
+      <w:proofErr w:type="spellEnd"/>
+      <w:r>
+        <w:rPr>
+          <w:lang w:val="fr-CM"/>
+        </w:rPr>
+        <w:t xml:space="preserve"> aux </w:t>
+      </w:r>
+      <w:proofErr w:type="spellStart"/>
+      <w:r>
+        <w:rPr>
+          <w:lang w:val="fr-CM"/>
+        </w:rPr>
+        <w:t>ambiguites</w:t>
+      </w:r>
+      <w:proofErr w:type="spellEnd"/>
+      <w:r>
+        <w:rPr>
+          <w:lang w:val="fr-CM"/>
+        </w:rPr>
         <w:t xml:space="preserve"> </w:t>
       </w:r>
+      <w:r>
+        <w:rPr>
+          <w:lang w:val="fr-CM"/>
+        </w:rPr>
+        <w:t>sur l</w:t>
+      </w:r>
+      <w:r>
+        <w:rPr>
+          <w:lang w:val="fr-CM"/>
+        </w:rPr>
+        <w:t xml:space="preserve">a </w:t>
+      </w:r>
       <w:proofErr w:type="spellStart"/>
       <w:r>
-        <w:t>ambiguites</w:t>
+        <w:rPr>
+          <w:lang w:val="fr-CM"/>
+        </w:rPr>
+        <w:t>comptabilite</w:t>
       </w:r>
       <w:proofErr w:type="spellEnd"/>
-      <w:r>
-        <w:t xml:space="preserve"> </w:t>
-      </w:r>
     </w:p>
     <w:p>
-      <w:commentRangeStart w:id="21"/>
+      <w:commentRangeStart w:id="22"/>
       <w:r>
         <w:t xml:space="preserve">Imprécision sur la comptabilité des faillites </w:t>
       </w:r>
-      <w:commentRangeEnd w:id="21"/>
+      <w:commentRangeEnd w:id="22"/>
       <w:r>
         <w:rPr>
           <w:rStyle w:val="Marquedecommentaire"/>
         </w:rPr>
-        <w:commentReference w:id="21"/>
-      </w:r>
+        <w:commentReference w:id="22"/>
+      </w:r>
+    </w:p>
+    <w:p/>
+    <w:p>
+      <w:pPr>
+        <w:pStyle w:val="Titre3"/>
+      </w:pPr>
+      <w:proofErr w:type="spellStart"/>
+      <w:r>
+        <w:lastRenderedPageBreak/>
+        <w:t>Complement</w:t>
+      </w:r>
+      <w:proofErr w:type="spellEnd"/>
+      <w:r>
+        <w:t xml:space="preserve"> aux </w:t>
+      </w:r>
+      <w:proofErr w:type="spellStart"/>
+      <w:r>
+        <w:t>ambiguites</w:t>
+      </w:r>
+      <w:proofErr w:type="spellEnd"/>
+      <w:r>
+        <w:t xml:space="preserve"> sur la </w:t>
+      </w:r>
+      <w:proofErr w:type="spellStart"/>
+      <w:r>
+        <w:t>sequence</w:t>
+      </w:r>
+      <w:proofErr w:type="spellEnd"/>
+      <w:r>
+        <w:t xml:space="preserve"> des </w:t>
+      </w:r>
+      <w:proofErr w:type="spellStart"/>
+      <w:r>
+        <w:t>evenements</w:t>
+      </w:r>
+      <w:proofErr w:type="spellEnd"/>
     </w:p>
     <w:p>
-      <w:pPr>
-        <w:pStyle w:val="Titre2"/>
-      </w:pPr>
-      <w:bookmarkStart w:id="22" w:name="_Ref210594238"/>
-      <w:r>
-        <w:lastRenderedPageBreak/>
-        <w:t>SFC accounting matrices</w:t>
-      </w:r>
-      <w:bookmarkEnd w:id="22"/>
+      <w:r>
+        <w:t xml:space="preserve">pas de </w:t>
+      </w:r>
+      <w:proofErr w:type="spellStart"/>
+      <w:r>
+        <w:t>precision</w:t>
+      </w:r>
+      <w:proofErr w:type="spellEnd"/>
+      <w:r>
+        <w:t xml:space="preserve"> sur les faillites par exemples</w:t>
+      </w:r>
     </w:p>
     <w:p>
       <w:pPr>
-        <w:rPr>
-          <w:lang w:val="en-US"/>
-        </w:rPr>
-      </w:pPr>
-      <w:r>
-        <w:rPr>
-          <w:lang w:val="en-US"/>
-        </w:rPr>
-        <w:t xml:space="preserve">the SFC accounting matrices provide the accounting framework of the original model. This framework </w:t>
-      </w:r>
-      <w:r>
-        <w:rPr>
-          <w:lang w:val="en-US"/>
-        </w:rPr>
-        <w:t xml:space="preserve">links the stocks identified in the section </w:t>
-      </w:r>
-      <w:r>
-        <w:rPr>
-          <w:lang w:val="en-US"/>
-        </w:rPr>
-        <w:fldChar w:fldCharType="begin"/>
-      </w:r>
-      <w:r>
-        <w:rPr>
-          <w:lang w:val="en-US"/>
-        </w:rPr>
-        <w:instrText xml:space="preserve"> REF _Ref239151319 \h </w:instrText>
-      </w:r>
-      <w:r>
-        <w:rPr>
-          <w:lang w:val="en-US"/>
-        </w:rPr>
-      </w:r>
-      <w:r>
-        <w:rPr>
-          <w:lang w:val="en-US"/>
-        </w:rPr>
-        <w:fldChar w:fldCharType="separate"/>
-      </w:r>
-      <w:r>
-        <w:rPr>
-          <w:lang w:val="en-US"/>
-        </w:rPr>
-        <w:t>Entities, State Variables, and Scales</w:t>
-      </w:r>
-      <w:r>
-        <w:rPr>
-          <w:lang w:val="en-US"/>
-        </w:rPr>
-        <w:fldChar w:fldCharType="end"/>
-      </w:r>
-      <w:r>
-        <w:rPr>
-          <w:lang w:val="en-US"/>
-        </w:rPr>
-        <w:t>, with the financial and real transactions and stocks represented in the original model. The following matrices present the representation associated with stocks entities and provide the accounting basis for tracking the stock and flow consistency of this replication.</w:t>
-      </w:r>
-      <w:r>
-        <w:rPr>
-          <w:lang w:val="en-US"/>
-        </w:rPr>
-        <w:t xml:space="preserve"> To build this accounting system which is implicit in the original model, we use work of </w:t>
-      </w:r>
-      <w:r>
-        <w:rPr>
-          <w:lang w:val="en-US"/>
-        </w:rPr>
-        <w:t xml:space="preserve">Godley and Lavoie </w:t>
-      </w:r>
-      <w:r>
-        <w:rPr>
-          <w:lang w:val="en-US"/>
-        </w:rPr>
-        <w:fldChar w:fldCharType="begin"/>
-      </w:r>
-      <w:r>
-        <w:rPr>
-          <w:lang w:val="en-US"/>
-        </w:rPr>
-        <w:instrText xml:space="preserve"> ADDIN ZOTERO_ITEM CSL_CITATION {"citationID":"NKV7T2Ig","properties":{"unsorted":false,"formattedCitation":"(2007)","plainCitation":"(2007)","noteIndex":0},"citationItems":[{"id":2483,"uris":["http://zotero.org/users/6933183/items/CMAVG4ZG"],"itemData":{"id":2483,"type":"book","language":"en","publisher":"Palgrave Macmillan","source":"DOI.org (Crossref)","title":"Monetary Economics: An Integrated Approach to Credit, Money, Income, Production and Wealth","title-short":"Monetary Economics","URL":"http://doi.wiley.com/10.1111/j.1475-4932.2010.00644.x","volume":"86","author":[{"family":"Godley","given":"Wynne"},{"family":"Lavoie","given":"Marc"}],"accessed":{"date-parts":[["2020",12,8]]},"issued":{"date-parts":[["2007"]]}},"suppress-author":true}],"schema":"https://github.com/citation-style-language/schema/raw/master/csl-citation.json"} </w:instrText>
-      </w:r>
-      <w:r>
-        <w:rPr>
-          <w:lang w:val="en-US"/>
-        </w:rPr>
-        <w:fldChar w:fldCharType="separate"/>
-      </w:r>
-      <w:r>
-        <w:rPr>
-          <w:rFonts w:cs="Times New Roman"/>
-          <w:lang w:val="en-US"/>
-        </w:rPr>
-        <w:t>(2007)</w:t>
-      </w:r>
-      <w:r>
-        <w:rPr>
-          <w:lang w:val="en-US"/>
-        </w:rPr>
-        <w:fldChar w:fldCharType="end"/>
-      </w:r>
-      <w:r>
-        <w:rPr>
-          <w:lang w:val="en-US"/>
-        </w:rPr>
-        <w:t xml:space="preserve"> and </w:t>
-      </w:r>
-      <w:proofErr w:type="spellStart"/>
-      <w:r>
-        <w:rPr>
-          <w:lang w:val="en-US"/>
-        </w:rPr>
-        <w:t>Seppecher</w:t>
-      </w:r>
-      <w:proofErr w:type="spellEnd"/>
-      <w:r>
-        <w:rPr>
-          <w:lang w:val="en-US"/>
-        </w:rPr>
-        <w:t xml:space="preserve"> </w:t>
-      </w:r>
-      <w:r>
-        <w:rPr>
-          <w:lang w:val="en-US"/>
-        </w:rPr>
-        <w:fldChar w:fldCharType="begin"/>
-      </w:r>
-      <w:r>
-        <w:rPr>
-          <w:lang w:val="en-US"/>
-        </w:rPr>
-        <w:instrText xml:space="preserve"> ADDIN ZOTERO_ITEM CSL_CITATION {"citationID":"2yRVQl7f","properties":{"unsorted":false,"formattedCitation":"(2011)","plainCitation":"(2011)","noteIndex":0},"citationItems":[{"id":2873,"uris":["http://zotero.org/users/6933183/items/9Y398P8S"],"itemData":{"id":2873,"type":"thesis","genre":"Economies et finances","language":"fr","publisher":"Université Nice Sophia Antipolis","publisher-place":"France","source":"Zotero","title":"Modélisation multi-agents d'une économie monétaire de production: un système dynamique et complexe d'interactions réelles et monétaires entre des agents multiples, hétérogènes, autonomes et concurrents","author":[{"family":"Seppecher","given":"Pascal"}],"issued":{"date-parts":[["2011",12]]}},"suppress-author":true}],"schema":"https://github.com/citation-style-language/schema/raw/master/csl-citation.json"} </w:instrText>
-      </w:r>
-      <w:r>
-        <w:rPr>
-          <w:lang w:val="en-US"/>
-        </w:rPr>
-        <w:fldChar w:fldCharType="separate"/>
-      </w:r>
-      <w:r>
-        <w:rPr>
-          <w:rFonts w:cs="Times New Roman"/>
-          <w:lang w:val="en-US"/>
-        </w:rPr>
-        <w:t>(2011)</w:t>
-      </w:r>
-      <w:r>
-        <w:rPr>
-          <w:lang w:val="en-US"/>
-        </w:rPr>
-        <w:fldChar w:fldCharType="end"/>
-      </w:r>
+        <w:pStyle w:val="Titre2"/>
+      </w:pPr>
+      <w:bookmarkStart w:id="23" w:name="_Ref210594238"/>
+      <w:r>
+        <w:t>SFC accounting matrices</w:t>
+      </w:r>
+      <w:bookmarkEnd w:id="23"/>
     </w:p>
     <w:p>
       <w:pPr>
-        <w:pStyle w:val="Titre3"/>
-      </w:pPr>
-      <w:r>
-        <w:t xml:space="preserve">Balance sheet </w:t>
-      </w:r>
-      <w:r>
-        <w:t>matrix</w:t>
+        <w:rPr>
+          <w:lang w:val="en-US"/>
+        </w:rPr>
+      </w:pPr>
+      <w:r>
+        <w:rPr>
+          <w:lang w:val="en-US"/>
+        </w:rPr>
+        <w:t xml:space="preserve">the SFC accounting matrices provide the accounting framework of the original model. This framework </w:t>
+      </w:r>
+      <w:r>
+        <w:rPr>
+          <w:lang w:val="en-US"/>
+        </w:rPr>
+        <w:t xml:space="preserve">links the stocks identified in the section </w:t>
+      </w:r>
+      <w:r>
+        <w:rPr>
+          <w:lang w:val="en-US"/>
+        </w:rPr>
+        <w:fldChar w:fldCharType="begin"/>
+      </w:r>
+      <w:r>
+        <w:rPr>
+          <w:lang w:val="en-US"/>
+        </w:rPr>
+        <w:instrText xml:space="preserve"> REF _Ref239151319 \h </w:instrText>
+      </w:r>
+      <w:r>
+        <w:rPr>
+          <w:lang w:val="en-US"/>
+        </w:rPr>
+      </w:r>
+      <w:r>
+        <w:rPr>
+          <w:lang w:val="en-US"/>
+        </w:rPr>
+        <w:fldChar w:fldCharType="separate"/>
+      </w:r>
+      <w:r>
+        <w:rPr>
+          <w:lang w:val="en-US"/>
+        </w:rPr>
+        <w:t>Entities, State Variables, and Scales</w:t>
+      </w:r>
+      <w:r>
+        <w:rPr>
+          <w:lang w:val="en-US"/>
+        </w:rPr>
+        <w:fldChar w:fldCharType="end"/>
+      </w:r>
+      <w:r>
+        <w:rPr>
+          <w:lang w:val="en-US"/>
+        </w:rPr>
+        <w:t>, with the financial and real transactions and stocks represented in the original model. The following matrices present the representation associated with stocks entities and provide the accounting basis for tracking the stock and flow consistency of this replication.</w:t>
+      </w:r>
+      <w:r>
+        <w:rPr>
+          <w:lang w:val="en-US"/>
+        </w:rPr>
+        <w:t xml:space="preserve"> To build this accounting system which is implicit in the original model, we use work of </w:t>
+      </w:r>
+      <w:r>
+        <w:rPr>
+          <w:lang w:val="en-US"/>
+        </w:rPr>
+        <w:t xml:space="preserve">Godley and Lavoie </w:t>
+      </w:r>
+      <w:r>
+        <w:rPr>
+          <w:lang w:val="en-US"/>
+        </w:rPr>
+        <w:fldChar w:fldCharType="begin"/>
+      </w:r>
+      <w:r>
+        <w:rPr>
+          <w:lang w:val="en-US"/>
+        </w:rPr>
+        <w:instrText xml:space="preserve"> ADDIN ZOTERO_ITEM CSL_CITATION {"citationID":"NKV7T2Ig","properties":{"unsorted":false,"formattedCitation":"(2007)","plainCitation":"(2007)","noteIndex":0},"citationItems":[{"id":2483,"uris":["http://zotero.org/users/6933183/items/CMAVG4ZG"],"itemData":{"id":2483,"type":"book","language":"en","publisher":"Palgrave Macmillan","source":"DOI.org (Crossref)","title":"Monetary Economics: An Integrated Approach to Credit, Money, Income, Production and Wealth","title-short":"Monetary Economics","URL":"http://doi.wiley.com/10.1111/j.1475-4932.2010.00644.x","volume":"86","author":[{"family":"Godley","given":"Wynne"},{"family":"Lavoie","given":"Marc"}],"accessed":{"date-parts":[["2020",12,8]]},"issued":{"date-parts":[["2007"]]}},"suppress-author":true}],"schema":"https://github.com/citation-style-language/schema/raw/master/csl-citation.json"} </w:instrText>
+      </w:r>
+      <w:r>
+        <w:rPr>
+          <w:lang w:val="en-US"/>
+        </w:rPr>
+        <w:fldChar w:fldCharType="separate"/>
+      </w:r>
+      <w:r>
+        <w:rPr>
+          <w:rFonts w:cs="Times New Roman"/>
+          <w:lang w:val="en-US"/>
+        </w:rPr>
+        <w:t>(2007)</w:t>
+      </w:r>
+      <w:r>
+        <w:rPr>
+          <w:lang w:val="en-US"/>
+        </w:rPr>
+        <w:fldChar w:fldCharType="end"/>
+      </w:r>
+      <w:r>
+        <w:rPr>
+          <w:lang w:val="en-US"/>
+        </w:rPr>
+        <w:t xml:space="preserve"> and </w:t>
+      </w:r>
+      <w:proofErr w:type="spellStart"/>
+      <w:r>
+        <w:rPr>
+          <w:lang w:val="en-US"/>
+        </w:rPr>
+        <w:t>Seppecher</w:t>
+      </w:r>
+      <w:proofErr w:type="spellEnd"/>
+      <w:r>
+        <w:rPr>
+          <w:lang w:val="en-US"/>
+        </w:rPr>
+        <w:t xml:space="preserve"> </w:t>
+      </w:r>
+      <w:r>
+        <w:rPr>
+          <w:lang w:val="en-US"/>
+        </w:rPr>
+        <w:fldChar w:fldCharType="begin"/>
+      </w:r>
+      <w:r>
+        <w:rPr>
+          <w:lang w:val="en-US"/>
+        </w:rPr>
+        <w:instrText xml:space="preserve"> ADDIN ZOTERO_ITEM CSL_CITATION {"citationID":"2yRVQl7f","properties":{"unsorted":false,"formattedCitation":"(2011)","plainCitation":"(2011)","noteIndex":0},"citationItems":[{"id":2873,"uris":["http://zotero.org/users/6933183/items/9Y398P8S"],"itemData":{"id":2873,"type":"thesis","genre":"Economies et finances","language":"fr","publisher":"Université Nice Sophia Antipolis","publisher-place":"France","source":"Zotero","title":"Modélisation multi-agents d'une économie monétaire de production: un système dynamique et complexe d'interactions réelles et monétaires entre des agents multiples, hétérogènes, autonomes et concurrents","author":[{"family":"Seppecher","given":"Pascal"}],"issued":{"date-parts":[["2011",12]]}},"suppress-author":true}],"schema":"https://github.com/citation-style-language/schema/raw/master/csl-citation.json"} </w:instrText>
+      </w:r>
+      <w:r>
+        <w:rPr>
+          <w:lang w:val="en-US"/>
+        </w:rPr>
+        <w:fldChar w:fldCharType="separate"/>
+      </w:r>
+      <w:r>
+        <w:rPr>
+          <w:rFonts w:cs="Times New Roman"/>
+          <w:lang w:val="en-US"/>
+        </w:rPr>
+        <w:t>(2011)</w:t>
+      </w:r>
+      <w:r>
+        <w:rPr>
+          <w:lang w:val="en-US"/>
+        </w:rPr>
+        <w:fldChar w:fldCharType="end"/>
       </w:r>
     </w:p>
     <w:p>
       <w:pPr>
-        <w:rPr>
-          <w:lang w:val="en-US"/>
-        </w:rPr>
-      </w:pPr>
-      <w:r>
-        <w:rPr>
-          <w:lang w:val="en-US"/>
-        </w:rPr>
-        <w:t>T</w:t>
-      </w:r>
-      <w:r>
-        <w:rPr>
-          <w:lang w:val="en-US"/>
-        </w:rPr>
-        <w:t xml:space="preserve">he Balance sheet matrix represent assets and liabilities of each </w:t>
-      </w:r>
-      <w:r>
-        <w:rPr>
-          <w:lang w:val="en-US"/>
-        </w:rPr>
-        <w:t xml:space="preserve">accounting  sector. Accounting sectors correspond to </w:t>
-      </w:r>
-      <w:r>
-        <w:rPr>
-          <w:lang w:val="en-US"/>
-        </w:rPr>
-        <w:t>group of agents</w:t>
-      </w:r>
-      <w:r>
-        <w:rPr>
-          <w:lang w:val="en-US"/>
-        </w:rPr>
-        <w:t xml:space="preserve"> identified in the model. Similarly, assets and liabilities correspond to monetary stocks identified in previous sections. </w:t>
+        <w:pStyle w:val="Titre3"/>
+      </w:pPr>
+      <w:r>
+        <w:t xml:space="preserve">Balance sheet </w:t>
+      </w:r>
+      <w:r>
+        <w:t>matrix</w:t>
       </w:r>
     </w:p>
     <w:p>
@@ -14991,70 +15078,107 @@
         <w:rPr>
           <w:lang w:val="en-US"/>
         </w:rPr>
-        <w:t xml:space="preserve">he </w:t>
-      </w:r>
-      <w:r>
-        <w:rPr>
-          <w:lang w:val="en-US"/>
-        </w:rPr>
-        <w:fldChar w:fldCharType="begin"/>
-      </w:r>
-      <w:r>
-        <w:rPr>
-          <w:lang w:val="en-US"/>
-        </w:rPr>
-        <w:instrText xml:space="preserve"> REF _Ref239152080 \h </w:instrText>
-      </w:r>
-      <w:r>
-        <w:rPr>
-          <w:lang w:val="en-US"/>
-        </w:rPr>
-      </w:r>
-      <w:r>
-        <w:rPr>
-          <w:lang w:val="en-US"/>
-        </w:rPr>
-        <w:fldChar w:fldCharType="separate"/>
-      </w:r>
-      <w:r>
-        <w:rPr>
-          <w:lang w:val="en-US"/>
-        </w:rPr>
-        <w:t xml:space="preserve">Table </w:t>
-      </w:r>
-      <w:r>
-        <w:rPr>
-          <w:noProof/>
-          <w:lang w:val="en-US"/>
-        </w:rPr>
-        <w:t>6</w:t>
-      </w:r>
-      <w:r>
-        <w:rPr>
-          <w:lang w:val="en-US"/>
-        </w:rPr>
-        <w:fldChar w:fldCharType="end"/>
-      </w:r>
-      <w:r>
-        <w:rPr>
-          <w:lang w:val="en-US"/>
-        </w:rPr>
-        <w:t xml:space="preserve"> presents the balance sheet at any period. </w:t>
-      </w:r>
-      <w:r>
-        <w:rPr>
-          <w:lang w:val="en-US"/>
-        </w:rPr>
-        <w:t>It is important to note that Loan entities are recorded in Advances position if they correspond to cash advances of Central Bank, while they are recorded in Loans position if they correspond to credit supplied by bank</w:t>
+        <w:t xml:space="preserve">he Balance sheet matrix represent assets and liabilities of each </w:t>
+      </w:r>
+      <w:r>
+        <w:rPr>
+          <w:lang w:val="en-US"/>
+        </w:rPr>
+        <w:t xml:space="preserve">accounting  sector. Accounting sectors correspond to </w:t>
+      </w:r>
+      <w:r>
+        <w:rPr>
+          <w:lang w:val="en-US"/>
+        </w:rPr>
+        <w:t>group of agents</w:t>
+      </w:r>
+      <w:r>
+        <w:rPr>
+          <w:lang w:val="en-US"/>
+        </w:rPr>
+        <w:t xml:space="preserve"> identified in the model. Similarly, assets and liabilities correspond to monetary stocks identified in previous sections. </w:t>
       </w:r>
     </w:p>
     <w:p>
       <w:pPr>
+        <w:rPr>
+          <w:lang w:val="en-US"/>
+        </w:rPr>
+      </w:pPr>
+      <w:r>
+        <w:rPr>
+          <w:lang w:val="en-US"/>
+        </w:rPr>
+        <w:t>T</w:t>
+      </w:r>
+      <w:r>
+        <w:rPr>
+          <w:lang w:val="en-US"/>
+        </w:rPr>
+        <w:t xml:space="preserve">he </w:t>
+      </w:r>
+      <w:r>
+        <w:rPr>
+          <w:lang w:val="en-US"/>
+        </w:rPr>
+        <w:fldChar w:fldCharType="begin"/>
+      </w:r>
+      <w:r>
+        <w:rPr>
+          <w:lang w:val="en-US"/>
+        </w:rPr>
+        <w:instrText xml:space="preserve"> REF _Ref239152080 \h </w:instrText>
+      </w:r>
+      <w:r>
+        <w:rPr>
+          <w:lang w:val="en-US"/>
+        </w:rPr>
+      </w:r>
+      <w:r>
+        <w:rPr>
+          <w:lang w:val="en-US"/>
+        </w:rPr>
+        <w:fldChar w:fldCharType="separate"/>
+      </w:r>
+      <w:r>
+        <w:rPr>
+          <w:lang w:val="en-US"/>
+        </w:rPr>
+        <w:t xml:space="preserve">Table </w:t>
+      </w:r>
+      <w:r>
+        <w:rPr>
+          <w:noProof/>
+          <w:lang w:val="en-US"/>
+        </w:rPr>
+        <w:t>6</w:t>
+      </w:r>
+      <w:r>
+        <w:rPr>
+          <w:lang w:val="en-US"/>
+        </w:rPr>
+        <w:fldChar w:fldCharType="end"/>
+      </w:r>
+      <w:r>
+        <w:rPr>
+          <w:lang w:val="en-US"/>
+        </w:rPr>
+        <w:t xml:space="preserve"> presents the balance sheet at any period. </w:t>
+      </w:r>
+      <w:r>
+        <w:rPr>
+          <w:lang w:val="en-US"/>
+        </w:rPr>
+        <w:t>It is important to note that Loan entities are recorded in Advances position if they correspond to cash advances of Central Bank, while they are recorded in Loans position if they correspond to credit supplied by bank</w:t>
+      </w:r>
+    </w:p>
+    <w:p>
+      <w:pPr>
         <w:pStyle w:val="Lgende"/>
       </w:pPr>
-      <w:bookmarkStart w:id="23" w:name="_Ref239152080"/>
-      <w:bookmarkStart w:id="24" w:name="_Toc210661571"/>
-      <w:bookmarkStart w:id="25" w:name="_Ref239152074"/>
+      <w:bookmarkStart w:id="24" w:name="_Ref239152080"/>
+      <w:bookmarkStart w:id="25" w:name="_Toc210661571"/>
+      <w:bookmarkStart w:id="26" w:name="_Ref239152074"/>
       <w:r>
         <w:t xml:space="preserve">Table </w:t>
       </w:r>
@@ -15079,7 +15203,7 @@
         </w:rPr>
         <w:fldChar w:fldCharType="end"/>
       </w:r>
-      <w:bookmarkEnd w:id="23"/>
+      <w:bookmarkEnd w:id="24"/>
       <w:r>
         <w:t xml:space="preserve">. </w:t>
       </w:r>
@@ -15095,8 +15219,8 @@
       <w:r>
         <w:t>conomy</w:t>
       </w:r>
-      <w:bookmarkEnd w:id="24"/>
       <w:bookmarkEnd w:id="25"/>
+      <w:bookmarkEnd w:id="26"/>
     </w:p>
     <w:tbl>
       <w:tblPr>
@@ -15264,10 +15388,10 @@
                 <w:position w:val="-4"/>
               </w:rPr>
               <w:object w:dxaOrig="220" w:dyaOrig="240" w14:anchorId="1306BF6F">
-                <v:shape id="_x0000_i1169" type="#_x0000_t75" style="width:13.3pt;height:14.15pt" o:ole="">
+                <v:shape id="_x0000_i1167" type="#_x0000_t75" style="width:13.6pt;height:14.25pt" o:ole="">
                   <v:imagedata r:id="rId251" o:title=""/>
                 </v:shape>
-                <o:OLEObject Type="Embed" ProgID="Equation.DSMT4" ShapeID="_x0000_i1169" DrawAspect="Content" ObjectID="_1852714914" r:id="rId252"/>
+                <o:OLEObject Type="Embed" ProgID="Equation.DSMT4" ShapeID="_x0000_i1167" DrawAspect="Content" ObjectID="_1853299071" r:id="rId252"/>
               </w:object>
             </w:r>
           </w:p>
@@ -15315,10 +15439,10 @@
                 <w:position w:val="-12"/>
               </w:rPr>
               <w:object w:dxaOrig="540" w:dyaOrig="360" w14:anchorId="152FF3AE">
-                <v:shape id="_x0000_i1170" type="#_x0000_t75" style="width:27.85pt;height:17.55pt" o:ole="">
+                <v:shape id="_x0000_i1168" type="#_x0000_t75" style="width:27.9pt;height:17.5pt" o:ole="">
                   <v:imagedata r:id="rId253" o:title=""/>
                 </v:shape>
-                <o:OLEObject Type="Embed" ProgID="Equation.DSMT4" ShapeID="_x0000_i1170" DrawAspect="Content" ObjectID="_1852714915" r:id="rId254"/>
+                <o:OLEObject Type="Embed" ProgID="Equation.DSMT4" ShapeID="_x0000_i1168" DrawAspect="Content" ObjectID="_1853299072" r:id="rId254"/>
               </w:object>
             </w:r>
           </w:p>
@@ -15344,10 +15468,10 @@
                 <w:position w:val="-12"/>
               </w:rPr>
               <w:object w:dxaOrig="520" w:dyaOrig="360" w14:anchorId="57248129">
-                <v:shape id="_x0000_i1171" type="#_x0000_t75" style="width:26.15pt;height:17.55pt" o:ole="">
+                <v:shape id="_x0000_i1169" type="#_x0000_t75" style="width:25.95pt;height:17.5pt" o:ole="">
                   <v:imagedata r:id="rId255" o:title=""/>
                 </v:shape>
-                <o:OLEObject Type="Embed" ProgID="Equation.DSMT4" ShapeID="_x0000_i1171" DrawAspect="Content" ObjectID="_1852714916" r:id="rId256"/>
+                <o:OLEObject Type="Embed" ProgID="Equation.DSMT4" ShapeID="_x0000_i1169" DrawAspect="Content" ObjectID="_1853299073" r:id="rId256"/>
               </w:object>
             </w:r>
           </w:p>
@@ -15373,10 +15497,10 @@
                 <w:position w:val="-12"/>
               </w:rPr>
               <w:object w:dxaOrig="520" w:dyaOrig="360" w14:anchorId="3E64C56A">
-                <v:shape id="_x0000_i1172" type="#_x0000_t75" style="width:25.3pt;height:17.55pt" o:ole="">
+                <v:shape id="_x0000_i1170" type="#_x0000_t75" style="width:25.3pt;height:17.5pt" o:ole="">
                   <v:imagedata r:id="rId257" o:title=""/>
                 </v:shape>
-                <o:OLEObject Type="Embed" ProgID="Equation.DSMT4" ShapeID="_x0000_i1172" DrawAspect="Content" ObjectID="_1852714917" r:id="rId258"/>
+                <o:OLEObject Type="Embed" ProgID="Equation.DSMT4" ShapeID="_x0000_i1170" DrawAspect="Content" ObjectID="_1853299074" r:id="rId258"/>
               </w:object>
             </w:r>
           </w:p>
@@ -15438,10 +15562,10 @@
                 <w:position w:val="-6"/>
               </w:rPr>
               <w:object w:dxaOrig="200" w:dyaOrig="279" w14:anchorId="4EDAC46A">
-                <v:shape id="_x0000_i1173" type="#_x0000_t75" style="width:14.15pt;height:14.15pt" o:ole="">
+                <v:shape id="_x0000_i1171" type="#_x0000_t75" style="width:14.25pt;height:14.25pt" o:ole="">
                   <v:imagedata r:id="rId259" o:title=""/>
                 </v:shape>
-                <o:OLEObject Type="Embed" ProgID="Equation.DSMT4" ShapeID="_x0000_i1173" DrawAspect="Content" ObjectID="_1852714918" r:id="rId260"/>
+                <o:OLEObject Type="Embed" ProgID="Equation.DSMT4" ShapeID="_x0000_i1171" DrawAspect="Content" ObjectID="_1853299075" r:id="rId260"/>
               </w:object>
             </w:r>
           </w:p>
@@ -15507,10 +15631,10 @@
                 <w:position w:val="-12"/>
               </w:rPr>
               <w:object w:dxaOrig="480" w:dyaOrig="360" w14:anchorId="0D6761B6">
-                <v:shape id="_x0000_i1174" type="#_x0000_t75" style="width:23.55pt;height:17.55pt" o:ole="">
+                <v:shape id="_x0000_i1172" type="#_x0000_t75" style="width:23.35pt;height:17.5pt" o:ole="">
                   <v:imagedata r:id="rId261" o:title=""/>
                 </v:shape>
-                <o:OLEObject Type="Embed" ProgID="Equation.DSMT4" ShapeID="_x0000_i1174" DrawAspect="Content" ObjectID="_1852714919" r:id="rId262"/>
+                <o:OLEObject Type="Embed" ProgID="Equation.DSMT4" ShapeID="_x0000_i1172" DrawAspect="Content" ObjectID="_1853299076" r:id="rId262"/>
               </w:object>
             </w:r>
           </w:p>
@@ -15536,10 +15660,10 @@
                 <w:position w:val="-12"/>
               </w:rPr>
               <w:object w:dxaOrig="480" w:dyaOrig="360" w14:anchorId="7C199D1F">
-                <v:shape id="_x0000_i1175" type="#_x0000_t75" style="width:23.55pt;height:17.55pt" o:ole="">
+                <v:shape id="_x0000_i1173" type="#_x0000_t75" style="width:23.35pt;height:17.5pt" o:ole="">
                   <v:imagedata r:id="rId263" o:title=""/>
                 </v:shape>
-                <o:OLEObject Type="Embed" ProgID="Equation.DSMT4" ShapeID="_x0000_i1175" DrawAspect="Content" ObjectID="_1852714920" r:id="rId264"/>
+                <o:OLEObject Type="Embed" ProgID="Equation.DSMT4" ShapeID="_x0000_i1173" DrawAspect="Content" ObjectID="_1853299077" r:id="rId264"/>
               </w:object>
             </w:r>
           </w:p>
@@ -15601,10 +15725,10 @@
                 <w:position w:val="-6"/>
               </w:rPr>
               <w:object w:dxaOrig="200" w:dyaOrig="279" w14:anchorId="7EBD97FC">
-                <v:shape id="_x0000_i1176" type="#_x0000_t75" style="width:14.15pt;height:14.15pt" o:ole="">
+                <v:shape id="_x0000_i1174" type="#_x0000_t75" style="width:14.25pt;height:14.25pt" o:ole="">
                   <v:imagedata r:id="rId259" o:title=""/>
                 </v:shape>
-                <o:OLEObject Type="Embed" ProgID="Equation.DSMT4" ShapeID="_x0000_i1176" DrawAspect="Content" ObjectID="_1852714921" r:id="rId265"/>
+                <o:OLEObject Type="Embed" ProgID="Equation.DSMT4" ShapeID="_x0000_i1174" DrawAspect="Content" ObjectID="_1853299078" r:id="rId265"/>
               </w:object>
             </w:r>
           </w:p>
@@ -15670,10 +15794,10 @@
                 <w:position w:val="-12"/>
               </w:rPr>
               <w:object w:dxaOrig="740" w:dyaOrig="360" w14:anchorId="390219F9">
-                <v:shape id="_x0000_i1177" type="#_x0000_t75" style="width:37.3pt;height:17.55pt" o:ole="">
+                <v:shape id="_x0000_i1175" type="#_x0000_t75" style="width:36.95pt;height:17.5pt" o:ole="">
                   <v:imagedata r:id="rId266" o:title=""/>
                 </v:shape>
-                <o:OLEObject Type="Embed" ProgID="Equation.DSMT4" ShapeID="_x0000_i1177" DrawAspect="Content" ObjectID="_1852714922" r:id="rId267"/>
+                <o:OLEObject Type="Embed" ProgID="Equation.DSMT4" ShapeID="_x0000_i1175" DrawAspect="Content" ObjectID="_1853299079" r:id="rId267"/>
               </w:object>
             </w:r>
           </w:p>
@@ -15753,10 +15877,10 @@
                 <w:position w:val="-12"/>
               </w:rPr>
               <w:object w:dxaOrig="740" w:dyaOrig="360" w14:anchorId="6E48D085">
-                <v:shape id="_x0000_i1178" type="#_x0000_t75" style="width:37.3pt;height:17.55pt" o:ole="">
+                <v:shape id="_x0000_i1176" type="#_x0000_t75" style="width:36.95pt;height:17.5pt" o:ole="">
                   <v:imagedata r:id="rId268" o:title=""/>
                 </v:shape>
-                <o:OLEObject Type="Embed" ProgID="Equation.DSMT4" ShapeID="_x0000_i1178" DrawAspect="Content" ObjectID="_1852714923" r:id="rId269"/>
+                <o:OLEObject Type="Embed" ProgID="Equation.DSMT4" ShapeID="_x0000_i1176" DrawAspect="Content" ObjectID="_1853299080" r:id="rId269"/>
               </w:object>
             </w:r>
           </w:p>
@@ -15840,10 +15964,10 @@
                 <w:position w:val="-12"/>
               </w:rPr>
               <w:object w:dxaOrig="499" w:dyaOrig="360" w14:anchorId="0BB7AAE2">
-                <v:shape id="_x0000_i1179" type="#_x0000_t75" style="width:24.45pt;height:17.55pt" o:ole="">
+                <v:shape id="_x0000_i1177" type="#_x0000_t75" style="width:24.65pt;height:17.5pt" o:ole="">
                   <v:imagedata r:id="rId270" o:title=""/>
                 </v:shape>
-                <o:OLEObject Type="Embed" ProgID="Equation.DSMT4" ShapeID="_x0000_i1179" DrawAspect="Content" ObjectID="_1852714924" r:id="rId271"/>
+                <o:OLEObject Type="Embed" ProgID="Equation.DSMT4" ShapeID="_x0000_i1177" DrawAspect="Content" ObjectID="_1853299081" r:id="rId271"/>
               </w:object>
             </w:r>
           </w:p>
@@ -15869,10 +15993,10 @@
                 <w:position w:val="-12"/>
               </w:rPr>
               <w:object w:dxaOrig="499" w:dyaOrig="360" w14:anchorId="50018979">
-                <v:shape id="_x0000_i1180" type="#_x0000_t75" style="width:24.45pt;height:17.55pt" o:ole="">
+                <v:shape id="_x0000_i1178" type="#_x0000_t75" style="width:24.65pt;height:17.5pt" o:ole="">
                   <v:imagedata r:id="rId272" o:title=""/>
                 </v:shape>
-                <o:OLEObject Type="Embed" ProgID="Equation.DSMT4" ShapeID="_x0000_i1180" DrawAspect="Content" ObjectID="_1852714925" r:id="rId273"/>
+                <o:OLEObject Type="Embed" ProgID="Equation.DSMT4" ShapeID="_x0000_i1178" DrawAspect="Content" ObjectID="_1853299082" r:id="rId273"/>
               </w:object>
             </w:r>
           </w:p>
@@ -15898,10 +16022,10 @@
                 <w:position w:val="-12"/>
               </w:rPr>
               <w:object w:dxaOrig="580" w:dyaOrig="360" w14:anchorId="3741F837">
-                <v:shape id="_x0000_i1181" type="#_x0000_t75" style="width:29.15pt;height:17.55pt" o:ole="">
+                <v:shape id="_x0000_i1179" type="#_x0000_t75" style="width:29.2pt;height:17.5pt" o:ole="">
                   <v:imagedata r:id="rId274" o:title=""/>
                 </v:shape>
-                <o:OLEObject Type="Embed" ProgID="Equation.DSMT4" ShapeID="_x0000_i1181" DrawAspect="Content" ObjectID="_1852714926" r:id="rId275"/>
+                <o:OLEObject Type="Embed" ProgID="Equation.DSMT4" ShapeID="_x0000_i1179" DrawAspect="Content" ObjectID="_1853299083" r:id="rId275"/>
               </w:object>
             </w:r>
           </w:p>
@@ -15927,10 +16051,10 @@
                 <w:position w:val="-6"/>
               </w:rPr>
               <w:object w:dxaOrig="200" w:dyaOrig="279" w14:anchorId="7F12CFAE">
-                <v:shape id="_x0000_i1182" type="#_x0000_t75" style="width:14.15pt;height:14.15pt" o:ole="">
+                <v:shape id="_x0000_i1180" type="#_x0000_t75" style="width:14.25pt;height:14.25pt" o:ole="">
                   <v:imagedata r:id="rId276" o:title=""/>
                 </v:shape>
-                <o:OLEObject Type="Embed" ProgID="Equation.DSMT4" ShapeID="_x0000_i1182" DrawAspect="Content" ObjectID="_1852714927" r:id="rId277"/>
+                <o:OLEObject Type="Embed" ProgID="Equation.DSMT4" ShapeID="_x0000_i1180" DrawAspect="Content" ObjectID="_1853299084" r:id="rId277"/>
               </w:object>
             </w:r>
           </w:p>
@@ -15978,10 +16102,10 @@
                 <w:position w:val="-12"/>
               </w:rPr>
               <w:object w:dxaOrig="600" w:dyaOrig="360" w14:anchorId="23052002">
-                <v:shape id="_x0000_i1183" type="#_x0000_t75" style="width:29.15pt;height:17.55pt" o:ole="">
+                <v:shape id="_x0000_i1181" type="#_x0000_t75" style="width:29.2pt;height:17.5pt" o:ole="">
                   <v:imagedata r:id="rId278" o:title=""/>
                 </v:shape>
-                <o:OLEObject Type="Embed" ProgID="Equation.DSMT4" ShapeID="_x0000_i1183" DrawAspect="Content" ObjectID="_1852714928" r:id="rId279"/>
+                <o:OLEObject Type="Embed" ProgID="Equation.DSMT4" ShapeID="_x0000_i1181" DrawAspect="Content" ObjectID="_1853299085" r:id="rId279"/>
               </w:object>
             </w:r>
           </w:p>
@@ -16007,10 +16131,10 @@
                 <w:position w:val="-12"/>
               </w:rPr>
               <w:object w:dxaOrig="580" w:dyaOrig="360" w14:anchorId="26C6A9FA">
-                <v:shape id="_x0000_i1184" type="#_x0000_t75" style="width:29.15pt;height:17.55pt" o:ole="">
+                <v:shape id="_x0000_i1182" type="#_x0000_t75" style="width:29.2pt;height:17.5pt" o:ole="">
                   <v:imagedata r:id="rId280" o:title=""/>
                 </v:shape>
-                <o:OLEObject Type="Embed" ProgID="Equation.DSMT4" ShapeID="_x0000_i1184" DrawAspect="Content" ObjectID="_1852714929" r:id="rId281"/>
+                <o:OLEObject Type="Embed" ProgID="Equation.DSMT4" ShapeID="_x0000_i1182" DrawAspect="Content" ObjectID="_1853299086" r:id="rId281"/>
               </w:object>
             </w:r>
           </w:p>
@@ -16036,10 +16160,10 @@
                 <w:position w:val="-12"/>
               </w:rPr>
               <w:object w:dxaOrig="580" w:dyaOrig="360" w14:anchorId="6C93945E">
-                <v:shape id="_x0000_i1185" type="#_x0000_t75" style="width:29.15pt;height:17.55pt" o:ole="">
+                <v:shape id="_x0000_i1183" type="#_x0000_t75" style="width:29.2pt;height:17.5pt" o:ole="">
                   <v:imagedata r:id="rId282" o:title=""/>
                 </v:shape>
-                <o:OLEObject Type="Embed" ProgID="Equation.DSMT4" ShapeID="_x0000_i1185" DrawAspect="Content" ObjectID="_1852714930" r:id="rId283"/>
+                <o:OLEObject Type="Embed" ProgID="Equation.DSMT4" ShapeID="_x0000_i1183" DrawAspect="Content" ObjectID="_1853299087" r:id="rId283"/>
               </w:object>
             </w:r>
           </w:p>
@@ -16065,10 +16189,10 @@
                 <w:position w:val="-12"/>
               </w:rPr>
               <w:object w:dxaOrig="600" w:dyaOrig="360" w14:anchorId="7F9FE4A0">
-                <v:shape id="_x0000_i1186" type="#_x0000_t75" style="width:29.15pt;height:17.55pt" o:ole="">
+                <v:shape id="_x0000_i1184" type="#_x0000_t75" style="width:29.2pt;height:17.5pt" o:ole="">
                   <v:imagedata r:id="rId284" o:title=""/>
                 </v:shape>
-                <o:OLEObject Type="Embed" ProgID="Equation.DSMT4" ShapeID="_x0000_i1186" DrawAspect="Content" ObjectID="_1852714931" r:id="rId285"/>
+                <o:OLEObject Type="Embed" ProgID="Equation.DSMT4" ShapeID="_x0000_i1184" DrawAspect="Content" ObjectID="_1853299088" r:id="rId285"/>
               </w:object>
             </w:r>
           </w:p>
@@ -16094,10 +16218,10 @@
                 <w:position w:val="-12"/>
               </w:rPr>
               <w:object w:dxaOrig="660" w:dyaOrig="360" w14:anchorId="446CB9A0">
-                <v:shape id="_x0000_i1187" type="#_x0000_t75" style="width:33.45pt;height:17.55pt" o:ole="">
+                <v:shape id="_x0000_i1185" type="#_x0000_t75" style="width:33.75pt;height:17.5pt" o:ole="">
                   <v:imagedata r:id="rId286" o:title=""/>
                 </v:shape>
-                <o:OLEObject Type="Embed" ProgID="Equation.DSMT4" ShapeID="_x0000_i1187" DrawAspect="Content" ObjectID="_1852714932" r:id="rId287"/>
+                <o:OLEObject Type="Embed" ProgID="Equation.DSMT4" ShapeID="_x0000_i1185" DrawAspect="Content" ObjectID="_1853299089" r:id="rId287"/>
               </w:object>
             </w:r>
           </w:p>
@@ -16123,10 +16247,10 @@
                 <w:position w:val="-6"/>
               </w:rPr>
               <w:object w:dxaOrig="200" w:dyaOrig="279" w14:anchorId="6A4A775B">
-                <v:shape id="_x0000_i1188" type="#_x0000_t75" style="width:14.15pt;height:14.15pt" o:ole="">
+                <v:shape id="_x0000_i1186" type="#_x0000_t75" style="width:14.25pt;height:14.25pt" o:ole="">
                   <v:imagedata r:id="rId288" o:title=""/>
                 </v:shape>
-                <o:OLEObject Type="Embed" ProgID="Equation.DSMT4" ShapeID="_x0000_i1188" DrawAspect="Content" ObjectID="_1852714933" r:id="rId289"/>
+                <o:OLEObject Type="Embed" ProgID="Equation.DSMT4" ShapeID="_x0000_i1186" DrawAspect="Content" ObjectID="_1853299090" r:id="rId289"/>
               </w:object>
             </w:r>
           </w:p>
@@ -16210,10 +16334,10 @@
                 <w:position w:val="-12"/>
               </w:rPr>
               <w:object w:dxaOrig="499" w:dyaOrig="360" w14:anchorId="2181AE47">
-                <v:shape id="_x0000_i1189" type="#_x0000_t75" style="width:24.45pt;height:17.55pt" o:ole="">
+                <v:shape id="_x0000_i1187" type="#_x0000_t75" style="width:24.65pt;height:17.5pt" o:ole="">
                   <v:imagedata r:id="rId290" o:title=""/>
                 </v:shape>
-                <o:OLEObject Type="Embed" ProgID="Equation.DSMT4" ShapeID="_x0000_i1189" DrawAspect="Content" ObjectID="_1852714934" r:id="rId291"/>
+                <o:OLEObject Type="Embed" ProgID="Equation.DSMT4" ShapeID="_x0000_i1187" DrawAspect="Content" ObjectID="_1853299091" r:id="rId291"/>
               </w:object>
             </w:r>
           </w:p>
@@ -16257,10 +16381,10 @@
                 <w:position w:val="-12"/>
               </w:rPr>
               <w:object w:dxaOrig="580" w:dyaOrig="360" w14:anchorId="198BAC61">
-                <v:shape id="_x0000_i1190" type="#_x0000_t75" style="width:28.7pt;height:17.55pt" o:ole="">
+                <v:shape id="_x0000_i1188" type="#_x0000_t75" style="width:28.55pt;height:17.5pt" o:ole="">
                   <v:imagedata r:id="rId292" o:title=""/>
                 </v:shape>
-                <o:OLEObject Type="Embed" ProgID="Equation.DSMT4" ShapeID="_x0000_i1190" DrawAspect="Content" ObjectID="_1852714935" r:id="rId293"/>
+                <o:OLEObject Type="Embed" ProgID="Equation.DSMT4" ShapeID="_x0000_i1188" DrawAspect="Content" ObjectID="_1853299092" r:id="rId293"/>
               </w:object>
             </w:r>
           </w:p>
@@ -16286,10 +16410,10 @@
                 <w:position w:val="-6"/>
               </w:rPr>
               <w:object w:dxaOrig="200" w:dyaOrig="279" w14:anchorId="2BDDD46F">
-                <v:shape id="_x0000_i1191" type="#_x0000_t75" style="width:14.15pt;height:14.15pt" o:ole="">
+                <v:shape id="_x0000_i1189" type="#_x0000_t75" style="width:14.25pt;height:14.25pt" o:ole="">
                   <v:imagedata r:id="rId294" o:title=""/>
                 </v:shape>
-                <o:OLEObject Type="Embed" ProgID="Equation.DSMT4" ShapeID="_x0000_i1191" DrawAspect="Content" ObjectID="_1852714936" r:id="rId295"/>
+                <o:OLEObject Type="Embed" ProgID="Equation.DSMT4" ShapeID="_x0000_i1189" DrawAspect="Content" ObjectID="_1853299093" r:id="rId295"/>
               </w:object>
             </w:r>
           </w:p>
@@ -16337,10 +16461,10 @@
                 <w:position w:val="-12"/>
               </w:rPr>
               <w:object w:dxaOrig="520" w:dyaOrig="360" w14:anchorId="54DC3986">
-                <v:shape id="_x0000_i1192" type="#_x0000_t75" style="width:26.15pt;height:17.55pt" o:ole="">
+                <v:shape id="_x0000_i1190" type="#_x0000_t75" style="width:25.95pt;height:17.5pt" o:ole="">
                   <v:imagedata r:id="rId296" o:title=""/>
                 </v:shape>
-                <o:OLEObject Type="Embed" ProgID="Equation.DSMT4" ShapeID="_x0000_i1192" DrawAspect="Content" ObjectID="_1852714937" r:id="rId297"/>
+                <o:OLEObject Type="Embed" ProgID="Equation.DSMT4" ShapeID="_x0000_i1190" DrawAspect="Content" ObjectID="_1853299094" r:id="rId297"/>
               </w:object>
             </w:r>
           </w:p>
@@ -16366,10 +16490,10 @@
                 <w:position w:val="-12"/>
               </w:rPr>
               <w:object w:dxaOrig="499" w:dyaOrig="360" w14:anchorId="00AE74CB">
-                <v:shape id="_x0000_i1193" type="#_x0000_t75" style="width:24.45pt;height:17.55pt" o:ole="">
+                <v:shape id="_x0000_i1191" type="#_x0000_t75" style="width:24.65pt;height:17.5pt" o:ole="">
                   <v:imagedata r:id="rId298" o:title=""/>
                 </v:shape>
-                <o:OLEObject Type="Embed" ProgID="Equation.DSMT4" ShapeID="_x0000_i1193" DrawAspect="Content" ObjectID="_1852714938" r:id="rId299"/>
+                <o:OLEObject Type="Embed" ProgID="Equation.DSMT4" ShapeID="_x0000_i1191" DrawAspect="Content" ObjectID="_1853299095" r:id="rId299"/>
               </w:object>
             </w:r>
           </w:p>
@@ -16395,10 +16519,10 @@
                 <w:position w:val="-12"/>
               </w:rPr>
               <w:object w:dxaOrig="499" w:dyaOrig="360" w14:anchorId="3EB16984">
-                <v:shape id="_x0000_i1194" type="#_x0000_t75" style="width:24.45pt;height:17.55pt" o:ole="">
+                <v:shape id="_x0000_i1192" type="#_x0000_t75" style="width:24.65pt;height:17.5pt" o:ole="">
                   <v:imagedata r:id="rId300" o:title=""/>
                 </v:shape>
-                <o:OLEObject Type="Embed" ProgID="Equation.DSMT4" ShapeID="_x0000_i1194" DrawAspect="Content" ObjectID="_1852714939" r:id="rId301"/>
+                <o:OLEObject Type="Embed" ProgID="Equation.DSMT4" ShapeID="_x0000_i1192" DrawAspect="Content" ObjectID="_1853299096" r:id="rId301"/>
               </w:object>
             </w:r>
           </w:p>
@@ -16460,10 +16584,10 @@
                 <w:position w:val="-6"/>
               </w:rPr>
               <w:object w:dxaOrig="200" w:dyaOrig="279" w14:anchorId="28B6F281">
-                <v:shape id="_x0000_i1195" type="#_x0000_t75" style="width:14.15pt;height:14.15pt" o:ole="">
+                <v:shape id="_x0000_i1193" type="#_x0000_t75" style="width:14.25pt;height:14.25pt" o:ole="">
                   <v:imagedata r:id="rId294" o:title=""/>
                 </v:shape>
-                <o:OLEObject Type="Embed" ProgID="Equation.DSMT4" ShapeID="_x0000_i1195" DrawAspect="Content" ObjectID="_1852714940" r:id="rId302"/>
+                <o:OLEObject Type="Embed" ProgID="Equation.DSMT4" ShapeID="_x0000_i1193" DrawAspect="Content" ObjectID="_1853299097" r:id="rId302"/>
               </w:object>
             </w:r>
           </w:p>
@@ -16511,10 +16635,10 @@
                 <w:position w:val="-12"/>
               </w:rPr>
               <w:object w:dxaOrig="740" w:dyaOrig="360" w14:anchorId="10481322">
-                <v:shape id="_x0000_i1196" type="#_x0000_t75" style="width:36.45pt;height:17.55pt" o:ole="">
+                <v:shape id="_x0000_i1194" type="#_x0000_t75" style="width:36.3pt;height:17.5pt" o:ole="">
                   <v:imagedata r:id="rId303" o:title=""/>
                 </v:shape>
-                <o:OLEObject Type="Embed" ProgID="Equation.DSMT4" ShapeID="_x0000_i1196" DrawAspect="Content" ObjectID="_1852714941" r:id="rId304"/>
+                <o:OLEObject Type="Embed" ProgID="Equation.DSMT4" ShapeID="_x0000_i1194" DrawAspect="Content" ObjectID="_1853299098" r:id="rId304"/>
               </w:object>
             </w:r>
           </w:p>
@@ -16540,10 +16664,10 @@
                 <w:position w:val="-12"/>
               </w:rPr>
               <w:object w:dxaOrig="720" w:dyaOrig="360" w14:anchorId="6293056B">
-                <v:shape id="_x0000_i1197" type="#_x0000_t75" style="width:36.45pt;height:17.55pt" o:ole="">
+                <v:shape id="_x0000_i1195" type="#_x0000_t75" style="width:36.3pt;height:17.5pt" o:ole="">
                   <v:imagedata r:id="rId305" o:title=""/>
                 </v:shape>
-                <o:OLEObject Type="Embed" ProgID="Equation.DSMT4" ShapeID="_x0000_i1197" DrawAspect="Content" ObjectID="_1852714942" r:id="rId306"/>
+                <o:OLEObject Type="Embed" ProgID="Equation.DSMT4" ShapeID="_x0000_i1195" DrawAspect="Content" ObjectID="_1853299099" r:id="rId306"/>
               </w:object>
             </w:r>
           </w:p>
@@ -16569,10 +16693,10 @@
                 <w:position w:val="-12"/>
               </w:rPr>
               <w:object w:dxaOrig="720" w:dyaOrig="360" w14:anchorId="6D48D122">
-                <v:shape id="_x0000_i1198" type="#_x0000_t75" style="width:36.45pt;height:17.55pt" o:ole="">
+                <v:shape id="_x0000_i1196" type="#_x0000_t75" style="width:36.3pt;height:17.5pt" o:ole="">
                   <v:imagedata r:id="rId307" o:title=""/>
                 </v:shape>
-                <o:OLEObject Type="Embed" ProgID="Equation.DSMT4" ShapeID="_x0000_i1198" DrawAspect="Content" ObjectID="_1852714943" r:id="rId308"/>
+                <o:OLEObject Type="Embed" ProgID="Equation.DSMT4" ShapeID="_x0000_i1196" DrawAspect="Content" ObjectID="_1853299100" r:id="rId308"/>
               </w:object>
             </w:r>
           </w:p>
@@ -16598,10 +16722,10 @@
                 <w:position w:val="-12"/>
               </w:rPr>
               <w:object w:dxaOrig="720" w:dyaOrig="360" w14:anchorId="7ED48FB4">
-                <v:shape id="_x0000_i1199" type="#_x0000_t75" style="width:36.45pt;height:17.55pt" o:ole="">
+                <v:shape id="_x0000_i1197" type="#_x0000_t75" style="width:36.3pt;height:17.5pt" o:ole="">
                   <v:imagedata r:id="rId309" o:title=""/>
                 </v:shape>
-                <o:OLEObject Type="Embed" ProgID="Equation.DSMT4" ShapeID="_x0000_i1199" DrawAspect="Content" ObjectID="_1852714944" r:id="rId310"/>
+                <o:OLEObject Type="Embed" ProgID="Equation.DSMT4" ShapeID="_x0000_i1197" DrawAspect="Content" ObjectID="_1853299101" r:id="rId310"/>
               </w:object>
             </w:r>
           </w:p>
@@ -16627,10 +16751,10 @@
                 <w:position w:val="-6"/>
               </w:rPr>
               <w:object w:dxaOrig="200" w:dyaOrig="279" w14:anchorId="2A2911EE">
-                <v:shape id="_x0000_i1200" type="#_x0000_t75" style="width:14.15pt;height:14.15pt" o:ole="">
+                <v:shape id="_x0000_i1198" type="#_x0000_t75" style="width:14.25pt;height:14.25pt" o:ole="">
                   <v:imagedata r:id="rId294" o:title=""/>
                 </v:shape>
-                <o:OLEObject Type="Embed" ProgID="Equation.DSMT4" ShapeID="_x0000_i1200" DrawAspect="Content" ObjectID="_1852714945" r:id="rId311"/>
+                <o:OLEObject Type="Embed" ProgID="Equation.DSMT4" ShapeID="_x0000_i1198" DrawAspect="Content" ObjectID="_1853299102" r:id="rId311"/>
               </w:object>
             </w:r>
           </w:p>
@@ -16656,10 +16780,10 @@
                 <w:position w:val="-12"/>
               </w:rPr>
               <w:object w:dxaOrig="740" w:dyaOrig="360" w14:anchorId="1AB742FA">
-                <v:shape id="_x0000_i1201" type="#_x0000_t75" style="width:37.3pt;height:17.55pt" o:ole="">
+                <v:shape id="_x0000_i1199" type="#_x0000_t75" style="width:36.95pt;height:17.5pt" o:ole="">
                   <v:imagedata r:id="rId312" o:title=""/>
                 </v:shape>
-                <o:OLEObject Type="Embed" ProgID="Equation.DSMT4" ShapeID="_x0000_i1201" DrawAspect="Content" ObjectID="_1852714946" r:id="rId313"/>
+                <o:OLEObject Type="Embed" ProgID="Equation.DSMT4" ShapeID="_x0000_i1199" DrawAspect="Content" ObjectID="_1853299103" r:id="rId313"/>
               </w:object>
             </w:r>
           </w:p>
@@ -16684,10 +16808,10 @@
                 <w:position w:val="-4"/>
               </w:rPr>
               <w:object w:dxaOrig="220" w:dyaOrig="240" w14:anchorId="28172840">
-                <v:shape id="_x0000_i1202" type="#_x0000_t75" style="width:13.3pt;height:14.15pt" o:ole="">
+                <v:shape id="_x0000_i1200" type="#_x0000_t75" style="width:13.6pt;height:14.25pt" o:ole="">
                   <v:imagedata r:id="rId251" o:title=""/>
                 </v:shape>
-                <o:OLEObject Type="Embed" ProgID="Equation.DSMT4" ShapeID="_x0000_i1202" DrawAspect="Content" ObjectID="_1852714947" r:id="rId314"/>
+                <o:OLEObject Type="Embed" ProgID="Equation.DSMT4" ShapeID="_x0000_i1200" DrawAspect="Content" ObjectID="_1853299104" r:id="rId314"/>
               </w:object>
             </w:r>
           </w:p>
@@ -16711,10 +16835,10 @@
                 <w:position w:val="-6"/>
               </w:rPr>
               <w:object w:dxaOrig="200" w:dyaOrig="279" w14:anchorId="1B6FDEF1">
-                <v:shape id="_x0000_i1203" type="#_x0000_t75" style="width:14.15pt;height:14.15pt" o:ole="">
+                <v:shape id="_x0000_i1201" type="#_x0000_t75" style="width:14.25pt;height:14.25pt" o:ole="">
                   <v:imagedata r:id="rId315" o:title=""/>
                 </v:shape>
-                <o:OLEObject Type="Embed" ProgID="Equation.DSMT4" ShapeID="_x0000_i1203" DrawAspect="Content" ObjectID="_1852714948" r:id="rId316"/>
+                <o:OLEObject Type="Embed" ProgID="Equation.DSMT4" ShapeID="_x0000_i1201" DrawAspect="Content" ObjectID="_1853299105" r:id="rId316"/>
               </w:object>
             </w:r>
           </w:p>
@@ -16738,10 +16862,10 @@
                 <w:position w:val="-6"/>
               </w:rPr>
               <w:object w:dxaOrig="200" w:dyaOrig="279" w14:anchorId="2DC8862A">
-                <v:shape id="_x0000_i1204" type="#_x0000_t75" style="width:14.15pt;height:14.15pt" o:ole="">
+                <v:shape id="_x0000_i1202" type="#_x0000_t75" style="width:14.25pt;height:14.25pt" o:ole="">
                   <v:imagedata r:id="rId317" o:title=""/>
                 </v:shape>
-                <o:OLEObject Type="Embed" ProgID="Equation.DSMT4" ShapeID="_x0000_i1204" DrawAspect="Content" ObjectID="_1852714949" r:id="rId318"/>
+                <o:OLEObject Type="Embed" ProgID="Equation.DSMT4" ShapeID="_x0000_i1202" DrawAspect="Content" ObjectID="_1853299106" r:id="rId318"/>
               </w:object>
             </w:r>
           </w:p>
@@ -16765,10 +16889,10 @@
                 <w:position w:val="-6"/>
               </w:rPr>
               <w:object w:dxaOrig="200" w:dyaOrig="279" w14:anchorId="00CFBF18">
-                <v:shape id="_x0000_i1205" type="#_x0000_t75" style="width:14.15pt;height:14.15pt" o:ole="">
+                <v:shape id="_x0000_i1203" type="#_x0000_t75" style="width:14.25pt;height:14.25pt" o:ole="">
                   <v:imagedata r:id="rId319" o:title=""/>
                 </v:shape>
-                <o:OLEObject Type="Embed" ProgID="Equation.DSMT4" ShapeID="_x0000_i1205" DrawAspect="Content" ObjectID="_1852714950" r:id="rId320"/>
+                <o:OLEObject Type="Embed" ProgID="Equation.DSMT4" ShapeID="_x0000_i1203" DrawAspect="Content" ObjectID="_1853299107" r:id="rId320"/>
               </w:object>
             </w:r>
           </w:p>
@@ -16792,10 +16916,10 @@
                 <w:position w:val="-6"/>
               </w:rPr>
               <w:object w:dxaOrig="200" w:dyaOrig="279" w14:anchorId="3CE2BA49">
-                <v:shape id="_x0000_i1206" type="#_x0000_t75" style="width:14.15pt;height:14.15pt" o:ole="">
+                <v:shape id="_x0000_i1204" type="#_x0000_t75" style="width:14.25pt;height:14.25pt" o:ole="">
                   <v:imagedata r:id="rId321" o:title=""/>
                 </v:shape>
-                <o:OLEObject Type="Embed" ProgID="Equation.DSMT4" ShapeID="_x0000_i1206" DrawAspect="Content" ObjectID="_1852714951" r:id="rId322"/>
+                <o:OLEObject Type="Embed" ProgID="Equation.DSMT4" ShapeID="_x0000_i1204" DrawAspect="Content" ObjectID="_1853299108" r:id="rId322"/>
               </w:object>
             </w:r>
           </w:p>
@@ -16819,10 +16943,10 @@
                 <w:position w:val="-6"/>
               </w:rPr>
               <w:object w:dxaOrig="200" w:dyaOrig="279" w14:anchorId="61114FB2">
-                <v:shape id="_x0000_i1207" type="#_x0000_t75" style="width:14.15pt;height:14.15pt" o:ole="">
+                <v:shape id="_x0000_i1205" type="#_x0000_t75" style="width:14.25pt;height:14.25pt" o:ole="">
                   <v:imagedata r:id="rId323" o:title=""/>
                 </v:shape>
-                <o:OLEObject Type="Embed" ProgID="Equation.DSMT4" ShapeID="_x0000_i1207" DrawAspect="Content" ObjectID="_1852714952" r:id="rId324"/>
+                <o:OLEObject Type="Embed" ProgID="Equation.DSMT4" ShapeID="_x0000_i1205" DrawAspect="Content" ObjectID="_1853299109" r:id="rId324"/>
               </w:object>
             </w:r>
           </w:p>
@@ -16846,10 +16970,10 @@
                 <w:position w:val="-6"/>
               </w:rPr>
               <w:object w:dxaOrig="200" w:dyaOrig="279" w14:anchorId="702B4869">
-                <v:shape id="_x0000_i1208" type="#_x0000_t75" style="width:14.15pt;height:14.15pt" o:ole="">
+                <v:shape id="_x0000_i1206" type="#_x0000_t75" style="width:14.25pt;height:14.25pt" o:ole="">
                   <v:imagedata r:id="rId325" o:title=""/>
                 </v:shape>
-                <o:OLEObject Type="Embed" ProgID="Equation.DSMT4" ShapeID="_x0000_i1208" DrawAspect="Content" ObjectID="_1852714953" r:id="rId326"/>
+                <o:OLEObject Type="Embed" ProgID="Equation.DSMT4" ShapeID="_x0000_i1206" DrawAspect="Content" ObjectID="_1853299110" r:id="rId326"/>
               </w:object>
             </w:r>
           </w:p>
@@ -16873,7 +16997,6 @@
         <w:rPr>
           <w:lang w:val="en-US"/>
         </w:rPr>
-        <w:lastRenderedPageBreak/>
         <w:t>The matrix of our balance sheet must follow essentially one single rule</w:t>
       </w:r>
       <w:r>
@@ -17014,7 +17137,7 @@
       <w:pPr>
         <w:pStyle w:val="Lgende"/>
       </w:pPr>
-      <w:bookmarkStart w:id="26" w:name="_Toc210661572"/>
+      <w:bookmarkStart w:id="27" w:name="_Toc210661572"/>
       <w:r>
         <w:t xml:space="preserve">Table </w:t>
       </w:r>
@@ -17051,7 +17174,7 @@
       <w:r>
         <w:t>conomy</w:t>
       </w:r>
-      <w:bookmarkEnd w:id="26"/>
+      <w:bookmarkEnd w:id="27"/>
     </w:p>
     <w:tbl>
       <w:tblPr>
@@ -17062,13 +17185,13 @@
         <w:tblLook w:val="04A0" w:firstRow="1" w:lastRow="0" w:firstColumn="1" w:lastColumn="0" w:noHBand="0" w:noVBand="1"/>
       </w:tblPr>
       <w:tblGrid>
-        <w:gridCol w:w="1529"/>
+        <w:gridCol w:w="1530"/>
         <w:gridCol w:w="1517"/>
         <w:gridCol w:w="1416"/>
         <w:gridCol w:w="1360"/>
         <w:gridCol w:w="1498"/>
-        <w:gridCol w:w="1472"/>
-        <w:gridCol w:w="501"/>
+        <w:gridCol w:w="1473"/>
+        <w:gridCol w:w="499"/>
       </w:tblGrid>
       <w:tr>
         <w:tc>
@@ -17212,10 +17335,10 @@
                 <w:position w:val="-4"/>
               </w:rPr>
               <w:object w:dxaOrig="220" w:dyaOrig="240" w14:anchorId="4785E1CD">
-                <v:shape id="_x0000_i1209" type="#_x0000_t75" style="width:13.3pt;height:14.15pt" o:ole="">
+                <v:shape id="_x0000_i1207" type="#_x0000_t75" style="width:13.6pt;height:14.25pt" o:ole="">
                   <v:imagedata r:id="rId251" o:title=""/>
                 </v:shape>
-                <o:OLEObject Type="Embed" ProgID="Equation.DSMT4" ShapeID="_x0000_i1209" DrawAspect="Content" ObjectID="_1852714954" r:id="rId327"/>
+                <o:OLEObject Type="Embed" ProgID="Equation.DSMT4" ShapeID="_x0000_i1207" DrawAspect="Content" ObjectID="_1853299111" r:id="rId327"/>
               </w:object>
             </w:r>
           </w:p>
@@ -17262,10 +17385,10 @@
                 <w:position w:val="-12"/>
               </w:rPr>
               <w:object w:dxaOrig="520" w:dyaOrig="360" w14:anchorId="5A6B31B6">
-                <v:shape id="_x0000_i1210" type="#_x0000_t75" style="width:26.15pt;height:17.55pt" o:ole="">
+                <v:shape id="_x0000_i1208" type="#_x0000_t75" style="width:25.95pt;height:17.5pt" o:ole="">
                   <v:imagedata r:id="rId328" o:title=""/>
                 </v:shape>
-                <o:OLEObject Type="Embed" ProgID="Equation.DSMT4" ShapeID="_x0000_i1210" DrawAspect="Content" ObjectID="_1852714955" r:id="rId329"/>
+                <o:OLEObject Type="Embed" ProgID="Equation.DSMT4" ShapeID="_x0000_i1208" DrawAspect="Content" ObjectID="_1853299112" r:id="rId329"/>
               </w:object>
             </w:r>
           </w:p>
@@ -17290,10 +17413,10 @@
                 <w:position w:val="-12"/>
               </w:rPr>
               <w:object w:dxaOrig="520" w:dyaOrig="360" w14:anchorId="44B28296">
-                <v:shape id="_x0000_i1211" type="#_x0000_t75" style="width:26.15pt;height:17.55pt" o:ole="">
+                <v:shape id="_x0000_i1209" type="#_x0000_t75" style="width:25.95pt;height:17.5pt" o:ole="">
                   <v:imagedata r:id="rId330" o:title=""/>
                 </v:shape>
-                <o:OLEObject Type="Embed" ProgID="Equation.DSMT4" ShapeID="_x0000_i1211" DrawAspect="Content" ObjectID="_1852714956" r:id="rId331"/>
+                <o:OLEObject Type="Embed" ProgID="Equation.DSMT4" ShapeID="_x0000_i1209" DrawAspect="Content" ObjectID="_1853299113" r:id="rId331"/>
               </w:object>
             </w:r>
           </w:p>
@@ -17369,10 +17492,10 @@
                 <w:position w:val="-6"/>
               </w:rPr>
               <w:object w:dxaOrig="200" w:dyaOrig="279" w14:anchorId="35AEFC56">
-                <v:shape id="_x0000_i1212" type="#_x0000_t75" style="width:14.15pt;height:14.15pt" o:ole="">
+                <v:shape id="_x0000_i1210" type="#_x0000_t75" style="width:14.25pt;height:14.25pt" o:ole="">
                   <v:imagedata r:id="rId332" o:title=""/>
                 </v:shape>
-                <o:OLEObject Type="Embed" ProgID="Equation.DSMT4" ShapeID="_x0000_i1212" DrawAspect="Content" ObjectID="_1852714957" r:id="rId333"/>
+                <o:OLEObject Type="Embed" ProgID="Equation.DSMT4" ShapeID="_x0000_i1210" DrawAspect="Content" ObjectID="_1853299114" r:id="rId333"/>
               </w:object>
             </w:r>
           </w:p>
@@ -17421,10 +17544,10 @@
                 <w:position w:val="-12"/>
               </w:rPr>
               <w:object w:dxaOrig="680" w:dyaOrig="360" w14:anchorId="2293DD58">
-                <v:shape id="_x0000_i1213" type="#_x0000_t75" style="width:33.85pt;height:17.55pt" o:ole="">
+                <v:shape id="_x0000_i1211" type="#_x0000_t75" style="width:33.75pt;height:17.5pt" o:ole="">
                   <v:imagedata r:id="rId334" o:title=""/>
                 </v:shape>
-                <o:OLEObject Type="Embed" ProgID="Equation.DSMT4" ShapeID="_x0000_i1213" DrawAspect="Content" ObjectID="_1852714958" r:id="rId335"/>
+                <o:OLEObject Type="Embed" ProgID="Equation.DSMT4" ShapeID="_x0000_i1211" DrawAspect="Content" ObjectID="_1853299115" r:id="rId335"/>
               </w:object>
             </w:r>
           </w:p>
@@ -17450,10 +17573,10 @@
                 <w:position w:val="-12"/>
               </w:rPr>
               <w:object w:dxaOrig="660" w:dyaOrig="360" w14:anchorId="0CA7FA2F">
-                <v:shape id="_x0000_i1214" type="#_x0000_t75" style="width:33.45pt;height:17.55pt" o:ole="">
+                <v:shape id="_x0000_i1212" type="#_x0000_t75" style="width:33.75pt;height:17.5pt" o:ole="">
                   <v:imagedata r:id="rId336" o:title=""/>
                 </v:shape>
-                <o:OLEObject Type="Embed" ProgID="Equation.DSMT4" ShapeID="_x0000_i1214" DrawAspect="Content" ObjectID="_1852714959" r:id="rId337"/>
+                <o:OLEObject Type="Embed" ProgID="Equation.DSMT4" ShapeID="_x0000_i1212" DrawAspect="Content" ObjectID="_1853299116" r:id="rId337"/>
               </w:object>
             </w:r>
           </w:p>
@@ -17533,10 +17656,10 @@
                 <w:position w:val="-6"/>
               </w:rPr>
               <w:object w:dxaOrig="200" w:dyaOrig="279" w14:anchorId="79E32879">
-                <v:shape id="_x0000_i1215" type="#_x0000_t75" style="width:14.15pt;height:14.15pt" o:ole="">
+                <v:shape id="_x0000_i1213" type="#_x0000_t75" style="width:14.25pt;height:14.25pt" o:ole="">
                   <v:imagedata r:id="rId332" o:title=""/>
                 </v:shape>
-                <o:OLEObject Type="Embed" ProgID="Equation.DSMT4" ShapeID="_x0000_i1215" DrawAspect="Content" ObjectID="_1852714960" r:id="rId338"/>
+                <o:OLEObject Type="Embed" ProgID="Equation.DSMT4" ShapeID="_x0000_i1213" DrawAspect="Content" ObjectID="_1853299117" r:id="rId338"/>
               </w:object>
             </w:r>
           </w:p>
@@ -17594,10 +17717,10 @@
                 <w:position w:val="-12"/>
               </w:rPr>
               <w:object w:dxaOrig="540" w:dyaOrig="360" w14:anchorId="588C3C20">
-                <v:shape id="_x0000_i1216" type="#_x0000_t75" style="width:27.85pt;height:17.55pt" o:ole="">
+                <v:shape id="_x0000_i1214" type="#_x0000_t75" style="width:27.9pt;height:17.5pt" o:ole="">
                   <v:imagedata r:id="rId339" o:title=""/>
                 </v:shape>
-                <o:OLEObject Type="Embed" ProgID="Equation.DSMT4" ShapeID="_x0000_i1216" DrawAspect="Content" ObjectID="_1852714961" r:id="rId340"/>
+                <o:OLEObject Type="Embed" ProgID="Equation.DSMT4" ShapeID="_x0000_i1214" DrawAspect="Content" ObjectID="_1853299118" r:id="rId340"/>
               </w:object>
             </w:r>
           </w:p>
@@ -17659,10 +17782,10 @@
                 <w:position w:val="-12"/>
               </w:rPr>
               <w:object w:dxaOrig="520" w:dyaOrig="360" w14:anchorId="66F547C3">
-                <v:shape id="_x0000_i1217" type="#_x0000_t75" style="width:26.15pt;height:17.55pt" o:ole="">
+                <v:shape id="_x0000_i1215" type="#_x0000_t75" style="width:25.95pt;height:17.5pt" o:ole="">
                   <v:imagedata r:id="rId341" o:title=""/>
                 </v:shape>
-                <o:OLEObject Type="Embed" ProgID="Equation.DSMT4" ShapeID="_x0000_i1217" DrawAspect="Content" ObjectID="_1852714962" r:id="rId342"/>
+                <o:OLEObject Type="Embed" ProgID="Equation.DSMT4" ShapeID="_x0000_i1215" DrawAspect="Content" ObjectID="_1853299119" r:id="rId342"/>
               </w:object>
             </w:r>
           </w:p>
@@ -17706,10 +17829,10 @@
                 <w:position w:val="-6"/>
               </w:rPr>
               <w:object w:dxaOrig="200" w:dyaOrig="279" w14:anchorId="5B79B25E">
-                <v:shape id="_x0000_i1218" type="#_x0000_t75" style="width:14.15pt;height:14.15pt" o:ole="">
+                <v:shape id="_x0000_i1216" type="#_x0000_t75" style="width:14.25pt;height:14.25pt" o:ole="">
                   <v:imagedata r:id="rId332" o:title=""/>
                 </v:shape>
-                <o:OLEObject Type="Embed" ProgID="Equation.DSMT4" ShapeID="_x0000_i1218" DrawAspect="Content" ObjectID="_1852714963" r:id="rId343"/>
+                <o:OLEObject Type="Embed" ProgID="Equation.DSMT4" ShapeID="_x0000_i1216" DrawAspect="Content" ObjectID="_1853299120" r:id="rId343"/>
               </w:object>
             </w:r>
           </w:p>
@@ -17758,10 +17881,10 @@
                 <w:position w:val="-12"/>
               </w:rPr>
               <w:object w:dxaOrig="480" w:dyaOrig="360" w14:anchorId="466005C9">
-                <v:shape id="_x0000_i1219" type="#_x0000_t75" style="width:23.55pt;height:17.55pt" o:ole="">
+                <v:shape id="_x0000_i1217" type="#_x0000_t75" style="width:23.35pt;height:17.5pt" o:ole="">
                   <v:imagedata r:id="rId344" o:title=""/>
                 </v:shape>
-                <o:OLEObject Type="Embed" ProgID="Equation.DSMT4" ShapeID="_x0000_i1219" DrawAspect="Content" ObjectID="_1852714964" r:id="rId345"/>
+                <o:OLEObject Type="Embed" ProgID="Equation.DSMT4" ShapeID="_x0000_i1217" DrawAspect="Content" ObjectID="_1853299121" r:id="rId345"/>
               </w:object>
             </w:r>
           </w:p>
@@ -17787,10 +17910,10 @@
                 <w:position w:val="-12"/>
               </w:rPr>
               <w:object w:dxaOrig="460" w:dyaOrig="360" w14:anchorId="08DDAF26">
-                <v:shape id="_x0000_i1220" type="#_x0000_t75" style="width:23.15pt;height:17.55pt" o:ole="">
+                <v:shape id="_x0000_i1218" type="#_x0000_t75" style="width:23.35pt;height:17.5pt" o:ole="">
                   <v:imagedata r:id="rId346" o:title=""/>
                 </v:shape>
-                <o:OLEObject Type="Embed" ProgID="Equation.DSMT4" ShapeID="_x0000_i1220" DrawAspect="Content" ObjectID="_1852714965" r:id="rId347"/>
+                <o:OLEObject Type="Embed" ProgID="Equation.DSMT4" ShapeID="_x0000_i1218" DrawAspect="Content" ObjectID="_1853299122" r:id="rId347"/>
               </w:object>
             </w:r>
           </w:p>
@@ -17816,10 +17939,10 @@
                 <w:position w:val="-12"/>
               </w:rPr>
               <w:object w:dxaOrig="460" w:dyaOrig="360" w14:anchorId="380580A3">
-                <v:shape id="_x0000_i1221" type="#_x0000_t75" style="width:23.15pt;height:17.55pt" o:ole="">
+                <v:shape id="_x0000_i1219" type="#_x0000_t75" style="width:23.35pt;height:17.5pt" o:ole="">
                   <v:imagedata r:id="rId348" o:title=""/>
                 </v:shape>
-                <o:OLEObject Type="Embed" ProgID="Equation.DSMT4" ShapeID="_x0000_i1221" DrawAspect="Content" ObjectID="_1852714966" r:id="rId349"/>
+                <o:OLEObject Type="Embed" ProgID="Equation.DSMT4" ShapeID="_x0000_i1219" DrawAspect="Content" ObjectID="_1853299123" r:id="rId349"/>
               </w:object>
             </w:r>
           </w:p>
@@ -17845,10 +17968,10 @@
                 <w:position w:val="-12"/>
               </w:rPr>
               <w:object w:dxaOrig="460" w:dyaOrig="360" w14:anchorId="6EB9444B">
-                <v:shape id="_x0000_i1222" type="#_x0000_t75" style="width:23.15pt;height:17.55pt" o:ole="">
+                <v:shape id="_x0000_i1220" type="#_x0000_t75" style="width:23.35pt;height:17.5pt" o:ole="">
                   <v:imagedata r:id="rId350" o:title=""/>
                 </v:shape>
-                <o:OLEObject Type="Embed" ProgID="Equation.DSMT4" ShapeID="_x0000_i1222" DrawAspect="Content" ObjectID="_1852714967" r:id="rId351"/>
+                <o:OLEObject Type="Embed" ProgID="Equation.DSMT4" ShapeID="_x0000_i1220" DrawAspect="Content" ObjectID="_1853299124" r:id="rId351"/>
               </w:object>
             </w:r>
           </w:p>
@@ -17892,10 +18015,10 @@
                 <w:position w:val="-6"/>
               </w:rPr>
               <w:object w:dxaOrig="200" w:dyaOrig="279" w14:anchorId="55273FF2">
-                <v:shape id="_x0000_i1223" type="#_x0000_t75" style="width:14.15pt;height:14.15pt" o:ole="">
+                <v:shape id="_x0000_i1221" type="#_x0000_t75" style="width:14.25pt;height:14.25pt" o:ole="">
                   <v:imagedata r:id="rId332" o:title=""/>
                 </v:shape>
-                <o:OLEObject Type="Embed" ProgID="Equation.DSMT4" ShapeID="_x0000_i1223" DrawAspect="Content" ObjectID="_1852714968" r:id="rId352"/>
+                <o:OLEObject Type="Embed" ProgID="Equation.DSMT4" ShapeID="_x0000_i1221" DrawAspect="Content" ObjectID="_1853299125" r:id="rId352"/>
               </w:object>
             </w:r>
           </w:p>
@@ -17954,10 +18077,10 @@
                 <w:position w:val="-12"/>
               </w:rPr>
               <w:object w:dxaOrig="639" w:dyaOrig="380" w14:anchorId="1821DD78">
-                <v:shape id="_x0000_i1224" type="#_x0000_t75" style="width:32.55pt;height:18.85pt" o:ole="">
+                <v:shape id="_x0000_i1222" type="#_x0000_t75" style="width:32.45pt;height:18.8pt" o:ole="">
                   <v:imagedata r:id="rId353" o:title=""/>
                 </v:shape>
-                <o:OLEObject Type="Embed" ProgID="Equation.DSMT4" ShapeID="_x0000_i1224" DrawAspect="Content" ObjectID="_1852714969" r:id="rId354"/>
+                <o:OLEObject Type="Embed" ProgID="Equation.DSMT4" ShapeID="_x0000_i1222" DrawAspect="Content" ObjectID="_1853299126" r:id="rId354"/>
               </w:object>
             </w:r>
           </w:p>
@@ -17984,10 +18107,10 @@
                 <w:position w:val="-12"/>
               </w:rPr>
               <w:object w:dxaOrig="639" w:dyaOrig="380" w14:anchorId="1846EBD5">
-                <v:shape id="_x0000_i1225" type="#_x0000_t75" style="width:32.55pt;height:18.85pt" o:ole="">
+                <v:shape id="_x0000_i1223" type="#_x0000_t75" style="width:32.45pt;height:18.8pt" o:ole="">
                   <v:imagedata r:id="rId355" o:title=""/>
                 </v:shape>
-                <o:OLEObject Type="Embed" ProgID="Equation.DSMT4" ShapeID="_x0000_i1225" DrawAspect="Content" ObjectID="_1852714970" r:id="rId356"/>
+                <o:OLEObject Type="Embed" ProgID="Equation.DSMT4" ShapeID="_x0000_i1223" DrawAspect="Content" ObjectID="_1853299127" r:id="rId356"/>
               </w:object>
             </w:r>
           </w:p>
@@ -18014,10 +18137,10 @@
                 <w:position w:val="-12"/>
               </w:rPr>
               <w:object w:dxaOrig="639" w:dyaOrig="380" w14:anchorId="5A66CF58">
-                <v:shape id="_x0000_i1226" type="#_x0000_t75" style="width:32.55pt;height:18.85pt" o:ole="">
+                <v:shape id="_x0000_i1224" type="#_x0000_t75" style="width:32.45pt;height:18.8pt" o:ole="">
                   <v:imagedata r:id="rId357" o:title=""/>
                 </v:shape>
-                <o:OLEObject Type="Embed" ProgID="Equation.DSMT4" ShapeID="_x0000_i1226" DrawAspect="Content" ObjectID="_1852714971" r:id="rId358"/>
+                <o:OLEObject Type="Embed" ProgID="Equation.DSMT4" ShapeID="_x0000_i1224" DrawAspect="Content" ObjectID="_1853299128" r:id="rId358"/>
               </w:object>
             </w:r>
           </w:p>
@@ -18082,10 +18205,10 @@
                 <w:position w:val="-6"/>
               </w:rPr>
               <w:object w:dxaOrig="200" w:dyaOrig="279" w14:anchorId="09099379">
-                <v:shape id="_x0000_i1227" type="#_x0000_t75" style="width:14.15pt;height:14.15pt" o:ole="">
+                <v:shape id="_x0000_i1225" type="#_x0000_t75" style="width:14.25pt;height:14.25pt" o:ole="">
                   <v:imagedata r:id="rId332" o:title=""/>
                 </v:shape>
-                <o:OLEObject Type="Embed" ProgID="Equation.DSMT4" ShapeID="_x0000_i1227" DrawAspect="Content" ObjectID="_1852714972" r:id="rId359"/>
+                <o:OLEObject Type="Embed" ProgID="Equation.DSMT4" ShapeID="_x0000_i1225" DrawAspect="Content" ObjectID="_1853299129" r:id="rId359"/>
               </w:object>
             </w:r>
           </w:p>
@@ -18155,10 +18278,10 @@
                 <w:position w:val="-12"/>
               </w:rPr>
               <w:object w:dxaOrig="639" w:dyaOrig="380" w14:anchorId="2AF610E1">
-                <v:shape id="_x0000_i1228" type="#_x0000_t75" style="width:32.55pt;height:18.85pt" o:ole="">
+                <v:shape id="_x0000_i1226" type="#_x0000_t75" style="width:32.45pt;height:18.8pt" o:ole="">
                   <v:imagedata r:id="rId360" o:title=""/>
                 </v:shape>
-                <o:OLEObject Type="Embed" ProgID="Equation.DSMT4" ShapeID="_x0000_i1228" DrawAspect="Content" ObjectID="_1852714973" r:id="rId361"/>
+                <o:OLEObject Type="Embed" ProgID="Equation.DSMT4" ShapeID="_x0000_i1226" DrawAspect="Content" ObjectID="_1853299130" r:id="rId361"/>
               </w:object>
             </w:r>
           </w:p>
@@ -18184,10 +18307,10 @@
                 <w:position w:val="-12"/>
               </w:rPr>
               <w:object w:dxaOrig="639" w:dyaOrig="380" w14:anchorId="71CD7061">
-                <v:shape id="_x0000_i1229" type="#_x0000_t75" style="width:32.55pt;height:18.85pt" o:ole="">
+                <v:shape id="_x0000_i1227" type="#_x0000_t75" style="width:32.45pt;height:18.8pt" o:ole="">
                   <v:imagedata r:id="rId362" o:title=""/>
                 </v:shape>
-                <o:OLEObject Type="Embed" ProgID="Equation.DSMT4" ShapeID="_x0000_i1229" DrawAspect="Content" ObjectID="_1852714974" r:id="rId363"/>
+                <o:OLEObject Type="Embed" ProgID="Equation.DSMT4" ShapeID="_x0000_i1227" DrawAspect="Content" ObjectID="_1853299131" r:id="rId363"/>
               </w:object>
             </w:r>
           </w:p>
@@ -18249,10 +18372,10 @@
                 <w:position w:val="-6"/>
               </w:rPr>
               <w:object w:dxaOrig="200" w:dyaOrig="279" w14:anchorId="5A44DCE2">
-                <v:shape id="_x0000_i1230" type="#_x0000_t75" style="width:14.15pt;height:14.15pt" o:ole="">
+                <v:shape id="_x0000_i1228" type="#_x0000_t75" style="width:14.25pt;height:14.25pt" o:ole="">
                   <v:imagedata r:id="rId288" o:title=""/>
                 </v:shape>
-                <o:OLEObject Type="Embed" ProgID="Equation.DSMT4" ShapeID="_x0000_i1230" DrawAspect="Content" ObjectID="_1852714975" r:id="rId364"/>
+                <o:OLEObject Type="Embed" ProgID="Equation.DSMT4" ShapeID="_x0000_i1228" DrawAspect="Content" ObjectID="_1853299132" r:id="rId364"/>
               </w:object>
             </w:r>
           </w:p>
@@ -18319,10 +18442,10 @@
                 <w:position w:val="-12"/>
               </w:rPr>
               <w:object w:dxaOrig="800" w:dyaOrig="360" w14:anchorId="55050BA5">
-                <v:shape id="_x0000_i1231" type="#_x0000_t75" style="width:40.3pt;height:17.55pt" o:ole="">
+                <v:shape id="_x0000_i1229" type="#_x0000_t75" style="width:40.2pt;height:17.5pt" o:ole="">
                   <v:imagedata r:id="rId365" o:title=""/>
                 </v:shape>
-                <o:OLEObject Type="Embed" ProgID="Equation.DSMT4" ShapeID="_x0000_i1231" DrawAspect="Content" ObjectID="_1852714976" r:id="rId366"/>
+                <o:OLEObject Type="Embed" ProgID="Equation.DSMT4" ShapeID="_x0000_i1229" DrawAspect="Content" ObjectID="_1853299133" r:id="rId366"/>
               </w:object>
             </w:r>
           </w:p>
@@ -18348,10 +18471,10 @@
                 <w:position w:val="-12"/>
               </w:rPr>
               <w:object w:dxaOrig="800" w:dyaOrig="360" w14:anchorId="3AAC54D9">
-                <v:shape id="_x0000_i1232" type="#_x0000_t75" style="width:40.3pt;height:17.55pt" o:ole="">
+                <v:shape id="_x0000_i1230" type="#_x0000_t75" style="width:40.2pt;height:17.5pt" o:ole="">
                   <v:imagedata r:id="rId367" o:title=""/>
                 </v:shape>
-                <o:OLEObject Type="Embed" ProgID="Equation.DSMT4" ShapeID="_x0000_i1232" DrawAspect="Content" ObjectID="_1852714977" r:id="rId368"/>
+                <o:OLEObject Type="Embed" ProgID="Equation.DSMT4" ShapeID="_x0000_i1230" DrawAspect="Content" ObjectID="_1853299134" r:id="rId368"/>
               </w:object>
             </w:r>
           </w:p>
@@ -18413,10 +18536,10 @@
                 <w:position w:val="-6"/>
               </w:rPr>
               <w:object w:dxaOrig="200" w:dyaOrig="279" w14:anchorId="2A8F18B2">
-                <v:shape id="_x0000_i1233" type="#_x0000_t75" style="width:14.15pt;height:14.15pt" o:ole="">
+                <v:shape id="_x0000_i1231" type="#_x0000_t75" style="width:14.25pt;height:14.25pt" o:ole="">
                   <v:imagedata r:id="rId288" o:title=""/>
                 </v:shape>
-                <o:OLEObject Type="Embed" ProgID="Equation.DSMT4" ShapeID="_x0000_i1233" DrawAspect="Content" ObjectID="_1852714978" r:id="rId369"/>
+                <o:OLEObject Type="Embed" ProgID="Equation.DSMT4" ShapeID="_x0000_i1231" DrawAspect="Content" ObjectID="_1853299135" r:id="rId369"/>
               </w:object>
             </w:r>
           </w:p>
@@ -18504,10 +18627,10 @@
                 <w:position w:val="-12"/>
               </w:rPr>
               <w:object w:dxaOrig="639" w:dyaOrig="380" w14:anchorId="668BCA82">
-                <v:shape id="_x0000_i1234" type="#_x0000_t75" style="width:32.55pt;height:18.85pt" o:ole="">
+                <v:shape id="_x0000_i1232" type="#_x0000_t75" style="width:32.45pt;height:18.8pt" o:ole="">
                   <v:imagedata r:id="rId370" o:title=""/>
                 </v:shape>
-                <o:OLEObject Type="Embed" ProgID="Equation.DSMT4" ShapeID="_x0000_i1234" DrawAspect="Content" ObjectID="_1852714979" r:id="rId371"/>
+                <o:OLEObject Type="Embed" ProgID="Equation.DSMT4" ShapeID="_x0000_i1232" DrawAspect="Content" ObjectID="_1853299136" r:id="rId371"/>
               </w:object>
             </w:r>
           </w:p>
@@ -18533,10 +18656,10 @@
                 <w:position w:val="-12"/>
               </w:rPr>
               <w:object w:dxaOrig="639" w:dyaOrig="380" w14:anchorId="4BE2205B">
-                <v:shape id="_x0000_i1235" type="#_x0000_t75" style="width:32.55pt;height:18.85pt" o:ole="">
+                <v:shape id="_x0000_i1233" type="#_x0000_t75" style="width:32.45pt;height:18.8pt" o:ole="">
                   <v:imagedata r:id="rId372" o:title=""/>
                 </v:shape>
-                <o:OLEObject Type="Embed" ProgID="Equation.DSMT4" ShapeID="_x0000_i1235" DrawAspect="Content" ObjectID="_1852714980" r:id="rId373"/>
+                <o:OLEObject Type="Embed" ProgID="Equation.DSMT4" ShapeID="_x0000_i1233" DrawAspect="Content" ObjectID="_1853299137" r:id="rId373"/>
               </w:object>
             </w:r>
           </w:p>
@@ -18562,10 +18685,10 @@
                 <w:position w:val="-12"/>
               </w:rPr>
               <w:object w:dxaOrig="720" w:dyaOrig="380" w14:anchorId="6A179BCE">
-                <v:shape id="_x0000_i1236" type="#_x0000_t75" style="width:36.45pt;height:18.85pt" o:ole="">
+                <v:shape id="_x0000_i1234" type="#_x0000_t75" style="width:36.3pt;height:18.8pt" o:ole="">
                   <v:imagedata r:id="rId374" o:title=""/>
                 </v:shape>
-                <o:OLEObject Type="Embed" ProgID="Equation.DSMT4" ShapeID="_x0000_i1236" DrawAspect="Content" ObjectID="_1852714981" r:id="rId375"/>
+                <o:OLEObject Type="Embed" ProgID="Equation.DSMT4" ShapeID="_x0000_i1234" DrawAspect="Content" ObjectID="_1853299138" r:id="rId375"/>
               </w:object>
             </w:r>
           </w:p>
@@ -18591,10 +18714,10 @@
                 <w:position w:val="-6"/>
               </w:rPr>
               <w:object w:dxaOrig="200" w:dyaOrig="279" w14:anchorId="62B7CF2D">
-                <v:shape id="_x0000_i1237" type="#_x0000_t75" style="width:14.15pt;height:14.15pt" o:ole="">
+                <v:shape id="_x0000_i1235" type="#_x0000_t75" style="width:14.25pt;height:14.25pt" o:ole="">
                   <v:imagedata r:id="rId294" o:title=""/>
                 </v:shape>
-                <o:OLEObject Type="Embed" ProgID="Equation.DSMT4" ShapeID="_x0000_i1237" DrawAspect="Content" ObjectID="_1852714982" r:id="rId376"/>
+                <o:OLEObject Type="Embed" ProgID="Equation.DSMT4" ShapeID="_x0000_i1235" DrawAspect="Content" ObjectID="_1853299139" r:id="rId376"/>
               </w:object>
             </w:r>
           </w:p>
@@ -18688,10 +18811,10 @@
                 <w:position w:val="-12"/>
               </w:rPr>
               <w:object w:dxaOrig="639" w:dyaOrig="380" w14:anchorId="58F1F7EB">
-                <v:shape id="_x0000_i1238" type="#_x0000_t75" style="width:32.55pt;height:18.85pt" o:ole="">
+                <v:shape id="_x0000_i1236" type="#_x0000_t75" style="width:32.45pt;height:18.8pt" o:ole="">
                   <v:imagedata r:id="rId377" o:title=""/>
                 </v:shape>
-                <o:OLEObject Type="Embed" ProgID="Equation.DSMT4" ShapeID="_x0000_i1238" DrawAspect="Content" ObjectID="_1852714983" r:id="rId378"/>
+                <o:OLEObject Type="Embed" ProgID="Equation.DSMT4" ShapeID="_x0000_i1236" DrawAspect="Content" ObjectID="_1853299140" r:id="rId378"/>
               </w:object>
             </w:r>
           </w:p>
@@ -18735,10 +18858,10 @@
                 <w:position w:val="-12"/>
               </w:rPr>
               <w:object w:dxaOrig="720" w:dyaOrig="380" w14:anchorId="27CFD79E">
-                <v:shape id="_x0000_i1239" type="#_x0000_t75" style="width:36.45pt;height:18.85pt" o:ole="">
+                <v:shape id="_x0000_i1237" type="#_x0000_t75" style="width:36.3pt;height:18.8pt" o:ole="">
                   <v:imagedata r:id="rId379" o:title=""/>
                 </v:shape>
-                <o:OLEObject Type="Embed" ProgID="Equation.DSMT4" ShapeID="_x0000_i1239" DrawAspect="Content" ObjectID="_1852714984" r:id="rId380"/>
+                <o:OLEObject Type="Embed" ProgID="Equation.DSMT4" ShapeID="_x0000_i1237" DrawAspect="Content" ObjectID="_1853299141" r:id="rId380"/>
               </w:object>
             </w:r>
           </w:p>
@@ -18764,10 +18887,10 @@
                 <w:position w:val="-6"/>
               </w:rPr>
               <w:object w:dxaOrig="200" w:dyaOrig="279" w14:anchorId="2F3BA1BC">
-                <v:shape id="_x0000_i1240" type="#_x0000_t75" style="width:14.15pt;height:14.15pt" o:ole="">
+                <v:shape id="_x0000_i1238" type="#_x0000_t75" style="width:14.25pt;height:14.25pt" o:ole="">
                   <v:imagedata r:id="rId276" o:title=""/>
                 </v:shape>
-                <o:OLEObject Type="Embed" ProgID="Equation.DSMT4" ShapeID="_x0000_i1240" DrawAspect="Content" ObjectID="_1852714985" r:id="rId381"/>
+                <o:OLEObject Type="Embed" ProgID="Equation.DSMT4" ShapeID="_x0000_i1238" DrawAspect="Content" ObjectID="_1853299142" r:id="rId381"/>
               </w:object>
             </w:r>
           </w:p>
@@ -18861,10 +18984,10 @@
                 <w:position w:val="-12"/>
               </w:rPr>
               <w:object w:dxaOrig="639" w:dyaOrig="380" w14:anchorId="545F815C">
-                <v:shape id="_x0000_i1241" type="#_x0000_t75" style="width:32.55pt;height:18.85pt" o:ole="">
+                <v:shape id="_x0000_i1239" type="#_x0000_t75" style="width:32.45pt;height:18.8pt" o:ole="">
                   <v:imagedata r:id="rId382" o:title=""/>
                 </v:shape>
-                <o:OLEObject Type="Embed" ProgID="Equation.DSMT4" ShapeID="_x0000_i1241" DrawAspect="Content" ObjectID="_1852714986" r:id="rId383"/>
+                <o:OLEObject Type="Embed" ProgID="Equation.DSMT4" ShapeID="_x0000_i1239" DrawAspect="Content" ObjectID="_1853299143" r:id="rId383"/>
               </w:object>
             </w:r>
           </w:p>
@@ -18908,10 +19031,10 @@
                 <w:position w:val="-12"/>
               </w:rPr>
               <w:object w:dxaOrig="720" w:dyaOrig="380" w14:anchorId="1CBA039A">
-                <v:shape id="_x0000_i1242" type="#_x0000_t75" style="width:36.45pt;height:18.85pt" o:ole="">
+                <v:shape id="_x0000_i1240" type="#_x0000_t75" style="width:36.3pt;height:18.8pt" o:ole="">
                   <v:imagedata r:id="rId384" o:title=""/>
                 </v:shape>
-                <o:OLEObject Type="Embed" ProgID="Equation.DSMT4" ShapeID="_x0000_i1242" DrawAspect="Content" ObjectID="_1852714987" r:id="rId385"/>
+                <o:OLEObject Type="Embed" ProgID="Equation.DSMT4" ShapeID="_x0000_i1240" DrawAspect="Content" ObjectID="_1853299144" r:id="rId385"/>
               </w:object>
             </w:r>
           </w:p>
@@ -18937,10 +19060,10 @@
                 <w:position w:val="-6"/>
               </w:rPr>
               <w:object w:dxaOrig="200" w:dyaOrig="279" w14:anchorId="76D1DA6A">
-                <v:shape id="_x0000_i1243" type="#_x0000_t75" style="width:14.15pt;height:14.15pt" o:ole="">
+                <v:shape id="_x0000_i1241" type="#_x0000_t75" style="width:14.25pt;height:14.25pt" o:ole="">
                   <v:imagedata r:id="rId276" o:title=""/>
                 </v:shape>
-                <o:OLEObject Type="Embed" ProgID="Equation.DSMT4" ShapeID="_x0000_i1243" DrawAspect="Content" ObjectID="_1852714988" r:id="rId386"/>
+                <o:OLEObject Type="Embed" ProgID="Equation.DSMT4" ShapeID="_x0000_i1241" DrawAspect="Content" ObjectID="_1853299145" r:id="rId386"/>
               </w:object>
             </w:r>
           </w:p>
@@ -18989,10 +19112,10 @@
                 <w:position w:val="-12"/>
               </w:rPr>
               <w:object w:dxaOrig="720" w:dyaOrig="360" w14:anchorId="43DE3A01">
-                <v:shape id="_x0000_i1244" type="#_x0000_t75" style="width:36.45pt;height:17.55pt" o:ole="">
+                <v:shape id="_x0000_i1242" type="#_x0000_t75" style="width:36.3pt;height:17.5pt" o:ole="">
                   <v:imagedata r:id="rId387" o:title=""/>
                 </v:shape>
-                <o:OLEObject Type="Embed" ProgID="Equation.DSMT4" ShapeID="_x0000_i1244" DrawAspect="Content" ObjectID="_1852714989" r:id="rId388"/>
+                <o:OLEObject Type="Embed" ProgID="Equation.DSMT4" ShapeID="_x0000_i1242" DrawAspect="Content" ObjectID="_1853299146" r:id="rId388"/>
               </w:object>
             </w:r>
           </w:p>
@@ -19018,10 +19141,10 @@
                 <w:position w:val="-12"/>
               </w:rPr>
               <w:object w:dxaOrig="700" w:dyaOrig="360" w14:anchorId="089D9AC4">
-                <v:shape id="_x0000_i1245" type="#_x0000_t75" style="width:35.55pt;height:17.55pt" o:ole="">
+                <v:shape id="_x0000_i1243" type="#_x0000_t75" style="width:35.7pt;height:17.5pt" o:ole="">
                   <v:imagedata r:id="rId389" o:title=""/>
                 </v:shape>
-                <o:OLEObject Type="Embed" ProgID="Equation.DSMT4" ShapeID="_x0000_i1245" DrawAspect="Content" ObjectID="_1852714990" r:id="rId390"/>
+                <o:OLEObject Type="Embed" ProgID="Equation.DSMT4" ShapeID="_x0000_i1243" DrawAspect="Content" ObjectID="_1853299147" r:id="rId390"/>
               </w:object>
             </w:r>
           </w:p>
@@ -19047,10 +19170,10 @@
                 <w:position w:val="-12"/>
               </w:rPr>
               <w:object w:dxaOrig="700" w:dyaOrig="360" w14:anchorId="5A7842DA">
-                <v:shape id="_x0000_i1246" type="#_x0000_t75" style="width:35.55pt;height:17.55pt" o:ole="">
+                <v:shape id="_x0000_i1244" type="#_x0000_t75" style="width:35.7pt;height:17.5pt" o:ole="">
                   <v:imagedata r:id="rId391" o:title=""/>
                 </v:shape>
-                <o:OLEObject Type="Embed" ProgID="Equation.DSMT4" ShapeID="_x0000_i1246" DrawAspect="Content" ObjectID="_1852714991" r:id="rId392"/>
+                <o:OLEObject Type="Embed" ProgID="Equation.DSMT4" ShapeID="_x0000_i1244" DrawAspect="Content" ObjectID="_1853299148" r:id="rId392"/>
               </w:object>
             </w:r>
           </w:p>
@@ -19112,10 +19235,10 @@
                 <w:position w:val="-6"/>
               </w:rPr>
               <w:object w:dxaOrig="200" w:dyaOrig="279" w14:anchorId="04911F37">
-                <v:shape id="_x0000_i1247" type="#_x0000_t75" style="width:14.15pt;height:14.15pt" o:ole="">
+                <v:shape id="_x0000_i1245" type="#_x0000_t75" style="width:14.25pt;height:14.25pt" o:ole="">
                   <v:imagedata r:id="rId332" o:title=""/>
                 </v:shape>
-                <o:OLEObject Type="Embed" ProgID="Equation.DSMT4" ShapeID="_x0000_i1247" DrawAspect="Content" ObjectID="_1852714992" r:id="rId393"/>
+                <o:OLEObject Type="Embed" ProgID="Equation.DSMT4" ShapeID="_x0000_i1245" DrawAspect="Content" ObjectID="_1853299149" r:id="rId393"/>
               </w:object>
             </w:r>
           </w:p>
@@ -19139,6 +19262,7 @@
               <w:contextualSpacing/>
             </w:pPr>
             <w:r>
+              <w:lastRenderedPageBreak/>
               <w:t>C</w:t>
             </w:r>
             <w:r>
@@ -19227,10 +19351,10 @@
                 <w:position w:val="-12"/>
               </w:rPr>
               <w:object w:dxaOrig="499" w:dyaOrig="360" w14:anchorId="3A686BCF">
-                <v:shape id="_x0000_i1248" type="#_x0000_t75" style="width:24.45pt;height:17.55pt" o:ole="">
+                <v:shape id="_x0000_i1246" type="#_x0000_t75" style="width:24.65pt;height:17.5pt" o:ole="">
                   <v:imagedata r:id="rId394" o:title=""/>
                 </v:shape>
-                <o:OLEObject Type="Embed" ProgID="Equation.DSMT4" ShapeID="_x0000_i1248" DrawAspect="Content" ObjectID="_1852714993" r:id="rId395"/>
+                <o:OLEObject Type="Embed" ProgID="Equation.DSMT4" ShapeID="_x0000_i1246" DrawAspect="Content" ObjectID="_1853299150" r:id="rId395"/>
               </w:object>
             </w:r>
           </w:p>
@@ -19256,10 +19380,10 @@
                 <w:position w:val="-12"/>
               </w:rPr>
               <w:object w:dxaOrig="580" w:dyaOrig="360" w14:anchorId="1C07297B">
-                <v:shape id="_x0000_i1249" type="#_x0000_t75" style="width:29.15pt;height:17.55pt" o:ole="">
+                <v:shape id="_x0000_i1247" type="#_x0000_t75" style="width:29.2pt;height:17.5pt" o:ole="">
                   <v:imagedata r:id="rId396" o:title=""/>
                 </v:shape>
-                <o:OLEObject Type="Embed" ProgID="Equation.DSMT4" ShapeID="_x0000_i1249" DrawAspect="Content" ObjectID="_1852714994" r:id="rId397"/>
+                <o:OLEObject Type="Embed" ProgID="Equation.DSMT4" ShapeID="_x0000_i1247" DrawAspect="Content" ObjectID="_1853299151" r:id="rId397"/>
               </w:object>
             </w:r>
           </w:p>
@@ -19285,10 +19409,10 @@
                 <w:position w:val="-6"/>
               </w:rPr>
               <w:object w:dxaOrig="200" w:dyaOrig="279" w14:anchorId="698CF75F">
-                <v:shape id="_x0000_i1250" type="#_x0000_t75" style="width:14.15pt;height:14.15pt" o:ole="">
+                <v:shape id="_x0000_i1248" type="#_x0000_t75" style="width:14.25pt;height:14.25pt" o:ole="">
                   <v:imagedata r:id="rId332" o:title=""/>
                 </v:shape>
-                <o:OLEObject Type="Embed" ProgID="Equation.DSMT4" ShapeID="_x0000_i1250" DrawAspect="Content" ObjectID="_1852714995" r:id="rId398"/>
+                <o:OLEObject Type="Embed" ProgID="Equation.DSMT4" ShapeID="_x0000_i1248" DrawAspect="Content" ObjectID="_1853299152" r:id="rId398"/>
               </w:object>
             </w:r>
           </w:p>
@@ -19316,10 +19440,10 @@
                 <w:position w:val="-4"/>
               </w:rPr>
               <w:object w:dxaOrig="220" w:dyaOrig="260" w14:anchorId="38C26E7D">
-                <v:shape id="_x0000_i1251" type="#_x0000_t75" style="width:11.15pt;height:12.85pt" o:ole="">
+                <v:shape id="_x0000_i1249" type="#_x0000_t75" style="width:11.05pt;height:12.95pt" o:ole="">
                   <v:imagedata r:id="rId399" o:title=""/>
                 </v:shape>
-                <o:OLEObject Type="Embed" ProgID="Equation.DSMT4" ShapeID="_x0000_i1251" DrawAspect="Content" ObjectID="_1852714996" r:id="rId400"/>
+                <o:OLEObject Type="Embed" ProgID="Equation.DSMT4" ShapeID="_x0000_i1249" DrawAspect="Content" ObjectID="_1853299153" r:id="rId400"/>
               </w:object>
             </w:r>
             <w:r>
@@ -19351,10 +19475,10 @@
                 <w:position w:val="-12"/>
               </w:rPr>
               <w:object w:dxaOrig="680" w:dyaOrig="360" w14:anchorId="7B0B8410">
-                <v:shape id="_x0000_i1252" type="#_x0000_t75" style="width:33.85pt;height:17.55pt" o:ole="">
+                <v:shape id="_x0000_i1250" type="#_x0000_t75" style="width:33.75pt;height:17.5pt" o:ole="">
                   <v:imagedata r:id="rId401" o:title=""/>
                 </v:shape>
-                <o:OLEObject Type="Embed" ProgID="Equation.DSMT4" ShapeID="_x0000_i1252" DrawAspect="Content" ObjectID="_1852714997" r:id="rId402"/>
+                <o:OLEObject Type="Embed" ProgID="Equation.DSMT4" ShapeID="_x0000_i1250" DrawAspect="Content" ObjectID="_1853299154" r:id="rId402"/>
               </w:object>
             </w:r>
           </w:p>
@@ -19380,10 +19504,10 @@
                 <w:position w:val="-12"/>
               </w:rPr>
               <w:object w:dxaOrig="660" w:dyaOrig="360" w14:anchorId="315E1A7C">
-                <v:shape id="_x0000_i1253" type="#_x0000_t75" style="width:33.45pt;height:17.55pt" o:ole="">
+                <v:shape id="_x0000_i1251" type="#_x0000_t75" style="width:33.75pt;height:17.5pt" o:ole="">
                   <v:imagedata r:id="rId403" o:title=""/>
                 </v:shape>
-                <o:OLEObject Type="Embed" ProgID="Equation.DSMT4" ShapeID="_x0000_i1253" DrawAspect="Content" ObjectID="_1852714998" r:id="rId404"/>
+                <o:OLEObject Type="Embed" ProgID="Equation.DSMT4" ShapeID="_x0000_i1251" DrawAspect="Content" ObjectID="_1853299155" r:id="rId404"/>
               </w:object>
             </w:r>
           </w:p>
@@ -19409,10 +19533,10 @@
                 <w:position w:val="-12"/>
               </w:rPr>
               <w:object w:dxaOrig="660" w:dyaOrig="360" w14:anchorId="01B6167B">
-                <v:shape id="_x0000_i1254" type="#_x0000_t75" style="width:33.45pt;height:17.55pt" o:ole="">
+                <v:shape id="_x0000_i1252" type="#_x0000_t75" style="width:33.75pt;height:17.5pt" o:ole="">
                   <v:imagedata r:id="rId405" o:title=""/>
                 </v:shape>
-                <o:OLEObject Type="Embed" ProgID="Equation.DSMT4" ShapeID="_x0000_i1254" DrawAspect="Content" ObjectID="_1852714999" r:id="rId406"/>
+                <o:OLEObject Type="Embed" ProgID="Equation.DSMT4" ShapeID="_x0000_i1252" DrawAspect="Content" ObjectID="_1853299156" r:id="rId406"/>
               </w:object>
             </w:r>
           </w:p>
@@ -19474,10 +19598,10 @@
                 <w:position w:val="-6"/>
               </w:rPr>
               <w:object w:dxaOrig="200" w:dyaOrig="279" w14:anchorId="28D411B4">
-                <v:shape id="_x0000_i1255" type="#_x0000_t75" style="width:14.15pt;height:14.15pt" o:ole="">
+                <v:shape id="_x0000_i1253" type="#_x0000_t75" style="width:14.25pt;height:14.25pt" o:ole="">
                   <v:imagedata r:id="rId332" o:title=""/>
                 </v:shape>
-                <o:OLEObject Type="Embed" ProgID="Equation.DSMT4" ShapeID="_x0000_i1255" DrawAspect="Content" ObjectID="_1852715000" r:id="rId407"/>
+                <o:OLEObject Type="Embed" ProgID="Equation.DSMT4" ShapeID="_x0000_i1253" DrawAspect="Content" ObjectID="_1853299157" r:id="rId407"/>
               </w:object>
             </w:r>
           </w:p>
@@ -19505,10 +19629,10 @@
                 <w:position w:val="-4"/>
               </w:rPr>
               <w:object w:dxaOrig="220" w:dyaOrig="260" w14:anchorId="514F491C">
-                <v:shape id="_x0000_i1256" type="#_x0000_t75" style="width:11.15pt;height:12.85pt" o:ole="">
+                <v:shape id="_x0000_i1254" type="#_x0000_t75" style="width:11.05pt;height:12.95pt" o:ole="">
                   <v:imagedata r:id="rId399" o:title=""/>
                 </v:shape>
-                <o:OLEObject Type="Embed" ProgID="Equation.DSMT4" ShapeID="_x0000_i1256" DrawAspect="Content" ObjectID="_1852715001" r:id="rId408"/>
+                <o:OLEObject Type="Embed" ProgID="Equation.DSMT4" ShapeID="_x0000_i1254" DrawAspect="Content" ObjectID="_1853299158" r:id="rId408"/>
               </w:object>
             </w:r>
             <w:r>
@@ -19558,10 +19682,10 @@
                 <w:position w:val="-12"/>
               </w:rPr>
               <w:object w:dxaOrig="620" w:dyaOrig="360" w14:anchorId="16639EBB">
-                <v:shape id="_x0000_i1257" type="#_x0000_t75" style="width:30.85pt;height:17.55pt" o:ole="">
+                <v:shape id="_x0000_i1255" type="#_x0000_t75" style="width:31.15pt;height:17.5pt" o:ole="">
                   <v:imagedata r:id="rId409" o:title=""/>
                 </v:shape>
-                <o:OLEObject Type="Embed" ProgID="Equation.DSMT4" ShapeID="_x0000_i1257" DrawAspect="Content" ObjectID="_1852715002" r:id="rId410"/>
+                <o:OLEObject Type="Embed" ProgID="Equation.DSMT4" ShapeID="_x0000_i1255" DrawAspect="Content" ObjectID="_1853299159" r:id="rId410"/>
               </w:object>
             </w:r>
           </w:p>
@@ -19587,10 +19711,10 @@
                 <w:position w:val="-12"/>
               </w:rPr>
               <w:object w:dxaOrig="620" w:dyaOrig="360" w14:anchorId="15709CF8">
-                <v:shape id="_x0000_i1258" type="#_x0000_t75" style="width:30.85pt;height:17.55pt" o:ole="">
+                <v:shape id="_x0000_i1256" type="#_x0000_t75" style="width:31.15pt;height:17.5pt" o:ole="">
                   <v:imagedata r:id="rId411" o:title=""/>
                 </v:shape>
-                <o:OLEObject Type="Embed" ProgID="Equation.DSMT4" ShapeID="_x0000_i1258" DrawAspect="Content" ObjectID="_1852715003" r:id="rId412"/>
+                <o:OLEObject Type="Embed" ProgID="Equation.DSMT4" ShapeID="_x0000_i1256" DrawAspect="Content" ObjectID="_1853299160" r:id="rId412"/>
               </w:object>
             </w:r>
           </w:p>
@@ -19652,10 +19776,10 @@
                 <w:position w:val="-6"/>
               </w:rPr>
               <w:object w:dxaOrig="200" w:dyaOrig="279" w14:anchorId="5BA831D2">
-                <v:shape id="_x0000_i1259" type="#_x0000_t75" style="width:14.15pt;height:14.15pt" o:ole="">
+                <v:shape id="_x0000_i1257" type="#_x0000_t75" style="width:14.25pt;height:14.25pt" o:ole="">
                   <v:imagedata r:id="rId288" o:title=""/>
                 </v:shape>
-                <o:OLEObject Type="Embed" ProgID="Equation.DSMT4" ShapeID="_x0000_i1259" DrawAspect="Content" ObjectID="_1852715004" r:id="rId413"/>
+                <o:OLEObject Type="Embed" ProgID="Equation.DSMT4" ShapeID="_x0000_i1257" DrawAspect="Content" ObjectID="_1853299161" r:id="rId413"/>
               </w:object>
             </w:r>
           </w:p>
@@ -19683,10 +19807,10 @@
                 <w:position w:val="-4"/>
               </w:rPr>
               <w:object w:dxaOrig="220" w:dyaOrig="260" w14:anchorId="3A866C8B">
-                <v:shape id="_x0000_i1260" type="#_x0000_t75" style="width:11.15pt;height:12.85pt" o:ole="">
+                <v:shape id="_x0000_i1258" type="#_x0000_t75" style="width:11.05pt;height:12.95pt" o:ole="">
                   <v:imagedata r:id="rId399" o:title=""/>
                 </v:shape>
-                <o:OLEObject Type="Embed" ProgID="Equation.DSMT4" ShapeID="_x0000_i1260" DrawAspect="Content" ObjectID="_1852715005" r:id="rId414"/>
+                <o:OLEObject Type="Embed" ProgID="Equation.DSMT4" ShapeID="_x0000_i1258" DrawAspect="Content" ObjectID="_1853299162" r:id="rId414"/>
               </w:object>
             </w:r>
             <w:r>
@@ -19754,10 +19878,10 @@
                 <w:position w:val="-12"/>
               </w:rPr>
               <w:object w:dxaOrig="639" w:dyaOrig="360" w14:anchorId="790CC284">
-                <v:shape id="_x0000_i1261" type="#_x0000_t75" style="width:32.55pt;height:17.55pt" o:ole="">
+                <v:shape id="_x0000_i1259" type="#_x0000_t75" style="width:32.45pt;height:17.5pt" o:ole="">
                   <v:imagedata r:id="rId415" o:title=""/>
                 </v:shape>
-                <o:OLEObject Type="Embed" ProgID="Equation.DSMT4" ShapeID="_x0000_i1261" DrawAspect="Content" ObjectID="_1852715006" r:id="rId416"/>
+                <o:OLEObject Type="Embed" ProgID="Equation.DSMT4" ShapeID="_x0000_i1259" DrawAspect="Content" ObjectID="_1853299163" r:id="rId416"/>
               </w:object>
             </w:r>
           </w:p>
@@ -19783,10 +19907,10 @@
                 <w:position w:val="-12"/>
               </w:rPr>
               <w:object w:dxaOrig="639" w:dyaOrig="360" w14:anchorId="39A76EA3">
-                <v:shape id="_x0000_i1262" type="#_x0000_t75" style="width:32.55pt;height:17.55pt" o:ole="">
+                <v:shape id="_x0000_i1260" type="#_x0000_t75" style="width:32.45pt;height:17.5pt" o:ole="">
                   <v:imagedata r:id="rId417" o:title=""/>
                 </v:shape>
-                <o:OLEObject Type="Embed" ProgID="Equation.DSMT4" ShapeID="_x0000_i1262" DrawAspect="Content" ObjectID="_1852715007" r:id="rId418"/>
+                <o:OLEObject Type="Embed" ProgID="Equation.DSMT4" ShapeID="_x0000_i1260" DrawAspect="Content" ObjectID="_1853299164" r:id="rId418"/>
               </w:object>
             </w:r>
           </w:p>
@@ -19812,10 +19936,10 @@
                 <w:position w:val="-12"/>
               </w:rPr>
               <w:object w:dxaOrig="720" w:dyaOrig="360" w14:anchorId="2DF43521">
-                <v:shape id="_x0000_i1263" type="#_x0000_t75" style="width:36.45pt;height:17.55pt" o:ole="">
+                <v:shape id="_x0000_i1261" type="#_x0000_t75" style="width:36.3pt;height:17.5pt" o:ole="">
                   <v:imagedata r:id="rId419" o:title=""/>
                 </v:shape>
-                <o:OLEObject Type="Embed" ProgID="Equation.DSMT4" ShapeID="_x0000_i1263" DrawAspect="Content" ObjectID="_1852715008" r:id="rId420"/>
+                <o:OLEObject Type="Embed" ProgID="Equation.DSMT4" ShapeID="_x0000_i1261" DrawAspect="Content" ObjectID="_1853299165" r:id="rId420"/>
               </w:object>
             </w:r>
           </w:p>
@@ -19841,10 +19965,10 @@
                 <w:position w:val="-6"/>
               </w:rPr>
               <w:object w:dxaOrig="200" w:dyaOrig="279" w14:anchorId="11B8CB0B">
-                <v:shape id="_x0000_i1264" type="#_x0000_t75" style="width:14.15pt;height:14.15pt" o:ole="">
+                <v:shape id="_x0000_i1262" type="#_x0000_t75" style="width:14.25pt;height:14.25pt" o:ole="">
                   <v:imagedata r:id="rId259" o:title=""/>
                 </v:shape>
-                <o:OLEObject Type="Embed" ProgID="Equation.DSMT4" ShapeID="_x0000_i1264" DrawAspect="Content" ObjectID="_1852715009" r:id="rId421"/>
+                <o:OLEObject Type="Embed" ProgID="Equation.DSMT4" ShapeID="_x0000_i1262" DrawAspect="Content" ObjectID="_1853299166" r:id="rId421"/>
               </w:object>
             </w:r>
           </w:p>
@@ -19872,10 +19996,10 @@
                 <w:position w:val="-4"/>
               </w:rPr>
               <w:object w:dxaOrig="220" w:dyaOrig="260" w14:anchorId="2AFA6EF5">
-                <v:shape id="_x0000_i1265" type="#_x0000_t75" style="width:11.15pt;height:12.85pt" o:ole="">
+                <v:shape id="_x0000_i1263" type="#_x0000_t75" style="width:11.05pt;height:12.95pt" o:ole="">
                   <v:imagedata r:id="rId399" o:title=""/>
                 </v:shape>
-                <o:OLEObject Type="Embed" ProgID="Equation.DSMT4" ShapeID="_x0000_i1265" DrawAspect="Content" ObjectID="_1852715010" r:id="rId422"/>
+                <o:OLEObject Type="Embed" ProgID="Equation.DSMT4" ShapeID="_x0000_i1263" DrawAspect="Content" ObjectID="_1853299167" r:id="rId422"/>
               </w:object>
             </w:r>
             <w:r>
@@ -19904,10 +20028,10 @@
                 <w:position w:val="-12"/>
               </w:rPr>
               <w:object w:dxaOrig="740" w:dyaOrig="360" w14:anchorId="2361F5B9">
-                <v:shape id="_x0000_i1266" type="#_x0000_t75" style="width:36.45pt;height:17.55pt" o:ole="">
+                <v:shape id="_x0000_i1264" type="#_x0000_t75" style="width:36.3pt;height:17.5pt" o:ole="">
                   <v:imagedata r:id="rId423" o:title=""/>
                 </v:shape>
-                <o:OLEObject Type="Embed" ProgID="Equation.DSMT4" ShapeID="_x0000_i1266" DrawAspect="Content" ObjectID="_1852715011" r:id="rId424"/>
+                <o:OLEObject Type="Embed" ProgID="Equation.DSMT4" ShapeID="_x0000_i1264" DrawAspect="Content" ObjectID="_1853299168" r:id="rId424"/>
               </w:object>
             </w:r>
           </w:p>
@@ -19933,10 +20057,10 @@
                 <w:position w:val="-12"/>
               </w:rPr>
               <w:object w:dxaOrig="720" w:dyaOrig="360" w14:anchorId="2EAA9D03">
-                <v:shape id="_x0000_i1267" type="#_x0000_t75" style="width:36.45pt;height:17.55pt" o:ole="">
+                <v:shape id="_x0000_i1265" type="#_x0000_t75" style="width:36.3pt;height:17.5pt" o:ole="">
                   <v:imagedata r:id="rId425" o:title=""/>
                 </v:shape>
-                <o:OLEObject Type="Embed" ProgID="Equation.DSMT4" ShapeID="_x0000_i1267" DrawAspect="Content" ObjectID="_1852715012" r:id="rId426"/>
+                <o:OLEObject Type="Embed" ProgID="Equation.DSMT4" ShapeID="_x0000_i1265" DrawAspect="Content" ObjectID="_1853299169" r:id="rId426"/>
               </w:object>
             </w:r>
           </w:p>
@@ -19962,10 +20086,10 @@
                 <w:position w:val="-12"/>
               </w:rPr>
               <w:object w:dxaOrig="720" w:dyaOrig="360" w14:anchorId="69DDCCE0">
-                <v:shape id="_x0000_i1268" type="#_x0000_t75" style="width:36.45pt;height:17.55pt" o:ole="">
+                <v:shape id="_x0000_i1266" type="#_x0000_t75" style="width:36.3pt;height:17.5pt" o:ole="">
                   <v:imagedata r:id="rId427" o:title=""/>
                 </v:shape>
-                <o:OLEObject Type="Embed" ProgID="Equation.DSMT4" ShapeID="_x0000_i1268" DrawAspect="Content" ObjectID="_1852715013" r:id="rId428"/>
+                <o:OLEObject Type="Embed" ProgID="Equation.DSMT4" ShapeID="_x0000_i1266" DrawAspect="Content" ObjectID="_1853299170" r:id="rId428"/>
               </w:object>
             </w:r>
           </w:p>
@@ -19991,10 +20115,10 @@
                 <w:position w:val="-12"/>
               </w:rPr>
               <w:object w:dxaOrig="740" w:dyaOrig="360" w14:anchorId="3EB46C36">
-                <v:shape id="_x0000_i1269" type="#_x0000_t75" style="width:36.45pt;height:17.55pt" o:ole="">
+                <v:shape id="_x0000_i1267" type="#_x0000_t75" style="width:36.3pt;height:17.5pt" o:ole="">
                   <v:imagedata r:id="rId429" o:title=""/>
                 </v:shape>
-                <o:OLEObject Type="Embed" ProgID="Equation.DSMT4" ShapeID="_x0000_i1269" DrawAspect="Content" ObjectID="_1852715014" r:id="rId430"/>
+                <o:OLEObject Type="Embed" ProgID="Equation.DSMT4" ShapeID="_x0000_i1267" DrawAspect="Content" ObjectID="_1853299171" r:id="rId430"/>
               </w:object>
             </w:r>
           </w:p>
@@ -20020,10 +20144,10 @@
                 <w:position w:val="-12"/>
               </w:rPr>
               <w:object w:dxaOrig="820" w:dyaOrig="360" w14:anchorId="590D3F29">
-                <v:shape id="_x0000_i1270" type="#_x0000_t75" style="width:41.15pt;height:17.55pt" o:ole="">
+                <v:shape id="_x0000_i1268" type="#_x0000_t75" style="width:40.85pt;height:17.5pt" o:ole="">
                   <v:imagedata r:id="rId431" o:title=""/>
                 </v:shape>
-                <o:OLEObject Type="Embed" ProgID="Equation.DSMT4" ShapeID="_x0000_i1270" DrawAspect="Content" ObjectID="_1852715015" r:id="rId432"/>
+                <o:OLEObject Type="Embed" ProgID="Equation.DSMT4" ShapeID="_x0000_i1268" DrawAspect="Content" ObjectID="_1853299172" r:id="rId432"/>
               </w:object>
             </w:r>
           </w:p>
@@ -20049,10 +20173,10 @@
                 <w:position w:val="-6"/>
               </w:rPr>
               <w:object w:dxaOrig="200" w:dyaOrig="279" w14:anchorId="18ECDFDC">
-                <v:shape id="_x0000_i1271" type="#_x0000_t75" style="width:14.15pt;height:14.15pt" o:ole="">
+                <v:shape id="_x0000_i1269" type="#_x0000_t75" style="width:14.25pt;height:14.25pt" o:ole="">
                   <v:imagedata r:id="rId294" o:title=""/>
                 </v:shape>
-                <o:OLEObject Type="Embed" ProgID="Equation.DSMT4" ShapeID="_x0000_i1271" DrawAspect="Content" ObjectID="_1852715016" r:id="rId433"/>
+                <o:OLEObject Type="Embed" ProgID="Equation.DSMT4" ShapeID="_x0000_i1269" DrawAspect="Content" ObjectID="_1853299173" r:id="rId433"/>
               </w:object>
             </w:r>
           </w:p>
@@ -20080,10 +20204,10 @@
                 <w:position w:val="-4"/>
               </w:rPr>
               <w:object w:dxaOrig="220" w:dyaOrig="260" w14:anchorId="306E1881">
-                <v:shape id="_x0000_i1272" type="#_x0000_t75" style="width:11.15pt;height:12.85pt" o:ole="">
+                <v:shape id="_x0000_i1270" type="#_x0000_t75" style="width:11.05pt;height:12.95pt" o:ole="">
                   <v:imagedata r:id="rId399" o:title=""/>
                 </v:shape>
-                <o:OLEObject Type="Embed" ProgID="Equation.DSMT4" ShapeID="_x0000_i1272" DrawAspect="Content" ObjectID="_1852715017" r:id="rId434"/>
+                <o:OLEObject Type="Embed" ProgID="Equation.DSMT4" ShapeID="_x0000_i1270" DrawAspect="Content" ObjectID="_1853299174" r:id="rId434"/>
               </w:object>
             </w:r>
             <w:r>
@@ -20154,10 +20278,10 @@
                 <w:position w:val="-12"/>
               </w:rPr>
               <w:object w:dxaOrig="639" w:dyaOrig="360" w14:anchorId="127CC90E">
-                <v:shape id="_x0000_i1273" type="#_x0000_t75" style="width:32.55pt;height:17.55pt" o:ole="">
+                <v:shape id="_x0000_i1271" type="#_x0000_t75" style="width:32.45pt;height:17.5pt" o:ole="">
                   <v:imagedata r:id="rId435" o:title=""/>
                 </v:shape>
-                <o:OLEObject Type="Embed" ProgID="Equation.DSMT4" ShapeID="_x0000_i1273" DrawAspect="Content" ObjectID="_1852715018" r:id="rId436"/>
+                <o:OLEObject Type="Embed" ProgID="Equation.DSMT4" ShapeID="_x0000_i1271" DrawAspect="Content" ObjectID="_1853299175" r:id="rId436"/>
               </w:object>
             </w:r>
           </w:p>
@@ -20201,10 +20325,10 @@
                 <w:position w:val="-12"/>
               </w:rPr>
               <w:object w:dxaOrig="720" w:dyaOrig="360" w14:anchorId="5C52224E">
-                <v:shape id="_x0000_i1274" type="#_x0000_t75" style="width:36.45pt;height:17.55pt" o:ole="">
+                <v:shape id="_x0000_i1272" type="#_x0000_t75" style="width:36.3pt;height:17.5pt" o:ole="">
                   <v:imagedata r:id="rId437" o:title=""/>
                 </v:shape>
-                <o:OLEObject Type="Embed" ProgID="Equation.DSMT4" ShapeID="_x0000_i1274" DrawAspect="Content" ObjectID="_1852715019" r:id="rId438"/>
+                <o:OLEObject Type="Embed" ProgID="Equation.DSMT4" ShapeID="_x0000_i1272" DrawAspect="Content" ObjectID="_1853299176" r:id="rId438"/>
               </w:object>
             </w:r>
           </w:p>
@@ -20230,10 +20354,10 @@
                 <w:position w:val="-6"/>
               </w:rPr>
               <w:object w:dxaOrig="200" w:dyaOrig="279" w14:anchorId="373C8503">
-                <v:shape id="_x0000_i1275" type="#_x0000_t75" style="width:14.15pt;height:14.15pt" o:ole="">
+                <v:shape id="_x0000_i1273" type="#_x0000_t75" style="width:14.25pt;height:14.25pt" o:ole="">
                   <v:imagedata r:id="rId276" o:title=""/>
                 </v:shape>
-                <o:OLEObject Type="Embed" ProgID="Equation.DSMT4" ShapeID="_x0000_i1275" DrawAspect="Content" ObjectID="_1852715020" r:id="rId439"/>
+                <o:OLEObject Type="Embed" ProgID="Equation.DSMT4" ShapeID="_x0000_i1273" DrawAspect="Content" ObjectID="_1853299177" r:id="rId439"/>
               </w:object>
             </w:r>
           </w:p>
@@ -20261,10 +20385,10 @@
                 <w:position w:val="-4"/>
               </w:rPr>
               <w:object w:dxaOrig="220" w:dyaOrig="260" w14:anchorId="71C48FCF">
-                <v:shape id="_x0000_i1276" type="#_x0000_t75" style="width:11.15pt;height:12.85pt" o:ole="">
+                <v:shape id="_x0000_i1274" type="#_x0000_t75" style="width:11.05pt;height:12.95pt" o:ole="">
                   <v:imagedata r:id="rId399" o:title=""/>
                 </v:shape>
-                <o:OLEObject Type="Embed" ProgID="Equation.DSMT4" ShapeID="_x0000_i1276" DrawAspect="Content" ObjectID="_1852715021" r:id="rId440"/>
+                <o:OLEObject Type="Embed" ProgID="Equation.DSMT4" ShapeID="_x0000_i1274" DrawAspect="Content" ObjectID="_1853299178" r:id="rId440"/>
               </w:object>
             </w:r>
             <w:r>
@@ -20296,10 +20420,10 @@
                 <w:position w:val="-12"/>
               </w:rPr>
               <w:object w:dxaOrig="660" w:dyaOrig="360" w14:anchorId="780FA3FD">
-                <v:shape id="_x0000_i1277" type="#_x0000_t75" style="width:33.45pt;height:17.55pt" o:ole="">
+                <v:shape id="_x0000_i1275" type="#_x0000_t75" style="width:33.75pt;height:17.5pt" o:ole="">
                   <v:imagedata r:id="rId441" o:title=""/>
                 </v:shape>
-                <o:OLEObject Type="Embed" ProgID="Equation.DSMT4" ShapeID="_x0000_i1277" DrawAspect="Content" ObjectID="_1852715022" r:id="rId442"/>
+                <o:OLEObject Type="Embed" ProgID="Equation.DSMT4" ShapeID="_x0000_i1275" DrawAspect="Content" ObjectID="_1853299179" r:id="rId442"/>
               </w:object>
             </w:r>
           </w:p>
@@ -20325,10 +20449,10 @@
                 <w:position w:val="-12"/>
               </w:rPr>
               <w:object w:dxaOrig="639" w:dyaOrig="360" w14:anchorId="276D591A">
-                <v:shape id="_x0000_i1278" type="#_x0000_t75" style="width:32.55pt;height:17.55pt" o:ole="">
+                <v:shape id="_x0000_i1276" type="#_x0000_t75" style="width:32.45pt;height:17.5pt" o:ole="">
                   <v:imagedata r:id="rId443" o:title=""/>
                 </v:shape>
-                <o:OLEObject Type="Embed" ProgID="Equation.DSMT4" ShapeID="_x0000_i1278" DrawAspect="Content" ObjectID="_1852715023" r:id="rId444"/>
+                <o:OLEObject Type="Embed" ProgID="Equation.DSMT4" ShapeID="_x0000_i1276" DrawAspect="Content" ObjectID="_1853299180" r:id="rId444"/>
               </w:object>
             </w:r>
           </w:p>
@@ -20354,10 +20478,10 @@
                 <w:position w:val="-12"/>
               </w:rPr>
               <w:object w:dxaOrig="639" w:dyaOrig="360" w14:anchorId="199A341F">
-                <v:shape id="_x0000_i1279" type="#_x0000_t75" style="width:32.55pt;height:17.55pt" o:ole="">
+                <v:shape id="_x0000_i1277" type="#_x0000_t75" style="width:32.45pt;height:17.5pt" o:ole="">
                   <v:imagedata r:id="rId445" o:title=""/>
                 </v:shape>
-                <o:OLEObject Type="Embed" ProgID="Equation.DSMT4" ShapeID="_x0000_i1279" DrawAspect="Content" ObjectID="_1852715024" r:id="rId446"/>
+                <o:OLEObject Type="Embed" ProgID="Equation.DSMT4" ShapeID="_x0000_i1277" DrawAspect="Content" ObjectID="_1853299181" r:id="rId446"/>
               </w:object>
             </w:r>
           </w:p>
@@ -20419,10 +20543,10 @@
                 <w:position w:val="-6"/>
               </w:rPr>
               <w:object w:dxaOrig="200" w:dyaOrig="279" w14:anchorId="5321B03C">
-                <v:shape id="_x0000_i1280" type="#_x0000_t75" style="width:14.15pt;height:14.15pt" o:ole="">
+                <v:shape id="_x0000_i1278" type="#_x0000_t75" style="width:14.25pt;height:14.25pt" o:ole="">
                   <v:imagedata r:id="rId276" o:title=""/>
                 </v:shape>
-                <o:OLEObject Type="Embed" ProgID="Equation.DSMT4" ShapeID="_x0000_i1280" DrawAspect="Content" ObjectID="_1852715025" r:id="rId447"/>
+                <o:OLEObject Type="Embed" ProgID="Equation.DSMT4" ShapeID="_x0000_i1278" DrawAspect="Content" ObjectID="_1853299182" r:id="rId447"/>
               </w:object>
             </w:r>
           </w:p>
@@ -20448,10 +20572,10 @@
                 <w:position w:val="-4"/>
               </w:rPr>
               <w:object w:dxaOrig="220" w:dyaOrig="240" w14:anchorId="54BE3350">
-                <v:shape id="_x0000_i1281" type="#_x0000_t75" style="width:13.3pt;height:14.15pt" o:ole="">
+                <v:shape id="_x0000_i1279" type="#_x0000_t75" style="width:13.6pt;height:14.25pt" o:ole="">
                   <v:imagedata r:id="rId251" o:title=""/>
                 </v:shape>
-                <o:OLEObject Type="Embed" ProgID="Equation.DSMT4" ShapeID="_x0000_i1281" DrawAspect="Content" ObjectID="_1852715026" r:id="rId448"/>
+                <o:OLEObject Type="Embed" ProgID="Equation.DSMT4" ShapeID="_x0000_i1279" DrawAspect="Content" ObjectID="_1853299183" r:id="rId448"/>
               </w:object>
             </w:r>
           </w:p>
@@ -20475,10 +20599,10 @@
                 <w:position w:val="-6"/>
               </w:rPr>
               <w:object w:dxaOrig="200" w:dyaOrig="279" w14:anchorId="1FC36A1E">
-                <v:shape id="_x0000_i1282" type="#_x0000_t75" style="width:14.15pt;height:14.15pt" o:ole="">
+                <v:shape id="_x0000_i1280" type="#_x0000_t75" style="width:14.25pt;height:14.25pt" o:ole="">
                   <v:imagedata r:id="rId315" o:title=""/>
                 </v:shape>
-                <o:OLEObject Type="Embed" ProgID="Equation.DSMT4" ShapeID="_x0000_i1282" DrawAspect="Content" ObjectID="_1852715027" r:id="rId449"/>
+                <o:OLEObject Type="Embed" ProgID="Equation.DSMT4" ShapeID="_x0000_i1280" DrawAspect="Content" ObjectID="_1853299184" r:id="rId449"/>
               </w:object>
             </w:r>
           </w:p>
@@ -20502,10 +20626,10 @@
                 <w:position w:val="-6"/>
               </w:rPr>
               <w:object w:dxaOrig="200" w:dyaOrig="279" w14:anchorId="26CAC383">
-                <v:shape id="_x0000_i1283" type="#_x0000_t75" style="width:14.15pt;height:14.15pt" o:ole="">
+                <v:shape id="_x0000_i1281" type="#_x0000_t75" style="width:14.25pt;height:14.25pt" o:ole="">
                   <v:imagedata r:id="rId317" o:title=""/>
                 </v:shape>
-                <o:OLEObject Type="Embed" ProgID="Equation.DSMT4" ShapeID="_x0000_i1283" DrawAspect="Content" ObjectID="_1852715028" r:id="rId450"/>
+                <o:OLEObject Type="Embed" ProgID="Equation.DSMT4" ShapeID="_x0000_i1281" DrawAspect="Content" ObjectID="_1853299185" r:id="rId450"/>
               </w:object>
             </w:r>
           </w:p>
@@ -20529,10 +20653,10 @@
                 <w:position w:val="-6"/>
               </w:rPr>
               <w:object w:dxaOrig="200" w:dyaOrig="279" w14:anchorId="4BBB3E6C">
-                <v:shape id="_x0000_i1284" type="#_x0000_t75" style="width:14.15pt;height:14.15pt" o:ole="">
+                <v:shape id="_x0000_i1282" type="#_x0000_t75" style="width:14.25pt;height:14.25pt" o:ole="">
                   <v:imagedata r:id="rId319" o:title=""/>
                 </v:shape>
-                <o:OLEObject Type="Embed" ProgID="Equation.DSMT4" ShapeID="_x0000_i1284" DrawAspect="Content" ObjectID="_1852715029" r:id="rId451"/>
+                <o:OLEObject Type="Embed" ProgID="Equation.DSMT4" ShapeID="_x0000_i1282" DrawAspect="Content" ObjectID="_1853299186" r:id="rId451"/>
               </w:object>
             </w:r>
           </w:p>
@@ -20556,10 +20680,10 @@
                 <w:position w:val="-6"/>
               </w:rPr>
               <w:object w:dxaOrig="200" w:dyaOrig="279" w14:anchorId="69569A29">
-                <v:shape id="_x0000_i1285" type="#_x0000_t75" style="width:14.15pt;height:14.15pt" o:ole="">
+                <v:shape id="_x0000_i1283" type="#_x0000_t75" style="width:14.25pt;height:14.25pt" o:ole="">
                   <v:imagedata r:id="rId321" o:title=""/>
                 </v:shape>
-                <o:OLEObject Type="Embed" ProgID="Equation.DSMT4" ShapeID="_x0000_i1285" DrawAspect="Content" ObjectID="_1852715030" r:id="rId452"/>
+                <o:OLEObject Type="Embed" ProgID="Equation.DSMT4" ShapeID="_x0000_i1283" DrawAspect="Content" ObjectID="_1853299187" r:id="rId452"/>
               </w:object>
             </w:r>
           </w:p>
@@ -20583,10 +20707,10 @@
                 <w:position w:val="-6"/>
               </w:rPr>
               <w:object w:dxaOrig="200" w:dyaOrig="279" w14:anchorId="3A650A6F">
-                <v:shape id="_x0000_i1286" type="#_x0000_t75" style="width:14.15pt;height:14.15pt" o:ole="">
+                <v:shape id="_x0000_i1284" type="#_x0000_t75" style="width:14.25pt;height:14.25pt" o:ole="">
                   <v:imagedata r:id="rId323" o:title=""/>
                 </v:shape>
-                <o:OLEObject Type="Embed" ProgID="Equation.DSMT4" ShapeID="_x0000_i1286" DrawAspect="Content" ObjectID="_1852715031" r:id="rId453"/>
+                <o:OLEObject Type="Embed" ProgID="Equation.DSMT4" ShapeID="_x0000_i1284" DrawAspect="Content" ObjectID="_1853299188" r:id="rId453"/>
               </w:object>
             </w:r>
           </w:p>
@@ -20610,10 +20734,10 @@
                 <w:position w:val="-6"/>
               </w:rPr>
               <w:object w:dxaOrig="200" w:dyaOrig="279" w14:anchorId="514E219C">
-                <v:shape id="_x0000_i1287" type="#_x0000_t75" style="width:14.15pt;height:14.15pt" o:ole="">
+                <v:shape id="_x0000_i1285" type="#_x0000_t75" style="width:14.25pt;height:14.25pt" o:ole="">
                   <v:imagedata r:id="rId325" o:title=""/>
                 </v:shape>
-                <o:OLEObject Type="Embed" ProgID="Equation.DSMT4" ShapeID="_x0000_i1287" DrawAspect="Content" ObjectID="_1852715032" r:id="rId454"/>
+                <o:OLEObject Type="Embed" ProgID="Equation.DSMT4" ShapeID="_x0000_i1285" DrawAspect="Content" ObjectID="_1853299189" r:id="rId454"/>
               </w:object>
             </w:r>
           </w:p>
@@ -20649,7 +20773,7 @@
           <w:lang w:val="en-US"/>
         </w:rPr>
       </w:pPr>
-      <w:commentRangeStart w:id="27"/>
+      <w:commentRangeStart w:id="28"/>
       <w:r>
         <w:rPr>
           <w:lang w:val="en-US"/>
@@ -20663,13 +20787,13 @@
         </w:rPr>
         <w:t>refaire</w:t>
       </w:r>
-      <w:commentRangeEnd w:id="27"/>
+      <w:commentRangeEnd w:id="28"/>
       <w:proofErr w:type="spellEnd"/>
       <w:r>
         <w:rPr>
           <w:rStyle w:val="Marquedecommentaire"/>
         </w:rPr>
-        <w:commentReference w:id="27"/>
+        <w:commentReference w:id="28"/>
       </w:r>
     </w:p>
     <w:p>
@@ -20738,13 +20862,13 @@
         <w:tblLook w:val="04A0" w:firstRow="1" w:lastRow="0" w:firstColumn="1" w:lastColumn="0" w:noHBand="0" w:noVBand="1"/>
       </w:tblPr>
       <w:tblGrid>
-        <w:gridCol w:w="1529"/>
+        <w:gridCol w:w="1530"/>
         <w:gridCol w:w="1517"/>
         <w:gridCol w:w="1416"/>
         <w:gridCol w:w="1360"/>
         <w:gridCol w:w="1498"/>
-        <w:gridCol w:w="1472"/>
-        <w:gridCol w:w="501"/>
+        <w:gridCol w:w="1473"/>
+        <w:gridCol w:w="499"/>
       </w:tblGrid>
       <w:tr>
         <w:tc>
@@ -20888,10 +21012,10 @@
                 <w:position w:val="-4"/>
               </w:rPr>
               <w:object w:dxaOrig="220" w:dyaOrig="240" w14:anchorId="7F31B8ED">
-                <v:shape id="_x0000_i1288" type="#_x0000_t75" style="width:13.3pt;height:14.15pt" o:ole="">
+                <v:shape id="_x0000_i1286" type="#_x0000_t75" style="width:13.6pt;height:14.25pt" o:ole="">
                   <v:imagedata r:id="rId251" o:title=""/>
                 </v:shape>
-                <o:OLEObject Type="Embed" ProgID="Equation.DSMT4" ShapeID="_x0000_i1288" DrawAspect="Content" ObjectID="_1852715033" r:id="rId455"/>
+                <o:OLEObject Type="Embed" ProgID="Equation.DSMT4" ShapeID="_x0000_i1286" DrawAspect="Content" ObjectID="_1853299190" r:id="rId455"/>
               </w:object>
             </w:r>
           </w:p>
@@ -20919,10 +21043,10 @@
                 <w:position w:val="-4"/>
               </w:rPr>
               <w:object w:dxaOrig="220" w:dyaOrig="260" w14:anchorId="319048AC">
-                <v:shape id="_x0000_i1289" type="#_x0000_t75" style="width:11.15pt;height:12.85pt" o:ole="">
+                <v:shape id="_x0000_i1287" type="#_x0000_t75" style="width:11.05pt;height:12.95pt" o:ole="">
                   <v:imagedata r:id="rId399" o:title=""/>
                 </v:shape>
-                <o:OLEObject Type="Embed" ProgID="Equation.DSMT4" ShapeID="_x0000_i1289" DrawAspect="Content" ObjectID="_1852715034" r:id="rId456"/>
+                <o:OLEObject Type="Embed" ProgID="Equation.DSMT4" ShapeID="_x0000_i1287" DrawAspect="Content" ObjectID="_1853299191" r:id="rId456"/>
               </w:object>
             </w:r>
             <w:r>
@@ -20969,10 +21093,10 @@
                 <w:position w:val="-12"/>
               </w:rPr>
               <w:object w:dxaOrig="480" w:dyaOrig="360" w14:anchorId="0740A99B">
-                <v:shape id="_x0000_i1290" type="#_x0000_t75" style="width:23.55pt;height:17.55pt" o:ole="">
+                <v:shape id="_x0000_i1288" type="#_x0000_t75" style="width:23.35pt;height:17.5pt" o:ole="">
                   <v:imagedata r:id="rId457" o:title=""/>
                 </v:shape>
-                <o:OLEObject Type="Embed" ProgID="Equation.DSMT4" ShapeID="_x0000_i1290" DrawAspect="Content" ObjectID="_1852715035" r:id="rId458"/>
+                <o:OLEObject Type="Embed" ProgID="Equation.DSMT4" ShapeID="_x0000_i1288" DrawAspect="Content" ObjectID="_1853299192" r:id="rId458"/>
               </w:object>
             </w:r>
           </w:p>
@@ -20998,10 +21122,10 @@
                 <w:position w:val="-12"/>
               </w:rPr>
               <w:object w:dxaOrig="480" w:dyaOrig="360" w14:anchorId="56B75ED9">
-                <v:shape id="_x0000_i1291" type="#_x0000_t75" style="width:23.55pt;height:17.55pt" o:ole="">
+                <v:shape id="_x0000_i1289" type="#_x0000_t75" style="width:23.35pt;height:17.5pt" o:ole="">
                   <v:imagedata r:id="rId459" o:title=""/>
                 </v:shape>
-                <o:OLEObject Type="Embed" ProgID="Equation.DSMT4" ShapeID="_x0000_i1291" DrawAspect="Content" ObjectID="_1852715036" r:id="rId460"/>
+                <o:OLEObject Type="Embed" ProgID="Equation.DSMT4" ShapeID="_x0000_i1289" DrawAspect="Content" ObjectID="_1853299193" r:id="rId460"/>
               </w:object>
             </w:r>
           </w:p>
@@ -21063,10 +21187,10 @@
                 <w:position w:val="-6"/>
               </w:rPr>
               <w:object w:dxaOrig="200" w:dyaOrig="279" w14:anchorId="53BE85DE">
-                <v:shape id="_x0000_i1292" type="#_x0000_t75" style="width:14.15pt;height:14.15pt" o:ole="">
+                <v:shape id="_x0000_i1290" type="#_x0000_t75" style="width:14.25pt;height:14.25pt" o:ole="">
                   <v:imagedata r:id="rId332" o:title=""/>
                 </v:shape>
-                <o:OLEObject Type="Embed" ProgID="Equation.DSMT4" ShapeID="_x0000_i1292" DrawAspect="Content" ObjectID="_1852715037" r:id="rId461"/>
+                <o:OLEObject Type="Embed" ProgID="Equation.DSMT4" ShapeID="_x0000_i1290" DrawAspect="Content" ObjectID="_1853299194" r:id="rId461"/>
               </w:object>
             </w:r>
           </w:p>
@@ -21094,10 +21218,10 @@
                 <w:position w:val="-4"/>
               </w:rPr>
               <w:object w:dxaOrig="220" w:dyaOrig="260" w14:anchorId="4F228A16">
-                <v:shape id="_x0000_i1293" type="#_x0000_t75" style="width:11.15pt;height:12.85pt" o:ole="">
+                <v:shape id="_x0000_i1291" type="#_x0000_t75" style="width:11.05pt;height:12.95pt" o:ole="">
                   <v:imagedata r:id="rId399" o:title=""/>
                 </v:shape>
-                <o:OLEObject Type="Embed" ProgID="Equation.DSMT4" ShapeID="_x0000_i1293" DrawAspect="Content" ObjectID="_1852715038" r:id="rId462"/>
+                <o:OLEObject Type="Embed" ProgID="Equation.DSMT4" ShapeID="_x0000_i1291" DrawAspect="Content" ObjectID="_1853299195" r:id="rId462"/>
               </w:object>
             </w:r>
             <w:r>
@@ -21144,10 +21268,10 @@
                 <w:position w:val="-12"/>
               </w:rPr>
               <w:object w:dxaOrig="480" w:dyaOrig="360" w14:anchorId="7B18522B">
-                <v:shape id="_x0000_i1294" type="#_x0000_t75" style="width:23.55pt;height:17.55pt" o:ole="">
+                <v:shape id="_x0000_i1292" type="#_x0000_t75" style="width:23.35pt;height:17.5pt" o:ole="">
                   <v:imagedata r:id="rId463" o:title=""/>
                 </v:shape>
-                <o:OLEObject Type="Embed" ProgID="Equation.DSMT4" ShapeID="_x0000_i1294" DrawAspect="Content" ObjectID="_1852715039" r:id="rId464"/>
+                <o:OLEObject Type="Embed" ProgID="Equation.DSMT4" ShapeID="_x0000_i1292" DrawAspect="Content" ObjectID="_1853299196" r:id="rId464"/>
               </w:object>
             </w:r>
           </w:p>
@@ -21173,10 +21297,10 @@
                 <w:position w:val="-12"/>
               </w:rPr>
               <w:object w:dxaOrig="480" w:dyaOrig="360" w14:anchorId="6F153634">
-                <v:shape id="_x0000_i1295" type="#_x0000_t75" style="width:23.55pt;height:17.55pt" o:ole="">
+                <v:shape id="_x0000_i1293" type="#_x0000_t75" style="width:23.35pt;height:17.5pt" o:ole="">
                   <v:imagedata r:id="rId465" o:title=""/>
                 </v:shape>
-                <o:OLEObject Type="Embed" ProgID="Equation.DSMT4" ShapeID="_x0000_i1295" DrawAspect="Content" ObjectID="_1852715040" r:id="rId466"/>
+                <o:OLEObject Type="Embed" ProgID="Equation.DSMT4" ShapeID="_x0000_i1293" DrawAspect="Content" ObjectID="_1853299197" r:id="rId466"/>
               </w:object>
             </w:r>
           </w:p>
@@ -21238,10 +21362,10 @@
                 <w:position w:val="-6"/>
               </w:rPr>
               <w:object w:dxaOrig="200" w:dyaOrig="279" w14:anchorId="1BCD4907">
-                <v:shape id="_x0000_i1296" type="#_x0000_t75" style="width:14.15pt;height:14.15pt" o:ole="">
+                <v:shape id="_x0000_i1294" type="#_x0000_t75" style="width:14.25pt;height:14.25pt" o:ole="">
                   <v:imagedata r:id="rId294" o:title=""/>
                 </v:shape>
-                <o:OLEObject Type="Embed" ProgID="Equation.DSMT4" ShapeID="_x0000_i1296" DrawAspect="Content" ObjectID="_1852715041" r:id="rId467"/>
+                <o:OLEObject Type="Embed" ProgID="Equation.DSMT4" ShapeID="_x0000_i1294" DrawAspect="Content" ObjectID="_1853299198" r:id="rId467"/>
               </w:object>
             </w:r>
           </w:p>
@@ -21267,10 +21391,10 @@
                 <w:position w:val="-4"/>
               </w:rPr>
               <w:object w:dxaOrig="220" w:dyaOrig="240" w14:anchorId="2D7746D2">
-                <v:shape id="_x0000_i1297" type="#_x0000_t75" style="width:13.3pt;height:14.15pt" o:ole="">
+                <v:shape id="_x0000_i1295" type="#_x0000_t75" style="width:13.6pt;height:14.25pt" o:ole="">
                   <v:imagedata r:id="rId251" o:title=""/>
                 </v:shape>
-                <o:OLEObject Type="Embed" ProgID="Equation.DSMT4" ShapeID="_x0000_i1297" DrawAspect="Content" ObjectID="_1852715042" r:id="rId468"/>
+                <o:OLEObject Type="Embed" ProgID="Equation.DSMT4" ShapeID="_x0000_i1295" DrawAspect="Content" ObjectID="_1853299199" r:id="rId468"/>
               </w:object>
             </w:r>
           </w:p>
@@ -21294,10 +21418,10 @@
                 <w:position w:val="-6"/>
               </w:rPr>
               <w:object w:dxaOrig="200" w:dyaOrig="279" w14:anchorId="53E49F62">
-                <v:shape id="_x0000_i1298" type="#_x0000_t75" style="width:14.15pt;height:14.15pt" o:ole="">
+                <v:shape id="_x0000_i1296" type="#_x0000_t75" style="width:14.25pt;height:14.25pt" o:ole="">
                   <v:imagedata r:id="rId315" o:title=""/>
                 </v:shape>
-                <o:OLEObject Type="Embed" ProgID="Equation.DSMT4" ShapeID="_x0000_i1298" DrawAspect="Content" ObjectID="_1852715043" r:id="rId469"/>
+                <o:OLEObject Type="Embed" ProgID="Equation.DSMT4" ShapeID="_x0000_i1296" DrawAspect="Content" ObjectID="_1853299200" r:id="rId469"/>
               </w:object>
             </w:r>
           </w:p>
@@ -21321,10 +21445,10 @@
                 <w:position w:val="-6"/>
               </w:rPr>
               <w:object w:dxaOrig="200" w:dyaOrig="279" w14:anchorId="04C35C2E">
-                <v:shape id="_x0000_i1299" type="#_x0000_t75" style="width:14.15pt;height:14.15pt" o:ole="">
+                <v:shape id="_x0000_i1297" type="#_x0000_t75" style="width:14.25pt;height:14.25pt" o:ole="">
                   <v:imagedata r:id="rId317" o:title=""/>
                 </v:shape>
-                <o:OLEObject Type="Embed" ProgID="Equation.DSMT4" ShapeID="_x0000_i1299" DrawAspect="Content" ObjectID="_1852715044" r:id="rId470"/>
+                <o:OLEObject Type="Embed" ProgID="Equation.DSMT4" ShapeID="_x0000_i1297" DrawAspect="Content" ObjectID="_1853299201" r:id="rId470"/>
               </w:object>
             </w:r>
           </w:p>
@@ -21348,10 +21472,10 @@
                 <w:position w:val="-6"/>
               </w:rPr>
               <w:object w:dxaOrig="200" w:dyaOrig="279" w14:anchorId="55B40190">
-                <v:shape id="_x0000_i1300" type="#_x0000_t75" style="width:14.15pt;height:14.15pt" o:ole="">
+                <v:shape id="_x0000_i1298" type="#_x0000_t75" style="width:14.25pt;height:14.25pt" o:ole="">
                   <v:imagedata r:id="rId319" o:title=""/>
                 </v:shape>
-                <o:OLEObject Type="Embed" ProgID="Equation.DSMT4" ShapeID="_x0000_i1300" DrawAspect="Content" ObjectID="_1852715045" r:id="rId471"/>
+                <o:OLEObject Type="Embed" ProgID="Equation.DSMT4" ShapeID="_x0000_i1298" DrawAspect="Content" ObjectID="_1853299202" r:id="rId471"/>
               </w:object>
             </w:r>
           </w:p>
@@ -21375,10 +21499,10 @@
                 <w:position w:val="-6"/>
               </w:rPr>
               <w:object w:dxaOrig="200" w:dyaOrig="279" w14:anchorId="75ACDBA2">
-                <v:shape id="_x0000_i1301" type="#_x0000_t75" style="width:14.15pt;height:14.15pt" o:ole="">
+                <v:shape id="_x0000_i1299" type="#_x0000_t75" style="width:14.25pt;height:14.25pt" o:ole="">
                   <v:imagedata r:id="rId321" o:title=""/>
                 </v:shape>
-                <o:OLEObject Type="Embed" ProgID="Equation.DSMT4" ShapeID="_x0000_i1301" DrawAspect="Content" ObjectID="_1852715046" r:id="rId472"/>
+                <o:OLEObject Type="Embed" ProgID="Equation.DSMT4" ShapeID="_x0000_i1299" DrawAspect="Content" ObjectID="_1853299203" r:id="rId472"/>
               </w:object>
             </w:r>
           </w:p>
@@ -21402,10 +21526,10 @@
                 <w:position w:val="-6"/>
               </w:rPr>
               <w:object w:dxaOrig="200" w:dyaOrig="279" w14:anchorId="0372CC64">
-                <v:shape id="_x0000_i1302" type="#_x0000_t75" style="width:14.15pt;height:14.15pt" o:ole="">
+                <v:shape id="_x0000_i1300" type="#_x0000_t75" style="width:14.25pt;height:14.25pt" o:ole="">
                   <v:imagedata r:id="rId323" o:title=""/>
                 </v:shape>
-                <o:OLEObject Type="Embed" ProgID="Equation.DSMT4" ShapeID="_x0000_i1302" DrawAspect="Content" ObjectID="_1852715047" r:id="rId473"/>
+                <o:OLEObject Type="Embed" ProgID="Equation.DSMT4" ShapeID="_x0000_i1300" DrawAspect="Content" ObjectID="_1853299204" r:id="rId473"/>
               </w:object>
             </w:r>
           </w:p>
@@ -21429,10 +21553,10 @@
                 <w:position w:val="-6"/>
               </w:rPr>
               <w:object w:dxaOrig="200" w:dyaOrig="279" w14:anchorId="6617D997">
-                <v:shape id="_x0000_i1303" type="#_x0000_t75" style="width:14.15pt;height:14.15pt" o:ole="">
+                <v:shape id="_x0000_i1301" type="#_x0000_t75" style="width:14.25pt;height:14.25pt" o:ole="">
                   <v:imagedata r:id="rId325" o:title=""/>
                 </v:shape>
-                <o:OLEObject Type="Embed" ProgID="Equation.DSMT4" ShapeID="_x0000_i1303" DrawAspect="Content" ObjectID="_1852715048" r:id="rId474"/>
+                <o:OLEObject Type="Embed" ProgID="Equation.DSMT4" ShapeID="_x0000_i1301" DrawAspect="Content" ObjectID="_1853299205" r:id="rId474"/>
               </w:object>
             </w:r>
           </w:p>
@@ -21450,11 +21574,11 @@
       <w:pPr>
         <w:pStyle w:val="Titre3"/>
       </w:pPr>
-      <w:bookmarkStart w:id="28" w:name="_Ref240192415"/>
+      <w:bookmarkStart w:id="29" w:name="_Ref240192415"/>
       <w:r>
         <w:t>Deposits withdrawal accounting</w:t>
       </w:r>
-      <w:bookmarkEnd w:id="28"/>
+      <w:bookmarkEnd w:id="29"/>
     </w:p>
     <w:p>
       <w:pPr>
@@ -21507,13 +21631,13 @@
         <w:tblLook w:val="04A0" w:firstRow="1" w:lastRow="0" w:firstColumn="1" w:lastColumn="0" w:noHBand="0" w:noVBand="1"/>
       </w:tblPr>
       <w:tblGrid>
-        <w:gridCol w:w="1529"/>
+        <w:gridCol w:w="1530"/>
         <w:gridCol w:w="1517"/>
         <w:gridCol w:w="1416"/>
         <w:gridCol w:w="1360"/>
         <w:gridCol w:w="1498"/>
-        <w:gridCol w:w="1472"/>
-        <w:gridCol w:w="501"/>
+        <w:gridCol w:w="1473"/>
+        <w:gridCol w:w="499"/>
       </w:tblGrid>
       <w:tr>
         <w:tc>
@@ -21657,10 +21781,10 @@
                 <w:position w:val="-4"/>
               </w:rPr>
               <w:object w:dxaOrig="220" w:dyaOrig="240" w14:anchorId="2AF9FF6A">
-                <v:shape id="_x0000_i1304" type="#_x0000_t75" style="width:13.3pt;height:14.15pt" o:ole="">
+                <v:shape id="_x0000_i1302" type="#_x0000_t75" style="width:13.6pt;height:14.25pt" o:ole="">
                   <v:imagedata r:id="rId251" o:title=""/>
                 </v:shape>
-                <o:OLEObject Type="Embed" ProgID="Equation.DSMT4" ShapeID="_x0000_i1304" DrawAspect="Content" ObjectID="_1852715049" r:id="rId475"/>
+                <o:OLEObject Type="Embed" ProgID="Equation.DSMT4" ShapeID="_x0000_i1302" DrawAspect="Content" ObjectID="_1853299206" r:id="rId475"/>
               </w:object>
             </w:r>
           </w:p>
@@ -21688,10 +21812,10 @@
                 <w:position w:val="-4"/>
               </w:rPr>
               <w:object w:dxaOrig="220" w:dyaOrig="260" w14:anchorId="53C84ABE">
-                <v:shape id="_x0000_i1305" type="#_x0000_t75" style="width:11.15pt;height:12.85pt" o:ole="">
+                <v:shape id="_x0000_i1303" type="#_x0000_t75" style="width:11.05pt;height:12.95pt" o:ole="">
                   <v:imagedata r:id="rId399" o:title=""/>
                 </v:shape>
-                <o:OLEObject Type="Embed" ProgID="Equation.DSMT4" ShapeID="_x0000_i1305" DrawAspect="Content" ObjectID="_1852715050" r:id="rId476"/>
+                <o:OLEObject Type="Embed" ProgID="Equation.DSMT4" ShapeID="_x0000_i1303" DrawAspect="Content" ObjectID="_1853299207" r:id="rId476"/>
               </w:object>
             </w:r>
             <w:r>
@@ -21738,10 +21862,10 @@
                 <w:position w:val="-12"/>
               </w:rPr>
               <w:object w:dxaOrig="480" w:dyaOrig="360" w14:anchorId="45E82E92">
-                <v:shape id="_x0000_i1306" type="#_x0000_t75" style="width:23.55pt;height:17.55pt" o:ole="">
+                <v:shape id="_x0000_i1304" type="#_x0000_t75" style="width:23.35pt;height:17.5pt" o:ole="">
                   <v:imagedata r:id="rId457" o:title=""/>
                 </v:shape>
-                <o:OLEObject Type="Embed" ProgID="Equation.DSMT4" ShapeID="_x0000_i1306" DrawAspect="Content" ObjectID="_1852715051" r:id="rId477"/>
+                <o:OLEObject Type="Embed" ProgID="Equation.DSMT4" ShapeID="_x0000_i1304" DrawAspect="Content" ObjectID="_1853299208" r:id="rId477"/>
               </w:object>
             </w:r>
           </w:p>
@@ -21767,10 +21891,10 @@
                 <w:position w:val="-12"/>
               </w:rPr>
               <w:object w:dxaOrig="480" w:dyaOrig="360" w14:anchorId="774F5ED1">
-                <v:shape id="_x0000_i1307" type="#_x0000_t75" style="width:23.55pt;height:17.55pt" o:ole="">
+                <v:shape id="_x0000_i1305" type="#_x0000_t75" style="width:23.35pt;height:17.5pt" o:ole="">
                   <v:imagedata r:id="rId459" o:title=""/>
                 </v:shape>
-                <o:OLEObject Type="Embed" ProgID="Equation.DSMT4" ShapeID="_x0000_i1307" DrawAspect="Content" ObjectID="_1852715052" r:id="rId478"/>
+                <o:OLEObject Type="Embed" ProgID="Equation.DSMT4" ShapeID="_x0000_i1305" DrawAspect="Content" ObjectID="_1853299209" r:id="rId478"/>
               </w:object>
             </w:r>
           </w:p>
@@ -21832,10 +21956,10 @@
                 <w:position w:val="-6"/>
               </w:rPr>
               <w:object w:dxaOrig="200" w:dyaOrig="279" w14:anchorId="3AF57894">
-                <v:shape id="_x0000_i1308" type="#_x0000_t75" style="width:14.15pt;height:14.15pt" o:ole="">
+                <v:shape id="_x0000_i1306" type="#_x0000_t75" style="width:14.25pt;height:14.25pt" o:ole="">
                   <v:imagedata r:id="rId332" o:title=""/>
                 </v:shape>
-                <o:OLEObject Type="Embed" ProgID="Equation.DSMT4" ShapeID="_x0000_i1308" DrawAspect="Content" ObjectID="_1852715053" r:id="rId479"/>
+                <o:OLEObject Type="Embed" ProgID="Equation.DSMT4" ShapeID="_x0000_i1306" DrawAspect="Content" ObjectID="_1853299210" r:id="rId479"/>
               </w:object>
             </w:r>
           </w:p>
@@ -21863,10 +21987,10 @@
                 <w:position w:val="-4"/>
               </w:rPr>
               <w:object w:dxaOrig="220" w:dyaOrig="260" w14:anchorId="761F9AF5">
-                <v:shape id="_x0000_i1309" type="#_x0000_t75" style="width:11.15pt;height:12.85pt" o:ole="">
+                <v:shape id="_x0000_i1307" type="#_x0000_t75" style="width:11.05pt;height:12.95pt" o:ole="">
                   <v:imagedata r:id="rId399" o:title=""/>
                 </v:shape>
-                <o:OLEObject Type="Embed" ProgID="Equation.DSMT4" ShapeID="_x0000_i1309" DrawAspect="Content" ObjectID="_1852715054" r:id="rId480"/>
+                <o:OLEObject Type="Embed" ProgID="Equation.DSMT4" ShapeID="_x0000_i1307" DrawAspect="Content" ObjectID="_1853299211" r:id="rId480"/>
               </w:object>
             </w:r>
             <w:r>
@@ -21913,10 +22037,10 @@
                 <w:position w:val="-12"/>
               </w:rPr>
               <w:object w:dxaOrig="480" w:dyaOrig="360" w14:anchorId="35889700">
-                <v:shape id="_x0000_i1310" type="#_x0000_t75" style="width:23.55pt;height:17.55pt" o:ole="">
+                <v:shape id="_x0000_i1308" type="#_x0000_t75" style="width:23.35pt;height:17.5pt" o:ole="">
                   <v:imagedata r:id="rId463" o:title=""/>
                 </v:shape>
-                <o:OLEObject Type="Embed" ProgID="Equation.DSMT4" ShapeID="_x0000_i1310" DrawAspect="Content" ObjectID="_1852715055" r:id="rId481"/>
+                <o:OLEObject Type="Embed" ProgID="Equation.DSMT4" ShapeID="_x0000_i1308" DrawAspect="Content" ObjectID="_1853299212" r:id="rId481"/>
               </w:object>
             </w:r>
           </w:p>
@@ -21942,10 +22066,10 @@
                 <w:position w:val="-12"/>
               </w:rPr>
               <w:object w:dxaOrig="480" w:dyaOrig="360" w14:anchorId="5415A75A">
-                <v:shape id="_x0000_i1311" type="#_x0000_t75" style="width:23.55pt;height:17.55pt" o:ole="">
+                <v:shape id="_x0000_i1309" type="#_x0000_t75" style="width:23.35pt;height:17.5pt" o:ole="">
                   <v:imagedata r:id="rId465" o:title=""/>
                 </v:shape>
-                <o:OLEObject Type="Embed" ProgID="Equation.DSMT4" ShapeID="_x0000_i1311" DrawAspect="Content" ObjectID="_1852715056" r:id="rId482"/>
+                <o:OLEObject Type="Embed" ProgID="Equation.DSMT4" ShapeID="_x0000_i1309" DrawAspect="Content" ObjectID="_1853299213" r:id="rId482"/>
               </w:object>
             </w:r>
           </w:p>
@@ -22007,10 +22131,10 @@
                 <w:position w:val="-6"/>
               </w:rPr>
               <w:object w:dxaOrig="200" w:dyaOrig="279" w14:anchorId="5DC2050E">
-                <v:shape id="_x0000_i1312" type="#_x0000_t75" style="width:14.15pt;height:14.15pt" o:ole="">
+                <v:shape id="_x0000_i1310" type="#_x0000_t75" style="width:14.25pt;height:14.25pt" o:ole="">
                   <v:imagedata r:id="rId294" o:title=""/>
                 </v:shape>
-                <o:OLEObject Type="Embed" ProgID="Equation.DSMT4" ShapeID="_x0000_i1312" DrawAspect="Content" ObjectID="_1852715057" r:id="rId483"/>
+                <o:OLEObject Type="Embed" ProgID="Equation.DSMT4" ShapeID="_x0000_i1310" DrawAspect="Content" ObjectID="_1853299214" r:id="rId483"/>
               </w:object>
             </w:r>
           </w:p>
@@ -22036,10 +22160,10 @@
                 <w:position w:val="-4"/>
               </w:rPr>
               <w:object w:dxaOrig="220" w:dyaOrig="240" w14:anchorId="7748D05C">
-                <v:shape id="_x0000_i1313" type="#_x0000_t75" style="width:13.3pt;height:14.15pt" o:ole="">
+                <v:shape id="_x0000_i1311" type="#_x0000_t75" style="width:13.6pt;height:14.25pt" o:ole="">
                   <v:imagedata r:id="rId251" o:title=""/>
                 </v:shape>
-                <o:OLEObject Type="Embed" ProgID="Equation.DSMT4" ShapeID="_x0000_i1313" DrawAspect="Content" ObjectID="_1852715058" r:id="rId484"/>
+                <o:OLEObject Type="Embed" ProgID="Equation.DSMT4" ShapeID="_x0000_i1311" DrawAspect="Content" ObjectID="_1853299215" r:id="rId484"/>
               </w:object>
             </w:r>
           </w:p>
@@ -22063,10 +22187,10 @@
                 <w:position w:val="-6"/>
               </w:rPr>
               <w:object w:dxaOrig="200" w:dyaOrig="279" w14:anchorId="3F6E574D">
-                <v:shape id="_x0000_i1314" type="#_x0000_t75" style="width:14.15pt;height:14.15pt" o:ole="">
+                <v:shape id="_x0000_i1312" type="#_x0000_t75" style="width:14.25pt;height:14.25pt" o:ole="">
                   <v:imagedata r:id="rId315" o:title=""/>
                 </v:shape>
-                <o:OLEObject Type="Embed" ProgID="Equation.DSMT4" ShapeID="_x0000_i1314" DrawAspect="Content" ObjectID="_1852715059" r:id="rId485"/>
+                <o:OLEObject Type="Embed" ProgID="Equation.DSMT4" ShapeID="_x0000_i1312" DrawAspect="Content" ObjectID="_1853299216" r:id="rId485"/>
               </w:object>
             </w:r>
           </w:p>
@@ -22090,10 +22214,10 @@
                 <w:position w:val="-6"/>
               </w:rPr>
               <w:object w:dxaOrig="200" w:dyaOrig="279" w14:anchorId="071804CF">
-                <v:shape id="_x0000_i1315" type="#_x0000_t75" style="width:14.15pt;height:14.15pt" o:ole="">
+                <v:shape id="_x0000_i1313" type="#_x0000_t75" style="width:14.25pt;height:14.25pt" o:ole="">
                   <v:imagedata r:id="rId317" o:title=""/>
                 </v:shape>
-                <o:OLEObject Type="Embed" ProgID="Equation.DSMT4" ShapeID="_x0000_i1315" DrawAspect="Content" ObjectID="_1852715060" r:id="rId486"/>
+                <o:OLEObject Type="Embed" ProgID="Equation.DSMT4" ShapeID="_x0000_i1313" DrawAspect="Content" ObjectID="_1853299217" r:id="rId486"/>
               </w:object>
             </w:r>
           </w:p>
@@ -22117,10 +22241,10 @@
                 <w:position w:val="-6"/>
               </w:rPr>
               <w:object w:dxaOrig="200" w:dyaOrig="279" w14:anchorId="3F7D38E3">
-                <v:shape id="_x0000_i1316" type="#_x0000_t75" style="width:14.15pt;height:14.15pt" o:ole="">
+                <v:shape id="_x0000_i1314" type="#_x0000_t75" style="width:14.25pt;height:14.25pt" o:ole="">
                   <v:imagedata r:id="rId319" o:title=""/>
                 </v:shape>
-                <o:OLEObject Type="Embed" ProgID="Equation.DSMT4" ShapeID="_x0000_i1316" DrawAspect="Content" ObjectID="_1852715061" r:id="rId487"/>
+                <o:OLEObject Type="Embed" ProgID="Equation.DSMT4" ShapeID="_x0000_i1314" DrawAspect="Content" ObjectID="_1853299218" r:id="rId487"/>
               </w:object>
             </w:r>
           </w:p>
@@ -22144,10 +22268,10 @@
                 <w:position w:val="-6"/>
               </w:rPr>
               <w:object w:dxaOrig="200" w:dyaOrig="279" w14:anchorId="41FC4571">
-                <v:shape id="_x0000_i1317" type="#_x0000_t75" style="width:14.15pt;height:14.15pt" o:ole="">
+                <v:shape id="_x0000_i1315" type="#_x0000_t75" style="width:14.25pt;height:14.25pt" o:ole="">
                   <v:imagedata r:id="rId321" o:title=""/>
                 </v:shape>
-                <o:OLEObject Type="Embed" ProgID="Equation.DSMT4" ShapeID="_x0000_i1317" DrawAspect="Content" ObjectID="_1852715062" r:id="rId488"/>
+                <o:OLEObject Type="Embed" ProgID="Equation.DSMT4" ShapeID="_x0000_i1315" DrawAspect="Content" ObjectID="_1853299219" r:id="rId488"/>
               </w:object>
             </w:r>
           </w:p>
@@ -22171,10 +22295,10 @@
                 <w:position w:val="-6"/>
               </w:rPr>
               <w:object w:dxaOrig="200" w:dyaOrig="279" w14:anchorId="0600C5E3">
-                <v:shape id="_x0000_i1318" type="#_x0000_t75" style="width:14.15pt;height:14.15pt" o:ole="">
+                <v:shape id="_x0000_i1316" type="#_x0000_t75" style="width:14.25pt;height:14.25pt" o:ole="">
                   <v:imagedata r:id="rId323" o:title=""/>
                 </v:shape>
-                <o:OLEObject Type="Embed" ProgID="Equation.DSMT4" ShapeID="_x0000_i1318" DrawAspect="Content" ObjectID="_1852715063" r:id="rId489"/>
+                <o:OLEObject Type="Embed" ProgID="Equation.DSMT4" ShapeID="_x0000_i1316" DrawAspect="Content" ObjectID="_1853299220" r:id="rId489"/>
               </w:object>
             </w:r>
           </w:p>
@@ -22198,10 +22322,10 @@
                 <w:position w:val="-6"/>
               </w:rPr>
               <w:object w:dxaOrig="200" w:dyaOrig="279" w14:anchorId="66B45407">
-                <v:shape id="_x0000_i1319" type="#_x0000_t75" style="width:14.15pt;height:14.15pt" o:ole="">
+                <v:shape id="_x0000_i1317" type="#_x0000_t75" style="width:14.25pt;height:14.25pt" o:ole="">
                   <v:imagedata r:id="rId325" o:title=""/>
                 </v:shape>
-                <o:OLEObject Type="Embed" ProgID="Equation.DSMT4" ShapeID="_x0000_i1319" DrawAspect="Content" ObjectID="_1852715064" r:id="rId490"/>
+                <o:OLEObject Type="Embed" ProgID="Equation.DSMT4" ShapeID="_x0000_i1317" DrawAspect="Content" ObjectID="_1853299221" r:id="rId490"/>
               </w:object>
             </w:r>
           </w:p>
@@ -22245,11 +22369,11 @@
       <w:pPr>
         <w:pStyle w:val="Titre3"/>
       </w:pPr>
-      <w:bookmarkStart w:id="29" w:name="_Ref240213845"/>
+      <w:bookmarkStart w:id="30" w:name="_Ref240213845"/>
       <w:r>
         <w:t>Deposits Reimbursement accounting</w:t>
       </w:r>
-      <w:bookmarkEnd w:id="29"/>
+      <w:bookmarkEnd w:id="30"/>
     </w:p>
     <w:p>
       <w:pPr>
@@ -22300,13 +22424,13 @@
         <w:tblLook w:val="04A0" w:firstRow="1" w:lastRow="0" w:firstColumn="1" w:lastColumn="0" w:noHBand="0" w:noVBand="1"/>
       </w:tblPr>
       <w:tblGrid>
-        <w:gridCol w:w="1529"/>
+        <w:gridCol w:w="1530"/>
         <w:gridCol w:w="1517"/>
-        <w:gridCol w:w="1415"/>
+        <w:gridCol w:w="1416"/>
         <w:gridCol w:w="1360"/>
         <w:gridCol w:w="1498"/>
         <w:gridCol w:w="1473"/>
-        <w:gridCol w:w="501"/>
+        <w:gridCol w:w="499"/>
       </w:tblGrid>
       <w:tr>
         <w:tc>
@@ -22450,10 +22574,10 @@
                 <w:position w:val="-4"/>
               </w:rPr>
               <w:object w:dxaOrig="220" w:dyaOrig="240" w14:anchorId="6DE80750">
-                <v:shape id="_x0000_i1320" type="#_x0000_t75" style="width:13.3pt;height:14.15pt" o:ole="">
+                <v:shape id="_x0000_i1318" type="#_x0000_t75" style="width:13.6pt;height:14.25pt" o:ole="">
                   <v:imagedata r:id="rId251" o:title=""/>
                 </v:shape>
-                <o:OLEObject Type="Embed" ProgID="Equation.DSMT4" ShapeID="_x0000_i1320" DrawAspect="Content" ObjectID="_1852715065" r:id="rId491"/>
+                <o:OLEObject Type="Embed" ProgID="Equation.DSMT4" ShapeID="_x0000_i1318" DrawAspect="Content" ObjectID="_1853299222" r:id="rId491"/>
               </w:object>
             </w:r>
           </w:p>
@@ -22481,10 +22605,10 @@
                 <w:position w:val="-4"/>
               </w:rPr>
               <w:object w:dxaOrig="220" w:dyaOrig="260" w14:anchorId="796D8B69">
-                <v:shape id="_x0000_i1321" type="#_x0000_t75" style="width:11.15pt;height:12.85pt" o:ole="">
+                <v:shape id="_x0000_i1319" type="#_x0000_t75" style="width:11.05pt;height:12.95pt" o:ole="">
                   <v:imagedata r:id="rId399" o:title=""/>
                 </v:shape>
-                <o:OLEObject Type="Embed" ProgID="Equation.DSMT4" ShapeID="_x0000_i1321" DrawAspect="Content" ObjectID="_1852715066" r:id="rId492"/>
+                <o:OLEObject Type="Embed" ProgID="Equation.DSMT4" ShapeID="_x0000_i1319" DrawAspect="Content" ObjectID="_1853299223" r:id="rId492"/>
               </w:object>
             </w:r>
             <w:r>
@@ -22513,10 +22637,10 @@
                 <w:position w:val="-12"/>
               </w:rPr>
               <w:object w:dxaOrig="480" w:dyaOrig="360" w14:anchorId="7A8A2504">
-                <v:shape id="_x0000_i1322" type="#_x0000_t75" style="width:23.55pt;height:17.55pt" o:ole="">
+                <v:shape id="_x0000_i1320" type="#_x0000_t75" style="width:23.35pt;height:17.5pt" o:ole="">
                   <v:imagedata r:id="rId493" o:title=""/>
                 </v:shape>
-                <o:OLEObject Type="Embed" ProgID="Equation.DSMT4" ShapeID="_x0000_i1322" DrawAspect="Content" ObjectID="_1852715067" r:id="rId494"/>
+                <o:OLEObject Type="Embed" ProgID="Equation.DSMT4" ShapeID="_x0000_i1320" DrawAspect="Content" ObjectID="_1853299224" r:id="rId494"/>
               </w:object>
             </w:r>
           </w:p>
@@ -22542,10 +22666,10 @@
                 <w:position w:val="-12"/>
               </w:rPr>
               <w:object w:dxaOrig="520" w:dyaOrig="360" w14:anchorId="20BAFD9F">
-                <v:shape id="_x0000_i1323" type="#_x0000_t75" style="width:25.3pt;height:17.55pt" o:ole="">
+                <v:shape id="_x0000_i1321" type="#_x0000_t75" style="width:25.3pt;height:17.5pt" o:ole="">
                   <v:imagedata r:id="rId495" o:title=""/>
                 </v:shape>
-                <o:OLEObject Type="Embed" ProgID="Equation.DSMT4" ShapeID="_x0000_i1323" DrawAspect="Content" ObjectID="_1852715068" r:id="rId496"/>
+                <o:OLEObject Type="Embed" ProgID="Equation.DSMT4" ShapeID="_x0000_i1321" DrawAspect="Content" ObjectID="_1853299225" r:id="rId496"/>
               </w:object>
             </w:r>
           </w:p>
@@ -22571,10 +22695,10 @@
                 <w:position w:val="-12"/>
               </w:rPr>
               <w:object w:dxaOrig="1040" w:dyaOrig="360" w14:anchorId="40A07748">
-                <v:shape id="_x0000_i1324" type="#_x0000_t75" style="width:51.45pt;height:17.55pt" o:ole="">
+                <v:shape id="_x0000_i1322" type="#_x0000_t75" style="width:51.25pt;height:17.5pt" o:ole="">
                   <v:imagedata r:id="rId497" o:title=""/>
                 </v:shape>
-                <o:OLEObject Type="Embed" ProgID="Equation.DSMT4" ShapeID="_x0000_i1324" DrawAspect="Content" ObjectID="_1852715069" r:id="rId498"/>
+                <o:OLEObject Type="Embed" ProgID="Equation.DSMT4" ShapeID="_x0000_i1322" DrawAspect="Content" ObjectID="_1853299226" r:id="rId498"/>
               </w:object>
             </w:r>
           </w:p>
@@ -22636,10 +22760,10 @@
                 <w:position w:val="-6"/>
               </w:rPr>
               <w:object w:dxaOrig="200" w:dyaOrig="279" w14:anchorId="670CD9AC">
-                <v:shape id="_x0000_i1325" type="#_x0000_t75" style="width:14.15pt;height:14.15pt" o:ole="">
+                <v:shape id="_x0000_i1323" type="#_x0000_t75" style="width:14.25pt;height:14.25pt" o:ole="">
                   <v:imagedata r:id="rId332" o:title=""/>
                 </v:shape>
-                <o:OLEObject Type="Embed" ProgID="Equation.DSMT4" ShapeID="_x0000_i1325" DrawAspect="Content" ObjectID="_1852715070" r:id="rId499"/>
+                <o:OLEObject Type="Embed" ProgID="Equation.DSMT4" ShapeID="_x0000_i1323" DrawAspect="Content" ObjectID="_1853299227" r:id="rId499"/>
               </w:object>
             </w:r>
           </w:p>
@@ -22667,10 +22791,10 @@
                 <w:position w:val="-4"/>
               </w:rPr>
               <w:object w:dxaOrig="220" w:dyaOrig="260" w14:anchorId="508BF081">
-                <v:shape id="_x0000_i1326" type="#_x0000_t75" style="width:11.15pt;height:12.85pt" o:ole="">
+                <v:shape id="_x0000_i1324" type="#_x0000_t75" style="width:11.05pt;height:12.95pt" o:ole="">
                   <v:imagedata r:id="rId399" o:title=""/>
                 </v:shape>
-                <o:OLEObject Type="Embed" ProgID="Equation.DSMT4" ShapeID="_x0000_i1326" DrawAspect="Content" ObjectID="_1852715071" r:id="rId500"/>
+                <o:OLEObject Type="Embed" ProgID="Equation.DSMT4" ShapeID="_x0000_i1324" DrawAspect="Content" ObjectID="_1853299228" r:id="rId500"/>
               </w:object>
             </w:r>
             <w:r>
@@ -22753,10 +22877,10 @@
                 <w:position w:val="-12"/>
               </w:rPr>
               <w:object w:dxaOrig="1040" w:dyaOrig="360" w14:anchorId="55050728">
-                <v:shape id="_x0000_i1327" type="#_x0000_t75" style="width:51.45pt;height:17.55pt" o:ole="">
+                <v:shape id="_x0000_i1325" type="#_x0000_t75" style="width:51.25pt;height:17.5pt" o:ole="">
                   <v:imagedata r:id="rId501" o:title=""/>
                 </v:shape>
-                <o:OLEObject Type="Embed" ProgID="Equation.DSMT4" ShapeID="_x0000_i1327" DrawAspect="Content" ObjectID="_1852715072" r:id="rId502"/>
+                <o:OLEObject Type="Embed" ProgID="Equation.DSMT4" ShapeID="_x0000_i1325" DrawAspect="Content" ObjectID="_1853299229" r:id="rId502"/>
               </w:object>
             </w:r>
           </w:p>
@@ -22782,10 +22906,10 @@
                 <w:position w:val="-12"/>
               </w:rPr>
               <w:object w:dxaOrig="1040" w:dyaOrig="360" w14:anchorId="275A3F18">
-                <v:shape id="_x0000_i1328" type="#_x0000_t75" style="width:51.45pt;height:17.55pt" o:ole="">
+                <v:shape id="_x0000_i1326" type="#_x0000_t75" style="width:51.25pt;height:17.5pt" o:ole="">
                   <v:imagedata r:id="rId497" o:title=""/>
                 </v:shape>
-                <o:OLEObject Type="Embed" ProgID="Equation.DSMT4" ShapeID="_x0000_i1328" DrawAspect="Content" ObjectID="_1852715073" r:id="rId503"/>
+                <o:OLEObject Type="Embed" ProgID="Equation.DSMT4" ShapeID="_x0000_i1326" DrawAspect="Content" ObjectID="_1853299230" r:id="rId503"/>
               </w:object>
             </w:r>
           </w:p>
@@ -22811,10 +22935,10 @@
                 <w:position w:val="-6"/>
               </w:rPr>
               <w:object w:dxaOrig="200" w:dyaOrig="279" w14:anchorId="433769BE">
-                <v:shape id="_x0000_i1329" type="#_x0000_t75" style="width:14.15pt;height:14.15pt" o:ole="">
+                <v:shape id="_x0000_i1327" type="#_x0000_t75" style="width:14.25pt;height:14.25pt" o:ole="">
                   <v:imagedata r:id="rId259" o:title=""/>
                 </v:shape>
-                <o:OLEObject Type="Embed" ProgID="Equation.DSMT4" ShapeID="_x0000_i1329" DrawAspect="Content" ObjectID="_1852715074" r:id="rId504"/>
+                <o:OLEObject Type="Embed" ProgID="Equation.DSMT4" ShapeID="_x0000_i1327" DrawAspect="Content" ObjectID="_1853299231" r:id="rId504"/>
               </w:object>
             </w:r>
           </w:p>
@@ -22842,10 +22966,10 @@
                 <w:position w:val="-4"/>
               </w:rPr>
               <w:object w:dxaOrig="220" w:dyaOrig="260" w14:anchorId="3FE078D6">
-                <v:shape id="_x0000_i1330" type="#_x0000_t75" style="width:11.15pt;height:12.85pt" o:ole="">
+                <v:shape id="_x0000_i1328" type="#_x0000_t75" style="width:11.05pt;height:12.95pt" o:ole="">
                   <v:imagedata r:id="rId399" o:title=""/>
                 </v:shape>
-                <o:OLEObject Type="Embed" ProgID="Equation.DSMT4" ShapeID="_x0000_i1330" DrawAspect="Content" ObjectID="_1852715075" r:id="rId505"/>
+                <o:OLEObject Type="Embed" ProgID="Equation.DSMT4" ShapeID="_x0000_i1328" DrawAspect="Content" ObjectID="_1853299232" r:id="rId505"/>
               </w:object>
             </w:r>
             <w:r>
@@ -22874,10 +22998,10 @@
                 <w:position w:val="-12"/>
               </w:rPr>
               <w:object w:dxaOrig="499" w:dyaOrig="360" w14:anchorId="21888947">
-                <v:shape id="_x0000_i1331" type="#_x0000_t75" style="width:24.45pt;height:17.55pt" o:ole="">
+                <v:shape id="_x0000_i1329" type="#_x0000_t75" style="width:24.65pt;height:17.5pt" o:ole="">
                   <v:imagedata r:id="rId506" o:title=""/>
                 </v:shape>
-                <o:OLEObject Type="Embed" ProgID="Equation.DSMT4" ShapeID="_x0000_i1331" DrawAspect="Content" ObjectID="_1852715076" r:id="rId507"/>
+                <o:OLEObject Type="Embed" ProgID="Equation.DSMT4" ShapeID="_x0000_i1329" DrawAspect="Content" ObjectID="_1853299233" r:id="rId507"/>
               </w:object>
             </w:r>
           </w:p>
@@ -22903,10 +23027,10 @@
                 <w:position w:val="-12"/>
               </w:rPr>
               <w:object w:dxaOrig="520" w:dyaOrig="360" w14:anchorId="0E0732FA">
-                <v:shape id="_x0000_i1332" type="#_x0000_t75" style="width:26.15pt;height:17.55pt" o:ole="">
+                <v:shape id="_x0000_i1330" type="#_x0000_t75" style="width:25.95pt;height:17.5pt" o:ole="">
                   <v:imagedata r:id="rId508" o:title=""/>
                 </v:shape>
-                <o:OLEObject Type="Embed" ProgID="Equation.DSMT4" ShapeID="_x0000_i1332" DrawAspect="Content" ObjectID="_1852715077" r:id="rId509"/>
+                <o:OLEObject Type="Embed" ProgID="Equation.DSMT4" ShapeID="_x0000_i1330" DrawAspect="Content" ObjectID="_1853299234" r:id="rId509"/>
               </w:object>
             </w:r>
           </w:p>
@@ -22932,10 +23056,10 @@
                 <w:position w:val="-12"/>
               </w:rPr>
               <w:object w:dxaOrig="1040" w:dyaOrig="360" w14:anchorId="453B4D8D">
-                <v:shape id="_x0000_i1333" type="#_x0000_t75" style="width:51.45pt;height:17.55pt" o:ole="">
+                <v:shape id="_x0000_i1331" type="#_x0000_t75" style="width:51.25pt;height:17.5pt" o:ole="">
                   <v:imagedata r:id="rId501" o:title=""/>
                 </v:shape>
-                <o:OLEObject Type="Embed" ProgID="Equation.DSMT4" ShapeID="_x0000_i1333" DrawAspect="Content" ObjectID="_1852715078" r:id="rId510"/>
+                <o:OLEObject Type="Embed" ProgID="Equation.DSMT4" ShapeID="_x0000_i1331" DrawAspect="Content" ObjectID="_1853299235" r:id="rId510"/>
               </w:object>
             </w:r>
           </w:p>
@@ -22961,10 +23085,10 @@
                 <w:position w:val="-12"/>
               </w:rPr>
               <w:object w:dxaOrig="1040" w:dyaOrig="360" w14:anchorId="5BE8F0B1">
-                <v:shape id="_x0000_i1334" type="#_x0000_t75" style="width:51.45pt;height:17.55pt" o:ole="">
+                <v:shape id="_x0000_i1332" type="#_x0000_t75" style="width:51.25pt;height:17.5pt" o:ole="">
                   <v:imagedata r:id="rId497" o:title=""/>
                 </v:shape>
-                <o:OLEObject Type="Embed" ProgID="Equation.DSMT4" ShapeID="_x0000_i1334" DrawAspect="Content" ObjectID="_1852715079" r:id="rId511"/>
+                <o:OLEObject Type="Embed" ProgID="Equation.DSMT4" ShapeID="_x0000_i1332" DrawAspect="Content" ObjectID="_1853299236" r:id="rId511"/>
               </w:object>
             </w:r>
           </w:p>
@@ -22990,10 +23114,10 @@
                 <w:position w:val="-12"/>
               </w:rPr>
               <w:object w:dxaOrig="1040" w:dyaOrig="360" w14:anchorId="2D45AE3E">
-                <v:shape id="_x0000_i1335" type="#_x0000_t75" style="width:51.45pt;height:17.55pt" o:ole="">
+                <v:shape id="_x0000_i1333" type="#_x0000_t75" style="width:51.25pt;height:17.5pt" o:ole="">
                   <v:imagedata r:id="rId501" o:title=""/>
                 </v:shape>
-                <o:OLEObject Type="Embed" ProgID="Equation.DSMT4" ShapeID="_x0000_i1335" DrawAspect="Content" ObjectID="_1852715080" r:id="rId512"/>
+                <o:OLEObject Type="Embed" ProgID="Equation.DSMT4" ShapeID="_x0000_i1333" DrawAspect="Content" ObjectID="_1853299237" r:id="rId512"/>
               </w:object>
             </w:r>
           </w:p>
@@ -23019,10 +23143,10 @@
                 <w:position w:val="-6"/>
               </w:rPr>
               <w:object w:dxaOrig="200" w:dyaOrig="279" w14:anchorId="6C010ED5">
-                <v:shape id="_x0000_i1336" type="#_x0000_t75" style="width:14.15pt;height:14.15pt" o:ole="">
+                <v:shape id="_x0000_i1334" type="#_x0000_t75" style="width:14.25pt;height:14.25pt" o:ole="">
                   <v:imagedata r:id="rId294" o:title=""/>
                 </v:shape>
-                <o:OLEObject Type="Embed" ProgID="Equation.DSMT4" ShapeID="_x0000_i1336" DrawAspect="Content" ObjectID="_1852715081" r:id="rId513"/>
+                <o:OLEObject Type="Embed" ProgID="Equation.DSMT4" ShapeID="_x0000_i1334" DrawAspect="Content" ObjectID="_1853299238" r:id="rId513"/>
               </w:object>
             </w:r>
           </w:p>
@@ -23048,10 +23172,10 @@
                 <w:position w:val="-4"/>
               </w:rPr>
               <w:object w:dxaOrig="220" w:dyaOrig="240" w14:anchorId="117B63A1">
-                <v:shape id="_x0000_i1337" type="#_x0000_t75" style="width:13.3pt;height:14.15pt" o:ole="">
+                <v:shape id="_x0000_i1335" type="#_x0000_t75" style="width:13.6pt;height:14.25pt" o:ole="">
                   <v:imagedata r:id="rId251" o:title=""/>
                 </v:shape>
-                <o:OLEObject Type="Embed" ProgID="Equation.DSMT4" ShapeID="_x0000_i1337" DrawAspect="Content" ObjectID="_1852715082" r:id="rId514"/>
+                <o:OLEObject Type="Embed" ProgID="Equation.DSMT4" ShapeID="_x0000_i1335" DrawAspect="Content" ObjectID="_1853299239" r:id="rId514"/>
               </w:object>
             </w:r>
           </w:p>
@@ -23075,10 +23199,10 @@
                 <w:position w:val="-6"/>
               </w:rPr>
               <w:object w:dxaOrig="200" w:dyaOrig="279" w14:anchorId="45A9CE69">
-                <v:shape id="_x0000_i1338" type="#_x0000_t75" style="width:14.15pt;height:14.15pt" o:ole="">
+                <v:shape id="_x0000_i1336" type="#_x0000_t75" style="width:14.25pt;height:14.25pt" o:ole="">
                   <v:imagedata r:id="rId315" o:title=""/>
                 </v:shape>
-                <o:OLEObject Type="Embed" ProgID="Equation.DSMT4" ShapeID="_x0000_i1338" DrawAspect="Content" ObjectID="_1852715083" r:id="rId515"/>
+                <o:OLEObject Type="Embed" ProgID="Equation.DSMT4" ShapeID="_x0000_i1336" DrawAspect="Content" ObjectID="_1853299240" r:id="rId515"/>
               </w:object>
             </w:r>
           </w:p>
@@ -23102,10 +23226,10 @@
                 <w:position w:val="-6"/>
               </w:rPr>
               <w:object w:dxaOrig="200" w:dyaOrig="279" w14:anchorId="1E607175">
-                <v:shape id="_x0000_i1339" type="#_x0000_t75" style="width:14.15pt;height:14.15pt" o:ole="">
+                <v:shape id="_x0000_i1337" type="#_x0000_t75" style="width:14.25pt;height:14.25pt" o:ole="">
                   <v:imagedata r:id="rId317" o:title=""/>
                 </v:shape>
-                <o:OLEObject Type="Embed" ProgID="Equation.DSMT4" ShapeID="_x0000_i1339" DrawAspect="Content" ObjectID="_1852715084" r:id="rId516"/>
+                <o:OLEObject Type="Embed" ProgID="Equation.DSMT4" ShapeID="_x0000_i1337" DrawAspect="Content" ObjectID="_1853299241" r:id="rId516"/>
               </w:object>
             </w:r>
           </w:p>
@@ -23129,10 +23253,10 @@
                 <w:position w:val="-6"/>
               </w:rPr>
               <w:object w:dxaOrig="200" w:dyaOrig="279" w14:anchorId="74ED4AC6">
-                <v:shape id="_x0000_i1340" type="#_x0000_t75" style="width:14.15pt;height:14.15pt" o:ole="">
+                <v:shape id="_x0000_i1338" type="#_x0000_t75" style="width:14.25pt;height:14.25pt" o:ole="">
                   <v:imagedata r:id="rId319" o:title=""/>
                 </v:shape>
-                <o:OLEObject Type="Embed" ProgID="Equation.DSMT4" ShapeID="_x0000_i1340" DrawAspect="Content" ObjectID="_1852715085" r:id="rId517"/>
+                <o:OLEObject Type="Embed" ProgID="Equation.DSMT4" ShapeID="_x0000_i1338" DrawAspect="Content" ObjectID="_1853299242" r:id="rId517"/>
               </w:object>
             </w:r>
           </w:p>
@@ -23156,10 +23280,10 @@
                 <w:position w:val="-6"/>
               </w:rPr>
               <w:object w:dxaOrig="200" w:dyaOrig="279" w14:anchorId="4E5A93C0">
-                <v:shape id="_x0000_i1341" type="#_x0000_t75" style="width:14.15pt;height:14.15pt" o:ole="">
+                <v:shape id="_x0000_i1339" type="#_x0000_t75" style="width:14.25pt;height:14.25pt" o:ole="">
                   <v:imagedata r:id="rId321" o:title=""/>
                 </v:shape>
-                <o:OLEObject Type="Embed" ProgID="Equation.DSMT4" ShapeID="_x0000_i1341" DrawAspect="Content" ObjectID="_1852715086" r:id="rId518"/>
+                <o:OLEObject Type="Embed" ProgID="Equation.DSMT4" ShapeID="_x0000_i1339" DrawAspect="Content" ObjectID="_1853299243" r:id="rId518"/>
               </w:object>
             </w:r>
           </w:p>
@@ -23183,10 +23307,10 @@
                 <w:position w:val="-6"/>
               </w:rPr>
               <w:object w:dxaOrig="200" w:dyaOrig="279" w14:anchorId="03E3167A">
-                <v:shape id="_x0000_i1342" type="#_x0000_t75" style="width:14.15pt;height:14.15pt" o:ole="">
+                <v:shape id="_x0000_i1340" type="#_x0000_t75" style="width:14.25pt;height:14.25pt" o:ole="">
                   <v:imagedata r:id="rId323" o:title=""/>
                 </v:shape>
-                <o:OLEObject Type="Embed" ProgID="Equation.DSMT4" ShapeID="_x0000_i1342" DrawAspect="Content" ObjectID="_1852715087" r:id="rId519"/>
+                <o:OLEObject Type="Embed" ProgID="Equation.DSMT4" ShapeID="_x0000_i1340" DrawAspect="Content" ObjectID="_1853299244" r:id="rId519"/>
               </w:object>
             </w:r>
           </w:p>
@@ -23210,10 +23334,10 @@
                 <w:position w:val="-6"/>
               </w:rPr>
               <w:object w:dxaOrig="200" w:dyaOrig="279" w14:anchorId="39E2051C">
-                <v:shape id="_x0000_i1343" type="#_x0000_t75" style="width:14.15pt;height:14.15pt" o:ole="">
+                <v:shape id="_x0000_i1341" type="#_x0000_t75" style="width:14.25pt;height:14.25pt" o:ole="">
                   <v:imagedata r:id="rId325" o:title=""/>
                 </v:shape>
-                <o:OLEObject Type="Embed" ProgID="Equation.DSMT4" ShapeID="_x0000_i1343" DrawAspect="Content" ObjectID="_1852715088" r:id="rId520"/>
+                <o:OLEObject Type="Embed" ProgID="Equation.DSMT4" ShapeID="_x0000_i1341" DrawAspect="Content" ObjectID="_1853299245" r:id="rId520"/>
               </w:object>
             </w:r>
           </w:p>
@@ -23283,13 +23407,13 @@
         <w:tblLook w:val="04A0" w:firstRow="1" w:lastRow="0" w:firstColumn="1" w:lastColumn="0" w:noHBand="0" w:noVBand="1"/>
       </w:tblPr>
       <w:tblGrid>
-        <w:gridCol w:w="1529"/>
+        <w:gridCol w:w="1530"/>
         <w:gridCol w:w="1517"/>
         <w:gridCol w:w="1416"/>
         <w:gridCol w:w="1360"/>
         <w:gridCol w:w="1498"/>
-        <w:gridCol w:w="1472"/>
-        <w:gridCol w:w="501"/>
+        <w:gridCol w:w="1473"/>
+        <w:gridCol w:w="499"/>
       </w:tblGrid>
       <w:tr>
         <w:tc>
@@ -23433,10 +23557,10 @@
                 <w:position w:val="-4"/>
               </w:rPr>
               <w:object w:dxaOrig="220" w:dyaOrig="240" w14:anchorId="15037D0D">
-                <v:shape id="_x0000_i1344" type="#_x0000_t75" style="width:13.3pt;height:14.15pt" o:ole="">
+                <v:shape id="_x0000_i1342" type="#_x0000_t75" style="width:13.6pt;height:14.25pt" o:ole="">
                   <v:imagedata r:id="rId251" o:title=""/>
                 </v:shape>
-                <o:OLEObject Type="Embed" ProgID="Equation.DSMT4" ShapeID="_x0000_i1344" DrawAspect="Content" ObjectID="_1852715089" r:id="rId521"/>
+                <o:OLEObject Type="Embed" ProgID="Equation.DSMT4" ShapeID="_x0000_i1342" DrawAspect="Content" ObjectID="_1853299246" r:id="rId521"/>
               </w:object>
             </w:r>
           </w:p>
@@ -23506,10 +23630,10 @@
                 <w:position w:val="-12"/>
               </w:rPr>
               <w:object w:dxaOrig="600" w:dyaOrig="380" w14:anchorId="4BD2D427">
-                <v:shape id="_x0000_i1345" type="#_x0000_t75" style="width:29.15pt;height:18.85pt" o:ole="">
+                <v:shape id="_x0000_i1343" type="#_x0000_t75" style="width:29.2pt;height:18.8pt" o:ole="">
                   <v:imagedata r:id="rId522" o:title=""/>
                 </v:shape>
-                <o:OLEObject Type="Embed" ProgID="Equation.DSMT4" ShapeID="_x0000_i1345" DrawAspect="Content" ObjectID="_1852715090" r:id="rId523"/>
+                <o:OLEObject Type="Embed" ProgID="Equation.DSMT4" ShapeID="_x0000_i1343" DrawAspect="Content" ObjectID="_1853299247" r:id="rId523"/>
               </w:object>
             </w:r>
           </w:p>
@@ -23535,10 +23659,10 @@
                 <w:position w:val="-12"/>
               </w:rPr>
               <w:object w:dxaOrig="600" w:dyaOrig="380" w14:anchorId="7221A824">
-                <v:shape id="_x0000_i1346" type="#_x0000_t75" style="width:29.15pt;height:18.85pt" o:ole="">
+                <v:shape id="_x0000_i1344" type="#_x0000_t75" style="width:29.2pt;height:18.8pt" o:ole="">
                   <v:imagedata r:id="rId524" o:title=""/>
                 </v:shape>
-                <o:OLEObject Type="Embed" ProgID="Equation.DSMT4" ShapeID="_x0000_i1346" DrawAspect="Content" ObjectID="_1852715091" r:id="rId525"/>
+                <o:OLEObject Type="Embed" ProgID="Equation.DSMT4" ShapeID="_x0000_i1344" DrawAspect="Content" ObjectID="_1853299248" r:id="rId525"/>
               </w:object>
             </w:r>
           </w:p>
@@ -23600,10 +23724,10 @@
                 <w:position w:val="-6"/>
               </w:rPr>
               <w:object w:dxaOrig="200" w:dyaOrig="279" w14:anchorId="103C7454">
-                <v:shape id="_x0000_i1347" type="#_x0000_t75" style="width:14.15pt;height:14.15pt" o:ole="">
+                <v:shape id="_x0000_i1345" type="#_x0000_t75" style="width:14.25pt;height:14.25pt" o:ole="">
                   <v:imagedata r:id="rId288" o:title=""/>
                 </v:shape>
-                <o:OLEObject Type="Embed" ProgID="Equation.DSMT4" ShapeID="_x0000_i1347" DrawAspect="Content" ObjectID="_1852715092" r:id="rId526"/>
+                <o:OLEObject Type="Embed" ProgID="Equation.DSMT4" ShapeID="_x0000_i1345" DrawAspect="Content" ObjectID="_1853299249" r:id="rId526"/>
               </w:object>
             </w:r>
           </w:p>
@@ -23631,10 +23755,10 @@
                 <w:position w:val="-4"/>
               </w:rPr>
               <w:object w:dxaOrig="220" w:dyaOrig="260" w14:anchorId="00668506">
-                <v:shape id="_x0000_i1348" type="#_x0000_t75" style="width:11.15pt;height:12.85pt" o:ole="">
+                <v:shape id="_x0000_i1346" type="#_x0000_t75" style="width:11.05pt;height:12.95pt" o:ole="">
                   <v:imagedata r:id="rId399" o:title=""/>
                 </v:shape>
-                <o:OLEObject Type="Embed" ProgID="Equation.DSMT4" ShapeID="_x0000_i1348" DrawAspect="Content" ObjectID="_1852715093" r:id="rId527"/>
+                <o:OLEObject Type="Embed" ProgID="Equation.DSMT4" ShapeID="_x0000_i1346" DrawAspect="Content" ObjectID="_1853299250" r:id="rId527"/>
               </w:object>
             </w:r>
             <w:r>
@@ -23681,10 +23805,10 @@
                 <w:position w:val="-12"/>
               </w:rPr>
               <w:object w:dxaOrig="400" w:dyaOrig="360" w14:anchorId="7809F85D">
-                <v:shape id="_x0000_i1349" type="#_x0000_t75" style="width:19.7pt;height:17.55pt" o:ole="">
+                <v:shape id="_x0000_i1347" type="#_x0000_t75" style="width:19.45pt;height:17.5pt" o:ole="">
                   <v:imagedata r:id="rId528" o:title=""/>
                 </v:shape>
-                <o:OLEObject Type="Embed" ProgID="Equation.DSMT4" ShapeID="_x0000_i1349" DrawAspect="Content" ObjectID="_1852715094" r:id="rId529"/>
+                <o:OLEObject Type="Embed" ProgID="Equation.DSMT4" ShapeID="_x0000_i1347" DrawAspect="Content" ObjectID="_1853299251" r:id="rId529"/>
               </w:object>
             </w:r>
           </w:p>
@@ -23710,10 +23834,10 @@
                 <w:position w:val="-12"/>
               </w:rPr>
               <w:object w:dxaOrig="400" w:dyaOrig="360" w14:anchorId="318A090A">
-                <v:shape id="_x0000_i1350" type="#_x0000_t75" style="width:19.7pt;height:17.55pt" o:ole="">
+                <v:shape id="_x0000_i1348" type="#_x0000_t75" style="width:19.45pt;height:17.5pt" o:ole="">
                   <v:imagedata r:id="rId530" o:title=""/>
                 </v:shape>
-                <o:OLEObject Type="Embed" ProgID="Equation.DSMT4" ShapeID="_x0000_i1350" DrawAspect="Content" ObjectID="_1852715095" r:id="rId531"/>
+                <o:OLEObject Type="Embed" ProgID="Equation.DSMT4" ShapeID="_x0000_i1348" DrawAspect="Content" ObjectID="_1853299252" r:id="rId531"/>
               </w:object>
             </w:r>
           </w:p>
@@ -23775,10 +23899,10 @@
                 <w:position w:val="-6"/>
               </w:rPr>
               <w:object w:dxaOrig="200" w:dyaOrig="279" w14:anchorId="1789933C">
-                <v:shape id="_x0000_i1351" type="#_x0000_t75" style="width:14.15pt;height:14.15pt" o:ole="">
+                <v:shape id="_x0000_i1349" type="#_x0000_t75" style="width:14.25pt;height:14.25pt" o:ole="">
                   <v:imagedata r:id="rId288" o:title=""/>
                 </v:shape>
-                <o:OLEObject Type="Embed" ProgID="Equation.DSMT4" ShapeID="_x0000_i1351" DrawAspect="Content" ObjectID="_1852715096" r:id="rId532"/>
+                <o:OLEObject Type="Embed" ProgID="Equation.DSMT4" ShapeID="_x0000_i1349" DrawAspect="Content" ObjectID="_1853299253" r:id="rId532"/>
               </w:object>
             </w:r>
           </w:p>
@@ -23806,10 +23930,10 @@
                 <w:position w:val="-4"/>
               </w:rPr>
               <w:object w:dxaOrig="220" w:dyaOrig="260" w14:anchorId="6BBA3AE4">
-                <v:shape id="_x0000_i1352" type="#_x0000_t75" style="width:11.15pt;height:12.85pt" o:ole="">
+                <v:shape id="_x0000_i1350" type="#_x0000_t75" style="width:11.05pt;height:12.95pt" o:ole="">
                   <v:imagedata r:id="rId399" o:title=""/>
                 </v:shape>
-                <o:OLEObject Type="Embed" ProgID="Equation.DSMT4" ShapeID="_x0000_i1352" DrawAspect="Content" ObjectID="_1852715097" r:id="rId533"/>
+                <o:OLEObject Type="Embed" ProgID="Equation.DSMT4" ShapeID="_x0000_i1350" DrawAspect="Content" ObjectID="_1853299254" r:id="rId533"/>
               </w:object>
             </w:r>
             <w:r>
@@ -23856,10 +23980,10 @@
                 <w:position w:val="-12"/>
               </w:rPr>
               <w:object w:dxaOrig="1020" w:dyaOrig="380" w14:anchorId="51EFE0FF">
-                <v:shape id="_x0000_i1353" type="#_x0000_t75" style="width:50.55pt;height:18.85pt" o:ole="">
+                <v:shape id="_x0000_i1351" type="#_x0000_t75" style="width:50.6pt;height:18.8pt" o:ole="">
                   <v:imagedata r:id="rId534" o:title=""/>
                 </v:shape>
-                <o:OLEObject Type="Embed" ProgID="Equation.DSMT4" ShapeID="_x0000_i1353" DrawAspect="Content" ObjectID="_1852715098" r:id="rId535"/>
+                <o:OLEObject Type="Embed" ProgID="Equation.DSMT4" ShapeID="_x0000_i1351" DrawAspect="Content" ObjectID="_1853299255" r:id="rId535"/>
               </w:object>
             </w:r>
           </w:p>
@@ -23885,10 +24009,10 @@
                 <w:position w:val="-12"/>
               </w:rPr>
               <w:object w:dxaOrig="1020" w:dyaOrig="380" w14:anchorId="7A977E2F">
-                <v:shape id="_x0000_i1354" type="#_x0000_t75" style="width:50.55pt;height:18.85pt" o:ole="">
+                <v:shape id="_x0000_i1352" type="#_x0000_t75" style="width:50.6pt;height:18.8pt" o:ole="">
                   <v:imagedata r:id="rId536" o:title=""/>
                 </v:shape>
-                <o:OLEObject Type="Embed" ProgID="Equation.DSMT4" ShapeID="_x0000_i1354" DrawAspect="Content" ObjectID="_1852715099" r:id="rId537"/>
+                <o:OLEObject Type="Embed" ProgID="Equation.DSMT4" ShapeID="_x0000_i1352" DrawAspect="Content" ObjectID="_1853299256" r:id="rId537"/>
               </w:object>
             </w:r>
           </w:p>
@@ -23950,10 +24074,10 @@
                 <w:position w:val="-6"/>
               </w:rPr>
               <w:object w:dxaOrig="200" w:dyaOrig="279" w14:anchorId="531FF2F6">
-                <v:shape id="_x0000_i1355" type="#_x0000_t75" style="width:14.15pt;height:14.15pt" o:ole="">
+                <v:shape id="_x0000_i1353" type="#_x0000_t75" style="width:14.25pt;height:14.25pt" o:ole="">
                   <v:imagedata r:id="rId294" o:title=""/>
                 </v:shape>
-                <o:OLEObject Type="Embed" ProgID="Equation.DSMT4" ShapeID="_x0000_i1355" DrawAspect="Content" ObjectID="_1852715100" r:id="rId538"/>
+                <o:OLEObject Type="Embed" ProgID="Equation.DSMT4" ShapeID="_x0000_i1353" DrawAspect="Content" ObjectID="_1853299257" r:id="rId538"/>
               </w:object>
             </w:r>
           </w:p>
@@ -23979,10 +24103,10 @@
                 <w:position w:val="-4"/>
               </w:rPr>
               <w:object w:dxaOrig="220" w:dyaOrig="240" w14:anchorId="0CCFBC77">
-                <v:shape id="_x0000_i1356" type="#_x0000_t75" style="width:13.3pt;height:14.15pt" o:ole="">
+                <v:shape id="_x0000_i1354" type="#_x0000_t75" style="width:13.6pt;height:14.25pt" o:ole="">
                   <v:imagedata r:id="rId251" o:title=""/>
                 </v:shape>
-                <o:OLEObject Type="Embed" ProgID="Equation.DSMT4" ShapeID="_x0000_i1356" DrawAspect="Content" ObjectID="_1852715101" r:id="rId539"/>
+                <o:OLEObject Type="Embed" ProgID="Equation.DSMT4" ShapeID="_x0000_i1354" DrawAspect="Content" ObjectID="_1853299258" r:id="rId539"/>
               </w:object>
             </w:r>
           </w:p>
@@ -24006,10 +24130,10 @@
                 <w:position w:val="-6"/>
               </w:rPr>
               <w:object w:dxaOrig="200" w:dyaOrig="279" w14:anchorId="187DD7EE">
-                <v:shape id="_x0000_i1357" type="#_x0000_t75" style="width:14.15pt;height:14.15pt" o:ole="">
+                <v:shape id="_x0000_i1355" type="#_x0000_t75" style="width:14.25pt;height:14.25pt" o:ole="">
                   <v:imagedata r:id="rId315" o:title=""/>
                 </v:shape>
-                <o:OLEObject Type="Embed" ProgID="Equation.DSMT4" ShapeID="_x0000_i1357" DrawAspect="Content" ObjectID="_1852715102" r:id="rId540"/>
+                <o:OLEObject Type="Embed" ProgID="Equation.DSMT4" ShapeID="_x0000_i1355" DrawAspect="Content" ObjectID="_1853299259" r:id="rId540"/>
               </w:object>
             </w:r>
           </w:p>
@@ -24033,10 +24157,10 @@
                 <w:position w:val="-6"/>
               </w:rPr>
               <w:object w:dxaOrig="200" w:dyaOrig="279" w14:anchorId="2ED18FDE">
-                <v:shape id="_x0000_i1358" type="#_x0000_t75" style="width:14.15pt;height:14.15pt" o:ole="">
+                <v:shape id="_x0000_i1356" type="#_x0000_t75" style="width:14.25pt;height:14.25pt" o:ole="">
                   <v:imagedata r:id="rId317" o:title=""/>
                 </v:shape>
-                <o:OLEObject Type="Embed" ProgID="Equation.DSMT4" ShapeID="_x0000_i1358" DrawAspect="Content" ObjectID="_1852715103" r:id="rId541"/>
+                <o:OLEObject Type="Embed" ProgID="Equation.DSMT4" ShapeID="_x0000_i1356" DrawAspect="Content" ObjectID="_1853299260" r:id="rId541"/>
               </w:object>
             </w:r>
           </w:p>
@@ -24060,10 +24184,10 @@
                 <w:position w:val="-6"/>
               </w:rPr>
               <w:object w:dxaOrig="200" w:dyaOrig="279" w14:anchorId="3888F949">
-                <v:shape id="_x0000_i1359" type="#_x0000_t75" style="width:14.15pt;height:14.15pt" o:ole="">
+                <v:shape id="_x0000_i1357" type="#_x0000_t75" style="width:14.25pt;height:14.25pt" o:ole="">
                   <v:imagedata r:id="rId319" o:title=""/>
                 </v:shape>
-                <o:OLEObject Type="Embed" ProgID="Equation.DSMT4" ShapeID="_x0000_i1359" DrawAspect="Content" ObjectID="_1852715104" r:id="rId542"/>
+                <o:OLEObject Type="Embed" ProgID="Equation.DSMT4" ShapeID="_x0000_i1357" DrawAspect="Content" ObjectID="_1853299261" r:id="rId542"/>
               </w:object>
             </w:r>
           </w:p>
@@ -24087,10 +24211,10 @@
                 <w:position w:val="-6"/>
               </w:rPr>
               <w:object w:dxaOrig="200" w:dyaOrig="279" w14:anchorId="79D043DA">
-                <v:shape id="_x0000_i1360" type="#_x0000_t75" style="width:14.15pt;height:14.15pt" o:ole="">
+                <v:shape id="_x0000_i1358" type="#_x0000_t75" style="width:14.25pt;height:14.25pt" o:ole="">
                   <v:imagedata r:id="rId321" o:title=""/>
                 </v:shape>
-                <o:OLEObject Type="Embed" ProgID="Equation.DSMT4" ShapeID="_x0000_i1360" DrawAspect="Content" ObjectID="_1852715105" r:id="rId543"/>
+                <o:OLEObject Type="Embed" ProgID="Equation.DSMT4" ShapeID="_x0000_i1358" DrawAspect="Content" ObjectID="_1853299262" r:id="rId543"/>
               </w:object>
             </w:r>
           </w:p>
@@ -24114,10 +24238,10 @@
                 <w:position w:val="-6"/>
               </w:rPr>
               <w:object w:dxaOrig="200" w:dyaOrig="279" w14:anchorId="45C7F656">
-                <v:shape id="_x0000_i1361" type="#_x0000_t75" style="width:14.15pt;height:14.15pt" o:ole="">
+                <v:shape id="_x0000_i1359" type="#_x0000_t75" style="width:14.25pt;height:14.25pt" o:ole="">
                   <v:imagedata r:id="rId323" o:title=""/>
                 </v:shape>
-                <o:OLEObject Type="Embed" ProgID="Equation.DSMT4" ShapeID="_x0000_i1361" DrawAspect="Content" ObjectID="_1852715106" r:id="rId544"/>
+                <o:OLEObject Type="Embed" ProgID="Equation.DSMT4" ShapeID="_x0000_i1359" DrawAspect="Content" ObjectID="_1853299263" r:id="rId544"/>
               </w:object>
             </w:r>
           </w:p>
@@ -24141,10 +24265,10 @@
                 <w:position w:val="-6"/>
               </w:rPr>
               <w:object w:dxaOrig="200" w:dyaOrig="279" w14:anchorId="234209B3">
-                <v:shape id="_x0000_i1362" type="#_x0000_t75" style="width:14.15pt;height:14.15pt" o:ole="">
+                <v:shape id="_x0000_i1360" type="#_x0000_t75" style="width:14.25pt;height:14.25pt" o:ole="">
                   <v:imagedata r:id="rId325" o:title=""/>
                 </v:shape>
-                <o:OLEObject Type="Embed" ProgID="Equation.DSMT4" ShapeID="_x0000_i1362" DrawAspect="Content" ObjectID="_1852715107" r:id="rId545"/>
+                <o:OLEObject Type="Embed" ProgID="Equation.DSMT4" ShapeID="_x0000_i1360" DrawAspect="Content" ObjectID="_1853299264" r:id="rId545"/>
               </w:object>
             </w:r>
           </w:p>
@@ -24207,13 +24331,13 @@
         <w:tblLook w:val="04A0" w:firstRow="1" w:lastRow="0" w:firstColumn="1" w:lastColumn="0" w:noHBand="0" w:noVBand="1"/>
       </w:tblPr>
       <w:tblGrid>
-        <w:gridCol w:w="1529"/>
+        <w:gridCol w:w="1530"/>
         <w:gridCol w:w="1517"/>
         <w:gridCol w:w="1416"/>
         <w:gridCol w:w="1360"/>
         <w:gridCol w:w="1498"/>
-        <w:gridCol w:w="1472"/>
-        <w:gridCol w:w="501"/>
+        <w:gridCol w:w="1473"/>
+        <w:gridCol w:w="499"/>
       </w:tblGrid>
       <w:tr>
         <w:tc>
@@ -24357,10 +24481,10 @@
                 <w:position w:val="-4"/>
               </w:rPr>
               <w:object w:dxaOrig="220" w:dyaOrig="240" w14:anchorId="7B043228">
-                <v:shape id="_x0000_i1363" type="#_x0000_t75" style="width:13.3pt;height:14.15pt" o:ole="">
+                <v:shape id="_x0000_i1361" type="#_x0000_t75" style="width:13.6pt;height:14.25pt" o:ole="">
                   <v:imagedata r:id="rId251" o:title=""/>
                 </v:shape>
-                <o:OLEObject Type="Embed" ProgID="Equation.DSMT4" ShapeID="_x0000_i1363" DrawAspect="Content" ObjectID="_1852715108" r:id="rId546"/>
+                <o:OLEObject Type="Embed" ProgID="Equation.DSMT4" ShapeID="_x0000_i1361" DrawAspect="Content" ObjectID="_1853299265" r:id="rId546"/>
               </w:object>
             </w:r>
           </w:p>
@@ -24427,10 +24551,10 @@
                 <w:position w:val="-12"/>
               </w:rPr>
               <w:object w:dxaOrig="700" w:dyaOrig="360" w14:anchorId="63CB0E0C">
-                <v:shape id="_x0000_i1364" type="#_x0000_t75" style="width:35.55pt;height:17.55pt" o:ole="">
+                <v:shape id="_x0000_i1362" type="#_x0000_t75" style="width:35.7pt;height:17.5pt" o:ole="">
                   <v:imagedata r:id="rId547" o:title=""/>
                 </v:shape>
-                <o:OLEObject Type="Embed" ProgID="Equation.DSMT4" ShapeID="_x0000_i1364" DrawAspect="Content" ObjectID="_1852715109" r:id="rId548"/>
+                <o:OLEObject Type="Embed" ProgID="Equation.DSMT4" ShapeID="_x0000_i1362" DrawAspect="Content" ObjectID="_1853299266" r:id="rId548"/>
               </w:object>
             </w:r>
           </w:p>
@@ -24456,10 +24580,10 @@
                 <w:position w:val="-12"/>
               </w:rPr>
               <w:object w:dxaOrig="700" w:dyaOrig="360" w14:anchorId="7FE6C6FC">
-                <v:shape id="_x0000_i1365" type="#_x0000_t75" style="width:35.55pt;height:17.55pt" o:ole="">
+                <v:shape id="_x0000_i1363" type="#_x0000_t75" style="width:35.7pt;height:17.5pt" o:ole="">
                   <v:imagedata r:id="rId549" o:title=""/>
                 </v:shape>
-                <o:OLEObject Type="Embed" ProgID="Equation.DSMT4" ShapeID="_x0000_i1365" DrawAspect="Content" ObjectID="_1852715110" r:id="rId550"/>
+                <o:OLEObject Type="Embed" ProgID="Equation.DSMT4" ShapeID="_x0000_i1363" DrawAspect="Content" ObjectID="_1853299267" r:id="rId550"/>
               </w:object>
             </w:r>
           </w:p>
@@ -24521,10 +24645,10 @@
                 <w:position w:val="-6"/>
               </w:rPr>
               <w:object w:dxaOrig="200" w:dyaOrig="279" w14:anchorId="536CAF93">
-                <v:shape id="_x0000_i1366" type="#_x0000_t75" style="width:14.15pt;height:14.15pt" o:ole="">
+                <v:shape id="_x0000_i1364" type="#_x0000_t75" style="width:14.25pt;height:14.25pt" o:ole="">
                   <v:imagedata r:id="rId288" o:title=""/>
                 </v:shape>
-                <o:OLEObject Type="Embed" ProgID="Equation.DSMT4" ShapeID="_x0000_i1366" DrawAspect="Content" ObjectID="_1852715111" r:id="rId551"/>
+                <o:OLEObject Type="Embed" ProgID="Equation.DSMT4" ShapeID="_x0000_i1364" DrawAspect="Content" ObjectID="_1853299268" r:id="rId551"/>
               </w:object>
             </w:r>
           </w:p>
@@ -24552,10 +24676,10 @@
                 <w:position w:val="-4"/>
               </w:rPr>
               <w:object w:dxaOrig="220" w:dyaOrig="260" w14:anchorId="3D5E1C27">
-                <v:shape id="_x0000_i1367" type="#_x0000_t75" style="width:11.15pt;height:12.85pt" o:ole="">
+                <v:shape id="_x0000_i1365" type="#_x0000_t75" style="width:11.05pt;height:12.95pt" o:ole="">
                   <v:imagedata r:id="rId399" o:title=""/>
                 </v:shape>
-                <o:OLEObject Type="Embed" ProgID="Equation.DSMT4" ShapeID="_x0000_i1367" DrawAspect="Content" ObjectID="_1852715112" r:id="rId552"/>
+                <o:OLEObject Type="Embed" ProgID="Equation.DSMT4" ShapeID="_x0000_i1365" DrawAspect="Content" ObjectID="_1853299269" r:id="rId552"/>
               </w:object>
             </w:r>
             <w:r>
@@ -24602,10 +24726,10 @@
                 <w:position w:val="-12"/>
               </w:rPr>
               <w:object w:dxaOrig="700" w:dyaOrig="360" w14:anchorId="5E6AE7BF">
-                <v:shape id="_x0000_i1368" type="#_x0000_t75" style="width:34.7pt;height:17.55pt" o:ole="">
+                <v:shape id="_x0000_i1366" type="#_x0000_t75" style="width:34.4pt;height:17.5pt" o:ole="">
                   <v:imagedata r:id="rId553" o:title=""/>
                 </v:shape>
-                <o:OLEObject Type="Embed" ProgID="Equation.DSMT4" ShapeID="_x0000_i1368" DrawAspect="Content" ObjectID="_1852715113" r:id="rId554"/>
+                <o:OLEObject Type="Embed" ProgID="Equation.DSMT4" ShapeID="_x0000_i1366" DrawAspect="Content" ObjectID="_1853299270" r:id="rId554"/>
               </w:object>
             </w:r>
           </w:p>
@@ -24631,10 +24755,10 @@
                 <w:position w:val="-12"/>
               </w:rPr>
               <w:object w:dxaOrig="700" w:dyaOrig="360" w14:anchorId="46497396">
-                <v:shape id="_x0000_i1369" type="#_x0000_t75" style="width:34.7pt;height:17.55pt" o:ole="">
+                <v:shape id="_x0000_i1367" type="#_x0000_t75" style="width:34.4pt;height:17.5pt" o:ole="">
                   <v:imagedata r:id="rId555" o:title=""/>
                 </v:shape>
-                <o:OLEObject Type="Embed" ProgID="Equation.DSMT4" ShapeID="_x0000_i1369" DrawAspect="Content" ObjectID="_1852715114" r:id="rId556"/>
+                <o:OLEObject Type="Embed" ProgID="Equation.DSMT4" ShapeID="_x0000_i1367" DrawAspect="Content" ObjectID="_1853299271" r:id="rId556"/>
               </w:object>
             </w:r>
           </w:p>
@@ -24696,10 +24820,10 @@
                 <w:position w:val="-6"/>
               </w:rPr>
               <w:object w:dxaOrig="200" w:dyaOrig="279" w14:anchorId="0AE41C3C">
-                <v:shape id="_x0000_i1370" type="#_x0000_t75" style="width:14.15pt;height:14.15pt" o:ole="">
+                <v:shape id="_x0000_i1368" type="#_x0000_t75" style="width:14.25pt;height:14.25pt" o:ole="">
                   <v:imagedata r:id="rId288" o:title=""/>
                 </v:shape>
-                <o:OLEObject Type="Embed" ProgID="Equation.DSMT4" ShapeID="_x0000_i1370" DrawAspect="Content" ObjectID="_1852715115" r:id="rId557"/>
+                <o:OLEObject Type="Embed" ProgID="Equation.DSMT4" ShapeID="_x0000_i1368" DrawAspect="Content" ObjectID="_1853299272" r:id="rId557"/>
               </w:object>
             </w:r>
           </w:p>
@@ -24725,10 +24849,10 @@
                 <w:position w:val="-4"/>
               </w:rPr>
               <w:object w:dxaOrig="220" w:dyaOrig="240" w14:anchorId="6CB0ADBA">
-                <v:shape id="_x0000_i1371" type="#_x0000_t75" style="width:13.3pt;height:14.15pt" o:ole="">
+                <v:shape id="_x0000_i1369" type="#_x0000_t75" style="width:13.6pt;height:14.25pt" o:ole="">
                   <v:imagedata r:id="rId251" o:title=""/>
                 </v:shape>
-                <o:OLEObject Type="Embed" ProgID="Equation.DSMT4" ShapeID="_x0000_i1371" DrawAspect="Content" ObjectID="_1852715116" r:id="rId558"/>
+                <o:OLEObject Type="Embed" ProgID="Equation.DSMT4" ShapeID="_x0000_i1369" DrawAspect="Content" ObjectID="_1853299273" r:id="rId558"/>
               </w:object>
             </w:r>
           </w:p>
@@ -24752,10 +24876,10 @@
                 <w:position w:val="-6"/>
               </w:rPr>
               <w:object w:dxaOrig="200" w:dyaOrig="279" w14:anchorId="5105BCE5">
-                <v:shape id="_x0000_i1372" type="#_x0000_t75" style="width:14.15pt;height:14.15pt" o:ole="">
+                <v:shape id="_x0000_i1370" type="#_x0000_t75" style="width:14.25pt;height:14.25pt" o:ole="">
                   <v:imagedata r:id="rId315" o:title=""/>
                 </v:shape>
-                <o:OLEObject Type="Embed" ProgID="Equation.DSMT4" ShapeID="_x0000_i1372" DrawAspect="Content" ObjectID="_1852715117" r:id="rId559"/>
+                <o:OLEObject Type="Embed" ProgID="Equation.DSMT4" ShapeID="_x0000_i1370" DrawAspect="Content" ObjectID="_1853299274" r:id="rId559"/>
               </w:object>
             </w:r>
           </w:p>
@@ -24779,10 +24903,10 @@
                 <w:position w:val="-6"/>
               </w:rPr>
               <w:object w:dxaOrig="200" w:dyaOrig="279" w14:anchorId="642C6EA3">
-                <v:shape id="_x0000_i1373" type="#_x0000_t75" style="width:14.15pt;height:14.15pt" o:ole="">
+                <v:shape id="_x0000_i1371" type="#_x0000_t75" style="width:14.25pt;height:14.25pt" o:ole="">
                   <v:imagedata r:id="rId317" o:title=""/>
                 </v:shape>
-                <o:OLEObject Type="Embed" ProgID="Equation.DSMT4" ShapeID="_x0000_i1373" DrawAspect="Content" ObjectID="_1852715118" r:id="rId560"/>
+                <o:OLEObject Type="Embed" ProgID="Equation.DSMT4" ShapeID="_x0000_i1371" DrawAspect="Content" ObjectID="_1853299275" r:id="rId560"/>
               </w:object>
             </w:r>
           </w:p>
@@ -24806,10 +24930,10 @@
                 <w:position w:val="-6"/>
               </w:rPr>
               <w:object w:dxaOrig="200" w:dyaOrig="279" w14:anchorId="179D4E11">
-                <v:shape id="_x0000_i1374" type="#_x0000_t75" style="width:14.15pt;height:14.15pt" o:ole="">
+                <v:shape id="_x0000_i1372" type="#_x0000_t75" style="width:14.25pt;height:14.25pt" o:ole="">
                   <v:imagedata r:id="rId319" o:title=""/>
                 </v:shape>
-                <o:OLEObject Type="Embed" ProgID="Equation.DSMT4" ShapeID="_x0000_i1374" DrawAspect="Content" ObjectID="_1852715119" r:id="rId561"/>
+                <o:OLEObject Type="Embed" ProgID="Equation.DSMT4" ShapeID="_x0000_i1372" DrawAspect="Content" ObjectID="_1853299276" r:id="rId561"/>
               </w:object>
             </w:r>
           </w:p>
@@ -24833,10 +24957,10 @@
                 <w:position w:val="-6"/>
               </w:rPr>
               <w:object w:dxaOrig="200" w:dyaOrig="279" w14:anchorId="08C89668">
-                <v:shape id="_x0000_i1375" type="#_x0000_t75" style="width:14.15pt;height:14.15pt" o:ole="">
+                <v:shape id="_x0000_i1373" type="#_x0000_t75" style="width:14.25pt;height:14.25pt" o:ole="">
                   <v:imagedata r:id="rId321" o:title=""/>
                 </v:shape>
-                <o:OLEObject Type="Embed" ProgID="Equation.DSMT4" ShapeID="_x0000_i1375" DrawAspect="Content" ObjectID="_1852715120" r:id="rId562"/>
+                <o:OLEObject Type="Embed" ProgID="Equation.DSMT4" ShapeID="_x0000_i1373" DrawAspect="Content" ObjectID="_1853299277" r:id="rId562"/>
               </w:object>
             </w:r>
           </w:p>
@@ -24860,10 +24984,10 @@
                 <w:position w:val="-6"/>
               </w:rPr>
               <w:object w:dxaOrig="200" w:dyaOrig="279" w14:anchorId="123EB80D">
-                <v:shape id="_x0000_i1376" type="#_x0000_t75" style="width:14.15pt;height:14.15pt" o:ole="">
+                <v:shape id="_x0000_i1374" type="#_x0000_t75" style="width:14.25pt;height:14.25pt" o:ole="">
                   <v:imagedata r:id="rId323" o:title=""/>
                 </v:shape>
-                <o:OLEObject Type="Embed" ProgID="Equation.DSMT4" ShapeID="_x0000_i1376" DrawAspect="Content" ObjectID="_1852715121" r:id="rId563"/>
+                <o:OLEObject Type="Embed" ProgID="Equation.DSMT4" ShapeID="_x0000_i1374" DrawAspect="Content" ObjectID="_1853299278" r:id="rId563"/>
               </w:object>
             </w:r>
           </w:p>
@@ -24887,10 +25011,10 @@
                 <w:position w:val="-6"/>
               </w:rPr>
               <w:object w:dxaOrig="200" w:dyaOrig="279" w14:anchorId="0B277AE8">
-                <v:shape id="_x0000_i1377" type="#_x0000_t75" style="width:14.15pt;height:14.15pt" o:ole="">
+                <v:shape id="_x0000_i1375" type="#_x0000_t75" style="width:14.25pt;height:14.25pt" o:ole="">
                   <v:imagedata r:id="rId325" o:title=""/>
                 </v:shape>
-                <o:OLEObject Type="Embed" ProgID="Equation.DSMT4" ShapeID="_x0000_i1377" DrawAspect="Content" ObjectID="_1852715122" r:id="rId564"/>
+                <o:OLEObject Type="Embed" ProgID="Equation.DSMT4" ShapeID="_x0000_i1375" DrawAspect="Content" ObjectID="_1853299279" r:id="rId564"/>
               </w:object>
             </w:r>
           </w:p>
@@ -24945,7 +25069,7 @@
           <w:lang w:val="en-US"/>
         </w:rPr>
       </w:pPr>
-      <w:commentRangeStart w:id="30"/>
+      <w:commentRangeStart w:id="31"/>
       <w:r>
         <w:rPr>
           <w:lang w:val="en-US"/>
@@ -25033,13 +25157,13 @@
       <w:r>
         <w:t>.</w:t>
       </w:r>
-      <w:commentRangeEnd w:id="30"/>
+      <w:commentRangeEnd w:id="31"/>
       <w:r>
         <w:rPr>
           <w:rStyle w:val="Marquedecommentaire"/>
           <w:lang w:val="fr-CM"/>
         </w:rPr>
-        <w:commentReference w:id="30"/>
+        <w:commentReference w:id="31"/>
       </w:r>
     </w:p>
     <w:p>
@@ -25089,13 +25213,13 @@
         <w:tblLook w:val="04A0" w:firstRow="1" w:lastRow="0" w:firstColumn="1" w:lastColumn="0" w:noHBand="0" w:noVBand="1"/>
       </w:tblPr>
       <w:tblGrid>
-        <w:gridCol w:w="1529"/>
+        <w:gridCol w:w="1530"/>
         <w:gridCol w:w="1517"/>
         <w:gridCol w:w="1416"/>
         <w:gridCol w:w="1360"/>
         <w:gridCol w:w="1498"/>
-        <w:gridCol w:w="1472"/>
-        <w:gridCol w:w="501"/>
+        <w:gridCol w:w="1473"/>
+        <w:gridCol w:w="499"/>
       </w:tblGrid>
       <w:tr>
         <w:tc>
@@ -25239,10 +25363,10 @@
                 <w:position w:val="-4"/>
               </w:rPr>
               <w:object w:dxaOrig="220" w:dyaOrig="240" w14:anchorId="700D0914">
-                <v:shape id="_x0000_i1378" type="#_x0000_t75" style="width:13.3pt;height:14.15pt" o:ole="">
+                <v:shape id="_x0000_i1376" type="#_x0000_t75" style="width:13.6pt;height:14.25pt" o:ole="">
                   <v:imagedata r:id="rId251" o:title=""/>
                 </v:shape>
-                <o:OLEObject Type="Embed" ProgID="Equation.DSMT4" ShapeID="_x0000_i1378" DrawAspect="Content" ObjectID="_1852715123" r:id="rId565"/>
+                <o:OLEObject Type="Embed" ProgID="Equation.DSMT4" ShapeID="_x0000_i1376" DrawAspect="Content" ObjectID="_1853299280" r:id="rId565"/>
               </w:object>
             </w:r>
           </w:p>
@@ -25309,10 +25433,10 @@
                 <w:position w:val="-12"/>
               </w:rPr>
               <w:object w:dxaOrig="400" w:dyaOrig="360" w14:anchorId="5E069CCA">
-                <v:shape id="_x0000_i1379" type="#_x0000_t75" style="width:19.7pt;height:17.55pt" o:ole="">
+                <v:shape id="_x0000_i1377" type="#_x0000_t75" style="width:19.45pt;height:17.5pt" o:ole="">
                   <v:imagedata r:id="rId566" o:title=""/>
                 </v:shape>
-                <o:OLEObject Type="Embed" ProgID="Equation.DSMT4" ShapeID="_x0000_i1379" DrawAspect="Content" ObjectID="_1852715124" r:id="rId567"/>
+                <o:OLEObject Type="Embed" ProgID="Equation.DSMT4" ShapeID="_x0000_i1377" DrawAspect="Content" ObjectID="_1853299281" r:id="rId567"/>
               </w:object>
             </w:r>
           </w:p>
@@ -25338,10 +25462,10 @@
                 <w:position w:val="-12"/>
               </w:rPr>
               <w:object w:dxaOrig="400" w:dyaOrig="360" w14:anchorId="3EB9D710">
-                <v:shape id="_x0000_i1380" type="#_x0000_t75" style="width:19.7pt;height:17.55pt" o:ole="">
+                <v:shape id="_x0000_i1378" type="#_x0000_t75" style="width:19.45pt;height:17.5pt" o:ole="">
                   <v:imagedata r:id="rId568" o:title=""/>
                 </v:shape>
-                <o:OLEObject Type="Embed" ProgID="Equation.DSMT4" ShapeID="_x0000_i1380" DrawAspect="Content" ObjectID="_1852715125" r:id="rId569"/>
+                <o:OLEObject Type="Embed" ProgID="Equation.DSMT4" ShapeID="_x0000_i1378" DrawAspect="Content" ObjectID="_1853299282" r:id="rId569"/>
               </w:object>
             </w:r>
           </w:p>
@@ -25403,10 +25527,10 @@
                 <w:position w:val="-6"/>
               </w:rPr>
               <w:object w:dxaOrig="200" w:dyaOrig="279" w14:anchorId="7A7C46F1">
-                <v:shape id="_x0000_i1381" type="#_x0000_t75" style="width:14.15pt;height:14.15pt" o:ole="">
+                <v:shape id="_x0000_i1379" type="#_x0000_t75" style="width:14.25pt;height:14.25pt" o:ole="">
                   <v:imagedata r:id="rId288" o:title=""/>
                 </v:shape>
-                <o:OLEObject Type="Embed" ProgID="Equation.DSMT4" ShapeID="_x0000_i1381" DrawAspect="Content" ObjectID="_1852715126" r:id="rId570"/>
+                <o:OLEObject Type="Embed" ProgID="Equation.DSMT4" ShapeID="_x0000_i1379" DrawAspect="Content" ObjectID="_1853299283" r:id="rId570"/>
               </w:object>
             </w:r>
           </w:p>
@@ -25434,10 +25558,10 @@
                 <w:position w:val="-4"/>
               </w:rPr>
               <w:object w:dxaOrig="220" w:dyaOrig="260" w14:anchorId="402EF029">
-                <v:shape id="_x0000_i1382" type="#_x0000_t75" style="width:11.15pt;height:12.85pt" o:ole="">
+                <v:shape id="_x0000_i1380" type="#_x0000_t75" style="width:11.05pt;height:12.95pt" o:ole="">
                   <v:imagedata r:id="rId399" o:title=""/>
                 </v:shape>
-                <o:OLEObject Type="Embed" ProgID="Equation.DSMT4" ShapeID="_x0000_i1382" DrawAspect="Content" ObjectID="_1852715127" r:id="rId571"/>
+                <o:OLEObject Type="Embed" ProgID="Equation.DSMT4" ShapeID="_x0000_i1380" DrawAspect="Content" ObjectID="_1853299284" r:id="rId571"/>
               </w:object>
             </w:r>
             <w:r>
@@ -25484,10 +25608,10 @@
                 <w:position w:val="-12"/>
               </w:rPr>
               <w:object w:dxaOrig="400" w:dyaOrig="360" w14:anchorId="5D15E7C1">
-                <v:shape id="_x0000_i1383" type="#_x0000_t75" style="width:19.7pt;height:17.55pt" o:ole="">
+                <v:shape id="_x0000_i1381" type="#_x0000_t75" style="width:19.45pt;height:17.5pt" o:ole="">
                   <v:imagedata r:id="rId572" o:title=""/>
                 </v:shape>
-                <o:OLEObject Type="Embed" ProgID="Equation.DSMT4" ShapeID="_x0000_i1383" DrawAspect="Content" ObjectID="_1852715128" r:id="rId573"/>
+                <o:OLEObject Type="Embed" ProgID="Equation.DSMT4" ShapeID="_x0000_i1381" DrawAspect="Content" ObjectID="_1853299285" r:id="rId573"/>
               </w:object>
             </w:r>
           </w:p>
@@ -25513,10 +25637,10 @@
                 <w:position w:val="-12"/>
               </w:rPr>
               <w:object w:dxaOrig="400" w:dyaOrig="360" w14:anchorId="49C91640">
-                <v:shape id="_x0000_i1384" type="#_x0000_t75" style="width:19.7pt;height:17.55pt" o:ole="">
+                <v:shape id="_x0000_i1382" type="#_x0000_t75" style="width:19.45pt;height:17.5pt" o:ole="">
                   <v:imagedata r:id="rId574" o:title=""/>
                 </v:shape>
-                <o:OLEObject Type="Embed" ProgID="Equation.DSMT4" ShapeID="_x0000_i1384" DrawAspect="Content" ObjectID="_1852715129" r:id="rId575"/>
+                <o:OLEObject Type="Embed" ProgID="Equation.DSMT4" ShapeID="_x0000_i1382" DrawAspect="Content" ObjectID="_1853299286" r:id="rId575"/>
               </w:object>
             </w:r>
           </w:p>
@@ -25578,10 +25702,10 @@
                 <w:position w:val="-6"/>
               </w:rPr>
               <w:object w:dxaOrig="200" w:dyaOrig="279" w14:anchorId="13434C5E">
-                <v:shape id="_x0000_i1385" type="#_x0000_t75" style="width:14.15pt;height:14.15pt" o:ole="">
+                <v:shape id="_x0000_i1383" type="#_x0000_t75" style="width:14.25pt;height:14.25pt" o:ole="">
                   <v:imagedata r:id="rId288" o:title=""/>
                 </v:shape>
-                <o:OLEObject Type="Embed" ProgID="Equation.DSMT4" ShapeID="_x0000_i1385" DrawAspect="Content" ObjectID="_1852715130" r:id="rId576"/>
+                <o:OLEObject Type="Embed" ProgID="Equation.DSMT4" ShapeID="_x0000_i1383" DrawAspect="Content" ObjectID="_1853299287" r:id="rId576"/>
               </w:object>
             </w:r>
           </w:p>
@@ -25609,10 +25733,10 @@
                 <w:position w:val="-4"/>
               </w:rPr>
               <w:object w:dxaOrig="220" w:dyaOrig="260" w14:anchorId="7FA9CD64">
-                <v:shape id="_x0000_i1386" type="#_x0000_t75" style="width:11.15pt;height:12.85pt" o:ole="">
+                <v:shape id="_x0000_i1384" type="#_x0000_t75" style="width:11.05pt;height:12.95pt" o:ole="">
                   <v:imagedata r:id="rId399" o:title=""/>
                 </v:shape>
-                <o:OLEObject Type="Embed" ProgID="Equation.DSMT4" ShapeID="_x0000_i1386" DrawAspect="Content" ObjectID="_1852715131" r:id="rId577"/>
+                <o:OLEObject Type="Embed" ProgID="Equation.DSMT4" ShapeID="_x0000_i1384" DrawAspect="Content" ObjectID="_1853299288" r:id="rId577"/>
               </w:object>
             </w:r>
             <w:r>
@@ -25641,10 +25765,10 @@
                 <w:position w:val="-12"/>
               </w:rPr>
               <w:object w:dxaOrig="499" w:dyaOrig="360" w14:anchorId="275054E0">
-                <v:shape id="_x0000_i1387" type="#_x0000_t75" style="width:24.45pt;height:17.55pt" o:ole="">
+                <v:shape id="_x0000_i1385" type="#_x0000_t75" style="width:24.65pt;height:17.5pt" o:ole="">
                   <v:imagedata r:id="rId578" o:title=""/>
                 </v:shape>
-                <o:OLEObject Type="Embed" ProgID="Equation.DSMT4" ShapeID="_x0000_i1387" DrawAspect="Content" ObjectID="_1852715132" r:id="rId579"/>
+                <o:OLEObject Type="Embed" ProgID="Equation.DSMT4" ShapeID="_x0000_i1385" DrawAspect="Content" ObjectID="_1853299289" r:id="rId579"/>
               </w:object>
             </w:r>
           </w:p>
@@ -25670,10 +25794,10 @@
                 <w:position w:val="-12"/>
               </w:rPr>
               <w:object w:dxaOrig="480" w:dyaOrig="360" w14:anchorId="36460A06">
-                <v:shape id="_x0000_i1388" type="#_x0000_t75" style="width:23.55pt;height:17.55pt" o:ole="">
+                <v:shape id="_x0000_i1386" type="#_x0000_t75" style="width:23.35pt;height:17.5pt" o:ole="">
                   <v:imagedata r:id="rId580" o:title=""/>
                 </v:shape>
-                <o:OLEObject Type="Embed" ProgID="Equation.DSMT4" ShapeID="_x0000_i1388" DrawAspect="Content" ObjectID="_1852715133" r:id="rId581"/>
+                <o:OLEObject Type="Embed" ProgID="Equation.DSMT4" ShapeID="_x0000_i1386" DrawAspect="Content" ObjectID="_1853299290" r:id="rId581"/>
               </w:object>
             </w:r>
           </w:p>
@@ -25753,10 +25877,10 @@
                 <w:position w:val="-6"/>
               </w:rPr>
               <w:object w:dxaOrig="200" w:dyaOrig="279" w14:anchorId="4290041E">
-                <v:shape id="_x0000_i1389" type="#_x0000_t75" style="width:14.15pt;height:14.15pt" o:ole="">
+                <v:shape id="_x0000_i1387" type="#_x0000_t75" style="width:14.25pt;height:14.25pt" o:ole="">
                   <v:imagedata r:id="rId294" o:title=""/>
                 </v:shape>
-                <o:OLEObject Type="Embed" ProgID="Equation.DSMT4" ShapeID="_x0000_i1389" DrawAspect="Content" ObjectID="_1852715134" r:id="rId582"/>
+                <o:OLEObject Type="Embed" ProgID="Equation.DSMT4" ShapeID="_x0000_i1387" DrawAspect="Content" ObjectID="_1853299291" r:id="rId582"/>
               </w:object>
             </w:r>
           </w:p>
@@ -25784,10 +25908,10 @@
                 <w:position w:val="-4"/>
               </w:rPr>
               <w:object w:dxaOrig="220" w:dyaOrig="260" w14:anchorId="7C101561">
-                <v:shape id="_x0000_i1390" type="#_x0000_t75" style="width:11.15pt;height:12.85pt" o:ole="">
+                <v:shape id="_x0000_i1388" type="#_x0000_t75" style="width:11.05pt;height:12.95pt" o:ole="">
                   <v:imagedata r:id="rId399" o:title=""/>
                 </v:shape>
-                <o:OLEObject Type="Embed" ProgID="Equation.DSMT4" ShapeID="_x0000_i1390" DrawAspect="Content" ObjectID="_1852715135" r:id="rId583"/>
+                <o:OLEObject Type="Embed" ProgID="Equation.DSMT4" ShapeID="_x0000_i1388" DrawAspect="Content" ObjectID="_1853299292" r:id="rId583"/>
               </w:object>
             </w:r>
             <w:r>
@@ -25816,10 +25940,10 @@
                 <w:position w:val="-12"/>
               </w:rPr>
               <w:object w:dxaOrig="480" w:dyaOrig="360" w14:anchorId="0ACC4370">
-                <v:shape id="_x0000_i1391" type="#_x0000_t75" style="width:23.55pt;height:17.55pt" o:ole="">
+                <v:shape id="_x0000_i1389" type="#_x0000_t75" style="width:23.35pt;height:17.5pt" o:ole="">
                   <v:imagedata r:id="rId584" o:title=""/>
                 </v:shape>
-                <o:OLEObject Type="Embed" ProgID="Equation.DSMT4" ShapeID="_x0000_i1391" DrawAspect="Content" ObjectID="_1852715136" r:id="rId585"/>
+                <o:OLEObject Type="Embed" ProgID="Equation.DSMT4" ShapeID="_x0000_i1389" DrawAspect="Content" ObjectID="_1853299293" r:id="rId585"/>
               </w:object>
             </w:r>
           </w:p>
@@ -25845,10 +25969,10 @@
                 <w:position w:val="-12"/>
               </w:rPr>
               <w:object w:dxaOrig="499" w:dyaOrig="360" w14:anchorId="7C2EB309">
-                <v:shape id="_x0000_i1392" type="#_x0000_t75" style="width:24.45pt;height:17.55pt" o:ole="">
+                <v:shape id="_x0000_i1390" type="#_x0000_t75" style="width:24.65pt;height:17.5pt" o:ole="">
                   <v:imagedata r:id="rId586" o:title=""/>
                 </v:shape>
-                <o:OLEObject Type="Embed" ProgID="Equation.DSMT4" ShapeID="_x0000_i1392" DrawAspect="Content" ObjectID="_1852715137" r:id="rId587"/>
+                <o:OLEObject Type="Embed" ProgID="Equation.DSMT4" ShapeID="_x0000_i1390" DrawAspect="Content" ObjectID="_1853299294" r:id="rId587"/>
               </w:object>
             </w:r>
           </w:p>
@@ -25928,10 +26052,10 @@
                 <w:position w:val="-6"/>
               </w:rPr>
               <w:object w:dxaOrig="200" w:dyaOrig="279" w14:anchorId="17180265">
-                <v:shape id="_x0000_i1393" type="#_x0000_t75" style="width:14.15pt;height:14.15pt" o:ole="">
+                <v:shape id="_x0000_i1391" type="#_x0000_t75" style="width:14.25pt;height:14.25pt" o:ole="">
                   <v:imagedata r:id="rId276" o:title=""/>
                 </v:shape>
-                <o:OLEObject Type="Embed" ProgID="Equation.DSMT4" ShapeID="_x0000_i1393" DrawAspect="Content" ObjectID="_1852715138" r:id="rId588"/>
+                <o:OLEObject Type="Embed" ProgID="Equation.DSMT4" ShapeID="_x0000_i1391" DrawAspect="Content" ObjectID="_1853299295" r:id="rId588"/>
               </w:object>
             </w:r>
           </w:p>
@@ -25957,10 +26081,10 @@
                 <w:position w:val="-4"/>
               </w:rPr>
               <w:object w:dxaOrig="220" w:dyaOrig="240" w14:anchorId="0F20A2FA">
-                <v:shape id="_x0000_i1394" type="#_x0000_t75" style="width:13.3pt;height:14.15pt" o:ole="">
+                <v:shape id="_x0000_i1392" type="#_x0000_t75" style="width:13.6pt;height:14.25pt" o:ole="">
                   <v:imagedata r:id="rId251" o:title=""/>
                 </v:shape>
-                <o:OLEObject Type="Embed" ProgID="Equation.DSMT4" ShapeID="_x0000_i1394" DrawAspect="Content" ObjectID="_1852715139" r:id="rId589"/>
+                <o:OLEObject Type="Embed" ProgID="Equation.DSMT4" ShapeID="_x0000_i1392" DrawAspect="Content" ObjectID="_1853299296" r:id="rId589"/>
               </w:object>
             </w:r>
           </w:p>
@@ -25984,10 +26108,10 @@
                 <w:position w:val="-6"/>
               </w:rPr>
               <w:object w:dxaOrig="200" w:dyaOrig="279" w14:anchorId="721912D4">
-                <v:shape id="_x0000_i1395" type="#_x0000_t75" style="width:14.15pt;height:14.15pt" o:ole="">
+                <v:shape id="_x0000_i1393" type="#_x0000_t75" style="width:14.25pt;height:14.25pt" o:ole="">
                   <v:imagedata r:id="rId315" o:title=""/>
                 </v:shape>
-                <o:OLEObject Type="Embed" ProgID="Equation.DSMT4" ShapeID="_x0000_i1395" DrawAspect="Content" ObjectID="_1852715140" r:id="rId590"/>
+                <o:OLEObject Type="Embed" ProgID="Equation.DSMT4" ShapeID="_x0000_i1393" DrawAspect="Content" ObjectID="_1853299297" r:id="rId590"/>
               </w:object>
             </w:r>
           </w:p>
@@ -26011,10 +26135,10 @@
                 <w:position w:val="-6"/>
               </w:rPr>
               <w:object w:dxaOrig="200" w:dyaOrig="279" w14:anchorId="46F45031">
-                <v:shape id="_x0000_i1396" type="#_x0000_t75" style="width:14.15pt;height:14.15pt" o:ole="">
+                <v:shape id="_x0000_i1394" type="#_x0000_t75" style="width:14.25pt;height:14.25pt" o:ole="">
                   <v:imagedata r:id="rId317" o:title=""/>
                 </v:shape>
-                <o:OLEObject Type="Embed" ProgID="Equation.DSMT4" ShapeID="_x0000_i1396" DrawAspect="Content" ObjectID="_1852715141" r:id="rId591"/>
+                <o:OLEObject Type="Embed" ProgID="Equation.DSMT4" ShapeID="_x0000_i1394" DrawAspect="Content" ObjectID="_1853299298" r:id="rId591"/>
               </w:object>
             </w:r>
           </w:p>
@@ -26038,10 +26162,10 @@
                 <w:position w:val="-6"/>
               </w:rPr>
               <w:object w:dxaOrig="200" w:dyaOrig="279" w14:anchorId="25B54756">
-                <v:shape id="_x0000_i1397" type="#_x0000_t75" style="width:14.15pt;height:14.15pt" o:ole="">
+                <v:shape id="_x0000_i1395" type="#_x0000_t75" style="width:14.25pt;height:14.25pt" o:ole="">
                   <v:imagedata r:id="rId319" o:title=""/>
                 </v:shape>
-                <o:OLEObject Type="Embed" ProgID="Equation.DSMT4" ShapeID="_x0000_i1397" DrawAspect="Content" ObjectID="_1852715142" r:id="rId592"/>
+                <o:OLEObject Type="Embed" ProgID="Equation.DSMT4" ShapeID="_x0000_i1395" DrawAspect="Content" ObjectID="_1853299299" r:id="rId592"/>
               </w:object>
             </w:r>
           </w:p>
@@ -26065,10 +26189,10 @@
                 <w:position w:val="-6"/>
               </w:rPr>
               <w:object w:dxaOrig="200" w:dyaOrig="279" w14:anchorId="367E786C">
-                <v:shape id="_x0000_i1398" type="#_x0000_t75" style="width:14.15pt;height:14.15pt" o:ole="">
+                <v:shape id="_x0000_i1396" type="#_x0000_t75" style="width:14.25pt;height:14.25pt" o:ole="">
                   <v:imagedata r:id="rId321" o:title=""/>
                 </v:shape>
-                <o:OLEObject Type="Embed" ProgID="Equation.DSMT4" ShapeID="_x0000_i1398" DrawAspect="Content" ObjectID="_1852715143" r:id="rId593"/>
+                <o:OLEObject Type="Embed" ProgID="Equation.DSMT4" ShapeID="_x0000_i1396" DrawAspect="Content" ObjectID="_1853299300" r:id="rId593"/>
               </w:object>
             </w:r>
           </w:p>
@@ -26092,10 +26216,10 @@
                 <w:position w:val="-6"/>
               </w:rPr>
               <w:object w:dxaOrig="200" w:dyaOrig="279" w14:anchorId="2CDE9A55">
-                <v:shape id="_x0000_i1399" type="#_x0000_t75" style="width:14.15pt;height:14.15pt" o:ole="">
+                <v:shape id="_x0000_i1397" type="#_x0000_t75" style="width:14.25pt;height:14.25pt" o:ole="">
                   <v:imagedata r:id="rId323" o:title=""/>
                 </v:shape>
-                <o:OLEObject Type="Embed" ProgID="Equation.DSMT4" ShapeID="_x0000_i1399" DrawAspect="Content" ObjectID="_1852715144" r:id="rId594"/>
+                <o:OLEObject Type="Embed" ProgID="Equation.DSMT4" ShapeID="_x0000_i1397" DrawAspect="Content" ObjectID="_1853299301" r:id="rId594"/>
               </w:object>
             </w:r>
           </w:p>
@@ -26119,10 +26243,10 @@
                 <w:position w:val="-6"/>
               </w:rPr>
               <w:object w:dxaOrig="200" w:dyaOrig="279" w14:anchorId="72D37336">
-                <v:shape id="_x0000_i1400" type="#_x0000_t75" style="width:14.15pt;height:14.15pt" o:ole="">
+                <v:shape id="_x0000_i1398" type="#_x0000_t75" style="width:14.25pt;height:14.25pt" o:ole="">
                   <v:imagedata r:id="rId325" o:title=""/>
                 </v:shape>
-                <o:OLEObject Type="Embed" ProgID="Equation.DSMT4" ShapeID="_x0000_i1400" DrawAspect="Content" ObjectID="_1852715145" r:id="rId595"/>
+                <o:OLEObject Type="Embed" ProgID="Equation.DSMT4" ShapeID="_x0000_i1398" DrawAspect="Content" ObjectID="_1853299302" r:id="rId595"/>
               </w:object>
             </w:r>
           </w:p>
@@ -26130,7 +26254,7 @@
       </w:tr>
     </w:tbl>
     <w:p>
-      <w:commentRangeStart w:id="31"/>
+      <w:commentRangeStart w:id="32"/>
       <w:r>
         <w:t>Il faut noter que l</w:t>
       </w:r>
@@ -26145,12 +26269,12 @@
       <w:r>
         <w:t xml:space="preserve"> </w:t>
       </w:r>
-      <w:commentRangeEnd w:id="31"/>
+      <w:commentRangeEnd w:id="32"/>
       <w:r>
         <w:rPr>
           <w:rStyle w:val="Marquedecommentaire"/>
         </w:rPr>
-        <w:commentReference w:id="31"/>
+        <w:commentReference w:id="32"/>
       </w:r>
     </w:p>
     <w:p>
@@ -26178,7 +26302,7 @@
           <w:lang w:val="en-US"/>
         </w:rPr>
       </w:pPr>
-      <w:commentRangeStart w:id="32"/>
+      <w:commentRangeStart w:id="33"/>
       <w:r>
         <w:rPr>
           <w:lang w:val="en-US"/>
@@ -26298,13 +26422,13 @@
       <w:r>
         <w:t>.</w:t>
       </w:r>
-      <w:commentRangeEnd w:id="32"/>
+      <w:commentRangeEnd w:id="33"/>
       <w:r>
         <w:rPr>
           <w:rStyle w:val="Marquedecommentaire"/>
           <w:lang w:val="fr-CM"/>
         </w:rPr>
-        <w:commentReference w:id="32"/>
+        <w:commentReference w:id="33"/>
       </w:r>
     </w:p>
     <w:p>
@@ -26359,10 +26483,10 @@
         <w:gridCol w:w="1472"/>
         <w:gridCol w:w="1489"/>
         <w:gridCol w:w="1332"/>
-        <w:gridCol w:w="1594"/>
+        <w:gridCol w:w="1596"/>
         <w:gridCol w:w="1485"/>
         <w:gridCol w:w="1420"/>
-        <w:gridCol w:w="501"/>
+        <w:gridCol w:w="499"/>
       </w:tblGrid>
       <w:tr>
         <w:tc>
@@ -26506,10 +26630,10 @@
                 <w:position w:val="-4"/>
               </w:rPr>
               <w:object w:dxaOrig="220" w:dyaOrig="240" w14:anchorId="71CD67C9">
-                <v:shape id="_x0000_i1401" type="#_x0000_t75" style="width:13.3pt;height:14.15pt" o:ole="">
+                <v:shape id="_x0000_i1399" type="#_x0000_t75" style="width:13.6pt;height:14.25pt" o:ole="">
                   <v:imagedata r:id="rId251" o:title=""/>
                 </v:shape>
-                <o:OLEObject Type="Embed" ProgID="Equation.DSMT4" ShapeID="_x0000_i1401" DrawAspect="Content" ObjectID="_1852715146" r:id="rId596"/>
+                <o:OLEObject Type="Embed" ProgID="Equation.DSMT4" ShapeID="_x0000_i1399" DrawAspect="Content" ObjectID="_1853299303" r:id="rId596"/>
               </w:object>
             </w:r>
           </w:p>
@@ -26537,10 +26661,10 @@
                 <w:position w:val="-4"/>
               </w:rPr>
               <w:object w:dxaOrig="220" w:dyaOrig="260" w14:anchorId="1D1793C8">
-                <v:shape id="_x0000_i1402" type="#_x0000_t75" style="width:11.15pt;height:12.85pt" o:ole="">
+                <v:shape id="_x0000_i1400" type="#_x0000_t75" style="width:11.05pt;height:12.95pt" o:ole="">
                   <v:imagedata r:id="rId399" o:title=""/>
                 </v:shape>
-                <o:OLEObject Type="Embed" ProgID="Equation.DSMT4" ShapeID="_x0000_i1402" DrawAspect="Content" ObjectID="_1852715147" r:id="rId597"/>
+                <o:OLEObject Type="Embed" ProgID="Equation.DSMT4" ShapeID="_x0000_i1400" DrawAspect="Content" ObjectID="_1853299304" r:id="rId597"/>
               </w:object>
             </w:r>
             <w:r>
@@ -26587,10 +26711,10 @@
                 <w:position w:val="-12"/>
               </w:rPr>
               <w:object w:dxaOrig="400" w:dyaOrig="360" w14:anchorId="2C8D2138">
-                <v:shape id="_x0000_i1403" type="#_x0000_t75" style="width:19.7pt;height:17.55pt" o:ole="">
+                <v:shape id="_x0000_i1401" type="#_x0000_t75" style="width:19.45pt;height:17.5pt" o:ole="">
                   <v:imagedata r:id="rId598" o:title=""/>
                 </v:shape>
-                <o:OLEObject Type="Embed" ProgID="Equation.DSMT4" ShapeID="_x0000_i1403" DrawAspect="Content" ObjectID="_1852715148" r:id="rId599"/>
+                <o:OLEObject Type="Embed" ProgID="Equation.DSMT4" ShapeID="_x0000_i1401" DrawAspect="Content" ObjectID="_1853299305" r:id="rId599"/>
               </w:object>
             </w:r>
           </w:p>
@@ -26616,10 +26740,10 @@
                 <w:position w:val="-12"/>
               </w:rPr>
               <w:object w:dxaOrig="400" w:dyaOrig="360" w14:anchorId="3D4038B6">
-                <v:shape id="_x0000_i1404" type="#_x0000_t75" style="width:19.7pt;height:17.55pt" o:ole="">
+                <v:shape id="_x0000_i1402" type="#_x0000_t75" style="width:19.45pt;height:17.5pt" o:ole="">
                   <v:imagedata r:id="rId600" o:title=""/>
                 </v:shape>
-                <o:OLEObject Type="Embed" ProgID="Equation.DSMT4" ShapeID="_x0000_i1404" DrawAspect="Content" ObjectID="_1852715149" r:id="rId601"/>
+                <o:OLEObject Type="Embed" ProgID="Equation.DSMT4" ShapeID="_x0000_i1402" DrawAspect="Content" ObjectID="_1853299306" r:id="rId601"/>
               </w:object>
             </w:r>
           </w:p>
@@ -26681,10 +26805,10 @@
                 <w:position w:val="-6"/>
               </w:rPr>
               <w:object w:dxaOrig="200" w:dyaOrig="279" w14:anchorId="63CC7003">
-                <v:shape id="_x0000_i1405" type="#_x0000_t75" style="width:14.15pt;height:14.15pt" o:ole="">
+                <v:shape id="_x0000_i1403" type="#_x0000_t75" style="width:14.25pt;height:14.25pt" o:ole="">
                   <v:imagedata r:id="rId288" o:title=""/>
                 </v:shape>
-                <o:OLEObject Type="Embed" ProgID="Equation.DSMT4" ShapeID="_x0000_i1405" DrawAspect="Content" ObjectID="_1852715150" r:id="rId602"/>
+                <o:OLEObject Type="Embed" ProgID="Equation.DSMT4" ShapeID="_x0000_i1403" DrawAspect="Content" ObjectID="_1853299307" r:id="rId602"/>
               </w:object>
             </w:r>
           </w:p>
@@ -26712,10 +26836,10 @@
                 <w:position w:val="-4"/>
               </w:rPr>
               <w:object w:dxaOrig="220" w:dyaOrig="260" w14:anchorId="34F21163">
-                <v:shape id="_x0000_i1406" type="#_x0000_t75" style="width:11.15pt;height:12.85pt" o:ole="">
+                <v:shape id="_x0000_i1404" type="#_x0000_t75" style="width:11.05pt;height:12.95pt" o:ole="">
                   <v:imagedata r:id="rId399" o:title=""/>
                 </v:shape>
-                <o:OLEObject Type="Embed" ProgID="Equation.DSMT4" ShapeID="_x0000_i1406" DrawAspect="Content" ObjectID="_1852715151" r:id="rId603"/>
+                <o:OLEObject Type="Embed" ProgID="Equation.DSMT4" ShapeID="_x0000_i1404" DrawAspect="Content" ObjectID="_1853299308" r:id="rId603"/>
               </w:object>
             </w:r>
             <w:r>
@@ -26780,10 +26904,10 @@
                 <w:position w:val="-12"/>
               </w:rPr>
               <w:object w:dxaOrig="400" w:dyaOrig="360" w14:anchorId="4591C4D4">
-                <v:shape id="_x0000_i1407" type="#_x0000_t75" style="width:20.55pt;height:17.55pt" o:ole="">
+                <v:shape id="_x0000_i1405" type="#_x0000_t75" style="width:20.75pt;height:17.5pt" o:ole="">
                   <v:imagedata r:id="rId604" o:title=""/>
                 </v:shape>
-                <o:OLEObject Type="Embed" ProgID="Equation.DSMT4" ShapeID="_x0000_i1407" DrawAspect="Content" ObjectID="_1852715152" r:id="rId605"/>
+                <o:OLEObject Type="Embed" ProgID="Equation.DSMT4" ShapeID="_x0000_i1405" DrawAspect="Content" ObjectID="_1853299309" r:id="rId605"/>
               </w:object>
             </w:r>
           </w:p>
@@ -26827,10 +26951,10 @@
                 <w:position w:val="-12"/>
               </w:rPr>
               <w:object w:dxaOrig="420" w:dyaOrig="360" w14:anchorId="110CA39B">
-                <v:shape id="_x0000_i1408" type="#_x0000_t75" style="width:21.45pt;height:17.55pt" o:ole="">
+                <v:shape id="_x0000_i1406" type="#_x0000_t75" style="width:21.4pt;height:17.5pt" o:ole="">
                   <v:imagedata r:id="rId606" o:title=""/>
                 </v:shape>
-                <o:OLEObject Type="Embed" ProgID="Equation.DSMT4" ShapeID="_x0000_i1408" DrawAspect="Content" ObjectID="_1852715153" r:id="rId607"/>
+                <o:OLEObject Type="Embed" ProgID="Equation.DSMT4" ShapeID="_x0000_i1406" DrawAspect="Content" ObjectID="_1853299310" r:id="rId607"/>
               </w:object>
             </w:r>
           </w:p>
@@ -26856,10 +26980,10 @@
                 <w:position w:val="-6"/>
               </w:rPr>
               <w:object w:dxaOrig="200" w:dyaOrig="279" w14:anchorId="2CED3ABD">
-                <v:shape id="_x0000_i1409" type="#_x0000_t75" style="width:14.15pt;height:14.15pt" o:ole="">
+                <v:shape id="_x0000_i1407" type="#_x0000_t75" style="width:14.25pt;height:14.25pt" o:ole="">
                   <v:imagedata r:id="rId259" o:title=""/>
                 </v:shape>
-                <o:OLEObject Type="Embed" ProgID="Equation.DSMT4" ShapeID="_x0000_i1409" DrawAspect="Content" ObjectID="_1852715154" r:id="rId608"/>
+                <o:OLEObject Type="Embed" ProgID="Equation.DSMT4" ShapeID="_x0000_i1407" DrawAspect="Content" ObjectID="_1853299311" r:id="rId608"/>
               </w:object>
             </w:r>
           </w:p>
@@ -26887,10 +27011,10 @@
                 <w:position w:val="-4"/>
               </w:rPr>
               <w:object w:dxaOrig="220" w:dyaOrig="260" w14:anchorId="23F33ECD">
-                <v:shape id="_x0000_i1410" type="#_x0000_t75" style="width:11.15pt;height:12.85pt" o:ole="">
+                <v:shape id="_x0000_i1408" type="#_x0000_t75" style="width:11.05pt;height:12.95pt" o:ole="">
                   <v:imagedata r:id="rId399" o:title=""/>
                 </v:shape>
-                <o:OLEObject Type="Embed" ProgID="Equation.DSMT4" ShapeID="_x0000_i1410" DrawAspect="Content" ObjectID="_1852715155" r:id="rId609"/>
+                <o:OLEObject Type="Embed" ProgID="Equation.DSMT4" ShapeID="_x0000_i1408" DrawAspect="Content" ObjectID="_1853299312" r:id="rId609"/>
               </w:object>
             </w:r>
             <w:r>
@@ -26919,10 +27043,10 @@
                 <w:position w:val="-12"/>
               </w:rPr>
               <w:object w:dxaOrig="499" w:dyaOrig="360" w14:anchorId="45BD05A8">
-                <v:shape id="_x0000_i1411" type="#_x0000_t75" style="width:24.45pt;height:17.55pt" o:ole="">
+                <v:shape id="_x0000_i1409" type="#_x0000_t75" style="width:24.65pt;height:17.5pt" o:ole="">
                   <v:imagedata r:id="rId610" o:title=""/>
                 </v:shape>
-                <o:OLEObject Type="Embed" ProgID="Equation.DSMT4" ShapeID="_x0000_i1411" DrawAspect="Content" ObjectID="_1852715156" r:id="rId611"/>
+                <o:OLEObject Type="Embed" ProgID="Equation.DSMT4" ShapeID="_x0000_i1409" DrawAspect="Content" ObjectID="_1853299313" r:id="rId611"/>
               </w:object>
             </w:r>
           </w:p>
@@ -26966,10 +27090,10 @@
                 <w:position w:val="-12"/>
               </w:rPr>
               <w:object w:dxaOrig="1380" w:dyaOrig="360" w14:anchorId="2372B4EA">
-                <v:shape id="_x0000_i1412" type="#_x0000_t75" style="width:69pt;height:17.55pt" o:ole="">
+                <v:shape id="_x0000_i1410" type="#_x0000_t75" style="width:68.75pt;height:17.5pt" o:ole="">
                   <v:imagedata r:id="rId612" o:title=""/>
                 </v:shape>
-                <o:OLEObject Type="Embed" ProgID="Equation.DSMT4" ShapeID="_x0000_i1412" DrawAspect="Content" ObjectID="_1852715157" r:id="rId613"/>
+                <o:OLEObject Type="Embed" ProgID="Equation.DSMT4" ShapeID="_x0000_i1410" DrawAspect="Content" ObjectID="_1853299314" r:id="rId613"/>
               </w:object>
             </w:r>
           </w:p>
@@ -27013,10 +27137,10 @@
                 <w:position w:val="-12"/>
               </w:rPr>
               <w:object w:dxaOrig="840" w:dyaOrig="360" w14:anchorId="640BDD21">
-                <v:shape id="_x0000_i1413" type="#_x0000_t75" style="width:42.85pt;height:17.55pt" o:ole="">
+                <v:shape id="_x0000_i1411" type="#_x0000_t75" style="width:42.8pt;height:17.5pt" o:ole="">
                   <v:imagedata r:id="rId614" o:title=""/>
                 </v:shape>
-                <o:OLEObject Type="Embed" ProgID="Equation.DSMT4" ShapeID="_x0000_i1413" DrawAspect="Content" ObjectID="_1852715158" r:id="rId615"/>
+                <o:OLEObject Type="Embed" ProgID="Equation.DSMT4" ShapeID="_x0000_i1411" DrawAspect="Content" ObjectID="_1853299315" r:id="rId615"/>
               </w:object>
             </w:r>
           </w:p>
@@ -27042,10 +27166,10 @@
                 <w:position w:val="-6"/>
               </w:rPr>
               <w:object w:dxaOrig="200" w:dyaOrig="279" w14:anchorId="362F235E">
-                <v:shape id="_x0000_i1414" type="#_x0000_t75" style="width:14.15pt;height:14.15pt" o:ole="">
+                <v:shape id="_x0000_i1412" type="#_x0000_t75" style="width:14.25pt;height:14.25pt" o:ole="">
                   <v:imagedata r:id="rId294" o:title=""/>
                 </v:shape>
-                <o:OLEObject Type="Embed" ProgID="Equation.DSMT4" ShapeID="_x0000_i1414" DrawAspect="Content" ObjectID="_1852715159" r:id="rId616"/>
+                <o:OLEObject Type="Embed" ProgID="Equation.DSMT4" ShapeID="_x0000_i1412" DrawAspect="Content" ObjectID="_1853299316" r:id="rId616"/>
               </w:object>
             </w:r>
           </w:p>
@@ -27073,10 +27197,10 @@
                 <w:position w:val="-4"/>
               </w:rPr>
               <w:object w:dxaOrig="220" w:dyaOrig="260" w14:anchorId="496C989A">
-                <v:shape id="_x0000_i1415" type="#_x0000_t75" style="width:11.15pt;height:12.85pt" o:ole="">
+                <v:shape id="_x0000_i1413" type="#_x0000_t75" style="width:11.05pt;height:12.95pt" o:ole="">
                   <v:imagedata r:id="rId399" o:title=""/>
                 </v:shape>
-                <o:OLEObject Type="Embed" ProgID="Equation.DSMT4" ShapeID="_x0000_i1415" DrawAspect="Content" ObjectID="_1852715160" r:id="rId617"/>
+                <o:OLEObject Type="Embed" ProgID="Equation.DSMT4" ShapeID="_x0000_i1413" DrawAspect="Content" ObjectID="_1853299317" r:id="rId617"/>
               </w:object>
             </w:r>
             <w:r>
@@ -27144,10 +27268,10 @@
                 <w:position w:val="-12"/>
               </w:rPr>
               <w:object w:dxaOrig="420" w:dyaOrig="360" w14:anchorId="66272269">
-                <v:shape id="_x0000_i1416" type="#_x0000_t75" style="width:21.45pt;height:17.55pt" o:ole="">
+                <v:shape id="_x0000_i1414" type="#_x0000_t75" style="width:21.4pt;height:17.5pt" o:ole="">
                   <v:imagedata r:id="rId618" o:title=""/>
                 </v:shape>
-                <o:OLEObject Type="Embed" ProgID="Equation.DSMT4" ShapeID="_x0000_i1416" DrawAspect="Content" ObjectID="_1852715161" r:id="rId619"/>
+                <o:OLEObject Type="Embed" ProgID="Equation.DSMT4" ShapeID="_x0000_i1414" DrawAspect="Content" ObjectID="_1853299318" r:id="rId619"/>
               </w:object>
             </w:r>
           </w:p>
@@ -27191,10 +27315,10 @@
                 <w:position w:val="-12"/>
               </w:rPr>
               <w:object w:dxaOrig="400" w:dyaOrig="360" w14:anchorId="06600784">
-                <v:shape id="_x0000_i1417" type="#_x0000_t75" style="width:20.55pt;height:17.55pt" o:ole="">
+                <v:shape id="_x0000_i1415" type="#_x0000_t75" style="width:20.75pt;height:17.5pt" o:ole="">
                   <v:imagedata r:id="rId620" o:title=""/>
                 </v:shape>
-                <o:OLEObject Type="Embed" ProgID="Equation.DSMT4" ShapeID="_x0000_i1417" DrawAspect="Content" ObjectID="_1852715162" r:id="rId621"/>
+                <o:OLEObject Type="Embed" ProgID="Equation.DSMT4" ShapeID="_x0000_i1415" DrawAspect="Content" ObjectID="_1853299319" r:id="rId621"/>
               </w:object>
             </w:r>
           </w:p>
@@ -27220,10 +27344,10 @@
                 <w:position w:val="-6"/>
               </w:rPr>
               <w:object w:dxaOrig="200" w:dyaOrig="279" w14:anchorId="2D0CFF9D">
-                <v:shape id="_x0000_i1418" type="#_x0000_t75" style="width:14.15pt;height:14.15pt" o:ole="">
+                <v:shape id="_x0000_i1416" type="#_x0000_t75" style="width:14.25pt;height:14.25pt" o:ole="">
                   <v:imagedata r:id="rId276" o:title=""/>
                 </v:shape>
-                <o:OLEObject Type="Embed" ProgID="Equation.DSMT4" ShapeID="_x0000_i1418" DrawAspect="Content" ObjectID="_1852715163" r:id="rId622"/>
+                <o:OLEObject Type="Embed" ProgID="Equation.DSMT4" ShapeID="_x0000_i1416" DrawAspect="Content" ObjectID="_1853299320" r:id="rId622"/>
               </w:object>
             </w:r>
           </w:p>
@@ -27251,10 +27375,10 @@
                 <w:position w:val="-4"/>
               </w:rPr>
               <w:object w:dxaOrig="220" w:dyaOrig="260" w14:anchorId="66B6E766">
-                <v:shape id="_x0000_i1419" type="#_x0000_t75" style="width:11.15pt;height:12.85pt" o:ole="">
+                <v:shape id="_x0000_i1417" type="#_x0000_t75" style="width:11.05pt;height:12.95pt" o:ole="">
                   <v:imagedata r:id="rId399" o:title=""/>
                 </v:shape>
-                <o:OLEObject Type="Embed" ProgID="Equation.DSMT4" ShapeID="_x0000_i1419" DrawAspect="Content" ObjectID="_1852715164" r:id="rId623"/>
+                <o:OLEObject Type="Embed" ProgID="Equation.DSMT4" ShapeID="_x0000_i1417" DrawAspect="Content" ObjectID="_1853299321" r:id="rId623"/>
               </w:object>
             </w:r>
             <w:r>
@@ -27283,10 +27407,10 @@
                 <w:position w:val="-12"/>
               </w:rPr>
               <w:object w:dxaOrig="480" w:dyaOrig="360" w14:anchorId="11D82B32">
-                <v:shape id="_x0000_i1420" type="#_x0000_t75" style="width:23.55pt;height:17.55pt" o:ole="">
+                <v:shape id="_x0000_i1418" type="#_x0000_t75" style="width:23.35pt;height:17.5pt" o:ole="">
                   <v:imagedata r:id="rId624" o:title=""/>
                 </v:shape>
-                <o:OLEObject Type="Embed" ProgID="Equation.DSMT4" ShapeID="_x0000_i1420" DrawAspect="Content" ObjectID="_1852715165" r:id="rId625"/>
+                <o:OLEObject Type="Embed" ProgID="Equation.DSMT4" ShapeID="_x0000_i1418" DrawAspect="Content" ObjectID="_1853299322" r:id="rId625"/>
               </w:object>
             </w:r>
           </w:p>
@@ -27312,10 +27436,10 @@
                 <w:position w:val="-12"/>
               </w:rPr>
               <w:object w:dxaOrig="400" w:dyaOrig="360" w14:anchorId="2CFDC94C">
-                <v:shape id="_x0000_i1421" type="#_x0000_t75" style="width:20.55pt;height:17.55pt" o:ole="">
+                <v:shape id="_x0000_i1419" type="#_x0000_t75" style="width:20.75pt;height:17.5pt" o:ole="">
                   <v:imagedata r:id="rId626" o:title=""/>
                 </v:shape>
-                <o:OLEObject Type="Embed" ProgID="Equation.DSMT4" ShapeID="_x0000_i1421" DrawAspect="Content" ObjectID="_1852715166" r:id="rId627"/>
+                <o:OLEObject Type="Embed" ProgID="Equation.DSMT4" ShapeID="_x0000_i1419" DrawAspect="Content" ObjectID="_1853299323" r:id="rId627"/>
               </w:object>
             </w:r>
           </w:p>
@@ -27341,10 +27465,10 @@
                 <w:position w:val="-12"/>
               </w:rPr>
               <w:object w:dxaOrig="920" w:dyaOrig="360" w14:anchorId="1F2041ED">
-                <v:shape id="_x0000_i1422" type="#_x0000_t75" style="width:46.7pt;height:17.55pt" o:ole="">
+                <v:shape id="_x0000_i1420" type="#_x0000_t75" style="width:46.7pt;height:17.5pt" o:ole="">
                   <v:imagedata r:id="rId628" o:title=""/>
                 </v:shape>
-                <o:OLEObject Type="Embed" ProgID="Equation.DSMT4" ShapeID="_x0000_i1422" DrawAspect="Content" ObjectID="_1852715167" r:id="rId629"/>
+                <o:OLEObject Type="Embed" ProgID="Equation.DSMT4" ShapeID="_x0000_i1420" DrawAspect="Content" ObjectID="_1853299324" r:id="rId629"/>
               </w:object>
             </w:r>
           </w:p>
@@ -27406,10 +27530,10 @@
                 <w:position w:val="-6"/>
               </w:rPr>
               <w:object w:dxaOrig="200" w:dyaOrig="279" w14:anchorId="338DE85B">
-                <v:shape id="_x0000_i1423" type="#_x0000_t75" style="width:14.15pt;height:14.15pt" o:ole="">
+                <v:shape id="_x0000_i1421" type="#_x0000_t75" style="width:14.25pt;height:14.25pt" o:ole="">
                   <v:imagedata r:id="rId276" o:title=""/>
                 </v:shape>
-                <o:OLEObject Type="Embed" ProgID="Equation.DSMT4" ShapeID="_x0000_i1423" DrawAspect="Content" ObjectID="_1852715168" r:id="rId630"/>
+                <o:OLEObject Type="Embed" ProgID="Equation.DSMT4" ShapeID="_x0000_i1421" DrawAspect="Content" ObjectID="_1853299325" r:id="rId630"/>
               </w:object>
             </w:r>
           </w:p>
@@ -27435,10 +27559,10 @@
                 <w:position w:val="-4"/>
               </w:rPr>
               <w:object w:dxaOrig="220" w:dyaOrig="240" w14:anchorId="6617BAEE">
-                <v:shape id="_x0000_i1424" type="#_x0000_t75" style="width:13.3pt;height:14.15pt" o:ole="">
+                <v:shape id="_x0000_i1422" type="#_x0000_t75" style="width:13.6pt;height:14.25pt" o:ole="">
                   <v:imagedata r:id="rId251" o:title=""/>
                 </v:shape>
-                <o:OLEObject Type="Embed" ProgID="Equation.DSMT4" ShapeID="_x0000_i1424" DrawAspect="Content" ObjectID="_1852715169" r:id="rId631"/>
+                <o:OLEObject Type="Embed" ProgID="Equation.DSMT4" ShapeID="_x0000_i1422" DrawAspect="Content" ObjectID="_1853299326" r:id="rId631"/>
               </w:object>
             </w:r>
           </w:p>
@@ -27462,10 +27586,10 @@
                 <w:position w:val="-6"/>
               </w:rPr>
               <w:object w:dxaOrig="200" w:dyaOrig="279" w14:anchorId="376B2E6D">
-                <v:shape id="_x0000_i1425" type="#_x0000_t75" style="width:14.15pt;height:14.15pt" o:ole="">
+                <v:shape id="_x0000_i1423" type="#_x0000_t75" style="width:14.25pt;height:14.25pt" o:ole="">
                   <v:imagedata r:id="rId315" o:title=""/>
                 </v:shape>
-                <o:OLEObject Type="Embed" ProgID="Equation.DSMT4" ShapeID="_x0000_i1425" DrawAspect="Content" ObjectID="_1852715170" r:id="rId632"/>
+                <o:OLEObject Type="Embed" ProgID="Equation.DSMT4" ShapeID="_x0000_i1423" DrawAspect="Content" ObjectID="_1853299327" r:id="rId632"/>
               </w:object>
             </w:r>
           </w:p>
@@ -27489,10 +27613,10 @@
                 <w:position w:val="-6"/>
               </w:rPr>
               <w:object w:dxaOrig="200" w:dyaOrig="279" w14:anchorId="25E0F001">
-                <v:shape id="_x0000_i1426" type="#_x0000_t75" style="width:14.15pt;height:14.15pt" o:ole="">
+                <v:shape id="_x0000_i1424" type="#_x0000_t75" style="width:14.25pt;height:14.25pt" o:ole="">
                   <v:imagedata r:id="rId317" o:title=""/>
                 </v:shape>
-                <o:OLEObject Type="Embed" ProgID="Equation.DSMT4" ShapeID="_x0000_i1426" DrawAspect="Content" ObjectID="_1852715171" r:id="rId633"/>
+                <o:OLEObject Type="Embed" ProgID="Equation.DSMT4" ShapeID="_x0000_i1424" DrawAspect="Content" ObjectID="_1853299328" r:id="rId633"/>
               </w:object>
             </w:r>
           </w:p>
@@ -27516,10 +27640,10 @@
                 <w:position w:val="-6"/>
               </w:rPr>
               <w:object w:dxaOrig="200" w:dyaOrig="279" w14:anchorId="41641920">
-                <v:shape id="_x0000_i1427" type="#_x0000_t75" style="width:14.15pt;height:14.15pt" o:ole="">
+                <v:shape id="_x0000_i1425" type="#_x0000_t75" style="width:14.25pt;height:14.25pt" o:ole="">
                   <v:imagedata r:id="rId319" o:title=""/>
                 </v:shape>
-                <o:OLEObject Type="Embed" ProgID="Equation.DSMT4" ShapeID="_x0000_i1427" DrawAspect="Content" ObjectID="_1852715172" r:id="rId634"/>
+                <o:OLEObject Type="Embed" ProgID="Equation.DSMT4" ShapeID="_x0000_i1425" DrawAspect="Content" ObjectID="_1853299329" r:id="rId634"/>
               </w:object>
             </w:r>
           </w:p>
@@ -27543,10 +27667,10 @@
                 <w:position w:val="-6"/>
               </w:rPr>
               <w:object w:dxaOrig="200" w:dyaOrig="279" w14:anchorId="3824B465">
-                <v:shape id="_x0000_i1428" type="#_x0000_t75" style="width:14.15pt;height:14.15pt" o:ole="">
+                <v:shape id="_x0000_i1426" type="#_x0000_t75" style="width:14.25pt;height:14.25pt" o:ole="">
                   <v:imagedata r:id="rId321" o:title=""/>
                 </v:shape>
-                <o:OLEObject Type="Embed" ProgID="Equation.DSMT4" ShapeID="_x0000_i1428" DrawAspect="Content" ObjectID="_1852715173" r:id="rId635"/>
+                <o:OLEObject Type="Embed" ProgID="Equation.DSMT4" ShapeID="_x0000_i1426" DrawAspect="Content" ObjectID="_1853299330" r:id="rId635"/>
               </w:object>
             </w:r>
           </w:p>
@@ -27570,10 +27694,10 @@
                 <w:position w:val="-6"/>
               </w:rPr>
               <w:object w:dxaOrig="200" w:dyaOrig="279" w14:anchorId="73296360">
-                <v:shape id="_x0000_i1429" type="#_x0000_t75" style="width:14.15pt;height:14.15pt" o:ole="">
+                <v:shape id="_x0000_i1427" type="#_x0000_t75" style="width:14.25pt;height:14.25pt" o:ole="">
                   <v:imagedata r:id="rId323" o:title=""/>
                 </v:shape>
-                <o:OLEObject Type="Embed" ProgID="Equation.DSMT4" ShapeID="_x0000_i1429" DrawAspect="Content" ObjectID="_1852715174" r:id="rId636"/>
+                <o:OLEObject Type="Embed" ProgID="Equation.DSMT4" ShapeID="_x0000_i1427" DrawAspect="Content" ObjectID="_1853299331" r:id="rId636"/>
               </w:object>
             </w:r>
           </w:p>
@@ -27597,10 +27721,10 @@
                 <w:position w:val="-6"/>
               </w:rPr>
               <w:object w:dxaOrig="200" w:dyaOrig="279" w14:anchorId="15D64E2B">
-                <v:shape id="_x0000_i1430" type="#_x0000_t75" style="width:14.15pt;height:14.15pt" o:ole="">
+                <v:shape id="_x0000_i1428" type="#_x0000_t75" style="width:14.25pt;height:14.25pt" o:ole="">
                   <v:imagedata r:id="rId325" o:title=""/>
                 </v:shape>
-                <o:OLEObject Type="Embed" ProgID="Equation.DSMT4" ShapeID="_x0000_i1430" DrawAspect="Content" ObjectID="_1852715175" r:id="rId637"/>
+                <o:OLEObject Type="Embed" ProgID="Equation.DSMT4" ShapeID="_x0000_i1428" DrawAspect="Content" ObjectID="_1853299332" r:id="rId637"/>
               </w:object>
             </w:r>
           </w:p>
@@ -27608,7 +27732,7 @@
       </w:tr>
     </w:tbl>
     <w:p>
-      <w:commentRangeStart w:id="33"/>
+      <w:commentRangeStart w:id="34"/>
       <w:r>
         <w:t>Il faut noter que l</w:t>
       </w:r>
@@ -27640,13 +27764,13 @@
       <w:r>
         <w:t>liquidites</w:t>
       </w:r>
-      <w:commentRangeEnd w:id="33"/>
+      <w:commentRangeEnd w:id="34"/>
       <w:proofErr w:type="spellEnd"/>
       <w:r>
         <w:rPr>
           <w:rStyle w:val="Marquedecommentaire"/>
         </w:rPr>
-        <w:commentReference w:id="33"/>
+        <w:commentReference w:id="34"/>
       </w:r>
       <w:r>
         <w:t xml:space="preserve"> et les avances du </w:t>
@@ -28669,7 +28793,7 @@
       </w:r>
     </w:p>
   </w:comment>
-  <w:comment w:id="21" w:author="MalcomDev" w:date="2026-09-13T18:15:00Z" w:initials="M">
+  <w:comment w:id="20" w:author="MalcomDev" w:date="2026-10-12T06:45:00Z" w:initials="M">
     <w:p>
       <w:pPr>
         <w:pStyle w:val="Commentaire"/>
@@ -28690,7 +28814,7 @@
       <w:proofErr w:type="spellEnd"/>
     </w:p>
   </w:comment>
-  <w:comment w:id="27" w:author="MalcomDev" w:date="2026-09-13T18:17:00Z" w:initials="M">
+  <w:comment w:id="22" w:author="MalcomDev" w:date="2026-09-13T18:15:00Z" w:initials="M">
     <w:p>
       <w:pPr>
         <w:pStyle w:val="Commentaire"/>
@@ -28702,32 +28826,16 @@
         <w:annotationRef/>
       </w:r>
       <w:r>
-        <w:t xml:space="preserve"> refaire</w:t>
-      </w:r>
-    </w:p>
-  </w:comment>
-  <w:comment w:id="30" w:author="MalcomDev" w:date="2026-09-13T11:35:00Z" w:initials="M">
-    <w:p>
-      <w:pPr>
-        <w:pStyle w:val="Commentaire"/>
-      </w:pPr>
-      <w:r>
-        <w:rPr>
-          <w:rStyle w:val="Marquedecommentaire"/>
-        </w:rPr>
-        <w:annotationRef/>
-      </w:r>
-      <w:r>
         <w:t xml:space="preserve">A </w:t>
       </w:r>
       <w:proofErr w:type="spellStart"/>
       <w:r>
-        <w:t>reecrire</w:t>
+        <w:t>completer</w:t>
       </w:r>
       <w:proofErr w:type="spellEnd"/>
     </w:p>
   </w:comment>
-  <w:comment w:id="31" w:author="MalcomDev" w:date="2026-09-13T18:14:00Z" w:initials="M">
+  <w:comment w:id="28" w:author="MalcomDev" w:date="2026-09-13T18:17:00Z" w:initials="M">
     <w:p>
       <w:pPr>
         <w:pStyle w:val="Commentaire"/>
@@ -28739,16 +28847,32 @@
         <w:annotationRef/>
       </w:r>
       <w:r>
+        <w:t xml:space="preserve"> refaire</w:t>
+      </w:r>
+    </w:p>
+  </w:comment>
+  <w:comment w:id="31" w:author="MalcomDev" w:date="2026-09-13T11:35:00Z" w:initials="M">
+    <w:p>
+      <w:pPr>
+        <w:pStyle w:val="Commentaire"/>
+      </w:pPr>
+      <w:r>
+        <w:rPr>
+          <w:rStyle w:val="Marquedecommentaire"/>
+        </w:rPr>
+        <w:annotationRef/>
+      </w:r>
+      <w:r>
         <w:t xml:space="preserve">A </w:t>
       </w:r>
       <w:proofErr w:type="spellStart"/>
       <w:r>
-        <w:t>completer</w:t>
+        <w:t>reecrire</w:t>
       </w:r>
       <w:proofErr w:type="spellEnd"/>
     </w:p>
   </w:comment>
-  <w:comment w:id="32" w:author="MalcomDev" w:date="2026-09-13T11:35:00Z" w:initials="M">
+  <w:comment w:id="32" w:author="MalcomDev" w:date="2026-09-13T18:14:00Z" w:initials="M">
     <w:p>
       <w:pPr>
         <w:pStyle w:val="Commentaire"/>
@@ -28764,12 +28888,33 @@
       </w:r>
       <w:proofErr w:type="spellStart"/>
       <w:r>
-        <w:t>reecrire</w:t>
+        <w:t>completer</w:t>
       </w:r>
       <w:proofErr w:type="spellEnd"/>
     </w:p>
   </w:comment>
-  <w:comment w:id="33" w:author="MalcomDev" w:date="2026-09-13T18:12:00Z" w:initials="M">
+  <w:comment w:id="33" w:author="MalcomDev" w:date="2026-09-13T11:35:00Z" w:initials="M">
+    <w:p>
+      <w:pPr>
+        <w:pStyle w:val="Commentaire"/>
+      </w:pPr>
+      <w:r>
+        <w:rPr>
+          <w:rStyle w:val="Marquedecommentaire"/>
+        </w:rPr>
+        <w:annotationRef/>
+      </w:r>
+      <w:r>
+        <w:t xml:space="preserve">A </w:t>
+      </w:r>
+      <w:proofErr w:type="spellStart"/>
+      <w:r>
+        <w:t>reecrire</w:t>
+      </w:r>
+      <w:proofErr w:type="spellEnd"/>
+    </w:p>
+  </w:comment>
+  <w:comment w:id="34" w:author="MalcomDev" w:date="2026-09-13T18:12:00Z" w:initials="M">
     <w:p>
       <w:pPr>
         <w:pStyle w:val="Commentaire"/>
@@ -28806,6 +28951,7 @@
   <w15:commentEx w15:paraId="3FF0691F" w15:done="0"/>
   <w15:commentEx w15:paraId="26FF72D9" w15:done="0"/>
   <w15:commentEx w15:paraId="0BB5CABA" w15:done="0"/>
+  <w15:commentEx w15:paraId="10DD4A3B" w15:done="0"/>
   <w15:commentEx w15:paraId="6B1CB857" w15:done="0"/>
   <w15:commentEx w15:paraId="7296B4AF" w15:done="0"/>
   <w15:commentEx w15:paraId="59C689BC" w15:done="0"/>
@@ -28826,6 +28972,7 @@
   <w16cex:commentExtensible w16cex:durableId="2E482599" w16cex:dateUtc="2026-09-06T16:47:00Z"/>
   <w16cex:commentExtensible w16cex:durableId="2E4045CB" w16cex:dateUtc="2026-08-31T17:26:00Z"/>
   <w16cex:commentExtensible w16cex:durableId="2E435A4D" w16cex:dateUtc="2026-09-03T01:30:00Z"/>
+  <w16cex:commentExtensible w16cex:durableId="2E77006C" w16cex:dateUtc="2026-10-12T05:45:00Z"/>
   <w16cex:commentExtensible w16cex:durableId="2E5166C6" w16cex:dateUtc="2026-09-13T17:15:00Z"/>
   <w16cex:commentExtensible w16cex:durableId="2E516730" w16cex:dateUtc="2026-09-13T17:17:00Z"/>
   <w16cex:commentExtensible w16cex:durableId="2E5108E7" w16cex:dateUtc="2026-09-13T10:35:00Z"/>
@@ -28846,6 +28993,7 @@
   <w16cid:commentId w16cid:paraId="3FF0691F" w16cid:durableId="2E482599"/>
   <w16cid:commentId w16cid:paraId="26FF72D9" w16cid:durableId="2E4045CB"/>
   <w16cid:commentId w16cid:paraId="0BB5CABA" w16cid:durableId="2E435A4D"/>
+  <w16cid:commentId w16cid:paraId="10DD4A3B" w16cid:durableId="2E77006C"/>
   <w16cid:commentId w16cid:paraId="6B1CB857" w16cid:durableId="2E5166C6"/>
   <w16cid:commentId w16cid:paraId="7296B4AF" w16cid:durableId="2E516730"/>
   <w16cid:commentId w16cid:paraId="59C689BC" w16cid:durableId="2E5108E7"/>

--- a/docs/ODD document MC-AB-SFC2.docx
+++ b/docs/ODD document MC-AB-SFC2.docx
@@ -2396,10 +2396,10 @@
                   <v:path o:extrusionok="f" gradientshapeok="t" o:connecttype="rect"/>
                   <o:lock v:ext="edit" aspectratio="t"/>
                 </v:shapetype>
-                <v:shape id="_x0000_i1025" type="#_x0000_t75" style="width:17.5pt;height:18.8pt" o:ole="">
+                <v:shape id="_x0000_i1025" type="#_x0000_t75" style="width:17.25pt;height:18.75pt" o:ole="">
                   <v:imagedata r:id="rId11" o:title=""/>
                 </v:shape>
-                <o:OLEObject Type="Embed" ProgID="Equation.DSMT4" ShapeID="_x0000_i1025" DrawAspect="Content" ObjectID="_1853298929" r:id="rId12"/>
+                <o:OLEObject Type="Embed" ProgID="Equation.DSMT4" ShapeID="_x0000_i1025" DrawAspect="Content" ObjectID="_1854160732" r:id="rId12"/>
               </w:object>
             </w:r>
           </w:p>
@@ -2446,10 +2446,10 @@
                 <w:position w:val="-4"/>
               </w:rPr>
               <w:object w:dxaOrig="260" w:dyaOrig="260" w14:anchorId="6497F55F">
-                <v:shape id="_x0000_i1026" type="#_x0000_t75" style="width:12.95pt;height:12.95pt" o:ole="">
+                <v:shape id="_x0000_i1026" type="#_x0000_t75" style="width:12.75pt;height:12.75pt" o:ole="">
                   <v:imagedata r:id="rId13" o:title=""/>
                 </v:shape>
-                <o:OLEObject Type="Embed" ProgID="Equation.DSMT4" ShapeID="_x0000_i1026" DrawAspect="Content" ObjectID="_1853298930" r:id="rId14"/>
+                <o:OLEObject Type="Embed" ProgID="Equation.DSMT4" ShapeID="_x0000_i1026" DrawAspect="Content" ObjectID="_1854160733" r:id="rId14"/>
               </w:object>
             </w:r>
           </w:p>
@@ -2516,10 +2516,10 @@
                 <w:position w:val="-12"/>
               </w:rPr>
               <w:object w:dxaOrig="380" w:dyaOrig="380" w14:anchorId="69DEC5A3">
-                <v:shape id="_x0000_i1027" type="#_x0000_t75" style="width:18.8pt;height:18.8pt" o:ole="">
+                <v:shape id="_x0000_i1027" type="#_x0000_t75" style="width:18.75pt;height:18.75pt" o:ole="">
                   <v:imagedata r:id="rId15" o:title=""/>
                 </v:shape>
-                <o:OLEObject Type="Embed" ProgID="Equation.DSMT4" ShapeID="_x0000_i1027" DrawAspect="Content" ObjectID="_1853298931" r:id="rId16"/>
+                <o:OLEObject Type="Embed" ProgID="Equation.DSMT4" ShapeID="_x0000_i1027" DrawAspect="Content" ObjectID="_1854160734" r:id="rId16"/>
               </w:object>
             </w:r>
           </w:p>
@@ -2566,10 +2566,10 @@
                 <w:position w:val="-4"/>
               </w:rPr>
               <w:object w:dxaOrig="340" w:dyaOrig="300" w14:anchorId="14E68855">
-                <v:shape id="_x0000_i1028" type="#_x0000_t75" style="width:15.55pt;height:14.9pt" o:ole="">
+                <v:shape id="_x0000_i1028" type="#_x0000_t75" style="width:15.75pt;height:15pt" o:ole="">
                   <v:imagedata r:id="rId17" o:title=""/>
                 </v:shape>
-                <o:OLEObject Type="Embed" ProgID="Equation.DSMT4" ShapeID="_x0000_i1028" DrawAspect="Content" ObjectID="_1853298932" r:id="rId18"/>
+                <o:OLEObject Type="Embed" ProgID="Equation.DSMT4" ShapeID="_x0000_i1028" DrawAspect="Content" ObjectID="_1854160735" r:id="rId18"/>
               </w:object>
             </w:r>
           </w:p>
@@ -2636,10 +2636,10 @@
                 <w:position w:val="-12"/>
               </w:rPr>
               <w:object w:dxaOrig="360" w:dyaOrig="380" w14:anchorId="04477D3C">
-                <v:shape id="_x0000_i1029" type="#_x0000_t75" style="width:17.5pt;height:18.8pt" o:ole="">
+                <v:shape id="_x0000_i1029" type="#_x0000_t75" style="width:17.25pt;height:18.75pt" o:ole="">
                   <v:imagedata r:id="rId19" o:title=""/>
                 </v:shape>
-                <o:OLEObject Type="Embed" ProgID="Equation.DSMT4" ShapeID="_x0000_i1029" DrawAspect="Content" ObjectID="_1853298933" r:id="rId20"/>
+                <o:OLEObject Type="Embed" ProgID="Equation.DSMT4" ShapeID="_x0000_i1029" DrawAspect="Content" ObjectID="_1854160736" r:id="rId20"/>
               </w:object>
             </w:r>
           </w:p>
@@ -2686,10 +2686,10 @@
                 <w:position w:val="-4"/>
               </w:rPr>
               <w:object w:dxaOrig="340" w:dyaOrig="300" w14:anchorId="5A981F74">
-                <v:shape id="_x0000_i1030" type="#_x0000_t75" style="width:15.55pt;height:14.9pt" o:ole="">
+                <v:shape id="_x0000_i1030" type="#_x0000_t75" style="width:15.75pt;height:15pt" o:ole="">
                   <v:imagedata r:id="rId21" o:title=""/>
                 </v:shape>
-                <o:OLEObject Type="Embed" ProgID="Equation.DSMT4" ShapeID="_x0000_i1030" DrawAspect="Content" ObjectID="_1853298934" r:id="rId22"/>
+                <o:OLEObject Type="Embed" ProgID="Equation.DSMT4" ShapeID="_x0000_i1030" DrawAspect="Content" ObjectID="_1854160737" r:id="rId22"/>
               </w:object>
             </w:r>
           </w:p>
@@ -2756,10 +2756,10 @@
                 <w:position w:val="-12"/>
               </w:rPr>
               <w:object w:dxaOrig="360" w:dyaOrig="380" w14:anchorId="2E2DE0CB">
-                <v:shape id="_x0000_i1031" type="#_x0000_t75" style="width:17.5pt;height:18.8pt" o:ole="">
+                <v:shape id="_x0000_i1031" type="#_x0000_t75" style="width:17.25pt;height:18.75pt" o:ole="">
                   <v:imagedata r:id="rId23" o:title=""/>
                 </v:shape>
-                <o:OLEObject Type="Embed" ProgID="Equation.DSMT4" ShapeID="_x0000_i1031" DrawAspect="Content" ObjectID="_1853298935" r:id="rId24"/>
+                <o:OLEObject Type="Embed" ProgID="Equation.DSMT4" ShapeID="_x0000_i1031" DrawAspect="Content" ObjectID="_1854160738" r:id="rId24"/>
               </w:object>
             </w:r>
           </w:p>
@@ -2806,10 +2806,10 @@
                 <w:position w:val="-4"/>
               </w:rPr>
               <w:object w:dxaOrig="340" w:dyaOrig="300" w14:anchorId="0E7E4618">
-                <v:shape id="_x0000_i1032" type="#_x0000_t75" style="width:15.55pt;height:14.9pt" o:ole="">
+                <v:shape id="_x0000_i1032" type="#_x0000_t75" style="width:15.75pt;height:15pt" o:ole="">
                   <v:imagedata r:id="rId25" o:title=""/>
                 </v:shape>
-                <o:OLEObject Type="Embed" ProgID="Equation.DSMT4" ShapeID="_x0000_i1032" DrawAspect="Content" ObjectID="_1853298936" r:id="rId26"/>
+                <o:OLEObject Type="Embed" ProgID="Equation.DSMT4" ShapeID="_x0000_i1032" DrawAspect="Content" ObjectID="_1854160739" r:id="rId26"/>
               </w:object>
             </w:r>
           </w:p>
@@ -2885,10 +2885,10 @@
                 <w:position w:val="-12"/>
               </w:rPr>
               <w:object w:dxaOrig="320" w:dyaOrig="360" w14:anchorId="470A5824">
-                <v:shape id="_x0000_i1033" type="#_x0000_t75" style="width:15.55pt;height:17.5pt" o:ole="">
+                <v:shape id="_x0000_i1033" type="#_x0000_t75" style="width:15.75pt;height:17.25pt" o:ole="">
                   <v:imagedata r:id="rId27" o:title=""/>
                 </v:shape>
-                <o:OLEObject Type="Embed" ProgID="Equation.DSMT4" ShapeID="_x0000_i1033" DrawAspect="Content" ObjectID="_1853298937" r:id="rId28"/>
+                <o:OLEObject Type="Embed" ProgID="Equation.DSMT4" ShapeID="_x0000_i1033" DrawAspect="Content" ObjectID="_1854160740" r:id="rId28"/>
               </w:object>
             </w:r>
           </w:p>
@@ -2935,10 +2935,10 @@
                 <w:position w:val="-4"/>
               </w:rPr>
               <w:object w:dxaOrig="340" w:dyaOrig="300" w14:anchorId="1446A64F">
-                <v:shape id="_x0000_i1034" type="#_x0000_t75" style="width:15.55pt;height:14.9pt" o:ole="">
+                <v:shape id="_x0000_i1034" type="#_x0000_t75" style="width:15.75pt;height:15pt" o:ole="">
                   <v:imagedata r:id="rId29" o:title=""/>
                 </v:shape>
-                <o:OLEObject Type="Embed" ProgID="Equation.DSMT4" ShapeID="_x0000_i1034" DrawAspect="Content" ObjectID="_1853298938" r:id="rId30"/>
+                <o:OLEObject Type="Embed" ProgID="Equation.DSMT4" ShapeID="_x0000_i1034" DrawAspect="Content" ObjectID="_1854160741" r:id="rId30"/>
               </w:object>
             </w:r>
           </w:p>
@@ -3005,10 +3005,10 @@
                 <w:position w:val="-12"/>
               </w:rPr>
               <w:object w:dxaOrig="320" w:dyaOrig="360" w14:anchorId="486C65BA">
-                <v:shape id="_x0000_i1035" type="#_x0000_t75" style="width:15.55pt;height:17.5pt" o:ole="">
+                <v:shape id="_x0000_i1035" type="#_x0000_t75" style="width:15.75pt;height:17.25pt" o:ole="">
                   <v:imagedata r:id="rId31" o:title=""/>
                 </v:shape>
-                <o:OLEObject Type="Embed" ProgID="Equation.DSMT4" ShapeID="_x0000_i1035" DrawAspect="Content" ObjectID="_1853298939" r:id="rId32"/>
+                <o:OLEObject Type="Embed" ProgID="Equation.DSMT4" ShapeID="_x0000_i1035" DrawAspect="Content" ObjectID="_1854160742" r:id="rId32"/>
               </w:object>
             </w:r>
           </w:p>
@@ -3055,10 +3055,10 @@
                 <w:position w:val="-4"/>
               </w:rPr>
               <w:object w:dxaOrig="340" w:dyaOrig="300" w14:anchorId="2804CE74">
-                <v:shape id="_x0000_i1036" type="#_x0000_t75" style="width:15.55pt;height:14.9pt" o:ole="">
+                <v:shape id="_x0000_i1036" type="#_x0000_t75" style="width:15.75pt;height:15pt" o:ole="">
                   <v:imagedata r:id="rId33" o:title=""/>
                 </v:shape>
-                <o:OLEObject Type="Embed" ProgID="Equation.DSMT4" ShapeID="_x0000_i1036" DrawAspect="Content" ObjectID="_1853298940" r:id="rId34"/>
+                <o:OLEObject Type="Embed" ProgID="Equation.DSMT4" ShapeID="_x0000_i1036" DrawAspect="Content" ObjectID="_1854160743" r:id="rId34"/>
               </w:object>
             </w:r>
           </w:p>
@@ -3134,10 +3134,10 @@
                 <w:position w:val="-14"/>
               </w:rPr>
               <w:object w:dxaOrig="380" w:dyaOrig="400" w14:anchorId="6CDB25BE">
-                <v:shape id="_x0000_i1037" type="#_x0000_t75" style="width:18.8pt;height:20.75pt" o:ole="">
+                <v:shape id="_x0000_i1037" type="#_x0000_t75" style="width:18.75pt;height:21pt" o:ole="">
                   <v:imagedata r:id="rId35" o:title=""/>
                 </v:shape>
-                <o:OLEObject Type="Embed" ProgID="Equation.DSMT4" ShapeID="_x0000_i1037" DrawAspect="Content" ObjectID="_1853298941" r:id="rId36"/>
+                <o:OLEObject Type="Embed" ProgID="Equation.DSMT4" ShapeID="_x0000_i1037" DrawAspect="Content" ObjectID="_1854160744" r:id="rId36"/>
               </w:object>
             </w:r>
           </w:p>
@@ -3184,10 +3184,10 @@
                 <w:position w:val="-4"/>
               </w:rPr>
               <w:object w:dxaOrig="340" w:dyaOrig="300" w14:anchorId="4C9BA03A">
-                <v:shape id="_x0000_i1038" type="#_x0000_t75" style="width:15.55pt;height:14.9pt" o:ole="">
+                <v:shape id="_x0000_i1038" type="#_x0000_t75" style="width:15.75pt;height:15pt" o:ole="">
                   <v:imagedata r:id="rId37" o:title=""/>
                 </v:shape>
-                <o:OLEObject Type="Embed" ProgID="Equation.DSMT4" ShapeID="_x0000_i1038" DrawAspect="Content" ObjectID="_1853298942" r:id="rId38"/>
+                <o:OLEObject Type="Embed" ProgID="Equation.DSMT4" ShapeID="_x0000_i1038" DrawAspect="Content" ObjectID="_1854160745" r:id="rId38"/>
               </w:object>
             </w:r>
           </w:p>
@@ -3254,10 +3254,10 @@
                 <w:position w:val="-14"/>
               </w:rPr>
               <w:object w:dxaOrig="300" w:dyaOrig="400" w14:anchorId="4EF768E0">
-                <v:shape id="_x0000_i1039" type="#_x0000_t75" style="width:14.25pt;height:20.75pt" o:ole="">
+                <v:shape id="_x0000_i1039" type="#_x0000_t75" style="width:14.25pt;height:21pt" o:ole="">
                   <v:imagedata r:id="rId39" o:title=""/>
                 </v:shape>
-                <o:OLEObject Type="Embed" ProgID="Equation.DSMT4" ShapeID="_x0000_i1039" DrawAspect="Content" ObjectID="_1853298943" r:id="rId40"/>
+                <o:OLEObject Type="Embed" ProgID="Equation.DSMT4" ShapeID="_x0000_i1039" DrawAspect="Content" ObjectID="_1854160746" r:id="rId40"/>
               </w:object>
             </w:r>
           </w:p>
@@ -3304,10 +3304,10 @@
                 <w:position w:val="-4"/>
               </w:rPr>
               <w:object w:dxaOrig="340" w:dyaOrig="300" w14:anchorId="3BB7A52F">
-                <v:shape id="_x0000_i1040" type="#_x0000_t75" style="width:15.55pt;height:14.9pt" o:ole="">
+                <v:shape id="_x0000_i1040" type="#_x0000_t75" style="width:15.75pt;height:15pt" o:ole="">
                   <v:imagedata r:id="rId41" o:title=""/>
                 </v:shape>
-                <o:OLEObject Type="Embed" ProgID="Equation.DSMT4" ShapeID="_x0000_i1040" DrawAspect="Content" ObjectID="_1853298944" r:id="rId42"/>
+                <o:OLEObject Type="Embed" ProgID="Equation.DSMT4" ShapeID="_x0000_i1040" DrawAspect="Content" ObjectID="_1854160747" r:id="rId42"/>
               </w:object>
             </w:r>
           </w:p>
@@ -3383,10 +3383,10 @@
                 <w:position w:val="-12"/>
               </w:rPr>
               <w:object w:dxaOrig="260" w:dyaOrig="360" w14:anchorId="1E1A6C9D">
-                <v:shape id="_x0000_i1041" type="#_x0000_t75" style="width:13.6pt;height:17.5pt" o:ole="">
+                <v:shape id="_x0000_i1041" type="#_x0000_t75" style="width:13.5pt;height:17.25pt" o:ole="">
                   <v:imagedata r:id="rId43" o:title=""/>
                 </v:shape>
-                <o:OLEObject Type="Embed" ProgID="Equation.DSMT4" ShapeID="_x0000_i1041" DrawAspect="Content" ObjectID="_1853298945" r:id="rId44"/>
+                <o:OLEObject Type="Embed" ProgID="Equation.DSMT4" ShapeID="_x0000_i1041" DrawAspect="Content" ObjectID="_1854160748" r:id="rId44"/>
               </w:object>
             </w:r>
           </w:p>
@@ -3433,10 +3433,10 @@
                 <w:position w:val="-4"/>
               </w:rPr>
               <w:object w:dxaOrig="340" w:dyaOrig="300" w14:anchorId="5BE217C3">
-                <v:shape id="_x0000_i1042" type="#_x0000_t75" style="width:15.55pt;height:14.9pt" o:ole="">
+                <v:shape id="_x0000_i1042" type="#_x0000_t75" style="width:15.75pt;height:15pt" o:ole="">
                   <v:imagedata r:id="rId37" o:title=""/>
                 </v:shape>
-                <o:OLEObject Type="Embed" ProgID="Equation.DSMT4" ShapeID="_x0000_i1042" DrawAspect="Content" ObjectID="_1853298946" r:id="rId45"/>
+                <o:OLEObject Type="Embed" ProgID="Equation.DSMT4" ShapeID="_x0000_i1042" DrawAspect="Content" ObjectID="_1854160749" r:id="rId45"/>
               </w:object>
             </w:r>
           </w:p>
@@ -3516,10 +3516,10 @@
                 <w:position w:val="-12"/>
               </w:rPr>
               <w:object w:dxaOrig="340" w:dyaOrig="360" w14:anchorId="38E19609">
-                <v:shape id="_x0000_i1043" type="#_x0000_t75" style="width:15.55pt;height:17.5pt" o:ole="">
+                <v:shape id="_x0000_i1043" type="#_x0000_t75" style="width:15.75pt;height:17.25pt" o:ole="">
                   <v:imagedata r:id="rId46" o:title=""/>
                 </v:shape>
-                <o:OLEObject Type="Embed" ProgID="Equation.DSMT4" ShapeID="_x0000_i1043" DrawAspect="Content" ObjectID="_1853298947" r:id="rId47"/>
+                <o:OLEObject Type="Embed" ProgID="Equation.DSMT4" ShapeID="_x0000_i1043" DrawAspect="Content" ObjectID="_1854160750" r:id="rId47"/>
               </w:object>
             </w:r>
           </w:p>
@@ -3564,10 +3564,10 @@
                 <w:position w:val="-4"/>
               </w:rPr>
               <w:object w:dxaOrig="340" w:dyaOrig="300" w14:anchorId="647F3E8B">
-                <v:shape id="_x0000_i1044" type="#_x0000_t75" style="width:15.55pt;height:14.9pt" o:ole="">
+                <v:shape id="_x0000_i1044" type="#_x0000_t75" style="width:15.75pt;height:15pt" o:ole="">
                   <v:imagedata r:id="rId41" o:title=""/>
                 </v:shape>
-                <o:OLEObject Type="Embed" ProgID="Equation.DSMT4" ShapeID="_x0000_i1044" DrawAspect="Content" ObjectID="_1853298948" r:id="rId48"/>
+                <o:OLEObject Type="Embed" ProgID="Equation.DSMT4" ShapeID="_x0000_i1044" DrawAspect="Content" ObjectID="_1854160751" r:id="rId48"/>
               </w:object>
             </w:r>
           </w:p>
@@ -3634,10 +3634,10 @@
                 <w:position w:val="-12"/>
               </w:rPr>
               <w:object w:dxaOrig="300" w:dyaOrig="360" w14:anchorId="10885C3F">
-                <v:shape id="_x0000_i1045" type="#_x0000_t75" style="width:14.9pt;height:17.5pt" o:ole="">
+                <v:shape id="_x0000_i1045" type="#_x0000_t75" style="width:15pt;height:17.25pt" o:ole="">
                   <v:imagedata r:id="rId49" o:title=""/>
                 </v:shape>
-                <o:OLEObject Type="Embed" ProgID="Equation.DSMT4" ShapeID="_x0000_i1045" DrawAspect="Content" ObjectID="_1853298949" r:id="rId50"/>
+                <o:OLEObject Type="Embed" ProgID="Equation.DSMT4" ShapeID="_x0000_i1045" DrawAspect="Content" ObjectID="_1854160752" r:id="rId50"/>
               </w:object>
             </w:r>
           </w:p>
@@ -3684,10 +3684,10 @@
                 <w:position w:val="-4"/>
               </w:rPr>
               <w:object w:dxaOrig="340" w:dyaOrig="300" w14:anchorId="512238CC">
-                <v:shape id="_x0000_i1046" type="#_x0000_t75" style="width:15.55pt;height:14.9pt" o:ole="">
+                <v:shape id="_x0000_i1046" type="#_x0000_t75" style="width:15.75pt;height:15pt" o:ole="">
                   <v:imagedata r:id="rId41" o:title=""/>
                 </v:shape>
-                <o:OLEObject Type="Embed" ProgID="Equation.DSMT4" ShapeID="_x0000_i1046" DrawAspect="Content" ObjectID="_1853298950" r:id="rId51"/>
+                <o:OLEObject Type="Embed" ProgID="Equation.DSMT4" ShapeID="_x0000_i1046" DrawAspect="Content" ObjectID="_1854160753" r:id="rId51"/>
               </w:object>
             </w:r>
           </w:p>
@@ -4443,10 +4443,10 @@
                 <w:position w:val="-12"/>
               </w:rPr>
               <w:object w:dxaOrig="240" w:dyaOrig="360" w14:anchorId="4C2F1BB4">
-                <v:shape id="_x0000_i1047" type="#_x0000_t75" style="width:12.3pt;height:17.5pt" o:ole="">
+                <v:shape id="_x0000_i1047" type="#_x0000_t75" style="width:12pt;height:17.25pt" o:ole="">
                   <v:imagedata r:id="rId52" o:title=""/>
                 </v:shape>
-                <o:OLEObject Type="Embed" ProgID="Equation.DSMT4" ShapeID="_x0000_i1047" DrawAspect="Content" ObjectID="_1853298951" r:id="rId53"/>
+                <o:OLEObject Type="Embed" ProgID="Equation.DSMT4" ShapeID="_x0000_i1047" DrawAspect="Content" ObjectID="_1854160754" r:id="rId53"/>
               </w:object>
             </w:r>
           </w:p>
@@ -4508,10 +4508,10 @@
                 <w:position w:val="-4"/>
               </w:rPr>
               <w:object w:dxaOrig="340" w:dyaOrig="300" w14:anchorId="46469A4A">
-                <v:shape id="_x0000_i1048" type="#_x0000_t75" style="width:23.35pt;height:13.6pt" o:ole="">
+                <v:shape id="_x0000_i1048" type="#_x0000_t75" style="width:23.25pt;height:13.5pt" o:ole="">
                   <v:imagedata r:id="rId54" o:title=""/>
                 </v:shape>
-                <o:OLEObject Type="Embed" ProgID="Equation.DSMT4" ShapeID="_x0000_i1048" DrawAspect="Content" ObjectID="_1853298952" r:id="rId55"/>
+                <o:OLEObject Type="Embed" ProgID="Equation.DSMT4" ShapeID="_x0000_i1048" DrawAspect="Content" ObjectID="_1854160755" r:id="rId55"/>
               </w:object>
             </w:r>
           </w:p>
@@ -4579,10 +4579,10 @@
                 <w:position w:val="-12"/>
               </w:rPr>
               <w:object w:dxaOrig="320" w:dyaOrig="360" w14:anchorId="1D99D0D1">
-                <v:shape id="_x0000_i1049" type="#_x0000_t75" style="width:15.55pt;height:17.5pt" o:ole="">
+                <v:shape id="_x0000_i1049" type="#_x0000_t75" style="width:15.75pt;height:17.25pt" o:ole="">
                   <v:imagedata r:id="rId56" o:title=""/>
                 </v:shape>
-                <o:OLEObject Type="Embed" ProgID="Equation.DSMT4" ShapeID="_x0000_i1049" DrawAspect="Content" ObjectID="_1853298953" r:id="rId57"/>
+                <o:OLEObject Type="Embed" ProgID="Equation.DSMT4" ShapeID="_x0000_i1049" DrawAspect="Content" ObjectID="_1854160756" r:id="rId57"/>
               </w:object>
             </w:r>
           </w:p>
@@ -4632,10 +4632,10 @@
                 <w:position w:val="-4"/>
               </w:rPr>
               <w:object w:dxaOrig="340" w:dyaOrig="300" w14:anchorId="30ECA3CA">
-                <v:shape id="_x0000_i1050" type="#_x0000_t75" style="width:23.35pt;height:13.6pt" o:ole="">
+                <v:shape id="_x0000_i1050" type="#_x0000_t75" style="width:23.25pt;height:13.5pt" o:ole="">
                   <v:imagedata r:id="rId54" o:title=""/>
                 </v:shape>
-                <o:OLEObject Type="Embed" ProgID="Equation.DSMT4" ShapeID="_x0000_i1050" DrawAspect="Content" ObjectID="_1853298954" r:id="rId58"/>
+                <o:OLEObject Type="Embed" ProgID="Equation.DSMT4" ShapeID="_x0000_i1050" DrawAspect="Content" ObjectID="_1854160757" r:id="rId58"/>
               </w:object>
             </w:r>
           </w:p>
@@ -4712,10 +4712,10 @@
                 <w:position w:val="-12"/>
               </w:rPr>
               <w:object w:dxaOrig="240" w:dyaOrig="360" w14:anchorId="01544943">
-                <v:shape id="_x0000_i1051" type="#_x0000_t75" style="width:12.3pt;height:17.5pt" o:ole="">
+                <v:shape id="_x0000_i1051" type="#_x0000_t75" style="width:12pt;height:17.25pt" o:ole="">
                   <v:imagedata r:id="rId59" o:title=""/>
                 </v:shape>
-                <o:OLEObject Type="Embed" ProgID="Equation.DSMT4" ShapeID="_x0000_i1051" DrawAspect="Content" ObjectID="_1853298955" r:id="rId60"/>
+                <o:OLEObject Type="Embed" ProgID="Equation.DSMT4" ShapeID="_x0000_i1051" DrawAspect="Content" ObjectID="_1854160758" r:id="rId60"/>
               </w:object>
             </w:r>
           </w:p>
@@ -4762,10 +4762,10 @@
                 <w:position w:val="-4"/>
               </w:rPr>
               <w:object w:dxaOrig="340" w:dyaOrig="300" w14:anchorId="198B50C1">
-                <v:shape id="_x0000_i1052" type="#_x0000_t75" style="width:23.35pt;height:13.6pt" o:ole="">
+                <v:shape id="_x0000_i1052" type="#_x0000_t75" style="width:23.25pt;height:13.5pt" o:ole="">
                   <v:imagedata r:id="rId54" o:title=""/>
                 </v:shape>
-                <o:OLEObject Type="Embed" ProgID="Equation.DSMT4" ShapeID="_x0000_i1052" DrawAspect="Content" ObjectID="_1853298956" r:id="rId61"/>
+                <o:OLEObject Type="Embed" ProgID="Equation.DSMT4" ShapeID="_x0000_i1052" DrawAspect="Content" ObjectID="_1854160759" r:id="rId61"/>
               </w:object>
             </w:r>
           </w:p>
@@ -4833,10 +4833,10 @@
                 <w:position w:val="-12"/>
               </w:rPr>
               <w:object w:dxaOrig="279" w:dyaOrig="360" w14:anchorId="126FBAD7">
-                <v:shape id="_x0000_i1053" type="#_x0000_t75" style="width:14.25pt;height:17.5pt" o:ole="">
+                <v:shape id="_x0000_i1053" type="#_x0000_t75" style="width:14.25pt;height:17.25pt" o:ole="">
                   <v:imagedata r:id="rId62" o:title=""/>
                 </v:shape>
-                <o:OLEObject Type="Embed" ProgID="Equation.DSMT4" ShapeID="_x0000_i1053" DrawAspect="Content" ObjectID="_1853298957" r:id="rId63"/>
+                <o:OLEObject Type="Embed" ProgID="Equation.DSMT4" ShapeID="_x0000_i1053" DrawAspect="Content" ObjectID="_1854160760" r:id="rId63"/>
               </w:object>
             </w:r>
           </w:p>
@@ -4883,10 +4883,10 @@
                 <w:position w:val="-4"/>
               </w:rPr>
               <w:object w:dxaOrig="340" w:dyaOrig="300" w14:anchorId="1C0A3826">
-                <v:shape id="_x0000_i1054" type="#_x0000_t75" style="width:23.35pt;height:13.6pt" o:ole="">
+                <v:shape id="_x0000_i1054" type="#_x0000_t75" style="width:23.25pt;height:13.5pt" o:ole="">
                   <v:imagedata r:id="rId54" o:title=""/>
                 </v:shape>
-                <o:OLEObject Type="Embed" ProgID="Equation.DSMT4" ShapeID="_x0000_i1054" DrawAspect="Content" ObjectID="_1853298958" r:id="rId64"/>
+                <o:OLEObject Type="Embed" ProgID="Equation.DSMT4" ShapeID="_x0000_i1054" DrawAspect="Content" ObjectID="_1854160761" r:id="rId64"/>
               </w:object>
             </w:r>
           </w:p>
@@ -4977,10 +4977,10 @@
                 <w:position w:val="-12"/>
               </w:rPr>
               <w:object w:dxaOrig="380" w:dyaOrig="360" w14:anchorId="6787538B">
-                <v:shape id="_x0000_i1055" type="#_x0000_t75" style="width:18.8pt;height:17.5pt" o:ole="">
+                <v:shape id="_x0000_i1055" type="#_x0000_t75" style="width:18.75pt;height:17.25pt" o:ole="">
                   <v:imagedata r:id="rId65" o:title=""/>
                 </v:shape>
-                <o:OLEObject Type="Embed" ProgID="Equation.DSMT4" ShapeID="_x0000_i1055" DrawAspect="Content" ObjectID="_1853298959" r:id="rId66"/>
+                <o:OLEObject Type="Embed" ProgID="Equation.DSMT4" ShapeID="_x0000_i1055" DrawAspect="Content" ObjectID="_1854160762" r:id="rId66"/>
               </w:object>
             </w:r>
           </w:p>
@@ -5025,10 +5025,10 @@
                 <w:position w:val="-4"/>
               </w:rPr>
               <w:object w:dxaOrig="260" w:dyaOrig="260" w14:anchorId="4D9CEB24">
-                <v:shape id="_x0000_i1056" type="#_x0000_t75" style="width:15.55pt;height:11.7pt" o:ole="">
+                <v:shape id="_x0000_i1056" type="#_x0000_t75" style="width:15.75pt;height:12pt" o:ole="">
                   <v:imagedata r:id="rId67" o:title=""/>
                 </v:shape>
-                <o:OLEObject Type="Embed" ProgID="Equation.DSMT4" ShapeID="_x0000_i1056" DrawAspect="Content" ObjectID="_1853298960" r:id="rId68"/>
+                <o:OLEObject Type="Embed" ProgID="Equation.DSMT4" ShapeID="_x0000_i1056" DrawAspect="Content" ObjectID="_1854160763" r:id="rId68"/>
               </w:object>
             </w:r>
           </w:p>
@@ -5098,10 +5098,10 @@
                 <w:position w:val="-12"/>
               </w:rPr>
               <w:object w:dxaOrig="220" w:dyaOrig="360" w14:anchorId="17F59048">
-                <v:shape id="_x0000_i1057" type="#_x0000_t75" style="width:11.05pt;height:17.5pt" o:ole="">
+                <v:shape id="_x0000_i1057" type="#_x0000_t75" style="width:11.25pt;height:17.25pt" o:ole="">
                   <v:imagedata r:id="rId69" o:title=""/>
                 </v:shape>
-                <o:OLEObject Type="Embed" ProgID="Equation.DSMT4" ShapeID="_x0000_i1057" DrawAspect="Content" ObjectID="_1853298961" r:id="rId70"/>
+                <o:OLEObject Type="Embed" ProgID="Equation.DSMT4" ShapeID="_x0000_i1057" DrawAspect="Content" ObjectID="_1854160764" r:id="rId70"/>
               </w:object>
             </w:r>
           </w:p>
@@ -5148,10 +5148,10 @@
                 <w:position w:val="-4"/>
               </w:rPr>
               <w:object w:dxaOrig="340" w:dyaOrig="300" w14:anchorId="42ACE995">
-                <v:shape id="_x0000_i1058" type="#_x0000_t75" style="width:23.35pt;height:13.6pt" o:ole="">
+                <v:shape id="_x0000_i1058" type="#_x0000_t75" style="width:23.25pt;height:13.5pt" o:ole="">
                   <v:imagedata r:id="rId54" o:title=""/>
                 </v:shape>
-                <o:OLEObject Type="Embed" ProgID="Equation.DSMT4" ShapeID="_x0000_i1058" DrawAspect="Content" ObjectID="_1853298962" r:id="rId71"/>
+                <o:OLEObject Type="Embed" ProgID="Equation.DSMT4" ShapeID="_x0000_i1058" DrawAspect="Content" ObjectID="_1854160765" r:id="rId71"/>
               </w:object>
             </w:r>
           </w:p>
@@ -5221,10 +5221,10 @@
                 <w:position w:val="-12"/>
               </w:rPr>
               <w:object w:dxaOrig="220" w:dyaOrig="360" w14:anchorId="0AC5E2BB">
-                <v:shape id="_x0000_i1059" type="#_x0000_t75" style="width:11.05pt;height:17.5pt" o:ole="">
+                <v:shape id="_x0000_i1059" type="#_x0000_t75" style="width:11.25pt;height:17.25pt" o:ole="">
                   <v:imagedata r:id="rId72" o:title=""/>
                 </v:shape>
-                <o:OLEObject Type="Embed" ProgID="Equation.DSMT4" ShapeID="_x0000_i1059" DrawAspect="Content" ObjectID="_1853298963" r:id="rId73"/>
+                <o:OLEObject Type="Embed" ProgID="Equation.DSMT4" ShapeID="_x0000_i1059" DrawAspect="Content" ObjectID="_1854160766" r:id="rId73"/>
               </w:object>
             </w:r>
           </w:p>
@@ -5271,10 +5271,10 @@
                 <w:position w:val="-4"/>
               </w:rPr>
               <w:object w:dxaOrig="340" w:dyaOrig="300" w14:anchorId="6B94B80C">
-                <v:shape id="_x0000_i1060" type="#_x0000_t75" style="width:23.35pt;height:13.6pt" o:ole="">
+                <v:shape id="_x0000_i1060" type="#_x0000_t75" style="width:23.25pt;height:13.5pt" o:ole="">
                   <v:imagedata r:id="rId54" o:title=""/>
                 </v:shape>
-                <o:OLEObject Type="Embed" ProgID="Equation.DSMT4" ShapeID="_x0000_i1060" DrawAspect="Content" ObjectID="_1853298964" r:id="rId74"/>
+                <o:OLEObject Type="Embed" ProgID="Equation.DSMT4" ShapeID="_x0000_i1060" DrawAspect="Content" ObjectID="_1854160767" r:id="rId74"/>
               </w:object>
             </w:r>
           </w:p>
@@ -5344,10 +5344,10 @@
                 <w:position w:val="-12"/>
               </w:rPr>
               <w:object w:dxaOrig="700" w:dyaOrig="380" w14:anchorId="7BDCBF6F">
-                <v:shape id="_x0000_i1061" type="#_x0000_t75" style="width:35.7pt;height:18.8pt" o:ole="">
+                <v:shape id="_x0000_i1061" type="#_x0000_t75" style="width:36pt;height:18.75pt" o:ole="">
                   <v:imagedata r:id="rId75" o:title=""/>
                 </v:shape>
-                <o:OLEObject Type="Embed" ProgID="Equation.DSMT4" ShapeID="_x0000_i1061" DrawAspect="Content" ObjectID="_1853298965" r:id="rId76"/>
+                <o:OLEObject Type="Embed" ProgID="Equation.DSMT4" ShapeID="_x0000_i1061" DrawAspect="Content" ObjectID="_1854160768" r:id="rId76"/>
               </w:object>
             </w:r>
           </w:p>
@@ -5394,10 +5394,10 @@
                 <w:position w:val="-4"/>
               </w:rPr>
               <w:object w:dxaOrig="340" w:dyaOrig="300" w14:anchorId="73352752">
-                <v:shape id="_x0000_i1062" type="#_x0000_t75" style="width:23.35pt;height:13.6pt" o:ole="">
+                <v:shape id="_x0000_i1062" type="#_x0000_t75" style="width:23.25pt;height:13.5pt" o:ole="">
                   <v:imagedata r:id="rId54" o:title=""/>
                 </v:shape>
-                <o:OLEObject Type="Embed" ProgID="Equation.DSMT4" ShapeID="_x0000_i1062" DrawAspect="Content" ObjectID="_1853298966" r:id="rId77"/>
+                <o:OLEObject Type="Embed" ProgID="Equation.DSMT4" ShapeID="_x0000_i1062" DrawAspect="Content" ObjectID="_1854160769" r:id="rId77"/>
               </w:object>
             </w:r>
           </w:p>
@@ -5476,10 +5476,10 @@
                 <w:position w:val="-6"/>
               </w:rPr>
               <w:object w:dxaOrig="420" w:dyaOrig="340" w14:anchorId="3A613886">
-                <v:shape id="_x0000_i1063" type="#_x0000_t75" style="width:21.4pt;height:16.85pt" o:ole="">
+                <v:shape id="_x0000_i1063" type="#_x0000_t75" style="width:21.75pt;height:16.5pt" o:ole="">
                   <v:imagedata r:id="rId78" o:title=""/>
                 </v:shape>
-                <o:OLEObject Type="Embed" ProgID="Equation.DSMT4" ShapeID="_x0000_i1063" DrawAspect="Content" ObjectID="_1853298967" r:id="rId79"/>
+                <o:OLEObject Type="Embed" ProgID="Equation.DSMT4" ShapeID="_x0000_i1063" DrawAspect="Content" ObjectID="_1854160770" r:id="rId79"/>
               </w:object>
             </w:r>
           </w:p>
@@ -5529,10 +5529,10 @@
                 <w:position w:val="-4"/>
               </w:rPr>
               <w:object w:dxaOrig="260" w:dyaOrig="260" w14:anchorId="4844AC8E">
-                <v:shape id="_x0000_i1064" type="#_x0000_t75" style="width:15.55pt;height:11.7pt" o:ole="">
+                <v:shape id="_x0000_i1064" type="#_x0000_t75" style="width:15.75pt;height:12pt" o:ole="">
                   <v:imagedata r:id="rId67" o:title=""/>
                 </v:shape>
-                <o:OLEObject Type="Embed" ProgID="Equation.DSMT4" ShapeID="_x0000_i1064" DrawAspect="Content" ObjectID="_1853298968" r:id="rId80"/>
+                <o:OLEObject Type="Embed" ProgID="Equation.DSMT4" ShapeID="_x0000_i1064" DrawAspect="Content" ObjectID="_1854160771" r:id="rId80"/>
               </w:object>
             </w:r>
           </w:p>
@@ -5605,10 +5605,10 @@
                 <w:position w:val="-12"/>
               </w:rPr>
               <w:object w:dxaOrig="200" w:dyaOrig="360" w14:anchorId="7996093F">
-                <v:shape id="_x0000_i1065" type="#_x0000_t75" style="width:10.4pt;height:17.5pt" o:ole="">
+                <v:shape id="_x0000_i1065" type="#_x0000_t75" style="width:10.5pt;height:17.25pt" o:ole="">
                   <v:imagedata r:id="rId81" o:title=""/>
                 </v:shape>
-                <o:OLEObject Type="Embed" ProgID="Equation.DSMT4" ShapeID="_x0000_i1065" DrawAspect="Content" ObjectID="_1853298969" r:id="rId82"/>
+                <o:OLEObject Type="Embed" ProgID="Equation.DSMT4" ShapeID="_x0000_i1065" DrawAspect="Content" ObjectID="_1854160772" r:id="rId82"/>
               </w:object>
             </w:r>
           </w:p>
@@ -5655,10 +5655,10 @@
                 <w:position w:val="-4"/>
               </w:rPr>
               <w:object w:dxaOrig="340" w:dyaOrig="300" w14:anchorId="69E63796">
-                <v:shape id="_x0000_i1066" type="#_x0000_t75" style="width:22.05pt;height:14.25pt" o:ole="">
+                <v:shape id="_x0000_i1066" type="#_x0000_t75" style="width:21.75pt;height:14.25pt" o:ole="">
                   <v:imagedata r:id="rId54" o:title=""/>
                 </v:shape>
-                <o:OLEObject Type="Embed" ProgID="Equation.DSMT4" ShapeID="_x0000_i1066" DrawAspect="Content" ObjectID="_1853298970" r:id="rId83"/>
+                <o:OLEObject Type="Embed" ProgID="Equation.DSMT4" ShapeID="_x0000_i1066" DrawAspect="Content" ObjectID="_1854160773" r:id="rId83"/>
               </w:object>
             </w:r>
           </w:p>
@@ -7946,10 +7946,10 @@
                 <w:position w:val="-12"/>
               </w:rPr>
               <w:object w:dxaOrig="279" w:dyaOrig="360" w14:anchorId="0ACFAB63">
-                <v:shape id="_x0000_i1067" type="#_x0000_t75" style="width:12.95pt;height:17.5pt" o:ole="">
+                <v:shape id="_x0000_i1067" type="#_x0000_t75" style="width:12.75pt;height:17.25pt" o:ole="">
                   <v:imagedata r:id="rId84" o:title=""/>
                 </v:shape>
-                <o:OLEObject Type="Embed" ProgID="Equation.DSMT4" ShapeID="_x0000_i1067" DrawAspect="Content" ObjectID="_1853298971" r:id="rId85"/>
+                <o:OLEObject Type="Embed" ProgID="Equation.DSMT4" ShapeID="_x0000_i1067" DrawAspect="Content" ObjectID="_1854160774" r:id="rId85"/>
               </w:object>
             </w:r>
           </w:p>
@@ -7997,10 +7997,10 @@
                 <w:position w:val="-4"/>
               </w:rPr>
               <w:object w:dxaOrig="340" w:dyaOrig="300" w14:anchorId="0072F84D">
-                <v:shape id="_x0000_i1068" type="#_x0000_t75" style="width:22.05pt;height:14.25pt" o:ole="">
+                <v:shape id="_x0000_i1068" type="#_x0000_t75" style="width:21.75pt;height:14.25pt" o:ole="">
                   <v:imagedata r:id="rId54" o:title=""/>
                 </v:shape>
-                <o:OLEObject Type="Embed" ProgID="Equation.DSMT4" ShapeID="_x0000_i1068" DrawAspect="Content" ObjectID="_1853298972" r:id="rId86"/>
+                <o:OLEObject Type="Embed" ProgID="Equation.DSMT4" ShapeID="_x0000_i1068" DrawAspect="Content" ObjectID="_1854160775" r:id="rId86"/>
               </w:object>
             </w:r>
           </w:p>
@@ -8073,10 +8073,10 @@
                 <w:position w:val="-12"/>
               </w:rPr>
               <w:object w:dxaOrig="400" w:dyaOrig="360" w14:anchorId="227C4AF1">
-                <v:shape id="_x0000_i1069" type="#_x0000_t75" style="width:19.45pt;height:17.5pt" o:ole="">
+                <v:shape id="_x0000_i1069" type="#_x0000_t75" style="width:19.5pt;height:17.25pt" o:ole="">
                   <v:imagedata r:id="rId87" o:title=""/>
                 </v:shape>
-                <o:OLEObject Type="Embed" ProgID="Equation.DSMT4" ShapeID="_x0000_i1069" DrawAspect="Content" ObjectID="_1853298973" r:id="rId88"/>
+                <o:OLEObject Type="Embed" ProgID="Equation.DSMT4" ShapeID="_x0000_i1069" DrawAspect="Content" ObjectID="_1854160776" r:id="rId88"/>
               </w:object>
             </w:r>
           </w:p>
@@ -8124,10 +8124,10 @@
                 <w:position w:val="-4"/>
               </w:rPr>
               <w:object w:dxaOrig="340" w:dyaOrig="300" w14:anchorId="6CB76B2A">
-                <v:shape id="_x0000_i1070" type="#_x0000_t75" style="width:22.05pt;height:14.25pt" o:ole="">
+                <v:shape id="_x0000_i1070" type="#_x0000_t75" style="width:21.75pt;height:14.25pt" o:ole="">
                   <v:imagedata r:id="rId54" o:title=""/>
                 </v:shape>
-                <o:OLEObject Type="Embed" ProgID="Equation.DSMT4" ShapeID="_x0000_i1070" DrawAspect="Content" ObjectID="_1853298974" r:id="rId89"/>
+                <o:OLEObject Type="Embed" ProgID="Equation.DSMT4" ShapeID="_x0000_i1070" DrawAspect="Content" ObjectID="_1854160777" r:id="rId89"/>
               </w:object>
             </w:r>
           </w:p>
@@ -8200,10 +8200,10 @@
                 <w:position w:val="-12"/>
               </w:rPr>
               <w:object w:dxaOrig="240" w:dyaOrig="360" w14:anchorId="2D9CAB3F">
-                <v:shape id="_x0000_i1071" type="#_x0000_t75" style="width:12.3pt;height:17.5pt" o:ole="">
+                <v:shape id="_x0000_i1071" type="#_x0000_t75" style="width:12pt;height:17.25pt" o:ole="">
                   <v:imagedata r:id="rId90" o:title=""/>
                 </v:shape>
-                <o:OLEObject Type="Embed" ProgID="Equation.DSMT4" ShapeID="_x0000_i1071" DrawAspect="Content" ObjectID="_1853298975" r:id="rId91"/>
+                <o:OLEObject Type="Embed" ProgID="Equation.DSMT4" ShapeID="_x0000_i1071" DrawAspect="Content" ObjectID="_1854160778" r:id="rId91"/>
               </w:object>
             </w:r>
           </w:p>
@@ -8251,10 +8251,10 @@
                 <w:position w:val="-4"/>
               </w:rPr>
               <w:object w:dxaOrig="340" w:dyaOrig="300" w14:anchorId="6A90003E">
-                <v:shape id="_x0000_i1072" type="#_x0000_t75" style="width:22.05pt;height:14.25pt" o:ole="">
+                <v:shape id="_x0000_i1072" type="#_x0000_t75" style="width:21.75pt;height:14.25pt" o:ole="">
                   <v:imagedata r:id="rId54" o:title=""/>
                 </v:shape>
-                <o:OLEObject Type="Embed" ProgID="Equation.DSMT4" ShapeID="_x0000_i1072" DrawAspect="Content" ObjectID="_1853298976" r:id="rId92"/>
+                <o:OLEObject Type="Embed" ProgID="Equation.DSMT4" ShapeID="_x0000_i1072" DrawAspect="Content" ObjectID="_1854160779" r:id="rId92"/>
               </w:object>
             </w:r>
           </w:p>
@@ -8327,10 +8327,10 @@
                 <w:position w:val="-12"/>
               </w:rPr>
               <w:object w:dxaOrig="240" w:dyaOrig="360" w14:anchorId="3D42C663">
-                <v:shape id="_x0000_i1073" type="#_x0000_t75" style="width:12.3pt;height:17.5pt" o:ole="">
+                <v:shape id="_x0000_i1073" type="#_x0000_t75" style="width:12pt;height:17.25pt" o:ole="">
                   <v:imagedata r:id="rId93" o:title=""/>
                 </v:shape>
-                <o:OLEObject Type="Embed" ProgID="Equation.DSMT4" ShapeID="_x0000_i1073" DrawAspect="Content" ObjectID="_1853298977" r:id="rId94"/>
+                <o:OLEObject Type="Embed" ProgID="Equation.DSMT4" ShapeID="_x0000_i1073" DrawAspect="Content" ObjectID="_1854160780" r:id="rId94"/>
               </w:object>
             </w:r>
           </w:p>
@@ -8378,10 +8378,10 @@
                 <w:position w:val="-4"/>
               </w:rPr>
               <w:object w:dxaOrig="340" w:dyaOrig="300" w14:anchorId="0E5751CD">
-                <v:shape id="_x0000_i1074" type="#_x0000_t75" style="width:22.05pt;height:14.25pt" o:ole="">
+                <v:shape id="_x0000_i1074" type="#_x0000_t75" style="width:21.75pt;height:14.25pt" o:ole="">
                   <v:imagedata r:id="rId54" o:title=""/>
                 </v:shape>
-                <o:OLEObject Type="Embed" ProgID="Equation.DSMT4" ShapeID="_x0000_i1074" DrawAspect="Content" ObjectID="_1853298978" r:id="rId95"/>
+                <o:OLEObject Type="Embed" ProgID="Equation.DSMT4" ShapeID="_x0000_i1074" DrawAspect="Content" ObjectID="_1854160781" r:id="rId95"/>
               </w:object>
             </w:r>
           </w:p>
@@ -8454,10 +8454,10 @@
                 <w:position w:val="-12"/>
               </w:rPr>
               <w:object w:dxaOrig="220" w:dyaOrig="360" w14:anchorId="0ABB1C4D">
-                <v:shape id="_x0000_i1075" type="#_x0000_t75" style="width:11.05pt;height:17.5pt" o:ole="">
+                <v:shape id="_x0000_i1075" type="#_x0000_t75" style="width:11.25pt;height:17.25pt" o:ole="">
                   <v:imagedata r:id="rId96" o:title=""/>
                 </v:shape>
-                <o:OLEObject Type="Embed" ProgID="Equation.DSMT4" ShapeID="_x0000_i1075" DrawAspect="Content" ObjectID="_1853298979" r:id="rId97"/>
+                <o:OLEObject Type="Embed" ProgID="Equation.DSMT4" ShapeID="_x0000_i1075" DrawAspect="Content" ObjectID="_1854160782" r:id="rId97"/>
               </w:object>
             </w:r>
           </w:p>
@@ -8502,10 +8502,10 @@
             </w:pPr>
             <w:r>
               <w:object w:dxaOrig="340" w:dyaOrig="300" w14:anchorId="78E2C2A6">
-                <v:shape id="_x0000_i1076" type="#_x0000_t75" style="width:22.05pt;height:14.25pt" o:ole="">
+                <v:shape id="_x0000_i1076" type="#_x0000_t75" style="width:21.75pt;height:14.25pt" o:ole="">
                   <v:imagedata r:id="rId54" o:title=""/>
                 </v:shape>
-                <o:OLEObject Type="Embed" ProgID="Equation.DSMT4" ShapeID="_x0000_i1076" DrawAspect="Content" ObjectID="_1853298980" r:id="rId98"/>
+                <o:OLEObject Type="Embed" ProgID="Equation.DSMT4" ShapeID="_x0000_i1076" DrawAspect="Content" ObjectID="_1854160783" r:id="rId98"/>
               </w:object>
             </w:r>
           </w:p>
@@ -8578,10 +8578,10 @@
                 <w:position w:val="-6"/>
               </w:rPr>
               <w:object w:dxaOrig="240" w:dyaOrig="220" w14:anchorId="11344969">
-                <v:shape id="_x0000_i1077" type="#_x0000_t75" style="width:12.3pt;height:11.05pt" o:ole="">
+                <v:shape id="_x0000_i1077" type="#_x0000_t75" style="width:12pt;height:11.25pt" o:ole="">
                   <v:imagedata r:id="rId99" o:title=""/>
                 </v:shape>
-                <o:OLEObject Type="Embed" ProgID="Equation.DSMT4" ShapeID="_x0000_i1077" DrawAspect="Content" ObjectID="_1853298981" r:id="rId100"/>
+                <o:OLEObject Type="Embed" ProgID="Equation.DSMT4" ShapeID="_x0000_i1077" DrawAspect="Content" ObjectID="_1854160784" r:id="rId100"/>
               </w:object>
             </w:r>
           </w:p>
@@ -8629,10 +8629,10 @@
                 <w:position w:val="-14"/>
               </w:rPr>
               <w:object w:dxaOrig="700" w:dyaOrig="400" w14:anchorId="284B4F6B">
-                <v:shape id="_x0000_i1078" type="#_x0000_t75" style="width:35.7pt;height:20.75pt" o:ole="">
+                <v:shape id="_x0000_i1078" type="#_x0000_t75" style="width:36pt;height:21pt" o:ole="">
                   <v:imagedata r:id="rId101" o:title=""/>
                 </v:shape>
-                <o:OLEObject Type="Embed" ProgID="Equation.DSMT4" ShapeID="_x0000_i1078" DrawAspect="Content" ObjectID="_1853298982" r:id="rId102"/>
+                <o:OLEObject Type="Embed" ProgID="Equation.DSMT4" ShapeID="_x0000_i1078" DrawAspect="Content" ObjectID="_1854160785" r:id="rId102"/>
               </w:object>
             </w:r>
           </w:p>
@@ -8714,10 +8714,10 @@
                 <w:position w:val="-6"/>
               </w:rPr>
               <w:object w:dxaOrig="240" w:dyaOrig="220" w14:anchorId="0C9EA1C7">
-                <v:shape id="_x0000_i1079" type="#_x0000_t75" style="width:12.3pt;height:11.05pt" o:ole="">
+                <v:shape id="_x0000_i1079" type="#_x0000_t75" style="width:12pt;height:11.25pt" o:ole="">
                   <v:imagedata r:id="rId99" o:title=""/>
                 </v:shape>
-                <o:OLEObject Type="Embed" ProgID="Equation.DSMT4" ShapeID="_x0000_i1079" DrawAspect="Content" ObjectID="_1853298983" r:id="rId103"/>
+                <o:OLEObject Type="Embed" ProgID="Equation.DSMT4" ShapeID="_x0000_i1079" DrawAspect="Content" ObjectID="_1854160786" r:id="rId103"/>
               </w:object>
             </w:r>
           </w:p>
@@ -8765,10 +8765,10 @@
                 <w:position w:val="-14"/>
               </w:rPr>
               <w:object w:dxaOrig="700" w:dyaOrig="400" w14:anchorId="41B5196C">
-                <v:shape id="_x0000_i1080" type="#_x0000_t75" style="width:35.7pt;height:20.75pt" o:ole="">
+                <v:shape id="_x0000_i1080" type="#_x0000_t75" style="width:36pt;height:21pt" o:ole="">
                   <v:imagedata r:id="rId104" o:title=""/>
                 </v:shape>
-                <o:OLEObject Type="Embed" ProgID="Equation.DSMT4" ShapeID="_x0000_i1080" DrawAspect="Content" ObjectID="_1853298984" r:id="rId105"/>
+                <o:OLEObject Type="Embed" ProgID="Equation.DSMT4" ShapeID="_x0000_i1080" DrawAspect="Content" ObjectID="_1854160787" r:id="rId105"/>
               </w:object>
             </w:r>
           </w:p>
@@ -8850,10 +8850,10 @@
                 <w:position w:val="-12"/>
               </w:rPr>
               <w:object w:dxaOrig="279" w:dyaOrig="360" w14:anchorId="238D8460">
-                <v:shape id="_x0000_i1081" type="#_x0000_t75" style="width:12.95pt;height:17.5pt" o:ole="">
+                <v:shape id="_x0000_i1081" type="#_x0000_t75" style="width:12.75pt;height:17.25pt" o:ole="">
                   <v:imagedata r:id="rId106" o:title=""/>
                 </v:shape>
-                <o:OLEObject Type="Embed" ProgID="Equation.DSMT4" ShapeID="_x0000_i1081" DrawAspect="Content" ObjectID="_1853298985" r:id="rId107"/>
+                <o:OLEObject Type="Embed" ProgID="Equation.DSMT4" ShapeID="_x0000_i1081" DrawAspect="Content" ObjectID="_1854160788" r:id="rId107"/>
               </w:object>
             </w:r>
           </w:p>
@@ -8898,10 +8898,10 @@
             </w:pPr>
             <w:r>
               <w:object w:dxaOrig="340" w:dyaOrig="300" w14:anchorId="311161D7">
-                <v:shape id="_x0000_i1082" type="#_x0000_t75" style="width:22.05pt;height:14.25pt" o:ole="">
+                <v:shape id="_x0000_i1082" type="#_x0000_t75" style="width:21.75pt;height:14.25pt" o:ole="">
                   <v:imagedata r:id="rId54" o:title=""/>
                 </v:shape>
-                <o:OLEObject Type="Embed" ProgID="Equation.DSMT4" ShapeID="_x0000_i1082" DrawAspect="Content" ObjectID="_1853298986" r:id="rId108"/>
+                <o:OLEObject Type="Embed" ProgID="Equation.DSMT4" ShapeID="_x0000_i1082" DrawAspect="Content" ObjectID="_1854160789" r:id="rId108"/>
               </w:object>
             </w:r>
           </w:p>
@@ -8974,10 +8974,10 @@
                 <w:position w:val="-12"/>
               </w:rPr>
               <w:object w:dxaOrig="260" w:dyaOrig="380" w14:anchorId="6054785B">
-                <v:shape id="_x0000_i1083" type="#_x0000_t75" style="width:12.95pt;height:18.8pt" o:ole="">
+                <v:shape id="_x0000_i1083" type="#_x0000_t75" style="width:12.75pt;height:18.75pt" o:ole="">
                   <v:imagedata r:id="rId109" o:title=""/>
                 </v:shape>
-                <o:OLEObject Type="Embed" ProgID="Equation.DSMT4" ShapeID="_x0000_i1083" DrawAspect="Content" ObjectID="_1853298987" r:id="rId110"/>
+                <o:OLEObject Type="Embed" ProgID="Equation.DSMT4" ShapeID="_x0000_i1083" DrawAspect="Content" ObjectID="_1854160790" r:id="rId110"/>
               </w:object>
             </w:r>
           </w:p>
@@ -9024,10 +9024,10 @@
             </w:pPr>
             <w:r>
               <w:object w:dxaOrig="340" w:dyaOrig="300" w14:anchorId="0EBDE911">
-                <v:shape id="_x0000_i1084" type="#_x0000_t75" style="width:22.05pt;height:14.25pt" o:ole="">
+                <v:shape id="_x0000_i1084" type="#_x0000_t75" style="width:21.75pt;height:14.25pt" o:ole="">
                   <v:imagedata r:id="rId54" o:title=""/>
                 </v:shape>
-                <o:OLEObject Type="Embed" ProgID="Equation.DSMT4" ShapeID="_x0000_i1084" DrawAspect="Content" ObjectID="_1853298988" r:id="rId111"/>
+                <o:OLEObject Type="Embed" ProgID="Equation.DSMT4" ShapeID="_x0000_i1084" DrawAspect="Content" ObjectID="_1854160791" r:id="rId111"/>
               </w:object>
             </w:r>
           </w:p>
@@ -9109,10 +9109,10 @@
                 <w:position w:val="-12"/>
               </w:rPr>
               <w:object w:dxaOrig="240" w:dyaOrig="380" w14:anchorId="56BA1A80">
-                <v:shape id="_x0000_i1085" type="#_x0000_t75" style="width:12.3pt;height:18.8pt" o:ole="">
+                <v:shape id="_x0000_i1085" type="#_x0000_t75" style="width:12pt;height:18.75pt" o:ole="">
                   <v:imagedata r:id="rId112" o:title=""/>
                 </v:shape>
-                <o:OLEObject Type="Embed" ProgID="Equation.DSMT4" ShapeID="_x0000_i1085" DrawAspect="Content" ObjectID="_1853298989" r:id="rId113"/>
+                <o:OLEObject Type="Embed" ProgID="Equation.DSMT4" ShapeID="_x0000_i1085" DrawAspect="Content" ObjectID="_1854160792" r:id="rId113"/>
               </w:object>
             </w:r>
           </w:p>
@@ -9162,10 +9162,10 @@
                 <w:position w:val="-14"/>
               </w:rPr>
               <w:object w:dxaOrig="499" w:dyaOrig="400" w14:anchorId="38596C39">
-                <v:shape id="_x0000_i1086" type="#_x0000_t75" style="width:32.45pt;height:18.8pt" o:ole="">
+                <v:shape id="_x0000_i1086" type="#_x0000_t75" style="width:32.25pt;height:18.75pt" o:ole="">
                   <v:imagedata r:id="rId114" o:title=""/>
                 </v:shape>
-                <o:OLEObject Type="Embed" ProgID="Equation.DSMT4" ShapeID="_x0000_i1086" DrawAspect="Content" ObjectID="_1853298990" r:id="rId115"/>
+                <o:OLEObject Type="Embed" ProgID="Equation.DSMT4" ShapeID="_x0000_i1086" DrawAspect="Content" ObjectID="_1854160793" r:id="rId115"/>
               </w:object>
             </w:r>
           </w:p>
@@ -9247,10 +9247,10 @@
                 <w:position w:val="-12"/>
               </w:rPr>
               <w:object w:dxaOrig="300" w:dyaOrig="380" w14:anchorId="6EFCC89A">
-                <v:shape id="_x0000_i1087" type="#_x0000_t75" style="width:14.9pt;height:18.8pt" o:ole="">
+                <v:shape id="_x0000_i1087" type="#_x0000_t75" style="width:15pt;height:18.75pt" o:ole="">
                   <v:imagedata r:id="rId116" o:title=""/>
                 </v:shape>
-                <o:OLEObject Type="Embed" ProgID="Equation.DSMT4" ShapeID="_x0000_i1087" DrawAspect="Content" ObjectID="_1853298991" r:id="rId117"/>
+                <o:OLEObject Type="Embed" ProgID="Equation.DSMT4" ShapeID="_x0000_i1087" DrawAspect="Content" ObjectID="_1854160794" r:id="rId117"/>
               </w:object>
             </w:r>
           </w:p>
@@ -9303,10 +9303,10 @@
                 <w:position w:val="-4"/>
               </w:rPr>
               <w:object w:dxaOrig="340" w:dyaOrig="300" w14:anchorId="028653BA">
-                <v:shape id="_x0000_i1088" type="#_x0000_t75" style="width:22.05pt;height:14.25pt" o:ole="">
+                <v:shape id="_x0000_i1088" type="#_x0000_t75" style="width:21.75pt;height:14.25pt" o:ole="">
                   <v:imagedata r:id="rId54" o:title=""/>
                 </v:shape>
-                <o:OLEObject Type="Embed" ProgID="Equation.DSMT4" ShapeID="_x0000_i1088" DrawAspect="Content" ObjectID="_1853298992" r:id="rId118"/>
+                <o:OLEObject Type="Embed" ProgID="Equation.DSMT4" ShapeID="_x0000_i1088" DrawAspect="Content" ObjectID="_1854160795" r:id="rId118"/>
               </w:object>
             </w:r>
           </w:p>
@@ -9382,10 +9382,10 @@
                 <w:position w:val="-12"/>
               </w:rPr>
               <w:object w:dxaOrig="260" w:dyaOrig="360" w14:anchorId="361F6013">
-                <v:shape id="_x0000_i1089" type="#_x0000_t75" style="width:13.6pt;height:17.5pt" o:ole="">
+                <v:shape id="_x0000_i1089" type="#_x0000_t75" style="width:13.5pt;height:17.25pt" o:ole="">
                   <v:imagedata r:id="rId119" o:title=""/>
                 </v:shape>
-                <o:OLEObject Type="Embed" ProgID="Equation.DSMT4" ShapeID="_x0000_i1089" DrawAspect="Content" ObjectID="_1853298993" r:id="rId120"/>
+                <o:OLEObject Type="Embed" ProgID="Equation.DSMT4" ShapeID="_x0000_i1089" DrawAspect="Content" ObjectID="_1854160796" r:id="rId120"/>
               </w:object>
             </w:r>
           </w:p>
@@ -9435,10 +9435,10 @@
                 <w:position w:val="-4"/>
               </w:rPr>
               <w:object w:dxaOrig="340" w:dyaOrig="300" w14:anchorId="55E9A98C">
-                <v:shape id="_x0000_i1090" type="#_x0000_t75" style="width:22.05pt;height:14.25pt" o:ole="">
+                <v:shape id="_x0000_i1090" type="#_x0000_t75" style="width:21.75pt;height:14.25pt" o:ole="">
                   <v:imagedata r:id="rId54" o:title=""/>
                 </v:shape>
-                <o:OLEObject Type="Embed" ProgID="Equation.DSMT4" ShapeID="_x0000_i1090" DrawAspect="Content" ObjectID="_1853298994" r:id="rId121"/>
+                <o:OLEObject Type="Embed" ProgID="Equation.DSMT4" ShapeID="_x0000_i1090" DrawAspect="Content" ObjectID="_1854160797" r:id="rId121"/>
               </w:object>
             </w:r>
           </w:p>
@@ -9520,10 +9520,10 @@
                 <w:position w:val="-12"/>
               </w:rPr>
               <w:object w:dxaOrig="300" w:dyaOrig="380" w14:anchorId="7CE042C0">
-                <v:shape id="_x0000_i1091" type="#_x0000_t75" style="width:14.9pt;height:18.8pt" o:ole="">
+                <v:shape id="_x0000_i1091" type="#_x0000_t75" style="width:15pt;height:18.75pt" o:ole="">
                   <v:imagedata r:id="rId122" o:title=""/>
                 </v:shape>
-                <o:OLEObject Type="Embed" ProgID="Equation.DSMT4" ShapeID="_x0000_i1091" DrawAspect="Content" ObjectID="_1853298995" r:id="rId123"/>
+                <o:OLEObject Type="Embed" ProgID="Equation.DSMT4" ShapeID="_x0000_i1091" DrawAspect="Content" ObjectID="_1854160798" r:id="rId123"/>
               </w:object>
             </w:r>
           </w:p>
@@ -9573,10 +9573,10 @@
                 <w:position w:val="-4"/>
               </w:rPr>
               <w:object w:dxaOrig="340" w:dyaOrig="300" w14:anchorId="259CCC09">
-                <v:shape id="_x0000_i1092" type="#_x0000_t75" style="width:22.05pt;height:14.25pt" o:ole="">
+                <v:shape id="_x0000_i1092" type="#_x0000_t75" style="width:21.75pt;height:14.25pt" o:ole="">
                   <v:imagedata r:id="rId54" o:title=""/>
                 </v:shape>
-                <o:OLEObject Type="Embed" ProgID="Equation.DSMT4" ShapeID="_x0000_i1092" DrawAspect="Content" ObjectID="_1853298996" r:id="rId124"/>
+                <o:OLEObject Type="Embed" ProgID="Equation.DSMT4" ShapeID="_x0000_i1092" DrawAspect="Content" ObjectID="_1854160799" r:id="rId124"/>
               </w:object>
             </w:r>
           </w:p>
@@ -9658,10 +9658,10 @@
                 <w:position w:val="-12"/>
               </w:rPr>
               <w:object w:dxaOrig="580" w:dyaOrig="360" w14:anchorId="7115A47A">
-                <v:shape id="_x0000_i1093" type="#_x0000_t75" style="width:28.55pt;height:17.5pt" o:ole="">
+                <v:shape id="_x0000_i1093" type="#_x0000_t75" style="width:28.5pt;height:17.25pt" o:ole="">
                   <v:imagedata r:id="rId125" o:title=""/>
                 </v:shape>
-                <o:OLEObject Type="Embed" ProgID="Equation.DSMT4" ShapeID="_x0000_i1093" DrawAspect="Content" ObjectID="_1853298997" r:id="rId126"/>
+                <o:OLEObject Type="Embed" ProgID="Equation.DSMT4" ShapeID="_x0000_i1093" DrawAspect="Content" ObjectID="_1854160800" r:id="rId126"/>
               </w:object>
             </w:r>
           </w:p>
@@ -9711,10 +9711,10 @@
                 <w:position w:val="-4"/>
               </w:rPr>
               <w:object w:dxaOrig="340" w:dyaOrig="300" w14:anchorId="456E87A9">
-                <v:shape id="_x0000_i1094" type="#_x0000_t75" style="width:22.05pt;height:14.25pt" o:ole="">
+                <v:shape id="_x0000_i1094" type="#_x0000_t75" style="width:21.75pt;height:14.25pt" o:ole="">
                   <v:imagedata r:id="rId54" o:title=""/>
                 </v:shape>
-                <o:OLEObject Type="Embed" ProgID="Equation.DSMT4" ShapeID="_x0000_i1094" DrawAspect="Content" ObjectID="_1853298998" r:id="rId127"/>
+                <o:OLEObject Type="Embed" ProgID="Equation.DSMT4" ShapeID="_x0000_i1094" DrawAspect="Content" ObjectID="_1854160801" r:id="rId127"/>
               </w:object>
             </w:r>
           </w:p>
@@ -9787,10 +9787,10 @@
                 <w:position w:val="-12"/>
               </w:rPr>
               <w:object w:dxaOrig="220" w:dyaOrig="360" w14:anchorId="6F7E0444">
-                <v:shape id="_x0000_i1095" type="#_x0000_t75" style="width:11.05pt;height:17.5pt" o:ole="">
+                <v:shape id="_x0000_i1095" type="#_x0000_t75" style="width:11.25pt;height:17.25pt" o:ole="">
                   <v:imagedata r:id="rId128" o:title=""/>
                 </v:shape>
-                <o:OLEObject Type="Embed" ProgID="Equation.DSMT4" ShapeID="_x0000_i1095" DrawAspect="Content" ObjectID="_1853298999" r:id="rId129"/>
+                <o:OLEObject Type="Embed" ProgID="Equation.DSMT4" ShapeID="_x0000_i1095" DrawAspect="Content" ObjectID="_1854160802" r:id="rId129"/>
               </w:object>
             </w:r>
           </w:p>
@@ -9840,10 +9840,10 @@
                 <w:position w:val="-4"/>
               </w:rPr>
               <w:object w:dxaOrig="340" w:dyaOrig="300" w14:anchorId="0714D049">
-                <v:shape id="_x0000_i1096" type="#_x0000_t75" style="width:22.05pt;height:14.25pt" o:ole="">
+                <v:shape id="_x0000_i1096" type="#_x0000_t75" style="width:21.75pt;height:14.25pt" o:ole="">
                   <v:imagedata r:id="rId54" o:title=""/>
                 </v:shape>
-                <o:OLEObject Type="Embed" ProgID="Equation.DSMT4" ShapeID="_x0000_i1096" DrawAspect="Content" ObjectID="_1853299000" r:id="rId130"/>
+                <o:OLEObject Type="Embed" ProgID="Equation.DSMT4" ShapeID="_x0000_i1096" DrawAspect="Content" ObjectID="_1854160803" r:id="rId130"/>
               </w:object>
             </w:r>
           </w:p>
@@ -9916,10 +9916,10 @@
                 <w:position w:val="-12"/>
               </w:rPr>
               <w:object w:dxaOrig="279" w:dyaOrig="380" w14:anchorId="02DC5BBF">
-                <v:shape id="_x0000_i1097" type="#_x0000_t75" style="width:12.95pt;height:19.45pt" o:ole="">
+                <v:shape id="_x0000_i1097" type="#_x0000_t75" style="width:12.75pt;height:19.5pt" o:ole="">
                   <v:imagedata r:id="rId131" o:title=""/>
                 </v:shape>
-                <o:OLEObject Type="Embed" ProgID="Equation.DSMT4" ShapeID="_x0000_i1097" DrawAspect="Content" ObjectID="_1853299001" r:id="rId132"/>
+                <o:OLEObject Type="Embed" ProgID="Equation.DSMT4" ShapeID="_x0000_i1097" DrawAspect="Content" ObjectID="_1854160804" r:id="rId132"/>
               </w:object>
             </w:r>
           </w:p>
@@ -9969,10 +9969,10 @@
                 <w:position w:val="-4"/>
               </w:rPr>
               <w:object w:dxaOrig="340" w:dyaOrig="300" w14:anchorId="63F22107">
-                <v:shape id="_x0000_i1098" type="#_x0000_t75" style="width:22.05pt;height:14.25pt" o:ole="">
+                <v:shape id="_x0000_i1098" type="#_x0000_t75" style="width:21.75pt;height:14.25pt" o:ole="">
                   <v:imagedata r:id="rId54" o:title=""/>
                 </v:shape>
-                <o:OLEObject Type="Embed" ProgID="Equation.DSMT4" ShapeID="_x0000_i1098" DrawAspect="Content" ObjectID="_1853299002" r:id="rId133"/>
+                <o:OLEObject Type="Embed" ProgID="Equation.DSMT4" ShapeID="_x0000_i1098" DrawAspect="Content" ObjectID="_1854160805" r:id="rId133"/>
               </w:object>
             </w:r>
           </w:p>
@@ -10054,10 +10054,10 @@
                 <w:position w:val="-12"/>
               </w:rPr>
               <w:object w:dxaOrig="320" w:dyaOrig="380" w14:anchorId="2D82C9A8">
-                <v:shape id="_x0000_i1099" type="#_x0000_t75" style="width:15.55pt;height:19.45pt" o:ole="">
+                <v:shape id="_x0000_i1099" type="#_x0000_t75" style="width:15.75pt;height:19.5pt" o:ole="">
                   <v:imagedata r:id="rId134" o:title=""/>
                 </v:shape>
-                <o:OLEObject Type="Embed" ProgID="Equation.DSMT4" ShapeID="_x0000_i1099" DrawAspect="Content" ObjectID="_1853299003" r:id="rId135"/>
+                <o:OLEObject Type="Embed" ProgID="Equation.DSMT4" ShapeID="_x0000_i1099" DrawAspect="Content" ObjectID="_1854160806" r:id="rId135"/>
               </w:object>
             </w:r>
           </w:p>
@@ -10110,10 +10110,10 @@
                 <w:position w:val="-4"/>
               </w:rPr>
               <w:object w:dxaOrig="340" w:dyaOrig="300" w14:anchorId="456C8B47">
-                <v:shape id="_x0000_i1100" type="#_x0000_t75" style="width:22.05pt;height:14.25pt" o:ole="">
+                <v:shape id="_x0000_i1100" type="#_x0000_t75" style="width:21.75pt;height:14.25pt" o:ole="">
                   <v:imagedata r:id="rId54" o:title=""/>
                 </v:shape>
-                <o:OLEObject Type="Embed" ProgID="Equation.DSMT4" ShapeID="_x0000_i1100" DrawAspect="Content" ObjectID="_1853299004" r:id="rId136"/>
+                <o:OLEObject Type="Embed" ProgID="Equation.DSMT4" ShapeID="_x0000_i1100" DrawAspect="Content" ObjectID="_1854160807" r:id="rId136"/>
               </w:object>
             </w:r>
           </w:p>
@@ -10480,10 +10480,10 @@
                 <w:position w:val="-12"/>
               </w:rPr>
               <w:object w:dxaOrig="300" w:dyaOrig="360" w14:anchorId="160E878E">
-                <v:shape id="_x0000_i1101" type="#_x0000_t75" style="width:14.9pt;height:17.5pt" o:ole="">
+                <v:shape id="_x0000_i1101" type="#_x0000_t75" style="width:15pt;height:17.25pt" o:ole="">
                   <v:imagedata r:id="rId137" o:title=""/>
                 </v:shape>
-                <o:OLEObject Type="Embed" ProgID="Equation.DSMT4" ShapeID="_x0000_i1101" DrawAspect="Content" ObjectID="_1853299005" r:id="rId138"/>
+                <o:OLEObject Type="Embed" ProgID="Equation.DSMT4" ShapeID="_x0000_i1101" DrawAspect="Content" ObjectID="_1854160808" r:id="rId138"/>
               </w:object>
             </w:r>
           </w:p>
@@ -10528,10 +10528,10 @@
                 <w:position w:val="-4"/>
               </w:rPr>
               <w:object w:dxaOrig="260" w:dyaOrig="260" w14:anchorId="142668A8">
-                <v:shape id="_x0000_i1102" type="#_x0000_t75" style="width:16.85pt;height:11.7pt" o:ole="">
+                <v:shape id="_x0000_i1102" type="#_x0000_t75" style="width:16.5pt;height:12pt" o:ole="">
                   <v:imagedata r:id="rId139" o:title=""/>
                 </v:shape>
-                <o:OLEObject Type="Embed" ProgID="Equation.DSMT4" ShapeID="_x0000_i1102" DrawAspect="Content" ObjectID="_1853299006" r:id="rId140"/>
+                <o:OLEObject Type="Embed" ProgID="Equation.DSMT4" ShapeID="_x0000_i1102" DrawAspect="Content" ObjectID="_1854160809" r:id="rId140"/>
               </w:object>
             </w:r>
           </w:p>
@@ -10599,10 +10599,10 @@
                 <w:position w:val="-12"/>
               </w:rPr>
               <w:object w:dxaOrig="260" w:dyaOrig="360" w14:anchorId="3F5CB97B">
-                <v:shape id="_x0000_i1103" type="#_x0000_t75" style="width:13.6pt;height:17.5pt" o:ole="">
+                <v:shape id="_x0000_i1103" type="#_x0000_t75" style="width:13.5pt;height:17.25pt" o:ole="">
                   <v:imagedata r:id="rId141" o:title=""/>
                 </v:shape>
-                <o:OLEObject Type="Embed" ProgID="Equation.DSMT4" ShapeID="_x0000_i1103" DrawAspect="Content" ObjectID="_1853299007" r:id="rId142"/>
+                <o:OLEObject Type="Embed" ProgID="Equation.DSMT4" ShapeID="_x0000_i1103" DrawAspect="Content" ObjectID="_1854160810" r:id="rId142"/>
               </w:object>
             </w:r>
           </w:p>
@@ -10647,10 +10647,10 @@
                 <w:position w:val="-4"/>
               </w:rPr>
               <w:object w:dxaOrig="260" w:dyaOrig="260" w14:anchorId="5CAD7892">
-                <v:shape id="_x0000_i1104" type="#_x0000_t75" style="width:16.85pt;height:11.7pt" o:ole="">
+                <v:shape id="_x0000_i1104" type="#_x0000_t75" style="width:16.5pt;height:12pt" o:ole="">
                   <v:imagedata r:id="rId139" o:title=""/>
                 </v:shape>
-                <o:OLEObject Type="Embed" ProgID="Equation.DSMT4" ShapeID="_x0000_i1104" DrawAspect="Content" ObjectID="_1853299008" r:id="rId143"/>
+                <o:OLEObject Type="Embed" ProgID="Equation.DSMT4" ShapeID="_x0000_i1104" DrawAspect="Content" ObjectID="_1854160811" r:id="rId143"/>
               </w:object>
             </w:r>
           </w:p>
@@ -10718,10 +10718,10 @@
                 <w:position w:val="-12"/>
               </w:rPr>
               <w:object w:dxaOrig="499" w:dyaOrig="360" w14:anchorId="263F1FB3">
-                <v:shape id="_x0000_i1105" type="#_x0000_t75" style="width:25.3pt;height:17.5pt" o:ole="">
+                <v:shape id="_x0000_i1105" type="#_x0000_t75" style="width:25.5pt;height:17.25pt" o:ole="">
                   <v:imagedata r:id="rId144" o:title=""/>
                 </v:shape>
-                <o:OLEObject Type="Embed" ProgID="Equation.DSMT4" ShapeID="_x0000_i1105" DrawAspect="Content" ObjectID="_1853299009" r:id="rId145"/>
+                <o:OLEObject Type="Embed" ProgID="Equation.DSMT4" ShapeID="_x0000_i1105" DrawAspect="Content" ObjectID="_1854160812" r:id="rId145"/>
               </w:object>
             </w:r>
           </w:p>
@@ -10766,10 +10766,10 @@
                 <w:position w:val="-4"/>
               </w:rPr>
               <w:object w:dxaOrig="260" w:dyaOrig="260" w14:anchorId="3A74599D">
-                <v:shape id="_x0000_i1106" type="#_x0000_t75" style="width:16.85pt;height:11.7pt" o:ole="">
+                <v:shape id="_x0000_i1106" type="#_x0000_t75" style="width:16.5pt;height:12pt" o:ole="">
                   <v:imagedata r:id="rId139" o:title=""/>
                 </v:shape>
-                <o:OLEObject Type="Embed" ProgID="Equation.DSMT4" ShapeID="_x0000_i1106" DrawAspect="Content" ObjectID="_1853299010" r:id="rId146"/>
+                <o:OLEObject Type="Embed" ProgID="Equation.DSMT4" ShapeID="_x0000_i1106" DrawAspect="Content" ObjectID="_1854160813" r:id="rId146"/>
               </w:object>
             </w:r>
           </w:p>
@@ -10840,10 +10840,10 @@
                 <w:position w:val="-12"/>
               </w:rPr>
               <w:object w:dxaOrig="260" w:dyaOrig="360" w14:anchorId="4DBCDDC8">
-                <v:shape id="_x0000_i1107" type="#_x0000_t75" style="width:12.95pt;height:17.5pt" o:ole="">
+                <v:shape id="_x0000_i1107" type="#_x0000_t75" style="width:12.75pt;height:17.25pt" o:ole="">
                   <v:imagedata r:id="rId147" o:title=""/>
                 </v:shape>
-                <o:OLEObject Type="Embed" ProgID="Equation.DSMT4" ShapeID="_x0000_i1107" DrawAspect="Content" ObjectID="_1853299011" r:id="rId148"/>
+                <o:OLEObject Type="Embed" ProgID="Equation.DSMT4" ShapeID="_x0000_i1107" DrawAspect="Content" ObjectID="_1854160814" r:id="rId148"/>
               </w:object>
             </w:r>
           </w:p>
@@ -10888,10 +10888,10 @@
                 <w:position w:val="-4"/>
               </w:rPr>
               <w:object w:dxaOrig="260" w:dyaOrig="260" w14:anchorId="10A581E1">
-                <v:shape id="_x0000_i1108" type="#_x0000_t75" style="width:16.85pt;height:11.7pt" o:ole="">
+                <v:shape id="_x0000_i1108" type="#_x0000_t75" style="width:16.5pt;height:12pt" o:ole="">
                   <v:imagedata r:id="rId139" o:title=""/>
                 </v:shape>
-                <o:OLEObject Type="Embed" ProgID="Equation.DSMT4" ShapeID="_x0000_i1108" DrawAspect="Content" ObjectID="_1853299012" r:id="rId149"/>
+                <o:OLEObject Type="Embed" ProgID="Equation.DSMT4" ShapeID="_x0000_i1108" DrawAspect="Content" ObjectID="_1854160815" r:id="rId149"/>
               </w:object>
             </w:r>
           </w:p>
@@ -10959,10 +10959,10 @@
                 <w:position w:val="-12"/>
               </w:rPr>
               <w:object w:dxaOrig="360" w:dyaOrig="360" w14:anchorId="7E681E18">
-                <v:shape id="_x0000_i1109" type="#_x0000_t75" style="width:17.5pt;height:17.5pt" o:ole="">
+                <v:shape id="_x0000_i1109" type="#_x0000_t75" style="width:17.25pt;height:17.25pt" o:ole="">
                   <v:imagedata r:id="rId150" o:title=""/>
                 </v:shape>
-                <o:OLEObject Type="Embed" ProgID="Equation.DSMT4" ShapeID="_x0000_i1109" DrawAspect="Content" ObjectID="_1853299013" r:id="rId151"/>
+                <o:OLEObject Type="Embed" ProgID="Equation.DSMT4" ShapeID="_x0000_i1109" DrawAspect="Content" ObjectID="_1854160816" r:id="rId151"/>
               </w:object>
             </w:r>
           </w:p>
@@ -11007,10 +11007,10 @@
                 <w:position w:val="-4"/>
               </w:rPr>
               <w:object w:dxaOrig="260" w:dyaOrig="260" w14:anchorId="44DDA6A5">
-                <v:shape id="_x0000_i1110" type="#_x0000_t75" style="width:16.85pt;height:11.7pt" o:ole="">
+                <v:shape id="_x0000_i1110" type="#_x0000_t75" style="width:16.5pt;height:12pt" o:ole="">
                   <v:imagedata r:id="rId139" o:title=""/>
                 </v:shape>
-                <o:OLEObject Type="Embed" ProgID="Equation.DSMT4" ShapeID="_x0000_i1110" DrawAspect="Content" ObjectID="_1853299014" r:id="rId152"/>
+                <o:OLEObject Type="Embed" ProgID="Equation.DSMT4" ShapeID="_x0000_i1110" DrawAspect="Content" ObjectID="_1854160817" r:id="rId152"/>
               </w:object>
             </w:r>
           </w:p>
@@ -11087,10 +11087,10 @@
                 <w:position w:val="-12"/>
               </w:rPr>
               <w:object w:dxaOrig="260" w:dyaOrig="360" w14:anchorId="10D479EA">
-                <v:shape id="_x0000_i1111" type="#_x0000_t75" style="width:13.6pt;height:17.5pt" o:ole="">
+                <v:shape id="_x0000_i1111" type="#_x0000_t75" style="width:13.5pt;height:17.25pt" o:ole="">
                   <v:imagedata r:id="rId153" o:title=""/>
                 </v:shape>
-                <o:OLEObject Type="Embed" ProgID="Equation.DSMT4" ShapeID="_x0000_i1111" DrawAspect="Content" ObjectID="_1853299015" r:id="rId154"/>
+                <o:OLEObject Type="Embed" ProgID="Equation.DSMT4" ShapeID="_x0000_i1111" DrawAspect="Content" ObjectID="_1854160818" r:id="rId154"/>
               </w:object>
             </w:r>
           </w:p>
@@ -11135,10 +11135,10 @@
                 <w:position w:val="-4"/>
               </w:rPr>
               <w:object w:dxaOrig="260" w:dyaOrig="260" w14:anchorId="0C50C7BF">
-                <v:shape id="_x0000_i1112" type="#_x0000_t75" style="width:16.85pt;height:11.7pt" o:ole="">
+                <v:shape id="_x0000_i1112" type="#_x0000_t75" style="width:16.5pt;height:12pt" o:ole="">
                   <v:imagedata r:id="rId139" o:title=""/>
                 </v:shape>
-                <o:OLEObject Type="Embed" ProgID="Equation.DSMT4" ShapeID="_x0000_i1112" DrawAspect="Content" ObjectID="_1853299016" r:id="rId155"/>
+                <o:OLEObject Type="Embed" ProgID="Equation.DSMT4" ShapeID="_x0000_i1112" DrawAspect="Content" ObjectID="_1854160819" r:id="rId155"/>
               </w:object>
             </w:r>
           </w:p>
@@ -11215,10 +11215,10 @@
                 <w:position w:val="-12"/>
               </w:rPr>
               <w:object w:dxaOrig="279" w:dyaOrig="360" w14:anchorId="23A813DC">
-                <v:shape id="_x0000_i1113" type="#_x0000_t75" style="width:14.25pt;height:17.5pt" o:ole="">
+                <v:shape id="_x0000_i1113" type="#_x0000_t75" style="width:14.25pt;height:17.25pt" o:ole="">
                   <v:imagedata r:id="rId156" o:title=""/>
                 </v:shape>
-                <o:OLEObject Type="Embed" ProgID="Equation.DSMT4" ShapeID="_x0000_i1113" DrawAspect="Content" ObjectID="_1853299017" r:id="rId157"/>
+                <o:OLEObject Type="Embed" ProgID="Equation.DSMT4" ShapeID="_x0000_i1113" DrawAspect="Content" ObjectID="_1854160820" r:id="rId157"/>
               </w:object>
             </w:r>
           </w:p>
@@ -11263,10 +11263,10 @@
                 <w:position w:val="-4"/>
               </w:rPr>
               <w:object w:dxaOrig="260" w:dyaOrig="260" w14:anchorId="529D9B91">
-                <v:shape id="_x0000_i1114" type="#_x0000_t75" style="width:16.85pt;height:11.7pt" o:ole="">
+                <v:shape id="_x0000_i1114" type="#_x0000_t75" style="width:16.5pt;height:12pt" o:ole="">
                   <v:imagedata r:id="rId139" o:title=""/>
                 </v:shape>
-                <o:OLEObject Type="Embed" ProgID="Equation.DSMT4" ShapeID="_x0000_i1114" DrawAspect="Content" ObjectID="_1853299018" r:id="rId158"/>
+                <o:OLEObject Type="Embed" ProgID="Equation.DSMT4" ShapeID="_x0000_i1114" DrawAspect="Content" ObjectID="_1854160821" r:id="rId158"/>
               </w:object>
             </w:r>
           </w:p>
@@ -11349,10 +11349,10 @@
                 <w:position w:val="-12"/>
               </w:rPr>
               <w:object w:dxaOrig="279" w:dyaOrig="360" w14:anchorId="15B2F15F">
-                <v:shape id="_x0000_i1115" type="#_x0000_t75" style="width:14.25pt;height:17.5pt" o:ole="">
+                <v:shape id="_x0000_i1115" type="#_x0000_t75" style="width:14.25pt;height:17.25pt" o:ole="">
                   <v:imagedata r:id="rId159" o:title=""/>
                 </v:shape>
-                <o:OLEObject Type="Embed" ProgID="Equation.DSMT4" ShapeID="_x0000_i1115" DrawAspect="Content" ObjectID="_1853299019" r:id="rId160"/>
+                <o:OLEObject Type="Embed" ProgID="Equation.DSMT4" ShapeID="_x0000_i1115" DrawAspect="Content" ObjectID="_1854160822" r:id="rId160"/>
               </w:object>
             </w:r>
           </w:p>
@@ -11397,10 +11397,10 @@
                 <w:position w:val="-4"/>
               </w:rPr>
               <w:object w:dxaOrig="260" w:dyaOrig="260" w14:anchorId="02CD4658">
-                <v:shape id="_x0000_i1116" type="#_x0000_t75" style="width:16.85pt;height:11.7pt" o:ole="">
+                <v:shape id="_x0000_i1116" type="#_x0000_t75" style="width:16.5pt;height:12pt" o:ole="">
                   <v:imagedata r:id="rId139" o:title=""/>
                 </v:shape>
-                <o:OLEObject Type="Embed" ProgID="Equation.DSMT4" ShapeID="_x0000_i1116" DrawAspect="Content" ObjectID="_1853299020" r:id="rId161"/>
+                <o:OLEObject Type="Embed" ProgID="Equation.DSMT4" ShapeID="_x0000_i1116" DrawAspect="Content" ObjectID="_1854160823" r:id="rId161"/>
               </w:object>
             </w:r>
           </w:p>
@@ -11468,10 +11468,10 @@
                 <w:position w:val="-12"/>
               </w:rPr>
               <w:object w:dxaOrig="440" w:dyaOrig="360" w14:anchorId="6F81BA30">
-                <v:shape id="_x0000_i1117" type="#_x0000_t75" style="width:22.05pt;height:17.5pt" o:ole="">
+                <v:shape id="_x0000_i1117" type="#_x0000_t75" style="width:21.75pt;height:17.25pt" o:ole="">
                   <v:imagedata r:id="rId162" o:title=""/>
                 </v:shape>
-                <o:OLEObject Type="Embed" ProgID="Equation.DSMT4" ShapeID="_x0000_i1117" DrawAspect="Content" ObjectID="_1853299021" r:id="rId163"/>
+                <o:OLEObject Type="Embed" ProgID="Equation.DSMT4" ShapeID="_x0000_i1117" DrawAspect="Content" ObjectID="_1854160824" r:id="rId163"/>
               </w:object>
             </w:r>
           </w:p>
@@ -11516,10 +11516,10 @@
                 <w:position w:val="-4"/>
               </w:rPr>
               <w:object w:dxaOrig="260" w:dyaOrig="260" w14:anchorId="1393E34B">
-                <v:shape id="_x0000_i1118" type="#_x0000_t75" style="width:16.85pt;height:11.7pt" o:ole="">
+                <v:shape id="_x0000_i1118" type="#_x0000_t75" style="width:16.5pt;height:12pt" o:ole="">
                   <v:imagedata r:id="rId139" o:title=""/>
                 </v:shape>
-                <o:OLEObject Type="Embed" ProgID="Equation.DSMT4" ShapeID="_x0000_i1118" DrawAspect="Content" ObjectID="_1853299022" r:id="rId164"/>
+                <o:OLEObject Type="Embed" ProgID="Equation.DSMT4" ShapeID="_x0000_i1118" DrawAspect="Content" ObjectID="_1854160825" r:id="rId164"/>
               </w:object>
             </w:r>
           </w:p>
@@ -11587,10 +11587,10 @@
                 <w:position w:val="-12"/>
               </w:rPr>
               <w:object w:dxaOrig="279" w:dyaOrig="360" w14:anchorId="6416CAB7">
-                <v:shape id="_x0000_i1119" type="#_x0000_t75" style="width:12.95pt;height:17.5pt" o:ole="">
+                <v:shape id="_x0000_i1119" type="#_x0000_t75" style="width:12.75pt;height:17.25pt" o:ole="">
                   <v:imagedata r:id="rId165" o:title=""/>
                 </v:shape>
-                <o:OLEObject Type="Embed" ProgID="Equation.DSMT4" ShapeID="_x0000_i1119" DrawAspect="Content" ObjectID="_1853299023" r:id="rId166"/>
+                <o:OLEObject Type="Embed" ProgID="Equation.DSMT4" ShapeID="_x0000_i1119" DrawAspect="Content" ObjectID="_1854160826" r:id="rId166"/>
               </w:object>
             </w:r>
           </w:p>
@@ -11637,10 +11637,10 @@
                 <w:position w:val="-4"/>
               </w:rPr>
               <w:object w:dxaOrig="260" w:dyaOrig="260" w14:anchorId="3645DEDC">
-                <v:shape id="_x0000_i1120" type="#_x0000_t75" style="width:16.85pt;height:11.7pt" o:ole="">
+                <v:shape id="_x0000_i1120" type="#_x0000_t75" style="width:16.5pt;height:12pt" o:ole="">
                   <v:imagedata r:id="rId139" o:title=""/>
                 </v:shape>
-                <o:OLEObject Type="Embed" ProgID="Equation.DSMT4" ShapeID="_x0000_i1120" DrawAspect="Content" ObjectID="_1853299024" r:id="rId167"/>
+                <o:OLEObject Type="Embed" ProgID="Equation.DSMT4" ShapeID="_x0000_i1120" DrawAspect="Content" ObjectID="_1854160827" r:id="rId167"/>
               </w:object>
             </w:r>
           </w:p>
@@ -11708,10 +11708,10 @@
                 <w:position w:val="-12"/>
               </w:rPr>
               <w:object w:dxaOrig="220" w:dyaOrig="360" w14:anchorId="510D7744">
-                <v:shape id="_x0000_i1121" type="#_x0000_t75" style="width:11.05pt;height:17.5pt" o:ole="">
+                <v:shape id="_x0000_i1121" type="#_x0000_t75" style="width:11.25pt;height:17.25pt" o:ole="">
                   <v:imagedata r:id="rId168" o:title=""/>
                 </v:shape>
-                <o:OLEObject Type="Embed" ProgID="Equation.DSMT4" ShapeID="_x0000_i1121" DrawAspect="Content" ObjectID="_1853299025" r:id="rId169"/>
+                <o:OLEObject Type="Embed" ProgID="Equation.DSMT4" ShapeID="_x0000_i1121" DrawAspect="Content" ObjectID="_1854160828" r:id="rId169"/>
               </w:object>
             </w:r>
           </w:p>
@@ -11756,10 +11756,10 @@
                 <w:position w:val="-4"/>
               </w:rPr>
               <w:object w:dxaOrig="260" w:dyaOrig="260" w14:anchorId="6F720068">
-                <v:shape id="_x0000_i1122" type="#_x0000_t75" style="width:16.85pt;height:11.7pt" o:ole="">
+                <v:shape id="_x0000_i1122" type="#_x0000_t75" style="width:16.5pt;height:12pt" o:ole="">
                   <v:imagedata r:id="rId139" o:title=""/>
                 </v:shape>
-                <o:OLEObject Type="Embed" ProgID="Equation.DSMT4" ShapeID="_x0000_i1122" DrawAspect="Content" ObjectID="_1853299026" r:id="rId170"/>
+                <o:OLEObject Type="Embed" ProgID="Equation.DSMT4" ShapeID="_x0000_i1122" DrawAspect="Content" ObjectID="_1854160829" r:id="rId170"/>
               </w:object>
             </w:r>
           </w:p>
@@ -11827,10 +11827,10 @@
                 <w:position w:val="-12"/>
               </w:rPr>
               <w:object w:dxaOrig="480" w:dyaOrig="380" w14:anchorId="43977691">
-                <v:shape id="_x0000_i1123" type="#_x0000_t75" style="width:23.35pt;height:18.8pt" o:ole="">
+                <v:shape id="_x0000_i1123" type="#_x0000_t75" style="width:23.25pt;height:18.75pt" o:ole="">
                   <v:imagedata r:id="rId171" o:title=""/>
                 </v:shape>
-                <o:OLEObject Type="Embed" ProgID="Equation.DSMT4" ShapeID="_x0000_i1123" DrawAspect="Content" ObjectID="_1853299027" r:id="rId172"/>
+                <o:OLEObject Type="Embed" ProgID="Equation.DSMT4" ShapeID="_x0000_i1123" DrawAspect="Content" ObjectID="_1854160830" r:id="rId172"/>
               </w:object>
             </w:r>
           </w:p>
@@ -11880,10 +11880,10 @@
                 <w:position w:val="-4"/>
               </w:rPr>
               <w:object w:dxaOrig="260" w:dyaOrig="260" w14:anchorId="21B314DC">
-                <v:shape id="_x0000_i1124" type="#_x0000_t75" style="width:16.85pt;height:11.7pt" o:ole="">
+                <v:shape id="_x0000_i1124" type="#_x0000_t75" style="width:16.5pt;height:12pt" o:ole="">
                   <v:imagedata r:id="rId139" o:title=""/>
                 </v:shape>
-                <o:OLEObject Type="Embed" ProgID="Equation.DSMT4" ShapeID="_x0000_i1124" DrawAspect="Content" ObjectID="_1853299028" r:id="rId173"/>
+                <o:OLEObject Type="Embed" ProgID="Equation.DSMT4" ShapeID="_x0000_i1124" DrawAspect="Content" ObjectID="_1854160831" r:id="rId173"/>
               </w:object>
             </w:r>
           </w:p>
@@ -11951,10 +11951,10 @@
                 <w:position w:val="-12"/>
               </w:rPr>
               <w:object w:dxaOrig="460" w:dyaOrig="380" w14:anchorId="5DB19FF9">
-                <v:shape id="_x0000_i1125" type="#_x0000_t75" style="width:23.35pt;height:18.8pt" o:ole="">
+                <v:shape id="_x0000_i1125" type="#_x0000_t75" style="width:23.25pt;height:18.75pt" o:ole="">
                   <v:imagedata r:id="rId174" o:title=""/>
                 </v:shape>
-                <o:OLEObject Type="Embed" ProgID="Equation.DSMT4" ShapeID="_x0000_i1125" DrawAspect="Content" ObjectID="_1853299029" r:id="rId175"/>
+                <o:OLEObject Type="Embed" ProgID="Equation.DSMT4" ShapeID="_x0000_i1125" DrawAspect="Content" ObjectID="_1854160832" r:id="rId175"/>
               </w:object>
             </w:r>
           </w:p>
@@ -12004,10 +12004,10 @@
                 <w:position w:val="-4"/>
               </w:rPr>
               <w:object w:dxaOrig="260" w:dyaOrig="260" w14:anchorId="00373AA1">
-                <v:shape id="_x0000_i1126" type="#_x0000_t75" style="width:16.85pt;height:11.7pt" o:ole="">
+                <v:shape id="_x0000_i1126" type="#_x0000_t75" style="width:16.5pt;height:12pt" o:ole="">
                   <v:imagedata r:id="rId139" o:title=""/>
                 </v:shape>
-                <o:OLEObject Type="Embed" ProgID="Equation.DSMT4" ShapeID="_x0000_i1126" DrawAspect="Content" ObjectID="_1853299030" r:id="rId176"/>
+                <o:OLEObject Type="Embed" ProgID="Equation.DSMT4" ShapeID="_x0000_i1126" DrawAspect="Content" ObjectID="_1854160833" r:id="rId176"/>
               </w:object>
             </w:r>
           </w:p>
@@ -12075,10 +12075,10 @@
                 <w:position w:val="-12"/>
               </w:rPr>
               <w:object w:dxaOrig="460" w:dyaOrig="380" w14:anchorId="6D948588">
-                <v:shape id="_x0000_i1127" type="#_x0000_t75" style="width:23.35pt;height:19.45pt" o:ole="">
+                <v:shape id="_x0000_i1127" type="#_x0000_t75" style="width:23.25pt;height:19.5pt" o:ole="">
                   <v:imagedata r:id="rId177" o:title=""/>
                 </v:shape>
-                <o:OLEObject Type="Embed" ProgID="Equation.DSMT4" ShapeID="_x0000_i1127" DrawAspect="Content" ObjectID="_1853299031" r:id="rId178"/>
+                <o:OLEObject Type="Embed" ProgID="Equation.DSMT4" ShapeID="_x0000_i1127" DrawAspect="Content" ObjectID="_1854160834" r:id="rId178"/>
               </w:object>
             </w:r>
           </w:p>
@@ -12128,10 +12128,10 @@
                 <w:position w:val="-4"/>
               </w:rPr>
               <w:object w:dxaOrig="260" w:dyaOrig="260" w14:anchorId="5870E36E">
-                <v:shape id="_x0000_i1128" type="#_x0000_t75" style="width:16.85pt;height:11.7pt" o:ole="">
+                <v:shape id="_x0000_i1128" type="#_x0000_t75" style="width:16.5pt;height:12pt" o:ole="">
                   <v:imagedata r:id="rId139" o:title=""/>
                 </v:shape>
-                <o:OLEObject Type="Embed" ProgID="Equation.DSMT4" ShapeID="_x0000_i1128" DrawAspect="Content" ObjectID="_1853299032" r:id="rId179"/>
+                <o:OLEObject Type="Embed" ProgID="Equation.DSMT4" ShapeID="_x0000_i1128" DrawAspect="Content" ObjectID="_1854160835" r:id="rId179"/>
               </w:object>
             </w:r>
           </w:p>
@@ -12199,10 +12199,10 @@
                 <w:position w:val="-12"/>
               </w:rPr>
               <w:object w:dxaOrig="520" w:dyaOrig="380" w14:anchorId="55BEFD01">
-                <v:shape id="_x0000_i1129" type="#_x0000_t75" style="width:25.95pt;height:19.45pt" o:ole="">
+                <v:shape id="_x0000_i1129" type="#_x0000_t75" style="width:26.25pt;height:19.5pt" o:ole="">
                   <v:imagedata r:id="rId180" o:title=""/>
                 </v:shape>
-                <o:OLEObject Type="Embed" ProgID="Equation.DSMT4" ShapeID="_x0000_i1129" DrawAspect="Content" ObjectID="_1853299033" r:id="rId181"/>
+                <o:OLEObject Type="Embed" ProgID="Equation.DSMT4" ShapeID="_x0000_i1129" DrawAspect="Content" ObjectID="_1854160836" r:id="rId181"/>
               </w:object>
             </w:r>
           </w:p>
@@ -12252,10 +12252,10 @@
                 <w:position w:val="-4"/>
               </w:rPr>
               <w:object w:dxaOrig="260" w:dyaOrig="260" w14:anchorId="671CF41C">
-                <v:shape id="_x0000_i1130" type="#_x0000_t75" style="width:16.85pt;height:11.7pt" o:ole="">
+                <v:shape id="_x0000_i1130" type="#_x0000_t75" style="width:16.5pt;height:12pt" o:ole="">
                   <v:imagedata r:id="rId139" o:title=""/>
                 </v:shape>
-                <o:OLEObject Type="Embed" ProgID="Equation.DSMT4" ShapeID="_x0000_i1130" DrawAspect="Content" ObjectID="_1853299034" r:id="rId182"/>
+                <o:OLEObject Type="Embed" ProgID="Equation.DSMT4" ShapeID="_x0000_i1130" DrawAspect="Content" ObjectID="_1854160837" r:id="rId182"/>
               </w:object>
             </w:r>
           </w:p>
@@ -12323,10 +12323,10 @@
                 <w:position w:val="-12"/>
               </w:rPr>
               <w:object w:dxaOrig="460" w:dyaOrig="380" w14:anchorId="4114E6C0">
-                <v:shape id="_x0000_i1131" type="#_x0000_t75" style="width:23.35pt;height:18.8pt" o:ole="">
+                <v:shape id="_x0000_i1131" type="#_x0000_t75" style="width:23.25pt;height:18.75pt" o:ole="">
                   <v:imagedata r:id="rId183" o:title=""/>
                 </v:shape>
-                <o:OLEObject Type="Embed" ProgID="Equation.DSMT4" ShapeID="_x0000_i1131" DrawAspect="Content" ObjectID="_1853299035" r:id="rId184"/>
+                <o:OLEObject Type="Embed" ProgID="Equation.DSMT4" ShapeID="_x0000_i1131" DrawAspect="Content" ObjectID="_1854160838" r:id="rId184"/>
               </w:object>
             </w:r>
           </w:p>
@@ -12373,10 +12373,10 @@
                 <w:position w:val="-4"/>
               </w:rPr>
               <w:object w:dxaOrig="260" w:dyaOrig="260" w14:anchorId="1685B05D">
-                <v:shape id="_x0000_i1132" type="#_x0000_t75" style="width:16.85pt;height:11.7pt" o:ole="">
+                <v:shape id="_x0000_i1132" type="#_x0000_t75" style="width:16.5pt;height:12pt" o:ole="">
                   <v:imagedata r:id="rId139" o:title=""/>
                 </v:shape>
-                <o:OLEObject Type="Embed" ProgID="Equation.DSMT4" ShapeID="_x0000_i1132" DrawAspect="Content" ObjectID="_1853299036" r:id="rId185"/>
+                <o:OLEObject Type="Embed" ProgID="Equation.DSMT4" ShapeID="_x0000_i1132" DrawAspect="Content" ObjectID="_1854160839" r:id="rId185"/>
               </w:object>
             </w:r>
           </w:p>
@@ -12444,10 +12444,10 @@
                 <w:position w:val="-12"/>
               </w:rPr>
               <w:object w:dxaOrig="480" w:dyaOrig="360" w14:anchorId="77F27F83">
-                <v:shape id="_x0000_i1133" type="#_x0000_t75" style="width:23.35pt;height:17.5pt" o:ole="">
+                <v:shape id="_x0000_i1133" type="#_x0000_t75" style="width:23.25pt;height:17.25pt" o:ole="">
                   <v:imagedata r:id="rId186" o:title=""/>
                 </v:shape>
-                <o:OLEObject Type="Embed" ProgID="Equation.DSMT4" ShapeID="_x0000_i1133" DrawAspect="Content" ObjectID="_1853299037" r:id="rId187"/>
+                <o:OLEObject Type="Embed" ProgID="Equation.DSMT4" ShapeID="_x0000_i1133" DrawAspect="Content" ObjectID="_1854160840" r:id="rId187"/>
               </w:object>
             </w:r>
           </w:p>
@@ -12492,10 +12492,10 @@
                 <w:position w:val="-4"/>
               </w:rPr>
               <w:object w:dxaOrig="260" w:dyaOrig="260" w14:anchorId="49F86112">
-                <v:shape id="_x0000_i1134" type="#_x0000_t75" style="width:16.85pt;height:11.7pt" o:ole="">
+                <v:shape id="_x0000_i1134" type="#_x0000_t75" style="width:16.5pt;height:12pt" o:ole="">
                   <v:imagedata r:id="rId139" o:title=""/>
                 </v:shape>
-                <o:OLEObject Type="Embed" ProgID="Equation.DSMT4" ShapeID="_x0000_i1134" DrawAspect="Content" ObjectID="_1853299038" r:id="rId188"/>
+                <o:OLEObject Type="Embed" ProgID="Equation.DSMT4" ShapeID="_x0000_i1134" DrawAspect="Content" ObjectID="_1854160841" r:id="rId188"/>
               </w:object>
             </w:r>
           </w:p>
@@ -12563,10 +12563,10 @@
                 <w:position w:val="-12"/>
               </w:rPr>
               <w:object w:dxaOrig="260" w:dyaOrig="360" w14:anchorId="47702EA9">
-                <v:shape id="_x0000_i1135" type="#_x0000_t75" style="width:13.6pt;height:17.5pt" o:ole="">
+                <v:shape id="_x0000_i1135" type="#_x0000_t75" style="width:13.5pt;height:17.25pt" o:ole="">
                   <v:imagedata r:id="rId189" o:title=""/>
                 </v:shape>
-                <o:OLEObject Type="Embed" ProgID="Equation.DSMT4" ShapeID="_x0000_i1135" DrawAspect="Content" ObjectID="_1853299039" r:id="rId190"/>
+                <o:OLEObject Type="Embed" ProgID="Equation.DSMT4" ShapeID="_x0000_i1135" DrawAspect="Content" ObjectID="_1854160842" r:id="rId190"/>
               </w:object>
             </w:r>
           </w:p>
@@ -12613,10 +12613,10 @@
                 <w:position w:val="-4"/>
               </w:rPr>
               <w:object w:dxaOrig="260" w:dyaOrig="260" w14:anchorId="6E8785E0">
-                <v:shape id="_x0000_i1136" type="#_x0000_t75" style="width:16.85pt;height:11.7pt" o:ole="">
+                <v:shape id="_x0000_i1136" type="#_x0000_t75" style="width:16.5pt;height:12pt" o:ole="">
                   <v:imagedata r:id="rId139" o:title=""/>
                 </v:shape>
-                <o:OLEObject Type="Embed" ProgID="Equation.DSMT4" ShapeID="_x0000_i1136" DrawAspect="Content" ObjectID="_1853299040" r:id="rId191"/>
+                <o:OLEObject Type="Embed" ProgID="Equation.DSMT4" ShapeID="_x0000_i1136" DrawAspect="Content" ObjectID="_1854160843" r:id="rId191"/>
               </w:object>
             </w:r>
           </w:p>
@@ -12684,10 +12684,10 @@
                 <w:position w:val="-12"/>
               </w:rPr>
               <w:object w:dxaOrig="560" w:dyaOrig="360" w14:anchorId="68D92832">
-                <v:shape id="_x0000_i1137" type="#_x0000_t75" style="width:27.9pt;height:17.5pt" o:ole="">
+                <v:shape id="_x0000_i1137" type="#_x0000_t75" style="width:27.75pt;height:17.25pt" o:ole="">
                   <v:imagedata r:id="rId192" o:title=""/>
                 </v:shape>
-                <o:OLEObject Type="Embed" ProgID="Equation.DSMT4" ShapeID="_x0000_i1137" DrawAspect="Content" ObjectID="_1853299041" r:id="rId193"/>
+                <o:OLEObject Type="Embed" ProgID="Equation.DSMT4" ShapeID="_x0000_i1137" DrawAspect="Content" ObjectID="_1854160844" r:id="rId193"/>
               </w:object>
             </w:r>
           </w:p>
@@ -12734,10 +12734,10 @@
                 <w:position w:val="-4"/>
               </w:rPr>
               <w:object w:dxaOrig="260" w:dyaOrig="260" w14:anchorId="21F2CA1A">
-                <v:shape id="_x0000_i1138" type="#_x0000_t75" style="width:16.85pt;height:11.7pt" o:ole="">
+                <v:shape id="_x0000_i1138" type="#_x0000_t75" style="width:16.5pt;height:12pt" o:ole="">
                   <v:imagedata r:id="rId139" o:title=""/>
                 </v:shape>
-                <o:OLEObject Type="Embed" ProgID="Equation.DSMT4" ShapeID="_x0000_i1138" DrawAspect="Content" ObjectID="_1853299042" r:id="rId194"/>
+                <o:OLEObject Type="Embed" ProgID="Equation.DSMT4" ShapeID="_x0000_i1138" DrawAspect="Content" ObjectID="_1854160845" r:id="rId194"/>
               </w:object>
             </w:r>
           </w:p>
@@ -13952,10 +13952,10 @@
           <w:position w:val="-4"/>
         </w:rPr>
         <w:object w:dxaOrig="200" w:dyaOrig="200" w14:anchorId="465EE109">
-          <v:shape id="_x0000_i1139" type="#_x0000_t75" style="width:10.4pt;height:10.4pt" o:ole="">
+          <v:shape id="_x0000_i1139" type="#_x0000_t75" style="width:10.5pt;height:10.5pt" o:ole="">
             <v:imagedata r:id="rId195" o:title=""/>
           </v:shape>
-          <o:OLEObject Type="Embed" ProgID="Equation.DSMT4" ShapeID="_x0000_i1139" DrawAspect="Content" ObjectID="_1853299043" r:id="rId196"/>
+          <o:OLEObject Type="Embed" ProgID="Equation.DSMT4" ShapeID="_x0000_i1139" DrawAspect="Content" ObjectID="_1854160846" r:id="rId196"/>
         </w:object>
       </w:r>
       <w:r>
@@ -13975,10 +13975,10 @@
           <w:position w:val="-6"/>
         </w:rPr>
         <w:object w:dxaOrig="200" w:dyaOrig="279" w14:anchorId="1DAFB371">
-          <v:shape id="_x0000_i1140" type="#_x0000_t75" style="width:10.4pt;height:14.25pt" o:ole="">
+          <v:shape id="_x0000_i1140" type="#_x0000_t75" style="width:10.5pt;height:14.25pt" o:ole="">
             <v:imagedata r:id="rId197" o:title=""/>
           </v:shape>
-          <o:OLEObject Type="Embed" ProgID="Equation.DSMT4" ShapeID="_x0000_i1140" DrawAspect="Content" ObjectID="_1853299044" r:id="rId198"/>
+          <o:OLEObject Type="Embed" ProgID="Equation.DSMT4" ShapeID="_x0000_i1140" DrawAspect="Content" ObjectID="_1854160847" r:id="rId198"/>
         </w:object>
       </w:r>
       <w:r>
@@ -14006,10 +14006,10 @@
           <w:position w:val="-4"/>
         </w:rPr>
         <w:object w:dxaOrig="200" w:dyaOrig="200" w14:anchorId="7D369F3F">
-          <v:shape id="_x0000_i1141" type="#_x0000_t75" style="width:10.4pt;height:10.4pt" o:ole="">
+          <v:shape id="_x0000_i1141" type="#_x0000_t75" style="width:10.5pt;height:10.5pt" o:ole="">
             <v:imagedata r:id="rId199" o:title=""/>
           </v:shape>
-          <o:OLEObject Type="Embed" ProgID="Equation.DSMT4" ShapeID="_x0000_i1141" DrawAspect="Content" ObjectID="_1853299045" r:id="rId200"/>
+          <o:OLEObject Type="Embed" ProgID="Equation.DSMT4" ShapeID="_x0000_i1141" DrawAspect="Content" ObjectID="_1854160848" r:id="rId200"/>
         </w:object>
       </w:r>
       <w:r>
@@ -14056,10 +14056,10 @@
           <w:lang w:eastAsia="fr-CM"/>
         </w:rPr>
         <w:object w:dxaOrig="380" w:dyaOrig="279" w14:anchorId="61EA464F">
-          <v:shape id="_x0000_i1142" type="#_x0000_t75" style="width:18.8pt;height:14.25pt" o:ole="">
+          <v:shape id="_x0000_i1142" type="#_x0000_t75" style="width:18.75pt;height:14.25pt" o:ole="">
             <v:imagedata r:id="rId201" o:title=""/>
           </v:shape>
-          <o:OLEObject Type="Embed" ProgID="Equation.DSMT4" ShapeID="_x0000_i1142" DrawAspect="Content" ObjectID="_1853299046" r:id="rId202"/>
+          <o:OLEObject Type="Embed" ProgID="Equation.DSMT4" ShapeID="_x0000_i1142" DrawAspect="Content" ObjectID="_1854160849" r:id="rId202"/>
         </w:object>
       </w:r>
       <w:r>
@@ -14073,10 +14073,10 @@
           <w:position w:val="-10"/>
         </w:rPr>
         <w:object w:dxaOrig="200" w:dyaOrig="300" w14:anchorId="739831DE">
-          <v:shape id="_x0000_i1143" type="#_x0000_t75" style="width:10.4pt;height:14.9pt" o:ole="">
+          <v:shape id="_x0000_i1143" type="#_x0000_t75" style="width:10.5pt;height:15pt" o:ole="">
             <v:imagedata r:id="rId203" o:title=""/>
           </v:shape>
-          <o:OLEObject Type="Embed" ProgID="Equation.DSMT4" ShapeID="_x0000_i1143" DrawAspect="Content" ObjectID="_1853299047" r:id="rId204"/>
+          <o:OLEObject Type="Embed" ProgID="Equation.DSMT4" ShapeID="_x0000_i1143" DrawAspect="Content" ObjectID="_1854160850" r:id="rId204"/>
         </w:object>
       </w:r>
       <w:r>
@@ -14129,10 +14129,10 @@
           <w:position w:val="-12"/>
         </w:rPr>
         <w:object w:dxaOrig="260" w:dyaOrig="360" w14:anchorId="0CAE26FE">
-          <v:shape id="_x0000_i1144" type="#_x0000_t75" style="width:12.95pt;height:17.5pt" o:ole="">
+          <v:shape id="_x0000_i1144" type="#_x0000_t75" style="width:12.75pt;height:17.25pt" o:ole="">
             <v:imagedata r:id="rId205" o:title=""/>
           </v:shape>
-          <o:OLEObject Type="Embed" ProgID="Equation.DSMT4" ShapeID="_x0000_i1144" DrawAspect="Content" ObjectID="_1853299048" r:id="rId206"/>
+          <o:OLEObject Type="Embed" ProgID="Equation.DSMT4" ShapeID="_x0000_i1144" DrawAspect="Content" ObjectID="_1854160851" r:id="rId206"/>
         </w:object>
       </w:r>
       <w:r>
@@ -14146,10 +14146,10 @@
           <w:position w:val="-12"/>
         </w:rPr>
         <w:object w:dxaOrig="279" w:dyaOrig="380" w14:anchorId="22E7BF57">
-          <v:shape id="_x0000_i1145" type="#_x0000_t75" style="width:14.25pt;height:18.8pt" o:ole="">
+          <v:shape id="_x0000_i1145" type="#_x0000_t75" style="width:14.25pt;height:18.75pt" o:ole="">
             <v:imagedata r:id="rId207" o:title=""/>
           </v:shape>
-          <o:OLEObject Type="Embed" ProgID="Equation.DSMT4" ShapeID="_x0000_i1145" DrawAspect="Content" ObjectID="_1853299049" r:id="rId208"/>
+          <o:OLEObject Type="Embed" ProgID="Equation.DSMT4" ShapeID="_x0000_i1145" DrawAspect="Content" ObjectID="_1854160852" r:id="rId208"/>
         </w:object>
       </w:r>
       <w:r>
@@ -14171,10 +14171,10 @@
           <w:position w:val="-12"/>
         </w:rPr>
         <w:object w:dxaOrig="260" w:dyaOrig="360" w14:anchorId="0D7B9160">
-          <v:shape id="_x0000_i1146" type="#_x0000_t75" style="width:12.95pt;height:17.5pt" o:ole="">
+          <v:shape id="_x0000_i1146" type="#_x0000_t75" style="width:12.75pt;height:17.25pt" o:ole="">
             <v:imagedata r:id="rId209" o:title=""/>
           </v:shape>
-          <o:OLEObject Type="Embed" ProgID="Equation.DSMT4" ShapeID="_x0000_i1146" DrawAspect="Content" ObjectID="_1853299050" r:id="rId210"/>
+          <o:OLEObject Type="Embed" ProgID="Equation.DSMT4" ShapeID="_x0000_i1146" DrawAspect="Content" ObjectID="_1854160853" r:id="rId210"/>
         </w:object>
       </w:r>
       <w:r>
@@ -14188,10 +14188,10 @@
           <w:position w:val="-12"/>
         </w:rPr>
         <w:object w:dxaOrig="300" w:dyaOrig="380" w14:anchorId="5884BE54">
-          <v:shape id="_x0000_i1147" type="#_x0000_t75" style="width:14.9pt;height:18.8pt" o:ole="">
+          <v:shape id="_x0000_i1147" type="#_x0000_t75" style="width:15pt;height:18.75pt" o:ole="">
             <v:imagedata r:id="rId211" o:title=""/>
           </v:shape>
-          <o:OLEObject Type="Embed" ProgID="Equation.DSMT4" ShapeID="_x0000_i1147" DrawAspect="Content" ObjectID="_1853299051" r:id="rId212"/>
+          <o:OLEObject Type="Embed" ProgID="Equation.DSMT4" ShapeID="_x0000_i1147" DrawAspect="Content" ObjectID="_1854160854" r:id="rId212"/>
         </w:object>
       </w:r>
       <w:r>
@@ -14213,10 +14213,10 @@
           <w:position w:val="-12"/>
         </w:rPr>
         <w:object w:dxaOrig="240" w:dyaOrig="360" w14:anchorId="54DDEFE9">
-          <v:shape id="_x0000_i1148" type="#_x0000_t75" style="width:12.3pt;height:17.5pt" o:ole="">
+          <v:shape id="_x0000_i1148" type="#_x0000_t75" style="width:12pt;height:17.25pt" o:ole="">
             <v:imagedata r:id="rId213" o:title=""/>
           </v:shape>
-          <o:OLEObject Type="Embed" ProgID="Equation.DSMT4" ShapeID="_x0000_i1148" DrawAspect="Content" ObjectID="_1853299052" r:id="rId214"/>
+          <o:OLEObject Type="Embed" ProgID="Equation.DSMT4" ShapeID="_x0000_i1148" DrawAspect="Content" ObjectID="_1854160855" r:id="rId214"/>
         </w:object>
       </w:r>
       <w:r>
@@ -14230,10 +14230,10 @@
           <w:position w:val="-12"/>
         </w:rPr>
         <w:object w:dxaOrig="279" w:dyaOrig="380" w14:anchorId="6149AE2F">
-          <v:shape id="_x0000_i1149" type="#_x0000_t75" style="width:14.25pt;height:18.8pt" o:ole="">
+          <v:shape id="_x0000_i1149" type="#_x0000_t75" style="width:14.25pt;height:18.75pt" o:ole="">
             <v:imagedata r:id="rId215" o:title=""/>
           </v:shape>
-          <o:OLEObject Type="Embed" ProgID="Equation.DSMT4" ShapeID="_x0000_i1149" DrawAspect="Content" ObjectID="_1853299053" r:id="rId216"/>
+          <o:OLEObject Type="Embed" ProgID="Equation.DSMT4" ShapeID="_x0000_i1149" DrawAspect="Content" ObjectID="_1854160856" r:id="rId216"/>
         </w:object>
       </w:r>
       <w:r>
@@ -14255,10 +14255,10 @@
           <w:position w:val="-12"/>
         </w:rPr>
         <w:object w:dxaOrig="260" w:dyaOrig="360" w14:anchorId="044E5E1C">
-          <v:shape id="_x0000_i1150" type="#_x0000_t75" style="width:12.95pt;height:17.5pt" o:ole="">
+          <v:shape id="_x0000_i1150" type="#_x0000_t75" style="width:12.75pt;height:17.25pt" o:ole="">
             <v:imagedata r:id="rId217" o:title=""/>
           </v:shape>
-          <o:OLEObject Type="Embed" ProgID="Equation.DSMT4" ShapeID="_x0000_i1150" DrawAspect="Content" ObjectID="_1853299054" r:id="rId218"/>
+          <o:OLEObject Type="Embed" ProgID="Equation.DSMT4" ShapeID="_x0000_i1150" DrawAspect="Content" ObjectID="_1854160857" r:id="rId218"/>
         </w:object>
       </w:r>
       <w:r>
@@ -14272,10 +14272,10 @@
           <w:position w:val="-12"/>
         </w:rPr>
         <w:object w:dxaOrig="340" w:dyaOrig="380" w14:anchorId="4D7CFE76">
-          <v:shape id="_x0000_i1151" type="#_x0000_t75" style="width:16.85pt;height:18.8pt" o:ole="">
+          <v:shape id="_x0000_i1151" type="#_x0000_t75" style="width:16.5pt;height:18.75pt" o:ole="">
             <v:imagedata r:id="rId219" o:title=""/>
           </v:shape>
-          <o:OLEObject Type="Embed" ProgID="Equation.DSMT4" ShapeID="_x0000_i1151" DrawAspect="Content" ObjectID="_1853299055" r:id="rId220"/>
+          <o:OLEObject Type="Embed" ProgID="Equation.DSMT4" ShapeID="_x0000_i1151" DrawAspect="Content" ObjectID="_1854160858" r:id="rId220"/>
         </w:object>
       </w:r>
       <w:r>
@@ -14358,10 +14358,10 @@
           <w:position w:val="-4"/>
         </w:rPr>
         <w:object w:dxaOrig="240" w:dyaOrig="260" w14:anchorId="2C2CE939">
-          <v:shape id="_x0000_i1152" type="#_x0000_t75" style="width:12.3pt;height:12.95pt" o:ole="">
+          <v:shape id="_x0000_i1152" type="#_x0000_t75" style="width:12pt;height:12.75pt" o:ole="">
             <v:imagedata r:id="rId221" o:title=""/>
           </v:shape>
-          <o:OLEObject Type="Embed" ProgID="Equation.DSMT4" ShapeID="_x0000_i1152" DrawAspect="Content" ObjectID="_1853299056" r:id="rId222"/>
+          <o:OLEObject Type="Embed" ProgID="Equation.DSMT4" ShapeID="_x0000_i1152" DrawAspect="Content" ObjectID="_1854160859" r:id="rId222"/>
         </w:object>
       </w:r>
       <w:r>
@@ -14375,10 +14375,10 @@
           <w:position w:val="-4"/>
         </w:rPr>
         <w:object w:dxaOrig="240" w:dyaOrig="260" w14:anchorId="7EEFF510">
-          <v:shape id="_x0000_i1153" type="#_x0000_t75" style="width:12.3pt;height:12.95pt" o:ole="">
+          <v:shape id="_x0000_i1153" type="#_x0000_t75" style="width:12pt;height:12.75pt" o:ole="">
             <v:imagedata r:id="rId223" o:title=""/>
           </v:shape>
-          <o:OLEObject Type="Embed" ProgID="Equation.DSMT4" ShapeID="_x0000_i1153" DrawAspect="Content" ObjectID="_1853299057" r:id="rId224"/>
+          <o:OLEObject Type="Embed" ProgID="Equation.DSMT4" ShapeID="_x0000_i1153" DrawAspect="Content" ObjectID="_1854160860" r:id="rId224"/>
         </w:object>
       </w:r>
       <w:r>
@@ -14400,10 +14400,10 @@
           <w:position w:val="-4"/>
         </w:rPr>
         <w:object w:dxaOrig="240" w:dyaOrig="260" w14:anchorId="5289F89A">
-          <v:shape id="_x0000_i1154" type="#_x0000_t75" style="width:12.3pt;height:12.95pt" o:ole="">
+          <v:shape id="_x0000_i1154" type="#_x0000_t75" style="width:12pt;height:12.75pt" o:ole="">
             <v:imagedata r:id="rId225" o:title=""/>
           </v:shape>
-          <o:OLEObject Type="Embed" ProgID="Equation.DSMT4" ShapeID="_x0000_i1154" DrawAspect="Content" ObjectID="_1853299058" r:id="rId226"/>
+          <o:OLEObject Type="Embed" ProgID="Equation.DSMT4" ShapeID="_x0000_i1154" DrawAspect="Content" ObjectID="_1854160861" r:id="rId226"/>
         </w:object>
       </w:r>
       <w:r>
@@ -14426,10 +14426,10 @@
           <w:lang w:eastAsia="fr-CM"/>
         </w:rPr>
         <w:object w:dxaOrig="360" w:dyaOrig="279" w14:anchorId="30077168">
-          <v:shape id="_x0000_i1155" type="#_x0000_t75" style="width:17.5pt;height:14.25pt" o:ole="">
+          <v:shape id="_x0000_i1155" type="#_x0000_t75" style="width:17.25pt;height:14.25pt" o:ole="">
             <v:imagedata r:id="rId227" o:title=""/>
           </v:shape>
-          <o:OLEObject Type="Embed" ProgID="Equation.DSMT4" ShapeID="_x0000_i1155" DrawAspect="Content" ObjectID="_1853299059" r:id="rId228"/>
+          <o:OLEObject Type="Embed" ProgID="Equation.DSMT4" ShapeID="_x0000_i1155" DrawAspect="Content" ObjectID="_1854160862" r:id="rId228"/>
         </w:object>
       </w:r>
       <w:r>
@@ -14451,10 +14451,10 @@
           <w:position w:val="-6"/>
         </w:rPr>
         <w:object w:dxaOrig="240" w:dyaOrig="279" w14:anchorId="7EB9B4CD">
-          <v:shape id="_x0000_i1156" type="#_x0000_t75" style="width:12.3pt;height:14.25pt" o:ole="">
+          <v:shape id="_x0000_i1156" type="#_x0000_t75" style="width:12pt;height:14.25pt" o:ole="">
             <v:imagedata r:id="rId229" o:title=""/>
           </v:shape>
-          <o:OLEObject Type="Embed" ProgID="Equation.DSMT4" ShapeID="_x0000_i1156" DrawAspect="Content" ObjectID="_1853299060" r:id="rId230"/>
+          <o:OLEObject Type="Embed" ProgID="Equation.DSMT4" ShapeID="_x0000_i1156" DrawAspect="Content" ObjectID="_1854160863" r:id="rId230"/>
         </w:object>
       </w:r>
       <w:r>
@@ -14488,10 +14488,10 @@
           <w:position w:val="-6"/>
         </w:rPr>
         <w:object w:dxaOrig="400" w:dyaOrig="279" w14:anchorId="0B7296CB">
-          <v:shape id="_x0000_i1157" type="#_x0000_t75" style="width:20.75pt;height:14.25pt" o:ole="">
+          <v:shape id="_x0000_i1157" type="#_x0000_t75" style="width:21pt;height:14.25pt" o:ole="">
             <v:imagedata r:id="rId231" o:title=""/>
           </v:shape>
-          <o:OLEObject Type="Embed" ProgID="Equation.DSMT4" ShapeID="_x0000_i1157" DrawAspect="Content" ObjectID="_1853299061" r:id="rId232"/>
+          <o:OLEObject Type="Embed" ProgID="Equation.DSMT4" ShapeID="_x0000_i1157" DrawAspect="Content" ObjectID="_1854160864" r:id="rId232"/>
         </w:object>
       </w:r>
       <w:r>
@@ -14513,10 +14513,10 @@
           <w:position w:val="-4"/>
         </w:rPr>
         <w:object w:dxaOrig="400" w:dyaOrig="260" w14:anchorId="304DA1F9">
-          <v:shape id="_x0000_i1158" type="#_x0000_t75" style="width:20.75pt;height:12.95pt" o:ole="">
+          <v:shape id="_x0000_i1158" type="#_x0000_t75" style="width:21pt;height:12.75pt" o:ole="">
             <v:imagedata r:id="rId233" o:title=""/>
           </v:shape>
-          <o:OLEObject Type="Embed" ProgID="Equation.DSMT4" ShapeID="_x0000_i1158" DrawAspect="Content" ObjectID="_1853299062" r:id="rId234"/>
+          <o:OLEObject Type="Embed" ProgID="Equation.DSMT4" ShapeID="_x0000_i1158" DrawAspect="Content" ObjectID="_1854160865" r:id="rId234"/>
         </w:object>
       </w:r>
       <w:r>
@@ -14530,10 +14530,10 @@
           <w:position w:val="-6"/>
         </w:rPr>
         <w:object w:dxaOrig="540" w:dyaOrig="279" w14:anchorId="11193066">
-          <v:shape id="_x0000_i1159" type="#_x0000_t75" style="width:27.25pt;height:14.25pt" o:ole="">
+          <v:shape id="_x0000_i1159" type="#_x0000_t75" style="width:27pt;height:14.25pt" o:ole="">
             <v:imagedata r:id="rId235" o:title=""/>
           </v:shape>
-          <o:OLEObject Type="Embed" ProgID="Equation.DSMT4" ShapeID="_x0000_i1159" DrawAspect="Content" ObjectID="_1853299063" r:id="rId236"/>
+          <o:OLEObject Type="Embed" ProgID="Equation.DSMT4" ShapeID="_x0000_i1159" DrawAspect="Content" ObjectID="_1854160866" r:id="rId236"/>
         </w:object>
       </w:r>
       <w:r>
@@ -14569,10 +14569,10 @@
           <w:position w:val="-4"/>
         </w:rPr>
         <w:object w:dxaOrig="279" w:dyaOrig="260" w14:anchorId="32CCCDDE">
-          <v:shape id="_x0000_i1160" type="#_x0000_t75" style="width:14.25pt;height:12.95pt" o:ole="">
+          <v:shape id="_x0000_i1160" type="#_x0000_t75" style="width:14.25pt;height:12.75pt" o:ole="">
             <v:imagedata r:id="rId237" o:title=""/>
           </v:shape>
-          <o:OLEObject Type="Embed" ProgID="Equation.DSMT4" ShapeID="_x0000_i1160" DrawAspect="Content" ObjectID="_1853299064" r:id="rId238"/>
+          <o:OLEObject Type="Embed" ProgID="Equation.DSMT4" ShapeID="_x0000_i1160" DrawAspect="Content" ObjectID="_1854160867" r:id="rId238"/>
         </w:object>
       </w:r>
       <w:r>
@@ -14594,10 +14594,10 @@
           <w:position w:val="-4"/>
         </w:rPr>
         <w:object w:dxaOrig="260" w:dyaOrig="260" w14:anchorId="35E53E44">
-          <v:shape id="_x0000_i1161" type="#_x0000_t75" style="width:12.95pt;height:12.95pt" o:ole="">
+          <v:shape id="_x0000_i1161" type="#_x0000_t75" style="width:12.75pt;height:12.75pt" o:ole="">
             <v:imagedata r:id="rId239" o:title=""/>
           </v:shape>
-          <o:OLEObject Type="Embed" ProgID="Equation.DSMT4" ShapeID="_x0000_i1161" DrawAspect="Content" ObjectID="_1853299065" r:id="rId240"/>
+          <o:OLEObject Type="Embed" ProgID="Equation.DSMT4" ShapeID="_x0000_i1161" DrawAspect="Content" ObjectID="_1854160868" r:id="rId240"/>
         </w:object>
       </w:r>
       <w:r>
@@ -14619,10 +14619,10 @@
           <w:position w:val="-4"/>
         </w:rPr>
         <w:object w:dxaOrig="240" w:dyaOrig="260" w14:anchorId="3CDDBF8D">
-          <v:shape id="_x0000_i1162" type="#_x0000_t75" style="width:12.3pt;height:12.95pt" o:ole="">
+          <v:shape id="_x0000_i1162" type="#_x0000_t75" style="width:12pt;height:12.75pt" o:ole="">
             <v:imagedata r:id="rId241" o:title=""/>
           </v:shape>
-          <o:OLEObject Type="Embed" ProgID="Equation.DSMT4" ShapeID="_x0000_i1162" DrawAspect="Content" ObjectID="_1853299066" r:id="rId242"/>
+          <o:OLEObject Type="Embed" ProgID="Equation.DSMT4" ShapeID="_x0000_i1162" DrawAspect="Content" ObjectID="_1854160869" r:id="rId242"/>
         </w:object>
       </w:r>
       <w:r>
@@ -14644,10 +14644,10 @@
           <w:position w:val="-6"/>
         </w:rPr>
         <w:object w:dxaOrig="260" w:dyaOrig="279" w14:anchorId="611F9B55">
-          <v:shape id="_x0000_i1163" type="#_x0000_t75" style="width:12.95pt;height:14.25pt" o:ole="">
+          <v:shape id="_x0000_i1163" type="#_x0000_t75" style="width:12.75pt;height:14.25pt" o:ole="">
             <v:imagedata r:id="rId243" o:title=""/>
           </v:shape>
-          <o:OLEObject Type="Embed" ProgID="Equation.DSMT4" ShapeID="_x0000_i1163" DrawAspect="Content" ObjectID="_1853299067" r:id="rId244"/>
+          <o:OLEObject Type="Embed" ProgID="Equation.DSMT4" ShapeID="_x0000_i1163" DrawAspect="Content" ObjectID="_1854160870" r:id="rId244"/>
         </w:object>
       </w:r>
       <w:r>
@@ -14669,10 +14669,10 @@
           <w:position w:val="-6"/>
         </w:rPr>
         <w:object w:dxaOrig="380" w:dyaOrig="279" w14:anchorId="70A17706">
-          <v:shape id="_x0000_i1164" type="#_x0000_t75" style="width:18.8pt;height:14.25pt" o:ole="">
+          <v:shape id="_x0000_i1164" type="#_x0000_t75" style="width:18.75pt;height:14.25pt" o:ole="">
             <v:imagedata r:id="rId245" o:title=""/>
           </v:shape>
-          <o:OLEObject Type="Embed" ProgID="Equation.DSMT4" ShapeID="_x0000_i1164" DrawAspect="Content" ObjectID="_1853299068" r:id="rId246"/>
+          <o:OLEObject Type="Embed" ProgID="Equation.DSMT4" ShapeID="_x0000_i1164" DrawAspect="Content" ObjectID="_1854160871" r:id="rId246"/>
         </w:object>
       </w:r>
       <w:r>
@@ -14707,10 +14707,10 @@
           <w:position w:val="-6"/>
         </w:rPr>
         <w:object w:dxaOrig="200" w:dyaOrig="220" w14:anchorId="47B83D54">
-          <v:shape id="_x0000_i1165" type="#_x0000_t75" style="width:10.4pt;height:11.05pt" o:ole="">
+          <v:shape id="_x0000_i1165" type="#_x0000_t75" style="width:10.5pt;height:11.25pt" o:ole="">
             <v:imagedata r:id="rId247" o:title=""/>
           </v:shape>
-          <o:OLEObject Type="Embed" ProgID="Equation.DSMT4" ShapeID="_x0000_i1165" DrawAspect="Content" ObjectID="_1853299069" r:id="rId248"/>
+          <o:OLEObject Type="Embed" ProgID="Equation.DSMT4" ShapeID="_x0000_i1165" DrawAspect="Content" ObjectID="_1854160872" r:id="rId248"/>
         </w:object>
       </w:r>
       <w:r>
@@ -14724,10 +14724,10 @@
           <w:position w:val="-6"/>
         </w:rPr>
         <w:object w:dxaOrig="300" w:dyaOrig="320" w14:anchorId="1C78DCDE">
-          <v:shape id="_x0000_i1166" type="#_x0000_t75" style="width:14.9pt;height:15.55pt" o:ole="">
+          <v:shape id="_x0000_i1166" type="#_x0000_t75" style="width:15pt;height:15.75pt" o:ole="">
             <v:imagedata r:id="rId249" o:title=""/>
           </v:shape>
-          <o:OLEObject Type="Embed" ProgID="Equation.DSMT4" ShapeID="_x0000_i1166" DrawAspect="Content" ObjectID="_1853299070" r:id="rId250"/>
+          <o:OLEObject Type="Embed" ProgID="Equation.DSMT4" ShapeID="_x0000_i1166" DrawAspect="Content" ObjectID="_1854160873" r:id="rId250"/>
         </w:object>
       </w:r>
       <w:r>
@@ -14838,43 +14838,92 @@
         <w:commentReference w:id="22"/>
       </w:r>
     </w:p>
-    <w:p/>
     <w:p>
-      <w:pPr>
-        <w:pStyle w:val="Titre3"/>
-      </w:pPr>
+      <w:r>
+        <w:t xml:space="preserve">Ainsi lors de la faillite </w:t>
+      </w:r>
+      <w:proofErr w:type="gramStart"/>
+      <w:r>
+        <w:t>d’un entreprise</w:t>
+      </w:r>
+      <w:proofErr w:type="gramEnd"/>
+      <w:r>
+        <w:t xml:space="preserve"> que fait </w:t>
+      </w:r>
       <w:proofErr w:type="spellStart"/>
       <w:r>
-        <w:lastRenderedPageBreak/>
-        <w:t>Complement</w:t>
+        <w:t>t’on</w:t>
       </w:r>
       <w:proofErr w:type="spellEnd"/>
       <w:r>
-        <w:t xml:space="preserve"> aux </w:t>
+        <w:t xml:space="preserve"> des actifs et passifs </w:t>
       </w:r>
       <w:proofErr w:type="spellStart"/>
       <w:r>
-        <w:t>ambiguites</w:t>
-      </w:r>
-      <w:proofErr w:type="spellEnd"/>
-      <w:r>
-        <w:t xml:space="preserve"> sur la </w:t>
-      </w:r>
-      <w:proofErr w:type="spellStart"/>
-      <w:r>
-        <w:t>sequence</w:t>
-      </w:r>
-      <w:proofErr w:type="spellEnd"/>
-      <w:r>
-        <w:t xml:space="preserve"> des </w:t>
-      </w:r>
-      <w:proofErr w:type="spellStart"/>
-      <w:r>
-        <w:t>evenements</w:t>
+        <w:t>residuels</w:t>
       </w:r>
       <w:proofErr w:type="spellEnd"/>
     </w:p>
     <w:p>
+      <w:pPr>
+        <w:pStyle w:val="Titre3"/>
+        <w:rPr>
+          <w:lang w:val="fr-CM"/>
+        </w:rPr>
+      </w:pPr>
+      <w:proofErr w:type="spellStart"/>
+      <w:r>
+        <w:rPr>
+          <w:lang w:val="fr-CM"/>
+        </w:rPr>
+        <w:lastRenderedPageBreak/>
+        <w:t>Complement</w:t>
+      </w:r>
+      <w:proofErr w:type="spellEnd"/>
+      <w:r>
+        <w:rPr>
+          <w:lang w:val="fr-CM"/>
+        </w:rPr>
+        <w:t xml:space="preserve"> aux </w:t>
+      </w:r>
+      <w:proofErr w:type="spellStart"/>
+      <w:r>
+        <w:rPr>
+          <w:lang w:val="fr-CM"/>
+        </w:rPr>
+        <w:t>ambiguites</w:t>
+      </w:r>
+      <w:proofErr w:type="spellEnd"/>
+      <w:r>
+        <w:rPr>
+          <w:lang w:val="fr-CM"/>
+        </w:rPr>
+        <w:t xml:space="preserve"> sur la </w:t>
+      </w:r>
+      <w:proofErr w:type="spellStart"/>
+      <w:r>
+        <w:rPr>
+          <w:lang w:val="fr-CM"/>
+        </w:rPr>
+        <w:t>sequence</w:t>
+      </w:r>
+      <w:proofErr w:type="spellEnd"/>
+      <w:r>
+        <w:rPr>
+          <w:lang w:val="fr-CM"/>
+        </w:rPr>
+        <w:t xml:space="preserve"> des </w:t>
+      </w:r>
+      <w:proofErr w:type="spellStart"/>
+      <w:r>
+        <w:rPr>
+          <w:lang w:val="fr-CM"/>
+        </w:rPr>
+        <w:t>evenements</w:t>
+      </w:r>
+      <w:proofErr w:type="spellEnd"/>
+    </w:p>
+    <w:p>
       <w:r>
         <w:t xml:space="preserve">pas de </w:t>
       </w:r>
@@ -14887,6 +14936,7 @@
         <w:t xml:space="preserve"> sur les faillites par exemples</w:t>
       </w:r>
     </w:p>
+    <w:p/>
     <w:p>
       <w:pPr>
         <w:pStyle w:val="Titre2"/>
@@ -15388,10 +15438,10 @@
                 <w:position w:val="-4"/>
               </w:rPr>
               <w:object w:dxaOrig="220" w:dyaOrig="240" w14:anchorId="1306BF6F">
-                <v:shape id="_x0000_i1167" type="#_x0000_t75" style="width:13.6pt;height:14.25pt" o:ole="">
+                <v:shape id="_x0000_i1167" type="#_x0000_t75" style="width:13.5pt;height:14.25pt" o:ole="">
                   <v:imagedata r:id="rId251" o:title=""/>
                 </v:shape>
-                <o:OLEObject Type="Embed" ProgID="Equation.DSMT4" ShapeID="_x0000_i1167" DrawAspect="Content" ObjectID="_1853299071" r:id="rId252"/>
+                <o:OLEObject Type="Embed" ProgID="Equation.DSMT4" ShapeID="_x0000_i1167" DrawAspect="Content" ObjectID="_1854160874" r:id="rId252"/>
               </w:object>
             </w:r>
           </w:p>
@@ -15439,10 +15489,10 @@
                 <w:position w:val="-12"/>
               </w:rPr>
               <w:object w:dxaOrig="540" w:dyaOrig="360" w14:anchorId="152FF3AE">
-                <v:shape id="_x0000_i1168" type="#_x0000_t75" style="width:27.9pt;height:17.5pt" o:ole="">
+                <v:shape id="_x0000_i1168" type="#_x0000_t75" style="width:27.75pt;height:17.25pt" o:ole="">
                   <v:imagedata r:id="rId253" o:title=""/>
                 </v:shape>
-                <o:OLEObject Type="Embed" ProgID="Equation.DSMT4" ShapeID="_x0000_i1168" DrawAspect="Content" ObjectID="_1853299072" r:id="rId254"/>
+                <o:OLEObject Type="Embed" ProgID="Equation.DSMT4" ShapeID="_x0000_i1168" DrawAspect="Content" ObjectID="_1854160875" r:id="rId254"/>
               </w:object>
             </w:r>
           </w:p>
@@ -15468,10 +15518,10 @@
                 <w:position w:val="-12"/>
               </w:rPr>
               <w:object w:dxaOrig="520" w:dyaOrig="360" w14:anchorId="57248129">
-                <v:shape id="_x0000_i1169" type="#_x0000_t75" style="width:25.95pt;height:17.5pt" o:ole="">
+                <v:shape id="_x0000_i1169" type="#_x0000_t75" style="width:26.25pt;height:17.25pt" o:ole="">
                   <v:imagedata r:id="rId255" o:title=""/>
                 </v:shape>
-                <o:OLEObject Type="Embed" ProgID="Equation.DSMT4" ShapeID="_x0000_i1169" DrawAspect="Content" ObjectID="_1853299073" r:id="rId256"/>
+                <o:OLEObject Type="Embed" ProgID="Equation.DSMT4" ShapeID="_x0000_i1169" DrawAspect="Content" ObjectID="_1854160876" r:id="rId256"/>
               </w:object>
             </w:r>
           </w:p>
@@ -15497,10 +15547,10 @@
                 <w:position w:val="-12"/>
               </w:rPr>
               <w:object w:dxaOrig="520" w:dyaOrig="360" w14:anchorId="3E64C56A">
-                <v:shape id="_x0000_i1170" type="#_x0000_t75" style="width:25.3pt;height:17.5pt" o:ole="">
+                <v:shape id="_x0000_i1170" type="#_x0000_t75" style="width:25.5pt;height:17.25pt" o:ole="">
                   <v:imagedata r:id="rId257" o:title=""/>
                 </v:shape>
-                <o:OLEObject Type="Embed" ProgID="Equation.DSMT4" ShapeID="_x0000_i1170" DrawAspect="Content" ObjectID="_1853299074" r:id="rId258"/>
+                <o:OLEObject Type="Embed" ProgID="Equation.DSMT4" ShapeID="_x0000_i1170" DrawAspect="Content" ObjectID="_1854160877" r:id="rId258"/>
               </w:object>
             </w:r>
           </w:p>
@@ -15565,7 +15615,7 @@
                 <v:shape id="_x0000_i1171" type="#_x0000_t75" style="width:14.25pt;height:14.25pt" o:ole="">
                   <v:imagedata r:id="rId259" o:title=""/>
                 </v:shape>
-                <o:OLEObject Type="Embed" ProgID="Equation.DSMT4" ShapeID="_x0000_i1171" DrawAspect="Content" ObjectID="_1853299075" r:id="rId260"/>
+                <o:OLEObject Type="Embed" ProgID="Equation.DSMT4" ShapeID="_x0000_i1171" DrawAspect="Content" ObjectID="_1854160878" r:id="rId260"/>
               </w:object>
             </w:r>
           </w:p>
@@ -15631,10 +15681,10 @@
                 <w:position w:val="-12"/>
               </w:rPr>
               <w:object w:dxaOrig="480" w:dyaOrig="360" w14:anchorId="0D6761B6">
-                <v:shape id="_x0000_i1172" type="#_x0000_t75" style="width:23.35pt;height:17.5pt" o:ole="">
+                <v:shape id="_x0000_i1172" type="#_x0000_t75" style="width:23.25pt;height:17.25pt" o:ole="">
                   <v:imagedata r:id="rId261" o:title=""/>
                 </v:shape>
-                <o:OLEObject Type="Embed" ProgID="Equation.DSMT4" ShapeID="_x0000_i1172" DrawAspect="Content" ObjectID="_1853299076" r:id="rId262"/>
+                <o:OLEObject Type="Embed" ProgID="Equation.DSMT4" ShapeID="_x0000_i1172" DrawAspect="Content" ObjectID="_1854160879" r:id="rId262"/>
               </w:object>
             </w:r>
           </w:p>
@@ -15660,10 +15710,10 @@
                 <w:position w:val="-12"/>
               </w:rPr>
               <w:object w:dxaOrig="480" w:dyaOrig="360" w14:anchorId="7C199D1F">
-                <v:shape id="_x0000_i1173" type="#_x0000_t75" style="width:23.35pt;height:17.5pt" o:ole="">
+                <v:shape id="_x0000_i1173" type="#_x0000_t75" style="width:23.25pt;height:17.25pt" o:ole="">
                   <v:imagedata r:id="rId263" o:title=""/>
                 </v:shape>
-                <o:OLEObject Type="Embed" ProgID="Equation.DSMT4" ShapeID="_x0000_i1173" DrawAspect="Content" ObjectID="_1853299077" r:id="rId264"/>
+                <o:OLEObject Type="Embed" ProgID="Equation.DSMT4" ShapeID="_x0000_i1173" DrawAspect="Content" ObjectID="_1854160880" r:id="rId264"/>
               </w:object>
             </w:r>
           </w:p>
@@ -15728,7 +15778,7 @@
                 <v:shape id="_x0000_i1174" type="#_x0000_t75" style="width:14.25pt;height:14.25pt" o:ole="">
                   <v:imagedata r:id="rId259" o:title=""/>
                 </v:shape>
-                <o:OLEObject Type="Embed" ProgID="Equation.DSMT4" ShapeID="_x0000_i1174" DrawAspect="Content" ObjectID="_1853299078" r:id="rId265"/>
+                <o:OLEObject Type="Embed" ProgID="Equation.DSMT4" ShapeID="_x0000_i1174" DrawAspect="Content" ObjectID="_1854160881" r:id="rId265"/>
               </w:object>
             </w:r>
           </w:p>
@@ -15794,10 +15844,10 @@
                 <w:position w:val="-12"/>
               </w:rPr>
               <w:object w:dxaOrig="740" w:dyaOrig="360" w14:anchorId="390219F9">
-                <v:shape id="_x0000_i1175" type="#_x0000_t75" style="width:36.95pt;height:17.5pt" o:ole="">
+                <v:shape id="_x0000_i1175" type="#_x0000_t75" style="width:36.75pt;height:17.25pt" o:ole="">
                   <v:imagedata r:id="rId266" o:title=""/>
                 </v:shape>
-                <o:OLEObject Type="Embed" ProgID="Equation.DSMT4" ShapeID="_x0000_i1175" DrawAspect="Content" ObjectID="_1853299079" r:id="rId267"/>
+                <o:OLEObject Type="Embed" ProgID="Equation.DSMT4" ShapeID="_x0000_i1175" DrawAspect="Content" ObjectID="_1854160882" r:id="rId267"/>
               </w:object>
             </w:r>
           </w:p>
@@ -15877,10 +15927,10 @@
                 <w:position w:val="-12"/>
               </w:rPr>
               <w:object w:dxaOrig="740" w:dyaOrig="360" w14:anchorId="6E48D085">
-                <v:shape id="_x0000_i1176" type="#_x0000_t75" style="width:36.95pt;height:17.5pt" o:ole="">
+                <v:shape id="_x0000_i1176" type="#_x0000_t75" style="width:36.75pt;height:17.25pt" o:ole="">
                   <v:imagedata r:id="rId268" o:title=""/>
                 </v:shape>
-                <o:OLEObject Type="Embed" ProgID="Equation.DSMT4" ShapeID="_x0000_i1176" DrawAspect="Content" ObjectID="_1853299080" r:id="rId269"/>
+                <o:OLEObject Type="Embed" ProgID="Equation.DSMT4" ShapeID="_x0000_i1176" DrawAspect="Content" ObjectID="_1854160883" r:id="rId269"/>
               </w:object>
             </w:r>
           </w:p>
@@ -15964,10 +16014,10 @@
                 <w:position w:val="-12"/>
               </w:rPr>
               <w:object w:dxaOrig="499" w:dyaOrig="360" w14:anchorId="0BB7AAE2">
-                <v:shape id="_x0000_i1177" type="#_x0000_t75" style="width:24.65pt;height:17.5pt" o:ole="">
+                <v:shape id="_x0000_i1177" type="#_x0000_t75" style="width:24.75pt;height:17.25pt" o:ole="">
                   <v:imagedata r:id="rId270" o:title=""/>
                 </v:shape>
-                <o:OLEObject Type="Embed" ProgID="Equation.DSMT4" ShapeID="_x0000_i1177" DrawAspect="Content" ObjectID="_1853299081" r:id="rId271"/>
+                <o:OLEObject Type="Embed" ProgID="Equation.DSMT4" ShapeID="_x0000_i1177" DrawAspect="Content" ObjectID="_1854160884" r:id="rId271"/>
               </w:object>
             </w:r>
           </w:p>
@@ -15993,10 +16043,10 @@
                 <w:position w:val="-12"/>
               </w:rPr>
               <w:object w:dxaOrig="499" w:dyaOrig="360" w14:anchorId="50018979">
-                <v:shape id="_x0000_i1178" type="#_x0000_t75" style="width:24.65pt;height:17.5pt" o:ole="">
+                <v:shape id="_x0000_i1178" type="#_x0000_t75" style="width:24.75pt;height:17.25pt" o:ole="">
                   <v:imagedata r:id="rId272" o:title=""/>
                 </v:shape>
-                <o:OLEObject Type="Embed" ProgID="Equation.DSMT4" ShapeID="_x0000_i1178" DrawAspect="Content" ObjectID="_1853299082" r:id="rId273"/>
+                <o:OLEObject Type="Embed" ProgID="Equation.DSMT4" ShapeID="_x0000_i1178" DrawAspect="Content" ObjectID="_1854160885" r:id="rId273"/>
               </w:object>
             </w:r>
           </w:p>
@@ -16022,10 +16072,10 @@
                 <w:position w:val="-12"/>
               </w:rPr>
               <w:object w:dxaOrig="580" w:dyaOrig="360" w14:anchorId="3741F837">
-                <v:shape id="_x0000_i1179" type="#_x0000_t75" style="width:29.2pt;height:17.5pt" o:ole="">
+                <v:shape id="_x0000_i1179" type="#_x0000_t75" style="width:29.25pt;height:17.25pt" o:ole="">
                   <v:imagedata r:id="rId274" o:title=""/>
                 </v:shape>
-                <o:OLEObject Type="Embed" ProgID="Equation.DSMT4" ShapeID="_x0000_i1179" DrawAspect="Content" ObjectID="_1853299083" r:id="rId275"/>
+                <o:OLEObject Type="Embed" ProgID="Equation.DSMT4" ShapeID="_x0000_i1179" DrawAspect="Content" ObjectID="_1854160886" r:id="rId275"/>
               </w:object>
             </w:r>
           </w:p>
@@ -16054,7 +16104,7 @@
                 <v:shape id="_x0000_i1180" type="#_x0000_t75" style="width:14.25pt;height:14.25pt" o:ole="">
                   <v:imagedata r:id="rId276" o:title=""/>
                 </v:shape>
-                <o:OLEObject Type="Embed" ProgID="Equation.DSMT4" ShapeID="_x0000_i1180" DrawAspect="Content" ObjectID="_1853299084" r:id="rId277"/>
+                <o:OLEObject Type="Embed" ProgID="Equation.DSMT4" ShapeID="_x0000_i1180" DrawAspect="Content" ObjectID="_1854160887" r:id="rId277"/>
               </w:object>
             </w:r>
           </w:p>
@@ -16102,10 +16152,10 @@
                 <w:position w:val="-12"/>
               </w:rPr>
               <w:object w:dxaOrig="600" w:dyaOrig="360" w14:anchorId="23052002">
-                <v:shape id="_x0000_i1181" type="#_x0000_t75" style="width:29.2pt;height:17.5pt" o:ole="">
+                <v:shape id="_x0000_i1181" type="#_x0000_t75" style="width:29.25pt;height:17.25pt" o:ole="">
                   <v:imagedata r:id="rId278" o:title=""/>
                 </v:shape>
-                <o:OLEObject Type="Embed" ProgID="Equation.DSMT4" ShapeID="_x0000_i1181" DrawAspect="Content" ObjectID="_1853299085" r:id="rId279"/>
+                <o:OLEObject Type="Embed" ProgID="Equation.DSMT4" ShapeID="_x0000_i1181" DrawAspect="Content" ObjectID="_1854160888" r:id="rId279"/>
               </w:object>
             </w:r>
           </w:p>
@@ -16131,10 +16181,10 @@
                 <w:position w:val="-12"/>
               </w:rPr>
               <w:object w:dxaOrig="580" w:dyaOrig="360" w14:anchorId="26C6A9FA">
-                <v:shape id="_x0000_i1182" type="#_x0000_t75" style="width:29.2pt;height:17.5pt" o:ole="">
+                <v:shape id="_x0000_i1182" type="#_x0000_t75" style="width:29.25pt;height:17.25pt" o:ole="">
                   <v:imagedata r:id="rId280" o:title=""/>
                 </v:shape>
-                <o:OLEObject Type="Embed" ProgID="Equation.DSMT4" ShapeID="_x0000_i1182" DrawAspect="Content" ObjectID="_1853299086" r:id="rId281"/>
+                <o:OLEObject Type="Embed" ProgID="Equation.DSMT4" ShapeID="_x0000_i1182" DrawAspect="Content" ObjectID="_1854160889" r:id="rId281"/>
               </w:object>
             </w:r>
           </w:p>
@@ -16160,10 +16210,10 @@
                 <w:position w:val="-12"/>
               </w:rPr>
               <w:object w:dxaOrig="580" w:dyaOrig="360" w14:anchorId="6C93945E">
-                <v:shape id="_x0000_i1183" type="#_x0000_t75" style="width:29.2pt;height:17.5pt" o:ole="">
+                <v:shape id="_x0000_i1183" type="#_x0000_t75" style="width:29.25pt;height:17.25pt" o:ole="">
                   <v:imagedata r:id="rId282" o:title=""/>
                 </v:shape>
-                <o:OLEObject Type="Embed" ProgID="Equation.DSMT4" ShapeID="_x0000_i1183" DrawAspect="Content" ObjectID="_1853299087" r:id="rId283"/>
+                <o:OLEObject Type="Embed" ProgID="Equation.DSMT4" ShapeID="_x0000_i1183" DrawAspect="Content" ObjectID="_1854160890" r:id="rId283"/>
               </w:object>
             </w:r>
           </w:p>
@@ -16189,10 +16239,10 @@
                 <w:position w:val="-12"/>
               </w:rPr>
               <w:object w:dxaOrig="600" w:dyaOrig="360" w14:anchorId="7F9FE4A0">
-                <v:shape id="_x0000_i1184" type="#_x0000_t75" style="width:29.2pt;height:17.5pt" o:ole="">
+                <v:shape id="_x0000_i1184" type="#_x0000_t75" style="width:29.25pt;height:17.25pt" o:ole="">
                   <v:imagedata r:id="rId284" o:title=""/>
                 </v:shape>
-                <o:OLEObject Type="Embed" ProgID="Equation.DSMT4" ShapeID="_x0000_i1184" DrawAspect="Content" ObjectID="_1853299088" r:id="rId285"/>
+                <o:OLEObject Type="Embed" ProgID="Equation.DSMT4" ShapeID="_x0000_i1184" DrawAspect="Content" ObjectID="_1854160891" r:id="rId285"/>
               </w:object>
             </w:r>
           </w:p>
@@ -16218,10 +16268,10 @@
                 <w:position w:val="-12"/>
               </w:rPr>
               <w:object w:dxaOrig="660" w:dyaOrig="360" w14:anchorId="446CB9A0">
-                <v:shape id="_x0000_i1185" type="#_x0000_t75" style="width:33.75pt;height:17.5pt" o:ole="">
+                <v:shape id="_x0000_i1185" type="#_x0000_t75" style="width:33.75pt;height:17.25pt" o:ole="">
                   <v:imagedata r:id="rId286" o:title=""/>
                 </v:shape>
-                <o:OLEObject Type="Embed" ProgID="Equation.DSMT4" ShapeID="_x0000_i1185" DrawAspect="Content" ObjectID="_1853299089" r:id="rId287"/>
+                <o:OLEObject Type="Embed" ProgID="Equation.DSMT4" ShapeID="_x0000_i1185" DrawAspect="Content" ObjectID="_1854160892" r:id="rId287"/>
               </w:object>
             </w:r>
           </w:p>
@@ -16250,7 +16300,7 @@
                 <v:shape id="_x0000_i1186" type="#_x0000_t75" style="width:14.25pt;height:14.25pt" o:ole="">
                   <v:imagedata r:id="rId288" o:title=""/>
                 </v:shape>
-                <o:OLEObject Type="Embed" ProgID="Equation.DSMT4" ShapeID="_x0000_i1186" DrawAspect="Content" ObjectID="_1853299090" r:id="rId289"/>
+                <o:OLEObject Type="Embed" ProgID="Equation.DSMT4" ShapeID="_x0000_i1186" DrawAspect="Content" ObjectID="_1854160893" r:id="rId289"/>
               </w:object>
             </w:r>
           </w:p>
@@ -16334,10 +16384,10 @@
                 <w:position w:val="-12"/>
               </w:rPr>
               <w:object w:dxaOrig="499" w:dyaOrig="360" w14:anchorId="2181AE47">
-                <v:shape id="_x0000_i1187" type="#_x0000_t75" style="width:24.65pt;height:17.5pt" o:ole="">
+                <v:shape id="_x0000_i1187" type="#_x0000_t75" style="width:24.75pt;height:17.25pt" o:ole="">
                   <v:imagedata r:id="rId290" o:title=""/>
                 </v:shape>
-                <o:OLEObject Type="Embed" ProgID="Equation.DSMT4" ShapeID="_x0000_i1187" DrawAspect="Content" ObjectID="_1853299091" r:id="rId291"/>
+                <o:OLEObject Type="Embed" ProgID="Equation.DSMT4" ShapeID="_x0000_i1187" DrawAspect="Content" ObjectID="_1854160894" r:id="rId291"/>
               </w:object>
             </w:r>
           </w:p>
@@ -16381,10 +16431,10 @@
                 <w:position w:val="-12"/>
               </w:rPr>
               <w:object w:dxaOrig="580" w:dyaOrig="360" w14:anchorId="198BAC61">
-                <v:shape id="_x0000_i1188" type="#_x0000_t75" style="width:28.55pt;height:17.5pt" o:ole="">
+                <v:shape id="_x0000_i1188" type="#_x0000_t75" style="width:28.5pt;height:17.25pt" o:ole="">
                   <v:imagedata r:id="rId292" o:title=""/>
                 </v:shape>
-                <o:OLEObject Type="Embed" ProgID="Equation.DSMT4" ShapeID="_x0000_i1188" DrawAspect="Content" ObjectID="_1853299092" r:id="rId293"/>
+                <o:OLEObject Type="Embed" ProgID="Equation.DSMT4" ShapeID="_x0000_i1188" DrawAspect="Content" ObjectID="_1854160895" r:id="rId293"/>
               </w:object>
             </w:r>
           </w:p>
@@ -16413,7 +16463,7 @@
                 <v:shape id="_x0000_i1189" type="#_x0000_t75" style="width:14.25pt;height:14.25pt" o:ole="">
                   <v:imagedata r:id="rId294" o:title=""/>
                 </v:shape>
-                <o:OLEObject Type="Embed" ProgID="Equation.DSMT4" ShapeID="_x0000_i1189" DrawAspect="Content" ObjectID="_1853299093" r:id="rId295"/>
+                <o:OLEObject Type="Embed" ProgID="Equation.DSMT4" ShapeID="_x0000_i1189" DrawAspect="Content" ObjectID="_1854160896" r:id="rId295"/>
               </w:object>
             </w:r>
           </w:p>
@@ -16461,10 +16511,10 @@
                 <w:position w:val="-12"/>
               </w:rPr>
               <w:object w:dxaOrig="520" w:dyaOrig="360" w14:anchorId="54DC3986">
-                <v:shape id="_x0000_i1190" type="#_x0000_t75" style="width:25.95pt;height:17.5pt" o:ole="">
+                <v:shape id="_x0000_i1190" type="#_x0000_t75" style="width:26.25pt;height:17.25pt" o:ole="">
                   <v:imagedata r:id="rId296" o:title=""/>
                 </v:shape>
-                <o:OLEObject Type="Embed" ProgID="Equation.DSMT4" ShapeID="_x0000_i1190" DrawAspect="Content" ObjectID="_1853299094" r:id="rId297"/>
+                <o:OLEObject Type="Embed" ProgID="Equation.DSMT4" ShapeID="_x0000_i1190" DrawAspect="Content" ObjectID="_1854160897" r:id="rId297"/>
               </w:object>
             </w:r>
           </w:p>
@@ -16490,10 +16540,10 @@
                 <w:position w:val="-12"/>
               </w:rPr>
               <w:object w:dxaOrig="499" w:dyaOrig="360" w14:anchorId="00AE74CB">
-                <v:shape id="_x0000_i1191" type="#_x0000_t75" style="width:24.65pt;height:17.5pt" o:ole="">
+                <v:shape id="_x0000_i1191" type="#_x0000_t75" style="width:24.75pt;height:17.25pt" o:ole="">
                   <v:imagedata r:id="rId298" o:title=""/>
                 </v:shape>
-                <o:OLEObject Type="Embed" ProgID="Equation.DSMT4" ShapeID="_x0000_i1191" DrawAspect="Content" ObjectID="_1853299095" r:id="rId299"/>
+                <o:OLEObject Type="Embed" ProgID="Equation.DSMT4" ShapeID="_x0000_i1191" DrawAspect="Content" ObjectID="_1854160898" r:id="rId299"/>
               </w:object>
             </w:r>
           </w:p>
@@ -16519,10 +16569,10 @@
                 <w:position w:val="-12"/>
               </w:rPr>
               <w:object w:dxaOrig="499" w:dyaOrig="360" w14:anchorId="3EB16984">
-                <v:shape id="_x0000_i1192" type="#_x0000_t75" style="width:24.65pt;height:17.5pt" o:ole="">
+                <v:shape id="_x0000_i1192" type="#_x0000_t75" style="width:24.75pt;height:17.25pt" o:ole="">
                   <v:imagedata r:id="rId300" o:title=""/>
                 </v:shape>
-                <o:OLEObject Type="Embed" ProgID="Equation.DSMT4" ShapeID="_x0000_i1192" DrawAspect="Content" ObjectID="_1853299096" r:id="rId301"/>
+                <o:OLEObject Type="Embed" ProgID="Equation.DSMT4" ShapeID="_x0000_i1192" DrawAspect="Content" ObjectID="_1854160899" r:id="rId301"/>
               </w:object>
             </w:r>
           </w:p>
@@ -16587,7 +16637,7 @@
                 <v:shape id="_x0000_i1193" type="#_x0000_t75" style="width:14.25pt;height:14.25pt" o:ole="">
                   <v:imagedata r:id="rId294" o:title=""/>
                 </v:shape>
-                <o:OLEObject Type="Embed" ProgID="Equation.DSMT4" ShapeID="_x0000_i1193" DrawAspect="Content" ObjectID="_1853299097" r:id="rId302"/>
+                <o:OLEObject Type="Embed" ProgID="Equation.DSMT4" ShapeID="_x0000_i1193" DrawAspect="Content" ObjectID="_1854160900" r:id="rId302"/>
               </w:object>
             </w:r>
           </w:p>
@@ -16610,6 +16660,7 @@
               <w:pStyle w:val="TableNormal"/>
             </w:pPr>
             <w:r>
+              <w:lastRenderedPageBreak/>
               <w:t>Balance</w:t>
             </w:r>
           </w:p>
@@ -16635,10 +16686,10 @@
                 <w:position w:val="-12"/>
               </w:rPr>
               <w:object w:dxaOrig="740" w:dyaOrig="360" w14:anchorId="10481322">
-                <v:shape id="_x0000_i1194" type="#_x0000_t75" style="width:36.3pt;height:17.5pt" o:ole="">
+                <v:shape id="_x0000_i1194" type="#_x0000_t75" style="width:36pt;height:17.25pt" o:ole="">
                   <v:imagedata r:id="rId303" o:title=""/>
                 </v:shape>
-                <o:OLEObject Type="Embed" ProgID="Equation.DSMT4" ShapeID="_x0000_i1194" DrawAspect="Content" ObjectID="_1853299098" r:id="rId304"/>
+                <o:OLEObject Type="Embed" ProgID="Equation.DSMT4" ShapeID="_x0000_i1194" DrawAspect="Content" ObjectID="_1854160901" r:id="rId304"/>
               </w:object>
             </w:r>
           </w:p>
@@ -16664,10 +16715,10 @@
                 <w:position w:val="-12"/>
               </w:rPr>
               <w:object w:dxaOrig="720" w:dyaOrig="360" w14:anchorId="6293056B">
-                <v:shape id="_x0000_i1195" type="#_x0000_t75" style="width:36.3pt;height:17.5pt" o:ole="">
+                <v:shape id="_x0000_i1195" type="#_x0000_t75" style="width:36pt;height:17.25pt" o:ole="">
                   <v:imagedata r:id="rId305" o:title=""/>
                 </v:shape>
-                <o:OLEObject Type="Embed" ProgID="Equation.DSMT4" ShapeID="_x0000_i1195" DrawAspect="Content" ObjectID="_1853299099" r:id="rId306"/>
+                <o:OLEObject Type="Embed" ProgID="Equation.DSMT4" ShapeID="_x0000_i1195" DrawAspect="Content" ObjectID="_1854160902" r:id="rId306"/>
               </w:object>
             </w:r>
           </w:p>
@@ -16693,10 +16744,10 @@
                 <w:position w:val="-12"/>
               </w:rPr>
               <w:object w:dxaOrig="720" w:dyaOrig="360" w14:anchorId="6D48D122">
-                <v:shape id="_x0000_i1196" type="#_x0000_t75" style="width:36.3pt;height:17.5pt" o:ole="">
+                <v:shape id="_x0000_i1196" type="#_x0000_t75" style="width:36pt;height:17.25pt" o:ole="">
                   <v:imagedata r:id="rId307" o:title=""/>
                 </v:shape>
-                <o:OLEObject Type="Embed" ProgID="Equation.DSMT4" ShapeID="_x0000_i1196" DrawAspect="Content" ObjectID="_1853299100" r:id="rId308"/>
+                <o:OLEObject Type="Embed" ProgID="Equation.DSMT4" ShapeID="_x0000_i1196" DrawAspect="Content" ObjectID="_1854160903" r:id="rId308"/>
               </w:object>
             </w:r>
           </w:p>
@@ -16722,10 +16773,10 @@
                 <w:position w:val="-12"/>
               </w:rPr>
               <w:object w:dxaOrig="720" w:dyaOrig="360" w14:anchorId="7ED48FB4">
-                <v:shape id="_x0000_i1197" type="#_x0000_t75" style="width:36.3pt;height:17.5pt" o:ole="">
+                <v:shape id="_x0000_i1197" type="#_x0000_t75" style="width:36pt;height:17.25pt" o:ole="">
                   <v:imagedata r:id="rId309" o:title=""/>
                 </v:shape>
-                <o:OLEObject Type="Embed" ProgID="Equation.DSMT4" ShapeID="_x0000_i1197" DrawAspect="Content" ObjectID="_1853299101" r:id="rId310"/>
+                <o:OLEObject Type="Embed" ProgID="Equation.DSMT4" ShapeID="_x0000_i1197" DrawAspect="Content" ObjectID="_1854160904" r:id="rId310"/>
               </w:object>
             </w:r>
           </w:p>
@@ -16754,7 +16805,7 @@
                 <v:shape id="_x0000_i1198" type="#_x0000_t75" style="width:14.25pt;height:14.25pt" o:ole="">
                   <v:imagedata r:id="rId294" o:title=""/>
                 </v:shape>
-                <o:OLEObject Type="Embed" ProgID="Equation.DSMT4" ShapeID="_x0000_i1198" DrawAspect="Content" ObjectID="_1853299102" r:id="rId311"/>
+                <o:OLEObject Type="Embed" ProgID="Equation.DSMT4" ShapeID="_x0000_i1198" DrawAspect="Content" ObjectID="_1854160905" r:id="rId311"/>
               </w:object>
             </w:r>
           </w:p>
@@ -16780,10 +16831,10 @@
                 <w:position w:val="-12"/>
               </w:rPr>
               <w:object w:dxaOrig="740" w:dyaOrig="360" w14:anchorId="1AB742FA">
-                <v:shape id="_x0000_i1199" type="#_x0000_t75" style="width:36.95pt;height:17.5pt" o:ole="">
+                <v:shape id="_x0000_i1199" type="#_x0000_t75" style="width:36.75pt;height:17.25pt" o:ole="">
                   <v:imagedata r:id="rId312" o:title=""/>
                 </v:shape>
-                <o:OLEObject Type="Embed" ProgID="Equation.DSMT4" ShapeID="_x0000_i1199" DrawAspect="Content" ObjectID="_1853299103" r:id="rId313"/>
+                <o:OLEObject Type="Embed" ProgID="Equation.DSMT4" ShapeID="_x0000_i1199" DrawAspect="Content" ObjectID="_1854160906" r:id="rId313"/>
               </w:object>
             </w:r>
           </w:p>
@@ -16808,10 +16859,10 @@
                 <w:position w:val="-4"/>
               </w:rPr>
               <w:object w:dxaOrig="220" w:dyaOrig="240" w14:anchorId="28172840">
-                <v:shape id="_x0000_i1200" type="#_x0000_t75" style="width:13.6pt;height:14.25pt" o:ole="">
+                <v:shape id="_x0000_i1200" type="#_x0000_t75" style="width:13.5pt;height:14.25pt" o:ole="">
                   <v:imagedata r:id="rId251" o:title=""/>
                 </v:shape>
-                <o:OLEObject Type="Embed" ProgID="Equation.DSMT4" ShapeID="_x0000_i1200" DrawAspect="Content" ObjectID="_1853299104" r:id="rId314"/>
+                <o:OLEObject Type="Embed" ProgID="Equation.DSMT4" ShapeID="_x0000_i1200" DrawAspect="Content" ObjectID="_1854160907" r:id="rId314"/>
               </w:object>
             </w:r>
           </w:p>
@@ -16838,7 +16889,7 @@
                 <v:shape id="_x0000_i1201" type="#_x0000_t75" style="width:14.25pt;height:14.25pt" o:ole="">
                   <v:imagedata r:id="rId315" o:title=""/>
                 </v:shape>
-                <o:OLEObject Type="Embed" ProgID="Equation.DSMT4" ShapeID="_x0000_i1201" DrawAspect="Content" ObjectID="_1853299105" r:id="rId316"/>
+                <o:OLEObject Type="Embed" ProgID="Equation.DSMT4" ShapeID="_x0000_i1201" DrawAspect="Content" ObjectID="_1854160908" r:id="rId316"/>
               </w:object>
             </w:r>
           </w:p>
@@ -16865,7 +16916,7 @@
                 <v:shape id="_x0000_i1202" type="#_x0000_t75" style="width:14.25pt;height:14.25pt" o:ole="">
                   <v:imagedata r:id="rId317" o:title=""/>
                 </v:shape>
-                <o:OLEObject Type="Embed" ProgID="Equation.DSMT4" ShapeID="_x0000_i1202" DrawAspect="Content" ObjectID="_1853299106" r:id="rId318"/>
+                <o:OLEObject Type="Embed" ProgID="Equation.DSMT4" ShapeID="_x0000_i1202" DrawAspect="Content" ObjectID="_1854160909" r:id="rId318"/>
               </w:object>
             </w:r>
           </w:p>
@@ -16892,7 +16943,7 @@
                 <v:shape id="_x0000_i1203" type="#_x0000_t75" style="width:14.25pt;height:14.25pt" o:ole="">
                   <v:imagedata r:id="rId319" o:title=""/>
                 </v:shape>
-                <o:OLEObject Type="Embed" ProgID="Equation.DSMT4" ShapeID="_x0000_i1203" DrawAspect="Content" ObjectID="_1853299107" r:id="rId320"/>
+                <o:OLEObject Type="Embed" ProgID="Equation.DSMT4" ShapeID="_x0000_i1203" DrawAspect="Content" ObjectID="_1854160910" r:id="rId320"/>
               </w:object>
             </w:r>
           </w:p>
@@ -16919,7 +16970,7 @@
                 <v:shape id="_x0000_i1204" type="#_x0000_t75" style="width:14.25pt;height:14.25pt" o:ole="">
                   <v:imagedata r:id="rId321" o:title=""/>
                 </v:shape>
-                <o:OLEObject Type="Embed" ProgID="Equation.DSMT4" ShapeID="_x0000_i1204" DrawAspect="Content" ObjectID="_1853299108" r:id="rId322"/>
+                <o:OLEObject Type="Embed" ProgID="Equation.DSMT4" ShapeID="_x0000_i1204" DrawAspect="Content" ObjectID="_1854160911" r:id="rId322"/>
               </w:object>
             </w:r>
           </w:p>
@@ -16946,7 +16997,7 @@
                 <v:shape id="_x0000_i1205" type="#_x0000_t75" style="width:14.25pt;height:14.25pt" o:ole="">
                   <v:imagedata r:id="rId323" o:title=""/>
                 </v:shape>
-                <o:OLEObject Type="Embed" ProgID="Equation.DSMT4" ShapeID="_x0000_i1205" DrawAspect="Content" ObjectID="_1853299109" r:id="rId324"/>
+                <o:OLEObject Type="Embed" ProgID="Equation.DSMT4" ShapeID="_x0000_i1205" DrawAspect="Content" ObjectID="_1854160912" r:id="rId324"/>
               </w:object>
             </w:r>
           </w:p>
@@ -16973,7 +17024,7 @@
                 <v:shape id="_x0000_i1206" type="#_x0000_t75" style="width:14.25pt;height:14.25pt" o:ole="">
                   <v:imagedata r:id="rId325" o:title=""/>
                 </v:shape>
-                <o:OLEObject Type="Embed" ProgID="Equation.DSMT4" ShapeID="_x0000_i1206" DrawAspect="Content" ObjectID="_1853299110" r:id="rId326"/>
+                <o:OLEObject Type="Embed" ProgID="Equation.DSMT4" ShapeID="_x0000_i1206" DrawAspect="Content" ObjectID="_1854160913" r:id="rId326"/>
               </w:object>
             </w:r>
           </w:p>
@@ -17185,13 +17236,13 @@
         <w:tblLook w:val="04A0" w:firstRow="1" w:lastRow="0" w:firstColumn="1" w:lastColumn="0" w:noHBand="0" w:noVBand="1"/>
       </w:tblPr>
       <w:tblGrid>
-        <w:gridCol w:w="1530"/>
+        <w:gridCol w:w="1529"/>
         <w:gridCol w:w="1517"/>
         <w:gridCol w:w="1416"/>
         <w:gridCol w:w="1360"/>
         <w:gridCol w:w="1498"/>
-        <w:gridCol w:w="1473"/>
-        <w:gridCol w:w="499"/>
+        <w:gridCol w:w="1472"/>
+        <w:gridCol w:w="501"/>
       </w:tblGrid>
       <w:tr>
         <w:tc>
@@ -17335,10 +17386,10 @@
                 <w:position w:val="-4"/>
               </w:rPr>
               <w:object w:dxaOrig="220" w:dyaOrig="240" w14:anchorId="4785E1CD">
-                <v:shape id="_x0000_i1207" type="#_x0000_t75" style="width:13.6pt;height:14.25pt" o:ole="">
+                <v:shape id="_x0000_i1207" type="#_x0000_t75" style="width:13.5pt;height:14.25pt" o:ole="">
                   <v:imagedata r:id="rId251" o:title=""/>
                 </v:shape>
-                <o:OLEObject Type="Embed" ProgID="Equation.DSMT4" ShapeID="_x0000_i1207" DrawAspect="Content" ObjectID="_1853299111" r:id="rId327"/>
+                <o:OLEObject Type="Embed" ProgID="Equation.DSMT4" ShapeID="_x0000_i1207" DrawAspect="Content" ObjectID="_1854160914" r:id="rId327"/>
               </w:object>
             </w:r>
           </w:p>
@@ -17385,10 +17436,10 @@
                 <w:position w:val="-12"/>
               </w:rPr>
               <w:object w:dxaOrig="520" w:dyaOrig="360" w14:anchorId="5A6B31B6">
-                <v:shape id="_x0000_i1208" type="#_x0000_t75" style="width:25.95pt;height:17.5pt" o:ole="">
+                <v:shape id="_x0000_i1208" type="#_x0000_t75" style="width:26.25pt;height:17.25pt" o:ole="">
                   <v:imagedata r:id="rId328" o:title=""/>
                 </v:shape>
-                <o:OLEObject Type="Embed" ProgID="Equation.DSMT4" ShapeID="_x0000_i1208" DrawAspect="Content" ObjectID="_1853299112" r:id="rId329"/>
+                <o:OLEObject Type="Embed" ProgID="Equation.DSMT4" ShapeID="_x0000_i1208" DrawAspect="Content" ObjectID="_1854160915" r:id="rId329"/>
               </w:object>
             </w:r>
           </w:p>
@@ -17413,10 +17464,10 @@
                 <w:position w:val="-12"/>
               </w:rPr>
               <w:object w:dxaOrig="520" w:dyaOrig="360" w14:anchorId="44B28296">
-                <v:shape id="_x0000_i1209" type="#_x0000_t75" style="width:25.95pt;height:17.5pt" o:ole="">
+                <v:shape id="_x0000_i1209" type="#_x0000_t75" style="width:26.25pt;height:17.25pt" o:ole="">
                   <v:imagedata r:id="rId330" o:title=""/>
                 </v:shape>
-                <o:OLEObject Type="Embed" ProgID="Equation.DSMT4" ShapeID="_x0000_i1209" DrawAspect="Content" ObjectID="_1853299113" r:id="rId331"/>
+                <o:OLEObject Type="Embed" ProgID="Equation.DSMT4" ShapeID="_x0000_i1209" DrawAspect="Content" ObjectID="_1854160916" r:id="rId331"/>
               </w:object>
             </w:r>
           </w:p>
@@ -17495,7 +17546,7 @@
                 <v:shape id="_x0000_i1210" type="#_x0000_t75" style="width:14.25pt;height:14.25pt" o:ole="">
                   <v:imagedata r:id="rId332" o:title=""/>
                 </v:shape>
-                <o:OLEObject Type="Embed" ProgID="Equation.DSMT4" ShapeID="_x0000_i1210" DrawAspect="Content" ObjectID="_1853299114" r:id="rId333"/>
+                <o:OLEObject Type="Embed" ProgID="Equation.DSMT4" ShapeID="_x0000_i1210" DrawAspect="Content" ObjectID="_1854160917" r:id="rId333"/>
               </w:object>
             </w:r>
           </w:p>
@@ -17544,10 +17595,10 @@
                 <w:position w:val="-12"/>
               </w:rPr>
               <w:object w:dxaOrig="680" w:dyaOrig="360" w14:anchorId="2293DD58">
-                <v:shape id="_x0000_i1211" type="#_x0000_t75" style="width:33.75pt;height:17.5pt" o:ole="">
+                <v:shape id="_x0000_i1211" type="#_x0000_t75" style="width:33.75pt;height:17.25pt" o:ole="">
                   <v:imagedata r:id="rId334" o:title=""/>
                 </v:shape>
-                <o:OLEObject Type="Embed" ProgID="Equation.DSMT4" ShapeID="_x0000_i1211" DrawAspect="Content" ObjectID="_1853299115" r:id="rId335"/>
+                <o:OLEObject Type="Embed" ProgID="Equation.DSMT4" ShapeID="_x0000_i1211" DrawAspect="Content" ObjectID="_1854160918" r:id="rId335"/>
               </w:object>
             </w:r>
           </w:p>
@@ -17573,10 +17624,10 @@
                 <w:position w:val="-12"/>
               </w:rPr>
               <w:object w:dxaOrig="660" w:dyaOrig="360" w14:anchorId="0CA7FA2F">
-                <v:shape id="_x0000_i1212" type="#_x0000_t75" style="width:33.75pt;height:17.5pt" o:ole="">
+                <v:shape id="_x0000_i1212" type="#_x0000_t75" style="width:33.75pt;height:17.25pt" o:ole="">
                   <v:imagedata r:id="rId336" o:title=""/>
                 </v:shape>
-                <o:OLEObject Type="Embed" ProgID="Equation.DSMT4" ShapeID="_x0000_i1212" DrawAspect="Content" ObjectID="_1853299116" r:id="rId337"/>
+                <o:OLEObject Type="Embed" ProgID="Equation.DSMT4" ShapeID="_x0000_i1212" DrawAspect="Content" ObjectID="_1854160919" r:id="rId337"/>
               </w:object>
             </w:r>
           </w:p>
@@ -17659,7 +17710,7 @@
                 <v:shape id="_x0000_i1213" type="#_x0000_t75" style="width:14.25pt;height:14.25pt" o:ole="">
                   <v:imagedata r:id="rId332" o:title=""/>
                 </v:shape>
-                <o:OLEObject Type="Embed" ProgID="Equation.DSMT4" ShapeID="_x0000_i1213" DrawAspect="Content" ObjectID="_1853299117" r:id="rId338"/>
+                <o:OLEObject Type="Embed" ProgID="Equation.DSMT4" ShapeID="_x0000_i1213" DrawAspect="Content" ObjectID="_1854160920" r:id="rId338"/>
               </w:object>
             </w:r>
           </w:p>
@@ -17717,10 +17768,10 @@
                 <w:position w:val="-12"/>
               </w:rPr>
               <w:object w:dxaOrig="540" w:dyaOrig="360" w14:anchorId="588C3C20">
-                <v:shape id="_x0000_i1214" type="#_x0000_t75" style="width:27.9pt;height:17.5pt" o:ole="">
+                <v:shape id="_x0000_i1214" type="#_x0000_t75" style="width:27.75pt;height:17.25pt" o:ole="">
                   <v:imagedata r:id="rId339" o:title=""/>
                 </v:shape>
-                <o:OLEObject Type="Embed" ProgID="Equation.DSMT4" ShapeID="_x0000_i1214" DrawAspect="Content" ObjectID="_1853299118" r:id="rId340"/>
+                <o:OLEObject Type="Embed" ProgID="Equation.DSMT4" ShapeID="_x0000_i1214" DrawAspect="Content" ObjectID="_1854160921" r:id="rId340"/>
               </w:object>
             </w:r>
           </w:p>
@@ -17782,10 +17833,10 @@
                 <w:position w:val="-12"/>
               </w:rPr>
               <w:object w:dxaOrig="520" w:dyaOrig="360" w14:anchorId="66F547C3">
-                <v:shape id="_x0000_i1215" type="#_x0000_t75" style="width:25.95pt;height:17.5pt" o:ole="">
+                <v:shape id="_x0000_i1215" type="#_x0000_t75" style="width:26.25pt;height:17.25pt" o:ole="">
                   <v:imagedata r:id="rId341" o:title=""/>
                 </v:shape>
-                <o:OLEObject Type="Embed" ProgID="Equation.DSMT4" ShapeID="_x0000_i1215" DrawAspect="Content" ObjectID="_1853299119" r:id="rId342"/>
+                <o:OLEObject Type="Embed" ProgID="Equation.DSMT4" ShapeID="_x0000_i1215" DrawAspect="Content" ObjectID="_1854160922" r:id="rId342"/>
               </w:object>
             </w:r>
           </w:p>
@@ -17832,7 +17883,7 @@
                 <v:shape id="_x0000_i1216" type="#_x0000_t75" style="width:14.25pt;height:14.25pt" o:ole="">
                   <v:imagedata r:id="rId332" o:title=""/>
                 </v:shape>
-                <o:OLEObject Type="Embed" ProgID="Equation.DSMT4" ShapeID="_x0000_i1216" DrawAspect="Content" ObjectID="_1853299120" r:id="rId343"/>
+                <o:OLEObject Type="Embed" ProgID="Equation.DSMT4" ShapeID="_x0000_i1216" DrawAspect="Content" ObjectID="_1854160923" r:id="rId343"/>
               </w:object>
             </w:r>
           </w:p>
@@ -17881,10 +17932,10 @@
                 <w:position w:val="-12"/>
               </w:rPr>
               <w:object w:dxaOrig="480" w:dyaOrig="360" w14:anchorId="466005C9">
-                <v:shape id="_x0000_i1217" type="#_x0000_t75" style="width:23.35pt;height:17.5pt" o:ole="">
+                <v:shape id="_x0000_i1217" type="#_x0000_t75" style="width:23.25pt;height:17.25pt" o:ole="">
                   <v:imagedata r:id="rId344" o:title=""/>
                 </v:shape>
-                <o:OLEObject Type="Embed" ProgID="Equation.DSMT4" ShapeID="_x0000_i1217" DrawAspect="Content" ObjectID="_1853299121" r:id="rId345"/>
+                <o:OLEObject Type="Embed" ProgID="Equation.DSMT4" ShapeID="_x0000_i1217" DrawAspect="Content" ObjectID="_1854160924" r:id="rId345"/>
               </w:object>
             </w:r>
           </w:p>
@@ -17910,10 +17961,10 @@
                 <w:position w:val="-12"/>
               </w:rPr>
               <w:object w:dxaOrig="460" w:dyaOrig="360" w14:anchorId="08DDAF26">
-                <v:shape id="_x0000_i1218" type="#_x0000_t75" style="width:23.35pt;height:17.5pt" o:ole="">
+                <v:shape id="_x0000_i1218" type="#_x0000_t75" style="width:23.25pt;height:17.25pt" o:ole="">
                   <v:imagedata r:id="rId346" o:title=""/>
                 </v:shape>
-                <o:OLEObject Type="Embed" ProgID="Equation.DSMT4" ShapeID="_x0000_i1218" DrawAspect="Content" ObjectID="_1853299122" r:id="rId347"/>
+                <o:OLEObject Type="Embed" ProgID="Equation.DSMT4" ShapeID="_x0000_i1218" DrawAspect="Content" ObjectID="_1854160925" r:id="rId347"/>
               </w:object>
             </w:r>
           </w:p>
@@ -17939,10 +17990,10 @@
                 <w:position w:val="-12"/>
               </w:rPr>
               <w:object w:dxaOrig="460" w:dyaOrig="360" w14:anchorId="380580A3">
-                <v:shape id="_x0000_i1219" type="#_x0000_t75" style="width:23.35pt;height:17.5pt" o:ole="">
+                <v:shape id="_x0000_i1219" type="#_x0000_t75" style="width:23.25pt;height:17.25pt" o:ole="">
                   <v:imagedata r:id="rId348" o:title=""/>
                 </v:shape>
-                <o:OLEObject Type="Embed" ProgID="Equation.DSMT4" ShapeID="_x0000_i1219" DrawAspect="Content" ObjectID="_1853299123" r:id="rId349"/>
+                <o:OLEObject Type="Embed" ProgID="Equation.DSMT4" ShapeID="_x0000_i1219" DrawAspect="Content" ObjectID="_1854160926" r:id="rId349"/>
               </w:object>
             </w:r>
           </w:p>
@@ -17968,10 +18019,10 @@
                 <w:position w:val="-12"/>
               </w:rPr>
               <w:object w:dxaOrig="460" w:dyaOrig="360" w14:anchorId="6EB9444B">
-                <v:shape id="_x0000_i1220" type="#_x0000_t75" style="width:23.35pt;height:17.5pt" o:ole="">
+                <v:shape id="_x0000_i1220" type="#_x0000_t75" style="width:23.25pt;height:17.25pt" o:ole="">
                   <v:imagedata r:id="rId350" o:title=""/>
                 </v:shape>
-                <o:OLEObject Type="Embed" ProgID="Equation.DSMT4" ShapeID="_x0000_i1220" DrawAspect="Content" ObjectID="_1853299124" r:id="rId351"/>
+                <o:OLEObject Type="Embed" ProgID="Equation.DSMT4" ShapeID="_x0000_i1220" DrawAspect="Content" ObjectID="_1854160927" r:id="rId351"/>
               </w:object>
             </w:r>
           </w:p>
@@ -18018,7 +18069,7 @@
                 <v:shape id="_x0000_i1221" type="#_x0000_t75" style="width:14.25pt;height:14.25pt" o:ole="">
                   <v:imagedata r:id="rId332" o:title=""/>
                 </v:shape>
-                <o:OLEObject Type="Embed" ProgID="Equation.DSMT4" ShapeID="_x0000_i1221" DrawAspect="Content" ObjectID="_1853299125" r:id="rId352"/>
+                <o:OLEObject Type="Embed" ProgID="Equation.DSMT4" ShapeID="_x0000_i1221" DrawAspect="Content" ObjectID="_1854160928" r:id="rId352"/>
               </w:object>
             </w:r>
           </w:p>
@@ -18077,10 +18128,10 @@
                 <w:position w:val="-12"/>
               </w:rPr>
               <w:object w:dxaOrig="639" w:dyaOrig="380" w14:anchorId="1821DD78">
-                <v:shape id="_x0000_i1222" type="#_x0000_t75" style="width:32.45pt;height:18.8pt" o:ole="">
+                <v:shape id="_x0000_i1222" type="#_x0000_t75" style="width:32.25pt;height:18.75pt" o:ole="">
                   <v:imagedata r:id="rId353" o:title=""/>
                 </v:shape>
-                <o:OLEObject Type="Embed" ProgID="Equation.DSMT4" ShapeID="_x0000_i1222" DrawAspect="Content" ObjectID="_1853299126" r:id="rId354"/>
+                <o:OLEObject Type="Embed" ProgID="Equation.DSMT4" ShapeID="_x0000_i1222" DrawAspect="Content" ObjectID="_1854160929" r:id="rId354"/>
               </w:object>
             </w:r>
           </w:p>
@@ -18107,10 +18158,10 @@
                 <w:position w:val="-12"/>
               </w:rPr>
               <w:object w:dxaOrig="639" w:dyaOrig="380" w14:anchorId="1846EBD5">
-                <v:shape id="_x0000_i1223" type="#_x0000_t75" style="width:32.45pt;height:18.8pt" o:ole="">
+                <v:shape id="_x0000_i1223" type="#_x0000_t75" style="width:32.25pt;height:18.75pt" o:ole="">
                   <v:imagedata r:id="rId355" o:title=""/>
                 </v:shape>
-                <o:OLEObject Type="Embed" ProgID="Equation.DSMT4" ShapeID="_x0000_i1223" DrawAspect="Content" ObjectID="_1853299127" r:id="rId356"/>
+                <o:OLEObject Type="Embed" ProgID="Equation.DSMT4" ShapeID="_x0000_i1223" DrawAspect="Content" ObjectID="_1854160930" r:id="rId356"/>
               </w:object>
             </w:r>
           </w:p>
@@ -18137,10 +18188,10 @@
                 <w:position w:val="-12"/>
               </w:rPr>
               <w:object w:dxaOrig="639" w:dyaOrig="380" w14:anchorId="5A66CF58">
-                <v:shape id="_x0000_i1224" type="#_x0000_t75" style="width:32.45pt;height:18.8pt" o:ole="">
+                <v:shape id="_x0000_i1224" type="#_x0000_t75" style="width:32.25pt;height:18.75pt" o:ole="">
                   <v:imagedata r:id="rId357" o:title=""/>
                 </v:shape>
-                <o:OLEObject Type="Embed" ProgID="Equation.DSMT4" ShapeID="_x0000_i1224" DrawAspect="Content" ObjectID="_1853299128" r:id="rId358"/>
+                <o:OLEObject Type="Embed" ProgID="Equation.DSMT4" ShapeID="_x0000_i1224" DrawAspect="Content" ObjectID="_1854160931" r:id="rId358"/>
               </w:object>
             </w:r>
           </w:p>
@@ -18208,7 +18259,7 @@
                 <v:shape id="_x0000_i1225" type="#_x0000_t75" style="width:14.25pt;height:14.25pt" o:ole="">
                   <v:imagedata r:id="rId332" o:title=""/>
                 </v:shape>
-                <o:OLEObject Type="Embed" ProgID="Equation.DSMT4" ShapeID="_x0000_i1225" DrawAspect="Content" ObjectID="_1853299129" r:id="rId359"/>
+                <o:OLEObject Type="Embed" ProgID="Equation.DSMT4" ShapeID="_x0000_i1225" DrawAspect="Content" ObjectID="_1854160932" r:id="rId359"/>
               </w:object>
             </w:r>
           </w:p>
@@ -18278,10 +18329,10 @@
                 <w:position w:val="-12"/>
               </w:rPr>
               <w:object w:dxaOrig="639" w:dyaOrig="380" w14:anchorId="2AF610E1">
-                <v:shape id="_x0000_i1226" type="#_x0000_t75" style="width:32.45pt;height:18.8pt" o:ole="">
+                <v:shape id="_x0000_i1226" type="#_x0000_t75" style="width:32.25pt;height:18.75pt" o:ole="">
                   <v:imagedata r:id="rId360" o:title=""/>
                 </v:shape>
-                <o:OLEObject Type="Embed" ProgID="Equation.DSMT4" ShapeID="_x0000_i1226" DrawAspect="Content" ObjectID="_1853299130" r:id="rId361"/>
+                <o:OLEObject Type="Embed" ProgID="Equation.DSMT4" ShapeID="_x0000_i1226" DrawAspect="Content" ObjectID="_1854160933" r:id="rId361"/>
               </w:object>
             </w:r>
           </w:p>
@@ -18307,10 +18358,10 @@
                 <w:position w:val="-12"/>
               </w:rPr>
               <w:object w:dxaOrig="639" w:dyaOrig="380" w14:anchorId="71CD7061">
-                <v:shape id="_x0000_i1227" type="#_x0000_t75" style="width:32.45pt;height:18.8pt" o:ole="">
+                <v:shape id="_x0000_i1227" type="#_x0000_t75" style="width:32.25pt;height:18.75pt" o:ole="">
                   <v:imagedata r:id="rId362" o:title=""/>
                 </v:shape>
-                <o:OLEObject Type="Embed" ProgID="Equation.DSMT4" ShapeID="_x0000_i1227" DrawAspect="Content" ObjectID="_1853299131" r:id="rId363"/>
+                <o:OLEObject Type="Embed" ProgID="Equation.DSMT4" ShapeID="_x0000_i1227" DrawAspect="Content" ObjectID="_1854160934" r:id="rId363"/>
               </w:object>
             </w:r>
           </w:p>
@@ -18375,7 +18426,7 @@
                 <v:shape id="_x0000_i1228" type="#_x0000_t75" style="width:14.25pt;height:14.25pt" o:ole="">
                   <v:imagedata r:id="rId288" o:title=""/>
                 </v:shape>
-                <o:OLEObject Type="Embed" ProgID="Equation.DSMT4" ShapeID="_x0000_i1228" DrawAspect="Content" ObjectID="_1853299132" r:id="rId364"/>
+                <o:OLEObject Type="Embed" ProgID="Equation.DSMT4" ShapeID="_x0000_i1228" DrawAspect="Content" ObjectID="_1854160935" r:id="rId364"/>
               </w:object>
             </w:r>
           </w:p>
@@ -18442,10 +18493,10 @@
                 <w:position w:val="-12"/>
               </w:rPr>
               <w:object w:dxaOrig="800" w:dyaOrig="360" w14:anchorId="55050BA5">
-                <v:shape id="_x0000_i1229" type="#_x0000_t75" style="width:40.2pt;height:17.5pt" o:ole="">
+                <v:shape id="_x0000_i1229" type="#_x0000_t75" style="width:40.5pt;height:17.25pt" o:ole="">
                   <v:imagedata r:id="rId365" o:title=""/>
                 </v:shape>
-                <o:OLEObject Type="Embed" ProgID="Equation.DSMT4" ShapeID="_x0000_i1229" DrawAspect="Content" ObjectID="_1853299133" r:id="rId366"/>
+                <o:OLEObject Type="Embed" ProgID="Equation.DSMT4" ShapeID="_x0000_i1229" DrawAspect="Content" ObjectID="_1854160936" r:id="rId366"/>
               </w:object>
             </w:r>
           </w:p>
@@ -18471,10 +18522,10 @@
                 <w:position w:val="-12"/>
               </w:rPr>
               <w:object w:dxaOrig="800" w:dyaOrig="360" w14:anchorId="3AAC54D9">
-                <v:shape id="_x0000_i1230" type="#_x0000_t75" style="width:40.2pt;height:17.5pt" o:ole="">
+                <v:shape id="_x0000_i1230" type="#_x0000_t75" style="width:40.5pt;height:17.25pt" o:ole="">
                   <v:imagedata r:id="rId367" o:title=""/>
                 </v:shape>
-                <o:OLEObject Type="Embed" ProgID="Equation.DSMT4" ShapeID="_x0000_i1230" DrawAspect="Content" ObjectID="_1853299134" r:id="rId368"/>
+                <o:OLEObject Type="Embed" ProgID="Equation.DSMT4" ShapeID="_x0000_i1230" DrawAspect="Content" ObjectID="_1854160937" r:id="rId368"/>
               </w:object>
             </w:r>
           </w:p>
@@ -18539,7 +18590,7 @@
                 <v:shape id="_x0000_i1231" type="#_x0000_t75" style="width:14.25pt;height:14.25pt" o:ole="">
                   <v:imagedata r:id="rId288" o:title=""/>
                 </v:shape>
-                <o:OLEObject Type="Embed" ProgID="Equation.DSMT4" ShapeID="_x0000_i1231" DrawAspect="Content" ObjectID="_1853299135" r:id="rId369"/>
+                <o:OLEObject Type="Embed" ProgID="Equation.DSMT4" ShapeID="_x0000_i1231" DrawAspect="Content" ObjectID="_1854160938" r:id="rId369"/>
               </w:object>
             </w:r>
           </w:p>
@@ -18627,10 +18678,10 @@
                 <w:position w:val="-12"/>
               </w:rPr>
               <w:object w:dxaOrig="639" w:dyaOrig="380" w14:anchorId="668BCA82">
-                <v:shape id="_x0000_i1232" type="#_x0000_t75" style="width:32.45pt;height:18.8pt" o:ole="">
+                <v:shape id="_x0000_i1232" type="#_x0000_t75" style="width:32.25pt;height:18.75pt" o:ole="">
                   <v:imagedata r:id="rId370" o:title=""/>
                 </v:shape>
-                <o:OLEObject Type="Embed" ProgID="Equation.DSMT4" ShapeID="_x0000_i1232" DrawAspect="Content" ObjectID="_1853299136" r:id="rId371"/>
+                <o:OLEObject Type="Embed" ProgID="Equation.DSMT4" ShapeID="_x0000_i1232" DrawAspect="Content" ObjectID="_1854160939" r:id="rId371"/>
               </w:object>
             </w:r>
           </w:p>
@@ -18656,10 +18707,10 @@
                 <w:position w:val="-12"/>
               </w:rPr>
               <w:object w:dxaOrig="639" w:dyaOrig="380" w14:anchorId="4BE2205B">
-                <v:shape id="_x0000_i1233" type="#_x0000_t75" style="width:32.45pt;height:18.8pt" o:ole="">
+                <v:shape id="_x0000_i1233" type="#_x0000_t75" style="width:32.25pt;height:18.75pt" o:ole="">
                   <v:imagedata r:id="rId372" o:title=""/>
                 </v:shape>
-                <o:OLEObject Type="Embed" ProgID="Equation.DSMT4" ShapeID="_x0000_i1233" DrawAspect="Content" ObjectID="_1853299137" r:id="rId373"/>
+                <o:OLEObject Type="Embed" ProgID="Equation.DSMT4" ShapeID="_x0000_i1233" DrawAspect="Content" ObjectID="_1854160940" r:id="rId373"/>
               </w:object>
             </w:r>
           </w:p>
@@ -18685,10 +18736,10 @@
                 <w:position w:val="-12"/>
               </w:rPr>
               <w:object w:dxaOrig="720" w:dyaOrig="380" w14:anchorId="6A179BCE">
-                <v:shape id="_x0000_i1234" type="#_x0000_t75" style="width:36.3pt;height:18.8pt" o:ole="">
+                <v:shape id="_x0000_i1234" type="#_x0000_t75" style="width:36pt;height:18.75pt" o:ole="">
                   <v:imagedata r:id="rId374" o:title=""/>
                 </v:shape>
-                <o:OLEObject Type="Embed" ProgID="Equation.DSMT4" ShapeID="_x0000_i1234" DrawAspect="Content" ObjectID="_1853299138" r:id="rId375"/>
+                <o:OLEObject Type="Embed" ProgID="Equation.DSMT4" ShapeID="_x0000_i1234" DrawAspect="Content" ObjectID="_1854160941" r:id="rId375"/>
               </w:object>
             </w:r>
           </w:p>
@@ -18717,7 +18768,7 @@
                 <v:shape id="_x0000_i1235" type="#_x0000_t75" style="width:14.25pt;height:14.25pt" o:ole="">
                   <v:imagedata r:id="rId294" o:title=""/>
                 </v:shape>
-                <o:OLEObject Type="Embed" ProgID="Equation.DSMT4" ShapeID="_x0000_i1235" DrawAspect="Content" ObjectID="_1853299139" r:id="rId376"/>
+                <o:OLEObject Type="Embed" ProgID="Equation.DSMT4" ShapeID="_x0000_i1235" DrawAspect="Content" ObjectID="_1854160942" r:id="rId376"/>
               </w:object>
             </w:r>
           </w:p>
@@ -18741,6 +18792,7 @@
               <w:contextualSpacing/>
             </w:pPr>
             <w:r>
+              <w:lastRenderedPageBreak/>
               <w:t>Res</w:t>
             </w:r>
             <w:r>
@@ -18811,10 +18863,10 @@
                 <w:position w:val="-12"/>
               </w:rPr>
               <w:object w:dxaOrig="639" w:dyaOrig="380" w14:anchorId="58F1F7EB">
-                <v:shape id="_x0000_i1236" type="#_x0000_t75" style="width:32.45pt;height:18.8pt" o:ole="">
+                <v:shape id="_x0000_i1236" type="#_x0000_t75" style="width:32.25pt;height:18.75pt" o:ole="">
                   <v:imagedata r:id="rId377" o:title=""/>
                 </v:shape>
-                <o:OLEObject Type="Embed" ProgID="Equation.DSMT4" ShapeID="_x0000_i1236" DrawAspect="Content" ObjectID="_1853299140" r:id="rId378"/>
+                <o:OLEObject Type="Embed" ProgID="Equation.DSMT4" ShapeID="_x0000_i1236" DrawAspect="Content" ObjectID="_1854160943" r:id="rId378"/>
               </w:object>
             </w:r>
           </w:p>
@@ -18858,10 +18910,10 @@
                 <w:position w:val="-12"/>
               </w:rPr>
               <w:object w:dxaOrig="720" w:dyaOrig="380" w14:anchorId="27CFD79E">
-                <v:shape id="_x0000_i1237" type="#_x0000_t75" style="width:36.3pt;height:18.8pt" o:ole="">
+                <v:shape id="_x0000_i1237" type="#_x0000_t75" style="width:36pt;height:18.75pt" o:ole="">
                   <v:imagedata r:id="rId379" o:title=""/>
                 </v:shape>
-                <o:OLEObject Type="Embed" ProgID="Equation.DSMT4" ShapeID="_x0000_i1237" DrawAspect="Content" ObjectID="_1853299141" r:id="rId380"/>
+                <o:OLEObject Type="Embed" ProgID="Equation.DSMT4" ShapeID="_x0000_i1237" DrawAspect="Content" ObjectID="_1854160944" r:id="rId380"/>
               </w:object>
             </w:r>
           </w:p>
@@ -18890,7 +18942,7 @@
                 <v:shape id="_x0000_i1238" type="#_x0000_t75" style="width:14.25pt;height:14.25pt" o:ole="">
                   <v:imagedata r:id="rId276" o:title=""/>
                 </v:shape>
-                <o:OLEObject Type="Embed" ProgID="Equation.DSMT4" ShapeID="_x0000_i1238" DrawAspect="Content" ObjectID="_1853299142" r:id="rId381"/>
+                <o:OLEObject Type="Embed" ProgID="Equation.DSMT4" ShapeID="_x0000_i1238" DrawAspect="Content" ObjectID="_1854160945" r:id="rId381"/>
               </w:object>
             </w:r>
           </w:p>
@@ -18984,10 +19036,10 @@
                 <w:position w:val="-12"/>
               </w:rPr>
               <w:object w:dxaOrig="639" w:dyaOrig="380" w14:anchorId="545F815C">
-                <v:shape id="_x0000_i1239" type="#_x0000_t75" style="width:32.45pt;height:18.8pt" o:ole="">
+                <v:shape id="_x0000_i1239" type="#_x0000_t75" style="width:32.25pt;height:18.75pt" o:ole="">
                   <v:imagedata r:id="rId382" o:title=""/>
                 </v:shape>
-                <o:OLEObject Type="Embed" ProgID="Equation.DSMT4" ShapeID="_x0000_i1239" DrawAspect="Content" ObjectID="_1853299143" r:id="rId383"/>
+                <o:OLEObject Type="Embed" ProgID="Equation.DSMT4" ShapeID="_x0000_i1239" DrawAspect="Content" ObjectID="_1854160946" r:id="rId383"/>
               </w:object>
             </w:r>
           </w:p>
@@ -19031,10 +19083,10 @@
                 <w:position w:val="-12"/>
               </w:rPr>
               <w:object w:dxaOrig="720" w:dyaOrig="380" w14:anchorId="1CBA039A">
-                <v:shape id="_x0000_i1240" type="#_x0000_t75" style="width:36.3pt;height:18.8pt" o:ole="">
+                <v:shape id="_x0000_i1240" type="#_x0000_t75" style="width:36pt;height:18.75pt" o:ole="">
                   <v:imagedata r:id="rId384" o:title=""/>
                 </v:shape>
-                <o:OLEObject Type="Embed" ProgID="Equation.DSMT4" ShapeID="_x0000_i1240" DrawAspect="Content" ObjectID="_1853299144" r:id="rId385"/>
+                <o:OLEObject Type="Embed" ProgID="Equation.DSMT4" ShapeID="_x0000_i1240" DrawAspect="Content" ObjectID="_1854160947" r:id="rId385"/>
               </w:object>
             </w:r>
           </w:p>
@@ -19063,7 +19115,7 @@
                 <v:shape id="_x0000_i1241" type="#_x0000_t75" style="width:14.25pt;height:14.25pt" o:ole="">
                   <v:imagedata r:id="rId276" o:title=""/>
                 </v:shape>
-                <o:OLEObject Type="Embed" ProgID="Equation.DSMT4" ShapeID="_x0000_i1241" DrawAspect="Content" ObjectID="_1853299145" r:id="rId386"/>
+                <o:OLEObject Type="Embed" ProgID="Equation.DSMT4" ShapeID="_x0000_i1241" DrawAspect="Content" ObjectID="_1854160948" r:id="rId386"/>
               </w:object>
             </w:r>
           </w:p>
@@ -19112,10 +19164,10 @@
                 <w:position w:val="-12"/>
               </w:rPr>
               <w:object w:dxaOrig="720" w:dyaOrig="360" w14:anchorId="43DE3A01">
-                <v:shape id="_x0000_i1242" type="#_x0000_t75" style="width:36.3pt;height:17.5pt" o:ole="">
+                <v:shape id="_x0000_i1242" type="#_x0000_t75" style="width:36pt;height:17.25pt" o:ole="">
                   <v:imagedata r:id="rId387" o:title=""/>
                 </v:shape>
-                <o:OLEObject Type="Embed" ProgID="Equation.DSMT4" ShapeID="_x0000_i1242" DrawAspect="Content" ObjectID="_1853299146" r:id="rId388"/>
+                <o:OLEObject Type="Embed" ProgID="Equation.DSMT4" ShapeID="_x0000_i1242" DrawAspect="Content" ObjectID="_1854160949" r:id="rId388"/>
               </w:object>
             </w:r>
           </w:p>
@@ -19141,10 +19193,10 @@
                 <w:position w:val="-12"/>
               </w:rPr>
               <w:object w:dxaOrig="700" w:dyaOrig="360" w14:anchorId="089D9AC4">
-                <v:shape id="_x0000_i1243" type="#_x0000_t75" style="width:35.7pt;height:17.5pt" o:ole="">
+                <v:shape id="_x0000_i1243" type="#_x0000_t75" style="width:36pt;height:17.25pt" o:ole="">
                   <v:imagedata r:id="rId389" o:title=""/>
                 </v:shape>
-                <o:OLEObject Type="Embed" ProgID="Equation.DSMT4" ShapeID="_x0000_i1243" DrawAspect="Content" ObjectID="_1853299147" r:id="rId390"/>
+                <o:OLEObject Type="Embed" ProgID="Equation.DSMT4" ShapeID="_x0000_i1243" DrawAspect="Content" ObjectID="_1854160950" r:id="rId390"/>
               </w:object>
             </w:r>
           </w:p>
@@ -19170,10 +19222,10 @@
                 <w:position w:val="-12"/>
               </w:rPr>
               <w:object w:dxaOrig="700" w:dyaOrig="360" w14:anchorId="5A7842DA">
-                <v:shape id="_x0000_i1244" type="#_x0000_t75" style="width:35.7pt;height:17.5pt" o:ole="">
+                <v:shape id="_x0000_i1244" type="#_x0000_t75" style="width:36pt;height:17.25pt" o:ole="">
                   <v:imagedata r:id="rId391" o:title=""/>
                 </v:shape>
-                <o:OLEObject Type="Embed" ProgID="Equation.DSMT4" ShapeID="_x0000_i1244" DrawAspect="Content" ObjectID="_1853299148" r:id="rId392"/>
+                <o:OLEObject Type="Embed" ProgID="Equation.DSMT4" ShapeID="_x0000_i1244" DrawAspect="Content" ObjectID="_1854160951" r:id="rId392"/>
               </w:object>
             </w:r>
           </w:p>
@@ -19238,7 +19290,7 @@
                 <v:shape id="_x0000_i1245" type="#_x0000_t75" style="width:14.25pt;height:14.25pt" o:ole="">
                   <v:imagedata r:id="rId332" o:title=""/>
                 </v:shape>
-                <o:OLEObject Type="Embed" ProgID="Equation.DSMT4" ShapeID="_x0000_i1245" DrawAspect="Content" ObjectID="_1853299149" r:id="rId393"/>
+                <o:OLEObject Type="Embed" ProgID="Equation.DSMT4" ShapeID="_x0000_i1245" DrawAspect="Content" ObjectID="_1854160952" r:id="rId393"/>
               </w:object>
             </w:r>
           </w:p>
@@ -19262,7 +19314,6 @@
               <w:contextualSpacing/>
             </w:pPr>
             <w:r>
-              <w:lastRenderedPageBreak/>
               <w:t>C</w:t>
             </w:r>
             <w:r>
@@ -19351,10 +19402,10 @@
                 <w:position w:val="-12"/>
               </w:rPr>
               <w:object w:dxaOrig="499" w:dyaOrig="360" w14:anchorId="3A686BCF">
-                <v:shape id="_x0000_i1246" type="#_x0000_t75" style="width:24.65pt;height:17.5pt" o:ole="">
+                <v:shape id="_x0000_i1246" type="#_x0000_t75" style="width:24.75pt;height:17.25pt" o:ole="">
                   <v:imagedata r:id="rId394" o:title=""/>
                 </v:shape>
-                <o:OLEObject Type="Embed" ProgID="Equation.DSMT4" ShapeID="_x0000_i1246" DrawAspect="Content" ObjectID="_1853299150" r:id="rId395"/>
+                <o:OLEObject Type="Embed" ProgID="Equation.DSMT4" ShapeID="_x0000_i1246" DrawAspect="Content" ObjectID="_1854160953" r:id="rId395"/>
               </w:object>
             </w:r>
           </w:p>
@@ -19380,10 +19431,10 @@
                 <w:position w:val="-12"/>
               </w:rPr>
               <w:object w:dxaOrig="580" w:dyaOrig="360" w14:anchorId="1C07297B">
-                <v:shape id="_x0000_i1247" type="#_x0000_t75" style="width:29.2pt;height:17.5pt" o:ole="">
+                <v:shape id="_x0000_i1247" type="#_x0000_t75" style="width:29.25pt;height:17.25pt" o:ole="">
                   <v:imagedata r:id="rId396" o:title=""/>
                 </v:shape>
-                <o:OLEObject Type="Embed" ProgID="Equation.DSMT4" ShapeID="_x0000_i1247" DrawAspect="Content" ObjectID="_1853299151" r:id="rId397"/>
+                <o:OLEObject Type="Embed" ProgID="Equation.DSMT4" ShapeID="_x0000_i1247" DrawAspect="Content" ObjectID="_1854160954" r:id="rId397"/>
               </w:object>
             </w:r>
           </w:p>
@@ -19412,7 +19463,7 @@
                 <v:shape id="_x0000_i1248" type="#_x0000_t75" style="width:14.25pt;height:14.25pt" o:ole="">
                   <v:imagedata r:id="rId332" o:title=""/>
                 </v:shape>
-                <o:OLEObject Type="Embed" ProgID="Equation.DSMT4" ShapeID="_x0000_i1248" DrawAspect="Content" ObjectID="_1853299152" r:id="rId398"/>
+                <o:OLEObject Type="Embed" ProgID="Equation.DSMT4" ShapeID="_x0000_i1248" DrawAspect="Content" ObjectID="_1854160955" r:id="rId398"/>
               </w:object>
             </w:r>
           </w:p>
@@ -19440,10 +19491,10 @@
                 <w:position w:val="-4"/>
               </w:rPr>
               <w:object w:dxaOrig="220" w:dyaOrig="260" w14:anchorId="38C26E7D">
-                <v:shape id="_x0000_i1249" type="#_x0000_t75" style="width:11.05pt;height:12.95pt" o:ole="">
+                <v:shape id="_x0000_i1249" type="#_x0000_t75" style="width:11.25pt;height:12.75pt" o:ole="">
                   <v:imagedata r:id="rId399" o:title=""/>
                 </v:shape>
-                <o:OLEObject Type="Embed" ProgID="Equation.DSMT4" ShapeID="_x0000_i1249" DrawAspect="Content" ObjectID="_1853299153" r:id="rId400"/>
+                <o:OLEObject Type="Embed" ProgID="Equation.DSMT4" ShapeID="_x0000_i1249" DrawAspect="Content" ObjectID="_1854160956" r:id="rId400"/>
               </w:object>
             </w:r>
             <w:r>
@@ -19475,10 +19526,10 @@
                 <w:position w:val="-12"/>
               </w:rPr>
               <w:object w:dxaOrig="680" w:dyaOrig="360" w14:anchorId="7B0B8410">
-                <v:shape id="_x0000_i1250" type="#_x0000_t75" style="width:33.75pt;height:17.5pt" o:ole="">
+                <v:shape id="_x0000_i1250" type="#_x0000_t75" style="width:33.75pt;height:17.25pt" o:ole="">
                   <v:imagedata r:id="rId401" o:title=""/>
                 </v:shape>
-                <o:OLEObject Type="Embed" ProgID="Equation.DSMT4" ShapeID="_x0000_i1250" DrawAspect="Content" ObjectID="_1853299154" r:id="rId402"/>
+                <o:OLEObject Type="Embed" ProgID="Equation.DSMT4" ShapeID="_x0000_i1250" DrawAspect="Content" ObjectID="_1854160957" r:id="rId402"/>
               </w:object>
             </w:r>
           </w:p>
@@ -19504,10 +19555,10 @@
                 <w:position w:val="-12"/>
               </w:rPr>
               <w:object w:dxaOrig="660" w:dyaOrig="360" w14:anchorId="315E1A7C">
-                <v:shape id="_x0000_i1251" type="#_x0000_t75" style="width:33.75pt;height:17.5pt" o:ole="">
+                <v:shape id="_x0000_i1251" type="#_x0000_t75" style="width:33.75pt;height:17.25pt" o:ole="">
                   <v:imagedata r:id="rId403" o:title=""/>
                 </v:shape>
-                <o:OLEObject Type="Embed" ProgID="Equation.DSMT4" ShapeID="_x0000_i1251" DrawAspect="Content" ObjectID="_1853299155" r:id="rId404"/>
+                <o:OLEObject Type="Embed" ProgID="Equation.DSMT4" ShapeID="_x0000_i1251" DrawAspect="Content" ObjectID="_1854160958" r:id="rId404"/>
               </w:object>
             </w:r>
           </w:p>
@@ -19533,10 +19584,10 @@
                 <w:position w:val="-12"/>
               </w:rPr>
               <w:object w:dxaOrig="660" w:dyaOrig="360" w14:anchorId="01B6167B">
-                <v:shape id="_x0000_i1252" type="#_x0000_t75" style="width:33.75pt;height:17.5pt" o:ole="">
+                <v:shape id="_x0000_i1252" type="#_x0000_t75" style="width:33.75pt;height:17.25pt" o:ole="">
                   <v:imagedata r:id="rId405" o:title=""/>
                 </v:shape>
-                <o:OLEObject Type="Embed" ProgID="Equation.DSMT4" ShapeID="_x0000_i1252" DrawAspect="Content" ObjectID="_1853299156" r:id="rId406"/>
+                <o:OLEObject Type="Embed" ProgID="Equation.DSMT4" ShapeID="_x0000_i1252" DrawAspect="Content" ObjectID="_1854160959" r:id="rId406"/>
               </w:object>
             </w:r>
           </w:p>
@@ -19601,7 +19652,7 @@
                 <v:shape id="_x0000_i1253" type="#_x0000_t75" style="width:14.25pt;height:14.25pt" o:ole="">
                   <v:imagedata r:id="rId332" o:title=""/>
                 </v:shape>
-                <o:OLEObject Type="Embed" ProgID="Equation.DSMT4" ShapeID="_x0000_i1253" DrawAspect="Content" ObjectID="_1853299157" r:id="rId407"/>
+                <o:OLEObject Type="Embed" ProgID="Equation.DSMT4" ShapeID="_x0000_i1253" DrawAspect="Content" ObjectID="_1854160960" r:id="rId407"/>
               </w:object>
             </w:r>
           </w:p>
@@ -19629,10 +19680,10 @@
                 <w:position w:val="-4"/>
               </w:rPr>
               <w:object w:dxaOrig="220" w:dyaOrig="260" w14:anchorId="514F491C">
-                <v:shape id="_x0000_i1254" type="#_x0000_t75" style="width:11.05pt;height:12.95pt" o:ole="">
+                <v:shape id="_x0000_i1254" type="#_x0000_t75" style="width:11.25pt;height:12.75pt" o:ole="">
                   <v:imagedata r:id="rId399" o:title=""/>
                 </v:shape>
-                <o:OLEObject Type="Embed" ProgID="Equation.DSMT4" ShapeID="_x0000_i1254" DrawAspect="Content" ObjectID="_1853299158" r:id="rId408"/>
+                <o:OLEObject Type="Embed" ProgID="Equation.DSMT4" ShapeID="_x0000_i1254" DrawAspect="Content" ObjectID="_1854160961" r:id="rId408"/>
               </w:object>
             </w:r>
             <w:r>
@@ -19682,10 +19733,10 @@
                 <w:position w:val="-12"/>
               </w:rPr>
               <w:object w:dxaOrig="620" w:dyaOrig="360" w14:anchorId="16639EBB">
-                <v:shape id="_x0000_i1255" type="#_x0000_t75" style="width:31.15pt;height:17.5pt" o:ole="">
+                <v:shape id="_x0000_i1255" type="#_x0000_t75" style="width:31.5pt;height:17.25pt" o:ole="">
                   <v:imagedata r:id="rId409" o:title=""/>
                 </v:shape>
-                <o:OLEObject Type="Embed" ProgID="Equation.DSMT4" ShapeID="_x0000_i1255" DrawAspect="Content" ObjectID="_1853299159" r:id="rId410"/>
+                <o:OLEObject Type="Embed" ProgID="Equation.DSMT4" ShapeID="_x0000_i1255" DrawAspect="Content" ObjectID="_1854160962" r:id="rId410"/>
               </w:object>
             </w:r>
           </w:p>
@@ -19711,10 +19762,10 @@
                 <w:position w:val="-12"/>
               </w:rPr>
               <w:object w:dxaOrig="620" w:dyaOrig="360" w14:anchorId="15709CF8">
-                <v:shape id="_x0000_i1256" type="#_x0000_t75" style="width:31.15pt;height:17.5pt" o:ole="">
+                <v:shape id="_x0000_i1256" type="#_x0000_t75" style="width:31.5pt;height:17.25pt" o:ole="">
                   <v:imagedata r:id="rId411" o:title=""/>
                 </v:shape>
-                <o:OLEObject Type="Embed" ProgID="Equation.DSMT4" ShapeID="_x0000_i1256" DrawAspect="Content" ObjectID="_1853299160" r:id="rId412"/>
+                <o:OLEObject Type="Embed" ProgID="Equation.DSMT4" ShapeID="_x0000_i1256" DrawAspect="Content" ObjectID="_1854160963" r:id="rId412"/>
               </w:object>
             </w:r>
           </w:p>
@@ -19779,7 +19830,7 @@
                 <v:shape id="_x0000_i1257" type="#_x0000_t75" style="width:14.25pt;height:14.25pt" o:ole="">
                   <v:imagedata r:id="rId288" o:title=""/>
                 </v:shape>
-                <o:OLEObject Type="Embed" ProgID="Equation.DSMT4" ShapeID="_x0000_i1257" DrawAspect="Content" ObjectID="_1853299161" r:id="rId413"/>
+                <o:OLEObject Type="Embed" ProgID="Equation.DSMT4" ShapeID="_x0000_i1257" DrawAspect="Content" ObjectID="_1854160964" r:id="rId413"/>
               </w:object>
             </w:r>
           </w:p>
@@ -19807,10 +19858,10 @@
                 <w:position w:val="-4"/>
               </w:rPr>
               <w:object w:dxaOrig="220" w:dyaOrig="260" w14:anchorId="3A866C8B">
-                <v:shape id="_x0000_i1258" type="#_x0000_t75" style="width:11.05pt;height:12.95pt" o:ole="">
+                <v:shape id="_x0000_i1258" type="#_x0000_t75" style="width:11.25pt;height:12.75pt" o:ole="">
                   <v:imagedata r:id="rId399" o:title=""/>
                 </v:shape>
-                <o:OLEObject Type="Embed" ProgID="Equation.DSMT4" ShapeID="_x0000_i1258" DrawAspect="Content" ObjectID="_1853299162" r:id="rId414"/>
+                <o:OLEObject Type="Embed" ProgID="Equation.DSMT4" ShapeID="_x0000_i1258" DrawAspect="Content" ObjectID="_1854160965" r:id="rId414"/>
               </w:object>
             </w:r>
             <w:r>
@@ -19878,10 +19929,10 @@
                 <w:position w:val="-12"/>
               </w:rPr>
               <w:object w:dxaOrig="639" w:dyaOrig="360" w14:anchorId="790CC284">
-                <v:shape id="_x0000_i1259" type="#_x0000_t75" style="width:32.45pt;height:17.5pt" o:ole="">
+                <v:shape id="_x0000_i1259" type="#_x0000_t75" style="width:32.25pt;height:17.25pt" o:ole="">
                   <v:imagedata r:id="rId415" o:title=""/>
                 </v:shape>
-                <o:OLEObject Type="Embed" ProgID="Equation.DSMT4" ShapeID="_x0000_i1259" DrawAspect="Content" ObjectID="_1853299163" r:id="rId416"/>
+                <o:OLEObject Type="Embed" ProgID="Equation.DSMT4" ShapeID="_x0000_i1259" DrawAspect="Content" ObjectID="_1854160966" r:id="rId416"/>
               </w:object>
             </w:r>
           </w:p>
@@ -19907,10 +19958,10 @@
                 <w:position w:val="-12"/>
               </w:rPr>
               <w:object w:dxaOrig="639" w:dyaOrig="360" w14:anchorId="39A76EA3">
-                <v:shape id="_x0000_i1260" type="#_x0000_t75" style="width:32.45pt;height:17.5pt" o:ole="">
+                <v:shape id="_x0000_i1260" type="#_x0000_t75" style="width:32.25pt;height:17.25pt" o:ole="">
                   <v:imagedata r:id="rId417" o:title=""/>
                 </v:shape>
-                <o:OLEObject Type="Embed" ProgID="Equation.DSMT4" ShapeID="_x0000_i1260" DrawAspect="Content" ObjectID="_1853299164" r:id="rId418"/>
+                <o:OLEObject Type="Embed" ProgID="Equation.DSMT4" ShapeID="_x0000_i1260" DrawAspect="Content" ObjectID="_1854160967" r:id="rId418"/>
               </w:object>
             </w:r>
           </w:p>
@@ -19936,10 +19987,10 @@
                 <w:position w:val="-12"/>
               </w:rPr>
               <w:object w:dxaOrig="720" w:dyaOrig="360" w14:anchorId="2DF43521">
-                <v:shape id="_x0000_i1261" type="#_x0000_t75" style="width:36.3pt;height:17.5pt" o:ole="">
+                <v:shape id="_x0000_i1261" type="#_x0000_t75" style="width:36pt;height:17.25pt" o:ole="">
                   <v:imagedata r:id="rId419" o:title=""/>
                 </v:shape>
-                <o:OLEObject Type="Embed" ProgID="Equation.DSMT4" ShapeID="_x0000_i1261" DrawAspect="Content" ObjectID="_1853299165" r:id="rId420"/>
+                <o:OLEObject Type="Embed" ProgID="Equation.DSMT4" ShapeID="_x0000_i1261" DrawAspect="Content" ObjectID="_1854160968" r:id="rId420"/>
               </w:object>
             </w:r>
           </w:p>
@@ -19968,7 +20019,7 @@
                 <v:shape id="_x0000_i1262" type="#_x0000_t75" style="width:14.25pt;height:14.25pt" o:ole="">
                   <v:imagedata r:id="rId259" o:title=""/>
                 </v:shape>
-                <o:OLEObject Type="Embed" ProgID="Equation.DSMT4" ShapeID="_x0000_i1262" DrawAspect="Content" ObjectID="_1853299166" r:id="rId421"/>
+                <o:OLEObject Type="Embed" ProgID="Equation.DSMT4" ShapeID="_x0000_i1262" DrawAspect="Content" ObjectID="_1854160969" r:id="rId421"/>
               </w:object>
             </w:r>
           </w:p>
@@ -19996,10 +20047,10 @@
                 <w:position w:val="-4"/>
               </w:rPr>
               <w:object w:dxaOrig="220" w:dyaOrig="260" w14:anchorId="2AFA6EF5">
-                <v:shape id="_x0000_i1263" type="#_x0000_t75" style="width:11.05pt;height:12.95pt" o:ole="">
+                <v:shape id="_x0000_i1263" type="#_x0000_t75" style="width:11.25pt;height:12.75pt" o:ole="">
                   <v:imagedata r:id="rId399" o:title=""/>
                 </v:shape>
-                <o:OLEObject Type="Embed" ProgID="Equation.DSMT4" ShapeID="_x0000_i1263" DrawAspect="Content" ObjectID="_1853299167" r:id="rId422"/>
+                <o:OLEObject Type="Embed" ProgID="Equation.DSMT4" ShapeID="_x0000_i1263" DrawAspect="Content" ObjectID="_1854160970" r:id="rId422"/>
               </w:object>
             </w:r>
             <w:r>
@@ -20028,10 +20079,10 @@
                 <w:position w:val="-12"/>
               </w:rPr>
               <w:object w:dxaOrig="740" w:dyaOrig="360" w14:anchorId="2361F5B9">
-                <v:shape id="_x0000_i1264" type="#_x0000_t75" style="width:36.3pt;height:17.5pt" o:ole="">
+                <v:shape id="_x0000_i1264" type="#_x0000_t75" style="width:36pt;height:17.25pt" o:ole="">
                   <v:imagedata r:id="rId423" o:title=""/>
                 </v:shape>
-                <o:OLEObject Type="Embed" ProgID="Equation.DSMT4" ShapeID="_x0000_i1264" DrawAspect="Content" ObjectID="_1853299168" r:id="rId424"/>
+                <o:OLEObject Type="Embed" ProgID="Equation.DSMT4" ShapeID="_x0000_i1264" DrawAspect="Content" ObjectID="_1854160971" r:id="rId424"/>
               </w:object>
             </w:r>
           </w:p>
@@ -20057,10 +20108,10 @@
                 <w:position w:val="-12"/>
               </w:rPr>
               <w:object w:dxaOrig="720" w:dyaOrig="360" w14:anchorId="2EAA9D03">
-                <v:shape id="_x0000_i1265" type="#_x0000_t75" style="width:36.3pt;height:17.5pt" o:ole="">
+                <v:shape id="_x0000_i1265" type="#_x0000_t75" style="width:36pt;height:17.25pt" o:ole="">
                   <v:imagedata r:id="rId425" o:title=""/>
                 </v:shape>
-                <o:OLEObject Type="Embed" ProgID="Equation.DSMT4" ShapeID="_x0000_i1265" DrawAspect="Content" ObjectID="_1853299169" r:id="rId426"/>
+                <o:OLEObject Type="Embed" ProgID="Equation.DSMT4" ShapeID="_x0000_i1265" DrawAspect="Content" ObjectID="_1854160972" r:id="rId426"/>
               </w:object>
             </w:r>
           </w:p>
@@ -20086,10 +20137,10 @@
                 <w:position w:val="-12"/>
               </w:rPr>
               <w:object w:dxaOrig="720" w:dyaOrig="360" w14:anchorId="69DDCCE0">
-                <v:shape id="_x0000_i1266" type="#_x0000_t75" style="width:36.3pt;height:17.5pt" o:ole="">
+                <v:shape id="_x0000_i1266" type="#_x0000_t75" style="width:36pt;height:17.25pt" o:ole="">
                   <v:imagedata r:id="rId427" o:title=""/>
                 </v:shape>
-                <o:OLEObject Type="Embed" ProgID="Equation.DSMT4" ShapeID="_x0000_i1266" DrawAspect="Content" ObjectID="_1853299170" r:id="rId428"/>
+                <o:OLEObject Type="Embed" ProgID="Equation.DSMT4" ShapeID="_x0000_i1266" DrawAspect="Content" ObjectID="_1854160973" r:id="rId428"/>
               </w:object>
             </w:r>
           </w:p>
@@ -20115,10 +20166,10 @@
                 <w:position w:val="-12"/>
               </w:rPr>
               <w:object w:dxaOrig="740" w:dyaOrig="360" w14:anchorId="3EB46C36">
-                <v:shape id="_x0000_i1267" type="#_x0000_t75" style="width:36.3pt;height:17.5pt" o:ole="">
+                <v:shape id="_x0000_i1267" type="#_x0000_t75" style="width:36pt;height:17.25pt" o:ole="">
                   <v:imagedata r:id="rId429" o:title=""/>
                 </v:shape>
-                <o:OLEObject Type="Embed" ProgID="Equation.DSMT4" ShapeID="_x0000_i1267" DrawAspect="Content" ObjectID="_1853299171" r:id="rId430"/>
+                <o:OLEObject Type="Embed" ProgID="Equation.DSMT4" ShapeID="_x0000_i1267" DrawAspect="Content" ObjectID="_1854160974" r:id="rId430"/>
               </w:object>
             </w:r>
           </w:p>
@@ -20144,10 +20195,10 @@
                 <w:position w:val="-12"/>
               </w:rPr>
               <w:object w:dxaOrig="820" w:dyaOrig="360" w14:anchorId="590D3F29">
-                <v:shape id="_x0000_i1268" type="#_x0000_t75" style="width:40.85pt;height:17.5pt" o:ole="">
+                <v:shape id="_x0000_i1268" type="#_x0000_t75" style="width:40.5pt;height:17.25pt" o:ole="">
                   <v:imagedata r:id="rId431" o:title=""/>
                 </v:shape>
-                <o:OLEObject Type="Embed" ProgID="Equation.DSMT4" ShapeID="_x0000_i1268" DrawAspect="Content" ObjectID="_1853299172" r:id="rId432"/>
+                <o:OLEObject Type="Embed" ProgID="Equation.DSMT4" ShapeID="_x0000_i1268" DrawAspect="Content" ObjectID="_1854160975" r:id="rId432"/>
               </w:object>
             </w:r>
           </w:p>
@@ -20176,7 +20227,7 @@
                 <v:shape id="_x0000_i1269" type="#_x0000_t75" style="width:14.25pt;height:14.25pt" o:ole="">
                   <v:imagedata r:id="rId294" o:title=""/>
                 </v:shape>
-                <o:OLEObject Type="Embed" ProgID="Equation.DSMT4" ShapeID="_x0000_i1269" DrawAspect="Content" ObjectID="_1853299173" r:id="rId433"/>
+                <o:OLEObject Type="Embed" ProgID="Equation.DSMT4" ShapeID="_x0000_i1269" DrawAspect="Content" ObjectID="_1854160976" r:id="rId433"/>
               </w:object>
             </w:r>
           </w:p>
@@ -20204,10 +20255,10 @@
                 <w:position w:val="-4"/>
               </w:rPr>
               <w:object w:dxaOrig="220" w:dyaOrig="260" w14:anchorId="306E1881">
-                <v:shape id="_x0000_i1270" type="#_x0000_t75" style="width:11.05pt;height:12.95pt" o:ole="">
+                <v:shape id="_x0000_i1270" type="#_x0000_t75" style="width:11.25pt;height:12.75pt" o:ole="">
                   <v:imagedata r:id="rId399" o:title=""/>
                 </v:shape>
-                <o:OLEObject Type="Embed" ProgID="Equation.DSMT4" ShapeID="_x0000_i1270" DrawAspect="Content" ObjectID="_1853299174" r:id="rId434"/>
+                <o:OLEObject Type="Embed" ProgID="Equation.DSMT4" ShapeID="_x0000_i1270" DrawAspect="Content" ObjectID="_1854160977" r:id="rId434"/>
               </w:object>
             </w:r>
             <w:r>
@@ -20278,10 +20329,10 @@
                 <w:position w:val="-12"/>
               </w:rPr>
               <w:object w:dxaOrig="639" w:dyaOrig="360" w14:anchorId="127CC90E">
-                <v:shape id="_x0000_i1271" type="#_x0000_t75" style="width:32.45pt;height:17.5pt" o:ole="">
+                <v:shape id="_x0000_i1271" type="#_x0000_t75" style="width:32.25pt;height:17.25pt" o:ole="">
                   <v:imagedata r:id="rId435" o:title=""/>
                 </v:shape>
-                <o:OLEObject Type="Embed" ProgID="Equation.DSMT4" ShapeID="_x0000_i1271" DrawAspect="Content" ObjectID="_1853299175" r:id="rId436"/>
+                <o:OLEObject Type="Embed" ProgID="Equation.DSMT4" ShapeID="_x0000_i1271" DrawAspect="Content" ObjectID="_1854160978" r:id="rId436"/>
               </w:object>
             </w:r>
           </w:p>
@@ -20325,10 +20376,10 @@
                 <w:position w:val="-12"/>
               </w:rPr>
               <w:object w:dxaOrig="720" w:dyaOrig="360" w14:anchorId="5C52224E">
-                <v:shape id="_x0000_i1272" type="#_x0000_t75" style="width:36.3pt;height:17.5pt" o:ole="">
+                <v:shape id="_x0000_i1272" type="#_x0000_t75" style="width:36pt;height:17.25pt" o:ole="">
                   <v:imagedata r:id="rId437" o:title=""/>
                 </v:shape>
-                <o:OLEObject Type="Embed" ProgID="Equation.DSMT4" ShapeID="_x0000_i1272" DrawAspect="Content" ObjectID="_1853299176" r:id="rId438"/>
+                <o:OLEObject Type="Embed" ProgID="Equation.DSMT4" ShapeID="_x0000_i1272" DrawAspect="Content" ObjectID="_1854160979" r:id="rId438"/>
               </w:object>
             </w:r>
           </w:p>
@@ -20357,7 +20408,7 @@
                 <v:shape id="_x0000_i1273" type="#_x0000_t75" style="width:14.25pt;height:14.25pt" o:ole="">
                   <v:imagedata r:id="rId276" o:title=""/>
                 </v:shape>
-                <o:OLEObject Type="Embed" ProgID="Equation.DSMT4" ShapeID="_x0000_i1273" DrawAspect="Content" ObjectID="_1853299177" r:id="rId439"/>
+                <o:OLEObject Type="Embed" ProgID="Equation.DSMT4" ShapeID="_x0000_i1273" DrawAspect="Content" ObjectID="_1854160980" r:id="rId439"/>
               </w:object>
             </w:r>
           </w:p>
@@ -20385,10 +20436,10 @@
                 <w:position w:val="-4"/>
               </w:rPr>
               <w:object w:dxaOrig="220" w:dyaOrig="260" w14:anchorId="71C48FCF">
-                <v:shape id="_x0000_i1274" type="#_x0000_t75" style="width:11.05pt;height:12.95pt" o:ole="">
+                <v:shape id="_x0000_i1274" type="#_x0000_t75" style="width:11.25pt;height:12.75pt" o:ole="">
                   <v:imagedata r:id="rId399" o:title=""/>
                 </v:shape>
-                <o:OLEObject Type="Embed" ProgID="Equation.DSMT4" ShapeID="_x0000_i1274" DrawAspect="Content" ObjectID="_1853299178" r:id="rId440"/>
+                <o:OLEObject Type="Embed" ProgID="Equation.DSMT4" ShapeID="_x0000_i1274" DrawAspect="Content" ObjectID="_1854160981" r:id="rId440"/>
               </w:object>
             </w:r>
             <w:r>
@@ -20420,10 +20471,10 @@
                 <w:position w:val="-12"/>
               </w:rPr>
               <w:object w:dxaOrig="660" w:dyaOrig="360" w14:anchorId="780FA3FD">
-                <v:shape id="_x0000_i1275" type="#_x0000_t75" style="width:33.75pt;height:17.5pt" o:ole="">
+                <v:shape id="_x0000_i1275" type="#_x0000_t75" style="width:33.75pt;height:17.25pt" o:ole="">
                   <v:imagedata r:id="rId441" o:title=""/>
                 </v:shape>
-                <o:OLEObject Type="Embed" ProgID="Equation.DSMT4" ShapeID="_x0000_i1275" DrawAspect="Content" ObjectID="_1853299179" r:id="rId442"/>
+                <o:OLEObject Type="Embed" ProgID="Equation.DSMT4" ShapeID="_x0000_i1275" DrawAspect="Content" ObjectID="_1854160982" r:id="rId442"/>
               </w:object>
             </w:r>
           </w:p>
@@ -20449,10 +20500,10 @@
                 <w:position w:val="-12"/>
               </w:rPr>
               <w:object w:dxaOrig="639" w:dyaOrig="360" w14:anchorId="276D591A">
-                <v:shape id="_x0000_i1276" type="#_x0000_t75" style="width:32.45pt;height:17.5pt" o:ole="">
+                <v:shape id="_x0000_i1276" type="#_x0000_t75" style="width:32.25pt;height:17.25pt" o:ole="">
                   <v:imagedata r:id="rId443" o:title=""/>
                 </v:shape>
-                <o:OLEObject Type="Embed" ProgID="Equation.DSMT4" ShapeID="_x0000_i1276" DrawAspect="Content" ObjectID="_1853299180" r:id="rId444"/>
+                <o:OLEObject Type="Embed" ProgID="Equation.DSMT4" ShapeID="_x0000_i1276" DrawAspect="Content" ObjectID="_1854160983" r:id="rId444"/>
               </w:object>
             </w:r>
           </w:p>
@@ -20478,10 +20529,10 @@
                 <w:position w:val="-12"/>
               </w:rPr>
               <w:object w:dxaOrig="639" w:dyaOrig="360" w14:anchorId="199A341F">
-                <v:shape id="_x0000_i1277" type="#_x0000_t75" style="width:32.45pt;height:17.5pt" o:ole="">
+                <v:shape id="_x0000_i1277" type="#_x0000_t75" style="width:32.25pt;height:17.25pt" o:ole="">
                   <v:imagedata r:id="rId445" o:title=""/>
                 </v:shape>
-                <o:OLEObject Type="Embed" ProgID="Equation.DSMT4" ShapeID="_x0000_i1277" DrawAspect="Content" ObjectID="_1853299181" r:id="rId446"/>
+                <o:OLEObject Type="Embed" ProgID="Equation.DSMT4" ShapeID="_x0000_i1277" DrawAspect="Content" ObjectID="_1854160984" r:id="rId446"/>
               </w:object>
             </w:r>
           </w:p>
@@ -20546,7 +20597,7 @@
                 <v:shape id="_x0000_i1278" type="#_x0000_t75" style="width:14.25pt;height:14.25pt" o:ole="">
                   <v:imagedata r:id="rId276" o:title=""/>
                 </v:shape>
-                <o:OLEObject Type="Embed" ProgID="Equation.DSMT4" ShapeID="_x0000_i1278" DrawAspect="Content" ObjectID="_1853299182" r:id="rId447"/>
+                <o:OLEObject Type="Embed" ProgID="Equation.DSMT4" ShapeID="_x0000_i1278" DrawAspect="Content" ObjectID="_1854160985" r:id="rId447"/>
               </w:object>
             </w:r>
           </w:p>
@@ -20572,10 +20623,10 @@
                 <w:position w:val="-4"/>
               </w:rPr>
               <w:object w:dxaOrig="220" w:dyaOrig="240" w14:anchorId="54BE3350">
-                <v:shape id="_x0000_i1279" type="#_x0000_t75" style="width:13.6pt;height:14.25pt" o:ole="">
+                <v:shape id="_x0000_i1279" type="#_x0000_t75" style="width:13.5pt;height:14.25pt" o:ole="">
                   <v:imagedata r:id="rId251" o:title=""/>
                 </v:shape>
-                <o:OLEObject Type="Embed" ProgID="Equation.DSMT4" ShapeID="_x0000_i1279" DrawAspect="Content" ObjectID="_1853299183" r:id="rId448"/>
+                <o:OLEObject Type="Embed" ProgID="Equation.DSMT4" ShapeID="_x0000_i1279" DrawAspect="Content" ObjectID="_1854160986" r:id="rId448"/>
               </w:object>
             </w:r>
           </w:p>
@@ -20602,7 +20653,7 @@
                 <v:shape id="_x0000_i1280" type="#_x0000_t75" style="width:14.25pt;height:14.25pt" o:ole="">
                   <v:imagedata r:id="rId315" o:title=""/>
                 </v:shape>
-                <o:OLEObject Type="Embed" ProgID="Equation.DSMT4" ShapeID="_x0000_i1280" DrawAspect="Content" ObjectID="_1853299184" r:id="rId449"/>
+                <o:OLEObject Type="Embed" ProgID="Equation.DSMT4" ShapeID="_x0000_i1280" DrawAspect="Content" ObjectID="_1854160987" r:id="rId449"/>
               </w:object>
             </w:r>
           </w:p>
@@ -20629,7 +20680,7 @@
                 <v:shape id="_x0000_i1281" type="#_x0000_t75" style="width:14.25pt;height:14.25pt" o:ole="">
                   <v:imagedata r:id="rId317" o:title=""/>
                 </v:shape>
-                <o:OLEObject Type="Embed" ProgID="Equation.DSMT4" ShapeID="_x0000_i1281" DrawAspect="Content" ObjectID="_1853299185" r:id="rId450"/>
+                <o:OLEObject Type="Embed" ProgID="Equation.DSMT4" ShapeID="_x0000_i1281" DrawAspect="Content" ObjectID="_1854160988" r:id="rId450"/>
               </w:object>
             </w:r>
           </w:p>
@@ -20656,7 +20707,7 @@
                 <v:shape id="_x0000_i1282" type="#_x0000_t75" style="width:14.25pt;height:14.25pt" o:ole="">
                   <v:imagedata r:id="rId319" o:title=""/>
                 </v:shape>
-                <o:OLEObject Type="Embed" ProgID="Equation.DSMT4" ShapeID="_x0000_i1282" DrawAspect="Content" ObjectID="_1853299186" r:id="rId451"/>
+                <o:OLEObject Type="Embed" ProgID="Equation.DSMT4" ShapeID="_x0000_i1282" DrawAspect="Content" ObjectID="_1854160989" r:id="rId451"/>
               </w:object>
             </w:r>
           </w:p>
@@ -20683,7 +20734,7 @@
                 <v:shape id="_x0000_i1283" type="#_x0000_t75" style="width:14.25pt;height:14.25pt" o:ole="">
                   <v:imagedata r:id="rId321" o:title=""/>
                 </v:shape>
-                <o:OLEObject Type="Embed" ProgID="Equation.DSMT4" ShapeID="_x0000_i1283" DrawAspect="Content" ObjectID="_1853299187" r:id="rId452"/>
+                <o:OLEObject Type="Embed" ProgID="Equation.DSMT4" ShapeID="_x0000_i1283" DrawAspect="Content" ObjectID="_1854160990" r:id="rId452"/>
               </w:object>
             </w:r>
           </w:p>
@@ -20710,7 +20761,7 @@
                 <v:shape id="_x0000_i1284" type="#_x0000_t75" style="width:14.25pt;height:14.25pt" o:ole="">
                   <v:imagedata r:id="rId323" o:title=""/>
                 </v:shape>
-                <o:OLEObject Type="Embed" ProgID="Equation.DSMT4" ShapeID="_x0000_i1284" DrawAspect="Content" ObjectID="_1853299188" r:id="rId453"/>
+                <o:OLEObject Type="Embed" ProgID="Equation.DSMT4" ShapeID="_x0000_i1284" DrawAspect="Content" ObjectID="_1854160991" r:id="rId453"/>
               </w:object>
             </w:r>
           </w:p>
@@ -20737,7 +20788,7 @@
                 <v:shape id="_x0000_i1285" type="#_x0000_t75" style="width:14.25pt;height:14.25pt" o:ole="">
                   <v:imagedata r:id="rId325" o:title=""/>
                 </v:shape>
-                <o:OLEObject Type="Embed" ProgID="Equation.DSMT4" ShapeID="_x0000_i1285" DrawAspect="Content" ObjectID="_1853299189" r:id="rId454"/>
+                <o:OLEObject Type="Embed" ProgID="Equation.DSMT4" ShapeID="_x0000_i1285" DrawAspect="Content" ObjectID="_1854160992" r:id="rId454"/>
               </w:object>
             </w:r>
           </w:p>
@@ -20862,13 +20913,13 @@
         <w:tblLook w:val="04A0" w:firstRow="1" w:lastRow="0" w:firstColumn="1" w:lastColumn="0" w:noHBand="0" w:noVBand="1"/>
       </w:tblPr>
       <w:tblGrid>
-        <w:gridCol w:w="1530"/>
+        <w:gridCol w:w="1529"/>
         <w:gridCol w:w="1517"/>
         <w:gridCol w:w="1416"/>
         <w:gridCol w:w="1360"/>
         <w:gridCol w:w="1498"/>
-        <w:gridCol w:w="1473"/>
-        <w:gridCol w:w="499"/>
+        <w:gridCol w:w="1472"/>
+        <w:gridCol w:w="501"/>
       </w:tblGrid>
       <w:tr>
         <w:tc>
@@ -21012,10 +21063,10 @@
                 <w:position w:val="-4"/>
               </w:rPr>
               <w:object w:dxaOrig="220" w:dyaOrig="240" w14:anchorId="7F31B8ED">
-                <v:shape id="_x0000_i1286" type="#_x0000_t75" style="width:13.6pt;height:14.25pt" o:ole="">
+                <v:shape id="_x0000_i1286" type="#_x0000_t75" style="width:13.5pt;height:14.25pt" o:ole="">
                   <v:imagedata r:id="rId251" o:title=""/>
                 </v:shape>
-                <o:OLEObject Type="Embed" ProgID="Equation.DSMT4" ShapeID="_x0000_i1286" DrawAspect="Content" ObjectID="_1853299190" r:id="rId455"/>
+                <o:OLEObject Type="Embed" ProgID="Equation.DSMT4" ShapeID="_x0000_i1286" DrawAspect="Content" ObjectID="_1854160993" r:id="rId455"/>
               </w:object>
             </w:r>
           </w:p>
@@ -21043,10 +21094,10 @@
                 <w:position w:val="-4"/>
               </w:rPr>
               <w:object w:dxaOrig="220" w:dyaOrig="260" w14:anchorId="319048AC">
-                <v:shape id="_x0000_i1287" type="#_x0000_t75" style="width:11.05pt;height:12.95pt" o:ole="">
+                <v:shape id="_x0000_i1287" type="#_x0000_t75" style="width:11.25pt;height:12.75pt" o:ole="">
                   <v:imagedata r:id="rId399" o:title=""/>
                 </v:shape>
-                <o:OLEObject Type="Embed" ProgID="Equation.DSMT4" ShapeID="_x0000_i1287" DrawAspect="Content" ObjectID="_1853299191" r:id="rId456"/>
+                <o:OLEObject Type="Embed" ProgID="Equation.DSMT4" ShapeID="_x0000_i1287" DrawAspect="Content" ObjectID="_1854160994" r:id="rId456"/>
               </w:object>
             </w:r>
             <w:r>
@@ -21093,10 +21144,10 @@
                 <w:position w:val="-12"/>
               </w:rPr>
               <w:object w:dxaOrig="480" w:dyaOrig="360" w14:anchorId="0740A99B">
-                <v:shape id="_x0000_i1288" type="#_x0000_t75" style="width:23.35pt;height:17.5pt" o:ole="">
+                <v:shape id="_x0000_i1288" type="#_x0000_t75" style="width:23.25pt;height:17.25pt" o:ole="">
                   <v:imagedata r:id="rId457" o:title=""/>
                 </v:shape>
-                <o:OLEObject Type="Embed" ProgID="Equation.DSMT4" ShapeID="_x0000_i1288" DrawAspect="Content" ObjectID="_1853299192" r:id="rId458"/>
+                <o:OLEObject Type="Embed" ProgID="Equation.DSMT4" ShapeID="_x0000_i1288" DrawAspect="Content" ObjectID="_1854160995" r:id="rId458"/>
               </w:object>
             </w:r>
           </w:p>
@@ -21122,10 +21173,10 @@
                 <w:position w:val="-12"/>
               </w:rPr>
               <w:object w:dxaOrig="480" w:dyaOrig="360" w14:anchorId="56B75ED9">
-                <v:shape id="_x0000_i1289" type="#_x0000_t75" style="width:23.35pt;height:17.5pt" o:ole="">
+                <v:shape id="_x0000_i1289" type="#_x0000_t75" style="width:23.25pt;height:17.25pt" o:ole="">
                   <v:imagedata r:id="rId459" o:title=""/>
                 </v:shape>
-                <o:OLEObject Type="Embed" ProgID="Equation.DSMT4" ShapeID="_x0000_i1289" DrawAspect="Conte